--- a/Mechanical Note.docx
+++ b/Mechanical Note.docx
@@ -58,7 +58,7 @@
           </w:tcPr>
           <w:p>
             <w:pPr>
-              <w:pStyle w:val="NoSpacing"/>
+              <w:pStyle w:val="ae"/>
               <w:spacing w:line="220" w:lineRule="exact"/>
               <w:jc w:val="center"/>
               <w:rPr>
@@ -84,7 +84,7 @@
           </w:tcPr>
           <w:p>
             <w:pPr>
-              <w:pStyle w:val="NoSpacing"/>
+              <w:pStyle w:val="ae"/>
               <w:spacing w:line="220" w:lineRule="exact"/>
               <w:jc w:val="center"/>
               <w:rPr>
@@ -110,7 +110,7 @@
           </w:tcPr>
           <w:p>
             <w:pPr>
-              <w:pStyle w:val="NoSpacing"/>
+              <w:pStyle w:val="ae"/>
               <w:spacing w:line="220" w:lineRule="exact"/>
               <w:jc w:val="center"/>
               <w:rPr>
@@ -141,7 +141,7 @@
           </w:tcPr>
           <w:p>
             <w:pPr>
-              <w:pStyle w:val="NoSpacing"/>
+              <w:pStyle w:val="ae"/>
               <w:spacing w:line="220" w:lineRule="exact"/>
             </w:pPr>
             <w:r>
@@ -158,7 +158,7 @@
           </w:tcPr>
           <w:p>
             <w:pPr>
-              <w:pStyle w:val="NoSpacing"/>
+              <w:pStyle w:val="ae"/>
               <w:spacing w:line="220" w:lineRule="exact"/>
             </w:pPr>
             <w:r>
@@ -175,7 +175,7 @@
           </w:tcPr>
           <w:p>
             <w:pPr>
-              <w:pStyle w:val="NoSpacing"/>
+              <w:pStyle w:val="ae"/>
               <w:spacing w:line="220" w:lineRule="exact"/>
             </w:pPr>
             <w:r>
@@ -197,7 +197,7 @@
           </w:tcPr>
           <w:p>
             <w:pPr>
-              <w:pStyle w:val="NoSpacing"/>
+              <w:pStyle w:val="ae"/>
               <w:spacing w:line="220" w:lineRule="exact"/>
             </w:pPr>
             <w:r>
@@ -214,7 +214,7 @@
           </w:tcPr>
           <w:p>
             <w:pPr>
-              <w:pStyle w:val="NoSpacing"/>
+              <w:pStyle w:val="ae"/>
               <w:spacing w:line="220" w:lineRule="exact"/>
             </w:pPr>
             <w:r>
@@ -231,7 +231,7 @@
           </w:tcPr>
           <w:p>
             <w:pPr>
-              <w:pStyle w:val="NoSpacing"/>
+              <w:pStyle w:val="ae"/>
               <w:spacing w:line="220" w:lineRule="exact"/>
             </w:pPr>
             <w:r>
@@ -253,7 +253,7 @@
           </w:tcPr>
           <w:p>
             <w:pPr>
-              <w:pStyle w:val="NoSpacing"/>
+              <w:pStyle w:val="ae"/>
               <w:spacing w:line="220" w:lineRule="exact"/>
             </w:pPr>
             <w:r>
@@ -270,7 +270,7 @@
           </w:tcPr>
           <w:p>
             <w:pPr>
-              <w:pStyle w:val="NoSpacing"/>
+              <w:pStyle w:val="ae"/>
               <w:spacing w:line="220" w:lineRule="exact"/>
             </w:pPr>
             <w:r>
@@ -287,7 +287,7 @@
           </w:tcPr>
           <w:p>
             <w:pPr>
-              <w:pStyle w:val="NoSpacing"/>
+              <w:pStyle w:val="ae"/>
               <w:spacing w:line="220" w:lineRule="exact"/>
             </w:pPr>
             <w:r>
@@ -309,7 +309,7 @@
           </w:tcPr>
           <w:p>
             <w:pPr>
-              <w:pStyle w:val="NoSpacing"/>
+              <w:pStyle w:val="ae"/>
               <w:spacing w:line="220" w:lineRule="exact"/>
             </w:pPr>
             <w:r>
@@ -326,7 +326,7 @@
           </w:tcPr>
           <w:p>
             <w:pPr>
-              <w:pStyle w:val="NoSpacing"/>
+              <w:pStyle w:val="ae"/>
               <w:spacing w:line="220" w:lineRule="exact"/>
             </w:pPr>
             <w:r>
@@ -343,7 +343,7 @@
           </w:tcPr>
           <w:p>
             <w:pPr>
-              <w:pStyle w:val="NoSpacing"/>
+              <w:pStyle w:val="ae"/>
               <w:spacing w:line="220" w:lineRule="exact"/>
             </w:pPr>
             <w:r>
@@ -365,7 +365,7 @@
           </w:tcPr>
           <w:p>
             <w:pPr>
-              <w:pStyle w:val="NoSpacing"/>
+              <w:pStyle w:val="ae"/>
               <w:spacing w:line="220" w:lineRule="exact"/>
             </w:pPr>
             <w:r>
@@ -382,7 +382,7 @@
           </w:tcPr>
           <w:p>
             <w:pPr>
-              <w:pStyle w:val="NoSpacing"/>
+              <w:pStyle w:val="ae"/>
               <w:spacing w:line="220" w:lineRule="exact"/>
             </w:pPr>
             <w:r>
@@ -399,7 +399,7 @@
           </w:tcPr>
           <w:p>
             <w:pPr>
-              <w:pStyle w:val="NoSpacing"/>
+              <w:pStyle w:val="ae"/>
               <w:spacing w:line="220" w:lineRule="exact"/>
             </w:pPr>
             <w:r>
@@ -421,7 +421,7 @@
           </w:tcPr>
           <w:p>
             <w:pPr>
-              <w:pStyle w:val="NoSpacing"/>
+              <w:pStyle w:val="ae"/>
               <w:spacing w:line="220" w:lineRule="exact"/>
             </w:pPr>
             <w:r>
@@ -438,7 +438,7 @@
           </w:tcPr>
           <w:p>
             <w:pPr>
-              <w:pStyle w:val="NoSpacing"/>
+              <w:pStyle w:val="ae"/>
               <w:spacing w:line="220" w:lineRule="exact"/>
             </w:pPr>
             <w:r>
@@ -455,7 +455,7 @@
           </w:tcPr>
           <w:p>
             <w:pPr>
-              <w:pStyle w:val="NoSpacing"/>
+              <w:pStyle w:val="ae"/>
               <w:spacing w:line="220" w:lineRule="exact"/>
             </w:pPr>
             <w:r>
@@ -467,7 +467,7 @@
     </w:tbl>
     <w:p>
       <w:pPr>
-        <w:pStyle w:val="NoSpacing"/>
+        <w:pStyle w:val="ae"/>
         <w:rPr>
           <w:szCs w:val="18"/>
         </w:rPr>
@@ -475,7 +475,7 @@
     </w:p>
     <w:p>
       <w:pPr>
-        <w:pStyle w:val="NoSpacing"/>
+        <w:pStyle w:val="ae"/>
         <w:rPr>
           <w:szCs w:val="18"/>
         </w:rPr>
@@ -509,7 +509,7 @@
     </w:p>
     <w:p>
       <w:pPr>
-        <w:pStyle w:val="NoSpacing"/>
+        <w:pStyle w:val="ae"/>
         <w:rPr>
           <w:szCs w:val="18"/>
         </w:rPr>
@@ -544,7 +544,7 @@
     </w:p>
     <w:p>
       <w:pPr>
-        <w:pStyle w:val="NoSpacing"/>
+        <w:pStyle w:val="ae"/>
         <w:rPr>
           <w:szCs w:val="18"/>
         </w:rPr>
@@ -579,7 +579,7 @@
     </w:p>
     <w:p>
       <w:pPr>
-        <w:pStyle w:val="NoSpacing"/>
+        <w:pStyle w:val="ae"/>
         <w:rPr>
           <w:szCs w:val="18"/>
         </w:rPr>
@@ -614,7 +614,7 @@
     </w:p>
     <w:p>
       <w:pPr>
-        <w:pStyle w:val="NoSpacing"/>
+        <w:pStyle w:val="ae"/>
         <w:rPr>
           <w:szCs w:val="18"/>
         </w:rPr>
@@ -622,7 +622,7 @@
     </w:p>
     <w:p>
       <w:pPr>
-        <w:pStyle w:val="NoSpacing"/>
+        <w:pStyle w:val="ae"/>
         <w:rPr>
           <w:szCs w:val="18"/>
         </w:rPr>
@@ -657,7 +657,7 @@
     </w:p>
     <w:p>
       <w:pPr>
-        <w:pStyle w:val="NoSpacing"/>
+        <w:pStyle w:val="ae"/>
         <w:rPr>
           <w:szCs w:val="18"/>
         </w:rPr>
@@ -692,7 +692,7 @@
     </w:p>
     <w:p>
       <w:pPr>
-        <w:pStyle w:val="NoSpacing"/>
+        <w:pStyle w:val="ae"/>
         <w:rPr>
           <w:szCs w:val="18"/>
         </w:rPr>
@@ -727,7 +727,7 @@
     </w:p>
     <w:p>
       <w:pPr>
-        <w:pStyle w:val="NoSpacing"/>
+        <w:pStyle w:val="ae"/>
       </w:pPr>
       <w:r>
         <w:rPr>
@@ -761,7 +761,7 @@
     </w:p>
     <w:p>
       <w:pPr>
-        <w:pStyle w:val="NoSpacing"/>
+        <w:pStyle w:val="ae"/>
         <w:rPr>
           <w:szCs w:val="18"/>
         </w:rPr>
@@ -769,7 +769,7 @@
     </w:p>
     <w:p>
       <w:pPr>
-        <w:pStyle w:val="NoSpacing"/>
+        <w:pStyle w:val="ae"/>
         <w:spacing w:line="276" w:lineRule="auto"/>
         <w:rPr>
           <w:szCs w:val="18"/>
@@ -785,7 +785,7 @@
     </w:p>
     <w:p>
       <w:pPr>
-        <w:pStyle w:val="NoSpacing"/>
+        <w:pStyle w:val="ae"/>
         <w:ind w:firstLine="180"/>
       </w:pPr>
       <w:r>
@@ -827,7 +827,7 @@
     </w:p>
     <w:p>
       <w:pPr>
-        <w:pStyle w:val="NoSpacing"/>
+        <w:pStyle w:val="ae"/>
         <w:ind w:firstLine="180"/>
         <w:rPr>
           <w:szCs w:val="18"/>
@@ -839,7 +839,6 @@
         </w:rPr>
         <w:t xml:space="preserve">SS Sanitary Tube </w:t>
       </w:r>
-      <w:proofErr w:type="gramStart"/>
       <w:r>
         <w:rPr>
           <w:rFonts w:hint="eastAsia"/>
@@ -861,7 +860,6 @@
         </w:rPr>
         <w:t xml:space="preserve">      (</w:t>
       </w:r>
-      <w:proofErr w:type="gramEnd"/>
       <w:r>
         <w:rPr>
           <w:rFonts w:asciiTheme="minorHAnsi" w:hAnsiTheme="minorHAnsi" w:cstheme="minorHAnsi"/>
@@ -893,7 +891,7 @@
     </w:p>
     <w:p>
       <w:pPr>
-        <w:pStyle w:val="NoSpacing"/>
+        <w:pStyle w:val="ae"/>
         <w:rPr>
           <w:szCs w:val="18"/>
         </w:rPr>
@@ -901,7 +899,7 @@
     </w:p>
     <w:p>
       <w:pPr>
-        <w:pStyle w:val="NoSpacing"/>
+        <w:pStyle w:val="ae"/>
         <w:rPr>
           <w:b/>
           <w:bCs/>
@@ -969,7 +967,7 @@
     </w:p>
     <w:p>
       <w:pPr>
-        <w:pStyle w:val="NoSpacing"/>
+        <w:pStyle w:val="ae"/>
         <w:rPr>
           <w:b/>
           <w:bCs/>
@@ -979,7 +977,7 @@
     </w:p>
     <w:p>
       <w:pPr>
-        <w:pStyle w:val="NoSpacing"/>
+        <w:pStyle w:val="ae"/>
         <w:rPr>
           <w:b/>
           <w:bCs/>
@@ -989,7 +987,7 @@
     </w:p>
     <w:p>
       <w:pPr>
-        <w:pStyle w:val="NoSpacing"/>
+        <w:pStyle w:val="ae"/>
         <w:rPr>
           <w:b/>
           <w:bCs/>
@@ -999,7 +997,7 @@
     </w:p>
     <w:p>
       <w:pPr>
-        <w:pStyle w:val="NoSpacing"/>
+        <w:pStyle w:val="ae"/>
         <w:rPr>
           <w:b/>
           <w:bCs/>
@@ -1009,7 +1007,7 @@
     </w:p>
     <w:p>
       <w:pPr>
-        <w:pStyle w:val="NoSpacing"/>
+        <w:pStyle w:val="ae"/>
         <w:rPr>
           <w:b/>
           <w:bCs/>
@@ -1065,7 +1063,7 @@
           </w:tcPr>
           <w:p>
             <w:pPr>
-              <w:pStyle w:val="NoSpacing"/>
+              <w:pStyle w:val="ae"/>
               <w:spacing w:line="220" w:lineRule="exact"/>
               <w:jc w:val="center"/>
               <w:rPr>
@@ -1091,7 +1089,7 @@
           </w:tcPr>
           <w:p>
             <w:pPr>
-              <w:pStyle w:val="NoSpacing"/>
+              <w:pStyle w:val="ae"/>
               <w:spacing w:line="220" w:lineRule="exact"/>
               <w:jc w:val="center"/>
               <w:rPr>
@@ -1117,7 +1115,7 @@
           </w:tcPr>
           <w:p>
             <w:pPr>
-              <w:pStyle w:val="NoSpacing"/>
+              <w:pStyle w:val="ae"/>
               <w:spacing w:line="220" w:lineRule="exact"/>
               <w:jc w:val="center"/>
               <w:rPr>
@@ -1143,7 +1141,7 @@
           </w:tcPr>
           <w:p>
             <w:pPr>
-              <w:pStyle w:val="NoSpacing"/>
+              <w:pStyle w:val="ae"/>
               <w:spacing w:line="220" w:lineRule="exact"/>
               <w:jc w:val="center"/>
               <w:rPr>
@@ -1174,7 +1172,7 @@
           </w:tcPr>
           <w:p>
             <w:pPr>
-              <w:pStyle w:val="NoSpacing"/>
+              <w:pStyle w:val="ae"/>
               <w:spacing w:line="220" w:lineRule="exact"/>
               <w:rPr>
                 <w:b/>
@@ -1199,7 +1197,7 @@
           </w:tcPr>
           <w:p>
             <w:pPr>
-              <w:pStyle w:val="NoSpacing"/>
+              <w:pStyle w:val="ae"/>
               <w:spacing w:line="220" w:lineRule="exact"/>
             </w:pPr>
             <w:r>
@@ -1216,7 +1214,7 @@
           </w:tcPr>
           <w:p>
             <w:pPr>
-              <w:pStyle w:val="NoSpacing"/>
+              <w:pStyle w:val="ae"/>
               <w:spacing w:line="220" w:lineRule="exact"/>
             </w:pPr>
             <w:r>
@@ -1233,7 +1231,7 @@
           </w:tcPr>
           <w:p>
             <w:pPr>
-              <w:pStyle w:val="NoSpacing"/>
+              <w:pStyle w:val="ae"/>
               <w:spacing w:line="220" w:lineRule="exact"/>
             </w:pPr>
             <w:r>
@@ -1255,7 +1253,7 @@
           </w:tcPr>
           <w:p>
             <w:pPr>
-              <w:pStyle w:val="NoSpacing"/>
+              <w:pStyle w:val="ae"/>
               <w:spacing w:line="220" w:lineRule="exact"/>
               <w:rPr>
                 <w:b/>
@@ -1280,7 +1278,7 @@
           </w:tcPr>
           <w:p>
             <w:pPr>
-              <w:pStyle w:val="NoSpacing"/>
+              <w:pStyle w:val="ae"/>
               <w:spacing w:line="220" w:lineRule="exact"/>
             </w:pPr>
             <w:r>
@@ -1297,7 +1295,7 @@
           </w:tcPr>
           <w:p>
             <w:pPr>
-              <w:pStyle w:val="NoSpacing"/>
+              <w:pStyle w:val="ae"/>
               <w:spacing w:line="220" w:lineRule="exact"/>
             </w:pPr>
             <w:r>
@@ -1314,7 +1312,7 @@
           </w:tcPr>
           <w:p>
             <w:pPr>
-              <w:pStyle w:val="NoSpacing"/>
+              <w:pStyle w:val="ae"/>
               <w:spacing w:line="220" w:lineRule="exact"/>
             </w:pPr>
             <w:r>
@@ -1336,7 +1334,7 @@
           </w:tcPr>
           <w:p>
             <w:pPr>
-              <w:pStyle w:val="NoSpacing"/>
+              <w:pStyle w:val="ae"/>
               <w:spacing w:line="220" w:lineRule="exact"/>
               <w:rPr>
                 <w:b/>
@@ -1361,7 +1359,7 @@
           </w:tcPr>
           <w:p>
             <w:pPr>
-              <w:pStyle w:val="NoSpacing"/>
+              <w:pStyle w:val="ae"/>
               <w:spacing w:line="220" w:lineRule="exact"/>
             </w:pPr>
             <w:r>
@@ -1378,7 +1376,7 @@
           </w:tcPr>
           <w:p>
             <w:pPr>
-              <w:pStyle w:val="NoSpacing"/>
+              <w:pStyle w:val="ae"/>
               <w:spacing w:line="220" w:lineRule="exact"/>
             </w:pPr>
             <w:r>
@@ -1395,7 +1393,7 @@
           </w:tcPr>
           <w:p>
             <w:pPr>
-              <w:pStyle w:val="NoSpacing"/>
+              <w:pStyle w:val="ae"/>
               <w:spacing w:line="220" w:lineRule="exact"/>
             </w:pPr>
             <w:r>
@@ -1417,7 +1415,7 @@
           </w:tcPr>
           <w:p>
             <w:pPr>
-              <w:pStyle w:val="NoSpacing"/>
+              <w:pStyle w:val="ae"/>
               <w:spacing w:line="220" w:lineRule="exact"/>
               <w:rPr>
                 <w:b/>
@@ -1442,7 +1440,7 @@
           </w:tcPr>
           <w:p>
             <w:pPr>
-              <w:pStyle w:val="NoSpacing"/>
+              <w:pStyle w:val="ae"/>
               <w:spacing w:line="220" w:lineRule="exact"/>
             </w:pPr>
             <w:r>
@@ -1459,7 +1457,7 @@
           </w:tcPr>
           <w:p>
             <w:pPr>
-              <w:pStyle w:val="NoSpacing"/>
+              <w:pStyle w:val="ae"/>
               <w:spacing w:line="220" w:lineRule="exact"/>
             </w:pPr>
             <w:r>
@@ -1476,7 +1474,7 @@
           </w:tcPr>
           <w:p>
             <w:pPr>
-              <w:pStyle w:val="NoSpacing"/>
+              <w:pStyle w:val="ae"/>
               <w:spacing w:line="220" w:lineRule="exact"/>
             </w:pPr>
             <w:r>
@@ -1498,7 +1496,7 @@
           </w:tcPr>
           <w:p>
             <w:pPr>
-              <w:pStyle w:val="NoSpacing"/>
+              <w:pStyle w:val="ae"/>
               <w:spacing w:line="220" w:lineRule="exact"/>
               <w:rPr>
                 <w:b/>
@@ -1523,7 +1521,7 @@
           </w:tcPr>
           <w:p>
             <w:pPr>
-              <w:pStyle w:val="NoSpacing"/>
+              <w:pStyle w:val="ae"/>
               <w:spacing w:line="220" w:lineRule="exact"/>
             </w:pPr>
             <w:r>
@@ -1540,7 +1538,7 @@
           </w:tcPr>
           <w:p>
             <w:pPr>
-              <w:pStyle w:val="NoSpacing"/>
+              <w:pStyle w:val="ae"/>
               <w:spacing w:line="220" w:lineRule="exact"/>
             </w:pPr>
             <w:r>
@@ -1557,7 +1555,7 @@
           </w:tcPr>
           <w:p>
             <w:pPr>
-              <w:pStyle w:val="NoSpacing"/>
+              <w:pStyle w:val="ae"/>
               <w:spacing w:line="220" w:lineRule="exact"/>
             </w:pPr>
             <w:r>
@@ -1579,7 +1577,7 @@
           </w:tcPr>
           <w:p>
             <w:pPr>
-              <w:pStyle w:val="NoSpacing"/>
+              <w:pStyle w:val="ae"/>
               <w:spacing w:line="220" w:lineRule="exact"/>
               <w:rPr>
                 <w:b/>
@@ -1604,7 +1602,7 @@
           </w:tcPr>
           <w:p>
             <w:pPr>
-              <w:pStyle w:val="NoSpacing"/>
+              <w:pStyle w:val="ae"/>
               <w:spacing w:line="220" w:lineRule="exact"/>
             </w:pPr>
             <w:r>
@@ -1621,7 +1619,7 @@
           </w:tcPr>
           <w:p>
             <w:pPr>
-              <w:pStyle w:val="NoSpacing"/>
+              <w:pStyle w:val="ae"/>
               <w:spacing w:line="220" w:lineRule="exact"/>
             </w:pPr>
             <w:r>
@@ -1638,7 +1636,7 @@
           </w:tcPr>
           <w:p>
             <w:pPr>
-              <w:pStyle w:val="NoSpacing"/>
+              <w:pStyle w:val="ae"/>
               <w:spacing w:line="220" w:lineRule="exact"/>
             </w:pPr>
             <w:r>
@@ -1650,12 +1648,12 @@
     </w:tbl>
     <w:p>
       <w:pPr>
-        <w:pStyle w:val="NoSpacing"/>
-      </w:pPr>
-    </w:p>
-    <w:p>
-      <w:pPr>
-        <w:pStyle w:val="NoSpacing"/>
+        <w:pStyle w:val="ae"/>
+      </w:pPr>
+    </w:p>
+    <w:p>
+      <w:pPr>
+        <w:pStyle w:val="ae"/>
         <w:spacing w:line="276" w:lineRule="auto"/>
         <w:rPr>
           <w:rFonts w:cs="Times New Roman"/>
@@ -1670,7 +1668,7 @@
     </w:p>
     <w:p>
       <w:pPr>
-        <w:pStyle w:val="NoSpacing"/>
+        <w:pStyle w:val="ae"/>
         <w:ind w:firstLine="180"/>
         <w:rPr>
           <w:rFonts w:cs="Times New Roman"/>
@@ -1680,60 +1678,24 @@
         <w:rPr>
           <w:rFonts w:cs="Times New Roman"/>
         </w:rPr>
-        <w:t xml:space="preserve">SS SHT 12 </w:t>
-      </w:r>
-      <w:proofErr w:type="gramStart"/>
+        <w:t xml:space="preserve">SS SHT 12 Gauges(Ga) (2B)      </w:t>
+      </w:r>
       <w:r>
         <w:rPr>
           <w:rFonts w:cs="Times New Roman"/>
         </w:rPr>
-        <w:t>Gauges(</w:t>
-      </w:r>
-      <w:proofErr w:type="gramEnd"/>
+        <w:t xml:space="preserve">   </w:t>
+      </w:r>
       <w:r>
         <w:rPr>
           <w:rFonts w:cs="Times New Roman"/>
         </w:rPr>
-        <w:t>Ga) (2</w:t>
-      </w:r>
-      <w:proofErr w:type="gramStart"/>
-      <w:r>
-        <w:rPr>
-          <w:rFonts w:cs="Times New Roman"/>
-        </w:rPr>
-        <w:t xml:space="preserve">B)   </w:t>
-      </w:r>
-      <w:proofErr w:type="gramEnd"/>
-      <w:r>
-        <w:rPr>
-          <w:rFonts w:cs="Times New Roman"/>
-        </w:rPr>
-        <w:t xml:space="preserve">   </w:t>
-      </w:r>
-      <w:proofErr w:type="gramStart"/>
-      <w:r>
-        <w:rPr>
-          <w:rFonts w:cs="Times New Roman"/>
-        </w:rPr>
-        <w:t xml:space="preserve">   </w:t>
-      </w:r>
-      <w:r>
-        <w:rPr>
-          <w:rFonts w:cs="Times New Roman"/>
-        </w:rPr>
-        <w:t>(</w:t>
-      </w:r>
-      <w:proofErr w:type="gramEnd"/>
-      <w:r>
-        <w:rPr>
-          <w:rFonts w:cs="Times New Roman"/>
-        </w:rPr>
-        <w:t>2B is surface treatment)</w:t>
-      </w:r>
-    </w:p>
-    <w:p>
-      <w:pPr>
-        <w:pStyle w:val="NoSpacing"/>
+        <w:t>(2B is surface treatment)</w:t>
+      </w:r>
+    </w:p>
+    <w:p>
+      <w:pPr>
+        <w:pStyle w:val="ae"/>
         <w:ind w:firstLine="180"/>
         <w:rPr>
           <w:rFonts w:cs="Times New Roman"/>
@@ -1778,15 +1740,49 @@
           <w:rFonts w:cs="Times New Roman"/>
           <w:szCs w:val="18"/>
         </w:rPr>
-        <w:t xml:space="preserve"> x </w:t>
-      </w:r>
-      <w:proofErr w:type="gramStart"/>
+        <w:t xml:space="preserve"> x 10</w:t>
+      </w:r>
+      <w:r>
+        <w:rPr>
+          <w:rFonts w:asciiTheme="minorHAnsi" w:hAnsiTheme="minorHAnsi" w:cstheme="minorHAnsi"/>
+          <w:szCs w:val="18"/>
+        </w:rPr>
+        <w:t>”</w:t>
+      </w:r>
       <w:r>
         <w:rPr>
           <w:rFonts w:cs="Times New Roman"/>
           <w:szCs w:val="18"/>
         </w:rPr>
-        <w:t>10</w:t>
+        <w:t xml:space="preserve">                 </w:t>
+      </w:r>
+      <w:r>
+        <w:rPr>
+          <w:rFonts w:cs="Times New Roman"/>
+          <w:szCs w:val="18"/>
+        </w:rPr>
+        <w:t xml:space="preserve">(Here is </w:t>
+      </w:r>
+      <w:r>
+        <w:rPr>
+          <w:rFonts w:cs="Times New Roman"/>
+          <w:szCs w:val="18"/>
+        </w:rPr>
+        <w:t xml:space="preserve">thickness x </w:t>
+      </w:r>
+      <w:r>
+        <w:rPr>
+          <w:rFonts w:cs="Times New Roman"/>
+          <w:szCs w:val="18"/>
+        </w:rPr>
+        <w:t>width x length</w:t>
+      </w:r>
+      <w:r>
+        <w:rPr>
+          <w:rFonts w:cs="Times New Roman"/>
+          <w:szCs w:val="18"/>
+        </w:rPr>
+        <w:t>, in general, SS Plate 3/8</w:t>
       </w:r>
       <w:r>
         <w:rPr>
@@ -1800,159 +1796,77 @@
           <w:rFonts w:cs="Times New Roman"/>
           <w:szCs w:val="18"/>
         </w:rPr>
-        <w:t xml:space="preserve">   </w:t>
-      </w:r>
-      <w:proofErr w:type="gramEnd"/>
+        <w:t xml:space="preserve">)      </w:t>
+      </w:r>
+    </w:p>
+    <w:p>
+      <w:pPr>
+        <w:pStyle w:val="ae"/>
+        <w:rPr>
+          <w:rFonts w:cs="Times New Roman"/>
+        </w:rPr>
+      </w:pPr>
+      <w:r>
+        <w:rPr>
+          <w:rFonts w:cs="Times New Roman"/>
+        </w:rPr>
+        <w:t xml:space="preserve">    SS Flat Bar (F.B.) </w:t>
+      </w:r>
       <w:r>
         <w:rPr>
           <w:rFonts w:cs="Times New Roman"/>
           <w:szCs w:val="18"/>
         </w:rPr>
-        <w:t xml:space="preserve">           </w:t>
-      </w:r>
-      <w:proofErr w:type="gramStart"/>
+        <w:t>7</w:t>
+      </w:r>
+      <w:r>
+        <w:rPr>
+          <w:rFonts w:asciiTheme="minorHAnsi" w:hAnsiTheme="minorHAnsi" w:cstheme="minorHAnsi"/>
+          <w:szCs w:val="18"/>
+        </w:rPr>
+        <w:t>”</w:t>
+      </w:r>
       <w:r>
         <w:rPr>
           <w:rFonts w:cs="Times New Roman"/>
           <w:szCs w:val="18"/>
         </w:rPr>
-        <w:t xml:space="preserve">   </w:t>
+        <w:t xml:space="preserve"> x </w:t>
       </w:r>
       <w:r>
         <w:rPr>
           <w:rFonts w:cs="Times New Roman"/>
           <w:szCs w:val="18"/>
         </w:rPr>
-        <w:t>(</w:t>
-      </w:r>
-      <w:proofErr w:type="gramEnd"/>
+        <w:t>3</w:t>
+      </w:r>
+      <w:r>
+        <w:rPr>
+          <w:rFonts w:asciiTheme="minorHAnsi" w:hAnsiTheme="minorHAnsi" w:cstheme="minorHAnsi"/>
+          <w:szCs w:val="18"/>
+        </w:rPr>
+        <w:t>”</w:t>
+      </w:r>
       <w:r>
         <w:rPr>
           <w:rFonts w:cs="Times New Roman"/>
           <w:szCs w:val="18"/>
         </w:rPr>
-        <w:t xml:space="preserve">Here is </w:t>
+        <w:t xml:space="preserve"> x 10</w:t>
+      </w:r>
+      <w:r>
+        <w:rPr>
+          <w:rFonts w:asciiTheme="minorHAnsi" w:hAnsiTheme="minorHAnsi" w:cstheme="minorHAnsi"/>
+          <w:szCs w:val="18"/>
+        </w:rPr>
+        <w:t>”</w:t>
       </w:r>
       <w:r>
         <w:rPr>
           <w:rFonts w:cs="Times New Roman"/>
           <w:szCs w:val="18"/>
         </w:rPr>
-        <w:t xml:space="preserve">thickness x </w:t>
-      </w:r>
-      <w:r>
-        <w:rPr>
-          <w:rFonts w:cs="Times New Roman"/>
-          <w:szCs w:val="18"/>
-        </w:rPr>
-        <w:t>width x length</w:t>
-      </w:r>
-      <w:r>
-        <w:rPr>
-          <w:rFonts w:cs="Times New Roman"/>
-          <w:szCs w:val="18"/>
-        </w:rPr>
-        <w:t>, in general, SS Plate 3/8</w:t>
-      </w:r>
-      <w:r>
-        <w:rPr>
-          <w:rFonts w:asciiTheme="minorHAnsi" w:hAnsiTheme="minorHAnsi" w:cstheme="minorHAnsi"/>
-          <w:szCs w:val="18"/>
-        </w:rPr>
-        <w:t>”</w:t>
-      </w:r>
-      <w:r>
-        <w:rPr>
-          <w:rFonts w:cs="Times New Roman"/>
-          <w:szCs w:val="18"/>
-        </w:rPr>
-        <w:t xml:space="preserve">)      </w:t>
-      </w:r>
-    </w:p>
-    <w:p>
-      <w:pPr>
-        <w:pStyle w:val="NoSpacing"/>
-        <w:rPr>
-          <w:rFonts w:cs="Times New Roman"/>
-        </w:rPr>
-      </w:pPr>
-      <w:r>
-        <w:rPr>
-          <w:rFonts w:cs="Times New Roman"/>
-        </w:rPr>
-        <w:t xml:space="preserve">    SS Flat Bar (F.B.) </w:t>
-      </w:r>
-      <w:r>
-        <w:rPr>
-          <w:rFonts w:cs="Times New Roman"/>
-          <w:szCs w:val="18"/>
-        </w:rPr>
-        <w:t>7</w:t>
-      </w:r>
-      <w:r>
-        <w:rPr>
-          <w:rFonts w:asciiTheme="minorHAnsi" w:hAnsiTheme="minorHAnsi" w:cstheme="minorHAnsi"/>
-          <w:szCs w:val="18"/>
-        </w:rPr>
-        <w:t>”</w:t>
-      </w:r>
-      <w:r>
-        <w:rPr>
-          <w:rFonts w:cs="Times New Roman"/>
-          <w:szCs w:val="18"/>
-        </w:rPr>
-        <w:t xml:space="preserve"> x </w:t>
-      </w:r>
-      <w:r>
-        <w:rPr>
-          <w:rFonts w:cs="Times New Roman"/>
-          <w:szCs w:val="18"/>
-        </w:rPr>
-        <w:t>3</w:t>
-      </w:r>
-      <w:r>
-        <w:rPr>
-          <w:rFonts w:asciiTheme="minorHAnsi" w:hAnsiTheme="minorHAnsi" w:cstheme="minorHAnsi"/>
-          <w:szCs w:val="18"/>
-        </w:rPr>
-        <w:t>”</w:t>
-      </w:r>
-      <w:r>
-        <w:rPr>
-          <w:rFonts w:cs="Times New Roman"/>
-          <w:szCs w:val="18"/>
-        </w:rPr>
-        <w:t xml:space="preserve"> x </w:t>
-      </w:r>
-      <w:proofErr w:type="gramStart"/>
-      <w:r>
-        <w:rPr>
-          <w:rFonts w:cs="Times New Roman"/>
-          <w:szCs w:val="18"/>
-        </w:rPr>
-        <w:t>10</w:t>
-      </w:r>
-      <w:r>
-        <w:rPr>
-          <w:rFonts w:asciiTheme="minorHAnsi" w:hAnsiTheme="minorHAnsi" w:cstheme="minorHAnsi"/>
-          <w:szCs w:val="18"/>
-        </w:rPr>
-        <w:t>”</w:t>
-      </w:r>
-      <w:r>
-        <w:rPr>
-          <w:rFonts w:cs="Times New Roman"/>
-          <w:szCs w:val="18"/>
-        </w:rPr>
-        <w:t xml:space="preserve">   </w:t>
-      </w:r>
-      <w:proofErr w:type="gramEnd"/>
-      <w:r>
-        <w:rPr>
-          <w:rFonts w:cs="Times New Roman"/>
-          <w:szCs w:val="18"/>
-        </w:rPr>
-        <w:t xml:space="preserve">  (</w:t>
+        <w:t xml:space="preserve">     (</w:t>
       </w:r>
       <w:r>
         <w:rPr>
@@ -2002,42 +1916,42 @@
     </w:p>
     <w:p>
       <w:pPr>
-        <w:pStyle w:val="NoSpacing"/>
-      </w:pPr>
-    </w:p>
-    <w:p>
-      <w:pPr>
-        <w:pStyle w:val="NoSpacing"/>
-      </w:pPr>
-    </w:p>
-    <w:p>
-      <w:pPr>
-        <w:pStyle w:val="NoSpacing"/>
-      </w:pPr>
-    </w:p>
-    <w:p>
-      <w:pPr>
-        <w:pStyle w:val="NoSpacing"/>
-      </w:pPr>
-    </w:p>
-    <w:p>
-      <w:pPr>
-        <w:pStyle w:val="NoSpacing"/>
-      </w:pPr>
-    </w:p>
-    <w:p>
-      <w:pPr>
-        <w:pStyle w:val="NoSpacing"/>
-      </w:pPr>
-    </w:p>
-    <w:p>
-      <w:pPr>
-        <w:pStyle w:val="NoSpacing"/>
-      </w:pPr>
-    </w:p>
-    <w:p>
-      <w:pPr>
-        <w:pStyle w:val="NoSpacing"/>
+        <w:pStyle w:val="ae"/>
+      </w:pPr>
+    </w:p>
+    <w:p>
+      <w:pPr>
+        <w:pStyle w:val="ae"/>
+      </w:pPr>
+    </w:p>
+    <w:p>
+      <w:pPr>
+        <w:pStyle w:val="ae"/>
+      </w:pPr>
+    </w:p>
+    <w:p>
+      <w:pPr>
+        <w:pStyle w:val="ae"/>
+      </w:pPr>
+    </w:p>
+    <w:p>
+      <w:pPr>
+        <w:pStyle w:val="ae"/>
+      </w:pPr>
+    </w:p>
+    <w:p>
+      <w:pPr>
+        <w:pStyle w:val="ae"/>
+      </w:pPr>
+    </w:p>
+    <w:p>
+      <w:pPr>
+        <w:pStyle w:val="ae"/>
+      </w:pPr>
+    </w:p>
+    <w:p>
+      <w:pPr>
+        <w:pStyle w:val="ae"/>
       </w:pPr>
     </w:p>
     <w:p>
@@ -2096,7 +2010,7 @@
           </w:tcPr>
           <w:p>
             <w:pPr>
-              <w:pStyle w:val="NoSpacing"/>
+              <w:pStyle w:val="ae"/>
               <w:spacing w:line="200" w:lineRule="exact"/>
               <w:jc w:val="center"/>
               <w:rPr>
@@ -2122,7 +2036,7 @@
           </w:tcPr>
           <w:p>
             <w:pPr>
-              <w:pStyle w:val="NoSpacing"/>
+              <w:pStyle w:val="ae"/>
               <w:spacing w:line="200" w:lineRule="exact"/>
               <w:jc w:val="center"/>
               <w:rPr>
@@ -2148,7 +2062,7 @@
           </w:tcPr>
           <w:p>
             <w:pPr>
-              <w:pStyle w:val="NoSpacing"/>
+              <w:pStyle w:val="ae"/>
               <w:spacing w:line="200" w:lineRule="exact"/>
               <w:jc w:val="center"/>
               <w:rPr>
@@ -2179,7 +2093,7 @@
           </w:tcPr>
           <w:p>
             <w:pPr>
-              <w:pStyle w:val="NoSpacing"/>
+              <w:pStyle w:val="ae"/>
               <w:spacing w:line="200" w:lineRule="exact"/>
             </w:pPr>
             <w:r>
@@ -2196,7 +2110,7 @@
           </w:tcPr>
           <w:p>
             <w:pPr>
-              <w:pStyle w:val="NoSpacing"/>
+              <w:pStyle w:val="ae"/>
               <w:spacing w:line="200" w:lineRule="exact"/>
             </w:pPr>
             <w:r>
@@ -2213,7 +2127,7 @@
           </w:tcPr>
           <w:p>
             <w:pPr>
-              <w:pStyle w:val="NoSpacing"/>
+              <w:pStyle w:val="ae"/>
               <w:spacing w:line="200" w:lineRule="exact"/>
             </w:pPr>
             <w:r>
@@ -2235,7 +2149,7 @@
           </w:tcPr>
           <w:p>
             <w:pPr>
-              <w:pStyle w:val="NoSpacing"/>
+              <w:pStyle w:val="ae"/>
               <w:spacing w:line="200" w:lineRule="exact"/>
             </w:pPr>
             <w:r>
@@ -2252,7 +2166,7 @@
           </w:tcPr>
           <w:p>
             <w:pPr>
-              <w:pStyle w:val="NoSpacing"/>
+              <w:pStyle w:val="ae"/>
               <w:spacing w:line="200" w:lineRule="exact"/>
             </w:pPr>
             <w:bookmarkStart w:id="1" w:name="OLE_LINK1"/>
@@ -2277,7 +2191,7 @@
           </w:tcPr>
           <w:p>
             <w:pPr>
-              <w:pStyle w:val="NoSpacing"/>
+              <w:pStyle w:val="ae"/>
               <w:spacing w:line="200" w:lineRule="exact"/>
             </w:pPr>
             <w:r>
@@ -2299,7 +2213,7 @@
           </w:tcPr>
           <w:p>
             <w:pPr>
-              <w:pStyle w:val="NoSpacing"/>
+              <w:pStyle w:val="ae"/>
               <w:spacing w:line="200" w:lineRule="exact"/>
             </w:pPr>
             <w:r>
@@ -2316,7 +2230,7 @@
           </w:tcPr>
           <w:p>
             <w:pPr>
-              <w:pStyle w:val="NoSpacing"/>
+              <w:pStyle w:val="ae"/>
               <w:spacing w:line="200" w:lineRule="exact"/>
             </w:pPr>
             <w:r>
@@ -2333,7 +2247,7 @@
           </w:tcPr>
           <w:p>
             <w:pPr>
-              <w:pStyle w:val="NoSpacing"/>
+              <w:pStyle w:val="ae"/>
               <w:spacing w:line="200" w:lineRule="exact"/>
             </w:pPr>
             <w:r>
@@ -2355,7 +2269,7 @@
           </w:tcPr>
           <w:p>
             <w:pPr>
-              <w:pStyle w:val="NoSpacing"/>
+              <w:pStyle w:val="ae"/>
               <w:spacing w:line="200" w:lineRule="exact"/>
             </w:pPr>
             <w:r>
@@ -2370,7 +2284,7 @@
           </w:p>
           <w:p>
             <w:pPr>
-              <w:pStyle w:val="NoSpacing"/>
+              <w:pStyle w:val="ae"/>
               <w:spacing w:line="200" w:lineRule="exact"/>
             </w:pPr>
             <w:r>
@@ -2390,19 +2304,11 @@
           </w:tcPr>
           <w:p>
             <w:pPr>
-              <w:pStyle w:val="NoSpacing"/>
+              <w:pStyle w:val="ae"/>
               <w:spacing w:line="200" w:lineRule="exact"/>
             </w:pPr>
             <w:r>
-              <w:t xml:space="preserve">A rod threaded on both ends (or sometimes fully). One end </w:t>
-            </w:r>
-            <w:proofErr w:type="gramStart"/>
-            <w:r>
-              <w:t>screws</w:t>
-            </w:r>
-            <w:proofErr w:type="gramEnd"/>
-            <w:r>
-              <w:t xml:space="preserve"> into a part; the other receives a nut. No head.</w:t>
+              <w:t>A rod threaded on both ends (or sometimes fully). One end screws into a part; the other receives a nut. No head.</w:t>
             </w:r>
           </w:p>
         </w:tc>
@@ -2415,7 +2321,7 @@
           </w:tcPr>
           <w:p>
             <w:pPr>
-              <w:pStyle w:val="NoSpacing"/>
+              <w:pStyle w:val="ae"/>
               <w:spacing w:line="200" w:lineRule="exact"/>
             </w:pPr>
             <w:r>
@@ -2427,12 +2333,12 @@
     </w:tbl>
     <w:p>
       <w:pPr>
-        <w:pStyle w:val="NoSpacing"/>
-      </w:pPr>
-    </w:p>
-    <w:p>
-      <w:pPr>
-        <w:pStyle w:val="NoSpacing"/>
+        <w:pStyle w:val="ae"/>
+      </w:pPr>
+    </w:p>
+    <w:p>
+      <w:pPr>
+        <w:pStyle w:val="ae"/>
         <w:spacing w:line="276" w:lineRule="auto"/>
         <w:rPr>
           <w:rFonts w:cs="Times New Roman"/>
@@ -2466,7 +2372,7 @@
                     <pic:cNvPicPr/>
                   </pic:nvPicPr>
                   <pic:blipFill>
-                    <a:blip r:embed="rId4" cstate="print">
+                    <a:blip r:embed="rId5" cstate="print">
                       <a:extLst>
                         <a:ext uri="{28A0092B-C50C-407E-A947-70E740481C1C}">
                           <a14:useLocalDpi xmlns:a14="http://schemas.microsoft.com/office/drawing/2010/main" val="0"/>
@@ -2501,7 +2407,7 @@
     </w:p>
     <w:p>
       <w:pPr>
-        <w:pStyle w:val="NoSpacing"/>
+        <w:pStyle w:val="ae"/>
       </w:pPr>
       <w:r>
         <w:rPr>
@@ -2519,12 +2425,73 @@
         <w:rPr>
           <w:rFonts w:hint="eastAsia"/>
         </w:rPr>
+        <w:t xml:space="preserve">5 </w:t>
+      </w:r>
+      <w:r>
+        <w:rPr>
+          <w:rFonts w:hint="eastAsia"/>
+        </w:rPr>
+        <w:t xml:space="preserve">  (Completely Penetrate)</w:t>
+      </w:r>
+      <w:r>
+        <w:rPr>
+          <w:rFonts w:hint="eastAsia"/>
+        </w:rPr>
+        <w:t xml:space="preserve">  </w:t>
+      </w:r>
+    </w:p>
+    <w:p>
+      <w:pPr>
+        <w:pStyle w:val="ae"/>
+      </w:pPr>
+      <w:r>
+        <w:t>¼</w:t>
+      </w:r>
+      <w:r>
+        <w:rPr>
+          <w:rFonts w:hint="eastAsia"/>
+        </w:rPr>
+        <w:t xml:space="preserve"> </w:t>
+      </w:r>
+      <w:r>
+        <w:rPr>
+          <w:rFonts w:hint="eastAsia"/>
+        </w:rPr>
+        <w:t>N</w:t>
+      </w:r>
+      <w:r>
+        <w:rPr>
+          <w:rFonts w:hint="eastAsia"/>
+        </w:rPr>
+        <w:t>P</w:t>
+      </w:r>
+      <w:r>
+        <w:rPr>
+          <w:rFonts w:hint="eastAsia"/>
+        </w:rPr>
+        <w:t>T</w:t>
+      </w:r>
+      <w:r>
+        <w:rPr>
+          <w:rFonts w:hint="eastAsia"/>
+        </w:rPr>
+        <w:sym w:font="Symbol" w:char="F0AF"/>
+      </w:r>
+      <w:r>
+        <w:rPr>
+          <w:rFonts w:hint="eastAsia"/>
+        </w:rPr>
         <w:t>5</w:t>
       </w:r>
-      <w:proofErr w:type="gramStart"/>
-      <w:r>
-        <w:rPr>
-          <w:rFonts w:hint="eastAsia"/>
+      <w:r>
+        <w:rPr>
+          <w:rFonts w:asciiTheme="minorHAnsi" w:hAnsiTheme="minorHAnsi" w:cstheme="minorHAnsi"/>
+        </w:rPr>
+        <w:t>”</w:t>
+      </w:r>
+      <w:r>
+        <w:rPr>
+          <w:rFonts w:asciiTheme="minorHAnsi" w:hAnsiTheme="minorHAnsi" w:cstheme="minorHAnsi"/>
         </w:rPr>
         <w:t xml:space="preserve"> </w:t>
       </w:r>
@@ -2532,14 +2499,90 @@
         <w:rPr>
           <w:rFonts w:hint="eastAsia"/>
         </w:rPr>
-        <w:t xml:space="preserve">  (</w:t>
-      </w:r>
-      <w:proofErr w:type="gramEnd"/>
-      <w:r>
-        <w:rPr>
-          <w:rFonts w:hint="eastAsia"/>
-        </w:rPr>
-        <w:t>Completely Penetrate)</w:t>
+        <w:t xml:space="preserve"> </w:t>
+      </w:r>
+      <w:r>
+        <w:rPr>
+          <w:rFonts w:hint="eastAsia"/>
+        </w:rPr>
+        <w:t>┕┙</w:t>
+      </w:r>
+      <w:r>
+        <w:rPr>
+          <w:rFonts w:hint="eastAsia"/>
+        </w:rPr>
+        <w:sym w:font="Symbol" w:char="F0AF"/>
+      </w:r>
+      <w:r>
+        <w:rPr>
+          <w:rFonts w:hint="eastAsia"/>
+        </w:rPr>
+        <w:t>2</w:t>
+      </w:r>
+    </w:p>
+    <w:p>
+      <w:pPr>
+        <w:pStyle w:val="ae"/>
+      </w:pPr>
+      <w:r>
+        <w:rPr>
+          <w:rFonts w:hint="eastAsia"/>
+        </w:rPr>
+        <w:t>3/8</w:t>
+      </w:r>
+      <w:r>
+        <w:rPr>
+          <w:rFonts w:hint="eastAsia"/>
+        </w:rPr>
+        <w:t xml:space="preserve"> </w:t>
+      </w:r>
+      <w:r>
+        <w:rPr>
+          <w:rFonts w:hint="eastAsia"/>
+        </w:rPr>
+        <w:t>NPS</w:t>
+      </w:r>
+      <w:r>
+        <w:rPr>
+          <w:rFonts w:hint="eastAsia"/>
+        </w:rPr>
+        <w:sym w:font="Symbol" w:char="F0AF"/>
+      </w:r>
+      <w:r>
+        <w:rPr>
+          <w:rFonts w:hint="eastAsia"/>
+        </w:rPr>
+        <w:t>5</w:t>
+      </w:r>
+      <w:r>
+        <w:rPr>
+          <w:rFonts w:asciiTheme="minorHAnsi" w:hAnsiTheme="minorHAnsi" w:cstheme="minorHAnsi"/>
+        </w:rPr>
+        <w:t>”</w:t>
+      </w:r>
+      <w:r>
+        <w:rPr>
+          <w:rFonts w:hint="eastAsia"/>
+        </w:rPr>
+        <w:t xml:space="preserve">   Hole</w:t>
+      </w:r>
+      <w:r>
+        <w:rPr>
+          <w:rFonts w:hint="eastAsia"/>
+        </w:rPr>
+        <w:sym w:font="Symbol" w:char="F0AF"/>
+      </w:r>
+      <w:r>
+        <w:rPr>
+          <w:rFonts w:hint="eastAsia"/>
+        </w:rPr>
+        <w:t>7</w:t>
+      </w:r>
+      <w:r>
+        <w:rPr>
+          <w:rFonts w:asciiTheme="minorHAnsi" w:hAnsiTheme="minorHAnsi" w:cstheme="minorHAnsi"/>
+        </w:rPr>
+        <w:t>”</w:t>
       </w:r>
       <w:r>
         <w:rPr>
@@ -2550,179 +2593,12 @@
     </w:p>
     <w:p>
       <w:pPr>
-        <w:pStyle w:val="NoSpacing"/>
-      </w:pPr>
-      <w:r>
-        <w:t>¼</w:t>
-      </w:r>
-      <w:r>
-        <w:rPr>
-          <w:rFonts w:hint="eastAsia"/>
-        </w:rPr>
-        <w:t xml:space="preserve"> </w:t>
-      </w:r>
-      <w:r>
-        <w:rPr>
-          <w:rFonts w:hint="eastAsia"/>
-        </w:rPr>
-        <w:t>N</w:t>
-      </w:r>
-      <w:r>
-        <w:rPr>
-          <w:rFonts w:hint="eastAsia"/>
-        </w:rPr>
-        <w:t>P</w:t>
-      </w:r>
-      <w:r>
-        <w:rPr>
-          <w:rFonts w:hint="eastAsia"/>
-        </w:rPr>
-        <w:t>T</w:t>
-      </w:r>
-      <w:r>
-        <w:rPr>
-          <w:rFonts w:hint="eastAsia"/>
-        </w:rPr>
-        <w:sym w:font="Symbol" w:char="F0AF"/>
-      </w:r>
-      <w:proofErr w:type="gramStart"/>
-      <w:r>
-        <w:rPr>
-          <w:rFonts w:hint="eastAsia"/>
-        </w:rPr>
-        <w:t>5</w:t>
-      </w:r>
-      <w:r>
-        <w:rPr>
-          <w:rFonts w:asciiTheme="minorHAnsi" w:hAnsiTheme="minorHAnsi" w:cstheme="minorHAnsi"/>
-        </w:rPr>
-        <w:t>”</w:t>
-      </w:r>
-      <w:r>
-        <w:rPr>
-          <w:rFonts w:asciiTheme="minorHAnsi" w:hAnsiTheme="minorHAnsi" w:cstheme="minorHAnsi"/>
-        </w:rPr>
-        <w:t xml:space="preserve"> </w:t>
-      </w:r>
-      <w:r>
-        <w:rPr>
-          <w:rFonts w:hint="eastAsia"/>
-        </w:rPr>
-        <w:t xml:space="preserve"> </w:t>
-      </w:r>
-      <w:r>
-        <w:rPr>
-          <w:rFonts w:hint="eastAsia"/>
-        </w:rPr>
-        <w:t>┕</w:t>
-      </w:r>
-      <w:proofErr w:type="gramEnd"/>
-      <w:r>
-        <w:rPr>
-          <w:rFonts w:hint="eastAsia"/>
-        </w:rPr>
-        <w:t>┙</w:t>
-      </w:r>
-      <w:r>
-        <w:rPr>
-          <w:rFonts w:hint="eastAsia"/>
-        </w:rPr>
-        <w:sym w:font="Symbol" w:char="F0AF"/>
-      </w:r>
-      <w:r>
-        <w:rPr>
-          <w:rFonts w:hint="eastAsia"/>
-        </w:rPr>
-        <w:t>2</w:t>
-      </w:r>
-    </w:p>
-    <w:p>
-      <w:pPr>
-        <w:pStyle w:val="NoSpacing"/>
-      </w:pPr>
-      <w:r>
-        <w:rPr>
-          <w:rFonts w:hint="eastAsia"/>
-        </w:rPr>
-        <w:t>3/8</w:t>
-      </w:r>
-      <w:r>
-        <w:rPr>
-          <w:rFonts w:hint="eastAsia"/>
-        </w:rPr>
-        <w:t xml:space="preserve"> </w:t>
-      </w:r>
-      <w:r>
-        <w:rPr>
-          <w:rFonts w:hint="eastAsia"/>
-        </w:rPr>
-        <w:t>NPS</w:t>
-      </w:r>
-      <w:r>
-        <w:rPr>
-          <w:rFonts w:hint="eastAsia"/>
-        </w:rPr>
-        <w:sym w:font="Symbol" w:char="F0AF"/>
-      </w:r>
-      <w:proofErr w:type="gramStart"/>
-      <w:r>
-        <w:rPr>
-          <w:rFonts w:hint="eastAsia"/>
-        </w:rPr>
-        <w:t>5</w:t>
-      </w:r>
-      <w:r>
-        <w:rPr>
-          <w:rFonts w:asciiTheme="minorHAnsi" w:hAnsiTheme="minorHAnsi" w:cstheme="minorHAnsi"/>
-        </w:rPr>
-        <w:t>”</w:t>
-      </w:r>
-      <w:r>
-        <w:rPr>
-          <w:rFonts w:hint="eastAsia"/>
-        </w:rPr>
-        <w:t xml:space="preserve">   </w:t>
-      </w:r>
-      <w:proofErr w:type="gramEnd"/>
-      <w:r>
-        <w:rPr>
-          <w:rFonts w:hint="eastAsia"/>
-        </w:rPr>
-        <w:t>Hole</w:t>
-      </w:r>
-      <w:r>
-        <w:rPr>
-          <w:rFonts w:hint="eastAsia"/>
-        </w:rPr>
-        <w:sym w:font="Symbol" w:char="F0AF"/>
-      </w:r>
-      <w:r>
-        <w:rPr>
-          <w:rFonts w:hint="eastAsia"/>
-        </w:rPr>
-        <w:t>7</w:t>
-      </w:r>
-      <w:r>
-        <w:rPr>
-          <w:rFonts w:asciiTheme="minorHAnsi" w:hAnsiTheme="minorHAnsi" w:cstheme="minorHAnsi"/>
-        </w:rPr>
-        <w:t>”</w:t>
-      </w:r>
-      <w:r>
-        <w:rPr>
-          <w:rFonts w:hint="eastAsia"/>
-        </w:rPr>
-        <w:t xml:space="preserve">  </w:t>
-      </w:r>
-    </w:p>
-    <w:p>
-      <w:pPr>
-        <w:pStyle w:val="NoSpacing"/>
-      </w:pPr>
-    </w:p>
-    <w:p>
-      <w:pPr>
-        <w:pStyle w:val="NoSpacing"/>
+        <w:pStyle w:val="ae"/>
+      </w:pPr>
+    </w:p>
+    <w:p>
+      <w:pPr>
+        <w:pStyle w:val="ae"/>
       </w:pPr>
     </w:p>
     <w:tbl>
@@ -2760,7 +2636,7 @@
           </w:tcPr>
           <w:p>
             <w:pPr>
-              <w:pStyle w:val="NoSpacing"/>
+              <w:pStyle w:val="ae"/>
               <w:jc w:val="center"/>
               <w:rPr>
                 <w:rFonts w:cs="Times New Roman"/>
@@ -2791,7 +2667,7 @@
           </w:tcPr>
           <w:p>
             <w:pPr>
-              <w:pStyle w:val="NoSpacing"/>
+              <w:pStyle w:val="ae"/>
               <w:jc w:val="center"/>
               <w:rPr>
                 <w:rFonts w:cs="Times New Roman"/>
@@ -2822,7 +2698,7 @@
           </w:tcPr>
           <w:p>
             <w:pPr>
-              <w:pStyle w:val="NoSpacing"/>
+              <w:pStyle w:val="ae"/>
               <w:jc w:val="center"/>
               <w:rPr>
                 <w:rFonts w:cs="Times New Roman"/>
@@ -2853,7 +2729,7 @@
           </w:tcPr>
           <w:p>
             <w:pPr>
-              <w:pStyle w:val="NoSpacing"/>
+              <w:pStyle w:val="ae"/>
               <w:jc w:val="center"/>
               <w:rPr>
                 <w:rFonts w:cs="Times New Roman"/>
@@ -2884,7 +2760,7 @@
           </w:tcPr>
           <w:p>
             <w:pPr>
-              <w:pStyle w:val="NoSpacing"/>
+              <w:pStyle w:val="ae"/>
               <w:jc w:val="center"/>
               <w:rPr>
                 <w:rFonts w:cs="Times New Roman"/>
@@ -2915,7 +2791,7 @@
           </w:tcPr>
           <w:p>
             <w:pPr>
-              <w:pStyle w:val="NoSpacing"/>
+              <w:pStyle w:val="ae"/>
               <w:jc w:val="center"/>
               <w:rPr>
                 <w:rFonts w:cs="Times New Roman"/>
@@ -2951,7 +2827,7 @@
           </w:tcPr>
           <w:p>
             <w:pPr>
-              <w:pStyle w:val="NoSpacing"/>
+              <w:pStyle w:val="ae"/>
               <w:rPr>
                 <w:rFonts w:cs="Times New Roman"/>
                 <w:sz w:val="16"/>
@@ -2977,7 +2853,7 @@
           </w:tcPr>
           <w:p>
             <w:pPr>
-              <w:pStyle w:val="NoSpacing"/>
+              <w:pStyle w:val="ae"/>
               <w:rPr>
                 <w:rFonts w:cs="Times New Roman"/>
                 <w:sz w:val="16"/>
@@ -3003,7 +2879,7 @@
           </w:tcPr>
           <w:p>
             <w:pPr>
-              <w:pStyle w:val="NoSpacing"/>
+              <w:pStyle w:val="ae"/>
               <w:rPr>
                 <w:rFonts w:cs="Times New Roman"/>
                 <w:sz w:val="16"/>
@@ -3029,7 +2905,7 @@
           </w:tcPr>
           <w:p>
             <w:pPr>
-              <w:pStyle w:val="NoSpacing"/>
+              <w:pStyle w:val="ae"/>
               <w:rPr>
                 <w:rFonts w:cs="Times New Roman"/>
                 <w:sz w:val="16"/>
@@ -3055,7 +2931,7 @@
           </w:tcPr>
           <w:p>
             <w:pPr>
-              <w:pStyle w:val="NoSpacing"/>
+              <w:pStyle w:val="ae"/>
               <w:jc w:val="center"/>
               <w:rPr>
                 <w:rFonts w:cs="Times New Roman"/>
@@ -3082,7 +2958,7 @@
           </w:tcPr>
           <w:p>
             <w:pPr>
-              <w:pStyle w:val="NoSpacing"/>
+              <w:pStyle w:val="ae"/>
               <w:jc w:val="center"/>
               <w:rPr>
                 <w:rFonts w:cs="Times New Roman"/>
@@ -3114,7 +2990,7 @@
           </w:tcPr>
           <w:p>
             <w:pPr>
-              <w:pStyle w:val="NoSpacing"/>
+              <w:pStyle w:val="ae"/>
               <w:rPr>
                 <w:rFonts w:cs="Times New Roman"/>
                 <w:sz w:val="16"/>
@@ -3140,7 +3016,7 @@
           </w:tcPr>
           <w:p>
             <w:pPr>
-              <w:pStyle w:val="NoSpacing"/>
+              <w:pStyle w:val="ae"/>
               <w:rPr>
                 <w:rFonts w:cs="Times New Roman"/>
                 <w:sz w:val="16"/>
@@ -3166,7 +3042,7 @@
           </w:tcPr>
           <w:p>
             <w:pPr>
-              <w:pStyle w:val="NoSpacing"/>
+              <w:pStyle w:val="ae"/>
               <w:rPr>
                 <w:rFonts w:cs="Times New Roman"/>
                 <w:sz w:val="16"/>
@@ -3192,7 +3068,7 @@
           </w:tcPr>
           <w:p>
             <w:pPr>
-              <w:pStyle w:val="NoSpacing"/>
+              <w:pStyle w:val="ae"/>
               <w:rPr>
                 <w:rFonts w:cs="Times New Roman"/>
                 <w:sz w:val="16"/>
@@ -3218,7 +3094,7 @@
           </w:tcPr>
           <w:p>
             <w:pPr>
-              <w:pStyle w:val="NoSpacing"/>
+              <w:pStyle w:val="ae"/>
               <w:jc w:val="center"/>
               <w:rPr>
                 <w:rFonts w:cs="Times New Roman"/>
@@ -3245,7 +3121,7 @@
           </w:tcPr>
           <w:p>
             <w:pPr>
-              <w:pStyle w:val="NoSpacing"/>
+              <w:pStyle w:val="ae"/>
               <w:jc w:val="center"/>
               <w:rPr>
                 <w:rFonts w:cs="Times New Roman"/>
@@ -3277,7 +3153,7 @@
           </w:tcPr>
           <w:p>
             <w:pPr>
-              <w:pStyle w:val="NoSpacing"/>
+              <w:pStyle w:val="ae"/>
               <w:rPr>
                 <w:rFonts w:cs="Times New Roman"/>
                 <w:sz w:val="16"/>
@@ -3311,7 +3187,7 @@
           </w:tcPr>
           <w:p>
             <w:pPr>
-              <w:pStyle w:val="NoSpacing"/>
+              <w:pStyle w:val="ae"/>
               <w:rPr>
                 <w:rFonts w:cs="Times New Roman"/>
                 <w:sz w:val="16"/>
@@ -3337,7 +3213,7 @@
           </w:tcPr>
           <w:p>
             <w:pPr>
-              <w:pStyle w:val="NoSpacing"/>
+              <w:pStyle w:val="ae"/>
               <w:rPr>
                 <w:rFonts w:cs="Times New Roman"/>
                 <w:sz w:val="16"/>
@@ -3363,7 +3239,7 @@
           </w:tcPr>
           <w:p>
             <w:pPr>
-              <w:pStyle w:val="NoSpacing"/>
+              <w:pStyle w:val="ae"/>
               <w:rPr>
                 <w:rFonts w:cs="Times New Roman"/>
                 <w:sz w:val="16"/>
@@ -3389,7 +3265,7 @@
           </w:tcPr>
           <w:p>
             <w:pPr>
-              <w:pStyle w:val="NoSpacing"/>
+              <w:pStyle w:val="ae"/>
               <w:jc w:val="center"/>
               <w:rPr>
                 <w:rFonts w:cs="Times New Roman"/>
@@ -3416,7 +3292,7 @@
           </w:tcPr>
           <w:p>
             <w:pPr>
-              <w:pStyle w:val="NoSpacing"/>
+              <w:pStyle w:val="ae"/>
               <w:jc w:val="center"/>
               <w:rPr>
                 <w:rFonts w:cs="Times New Roman"/>
@@ -3448,7 +3324,7 @@
           </w:tcPr>
           <w:p>
             <w:pPr>
-              <w:pStyle w:val="NoSpacing"/>
+              <w:pStyle w:val="ae"/>
               <w:rPr>
                 <w:rFonts w:cs="Times New Roman"/>
                 <w:sz w:val="16"/>
@@ -3482,7 +3358,7 @@
           </w:tcPr>
           <w:p>
             <w:pPr>
-              <w:pStyle w:val="NoSpacing"/>
+              <w:pStyle w:val="ae"/>
               <w:rPr>
                 <w:rFonts w:cs="Times New Roman"/>
                 <w:sz w:val="16"/>
@@ -3508,7 +3384,7 @@
           </w:tcPr>
           <w:p>
             <w:pPr>
-              <w:pStyle w:val="NoSpacing"/>
+              <w:pStyle w:val="ae"/>
               <w:rPr>
                 <w:rFonts w:cs="Times New Roman"/>
                 <w:sz w:val="16"/>
@@ -3534,7 +3410,7 @@
           </w:tcPr>
           <w:p>
             <w:pPr>
-              <w:pStyle w:val="NoSpacing"/>
+              <w:pStyle w:val="ae"/>
               <w:rPr>
                 <w:rFonts w:cs="Times New Roman"/>
                 <w:sz w:val="16"/>
@@ -3560,7 +3436,7 @@
           </w:tcPr>
           <w:p>
             <w:pPr>
-              <w:pStyle w:val="NoSpacing"/>
+              <w:pStyle w:val="ae"/>
               <w:jc w:val="center"/>
               <w:rPr>
                 <w:rFonts w:cs="Times New Roman"/>
@@ -3587,7 +3463,7 @@
           </w:tcPr>
           <w:p>
             <w:pPr>
-              <w:pStyle w:val="NoSpacing"/>
+              <w:pStyle w:val="ae"/>
               <w:jc w:val="center"/>
               <w:rPr>
                 <w:rFonts w:cs="Times New Roman"/>
@@ -3619,7 +3495,7 @@
           </w:tcPr>
           <w:p>
             <w:pPr>
-              <w:pStyle w:val="NoSpacing"/>
+              <w:pStyle w:val="ae"/>
               <w:rPr>
                 <w:rFonts w:cs="Times New Roman"/>
                 <w:sz w:val="16"/>
@@ -3645,7 +3521,7 @@
           </w:tcPr>
           <w:p>
             <w:pPr>
-              <w:pStyle w:val="NoSpacing"/>
+              <w:pStyle w:val="ae"/>
               <w:rPr>
                 <w:rFonts w:cs="Times New Roman"/>
                 <w:sz w:val="16"/>
@@ -3671,7 +3547,7 @@
           </w:tcPr>
           <w:p>
             <w:pPr>
-              <w:pStyle w:val="NoSpacing"/>
+              <w:pStyle w:val="ae"/>
               <w:rPr>
                 <w:rFonts w:cs="Times New Roman"/>
                 <w:sz w:val="16"/>
@@ -3697,7 +3573,7 @@
           </w:tcPr>
           <w:p>
             <w:pPr>
-              <w:pStyle w:val="NoSpacing"/>
+              <w:pStyle w:val="ae"/>
               <w:rPr>
                 <w:rFonts w:cs="Times New Roman"/>
                 <w:sz w:val="16"/>
@@ -3723,7 +3599,7 @@
           </w:tcPr>
           <w:p>
             <w:pPr>
-              <w:pStyle w:val="NoSpacing"/>
+              <w:pStyle w:val="ae"/>
               <w:jc w:val="center"/>
               <w:rPr>
                 <w:rFonts w:cs="Times New Roman"/>
@@ -3750,7 +3626,7 @@
           </w:tcPr>
           <w:p>
             <w:pPr>
-              <w:pStyle w:val="NoSpacing"/>
+              <w:pStyle w:val="ae"/>
               <w:jc w:val="center"/>
               <w:rPr>
                 <w:rFonts w:cs="Times New Roman"/>
@@ -3782,7 +3658,7 @@
           </w:tcPr>
           <w:p>
             <w:pPr>
-              <w:pStyle w:val="NoSpacing"/>
+              <w:pStyle w:val="ae"/>
               <w:rPr>
                 <w:rFonts w:cs="Times New Roman"/>
                 <w:sz w:val="16"/>
@@ -3808,7 +3684,7 @@
           </w:tcPr>
           <w:p>
             <w:pPr>
-              <w:pStyle w:val="NoSpacing"/>
+              <w:pStyle w:val="ae"/>
               <w:rPr>
                 <w:rFonts w:cs="Times New Roman"/>
                 <w:sz w:val="16"/>
@@ -3834,7 +3710,7 @@
           </w:tcPr>
           <w:p>
             <w:pPr>
-              <w:pStyle w:val="NoSpacing"/>
+              <w:pStyle w:val="ae"/>
               <w:rPr>
                 <w:rFonts w:cs="Times New Roman"/>
                 <w:sz w:val="16"/>
@@ -3860,7 +3736,7 @@
           </w:tcPr>
           <w:p>
             <w:pPr>
-              <w:pStyle w:val="NoSpacing"/>
+              <w:pStyle w:val="ae"/>
               <w:rPr>
                 <w:rFonts w:cs="Times New Roman"/>
                 <w:sz w:val="16"/>
@@ -3886,7 +3762,7 @@
           </w:tcPr>
           <w:p>
             <w:pPr>
-              <w:pStyle w:val="NoSpacing"/>
+              <w:pStyle w:val="ae"/>
               <w:jc w:val="center"/>
               <w:rPr>
                 <w:rFonts w:cs="Times New Roman"/>
@@ -3913,7 +3789,7 @@
           </w:tcPr>
           <w:p>
             <w:pPr>
-              <w:pStyle w:val="NoSpacing"/>
+              <w:pStyle w:val="ae"/>
               <w:jc w:val="center"/>
               <w:rPr>
                 <w:rFonts w:cs="Times New Roman"/>
@@ -3945,7 +3821,7 @@
           </w:tcPr>
           <w:p>
             <w:pPr>
-              <w:pStyle w:val="NoSpacing"/>
+              <w:pStyle w:val="ae"/>
               <w:rPr>
                 <w:rFonts w:cs="Times New Roman"/>
                 <w:sz w:val="16"/>
@@ -3971,7 +3847,7 @@
           </w:tcPr>
           <w:p>
             <w:pPr>
-              <w:pStyle w:val="NoSpacing"/>
+              <w:pStyle w:val="ae"/>
               <w:rPr>
                 <w:rFonts w:cs="Times New Roman"/>
                 <w:sz w:val="16"/>
@@ -3997,7 +3873,7 @@
           </w:tcPr>
           <w:p>
             <w:pPr>
-              <w:pStyle w:val="NoSpacing"/>
+              <w:pStyle w:val="ae"/>
               <w:rPr>
                 <w:rFonts w:cs="Times New Roman"/>
                 <w:sz w:val="16"/>
@@ -4023,7 +3899,7 @@
           </w:tcPr>
           <w:p>
             <w:pPr>
-              <w:pStyle w:val="NoSpacing"/>
+              <w:pStyle w:val="ae"/>
               <w:rPr>
                 <w:rFonts w:cs="Times New Roman"/>
                 <w:sz w:val="16"/>
@@ -4049,7 +3925,7 @@
           </w:tcPr>
           <w:p>
             <w:pPr>
-              <w:pStyle w:val="NoSpacing"/>
+              <w:pStyle w:val="ae"/>
               <w:jc w:val="center"/>
               <w:rPr>
                 <w:rFonts w:cs="Times New Roman"/>
@@ -4076,7 +3952,7 @@
           </w:tcPr>
           <w:p>
             <w:pPr>
-              <w:pStyle w:val="NoSpacing"/>
+              <w:pStyle w:val="ae"/>
               <w:jc w:val="center"/>
               <w:rPr>
                 <w:rFonts w:cs="Times New Roman"/>
@@ -4108,7 +3984,7 @@
           </w:tcPr>
           <w:p>
             <w:pPr>
-              <w:pStyle w:val="NoSpacing"/>
+              <w:pStyle w:val="ae"/>
               <w:rPr>
                 <w:rFonts w:cs="Times New Roman"/>
                 <w:sz w:val="16"/>
@@ -4134,7 +4010,7 @@
           </w:tcPr>
           <w:p>
             <w:pPr>
-              <w:pStyle w:val="NoSpacing"/>
+              <w:pStyle w:val="ae"/>
               <w:rPr>
                 <w:rFonts w:cs="Times New Roman"/>
                 <w:sz w:val="16"/>
@@ -4160,7 +4036,7 @@
           </w:tcPr>
           <w:p>
             <w:pPr>
-              <w:pStyle w:val="NoSpacing"/>
+              <w:pStyle w:val="ae"/>
               <w:rPr>
                 <w:rFonts w:cs="Times New Roman"/>
                 <w:sz w:val="16"/>
@@ -4186,7 +4062,7 @@
           </w:tcPr>
           <w:p>
             <w:pPr>
-              <w:pStyle w:val="NoSpacing"/>
+              <w:pStyle w:val="ae"/>
               <w:rPr>
                 <w:rFonts w:cs="Times New Roman"/>
                 <w:sz w:val="16"/>
@@ -4212,7 +4088,7 @@
           </w:tcPr>
           <w:p>
             <w:pPr>
-              <w:pStyle w:val="NoSpacing"/>
+              <w:pStyle w:val="ae"/>
               <w:jc w:val="center"/>
               <w:rPr>
                 <w:rFonts w:cs="Times New Roman"/>
@@ -4239,7 +4115,7 @@
           </w:tcPr>
           <w:p>
             <w:pPr>
-              <w:pStyle w:val="NoSpacing"/>
+              <w:pStyle w:val="ae"/>
               <w:jc w:val="center"/>
               <w:rPr>
                 <w:rFonts w:cs="Times New Roman"/>
@@ -4261,12 +4137,12 @@
     </w:tbl>
     <w:p>
       <w:pPr>
-        <w:pStyle w:val="NoSpacing"/>
-      </w:pPr>
-    </w:p>
-    <w:p>
-      <w:pPr>
-        <w:pStyle w:val="NoSpacing"/>
+        <w:pStyle w:val="ae"/>
+      </w:pPr>
+    </w:p>
+    <w:p>
+      <w:pPr>
+        <w:pStyle w:val="ae"/>
         <w:rPr>
           <w:rFonts w:cs="Times New Roman"/>
         </w:rPr>
@@ -4275,26 +4151,26 @@
         <w:rPr>
           <w:rFonts w:cs="Times New Roman"/>
         </w:rPr>
-        <w:t xml:space="preserve">1/2"-14 NPT → Tapered pipe thread, </w:t>
-      </w:r>
-      <w:proofErr w:type="gramStart"/>
-      <w:r>
+        <w:t>1/2"-14 NPT → Tapered pipe thread, 1/2 inch nominal size, 14 threads per inch</w:t>
+      </w:r>
+    </w:p>
+    <w:p>
+      <w:pPr>
+        <w:pStyle w:val="ae"/>
         <w:rPr>
           <w:rFonts w:cs="Times New Roman"/>
         </w:rPr>
-        <w:t>1/2 inch</w:t>
-      </w:r>
-      <w:proofErr w:type="gramEnd"/>
+      </w:pPr>
       <w:r>
         <w:rPr>
           <w:rFonts w:cs="Times New Roman"/>
         </w:rPr>
-        <w:t xml:space="preserve"> nominal size, 14 threads per inch</w:t>
-      </w:r>
-    </w:p>
-    <w:p>
-      <w:pPr>
-        <w:pStyle w:val="NoSpacing"/>
+        <w:t>3/4"-10 UNC → Coarse threaded bolt, 3/4 inch diameter, 10 TPI</w:t>
+      </w:r>
+    </w:p>
+    <w:p>
+      <w:pPr>
+        <w:pStyle w:val="ae"/>
         <w:rPr>
           <w:rFonts w:cs="Times New Roman"/>
         </w:rPr>
@@ -4303,40 +4179,12 @@
         <w:rPr>
           <w:rFonts w:cs="Times New Roman"/>
         </w:rPr>
-        <w:t xml:space="preserve">3/4"-10 UNC → Coarse threaded bolt, </w:t>
-      </w:r>
-      <w:proofErr w:type="gramStart"/>
-      <w:r>
-        <w:rPr>
-          <w:rFonts w:cs="Times New Roman"/>
-        </w:rPr>
-        <w:t>3/4 inch</w:t>
-      </w:r>
-      <w:proofErr w:type="gramEnd"/>
-      <w:r>
-        <w:rPr>
-          <w:rFonts w:cs="Times New Roman"/>
-        </w:rPr>
-        <w:t xml:space="preserve"> diameter, 10 TPI</w:t>
-      </w:r>
-    </w:p>
-    <w:p>
-      <w:pPr>
-        <w:pStyle w:val="NoSpacing"/>
-        <w:rPr>
-          <w:rFonts w:cs="Times New Roman"/>
-        </w:rPr>
-      </w:pPr>
-      <w:r>
-        <w:rPr>
-          <w:rFonts w:cs="Times New Roman"/>
-        </w:rPr>
         <w:t>M8 × 1.25 → Metric bolt, 8 mm diameter, 1.25 mm pitch</w:t>
       </w:r>
     </w:p>
     <w:p>
       <w:pPr>
-        <w:pStyle w:val="NoSpacing"/>
+        <w:pStyle w:val="ae"/>
         <w:rPr>
           <w:rFonts w:cs="Times New Roman"/>
           <w:lang w:val="en-CA"/>
@@ -4346,49 +4194,32 @@
         <w:rPr>
           <w:rFonts w:cs="Times New Roman"/>
         </w:rPr>
-        <w:t xml:space="preserve">1" NPS → Straight pipe thread, </w:t>
-      </w:r>
-      <w:proofErr w:type="gramStart"/>
-      <w:r>
-        <w:rPr>
-          <w:rFonts w:cs="Times New Roman"/>
-        </w:rPr>
-        <w:t>1 inch</w:t>
-      </w:r>
-      <w:proofErr w:type="gramEnd"/>
-      <w:r>
-        <w:rPr>
-          <w:rFonts w:cs="Times New Roman"/>
-        </w:rPr>
-        <w:t xml:space="preserve"> nominal size</w:t>
-      </w:r>
-    </w:p>
-    <w:p>
-      <w:pPr>
-        <w:pStyle w:val="NoSpacing"/>
-      </w:pPr>
-    </w:p>
-    <w:p>
-      <w:pPr>
-        <w:pStyle w:val="NoSpacing"/>
-      </w:pPr>
-    </w:p>
-    <w:p>
-      <w:pPr>
-        <w:pStyle w:val="NoSpacing"/>
-      </w:pPr>
-    </w:p>
-    <w:p>
-      <w:pPr>
-        <w:pStyle w:val="NoSpacing"/>
+        <w:t>1" NPS → Straight pipe thread, 1 inch nominal size</w:t>
+      </w:r>
+    </w:p>
+    <w:p>
+      <w:pPr>
+        <w:pStyle w:val="ae"/>
+      </w:pPr>
+    </w:p>
+    <w:p>
+      <w:pPr>
+        <w:pStyle w:val="ae"/>
+      </w:pPr>
+    </w:p>
+    <w:p>
+      <w:pPr>
+        <w:pStyle w:val="ae"/>
+      </w:pPr>
+    </w:p>
+    <w:p>
+      <w:pPr>
+        <w:pStyle w:val="ae"/>
       </w:pPr>
     </w:p>
     <w:p>
       <w:pPr>
         <w:spacing w:line="360" w:lineRule="auto"/>
-        <w:rPr>
-          <w:rFonts w:hint="eastAsia"/>
-        </w:rPr>
       </w:pPr>
       <w:r>
         <w:rPr>
@@ -4409,7 +4240,7 @@
     </w:p>
     <w:p>
       <w:pPr>
-        <w:pStyle w:val="NoSpacing"/>
+        <w:pStyle w:val="ae"/>
         <w:rPr>
           <w:rFonts w:cs="Times New Roman"/>
         </w:rPr>
@@ -4429,27 +4260,27 @@
     </w:p>
     <w:p>
       <w:pPr>
-        <w:pStyle w:val="NoSpacing"/>
-      </w:pPr>
-    </w:p>
-    <w:p>
-      <w:pPr>
-        <w:pStyle w:val="NoSpacing"/>
-      </w:pPr>
-    </w:p>
-    <w:p>
-      <w:pPr>
-        <w:pStyle w:val="NoSpacing"/>
-      </w:pPr>
-    </w:p>
-    <w:p>
-      <w:pPr>
-        <w:pStyle w:val="NoSpacing"/>
-      </w:pPr>
-    </w:p>
-    <w:p>
-      <w:pPr>
-        <w:pStyle w:val="NoSpacing"/>
+        <w:pStyle w:val="ae"/>
+      </w:pPr>
+    </w:p>
+    <w:p>
+      <w:pPr>
+        <w:pStyle w:val="ae"/>
+      </w:pPr>
+    </w:p>
+    <w:p>
+      <w:pPr>
+        <w:pStyle w:val="ae"/>
+      </w:pPr>
+    </w:p>
+    <w:p>
+      <w:pPr>
+        <w:pStyle w:val="ae"/>
+      </w:pPr>
+    </w:p>
+    <w:p>
+      <w:pPr>
+        <w:pStyle w:val="ae"/>
         <w:rPr>
           <w:rFonts w:cs="Times New Roman"/>
         </w:rPr>
@@ -4469,47 +4300,47 @@
     </w:p>
     <w:p>
       <w:pPr>
-        <w:pStyle w:val="NoSpacing"/>
-      </w:pPr>
-    </w:p>
-    <w:p>
-      <w:pPr>
-        <w:pStyle w:val="NoSpacing"/>
-      </w:pPr>
-    </w:p>
-    <w:p>
-      <w:pPr>
-        <w:pStyle w:val="NoSpacing"/>
-      </w:pPr>
-    </w:p>
-    <w:p>
-      <w:pPr>
-        <w:pStyle w:val="NoSpacing"/>
-      </w:pPr>
-    </w:p>
-    <w:p>
-      <w:pPr>
-        <w:pStyle w:val="NoSpacing"/>
-      </w:pPr>
-    </w:p>
-    <w:p>
-      <w:pPr>
-        <w:pStyle w:val="NoSpacing"/>
-      </w:pPr>
-    </w:p>
-    <w:p>
-      <w:pPr>
-        <w:pStyle w:val="NoSpacing"/>
-      </w:pPr>
-    </w:p>
-    <w:p>
-      <w:pPr>
-        <w:pStyle w:val="NoSpacing"/>
-      </w:pPr>
-    </w:p>
-    <w:p>
-      <w:pPr>
-        <w:pStyle w:val="NoSpacing"/>
+        <w:pStyle w:val="ae"/>
+      </w:pPr>
+    </w:p>
+    <w:p>
+      <w:pPr>
+        <w:pStyle w:val="ae"/>
+      </w:pPr>
+    </w:p>
+    <w:p>
+      <w:pPr>
+        <w:pStyle w:val="ae"/>
+      </w:pPr>
+    </w:p>
+    <w:p>
+      <w:pPr>
+        <w:pStyle w:val="ae"/>
+      </w:pPr>
+    </w:p>
+    <w:p>
+      <w:pPr>
+        <w:pStyle w:val="ae"/>
+      </w:pPr>
+    </w:p>
+    <w:p>
+      <w:pPr>
+        <w:pStyle w:val="ae"/>
+      </w:pPr>
+    </w:p>
+    <w:p>
+      <w:pPr>
+        <w:pStyle w:val="ae"/>
+      </w:pPr>
+    </w:p>
+    <w:p>
+      <w:pPr>
+        <w:pStyle w:val="ae"/>
+      </w:pPr>
+    </w:p>
+    <w:p>
+      <w:pPr>
+        <w:pStyle w:val="ae"/>
       </w:pPr>
     </w:p>
     <w:p>
@@ -4531,15 +4362,12 @@
     </w:p>
     <w:p>
       <w:pPr>
-        <w:pStyle w:val="NoSpacing"/>
-        <w:rPr>
-          <w:rFonts w:hint="eastAsia"/>
-        </w:rPr>
-      </w:pPr>
-    </w:p>
-    <w:p>
-      <w:pPr>
-        <w:pStyle w:val="NoSpacing"/>
+        <w:pStyle w:val="ae"/>
+      </w:pPr>
+    </w:p>
+    <w:p>
+      <w:pPr>
+        <w:pStyle w:val="ae"/>
       </w:pPr>
     </w:p>
     <w:p>
@@ -4561,12 +4389,12 @@
     </w:p>
     <w:p>
       <w:pPr>
-        <w:pStyle w:val="NoSpacing"/>
-      </w:pPr>
-    </w:p>
-    <w:p>
-      <w:pPr>
-        <w:pStyle w:val="NoSpacing"/>
+        <w:pStyle w:val="ae"/>
+      </w:pPr>
+    </w:p>
+    <w:p>
+      <w:pPr>
+        <w:pStyle w:val="ae"/>
       </w:pPr>
     </w:p>
     <w:p>
@@ -4588,7 +4416,7 @@
     </w:p>
     <w:p>
       <w:pPr>
-        <w:pStyle w:val="NoSpacing"/>
+        <w:pStyle w:val="ae"/>
         <w:rPr>
           <w:sz w:val="20"/>
           <w:szCs w:val="20"/>
@@ -4597,7 +4425,7 @@
     </w:p>
     <w:p>
       <w:pPr>
-        <w:pStyle w:val="NoSpacing"/>
+        <w:pStyle w:val="ae"/>
         <w:rPr>
           <w:sz w:val="20"/>
           <w:szCs w:val="20"/>
@@ -4606,7 +4434,7 @@
     </w:p>
     <w:p>
       <w:pPr>
-        <w:pStyle w:val="NoSpacing"/>
+        <w:pStyle w:val="ae"/>
         <w:rPr>
           <w:sz w:val="20"/>
           <w:szCs w:val="20"/>
@@ -4615,9 +4443,8 @@
     </w:p>
     <w:p>
       <w:pPr>
-        <w:pStyle w:val="NoSpacing"/>
-        <w:rPr>
-          <w:rFonts w:hint="eastAsia"/>
+        <w:pStyle w:val="ae"/>
+        <w:rPr>
           <w:sz w:val="20"/>
           <w:szCs w:val="20"/>
         </w:rPr>
@@ -4627,7 +4454,6 @@
       <w:pPr>
         <w:spacing w:line="360" w:lineRule="auto"/>
         <w:rPr>
-          <w:rFonts w:hint="eastAsia"/>
           <w:sz w:val="20"/>
           <w:szCs w:val="20"/>
         </w:rPr>
@@ -4658,12 +4484,4801 @@
     </w:p>
     <w:p>
       <w:pPr>
-        <w:pStyle w:val="NoSpacing"/>
-      </w:pPr>
-    </w:p>
-    <w:p>
-      <w:pPr>
-        <w:pStyle w:val="NoSpacing"/>
+        <w:pStyle w:val="ae"/>
+      </w:pPr>
+    </w:p>
+    <w:p>
+      <w:pPr>
+        <w:pStyle w:val="ae"/>
+      </w:pPr>
+    </w:p>
+    <w:p>
+      <w:pPr>
+        <w:pStyle w:val="ae"/>
+      </w:pPr>
+    </w:p>
+    <w:p>
+      <w:pPr>
+        <w:pStyle w:val="ae"/>
+      </w:pPr>
+    </w:p>
+    <w:p>
+      <w:pPr>
+        <w:pStyle w:val="ae"/>
+      </w:pPr>
+    </w:p>
+    <w:p>
+      <w:pPr>
+        <w:pStyle w:val="ae"/>
+      </w:pPr>
+    </w:p>
+    <w:p>
+      <w:pPr>
+        <w:pStyle w:val="ae"/>
+      </w:pPr>
+    </w:p>
+    <w:p>
+      <w:pPr>
+        <w:pStyle w:val="ae"/>
+      </w:pPr>
+    </w:p>
+    <w:p>
+      <w:pPr>
+        <w:pStyle w:val="ae"/>
+      </w:pPr>
+    </w:p>
+    <w:p>
+      <w:pPr>
+        <w:pStyle w:val="ae"/>
+      </w:pPr>
+    </w:p>
+    <w:p>
+      <w:pPr>
+        <w:spacing w:line="360" w:lineRule="auto"/>
+        <w:rPr>
+          <w:sz w:val="20"/>
+          <w:szCs w:val="20"/>
+        </w:rPr>
+      </w:pPr>
+      <w:r>
+        <w:rPr>
+          <w:rFonts w:hint="eastAsia"/>
+          <w:sz w:val="20"/>
+          <w:szCs w:val="20"/>
+        </w:rPr>
+        <w:t>9 Plastic Material</w:t>
+      </w:r>
+    </w:p>
+    <w:p>
+      <w:pPr>
+        <w:pStyle w:val="ae"/>
+        <w:ind w:firstLineChars="78" w:firstLine="140"/>
+      </w:pPr>
+      <w:r>
+        <w:rPr>
+          <w:b/>
+        </w:rPr>
+        <w:t>Common Plastic Materials – Properties, Applications &amp; Design Notes</w:t>
+      </w:r>
+    </w:p>
+    <w:p>
+      <w:pPr>
+        <w:pStyle w:val="ae"/>
+      </w:pPr>
+      <w:r>
+        <w:rPr>
+          <w:noProof/>
+        </w:rPr>
+        <mc:AlternateContent>
+          <mc:Choice Requires="wps">
+            <w:drawing>
+              <wp:anchor distT="45720" distB="45720" distL="114300" distR="114300" simplePos="0" relativeHeight="251660288" behindDoc="1" locked="0" layoutInCell="1" allowOverlap="1" wp14:anchorId="63E4FA8E" wp14:editId="785B8E24">
+                <wp:simplePos x="0" y="0"/>
+                <wp:positionH relativeFrom="column">
+                  <wp:posOffset>-1270</wp:posOffset>
+                </wp:positionH>
+                <wp:positionV relativeFrom="paragraph">
+                  <wp:posOffset>36640</wp:posOffset>
+                </wp:positionV>
+                <wp:extent cx="4728475" cy="4165600"/>
+                <wp:effectExtent l="0" t="0" r="0" b="6350"/>
+                <wp:wrapNone/>
+                <wp:docPr id="217" name="文本框 2"/>
+                <wp:cNvGraphicFramePr>
+                  <a:graphicFrameLocks xmlns:a="http://schemas.openxmlformats.org/drawingml/2006/main"/>
+                </wp:cNvGraphicFramePr>
+                <a:graphic xmlns:a="http://schemas.openxmlformats.org/drawingml/2006/main">
+                  <a:graphicData uri="http://schemas.microsoft.com/office/word/2010/wordprocessingShape">
+                    <wps:wsp>
+                      <wps:cNvSpPr txBox="1">
+                        <a:spLocks noChangeArrowheads="1"/>
+                      </wps:cNvSpPr>
+                      <wps:spPr bwMode="auto">
+                        <a:xfrm>
+                          <a:off x="0" y="0"/>
+                          <a:ext cx="4728475" cy="4165600"/>
+                        </a:xfrm>
+                        <a:prstGeom prst="rect">
+                          <a:avLst/>
+                        </a:prstGeom>
+                        <a:noFill/>
+                        <a:ln w="9525">
+                          <a:noFill/>
+                          <a:miter lim="800000"/>
+                          <a:headEnd/>
+                          <a:tailEnd/>
+                        </a:ln>
+                      </wps:spPr>
+                      <wps:txbx>
+                        <w:txbxContent>
+                          <w:tbl>
+                            <w:tblPr>
+                              <w:tblW w:w="7083" w:type="dxa"/>
+                              <w:tblBorders>
+                                <w:top w:val="single" w:sz="4" w:space="0" w:color="auto"/>
+                                <w:left w:val="single" w:sz="4" w:space="0" w:color="auto"/>
+                                <w:bottom w:val="single" w:sz="4" w:space="0" w:color="auto"/>
+                                <w:right w:val="single" w:sz="4" w:space="0" w:color="auto"/>
+                                <w:insideH w:val="single" w:sz="4" w:space="0" w:color="auto"/>
+                                <w:insideV w:val="single" w:sz="4" w:space="0" w:color="auto"/>
+                              </w:tblBorders>
+                              <w:tblLook w:val="04A0" w:firstRow="1" w:lastRow="0" w:firstColumn="1" w:lastColumn="0" w:noHBand="0" w:noVBand="1"/>
+                            </w:tblPr>
+                            <w:tblGrid>
+                              <w:gridCol w:w="1626"/>
+                              <w:gridCol w:w="1907"/>
+                              <w:gridCol w:w="1707"/>
+                              <w:gridCol w:w="1843"/>
+                            </w:tblGrid>
+                            <w:tr>
+                              <w:trPr>
+                                <w:trHeight w:val="170"/>
+                              </w:trPr>
+                              <w:tc>
+                                <w:tcPr>
+                                  <w:tcW w:w="1626" w:type="dxa"/>
+                                  <w:vAlign w:val="center"/>
+                                  <w:hideMark/>
+                                </w:tcPr>
+                                <w:p>
+                                  <w:pPr>
+                                    <w:pStyle w:val="ae"/>
+                                    <w:jc w:val="center"/>
+                                    <w:rPr>
+                                      <w:b/>
+                                      <w:bCs/>
+                                    </w:rPr>
+                                  </w:pPr>
+                                  <w:r>
+                                    <w:rPr>
+                                      <w:rFonts w:hint="eastAsia"/>
+                                      <w:b/>
+                                      <w:bCs/>
+                                    </w:rPr>
+                                    <w:t>Material</w:t>
+                                  </w:r>
+                                </w:p>
+                              </w:tc>
+                              <w:tc>
+                                <w:tcPr>
+                                  <w:tcW w:w="1907" w:type="dxa"/>
+                                  <w:vAlign w:val="center"/>
+                                  <w:hideMark/>
+                                </w:tcPr>
+                                <w:p>
+                                  <w:pPr>
+                                    <w:pStyle w:val="ae"/>
+                                    <w:jc w:val="center"/>
+                                    <w:rPr>
+                                      <w:b/>
+                                      <w:bCs/>
+                                    </w:rPr>
+                                  </w:pPr>
+                                  <w:r>
+                                    <w:rPr>
+                                      <w:rFonts w:hint="eastAsia"/>
+                                      <w:b/>
+                                      <w:bCs/>
+                                    </w:rPr>
+                                    <w:t>Key Properties</w:t>
+                                  </w:r>
+                                </w:p>
+                              </w:tc>
+                              <w:tc>
+                                <w:tcPr>
+                                  <w:tcW w:w="1707" w:type="dxa"/>
+                                  <w:vAlign w:val="center"/>
+                                  <w:hideMark/>
+                                </w:tcPr>
+                                <w:p>
+                                  <w:pPr>
+                                    <w:pStyle w:val="ae"/>
+                                    <w:jc w:val="center"/>
+                                    <w:rPr>
+                                      <w:b/>
+                                      <w:bCs/>
+                                    </w:rPr>
+                                  </w:pPr>
+                                  <w:r>
+                                    <w:rPr>
+                                      <w:rFonts w:hint="eastAsia"/>
+                                      <w:b/>
+                                      <w:bCs/>
+                                    </w:rPr>
+                                    <w:t>Typical Design Applications</w:t>
+                                  </w:r>
+                                </w:p>
+                              </w:tc>
+                              <w:tc>
+                                <w:tcPr>
+                                  <w:tcW w:w="1843" w:type="dxa"/>
+                                  <w:vAlign w:val="center"/>
+                                  <w:hideMark/>
+                                </w:tcPr>
+                                <w:p>
+                                  <w:pPr>
+                                    <w:pStyle w:val="ae"/>
+                                    <w:jc w:val="center"/>
+                                    <w:rPr>
+                                      <w:b/>
+                                      <w:bCs/>
+                                    </w:rPr>
+                                  </w:pPr>
+                                  <w:r>
+                                    <w:rPr>
+                                      <w:rFonts w:hint="eastAsia"/>
+                                      <w:b/>
+                                      <w:bCs/>
+                                    </w:rPr>
+                                    <w:t>Design Considerations</w:t>
+                                  </w:r>
+                                </w:p>
+                              </w:tc>
+                            </w:tr>
+                            <w:tr>
+                              <w:trPr>
+                                <w:trHeight w:val="340"/>
+                              </w:trPr>
+                              <w:tc>
+                                <w:tcPr>
+                                  <w:tcW w:w="1626" w:type="dxa"/>
+                                  <w:vAlign w:val="center"/>
+                                  <w:hideMark/>
+                                </w:tcPr>
+                                <w:p>
+                                  <w:pPr>
+                                    <w:pStyle w:val="ae"/>
+                                  </w:pPr>
+                                  <w:r>
+                                    <w:rPr>
+                                      <w:rFonts w:hint="eastAsia"/>
+                                    </w:rPr>
+                                    <w:t>ABS (Acrylonitrile Butadiene Styrene)</w:t>
+                                  </w:r>
+                                </w:p>
+                              </w:tc>
+                              <w:tc>
+                                <w:tcPr>
+                                  <w:tcW w:w="1907" w:type="dxa"/>
+                                  <w:vAlign w:val="center"/>
+                                  <w:hideMark/>
+                                </w:tcPr>
+                                <w:p>
+                                  <w:pPr>
+                                    <w:pStyle w:val="ae"/>
+                                  </w:pPr>
+                                  <w:r>
+                                    <w:rPr>
+                                      <w:rFonts w:hint="eastAsia"/>
+                                    </w:rPr>
+                                    <w:t>Good moldability, good surface finish, moderate rigidity</w:t>
+                                  </w:r>
+                                </w:p>
+                              </w:tc>
+                              <w:tc>
+                                <w:tcPr>
+                                  <w:tcW w:w="1707" w:type="dxa"/>
+                                  <w:vAlign w:val="center"/>
+                                  <w:hideMark/>
+                                </w:tcPr>
+                                <w:p>
+                                  <w:pPr>
+                                    <w:pStyle w:val="ae"/>
+                                  </w:pPr>
+                                  <w:r>
+                                    <w:rPr>
+                                      <w:rFonts w:hint="eastAsia"/>
+                                    </w:rPr>
+                                    <w:t>Toys, appliance housings, handles</w:t>
+                                  </w:r>
+                                </w:p>
+                              </w:tc>
+                              <w:tc>
+                                <w:tcPr>
+                                  <w:tcW w:w="1843" w:type="dxa"/>
+                                  <w:vAlign w:val="center"/>
+                                  <w:hideMark/>
+                                </w:tcPr>
+                                <w:p>
+                                  <w:pPr>
+                                    <w:pStyle w:val="ae"/>
+                                  </w:pPr>
+                                  <w:r>
+                                    <w:rPr>
+                                      <w:rFonts w:hint="eastAsia"/>
+                                    </w:rPr>
+                                    <w:t>Poor UV resistance, prone to aging</w:t>
+                                  </w:r>
+                                </w:p>
+                              </w:tc>
+                            </w:tr>
+                            <w:tr>
+                              <w:trPr>
+                                <w:trHeight w:val="340"/>
+                              </w:trPr>
+                              <w:tc>
+                                <w:tcPr>
+                                  <w:tcW w:w="1626" w:type="dxa"/>
+                                  <w:vAlign w:val="center"/>
+                                  <w:hideMark/>
+                                </w:tcPr>
+                                <w:p>
+                                  <w:pPr>
+                                    <w:pStyle w:val="ae"/>
+                                  </w:pPr>
+                                  <w:r>
+                                    <w:rPr>
+                                      <w:rFonts w:hint="eastAsia"/>
+                                    </w:rPr>
+                                    <w:t>PP (Polypropylene)</w:t>
+                                  </w:r>
+                                </w:p>
+                              </w:tc>
+                              <w:tc>
+                                <w:tcPr>
+                                  <w:tcW w:w="1907" w:type="dxa"/>
+                                  <w:vAlign w:val="center"/>
+                                  <w:hideMark/>
+                                </w:tcPr>
+                                <w:p>
+                                  <w:pPr>
+                                    <w:pStyle w:val="ae"/>
+                                  </w:pPr>
+                                  <w:r>
+                                    <w:rPr>
+                                      <w:rFonts w:hint="eastAsia"/>
+                                    </w:rPr>
+                                    <w:t>Lightweight, chemical-resistant, low cost, live hinge capable</w:t>
+                                  </w:r>
+                                </w:p>
+                              </w:tc>
+                              <w:tc>
+                                <w:tcPr>
+                                  <w:tcW w:w="1707" w:type="dxa"/>
+                                  <w:vAlign w:val="center"/>
+                                  <w:hideMark/>
+                                </w:tcPr>
+                                <w:p>
+                                  <w:pPr>
+                                    <w:pStyle w:val="ae"/>
+                                  </w:pPr>
+                                  <w:r>
+                                    <w:rPr>
+                                      <w:rFonts w:hint="eastAsia"/>
+                                    </w:rPr>
+                                    <w:t>Food containers, hinge structures (e.g. stationery lids)</w:t>
+                                  </w:r>
+                                </w:p>
+                              </w:tc>
+                              <w:tc>
+                                <w:tcPr>
+                                  <w:tcW w:w="1843" w:type="dxa"/>
+                                  <w:vAlign w:val="center"/>
+                                  <w:hideMark/>
+                                </w:tcPr>
+                                <w:p>
+                                  <w:pPr>
+                                    <w:pStyle w:val="ae"/>
+                                  </w:pPr>
+                                  <w:r>
+                                    <w:rPr>
+                                      <w:rFonts w:hint="eastAsia"/>
+                                    </w:rPr>
+                                    <w:t>High shrinkage, difficult to paint</w:t>
+                                  </w:r>
+                                </w:p>
+                              </w:tc>
+                            </w:tr>
+                            <w:tr>
+                              <w:trPr>
+                                <w:trHeight w:val="340"/>
+                              </w:trPr>
+                              <w:tc>
+                                <w:tcPr>
+                                  <w:tcW w:w="1626" w:type="dxa"/>
+                                  <w:vAlign w:val="center"/>
+                                  <w:hideMark/>
+                                </w:tcPr>
+                                <w:p>
+                                  <w:pPr>
+                                    <w:pStyle w:val="ae"/>
+                                  </w:pPr>
+                                  <w:r>
+                                    <w:rPr>
+                                      <w:rFonts w:hint="eastAsia"/>
+                                    </w:rPr>
+                                    <w:t>PC (Polycarbonate)</w:t>
+                                  </w:r>
+                                </w:p>
+                              </w:tc>
+                              <w:tc>
+                                <w:tcPr>
+                                  <w:tcW w:w="1907" w:type="dxa"/>
+                                  <w:vAlign w:val="center"/>
+                                  <w:hideMark/>
+                                </w:tcPr>
+                                <w:p>
+                                  <w:pPr>
+                                    <w:pStyle w:val="ae"/>
+                                  </w:pPr>
+                                  <w:r>
+                                    <w:rPr>
+                                      <w:rFonts w:hint="eastAsia"/>
+                                    </w:rPr>
+                                    <w:t>High strength, transparent, impact-resistant, heat-resistant</w:t>
+                                  </w:r>
+                                </w:p>
+                              </w:tc>
+                              <w:tc>
+                                <w:tcPr>
+                                  <w:tcW w:w="1707" w:type="dxa"/>
+                                  <w:vAlign w:val="center"/>
+                                  <w:hideMark/>
+                                </w:tcPr>
+                                <w:p>
+                                  <w:pPr>
+                                    <w:pStyle w:val="ae"/>
+                                  </w:pPr>
+                                  <w:r>
+                                    <w:rPr>
+                                      <w:rFonts w:hint="eastAsia"/>
+                                    </w:rPr>
+                                    <w:t>Protective covers, light housings, transparent parts</w:t>
+                                  </w:r>
+                                </w:p>
+                              </w:tc>
+                              <w:tc>
+                                <w:tcPr>
+                                  <w:tcW w:w="1843" w:type="dxa"/>
+                                  <w:vAlign w:val="center"/>
+                                  <w:hideMark/>
+                                </w:tcPr>
+                                <w:p>
+                                  <w:pPr>
+                                    <w:pStyle w:val="ae"/>
+                                  </w:pPr>
+                                  <w:r>
+                                    <w:rPr>
+                                      <w:rFonts w:hint="eastAsia"/>
+                                    </w:rPr>
+                                    <w:t>Expensive, prone to stress cracking during processing</w:t>
+                                  </w:r>
+                                </w:p>
+                              </w:tc>
+                            </w:tr>
+                            <w:tr>
+                              <w:trPr>
+                                <w:trHeight w:val="340"/>
+                              </w:trPr>
+                              <w:tc>
+                                <w:tcPr>
+                                  <w:tcW w:w="1626" w:type="dxa"/>
+                                  <w:vAlign w:val="center"/>
+                                  <w:hideMark/>
+                                </w:tcPr>
+                                <w:p>
+                                  <w:pPr>
+                                    <w:pStyle w:val="ae"/>
+                                  </w:pPr>
+                                  <w:r>
+                                    <w:rPr>
+                                      <w:rFonts w:hint="eastAsia"/>
+                                    </w:rPr>
+                                    <w:t>PA (Polyamide / Nylon)</w:t>
+                                  </w:r>
+                                </w:p>
+                              </w:tc>
+                              <w:tc>
+                                <w:tcPr>
+                                  <w:tcW w:w="1907" w:type="dxa"/>
+                                  <w:vAlign w:val="center"/>
+                                  <w:hideMark/>
+                                </w:tcPr>
+                                <w:p>
+                                  <w:pPr>
+                                    <w:pStyle w:val="ae"/>
+                                  </w:pPr>
+                                  <w:r>
+                                    <w:rPr>
+                                      <w:rFonts w:hint="eastAsia"/>
+                                    </w:rPr>
+                                    <w:t>High toughness, wear-resistant, heat-resistant, hygroscopic</w:t>
+                                  </w:r>
+                                </w:p>
+                              </w:tc>
+                              <w:tc>
+                                <w:tcPr>
+                                  <w:tcW w:w="1707" w:type="dxa"/>
+                                  <w:vAlign w:val="center"/>
+                                  <w:hideMark/>
+                                </w:tcPr>
+                                <w:p>
+                                  <w:pPr>
+                                    <w:pStyle w:val="ae"/>
+                                  </w:pPr>
+                                  <w:r>
+                                    <w:rPr>
+                                      <w:rFonts w:hint="eastAsia"/>
+                                    </w:rPr>
+                                    <w:t>Gears, sliders, industrial components</w:t>
+                                  </w:r>
+                                </w:p>
+                              </w:tc>
+                              <w:tc>
+                                <w:tcPr>
+                                  <w:tcW w:w="1843" w:type="dxa"/>
+                                  <w:vAlign w:val="center"/>
+                                  <w:hideMark/>
+                                </w:tcPr>
+                                <w:p>
+                                  <w:pPr>
+                                    <w:pStyle w:val="ae"/>
+                                  </w:pPr>
+                                  <w:r>
+                                    <w:rPr>
+                                      <w:rFonts w:hint="eastAsia"/>
+                                    </w:rPr>
+                                    <w:t>Moisture absorption causes dimensional changes</w:t>
+                                  </w:r>
+                                </w:p>
+                              </w:tc>
+                            </w:tr>
+                            <w:tr>
+                              <w:trPr>
+                                <w:trHeight w:val="340"/>
+                              </w:trPr>
+                              <w:tc>
+                                <w:tcPr>
+                                  <w:tcW w:w="1626" w:type="dxa"/>
+                                  <w:vAlign w:val="center"/>
+                                  <w:hideMark/>
+                                </w:tcPr>
+                                <w:p>
+                                  <w:pPr>
+                                    <w:pStyle w:val="ae"/>
+                                  </w:pPr>
+                                  <w:r>
+                                    <w:rPr>
+                                      <w:rFonts w:hint="eastAsia"/>
+                                    </w:rPr>
+                                    <w:t>PMMA (Acrylic)</w:t>
+                                  </w:r>
+                                </w:p>
+                              </w:tc>
+                              <w:tc>
+                                <w:tcPr>
+                                  <w:tcW w:w="1907" w:type="dxa"/>
+                                  <w:vAlign w:val="center"/>
+                                  <w:hideMark/>
+                                </w:tcPr>
+                                <w:p>
+                                  <w:pPr>
+                                    <w:pStyle w:val="ae"/>
+                                  </w:pPr>
+                                  <w:r>
+                                    <w:rPr>
+                                      <w:rFonts w:hint="eastAsia"/>
+                                    </w:rPr>
+                                    <w:t>High transparency, hard and brittle, scratch-prone</w:t>
+                                  </w:r>
+                                </w:p>
+                              </w:tc>
+                              <w:tc>
+                                <w:tcPr>
+                                  <w:tcW w:w="1707" w:type="dxa"/>
+                                  <w:vAlign w:val="center"/>
+                                  <w:hideMark/>
+                                </w:tcPr>
+                                <w:p>
+                                  <w:pPr>
+                                    <w:pStyle w:val="ae"/>
+                                  </w:pPr>
+                                  <w:r>
+                                    <w:rPr>
+                                      <w:rFonts w:hint="eastAsia"/>
+                                    </w:rPr>
+                                    <w:t>Display cases, lightboxes, signage</w:t>
+                                  </w:r>
+                                </w:p>
+                              </w:tc>
+                              <w:tc>
+                                <w:tcPr>
+                                  <w:tcW w:w="1843" w:type="dxa"/>
+                                  <w:vAlign w:val="center"/>
+                                  <w:hideMark/>
+                                </w:tcPr>
+                                <w:p>
+                                  <w:pPr>
+                                    <w:pStyle w:val="ae"/>
+                                  </w:pPr>
+                                  <w:r>
+                                    <w:rPr>
+                                      <w:rFonts w:hint="eastAsia"/>
+                                    </w:rPr>
+                                    <w:t>Brittle, poor impact resistance</w:t>
+                                  </w:r>
+                                </w:p>
+                              </w:tc>
+                            </w:tr>
+                            <w:tr>
+                              <w:trPr>
+                                <w:trHeight w:val="511"/>
+                              </w:trPr>
+                              <w:tc>
+                                <w:tcPr>
+                                  <w:tcW w:w="1626" w:type="dxa"/>
+                                  <w:vAlign w:val="center"/>
+                                  <w:hideMark/>
+                                </w:tcPr>
+                                <w:p>
+                                  <w:pPr>
+                                    <w:pStyle w:val="ae"/>
+                                  </w:pPr>
+                                  <w:r>
+                                    <w:rPr>
+                                      <w:rFonts w:hint="eastAsia"/>
+                                    </w:rPr>
+                                    <w:t>POM (Polyoxymethylene / Acetal)</w:t>
+                                  </w:r>
+                                </w:p>
+                              </w:tc>
+                              <w:tc>
+                                <w:tcPr>
+                                  <w:tcW w:w="1907" w:type="dxa"/>
+                                  <w:vAlign w:val="center"/>
+                                  <w:hideMark/>
+                                </w:tcPr>
+                                <w:p>
+                                  <w:pPr>
+                                    <w:pStyle w:val="ae"/>
+                                  </w:pPr>
+                                  <w:r>
+                                    <w:rPr>
+                                      <w:rFonts w:hint="eastAsia"/>
+                                    </w:rPr>
+                                    <w:t>High strength, low friction, dimensional stability</w:t>
+                                  </w:r>
+                                </w:p>
+                              </w:tc>
+                              <w:tc>
+                                <w:tcPr>
+                                  <w:tcW w:w="1707" w:type="dxa"/>
+                                  <w:vAlign w:val="center"/>
+                                  <w:hideMark/>
+                                </w:tcPr>
+                                <w:p>
+                                  <w:pPr>
+                                    <w:pStyle w:val="ae"/>
+                                  </w:pPr>
+                                  <w:r>
+                                    <w:rPr>
+                                      <w:rFonts w:hint="eastAsia"/>
+                                    </w:rPr>
+                                    <w:t>Bearings, slides, mechanical parts</w:t>
+                                  </w:r>
+                                </w:p>
+                              </w:tc>
+                              <w:tc>
+                                <w:tcPr>
+                                  <w:tcW w:w="1843" w:type="dxa"/>
+                                  <w:vAlign w:val="center"/>
+                                  <w:hideMark/>
+                                </w:tcPr>
+                                <w:p>
+                                  <w:pPr>
+                                    <w:pStyle w:val="ae"/>
+                                  </w:pPr>
+                                  <w:r>
+                                    <w:rPr>
+                                      <w:rFonts w:hint="eastAsia"/>
+                                    </w:rPr>
+                                    <w:t>Requires careful mold release design</w:t>
+                                  </w:r>
+                                </w:p>
+                              </w:tc>
+                            </w:tr>
+                            <w:tr>
+                              <w:trPr>
+                                <w:trHeight w:val="511"/>
+                              </w:trPr>
+                              <w:tc>
+                                <w:tcPr>
+                                  <w:tcW w:w="1626" w:type="dxa"/>
+                                  <w:vAlign w:val="center"/>
+                                  <w:hideMark/>
+                                </w:tcPr>
+                                <w:p>
+                                  <w:pPr>
+                                    <w:pStyle w:val="ae"/>
+                                  </w:pPr>
+                                  <w:r>
+                                    <w:rPr>
+                                      <w:rFonts w:hint="eastAsia"/>
+                                    </w:rPr>
+                                    <w:t>TPU (Thermoplastic Polyurethane)</w:t>
+                                  </w:r>
+                                </w:p>
+                              </w:tc>
+                              <w:tc>
+                                <w:tcPr>
+                                  <w:tcW w:w="1907" w:type="dxa"/>
+                                  <w:vAlign w:val="center"/>
+                                  <w:hideMark/>
+                                </w:tcPr>
+                                <w:p>
+                                  <w:pPr>
+                                    <w:pStyle w:val="ae"/>
+                                  </w:pPr>
+                                  <w:r>
+                                    <w:rPr>
+                                      <w:rFonts w:hint="eastAsia"/>
+                                    </w:rPr>
+                                    <w:t>Excellent elasticity, abrasion resistance, anti-slip, flexible &amp; dyeable</w:t>
+                                  </w:r>
+                                </w:p>
+                              </w:tc>
+                              <w:tc>
+                                <w:tcPr>
+                                  <w:tcW w:w="1707" w:type="dxa"/>
+                                  <w:vAlign w:val="center"/>
+                                  <w:hideMark/>
+                                </w:tcPr>
+                                <w:p>
+                                  <w:pPr>
+                                    <w:pStyle w:val="ae"/>
+                                  </w:pPr>
+                                  <w:r>
+                                    <w:rPr>
+                                      <w:rFonts w:hint="eastAsia"/>
+                                    </w:rPr>
+                                    <w:t>Phone cases, shoe soles, sports accessories</w:t>
+                                  </w:r>
+                                </w:p>
+                              </w:tc>
+                              <w:tc>
+                                <w:tcPr>
+                                  <w:tcW w:w="1843" w:type="dxa"/>
+                                  <w:vAlign w:val="center"/>
+                                  <w:hideMark/>
+                                </w:tcPr>
+                                <w:p>
+                                  <w:pPr>
+                                    <w:pStyle w:val="ae"/>
+                                  </w:pPr>
+                                  <w:r>
+                                    <w:rPr>
+                                      <w:rFonts w:hint="eastAsia"/>
+                                    </w:rPr>
+                                    <w:t>Slightly expensive, narrow processing window</w:t>
+                                  </w:r>
+                                </w:p>
+                              </w:tc>
+                            </w:tr>
+                            <w:tr>
+                              <w:trPr>
+                                <w:trHeight w:val="340"/>
+                              </w:trPr>
+                              <w:tc>
+                                <w:tcPr>
+                                  <w:tcW w:w="1626" w:type="dxa"/>
+                                  <w:vAlign w:val="center"/>
+                                  <w:hideMark/>
+                                </w:tcPr>
+                                <w:p>
+                                  <w:pPr>
+                                    <w:pStyle w:val="ae"/>
+                                  </w:pPr>
+                                  <w:r>
+                                    <w:rPr>
+                                      <w:rFonts w:hint="eastAsia"/>
+                                    </w:rPr>
+                                    <w:t>PETG (Glycol-modified PET)</w:t>
+                                  </w:r>
+                                </w:p>
+                              </w:tc>
+                              <w:tc>
+                                <w:tcPr>
+                                  <w:tcW w:w="1907" w:type="dxa"/>
+                                  <w:vAlign w:val="center"/>
+                                  <w:hideMark/>
+                                </w:tcPr>
+                                <w:p>
+                                  <w:pPr>
+                                    <w:pStyle w:val="ae"/>
+                                  </w:pPr>
+                                  <w:r>
+                                    <w:rPr>
+                                      <w:rFonts w:hint="eastAsia"/>
+                                    </w:rPr>
+                                    <w:t>Impact-resistant transparent plastic, between PC and PMMA</w:t>
+                                  </w:r>
+                                </w:p>
+                              </w:tc>
+                              <w:tc>
+                                <w:tcPr>
+                                  <w:tcW w:w="1707" w:type="dxa"/>
+                                  <w:vAlign w:val="center"/>
+                                  <w:hideMark/>
+                                </w:tcPr>
+                                <w:p>
+                                  <w:pPr>
+                                    <w:pStyle w:val="ae"/>
+                                  </w:pPr>
+                                  <w:r>
+                                    <w:rPr>
+                                      <w:rFonts w:hint="eastAsia"/>
+                                    </w:rPr>
+                                    <w:t>Transparent containers, medical parts, 3D printing</w:t>
+                                  </w:r>
+                                </w:p>
+                              </w:tc>
+                              <w:tc>
+                                <w:tcPr>
+                                  <w:tcW w:w="1843" w:type="dxa"/>
+                                  <w:vAlign w:val="center"/>
+                                  <w:hideMark/>
+                                </w:tcPr>
+                                <w:p>
+                                  <w:pPr>
+                                    <w:pStyle w:val="ae"/>
+                                  </w:pPr>
+                                  <w:r>
+                                    <w:rPr>
+                                      <w:rFonts w:hint="eastAsia"/>
+                                    </w:rPr>
+                                    <w:t>Tends to string, poor resistance to strong acids</w:t>
+                                  </w:r>
+                                </w:p>
+                              </w:tc>
+                            </w:tr>
+                            <w:tr>
+                              <w:trPr>
+                                <w:trHeight w:val="340"/>
+                              </w:trPr>
+                              <w:tc>
+                                <w:tcPr>
+                                  <w:tcW w:w="1626" w:type="dxa"/>
+                                  <w:vAlign w:val="center"/>
+                                  <w:hideMark/>
+                                </w:tcPr>
+                                <w:p>
+                                  <w:pPr>
+                                    <w:pStyle w:val="ae"/>
+                                  </w:pPr>
+                                  <w:r>
+                                    <w:rPr>
+                                      <w:rFonts w:hint="eastAsia"/>
+                                    </w:rPr>
+                                    <w:t>PE (HDPE/LDPE)</w:t>
+                                  </w:r>
+                                </w:p>
+                              </w:tc>
+                              <w:tc>
+                                <w:tcPr>
+                                  <w:tcW w:w="1907" w:type="dxa"/>
+                                  <w:vAlign w:val="center"/>
+                                  <w:hideMark/>
+                                </w:tcPr>
+                                <w:p>
+                                  <w:pPr>
+                                    <w:pStyle w:val="ae"/>
+                                  </w:pPr>
+                                  <w:r>
+                                    <w:rPr>
+                                      <w:rFonts w:hint="eastAsia"/>
+                                    </w:rPr>
+                                    <w:t>Chemically resistant, low friction, tough</w:t>
+                                  </w:r>
+                                </w:p>
+                              </w:tc>
+                              <w:tc>
+                                <w:tcPr>
+                                  <w:tcW w:w="1707" w:type="dxa"/>
+                                  <w:vAlign w:val="center"/>
+                                  <w:hideMark/>
+                                </w:tcPr>
+                                <w:p>
+                                  <w:pPr>
+                                    <w:pStyle w:val="ae"/>
+                                  </w:pPr>
+                                  <w:r>
+                                    <w:rPr>
+                                      <w:rFonts w:hint="eastAsia"/>
+                                    </w:rPr>
+                                    <w:t>Bottle caps, piping, children's toys</w:t>
+                                  </w:r>
+                                </w:p>
+                              </w:tc>
+                              <w:tc>
+                                <w:tcPr>
+                                  <w:tcW w:w="1843" w:type="dxa"/>
+                                  <w:vAlign w:val="center"/>
+                                  <w:hideMark/>
+                                </w:tcPr>
+                                <w:p>
+                                  <w:pPr>
+                                    <w:pStyle w:val="ae"/>
+                                  </w:pPr>
+                                  <w:r>
+                                    <w:rPr>
+                                      <w:rFonts w:hint="eastAsia"/>
+                                    </w:rPr>
+                                    <w:t>Poor adhesion, difficult to paint</w:t>
+                                  </w:r>
+                                </w:p>
+                              </w:tc>
+                            </w:tr>
+                          </w:tbl>
+                          <w:p/>
+                          <w:p/>
+                          <w:p/>
+                          <w:p/>
+                          <w:p/>
+                          <w:p/>
+                          <w:p/>
+                        </w:txbxContent>
+                      </wps:txbx>
+                      <wps:bodyPr rot="0" vert="horz" wrap="square" lIns="91440" tIns="45720" rIns="91440" bIns="45720" anchor="t" anchorCtr="0">
+                        <a:noAutofit/>
+                      </wps:bodyPr>
+                    </wps:wsp>
+                  </a:graphicData>
+                </a:graphic>
+                <wp14:sizeRelH relativeFrom="margin">
+                  <wp14:pctWidth>0</wp14:pctWidth>
+                </wp14:sizeRelH>
+                <wp14:sizeRelV relativeFrom="margin">
+                  <wp14:pctHeight>0</wp14:pctHeight>
+                </wp14:sizeRelV>
+              </wp:anchor>
+            </w:drawing>
+          </mc:Choice>
+          <mc:Fallback>
+            <w:pict>
+              <v:shapetype w14:anchorId="63E4FA8E" id="_x0000_t202" coordsize="21600,21600" o:spt="202" path="m,l,21600r21600,l21600,xe">
+                <v:stroke joinstyle="miter"/>
+                <v:path gradientshapeok="t" o:connecttype="rect"/>
+              </v:shapetype>
+              <v:shape id="文本框 2" o:spid="_x0000_s1026" type="#_x0000_t202" style="position:absolute;margin-left:-.1pt;margin-top:2.9pt;width:372.3pt;height:328pt;z-index:-251656192;visibility:visible;mso-wrap-style:square;mso-width-percent:0;mso-height-percent:0;mso-wrap-distance-left:9pt;mso-wrap-distance-top:3.6pt;mso-wrap-distance-right:9pt;mso-wrap-distance-bottom:3.6pt;mso-position-horizontal:absolute;mso-position-horizontal-relative:text;mso-position-vertical:absolute;mso-position-vertical-relative:text;mso-width-percent:0;mso-height-percent:0;mso-width-relative:margin;mso-height-relative:margin;v-text-anchor:top" o:gfxdata="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" filled="f" stroked="f">
+                <v:textbox>
+                  <w:txbxContent>
+                    <w:tbl>
+                      <w:tblPr>
+                        <w:tblW w:w="7083" w:type="dxa"/>
+                        <w:tblBorders>
+                          <w:top w:val="single" w:sz="4" w:space="0" w:color="auto"/>
+                          <w:left w:val="single" w:sz="4" w:space="0" w:color="auto"/>
+                          <w:bottom w:val="single" w:sz="4" w:space="0" w:color="auto"/>
+                          <w:right w:val="single" w:sz="4" w:space="0" w:color="auto"/>
+                          <w:insideH w:val="single" w:sz="4" w:space="0" w:color="auto"/>
+                          <w:insideV w:val="single" w:sz="4" w:space="0" w:color="auto"/>
+                        </w:tblBorders>
+                        <w:tblLook w:val="04A0" w:firstRow="1" w:lastRow="0" w:firstColumn="1" w:lastColumn="0" w:noHBand="0" w:noVBand="1"/>
+                      </w:tblPr>
+                      <w:tblGrid>
+                        <w:gridCol w:w="1626"/>
+                        <w:gridCol w:w="1907"/>
+                        <w:gridCol w:w="1707"/>
+                        <w:gridCol w:w="1843"/>
+                      </w:tblGrid>
+                      <w:tr>
+                        <w:trPr>
+                          <w:trHeight w:val="170"/>
+                        </w:trPr>
+                        <w:tc>
+                          <w:tcPr>
+                            <w:tcW w:w="1626" w:type="dxa"/>
+                            <w:vAlign w:val="center"/>
+                            <w:hideMark/>
+                          </w:tcPr>
+                          <w:p>
+                            <w:pPr>
+                              <w:pStyle w:val="ae"/>
+                              <w:jc w:val="center"/>
+                              <w:rPr>
+                                <w:b/>
+                                <w:bCs/>
+                              </w:rPr>
+                            </w:pPr>
+                            <w:r>
+                              <w:rPr>
+                                <w:rFonts w:hint="eastAsia"/>
+                                <w:b/>
+                                <w:bCs/>
+                              </w:rPr>
+                              <w:t>Material</w:t>
+                            </w:r>
+                          </w:p>
+                        </w:tc>
+                        <w:tc>
+                          <w:tcPr>
+                            <w:tcW w:w="1907" w:type="dxa"/>
+                            <w:vAlign w:val="center"/>
+                            <w:hideMark/>
+                          </w:tcPr>
+                          <w:p>
+                            <w:pPr>
+                              <w:pStyle w:val="ae"/>
+                              <w:jc w:val="center"/>
+                              <w:rPr>
+                                <w:b/>
+                                <w:bCs/>
+                              </w:rPr>
+                            </w:pPr>
+                            <w:r>
+                              <w:rPr>
+                                <w:rFonts w:hint="eastAsia"/>
+                                <w:b/>
+                                <w:bCs/>
+                              </w:rPr>
+                              <w:t>Key Properties</w:t>
+                            </w:r>
+                          </w:p>
+                        </w:tc>
+                        <w:tc>
+                          <w:tcPr>
+                            <w:tcW w:w="1707" w:type="dxa"/>
+                            <w:vAlign w:val="center"/>
+                            <w:hideMark/>
+                          </w:tcPr>
+                          <w:p>
+                            <w:pPr>
+                              <w:pStyle w:val="ae"/>
+                              <w:jc w:val="center"/>
+                              <w:rPr>
+                                <w:b/>
+                                <w:bCs/>
+                              </w:rPr>
+                            </w:pPr>
+                            <w:r>
+                              <w:rPr>
+                                <w:rFonts w:hint="eastAsia"/>
+                                <w:b/>
+                                <w:bCs/>
+                              </w:rPr>
+                              <w:t>Typical Design Applications</w:t>
+                            </w:r>
+                          </w:p>
+                        </w:tc>
+                        <w:tc>
+                          <w:tcPr>
+                            <w:tcW w:w="1843" w:type="dxa"/>
+                            <w:vAlign w:val="center"/>
+                            <w:hideMark/>
+                          </w:tcPr>
+                          <w:p>
+                            <w:pPr>
+                              <w:pStyle w:val="ae"/>
+                              <w:jc w:val="center"/>
+                              <w:rPr>
+                                <w:b/>
+                                <w:bCs/>
+                              </w:rPr>
+                            </w:pPr>
+                            <w:r>
+                              <w:rPr>
+                                <w:rFonts w:hint="eastAsia"/>
+                                <w:b/>
+                                <w:bCs/>
+                              </w:rPr>
+                              <w:t>Design Considerations</w:t>
+                            </w:r>
+                          </w:p>
+                        </w:tc>
+                      </w:tr>
+                      <w:tr>
+                        <w:trPr>
+                          <w:trHeight w:val="340"/>
+                        </w:trPr>
+                        <w:tc>
+                          <w:tcPr>
+                            <w:tcW w:w="1626" w:type="dxa"/>
+                            <w:vAlign w:val="center"/>
+                            <w:hideMark/>
+                          </w:tcPr>
+                          <w:p>
+                            <w:pPr>
+                              <w:pStyle w:val="ae"/>
+                            </w:pPr>
+                            <w:r>
+                              <w:rPr>
+                                <w:rFonts w:hint="eastAsia"/>
+                              </w:rPr>
+                              <w:t>ABS (Acrylonitrile Butadiene Styrene)</w:t>
+                            </w:r>
+                          </w:p>
+                        </w:tc>
+                        <w:tc>
+                          <w:tcPr>
+                            <w:tcW w:w="1907" w:type="dxa"/>
+                            <w:vAlign w:val="center"/>
+                            <w:hideMark/>
+                          </w:tcPr>
+                          <w:p>
+                            <w:pPr>
+                              <w:pStyle w:val="ae"/>
+                            </w:pPr>
+                            <w:r>
+                              <w:rPr>
+                                <w:rFonts w:hint="eastAsia"/>
+                              </w:rPr>
+                              <w:t>Good moldability, good surface finish, moderate rigidity</w:t>
+                            </w:r>
+                          </w:p>
+                        </w:tc>
+                        <w:tc>
+                          <w:tcPr>
+                            <w:tcW w:w="1707" w:type="dxa"/>
+                            <w:vAlign w:val="center"/>
+                            <w:hideMark/>
+                          </w:tcPr>
+                          <w:p>
+                            <w:pPr>
+                              <w:pStyle w:val="ae"/>
+                            </w:pPr>
+                            <w:r>
+                              <w:rPr>
+                                <w:rFonts w:hint="eastAsia"/>
+                              </w:rPr>
+                              <w:t>Toys, appliance housings, handles</w:t>
+                            </w:r>
+                          </w:p>
+                        </w:tc>
+                        <w:tc>
+                          <w:tcPr>
+                            <w:tcW w:w="1843" w:type="dxa"/>
+                            <w:vAlign w:val="center"/>
+                            <w:hideMark/>
+                          </w:tcPr>
+                          <w:p>
+                            <w:pPr>
+                              <w:pStyle w:val="ae"/>
+                            </w:pPr>
+                            <w:r>
+                              <w:rPr>
+                                <w:rFonts w:hint="eastAsia"/>
+                              </w:rPr>
+                              <w:t>Poor UV resistance, prone to aging</w:t>
+                            </w:r>
+                          </w:p>
+                        </w:tc>
+                      </w:tr>
+                      <w:tr>
+                        <w:trPr>
+                          <w:trHeight w:val="340"/>
+                        </w:trPr>
+                        <w:tc>
+                          <w:tcPr>
+                            <w:tcW w:w="1626" w:type="dxa"/>
+                            <w:vAlign w:val="center"/>
+                            <w:hideMark/>
+                          </w:tcPr>
+                          <w:p>
+                            <w:pPr>
+                              <w:pStyle w:val="ae"/>
+                            </w:pPr>
+                            <w:r>
+                              <w:rPr>
+                                <w:rFonts w:hint="eastAsia"/>
+                              </w:rPr>
+                              <w:t>PP (Polypropylene)</w:t>
+                            </w:r>
+                          </w:p>
+                        </w:tc>
+                        <w:tc>
+                          <w:tcPr>
+                            <w:tcW w:w="1907" w:type="dxa"/>
+                            <w:vAlign w:val="center"/>
+                            <w:hideMark/>
+                          </w:tcPr>
+                          <w:p>
+                            <w:pPr>
+                              <w:pStyle w:val="ae"/>
+                            </w:pPr>
+                            <w:r>
+                              <w:rPr>
+                                <w:rFonts w:hint="eastAsia"/>
+                              </w:rPr>
+                              <w:t>Lightweight, chemical-resistant, low cost, live hinge capable</w:t>
+                            </w:r>
+                          </w:p>
+                        </w:tc>
+                        <w:tc>
+                          <w:tcPr>
+                            <w:tcW w:w="1707" w:type="dxa"/>
+                            <w:vAlign w:val="center"/>
+                            <w:hideMark/>
+                          </w:tcPr>
+                          <w:p>
+                            <w:pPr>
+                              <w:pStyle w:val="ae"/>
+                            </w:pPr>
+                            <w:r>
+                              <w:rPr>
+                                <w:rFonts w:hint="eastAsia"/>
+                              </w:rPr>
+                              <w:t>Food containers, hinge structures (e.g. stationery lids)</w:t>
+                            </w:r>
+                          </w:p>
+                        </w:tc>
+                        <w:tc>
+                          <w:tcPr>
+                            <w:tcW w:w="1843" w:type="dxa"/>
+                            <w:vAlign w:val="center"/>
+                            <w:hideMark/>
+                          </w:tcPr>
+                          <w:p>
+                            <w:pPr>
+                              <w:pStyle w:val="ae"/>
+                            </w:pPr>
+                            <w:r>
+                              <w:rPr>
+                                <w:rFonts w:hint="eastAsia"/>
+                              </w:rPr>
+                              <w:t>High shrinkage, difficult to paint</w:t>
+                            </w:r>
+                          </w:p>
+                        </w:tc>
+                      </w:tr>
+                      <w:tr>
+                        <w:trPr>
+                          <w:trHeight w:val="340"/>
+                        </w:trPr>
+                        <w:tc>
+                          <w:tcPr>
+                            <w:tcW w:w="1626" w:type="dxa"/>
+                            <w:vAlign w:val="center"/>
+                            <w:hideMark/>
+                          </w:tcPr>
+                          <w:p>
+                            <w:pPr>
+                              <w:pStyle w:val="ae"/>
+                            </w:pPr>
+                            <w:r>
+                              <w:rPr>
+                                <w:rFonts w:hint="eastAsia"/>
+                              </w:rPr>
+                              <w:t>PC (Polycarbonate)</w:t>
+                            </w:r>
+                          </w:p>
+                        </w:tc>
+                        <w:tc>
+                          <w:tcPr>
+                            <w:tcW w:w="1907" w:type="dxa"/>
+                            <w:vAlign w:val="center"/>
+                            <w:hideMark/>
+                          </w:tcPr>
+                          <w:p>
+                            <w:pPr>
+                              <w:pStyle w:val="ae"/>
+                            </w:pPr>
+                            <w:r>
+                              <w:rPr>
+                                <w:rFonts w:hint="eastAsia"/>
+                              </w:rPr>
+                              <w:t>High strength, transparent, impact-resistant, heat-resistant</w:t>
+                            </w:r>
+                          </w:p>
+                        </w:tc>
+                        <w:tc>
+                          <w:tcPr>
+                            <w:tcW w:w="1707" w:type="dxa"/>
+                            <w:vAlign w:val="center"/>
+                            <w:hideMark/>
+                          </w:tcPr>
+                          <w:p>
+                            <w:pPr>
+                              <w:pStyle w:val="ae"/>
+                            </w:pPr>
+                            <w:r>
+                              <w:rPr>
+                                <w:rFonts w:hint="eastAsia"/>
+                              </w:rPr>
+                              <w:t>Protective covers, light housings, transparent parts</w:t>
+                            </w:r>
+                          </w:p>
+                        </w:tc>
+                        <w:tc>
+                          <w:tcPr>
+                            <w:tcW w:w="1843" w:type="dxa"/>
+                            <w:vAlign w:val="center"/>
+                            <w:hideMark/>
+                          </w:tcPr>
+                          <w:p>
+                            <w:pPr>
+                              <w:pStyle w:val="ae"/>
+                            </w:pPr>
+                            <w:r>
+                              <w:rPr>
+                                <w:rFonts w:hint="eastAsia"/>
+                              </w:rPr>
+                              <w:t>Expensive, prone to stress cracking during processing</w:t>
+                            </w:r>
+                          </w:p>
+                        </w:tc>
+                      </w:tr>
+                      <w:tr>
+                        <w:trPr>
+                          <w:trHeight w:val="340"/>
+                        </w:trPr>
+                        <w:tc>
+                          <w:tcPr>
+                            <w:tcW w:w="1626" w:type="dxa"/>
+                            <w:vAlign w:val="center"/>
+                            <w:hideMark/>
+                          </w:tcPr>
+                          <w:p>
+                            <w:pPr>
+                              <w:pStyle w:val="ae"/>
+                            </w:pPr>
+                            <w:r>
+                              <w:rPr>
+                                <w:rFonts w:hint="eastAsia"/>
+                              </w:rPr>
+                              <w:t>PA (Polyamide / Nylon)</w:t>
+                            </w:r>
+                          </w:p>
+                        </w:tc>
+                        <w:tc>
+                          <w:tcPr>
+                            <w:tcW w:w="1907" w:type="dxa"/>
+                            <w:vAlign w:val="center"/>
+                            <w:hideMark/>
+                          </w:tcPr>
+                          <w:p>
+                            <w:pPr>
+                              <w:pStyle w:val="ae"/>
+                            </w:pPr>
+                            <w:r>
+                              <w:rPr>
+                                <w:rFonts w:hint="eastAsia"/>
+                              </w:rPr>
+                              <w:t>High toughness, wear-resistant, heat-resistant, hygroscopic</w:t>
+                            </w:r>
+                          </w:p>
+                        </w:tc>
+                        <w:tc>
+                          <w:tcPr>
+                            <w:tcW w:w="1707" w:type="dxa"/>
+                            <w:vAlign w:val="center"/>
+                            <w:hideMark/>
+                          </w:tcPr>
+                          <w:p>
+                            <w:pPr>
+                              <w:pStyle w:val="ae"/>
+                            </w:pPr>
+                            <w:r>
+                              <w:rPr>
+                                <w:rFonts w:hint="eastAsia"/>
+                              </w:rPr>
+                              <w:t>Gears, sliders, industrial components</w:t>
+                            </w:r>
+                          </w:p>
+                        </w:tc>
+                        <w:tc>
+                          <w:tcPr>
+                            <w:tcW w:w="1843" w:type="dxa"/>
+                            <w:vAlign w:val="center"/>
+                            <w:hideMark/>
+                          </w:tcPr>
+                          <w:p>
+                            <w:pPr>
+                              <w:pStyle w:val="ae"/>
+                            </w:pPr>
+                            <w:r>
+                              <w:rPr>
+                                <w:rFonts w:hint="eastAsia"/>
+                              </w:rPr>
+                              <w:t>Moisture absorption causes dimensional changes</w:t>
+                            </w:r>
+                          </w:p>
+                        </w:tc>
+                      </w:tr>
+                      <w:tr>
+                        <w:trPr>
+                          <w:trHeight w:val="340"/>
+                        </w:trPr>
+                        <w:tc>
+                          <w:tcPr>
+                            <w:tcW w:w="1626" w:type="dxa"/>
+                            <w:vAlign w:val="center"/>
+                            <w:hideMark/>
+                          </w:tcPr>
+                          <w:p>
+                            <w:pPr>
+                              <w:pStyle w:val="ae"/>
+                            </w:pPr>
+                            <w:r>
+                              <w:rPr>
+                                <w:rFonts w:hint="eastAsia"/>
+                              </w:rPr>
+                              <w:t>PMMA (Acrylic)</w:t>
+                            </w:r>
+                          </w:p>
+                        </w:tc>
+                        <w:tc>
+                          <w:tcPr>
+                            <w:tcW w:w="1907" w:type="dxa"/>
+                            <w:vAlign w:val="center"/>
+                            <w:hideMark/>
+                          </w:tcPr>
+                          <w:p>
+                            <w:pPr>
+                              <w:pStyle w:val="ae"/>
+                            </w:pPr>
+                            <w:r>
+                              <w:rPr>
+                                <w:rFonts w:hint="eastAsia"/>
+                              </w:rPr>
+                              <w:t>High transparency, hard and brittle, scratch-prone</w:t>
+                            </w:r>
+                          </w:p>
+                        </w:tc>
+                        <w:tc>
+                          <w:tcPr>
+                            <w:tcW w:w="1707" w:type="dxa"/>
+                            <w:vAlign w:val="center"/>
+                            <w:hideMark/>
+                          </w:tcPr>
+                          <w:p>
+                            <w:pPr>
+                              <w:pStyle w:val="ae"/>
+                            </w:pPr>
+                            <w:r>
+                              <w:rPr>
+                                <w:rFonts w:hint="eastAsia"/>
+                              </w:rPr>
+                              <w:t>Display cases, lightboxes, signage</w:t>
+                            </w:r>
+                          </w:p>
+                        </w:tc>
+                        <w:tc>
+                          <w:tcPr>
+                            <w:tcW w:w="1843" w:type="dxa"/>
+                            <w:vAlign w:val="center"/>
+                            <w:hideMark/>
+                          </w:tcPr>
+                          <w:p>
+                            <w:pPr>
+                              <w:pStyle w:val="ae"/>
+                            </w:pPr>
+                            <w:r>
+                              <w:rPr>
+                                <w:rFonts w:hint="eastAsia"/>
+                              </w:rPr>
+                              <w:t>Brittle, poor impact resistance</w:t>
+                            </w:r>
+                          </w:p>
+                        </w:tc>
+                      </w:tr>
+                      <w:tr>
+                        <w:trPr>
+                          <w:trHeight w:val="511"/>
+                        </w:trPr>
+                        <w:tc>
+                          <w:tcPr>
+                            <w:tcW w:w="1626" w:type="dxa"/>
+                            <w:vAlign w:val="center"/>
+                            <w:hideMark/>
+                          </w:tcPr>
+                          <w:p>
+                            <w:pPr>
+                              <w:pStyle w:val="ae"/>
+                            </w:pPr>
+                            <w:r>
+                              <w:rPr>
+                                <w:rFonts w:hint="eastAsia"/>
+                              </w:rPr>
+                              <w:t>POM (Polyoxymethylene / Acetal)</w:t>
+                            </w:r>
+                          </w:p>
+                        </w:tc>
+                        <w:tc>
+                          <w:tcPr>
+                            <w:tcW w:w="1907" w:type="dxa"/>
+                            <w:vAlign w:val="center"/>
+                            <w:hideMark/>
+                          </w:tcPr>
+                          <w:p>
+                            <w:pPr>
+                              <w:pStyle w:val="ae"/>
+                            </w:pPr>
+                            <w:r>
+                              <w:rPr>
+                                <w:rFonts w:hint="eastAsia"/>
+                              </w:rPr>
+                              <w:t>High strength, low friction, dimensional stability</w:t>
+                            </w:r>
+                          </w:p>
+                        </w:tc>
+                        <w:tc>
+                          <w:tcPr>
+                            <w:tcW w:w="1707" w:type="dxa"/>
+                            <w:vAlign w:val="center"/>
+                            <w:hideMark/>
+                          </w:tcPr>
+                          <w:p>
+                            <w:pPr>
+                              <w:pStyle w:val="ae"/>
+                            </w:pPr>
+                            <w:r>
+                              <w:rPr>
+                                <w:rFonts w:hint="eastAsia"/>
+                              </w:rPr>
+                              <w:t>Bearings, slides, mechanical parts</w:t>
+                            </w:r>
+                          </w:p>
+                        </w:tc>
+                        <w:tc>
+                          <w:tcPr>
+                            <w:tcW w:w="1843" w:type="dxa"/>
+                            <w:vAlign w:val="center"/>
+                            <w:hideMark/>
+                          </w:tcPr>
+                          <w:p>
+                            <w:pPr>
+                              <w:pStyle w:val="ae"/>
+                            </w:pPr>
+                            <w:r>
+                              <w:rPr>
+                                <w:rFonts w:hint="eastAsia"/>
+                              </w:rPr>
+                              <w:t>Requires careful mold release design</w:t>
+                            </w:r>
+                          </w:p>
+                        </w:tc>
+                      </w:tr>
+                      <w:tr>
+                        <w:trPr>
+                          <w:trHeight w:val="511"/>
+                        </w:trPr>
+                        <w:tc>
+                          <w:tcPr>
+                            <w:tcW w:w="1626" w:type="dxa"/>
+                            <w:vAlign w:val="center"/>
+                            <w:hideMark/>
+                          </w:tcPr>
+                          <w:p>
+                            <w:pPr>
+                              <w:pStyle w:val="ae"/>
+                            </w:pPr>
+                            <w:r>
+                              <w:rPr>
+                                <w:rFonts w:hint="eastAsia"/>
+                              </w:rPr>
+                              <w:t>TPU (Thermoplastic Polyurethane)</w:t>
+                            </w:r>
+                          </w:p>
+                        </w:tc>
+                        <w:tc>
+                          <w:tcPr>
+                            <w:tcW w:w="1907" w:type="dxa"/>
+                            <w:vAlign w:val="center"/>
+                            <w:hideMark/>
+                          </w:tcPr>
+                          <w:p>
+                            <w:pPr>
+                              <w:pStyle w:val="ae"/>
+                            </w:pPr>
+                            <w:r>
+                              <w:rPr>
+                                <w:rFonts w:hint="eastAsia"/>
+                              </w:rPr>
+                              <w:t>Excellent elasticity, abrasion resistance, anti-slip, flexible &amp; dyeable</w:t>
+                            </w:r>
+                          </w:p>
+                        </w:tc>
+                        <w:tc>
+                          <w:tcPr>
+                            <w:tcW w:w="1707" w:type="dxa"/>
+                            <w:vAlign w:val="center"/>
+                            <w:hideMark/>
+                          </w:tcPr>
+                          <w:p>
+                            <w:pPr>
+                              <w:pStyle w:val="ae"/>
+                            </w:pPr>
+                            <w:r>
+                              <w:rPr>
+                                <w:rFonts w:hint="eastAsia"/>
+                              </w:rPr>
+                              <w:t>Phone cases, shoe soles, sports accessories</w:t>
+                            </w:r>
+                          </w:p>
+                        </w:tc>
+                        <w:tc>
+                          <w:tcPr>
+                            <w:tcW w:w="1843" w:type="dxa"/>
+                            <w:vAlign w:val="center"/>
+                            <w:hideMark/>
+                          </w:tcPr>
+                          <w:p>
+                            <w:pPr>
+                              <w:pStyle w:val="ae"/>
+                            </w:pPr>
+                            <w:r>
+                              <w:rPr>
+                                <w:rFonts w:hint="eastAsia"/>
+                              </w:rPr>
+                              <w:t>Slightly expensive, narrow processing window</w:t>
+                            </w:r>
+                          </w:p>
+                        </w:tc>
+                      </w:tr>
+                      <w:tr>
+                        <w:trPr>
+                          <w:trHeight w:val="340"/>
+                        </w:trPr>
+                        <w:tc>
+                          <w:tcPr>
+                            <w:tcW w:w="1626" w:type="dxa"/>
+                            <w:vAlign w:val="center"/>
+                            <w:hideMark/>
+                          </w:tcPr>
+                          <w:p>
+                            <w:pPr>
+                              <w:pStyle w:val="ae"/>
+                            </w:pPr>
+                            <w:r>
+                              <w:rPr>
+                                <w:rFonts w:hint="eastAsia"/>
+                              </w:rPr>
+                              <w:t>PETG (Glycol-modified PET)</w:t>
+                            </w:r>
+                          </w:p>
+                        </w:tc>
+                        <w:tc>
+                          <w:tcPr>
+                            <w:tcW w:w="1907" w:type="dxa"/>
+                            <w:vAlign w:val="center"/>
+                            <w:hideMark/>
+                          </w:tcPr>
+                          <w:p>
+                            <w:pPr>
+                              <w:pStyle w:val="ae"/>
+                            </w:pPr>
+                            <w:r>
+                              <w:rPr>
+                                <w:rFonts w:hint="eastAsia"/>
+                              </w:rPr>
+                              <w:t>Impact-resistant transparent plastic, between PC and PMMA</w:t>
+                            </w:r>
+                          </w:p>
+                        </w:tc>
+                        <w:tc>
+                          <w:tcPr>
+                            <w:tcW w:w="1707" w:type="dxa"/>
+                            <w:vAlign w:val="center"/>
+                            <w:hideMark/>
+                          </w:tcPr>
+                          <w:p>
+                            <w:pPr>
+                              <w:pStyle w:val="ae"/>
+                            </w:pPr>
+                            <w:r>
+                              <w:rPr>
+                                <w:rFonts w:hint="eastAsia"/>
+                              </w:rPr>
+                              <w:t>Transparent containers, medical parts, 3D printing</w:t>
+                            </w:r>
+                          </w:p>
+                        </w:tc>
+                        <w:tc>
+                          <w:tcPr>
+                            <w:tcW w:w="1843" w:type="dxa"/>
+                            <w:vAlign w:val="center"/>
+                            <w:hideMark/>
+                          </w:tcPr>
+                          <w:p>
+                            <w:pPr>
+                              <w:pStyle w:val="ae"/>
+                            </w:pPr>
+                            <w:r>
+                              <w:rPr>
+                                <w:rFonts w:hint="eastAsia"/>
+                              </w:rPr>
+                              <w:t>Tends to string, poor resistance to strong acids</w:t>
+                            </w:r>
+                          </w:p>
+                        </w:tc>
+                      </w:tr>
+                      <w:tr>
+                        <w:trPr>
+                          <w:trHeight w:val="340"/>
+                        </w:trPr>
+                        <w:tc>
+                          <w:tcPr>
+                            <w:tcW w:w="1626" w:type="dxa"/>
+                            <w:vAlign w:val="center"/>
+                            <w:hideMark/>
+                          </w:tcPr>
+                          <w:p>
+                            <w:pPr>
+                              <w:pStyle w:val="ae"/>
+                            </w:pPr>
+                            <w:r>
+                              <w:rPr>
+                                <w:rFonts w:hint="eastAsia"/>
+                              </w:rPr>
+                              <w:t>PE (HDPE/LDPE)</w:t>
+                            </w:r>
+                          </w:p>
+                        </w:tc>
+                        <w:tc>
+                          <w:tcPr>
+                            <w:tcW w:w="1907" w:type="dxa"/>
+                            <w:vAlign w:val="center"/>
+                            <w:hideMark/>
+                          </w:tcPr>
+                          <w:p>
+                            <w:pPr>
+                              <w:pStyle w:val="ae"/>
+                            </w:pPr>
+                            <w:r>
+                              <w:rPr>
+                                <w:rFonts w:hint="eastAsia"/>
+                              </w:rPr>
+                              <w:t>Chemically resistant, low friction, tough</w:t>
+                            </w:r>
+                          </w:p>
+                        </w:tc>
+                        <w:tc>
+                          <w:tcPr>
+                            <w:tcW w:w="1707" w:type="dxa"/>
+                            <w:vAlign w:val="center"/>
+                            <w:hideMark/>
+                          </w:tcPr>
+                          <w:p>
+                            <w:pPr>
+                              <w:pStyle w:val="ae"/>
+                            </w:pPr>
+                            <w:r>
+                              <w:rPr>
+                                <w:rFonts w:hint="eastAsia"/>
+                              </w:rPr>
+                              <w:t>Bottle caps, piping, children's toys</w:t>
+                            </w:r>
+                          </w:p>
+                        </w:tc>
+                        <w:tc>
+                          <w:tcPr>
+                            <w:tcW w:w="1843" w:type="dxa"/>
+                            <w:vAlign w:val="center"/>
+                            <w:hideMark/>
+                          </w:tcPr>
+                          <w:p>
+                            <w:pPr>
+                              <w:pStyle w:val="ae"/>
+                            </w:pPr>
+                            <w:r>
+                              <w:rPr>
+                                <w:rFonts w:hint="eastAsia"/>
+                              </w:rPr>
+                              <w:t>Poor adhesion, difficult to paint</w:t>
+                            </w:r>
+                          </w:p>
+                        </w:tc>
+                      </w:tr>
+                    </w:tbl>
+                    <w:p/>
+                    <w:p/>
+                    <w:p/>
+                    <w:p/>
+                    <w:p/>
+                    <w:p/>
+                    <w:p/>
+                  </w:txbxContent>
+                </v:textbox>
+              </v:shape>
+            </w:pict>
+          </mc:Fallback>
+        </mc:AlternateContent>
+      </w:r>
+    </w:p>
+    <w:p>
+      <w:pPr>
+        <w:pStyle w:val="ae"/>
+      </w:pPr>
+    </w:p>
+    <w:p>
+      <w:pPr>
+        <w:pStyle w:val="ae"/>
+      </w:pPr>
+    </w:p>
+    <w:p>
+      <w:pPr>
+        <w:pStyle w:val="ae"/>
+      </w:pPr>
+    </w:p>
+    <w:p>
+      <w:pPr>
+        <w:pStyle w:val="ae"/>
+      </w:pPr>
+    </w:p>
+    <w:p>
+      <w:pPr>
+        <w:pStyle w:val="ae"/>
+      </w:pPr>
+    </w:p>
+    <w:p>
+      <w:pPr>
+        <w:pStyle w:val="ae"/>
+      </w:pPr>
+    </w:p>
+    <w:p>
+      <w:pPr>
+        <w:pStyle w:val="ae"/>
+      </w:pPr>
+    </w:p>
+    <w:p>
+      <w:pPr>
+        <w:pStyle w:val="ae"/>
+      </w:pPr>
+    </w:p>
+    <w:p>
+      <w:pPr>
+        <w:pStyle w:val="ae"/>
+      </w:pPr>
+    </w:p>
+    <w:p>
+      <w:pPr>
+        <w:pStyle w:val="ae"/>
+      </w:pPr>
+    </w:p>
+    <w:p>
+      <w:pPr>
+        <w:pStyle w:val="ae"/>
+      </w:pPr>
+    </w:p>
+    <w:p>
+      <w:pPr>
+        <w:pStyle w:val="ae"/>
+      </w:pPr>
+    </w:p>
+    <w:p>
+      <w:pPr>
+        <w:pStyle w:val="ae"/>
+      </w:pPr>
+    </w:p>
+    <w:p>
+      <w:pPr>
+        <w:pStyle w:val="ae"/>
+      </w:pPr>
+    </w:p>
+    <w:p>
+      <w:pPr>
+        <w:pStyle w:val="ae"/>
+      </w:pPr>
+    </w:p>
+    <w:p>
+      <w:pPr>
+        <w:pStyle w:val="ae"/>
+      </w:pPr>
+    </w:p>
+    <w:p>
+      <w:pPr>
+        <w:pStyle w:val="ae"/>
+      </w:pPr>
+    </w:p>
+    <w:p>
+      <w:pPr>
+        <w:pStyle w:val="ae"/>
+      </w:pPr>
+    </w:p>
+    <w:p>
+      <w:pPr>
+        <w:pStyle w:val="ae"/>
+      </w:pPr>
+    </w:p>
+    <w:p>
+      <w:pPr>
+        <w:pStyle w:val="ae"/>
+      </w:pPr>
+    </w:p>
+    <w:p>
+      <w:pPr>
+        <w:pStyle w:val="ae"/>
+      </w:pPr>
+    </w:p>
+    <w:p>
+      <w:pPr>
+        <w:pStyle w:val="ae"/>
+      </w:pPr>
+    </w:p>
+    <w:p>
+      <w:pPr>
+        <w:pStyle w:val="ae"/>
+      </w:pPr>
+    </w:p>
+    <w:p>
+      <w:pPr>
+        <w:pStyle w:val="ae"/>
+      </w:pPr>
+    </w:p>
+    <w:p>
+      <w:pPr>
+        <w:pStyle w:val="ae"/>
+      </w:pPr>
+    </w:p>
+    <w:p>
+      <w:pPr>
+        <w:pStyle w:val="ae"/>
+      </w:pPr>
+    </w:p>
+    <w:p>
+      <w:pPr>
+        <w:pStyle w:val="ae"/>
+      </w:pPr>
+    </w:p>
+    <w:p>
+      <w:pPr>
+        <w:pStyle w:val="ae"/>
+      </w:pPr>
+    </w:p>
+    <w:p>
+      <w:pPr>
+        <w:pStyle w:val="ae"/>
+      </w:pPr>
+    </w:p>
+    <w:p>
+      <w:pPr>
+        <w:pStyle w:val="ae"/>
+      </w:pPr>
+    </w:p>
+    <w:p>
+      <w:pPr>
+        <w:pStyle w:val="ae"/>
+      </w:pPr>
+    </w:p>
+    <w:p>
+      <w:pPr>
+        <w:pStyle w:val="ae"/>
+      </w:pPr>
+    </w:p>
+    <w:p>
+      <w:pPr>
+        <w:pStyle w:val="ae"/>
+      </w:pPr>
+    </w:p>
+    <w:p>
+      <w:pPr>
+        <w:pStyle w:val="ae"/>
+      </w:pPr>
+    </w:p>
+    <w:p>
+      <w:pPr>
+        <w:pStyle w:val="ae"/>
+      </w:pPr>
+    </w:p>
+    <w:p>
+      <w:pPr>
+        <w:pStyle w:val="ae"/>
+      </w:pPr>
+    </w:p>
+    <w:p>
+      <w:pPr>
+        <w:pStyle w:val="ae"/>
+      </w:pPr>
+    </w:p>
+    <w:p>
+      <w:pPr>
+        <w:pStyle w:val="ae"/>
+      </w:pPr>
+    </w:p>
+    <w:p>
+      <w:pPr>
+        <w:pStyle w:val="ae"/>
+      </w:pPr>
+    </w:p>
+    <w:tbl>
+      <w:tblPr>
+        <w:tblW w:w="7508" w:type="dxa"/>
+        <w:tblBorders>
+          <w:top w:val="single" w:sz="4" w:space="0" w:color="auto"/>
+          <w:left w:val="single" w:sz="4" w:space="0" w:color="auto"/>
+          <w:bottom w:val="single" w:sz="4" w:space="0" w:color="auto"/>
+          <w:right w:val="single" w:sz="4" w:space="0" w:color="auto"/>
+          <w:insideH w:val="single" w:sz="4" w:space="0" w:color="auto"/>
+          <w:insideV w:val="single" w:sz="4" w:space="0" w:color="auto"/>
+        </w:tblBorders>
+        <w:tblLook w:val="04A0" w:firstRow="1" w:lastRow="0" w:firstColumn="1" w:lastColumn="0" w:noHBand="0" w:noVBand="1"/>
+      </w:tblPr>
+      <w:tblGrid>
+        <w:gridCol w:w="2122"/>
+        <w:gridCol w:w="3260"/>
+        <w:gridCol w:w="2126"/>
+      </w:tblGrid>
+      <w:tr>
+        <w:trPr>
+          <w:trHeight w:val="214"/>
+        </w:trPr>
+        <w:tc>
+          <w:tcPr>
+            <w:tcW w:w="2122" w:type="dxa"/>
+            <w:vAlign w:val="center"/>
+            <w:hideMark/>
+          </w:tcPr>
+          <w:p>
+            <w:pPr>
+              <w:pStyle w:val="ae"/>
+              <w:jc w:val="center"/>
+              <w:rPr>
+                <w:b/>
+                <w:bCs/>
+              </w:rPr>
+            </w:pPr>
+            <w:r>
+              <w:rPr>
+                <w:rFonts w:hint="eastAsia"/>
+                <w:b/>
+                <w:bCs/>
+              </w:rPr>
+              <w:t>Material Name</w:t>
+            </w:r>
+          </w:p>
+        </w:tc>
+        <w:tc>
+          <w:tcPr>
+            <w:tcW w:w="3260" w:type="dxa"/>
+            <w:vAlign w:val="center"/>
+            <w:hideMark/>
+          </w:tcPr>
+          <w:p>
+            <w:pPr>
+              <w:pStyle w:val="ae"/>
+              <w:jc w:val="center"/>
+              <w:rPr>
+                <w:b/>
+                <w:bCs/>
+              </w:rPr>
+            </w:pPr>
+            <w:r>
+              <w:rPr>
+                <w:rFonts w:hint="eastAsia"/>
+                <w:b/>
+                <w:bCs/>
+              </w:rPr>
+              <w:t>Key Properties</w:t>
+            </w:r>
+          </w:p>
+        </w:tc>
+        <w:tc>
+          <w:tcPr>
+            <w:tcW w:w="2126" w:type="dxa"/>
+            <w:vAlign w:val="center"/>
+            <w:hideMark/>
+          </w:tcPr>
+          <w:p>
+            <w:pPr>
+              <w:pStyle w:val="ae"/>
+              <w:jc w:val="center"/>
+              <w:rPr>
+                <w:b/>
+                <w:bCs/>
+              </w:rPr>
+            </w:pPr>
+            <w:r>
+              <w:rPr>
+                <w:rFonts w:hint="eastAsia"/>
+                <w:b/>
+                <w:bCs/>
+              </w:rPr>
+              <w:t>Typical Use</w:t>
+            </w:r>
+          </w:p>
+        </w:tc>
+      </w:tr>
+      <w:tr>
+        <w:trPr>
+          <w:trHeight w:val="415"/>
+        </w:trPr>
+        <w:tc>
+          <w:tcPr>
+            <w:tcW w:w="2122" w:type="dxa"/>
+            <w:vAlign w:val="center"/>
+            <w:hideMark/>
+          </w:tcPr>
+          <w:p>
+            <w:pPr>
+              <w:pStyle w:val="ae"/>
+              <w:jc w:val="center"/>
+            </w:pPr>
+            <w:r>
+              <w:rPr>
+                <w:rFonts w:hint="eastAsia"/>
+              </w:rPr>
+              <w:t xml:space="preserve">Polyurethane Resin </w:t>
+            </w:r>
+          </w:p>
+          <w:p>
+            <w:pPr>
+              <w:pStyle w:val="ae"/>
+              <w:jc w:val="center"/>
+            </w:pPr>
+            <w:r>
+              <w:rPr>
+                <w:rFonts w:hint="eastAsia"/>
+              </w:rPr>
+              <w:t>(</w:t>
+            </w:r>
+            <w:r>
+              <w:rPr>
+                <w:rFonts w:hint="eastAsia"/>
+                <w:color w:val="EE0000"/>
+              </w:rPr>
+              <w:t>PU</w:t>
+            </w:r>
+            <w:r>
+              <w:rPr>
+                <w:rFonts w:hint="eastAsia"/>
+              </w:rPr>
+              <w:t xml:space="preserve"> Cast Resin)</w:t>
+            </w:r>
+          </w:p>
+        </w:tc>
+        <w:tc>
+          <w:tcPr>
+            <w:tcW w:w="3260" w:type="dxa"/>
+            <w:vAlign w:val="center"/>
+            <w:hideMark/>
+          </w:tcPr>
+          <w:p>
+            <w:pPr>
+              <w:pStyle w:val="ae"/>
+            </w:pPr>
+            <w:r>
+              <w:t>Most used</w:t>
+            </w:r>
+            <w:r>
+              <w:rPr>
+                <w:rFonts w:hint="eastAsia"/>
+              </w:rPr>
+              <w:t xml:space="preserve"> for casting, high flowability, fast curing, excellent detail replication</w:t>
+            </w:r>
+          </w:p>
+        </w:tc>
+        <w:tc>
+          <w:tcPr>
+            <w:tcW w:w="2126" w:type="dxa"/>
+            <w:vAlign w:val="center"/>
+            <w:hideMark/>
+          </w:tcPr>
+          <w:p>
+            <w:pPr>
+              <w:pStyle w:val="ae"/>
+            </w:pPr>
+            <w:r>
+              <w:rPr>
+                <w:rFonts w:hint="eastAsia"/>
+              </w:rPr>
+              <w:t>Small-batch casted figure parts</w:t>
+            </w:r>
+          </w:p>
+        </w:tc>
+      </w:tr>
+      <w:tr>
+        <w:trPr>
+          <w:trHeight w:val="352"/>
+        </w:trPr>
+        <w:tc>
+          <w:tcPr>
+            <w:tcW w:w="2122" w:type="dxa"/>
+            <w:vAlign w:val="center"/>
+            <w:hideMark/>
+          </w:tcPr>
+          <w:p>
+            <w:pPr>
+              <w:pStyle w:val="ae"/>
+              <w:jc w:val="center"/>
+            </w:pPr>
+            <w:r>
+              <w:rPr>
+                <w:rFonts w:hint="eastAsia"/>
+                <w:color w:val="EE0000"/>
+              </w:rPr>
+              <w:t>PVC</w:t>
+            </w:r>
+            <w:r>
+              <w:rPr>
+                <w:rFonts w:hint="eastAsia"/>
+              </w:rPr>
+              <w:t xml:space="preserve"> (Polyvinyl Chloride)</w:t>
+            </w:r>
+          </w:p>
+        </w:tc>
+        <w:tc>
+          <w:tcPr>
+            <w:tcW w:w="3260" w:type="dxa"/>
+            <w:vAlign w:val="center"/>
+            <w:hideMark/>
+          </w:tcPr>
+          <w:p>
+            <w:pPr>
+              <w:pStyle w:val="ae"/>
+            </w:pPr>
+            <w:r>
+              <w:rPr>
+                <w:rFonts w:hint="eastAsia"/>
+              </w:rPr>
+              <w:t>Thermoplastic, moldable under heat and pressure, good hand feel, low cost</w:t>
+            </w:r>
+          </w:p>
+        </w:tc>
+        <w:tc>
+          <w:tcPr>
+            <w:tcW w:w="2126" w:type="dxa"/>
+            <w:vAlign w:val="center"/>
+            <w:hideMark/>
+          </w:tcPr>
+          <w:p>
+            <w:pPr>
+              <w:pStyle w:val="ae"/>
+            </w:pPr>
+            <w:r>
+              <w:rPr>
+                <w:rFonts w:hint="eastAsia"/>
+              </w:rPr>
+              <w:t>Mass-produced commercial figures (most finished figures)</w:t>
+            </w:r>
+          </w:p>
+        </w:tc>
+      </w:tr>
+      <w:tr>
+        <w:trPr>
+          <w:trHeight w:val="203"/>
+        </w:trPr>
+        <w:tc>
+          <w:tcPr>
+            <w:tcW w:w="2122" w:type="dxa"/>
+            <w:vAlign w:val="center"/>
+            <w:hideMark/>
+          </w:tcPr>
+          <w:p>
+            <w:pPr>
+              <w:pStyle w:val="ae"/>
+              <w:jc w:val="center"/>
+            </w:pPr>
+            <w:r>
+              <w:rPr>
+                <w:rFonts w:hint="eastAsia"/>
+              </w:rPr>
+              <w:t>ABS (Acrylonitrile Butadiene Styrene)</w:t>
+            </w:r>
+          </w:p>
+        </w:tc>
+        <w:tc>
+          <w:tcPr>
+            <w:tcW w:w="3260" w:type="dxa"/>
+            <w:vAlign w:val="center"/>
+            <w:hideMark/>
+          </w:tcPr>
+          <w:p>
+            <w:pPr>
+              <w:pStyle w:val="ae"/>
+            </w:pPr>
+            <w:r>
+              <w:rPr>
+                <w:rFonts w:hint="eastAsia"/>
+              </w:rPr>
+              <w:t>Good rigidity, impact resistance, suitable for structural parts</w:t>
+            </w:r>
+          </w:p>
+        </w:tc>
+        <w:tc>
+          <w:tcPr>
+            <w:tcW w:w="2126" w:type="dxa"/>
+            <w:vAlign w:val="center"/>
+            <w:hideMark/>
+          </w:tcPr>
+          <w:p>
+            <w:pPr>
+              <w:pStyle w:val="ae"/>
+            </w:pPr>
+            <w:r>
+              <w:rPr>
+                <w:rFonts w:hint="eastAsia"/>
+              </w:rPr>
+              <w:t>Joints, movable mechanisms, weapon accessories</w:t>
+            </w:r>
+          </w:p>
+        </w:tc>
+      </w:tr>
+      <w:tr>
+        <w:trPr>
+          <w:trHeight w:val="41"/>
+        </w:trPr>
+        <w:tc>
+          <w:tcPr>
+            <w:tcW w:w="2122" w:type="dxa"/>
+            <w:vAlign w:val="center"/>
+            <w:hideMark/>
+          </w:tcPr>
+          <w:p>
+            <w:pPr>
+              <w:pStyle w:val="ae"/>
+              <w:jc w:val="center"/>
+            </w:pPr>
+            <w:r>
+              <w:rPr>
+                <w:rFonts w:hint="eastAsia"/>
+              </w:rPr>
+              <w:t>POM (Polyoxymethylene / Acetal)</w:t>
+            </w:r>
+          </w:p>
+        </w:tc>
+        <w:tc>
+          <w:tcPr>
+            <w:tcW w:w="3260" w:type="dxa"/>
+            <w:vAlign w:val="center"/>
+            <w:hideMark/>
+          </w:tcPr>
+          <w:p>
+            <w:pPr>
+              <w:pStyle w:val="ae"/>
+            </w:pPr>
+            <w:r>
+              <w:rPr>
+                <w:rFonts w:hint="eastAsia"/>
+              </w:rPr>
+              <w:t>Ultra-low friction, high wear resistance, mechanically robust</w:t>
+            </w:r>
+          </w:p>
+        </w:tc>
+        <w:tc>
+          <w:tcPr>
+            <w:tcW w:w="2126" w:type="dxa"/>
+            <w:vAlign w:val="center"/>
+            <w:hideMark/>
+          </w:tcPr>
+          <w:p>
+            <w:pPr>
+              <w:pStyle w:val="ae"/>
+            </w:pPr>
+            <w:r>
+              <w:rPr>
+                <w:rFonts w:hint="eastAsia"/>
+              </w:rPr>
+              <w:t>Joint connectors (e.g. articulated action figures)</w:t>
+            </w:r>
+          </w:p>
+        </w:tc>
+      </w:tr>
+      <w:tr>
+        <w:trPr>
+          <w:trHeight w:val="440"/>
+        </w:trPr>
+        <w:tc>
+          <w:tcPr>
+            <w:tcW w:w="2122" w:type="dxa"/>
+            <w:vAlign w:val="center"/>
+            <w:hideMark/>
+          </w:tcPr>
+          <w:p>
+            <w:pPr>
+              <w:pStyle w:val="ae"/>
+              <w:jc w:val="center"/>
+            </w:pPr>
+            <w:r>
+              <w:rPr>
+                <w:rFonts w:hint="eastAsia"/>
+              </w:rPr>
+              <w:t>Silicone (for molds)</w:t>
+            </w:r>
+          </w:p>
+        </w:tc>
+        <w:tc>
+          <w:tcPr>
+            <w:tcW w:w="3260" w:type="dxa"/>
+            <w:vAlign w:val="center"/>
+            <w:hideMark/>
+          </w:tcPr>
+          <w:p>
+            <w:pPr>
+              <w:pStyle w:val="ae"/>
+            </w:pPr>
+            <w:r>
+              <w:rPr>
+                <w:rFonts w:hint="eastAsia"/>
+              </w:rPr>
+              <w:t>Soft, excellent mold release, heat-resistant, high-detail replication</w:t>
+            </w:r>
+          </w:p>
+        </w:tc>
+        <w:tc>
+          <w:tcPr>
+            <w:tcW w:w="2126" w:type="dxa"/>
+            <w:vAlign w:val="center"/>
+            <w:hideMark/>
+          </w:tcPr>
+          <w:p>
+            <w:pPr>
+              <w:pStyle w:val="ae"/>
+            </w:pPr>
+            <w:r>
+              <w:rPr>
+                <w:rFonts w:hint="eastAsia"/>
+              </w:rPr>
+              <w:t>Mold-making material (not for final parts!)</w:t>
+            </w:r>
+          </w:p>
+        </w:tc>
+      </w:tr>
+    </w:tbl>
+    <w:p>
+      <w:pPr>
+        <w:pStyle w:val="ae"/>
+      </w:pPr>
+    </w:p>
+    <w:p>
+      <w:pPr>
+        <w:pStyle w:val="ae"/>
+      </w:pPr>
+    </w:p>
+    <w:p>
+      <w:pPr>
+        <w:pStyle w:val="ae"/>
+        <w:rPr>
+          <w:b/>
+          <w:bCs/>
+        </w:rPr>
+      </w:pPr>
+      <w:r>
+        <w:rPr>
+          <w:rFonts w:hint="eastAsia"/>
+          <w:b/>
+          <w:bCs/>
+        </w:rPr>
+        <w:t>自己制作少量手办</w:t>
+      </w:r>
+      <w:r>
+        <w:rPr>
+          <w:b/>
+          <w:bCs/>
+        </w:rPr>
+        <w:t xml:space="preserve"> </w:t>
+      </w:r>
+      <w:r>
+        <w:rPr>
+          <w:rFonts w:hint="eastAsia"/>
+          <w:b/>
+          <w:bCs/>
+        </w:rPr>
+        <w:t>→</w:t>
+      </w:r>
+      <w:r>
+        <w:rPr>
+          <w:b/>
+          <w:bCs/>
+        </w:rPr>
+        <w:t xml:space="preserve"> PU </w:t>
+      </w:r>
+      <w:r>
+        <w:rPr>
+          <w:rFonts w:hint="eastAsia"/>
+          <w:b/>
+          <w:bCs/>
+        </w:rPr>
+        <w:t>树脂</w:t>
+      </w:r>
+      <w:r>
+        <w:rPr>
+          <w:b/>
+          <w:bCs/>
+        </w:rPr>
+        <w:t xml:space="preserve"> + RTV</w:t>
+      </w:r>
+      <w:r>
+        <w:rPr>
+          <w:rFonts w:hint="eastAsia"/>
+          <w:b/>
+          <w:bCs/>
+        </w:rPr>
+        <w:t>硅胶模具</w:t>
+      </w:r>
+    </w:p>
+    <w:p>
+      <w:pPr>
+        <w:pStyle w:val="ae"/>
+      </w:pPr>
+      <w:r>
+        <w:rPr>
+          <w:rFonts w:hint="eastAsia"/>
+        </w:rPr>
+        <w:t>步骤一：制作原型</w:t>
+      </w:r>
+    </w:p>
+    <w:p>
+      <w:pPr>
+        <w:pStyle w:val="ae"/>
+        <w:ind w:firstLineChars="200" w:firstLine="360"/>
+      </w:pPr>
+      <w:r>
+        <w:rPr>
+          <w:rFonts w:hint="eastAsia"/>
+        </w:rPr>
+        <w:t>使用雕刻泥</w:t>
+      </w:r>
+      <w:r>
+        <w:rPr>
+          <w:rFonts w:hint="eastAsia"/>
+        </w:rPr>
+        <w:t xml:space="preserve"> (</w:t>
+      </w:r>
+      <w:r>
+        <w:rPr>
+          <w:rFonts w:hint="eastAsia"/>
+        </w:rPr>
+        <w:t>如油土</w:t>
+      </w:r>
+      <w:r>
+        <w:rPr>
+          <w:rFonts w:hint="eastAsia"/>
+        </w:rPr>
+        <w:t xml:space="preserve">, </w:t>
+      </w:r>
+      <w:r>
+        <w:rPr>
+          <w:rFonts w:hint="eastAsia"/>
+        </w:rPr>
+        <w:t>Epoxy putty</w:t>
+      </w:r>
+      <w:r>
+        <w:rPr>
+          <w:rFonts w:hint="eastAsia"/>
+        </w:rPr>
+        <w:t xml:space="preserve">) </w:t>
+      </w:r>
+      <w:r>
+        <w:rPr>
+          <w:rFonts w:hint="eastAsia"/>
+        </w:rPr>
+        <w:t>或使用</w:t>
+      </w:r>
+      <w:r>
+        <w:rPr>
+          <w:rFonts w:hint="eastAsia"/>
+        </w:rPr>
+        <w:t>SLA 3D</w:t>
+      </w:r>
+      <w:r>
+        <w:rPr>
+          <w:rFonts w:hint="eastAsia"/>
+        </w:rPr>
+        <w:t>打印机打印原型件</w:t>
+      </w:r>
+      <w:r>
+        <w:rPr>
+          <w:rFonts w:hint="eastAsia"/>
+        </w:rPr>
+        <w:t xml:space="preserve"> (</w:t>
+      </w:r>
+      <w:r>
+        <w:rPr>
+          <w:rFonts w:hint="eastAsia"/>
+        </w:rPr>
+        <w:t>超高细节</w:t>
+      </w:r>
+      <w:r>
+        <w:rPr>
+          <w:rFonts w:hint="eastAsia"/>
+        </w:rPr>
+        <w:t>)</w:t>
+      </w:r>
+    </w:p>
+    <w:p>
+      <w:pPr>
+        <w:pStyle w:val="ae"/>
+      </w:pPr>
+      <w:r>
+        <w:rPr>
+          <w:rFonts w:hint="eastAsia"/>
+        </w:rPr>
+        <w:t>步骤二：制作硅胶模具</w:t>
+      </w:r>
+    </w:p>
+    <w:p>
+      <w:pPr>
+        <w:pStyle w:val="ae"/>
+        <w:ind w:firstLineChars="200" w:firstLine="360"/>
+      </w:pPr>
+      <w:r>
+        <w:rPr>
+          <w:rFonts w:hint="eastAsia"/>
+        </w:rPr>
+        <w:t>使用双组分</w:t>
+      </w:r>
+      <w:r>
+        <w:rPr>
+          <w:rFonts w:hint="eastAsia"/>
+        </w:rPr>
+        <w:t>RTV</w:t>
+      </w:r>
+      <w:r>
+        <w:rPr>
+          <w:rFonts w:hint="eastAsia"/>
+        </w:rPr>
+        <w:t>硅胶</w:t>
+      </w:r>
+      <w:r>
+        <w:rPr>
+          <w:rFonts w:hint="eastAsia"/>
+        </w:rPr>
+        <w:t xml:space="preserve"> (</w:t>
+      </w:r>
+      <w:r>
+        <w:rPr>
+          <w:rFonts w:hint="eastAsia"/>
+        </w:rPr>
+        <w:t>常温硫化硅胶</w:t>
+      </w:r>
+      <w:r>
+        <w:rPr>
+          <w:rFonts w:hint="eastAsia"/>
+        </w:rPr>
+        <w:t xml:space="preserve">) </w:t>
+      </w:r>
+      <w:r>
+        <w:rPr>
+          <w:rFonts w:hint="eastAsia"/>
+        </w:rPr>
+        <w:t>包住原型</w:t>
+      </w:r>
+      <w:r>
+        <w:rPr>
+          <w:rFonts w:hint="eastAsia"/>
+        </w:rPr>
+        <w:t xml:space="preserve">, </w:t>
+      </w:r>
+      <w:r>
+        <w:rPr>
+          <w:rFonts w:hint="eastAsia"/>
+        </w:rPr>
+        <w:t>抽真空去气泡</w:t>
+      </w:r>
+      <w:r>
+        <w:rPr>
+          <w:rFonts w:hint="eastAsia"/>
+        </w:rPr>
+        <w:t xml:space="preserve">, </w:t>
+      </w:r>
+      <w:r>
+        <w:rPr>
+          <w:rFonts w:hint="eastAsia"/>
+        </w:rPr>
+        <w:t>等固化后剖开模具取出</w:t>
+      </w:r>
+    </w:p>
+    <w:p>
+      <w:pPr>
+        <w:pStyle w:val="ae"/>
+        <w:ind w:firstLineChars="200" w:firstLine="360"/>
+      </w:pPr>
+      <w:r>
+        <w:rPr>
+          <w:rFonts w:hint="eastAsia"/>
+        </w:rPr>
+        <w:t>原型</w:t>
+      </w:r>
+    </w:p>
+    <w:p>
+      <w:pPr>
+        <w:pStyle w:val="ae"/>
+      </w:pPr>
+      <w:r>
+        <w:rPr>
+          <w:rFonts w:hint="eastAsia"/>
+        </w:rPr>
+        <w:t>步骤三：翻模成型（倒</w:t>
+      </w:r>
+      <w:r>
+        <w:rPr>
+          <w:rFonts w:hint="eastAsia"/>
+        </w:rPr>
+        <w:t>PU</w:t>
+      </w:r>
+      <w:r>
+        <w:rPr>
+          <w:rFonts w:hint="eastAsia"/>
+        </w:rPr>
+        <w:t>树脂）</w:t>
+      </w:r>
+    </w:p>
+    <w:p>
+      <w:pPr>
+        <w:pStyle w:val="ae"/>
+        <w:ind w:firstLineChars="200" w:firstLine="360"/>
+      </w:pPr>
+      <w:r>
+        <w:rPr>
+          <w:rFonts w:hint="eastAsia"/>
+        </w:rPr>
+        <w:t>混合</w:t>
+      </w:r>
+      <w:r>
+        <w:rPr>
+          <w:rFonts w:hint="eastAsia"/>
+        </w:rPr>
+        <w:t>PU</w:t>
+      </w:r>
+      <w:r>
+        <w:rPr>
+          <w:rFonts w:hint="eastAsia"/>
+        </w:rPr>
+        <w:t>树脂</w:t>
+      </w:r>
+      <w:r>
+        <w:rPr>
+          <w:rFonts w:hint="eastAsia"/>
+        </w:rPr>
+        <w:t>A/B</w:t>
+      </w:r>
+      <w:r>
+        <w:rPr>
+          <w:rFonts w:hint="eastAsia"/>
+        </w:rPr>
+        <w:t>组分</w:t>
+      </w:r>
+      <w:r>
+        <w:rPr>
+          <w:rFonts w:hint="eastAsia"/>
+        </w:rPr>
+        <w:t xml:space="preserve"> (</w:t>
+      </w:r>
+      <w:r>
+        <w:rPr>
+          <w:rFonts w:hint="eastAsia"/>
+        </w:rPr>
+        <w:t>如</w:t>
+      </w:r>
+      <w:r>
+        <w:rPr>
+          <w:rFonts w:hint="eastAsia"/>
+        </w:rPr>
+        <w:t>Smooth-On</w:t>
+      </w:r>
+      <w:r>
+        <w:rPr>
+          <w:rFonts w:hint="eastAsia"/>
+        </w:rPr>
+        <w:t>系列</w:t>
+      </w:r>
+      <w:r>
+        <w:rPr>
+          <w:rFonts w:hint="eastAsia"/>
+        </w:rPr>
+        <w:t xml:space="preserve">) </w:t>
+      </w:r>
+      <w:r>
+        <w:rPr>
+          <w:rFonts w:hint="eastAsia"/>
+        </w:rPr>
+        <w:t>倒入模具</w:t>
+      </w:r>
+      <w:r>
+        <w:rPr>
+          <w:rFonts w:hint="eastAsia"/>
+        </w:rPr>
+        <w:t xml:space="preserve">, </w:t>
+      </w:r>
+      <w:r>
+        <w:rPr>
+          <w:rFonts w:hint="eastAsia"/>
+        </w:rPr>
+        <w:t>短时间内固化</w:t>
+      </w:r>
+      <w:r>
+        <w:rPr>
+          <w:rFonts w:hint="eastAsia"/>
+        </w:rPr>
+        <w:t xml:space="preserve"> (</w:t>
+      </w:r>
+      <w:r>
+        <w:rPr>
+          <w:rFonts w:hint="eastAsia"/>
+        </w:rPr>
+        <w:t>3~10</w:t>
+      </w:r>
+      <w:r>
+        <w:rPr>
+          <w:rFonts w:hint="eastAsia"/>
+        </w:rPr>
+        <w:t>分钟</w:t>
+      </w:r>
+      <w:r>
+        <w:rPr>
+          <w:rFonts w:hint="eastAsia"/>
+        </w:rPr>
+        <w:t>)</w:t>
+      </w:r>
+    </w:p>
+    <w:p>
+      <w:pPr>
+        <w:pStyle w:val="ae"/>
+        <w:ind w:firstLineChars="200" w:firstLine="360"/>
+      </w:pPr>
+      <w:r>
+        <w:rPr>
+          <w:rFonts w:hint="eastAsia"/>
+        </w:rPr>
+        <w:t>脱模</w:t>
+      </w:r>
+      <w:r>
+        <w:rPr>
+          <w:rFonts w:hint="eastAsia"/>
+        </w:rPr>
+        <w:t xml:space="preserve"> </w:t>
+      </w:r>
+      <w:r>
+        <w:rPr>
+          <w:rFonts w:hint="eastAsia"/>
+        </w:rPr>
+        <w:t>→</w:t>
+      </w:r>
+      <w:r>
+        <w:rPr>
+          <w:rFonts w:hint="eastAsia"/>
+        </w:rPr>
+        <w:t xml:space="preserve"> </w:t>
+      </w:r>
+      <w:r>
+        <w:rPr>
+          <w:rFonts w:hint="eastAsia"/>
+        </w:rPr>
+        <w:t>修边</w:t>
+      </w:r>
+      <w:r>
+        <w:rPr>
+          <w:rFonts w:hint="eastAsia"/>
+        </w:rPr>
+        <w:t xml:space="preserve"> </w:t>
+      </w:r>
+      <w:r>
+        <w:rPr>
+          <w:rFonts w:hint="eastAsia"/>
+        </w:rPr>
+        <w:t>→</w:t>
+      </w:r>
+      <w:r>
+        <w:rPr>
+          <w:rFonts w:hint="eastAsia"/>
+        </w:rPr>
+        <w:t xml:space="preserve"> </w:t>
+      </w:r>
+      <w:r>
+        <w:rPr>
+          <w:rFonts w:hint="eastAsia"/>
+        </w:rPr>
+        <w:t>打磨</w:t>
+      </w:r>
+    </w:p>
+    <w:p>
+      <w:pPr>
+        <w:pStyle w:val="ae"/>
+      </w:pPr>
+      <w:r>
+        <w:rPr>
+          <w:rFonts w:hint="eastAsia"/>
+        </w:rPr>
+        <w:t>步骤四：涂装上色</w:t>
+      </w:r>
+    </w:p>
+    <w:p>
+      <w:pPr>
+        <w:pStyle w:val="ae"/>
+        <w:ind w:firstLineChars="200" w:firstLine="360"/>
+      </w:pPr>
+      <w:r>
+        <w:rPr>
+          <w:rFonts w:hint="eastAsia"/>
+        </w:rPr>
+        <w:t>先喷底漆</w:t>
+      </w:r>
+      <w:r>
+        <w:rPr>
+          <w:rFonts w:hint="eastAsia"/>
+        </w:rPr>
+        <w:t xml:space="preserve"> (</w:t>
+      </w:r>
+      <w:r>
+        <w:rPr>
+          <w:rFonts w:hint="eastAsia"/>
+        </w:rPr>
+        <w:t>推荐灰底</w:t>
+      </w:r>
+      <w:r>
+        <w:rPr>
+          <w:rFonts w:hint="eastAsia"/>
+        </w:rPr>
+        <w:t xml:space="preserve"> Mr. Surfacer</w:t>
+      </w:r>
+      <w:r>
+        <w:rPr>
+          <w:rFonts w:hint="eastAsia"/>
+        </w:rPr>
+        <w:t xml:space="preserve">) </w:t>
+      </w:r>
+      <w:r>
+        <w:rPr>
+          <w:rFonts w:hint="eastAsia"/>
+        </w:rPr>
+        <w:t>然后用模型漆</w:t>
+      </w:r>
+      <w:r>
+        <w:rPr>
+          <w:rFonts w:hint="eastAsia"/>
+        </w:rPr>
+        <w:t>(</w:t>
+      </w:r>
+      <w:r>
+        <w:rPr>
+          <w:rFonts w:hint="eastAsia"/>
+        </w:rPr>
+        <w:t>如郡士</w:t>
+      </w:r>
+      <w:r>
+        <w:rPr>
+          <w:rFonts w:hint="eastAsia"/>
+        </w:rPr>
+        <w:t xml:space="preserve">, </w:t>
+      </w:r>
+      <w:r>
+        <w:rPr>
+          <w:rFonts w:hint="eastAsia"/>
+        </w:rPr>
+        <w:t>田宫上色</w:t>
+      </w:r>
+      <w:r>
+        <w:rPr>
+          <w:rFonts w:hint="eastAsia"/>
+        </w:rPr>
+        <w:t>),</w:t>
+      </w:r>
+      <w:r>
+        <w:rPr>
+          <w:rFonts w:hint="eastAsia"/>
+        </w:rPr>
+        <w:t xml:space="preserve"> </w:t>
+      </w:r>
+      <w:r>
+        <w:rPr>
+          <w:rFonts w:hint="eastAsia"/>
+        </w:rPr>
+        <w:t>最后喷罩面漆保护</w:t>
+      </w:r>
+    </w:p>
+    <w:p>
+      <w:pPr>
+        <w:pStyle w:val="ae"/>
+      </w:pPr>
+    </w:p>
+    <w:p>
+      <w:pPr>
+        <w:pStyle w:val="ae"/>
+      </w:pPr>
+    </w:p>
+    <w:p>
+      <w:pPr>
+        <w:pStyle w:val="ae"/>
+        <w:rPr>
+          <w:b/>
+          <w:bCs/>
+        </w:rPr>
+      </w:pPr>
+      <w:r>
+        <w:rPr>
+          <w:b/>
+          <w:bCs/>
+        </w:rPr>
+        <w:t>工厂量产商业手办</w:t>
+      </w:r>
+      <w:r>
+        <w:rPr>
+          <w:b/>
+          <w:bCs/>
+        </w:rPr>
+        <w:t xml:space="preserve"> → PVC </w:t>
+      </w:r>
+      <w:r>
+        <w:rPr>
+          <w:b/>
+          <w:bCs/>
+        </w:rPr>
+        <w:t>注塑</w:t>
+      </w:r>
+      <w:r>
+        <w:rPr>
+          <w:b/>
+          <w:bCs/>
+        </w:rPr>
+        <w:t xml:space="preserve"> + </w:t>
+      </w:r>
+      <w:r>
+        <w:rPr>
+          <w:b/>
+          <w:bCs/>
+        </w:rPr>
+        <w:t>金属模具</w:t>
+      </w:r>
+      <w:r>
+        <w:rPr>
+          <w:rFonts w:hint="eastAsia"/>
+          <w:b/>
+          <w:bCs/>
+        </w:rPr>
+        <w:t>(</w:t>
+      </w:r>
+      <w:r>
+        <w:t>GSC</w:t>
+      </w:r>
+      <w:r>
+        <w:t>、</w:t>
+      </w:r>
+      <w:r>
+        <w:t>ALTER</w:t>
+      </w:r>
+      <w:r>
+        <w:t>、寿屋</w:t>
+      </w:r>
+      <w:r>
+        <w:t xml:space="preserve"> </w:t>
+      </w:r>
+      <w:r>
+        <w:t>等厂商的标准工艺</w:t>
+      </w:r>
+      <w:r>
+        <w:rPr>
+          <w:rFonts w:hint="eastAsia"/>
+        </w:rPr>
+        <w:t>)</w:t>
+      </w:r>
+      <w:r>
+        <w:t>：</w:t>
+      </w:r>
+    </w:p>
+    <w:p>
+      <w:pPr>
+        <w:pStyle w:val="ae"/>
+      </w:pPr>
+      <w:r>
+        <w:t>步骤一：制作数字模型（</w:t>
+      </w:r>
+      <w:proofErr w:type="spellStart"/>
+      <w:r>
+        <w:t>ZBrush</w:t>
+      </w:r>
+      <w:proofErr w:type="spellEnd"/>
+      <w:r>
+        <w:t>等）</w:t>
+      </w:r>
+    </w:p>
+    <w:p>
+      <w:pPr>
+        <w:pStyle w:val="ae"/>
+        <w:ind w:firstLineChars="200" w:firstLine="360"/>
+      </w:pPr>
+      <w:r>
+        <w:t>3D</w:t>
+      </w:r>
+      <w:r>
+        <w:t>建模</w:t>
+      </w:r>
+      <w:r>
+        <w:t xml:space="preserve"> + </w:t>
+      </w:r>
+      <w:r>
+        <w:t>数字雕刻</w:t>
+      </w:r>
+      <w:r>
+        <w:t xml:space="preserve"> → </w:t>
+      </w:r>
+      <w:r>
+        <w:t>导出可切片文件</w:t>
+      </w:r>
+    </w:p>
+    <w:p>
+      <w:pPr>
+        <w:pStyle w:val="ae"/>
+      </w:pPr>
+      <w:r>
+        <w:t>步骤二：</w:t>
+      </w:r>
+      <w:r>
+        <w:t>CNC</w:t>
+      </w:r>
+      <w:r>
+        <w:t>加工钢模</w:t>
+      </w:r>
+    </w:p>
+    <w:p>
+      <w:pPr>
+        <w:pStyle w:val="ae"/>
+        <w:ind w:firstLineChars="200" w:firstLine="360"/>
+        <w:rPr>
+          <w:rFonts w:hint="eastAsia"/>
+        </w:rPr>
+      </w:pPr>
+      <w:r>
+        <w:t>高精密钢模</w:t>
+      </w:r>
+      <w:r>
+        <w:rPr>
+          <w:rFonts w:hint="eastAsia"/>
+        </w:rPr>
+        <w:t xml:space="preserve">, </w:t>
+      </w:r>
+      <w:r>
+        <w:t>使用</w:t>
+      </w:r>
+      <w:r>
+        <w:t>CNC</w:t>
+      </w:r>
+      <w:r>
+        <w:rPr>
+          <w:rFonts w:hint="eastAsia"/>
+        </w:rPr>
+        <w:t xml:space="preserve">, </w:t>
+      </w:r>
+      <w:r>
+        <w:t>放电加工制造</w:t>
+      </w:r>
+      <w:r>
+        <w:rPr>
+          <w:rFonts w:hint="eastAsia"/>
+        </w:rPr>
+        <w:t xml:space="preserve">, </w:t>
+      </w:r>
+      <w:r>
+        <w:t>模具成本高</w:t>
+      </w:r>
+      <w:r>
+        <w:rPr>
+          <w:rFonts w:hint="eastAsia"/>
+        </w:rPr>
+        <w:t xml:space="preserve"> (</w:t>
+      </w:r>
+      <w:r>
+        <w:t>几万至几十万元</w:t>
+      </w:r>
+      <w:r>
+        <w:rPr>
+          <w:rFonts w:hint="eastAsia"/>
+        </w:rPr>
+        <w:t>)</w:t>
+      </w:r>
+    </w:p>
+    <w:p>
+      <w:pPr>
+        <w:pStyle w:val="ae"/>
+      </w:pPr>
+      <w:r>
+        <w:t>步骤三：</w:t>
+      </w:r>
+      <w:r>
+        <w:t>PVC</w:t>
+      </w:r>
+      <w:r>
+        <w:t>热注塑</w:t>
+      </w:r>
+    </w:p>
+    <w:p>
+      <w:pPr>
+        <w:pStyle w:val="ae"/>
+        <w:ind w:firstLineChars="200" w:firstLine="360"/>
+      </w:pPr>
+      <w:r>
+        <w:t>预热</w:t>
+      </w:r>
+      <w:r>
+        <w:t>PVC</w:t>
+      </w:r>
+      <w:r>
+        <w:t>颗粒</w:t>
+      </w:r>
+      <w:r>
+        <w:rPr>
+          <w:rFonts w:hint="eastAsia"/>
+        </w:rPr>
+        <w:t xml:space="preserve"> (</w:t>
+      </w:r>
+      <w:r>
+        <w:t>含增塑剂</w:t>
+      </w:r>
+      <w:r>
+        <w:rPr>
+          <w:rFonts w:hint="eastAsia"/>
+        </w:rPr>
+        <w:t xml:space="preserve">, </w:t>
+      </w:r>
+      <w:r>
+        <w:t>使其柔软</w:t>
+      </w:r>
+      <w:r>
+        <w:rPr>
+          <w:rFonts w:hint="eastAsia"/>
+        </w:rPr>
+        <w:t xml:space="preserve">) </w:t>
+      </w:r>
+      <w:r>
+        <w:t>高压注入模具中</w:t>
+      </w:r>
+      <w:r>
+        <w:rPr>
+          <w:rFonts w:hint="eastAsia"/>
+        </w:rPr>
+        <w:t xml:space="preserve">, </w:t>
+      </w:r>
+      <w:r>
+        <w:t>冷却脱模</w:t>
+      </w:r>
+      <w:r>
+        <w:t xml:space="preserve"> → </w:t>
+      </w:r>
+      <w:r>
+        <w:t>初步成型</w:t>
+      </w:r>
+    </w:p>
+    <w:p>
+      <w:pPr>
+        <w:pStyle w:val="ae"/>
+      </w:pPr>
+      <w:r>
+        <w:t>步骤四：去披锋</w:t>
+      </w:r>
+      <w:r>
+        <w:rPr>
+          <w:rFonts w:hint="eastAsia"/>
+        </w:rPr>
+        <w:t xml:space="preserve">, </w:t>
+      </w:r>
+      <w:r>
+        <w:t>组装</w:t>
+      </w:r>
+    </w:p>
+    <w:p>
+      <w:pPr>
+        <w:pStyle w:val="ae"/>
+        <w:ind w:firstLineChars="200" w:firstLine="360"/>
+      </w:pPr>
+      <w:r>
+        <w:t>手工修边</w:t>
+      </w:r>
+      <w:r>
+        <w:rPr>
+          <w:rFonts w:hint="eastAsia"/>
+        </w:rPr>
+        <w:t xml:space="preserve">, </w:t>
+      </w:r>
+      <w:r>
+        <w:t>拼装</w:t>
+      </w:r>
+      <w:r>
+        <w:rPr>
+          <w:rFonts w:hint="eastAsia"/>
+        </w:rPr>
+        <w:t xml:space="preserve">, </w:t>
+      </w:r>
+      <w:r>
+        <w:t>打孔</w:t>
+      </w:r>
+      <w:r>
+        <w:rPr>
+          <w:rFonts w:hint="eastAsia"/>
+        </w:rPr>
+        <w:t xml:space="preserve">, </w:t>
+      </w:r>
+      <w:r>
+        <w:t>可能还有金属芯</w:t>
+      </w:r>
+    </w:p>
+    <w:p>
+      <w:pPr>
+        <w:pStyle w:val="ae"/>
+        <w:rPr>
+          <w:rFonts w:hint="eastAsia"/>
+        </w:rPr>
+      </w:pPr>
+      <w:r>
+        <w:t>步骤五：涂装</w:t>
+      </w:r>
+      <w:r>
+        <w:rPr>
+          <w:rFonts w:hint="eastAsia"/>
+        </w:rPr>
+        <w:t xml:space="preserve"> (</w:t>
+      </w:r>
+      <w:r>
+        <w:t>大多为喷涂</w:t>
+      </w:r>
+      <w:r>
+        <w:t>+</w:t>
+      </w:r>
+      <w:r>
+        <w:t>移印</w:t>
+      </w:r>
+      <w:r>
+        <w:rPr>
+          <w:rFonts w:hint="eastAsia"/>
+        </w:rPr>
+        <w:t>)</w:t>
+      </w:r>
+    </w:p>
+    <w:p>
+      <w:pPr>
+        <w:pStyle w:val="ae"/>
+        <w:ind w:firstLineChars="200" w:firstLine="360"/>
+      </w:pPr>
+      <w:r>
+        <w:t>大多为自动喷涂</w:t>
+      </w:r>
+      <w:r>
+        <w:t xml:space="preserve"> + </w:t>
+      </w:r>
+      <w:r>
+        <w:t>遮盖模</w:t>
+      </w:r>
+      <w:r>
+        <w:t xml:space="preserve"> + </w:t>
+      </w:r>
+      <w:r>
+        <w:t>人工笔涂细节</w:t>
+      </w:r>
+    </w:p>
+    <w:p>
+      <w:pPr>
+        <w:pStyle w:val="ae"/>
+        <w:rPr>
+          <w:rFonts w:hint="eastAsia"/>
+        </w:rPr>
+      </w:pPr>
+    </w:p>
+    <w:tbl>
+      <w:tblPr>
+        <w:tblW w:w="7078" w:type="dxa"/>
+        <w:jc w:val="center"/>
+        <w:tblLook w:val="04A0" w:firstRow="1" w:lastRow="0" w:firstColumn="1" w:lastColumn="0" w:noHBand="0" w:noVBand="1"/>
+      </w:tblPr>
+      <w:tblGrid>
+        <w:gridCol w:w="1040"/>
+        <w:gridCol w:w="3345"/>
+        <w:gridCol w:w="2693"/>
+      </w:tblGrid>
+      <w:tr>
+        <w:trPr>
+          <w:trHeight w:val="31"/>
+          <w:jc w:val="center"/>
+        </w:trPr>
+        <w:tc>
+          <w:tcPr>
+            <w:tcW w:w="1040" w:type="dxa"/>
+            <w:tcBorders>
+              <w:top w:val="single" w:sz="8" w:space="0" w:color="auto"/>
+              <w:left w:val="single" w:sz="8" w:space="0" w:color="auto"/>
+              <w:bottom w:val="single" w:sz="8" w:space="0" w:color="auto"/>
+              <w:right w:val="single" w:sz="8" w:space="0" w:color="auto"/>
+            </w:tcBorders>
+            <w:shd w:val="clear" w:color="auto" w:fill="9CC2E5" w:themeFill="accent5" w:themeFillTint="99"/>
+            <w:vAlign w:val="center"/>
+            <w:hideMark/>
+          </w:tcPr>
+          <w:p>
+            <w:pPr>
+              <w:pStyle w:val="ae"/>
+              <w:rPr>
+                <w:b/>
+                <w:bCs/>
+              </w:rPr>
+            </w:pPr>
+            <w:r>
+              <w:rPr>
+                <w:rFonts w:hint="eastAsia"/>
+                <w:b/>
+                <w:bCs/>
+              </w:rPr>
+              <w:t>项目</w:t>
+            </w:r>
+          </w:p>
+        </w:tc>
+        <w:tc>
+          <w:tcPr>
+            <w:tcW w:w="3345" w:type="dxa"/>
+            <w:tcBorders>
+              <w:top w:val="single" w:sz="8" w:space="0" w:color="auto"/>
+              <w:left w:val="nil"/>
+              <w:bottom w:val="single" w:sz="8" w:space="0" w:color="auto"/>
+              <w:right w:val="single" w:sz="8" w:space="0" w:color="auto"/>
+            </w:tcBorders>
+            <w:shd w:val="clear" w:color="auto" w:fill="9CC2E5" w:themeFill="accent5" w:themeFillTint="99"/>
+            <w:vAlign w:val="center"/>
+            <w:hideMark/>
+          </w:tcPr>
+          <w:p>
+            <w:pPr>
+              <w:pStyle w:val="ae"/>
+              <w:rPr>
+                <w:rFonts w:cs="Times New Roman" w:hint="eastAsia"/>
+              </w:rPr>
+            </w:pPr>
+            <w:r>
+              <w:rPr>
+                <w:rFonts w:cs="Times New Roman"/>
+              </w:rPr>
+              <w:t>PU</w:t>
+            </w:r>
+            <w:r>
+              <w:rPr>
+                <w:rFonts w:cs="Times New Roman" w:hint="eastAsia"/>
+              </w:rPr>
+              <w:t>树脂</w:t>
+            </w:r>
+          </w:p>
+        </w:tc>
+        <w:tc>
+          <w:tcPr>
+            <w:tcW w:w="2693" w:type="dxa"/>
+            <w:tcBorders>
+              <w:top w:val="single" w:sz="8" w:space="0" w:color="auto"/>
+              <w:left w:val="nil"/>
+              <w:bottom w:val="single" w:sz="8" w:space="0" w:color="auto"/>
+              <w:right w:val="single" w:sz="8" w:space="0" w:color="auto"/>
+            </w:tcBorders>
+            <w:shd w:val="clear" w:color="auto" w:fill="9CC2E5" w:themeFill="accent5" w:themeFillTint="99"/>
+            <w:vAlign w:val="center"/>
+            <w:hideMark/>
+          </w:tcPr>
+          <w:p>
+            <w:pPr>
+              <w:pStyle w:val="ae"/>
+              <w:rPr>
+                <w:rFonts w:cs="Times New Roman"/>
+              </w:rPr>
+            </w:pPr>
+            <w:r>
+              <w:rPr>
+                <w:rFonts w:cs="Times New Roman"/>
+              </w:rPr>
+              <w:t>PVC</w:t>
+            </w:r>
+            <w:r>
+              <w:rPr>
+                <w:rFonts w:cs="Times New Roman" w:hint="eastAsia"/>
+              </w:rPr>
+              <w:t>（工业量产）</w:t>
+            </w:r>
+          </w:p>
+        </w:tc>
+      </w:tr>
+      <w:tr>
+        <w:trPr>
+          <w:trHeight w:val="143"/>
+          <w:jc w:val="center"/>
+        </w:trPr>
+        <w:tc>
+          <w:tcPr>
+            <w:tcW w:w="1040" w:type="dxa"/>
+            <w:tcBorders>
+              <w:top w:val="nil"/>
+              <w:left w:val="single" w:sz="8" w:space="0" w:color="auto"/>
+              <w:bottom w:val="single" w:sz="8" w:space="0" w:color="auto"/>
+              <w:right w:val="single" w:sz="8" w:space="0" w:color="auto"/>
+            </w:tcBorders>
+            <w:vAlign w:val="center"/>
+            <w:hideMark/>
+          </w:tcPr>
+          <w:p>
+            <w:pPr>
+              <w:pStyle w:val="ae"/>
+              <w:rPr>
+                <w:b/>
+                <w:bCs/>
+              </w:rPr>
+            </w:pPr>
+            <w:r>
+              <w:rPr>
+                <w:rFonts w:hint="eastAsia"/>
+                <w:b/>
+                <w:bCs/>
+              </w:rPr>
+              <w:t>适合阶段</w:t>
+            </w:r>
+          </w:p>
+        </w:tc>
+        <w:tc>
+          <w:tcPr>
+            <w:tcW w:w="3345" w:type="dxa"/>
+            <w:tcBorders>
+              <w:top w:val="nil"/>
+              <w:left w:val="nil"/>
+              <w:bottom w:val="single" w:sz="8" w:space="0" w:color="auto"/>
+              <w:right w:val="single" w:sz="8" w:space="0" w:color="auto"/>
+            </w:tcBorders>
+            <w:vAlign w:val="center"/>
+            <w:hideMark/>
+          </w:tcPr>
+          <w:p>
+            <w:pPr>
+              <w:pStyle w:val="ae"/>
+              <w:rPr>
+                <w:rFonts w:hint="eastAsia"/>
+              </w:rPr>
+            </w:pPr>
+            <w:r>
+              <w:rPr>
+                <w:rFonts w:hint="eastAsia"/>
+              </w:rPr>
+              <w:t>原型制作</w:t>
+            </w:r>
+            <w:r>
+              <w:rPr>
+                <w:rFonts w:cs="Times New Roman"/>
+              </w:rPr>
+              <w:t xml:space="preserve"> + </w:t>
+            </w:r>
+            <w:r>
+              <w:rPr>
+                <w:rFonts w:hint="eastAsia"/>
+              </w:rPr>
+              <w:t>小批量翻模</w:t>
+            </w:r>
+          </w:p>
+        </w:tc>
+        <w:tc>
+          <w:tcPr>
+            <w:tcW w:w="2693" w:type="dxa"/>
+            <w:tcBorders>
+              <w:top w:val="nil"/>
+              <w:left w:val="nil"/>
+              <w:bottom w:val="single" w:sz="8" w:space="0" w:color="auto"/>
+              <w:right w:val="single" w:sz="8" w:space="0" w:color="auto"/>
+            </w:tcBorders>
+            <w:vAlign w:val="center"/>
+            <w:hideMark/>
+          </w:tcPr>
+          <w:p>
+            <w:pPr>
+              <w:pStyle w:val="ae"/>
+              <w:rPr>
+                <w:rFonts w:hint="eastAsia"/>
+              </w:rPr>
+            </w:pPr>
+            <w:r>
+              <w:rPr>
+                <w:rFonts w:hint="eastAsia"/>
+              </w:rPr>
+              <w:t>大批量量产（如</w:t>
+            </w:r>
+            <w:r>
+              <w:rPr>
+                <w:rFonts w:cs="Times New Roman"/>
+              </w:rPr>
+              <w:t xml:space="preserve"> GSC </w:t>
+            </w:r>
+            <w:r>
+              <w:rPr>
+                <w:rFonts w:hint="eastAsia"/>
+              </w:rPr>
+              <w:t>手办）</w:t>
+            </w:r>
+          </w:p>
+        </w:tc>
+      </w:tr>
+      <w:tr>
+        <w:trPr>
+          <w:trHeight w:val="31"/>
+          <w:jc w:val="center"/>
+        </w:trPr>
+        <w:tc>
+          <w:tcPr>
+            <w:tcW w:w="1040" w:type="dxa"/>
+            <w:tcBorders>
+              <w:top w:val="nil"/>
+              <w:left w:val="single" w:sz="8" w:space="0" w:color="auto"/>
+              <w:bottom w:val="single" w:sz="8" w:space="0" w:color="auto"/>
+              <w:right w:val="single" w:sz="8" w:space="0" w:color="auto"/>
+            </w:tcBorders>
+            <w:vAlign w:val="center"/>
+            <w:hideMark/>
+          </w:tcPr>
+          <w:p>
+            <w:pPr>
+              <w:pStyle w:val="ae"/>
+              <w:rPr>
+                <w:rFonts w:hint="eastAsia"/>
+                <w:b/>
+                <w:bCs/>
+              </w:rPr>
+            </w:pPr>
+            <w:r>
+              <w:rPr>
+                <w:rFonts w:hint="eastAsia"/>
+                <w:b/>
+                <w:bCs/>
+              </w:rPr>
+              <w:t>模具</w:t>
+            </w:r>
+          </w:p>
+        </w:tc>
+        <w:tc>
+          <w:tcPr>
+            <w:tcW w:w="3345" w:type="dxa"/>
+            <w:tcBorders>
+              <w:top w:val="nil"/>
+              <w:left w:val="nil"/>
+              <w:bottom w:val="single" w:sz="8" w:space="0" w:color="auto"/>
+              <w:right w:val="single" w:sz="8" w:space="0" w:color="auto"/>
+            </w:tcBorders>
+            <w:vAlign w:val="center"/>
+            <w:hideMark/>
+          </w:tcPr>
+          <w:p>
+            <w:pPr>
+              <w:pStyle w:val="ae"/>
+              <w:rPr>
+                <w:rFonts w:cs="Times New Roman" w:hint="eastAsia"/>
+              </w:rPr>
+            </w:pPr>
+            <w:r>
+              <w:rPr>
+                <w:rFonts w:cs="Times New Roman"/>
+              </w:rPr>
+              <w:t xml:space="preserve">RTV </w:t>
+            </w:r>
+            <w:r>
+              <w:rPr>
+                <w:rFonts w:cs="Times New Roman" w:hint="eastAsia"/>
+              </w:rPr>
+              <w:t>硅胶模具（柔性）</w:t>
+            </w:r>
+          </w:p>
+        </w:tc>
+        <w:tc>
+          <w:tcPr>
+            <w:tcW w:w="2693" w:type="dxa"/>
+            <w:tcBorders>
+              <w:top w:val="nil"/>
+              <w:left w:val="nil"/>
+              <w:bottom w:val="single" w:sz="8" w:space="0" w:color="auto"/>
+              <w:right w:val="single" w:sz="8" w:space="0" w:color="auto"/>
+            </w:tcBorders>
+            <w:vAlign w:val="center"/>
+            <w:hideMark/>
+          </w:tcPr>
+          <w:p>
+            <w:pPr>
+              <w:pStyle w:val="ae"/>
+            </w:pPr>
+            <w:r>
+              <w:rPr>
+                <w:rFonts w:hint="eastAsia"/>
+              </w:rPr>
+              <w:t>硬质金属模具（昂贵）</w:t>
+            </w:r>
+          </w:p>
+        </w:tc>
+      </w:tr>
+      <w:tr>
+        <w:trPr>
+          <w:trHeight w:val="37"/>
+          <w:jc w:val="center"/>
+        </w:trPr>
+        <w:tc>
+          <w:tcPr>
+            <w:tcW w:w="1040" w:type="dxa"/>
+            <w:tcBorders>
+              <w:top w:val="nil"/>
+              <w:left w:val="single" w:sz="8" w:space="0" w:color="auto"/>
+              <w:bottom w:val="single" w:sz="8" w:space="0" w:color="auto"/>
+              <w:right w:val="single" w:sz="8" w:space="0" w:color="auto"/>
+            </w:tcBorders>
+            <w:vAlign w:val="center"/>
+            <w:hideMark/>
+          </w:tcPr>
+          <w:p>
+            <w:pPr>
+              <w:pStyle w:val="ae"/>
+              <w:rPr>
+                <w:rFonts w:hint="eastAsia"/>
+                <w:b/>
+                <w:bCs/>
+              </w:rPr>
+            </w:pPr>
+            <w:r>
+              <w:rPr>
+                <w:rFonts w:hint="eastAsia"/>
+                <w:b/>
+                <w:bCs/>
+              </w:rPr>
+              <w:t>加工方式</w:t>
+            </w:r>
+          </w:p>
+        </w:tc>
+        <w:tc>
+          <w:tcPr>
+            <w:tcW w:w="3345" w:type="dxa"/>
+            <w:tcBorders>
+              <w:top w:val="nil"/>
+              <w:left w:val="nil"/>
+              <w:bottom w:val="single" w:sz="8" w:space="0" w:color="auto"/>
+              <w:right w:val="single" w:sz="8" w:space="0" w:color="auto"/>
+            </w:tcBorders>
+            <w:vAlign w:val="center"/>
+            <w:hideMark/>
+          </w:tcPr>
+          <w:p>
+            <w:pPr>
+              <w:pStyle w:val="ae"/>
+              <w:rPr>
+                <w:rFonts w:hint="eastAsia"/>
+              </w:rPr>
+            </w:pPr>
+            <w:r>
+              <w:rPr>
+                <w:rFonts w:hint="eastAsia"/>
+              </w:rPr>
+              <w:t>手工灌注、常温固化</w:t>
+            </w:r>
+          </w:p>
+        </w:tc>
+        <w:tc>
+          <w:tcPr>
+            <w:tcW w:w="2693" w:type="dxa"/>
+            <w:tcBorders>
+              <w:top w:val="nil"/>
+              <w:left w:val="nil"/>
+              <w:bottom w:val="single" w:sz="8" w:space="0" w:color="auto"/>
+              <w:right w:val="single" w:sz="8" w:space="0" w:color="auto"/>
+            </w:tcBorders>
+            <w:vAlign w:val="center"/>
+            <w:hideMark/>
+          </w:tcPr>
+          <w:p>
+            <w:pPr>
+              <w:pStyle w:val="ae"/>
+              <w:rPr>
+                <w:rFonts w:hint="eastAsia"/>
+              </w:rPr>
+            </w:pPr>
+            <w:r>
+              <w:rPr>
+                <w:rFonts w:hint="eastAsia"/>
+              </w:rPr>
+              <w:t>高温注塑</w:t>
+            </w:r>
+            <w:r>
+              <w:rPr>
+                <w:rFonts w:cs="Times New Roman"/>
+              </w:rPr>
+              <w:t xml:space="preserve"> or </w:t>
+            </w:r>
+            <w:r>
+              <w:rPr>
+                <w:rFonts w:hint="eastAsia"/>
+              </w:rPr>
+              <w:t>热压铸</w:t>
+            </w:r>
+          </w:p>
+        </w:tc>
+      </w:tr>
+      <w:tr>
+        <w:trPr>
+          <w:trHeight w:val="54"/>
+          <w:jc w:val="center"/>
+        </w:trPr>
+        <w:tc>
+          <w:tcPr>
+            <w:tcW w:w="1040" w:type="dxa"/>
+            <w:tcBorders>
+              <w:top w:val="nil"/>
+              <w:left w:val="single" w:sz="8" w:space="0" w:color="auto"/>
+              <w:bottom w:val="single" w:sz="8" w:space="0" w:color="auto"/>
+              <w:right w:val="single" w:sz="8" w:space="0" w:color="auto"/>
+            </w:tcBorders>
+            <w:vAlign w:val="center"/>
+            <w:hideMark/>
+          </w:tcPr>
+          <w:p>
+            <w:pPr>
+              <w:pStyle w:val="ae"/>
+              <w:rPr>
+                <w:rFonts w:hint="eastAsia"/>
+                <w:b/>
+                <w:bCs/>
+              </w:rPr>
+            </w:pPr>
+            <w:r>
+              <w:rPr>
+                <w:rFonts w:hint="eastAsia"/>
+                <w:b/>
+                <w:bCs/>
+              </w:rPr>
+              <w:t>成型细节</w:t>
+            </w:r>
+          </w:p>
+        </w:tc>
+        <w:tc>
+          <w:tcPr>
+            <w:tcW w:w="3345" w:type="dxa"/>
+            <w:tcBorders>
+              <w:top w:val="nil"/>
+              <w:left w:val="nil"/>
+              <w:bottom w:val="single" w:sz="8" w:space="0" w:color="auto"/>
+              <w:right w:val="single" w:sz="8" w:space="0" w:color="auto"/>
+            </w:tcBorders>
+            <w:vAlign w:val="center"/>
+            <w:hideMark/>
+          </w:tcPr>
+          <w:p>
+            <w:pPr>
+              <w:pStyle w:val="ae"/>
+              <w:rPr>
+                <w:rFonts w:hint="eastAsia"/>
+              </w:rPr>
+            </w:pPr>
+            <w:r>
+              <w:rPr>
+                <w:rFonts w:hint="eastAsia"/>
+              </w:rPr>
+              <w:t>非常好</w:t>
+            </w:r>
+            <w:r>
+              <w:rPr>
+                <w:rFonts w:hint="eastAsia"/>
+              </w:rPr>
+              <w:t xml:space="preserve">, </w:t>
+            </w:r>
+            <w:r>
+              <w:rPr>
+                <w:rFonts w:hint="eastAsia"/>
+              </w:rPr>
+              <w:t>适合原型雕刻或高精度</w:t>
+            </w:r>
+            <w:r>
+              <w:rPr>
+                <w:rFonts w:hint="eastAsia"/>
+              </w:rPr>
+              <w:t xml:space="preserve">, </w:t>
+            </w:r>
+            <w:r>
+              <w:rPr>
+                <w:rFonts w:hint="eastAsia"/>
+              </w:rPr>
+              <w:t>小批量</w:t>
+            </w:r>
+          </w:p>
+        </w:tc>
+        <w:tc>
+          <w:tcPr>
+            <w:tcW w:w="2693" w:type="dxa"/>
+            <w:tcBorders>
+              <w:top w:val="nil"/>
+              <w:left w:val="nil"/>
+              <w:bottom w:val="single" w:sz="8" w:space="0" w:color="auto"/>
+              <w:right w:val="single" w:sz="8" w:space="0" w:color="auto"/>
+            </w:tcBorders>
+            <w:vAlign w:val="center"/>
+            <w:hideMark/>
+          </w:tcPr>
+          <w:p>
+            <w:pPr>
+              <w:pStyle w:val="ae"/>
+              <w:rPr>
+                <w:rFonts w:hint="eastAsia"/>
+              </w:rPr>
+            </w:pPr>
+            <w:r>
+              <w:rPr>
+                <w:rFonts w:hint="eastAsia"/>
+              </w:rPr>
+              <w:t>效果优秀，尤其是大型复杂件</w:t>
+            </w:r>
+          </w:p>
+        </w:tc>
+      </w:tr>
+      <w:tr>
+        <w:trPr>
+          <w:trHeight w:val="119"/>
+          <w:jc w:val="center"/>
+        </w:trPr>
+        <w:tc>
+          <w:tcPr>
+            <w:tcW w:w="1040" w:type="dxa"/>
+            <w:tcBorders>
+              <w:top w:val="nil"/>
+              <w:left w:val="single" w:sz="8" w:space="0" w:color="auto"/>
+              <w:bottom w:val="single" w:sz="8" w:space="0" w:color="auto"/>
+              <w:right w:val="single" w:sz="8" w:space="0" w:color="auto"/>
+            </w:tcBorders>
+            <w:vAlign w:val="center"/>
+            <w:hideMark/>
+          </w:tcPr>
+          <w:p>
+            <w:pPr>
+              <w:pStyle w:val="ae"/>
+              <w:rPr>
+                <w:rFonts w:hint="eastAsia"/>
+                <w:b/>
+                <w:bCs/>
+              </w:rPr>
+            </w:pPr>
+            <w:r>
+              <w:rPr>
+                <w:rFonts w:hint="eastAsia"/>
+                <w:b/>
+                <w:bCs/>
+              </w:rPr>
+              <w:t>缺点</w:t>
+            </w:r>
+          </w:p>
+        </w:tc>
+        <w:tc>
+          <w:tcPr>
+            <w:tcW w:w="3345" w:type="dxa"/>
+            <w:tcBorders>
+              <w:top w:val="nil"/>
+              <w:left w:val="nil"/>
+              <w:bottom w:val="single" w:sz="8" w:space="0" w:color="auto"/>
+              <w:right w:val="single" w:sz="8" w:space="0" w:color="auto"/>
+            </w:tcBorders>
+            <w:vAlign w:val="center"/>
+            <w:hideMark/>
+          </w:tcPr>
+          <w:p>
+            <w:pPr>
+              <w:pStyle w:val="ae"/>
+              <w:rPr>
+                <w:rFonts w:hint="eastAsia"/>
+              </w:rPr>
+            </w:pPr>
+            <w:r>
+              <w:rPr>
+                <w:rFonts w:hint="eastAsia"/>
+              </w:rPr>
+              <w:t>成本高、效率低、老化黄变</w:t>
+            </w:r>
+          </w:p>
+        </w:tc>
+        <w:tc>
+          <w:tcPr>
+            <w:tcW w:w="2693" w:type="dxa"/>
+            <w:tcBorders>
+              <w:top w:val="nil"/>
+              <w:left w:val="nil"/>
+              <w:bottom w:val="single" w:sz="8" w:space="0" w:color="auto"/>
+              <w:right w:val="single" w:sz="8" w:space="0" w:color="auto"/>
+            </w:tcBorders>
+            <w:vAlign w:val="center"/>
+            <w:hideMark/>
+          </w:tcPr>
+          <w:p>
+            <w:pPr>
+              <w:pStyle w:val="ae"/>
+              <w:rPr>
+                <w:rFonts w:hint="eastAsia"/>
+              </w:rPr>
+            </w:pPr>
+            <w:r>
+              <w:rPr>
+                <w:rFonts w:hint="eastAsia"/>
+              </w:rPr>
+              <w:t>模具贵、设备要求高、非</w:t>
+            </w:r>
+            <w:r>
+              <w:rPr>
+                <w:rFonts w:cs="Times New Roman"/>
+              </w:rPr>
+              <w:t xml:space="preserve"> DIY </w:t>
+            </w:r>
+          </w:p>
+        </w:tc>
+      </w:tr>
+    </w:tbl>
+    <w:p>
+      <w:pPr>
+        <w:pStyle w:val="ae"/>
+      </w:pPr>
+    </w:p>
+    <w:p>
+      <w:pPr>
+        <w:pStyle w:val="ae"/>
+      </w:pPr>
+    </w:p>
+    <w:p>
+      <w:pPr>
+        <w:pStyle w:val="ae"/>
+      </w:pPr>
+    </w:p>
+    <w:p>
+      <w:pPr>
+        <w:pStyle w:val="ae"/>
+      </w:pPr>
+    </w:p>
+    <w:p>
+      <w:pPr>
+        <w:pStyle w:val="ae"/>
+      </w:pPr>
+    </w:p>
+    <w:p>
+      <w:pPr>
+        <w:pStyle w:val="ae"/>
+      </w:pPr>
+    </w:p>
+    <w:p>
+      <w:pPr>
+        <w:pStyle w:val="ae"/>
+      </w:pPr>
+    </w:p>
+    <w:p>
+      <w:pPr>
+        <w:pStyle w:val="ae"/>
+      </w:pPr>
+    </w:p>
+    <w:p>
+      <w:pPr>
+        <w:pStyle w:val="ae"/>
+      </w:pPr>
+    </w:p>
+    <w:p>
+      <w:pPr>
+        <w:pStyle w:val="ae"/>
+      </w:pPr>
+    </w:p>
+    <w:p>
+      <w:pPr>
+        <w:pStyle w:val="ae"/>
+      </w:pPr>
+    </w:p>
+    <w:p>
+      <w:pPr>
+        <w:pStyle w:val="ae"/>
+      </w:pPr>
+    </w:p>
+    <w:p>
+      <w:pPr>
+        <w:pStyle w:val="ae"/>
+      </w:pPr>
+    </w:p>
+    <w:p>
+      <w:pPr>
+        <w:pStyle w:val="ae"/>
+      </w:pPr>
+    </w:p>
+    <w:p>
+      <w:pPr>
+        <w:pStyle w:val="ae"/>
+      </w:pPr>
+    </w:p>
+    <w:p>
+      <w:pPr>
+        <w:pStyle w:val="ae"/>
+      </w:pPr>
+    </w:p>
+    <w:p>
+      <w:pPr>
+        <w:pStyle w:val="ae"/>
+      </w:pPr>
+    </w:p>
+    <w:p>
+      <w:pPr>
+        <w:pStyle w:val="ae"/>
+      </w:pPr>
+    </w:p>
+    <w:p>
+      <w:pPr>
+        <w:pStyle w:val="ae"/>
+      </w:pPr>
+    </w:p>
+    <w:p>
+      <w:pPr>
+        <w:pStyle w:val="ae"/>
+      </w:pPr>
+    </w:p>
+    <w:p>
+      <w:pPr>
+        <w:pStyle w:val="ae"/>
+      </w:pPr>
+    </w:p>
+    <w:p>
+      <w:pPr>
+        <w:pStyle w:val="ae"/>
+      </w:pPr>
+    </w:p>
+    <w:p>
+      <w:pPr>
+        <w:pStyle w:val="ae"/>
+      </w:pPr>
+    </w:p>
+    <w:p>
+      <w:pPr>
+        <w:pStyle w:val="ae"/>
+      </w:pPr>
+    </w:p>
+    <w:p>
+      <w:pPr>
+        <w:pStyle w:val="ae"/>
+      </w:pPr>
+    </w:p>
+    <w:p>
+      <w:pPr>
+        <w:pStyle w:val="ae"/>
+      </w:pPr>
+    </w:p>
+    <w:p>
+      <w:pPr>
+        <w:pStyle w:val="ae"/>
+      </w:pPr>
+    </w:p>
+    <w:p>
+      <w:pPr>
+        <w:pStyle w:val="ae"/>
+      </w:pPr>
+    </w:p>
+    <w:p>
+      <w:pPr>
+        <w:pStyle w:val="ae"/>
+      </w:pPr>
+    </w:p>
+    <w:p>
+      <w:pPr>
+        <w:pStyle w:val="ae"/>
+      </w:pPr>
+    </w:p>
+    <w:p>
+      <w:pPr>
+        <w:pStyle w:val="ae"/>
+      </w:pPr>
+    </w:p>
+    <w:p>
+      <w:pPr>
+        <w:pStyle w:val="ae"/>
+      </w:pPr>
+    </w:p>
+    <w:p>
+      <w:pPr>
+        <w:pStyle w:val="ae"/>
+      </w:pPr>
+    </w:p>
+    <w:p>
+      <w:pPr>
+        <w:pStyle w:val="ae"/>
+      </w:pPr>
+    </w:p>
+    <w:p>
+      <w:pPr>
+        <w:pStyle w:val="ae"/>
+      </w:pPr>
+    </w:p>
+    <w:p>
+      <w:pPr>
+        <w:pStyle w:val="ae"/>
+      </w:pPr>
+    </w:p>
+    <w:p>
+      <w:pPr>
+        <w:pStyle w:val="ae"/>
+      </w:pPr>
+    </w:p>
+    <w:p>
+      <w:pPr>
+        <w:pStyle w:val="ae"/>
+      </w:pPr>
+    </w:p>
+    <w:p>
+      <w:pPr>
+        <w:pStyle w:val="ae"/>
+      </w:pPr>
+    </w:p>
+    <w:p>
+      <w:pPr>
+        <w:pStyle w:val="ae"/>
+      </w:pPr>
+    </w:p>
+    <w:p>
+      <w:pPr>
+        <w:pStyle w:val="ae"/>
+      </w:pPr>
+    </w:p>
+    <w:p>
+      <w:pPr>
+        <w:pStyle w:val="ae"/>
+      </w:pPr>
+    </w:p>
+    <w:p>
+      <w:pPr>
+        <w:pStyle w:val="ae"/>
+      </w:pPr>
+    </w:p>
+    <w:p>
+      <w:pPr>
+        <w:pStyle w:val="ae"/>
+      </w:pPr>
+    </w:p>
+    <w:p>
+      <w:pPr>
+        <w:pStyle w:val="ae"/>
+      </w:pPr>
+    </w:p>
+    <w:p>
+      <w:pPr>
+        <w:pStyle w:val="ae"/>
+      </w:pPr>
+    </w:p>
+    <w:p>
+      <w:pPr>
+        <w:pStyle w:val="ae"/>
+      </w:pPr>
+    </w:p>
+    <w:p>
+      <w:pPr>
+        <w:pStyle w:val="ae"/>
+      </w:pPr>
+    </w:p>
+    <w:p>
+      <w:pPr>
+        <w:pStyle w:val="ae"/>
+      </w:pPr>
+    </w:p>
+    <w:p>
+      <w:pPr>
+        <w:pStyle w:val="ae"/>
+      </w:pPr>
+    </w:p>
+    <w:p>
+      <w:pPr>
+        <w:pStyle w:val="ae"/>
+      </w:pPr>
+    </w:p>
+    <w:p>
+      <w:pPr>
+        <w:pStyle w:val="ae"/>
+      </w:pPr>
+    </w:p>
+    <w:p>
+      <w:pPr>
+        <w:pStyle w:val="ae"/>
+      </w:pPr>
+    </w:p>
+    <w:p>
+      <w:pPr>
+        <w:pStyle w:val="ae"/>
+      </w:pPr>
+    </w:p>
+    <w:p>
+      <w:pPr>
+        <w:pStyle w:val="ae"/>
+      </w:pPr>
+    </w:p>
+    <w:p>
+      <w:pPr>
+        <w:pStyle w:val="ae"/>
+      </w:pPr>
+    </w:p>
+    <w:p>
+      <w:pPr>
+        <w:pStyle w:val="ae"/>
+      </w:pPr>
+    </w:p>
+    <w:p>
+      <w:pPr>
+        <w:pStyle w:val="ae"/>
+      </w:pPr>
+    </w:p>
+    <w:p>
+      <w:pPr>
+        <w:pStyle w:val="ae"/>
+      </w:pPr>
+    </w:p>
+    <w:p>
+      <w:pPr>
+        <w:pStyle w:val="ae"/>
+      </w:pPr>
+    </w:p>
+    <w:p>
+      <w:pPr>
+        <w:pStyle w:val="ae"/>
+      </w:pPr>
+    </w:p>
+    <w:p>
+      <w:pPr>
+        <w:pStyle w:val="ae"/>
+      </w:pPr>
+    </w:p>
+    <w:p>
+      <w:pPr>
+        <w:pStyle w:val="ae"/>
+      </w:pPr>
+    </w:p>
+    <w:p>
+      <w:pPr>
+        <w:pStyle w:val="ae"/>
+      </w:pPr>
+    </w:p>
+    <w:p>
+      <w:pPr>
+        <w:pStyle w:val="ae"/>
+      </w:pPr>
+    </w:p>
+    <w:p>
+      <w:pPr>
+        <w:pStyle w:val="ae"/>
+      </w:pPr>
+    </w:p>
+    <w:p>
+      <w:pPr>
+        <w:pStyle w:val="ae"/>
+      </w:pPr>
+    </w:p>
+    <w:p>
+      <w:pPr>
+        <w:pStyle w:val="ae"/>
+      </w:pPr>
+    </w:p>
+    <w:p>
+      <w:pPr>
+        <w:pStyle w:val="ae"/>
+      </w:pPr>
+    </w:p>
+    <w:p>
+      <w:pPr>
+        <w:pStyle w:val="ae"/>
+      </w:pPr>
+    </w:p>
+    <w:p>
+      <w:pPr>
+        <w:pStyle w:val="ae"/>
+      </w:pPr>
+    </w:p>
+    <w:p>
+      <w:pPr>
+        <w:pStyle w:val="ae"/>
+      </w:pPr>
+    </w:p>
+    <w:p>
+      <w:pPr>
+        <w:pStyle w:val="ae"/>
+      </w:pPr>
+    </w:p>
+    <w:p>
+      <w:pPr>
+        <w:pStyle w:val="ae"/>
+      </w:pPr>
+    </w:p>
+    <w:p>
+      <w:pPr>
+        <w:pStyle w:val="ae"/>
+      </w:pPr>
+    </w:p>
+    <w:p>
+      <w:pPr>
+        <w:pStyle w:val="ae"/>
+      </w:pPr>
+    </w:p>
+    <w:p>
+      <w:pPr>
+        <w:pStyle w:val="ae"/>
+      </w:pPr>
+    </w:p>
+    <w:p>
+      <w:pPr>
+        <w:pStyle w:val="ae"/>
+      </w:pPr>
+    </w:p>
+    <w:p>
+      <w:pPr>
+        <w:pStyle w:val="ae"/>
+      </w:pPr>
+    </w:p>
+    <w:p>
+      <w:pPr>
+        <w:pStyle w:val="ae"/>
+      </w:pPr>
+    </w:p>
+    <w:p>
+      <w:pPr>
+        <w:pStyle w:val="ae"/>
+      </w:pPr>
+    </w:p>
+    <w:p>
+      <w:pPr>
+        <w:pStyle w:val="ae"/>
+      </w:pPr>
+    </w:p>
+    <w:p>
+      <w:pPr>
+        <w:pStyle w:val="ae"/>
+      </w:pPr>
+    </w:p>
+    <w:p>
+      <w:pPr>
+        <w:pStyle w:val="ae"/>
+      </w:pPr>
+    </w:p>
+    <w:p>
+      <w:pPr>
+        <w:pStyle w:val="ae"/>
+      </w:pPr>
+    </w:p>
+    <w:p>
+      <w:pPr>
+        <w:pStyle w:val="ae"/>
+      </w:pPr>
+    </w:p>
+    <w:p>
+      <w:pPr>
+        <w:pStyle w:val="ae"/>
+      </w:pPr>
+    </w:p>
+    <w:p>
+      <w:pPr>
+        <w:pStyle w:val="ae"/>
+      </w:pPr>
+    </w:p>
+    <w:p>
+      <w:pPr>
+        <w:pStyle w:val="ae"/>
+      </w:pPr>
+    </w:p>
+    <w:p>
+      <w:pPr>
+        <w:pStyle w:val="ae"/>
+      </w:pPr>
+    </w:p>
+    <w:p>
+      <w:pPr>
+        <w:pStyle w:val="ae"/>
+      </w:pPr>
+    </w:p>
+    <w:p>
+      <w:pPr>
+        <w:pStyle w:val="ae"/>
+      </w:pPr>
+    </w:p>
+    <w:p>
+      <w:pPr>
+        <w:pStyle w:val="ae"/>
+      </w:pPr>
+    </w:p>
+    <w:p>
+      <w:pPr>
+        <w:pStyle w:val="ae"/>
+      </w:pPr>
+    </w:p>
+    <w:p>
+      <w:pPr>
+        <w:pStyle w:val="ae"/>
+      </w:pPr>
+    </w:p>
+    <w:p>
+      <w:pPr>
+        <w:pStyle w:val="ae"/>
+      </w:pPr>
+    </w:p>
+    <w:p>
+      <w:pPr>
+        <w:pStyle w:val="ae"/>
+      </w:pPr>
+    </w:p>
+    <w:p>
+      <w:pPr>
+        <w:pStyle w:val="ae"/>
+      </w:pPr>
+    </w:p>
+    <w:p>
+      <w:pPr>
+        <w:pStyle w:val="ae"/>
+      </w:pPr>
+    </w:p>
+    <w:p>
+      <w:pPr>
+        <w:pStyle w:val="ae"/>
+      </w:pPr>
+    </w:p>
+    <w:p>
+      <w:pPr>
+        <w:pStyle w:val="ae"/>
+      </w:pPr>
+    </w:p>
+    <w:p>
+      <w:pPr>
+        <w:pStyle w:val="ae"/>
+      </w:pPr>
+    </w:p>
+    <w:p>
+      <w:pPr>
+        <w:pStyle w:val="ae"/>
+      </w:pPr>
+    </w:p>
+    <w:p>
+      <w:pPr>
+        <w:pStyle w:val="ae"/>
+      </w:pPr>
+    </w:p>
+    <w:p>
+      <w:pPr>
+        <w:pStyle w:val="ae"/>
+      </w:pPr>
+    </w:p>
+    <w:p>
+      <w:pPr>
+        <w:pStyle w:val="ae"/>
+      </w:pPr>
+    </w:p>
+    <w:p>
+      <w:pPr>
+        <w:pStyle w:val="ae"/>
+      </w:pPr>
+    </w:p>
+    <w:p>
+      <w:pPr>
+        <w:pStyle w:val="ae"/>
+      </w:pPr>
+    </w:p>
+    <w:p>
+      <w:pPr>
+        <w:pStyle w:val="ae"/>
+      </w:pPr>
+    </w:p>
+    <w:p>
+      <w:pPr>
+        <w:pStyle w:val="ae"/>
+      </w:pPr>
+    </w:p>
+    <w:p>
+      <w:pPr>
+        <w:pStyle w:val="ae"/>
+      </w:pPr>
+    </w:p>
+    <w:p>
+      <w:pPr>
+        <w:pStyle w:val="ae"/>
+      </w:pPr>
+    </w:p>
+    <w:p>
+      <w:pPr>
+        <w:pStyle w:val="ae"/>
+      </w:pPr>
+    </w:p>
+    <w:p>
+      <w:pPr>
+        <w:pStyle w:val="ae"/>
+      </w:pPr>
+    </w:p>
+    <w:p>
+      <w:pPr>
+        <w:pStyle w:val="ae"/>
+      </w:pPr>
+    </w:p>
+    <w:p>
+      <w:pPr>
+        <w:pStyle w:val="ae"/>
+      </w:pPr>
+    </w:p>
+    <w:p>
+      <w:pPr>
+        <w:pStyle w:val="ae"/>
+      </w:pPr>
+    </w:p>
+    <w:p>
+      <w:pPr>
+        <w:pStyle w:val="ae"/>
+      </w:pPr>
+    </w:p>
+    <w:p>
+      <w:pPr>
+        <w:pStyle w:val="ae"/>
+      </w:pPr>
+    </w:p>
+    <w:p>
+      <w:pPr>
+        <w:pStyle w:val="ae"/>
+      </w:pPr>
+    </w:p>
+    <w:p>
+      <w:pPr>
+        <w:pStyle w:val="ae"/>
+      </w:pPr>
+    </w:p>
+    <w:p>
+      <w:pPr>
+        <w:pStyle w:val="ae"/>
+      </w:pPr>
+    </w:p>
+    <w:p>
+      <w:pPr>
+        <w:pStyle w:val="ae"/>
+      </w:pPr>
+    </w:p>
+    <w:p>
+      <w:pPr>
+        <w:pStyle w:val="ae"/>
+      </w:pPr>
+    </w:p>
+    <w:p>
+      <w:pPr>
+        <w:pStyle w:val="ae"/>
+      </w:pPr>
+    </w:p>
+    <w:p>
+      <w:pPr>
+        <w:pStyle w:val="ae"/>
+      </w:pPr>
+    </w:p>
+    <w:p>
+      <w:pPr>
+        <w:pStyle w:val="ae"/>
+      </w:pPr>
+    </w:p>
+    <w:p>
+      <w:pPr>
+        <w:pStyle w:val="ae"/>
+      </w:pPr>
+    </w:p>
+    <w:p>
+      <w:pPr>
+        <w:pStyle w:val="ae"/>
+      </w:pPr>
+    </w:p>
+    <w:p>
+      <w:pPr>
+        <w:pStyle w:val="ae"/>
+      </w:pPr>
+    </w:p>
+    <w:p>
+      <w:pPr>
+        <w:pStyle w:val="ae"/>
+      </w:pPr>
+    </w:p>
+    <w:p>
+      <w:pPr>
+        <w:pStyle w:val="ae"/>
+      </w:pPr>
+    </w:p>
+    <w:p>
+      <w:pPr>
+        <w:pStyle w:val="ae"/>
+      </w:pPr>
+    </w:p>
+    <w:p>
+      <w:pPr>
+        <w:pStyle w:val="ae"/>
+      </w:pPr>
+    </w:p>
+    <w:p>
+      <w:pPr>
+        <w:pStyle w:val="ae"/>
+      </w:pPr>
+    </w:p>
+    <w:p>
+      <w:pPr>
+        <w:pStyle w:val="ae"/>
+      </w:pPr>
+    </w:p>
+    <w:p>
+      <w:pPr>
+        <w:pStyle w:val="ae"/>
+      </w:pPr>
+    </w:p>
+    <w:p>
+      <w:pPr>
+        <w:pStyle w:val="ae"/>
+      </w:pPr>
+    </w:p>
+    <w:p>
+      <w:pPr>
+        <w:pStyle w:val="ae"/>
+      </w:pPr>
+    </w:p>
+    <w:p>
+      <w:pPr>
+        <w:pStyle w:val="ae"/>
+      </w:pPr>
+    </w:p>
+    <w:p>
+      <w:pPr>
+        <w:pStyle w:val="ae"/>
+      </w:pPr>
+    </w:p>
+    <w:p>
+      <w:pPr>
+        <w:pStyle w:val="ae"/>
+      </w:pPr>
+    </w:p>
+    <w:p>
+      <w:pPr>
+        <w:pStyle w:val="ae"/>
+      </w:pPr>
+    </w:p>
+    <w:p>
+      <w:pPr>
+        <w:pStyle w:val="ae"/>
+      </w:pPr>
+    </w:p>
+    <w:p>
+      <w:pPr>
+        <w:pStyle w:val="ae"/>
+      </w:pPr>
+    </w:p>
+    <w:p>
+      <w:pPr>
+        <w:pStyle w:val="ae"/>
+      </w:pPr>
+    </w:p>
+    <w:p>
+      <w:pPr>
+        <w:pStyle w:val="ae"/>
+      </w:pPr>
+    </w:p>
+    <w:p>
+      <w:pPr>
+        <w:pStyle w:val="ae"/>
+      </w:pPr>
+    </w:p>
+    <w:p>
+      <w:pPr>
+        <w:pStyle w:val="ae"/>
+      </w:pPr>
+    </w:p>
+    <w:p>
+      <w:pPr>
+        <w:pStyle w:val="ae"/>
+      </w:pPr>
+    </w:p>
+    <w:p>
+      <w:pPr>
+        <w:pStyle w:val="ae"/>
+      </w:pPr>
+    </w:p>
+    <w:p>
+      <w:pPr>
+        <w:pStyle w:val="ae"/>
+      </w:pPr>
+    </w:p>
+    <w:p>
+      <w:pPr>
+        <w:pStyle w:val="ae"/>
+      </w:pPr>
+    </w:p>
+    <w:p>
+      <w:pPr>
+        <w:pStyle w:val="ae"/>
+      </w:pPr>
+    </w:p>
+    <w:p>
+      <w:pPr>
+        <w:pStyle w:val="ae"/>
+      </w:pPr>
+    </w:p>
+    <w:p>
+      <w:pPr>
+        <w:pStyle w:val="ae"/>
+      </w:pPr>
+    </w:p>
+    <w:p>
+      <w:pPr>
+        <w:pStyle w:val="ae"/>
+      </w:pPr>
+    </w:p>
+    <w:p>
+      <w:pPr>
+        <w:pStyle w:val="ae"/>
       </w:pPr>
     </w:p>
     <w:sectPr>
@@ -4674,6 +9289,771 @@
     </w:sectPr>
   </w:body>
 </w:document>
+</file>
+
+<file path=word/numbering.xml><?xml version="1.0" encoding="utf-8"?>
+<w:numbering xmlns:wpc="http://schemas.microsoft.com/office/word/2010/wordprocessingCanvas" xmlns:cx="http://schemas.microsoft.com/office/drawing/2014/chartex" xmlns:cx1="http://schemas.microsoft.com/office/drawing/2015/9/8/chartex" xmlns:cx2="http://schemas.microsoft.com/office/drawing/2015/10/21/chartex" xmlns:cx3="http://schemas.microsoft.com/office/drawing/2016/5/9/chartex" xmlns:cx4="http://schemas.microsoft.com/office/drawing/2016/5/10/chartex" xmlns:cx5="http://schemas.microsoft.com/office/drawing/2016/5/11/chartex" xmlns:cx6="http://schemas.microsoft.com/office/drawing/2016/5/12/chartex" xmlns:cx7="http://schemas.microsoft.com/office/drawing/2016/5/13/chartex" xmlns:cx8="http://schemas.microsoft.com/office/drawing/2016/5/14/chartex" xmlns:mc="http://schemas.openxmlformats.org/markup-compatibility/2006" xmlns:aink="http://schemas.microsoft.com/office/drawing/2016/ink" xmlns:am3d="http://schemas.microsoft.com/office/drawing/2017/model3d" xmlns:o="urn:schemas-microsoft-com:office:office" xmlns:oel="http://schemas.microsoft.com/office/2019/extlst" xmlns:r="http://schemas.openxmlformats.org/officeDocument/2006/relationships" xmlns:m="http://schemas.openxmlformats.org/officeDocument/2006/math" xmlns:v="urn:schemas-microsoft-com:vml" xmlns:wp14="http://schemas.microsoft.com/office/word/2010/wordprocessingDrawing" xmlns:wp="http://schemas.openxmlformats.org/drawingml/2006/wordprocessingDrawing" xmlns:w10="urn:schemas-microsoft-com:office:word" xmlns:w="http://schemas.openxmlformats.org/wordprocessingml/2006/main" xmlns:w14="http://schemas.microsoft.com/office/word/2010/wordml" xmlns:w15="http://schemas.microsoft.com/office/word/2012/wordml" xmlns:w16cex="http://schemas.microsoft.com/office/word/2018/wordml/cex" xmlns:w16cid="http://schemas.microsoft.com/office/word/2016/wordml/cid" xmlns:w16="http://schemas.microsoft.com/office/word/2018/wordml" xmlns:w16du="http://schemas.microsoft.com/office/word/2023/wordml/word16du" xmlns:w16sdtdh="http://schemas.microsoft.com/office/word/2020/wordml/sdtdatahash" xmlns:w16sdtfl="http://schemas.microsoft.com/office/word/2024/wordml/sdtformatlock" xmlns:w16se="http://schemas.microsoft.com/office/word/2015/wordml/symex" xmlns:wpg="http://schemas.microsoft.com/office/word/2010/wordprocessingGroup" xmlns:wpi="http://schemas.microsoft.com/office/word/2010/wordprocessingInk" xmlns:wne="http://schemas.microsoft.com/office/word/2006/wordml" xmlns:wps="http://schemas.microsoft.com/office/word/2010/wordprocessingShape" mc:Ignorable="w14 w15 w16se w16cid w16 w16cex w16sdtdh w16sdtfl w16du wp14">
+  <w:abstractNum w:abstractNumId="0" w15:restartNumberingAfterBreak="0">
+    <w:nsid w:val="091E7AC1"/>
+    <w:multiLevelType w:val="multilevel"/>
+    <w:tmpl w:val="41DACAF8"/>
+    <w:lvl w:ilvl="0">
+      <w:start w:val="1"/>
+      <w:numFmt w:val="bullet"/>
+      <w:lvlText w:val=""/>
+      <w:lvlJc w:val="left"/>
+      <w:pPr>
+        <w:tabs>
+          <w:tab w:val="num" w:pos="720"/>
+        </w:tabs>
+        <w:ind w:left="720" w:hanging="360"/>
+      </w:pPr>
+      <w:rPr>
+        <w:rFonts w:ascii="Symbol" w:hAnsi="Symbol" w:hint="default"/>
+        <w:sz w:val="20"/>
+      </w:rPr>
+    </w:lvl>
+    <w:lvl w:ilvl="1" w:tentative="1">
+      <w:start w:val="1"/>
+      <w:numFmt w:val="bullet"/>
+      <w:lvlText w:val="o"/>
+      <w:lvlJc w:val="left"/>
+      <w:pPr>
+        <w:tabs>
+          <w:tab w:val="num" w:pos="1440"/>
+        </w:tabs>
+        <w:ind w:left="1440" w:hanging="360"/>
+      </w:pPr>
+      <w:rPr>
+        <w:rFonts w:ascii="Courier New" w:hAnsi="Courier New" w:hint="default"/>
+        <w:sz w:val="20"/>
+      </w:rPr>
+    </w:lvl>
+    <w:lvl w:ilvl="2" w:tentative="1">
+      <w:start w:val="1"/>
+      <w:numFmt w:val="bullet"/>
+      <w:lvlText w:val=""/>
+      <w:lvlJc w:val="left"/>
+      <w:pPr>
+        <w:tabs>
+          <w:tab w:val="num" w:pos="2160"/>
+        </w:tabs>
+        <w:ind w:left="2160" w:hanging="360"/>
+      </w:pPr>
+      <w:rPr>
+        <w:rFonts w:ascii="Wingdings" w:hAnsi="Wingdings" w:hint="default"/>
+        <w:sz w:val="20"/>
+      </w:rPr>
+    </w:lvl>
+    <w:lvl w:ilvl="3" w:tentative="1">
+      <w:start w:val="1"/>
+      <w:numFmt w:val="bullet"/>
+      <w:lvlText w:val=""/>
+      <w:lvlJc w:val="left"/>
+      <w:pPr>
+        <w:tabs>
+          <w:tab w:val="num" w:pos="2880"/>
+        </w:tabs>
+        <w:ind w:left="2880" w:hanging="360"/>
+      </w:pPr>
+      <w:rPr>
+        <w:rFonts w:ascii="Wingdings" w:hAnsi="Wingdings" w:hint="default"/>
+        <w:sz w:val="20"/>
+      </w:rPr>
+    </w:lvl>
+    <w:lvl w:ilvl="4" w:tentative="1">
+      <w:start w:val="1"/>
+      <w:numFmt w:val="bullet"/>
+      <w:lvlText w:val=""/>
+      <w:lvlJc w:val="left"/>
+      <w:pPr>
+        <w:tabs>
+          <w:tab w:val="num" w:pos="3600"/>
+        </w:tabs>
+        <w:ind w:left="3600" w:hanging="360"/>
+      </w:pPr>
+      <w:rPr>
+        <w:rFonts w:ascii="Wingdings" w:hAnsi="Wingdings" w:hint="default"/>
+        <w:sz w:val="20"/>
+      </w:rPr>
+    </w:lvl>
+    <w:lvl w:ilvl="5" w:tentative="1">
+      <w:start w:val="1"/>
+      <w:numFmt w:val="bullet"/>
+      <w:lvlText w:val=""/>
+      <w:lvlJc w:val="left"/>
+      <w:pPr>
+        <w:tabs>
+          <w:tab w:val="num" w:pos="4320"/>
+        </w:tabs>
+        <w:ind w:left="4320" w:hanging="360"/>
+      </w:pPr>
+      <w:rPr>
+        <w:rFonts w:ascii="Wingdings" w:hAnsi="Wingdings" w:hint="default"/>
+        <w:sz w:val="20"/>
+      </w:rPr>
+    </w:lvl>
+    <w:lvl w:ilvl="6" w:tentative="1">
+      <w:start w:val="1"/>
+      <w:numFmt w:val="bullet"/>
+      <w:lvlText w:val=""/>
+      <w:lvlJc w:val="left"/>
+      <w:pPr>
+        <w:tabs>
+          <w:tab w:val="num" w:pos="5040"/>
+        </w:tabs>
+        <w:ind w:left="5040" w:hanging="360"/>
+      </w:pPr>
+      <w:rPr>
+        <w:rFonts w:ascii="Wingdings" w:hAnsi="Wingdings" w:hint="default"/>
+        <w:sz w:val="20"/>
+      </w:rPr>
+    </w:lvl>
+    <w:lvl w:ilvl="7" w:tentative="1">
+      <w:start w:val="1"/>
+      <w:numFmt w:val="bullet"/>
+      <w:lvlText w:val=""/>
+      <w:lvlJc w:val="left"/>
+      <w:pPr>
+        <w:tabs>
+          <w:tab w:val="num" w:pos="5760"/>
+        </w:tabs>
+        <w:ind w:left="5760" w:hanging="360"/>
+      </w:pPr>
+      <w:rPr>
+        <w:rFonts w:ascii="Wingdings" w:hAnsi="Wingdings" w:hint="default"/>
+        <w:sz w:val="20"/>
+      </w:rPr>
+    </w:lvl>
+    <w:lvl w:ilvl="8" w:tentative="1">
+      <w:start w:val="1"/>
+      <w:numFmt w:val="bullet"/>
+      <w:lvlText w:val=""/>
+      <w:lvlJc w:val="left"/>
+      <w:pPr>
+        <w:tabs>
+          <w:tab w:val="num" w:pos="6480"/>
+        </w:tabs>
+        <w:ind w:left="6480" w:hanging="360"/>
+      </w:pPr>
+      <w:rPr>
+        <w:rFonts w:ascii="Wingdings" w:hAnsi="Wingdings" w:hint="default"/>
+        <w:sz w:val="20"/>
+      </w:rPr>
+    </w:lvl>
+  </w:abstractNum>
+  <w:abstractNum w:abstractNumId="1" w15:restartNumberingAfterBreak="0">
+    <w:nsid w:val="1E805878"/>
+    <w:multiLevelType w:val="multilevel"/>
+    <w:tmpl w:val="63704144"/>
+    <w:lvl w:ilvl="0">
+      <w:start w:val="1"/>
+      <w:numFmt w:val="bullet"/>
+      <w:lvlText w:val=""/>
+      <w:lvlJc w:val="left"/>
+      <w:pPr>
+        <w:tabs>
+          <w:tab w:val="num" w:pos="720"/>
+        </w:tabs>
+        <w:ind w:left="720" w:hanging="360"/>
+      </w:pPr>
+      <w:rPr>
+        <w:rFonts w:ascii="Symbol" w:hAnsi="Symbol" w:hint="default"/>
+        <w:sz w:val="20"/>
+      </w:rPr>
+    </w:lvl>
+    <w:lvl w:ilvl="1" w:tentative="1">
+      <w:start w:val="1"/>
+      <w:numFmt w:val="bullet"/>
+      <w:lvlText w:val="o"/>
+      <w:lvlJc w:val="left"/>
+      <w:pPr>
+        <w:tabs>
+          <w:tab w:val="num" w:pos="1440"/>
+        </w:tabs>
+        <w:ind w:left="1440" w:hanging="360"/>
+      </w:pPr>
+      <w:rPr>
+        <w:rFonts w:ascii="Courier New" w:hAnsi="Courier New" w:hint="default"/>
+        <w:sz w:val="20"/>
+      </w:rPr>
+    </w:lvl>
+    <w:lvl w:ilvl="2" w:tentative="1">
+      <w:start w:val="1"/>
+      <w:numFmt w:val="bullet"/>
+      <w:lvlText w:val=""/>
+      <w:lvlJc w:val="left"/>
+      <w:pPr>
+        <w:tabs>
+          <w:tab w:val="num" w:pos="2160"/>
+        </w:tabs>
+        <w:ind w:left="2160" w:hanging="360"/>
+      </w:pPr>
+      <w:rPr>
+        <w:rFonts w:ascii="Wingdings" w:hAnsi="Wingdings" w:hint="default"/>
+        <w:sz w:val="20"/>
+      </w:rPr>
+    </w:lvl>
+    <w:lvl w:ilvl="3" w:tentative="1">
+      <w:start w:val="1"/>
+      <w:numFmt w:val="bullet"/>
+      <w:lvlText w:val=""/>
+      <w:lvlJc w:val="left"/>
+      <w:pPr>
+        <w:tabs>
+          <w:tab w:val="num" w:pos="2880"/>
+        </w:tabs>
+        <w:ind w:left="2880" w:hanging="360"/>
+      </w:pPr>
+      <w:rPr>
+        <w:rFonts w:ascii="Wingdings" w:hAnsi="Wingdings" w:hint="default"/>
+        <w:sz w:val="20"/>
+      </w:rPr>
+    </w:lvl>
+    <w:lvl w:ilvl="4" w:tentative="1">
+      <w:start w:val="1"/>
+      <w:numFmt w:val="bullet"/>
+      <w:lvlText w:val=""/>
+      <w:lvlJc w:val="left"/>
+      <w:pPr>
+        <w:tabs>
+          <w:tab w:val="num" w:pos="3600"/>
+        </w:tabs>
+        <w:ind w:left="3600" w:hanging="360"/>
+      </w:pPr>
+      <w:rPr>
+        <w:rFonts w:ascii="Wingdings" w:hAnsi="Wingdings" w:hint="default"/>
+        <w:sz w:val="20"/>
+      </w:rPr>
+    </w:lvl>
+    <w:lvl w:ilvl="5" w:tentative="1">
+      <w:start w:val="1"/>
+      <w:numFmt w:val="bullet"/>
+      <w:lvlText w:val=""/>
+      <w:lvlJc w:val="left"/>
+      <w:pPr>
+        <w:tabs>
+          <w:tab w:val="num" w:pos="4320"/>
+        </w:tabs>
+        <w:ind w:left="4320" w:hanging="360"/>
+      </w:pPr>
+      <w:rPr>
+        <w:rFonts w:ascii="Wingdings" w:hAnsi="Wingdings" w:hint="default"/>
+        <w:sz w:val="20"/>
+      </w:rPr>
+    </w:lvl>
+    <w:lvl w:ilvl="6" w:tentative="1">
+      <w:start w:val="1"/>
+      <w:numFmt w:val="bullet"/>
+      <w:lvlText w:val=""/>
+      <w:lvlJc w:val="left"/>
+      <w:pPr>
+        <w:tabs>
+          <w:tab w:val="num" w:pos="5040"/>
+        </w:tabs>
+        <w:ind w:left="5040" w:hanging="360"/>
+      </w:pPr>
+      <w:rPr>
+        <w:rFonts w:ascii="Wingdings" w:hAnsi="Wingdings" w:hint="default"/>
+        <w:sz w:val="20"/>
+      </w:rPr>
+    </w:lvl>
+    <w:lvl w:ilvl="7" w:tentative="1">
+      <w:start w:val="1"/>
+      <w:numFmt w:val="bullet"/>
+      <w:lvlText w:val=""/>
+      <w:lvlJc w:val="left"/>
+      <w:pPr>
+        <w:tabs>
+          <w:tab w:val="num" w:pos="5760"/>
+        </w:tabs>
+        <w:ind w:left="5760" w:hanging="360"/>
+      </w:pPr>
+      <w:rPr>
+        <w:rFonts w:ascii="Wingdings" w:hAnsi="Wingdings" w:hint="default"/>
+        <w:sz w:val="20"/>
+      </w:rPr>
+    </w:lvl>
+    <w:lvl w:ilvl="8" w:tentative="1">
+      <w:start w:val="1"/>
+      <w:numFmt w:val="bullet"/>
+      <w:lvlText w:val=""/>
+      <w:lvlJc w:val="left"/>
+      <w:pPr>
+        <w:tabs>
+          <w:tab w:val="num" w:pos="6480"/>
+        </w:tabs>
+        <w:ind w:left="6480" w:hanging="360"/>
+      </w:pPr>
+      <w:rPr>
+        <w:rFonts w:ascii="Wingdings" w:hAnsi="Wingdings" w:hint="default"/>
+        <w:sz w:val="20"/>
+      </w:rPr>
+    </w:lvl>
+  </w:abstractNum>
+  <w:abstractNum w:abstractNumId="2" w15:restartNumberingAfterBreak="0">
+    <w:nsid w:val="3C431F61"/>
+    <w:multiLevelType w:val="multilevel"/>
+    <w:tmpl w:val="E1A65336"/>
+    <w:lvl w:ilvl="0">
+      <w:start w:val="1"/>
+      <w:numFmt w:val="bullet"/>
+      <w:lvlText w:val=""/>
+      <w:lvlJc w:val="left"/>
+      <w:pPr>
+        <w:tabs>
+          <w:tab w:val="num" w:pos="720"/>
+        </w:tabs>
+        <w:ind w:left="720" w:hanging="360"/>
+      </w:pPr>
+      <w:rPr>
+        <w:rFonts w:ascii="Symbol" w:hAnsi="Symbol" w:hint="default"/>
+        <w:sz w:val="20"/>
+      </w:rPr>
+    </w:lvl>
+    <w:lvl w:ilvl="1" w:tentative="1">
+      <w:start w:val="1"/>
+      <w:numFmt w:val="bullet"/>
+      <w:lvlText w:val="o"/>
+      <w:lvlJc w:val="left"/>
+      <w:pPr>
+        <w:tabs>
+          <w:tab w:val="num" w:pos="1440"/>
+        </w:tabs>
+        <w:ind w:left="1440" w:hanging="360"/>
+      </w:pPr>
+      <w:rPr>
+        <w:rFonts w:ascii="Courier New" w:hAnsi="Courier New" w:hint="default"/>
+        <w:sz w:val="20"/>
+      </w:rPr>
+    </w:lvl>
+    <w:lvl w:ilvl="2" w:tentative="1">
+      <w:start w:val="1"/>
+      <w:numFmt w:val="bullet"/>
+      <w:lvlText w:val=""/>
+      <w:lvlJc w:val="left"/>
+      <w:pPr>
+        <w:tabs>
+          <w:tab w:val="num" w:pos="2160"/>
+        </w:tabs>
+        <w:ind w:left="2160" w:hanging="360"/>
+      </w:pPr>
+      <w:rPr>
+        <w:rFonts w:ascii="Wingdings" w:hAnsi="Wingdings" w:hint="default"/>
+        <w:sz w:val="20"/>
+      </w:rPr>
+    </w:lvl>
+    <w:lvl w:ilvl="3" w:tentative="1">
+      <w:start w:val="1"/>
+      <w:numFmt w:val="bullet"/>
+      <w:lvlText w:val=""/>
+      <w:lvlJc w:val="left"/>
+      <w:pPr>
+        <w:tabs>
+          <w:tab w:val="num" w:pos="2880"/>
+        </w:tabs>
+        <w:ind w:left="2880" w:hanging="360"/>
+      </w:pPr>
+      <w:rPr>
+        <w:rFonts w:ascii="Wingdings" w:hAnsi="Wingdings" w:hint="default"/>
+        <w:sz w:val="20"/>
+      </w:rPr>
+    </w:lvl>
+    <w:lvl w:ilvl="4" w:tentative="1">
+      <w:start w:val="1"/>
+      <w:numFmt w:val="bullet"/>
+      <w:lvlText w:val=""/>
+      <w:lvlJc w:val="left"/>
+      <w:pPr>
+        <w:tabs>
+          <w:tab w:val="num" w:pos="3600"/>
+        </w:tabs>
+        <w:ind w:left="3600" w:hanging="360"/>
+      </w:pPr>
+      <w:rPr>
+        <w:rFonts w:ascii="Wingdings" w:hAnsi="Wingdings" w:hint="default"/>
+        <w:sz w:val="20"/>
+      </w:rPr>
+    </w:lvl>
+    <w:lvl w:ilvl="5" w:tentative="1">
+      <w:start w:val="1"/>
+      <w:numFmt w:val="bullet"/>
+      <w:lvlText w:val=""/>
+      <w:lvlJc w:val="left"/>
+      <w:pPr>
+        <w:tabs>
+          <w:tab w:val="num" w:pos="4320"/>
+        </w:tabs>
+        <w:ind w:left="4320" w:hanging="360"/>
+      </w:pPr>
+      <w:rPr>
+        <w:rFonts w:ascii="Wingdings" w:hAnsi="Wingdings" w:hint="default"/>
+        <w:sz w:val="20"/>
+      </w:rPr>
+    </w:lvl>
+    <w:lvl w:ilvl="6" w:tentative="1">
+      <w:start w:val="1"/>
+      <w:numFmt w:val="bullet"/>
+      <w:lvlText w:val=""/>
+      <w:lvlJc w:val="left"/>
+      <w:pPr>
+        <w:tabs>
+          <w:tab w:val="num" w:pos="5040"/>
+        </w:tabs>
+        <w:ind w:left="5040" w:hanging="360"/>
+      </w:pPr>
+      <w:rPr>
+        <w:rFonts w:ascii="Wingdings" w:hAnsi="Wingdings" w:hint="default"/>
+        <w:sz w:val="20"/>
+      </w:rPr>
+    </w:lvl>
+    <w:lvl w:ilvl="7" w:tentative="1">
+      <w:start w:val="1"/>
+      <w:numFmt w:val="bullet"/>
+      <w:lvlText w:val=""/>
+      <w:lvlJc w:val="left"/>
+      <w:pPr>
+        <w:tabs>
+          <w:tab w:val="num" w:pos="5760"/>
+        </w:tabs>
+        <w:ind w:left="5760" w:hanging="360"/>
+      </w:pPr>
+      <w:rPr>
+        <w:rFonts w:ascii="Wingdings" w:hAnsi="Wingdings" w:hint="default"/>
+        <w:sz w:val="20"/>
+      </w:rPr>
+    </w:lvl>
+    <w:lvl w:ilvl="8" w:tentative="1">
+      <w:start w:val="1"/>
+      <w:numFmt w:val="bullet"/>
+      <w:lvlText w:val=""/>
+      <w:lvlJc w:val="left"/>
+      <w:pPr>
+        <w:tabs>
+          <w:tab w:val="num" w:pos="6480"/>
+        </w:tabs>
+        <w:ind w:left="6480" w:hanging="360"/>
+      </w:pPr>
+      <w:rPr>
+        <w:rFonts w:ascii="Wingdings" w:hAnsi="Wingdings" w:hint="default"/>
+        <w:sz w:val="20"/>
+      </w:rPr>
+    </w:lvl>
+  </w:abstractNum>
+  <w:abstractNum w:abstractNumId="3" w15:restartNumberingAfterBreak="0">
+    <w:nsid w:val="45435C20"/>
+    <w:multiLevelType w:val="multilevel"/>
+    <w:tmpl w:val="2766FC6E"/>
+    <w:lvl w:ilvl="0">
+      <w:start w:val="1"/>
+      <w:numFmt w:val="bullet"/>
+      <w:lvlText w:val=""/>
+      <w:lvlJc w:val="left"/>
+      <w:pPr>
+        <w:tabs>
+          <w:tab w:val="num" w:pos="720"/>
+        </w:tabs>
+        <w:ind w:left="720" w:hanging="360"/>
+      </w:pPr>
+      <w:rPr>
+        <w:rFonts w:ascii="Symbol" w:hAnsi="Symbol" w:hint="default"/>
+        <w:sz w:val="20"/>
+      </w:rPr>
+    </w:lvl>
+    <w:lvl w:ilvl="1" w:tentative="1">
+      <w:start w:val="1"/>
+      <w:numFmt w:val="bullet"/>
+      <w:lvlText w:val="o"/>
+      <w:lvlJc w:val="left"/>
+      <w:pPr>
+        <w:tabs>
+          <w:tab w:val="num" w:pos="1440"/>
+        </w:tabs>
+        <w:ind w:left="1440" w:hanging="360"/>
+      </w:pPr>
+      <w:rPr>
+        <w:rFonts w:ascii="Courier New" w:hAnsi="Courier New" w:hint="default"/>
+        <w:sz w:val="20"/>
+      </w:rPr>
+    </w:lvl>
+    <w:lvl w:ilvl="2" w:tentative="1">
+      <w:start w:val="1"/>
+      <w:numFmt w:val="bullet"/>
+      <w:lvlText w:val=""/>
+      <w:lvlJc w:val="left"/>
+      <w:pPr>
+        <w:tabs>
+          <w:tab w:val="num" w:pos="2160"/>
+        </w:tabs>
+        <w:ind w:left="2160" w:hanging="360"/>
+      </w:pPr>
+      <w:rPr>
+        <w:rFonts w:ascii="Wingdings" w:hAnsi="Wingdings" w:hint="default"/>
+        <w:sz w:val="20"/>
+      </w:rPr>
+    </w:lvl>
+    <w:lvl w:ilvl="3" w:tentative="1">
+      <w:start w:val="1"/>
+      <w:numFmt w:val="bullet"/>
+      <w:lvlText w:val=""/>
+      <w:lvlJc w:val="left"/>
+      <w:pPr>
+        <w:tabs>
+          <w:tab w:val="num" w:pos="2880"/>
+        </w:tabs>
+        <w:ind w:left="2880" w:hanging="360"/>
+      </w:pPr>
+      <w:rPr>
+        <w:rFonts w:ascii="Wingdings" w:hAnsi="Wingdings" w:hint="default"/>
+        <w:sz w:val="20"/>
+      </w:rPr>
+    </w:lvl>
+    <w:lvl w:ilvl="4" w:tentative="1">
+      <w:start w:val="1"/>
+      <w:numFmt w:val="bullet"/>
+      <w:lvlText w:val=""/>
+      <w:lvlJc w:val="left"/>
+      <w:pPr>
+        <w:tabs>
+          <w:tab w:val="num" w:pos="3600"/>
+        </w:tabs>
+        <w:ind w:left="3600" w:hanging="360"/>
+      </w:pPr>
+      <w:rPr>
+        <w:rFonts w:ascii="Wingdings" w:hAnsi="Wingdings" w:hint="default"/>
+        <w:sz w:val="20"/>
+      </w:rPr>
+    </w:lvl>
+    <w:lvl w:ilvl="5" w:tentative="1">
+      <w:start w:val="1"/>
+      <w:numFmt w:val="bullet"/>
+      <w:lvlText w:val=""/>
+      <w:lvlJc w:val="left"/>
+      <w:pPr>
+        <w:tabs>
+          <w:tab w:val="num" w:pos="4320"/>
+        </w:tabs>
+        <w:ind w:left="4320" w:hanging="360"/>
+      </w:pPr>
+      <w:rPr>
+        <w:rFonts w:ascii="Wingdings" w:hAnsi="Wingdings" w:hint="default"/>
+        <w:sz w:val="20"/>
+      </w:rPr>
+    </w:lvl>
+    <w:lvl w:ilvl="6" w:tentative="1">
+      <w:start w:val="1"/>
+      <w:numFmt w:val="bullet"/>
+      <w:lvlText w:val=""/>
+      <w:lvlJc w:val="left"/>
+      <w:pPr>
+        <w:tabs>
+          <w:tab w:val="num" w:pos="5040"/>
+        </w:tabs>
+        <w:ind w:left="5040" w:hanging="360"/>
+      </w:pPr>
+      <w:rPr>
+        <w:rFonts w:ascii="Wingdings" w:hAnsi="Wingdings" w:hint="default"/>
+        <w:sz w:val="20"/>
+      </w:rPr>
+    </w:lvl>
+    <w:lvl w:ilvl="7" w:tentative="1">
+      <w:start w:val="1"/>
+      <w:numFmt w:val="bullet"/>
+      <w:lvlText w:val=""/>
+      <w:lvlJc w:val="left"/>
+      <w:pPr>
+        <w:tabs>
+          <w:tab w:val="num" w:pos="5760"/>
+        </w:tabs>
+        <w:ind w:left="5760" w:hanging="360"/>
+      </w:pPr>
+      <w:rPr>
+        <w:rFonts w:ascii="Wingdings" w:hAnsi="Wingdings" w:hint="default"/>
+        <w:sz w:val="20"/>
+      </w:rPr>
+    </w:lvl>
+    <w:lvl w:ilvl="8" w:tentative="1">
+      <w:start w:val="1"/>
+      <w:numFmt w:val="bullet"/>
+      <w:lvlText w:val=""/>
+      <w:lvlJc w:val="left"/>
+      <w:pPr>
+        <w:tabs>
+          <w:tab w:val="num" w:pos="6480"/>
+        </w:tabs>
+        <w:ind w:left="6480" w:hanging="360"/>
+      </w:pPr>
+      <w:rPr>
+        <w:rFonts w:ascii="Wingdings" w:hAnsi="Wingdings" w:hint="default"/>
+        <w:sz w:val="20"/>
+      </w:rPr>
+    </w:lvl>
+  </w:abstractNum>
+  <w:abstractNum w:abstractNumId="4" w15:restartNumberingAfterBreak="0">
+    <w:nsid w:val="61D50450"/>
+    <w:multiLevelType w:val="multilevel"/>
+    <w:tmpl w:val="58B2F7F0"/>
+    <w:lvl w:ilvl="0">
+      <w:start w:val="1"/>
+      <w:numFmt w:val="bullet"/>
+      <w:lvlText w:val=""/>
+      <w:lvlJc w:val="left"/>
+      <w:pPr>
+        <w:tabs>
+          <w:tab w:val="num" w:pos="720"/>
+        </w:tabs>
+        <w:ind w:left="720" w:hanging="360"/>
+      </w:pPr>
+      <w:rPr>
+        <w:rFonts w:ascii="Symbol" w:hAnsi="Symbol" w:hint="default"/>
+        <w:sz w:val="20"/>
+      </w:rPr>
+    </w:lvl>
+    <w:lvl w:ilvl="1" w:tentative="1">
+      <w:start w:val="1"/>
+      <w:numFmt w:val="bullet"/>
+      <w:lvlText w:val="o"/>
+      <w:lvlJc w:val="left"/>
+      <w:pPr>
+        <w:tabs>
+          <w:tab w:val="num" w:pos="1440"/>
+        </w:tabs>
+        <w:ind w:left="1440" w:hanging="360"/>
+      </w:pPr>
+      <w:rPr>
+        <w:rFonts w:ascii="Courier New" w:hAnsi="Courier New" w:hint="default"/>
+        <w:sz w:val="20"/>
+      </w:rPr>
+    </w:lvl>
+    <w:lvl w:ilvl="2" w:tentative="1">
+      <w:start w:val="1"/>
+      <w:numFmt w:val="bullet"/>
+      <w:lvlText w:val=""/>
+      <w:lvlJc w:val="left"/>
+      <w:pPr>
+        <w:tabs>
+          <w:tab w:val="num" w:pos="2160"/>
+        </w:tabs>
+        <w:ind w:left="2160" w:hanging="360"/>
+      </w:pPr>
+      <w:rPr>
+        <w:rFonts w:ascii="Wingdings" w:hAnsi="Wingdings" w:hint="default"/>
+        <w:sz w:val="20"/>
+      </w:rPr>
+    </w:lvl>
+    <w:lvl w:ilvl="3" w:tentative="1">
+      <w:start w:val="1"/>
+      <w:numFmt w:val="bullet"/>
+      <w:lvlText w:val=""/>
+      <w:lvlJc w:val="left"/>
+      <w:pPr>
+        <w:tabs>
+          <w:tab w:val="num" w:pos="2880"/>
+        </w:tabs>
+        <w:ind w:left="2880" w:hanging="360"/>
+      </w:pPr>
+      <w:rPr>
+        <w:rFonts w:ascii="Wingdings" w:hAnsi="Wingdings" w:hint="default"/>
+        <w:sz w:val="20"/>
+      </w:rPr>
+    </w:lvl>
+    <w:lvl w:ilvl="4" w:tentative="1">
+      <w:start w:val="1"/>
+      <w:numFmt w:val="bullet"/>
+      <w:lvlText w:val=""/>
+      <w:lvlJc w:val="left"/>
+      <w:pPr>
+        <w:tabs>
+          <w:tab w:val="num" w:pos="3600"/>
+        </w:tabs>
+        <w:ind w:left="3600" w:hanging="360"/>
+      </w:pPr>
+      <w:rPr>
+        <w:rFonts w:ascii="Wingdings" w:hAnsi="Wingdings" w:hint="default"/>
+        <w:sz w:val="20"/>
+      </w:rPr>
+    </w:lvl>
+    <w:lvl w:ilvl="5" w:tentative="1">
+      <w:start w:val="1"/>
+      <w:numFmt w:val="bullet"/>
+      <w:lvlText w:val=""/>
+      <w:lvlJc w:val="left"/>
+      <w:pPr>
+        <w:tabs>
+          <w:tab w:val="num" w:pos="4320"/>
+        </w:tabs>
+        <w:ind w:left="4320" w:hanging="360"/>
+      </w:pPr>
+      <w:rPr>
+        <w:rFonts w:ascii="Wingdings" w:hAnsi="Wingdings" w:hint="default"/>
+        <w:sz w:val="20"/>
+      </w:rPr>
+    </w:lvl>
+    <w:lvl w:ilvl="6" w:tentative="1">
+      <w:start w:val="1"/>
+      <w:numFmt w:val="bullet"/>
+      <w:lvlText w:val=""/>
+      <w:lvlJc w:val="left"/>
+      <w:pPr>
+        <w:tabs>
+          <w:tab w:val="num" w:pos="5040"/>
+        </w:tabs>
+        <w:ind w:left="5040" w:hanging="360"/>
+      </w:pPr>
+      <w:rPr>
+        <w:rFonts w:ascii="Wingdings" w:hAnsi="Wingdings" w:hint="default"/>
+        <w:sz w:val="20"/>
+      </w:rPr>
+    </w:lvl>
+    <w:lvl w:ilvl="7" w:tentative="1">
+      <w:start w:val="1"/>
+      <w:numFmt w:val="bullet"/>
+      <w:lvlText w:val=""/>
+      <w:lvlJc w:val="left"/>
+      <w:pPr>
+        <w:tabs>
+          <w:tab w:val="num" w:pos="5760"/>
+        </w:tabs>
+        <w:ind w:left="5760" w:hanging="360"/>
+      </w:pPr>
+      <w:rPr>
+        <w:rFonts w:ascii="Wingdings" w:hAnsi="Wingdings" w:hint="default"/>
+        <w:sz w:val="20"/>
+      </w:rPr>
+    </w:lvl>
+    <w:lvl w:ilvl="8" w:tentative="1">
+      <w:start w:val="1"/>
+      <w:numFmt w:val="bullet"/>
+      <w:lvlText w:val=""/>
+      <w:lvlJc w:val="left"/>
+      <w:pPr>
+        <w:tabs>
+          <w:tab w:val="num" w:pos="6480"/>
+        </w:tabs>
+        <w:ind w:left="6480" w:hanging="360"/>
+      </w:pPr>
+      <w:rPr>
+        <w:rFonts w:ascii="Wingdings" w:hAnsi="Wingdings" w:hint="default"/>
+        <w:sz w:val="20"/>
+      </w:rPr>
+    </w:lvl>
+  </w:abstractNum>
+  <w:num w:numId="1" w16cid:durableId="1193569264">
+    <w:abstractNumId w:val="2"/>
+  </w:num>
+  <w:num w:numId="2" w16cid:durableId="403912316">
+    <w:abstractNumId w:val="1"/>
+  </w:num>
+  <w:num w:numId="3" w16cid:durableId="874655510">
+    <w:abstractNumId w:val="4"/>
+  </w:num>
+  <w:num w:numId="4" w16cid:durableId="448822535">
+    <w:abstractNumId w:val="0"/>
+  </w:num>
+  <w:num w:numId="5" w16cid:durableId="1787693904">
+    <w:abstractNumId w:val="3"/>
+  </w:num>
+</w:numbering>
 </file>
 
 <file path=word/styles.xml><?xml version="1.0" encoding="utf-8"?>
@@ -5073,7 +10453,7 @@
     <w:lsdException w:name="Unresolved Mention" w:semiHidden="1" w:unhideWhenUsed="1"/>
     <w:lsdException w:name="Smart Link" w:semiHidden="1" w:unhideWhenUsed="1"/>
   </w:latentStyles>
-  <w:style w:type="paragraph" w:default="1" w:styleId="Normal">
+  <w:style w:type="paragraph" w:default="1" w:styleId="a">
     <w:name w:val="Normal"/>
     <w:aliases w:val="Normal Title"/>
     <w:qFormat/>
@@ -5086,11 +10466,11 @@
       <w:b/>
     </w:rPr>
   </w:style>
-  <w:style w:type="paragraph" w:styleId="Heading1">
+  <w:style w:type="paragraph" w:styleId="1">
     <w:name w:val="heading 1"/>
-    <w:basedOn w:val="Normal"/>
-    <w:next w:val="Normal"/>
-    <w:link w:val="Heading1Char"/>
+    <w:basedOn w:val="a"/>
+    <w:next w:val="a"/>
+    <w:link w:val="10"/>
     <w:uiPriority w:val="9"/>
     <w:qFormat/>
     <w:rsid w:val="00327E06"/>
@@ -5107,11 +10487,11 @@
       <w:szCs w:val="40"/>
     </w:rPr>
   </w:style>
-  <w:style w:type="paragraph" w:styleId="Heading2">
+  <w:style w:type="paragraph" w:styleId="2">
     <w:name w:val="heading 2"/>
-    <w:basedOn w:val="Normal"/>
-    <w:next w:val="Normal"/>
-    <w:link w:val="Heading2Char"/>
+    <w:basedOn w:val="a"/>
+    <w:next w:val="a"/>
+    <w:link w:val="20"/>
     <w:uiPriority w:val="9"/>
     <w:semiHidden/>
     <w:unhideWhenUsed/>
@@ -5130,11 +10510,11 @@
       <w:szCs w:val="32"/>
     </w:rPr>
   </w:style>
-  <w:style w:type="paragraph" w:styleId="Heading3">
+  <w:style w:type="paragraph" w:styleId="3">
     <w:name w:val="heading 3"/>
-    <w:basedOn w:val="Normal"/>
-    <w:next w:val="Normal"/>
-    <w:link w:val="Heading3Char"/>
+    <w:basedOn w:val="a"/>
+    <w:next w:val="a"/>
+    <w:link w:val="30"/>
     <w:uiPriority w:val="9"/>
     <w:semiHidden/>
     <w:unhideWhenUsed/>
@@ -5153,11 +10533,11 @@
       <w:szCs w:val="28"/>
     </w:rPr>
   </w:style>
-  <w:style w:type="paragraph" w:styleId="Heading4">
+  <w:style w:type="paragraph" w:styleId="4">
     <w:name w:val="heading 4"/>
-    <w:basedOn w:val="Normal"/>
-    <w:next w:val="Normal"/>
-    <w:link w:val="Heading4Char"/>
+    <w:basedOn w:val="a"/>
+    <w:next w:val="a"/>
+    <w:link w:val="40"/>
     <w:uiPriority w:val="9"/>
     <w:semiHidden/>
     <w:unhideWhenUsed/>
@@ -5176,11 +10556,11 @@
       <w:color w:val="2F5496" w:themeColor="accent1" w:themeShade="BF"/>
     </w:rPr>
   </w:style>
-  <w:style w:type="paragraph" w:styleId="Heading5">
+  <w:style w:type="paragraph" w:styleId="5">
     <w:name w:val="heading 5"/>
-    <w:basedOn w:val="Normal"/>
-    <w:next w:val="Normal"/>
-    <w:link w:val="Heading5Char"/>
+    <w:basedOn w:val="a"/>
+    <w:next w:val="a"/>
+    <w:link w:val="50"/>
     <w:uiPriority w:val="9"/>
     <w:semiHidden/>
     <w:unhideWhenUsed/>
@@ -5197,11 +10577,11 @@
       <w:color w:val="2F5496" w:themeColor="accent1" w:themeShade="BF"/>
     </w:rPr>
   </w:style>
-  <w:style w:type="paragraph" w:styleId="Heading6">
+  <w:style w:type="paragraph" w:styleId="6">
     <w:name w:val="heading 6"/>
-    <w:basedOn w:val="Normal"/>
-    <w:next w:val="Normal"/>
-    <w:link w:val="Heading6Char"/>
+    <w:basedOn w:val="a"/>
+    <w:next w:val="a"/>
+    <w:link w:val="60"/>
     <w:uiPriority w:val="9"/>
     <w:semiHidden/>
     <w:unhideWhenUsed/>
@@ -5220,11 +10600,11 @@
       <w:color w:val="595959" w:themeColor="text1" w:themeTint="A6"/>
     </w:rPr>
   </w:style>
-  <w:style w:type="paragraph" w:styleId="Heading7">
+  <w:style w:type="paragraph" w:styleId="7">
     <w:name w:val="heading 7"/>
-    <w:basedOn w:val="Normal"/>
-    <w:next w:val="Normal"/>
-    <w:link w:val="Heading7Char"/>
+    <w:basedOn w:val="a"/>
+    <w:next w:val="a"/>
+    <w:link w:val="70"/>
     <w:uiPriority w:val="9"/>
     <w:semiHidden/>
     <w:unhideWhenUsed/>
@@ -5241,11 +10621,11 @@
       <w:color w:val="595959" w:themeColor="text1" w:themeTint="A6"/>
     </w:rPr>
   </w:style>
-  <w:style w:type="paragraph" w:styleId="Heading8">
+  <w:style w:type="paragraph" w:styleId="8">
     <w:name w:val="heading 8"/>
-    <w:basedOn w:val="Normal"/>
-    <w:next w:val="Normal"/>
-    <w:link w:val="Heading8Char"/>
+    <w:basedOn w:val="a"/>
+    <w:next w:val="a"/>
+    <w:link w:val="80"/>
     <w:uiPriority w:val="9"/>
     <w:semiHidden/>
     <w:unhideWhenUsed/>
@@ -5264,11 +10644,11 @@
       <w:color w:val="272727" w:themeColor="text1" w:themeTint="D8"/>
     </w:rPr>
   </w:style>
-  <w:style w:type="paragraph" w:styleId="Heading9">
+  <w:style w:type="paragraph" w:styleId="9">
     <w:name w:val="heading 9"/>
-    <w:basedOn w:val="Normal"/>
-    <w:next w:val="Normal"/>
-    <w:link w:val="Heading9Char"/>
+    <w:basedOn w:val="a"/>
+    <w:next w:val="a"/>
+    <w:link w:val="90"/>
     <w:uiPriority w:val="9"/>
     <w:semiHidden/>
     <w:unhideWhenUsed/>
@@ -5285,13 +10665,12 @@
       <w:color w:val="272727" w:themeColor="text1" w:themeTint="D8"/>
     </w:rPr>
   </w:style>
-  <w:style w:type="character" w:default="1" w:styleId="DefaultParagraphFont">
+  <w:style w:type="character" w:default="1" w:styleId="a0">
     <w:name w:val="Default Paragraph Font"/>
     <w:uiPriority w:val="1"/>
-    <w:semiHidden/>
     <w:unhideWhenUsed/>
   </w:style>
-  <w:style w:type="table" w:default="1" w:styleId="TableNormal">
+  <w:style w:type="table" w:default="1" w:styleId="a1">
     <w:name w:val="Normal Table"/>
     <w:uiPriority w:val="99"/>
     <w:semiHidden/>
@@ -5306,16 +10685,16 @@
       </w:tblCellMar>
     </w:tblPr>
   </w:style>
-  <w:style w:type="numbering" w:default="1" w:styleId="NoList">
+  <w:style w:type="numbering" w:default="1" w:styleId="a2">
     <w:name w:val="No List"/>
     <w:uiPriority w:val="99"/>
     <w:semiHidden/>
     <w:unhideWhenUsed/>
   </w:style>
-  <w:style w:type="character" w:customStyle="1" w:styleId="Heading1Char">
-    <w:name w:val="Heading 1 Char"/>
-    <w:basedOn w:val="DefaultParagraphFont"/>
-    <w:link w:val="Heading1"/>
+  <w:style w:type="character" w:customStyle="1" w:styleId="10">
+    <w:name w:val="标题 1 字符"/>
+    <w:basedOn w:val="a0"/>
+    <w:link w:val="1"/>
     <w:uiPriority w:val="9"/>
     <w:rsid w:val="00327E06"/>
     <w:rPr>
@@ -5325,10 +10704,10 @@
       <w:szCs w:val="40"/>
     </w:rPr>
   </w:style>
-  <w:style w:type="character" w:customStyle="1" w:styleId="Heading2Char">
-    <w:name w:val="Heading 2 Char"/>
-    <w:basedOn w:val="DefaultParagraphFont"/>
-    <w:link w:val="Heading2"/>
+  <w:style w:type="character" w:customStyle="1" w:styleId="20">
+    <w:name w:val="标题 2 字符"/>
+    <w:basedOn w:val="a0"/>
+    <w:link w:val="2"/>
     <w:uiPriority w:val="9"/>
     <w:semiHidden/>
     <w:rsid w:val="00327E06"/>
@@ -5339,10 +10718,10 @@
       <w:szCs w:val="32"/>
     </w:rPr>
   </w:style>
-  <w:style w:type="character" w:customStyle="1" w:styleId="Heading3Char">
-    <w:name w:val="Heading 3 Char"/>
-    <w:basedOn w:val="DefaultParagraphFont"/>
-    <w:link w:val="Heading3"/>
+  <w:style w:type="character" w:customStyle="1" w:styleId="30">
+    <w:name w:val="标题 3 字符"/>
+    <w:basedOn w:val="a0"/>
+    <w:link w:val="3"/>
     <w:uiPriority w:val="9"/>
     <w:semiHidden/>
     <w:rsid w:val="00327E06"/>
@@ -5353,10 +10732,10 @@
       <w:szCs w:val="28"/>
     </w:rPr>
   </w:style>
-  <w:style w:type="character" w:customStyle="1" w:styleId="Heading4Char">
-    <w:name w:val="Heading 4 Char"/>
-    <w:basedOn w:val="DefaultParagraphFont"/>
-    <w:link w:val="Heading4"/>
+  <w:style w:type="character" w:customStyle="1" w:styleId="40">
+    <w:name w:val="标题 4 字符"/>
+    <w:basedOn w:val="a0"/>
+    <w:link w:val="4"/>
     <w:uiPriority w:val="9"/>
     <w:semiHidden/>
     <w:rsid w:val="00327E06"/>
@@ -5367,10 +10746,10 @@
       <w:color w:val="2F5496" w:themeColor="accent1" w:themeShade="BF"/>
     </w:rPr>
   </w:style>
-  <w:style w:type="character" w:customStyle="1" w:styleId="Heading5Char">
-    <w:name w:val="Heading 5 Char"/>
-    <w:basedOn w:val="DefaultParagraphFont"/>
-    <w:link w:val="Heading5"/>
+  <w:style w:type="character" w:customStyle="1" w:styleId="50">
+    <w:name w:val="标题 5 字符"/>
+    <w:basedOn w:val="a0"/>
+    <w:link w:val="5"/>
     <w:uiPriority w:val="9"/>
     <w:semiHidden/>
     <w:rsid w:val="00327E06"/>
@@ -5379,10 +10758,10 @@
       <w:color w:val="2F5496" w:themeColor="accent1" w:themeShade="BF"/>
     </w:rPr>
   </w:style>
-  <w:style w:type="character" w:customStyle="1" w:styleId="Heading6Char">
-    <w:name w:val="Heading 6 Char"/>
-    <w:basedOn w:val="DefaultParagraphFont"/>
-    <w:link w:val="Heading6"/>
+  <w:style w:type="character" w:customStyle="1" w:styleId="60">
+    <w:name w:val="标题 6 字符"/>
+    <w:basedOn w:val="a0"/>
+    <w:link w:val="6"/>
     <w:uiPriority w:val="9"/>
     <w:semiHidden/>
     <w:rsid w:val="00327E06"/>
@@ -5393,10 +10772,10 @@
       <w:color w:val="595959" w:themeColor="text1" w:themeTint="A6"/>
     </w:rPr>
   </w:style>
-  <w:style w:type="character" w:customStyle="1" w:styleId="Heading7Char">
-    <w:name w:val="Heading 7 Char"/>
-    <w:basedOn w:val="DefaultParagraphFont"/>
-    <w:link w:val="Heading7"/>
+  <w:style w:type="character" w:customStyle="1" w:styleId="70">
+    <w:name w:val="标题 7 字符"/>
+    <w:basedOn w:val="a0"/>
+    <w:link w:val="7"/>
     <w:uiPriority w:val="9"/>
     <w:semiHidden/>
     <w:rsid w:val="00327E06"/>
@@ -5405,10 +10784,10 @@
       <w:color w:val="595959" w:themeColor="text1" w:themeTint="A6"/>
     </w:rPr>
   </w:style>
-  <w:style w:type="character" w:customStyle="1" w:styleId="Heading8Char">
-    <w:name w:val="Heading 8 Char"/>
-    <w:basedOn w:val="DefaultParagraphFont"/>
-    <w:link w:val="Heading8"/>
+  <w:style w:type="character" w:customStyle="1" w:styleId="80">
+    <w:name w:val="标题 8 字符"/>
+    <w:basedOn w:val="a0"/>
+    <w:link w:val="8"/>
     <w:uiPriority w:val="9"/>
     <w:semiHidden/>
     <w:rsid w:val="00327E06"/>
@@ -5419,10 +10798,10 @@
       <w:color w:val="272727" w:themeColor="text1" w:themeTint="D8"/>
     </w:rPr>
   </w:style>
-  <w:style w:type="character" w:customStyle="1" w:styleId="Heading9Char">
-    <w:name w:val="Heading 9 Char"/>
-    <w:basedOn w:val="DefaultParagraphFont"/>
-    <w:link w:val="Heading9"/>
+  <w:style w:type="character" w:customStyle="1" w:styleId="90">
+    <w:name w:val="标题 9 字符"/>
+    <w:basedOn w:val="a0"/>
+    <w:link w:val="9"/>
     <w:uiPriority w:val="9"/>
     <w:semiHidden/>
     <w:rsid w:val="00327E06"/>
@@ -5431,11 +10810,11 @@
       <w:color w:val="272727" w:themeColor="text1" w:themeTint="D8"/>
     </w:rPr>
   </w:style>
-  <w:style w:type="paragraph" w:styleId="Title">
+  <w:style w:type="paragraph" w:styleId="a3">
     <w:name w:val="Title"/>
-    <w:basedOn w:val="Normal"/>
-    <w:next w:val="Normal"/>
-    <w:link w:val="TitleChar"/>
+    <w:basedOn w:val="a"/>
+    <w:next w:val="a"/>
+    <w:link w:val="a4"/>
     <w:uiPriority w:val="10"/>
     <w:qFormat/>
     <w:rsid w:val="00327E06"/>
@@ -5451,10 +10830,10 @@
       <w:szCs w:val="56"/>
     </w:rPr>
   </w:style>
-  <w:style w:type="character" w:customStyle="1" w:styleId="TitleChar">
-    <w:name w:val="Title Char"/>
-    <w:basedOn w:val="DefaultParagraphFont"/>
-    <w:link w:val="Title"/>
+  <w:style w:type="character" w:customStyle="1" w:styleId="a4">
+    <w:name w:val="标题 字符"/>
+    <w:basedOn w:val="a0"/>
+    <w:link w:val="a3"/>
     <w:uiPriority w:val="10"/>
     <w:rsid w:val="00327E06"/>
     <w:rPr>
@@ -5465,11 +10844,11 @@
       <w:szCs w:val="56"/>
     </w:rPr>
   </w:style>
-  <w:style w:type="paragraph" w:styleId="Subtitle">
+  <w:style w:type="paragraph" w:styleId="a5">
     <w:name w:val="Subtitle"/>
-    <w:basedOn w:val="Normal"/>
-    <w:next w:val="Normal"/>
-    <w:link w:val="SubtitleChar"/>
+    <w:basedOn w:val="a"/>
+    <w:next w:val="a"/>
+    <w:link w:val="a6"/>
     <w:uiPriority w:val="11"/>
     <w:qFormat/>
     <w:rsid w:val="00327E06"/>
@@ -5486,10 +10865,10 @@
       <w:szCs w:val="28"/>
     </w:rPr>
   </w:style>
-  <w:style w:type="character" w:customStyle="1" w:styleId="SubtitleChar">
-    <w:name w:val="Subtitle Char"/>
-    <w:basedOn w:val="DefaultParagraphFont"/>
-    <w:link w:val="Subtitle"/>
+  <w:style w:type="character" w:customStyle="1" w:styleId="a6">
+    <w:name w:val="副标题 字符"/>
+    <w:basedOn w:val="a0"/>
+    <w:link w:val="a5"/>
     <w:uiPriority w:val="11"/>
     <w:rsid w:val="00327E06"/>
     <w:rPr>
@@ -5500,11 +10879,11 @@
       <w:szCs w:val="28"/>
     </w:rPr>
   </w:style>
-  <w:style w:type="paragraph" w:styleId="Quote">
+  <w:style w:type="paragraph" w:styleId="a7">
     <w:name w:val="Quote"/>
-    <w:basedOn w:val="Normal"/>
-    <w:next w:val="Normal"/>
-    <w:link w:val="QuoteChar"/>
+    <w:basedOn w:val="a"/>
+    <w:next w:val="a"/>
+    <w:link w:val="a8"/>
     <w:uiPriority w:val="29"/>
     <w:qFormat/>
     <w:rsid w:val="00327E06"/>
@@ -5518,10 +10897,10 @@
       <w:color w:val="404040" w:themeColor="text1" w:themeTint="BF"/>
     </w:rPr>
   </w:style>
-  <w:style w:type="character" w:customStyle="1" w:styleId="QuoteChar">
-    <w:name w:val="Quote Char"/>
-    <w:basedOn w:val="DefaultParagraphFont"/>
-    <w:link w:val="Quote"/>
+  <w:style w:type="character" w:customStyle="1" w:styleId="a8">
+    <w:name w:val="引用 字符"/>
+    <w:basedOn w:val="a0"/>
+    <w:link w:val="a7"/>
     <w:uiPriority w:val="29"/>
     <w:rsid w:val="00327E06"/>
     <w:rPr>
@@ -5530,9 +10909,9 @@
       <w:color w:val="404040" w:themeColor="text1" w:themeTint="BF"/>
     </w:rPr>
   </w:style>
-  <w:style w:type="paragraph" w:styleId="ListParagraph">
+  <w:style w:type="paragraph" w:styleId="a9">
     <w:name w:val="List Paragraph"/>
-    <w:basedOn w:val="Normal"/>
+    <w:basedOn w:val="a"/>
     <w:uiPriority w:val="34"/>
     <w:qFormat/>
     <w:rsid w:val="00327E06"/>
@@ -5541,9 +10920,9 @@
       <w:contextualSpacing/>
     </w:pPr>
   </w:style>
-  <w:style w:type="character" w:styleId="IntenseEmphasis">
+  <w:style w:type="character" w:styleId="aa">
     <w:name w:val="Intense Emphasis"/>
-    <w:basedOn w:val="DefaultParagraphFont"/>
+    <w:basedOn w:val="a0"/>
     <w:uiPriority w:val="21"/>
     <w:qFormat/>
     <w:rsid w:val="00327E06"/>
@@ -5553,11 +10932,11 @@
       <w:color w:val="2F5496" w:themeColor="accent1" w:themeShade="BF"/>
     </w:rPr>
   </w:style>
-  <w:style w:type="paragraph" w:styleId="IntenseQuote">
+  <w:style w:type="paragraph" w:styleId="ab">
     <w:name w:val="Intense Quote"/>
-    <w:basedOn w:val="Normal"/>
-    <w:next w:val="Normal"/>
-    <w:link w:val="IntenseQuoteChar"/>
+    <w:basedOn w:val="a"/>
+    <w:next w:val="a"/>
+    <w:link w:val="ac"/>
     <w:uiPriority w:val="30"/>
     <w:qFormat/>
     <w:rsid w:val="00327E06"/>
@@ -5576,10 +10955,10 @@
       <w:color w:val="2F5496" w:themeColor="accent1" w:themeShade="BF"/>
     </w:rPr>
   </w:style>
-  <w:style w:type="character" w:customStyle="1" w:styleId="IntenseQuoteChar">
-    <w:name w:val="Intense Quote Char"/>
-    <w:basedOn w:val="DefaultParagraphFont"/>
-    <w:link w:val="IntenseQuote"/>
+  <w:style w:type="character" w:customStyle="1" w:styleId="ac">
+    <w:name w:val="明显引用 字符"/>
+    <w:basedOn w:val="a0"/>
+    <w:link w:val="ab"/>
     <w:uiPriority w:val="30"/>
     <w:rsid w:val="00327E06"/>
     <w:rPr>
@@ -5588,9 +10967,9 @@
       <w:color w:val="2F5496" w:themeColor="accent1" w:themeShade="BF"/>
     </w:rPr>
   </w:style>
-  <w:style w:type="character" w:styleId="IntenseReference">
+  <w:style w:type="character" w:styleId="ad">
     <w:name w:val="Intense Reference"/>
-    <w:basedOn w:val="DefaultParagraphFont"/>
+    <w:basedOn w:val="a0"/>
     <w:uiPriority w:val="32"/>
     <w:qFormat/>
     <w:rsid w:val="00327E06"/>
@@ -5602,7 +10981,7 @@
       <w:spacing w:val="5"/>
     </w:rPr>
   </w:style>
-  <w:style w:type="paragraph" w:styleId="NoSpacing">
+  <w:style w:type="paragraph" w:styleId="ae">
     <w:name w:val="No Spacing"/>
     <w:uiPriority w:val="1"/>
     <w:qFormat/>

--- a/Mechanical Note.docx
+++ b/Mechanical Note.docx
@@ -59,7 +59,6 @@
           <w:p>
             <w:pPr>
               <w:pStyle w:val="ae"/>
-              <w:spacing w:line="220" w:lineRule="exact"/>
               <w:jc w:val="center"/>
               <w:rPr>
                 <w:b/>
@@ -85,7 +84,6 @@
           <w:p>
             <w:pPr>
               <w:pStyle w:val="ae"/>
-              <w:spacing w:line="220" w:lineRule="exact"/>
               <w:jc w:val="center"/>
               <w:rPr>
                 <w:b/>
@@ -111,7 +109,6 @@
           <w:p>
             <w:pPr>
               <w:pStyle w:val="ae"/>
-              <w:spacing w:line="220" w:lineRule="exact"/>
               <w:jc w:val="center"/>
               <w:rPr>
                 <w:b/>
@@ -142,7 +139,6 @@
           <w:p>
             <w:pPr>
               <w:pStyle w:val="ae"/>
-              <w:spacing w:line="220" w:lineRule="exact"/>
             </w:pPr>
             <w:r>
               <w:t>Primary Purpose</w:t>
@@ -159,7 +155,6 @@
           <w:p>
             <w:pPr>
               <w:pStyle w:val="ae"/>
-              <w:spacing w:line="220" w:lineRule="exact"/>
             </w:pPr>
             <w:r>
               <w:t>Transporting fluids or gases</w:t>
@@ -176,7 +171,6 @@
           <w:p>
             <w:pPr>
               <w:pStyle w:val="ae"/>
-              <w:spacing w:line="220" w:lineRule="exact"/>
             </w:pPr>
             <w:r>
               <w:t>Structural applications and precision work</w:t>
@@ -198,7 +192,6 @@
           <w:p>
             <w:pPr>
               <w:pStyle w:val="ae"/>
-              <w:spacing w:line="220" w:lineRule="exact"/>
             </w:pPr>
             <w:r>
               <w:t>Sizing</w:t>
@@ -215,7 +208,6 @@
           <w:p>
             <w:pPr>
               <w:pStyle w:val="ae"/>
-              <w:spacing w:line="220" w:lineRule="exact"/>
             </w:pPr>
             <w:r>
               <w:t>Based on nominal diameter (NPS)</w:t>
@@ -232,7 +224,6 @@
           <w:p>
             <w:pPr>
               <w:pStyle w:val="ae"/>
-              <w:spacing w:line="220" w:lineRule="exact"/>
             </w:pPr>
             <w:r>
               <w:t>Based on actual outside diameter (OD)</w:t>
@@ -254,7 +245,6 @@
           <w:p>
             <w:pPr>
               <w:pStyle w:val="ae"/>
-              <w:spacing w:line="220" w:lineRule="exact"/>
             </w:pPr>
             <w:r>
               <w:t>Wall Thickness</w:t>
@@ -271,7 +261,6 @@
           <w:p>
             <w:pPr>
               <w:pStyle w:val="ae"/>
-              <w:spacing w:line="220" w:lineRule="exact"/>
             </w:pPr>
             <w:r>
               <w:t>Specified by schedule (e.g., SCH 40)</w:t>
@@ -288,7 +277,6 @@
           <w:p>
             <w:pPr>
               <w:pStyle w:val="ae"/>
-              <w:spacing w:line="220" w:lineRule="exact"/>
             </w:pPr>
             <w:r>
               <w:t>Specified by gauge or direct thickness</w:t>
@@ -310,7 +298,6 @@
           <w:p>
             <w:pPr>
               <w:pStyle w:val="ae"/>
-              <w:spacing w:line="220" w:lineRule="exact"/>
             </w:pPr>
             <w:r>
               <w:t>Tolerance</w:t>
@@ -327,7 +314,6 @@
           <w:p>
             <w:pPr>
               <w:pStyle w:val="ae"/>
-              <w:spacing w:line="220" w:lineRule="exact"/>
             </w:pPr>
             <w:r>
               <w:t>Looser tolerances</w:t>
@@ -344,7 +330,6 @@
           <w:p>
             <w:pPr>
               <w:pStyle w:val="ae"/>
-              <w:spacing w:line="220" w:lineRule="exact"/>
             </w:pPr>
             <w:r>
               <w:t>Tighter tolerances for OD, ID, wall thickness</w:t>
@@ -366,7 +351,6 @@
           <w:p>
             <w:pPr>
               <w:pStyle w:val="ae"/>
-              <w:spacing w:line="220" w:lineRule="exact"/>
             </w:pPr>
             <w:r>
               <w:t>Shape</w:t>
@@ -383,7 +367,6 @@
           <w:p>
             <w:pPr>
               <w:pStyle w:val="ae"/>
-              <w:spacing w:line="220" w:lineRule="exact"/>
             </w:pPr>
             <w:r>
               <w:t>Mostly round</w:t>
@@ -400,7 +383,6 @@
           <w:p>
             <w:pPr>
               <w:pStyle w:val="ae"/>
-              <w:spacing w:line="220" w:lineRule="exact"/>
             </w:pPr>
             <w:r>
               <w:t>Round, square, rectangular, oval, etc.</w:t>
@@ -422,7 +404,6 @@
           <w:p>
             <w:pPr>
               <w:pStyle w:val="ae"/>
-              <w:spacing w:line="220" w:lineRule="exact"/>
             </w:pPr>
             <w:r>
               <w:t>Standardization</w:t>
@@ -439,7 +420,6 @@
           <w:p>
             <w:pPr>
               <w:pStyle w:val="ae"/>
-              <w:spacing w:line="220" w:lineRule="exact"/>
             </w:pPr>
             <w:r>
               <w:t>ANSI/ASME B36.10M, B36.19M</w:t>
@@ -456,7 +436,6 @@
           <w:p>
             <w:pPr>
               <w:pStyle w:val="ae"/>
-              <w:spacing w:line="220" w:lineRule="exact"/>
             </w:pPr>
             <w:r>
               <w:t>ASTM A269, A554, etc.</w:t>
@@ -1064,7 +1043,6 @@
           <w:p>
             <w:pPr>
               <w:pStyle w:val="ae"/>
-              <w:spacing w:line="220" w:lineRule="exact"/>
               <w:jc w:val="center"/>
               <w:rPr>
                 <w:b/>
@@ -1090,7 +1068,6 @@
           <w:p>
             <w:pPr>
               <w:pStyle w:val="ae"/>
-              <w:spacing w:line="220" w:lineRule="exact"/>
               <w:jc w:val="center"/>
               <w:rPr>
                 <w:b/>
@@ -1116,7 +1093,6 @@
           <w:p>
             <w:pPr>
               <w:pStyle w:val="ae"/>
-              <w:spacing w:line="220" w:lineRule="exact"/>
               <w:jc w:val="center"/>
               <w:rPr>
                 <w:b/>
@@ -1142,7 +1118,6 @@
           <w:p>
             <w:pPr>
               <w:pStyle w:val="ae"/>
-              <w:spacing w:line="220" w:lineRule="exact"/>
               <w:jc w:val="center"/>
               <w:rPr>
                 <w:b/>
@@ -1173,7 +1148,6 @@
           <w:p>
             <w:pPr>
               <w:pStyle w:val="ae"/>
-              <w:spacing w:line="220" w:lineRule="exact"/>
               <w:rPr>
                 <w:b/>
                 <w:bCs/>
@@ -1198,7 +1172,6 @@
           <w:p>
             <w:pPr>
               <w:pStyle w:val="ae"/>
-              <w:spacing w:line="220" w:lineRule="exact"/>
             </w:pPr>
             <w:r>
               <w:t>Thin, flat rolled metal</w:t>
@@ -1215,7 +1188,6 @@
           <w:p>
             <w:pPr>
               <w:pStyle w:val="ae"/>
-              <w:spacing w:line="220" w:lineRule="exact"/>
             </w:pPr>
             <w:r>
               <w:t>Thick, flat rolled metal</w:t>
@@ -1232,7 +1204,6 @@
           <w:p>
             <w:pPr>
               <w:pStyle w:val="ae"/>
-              <w:spacing w:line="220" w:lineRule="exact"/>
             </w:pPr>
             <w:r>
               <w:t>Long, rectangular section with set width and thickness</w:t>
@@ -1254,7 +1225,6 @@
           <w:p>
             <w:pPr>
               <w:pStyle w:val="ae"/>
-              <w:spacing w:line="220" w:lineRule="exact"/>
               <w:rPr>
                 <w:b/>
                 <w:bCs/>
@@ -1279,7 +1249,6 @@
           <w:p>
             <w:pPr>
               <w:pStyle w:val="ae"/>
-              <w:spacing w:line="220" w:lineRule="exact"/>
             </w:pPr>
             <w:r>
               <w:t>&lt; 3 mm (typically)</w:t>
@@ -1296,7 +1265,6 @@
           <w:p>
             <w:pPr>
               <w:pStyle w:val="ae"/>
-              <w:spacing w:line="220" w:lineRule="exact"/>
             </w:pPr>
             <w:r>
               <w:t>≥ 3 mm (varies by standard, often 6+ mm)</w:t>
@@ -1313,7 +1281,6 @@
           <w:p>
             <w:pPr>
               <w:pStyle w:val="ae"/>
-              <w:spacing w:line="220" w:lineRule="exact"/>
             </w:pPr>
             <w:r>
               <w:t>Varies, often 3–25 mm; defined cross-section</w:t>
@@ -1335,7 +1302,6 @@
           <w:p>
             <w:pPr>
               <w:pStyle w:val="ae"/>
-              <w:spacing w:line="220" w:lineRule="exact"/>
               <w:rPr>
                 <w:b/>
                 <w:bCs/>
@@ -1360,7 +1326,6 @@
           <w:p>
             <w:pPr>
               <w:pStyle w:val="ae"/>
-              <w:spacing w:line="220" w:lineRule="exact"/>
             </w:pPr>
             <w:r>
               <w:t>Supplied in sheets or coils</w:t>
@@ -1377,7 +1342,6 @@
           <w:p>
             <w:pPr>
               <w:pStyle w:val="ae"/>
-              <w:spacing w:line="220" w:lineRule="exact"/>
             </w:pPr>
             <w:r>
               <w:t>Supplied in flat sheets or plates</w:t>
@@ -1394,7 +1358,6 @@
           <w:p>
             <w:pPr>
               <w:pStyle w:val="ae"/>
-              <w:spacing w:line="220" w:lineRule="exact"/>
             </w:pPr>
             <w:r>
               <w:t>Supplied as bars (long strips)</w:t>
@@ -1416,7 +1379,6 @@
           <w:p>
             <w:pPr>
               <w:pStyle w:val="ae"/>
-              <w:spacing w:line="220" w:lineRule="exact"/>
               <w:rPr>
                 <w:b/>
                 <w:bCs/>
@@ -1441,7 +1403,6 @@
           <w:p>
             <w:pPr>
               <w:pStyle w:val="ae"/>
-              <w:spacing w:line="220" w:lineRule="exact"/>
             </w:pPr>
             <w:r>
               <w:t>Rectangular sheets or coils</w:t>
@@ -1458,7 +1419,6 @@
           <w:p>
             <w:pPr>
               <w:pStyle w:val="ae"/>
-              <w:spacing w:line="220" w:lineRule="exact"/>
             </w:pPr>
             <w:r>
               <w:t>Rectangular sheets</w:t>
@@ -1475,7 +1435,6 @@
           <w:p>
             <w:pPr>
               <w:pStyle w:val="ae"/>
-              <w:spacing w:line="220" w:lineRule="exact"/>
             </w:pPr>
             <w:r>
               <w:t>Rectangular cross-section (e.g., 25×3 mm)</w:t>
@@ -1497,7 +1456,6 @@
           <w:p>
             <w:pPr>
               <w:pStyle w:val="ae"/>
-              <w:spacing w:line="220" w:lineRule="exact"/>
               <w:rPr>
                 <w:b/>
                 <w:bCs/>
@@ -1522,7 +1480,6 @@
           <w:p>
             <w:pPr>
               <w:pStyle w:val="ae"/>
-              <w:spacing w:line="220" w:lineRule="exact"/>
             </w:pPr>
             <w:r>
               <w:t>Ductwork, panels, enclosures</w:t>
@@ -1539,7 +1496,6 @@
           <w:p>
             <w:pPr>
               <w:pStyle w:val="ae"/>
-              <w:spacing w:line="220" w:lineRule="exact"/>
             </w:pPr>
             <w:r>
               <w:t>Heavy-duty parts, structural components</w:t>
@@ -1556,7 +1512,6 @@
           <w:p>
             <w:pPr>
               <w:pStyle w:val="ae"/>
-              <w:spacing w:line="220" w:lineRule="exact"/>
             </w:pPr>
             <w:r>
               <w:t>Brackets, stiffeners, supports</w:t>
@@ -1578,7 +1533,6 @@
           <w:p>
             <w:pPr>
               <w:pStyle w:val="ae"/>
-              <w:spacing w:line="220" w:lineRule="exact"/>
               <w:rPr>
                 <w:b/>
                 <w:bCs/>
@@ -1603,7 +1557,6 @@
           <w:p>
             <w:pPr>
               <w:pStyle w:val="ae"/>
-              <w:spacing w:line="220" w:lineRule="exact"/>
             </w:pPr>
             <w:r>
               <w:t>Often cut, bent, or stamped</w:t>
@@ -1620,7 +1573,6 @@
           <w:p>
             <w:pPr>
               <w:pStyle w:val="ae"/>
-              <w:spacing w:line="220" w:lineRule="exact"/>
             </w:pPr>
             <w:r>
               <w:t>Machined, drilled, welded</w:t>
@@ -1637,7 +1589,6 @@
           <w:p>
             <w:pPr>
               <w:pStyle w:val="ae"/>
-              <w:spacing w:line="220" w:lineRule="exact"/>
             </w:pPr>
             <w:r>
               <w:t>Cut, drilled, welded</w:t>
@@ -1952,6 +1903,31 @@
     <w:p>
       <w:pPr>
         <w:pStyle w:val="ae"/>
+        <w:spacing w:line="100" w:lineRule="exact"/>
+        <w:rPr>
+          <w:sz w:val="16"/>
+          <w:szCs w:val="16"/>
+        </w:rPr>
+      </w:pPr>
+    </w:p>
+    <w:p>
+      <w:pPr>
+        <w:pStyle w:val="ae"/>
+        <w:spacing w:line="100" w:lineRule="exact"/>
+        <w:rPr>
+          <w:sz w:val="16"/>
+          <w:szCs w:val="16"/>
+        </w:rPr>
+      </w:pPr>
+    </w:p>
+    <w:p>
+      <w:pPr>
+        <w:pStyle w:val="ae"/>
+        <w:spacing w:line="100" w:lineRule="exact"/>
+        <w:rPr>
+          <w:sz w:val="16"/>
+          <w:szCs w:val="16"/>
+        </w:rPr>
       </w:pPr>
     </w:p>
     <w:p>
@@ -4151,7 +4127,19 @@
         <w:rPr>
           <w:rFonts w:cs="Times New Roman"/>
         </w:rPr>
-        <w:t>1/2"-14 NPT → Tapered pipe thread, 1/2 inch nominal size, 14 threads per inch</w:t>
+        <w:t>1/2"-14</w:t>
+      </w:r>
+      <w:r>
+        <w:rPr>
+          <w:rFonts w:cs="Times New Roman"/>
+        </w:rPr>
+        <w:t xml:space="preserve"> </w:t>
+      </w:r>
+      <w:r>
+        <w:rPr>
+          <w:rFonts w:cs="Times New Roman"/>
+        </w:rPr>
+        <w:t>NPT → Tapered pipe thread, 1/2 inch nominal size, 14 threads per inch</w:t>
       </w:r>
     </w:p>
     <w:p>
@@ -4194,8 +4182,25 @@
         <w:rPr>
           <w:rFonts w:cs="Times New Roman"/>
         </w:rPr>
-        <w:t>1" NPS → Straight pipe thread, 1 inch nominal size</w:t>
-      </w:r>
+        <w:t>1</w:t>
+      </w:r>
+      <w:r>
+        <w:rPr>
+          <w:rFonts w:cs="Times New Roman"/>
+        </w:rPr>
+        <w:t>-</w:t>
+      </w:r>
+      <w:r>
+        <w:rPr>
+          <w:rFonts w:cs="Times New Roman"/>
+        </w:rPr>
+        <w:t>NPS → Straight pipe thread, 1 inch nominal size</w:t>
+      </w:r>
+    </w:p>
+    <w:p>
+      <w:pPr>
+        <w:pStyle w:val="ae"/>
+      </w:pPr>
     </w:p>
     <w:p>
       <w:pPr>
@@ -4417,37 +4422,458 @@
     <w:p>
       <w:pPr>
         <w:pStyle w:val="ae"/>
-        <w:rPr>
-          <w:sz w:val="20"/>
-          <w:szCs w:val="20"/>
-        </w:rPr>
-      </w:pPr>
-    </w:p>
-    <w:p>
-      <w:pPr>
-        <w:pStyle w:val="ae"/>
-        <w:rPr>
-          <w:sz w:val="20"/>
-          <w:szCs w:val="20"/>
-        </w:rPr>
-      </w:pPr>
-    </w:p>
-    <w:p>
-      <w:pPr>
-        <w:pStyle w:val="ae"/>
-        <w:rPr>
-          <w:sz w:val="20"/>
-          <w:szCs w:val="20"/>
-        </w:rPr>
-      </w:pPr>
-    </w:p>
-    <w:p>
-      <w:pPr>
-        <w:pStyle w:val="ae"/>
-        <w:rPr>
-          <w:sz w:val="20"/>
-          <w:szCs w:val="20"/>
-        </w:rPr>
+        <w:spacing w:line="360" w:lineRule="auto"/>
+        <w:rPr>
+          <w:b/>
+          <w:bCs/>
+        </w:rPr>
+      </w:pPr>
+      <w:r>
+        <w:rPr>
+          <w:rFonts w:hint="eastAsia"/>
+          <w:b/>
+          <w:bCs/>
+        </w:rPr>
+        <w:t>General Type of Pump</w:t>
+      </w:r>
+    </w:p>
+    <w:tbl>
+      <w:tblPr>
+        <w:tblW w:w="6091" w:type="dxa"/>
+        <w:jc w:val="center"/>
+        <w:tblBorders>
+          <w:top w:val="single" w:sz="4" w:space="0" w:color="auto"/>
+          <w:left w:val="single" w:sz="4" w:space="0" w:color="auto"/>
+          <w:bottom w:val="single" w:sz="4" w:space="0" w:color="auto"/>
+          <w:right w:val="single" w:sz="4" w:space="0" w:color="auto"/>
+          <w:insideH w:val="single" w:sz="4" w:space="0" w:color="auto"/>
+          <w:insideV w:val="single" w:sz="4" w:space="0" w:color="auto"/>
+        </w:tblBorders>
+        <w:tblLook w:val="04A0" w:firstRow="1" w:lastRow="0" w:firstColumn="1" w:lastColumn="0" w:noHBand="0" w:noVBand="1"/>
+      </w:tblPr>
+      <w:tblGrid>
+        <w:gridCol w:w="1696"/>
+        <w:gridCol w:w="2127"/>
+        <w:gridCol w:w="2268"/>
+      </w:tblGrid>
+      <w:tr>
+        <w:trPr>
+          <w:trHeight w:val="154"/>
+          <w:jc w:val="center"/>
+        </w:trPr>
+        <w:tc>
+          <w:tcPr>
+            <w:tcW w:w="1696" w:type="dxa"/>
+            <w:vAlign w:val="center"/>
+            <w:hideMark/>
+          </w:tcPr>
+          <w:p>
+            <w:pPr>
+              <w:pStyle w:val="ae"/>
+              <w:jc w:val="center"/>
+              <w:rPr>
+                <w:b/>
+                <w:bCs/>
+              </w:rPr>
+            </w:pPr>
+            <w:r>
+              <w:rPr>
+                <w:b/>
+                <w:bCs/>
+              </w:rPr>
+              <w:t>Pump Type</w:t>
+            </w:r>
+          </w:p>
+        </w:tc>
+        <w:tc>
+          <w:tcPr>
+            <w:tcW w:w="2127" w:type="dxa"/>
+            <w:vAlign w:val="center"/>
+            <w:hideMark/>
+          </w:tcPr>
+          <w:p>
+            <w:pPr>
+              <w:pStyle w:val="ae"/>
+              <w:jc w:val="center"/>
+              <w:rPr>
+                <w:b/>
+                <w:bCs/>
+              </w:rPr>
+            </w:pPr>
+            <w:r>
+              <w:rPr>
+                <w:b/>
+                <w:bCs/>
+              </w:rPr>
+              <w:t>Drive Method</w:t>
+            </w:r>
+          </w:p>
+        </w:tc>
+        <w:tc>
+          <w:tcPr>
+            <w:tcW w:w="2268" w:type="dxa"/>
+            <w:vAlign w:val="center"/>
+            <w:hideMark/>
+          </w:tcPr>
+          <w:p>
+            <w:pPr>
+              <w:pStyle w:val="ae"/>
+              <w:jc w:val="center"/>
+              <w:rPr>
+                <w:b/>
+                <w:bCs/>
+              </w:rPr>
+            </w:pPr>
+            <w:r>
+              <w:rPr>
+                <w:b/>
+                <w:bCs/>
+              </w:rPr>
+              <w:t>Description</w:t>
+            </w:r>
+          </w:p>
+        </w:tc>
+      </w:tr>
+      <w:tr>
+        <w:trPr>
+          <w:trHeight w:val="355"/>
+          <w:jc w:val="center"/>
+        </w:trPr>
+        <w:tc>
+          <w:tcPr>
+            <w:tcW w:w="1696" w:type="dxa"/>
+            <w:vAlign w:val="center"/>
+            <w:hideMark/>
+          </w:tcPr>
+          <w:p>
+            <w:pPr>
+              <w:pStyle w:val="ae"/>
+            </w:pPr>
+            <w:r>
+              <w:t>Centrifugal Pump</w:t>
+            </w:r>
+          </w:p>
+        </w:tc>
+        <w:tc>
+          <w:tcPr>
+            <w:tcW w:w="2127" w:type="dxa"/>
+            <w:vAlign w:val="center"/>
+            <w:hideMark/>
+          </w:tcPr>
+          <w:p>
+            <w:pPr>
+              <w:pStyle w:val="ae"/>
+            </w:pPr>
+            <w:r>
+              <w:t>Impeller directly driven by motor shaft</w:t>
+            </w:r>
+          </w:p>
+        </w:tc>
+        <w:tc>
+          <w:tcPr>
+            <w:tcW w:w="2268" w:type="dxa"/>
+            <w:vAlign w:val="center"/>
+            <w:hideMark/>
+          </w:tcPr>
+          <w:p>
+            <w:pPr>
+              <w:pStyle w:val="ae"/>
+            </w:pPr>
+            <w:r>
+              <w:t xml:space="preserve">Most common pump type, </w:t>
+            </w:r>
+            <w:r>
+              <w:rPr>
+                <w:rFonts w:hint="eastAsia"/>
+              </w:rPr>
+              <w:t>full water inside</w:t>
+            </w:r>
+          </w:p>
+        </w:tc>
+      </w:tr>
+      <w:tr>
+        <w:trPr>
+          <w:trHeight w:val="438"/>
+          <w:jc w:val="center"/>
+        </w:trPr>
+        <w:tc>
+          <w:tcPr>
+            <w:tcW w:w="1696" w:type="dxa"/>
+            <w:vAlign w:val="center"/>
+            <w:hideMark/>
+          </w:tcPr>
+          <w:p>
+            <w:pPr>
+              <w:pStyle w:val="ae"/>
+            </w:pPr>
+            <w:r>
+              <w:t>Self-Priming Pump</w:t>
+            </w:r>
+          </w:p>
+        </w:tc>
+        <w:tc>
+          <w:tcPr>
+            <w:tcW w:w="2127" w:type="dxa"/>
+            <w:vAlign w:val="center"/>
+            <w:hideMark/>
+          </w:tcPr>
+          <w:p>
+            <w:pPr>
+              <w:pStyle w:val="ae"/>
+            </w:pPr>
+            <w:r>
+              <w:t>Motor drives impeller + vacuum chamber</w:t>
+            </w:r>
+          </w:p>
+        </w:tc>
+        <w:tc>
+          <w:tcPr>
+            <w:tcW w:w="2268" w:type="dxa"/>
+            <w:vAlign w:val="center"/>
+            <w:hideMark/>
+          </w:tcPr>
+          <w:p>
+            <w:pPr>
+              <w:pStyle w:val="ae"/>
+            </w:pPr>
+            <w:r>
+              <w:t>Can draw water even when initially dry</w:t>
+            </w:r>
+          </w:p>
+        </w:tc>
+      </w:tr>
+      <w:tr>
+        <w:trPr>
+          <w:trHeight w:val="274"/>
+          <w:jc w:val="center"/>
+        </w:trPr>
+        <w:tc>
+          <w:tcPr>
+            <w:tcW w:w="1696" w:type="dxa"/>
+            <w:vAlign w:val="center"/>
+            <w:hideMark/>
+          </w:tcPr>
+          <w:p>
+            <w:pPr>
+              <w:pStyle w:val="ae"/>
+            </w:pPr>
+            <w:r>
+              <w:t>Piston / Gear Pump</w:t>
+            </w:r>
+          </w:p>
+        </w:tc>
+        <w:tc>
+          <w:tcPr>
+            <w:tcW w:w="2127" w:type="dxa"/>
+            <w:vAlign w:val="center"/>
+            <w:hideMark/>
+          </w:tcPr>
+          <w:p>
+            <w:pPr>
+              <w:pStyle w:val="ae"/>
+            </w:pPr>
+            <w:r>
+              <w:t>Motor drives piston or gear mechanism</w:t>
+            </w:r>
+          </w:p>
+        </w:tc>
+        <w:tc>
+          <w:tcPr>
+            <w:tcW w:w="2268" w:type="dxa"/>
+            <w:vAlign w:val="center"/>
+            <w:hideMark/>
+          </w:tcPr>
+          <w:p>
+            <w:pPr>
+              <w:pStyle w:val="ae"/>
+            </w:pPr>
+            <w:r>
+              <w:t>Used for high-pressure or special fluids</w:t>
+            </w:r>
+          </w:p>
+        </w:tc>
+      </w:tr>
+      <w:tr>
+        <w:trPr>
+          <w:trHeight w:val="251"/>
+          <w:jc w:val="center"/>
+        </w:trPr>
+        <w:tc>
+          <w:tcPr>
+            <w:tcW w:w="1696" w:type="dxa"/>
+            <w:vAlign w:val="center"/>
+            <w:hideMark/>
+          </w:tcPr>
+          <w:p>
+            <w:pPr>
+              <w:pStyle w:val="ae"/>
+            </w:pPr>
+            <w:r>
+              <w:t>Submersible Pump</w:t>
+            </w:r>
+          </w:p>
+        </w:tc>
+        <w:tc>
+          <w:tcPr>
+            <w:tcW w:w="2127" w:type="dxa"/>
+            <w:vAlign w:val="center"/>
+            <w:hideMark/>
+          </w:tcPr>
+          <w:p>
+            <w:pPr>
+              <w:pStyle w:val="ae"/>
+            </w:pPr>
+            <w:r>
+              <w:t>Pump and motor integrated, submerged</w:t>
+            </w:r>
+          </w:p>
+        </w:tc>
+        <w:tc>
+          <w:tcPr>
+            <w:tcW w:w="2268" w:type="dxa"/>
+            <w:vAlign w:val="center"/>
+            <w:hideMark/>
+          </w:tcPr>
+          <w:p>
+            <w:pPr>
+              <w:pStyle w:val="ae"/>
+            </w:pPr>
+            <w:r>
+              <w:t xml:space="preserve">Motor operates underwater </w:t>
+            </w:r>
+            <w:r>
+              <w:rPr>
+                <w:rFonts w:hint="eastAsia"/>
+              </w:rPr>
+              <w:t xml:space="preserve">, </w:t>
+            </w:r>
+            <w:r>
+              <w:t>used in wells, ponds</w:t>
+            </w:r>
+          </w:p>
+        </w:tc>
+      </w:tr>
+      <w:tr>
+        <w:trPr>
+          <w:trHeight w:val="306"/>
+          <w:jc w:val="center"/>
+        </w:trPr>
+        <w:tc>
+          <w:tcPr>
+            <w:tcW w:w="1696" w:type="dxa"/>
+            <w:vAlign w:val="center"/>
+            <w:hideMark/>
+          </w:tcPr>
+          <w:p>
+            <w:pPr>
+              <w:pStyle w:val="ae"/>
+            </w:pPr>
+            <w:r>
+              <w:t>DC Micro Pump</w:t>
+            </w:r>
+          </w:p>
+        </w:tc>
+        <w:tc>
+          <w:tcPr>
+            <w:tcW w:w="2127" w:type="dxa"/>
+            <w:vAlign w:val="center"/>
+            <w:hideMark/>
+          </w:tcPr>
+          <w:p>
+            <w:pPr>
+              <w:pStyle w:val="ae"/>
+            </w:pPr>
+            <w:r>
+              <w:t>Motor and pump molded as one (12V/24V)</w:t>
+            </w:r>
+          </w:p>
+        </w:tc>
+        <w:tc>
+          <w:tcPr>
+            <w:tcW w:w="2268" w:type="dxa"/>
+            <w:vAlign w:val="center"/>
+            <w:hideMark/>
+          </w:tcPr>
+          <w:p>
+            <w:pPr>
+              <w:pStyle w:val="ae"/>
+            </w:pPr>
+            <w:r>
+              <w:t>Commonly used in small projects or models</w:t>
+            </w:r>
+          </w:p>
+        </w:tc>
+      </w:tr>
+    </w:tbl>
+    <w:p>
+      <w:pPr>
+        <w:pStyle w:val="ae"/>
+      </w:pPr>
+    </w:p>
+    <w:p>
+      <w:pPr>
+        <w:pStyle w:val="ae"/>
+      </w:pPr>
+      <w:r>
+        <w:rPr>
+          <w:rFonts w:hint="eastAsia"/>
+        </w:rPr>
+        <w:t>Pump needs motor to drive it.</w:t>
+      </w:r>
+    </w:p>
+    <w:p>
+      <w:pPr>
+        <w:pStyle w:val="ae"/>
+      </w:pPr>
+    </w:p>
+    <w:p>
+      <w:pPr>
+        <w:pStyle w:val="ae"/>
+      </w:pPr>
+    </w:p>
+    <w:p>
+      <w:pPr>
+        <w:pStyle w:val="ae"/>
+      </w:pPr>
+    </w:p>
+    <w:p>
+      <w:pPr>
+        <w:pStyle w:val="ae"/>
+      </w:pPr>
+    </w:p>
+    <w:p>
+      <w:pPr>
+        <w:pStyle w:val="ae"/>
+      </w:pPr>
+    </w:p>
+    <w:p>
+      <w:pPr>
+        <w:pStyle w:val="ae"/>
+      </w:pPr>
+    </w:p>
+    <w:p>
+      <w:pPr>
+        <w:pStyle w:val="ae"/>
+      </w:pPr>
+    </w:p>
+    <w:p>
+      <w:pPr>
+        <w:pStyle w:val="ae"/>
+      </w:pPr>
+    </w:p>
+    <w:p>
+      <w:pPr>
+        <w:pStyle w:val="ae"/>
+      </w:pPr>
+    </w:p>
+    <w:p>
+      <w:pPr>
+        <w:pStyle w:val="ae"/>
+      </w:pPr>
+    </w:p>
+    <w:p>
+      <w:pPr>
+        <w:pStyle w:val="ae"/>
       </w:pPr>
     </w:p>
     <w:p>
@@ -4524,16 +4950,6 @@
     </w:p>
     <w:p>
       <w:pPr>
-        <w:pStyle w:val="ae"/>
-      </w:pPr>
-    </w:p>
-    <w:p>
-      <w:pPr>
-        <w:pStyle w:val="ae"/>
-      </w:pPr>
-    </w:p>
-    <w:p>
-      <w:pPr>
         <w:spacing w:line="360" w:lineRule="auto"/>
         <w:rPr>
           <w:sz w:val="20"/>
@@ -4572,16 +4988,16 @@
         <mc:AlternateContent>
           <mc:Choice Requires="wps">
             <w:drawing>
-              <wp:anchor distT="45720" distB="45720" distL="114300" distR="114300" simplePos="0" relativeHeight="251660288" behindDoc="1" locked="0" layoutInCell="1" allowOverlap="1" wp14:anchorId="63E4FA8E" wp14:editId="785B8E24">
+              <wp:anchor distT="45720" distB="45720" distL="114300" distR="114300" simplePos="0" relativeHeight="251660288" behindDoc="1" locked="0" layoutInCell="1" allowOverlap="1" wp14:anchorId="63E4FA8E" wp14:editId="4CA403FC">
                 <wp:simplePos x="0" y="0"/>
                 <wp:positionH relativeFrom="column">
-                  <wp:posOffset>-1270</wp:posOffset>
+                  <wp:align>left</wp:align>
                 </wp:positionH>
                 <wp:positionV relativeFrom="paragraph">
-                  <wp:posOffset>36640</wp:posOffset>
+                  <wp:posOffset>37208</wp:posOffset>
                 </wp:positionV>
-                <wp:extent cx="4728475" cy="4165600"/>
-                <wp:effectExtent l="0" t="0" r="0" b="6350"/>
+                <wp:extent cx="4728475" cy="4503761"/>
+                <wp:effectExtent l="0" t="0" r="0" b="0"/>
                 <wp:wrapNone/>
                 <wp:docPr id="217" name="文本框 2"/>
                 <wp:cNvGraphicFramePr>
@@ -4596,7 +5012,7 @@
                       <wps:spPr bwMode="auto">
                         <a:xfrm>
                           <a:off x="0" y="0"/>
-                          <a:ext cx="4728475" cy="4165600"/>
+                          <a:ext cx="4728475" cy="4503761"/>
                         </a:xfrm>
                         <a:prstGeom prst="rect">
                           <a:avLst/>
@@ -4647,6 +5063,7 @@
                                     <w:rPr>
                                       <w:b/>
                                       <w:bCs/>
+                                      <w:color w:val="2E74B5" w:themeColor="accent5" w:themeShade="BF"/>
                                     </w:rPr>
                                   </w:pPr>
                                   <w:r>
@@ -4654,6 +5071,7 @@
                                       <w:rFonts w:hint="eastAsia"/>
                                       <w:b/>
                                       <w:bCs/>
+                                      <w:color w:val="2E74B5" w:themeColor="accent5" w:themeShade="BF"/>
                                     </w:rPr>
                                     <w:t>Material</w:t>
                                   </w:r>
@@ -4672,6 +5090,7 @@
                                     <w:rPr>
                                       <w:b/>
                                       <w:bCs/>
+                                      <w:color w:val="2E74B5" w:themeColor="accent5" w:themeShade="BF"/>
                                     </w:rPr>
                                   </w:pPr>
                                   <w:r>
@@ -4679,6 +5098,7 @@
                                       <w:rFonts w:hint="eastAsia"/>
                                       <w:b/>
                                       <w:bCs/>
+                                      <w:color w:val="2E74B5" w:themeColor="accent5" w:themeShade="BF"/>
                                     </w:rPr>
                                     <w:t>Key Properties</w:t>
                                   </w:r>
@@ -4697,6 +5117,7 @@
                                     <w:rPr>
                                       <w:b/>
                                       <w:bCs/>
+                                      <w:color w:val="2E74B5" w:themeColor="accent5" w:themeShade="BF"/>
                                     </w:rPr>
                                   </w:pPr>
                                   <w:r>
@@ -4704,6 +5125,7 @@
                                       <w:rFonts w:hint="eastAsia"/>
                                       <w:b/>
                                       <w:bCs/>
+                                      <w:color w:val="2E74B5" w:themeColor="accent5" w:themeShade="BF"/>
                                     </w:rPr>
                                     <w:t>Typical Design Applications</w:t>
                                   </w:r>
@@ -4722,6 +5144,7 @@
                                     <w:rPr>
                                       <w:b/>
                                       <w:bCs/>
+                                      <w:color w:val="2E74B5" w:themeColor="accent5" w:themeShade="BF"/>
                                     </w:rPr>
                                   </w:pPr>
                                   <w:r>
@@ -4729,6 +5152,7 @@
                                       <w:rFonts w:hint="eastAsia"/>
                                       <w:b/>
                                       <w:bCs/>
+                                      <w:color w:val="2E74B5" w:themeColor="accent5" w:themeShade="BF"/>
                                     </w:rPr>
                                     <w:t>Design Considerations</w:t>
                                   </w:r>
@@ -4748,10 +5172,14 @@
                                 <w:p>
                                   <w:pPr>
                                     <w:pStyle w:val="ae"/>
+                                    <w:rPr>
+                                      <w:color w:val="00B050"/>
+                                    </w:rPr>
                                   </w:pPr>
                                   <w:r>
                                     <w:rPr>
                                       <w:rFonts w:hint="eastAsia"/>
+                                      <w:color w:val="00B050"/>
                                     </w:rPr>
                                     <w:t>ABS (Acrylonitrile Butadiene Styrene)</w:t>
                                   </w:r>
@@ -4825,10 +5253,14 @@
                                 <w:p>
                                   <w:pPr>
                                     <w:pStyle w:val="ae"/>
+                                    <w:rPr>
+                                      <w:color w:val="00B050"/>
+                                    </w:rPr>
                                   </w:pPr>
                                   <w:r>
                                     <w:rPr>
                                       <w:rFonts w:hint="eastAsia"/>
+                                      <w:color w:val="00B050"/>
                                     </w:rPr>
                                     <w:t>PP (Polypropylene)</w:t>
                                   </w:r>
@@ -4902,10 +5334,14 @@
                                 <w:p>
                                   <w:pPr>
                                     <w:pStyle w:val="ae"/>
+                                    <w:rPr>
+                                      <w:color w:val="00B050"/>
+                                    </w:rPr>
                                   </w:pPr>
                                   <w:r>
                                     <w:rPr>
                                       <w:rFonts w:hint="eastAsia"/>
+                                      <w:color w:val="00B050"/>
                                     </w:rPr>
                                     <w:t>PC (Polycarbonate)</w:t>
                                   </w:r>
@@ -4979,10 +5415,14 @@
                                 <w:p>
                                   <w:pPr>
                                     <w:pStyle w:val="ae"/>
+                                    <w:rPr>
+                                      <w:color w:val="00B050"/>
+                                    </w:rPr>
                                   </w:pPr>
                                   <w:r>
                                     <w:rPr>
                                       <w:rFonts w:hint="eastAsia"/>
+                                      <w:color w:val="00B050"/>
                                     </w:rPr>
                                     <w:t>PA (Polyamide / Nylon)</w:t>
                                   </w:r>
@@ -5056,10 +5496,14 @@
                                 <w:p>
                                   <w:pPr>
                                     <w:pStyle w:val="ae"/>
+                                    <w:rPr>
+                                      <w:color w:val="00B050"/>
+                                    </w:rPr>
                                   </w:pPr>
                                   <w:r>
                                     <w:rPr>
                                       <w:rFonts w:hint="eastAsia"/>
+                                      <w:color w:val="00B050"/>
                                     </w:rPr>
                                     <w:t>PMMA (Acrylic)</w:t>
                                   </w:r>
@@ -5133,10 +5577,14 @@
                                 <w:p>
                                   <w:pPr>
                                     <w:pStyle w:val="ae"/>
+                                    <w:rPr>
+                                      <w:color w:val="00B050"/>
+                                    </w:rPr>
                                   </w:pPr>
                                   <w:r>
                                     <w:rPr>
                                       <w:rFonts w:hint="eastAsia"/>
+                                      <w:color w:val="00B050"/>
                                     </w:rPr>
                                     <w:t>POM (Polyoxymethylene / Acetal)</w:t>
                                   </w:r>
@@ -5210,10 +5658,14 @@
                                 <w:p>
                                   <w:pPr>
                                     <w:pStyle w:val="ae"/>
+                                    <w:rPr>
+                                      <w:color w:val="00B050"/>
+                                    </w:rPr>
                                   </w:pPr>
                                   <w:r>
                                     <w:rPr>
                                       <w:rFonts w:hint="eastAsia"/>
+                                      <w:color w:val="00B050"/>
                                     </w:rPr>
                                     <w:t>TPU (Thermoplastic Polyurethane)</w:t>
                                   </w:r>
@@ -5287,10 +5739,14 @@
                                 <w:p>
                                   <w:pPr>
                                     <w:pStyle w:val="ae"/>
+                                    <w:rPr>
+                                      <w:color w:val="00B050"/>
+                                    </w:rPr>
                                   </w:pPr>
                                   <w:r>
                                     <w:rPr>
                                       <w:rFonts w:hint="eastAsia"/>
+                                      <w:color w:val="00B050"/>
                                     </w:rPr>
                                     <w:t>PETG (Glycol-modified PET)</w:t>
                                   </w:r>
@@ -5364,10 +5820,14 @@
                                 <w:p>
                                   <w:pPr>
                                     <w:pStyle w:val="ae"/>
+                                    <w:rPr>
+                                      <w:color w:val="00B050"/>
+                                    </w:rPr>
                                   </w:pPr>
                                   <w:r>
                                     <w:rPr>
                                       <w:rFonts w:hint="eastAsia"/>
+                                      <w:color w:val="00B050"/>
                                     </w:rPr>
                                     <w:t>PE (HDPE/LDPE)</w:t>
                                   </w:r>
@@ -5459,7 +5919,7 @@
                 <v:stroke joinstyle="miter"/>
                 <v:path gradientshapeok="t" o:connecttype="rect"/>
               </v:shapetype>
-              <v:shape id="文本框 2" o:spid="_x0000_s1026" type="#_x0000_t202" style="position:absolute;margin-left:-.1pt;margin-top:2.9pt;width:372.3pt;height:328pt;z-index:-251656192;visibility:visible;mso-wrap-style:square;mso-width-percent:0;mso-height-percent:0;mso-wrap-distance-left:9pt;mso-wrap-distance-top:3.6pt;mso-wrap-distance-right:9pt;mso-wrap-distance-bottom:3.6pt;mso-position-horizontal:absolute;mso-position-horizontal-relative:text;mso-position-vertical:absolute;mso-position-vertical-relative:text;mso-width-percent:0;mso-height-percent:0;mso-width-relative:margin;mso-height-relative:margin;v-text-anchor:top" o:gfxdata="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" filled="f" stroked="f">
+              <v:shape id="文本框 2" o:spid="_x0000_s1026" type="#_x0000_t202" style="position:absolute;margin-left:0;margin-top:2.95pt;width:372.3pt;height:354.65pt;z-index:-251656192;visibility:visible;mso-wrap-style:square;mso-width-percent:0;mso-height-percent:0;mso-wrap-distance-left:9pt;mso-wrap-distance-top:3.6pt;mso-wrap-distance-right:9pt;mso-wrap-distance-bottom:3.6pt;mso-position-horizontal:left;mso-position-horizontal-relative:text;mso-position-vertical:absolute;mso-position-vertical-relative:text;mso-width-percent:0;mso-height-percent:0;mso-width-relative:margin;mso-height-relative:margin;v-text-anchor:top" o:gfxdata="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" filled="f" stroked="f">
                 <v:textbox>
                   <w:txbxContent>
                     <w:tbl>
@@ -5498,6 +5958,7 @@
                               <w:rPr>
                                 <w:b/>
                                 <w:bCs/>
+                                <w:color w:val="2E74B5" w:themeColor="accent5" w:themeShade="BF"/>
                               </w:rPr>
                             </w:pPr>
                             <w:r>
@@ -5505,6 +5966,7 @@
                                 <w:rFonts w:hint="eastAsia"/>
                                 <w:b/>
                                 <w:bCs/>
+                                <w:color w:val="2E74B5" w:themeColor="accent5" w:themeShade="BF"/>
                               </w:rPr>
                               <w:t>Material</w:t>
                             </w:r>
@@ -5523,6 +5985,7 @@
                               <w:rPr>
                                 <w:b/>
                                 <w:bCs/>
+                                <w:color w:val="2E74B5" w:themeColor="accent5" w:themeShade="BF"/>
                               </w:rPr>
                             </w:pPr>
                             <w:r>
@@ -5530,6 +5993,7 @@
                                 <w:rFonts w:hint="eastAsia"/>
                                 <w:b/>
                                 <w:bCs/>
+                                <w:color w:val="2E74B5" w:themeColor="accent5" w:themeShade="BF"/>
                               </w:rPr>
                               <w:t>Key Properties</w:t>
                             </w:r>
@@ -5548,6 +6012,7 @@
                               <w:rPr>
                                 <w:b/>
                                 <w:bCs/>
+                                <w:color w:val="2E74B5" w:themeColor="accent5" w:themeShade="BF"/>
                               </w:rPr>
                             </w:pPr>
                             <w:r>
@@ -5555,6 +6020,7 @@
                                 <w:rFonts w:hint="eastAsia"/>
                                 <w:b/>
                                 <w:bCs/>
+                                <w:color w:val="2E74B5" w:themeColor="accent5" w:themeShade="BF"/>
                               </w:rPr>
                               <w:t>Typical Design Applications</w:t>
                             </w:r>
@@ -5573,6 +6039,7 @@
                               <w:rPr>
                                 <w:b/>
                                 <w:bCs/>
+                                <w:color w:val="2E74B5" w:themeColor="accent5" w:themeShade="BF"/>
                               </w:rPr>
                             </w:pPr>
                             <w:r>
@@ -5580,6 +6047,7 @@
                                 <w:rFonts w:hint="eastAsia"/>
                                 <w:b/>
                                 <w:bCs/>
+                                <w:color w:val="2E74B5" w:themeColor="accent5" w:themeShade="BF"/>
                               </w:rPr>
                               <w:t>Design Considerations</w:t>
                             </w:r>
@@ -5599,10 +6067,14 @@
                           <w:p>
                             <w:pPr>
                               <w:pStyle w:val="ae"/>
+                              <w:rPr>
+                                <w:color w:val="00B050"/>
+                              </w:rPr>
                             </w:pPr>
                             <w:r>
                               <w:rPr>
                                 <w:rFonts w:hint="eastAsia"/>
+                                <w:color w:val="00B050"/>
                               </w:rPr>
                               <w:t>ABS (Acrylonitrile Butadiene Styrene)</w:t>
                             </w:r>
@@ -5676,10 +6148,14 @@
                           <w:p>
                             <w:pPr>
                               <w:pStyle w:val="ae"/>
+                              <w:rPr>
+                                <w:color w:val="00B050"/>
+                              </w:rPr>
                             </w:pPr>
                             <w:r>
                               <w:rPr>
                                 <w:rFonts w:hint="eastAsia"/>
+                                <w:color w:val="00B050"/>
                               </w:rPr>
                               <w:t>PP (Polypropylene)</w:t>
                             </w:r>
@@ -5753,10 +6229,14 @@
                           <w:p>
                             <w:pPr>
                               <w:pStyle w:val="ae"/>
+                              <w:rPr>
+                                <w:color w:val="00B050"/>
+                              </w:rPr>
                             </w:pPr>
                             <w:r>
                               <w:rPr>
                                 <w:rFonts w:hint="eastAsia"/>
+                                <w:color w:val="00B050"/>
                               </w:rPr>
                               <w:t>PC (Polycarbonate)</w:t>
                             </w:r>
@@ -5830,10 +6310,14 @@
                           <w:p>
                             <w:pPr>
                               <w:pStyle w:val="ae"/>
+                              <w:rPr>
+                                <w:color w:val="00B050"/>
+                              </w:rPr>
                             </w:pPr>
                             <w:r>
                               <w:rPr>
                                 <w:rFonts w:hint="eastAsia"/>
+                                <w:color w:val="00B050"/>
                               </w:rPr>
                               <w:t>PA (Polyamide / Nylon)</w:t>
                             </w:r>
@@ -5907,10 +6391,14 @@
                           <w:p>
                             <w:pPr>
                               <w:pStyle w:val="ae"/>
+                              <w:rPr>
+                                <w:color w:val="00B050"/>
+                              </w:rPr>
                             </w:pPr>
                             <w:r>
                               <w:rPr>
                                 <w:rFonts w:hint="eastAsia"/>
+                                <w:color w:val="00B050"/>
                               </w:rPr>
                               <w:t>PMMA (Acrylic)</w:t>
                             </w:r>
@@ -5984,10 +6472,14 @@
                           <w:p>
                             <w:pPr>
                               <w:pStyle w:val="ae"/>
+                              <w:rPr>
+                                <w:color w:val="00B050"/>
+                              </w:rPr>
                             </w:pPr>
                             <w:r>
                               <w:rPr>
                                 <w:rFonts w:hint="eastAsia"/>
+                                <w:color w:val="00B050"/>
                               </w:rPr>
                               <w:t>POM (Polyoxymethylene / Acetal)</w:t>
                             </w:r>
@@ -6061,10 +6553,14 @@
                           <w:p>
                             <w:pPr>
                               <w:pStyle w:val="ae"/>
+                              <w:rPr>
+                                <w:color w:val="00B050"/>
+                              </w:rPr>
                             </w:pPr>
                             <w:r>
                               <w:rPr>
                                 <w:rFonts w:hint="eastAsia"/>
+                                <w:color w:val="00B050"/>
                               </w:rPr>
                               <w:t>TPU (Thermoplastic Polyurethane)</w:t>
                             </w:r>
@@ -6138,10 +6634,14 @@
                           <w:p>
                             <w:pPr>
                               <w:pStyle w:val="ae"/>
+                              <w:rPr>
+                                <w:color w:val="00B050"/>
+                              </w:rPr>
                             </w:pPr>
                             <w:r>
                               <w:rPr>
                                 <w:rFonts w:hint="eastAsia"/>
+                                <w:color w:val="00B050"/>
                               </w:rPr>
                               <w:t>PETG (Glycol-modified PET)</w:t>
                             </w:r>
@@ -6215,10 +6715,14 @@
                           <w:p>
                             <w:pPr>
                               <w:pStyle w:val="ae"/>
+                              <w:rPr>
+                                <w:color w:val="00B050"/>
+                              </w:rPr>
                             </w:pPr>
                             <w:r>
                               <w:rPr>
                                 <w:rFonts w:hint="eastAsia"/>
+                                <w:color w:val="00B050"/>
                               </w:rPr>
                               <w:t>PE (HDPE/LDPE)</w:t>
                             </w:r>
@@ -6478,7 +6982,2545 @@
     <w:p>
       <w:pPr>
         <w:pStyle w:val="ae"/>
-      </w:pPr>
+        <w:spacing w:line="360" w:lineRule="auto"/>
+        <w:rPr>
+          <w:b/>
+          <w:bCs/>
+        </w:rPr>
+      </w:pPr>
+      <w:r>
+        <w:rPr>
+          <w:b/>
+          <w:bCs/>
+        </w:rPr>
+        <w:t>Choosing Plastic Material From Various Aspect</w:t>
+      </w:r>
+    </w:p>
+    <w:tbl>
+      <w:tblPr>
+        <w:tblW w:w="7190" w:type="dxa"/>
+        <w:jc w:val="center"/>
+        <w:tblBorders>
+          <w:top w:val="single" w:sz="4" w:space="0" w:color="auto"/>
+          <w:left w:val="single" w:sz="4" w:space="0" w:color="auto"/>
+          <w:bottom w:val="single" w:sz="4" w:space="0" w:color="auto"/>
+          <w:right w:val="single" w:sz="4" w:space="0" w:color="auto"/>
+          <w:insideH w:val="single" w:sz="4" w:space="0" w:color="auto"/>
+          <w:insideV w:val="single" w:sz="4" w:space="0" w:color="auto"/>
+        </w:tblBorders>
+        <w:tblLook w:val="04A0" w:firstRow="1" w:lastRow="0" w:firstColumn="1" w:lastColumn="0" w:noHBand="0" w:noVBand="1"/>
+      </w:tblPr>
+      <w:tblGrid>
+        <w:gridCol w:w="306"/>
+        <w:gridCol w:w="1390"/>
+        <w:gridCol w:w="2835"/>
+        <w:gridCol w:w="2659"/>
+      </w:tblGrid>
+      <w:tr>
+        <w:trPr>
+          <w:trHeight w:val="291"/>
+          <w:jc w:val="center"/>
+        </w:trPr>
+        <w:tc>
+          <w:tcPr>
+            <w:tcW w:w="1696" w:type="dxa"/>
+            <w:gridSpan w:val="2"/>
+          </w:tcPr>
+          <w:p>
+            <w:pPr>
+              <w:pStyle w:val="ae"/>
+              <w:jc w:val="center"/>
+              <w:rPr>
+                <w:b/>
+                <w:bCs/>
+                <w:color w:val="C45911" w:themeColor="accent2" w:themeShade="BF"/>
+              </w:rPr>
+            </w:pPr>
+            <w:r>
+              <w:rPr>
+                <w:b/>
+                <w:bCs/>
+                <w:color w:val="C45911" w:themeColor="accent2" w:themeShade="BF"/>
+              </w:rPr>
+              <w:t>Category</w:t>
+            </w:r>
+          </w:p>
+        </w:tc>
+        <w:tc>
+          <w:tcPr>
+            <w:tcW w:w="2835" w:type="dxa"/>
+            <w:vAlign w:val="center"/>
+            <w:hideMark/>
+          </w:tcPr>
+          <w:p>
+            <w:pPr>
+              <w:pStyle w:val="ae"/>
+              <w:jc w:val="center"/>
+              <w:rPr>
+                <w:b/>
+                <w:bCs/>
+                <w:color w:val="C45911" w:themeColor="accent2" w:themeShade="BF"/>
+              </w:rPr>
+            </w:pPr>
+            <w:r>
+              <w:rPr>
+                <w:b/>
+                <w:bCs/>
+                <w:color w:val="C45911" w:themeColor="accent2" w:themeShade="BF"/>
+              </w:rPr>
+              <w:t>Description</w:t>
+            </w:r>
+          </w:p>
+        </w:tc>
+        <w:tc>
+          <w:tcPr>
+            <w:tcW w:w="2659" w:type="dxa"/>
+            <w:vAlign w:val="center"/>
+            <w:hideMark/>
+          </w:tcPr>
+          <w:p>
+            <w:pPr>
+              <w:pStyle w:val="ae"/>
+              <w:jc w:val="center"/>
+              <w:rPr>
+                <w:b/>
+                <w:bCs/>
+                <w:color w:val="C45911" w:themeColor="accent2" w:themeShade="BF"/>
+              </w:rPr>
+            </w:pPr>
+            <w:r>
+              <w:rPr>
+                <w:b/>
+                <w:bCs/>
+                <w:color w:val="C45911" w:themeColor="accent2" w:themeShade="BF"/>
+              </w:rPr>
+              <w:t>Recommended Materials</w:t>
+            </w:r>
+          </w:p>
+        </w:tc>
+      </w:tr>
+      <w:tr>
+        <w:trPr>
+          <w:trHeight w:val="280"/>
+          <w:jc w:val="center"/>
+        </w:trPr>
+        <w:tc>
+          <w:tcPr>
+            <w:tcW w:w="306" w:type="dxa"/>
+            <w:vAlign w:val="center"/>
+          </w:tcPr>
+          <w:p>
+            <w:pPr>
+              <w:pStyle w:val="ae"/>
+              <w:jc w:val="center"/>
+              <w:rPr>
+                <w:b/>
+                <w:bCs/>
+                <w:color w:val="00B050"/>
+              </w:rPr>
+            </w:pPr>
+            <w:r>
+              <w:rPr>
+                <w:b/>
+                <w:bCs/>
+                <w:color w:val="00B050"/>
+              </w:rPr>
+              <w:t>1</w:t>
+            </w:r>
+          </w:p>
+        </w:tc>
+        <w:tc>
+          <w:tcPr>
+            <w:tcW w:w="1390" w:type="dxa"/>
+            <w:vAlign w:val="center"/>
+            <w:hideMark/>
+          </w:tcPr>
+          <w:p>
+            <w:pPr>
+              <w:pStyle w:val="ae"/>
+              <w:jc w:val="center"/>
+              <w:rPr>
+                <w:b/>
+                <w:bCs/>
+                <w:color w:val="00B050"/>
+              </w:rPr>
+            </w:pPr>
+            <w:r>
+              <w:rPr>
+                <w:b/>
+                <w:bCs/>
+                <w:color w:val="00B050"/>
+              </w:rPr>
+              <w:t>Mechanical Properties</w:t>
+            </w:r>
+          </w:p>
+        </w:tc>
+        <w:tc>
+          <w:tcPr>
+            <w:tcW w:w="2835" w:type="dxa"/>
+            <w:vAlign w:val="center"/>
+            <w:hideMark/>
+          </w:tcPr>
+          <w:p>
+            <w:pPr>
+              <w:pStyle w:val="ae"/>
+              <w:rPr>
+                <w:color w:val="00B0F0"/>
+              </w:rPr>
+            </w:pPr>
+            <w:r>
+              <w:rPr>
+                <w:color w:val="00B0F0"/>
+              </w:rPr>
+              <w:t>Need for high strength or toughness</w:t>
+            </w:r>
+          </w:p>
+        </w:tc>
+        <w:tc>
+          <w:tcPr>
+            <w:tcW w:w="2659" w:type="dxa"/>
+            <w:vAlign w:val="center"/>
+            <w:hideMark/>
+          </w:tcPr>
+          <w:p>
+            <w:pPr>
+              <w:pStyle w:val="ae"/>
+              <w:rPr>
+                <w:color w:val="00B0F0"/>
+              </w:rPr>
+            </w:pPr>
+            <w:r>
+              <w:rPr>
+                <w:color w:val="00B0F0"/>
+              </w:rPr>
+              <w:t>PC (impact resistant), PA (high strength), POM (rigid)</w:t>
+            </w:r>
+          </w:p>
+        </w:tc>
+      </w:tr>
+      <w:tr>
+        <w:trPr>
+          <w:trHeight w:val="258"/>
+          <w:jc w:val="center"/>
+        </w:trPr>
+        <w:tc>
+          <w:tcPr>
+            <w:tcW w:w="306" w:type="dxa"/>
+            <w:vAlign w:val="center"/>
+          </w:tcPr>
+          <w:p>
+            <w:pPr>
+              <w:pStyle w:val="ae"/>
+              <w:jc w:val="center"/>
+              <w:rPr>
+                <w:b/>
+                <w:bCs/>
+                <w:color w:val="00B050"/>
+              </w:rPr>
+            </w:pPr>
+            <w:r>
+              <w:rPr>
+                <w:b/>
+                <w:bCs/>
+                <w:color w:val="00B050"/>
+              </w:rPr>
+              <w:t>2</w:t>
+            </w:r>
+          </w:p>
+        </w:tc>
+        <w:tc>
+          <w:tcPr>
+            <w:tcW w:w="1390" w:type="dxa"/>
+            <w:vAlign w:val="center"/>
+            <w:hideMark/>
+          </w:tcPr>
+          <w:p>
+            <w:pPr>
+              <w:pStyle w:val="ae"/>
+              <w:jc w:val="center"/>
+              <w:rPr>
+                <w:b/>
+                <w:bCs/>
+                <w:color w:val="00B050"/>
+              </w:rPr>
+            </w:pPr>
+            <w:r>
+              <w:rPr>
+                <w:b/>
+                <w:bCs/>
+                <w:color w:val="00B050"/>
+              </w:rPr>
+              <w:t>Transparency</w:t>
+            </w:r>
+          </w:p>
+        </w:tc>
+        <w:tc>
+          <w:tcPr>
+            <w:tcW w:w="2835" w:type="dxa"/>
+            <w:vAlign w:val="center"/>
+            <w:hideMark/>
+          </w:tcPr>
+          <w:p>
+            <w:pPr>
+              <w:pStyle w:val="ae"/>
+              <w:rPr>
+                <w:color w:val="00B0F0"/>
+              </w:rPr>
+            </w:pPr>
+            <w:r>
+              <w:rPr>
+                <w:color w:val="00B0F0"/>
+              </w:rPr>
+              <w:t>Need to see internal structures</w:t>
+            </w:r>
+          </w:p>
+        </w:tc>
+        <w:tc>
+          <w:tcPr>
+            <w:tcW w:w="2659" w:type="dxa"/>
+            <w:vAlign w:val="center"/>
+            <w:hideMark/>
+          </w:tcPr>
+          <w:p>
+            <w:pPr>
+              <w:pStyle w:val="ae"/>
+              <w:rPr>
+                <w:color w:val="00B0F0"/>
+              </w:rPr>
+            </w:pPr>
+            <w:r>
+              <w:rPr>
+                <w:color w:val="00B0F0"/>
+              </w:rPr>
+              <w:t>PMMA, PC (high transparency)</w:t>
+            </w:r>
+          </w:p>
+        </w:tc>
+      </w:tr>
+      <w:tr>
+        <w:trPr>
+          <w:trHeight w:val="262"/>
+          <w:jc w:val="center"/>
+        </w:trPr>
+        <w:tc>
+          <w:tcPr>
+            <w:tcW w:w="306" w:type="dxa"/>
+            <w:vAlign w:val="center"/>
+          </w:tcPr>
+          <w:p>
+            <w:pPr>
+              <w:pStyle w:val="ae"/>
+              <w:jc w:val="center"/>
+              <w:rPr>
+                <w:b/>
+                <w:bCs/>
+                <w:color w:val="00B050"/>
+              </w:rPr>
+            </w:pPr>
+            <w:r>
+              <w:rPr>
+                <w:b/>
+                <w:bCs/>
+                <w:color w:val="00B050"/>
+              </w:rPr>
+              <w:t>3</w:t>
+            </w:r>
+          </w:p>
+        </w:tc>
+        <w:tc>
+          <w:tcPr>
+            <w:tcW w:w="1390" w:type="dxa"/>
+            <w:vAlign w:val="center"/>
+            <w:hideMark/>
+          </w:tcPr>
+          <w:p>
+            <w:pPr>
+              <w:pStyle w:val="ae"/>
+              <w:jc w:val="center"/>
+              <w:rPr>
+                <w:b/>
+                <w:bCs/>
+                <w:color w:val="00B050"/>
+              </w:rPr>
+            </w:pPr>
+            <w:r>
+              <w:rPr>
+                <w:b/>
+                <w:bCs/>
+                <w:color w:val="00B050"/>
+              </w:rPr>
+              <w:t>Surface Finish</w:t>
+            </w:r>
+          </w:p>
+        </w:tc>
+        <w:tc>
+          <w:tcPr>
+            <w:tcW w:w="2835" w:type="dxa"/>
+            <w:vAlign w:val="center"/>
+            <w:hideMark/>
+          </w:tcPr>
+          <w:p>
+            <w:pPr>
+              <w:pStyle w:val="ae"/>
+              <w:rPr>
+                <w:color w:val="00B0F0"/>
+              </w:rPr>
+            </w:pPr>
+            <w:r>
+              <w:rPr>
+                <w:color w:val="00B0F0"/>
+              </w:rPr>
+              <w:t>Need for plating, painting, or etching</w:t>
+            </w:r>
+          </w:p>
+        </w:tc>
+        <w:tc>
+          <w:tcPr>
+            <w:tcW w:w="2659" w:type="dxa"/>
+            <w:vAlign w:val="center"/>
+            <w:hideMark/>
+          </w:tcPr>
+          <w:p>
+            <w:pPr>
+              <w:pStyle w:val="ae"/>
+              <w:rPr>
+                <w:color w:val="00B0F0"/>
+              </w:rPr>
+            </w:pPr>
+            <w:r>
+              <w:rPr>
+                <w:color w:val="00B0F0"/>
+              </w:rPr>
+              <w:t>ABS (excellent for plating), PC+ABS (great for painting)</w:t>
+            </w:r>
+          </w:p>
+        </w:tc>
+      </w:tr>
+      <w:tr>
+        <w:trPr>
+          <w:trHeight w:val="240"/>
+          <w:jc w:val="center"/>
+        </w:trPr>
+        <w:tc>
+          <w:tcPr>
+            <w:tcW w:w="306" w:type="dxa"/>
+            <w:vAlign w:val="center"/>
+          </w:tcPr>
+          <w:p>
+            <w:pPr>
+              <w:pStyle w:val="ae"/>
+              <w:jc w:val="center"/>
+              <w:rPr>
+                <w:b/>
+                <w:bCs/>
+                <w:color w:val="00B050"/>
+              </w:rPr>
+            </w:pPr>
+            <w:r>
+              <w:rPr>
+                <w:b/>
+                <w:bCs/>
+                <w:color w:val="00B050"/>
+              </w:rPr>
+              <w:t>4</w:t>
+            </w:r>
+          </w:p>
+        </w:tc>
+        <w:tc>
+          <w:tcPr>
+            <w:tcW w:w="1390" w:type="dxa"/>
+            <w:vAlign w:val="center"/>
+            <w:hideMark/>
+          </w:tcPr>
+          <w:p>
+            <w:pPr>
+              <w:pStyle w:val="ae"/>
+              <w:jc w:val="center"/>
+              <w:rPr>
+                <w:b/>
+                <w:bCs/>
+                <w:color w:val="00B050"/>
+              </w:rPr>
+            </w:pPr>
+            <w:r>
+              <w:rPr>
+                <w:b/>
+                <w:bCs/>
+                <w:color w:val="00B050"/>
+              </w:rPr>
+              <w:t>Heat Resistance</w:t>
+            </w:r>
+          </w:p>
+        </w:tc>
+        <w:tc>
+          <w:tcPr>
+            <w:tcW w:w="2835" w:type="dxa"/>
+            <w:vAlign w:val="center"/>
+            <w:hideMark/>
+          </w:tcPr>
+          <w:p>
+            <w:pPr>
+              <w:pStyle w:val="ae"/>
+              <w:rPr>
+                <w:color w:val="00B0F0"/>
+              </w:rPr>
+            </w:pPr>
+            <w:r>
+              <w:rPr>
+                <w:color w:val="00B0F0"/>
+              </w:rPr>
+              <w:t>Must withstand temperatures above 80°C</w:t>
+            </w:r>
+          </w:p>
+        </w:tc>
+        <w:tc>
+          <w:tcPr>
+            <w:tcW w:w="2659" w:type="dxa"/>
+            <w:vAlign w:val="center"/>
+            <w:hideMark/>
+          </w:tcPr>
+          <w:p>
+            <w:pPr>
+              <w:pStyle w:val="ae"/>
+              <w:rPr>
+                <w:color w:val="00B0F0"/>
+              </w:rPr>
+            </w:pPr>
+            <w:r>
+              <w:rPr>
+                <w:color w:val="00B0F0"/>
+              </w:rPr>
+              <w:t>PC, PPS, PEI</w:t>
+            </w:r>
+          </w:p>
+        </w:tc>
+      </w:tr>
+      <w:tr>
+        <w:trPr>
+          <w:trHeight w:val="360"/>
+          <w:jc w:val="center"/>
+        </w:trPr>
+        <w:tc>
+          <w:tcPr>
+            <w:tcW w:w="306" w:type="dxa"/>
+            <w:vAlign w:val="center"/>
+          </w:tcPr>
+          <w:p>
+            <w:pPr>
+              <w:pStyle w:val="ae"/>
+              <w:jc w:val="center"/>
+              <w:rPr>
+                <w:b/>
+                <w:bCs/>
+                <w:color w:val="00B050"/>
+              </w:rPr>
+            </w:pPr>
+            <w:r>
+              <w:rPr>
+                <w:b/>
+                <w:bCs/>
+                <w:color w:val="00B050"/>
+              </w:rPr>
+              <w:t>5</w:t>
+            </w:r>
+          </w:p>
+        </w:tc>
+        <w:tc>
+          <w:tcPr>
+            <w:tcW w:w="1390" w:type="dxa"/>
+            <w:vAlign w:val="center"/>
+            <w:hideMark/>
+          </w:tcPr>
+          <w:p>
+            <w:pPr>
+              <w:pStyle w:val="ae"/>
+              <w:jc w:val="center"/>
+              <w:rPr>
+                <w:b/>
+                <w:bCs/>
+                <w:color w:val="00B050"/>
+              </w:rPr>
+            </w:pPr>
+            <w:r>
+              <w:rPr>
+                <w:b/>
+                <w:bCs/>
+                <w:color w:val="00B050"/>
+              </w:rPr>
+              <w:t>Weather Resistance</w:t>
+            </w:r>
+          </w:p>
+        </w:tc>
+        <w:tc>
+          <w:tcPr>
+            <w:tcW w:w="2835" w:type="dxa"/>
+            <w:vAlign w:val="center"/>
+            <w:hideMark/>
+          </w:tcPr>
+          <w:p>
+            <w:pPr>
+              <w:pStyle w:val="ae"/>
+              <w:rPr>
+                <w:color w:val="00B0F0"/>
+              </w:rPr>
+            </w:pPr>
+            <w:r>
+              <w:rPr>
+                <w:color w:val="00B0F0"/>
+              </w:rPr>
+              <w:t>Outdoor use requiring aging resistance</w:t>
+            </w:r>
+          </w:p>
+        </w:tc>
+        <w:tc>
+          <w:tcPr>
+            <w:tcW w:w="2659" w:type="dxa"/>
+            <w:vAlign w:val="center"/>
+            <w:hideMark/>
+          </w:tcPr>
+          <w:p>
+            <w:pPr>
+              <w:pStyle w:val="ae"/>
+              <w:rPr>
+                <w:color w:val="00B0F0"/>
+              </w:rPr>
+            </w:pPr>
+            <w:r>
+              <w:rPr>
+                <w:color w:val="00B0F0"/>
+              </w:rPr>
+              <w:t>ASA, modified PP, UV-stabilized PC</w:t>
+            </w:r>
+          </w:p>
+        </w:tc>
+      </w:tr>
+      <w:tr>
+        <w:trPr>
+          <w:trHeight w:val="197"/>
+          <w:jc w:val="center"/>
+        </w:trPr>
+        <w:tc>
+          <w:tcPr>
+            <w:tcW w:w="306" w:type="dxa"/>
+            <w:vAlign w:val="center"/>
+          </w:tcPr>
+          <w:p>
+            <w:pPr>
+              <w:pStyle w:val="ae"/>
+              <w:jc w:val="center"/>
+              <w:rPr>
+                <w:b/>
+                <w:bCs/>
+                <w:color w:val="00B050"/>
+              </w:rPr>
+            </w:pPr>
+            <w:r>
+              <w:rPr>
+                <w:b/>
+                <w:bCs/>
+                <w:color w:val="00B050"/>
+              </w:rPr>
+              <w:t>6</w:t>
+            </w:r>
+          </w:p>
+        </w:tc>
+        <w:tc>
+          <w:tcPr>
+            <w:tcW w:w="1390" w:type="dxa"/>
+            <w:vAlign w:val="center"/>
+            <w:hideMark/>
+          </w:tcPr>
+          <w:p>
+            <w:pPr>
+              <w:pStyle w:val="ae"/>
+              <w:jc w:val="center"/>
+              <w:rPr>
+                <w:b/>
+                <w:bCs/>
+                <w:color w:val="00B050"/>
+              </w:rPr>
+            </w:pPr>
+            <w:r>
+              <w:rPr>
+                <w:b/>
+                <w:bCs/>
+                <w:color w:val="00B050"/>
+              </w:rPr>
+              <w:t>Flame Retardancy</w:t>
+            </w:r>
+          </w:p>
+        </w:tc>
+        <w:tc>
+          <w:tcPr>
+            <w:tcW w:w="2835" w:type="dxa"/>
+            <w:vAlign w:val="center"/>
+            <w:hideMark/>
+          </w:tcPr>
+          <w:p>
+            <w:pPr>
+              <w:pStyle w:val="ae"/>
+              <w:rPr>
+                <w:color w:val="00B0F0"/>
+              </w:rPr>
+            </w:pPr>
+            <w:r>
+              <w:rPr>
+                <w:color w:val="00B0F0"/>
+              </w:rPr>
+              <w:t>UL94 flame resistance required</w:t>
+            </w:r>
+          </w:p>
+        </w:tc>
+        <w:tc>
+          <w:tcPr>
+            <w:tcW w:w="2659" w:type="dxa"/>
+            <w:vAlign w:val="center"/>
+            <w:hideMark/>
+          </w:tcPr>
+          <w:p>
+            <w:pPr>
+              <w:pStyle w:val="ae"/>
+              <w:rPr>
+                <w:color w:val="00B0F0"/>
+              </w:rPr>
+            </w:pPr>
+            <w:r>
+              <w:rPr>
+                <w:color w:val="00B0F0"/>
+              </w:rPr>
+              <w:t>Flame-retardant ABS, FR-PC, PA66 FR</w:t>
+            </w:r>
+          </w:p>
+        </w:tc>
+      </w:tr>
+      <w:tr>
+        <w:trPr>
+          <w:trHeight w:val="175"/>
+          <w:jc w:val="center"/>
+        </w:trPr>
+        <w:tc>
+          <w:tcPr>
+            <w:tcW w:w="306" w:type="dxa"/>
+            <w:vAlign w:val="center"/>
+          </w:tcPr>
+          <w:p>
+            <w:pPr>
+              <w:pStyle w:val="ae"/>
+              <w:jc w:val="center"/>
+              <w:rPr>
+                <w:b/>
+                <w:bCs/>
+                <w:color w:val="00B050"/>
+              </w:rPr>
+            </w:pPr>
+            <w:r>
+              <w:rPr>
+                <w:b/>
+                <w:bCs/>
+                <w:color w:val="00B050"/>
+              </w:rPr>
+              <w:t>7</w:t>
+            </w:r>
+          </w:p>
+        </w:tc>
+        <w:tc>
+          <w:tcPr>
+            <w:tcW w:w="1390" w:type="dxa"/>
+            <w:vAlign w:val="center"/>
+            <w:hideMark/>
+          </w:tcPr>
+          <w:p>
+            <w:pPr>
+              <w:pStyle w:val="ae"/>
+              <w:jc w:val="center"/>
+              <w:rPr>
+                <w:b/>
+                <w:bCs/>
+                <w:color w:val="00B050"/>
+              </w:rPr>
+            </w:pPr>
+            <w:r>
+              <w:rPr>
+                <w:b/>
+                <w:bCs/>
+                <w:color w:val="00B050"/>
+              </w:rPr>
+              <w:t>Processing Method</w:t>
+            </w:r>
+          </w:p>
+        </w:tc>
+        <w:tc>
+          <w:tcPr>
+            <w:tcW w:w="2835" w:type="dxa"/>
+            <w:vAlign w:val="center"/>
+            <w:hideMark/>
+          </w:tcPr>
+          <w:p>
+            <w:pPr>
+              <w:pStyle w:val="ae"/>
+              <w:rPr>
+                <w:color w:val="00B0F0"/>
+              </w:rPr>
+            </w:pPr>
+            <w:r>
+              <w:rPr>
+                <w:color w:val="00B0F0"/>
+              </w:rPr>
+              <w:t>Type of process: injection, blow, extrusion</w:t>
+            </w:r>
+          </w:p>
+        </w:tc>
+        <w:tc>
+          <w:tcPr>
+            <w:tcW w:w="2659" w:type="dxa"/>
+            <w:vAlign w:val="center"/>
+            <w:hideMark/>
+          </w:tcPr>
+          <w:p>
+            <w:pPr>
+              <w:pStyle w:val="ae"/>
+              <w:rPr>
+                <w:color w:val="00B0F0"/>
+              </w:rPr>
+            </w:pPr>
+            <w:r>
+              <w:rPr>
+                <w:color w:val="00B0F0"/>
+              </w:rPr>
+              <w:t>ABS/PP (injection molding), PE (blow molding)</w:t>
+            </w:r>
+          </w:p>
+        </w:tc>
+      </w:tr>
+      <w:tr>
+        <w:trPr>
+          <w:trHeight w:val="47"/>
+          <w:jc w:val="center"/>
+        </w:trPr>
+        <w:tc>
+          <w:tcPr>
+            <w:tcW w:w="306" w:type="dxa"/>
+            <w:vAlign w:val="center"/>
+          </w:tcPr>
+          <w:p>
+            <w:pPr>
+              <w:pStyle w:val="ae"/>
+              <w:jc w:val="center"/>
+              <w:rPr>
+                <w:b/>
+                <w:bCs/>
+                <w:color w:val="00B050"/>
+              </w:rPr>
+            </w:pPr>
+            <w:r>
+              <w:rPr>
+                <w:b/>
+                <w:bCs/>
+                <w:color w:val="00B050"/>
+              </w:rPr>
+              <w:t>8</w:t>
+            </w:r>
+          </w:p>
+        </w:tc>
+        <w:tc>
+          <w:tcPr>
+            <w:tcW w:w="1390" w:type="dxa"/>
+            <w:vAlign w:val="center"/>
+            <w:hideMark/>
+          </w:tcPr>
+          <w:p>
+            <w:pPr>
+              <w:pStyle w:val="ae"/>
+              <w:jc w:val="center"/>
+              <w:rPr>
+                <w:b/>
+                <w:bCs/>
+                <w:color w:val="00B050"/>
+              </w:rPr>
+            </w:pPr>
+            <w:r>
+              <w:rPr>
+                <w:b/>
+                <w:bCs/>
+                <w:color w:val="00B050"/>
+              </w:rPr>
+              <w:t>Environmental &amp; Food Safety</w:t>
+            </w:r>
+          </w:p>
+        </w:tc>
+        <w:tc>
+          <w:tcPr>
+            <w:tcW w:w="2835" w:type="dxa"/>
+            <w:vAlign w:val="center"/>
+            <w:hideMark/>
+          </w:tcPr>
+          <w:p>
+            <w:pPr>
+              <w:pStyle w:val="ae"/>
+              <w:rPr>
+                <w:color w:val="00B0F0"/>
+              </w:rPr>
+            </w:pPr>
+            <w:r>
+              <w:rPr>
+                <w:color w:val="00B0F0"/>
+              </w:rPr>
+              <w:t>Requires ROHS/REACH/FDA compliance</w:t>
+            </w:r>
+          </w:p>
+        </w:tc>
+        <w:tc>
+          <w:tcPr>
+            <w:tcW w:w="2659" w:type="dxa"/>
+            <w:vAlign w:val="center"/>
+            <w:hideMark/>
+          </w:tcPr>
+          <w:p>
+            <w:pPr>
+              <w:pStyle w:val="ae"/>
+              <w:rPr>
+                <w:color w:val="00B0F0"/>
+              </w:rPr>
+            </w:pPr>
+            <w:r>
+              <w:rPr>
+                <w:color w:val="00B0F0"/>
+              </w:rPr>
+              <w:t>PP, HDPE, TPU</w:t>
+            </w:r>
+          </w:p>
+        </w:tc>
+      </w:tr>
+    </w:tbl>
+    <w:p>
+      <w:pPr>
+        <w:pStyle w:val="ae"/>
+      </w:pPr>
+    </w:p>
+    <w:p>
+      <w:pPr>
+        <w:pStyle w:val="ae"/>
+      </w:pPr>
+    </w:p>
+    <w:tbl>
+      <w:tblPr>
+        <w:tblW w:w="7230" w:type="dxa"/>
+        <w:jc w:val="center"/>
+        <w:tblBorders>
+          <w:top w:val="single" w:sz="4" w:space="0" w:color="auto"/>
+          <w:left w:val="single" w:sz="4" w:space="0" w:color="auto"/>
+          <w:bottom w:val="single" w:sz="4" w:space="0" w:color="auto"/>
+          <w:right w:val="single" w:sz="4" w:space="0" w:color="auto"/>
+          <w:insideH w:val="single" w:sz="4" w:space="0" w:color="auto"/>
+          <w:insideV w:val="single" w:sz="4" w:space="0" w:color="auto"/>
+        </w:tblBorders>
+        <w:tblLook w:val="04A0" w:firstRow="1" w:lastRow="0" w:firstColumn="1" w:lastColumn="0" w:noHBand="0" w:noVBand="1"/>
+      </w:tblPr>
+      <w:tblGrid>
+        <w:gridCol w:w="2263"/>
+        <w:gridCol w:w="1707"/>
+        <w:gridCol w:w="3260"/>
+      </w:tblGrid>
+      <w:tr>
+        <w:trPr>
+          <w:trHeight w:val="70"/>
+          <w:jc w:val="center"/>
+        </w:trPr>
+        <w:tc>
+          <w:tcPr>
+            <w:tcW w:w="2263" w:type="dxa"/>
+            <w:vAlign w:val="center"/>
+            <w:hideMark/>
+          </w:tcPr>
+          <w:p>
+            <w:pPr>
+              <w:pStyle w:val="ae"/>
+              <w:jc w:val="center"/>
+              <w:rPr>
+                <w:b/>
+                <w:bCs/>
+                <w:color w:val="ED7D31" w:themeColor="accent2"/>
+              </w:rPr>
+            </w:pPr>
+            <w:r>
+              <w:rPr>
+                <w:b/>
+                <w:bCs/>
+                <w:color w:val="ED7D31" w:themeColor="accent2"/>
+              </w:rPr>
+              <w:t>Application</w:t>
+            </w:r>
+          </w:p>
+        </w:tc>
+        <w:tc>
+          <w:tcPr>
+            <w:tcW w:w="1707" w:type="dxa"/>
+            <w:vAlign w:val="center"/>
+            <w:hideMark/>
+          </w:tcPr>
+          <w:p>
+            <w:pPr>
+              <w:pStyle w:val="ae"/>
+              <w:jc w:val="center"/>
+              <w:rPr>
+                <w:b/>
+                <w:bCs/>
+                <w:color w:val="ED7D31" w:themeColor="accent2"/>
+              </w:rPr>
+            </w:pPr>
+            <w:r>
+              <w:rPr>
+                <w:b/>
+                <w:bCs/>
+                <w:color w:val="ED7D31" w:themeColor="accent2"/>
+              </w:rPr>
+              <w:t>Recommended Materials</w:t>
+            </w:r>
+          </w:p>
+        </w:tc>
+        <w:tc>
+          <w:tcPr>
+            <w:tcW w:w="3260" w:type="dxa"/>
+            <w:vAlign w:val="center"/>
+            <w:hideMark/>
+          </w:tcPr>
+          <w:p>
+            <w:pPr>
+              <w:pStyle w:val="ae"/>
+              <w:jc w:val="center"/>
+              <w:rPr>
+                <w:b/>
+                <w:bCs/>
+                <w:color w:val="ED7D31" w:themeColor="accent2"/>
+              </w:rPr>
+            </w:pPr>
+            <w:r>
+              <w:rPr>
+                <w:b/>
+                <w:bCs/>
+                <w:color w:val="ED7D31" w:themeColor="accent2"/>
+              </w:rPr>
+              <w:t>Reasons</w:t>
+            </w:r>
+          </w:p>
+        </w:tc>
+      </w:tr>
+      <w:tr>
+        <w:trPr>
+          <w:trHeight w:val="323"/>
+          <w:jc w:val="center"/>
+        </w:trPr>
+        <w:tc>
+          <w:tcPr>
+            <w:tcW w:w="2263" w:type="dxa"/>
+            <w:vAlign w:val="center"/>
+            <w:hideMark/>
+          </w:tcPr>
+          <w:p>
+            <w:pPr>
+              <w:pStyle w:val="ae"/>
+              <w:jc w:val="center"/>
+              <w:rPr>
+                <w:color w:val="00B050"/>
+              </w:rPr>
+            </w:pPr>
+            <w:r>
+              <w:rPr>
+                <w:color w:val="00B050"/>
+              </w:rPr>
+              <w:t>Toys / Figures</w:t>
+            </w:r>
+          </w:p>
+        </w:tc>
+        <w:tc>
+          <w:tcPr>
+            <w:tcW w:w="1707" w:type="dxa"/>
+            <w:vAlign w:val="center"/>
+            <w:hideMark/>
+          </w:tcPr>
+          <w:p>
+            <w:pPr>
+              <w:pStyle w:val="ae"/>
+              <w:jc w:val="center"/>
+              <w:rPr>
+                <w:color w:val="00B0F0"/>
+              </w:rPr>
+            </w:pPr>
+            <w:r>
+              <w:rPr>
+                <w:color w:val="00B0F0"/>
+              </w:rPr>
+              <w:t>ABS, PVC, PU</w:t>
+            </w:r>
+          </w:p>
+        </w:tc>
+        <w:tc>
+          <w:tcPr>
+            <w:tcW w:w="3260" w:type="dxa"/>
+            <w:vAlign w:val="center"/>
+            <w:hideMark/>
+          </w:tcPr>
+          <w:p>
+            <w:pPr>
+              <w:pStyle w:val="ae"/>
+              <w:rPr>
+                <w:color w:val="00B0F0"/>
+              </w:rPr>
+            </w:pPr>
+            <w:r>
+              <w:rPr>
+                <w:color w:val="00B0F0"/>
+              </w:rPr>
+              <w:t>Easy to mold, good surface finish options</w:t>
+            </w:r>
+          </w:p>
+        </w:tc>
+      </w:tr>
+      <w:tr>
+        <w:trPr>
+          <w:trHeight w:val="70"/>
+          <w:jc w:val="center"/>
+        </w:trPr>
+        <w:tc>
+          <w:tcPr>
+            <w:tcW w:w="2263" w:type="dxa"/>
+            <w:vAlign w:val="center"/>
+            <w:hideMark/>
+          </w:tcPr>
+          <w:p>
+            <w:pPr>
+              <w:pStyle w:val="ae"/>
+              <w:jc w:val="center"/>
+              <w:rPr>
+                <w:color w:val="00B050"/>
+              </w:rPr>
+            </w:pPr>
+            <w:r>
+              <w:rPr>
+                <w:color w:val="00B050"/>
+              </w:rPr>
+              <w:t>Medical Device Housings</w:t>
+            </w:r>
+          </w:p>
+        </w:tc>
+        <w:tc>
+          <w:tcPr>
+            <w:tcW w:w="1707" w:type="dxa"/>
+            <w:vAlign w:val="center"/>
+            <w:hideMark/>
+          </w:tcPr>
+          <w:p>
+            <w:pPr>
+              <w:pStyle w:val="ae"/>
+              <w:jc w:val="center"/>
+              <w:rPr>
+                <w:color w:val="00B0F0"/>
+              </w:rPr>
+            </w:pPr>
+            <w:r>
+              <w:rPr>
+                <w:color w:val="00B0F0"/>
+              </w:rPr>
+              <w:t>PC, ABS, PC+ABS</w:t>
+            </w:r>
+          </w:p>
+        </w:tc>
+        <w:tc>
+          <w:tcPr>
+            <w:tcW w:w="3260" w:type="dxa"/>
+            <w:vAlign w:val="center"/>
+            <w:hideMark/>
+          </w:tcPr>
+          <w:p>
+            <w:pPr>
+              <w:pStyle w:val="ae"/>
+              <w:rPr>
+                <w:color w:val="00B0F0"/>
+              </w:rPr>
+            </w:pPr>
+            <w:r>
+              <w:rPr>
+                <w:color w:val="00B0F0"/>
+              </w:rPr>
+              <w:t>Impact resistant, good formability</w:t>
+            </w:r>
+          </w:p>
+        </w:tc>
+      </w:tr>
+      <w:tr>
+        <w:trPr>
+          <w:trHeight w:val="70"/>
+          <w:jc w:val="center"/>
+        </w:trPr>
+        <w:tc>
+          <w:tcPr>
+            <w:tcW w:w="2263" w:type="dxa"/>
+            <w:vAlign w:val="center"/>
+            <w:hideMark/>
+          </w:tcPr>
+          <w:p>
+            <w:pPr>
+              <w:pStyle w:val="ae"/>
+              <w:jc w:val="center"/>
+              <w:rPr>
+                <w:color w:val="00B050"/>
+              </w:rPr>
+            </w:pPr>
+            <w:r>
+              <w:rPr>
+                <w:color w:val="00B050"/>
+              </w:rPr>
+              <w:t>Transparent Covers / Lamps</w:t>
+            </w:r>
+          </w:p>
+        </w:tc>
+        <w:tc>
+          <w:tcPr>
+            <w:tcW w:w="1707" w:type="dxa"/>
+            <w:vAlign w:val="center"/>
+            <w:hideMark/>
+          </w:tcPr>
+          <w:p>
+            <w:pPr>
+              <w:pStyle w:val="ae"/>
+              <w:jc w:val="center"/>
+              <w:rPr>
+                <w:color w:val="00B0F0"/>
+              </w:rPr>
+            </w:pPr>
+            <w:r>
+              <w:rPr>
+                <w:color w:val="00B0F0"/>
+              </w:rPr>
+              <w:t>PC, PMMA</w:t>
+            </w:r>
+          </w:p>
+        </w:tc>
+        <w:tc>
+          <w:tcPr>
+            <w:tcW w:w="3260" w:type="dxa"/>
+            <w:vAlign w:val="center"/>
+            <w:hideMark/>
+          </w:tcPr>
+          <w:p>
+            <w:pPr>
+              <w:pStyle w:val="ae"/>
+              <w:rPr>
+                <w:color w:val="00B0F0"/>
+              </w:rPr>
+            </w:pPr>
+            <w:r>
+              <w:rPr>
+                <w:color w:val="00B0F0"/>
+              </w:rPr>
+              <w:t>High transparency, UV resistant</w:t>
+            </w:r>
+          </w:p>
+        </w:tc>
+      </w:tr>
+      <w:tr>
+        <w:trPr>
+          <w:trHeight w:val="70"/>
+          <w:jc w:val="center"/>
+        </w:trPr>
+        <w:tc>
+          <w:tcPr>
+            <w:tcW w:w="2263" w:type="dxa"/>
+            <w:vAlign w:val="center"/>
+            <w:hideMark/>
+          </w:tcPr>
+          <w:p>
+            <w:pPr>
+              <w:pStyle w:val="ae"/>
+              <w:jc w:val="center"/>
+              <w:rPr>
+                <w:color w:val="00B050"/>
+              </w:rPr>
+            </w:pPr>
+            <w:r>
+              <w:rPr>
+                <w:color w:val="00B050"/>
+              </w:rPr>
+              <w:t>Industrial Parts (Gears/Fasteners)</w:t>
+            </w:r>
+          </w:p>
+        </w:tc>
+        <w:tc>
+          <w:tcPr>
+            <w:tcW w:w="1707" w:type="dxa"/>
+            <w:vAlign w:val="center"/>
+            <w:hideMark/>
+          </w:tcPr>
+          <w:p>
+            <w:pPr>
+              <w:pStyle w:val="ae"/>
+              <w:jc w:val="center"/>
+              <w:rPr>
+                <w:color w:val="00B0F0"/>
+              </w:rPr>
+            </w:pPr>
+            <w:r>
+              <w:rPr>
+                <w:color w:val="00B0F0"/>
+              </w:rPr>
+              <w:t>POM, PA66</w:t>
+            </w:r>
+          </w:p>
+        </w:tc>
+        <w:tc>
+          <w:tcPr>
+            <w:tcW w:w="3260" w:type="dxa"/>
+            <w:vAlign w:val="center"/>
+            <w:hideMark/>
+          </w:tcPr>
+          <w:p>
+            <w:pPr>
+              <w:pStyle w:val="ae"/>
+              <w:rPr>
+                <w:color w:val="00B0F0"/>
+              </w:rPr>
+            </w:pPr>
+            <w:r>
+              <w:rPr>
+                <w:color w:val="00B0F0"/>
+              </w:rPr>
+              <w:t>High rigidity, wear resistant</w:t>
+            </w:r>
+          </w:p>
+        </w:tc>
+      </w:tr>
+      <w:tr>
+        <w:trPr>
+          <w:trHeight w:val="130"/>
+          <w:jc w:val="center"/>
+        </w:trPr>
+        <w:tc>
+          <w:tcPr>
+            <w:tcW w:w="2263" w:type="dxa"/>
+            <w:vAlign w:val="center"/>
+            <w:hideMark/>
+          </w:tcPr>
+          <w:p>
+            <w:pPr>
+              <w:pStyle w:val="ae"/>
+              <w:jc w:val="center"/>
+              <w:rPr>
+                <w:color w:val="00B050"/>
+              </w:rPr>
+            </w:pPr>
+            <w:r>
+              <w:rPr>
+                <w:color w:val="00B050"/>
+              </w:rPr>
+              <w:t>Daily-use Containers (Food Grade)</w:t>
+            </w:r>
+          </w:p>
+        </w:tc>
+        <w:tc>
+          <w:tcPr>
+            <w:tcW w:w="1707" w:type="dxa"/>
+            <w:vAlign w:val="center"/>
+            <w:hideMark/>
+          </w:tcPr>
+          <w:p>
+            <w:pPr>
+              <w:pStyle w:val="ae"/>
+              <w:jc w:val="center"/>
+              <w:rPr>
+                <w:color w:val="00B0F0"/>
+              </w:rPr>
+            </w:pPr>
+            <w:r>
+              <w:rPr>
+                <w:color w:val="00B0F0"/>
+              </w:rPr>
+              <w:t>PP, PE</w:t>
+            </w:r>
+          </w:p>
+        </w:tc>
+        <w:tc>
+          <w:tcPr>
+            <w:tcW w:w="3260" w:type="dxa"/>
+            <w:vAlign w:val="center"/>
+            <w:hideMark/>
+          </w:tcPr>
+          <w:p>
+            <w:pPr>
+              <w:pStyle w:val="ae"/>
+              <w:rPr>
+                <w:color w:val="00B0F0"/>
+              </w:rPr>
+            </w:pPr>
+            <w:r>
+              <w:rPr>
+                <w:color w:val="00B0F0"/>
+              </w:rPr>
+              <w:t>Non-toxic, acid/alkali resistant</w:t>
+            </w:r>
+          </w:p>
+        </w:tc>
+      </w:tr>
+      <w:tr>
+        <w:trPr>
+          <w:trHeight w:val="70"/>
+          <w:jc w:val="center"/>
+        </w:trPr>
+        <w:tc>
+          <w:tcPr>
+            <w:tcW w:w="2263" w:type="dxa"/>
+            <w:vAlign w:val="center"/>
+            <w:hideMark/>
+          </w:tcPr>
+          <w:p>
+            <w:pPr>
+              <w:pStyle w:val="ae"/>
+              <w:jc w:val="center"/>
+              <w:rPr>
+                <w:color w:val="00B050"/>
+              </w:rPr>
+            </w:pPr>
+            <w:r>
+              <w:rPr>
+                <w:color w:val="00B050"/>
+              </w:rPr>
+              <w:t>Electronics Housings</w:t>
+            </w:r>
+          </w:p>
+        </w:tc>
+        <w:tc>
+          <w:tcPr>
+            <w:tcW w:w="1707" w:type="dxa"/>
+            <w:vAlign w:val="center"/>
+            <w:hideMark/>
+          </w:tcPr>
+          <w:p>
+            <w:pPr>
+              <w:pStyle w:val="ae"/>
+              <w:jc w:val="center"/>
+              <w:rPr>
+                <w:color w:val="00B0F0"/>
+              </w:rPr>
+            </w:pPr>
+            <w:r>
+              <w:rPr>
+                <w:color w:val="00B0F0"/>
+              </w:rPr>
+              <w:t>PC+ABS, ASA</w:t>
+            </w:r>
+          </w:p>
+        </w:tc>
+        <w:tc>
+          <w:tcPr>
+            <w:tcW w:w="3260" w:type="dxa"/>
+            <w:vAlign w:val="center"/>
+            <w:hideMark/>
+          </w:tcPr>
+          <w:p>
+            <w:pPr>
+              <w:pStyle w:val="ae"/>
+              <w:rPr>
+                <w:color w:val="00B0F0"/>
+              </w:rPr>
+            </w:pPr>
+            <w:r>
+              <w:rPr>
+                <w:color w:val="00B0F0"/>
+              </w:rPr>
+              <w:t>Impact resistant, easy to process</w:t>
+            </w:r>
+          </w:p>
+        </w:tc>
+      </w:tr>
+    </w:tbl>
+    <w:p>
+      <w:pPr>
+        <w:pStyle w:val="ae"/>
+      </w:pPr>
+    </w:p>
+    <w:p>
+      <w:pPr>
+        <w:pStyle w:val="ae"/>
+      </w:pPr>
+    </w:p>
+    <w:p>
+      <w:pPr>
+        <w:pStyle w:val="ae"/>
+      </w:pPr>
+    </w:p>
+    <w:p>
+      <w:pPr>
+        <w:pStyle w:val="ae"/>
+        <w:spacing w:line="360" w:lineRule="auto"/>
+        <w:rPr>
+          <w:b/>
+          <w:bCs/>
+          <w:szCs w:val="18"/>
+        </w:rPr>
+      </w:pPr>
+      <w:r>
+        <w:rPr>
+          <w:rFonts w:hint="eastAsia"/>
+          <w:b/>
+          <w:bCs/>
+          <w:szCs w:val="18"/>
+        </w:rPr>
+        <w:t>T</w:t>
+      </w:r>
+      <w:r>
+        <w:rPr>
+          <w:b/>
+          <w:bCs/>
+          <w:szCs w:val="18"/>
+        </w:rPr>
+        <w:t>h</w:t>
+      </w:r>
+      <w:r>
+        <w:rPr>
+          <w:rFonts w:hint="eastAsia"/>
+          <w:b/>
+          <w:bCs/>
+          <w:szCs w:val="18"/>
+        </w:rPr>
+        <w:t>e Method of Figure Crafting</w:t>
+      </w:r>
+    </w:p>
+    <w:tbl>
+      <w:tblPr>
+        <w:tblW w:w="7225" w:type="dxa"/>
+        <w:jc w:val="center"/>
+        <w:tblBorders>
+          <w:top w:val="single" w:sz="4" w:space="0" w:color="auto"/>
+          <w:left w:val="single" w:sz="4" w:space="0" w:color="auto"/>
+          <w:bottom w:val="single" w:sz="4" w:space="0" w:color="auto"/>
+          <w:right w:val="single" w:sz="4" w:space="0" w:color="auto"/>
+          <w:insideH w:val="single" w:sz="4" w:space="0" w:color="auto"/>
+          <w:insideV w:val="single" w:sz="4" w:space="0" w:color="auto"/>
+        </w:tblBorders>
+        <w:tblLook w:val="04A0" w:firstRow="1" w:lastRow="0" w:firstColumn="1" w:lastColumn="0" w:noHBand="0" w:noVBand="1"/>
+      </w:tblPr>
+      <w:tblGrid>
+        <w:gridCol w:w="1980"/>
+        <w:gridCol w:w="3118"/>
+        <w:gridCol w:w="2127"/>
+      </w:tblGrid>
+      <w:tr>
+        <w:trPr>
+          <w:trHeight w:val="214"/>
+          <w:jc w:val="center"/>
+        </w:trPr>
+        <w:tc>
+          <w:tcPr>
+            <w:tcW w:w="1980" w:type="dxa"/>
+            <w:vAlign w:val="center"/>
+            <w:hideMark/>
+          </w:tcPr>
+          <w:p>
+            <w:pPr>
+              <w:pStyle w:val="ae"/>
+              <w:jc w:val="center"/>
+              <w:rPr>
+                <w:b/>
+                <w:bCs/>
+                <w:color w:val="ED7D31" w:themeColor="accent2"/>
+              </w:rPr>
+            </w:pPr>
+            <w:r>
+              <w:rPr>
+                <w:rFonts w:hint="eastAsia"/>
+                <w:b/>
+                <w:bCs/>
+                <w:color w:val="ED7D31" w:themeColor="accent2"/>
+              </w:rPr>
+              <w:t>Material Name</w:t>
+            </w:r>
+          </w:p>
+        </w:tc>
+        <w:tc>
+          <w:tcPr>
+            <w:tcW w:w="3118" w:type="dxa"/>
+            <w:vAlign w:val="center"/>
+            <w:hideMark/>
+          </w:tcPr>
+          <w:p>
+            <w:pPr>
+              <w:pStyle w:val="ae"/>
+              <w:jc w:val="center"/>
+              <w:rPr>
+                <w:b/>
+                <w:bCs/>
+                <w:color w:val="ED7D31" w:themeColor="accent2"/>
+              </w:rPr>
+            </w:pPr>
+            <w:r>
+              <w:rPr>
+                <w:rFonts w:hint="eastAsia"/>
+                <w:b/>
+                <w:bCs/>
+                <w:color w:val="ED7D31" w:themeColor="accent2"/>
+              </w:rPr>
+              <w:t>Key Properties</w:t>
+            </w:r>
+          </w:p>
+        </w:tc>
+        <w:tc>
+          <w:tcPr>
+            <w:tcW w:w="2127" w:type="dxa"/>
+            <w:vAlign w:val="center"/>
+            <w:hideMark/>
+          </w:tcPr>
+          <w:p>
+            <w:pPr>
+              <w:pStyle w:val="ae"/>
+              <w:jc w:val="center"/>
+              <w:rPr>
+                <w:b/>
+                <w:bCs/>
+                <w:color w:val="ED7D31" w:themeColor="accent2"/>
+              </w:rPr>
+            </w:pPr>
+            <w:r>
+              <w:rPr>
+                <w:rFonts w:hint="eastAsia"/>
+                <w:b/>
+                <w:bCs/>
+                <w:color w:val="ED7D31" w:themeColor="accent2"/>
+              </w:rPr>
+              <w:t>Typical Use</w:t>
+            </w:r>
+          </w:p>
+        </w:tc>
+      </w:tr>
+      <w:tr>
+        <w:trPr>
+          <w:trHeight w:val="415"/>
+          <w:jc w:val="center"/>
+        </w:trPr>
+        <w:tc>
+          <w:tcPr>
+            <w:tcW w:w="1980" w:type="dxa"/>
+            <w:vAlign w:val="center"/>
+            <w:hideMark/>
+          </w:tcPr>
+          <w:p>
+            <w:pPr>
+              <w:pStyle w:val="ae"/>
+              <w:jc w:val="center"/>
+              <w:rPr>
+                <w:color w:val="00B050"/>
+              </w:rPr>
+            </w:pPr>
+            <w:r>
+              <w:rPr>
+                <w:rFonts w:hint="eastAsia"/>
+                <w:color w:val="EE0000"/>
+              </w:rPr>
+              <w:t>PU</w:t>
+            </w:r>
+            <w:r>
+              <w:rPr>
+                <w:rFonts w:hint="eastAsia"/>
+                <w:color w:val="00B050"/>
+              </w:rPr>
+              <w:t xml:space="preserve"> Cast Resin</w:t>
+            </w:r>
+            <w:r>
+              <w:rPr>
+                <w:rFonts w:hint="eastAsia"/>
+                <w:color w:val="00B050"/>
+              </w:rPr>
+              <w:t xml:space="preserve"> (</w:t>
+            </w:r>
+            <w:r>
+              <w:rPr>
+                <w:rFonts w:hint="eastAsia"/>
+                <w:color w:val="00B050"/>
+              </w:rPr>
+              <w:t>Polyurethane Resin</w:t>
+            </w:r>
+            <w:r>
+              <w:rPr>
+                <w:rFonts w:hint="eastAsia"/>
+                <w:color w:val="00B050"/>
+              </w:rPr>
+              <w:t>)</w:t>
+            </w:r>
+            <w:r>
+              <w:rPr>
+                <w:rFonts w:hint="eastAsia"/>
+                <w:color w:val="00B050"/>
+              </w:rPr>
+              <w:t xml:space="preserve"> </w:t>
+            </w:r>
+          </w:p>
+        </w:tc>
+        <w:tc>
+          <w:tcPr>
+            <w:tcW w:w="3118" w:type="dxa"/>
+            <w:vAlign w:val="center"/>
+            <w:hideMark/>
+          </w:tcPr>
+          <w:p>
+            <w:pPr>
+              <w:pStyle w:val="ae"/>
+              <w:rPr>
+                <w:color w:val="00B0F0"/>
+              </w:rPr>
+            </w:pPr>
+            <w:r>
+              <w:rPr>
+                <w:color w:val="00B0F0"/>
+              </w:rPr>
+              <w:t>Most used</w:t>
+            </w:r>
+            <w:r>
+              <w:rPr>
+                <w:rFonts w:hint="eastAsia"/>
+                <w:color w:val="00B0F0"/>
+              </w:rPr>
+              <w:t xml:space="preserve"> for casting, high flowability, fast curing, excellent detail replication</w:t>
+            </w:r>
+          </w:p>
+        </w:tc>
+        <w:tc>
+          <w:tcPr>
+            <w:tcW w:w="2127" w:type="dxa"/>
+            <w:vAlign w:val="center"/>
+            <w:hideMark/>
+          </w:tcPr>
+          <w:p>
+            <w:pPr>
+              <w:pStyle w:val="ae"/>
+              <w:rPr>
+                <w:color w:val="00B0F0"/>
+              </w:rPr>
+            </w:pPr>
+            <w:r>
+              <w:rPr>
+                <w:rFonts w:hint="eastAsia"/>
+                <w:color w:val="00B0F0"/>
+              </w:rPr>
+              <w:t>Small-batch casted figure parts</w:t>
+            </w:r>
+          </w:p>
+        </w:tc>
+      </w:tr>
+      <w:tr>
+        <w:trPr>
+          <w:trHeight w:val="352"/>
+          <w:jc w:val="center"/>
+        </w:trPr>
+        <w:tc>
+          <w:tcPr>
+            <w:tcW w:w="1980" w:type="dxa"/>
+            <w:vAlign w:val="center"/>
+            <w:hideMark/>
+          </w:tcPr>
+          <w:p>
+            <w:pPr>
+              <w:pStyle w:val="ae"/>
+              <w:jc w:val="center"/>
+              <w:rPr>
+                <w:color w:val="00B050"/>
+              </w:rPr>
+            </w:pPr>
+            <w:r>
+              <w:rPr>
+                <w:rFonts w:hint="eastAsia"/>
+                <w:color w:val="EE0000"/>
+              </w:rPr>
+              <w:t>PVC</w:t>
+            </w:r>
+            <w:r>
+              <w:rPr>
+                <w:rFonts w:hint="eastAsia"/>
+                <w:color w:val="00B050"/>
+              </w:rPr>
+              <w:t xml:space="preserve"> (Polyvinyl Chloride)</w:t>
+            </w:r>
+          </w:p>
+        </w:tc>
+        <w:tc>
+          <w:tcPr>
+            <w:tcW w:w="3118" w:type="dxa"/>
+            <w:vAlign w:val="center"/>
+            <w:hideMark/>
+          </w:tcPr>
+          <w:p>
+            <w:pPr>
+              <w:pStyle w:val="ae"/>
+              <w:rPr>
+                <w:color w:val="00B0F0"/>
+              </w:rPr>
+            </w:pPr>
+            <w:r>
+              <w:rPr>
+                <w:rFonts w:hint="eastAsia"/>
+                <w:color w:val="00B0F0"/>
+              </w:rPr>
+              <w:t>Thermoplastic, moldable under heat and pressure, good hand feel, low cost</w:t>
+            </w:r>
+          </w:p>
+        </w:tc>
+        <w:tc>
+          <w:tcPr>
+            <w:tcW w:w="2127" w:type="dxa"/>
+            <w:vAlign w:val="center"/>
+            <w:hideMark/>
+          </w:tcPr>
+          <w:p>
+            <w:pPr>
+              <w:pStyle w:val="ae"/>
+              <w:rPr>
+                <w:color w:val="00B0F0"/>
+              </w:rPr>
+            </w:pPr>
+            <w:r>
+              <w:rPr>
+                <w:rFonts w:hint="eastAsia"/>
+                <w:color w:val="00B0F0"/>
+              </w:rPr>
+              <w:t>Mass-produced commercial figures (most finished figures)</w:t>
+            </w:r>
+          </w:p>
+        </w:tc>
+      </w:tr>
+      <w:tr>
+        <w:trPr>
+          <w:trHeight w:val="203"/>
+          <w:jc w:val="center"/>
+        </w:trPr>
+        <w:tc>
+          <w:tcPr>
+            <w:tcW w:w="1980" w:type="dxa"/>
+            <w:vAlign w:val="center"/>
+            <w:hideMark/>
+          </w:tcPr>
+          <w:p>
+            <w:pPr>
+              <w:pStyle w:val="ae"/>
+              <w:jc w:val="center"/>
+              <w:rPr>
+                <w:color w:val="00B050"/>
+              </w:rPr>
+            </w:pPr>
+            <w:r>
+              <w:rPr>
+                <w:rFonts w:hint="eastAsia"/>
+                <w:color w:val="00B050"/>
+              </w:rPr>
+              <w:t>ABS (Acrylonitrile Butadiene Styrene)</w:t>
+            </w:r>
+          </w:p>
+        </w:tc>
+        <w:tc>
+          <w:tcPr>
+            <w:tcW w:w="3118" w:type="dxa"/>
+            <w:vAlign w:val="center"/>
+            <w:hideMark/>
+          </w:tcPr>
+          <w:p>
+            <w:pPr>
+              <w:pStyle w:val="ae"/>
+              <w:rPr>
+                <w:color w:val="00B0F0"/>
+              </w:rPr>
+            </w:pPr>
+            <w:r>
+              <w:rPr>
+                <w:rFonts w:hint="eastAsia"/>
+                <w:color w:val="00B0F0"/>
+              </w:rPr>
+              <w:t>Good rigidity, impact resistance, suitable for structural parts</w:t>
+            </w:r>
+          </w:p>
+        </w:tc>
+        <w:tc>
+          <w:tcPr>
+            <w:tcW w:w="2127" w:type="dxa"/>
+            <w:vAlign w:val="center"/>
+            <w:hideMark/>
+          </w:tcPr>
+          <w:p>
+            <w:pPr>
+              <w:pStyle w:val="ae"/>
+              <w:rPr>
+                <w:color w:val="00B0F0"/>
+              </w:rPr>
+            </w:pPr>
+            <w:r>
+              <w:rPr>
+                <w:rFonts w:hint="eastAsia"/>
+                <w:color w:val="00B0F0"/>
+              </w:rPr>
+              <w:t>Joints, movable mechanisms, weapon accessories</w:t>
+            </w:r>
+          </w:p>
+        </w:tc>
+      </w:tr>
+      <w:tr>
+        <w:trPr>
+          <w:trHeight w:val="41"/>
+          <w:jc w:val="center"/>
+        </w:trPr>
+        <w:tc>
+          <w:tcPr>
+            <w:tcW w:w="1980" w:type="dxa"/>
+            <w:vAlign w:val="center"/>
+            <w:hideMark/>
+          </w:tcPr>
+          <w:p>
+            <w:pPr>
+              <w:pStyle w:val="ae"/>
+              <w:jc w:val="center"/>
+              <w:rPr>
+                <w:color w:val="00B050"/>
+              </w:rPr>
+            </w:pPr>
+            <w:r>
+              <w:rPr>
+                <w:rFonts w:hint="eastAsia"/>
+                <w:color w:val="00B050"/>
+              </w:rPr>
+              <w:t>POM (Polyoxymethylene / Acetal)</w:t>
+            </w:r>
+          </w:p>
+        </w:tc>
+        <w:tc>
+          <w:tcPr>
+            <w:tcW w:w="3118" w:type="dxa"/>
+            <w:vAlign w:val="center"/>
+            <w:hideMark/>
+          </w:tcPr>
+          <w:p>
+            <w:pPr>
+              <w:pStyle w:val="ae"/>
+              <w:rPr>
+                <w:color w:val="00B0F0"/>
+              </w:rPr>
+            </w:pPr>
+            <w:r>
+              <w:rPr>
+                <w:rFonts w:hint="eastAsia"/>
+                <w:color w:val="00B0F0"/>
+              </w:rPr>
+              <w:t>Ultra-low friction, high wear resistance, mechanically robust</w:t>
+            </w:r>
+          </w:p>
+        </w:tc>
+        <w:tc>
+          <w:tcPr>
+            <w:tcW w:w="2127" w:type="dxa"/>
+            <w:vAlign w:val="center"/>
+            <w:hideMark/>
+          </w:tcPr>
+          <w:p>
+            <w:pPr>
+              <w:pStyle w:val="ae"/>
+              <w:rPr>
+                <w:color w:val="00B0F0"/>
+              </w:rPr>
+            </w:pPr>
+            <w:r>
+              <w:rPr>
+                <w:rFonts w:hint="eastAsia"/>
+                <w:color w:val="00B0F0"/>
+              </w:rPr>
+              <w:t>Joint connectors (e.g. articulated action figures)</w:t>
+            </w:r>
+          </w:p>
+        </w:tc>
+      </w:tr>
+      <w:tr>
+        <w:trPr>
+          <w:trHeight w:val="440"/>
+          <w:jc w:val="center"/>
+        </w:trPr>
+        <w:tc>
+          <w:tcPr>
+            <w:tcW w:w="1980" w:type="dxa"/>
+            <w:vAlign w:val="center"/>
+            <w:hideMark/>
+          </w:tcPr>
+          <w:p>
+            <w:pPr>
+              <w:pStyle w:val="ae"/>
+              <w:jc w:val="center"/>
+              <w:rPr>
+                <w:color w:val="00B050"/>
+              </w:rPr>
+            </w:pPr>
+            <w:r>
+              <w:rPr>
+                <w:rFonts w:hint="eastAsia"/>
+                <w:color w:val="00B050"/>
+              </w:rPr>
+              <w:t>Silicone (for molds)</w:t>
+            </w:r>
+          </w:p>
+        </w:tc>
+        <w:tc>
+          <w:tcPr>
+            <w:tcW w:w="3118" w:type="dxa"/>
+            <w:vAlign w:val="center"/>
+            <w:hideMark/>
+          </w:tcPr>
+          <w:p>
+            <w:pPr>
+              <w:pStyle w:val="ae"/>
+              <w:rPr>
+                <w:color w:val="00B0F0"/>
+              </w:rPr>
+            </w:pPr>
+            <w:r>
+              <w:rPr>
+                <w:rFonts w:hint="eastAsia"/>
+                <w:color w:val="00B0F0"/>
+              </w:rPr>
+              <w:t>Soft, excellent mold release, heat-resistant, high-detail replication</w:t>
+            </w:r>
+          </w:p>
+        </w:tc>
+        <w:tc>
+          <w:tcPr>
+            <w:tcW w:w="2127" w:type="dxa"/>
+            <w:vAlign w:val="center"/>
+            <w:hideMark/>
+          </w:tcPr>
+          <w:p>
+            <w:pPr>
+              <w:pStyle w:val="ae"/>
+              <w:rPr>
+                <w:color w:val="00B0F0"/>
+              </w:rPr>
+            </w:pPr>
+            <w:r>
+              <w:rPr>
+                <w:rFonts w:hint="eastAsia"/>
+                <w:color w:val="EE0000"/>
+              </w:rPr>
+              <w:t>Mold-</w:t>
+            </w:r>
+            <w:r>
+              <w:rPr>
+                <w:rFonts w:hint="eastAsia"/>
+                <w:color w:val="EE0000"/>
+              </w:rPr>
+              <w:t>M</w:t>
+            </w:r>
+            <w:r>
+              <w:rPr>
+                <w:rFonts w:hint="eastAsia"/>
+                <w:color w:val="EE0000"/>
+              </w:rPr>
+              <w:t>aking material (not for final parts!)</w:t>
+            </w:r>
+          </w:p>
+        </w:tc>
+      </w:tr>
+    </w:tbl>
+    <w:p>
+      <w:pPr>
+        <w:pStyle w:val="ae"/>
+      </w:pPr>
+    </w:p>
+    <w:p>
+      <w:pPr>
+        <w:pStyle w:val="ae"/>
+      </w:pPr>
+    </w:p>
+    <w:p>
+      <w:pPr>
+        <w:pStyle w:val="ae"/>
+      </w:pPr>
+    </w:p>
+    <w:p>
+      <w:pPr>
+        <w:pStyle w:val="ae"/>
+      </w:pPr>
+    </w:p>
+    <w:p>
+      <w:pPr>
+        <w:pStyle w:val="ae"/>
+      </w:pPr>
+    </w:p>
+    <w:p>
+      <w:pPr>
+        <w:pStyle w:val="ae"/>
+      </w:pPr>
+    </w:p>
+    <w:p>
+      <w:pPr>
+        <w:pStyle w:val="ae"/>
+      </w:pPr>
+    </w:p>
+    <w:p>
+      <w:pPr>
+        <w:pStyle w:val="ae"/>
+      </w:pPr>
+    </w:p>
+    <w:p>
+      <w:pPr>
+        <w:pStyle w:val="ae"/>
+      </w:pPr>
+    </w:p>
+    <w:p>
+      <w:pPr>
+        <w:pStyle w:val="ae"/>
+      </w:pPr>
+    </w:p>
+    <w:p>
+      <w:pPr>
+        <w:pStyle w:val="ae"/>
+      </w:pPr>
+    </w:p>
+    <w:p>
+      <w:pPr>
+        <w:pStyle w:val="ae"/>
+      </w:pPr>
+    </w:p>
+    <w:p>
+      <w:pPr>
+        <w:pStyle w:val="ae"/>
+      </w:pPr>
+    </w:p>
+    <w:p>
+      <w:pPr>
+        <w:pStyle w:val="ae"/>
+        <w:rPr>
+          <w:b/>
+          <w:bCs/>
+          <w:color w:val="00B0F0"/>
+        </w:rPr>
+      </w:pPr>
+      <w:r>
+        <w:rPr>
+          <w:rFonts w:hint="eastAsia"/>
+          <w:b/>
+          <w:bCs/>
+          <w:color w:val="00B0F0"/>
+        </w:rPr>
+        <w:t>①</w:t>
+      </w:r>
+      <w:r>
+        <w:rPr>
+          <w:rFonts w:hint="eastAsia"/>
+          <w:b/>
+          <w:bCs/>
+          <w:color w:val="00B0F0"/>
+        </w:rPr>
+        <w:t xml:space="preserve"> </w:t>
+      </w:r>
+      <w:r>
+        <w:rPr>
+          <w:rFonts w:hint="eastAsia"/>
+          <w:b/>
+          <w:bCs/>
+          <w:color w:val="00B0F0"/>
+        </w:rPr>
+        <w:t xml:space="preserve">Small-Batch Figure Production </w:t>
+      </w:r>
+      <w:r>
+        <w:rPr>
+          <w:rFonts w:hint="eastAsia"/>
+          <w:b/>
+          <w:bCs/>
+          <w:color w:val="00B0F0"/>
+        </w:rPr>
+        <w:t>→</w:t>
+      </w:r>
+      <w:r>
+        <w:rPr>
+          <w:rFonts w:hint="eastAsia"/>
+          <w:b/>
+          <w:bCs/>
+          <w:color w:val="00B0F0"/>
+        </w:rPr>
+        <w:t xml:space="preserve"> PU Resin + RTV Silicone Mold</w:t>
+      </w:r>
+    </w:p>
+    <w:p>
+      <w:pPr>
+        <w:pStyle w:val="ae"/>
+        <w:rPr>
+          <w:b/>
+          <w:bCs/>
+          <w:color w:val="00B050"/>
+        </w:rPr>
+      </w:pPr>
+    </w:p>
+    <w:p>
+      <w:pPr>
+        <w:pStyle w:val="ae"/>
+        <w:rPr>
+          <w:b/>
+          <w:bCs/>
+          <w:color w:val="00B050"/>
+        </w:rPr>
+      </w:pPr>
+    </w:p>
+    <w:p>
+      <w:pPr>
+        <w:pStyle w:val="ae"/>
+      </w:pPr>
+      <w:r>
+        <w:rPr>
+          <w:b/>
+          <w:bCs/>
+          <w:color w:val="00B050"/>
+        </w:rPr>
+        <w:t>Step 1:</w:t>
+      </w:r>
+      <w:r>
+        <w:t xml:space="preserve"> Create the Master Prototype</w:t>
+      </w:r>
+    </w:p>
+    <w:p>
+      <w:pPr>
+        <w:pStyle w:val="ae"/>
+      </w:pPr>
+      <w:r>
+        <w:t>Use sculpting clay (e.g., oil-based clay or epoxy putty) or print the master model using a high-detail SLA 3D printer.</w:t>
+      </w:r>
+    </w:p>
+    <w:p>
+      <w:pPr>
+        <w:pStyle w:val="ae"/>
+      </w:pPr>
+    </w:p>
+    <w:p>
+      <w:pPr>
+        <w:pStyle w:val="ae"/>
+      </w:pPr>
+      <w:r>
+        <w:rPr>
+          <w:b/>
+          <w:bCs/>
+          <w:color w:val="00B050"/>
+        </w:rPr>
+        <w:t>Step 2:</w:t>
+      </w:r>
+      <w:r>
+        <w:t xml:space="preserve"> Make the Silicone Mold</w:t>
+      </w:r>
+    </w:p>
+    <w:p>
+      <w:pPr>
+        <w:pStyle w:val="ae"/>
+      </w:pPr>
+      <w:r>
+        <w:t>Encapsulate the master with two-part RTV silicone (room-temperature vulcanizing silicone).</w:t>
+      </w:r>
+    </w:p>
+    <w:p>
+      <w:pPr>
+        <w:pStyle w:val="ae"/>
+      </w:pPr>
+      <w:r>
+        <w:t>Vacuum degas to remove air bubbles. Once cured, cut open the mold and remove the master.</w:t>
+      </w:r>
+    </w:p>
+    <w:p>
+      <w:pPr>
+        <w:pStyle w:val="ae"/>
+      </w:pPr>
+    </w:p>
+    <w:p>
+      <w:pPr>
+        <w:pStyle w:val="ae"/>
+      </w:pPr>
+      <w:r>
+        <w:rPr>
+          <w:b/>
+          <w:bCs/>
+          <w:color w:val="00B050"/>
+        </w:rPr>
+        <w:t>Step 3:</w:t>
+      </w:r>
+      <w:r>
+        <w:t xml:space="preserve"> Resin Casting (Pouring PU Resin)</w:t>
+      </w:r>
+    </w:p>
+    <w:p>
+      <w:pPr>
+        <w:pStyle w:val="ae"/>
+      </w:pPr>
+      <w:r>
+        <w:t>Mix PU resin parts A and B (e.g., Smooth-On series) and pour into the mold.</w:t>
+      </w:r>
+    </w:p>
+    <w:p>
+      <w:pPr>
+        <w:pStyle w:val="ae"/>
+      </w:pPr>
+      <w:r>
+        <w:t>The resin cures quickly (within 3 to 10 minutes).</w:t>
+      </w:r>
+    </w:p>
+    <w:p>
+      <w:pPr>
+        <w:pStyle w:val="ae"/>
+      </w:pPr>
+      <w:r>
+        <w:rPr>
+          <w:rFonts w:hint="eastAsia"/>
+        </w:rPr>
+        <w:t xml:space="preserve">Demold </w:t>
+      </w:r>
+      <w:r>
+        <w:rPr>
+          <w:rFonts w:hint="eastAsia"/>
+        </w:rPr>
+        <w:t>→</w:t>
+      </w:r>
+      <w:r>
+        <w:rPr>
+          <w:rFonts w:hint="eastAsia"/>
+        </w:rPr>
+        <w:t xml:space="preserve"> Trim </w:t>
+      </w:r>
+      <w:r>
+        <w:rPr>
+          <w:rFonts w:hint="eastAsia"/>
+        </w:rPr>
+        <w:t>→</w:t>
+      </w:r>
+      <w:r>
+        <w:rPr>
+          <w:rFonts w:hint="eastAsia"/>
+        </w:rPr>
+        <w:t xml:space="preserve"> Sand the part.</w:t>
+      </w:r>
+    </w:p>
+    <w:p>
+      <w:pPr>
+        <w:pStyle w:val="ae"/>
+      </w:pPr>
+    </w:p>
+    <w:p>
+      <w:pPr>
+        <w:pStyle w:val="ae"/>
+      </w:pPr>
+      <w:r>
+        <w:rPr>
+          <w:b/>
+          <w:bCs/>
+          <w:color w:val="00B050"/>
+        </w:rPr>
+        <w:t>Step 4:</w:t>
+      </w:r>
+      <w:r>
+        <w:t xml:space="preserve"> Painting and Finishing</w:t>
+      </w:r>
+    </w:p>
+    <w:p>
+      <w:pPr>
+        <w:pStyle w:val="ae"/>
+      </w:pPr>
+      <w:r>
+        <w:t>First, spray a primer (gray primer like Mr. Surfacer is recommended).</w:t>
+      </w:r>
+    </w:p>
+    <w:p>
+      <w:pPr>
+        <w:pStyle w:val="ae"/>
+      </w:pPr>
+      <w:r>
+        <w:t>Then paint using model paints (e.g., Mr. Hobby, Tamiya).</w:t>
+      </w:r>
+    </w:p>
+    <w:p>
+      <w:pPr>
+        <w:pStyle w:val="ae"/>
+      </w:pPr>
+      <w:r>
+        <w:t>Finally, apply a topcoat for protection.</w:t>
+      </w:r>
+    </w:p>
+    <w:p>
+      <w:pPr>
+        <w:pStyle w:val="ae"/>
+      </w:pPr>
+    </w:p>
+    <w:p>
+      <w:pPr>
+        <w:pStyle w:val="ae"/>
+      </w:pPr>
+    </w:p>
+    <w:p>
+      <w:pPr>
+        <w:pStyle w:val="ae"/>
+        <w:rPr>
+          <w:b/>
+          <w:bCs/>
+          <w:color w:val="00B0F0"/>
+        </w:rPr>
+      </w:pPr>
+      <w:r>
+        <w:rPr>
+          <w:rFonts w:hint="eastAsia"/>
+          <w:b/>
+          <w:bCs/>
+          <w:color w:val="00B0F0"/>
+        </w:rPr>
+        <w:t>②</w:t>
+      </w:r>
+      <w:r>
+        <w:rPr>
+          <w:rFonts w:hint="eastAsia"/>
+          <w:b/>
+          <w:bCs/>
+          <w:color w:val="00B0F0"/>
+        </w:rPr>
+        <w:t xml:space="preserve"> </w:t>
+      </w:r>
+      <w:r>
+        <w:rPr>
+          <w:b/>
+          <w:bCs/>
+          <w:color w:val="00B0F0"/>
+        </w:rPr>
+        <w:t>Mass Production of Commercial Figures → PVC Injection Molding + Metal Molds (Standard Process Used by GSC, ALTER, Kotobukiya, etc.)</w:t>
+      </w:r>
+    </w:p>
+    <w:p>
+      <w:pPr>
+        <w:pStyle w:val="ae"/>
+      </w:pPr>
+      <w:r>
+        <w:rPr>
+          <w:b/>
+          <w:bCs/>
+          <w:color w:val="00B050"/>
+        </w:rPr>
+        <w:t>Step 1:</w:t>
+      </w:r>
+      <w:r>
+        <w:rPr>
+          <w:color w:val="00B050"/>
+        </w:rPr>
+        <w:t xml:space="preserve"> </w:t>
+      </w:r>
+      <w:r>
+        <w:t>Create a Digital Model (e.g., using ZBrush</w:t>
+      </w:r>
+      <w:r>
+        <w:t>, Blender</w:t>
+      </w:r>
+      <w:r>
+        <w:t>)</w:t>
+      </w:r>
+      <w:r>
+        <w:br/>
+        <w:t>3D modeling and digital sculpting → Export slicer-ready files.</w:t>
+      </w:r>
+    </w:p>
+    <w:p>
+      <w:pPr>
+        <w:pStyle w:val="ae"/>
+      </w:pPr>
+    </w:p>
+    <w:p>
+      <w:pPr>
+        <w:pStyle w:val="ae"/>
+      </w:pPr>
+      <w:r>
+        <w:rPr>
+          <w:b/>
+          <w:bCs/>
+          <w:color w:val="00B050"/>
+        </w:rPr>
+        <w:t>Step 2:</w:t>
+      </w:r>
+      <w:r>
+        <w:t xml:space="preserve"> CNC Machining of Steel Mold</w:t>
+      </w:r>
+      <w:r>
+        <w:br/>
+        <w:t>High-precision steel molds are made using CNC milling and electrical discharge machining (EDM).</w:t>
+      </w:r>
+      <w:r>
+        <w:br/>
+        <w:t>Mold production is expensive (ranging from tens of thousands to hundreds of thousands of RMB).</w:t>
+      </w:r>
+    </w:p>
+    <w:p>
+      <w:pPr>
+        <w:pStyle w:val="ae"/>
+      </w:pPr>
+    </w:p>
+    <w:p>
+      <w:pPr>
+        <w:pStyle w:val="ae"/>
+      </w:pPr>
+      <w:r>
+        <w:rPr>
+          <w:b/>
+          <w:bCs/>
+          <w:color w:val="00B050"/>
+        </w:rPr>
+        <w:t>Step 3:</w:t>
+      </w:r>
+      <w:r>
+        <w:t xml:space="preserve"> PVC Heat Injection Molding</w:t>
+      </w:r>
+      <w:r>
+        <w:br/>
+        <w:t>PVC pellets (with added plasticizers for softness) are preheated and injected into the mold under high pressure.</w:t>
+      </w:r>
+      <w:r>
+        <w:br/>
+        <w:t>After cooling, the parts are demolded → Basic shaping is complete.</w:t>
+      </w:r>
+    </w:p>
+    <w:p>
+      <w:pPr>
+        <w:pStyle w:val="ae"/>
+      </w:pPr>
+    </w:p>
+    <w:p>
+      <w:pPr>
+        <w:pStyle w:val="ae"/>
+      </w:pPr>
+      <w:r>
+        <w:rPr>
+          <w:b/>
+          <w:bCs/>
+          <w:color w:val="00B050"/>
+        </w:rPr>
+        <w:t>Step 4:</w:t>
+      </w:r>
+      <w:r>
+        <w:t xml:space="preserve"> Flash Removal &amp; Assembly</w:t>
+      </w:r>
+      <w:r>
+        <w:br/>
+        <w:t>Manual trimming, assembling parts, drilling holes — may include internal metal rods or supports.</w:t>
+      </w:r>
+    </w:p>
+    <w:p>
+      <w:pPr>
+        <w:pStyle w:val="ae"/>
+      </w:pPr>
+    </w:p>
+    <w:p>
+      <w:pPr>
+        <w:pStyle w:val="ae"/>
+      </w:pPr>
+      <w:r>
+        <w:rPr>
+          <w:b/>
+          <w:bCs/>
+          <w:color w:val="00B050"/>
+        </w:rPr>
+        <w:t>Step 5:</w:t>
+      </w:r>
+      <w:r>
+        <w:t xml:space="preserve"> Painting (Mostly Spray + Pad Printing)</w:t>
+      </w:r>
+      <w:r>
+        <w:br/>
+        <w:t>Mostly done via automated spray painting, masking templates, and hand-painted detail work.</w:t>
+      </w:r>
     </w:p>
     <w:p>
       <w:pPr>
@@ -6504,17 +9546,17 @@
         <w:tblLook w:val="04A0" w:firstRow="1" w:lastRow="0" w:firstColumn="1" w:lastColumn="0" w:noHBand="0" w:noVBand="1"/>
       </w:tblPr>
       <w:tblGrid>
-        <w:gridCol w:w="2122"/>
-        <w:gridCol w:w="3260"/>
-        <w:gridCol w:w="2126"/>
+        <w:gridCol w:w="1327"/>
+        <w:gridCol w:w="3297"/>
+        <w:gridCol w:w="2884"/>
       </w:tblGrid>
       <w:tr>
         <w:trPr>
-          <w:trHeight w:val="214"/>
+          <w:trHeight w:val="134"/>
         </w:trPr>
         <w:tc>
           <w:tcPr>
-            <w:tcW w:w="2122" w:type="dxa"/>
+            <w:tcW w:w="1129" w:type="dxa"/>
             <w:vAlign w:val="center"/>
             <w:hideMark/>
           </w:tcPr>
@@ -6525,76 +9567,96 @@
               <w:rPr>
                 <w:b/>
                 <w:bCs/>
-              </w:rPr>
-            </w:pPr>
+                <w:color w:val="C45911" w:themeColor="accent2" w:themeShade="BF"/>
+              </w:rPr>
+            </w:pPr>
+            <w:r>
+              <w:rPr>
+                <w:b/>
+                <w:bCs/>
+                <w:color w:val="C45911" w:themeColor="accent2" w:themeShade="BF"/>
+              </w:rPr>
+              <w:t>Aspect</w:t>
+            </w:r>
+          </w:p>
+        </w:tc>
+        <w:tc>
+          <w:tcPr>
+            <w:tcW w:w="3402" w:type="dxa"/>
+            <w:vAlign w:val="center"/>
+            <w:hideMark/>
+          </w:tcPr>
+          <w:p>
+            <w:pPr>
+              <w:pStyle w:val="ae"/>
+              <w:jc w:val="center"/>
+              <w:rPr>
+                <w:b/>
+                <w:bCs/>
+                <w:color w:val="C45911" w:themeColor="accent2" w:themeShade="BF"/>
+              </w:rPr>
+            </w:pPr>
+            <w:r>
+              <w:rPr>
+                <w:b/>
+                <w:bCs/>
+                <w:color w:val="C45911" w:themeColor="accent2" w:themeShade="BF"/>
+              </w:rPr>
+              <w:t>PU Resin</w:t>
+            </w:r>
+          </w:p>
+        </w:tc>
+        <w:tc>
+          <w:tcPr>
+            <w:tcW w:w="2977" w:type="dxa"/>
+            <w:vAlign w:val="center"/>
+            <w:hideMark/>
+          </w:tcPr>
+          <w:p>
+            <w:pPr>
+              <w:pStyle w:val="ae"/>
+              <w:jc w:val="center"/>
+              <w:rPr>
+                <w:b/>
+                <w:bCs/>
+                <w:color w:val="C45911" w:themeColor="accent2" w:themeShade="BF"/>
+              </w:rPr>
+            </w:pPr>
+            <w:r>
+              <w:rPr>
+                <w:b/>
+                <w:bCs/>
+                <w:color w:val="C45911" w:themeColor="accent2" w:themeShade="BF"/>
+              </w:rPr>
+              <w:t>PVC (Industrial Mass</w:t>
+            </w:r>
             <w:r>
               <w:rPr>
                 <w:rFonts w:hint="eastAsia"/>
                 <w:b/>
                 <w:bCs/>
-              </w:rPr>
-              <w:t>Material Name</w:t>
-            </w:r>
-          </w:p>
-        </w:tc>
-        <w:tc>
-          <w:tcPr>
-            <w:tcW w:w="3260" w:type="dxa"/>
-            <w:vAlign w:val="center"/>
-            <w:hideMark/>
-          </w:tcPr>
-          <w:p>
-            <w:pPr>
-              <w:pStyle w:val="ae"/>
-              <w:jc w:val="center"/>
-              <w:rPr>
-                <w:b/>
-                <w:bCs/>
-              </w:rPr>
-            </w:pPr>
-            <w:r>
-              <w:rPr>
-                <w:rFonts w:hint="eastAsia"/>
-                <w:b/>
-                <w:bCs/>
-              </w:rPr>
-              <w:t>Key Properties</w:t>
-            </w:r>
-          </w:p>
-        </w:tc>
-        <w:tc>
-          <w:tcPr>
-            <w:tcW w:w="2126" w:type="dxa"/>
-            <w:vAlign w:val="center"/>
-            <w:hideMark/>
-          </w:tcPr>
-          <w:p>
-            <w:pPr>
-              <w:pStyle w:val="ae"/>
-              <w:jc w:val="center"/>
-              <w:rPr>
-                <w:b/>
-                <w:bCs/>
-              </w:rPr>
-            </w:pPr>
-            <w:r>
-              <w:rPr>
-                <w:rFonts w:hint="eastAsia"/>
-                <w:b/>
-                <w:bCs/>
-              </w:rPr>
-              <w:t>Typical Use</w:t>
+                <w:color w:val="C45911" w:themeColor="accent2" w:themeShade="BF"/>
+              </w:rPr>
+              <w:t xml:space="preserve"> </w:t>
+            </w:r>
+            <w:r>
+              <w:rPr>
+                <w:b/>
+                <w:bCs/>
+                <w:color w:val="C45911" w:themeColor="accent2" w:themeShade="BF"/>
+              </w:rPr>
+              <w:t>Production)</w:t>
             </w:r>
           </w:p>
         </w:tc>
       </w:tr>
       <w:tr>
         <w:trPr>
-          <w:trHeight w:val="415"/>
+          <w:trHeight w:val="267"/>
         </w:trPr>
         <w:tc>
           <w:tcPr>
-            <w:tcW w:w="2122" w:type="dxa"/>
+            <w:tcW w:w="1129" w:type="dxa"/>
             <w:vAlign w:val="center"/>
             <w:hideMark/>
           </w:tcPr>
@@ -6602,87 +9664,72 @@
             <w:pPr>
               <w:pStyle w:val="ae"/>
               <w:jc w:val="center"/>
-            </w:pPr>
-            <w:r>
-              <w:rPr>
-                <w:rFonts w:hint="eastAsia"/>
-              </w:rPr>
-              <w:t xml:space="preserve">Polyurethane Resin </w:t>
-            </w:r>
-          </w:p>
-          <w:p>
-            <w:pPr>
-              <w:pStyle w:val="ae"/>
-              <w:jc w:val="center"/>
-            </w:pPr>
-            <w:r>
-              <w:rPr>
-                <w:rFonts w:hint="eastAsia"/>
-              </w:rPr>
-              <w:t>(</w:t>
-            </w:r>
-            <w:r>
-              <w:rPr>
-                <w:rFonts w:hint="eastAsia"/>
-                <w:color w:val="EE0000"/>
-              </w:rPr>
-              <w:t>PU</w:t>
-            </w:r>
-            <w:r>
-              <w:rPr>
-                <w:rFonts w:hint="eastAsia"/>
-              </w:rPr>
-              <w:t xml:space="preserve"> Cast Resin)</w:t>
-            </w:r>
-          </w:p>
-        </w:tc>
-        <w:tc>
-          <w:tcPr>
-            <w:tcW w:w="3260" w:type="dxa"/>
-            <w:vAlign w:val="center"/>
-            <w:hideMark/>
-          </w:tcPr>
-          <w:p>
-            <w:pPr>
-              <w:pStyle w:val="ae"/>
-            </w:pPr>
-            <w:r>
-              <w:t>Most used</w:t>
-            </w:r>
-            <w:r>
-              <w:rPr>
-                <w:rFonts w:hint="eastAsia"/>
-              </w:rPr>
-              <w:t xml:space="preserve"> for casting, high flowability, fast curing, excellent detail replication</w:t>
-            </w:r>
-          </w:p>
-        </w:tc>
-        <w:tc>
-          <w:tcPr>
-            <w:tcW w:w="2126" w:type="dxa"/>
-            <w:vAlign w:val="center"/>
-            <w:hideMark/>
-          </w:tcPr>
-          <w:p>
-            <w:pPr>
-              <w:pStyle w:val="ae"/>
-            </w:pPr>
-            <w:r>
-              <w:rPr>
-                <w:rFonts w:hint="eastAsia"/>
-              </w:rPr>
-              <w:t>Small-batch casted figure parts</w:t>
+              <w:rPr>
+                <w:b/>
+                <w:bCs/>
+                <w:color w:val="00B050"/>
+              </w:rPr>
+            </w:pPr>
+            <w:r>
+              <w:rPr>
+                <w:b/>
+                <w:bCs/>
+                <w:color w:val="00B050"/>
+              </w:rPr>
+              <w:t>Stage</w:t>
+            </w:r>
+          </w:p>
+        </w:tc>
+        <w:tc>
+          <w:tcPr>
+            <w:tcW w:w="3402" w:type="dxa"/>
+            <w:vAlign w:val="center"/>
+            <w:hideMark/>
+          </w:tcPr>
+          <w:p>
+            <w:pPr>
+              <w:pStyle w:val="ae"/>
+              <w:rPr>
+                <w:color w:val="00B0F0"/>
+              </w:rPr>
+            </w:pPr>
+            <w:r>
+              <w:rPr>
+                <w:color w:val="00B0F0"/>
+              </w:rPr>
+              <w:t>Prototype making + small-batch casting</w:t>
+            </w:r>
+          </w:p>
+        </w:tc>
+        <w:tc>
+          <w:tcPr>
+            <w:tcW w:w="2977" w:type="dxa"/>
+            <w:vAlign w:val="center"/>
+            <w:hideMark/>
+          </w:tcPr>
+          <w:p>
+            <w:pPr>
+              <w:pStyle w:val="ae"/>
+              <w:rPr>
+                <w:color w:val="00B0F0"/>
+              </w:rPr>
+            </w:pPr>
+            <w:r>
+              <w:rPr>
+                <w:color w:val="00B0F0"/>
+              </w:rPr>
+              <w:t>Mass production (e.g., GSC figures)</w:t>
             </w:r>
           </w:p>
         </w:tc>
       </w:tr>
       <w:tr>
         <w:trPr>
-          <w:trHeight w:val="352"/>
+          <w:trHeight w:val="245"/>
         </w:trPr>
         <w:tc>
           <w:tcPr>
-            <w:tcW w:w="2122" w:type="dxa"/>
+            <w:tcW w:w="1129" w:type="dxa"/>
             <w:vAlign w:val="center"/>
             <w:hideMark/>
           </w:tcPr>
@@ -6690,66 +9737,72 @@
             <w:pPr>
               <w:pStyle w:val="ae"/>
               <w:jc w:val="center"/>
-            </w:pPr>
-            <w:r>
-              <w:rPr>
-                <w:rFonts w:hint="eastAsia"/>
-                <w:color w:val="EE0000"/>
-              </w:rPr>
-              <w:t>PVC</w:t>
-            </w:r>
-            <w:r>
-              <w:rPr>
-                <w:rFonts w:hint="eastAsia"/>
-              </w:rPr>
-              <w:t xml:space="preserve"> (Polyvinyl Chloride)</w:t>
-            </w:r>
-          </w:p>
-        </w:tc>
-        <w:tc>
-          <w:tcPr>
-            <w:tcW w:w="3260" w:type="dxa"/>
-            <w:vAlign w:val="center"/>
-            <w:hideMark/>
-          </w:tcPr>
-          <w:p>
-            <w:pPr>
-              <w:pStyle w:val="ae"/>
-            </w:pPr>
-            <w:r>
-              <w:rPr>
-                <w:rFonts w:hint="eastAsia"/>
-              </w:rPr>
-              <w:t>Thermoplastic, moldable under heat and pressure, good hand feel, low cost</w:t>
-            </w:r>
-          </w:p>
-        </w:tc>
-        <w:tc>
-          <w:tcPr>
-            <w:tcW w:w="2126" w:type="dxa"/>
-            <w:vAlign w:val="center"/>
-            <w:hideMark/>
-          </w:tcPr>
-          <w:p>
-            <w:pPr>
-              <w:pStyle w:val="ae"/>
-            </w:pPr>
-            <w:r>
-              <w:rPr>
-                <w:rFonts w:hint="eastAsia"/>
-              </w:rPr>
-              <w:t>Mass-produced commercial figures (most finished figures)</w:t>
+              <w:rPr>
+                <w:b/>
+                <w:bCs/>
+                <w:color w:val="00B050"/>
+              </w:rPr>
+            </w:pPr>
+            <w:r>
+              <w:rPr>
+                <w:b/>
+                <w:bCs/>
+                <w:color w:val="00B050"/>
+              </w:rPr>
+              <w:t>Mold Type</w:t>
+            </w:r>
+          </w:p>
+        </w:tc>
+        <w:tc>
+          <w:tcPr>
+            <w:tcW w:w="3402" w:type="dxa"/>
+            <w:vAlign w:val="center"/>
+            <w:hideMark/>
+          </w:tcPr>
+          <w:p>
+            <w:pPr>
+              <w:pStyle w:val="ae"/>
+              <w:rPr>
+                <w:color w:val="00B0F0"/>
+              </w:rPr>
+            </w:pPr>
+            <w:r>
+              <w:rPr>
+                <w:color w:val="00B0F0"/>
+              </w:rPr>
+              <w:t>RTV silicone mold (flexible)</w:t>
+            </w:r>
+          </w:p>
+        </w:tc>
+        <w:tc>
+          <w:tcPr>
+            <w:tcW w:w="2977" w:type="dxa"/>
+            <w:vAlign w:val="center"/>
+            <w:hideMark/>
+          </w:tcPr>
+          <w:p>
+            <w:pPr>
+              <w:pStyle w:val="ae"/>
+              <w:rPr>
+                <w:color w:val="00B0F0"/>
+              </w:rPr>
+            </w:pPr>
+            <w:r>
+              <w:rPr>
+                <w:color w:val="00B0F0"/>
+              </w:rPr>
+              <w:t>Hard metal mold (expensive)</w:t>
             </w:r>
           </w:p>
         </w:tc>
       </w:tr>
       <w:tr>
         <w:trPr>
-          <w:trHeight w:val="203"/>
+          <w:trHeight w:val="277"/>
         </w:trPr>
         <w:tc>
           <w:tcPr>
-            <w:tcW w:w="2122" w:type="dxa"/>
+            <w:tcW w:w="1129" w:type="dxa"/>
             <w:vAlign w:val="center"/>
             <w:hideMark/>
           </w:tcPr>
@@ -6757,59 +9810,72 @@
             <w:pPr>
               <w:pStyle w:val="ae"/>
               <w:jc w:val="center"/>
-            </w:pPr>
-            <w:r>
-              <w:rPr>
-                <w:rFonts w:hint="eastAsia"/>
-              </w:rPr>
-              <w:t>ABS (Acrylonitrile Butadiene Styrene)</w:t>
-            </w:r>
-          </w:p>
-        </w:tc>
-        <w:tc>
-          <w:tcPr>
-            <w:tcW w:w="3260" w:type="dxa"/>
-            <w:vAlign w:val="center"/>
-            <w:hideMark/>
-          </w:tcPr>
-          <w:p>
-            <w:pPr>
-              <w:pStyle w:val="ae"/>
-            </w:pPr>
-            <w:r>
-              <w:rPr>
-                <w:rFonts w:hint="eastAsia"/>
-              </w:rPr>
-              <w:t>Good rigidity, impact resistance, suitable for structural parts</w:t>
-            </w:r>
-          </w:p>
-        </w:tc>
-        <w:tc>
-          <w:tcPr>
-            <w:tcW w:w="2126" w:type="dxa"/>
-            <w:vAlign w:val="center"/>
-            <w:hideMark/>
-          </w:tcPr>
-          <w:p>
-            <w:pPr>
-              <w:pStyle w:val="ae"/>
-            </w:pPr>
-            <w:r>
-              <w:rPr>
-                <w:rFonts w:hint="eastAsia"/>
-              </w:rPr>
-              <w:t>Joints, movable mechanisms, weapon accessories</w:t>
+              <w:rPr>
+                <w:b/>
+                <w:bCs/>
+                <w:color w:val="00B050"/>
+              </w:rPr>
+            </w:pPr>
+            <w:r>
+              <w:rPr>
+                <w:b/>
+                <w:bCs/>
+                <w:color w:val="00B050"/>
+              </w:rPr>
+              <w:t>Processing Method</w:t>
+            </w:r>
+          </w:p>
+        </w:tc>
+        <w:tc>
+          <w:tcPr>
+            <w:tcW w:w="3402" w:type="dxa"/>
+            <w:vAlign w:val="center"/>
+            <w:hideMark/>
+          </w:tcPr>
+          <w:p>
+            <w:pPr>
+              <w:pStyle w:val="ae"/>
+              <w:rPr>
+                <w:color w:val="00B0F0"/>
+              </w:rPr>
+            </w:pPr>
+            <w:r>
+              <w:rPr>
+                <w:color w:val="00B0F0"/>
+              </w:rPr>
+              <w:t>Manual pouring, room temperature curing</w:t>
+            </w:r>
+          </w:p>
+        </w:tc>
+        <w:tc>
+          <w:tcPr>
+            <w:tcW w:w="2977" w:type="dxa"/>
+            <w:vAlign w:val="center"/>
+            <w:hideMark/>
+          </w:tcPr>
+          <w:p>
+            <w:pPr>
+              <w:pStyle w:val="ae"/>
+              <w:rPr>
+                <w:color w:val="00B0F0"/>
+              </w:rPr>
+            </w:pPr>
+            <w:r>
+              <w:rPr>
+                <w:color w:val="00B0F0"/>
+              </w:rPr>
+              <w:t>High-temperature injection molding or heat press casting</w:t>
             </w:r>
           </w:p>
         </w:tc>
       </w:tr>
       <w:tr>
         <w:trPr>
-          <w:trHeight w:val="41"/>
+          <w:trHeight w:val="60"/>
         </w:trPr>
         <w:tc>
           <w:tcPr>
-            <w:tcW w:w="2122" w:type="dxa"/>
+            <w:tcW w:w="1129" w:type="dxa"/>
             <w:vAlign w:val="center"/>
             <w:hideMark/>
           </w:tcPr>
@@ -6817,59 +9883,78 @@
             <w:pPr>
               <w:pStyle w:val="ae"/>
               <w:jc w:val="center"/>
-            </w:pPr>
-            <w:r>
-              <w:rPr>
-                <w:rFonts w:hint="eastAsia"/>
-              </w:rPr>
-              <w:t>POM (Polyoxymethylene / Acetal)</w:t>
-            </w:r>
-          </w:p>
-        </w:tc>
-        <w:tc>
-          <w:tcPr>
-            <w:tcW w:w="3260" w:type="dxa"/>
-            <w:vAlign w:val="center"/>
-            <w:hideMark/>
-          </w:tcPr>
-          <w:p>
-            <w:pPr>
-              <w:pStyle w:val="ae"/>
-            </w:pPr>
-            <w:r>
-              <w:rPr>
-                <w:rFonts w:hint="eastAsia"/>
-              </w:rPr>
-              <w:t>Ultra-low friction, high wear resistance, mechanically robust</w:t>
-            </w:r>
-          </w:p>
-        </w:tc>
-        <w:tc>
-          <w:tcPr>
-            <w:tcW w:w="2126" w:type="dxa"/>
-            <w:vAlign w:val="center"/>
-            <w:hideMark/>
-          </w:tcPr>
-          <w:p>
-            <w:pPr>
-              <w:pStyle w:val="ae"/>
-            </w:pPr>
-            <w:r>
-              <w:rPr>
-                <w:rFonts w:hint="eastAsia"/>
-              </w:rPr>
-              <w:t>Joint connectors (e.g. articulated action figures)</w:t>
+              <w:rPr>
+                <w:b/>
+                <w:bCs/>
+                <w:color w:val="00B050"/>
+              </w:rPr>
+            </w:pPr>
+            <w:r>
+              <w:rPr>
+                <w:b/>
+                <w:bCs/>
+                <w:color w:val="00B050"/>
+              </w:rPr>
+              <w:t>Detail Quality</w:t>
+            </w:r>
+          </w:p>
+        </w:tc>
+        <w:tc>
+          <w:tcPr>
+            <w:tcW w:w="3402" w:type="dxa"/>
+            <w:vAlign w:val="center"/>
+            <w:hideMark/>
+          </w:tcPr>
+          <w:p>
+            <w:pPr>
+              <w:pStyle w:val="ae"/>
+              <w:rPr>
+                <w:color w:val="00B0F0"/>
+              </w:rPr>
+            </w:pPr>
+            <w:r>
+              <w:rPr>
+                <w:color w:val="00B0F0"/>
+              </w:rPr>
+              <w:t>Excellent — ideal for sculpting prototypes or high-precision, low-volume items</w:t>
+            </w:r>
+          </w:p>
+        </w:tc>
+        <w:tc>
+          <w:tcPr>
+            <w:tcW w:w="2977" w:type="dxa"/>
+            <w:vAlign w:val="center"/>
+            <w:hideMark/>
+          </w:tcPr>
+          <w:p>
+            <w:pPr>
+              <w:pStyle w:val="ae"/>
+              <w:rPr>
+                <w:color w:val="00B0F0"/>
+              </w:rPr>
+            </w:pPr>
+            <w:r>
+              <w:rPr>
+                <w:color w:val="00B0F0"/>
+              </w:rPr>
+              <w:t>Also,</w:t>
+            </w:r>
+            <w:r>
+              <w:rPr>
+                <w:color w:val="00B0F0"/>
+              </w:rPr>
+              <w:t xml:space="preserve"> excellent — especially for large, complex parts</w:t>
             </w:r>
           </w:p>
         </w:tc>
       </w:tr>
       <w:tr>
         <w:trPr>
-          <w:trHeight w:val="440"/>
+          <w:trHeight w:val="77"/>
         </w:trPr>
         <w:tc>
           <w:tcPr>
-            <w:tcW w:w="2122" w:type="dxa"/>
+            <w:tcW w:w="1129" w:type="dxa"/>
             <w:vAlign w:val="center"/>
             <w:hideMark/>
           </w:tcPr>
@@ -6877,48 +9962,81 @@
             <w:pPr>
               <w:pStyle w:val="ae"/>
               <w:jc w:val="center"/>
-            </w:pPr>
+              <w:rPr>
+                <w:b/>
+                <w:bCs/>
+                <w:color w:val="00B050"/>
+              </w:rPr>
+            </w:pPr>
+            <w:r>
+              <w:rPr>
+                <w:b/>
+                <w:bCs/>
+                <w:color w:val="00B050"/>
+              </w:rPr>
+              <w:t>Disadvantages</w:t>
+            </w:r>
+          </w:p>
+        </w:tc>
+        <w:tc>
+          <w:tcPr>
+            <w:tcW w:w="3402" w:type="dxa"/>
+            <w:vAlign w:val="center"/>
+            <w:hideMark/>
+          </w:tcPr>
+          <w:p>
+            <w:pPr>
+              <w:pStyle w:val="ae"/>
+              <w:rPr>
+                <w:color w:val="00B0F0"/>
+              </w:rPr>
+            </w:pPr>
+            <w:r>
+              <w:rPr>
+                <w:color w:val="00B0F0"/>
+              </w:rPr>
+              <w:t>High material cost, low efficiency, prone to aging/yellowing</w:t>
+            </w:r>
+          </w:p>
+        </w:tc>
+        <w:tc>
+          <w:tcPr>
+            <w:tcW w:w="2977" w:type="dxa"/>
+            <w:vAlign w:val="center"/>
+            <w:hideMark/>
+          </w:tcPr>
+          <w:p>
+            <w:pPr>
+              <w:pStyle w:val="ae"/>
+              <w:rPr>
+                <w:color w:val="00B0F0"/>
+              </w:rPr>
+            </w:pPr>
+            <w:r>
+              <w:rPr>
+                <w:color w:val="00B0F0"/>
+              </w:rPr>
+              <w:t xml:space="preserve">Very expensive molds, high equipment requirements, </w:t>
+            </w:r>
             <w:r>
               <w:rPr>
                 <w:rFonts w:hint="eastAsia"/>
-              </w:rPr>
-              <w:t>Silicone (for molds)</w:t>
-            </w:r>
-          </w:p>
-        </w:tc>
-        <w:tc>
-          <w:tcPr>
-            <w:tcW w:w="3260" w:type="dxa"/>
-            <w:vAlign w:val="center"/>
-            <w:hideMark/>
-          </w:tcPr>
-          <w:p>
-            <w:pPr>
-              <w:pStyle w:val="ae"/>
-            </w:pPr>
+                <w:color w:val="EE0000"/>
+              </w:rPr>
+              <w:t>un</w:t>
+            </w:r>
+            <w:r>
+              <w:rPr>
+                <w:color w:val="EE0000"/>
+              </w:rPr>
+              <w:t>friendly</w:t>
+            </w:r>
             <w:r>
               <w:rPr>
                 <w:rFonts w:hint="eastAsia"/>
-              </w:rPr>
-              <w:t>Soft, excellent mold release, heat-resistant, high-detail replication</w:t>
-            </w:r>
-          </w:p>
-        </w:tc>
-        <w:tc>
-          <w:tcPr>
-            <w:tcW w:w="2126" w:type="dxa"/>
-            <w:vAlign w:val="center"/>
-            <w:hideMark/>
-          </w:tcPr>
-          <w:p>
-            <w:pPr>
-              <w:pStyle w:val="ae"/>
-            </w:pPr>
-            <w:r>
-              <w:rPr>
-                <w:rFonts w:hint="eastAsia"/>
-              </w:rPr>
-              <w:t>Mold-making material (not for final parts!)</w:t>
+                <w:color w:val="EE0000"/>
+              </w:rPr>
+              <w:t xml:space="preserve"> DIY</w:t>
             </w:r>
           </w:p>
         </w:tc>
@@ -6937,6 +10055,119 @@
     <w:p>
       <w:pPr>
         <w:pStyle w:val="ae"/>
+      </w:pPr>
+    </w:p>
+    <w:p>
+      <w:pPr>
+        <w:pStyle w:val="ae"/>
+        <w:rPr>
+          <w:lang w:val="en-CA"/>
+        </w:rPr>
+      </w:pPr>
+    </w:p>
+    <w:p>
+      <w:pPr>
+        <w:pStyle w:val="ae"/>
+      </w:pPr>
+    </w:p>
+    <w:p>
+      <w:pPr>
+        <w:pStyle w:val="ae"/>
+      </w:pPr>
+    </w:p>
+    <w:p>
+      <w:pPr>
+        <w:pStyle w:val="ae"/>
+      </w:pPr>
+    </w:p>
+    <w:p>
+      <w:pPr>
+        <w:pStyle w:val="ae"/>
+      </w:pPr>
+    </w:p>
+    <w:p>
+      <w:pPr>
+        <w:pStyle w:val="ae"/>
+      </w:pPr>
+    </w:p>
+    <w:p>
+      <w:pPr>
+        <w:pStyle w:val="ae"/>
+      </w:pPr>
+    </w:p>
+    <w:p>
+      <w:pPr>
+        <w:pStyle w:val="ae"/>
+      </w:pPr>
+    </w:p>
+    <w:p>
+      <w:pPr>
+        <w:pStyle w:val="ae"/>
+      </w:pPr>
+    </w:p>
+    <w:p>
+      <w:pPr>
+        <w:pStyle w:val="ae"/>
+      </w:pPr>
+    </w:p>
+    <w:p>
+      <w:pPr>
+        <w:pStyle w:val="ae"/>
+      </w:pPr>
+    </w:p>
+    <w:p>
+      <w:pPr>
+        <w:pStyle w:val="ae"/>
+      </w:pPr>
+    </w:p>
+    <w:p>
+      <w:pPr>
+        <w:pStyle w:val="ae"/>
+      </w:pPr>
+    </w:p>
+    <w:p>
+      <w:pPr>
+        <w:spacing w:line="360" w:lineRule="auto"/>
+        <w:rPr>
+          <w:sz w:val="20"/>
+          <w:szCs w:val="20"/>
+        </w:rPr>
+      </w:pPr>
+      <w:r>
+        <w:rPr>
+          <w:sz w:val="20"/>
+          <w:szCs w:val="20"/>
+        </w:rPr>
+        <w:t>10</w:t>
+      </w:r>
+      <w:r>
+        <w:rPr>
+          <w:rFonts w:hint="eastAsia"/>
+          <w:sz w:val="20"/>
+          <w:szCs w:val="20"/>
+        </w:rPr>
+        <w:t xml:space="preserve"> </w:t>
+      </w:r>
+      <w:r>
+        <w:rPr>
+          <w:sz w:val="20"/>
+          <w:szCs w:val="20"/>
+        </w:rPr>
+        <w:t>Metal</w:t>
+      </w:r>
+      <w:r>
+        <w:rPr>
+          <w:rFonts w:hint="eastAsia"/>
+          <w:sz w:val="20"/>
+          <w:szCs w:val="20"/>
+        </w:rPr>
+        <w:t xml:space="preserve"> Material</w:t>
+      </w:r>
+    </w:p>
+    <w:p>
+      <w:pPr>
+        <w:pStyle w:val="ae"/>
+        <w:spacing w:line="360" w:lineRule="auto"/>
         <w:rPr>
           <w:b/>
           <w:bCs/>
@@ -6944,1548 +10175,1632 @@
       </w:pPr>
       <w:r>
         <w:rPr>
-          <w:rFonts w:hint="eastAsia"/>
           <w:b/>
           <w:bCs/>
         </w:rPr>
-        <w:t>自己制作少量手办</w:t>
+        <w:t xml:space="preserve">1. </w:t>
       </w:r>
       <w:r>
         <w:rPr>
           <w:b/>
           <w:bCs/>
         </w:rPr>
-        <w:t xml:space="preserve"> </w:t>
-      </w:r>
-      <w:r>
-        <w:rPr>
-          <w:rFonts w:hint="eastAsia"/>
-          <w:b/>
-          <w:bCs/>
-        </w:rPr>
-        <w:t>→</w:t>
-      </w:r>
-      <w:r>
-        <w:rPr>
-          <w:b/>
-          <w:bCs/>
-        </w:rPr>
-        <w:t xml:space="preserve"> PU </w:t>
-      </w:r>
-      <w:r>
-        <w:rPr>
-          <w:rFonts w:hint="eastAsia"/>
-          <w:b/>
-          <w:bCs/>
-        </w:rPr>
-        <w:t>树脂</w:t>
-      </w:r>
-      <w:r>
-        <w:rPr>
-          <w:b/>
-          <w:bCs/>
-        </w:rPr>
-        <w:t xml:space="preserve"> + RTV</w:t>
-      </w:r>
-      <w:r>
-        <w:rPr>
-          <w:rFonts w:hint="eastAsia"/>
-          <w:b/>
-          <w:bCs/>
-        </w:rPr>
-        <w:t>硅胶模具</w:t>
-      </w:r>
-    </w:p>
-    <w:p>
-      <w:pPr>
-        <w:pStyle w:val="ae"/>
-      </w:pPr>
-      <w:r>
-        <w:rPr>
-          <w:rFonts w:hint="eastAsia"/>
-        </w:rPr>
-        <w:t>步骤一：制作原型</w:t>
-      </w:r>
-    </w:p>
-    <w:p>
-      <w:pPr>
-        <w:pStyle w:val="ae"/>
-        <w:ind w:firstLineChars="200" w:firstLine="360"/>
-      </w:pPr>
-      <w:r>
-        <w:rPr>
-          <w:rFonts w:hint="eastAsia"/>
-        </w:rPr>
-        <w:t>使用雕刻泥</w:t>
-      </w:r>
-      <w:r>
-        <w:rPr>
-          <w:rFonts w:hint="eastAsia"/>
-        </w:rPr>
-        <w:t xml:space="preserve"> (</w:t>
-      </w:r>
-      <w:r>
-        <w:rPr>
-          <w:rFonts w:hint="eastAsia"/>
-        </w:rPr>
-        <w:t>如油土</w:t>
-      </w:r>
-      <w:r>
-        <w:rPr>
-          <w:rFonts w:hint="eastAsia"/>
-        </w:rPr>
-        <w:t xml:space="preserve">, </w:t>
-      </w:r>
-      <w:r>
-        <w:rPr>
-          <w:rFonts w:hint="eastAsia"/>
-        </w:rPr>
-        <w:t>Epoxy putty</w:t>
-      </w:r>
-      <w:r>
-        <w:rPr>
-          <w:rFonts w:hint="eastAsia"/>
-        </w:rPr>
-        <w:t xml:space="preserve">) </w:t>
-      </w:r>
-      <w:r>
-        <w:rPr>
-          <w:rFonts w:hint="eastAsia"/>
-        </w:rPr>
-        <w:t>或使用</w:t>
-      </w:r>
-      <w:r>
-        <w:rPr>
-          <w:rFonts w:hint="eastAsia"/>
-        </w:rPr>
-        <w:t>SLA 3D</w:t>
-      </w:r>
-      <w:r>
-        <w:rPr>
-          <w:rFonts w:hint="eastAsia"/>
-        </w:rPr>
-        <w:t>打印机打印原型件</w:t>
-      </w:r>
-      <w:r>
-        <w:rPr>
-          <w:rFonts w:hint="eastAsia"/>
-        </w:rPr>
-        <w:t xml:space="preserve"> (</w:t>
-      </w:r>
-      <w:r>
-        <w:rPr>
-          <w:rFonts w:hint="eastAsia"/>
-        </w:rPr>
-        <w:t>超高细节</w:t>
-      </w:r>
-      <w:r>
-        <w:rPr>
-          <w:rFonts w:hint="eastAsia"/>
-        </w:rPr>
-        <w:t>)</w:t>
-      </w:r>
-    </w:p>
-    <w:p>
-      <w:pPr>
-        <w:pStyle w:val="ae"/>
-      </w:pPr>
-      <w:r>
-        <w:rPr>
-          <w:rFonts w:hint="eastAsia"/>
-        </w:rPr>
-        <w:t>步骤二：制作硅胶模具</w:t>
-      </w:r>
-    </w:p>
-    <w:p>
-      <w:pPr>
-        <w:pStyle w:val="ae"/>
-        <w:ind w:firstLineChars="200" w:firstLine="360"/>
-      </w:pPr>
-      <w:r>
-        <w:rPr>
-          <w:rFonts w:hint="eastAsia"/>
-        </w:rPr>
-        <w:t>使用双组分</w:t>
-      </w:r>
-      <w:r>
-        <w:rPr>
-          <w:rFonts w:hint="eastAsia"/>
-        </w:rPr>
-        <w:t>RTV</w:t>
-      </w:r>
-      <w:r>
-        <w:rPr>
-          <w:rFonts w:hint="eastAsia"/>
-        </w:rPr>
-        <w:t>硅胶</w:t>
-      </w:r>
-      <w:r>
-        <w:rPr>
-          <w:rFonts w:hint="eastAsia"/>
-        </w:rPr>
-        <w:t xml:space="preserve"> (</w:t>
-      </w:r>
-      <w:r>
-        <w:rPr>
-          <w:rFonts w:hint="eastAsia"/>
-        </w:rPr>
-        <w:t>常温硫化硅胶</w:t>
-      </w:r>
-      <w:r>
-        <w:rPr>
-          <w:rFonts w:hint="eastAsia"/>
-        </w:rPr>
-        <w:t xml:space="preserve">) </w:t>
-      </w:r>
-      <w:r>
-        <w:rPr>
-          <w:rFonts w:hint="eastAsia"/>
-        </w:rPr>
-        <w:t>包住原型</w:t>
-      </w:r>
-      <w:r>
-        <w:rPr>
-          <w:rFonts w:hint="eastAsia"/>
-        </w:rPr>
-        <w:t xml:space="preserve">, </w:t>
-      </w:r>
-      <w:r>
-        <w:rPr>
-          <w:rFonts w:hint="eastAsia"/>
-        </w:rPr>
-        <w:t>抽真空去气泡</w:t>
-      </w:r>
-      <w:r>
-        <w:rPr>
-          <w:rFonts w:hint="eastAsia"/>
-        </w:rPr>
-        <w:t xml:space="preserve">, </w:t>
-      </w:r>
-      <w:r>
-        <w:rPr>
-          <w:rFonts w:hint="eastAsia"/>
-        </w:rPr>
-        <w:t>等固化后剖开模具取出</w:t>
-      </w:r>
-    </w:p>
-    <w:p>
-      <w:pPr>
-        <w:pStyle w:val="ae"/>
-        <w:ind w:firstLineChars="200" w:firstLine="360"/>
-      </w:pPr>
-      <w:r>
-        <w:rPr>
-          <w:rFonts w:hint="eastAsia"/>
-        </w:rPr>
-        <w:t>原型</w:t>
-      </w:r>
-    </w:p>
-    <w:p>
-      <w:pPr>
-        <w:pStyle w:val="ae"/>
-      </w:pPr>
-      <w:r>
-        <w:rPr>
-          <w:rFonts w:hint="eastAsia"/>
-        </w:rPr>
-        <w:t>步骤三：翻模成型（倒</w:t>
-      </w:r>
-      <w:r>
-        <w:rPr>
-          <w:rFonts w:hint="eastAsia"/>
-        </w:rPr>
-        <w:t>PU</w:t>
-      </w:r>
-      <w:r>
-        <w:rPr>
-          <w:rFonts w:hint="eastAsia"/>
-        </w:rPr>
-        <w:t>树脂）</w:t>
-      </w:r>
-    </w:p>
-    <w:p>
-      <w:pPr>
-        <w:pStyle w:val="ae"/>
-        <w:ind w:firstLineChars="200" w:firstLine="360"/>
-      </w:pPr>
-      <w:r>
-        <w:rPr>
-          <w:rFonts w:hint="eastAsia"/>
-        </w:rPr>
-        <w:t>混合</w:t>
-      </w:r>
-      <w:r>
-        <w:rPr>
-          <w:rFonts w:hint="eastAsia"/>
-        </w:rPr>
-        <w:t>PU</w:t>
-      </w:r>
-      <w:r>
-        <w:rPr>
-          <w:rFonts w:hint="eastAsia"/>
-        </w:rPr>
-        <w:t>树脂</w:t>
-      </w:r>
-      <w:r>
-        <w:rPr>
-          <w:rFonts w:hint="eastAsia"/>
-        </w:rPr>
-        <w:t>A/B</w:t>
-      </w:r>
-      <w:r>
-        <w:rPr>
-          <w:rFonts w:hint="eastAsia"/>
-        </w:rPr>
-        <w:t>组分</w:t>
-      </w:r>
-      <w:r>
-        <w:rPr>
-          <w:rFonts w:hint="eastAsia"/>
-        </w:rPr>
-        <w:t xml:space="preserve"> (</w:t>
-      </w:r>
-      <w:r>
-        <w:rPr>
-          <w:rFonts w:hint="eastAsia"/>
-        </w:rPr>
-        <w:t>如</w:t>
-      </w:r>
-      <w:r>
-        <w:rPr>
-          <w:rFonts w:hint="eastAsia"/>
-        </w:rPr>
-        <w:t>Smooth-On</w:t>
-      </w:r>
-      <w:r>
-        <w:rPr>
-          <w:rFonts w:hint="eastAsia"/>
-        </w:rPr>
-        <w:t>系列</w:t>
-      </w:r>
-      <w:r>
-        <w:rPr>
-          <w:rFonts w:hint="eastAsia"/>
-        </w:rPr>
-        <w:t xml:space="preserve">) </w:t>
-      </w:r>
-      <w:r>
-        <w:rPr>
-          <w:rFonts w:hint="eastAsia"/>
-        </w:rPr>
-        <w:t>倒入模具</w:t>
-      </w:r>
-      <w:r>
-        <w:rPr>
-          <w:rFonts w:hint="eastAsia"/>
-        </w:rPr>
-        <w:t xml:space="preserve">, </w:t>
-      </w:r>
-      <w:r>
-        <w:rPr>
-          <w:rFonts w:hint="eastAsia"/>
-        </w:rPr>
-        <w:t>短时间内固化</w:t>
-      </w:r>
-      <w:r>
-        <w:rPr>
-          <w:rFonts w:hint="eastAsia"/>
-        </w:rPr>
-        <w:t xml:space="preserve"> (</w:t>
-      </w:r>
-      <w:r>
-        <w:rPr>
-          <w:rFonts w:hint="eastAsia"/>
-        </w:rPr>
-        <w:t>3~10</w:t>
-      </w:r>
-      <w:r>
-        <w:rPr>
-          <w:rFonts w:hint="eastAsia"/>
-        </w:rPr>
-        <w:t>分钟</w:t>
-      </w:r>
-      <w:r>
-        <w:rPr>
-          <w:rFonts w:hint="eastAsia"/>
-        </w:rPr>
-        <w:t>)</w:t>
-      </w:r>
-    </w:p>
-    <w:p>
-      <w:pPr>
-        <w:pStyle w:val="ae"/>
-        <w:ind w:firstLineChars="200" w:firstLine="360"/>
-      </w:pPr>
-      <w:r>
-        <w:rPr>
-          <w:rFonts w:hint="eastAsia"/>
-        </w:rPr>
-        <w:t>脱模</w:t>
-      </w:r>
-      <w:r>
-        <w:rPr>
-          <w:rFonts w:hint="eastAsia"/>
-        </w:rPr>
-        <w:t xml:space="preserve"> </w:t>
-      </w:r>
-      <w:r>
-        <w:rPr>
-          <w:rFonts w:hint="eastAsia"/>
-        </w:rPr>
-        <w:t>→</w:t>
-      </w:r>
-      <w:r>
-        <w:rPr>
-          <w:rFonts w:hint="eastAsia"/>
-        </w:rPr>
-        <w:t xml:space="preserve"> </w:t>
-      </w:r>
-      <w:r>
-        <w:rPr>
-          <w:rFonts w:hint="eastAsia"/>
-        </w:rPr>
-        <w:t>修边</w:t>
-      </w:r>
-      <w:r>
-        <w:rPr>
-          <w:rFonts w:hint="eastAsia"/>
-        </w:rPr>
-        <w:t xml:space="preserve"> </w:t>
-      </w:r>
-      <w:r>
-        <w:rPr>
-          <w:rFonts w:hint="eastAsia"/>
-        </w:rPr>
-        <w:t>→</w:t>
-      </w:r>
-      <w:r>
-        <w:rPr>
-          <w:rFonts w:hint="eastAsia"/>
-        </w:rPr>
-        <w:t xml:space="preserve"> </w:t>
-      </w:r>
-      <w:r>
-        <w:rPr>
-          <w:rFonts w:hint="eastAsia"/>
-        </w:rPr>
-        <w:t>打磨</w:t>
-      </w:r>
-    </w:p>
-    <w:p>
-      <w:pPr>
-        <w:pStyle w:val="ae"/>
-      </w:pPr>
-      <w:r>
-        <w:rPr>
-          <w:rFonts w:hint="eastAsia"/>
-        </w:rPr>
-        <w:t>步骤四：涂装上色</w:t>
-      </w:r>
-    </w:p>
-    <w:p>
-      <w:pPr>
-        <w:pStyle w:val="ae"/>
-        <w:ind w:firstLineChars="200" w:firstLine="360"/>
-      </w:pPr>
-      <w:r>
-        <w:rPr>
-          <w:rFonts w:hint="eastAsia"/>
-        </w:rPr>
-        <w:t>先喷底漆</w:t>
-      </w:r>
-      <w:r>
-        <w:rPr>
-          <w:rFonts w:hint="eastAsia"/>
-        </w:rPr>
-        <w:t xml:space="preserve"> (</w:t>
-      </w:r>
-      <w:r>
-        <w:rPr>
-          <w:rFonts w:hint="eastAsia"/>
-        </w:rPr>
-        <w:t>推荐灰底</w:t>
-      </w:r>
-      <w:r>
-        <w:rPr>
-          <w:rFonts w:hint="eastAsia"/>
-        </w:rPr>
-        <w:t xml:space="preserve"> Mr. Surfacer</w:t>
-      </w:r>
-      <w:r>
-        <w:rPr>
-          <w:rFonts w:hint="eastAsia"/>
-        </w:rPr>
-        <w:t xml:space="preserve">) </w:t>
-      </w:r>
-      <w:r>
-        <w:rPr>
-          <w:rFonts w:hint="eastAsia"/>
-        </w:rPr>
-        <w:t>然后用模型漆</w:t>
-      </w:r>
-      <w:r>
-        <w:rPr>
-          <w:rFonts w:hint="eastAsia"/>
-        </w:rPr>
-        <w:t>(</w:t>
-      </w:r>
-      <w:r>
-        <w:rPr>
-          <w:rFonts w:hint="eastAsia"/>
-        </w:rPr>
-        <w:t>如郡士</w:t>
-      </w:r>
-      <w:r>
-        <w:rPr>
-          <w:rFonts w:hint="eastAsia"/>
-        </w:rPr>
-        <w:t xml:space="preserve">, </w:t>
-      </w:r>
-      <w:r>
-        <w:rPr>
-          <w:rFonts w:hint="eastAsia"/>
-        </w:rPr>
-        <w:t>田宫上色</w:t>
-      </w:r>
-      <w:r>
-        <w:rPr>
-          <w:rFonts w:hint="eastAsia"/>
-        </w:rPr>
-        <w:t>),</w:t>
-      </w:r>
-      <w:r>
-        <w:rPr>
-          <w:rFonts w:hint="eastAsia"/>
-        </w:rPr>
-        <w:t xml:space="preserve"> </w:t>
-      </w:r>
-      <w:r>
-        <w:rPr>
-          <w:rFonts w:hint="eastAsia"/>
-        </w:rPr>
-        <w:t>最后喷罩面漆保护</w:t>
-      </w:r>
-    </w:p>
-    <w:p>
-      <w:pPr>
-        <w:pStyle w:val="ae"/>
-      </w:pPr>
-    </w:p>
-    <w:p>
-      <w:pPr>
-        <w:pStyle w:val="ae"/>
-      </w:pPr>
-    </w:p>
-    <w:p>
-      <w:pPr>
-        <w:pStyle w:val="ae"/>
-        <w:rPr>
-          <w:b/>
-          <w:bCs/>
-        </w:rPr>
-      </w:pPr>
-      <w:r>
-        <w:rPr>
-          <w:b/>
-          <w:bCs/>
-        </w:rPr>
-        <w:t>工厂量产商业手办</w:t>
-      </w:r>
-      <w:r>
-        <w:rPr>
-          <w:b/>
-          <w:bCs/>
-        </w:rPr>
-        <w:t xml:space="preserve"> → PVC </w:t>
-      </w:r>
-      <w:r>
-        <w:rPr>
-          <w:b/>
-          <w:bCs/>
-        </w:rPr>
-        <w:t>注塑</w:t>
-      </w:r>
-      <w:r>
-        <w:rPr>
-          <w:b/>
-          <w:bCs/>
-        </w:rPr>
-        <w:t xml:space="preserve"> + </w:t>
-      </w:r>
-      <w:r>
-        <w:rPr>
-          <w:b/>
-          <w:bCs/>
-        </w:rPr>
-        <w:t>金属模具</w:t>
-      </w:r>
-      <w:r>
-        <w:rPr>
-          <w:rFonts w:hint="eastAsia"/>
-          <w:b/>
-          <w:bCs/>
-        </w:rPr>
-        <w:t>(</w:t>
-      </w:r>
-      <w:r>
-        <w:t>GSC</w:t>
-      </w:r>
-      <w:r>
-        <w:t>、</w:t>
-      </w:r>
-      <w:r>
-        <w:t>ALTER</w:t>
-      </w:r>
-      <w:r>
-        <w:t>、寿屋</w:t>
-      </w:r>
-      <w:r>
-        <w:t xml:space="preserve"> </w:t>
-      </w:r>
-      <w:r>
-        <w:t>等厂商的标准工艺</w:t>
-      </w:r>
-      <w:r>
-        <w:rPr>
-          <w:rFonts w:hint="eastAsia"/>
-        </w:rPr>
-        <w:t>)</w:t>
-      </w:r>
-      <w:r>
-        <w:t>：</w:t>
-      </w:r>
-    </w:p>
-    <w:p>
-      <w:pPr>
-        <w:pStyle w:val="ae"/>
-      </w:pPr>
-      <w:r>
-        <w:t>步骤一：制作数字模型（</w:t>
-      </w:r>
-      <w:proofErr w:type="spellStart"/>
-      <w:r>
-        <w:t>ZBrush</w:t>
-      </w:r>
-      <w:proofErr w:type="spellEnd"/>
-      <w:r>
-        <w:t>等）</w:t>
-      </w:r>
-    </w:p>
-    <w:p>
-      <w:pPr>
-        <w:pStyle w:val="ae"/>
-        <w:ind w:firstLineChars="200" w:firstLine="360"/>
-      </w:pPr>
-      <w:r>
-        <w:t>3D</w:t>
-      </w:r>
-      <w:r>
-        <w:t>建模</w:t>
-      </w:r>
-      <w:r>
-        <w:t xml:space="preserve"> + </w:t>
-      </w:r>
-      <w:r>
-        <w:t>数字雕刻</w:t>
-      </w:r>
-      <w:r>
-        <w:t xml:space="preserve"> → </w:t>
-      </w:r>
-      <w:r>
-        <w:t>导出可切片文件</w:t>
-      </w:r>
-    </w:p>
-    <w:p>
-      <w:pPr>
-        <w:pStyle w:val="ae"/>
-      </w:pPr>
-      <w:r>
-        <w:t>步骤二：</w:t>
-      </w:r>
-      <w:r>
-        <w:t>CNC</w:t>
-      </w:r>
-      <w:r>
-        <w:t>加工钢模</w:t>
-      </w:r>
-    </w:p>
-    <w:p>
-      <w:pPr>
-        <w:pStyle w:val="ae"/>
-        <w:ind w:firstLineChars="200" w:firstLine="360"/>
-        <w:rPr>
-          <w:rFonts w:hint="eastAsia"/>
-        </w:rPr>
-      </w:pPr>
-      <w:r>
-        <w:t>高精密钢模</w:t>
-      </w:r>
-      <w:r>
-        <w:rPr>
-          <w:rFonts w:hint="eastAsia"/>
-        </w:rPr>
-        <w:t xml:space="preserve">, </w:t>
-      </w:r>
-      <w:r>
-        <w:t>使用</w:t>
-      </w:r>
-      <w:r>
-        <w:t>CNC</w:t>
-      </w:r>
-      <w:r>
-        <w:rPr>
-          <w:rFonts w:hint="eastAsia"/>
-        </w:rPr>
-        <w:t xml:space="preserve">, </w:t>
-      </w:r>
-      <w:r>
-        <w:t>放电加工制造</w:t>
-      </w:r>
-      <w:r>
-        <w:rPr>
-          <w:rFonts w:hint="eastAsia"/>
-        </w:rPr>
-        <w:t xml:space="preserve">, </w:t>
-      </w:r>
-      <w:r>
-        <w:t>模具成本高</w:t>
-      </w:r>
-      <w:r>
-        <w:rPr>
-          <w:rFonts w:hint="eastAsia"/>
-        </w:rPr>
-        <w:t xml:space="preserve"> (</w:t>
-      </w:r>
-      <w:r>
-        <w:t>几万至几十万元</w:t>
-      </w:r>
-      <w:r>
-        <w:rPr>
-          <w:rFonts w:hint="eastAsia"/>
-        </w:rPr>
-        <w:t>)</w:t>
-      </w:r>
-    </w:p>
-    <w:p>
-      <w:pPr>
-        <w:pStyle w:val="ae"/>
-      </w:pPr>
-      <w:r>
-        <w:t>步骤三：</w:t>
-      </w:r>
-      <w:r>
-        <w:t>PVC</w:t>
-      </w:r>
-      <w:r>
-        <w:t>热注塑</w:t>
-      </w:r>
-    </w:p>
-    <w:p>
-      <w:pPr>
-        <w:pStyle w:val="ae"/>
-        <w:ind w:firstLineChars="200" w:firstLine="360"/>
-      </w:pPr>
-      <w:r>
-        <w:t>预热</w:t>
-      </w:r>
-      <w:r>
-        <w:t>PVC</w:t>
-      </w:r>
-      <w:r>
-        <w:t>颗粒</w:t>
-      </w:r>
-      <w:r>
-        <w:rPr>
-          <w:rFonts w:hint="eastAsia"/>
-        </w:rPr>
-        <w:t xml:space="preserve"> (</w:t>
-      </w:r>
-      <w:r>
-        <w:t>含增塑剂</w:t>
-      </w:r>
-      <w:r>
-        <w:rPr>
-          <w:rFonts w:hint="eastAsia"/>
-        </w:rPr>
-        <w:t xml:space="preserve">, </w:t>
-      </w:r>
-      <w:r>
-        <w:t>使其柔软</w:t>
-      </w:r>
-      <w:r>
-        <w:rPr>
-          <w:rFonts w:hint="eastAsia"/>
-        </w:rPr>
-        <w:t xml:space="preserve">) </w:t>
-      </w:r>
-      <w:r>
-        <w:t>高压注入模具中</w:t>
-      </w:r>
-      <w:r>
-        <w:rPr>
-          <w:rFonts w:hint="eastAsia"/>
-        </w:rPr>
-        <w:t xml:space="preserve">, </w:t>
-      </w:r>
-      <w:r>
-        <w:t>冷却脱模</w:t>
-      </w:r>
-      <w:r>
-        <w:t xml:space="preserve"> → </w:t>
-      </w:r>
-      <w:r>
-        <w:t>初步成型</w:t>
-      </w:r>
-    </w:p>
-    <w:p>
-      <w:pPr>
-        <w:pStyle w:val="ae"/>
-      </w:pPr>
-      <w:r>
-        <w:t>步骤四：去披锋</w:t>
-      </w:r>
-      <w:r>
-        <w:rPr>
-          <w:rFonts w:hint="eastAsia"/>
-        </w:rPr>
-        <w:t xml:space="preserve">, </w:t>
-      </w:r>
-      <w:r>
-        <w:t>组装</w:t>
-      </w:r>
-    </w:p>
-    <w:p>
-      <w:pPr>
-        <w:pStyle w:val="ae"/>
-        <w:ind w:firstLineChars="200" w:firstLine="360"/>
-      </w:pPr>
-      <w:r>
-        <w:t>手工修边</w:t>
-      </w:r>
-      <w:r>
-        <w:rPr>
-          <w:rFonts w:hint="eastAsia"/>
-        </w:rPr>
-        <w:t xml:space="preserve">, </w:t>
-      </w:r>
-      <w:r>
-        <w:t>拼装</w:t>
-      </w:r>
-      <w:r>
-        <w:rPr>
-          <w:rFonts w:hint="eastAsia"/>
-        </w:rPr>
-        <w:t xml:space="preserve">, </w:t>
-      </w:r>
-      <w:r>
-        <w:t>打孔</w:t>
-      </w:r>
-      <w:r>
-        <w:rPr>
-          <w:rFonts w:hint="eastAsia"/>
-        </w:rPr>
-        <w:t xml:space="preserve">, </w:t>
-      </w:r>
-      <w:r>
-        <w:t>可能还有金属芯</w:t>
-      </w:r>
-    </w:p>
-    <w:p>
-      <w:pPr>
-        <w:pStyle w:val="ae"/>
-        <w:rPr>
-          <w:rFonts w:hint="eastAsia"/>
-        </w:rPr>
-      </w:pPr>
-      <w:r>
-        <w:t>步骤五：涂装</w:t>
-      </w:r>
-      <w:r>
-        <w:rPr>
-          <w:rFonts w:hint="eastAsia"/>
-        </w:rPr>
-        <w:t xml:space="preserve"> (</w:t>
-      </w:r>
-      <w:r>
-        <w:t>大多为喷涂</w:t>
-      </w:r>
-      <w:r>
-        <w:t>+</w:t>
-      </w:r>
-      <w:r>
-        <w:t>移印</w:t>
-      </w:r>
-      <w:r>
-        <w:rPr>
-          <w:rFonts w:hint="eastAsia"/>
-        </w:rPr>
-        <w:t>)</w:t>
-      </w:r>
-    </w:p>
-    <w:p>
-      <w:pPr>
-        <w:pStyle w:val="ae"/>
-        <w:ind w:firstLineChars="200" w:firstLine="360"/>
-      </w:pPr>
-      <w:r>
-        <w:t>大多为自动喷涂</w:t>
-      </w:r>
-      <w:r>
-        <w:t xml:space="preserve"> + </w:t>
-      </w:r>
-      <w:r>
-        <w:t>遮盖模</w:t>
-      </w:r>
-      <w:r>
-        <w:t xml:space="preserve"> + </w:t>
-      </w:r>
-      <w:r>
-        <w:t>人工笔涂细节</w:t>
-      </w:r>
-    </w:p>
-    <w:p>
-      <w:pPr>
-        <w:pStyle w:val="ae"/>
-        <w:rPr>
-          <w:rFonts w:hint="eastAsia"/>
-        </w:rPr>
-      </w:pPr>
+        <w:t>General Metal Material Properties</w:t>
+      </w:r>
     </w:p>
     <w:tbl>
       <w:tblPr>
-        <w:tblW w:w="7078" w:type="dxa"/>
-        <w:jc w:val="center"/>
+        <w:tblW w:w="7225" w:type="dxa"/>
+        <w:tblBorders>
+          <w:top w:val="single" w:sz="4" w:space="0" w:color="auto"/>
+          <w:left w:val="single" w:sz="4" w:space="0" w:color="auto"/>
+          <w:bottom w:val="single" w:sz="4" w:space="0" w:color="auto"/>
+          <w:right w:val="single" w:sz="4" w:space="0" w:color="auto"/>
+          <w:insideH w:val="single" w:sz="4" w:space="0" w:color="auto"/>
+          <w:insideV w:val="single" w:sz="4" w:space="0" w:color="auto"/>
+        </w:tblBorders>
         <w:tblLook w:val="04A0" w:firstRow="1" w:lastRow="0" w:firstColumn="1" w:lastColumn="0" w:noHBand="0" w:noVBand="1"/>
       </w:tblPr>
       <w:tblGrid>
-        <w:gridCol w:w="1040"/>
-        <w:gridCol w:w="3345"/>
-        <w:gridCol w:w="2693"/>
+        <w:gridCol w:w="1066"/>
+        <w:gridCol w:w="1481"/>
+        <w:gridCol w:w="142"/>
+        <w:gridCol w:w="2299"/>
+        <w:gridCol w:w="2237"/>
       </w:tblGrid>
       <w:tr>
         <w:trPr>
-          <w:trHeight w:val="31"/>
-          <w:jc w:val="center"/>
+          <w:trHeight w:val="237"/>
         </w:trPr>
         <w:tc>
           <w:tcPr>
-            <w:tcW w:w="1040" w:type="dxa"/>
-            <w:tcBorders>
-              <w:top w:val="single" w:sz="8" w:space="0" w:color="auto"/>
-              <w:left w:val="single" w:sz="8" w:space="0" w:color="auto"/>
-              <w:bottom w:val="single" w:sz="8" w:space="0" w:color="auto"/>
-              <w:right w:val="single" w:sz="8" w:space="0" w:color="auto"/>
-            </w:tcBorders>
-            <w:shd w:val="clear" w:color="auto" w:fill="9CC2E5" w:themeFill="accent5" w:themeFillTint="99"/>
-            <w:vAlign w:val="center"/>
-            <w:hideMark/>
-          </w:tcPr>
-          <w:p>
-            <w:pPr>
-              <w:pStyle w:val="ae"/>
-              <w:rPr>
-                <w:b/>
-                <w:bCs/>
-              </w:rPr>
-            </w:pPr>
-            <w:r>
-              <w:rPr>
-                <w:rFonts w:hint="eastAsia"/>
-                <w:b/>
-                <w:bCs/>
-              </w:rPr>
-              <w:t>项目</w:t>
-            </w:r>
-          </w:p>
-        </w:tc>
-        <w:tc>
-          <w:tcPr>
-            <w:tcW w:w="3345" w:type="dxa"/>
-            <w:tcBorders>
-              <w:top w:val="single" w:sz="8" w:space="0" w:color="auto"/>
-              <w:left w:val="nil"/>
-              <w:bottom w:val="single" w:sz="8" w:space="0" w:color="auto"/>
-              <w:right w:val="single" w:sz="8" w:space="0" w:color="auto"/>
-            </w:tcBorders>
-            <w:shd w:val="clear" w:color="auto" w:fill="9CC2E5" w:themeFill="accent5" w:themeFillTint="99"/>
-            <w:vAlign w:val="center"/>
-            <w:hideMark/>
-          </w:tcPr>
-          <w:p>
-            <w:pPr>
-              <w:pStyle w:val="ae"/>
-              <w:rPr>
-                <w:rFonts w:cs="Times New Roman" w:hint="eastAsia"/>
-              </w:rPr>
-            </w:pPr>
-            <w:r>
-              <w:rPr>
-                <w:rFonts w:cs="Times New Roman"/>
-              </w:rPr>
-              <w:t>PU</w:t>
-            </w:r>
-            <w:r>
-              <w:rPr>
-                <w:rFonts w:cs="Times New Roman" w:hint="eastAsia"/>
-              </w:rPr>
-              <w:t>树脂</w:t>
-            </w:r>
-          </w:p>
-        </w:tc>
-        <w:tc>
-          <w:tcPr>
-            <w:tcW w:w="2693" w:type="dxa"/>
-            <w:tcBorders>
-              <w:top w:val="single" w:sz="8" w:space="0" w:color="auto"/>
-              <w:left w:val="nil"/>
-              <w:bottom w:val="single" w:sz="8" w:space="0" w:color="auto"/>
-              <w:right w:val="single" w:sz="8" w:space="0" w:color="auto"/>
-            </w:tcBorders>
-            <w:shd w:val="clear" w:color="auto" w:fill="9CC2E5" w:themeFill="accent5" w:themeFillTint="99"/>
-            <w:vAlign w:val="center"/>
-            <w:hideMark/>
-          </w:tcPr>
-          <w:p>
-            <w:pPr>
-              <w:pStyle w:val="ae"/>
-              <w:rPr>
-                <w:rFonts w:cs="Times New Roman"/>
-              </w:rPr>
-            </w:pPr>
-            <w:r>
-              <w:rPr>
-                <w:rFonts w:cs="Times New Roman"/>
-              </w:rPr>
-              <w:t>PVC</w:t>
-            </w:r>
-            <w:r>
-              <w:rPr>
-                <w:rFonts w:cs="Times New Roman" w:hint="eastAsia"/>
-              </w:rPr>
-              <w:t>（工业量产）</w:t>
+            <w:tcW w:w="1066" w:type="dxa"/>
+            <w:vAlign w:val="center"/>
+            <w:hideMark/>
+          </w:tcPr>
+          <w:p>
+            <w:pPr>
+              <w:pStyle w:val="ae"/>
+              <w:jc w:val="center"/>
+              <w:rPr>
+                <w:b/>
+                <w:bCs/>
+                <w:color w:val="ED7D31" w:themeColor="accent2"/>
+              </w:rPr>
+            </w:pPr>
+            <w:r>
+              <w:rPr>
+                <w:b/>
+                <w:bCs/>
+                <w:color w:val="ED7D31" w:themeColor="accent2"/>
+              </w:rPr>
+              <w:t>Category</w:t>
+            </w:r>
+          </w:p>
+        </w:tc>
+        <w:tc>
+          <w:tcPr>
+            <w:tcW w:w="1623" w:type="dxa"/>
+            <w:gridSpan w:val="2"/>
+            <w:vAlign w:val="center"/>
+            <w:hideMark/>
+          </w:tcPr>
+          <w:p>
+            <w:pPr>
+              <w:pStyle w:val="ae"/>
+              <w:jc w:val="center"/>
+              <w:rPr>
+                <w:b/>
+                <w:bCs/>
+                <w:color w:val="ED7D31" w:themeColor="accent2"/>
+              </w:rPr>
+            </w:pPr>
+            <w:r>
+              <w:rPr>
+                <w:b/>
+                <w:bCs/>
+                <w:color w:val="ED7D31" w:themeColor="accent2"/>
+              </w:rPr>
+              <w:t>Common Metals</w:t>
+            </w:r>
+          </w:p>
+        </w:tc>
+        <w:tc>
+          <w:tcPr>
+            <w:tcW w:w="2299" w:type="dxa"/>
+            <w:vAlign w:val="center"/>
+            <w:hideMark/>
+          </w:tcPr>
+          <w:p>
+            <w:pPr>
+              <w:pStyle w:val="ae"/>
+              <w:jc w:val="center"/>
+              <w:rPr>
+                <w:b/>
+                <w:bCs/>
+                <w:color w:val="ED7D31" w:themeColor="accent2"/>
+              </w:rPr>
+            </w:pPr>
+            <w:r>
+              <w:rPr>
+                <w:b/>
+                <w:bCs/>
+                <w:color w:val="ED7D31" w:themeColor="accent2"/>
+              </w:rPr>
+              <w:t>Key Properties</w:t>
+            </w:r>
+          </w:p>
+        </w:tc>
+        <w:tc>
+          <w:tcPr>
+            <w:tcW w:w="2237" w:type="dxa"/>
+            <w:vAlign w:val="center"/>
+            <w:hideMark/>
+          </w:tcPr>
+          <w:p>
+            <w:pPr>
+              <w:pStyle w:val="ae"/>
+              <w:jc w:val="center"/>
+              <w:rPr>
+                <w:b/>
+                <w:bCs/>
+                <w:color w:val="ED7D31" w:themeColor="accent2"/>
+              </w:rPr>
+            </w:pPr>
+            <w:r>
+              <w:rPr>
+                <w:b/>
+                <w:bCs/>
+                <w:color w:val="ED7D31" w:themeColor="accent2"/>
+              </w:rPr>
+              <w:t>Application Fields</w:t>
             </w:r>
           </w:p>
         </w:tc>
       </w:tr>
       <w:tr>
         <w:trPr>
-          <w:trHeight w:val="143"/>
-          <w:jc w:val="center"/>
+          <w:trHeight w:val="424"/>
         </w:trPr>
         <w:tc>
           <w:tcPr>
-            <w:tcW w:w="1040" w:type="dxa"/>
-            <w:tcBorders>
-              <w:top w:val="nil"/>
-              <w:left w:val="single" w:sz="8" w:space="0" w:color="auto"/>
-              <w:bottom w:val="single" w:sz="8" w:space="0" w:color="auto"/>
-              <w:right w:val="single" w:sz="8" w:space="0" w:color="auto"/>
-            </w:tcBorders>
-            <w:vAlign w:val="center"/>
-            <w:hideMark/>
-          </w:tcPr>
-          <w:p>
-            <w:pPr>
-              <w:pStyle w:val="ae"/>
-              <w:rPr>
-                <w:b/>
-                <w:bCs/>
-              </w:rPr>
-            </w:pPr>
-            <w:r>
-              <w:rPr>
-                <w:rFonts w:hint="eastAsia"/>
-                <w:b/>
-                <w:bCs/>
-              </w:rPr>
-              <w:t>适合阶段</w:t>
-            </w:r>
-          </w:p>
-        </w:tc>
-        <w:tc>
-          <w:tcPr>
-            <w:tcW w:w="3345" w:type="dxa"/>
-            <w:tcBorders>
-              <w:top w:val="nil"/>
-              <w:left w:val="nil"/>
-              <w:bottom w:val="single" w:sz="8" w:space="0" w:color="auto"/>
-              <w:right w:val="single" w:sz="8" w:space="0" w:color="auto"/>
-            </w:tcBorders>
-            <w:vAlign w:val="center"/>
-            <w:hideMark/>
-          </w:tcPr>
-          <w:p>
-            <w:pPr>
-              <w:pStyle w:val="ae"/>
-              <w:rPr>
-                <w:rFonts w:hint="eastAsia"/>
-              </w:rPr>
-            </w:pPr>
-            <w:r>
-              <w:rPr>
-                <w:rFonts w:hint="eastAsia"/>
-              </w:rPr>
-              <w:t>原型制作</w:t>
-            </w:r>
-            <w:r>
-              <w:rPr>
-                <w:rFonts w:cs="Times New Roman"/>
-              </w:rPr>
-              <w:t xml:space="preserve"> + </w:t>
-            </w:r>
-            <w:r>
-              <w:rPr>
-                <w:rFonts w:hint="eastAsia"/>
-              </w:rPr>
-              <w:t>小批量翻模</w:t>
-            </w:r>
-          </w:p>
-        </w:tc>
-        <w:tc>
-          <w:tcPr>
-            <w:tcW w:w="2693" w:type="dxa"/>
-            <w:tcBorders>
-              <w:top w:val="nil"/>
-              <w:left w:val="nil"/>
-              <w:bottom w:val="single" w:sz="8" w:space="0" w:color="auto"/>
-              <w:right w:val="single" w:sz="8" w:space="0" w:color="auto"/>
-            </w:tcBorders>
-            <w:vAlign w:val="center"/>
-            <w:hideMark/>
-          </w:tcPr>
-          <w:p>
-            <w:pPr>
-              <w:pStyle w:val="ae"/>
-              <w:rPr>
-                <w:rFonts w:hint="eastAsia"/>
-              </w:rPr>
-            </w:pPr>
-            <w:r>
-              <w:rPr>
-                <w:rFonts w:hint="eastAsia"/>
-              </w:rPr>
-              <w:t>大批量量产（如</w:t>
-            </w:r>
-            <w:r>
-              <w:rPr>
-                <w:rFonts w:cs="Times New Roman"/>
-              </w:rPr>
-              <w:t xml:space="preserve"> GSC </w:t>
-            </w:r>
-            <w:r>
-              <w:rPr>
-                <w:rFonts w:hint="eastAsia"/>
-              </w:rPr>
-              <w:t>手办）</w:t>
+            <w:tcW w:w="1066" w:type="dxa"/>
+            <w:vAlign w:val="center"/>
+            <w:hideMark/>
+          </w:tcPr>
+          <w:p>
+            <w:pPr>
+              <w:pStyle w:val="ae"/>
+              <w:jc w:val="center"/>
+              <w:rPr>
+                <w:color w:val="00B0F0"/>
+              </w:rPr>
+            </w:pPr>
+            <w:r>
+              <w:rPr>
+                <w:color w:val="00B0F0"/>
+              </w:rPr>
+              <w:t>Carbon Steel</w:t>
+            </w:r>
+          </w:p>
+        </w:tc>
+        <w:tc>
+          <w:tcPr>
+            <w:tcW w:w="1481" w:type="dxa"/>
+            <w:vAlign w:val="center"/>
+            <w:hideMark/>
+          </w:tcPr>
+          <w:p>
+            <w:pPr>
+              <w:pStyle w:val="ae"/>
+              <w:jc w:val="center"/>
+              <w:rPr>
+                <w:color w:val="00B0F0"/>
+              </w:rPr>
+            </w:pPr>
+            <w:r>
+              <w:rPr>
+                <w:color w:val="00B0F0"/>
+              </w:rPr>
+              <w:t>Q235, 45# Steel</w:t>
+            </w:r>
+          </w:p>
+        </w:tc>
+        <w:tc>
+          <w:tcPr>
+            <w:tcW w:w="2441" w:type="dxa"/>
+            <w:gridSpan w:val="2"/>
+            <w:vAlign w:val="center"/>
+            <w:hideMark/>
+          </w:tcPr>
+          <w:p>
+            <w:pPr>
+              <w:pStyle w:val="ae"/>
+              <w:rPr>
+                <w:color w:val="00B0F0"/>
+              </w:rPr>
+            </w:pPr>
+            <w:r>
+              <w:rPr>
+                <w:color w:val="00B0F0"/>
+              </w:rPr>
+              <w:t>High strength, low cost, weldable, prone to rust</w:t>
+            </w:r>
+          </w:p>
+        </w:tc>
+        <w:tc>
+          <w:tcPr>
+            <w:tcW w:w="2237" w:type="dxa"/>
+            <w:vAlign w:val="center"/>
+            <w:hideMark/>
+          </w:tcPr>
+          <w:p>
+            <w:pPr>
+              <w:pStyle w:val="ae"/>
+              <w:rPr>
+                <w:color w:val="00B0F0"/>
+              </w:rPr>
+            </w:pPr>
+            <w:r>
+              <w:rPr>
+                <w:color w:val="00B0F0"/>
+              </w:rPr>
+              <w:t>Structural components, welded structures, shafts</w:t>
             </w:r>
           </w:p>
         </w:tc>
       </w:tr>
       <w:tr>
         <w:trPr>
-          <w:trHeight w:val="31"/>
-          <w:jc w:val="center"/>
+          <w:trHeight w:val="522"/>
         </w:trPr>
         <w:tc>
           <w:tcPr>
-            <w:tcW w:w="1040" w:type="dxa"/>
-            <w:tcBorders>
-              <w:top w:val="nil"/>
-              <w:left w:val="single" w:sz="8" w:space="0" w:color="auto"/>
-              <w:bottom w:val="single" w:sz="8" w:space="0" w:color="auto"/>
-              <w:right w:val="single" w:sz="8" w:space="0" w:color="auto"/>
-            </w:tcBorders>
-            <w:vAlign w:val="center"/>
-            <w:hideMark/>
-          </w:tcPr>
-          <w:p>
-            <w:pPr>
-              <w:pStyle w:val="ae"/>
-              <w:rPr>
-                <w:rFonts w:hint="eastAsia"/>
-                <w:b/>
-                <w:bCs/>
-              </w:rPr>
-            </w:pPr>
-            <w:r>
-              <w:rPr>
-                <w:rFonts w:hint="eastAsia"/>
-                <w:b/>
-                <w:bCs/>
-              </w:rPr>
-              <w:t>模具</w:t>
-            </w:r>
-          </w:p>
-        </w:tc>
-        <w:tc>
-          <w:tcPr>
-            <w:tcW w:w="3345" w:type="dxa"/>
-            <w:tcBorders>
-              <w:top w:val="nil"/>
-              <w:left w:val="nil"/>
-              <w:bottom w:val="single" w:sz="8" w:space="0" w:color="auto"/>
-              <w:right w:val="single" w:sz="8" w:space="0" w:color="auto"/>
-            </w:tcBorders>
-            <w:vAlign w:val="center"/>
-            <w:hideMark/>
-          </w:tcPr>
-          <w:p>
-            <w:pPr>
-              <w:pStyle w:val="ae"/>
-              <w:rPr>
-                <w:rFonts w:cs="Times New Roman" w:hint="eastAsia"/>
-              </w:rPr>
-            </w:pPr>
-            <w:r>
-              <w:rPr>
-                <w:rFonts w:cs="Times New Roman"/>
-              </w:rPr>
-              <w:t xml:space="preserve">RTV </w:t>
-            </w:r>
-            <w:r>
-              <w:rPr>
-                <w:rFonts w:cs="Times New Roman" w:hint="eastAsia"/>
-              </w:rPr>
-              <w:t>硅胶模具（柔性）</w:t>
-            </w:r>
-          </w:p>
-        </w:tc>
-        <w:tc>
-          <w:tcPr>
-            <w:tcW w:w="2693" w:type="dxa"/>
-            <w:tcBorders>
-              <w:top w:val="nil"/>
-              <w:left w:val="nil"/>
-              <w:bottom w:val="single" w:sz="8" w:space="0" w:color="auto"/>
-              <w:right w:val="single" w:sz="8" w:space="0" w:color="auto"/>
-            </w:tcBorders>
-            <w:vAlign w:val="center"/>
-            <w:hideMark/>
-          </w:tcPr>
-          <w:p>
-            <w:pPr>
-              <w:pStyle w:val="ae"/>
-            </w:pPr>
-            <w:r>
-              <w:rPr>
-                <w:rFonts w:hint="eastAsia"/>
-              </w:rPr>
-              <w:t>硬质金属模具（昂贵）</w:t>
+            <w:tcW w:w="1066" w:type="dxa"/>
+            <w:vAlign w:val="center"/>
+            <w:hideMark/>
+          </w:tcPr>
+          <w:p>
+            <w:pPr>
+              <w:pStyle w:val="ae"/>
+              <w:jc w:val="center"/>
+              <w:rPr>
+                <w:color w:val="00B0F0"/>
+              </w:rPr>
+            </w:pPr>
+            <w:r>
+              <w:rPr>
+                <w:color w:val="00B0F0"/>
+              </w:rPr>
+              <w:t>Alloy Steel</w:t>
+            </w:r>
+          </w:p>
+        </w:tc>
+        <w:tc>
+          <w:tcPr>
+            <w:tcW w:w="1481" w:type="dxa"/>
+            <w:vAlign w:val="center"/>
+            <w:hideMark/>
+          </w:tcPr>
+          <w:p>
+            <w:pPr>
+              <w:pStyle w:val="ae"/>
+              <w:jc w:val="center"/>
+              <w:rPr>
+                <w:color w:val="00B0F0"/>
+              </w:rPr>
+            </w:pPr>
+            <w:r>
+              <w:rPr>
+                <w:color w:val="00B0F0"/>
+              </w:rPr>
+              <w:t>40Cr, 20CrMo</w:t>
+            </w:r>
+          </w:p>
+        </w:tc>
+        <w:tc>
+          <w:tcPr>
+            <w:tcW w:w="2441" w:type="dxa"/>
+            <w:gridSpan w:val="2"/>
+            <w:vAlign w:val="center"/>
+            <w:hideMark/>
+          </w:tcPr>
+          <w:p>
+            <w:pPr>
+              <w:pStyle w:val="ae"/>
+              <w:rPr>
+                <w:color w:val="00B0F0"/>
+              </w:rPr>
+            </w:pPr>
+            <w:r>
+              <w:rPr>
+                <w:color w:val="00B0F0"/>
+              </w:rPr>
+              <w:t>High strength, good after heat treatment, wear-resistant</w:t>
+            </w:r>
+          </w:p>
+        </w:tc>
+        <w:tc>
+          <w:tcPr>
+            <w:tcW w:w="2237" w:type="dxa"/>
+            <w:vAlign w:val="center"/>
+            <w:hideMark/>
+          </w:tcPr>
+          <w:p>
+            <w:pPr>
+              <w:pStyle w:val="ae"/>
+              <w:rPr>
+                <w:color w:val="00B0F0"/>
+              </w:rPr>
+            </w:pPr>
+            <w:r>
+              <w:rPr>
+                <w:color w:val="00B0F0"/>
+              </w:rPr>
+              <w:t>Gears, bearings, connecting rods, heavy-duty parts</w:t>
             </w:r>
           </w:p>
         </w:tc>
       </w:tr>
       <w:tr>
         <w:trPr>
-          <w:trHeight w:val="37"/>
-          <w:jc w:val="center"/>
+          <w:trHeight w:val="775"/>
         </w:trPr>
         <w:tc>
           <w:tcPr>
-            <w:tcW w:w="1040" w:type="dxa"/>
-            <w:tcBorders>
-              <w:top w:val="nil"/>
-              <w:left w:val="single" w:sz="8" w:space="0" w:color="auto"/>
-              <w:bottom w:val="single" w:sz="8" w:space="0" w:color="auto"/>
-              <w:right w:val="single" w:sz="8" w:space="0" w:color="auto"/>
-            </w:tcBorders>
-            <w:vAlign w:val="center"/>
-            <w:hideMark/>
-          </w:tcPr>
-          <w:p>
-            <w:pPr>
-              <w:pStyle w:val="ae"/>
-              <w:rPr>
-                <w:rFonts w:hint="eastAsia"/>
-                <w:b/>
-                <w:bCs/>
-              </w:rPr>
-            </w:pPr>
-            <w:r>
-              <w:rPr>
-                <w:rFonts w:hint="eastAsia"/>
-                <w:b/>
-                <w:bCs/>
-              </w:rPr>
-              <w:t>加工方式</w:t>
-            </w:r>
-          </w:p>
-        </w:tc>
-        <w:tc>
-          <w:tcPr>
-            <w:tcW w:w="3345" w:type="dxa"/>
-            <w:tcBorders>
-              <w:top w:val="nil"/>
-              <w:left w:val="nil"/>
-              <w:bottom w:val="single" w:sz="8" w:space="0" w:color="auto"/>
-              <w:right w:val="single" w:sz="8" w:space="0" w:color="auto"/>
-            </w:tcBorders>
-            <w:vAlign w:val="center"/>
-            <w:hideMark/>
-          </w:tcPr>
-          <w:p>
-            <w:pPr>
-              <w:pStyle w:val="ae"/>
-              <w:rPr>
-                <w:rFonts w:hint="eastAsia"/>
-              </w:rPr>
-            </w:pPr>
-            <w:r>
-              <w:rPr>
-                <w:rFonts w:hint="eastAsia"/>
-              </w:rPr>
-              <w:t>手工灌注、常温固化</w:t>
-            </w:r>
-          </w:p>
-        </w:tc>
-        <w:tc>
-          <w:tcPr>
-            <w:tcW w:w="2693" w:type="dxa"/>
-            <w:tcBorders>
-              <w:top w:val="nil"/>
-              <w:left w:val="nil"/>
-              <w:bottom w:val="single" w:sz="8" w:space="0" w:color="auto"/>
-              <w:right w:val="single" w:sz="8" w:space="0" w:color="auto"/>
-            </w:tcBorders>
-            <w:vAlign w:val="center"/>
-            <w:hideMark/>
-          </w:tcPr>
-          <w:p>
-            <w:pPr>
-              <w:pStyle w:val="ae"/>
-              <w:rPr>
-                <w:rFonts w:hint="eastAsia"/>
-              </w:rPr>
-            </w:pPr>
-            <w:r>
-              <w:rPr>
-                <w:rFonts w:hint="eastAsia"/>
-              </w:rPr>
-              <w:t>高温注塑</w:t>
-            </w:r>
-            <w:r>
-              <w:rPr>
-                <w:rFonts w:cs="Times New Roman"/>
-              </w:rPr>
-              <w:t xml:space="preserve"> or </w:t>
-            </w:r>
-            <w:r>
-              <w:rPr>
-                <w:rFonts w:hint="eastAsia"/>
-              </w:rPr>
-              <w:t>热压铸</w:t>
+            <w:tcW w:w="1066" w:type="dxa"/>
+            <w:vAlign w:val="center"/>
+            <w:hideMark/>
+          </w:tcPr>
+          <w:p>
+            <w:pPr>
+              <w:pStyle w:val="ae"/>
+              <w:jc w:val="center"/>
+              <w:rPr>
+                <w:color w:val="00B0F0"/>
+              </w:rPr>
+            </w:pPr>
+            <w:r>
+              <w:rPr>
+                <w:color w:val="00B0F0"/>
+              </w:rPr>
+              <w:t>Stainless Steel</w:t>
+            </w:r>
+          </w:p>
+        </w:tc>
+        <w:tc>
+          <w:tcPr>
+            <w:tcW w:w="1481" w:type="dxa"/>
+            <w:vAlign w:val="center"/>
+            <w:hideMark/>
+          </w:tcPr>
+          <w:p>
+            <w:pPr>
+              <w:pStyle w:val="ae"/>
+              <w:jc w:val="center"/>
+              <w:rPr>
+                <w:color w:val="00B0F0"/>
+              </w:rPr>
+            </w:pPr>
+            <w:r>
+              <w:rPr>
+                <w:color w:val="00B0F0"/>
+              </w:rPr>
+              <w:t>304, 316</w:t>
+            </w:r>
+          </w:p>
+        </w:tc>
+        <w:tc>
+          <w:tcPr>
+            <w:tcW w:w="2441" w:type="dxa"/>
+            <w:gridSpan w:val="2"/>
+            <w:vAlign w:val="center"/>
+            <w:hideMark/>
+          </w:tcPr>
+          <w:p>
+            <w:pPr>
+              <w:pStyle w:val="ae"/>
+              <w:rPr>
+                <w:color w:val="00B0F0"/>
+              </w:rPr>
+            </w:pPr>
+            <w:r>
+              <w:rPr>
+                <w:color w:val="00B0F0"/>
+              </w:rPr>
+              <w:t>Corrosion-resistant, aesthetic, expensive, hard to machine</w:t>
+            </w:r>
+          </w:p>
+        </w:tc>
+        <w:tc>
+          <w:tcPr>
+            <w:tcW w:w="2237" w:type="dxa"/>
+            <w:vAlign w:val="center"/>
+            <w:hideMark/>
+          </w:tcPr>
+          <w:p>
+            <w:pPr>
+              <w:pStyle w:val="ae"/>
+              <w:rPr>
+                <w:color w:val="00B0F0"/>
+              </w:rPr>
+            </w:pPr>
+            <w:r>
+              <w:rPr>
+                <w:color w:val="00B0F0"/>
+              </w:rPr>
+              <w:t>Food equipment, medical devices, decorative casings</w:t>
             </w:r>
           </w:p>
         </w:tc>
       </w:tr>
       <w:tr>
         <w:trPr>
-          <w:trHeight w:val="54"/>
-          <w:jc w:val="center"/>
+          <w:trHeight w:val="649"/>
         </w:trPr>
         <w:tc>
           <w:tcPr>
-            <w:tcW w:w="1040" w:type="dxa"/>
-            <w:tcBorders>
-              <w:top w:val="nil"/>
-              <w:left w:val="single" w:sz="8" w:space="0" w:color="auto"/>
-              <w:bottom w:val="single" w:sz="8" w:space="0" w:color="auto"/>
-              <w:right w:val="single" w:sz="8" w:space="0" w:color="auto"/>
-            </w:tcBorders>
-            <w:vAlign w:val="center"/>
-            <w:hideMark/>
-          </w:tcPr>
-          <w:p>
-            <w:pPr>
-              <w:pStyle w:val="ae"/>
-              <w:rPr>
-                <w:rFonts w:hint="eastAsia"/>
-                <w:b/>
-                <w:bCs/>
-              </w:rPr>
-            </w:pPr>
-            <w:r>
-              <w:rPr>
-                <w:rFonts w:hint="eastAsia"/>
-                <w:b/>
-                <w:bCs/>
-              </w:rPr>
-              <w:t>成型细节</w:t>
-            </w:r>
-          </w:p>
-        </w:tc>
-        <w:tc>
-          <w:tcPr>
-            <w:tcW w:w="3345" w:type="dxa"/>
-            <w:tcBorders>
-              <w:top w:val="nil"/>
-              <w:left w:val="nil"/>
-              <w:bottom w:val="single" w:sz="8" w:space="0" w:color="auto"/>
-              <w:right w:val="single" w:sz="8" w:space="0" w:color="auto"/>
-            </w:tcBorders>
-            <w:vAlign w:val="center"/>
-            <w:hideMark/>
-          </w:tcPr>
-          <w:p>
-            <w:pPr>
-              <w:pStyle w:val="ae"/>
-              <w:rPr>
-                <w:rFonts w:hint="eastAsia"/>
-              </w:rPr>
-            </w:pPr>
-            <w:r>
-              <w:rPr>
-                <w:rFonts w:hint="eastAsia"/>
-              </w:rPr>
-              <w:t>非常好</w:t>
-            </w:r>
-            <w:r>
-              <w:rPr>
-                <w:rFonts w:hint="eastAsia"/>
-              </w:rPr>
-              <w:t xml:space="preserve">, </w:t>
-            </w:r>
-            <w:r>
-              <w:rPr>
-                <w:rFonts w:hint="eastAsia"/>
-              </w:rPr>
-              <w:t>适合原型雕刻或高精度</w:t>
-            </w:r>
-            <w:r>
-              <w:rPr>
-                <w:rFonts w:hint="eastAsia"/>
-              </w:rPr>
-              <w:t xml:space="preserve">, </w:t>
-            </w:r>
-            <w:r>
-              <w:rPr>
-                <w:rFonts w:hint="eastAsia"/>
-              </w:rPr>
-              <w:t>小批量</w:t>
-            </w:r>
-          </w:p>
-        </w:tc>
-        <w:tc>
-          <w:tcPr>
-            <w:tcW w:w="2693" w:type="dxa"/>
-            <w:tcBorders>
-              <w:top w:val="nil"/>
-              <w:left w:val="nil"/>
-              <w:bottom w:val="single" w:sz="8" w:space="0" w:color="auto"/>
-              <w:right w:val="single" w:sz="8" w:space="0" w:color="auto"/>
-            </w:tcBorders>
-            <w:vAlign w:val="center"/>
-            <w:hideMark/>
-          </w:tcPr>
-          <w:p>
-            <w:pPr>
-              <w:pStyle w:val="ae"/>
-              <w:rPr>
-                <w:rFonts w:hint="eastAsia"/>
-              </w:rPr>
-            </w:pPr>
-            <w:r>
-              <w:rPr>
-                <w:rFonts w:hint="eastAsia"/>
-              </w:rPr>
-              <w:t>效果优秀，尤其是大型复杂件</w:t>
+            <w:tcW w:w="1066" w:type="dxa"/>
+            <w:vAlign w:val="center"/>
+            <w:hideMark/>
+          </w:tcPr>
+          <w:p>
+            <w:pPr>
+              <w:pStyle w:val="ae"/>
+              <w:jc w:val="center"/>
+            </w:pPr>
+            <w:r>
+              <w:t>Aluminum Alloy</w:t>
+            </w:r>
+          </w:p>
+        </w:tc>
+        <w:tc>
+          <w:tcPr>
+            <w:tcW w:w="1481" w:type="dxa"/>
+            <w:vAlign w:val="center"/>
+            <w:hideMark/>
+          </w:tcPr>
+          <w:p>
+            <w:pPr>
+              <w:pStyle w:val="ae"/>
+              <w:jc w:val="center"/>
+            </w:pPr>
+            <w:r>
+              <w:t>6061, 7075</w:t>
+            </w:r>
+          </w:p>
+        </w:tc>
+        <w:tc>
+          <w:tcPr>
+            <w:tcW w:w="2441" w:type="dxa"/>
+            <w:gridSpan w:val="2"/>
+            <w:vAlign w:val="center"/>
+            <w:hideMark/>
+          </w:tcPr>
+          <w:p>
+            <w:pPr>
+              <w:pStyle w:val="ae"/>
+            </w:pPr>
+            <w:r>
+              <w:t>Lightweight, good thermal conductivity, corrosion-resistant, easy to machine</w:t>
+            </w:r>
+          </w:p>
+        </w:tc>
+        <w:tc>
+          <w:tcPr>
+            <w:tcW w:w="2237" w:type="dxa"/>
+            <w:vAlign w:val="center"/>
+            <w:hideMark/>
+          </w:tcPr>
+          <w:p>
+            <w:pPr>
+              <w:pStyle w:val="ae"/>
+            </w:pPr>
+            <w:r>
+              <w:t>Aerospace parts, structural components, laptop housings</w:t>
             </w:r>
           </w:p>
         </w:tc>
       </w:tr>
       <w:tr>
         <w:trPr>
-          <w:trHeight w:val="119"/>
+          <w:trHeight w:val="740"/>
+        </w:trPr>
+        <w:tc>
+          <w:tcPr>
+            <w:tcW w:w="1066" w:type="dxa"/>
+            <w:vAlign w:val="center"/>
+            <w:hideMark/>
+          </w:tcPr>
+          <w:p>
+            <w:pPr>
+              <w:pStyle w:val="ae"/>
+              <w:jc w:val="center"/>
+              <w:rPr>
+                <w:color w:val="7030A0"/>
+              </w:rPr>
+            </w:pPr>
+            <w:r>
+              <w:rPr>
+                <w:color w:val="7030A0"/>
+              </w:rPr>
+              <w:t>Copper Alloy</w:t>
+            </w:r>
+          </w:p>
+        </w:tc>
+        <w:tc>
+          <w:tcPr>
+            <w:tcW w:w="1481" w:type="dxa"/>
+            <w:vAlign w:val="center"/>
+            <w:hideMark/>
+          </w:tcPr>
+          <w:p>
+            <w:pPr>
+              <w:pStyle w:val="ae"/>
+              <w:jc w:val="center"/>
+              <w:rPr>
+                <w:color w:val="7030A0"/>
+              </w:rPr>
+            </w:pPr>
+            <w:r>
+              <w:rPr>
+                <w:color w:val="7030A0"/>
+              </w:rPr>
+              <w:t>Brass, Copper (Red)</w:t>
+            </w:r>
+          </w:p>
+        </w:tc>
+        <w:tc>
+          <w:tcPr>
+            <w:tcW w:w="2441" w:type="dxa"/>
+            <w:gridSpan w:val="2"/>
+            <w:vAlign w:val="center"/>
+            <w:hideMark/>
+          </w:tcPr>
+          <w:p>
+            <w:pPr>
+              <w:pStyle w:val="ae"/>
+              <w:rPr>
+                <w:color w:val="7030A0"/>
+              </w:rPr>
+            </w:pPr>
+            <w:r>
+              <w:rPr>
+                <w:color w:val="7030A0"/>
+              </w:rPr>
+              <w:t>Excellent electrical and thermal conductivity, corrosion-resistant, expensive</w:t>
+            </w:r>
+          </w:p>
+        </w:tc>
+        <w:tc>
+          <w:tcPr>
+            <w:tcW w:w="2237" w:type="dxa"/>
+            <w:vAlign w:val="center"/>
+            <w:hideMark/>
+          </w:tcPr>
+          <w:p>
+            <w:pPr>
+              <w:pStyle w:val="ae"/>
+              <w:rPr>
+                <w:color w:val="7030A0"/>
+              </w:rPr>
+            </w:pPr>
+            <w:r>
+              <w:rPr>
+                <w:color w:val="7030A0"/>
+              </w:rPr>
+              <w:t>Electrical connectors, heat exchangers, plumbing fittings</w:t>
+            </w:r>
+          </w:p>
+        </w:tc>
+      </w:tr>
+      <w:tr>
+        <w:trPr>
+          <w:trHeight w:val="342"/>
+        </w:trPr>
+        <w:tc>
+          <w:tcPr>
+            <w:tcW w:w="1066" w:type="dxa"/>
+            <w:vAlign w:val="center"/>
+            <w:hideMark/>
+          </w:tcPr>
+          <w:p>
+            <w:pPr>
+              <w:pStyle w:val="ae"/>
+              <w:jc w:val="center"/>
+              <w:rPr>
+                <w:color w:val="BF8F00" w:themeColor="accent4" w:themeShade="BF"/>
+              </w:rPr>
+            </w:pPr>
+            <w:r>
+              <w:rPr>
+                <w:color w:val="BF8F00" w:themeColor="accent4" w:themeShade="BF"/>
+              </w:rPr>
+              <w:t>Magnesium Alloy</w:t>
+            </w:r>
+          </w:p>
+        </w:tc>
+        <w:tc>
+          <w:tcPr>
+            <w:tcW w:w="1481" w:type="dxa"/>
+            <w:vAlign w:val="center"/>
+            <w:hideMark/>
+          </w:tcPr>
+          <w:p>
+            <w:pPr>
+              <w:pStyle w:val="ae"/>
+              <w:jc w:val="center"/>
+              <w:rPr>
+                <w:color w:val="BF8F00" w:themeColor="accent4" w:themeShade="BF"/>
+              </w:rPr>
+            </w:pPr>
+            <w:r>
+              <w:rPr>
+                <w:color w:val="BF8F00" w:themeColor="accent4" w:themeShade="BF"/>
+              </w:rPr>
+              <w:t>AZ91D</w:t>
+            </w:r>
+          </w:p>
+        </w:tc>
+        <w:tc>
+          <w:tcPr>
+            <w:tcW w:w="2441" w:type="dxa"/>
+            <w:gridSpan w:val="2"/>
+            <w:vAlign w:val="center"/>
+            <w:hideMark/>
+          </w:tcPr>
+          <w:p>
+            <w:pPr>
+              <w:pStyle w:val="ae"/>
+              <w:rPr>
+                <w:color w:val="BF8F00" w:themeColor="accent4" w:themeShade="BF"/>
+              </w:rPr>
+            </w:pPr>
+            <w:r>
+              <w:rPr>
+                <w:color w:val="BF8F00" w:themeColor="accent4" w:themeShade="BF"/>
+              </w:rPr>
+              <w:t>Ultra-lightweight, good damping, oxidizes easily, recyclable</w:t>
+            </w:r>
+          </w:p>
+        </w:tc>
+        <w:tc>
+          <w:tcPr>
+            <w:tcW w:w="2237" w:type="dxa"/>
+            <w:vAlign w:val="center"/>
+            <w:hideMark/>
+          </w:tcPr>
+          <w:p>
+            <w:pPr>
+              <w:pStyle w:val="ae"/>
+              <w:rPr>
+                <w:color w:val="BF8F00" w:themeColor="accent4" w:themeShade="BF"/>
+              </w:rPr>
+            </w:pPr>
+            <w:r>
+              <w:rPr>
+                <w:color w:val="BF8F00" w:themeColor="accent4" w:themeShade="BF"/>
+              </w:rPr>
+              <w:t>Portable devices, aerospace, 3C electronics</w:t>
+            </w:r>
+          </w:p>
+        </w:tc>
+      </w:tr>
+      <w:tr>
+        <w:trPr>
+          <w:trHeight w:val="394"/>
+        </w:trPr>
+        <w:tc>
+          <w:tcPr>
+            <w:tcW w:w="1066" w:type="dxa"/>
+            <w:vAlign w:val="center"/>
+            <w:hideMark/>
+          </w:tcPr>
+          <w:p>
+            <w:pPr>
+              <w:pStyle w:val="ae"/>
+              <w:jc w:val="center"/>
+              <w:rPr>
+                <w:color w:val="525252" w:themeColor="accent3" w:themeShade="80"/>
+              </w:rPr>
+            </w:pPr>
+            <w:r>
+              <w:rPr>
+                <w:color w:val="525252" w:themeColor="accent3" w:themeShade="80"/>
+              </w:rPr>
+              <w:t>Titanium Alloy</w:t>
+            </w:r>
+          </w:p>
+        </w:tc>
+        <w:tc>
+          <w:tcPr>
+            <w:tcW w:w="1481" w:type="dxa"/>
+            <w:vAlign w:val="center"/>
+            <w:hideMark/>
+          </w:tcPr>
+          <w:p>
+            <w:pPr>
+              <w:pStyle w:val="ae"/>
+              <w:jc w:val="center"/>
+              <w:rPr>
+                <w:color w:val="525252" w:themeColor="accent3" w:themeShade="80"/>
+              </w:rPr>
+            </w:pPr>
+            <w:r>
+              <w:rPr>
+                <w:color w:val="525252" w:themeColor="accent3" w:themeShade="80"/>
+              </w:rPr>
+              <w:t>TC4 (Ti6Al4V)</w:t>
+            </w:r>
+          </w:p>
+        </w:tc>
+        <w:tc>
+          <w:tcPr>
+            <w:tcW w:w="2441" w:type="dxa"/>
+            <w:gridSpan w:val="2"/>
+            <w:vAlign w:val="center"/>
+            <w:hideMark/>
+          </w:tcPr>
+          <w:p>
+            <w:pPr>
+              <w:pStyle w:val="ae"/>
+              <w:rPr>
+                <w:color w:val="525252" w:themeColor="accent3" w:themeShade="80"/>
+              </w:rPr>
+            </w:pPr>
+            <w:r>
+              <w:rPr>
+                <w:color w:val="525252" w:themeColor="accent3" w:themeShade="80"/>
+              </w:rPr>
+              <w:t>High strength, corrosion-resistant, biocompatible, very expensive</w:t>
+            </w:r>
+          </w:p>
+        </w:tc>
+        <w:tc>
+          <w:tcPr>
+            <w:tcW w:w="2237" w:type="dxa"/>
+            <w:vAlign w:val="center"/>
+            <w:hideMark/>
+          </w:tcPr>
+          <w:p>
+            <w:pPr>
+              <w:pStyle w:val="ae"/>
+              <w:rPr>
+                <w:color w:val="525252" w:themeColor="accent3" w:themeShade="80"/>
+              </w:rPr>
+            </w:pPr>
+            <w:r>
+              <w:rPr>
+                <w:color w:val="525252" w:themeColor="accent3" w:themeShade="80"/>
+              </w:rPr>
+              <w:t>Aerospace, medical implants, precision machinery</w:t>
+            </w:r>
+          </w:p>
+        </w:tc>
+      </w:tr>
+      <w:tr>
+        <w:trPr>
+          <w:trHeight w:val="195"/>
+        </w:trPr>
+        <w:tc>
+          <w:tcPr>
+            <w:tcW w:w="1066" w:type="dxa"/>
+            <w:vAlign w:val="center"/>
+            <w:hideMark/>
+          </w:tcPr>
+          <w:p>
+            <w:pPr>
+              <w:pStyle w:val="ae"/>
+              <w:jc w:val="center"/>
+              <w:rPr>
+                <w:color w:val="00B050"/>
+              </w:rPr>
+            </w:pPr>
+            <w:r>
+              <w:rPr>
+                <w:color w:val="00B050"/>
+              </w:rPr>
+              <w:t>Zinc Alloy</w:t>
+            </w:r>
+          </w:p>
+        </w:tc>
+        <w:tc>
+          <w:tcPr>
+            <w:tcW w:w="1481" w:type="dxa"/>
+            <w:vAlign w:val="center"/>
+            <w:hideMark/>
+          </w:tcPr>
+          <w:p>
+            <w:pPr>
+              <w:pStyle w:val="ae"/>
+              <w:jc w:val="center"/>
+              <w:rPr>
+                <w:color w:val="00B050"/>
+              </w:rPr>
+            </w:pPr>
+            <w:r>
+              <w:rPr>
+                <w:color w:val="00B050"/>
+              </w:rPr>
+              <w:t>Zamak 3, etc.</w:t>
+            </w:r>
+          </w:p>
+        </w:tc>
+        <w:tc>
+          <w:tcPr>
+            <w:tcW w:w="2441" w:type="dxa"/>
+            <w:gridSpan w:val="2"/>
+            <w:vAlign w:val="center"/>
+            <w:hideMark/>
+          </w:tcPr>
+          <w:p>
+            <w:pPr>
+              <w:pStyle w:val="ae"/>
+              <w:rPr>
+                <w:color w:val="00B050"/>
+              </w:rPr>
+            </w:pPr>
+            <w:r>
+              <w:rPr>
+                <w:color w:val="00B050"/>
+              </w:rPr>
+              <w:t>Easy to die-cast, low cost, good decorative finish</w:t>
+            </w:r>
+          </w:p>
+        </w:tc>
+        <w:tc>
+          <w:tcPr>
+            <w:tcW w:w="2237" w:type="dxa"/>
+            <w:vAlign w:val="center"/>
+            <w:hideMark/>
+          </w:tcPr>
+          <w:p>
+            <w:pPr>
+              <w:pStyle w:val="ae"/>
+              <w:rPr>
+                <w:color w:val="00B050"/>
+              </w:rPr>
+            </w:pPr>
+            <w:r>
+              <w:rPr>
+                <w:color w:val="00B050"/>
+              </w:rPr>
+              <w:t>Toys, decorative parts, hardware components</w:t>
+            </w:r>
+          </w:p>
+        </w:tc>
+      </w:tr>
+    </w:tbl>
+    <w:p>
+      <w:pPr>
+        <w:pStyle w:val="ae"/>
+      </w:pPr>
+    </w:p>
+    <w:p>
+      <w:pPr>
+        <w:pStyle w:val="ae"/>
+      </w:pPr>
+    </w:p>
+    <w:p>
+      <w:pPr>
+        <w:pStyle w:val="ae"/>
+        <w:spacing w:line="360" w:lineRule="auto"/>
+        <w:rPr>
+          <w:b/>
+          <w:bCs/>
+        </w:rPr>
+      </w:pPr>
+      <w:r>
+        <w:rPr>
+          <w:b/>
+          <w:bCs/>
+        </w:rPr>
+        <w:t>2. Main Performance Indication</w:t>
+      </w:r>
+    </w:p>
+    <w:tbl>
+      <w:tblPr>
+        <w:tblW w:w="7190" w:type="dxa"/>
+        <w:jc w:val="center"/>
+        <w:tblBorders>
+          <w:top w:val="single" w:sz="4" w:space="0" w:color="auto"/>
+          <w:left w:val="single" w:sz="4" w:space="0" w:color="auto"/>
+          <w:bottom w:val="single" w:sz="4" w:space="0" w:color="auto"/>
+          <w:right w:val="single" w:sz="4" w:space="0" w:color="auto"/>
+          <w:insideH w:val="single" w:sz="4" w:space="0" w:color="auto"/>
+          <w:insideV w:val="single" w:sz="4" w:space="0" w:color="auto"/>
+        </w:tblBorders>
+        <w:tblLook w:val="04A0" w:firstRow="1" w:lastRow="0" w:firstColumn="1" w:lastColumn="0" w:noHBand="0" w:noVBand="1"/>
+      </w:tblPr>
+      <w:tblGrid>
+        <w:gridCol w:w="421"/>
+        <w:gridCol w:w="1559"/>
+        <w:gridCol w:w="5210"/>
+      </w:tblGrid>
+      <w:tr>
+        <w:trPr>
+          <w:trHeight w:val="200"/>
           <w:jc w:val="center"/>
         </w:trPr>
         <w:tc>
           <w:tcPr>
-            <w:tcW w:w="1040" w:type="dxa"/>
-            <w:tcBorders>
-              <w:top w:val="nil"/>
-              <w:left w:val="single" w:sz="8" w:space="0" w:color="auto"/>
-              <w:bottom w:val="single" w:sz="8" w:space="0" w:color="auto"/>
-              <w:right w:val="single" w:sz="8" w:space="0" w:color="auto"/>
-            </w:tcBorders>
-            <w:vAlign w:val="center"/>
-            <w:hideMark/>
-          </w:tcPr>
-          <w:p>
-            <w:pPr>
-              <w:pStyle w:val="ae"/>
-              <w:rPr>
-                <w:rFonts w:hint="eastAsia"/>
-                <w:b/>
-                <w:bCs/>
-              </w:rPr>
-            </w:pPr>
-            <w:r>
-              <w:rPr>
-                <w:rFonts w:hint="eastAsia"/>
-                <w:b/>
-                <w:bCs/>
-              </w:rPr>
-              <w:t>缺点</w:t>
-            </w:r>
-          </w:p>
-        </w:tc>
-        <w:tc>
-          <w:tcPr>
-            <w:tcW w:w="3345" w:type="dxa"/>
-            <w:tcBorders>
-              <w:top w:val="nil"/>
-              <w:left w:val="nil"/>
-              <w:bottom w:val="single" w:sz="8" w:space="0" w:color="auto"/>
-              <w:right w:val="single" w:sz="8" w:space="0" w:color="auto"/>
-            </w:tcBorders>
-            <w:vAlign w:val="center"/>
-            <w:hideMark/>
-          </w:tcPr>
-          <w:p>
-            <w:pPr>
-              <w:pStyle w:val="ae"/>
-              <w:rPr>
-                <w:rFonts w:hint="eastAsia"/>
-              </w:rPr>
-            </w:pPr>
-            <w:r>
-              <w:rPr>
-                <w:rFonts w:hint="eastAsia"/>
-              </w:rPr>
-              <w:t>成本高、效率低、老化黄变</w:t>
-            </w:r>
-          </w:p>
-        </w:tc>
-        <w:tc>
-          <w:tcPr>
-            <w:tcW w:w="2693" w:type="dxa"/>
-            <w:tcBorders>
-              <w:top w:val="nil"/>
-              <w:left w:val="nil"/>
-              <w:bottom w:val="single" w:sz="8" w:space="0" w:color="auto"/>
-              <w:right w:val="single" w:sz="8" w:space="0" w:color="auto"/>
-            </w:tcBorders>
-            <w:vAlign w:val="center"/>
-            <w:hideMark/>
-          </w:tcPr>
-          <w:p>
-            <w:pPr>
-              <w:pStyle w:val="ae"/>
-              <w:rPr>
-                <w:rFonts w:hint="eastAsia"/>
-              </w:rPr>
-            </w:pPr>
-            <w:r>
-              <w:rPr>
-                <w:rFonts w:hint="eastAsia"/>
-              </w:rPr>
-              <w:t>模具贵、设备要求高、非</w:t>
-            </w:r>
-            <w:r>
-              <w:rPr>
-                <w:rFonts w:cs="Times New Roman"/>
-              </w:rPr>
-              <w:t xml:space="preserve"> DIY </w:t>
+            <w:tcW w:w="1980" w:type="dxa"/>
+            <w:gridSpan w:val="2"/>
+          </w:tcPr>
+          <w:p>
+            <w:pPr>
+              <w:pStyle w:val="ae"/>
+              <w:jc w:val="center"/>
+              <w:rPr>
+                <w:b/>
+                <w:bCs/>
+                <w:color w:val="ED7D31" w:themeColor="accent2"/>
+              </w:rPr>
+            </w:pPr>
+            <w:r>
+              <w:rPr>
+                <w:b/>
+                <w:bCs/>
+                <w:color w:val="ED7D31" w:themeColor="accent2"/>
+              </w:rPr>
+              <w:t>Performance Index</w:t>
+            </w:r>
+          </w:p>
+        </w:tc>
+        <w:tc>
+          <w:tcPr>
+            <w:tcW w:w="5210" w:type="dxa"/>
+            <w:vAlign w:val="center"/>
+            <w:hideMark/>
+          </w:tcPr>
+          <w:p>
+            <w:pPr>
+              <w:pStyle w:val="ae"/>
+              <w:jc w:val="center"/>
+              <w:rPr>
+                <w:b/>
+                <w:bCs/>
+                <w:color w:val="ED7D31" w:themeColor="accent2"/>
+              </w:rPr>
+            </w:pPr>
+            <w:r>
+              <w:rPr>
+                <w:b/>
+                <w:bCs/>
+                <w:color w:val="ED7D31" w:themeColor="accent2"/>
+              </w:rPr>
+              <w:t>Meaning &amp; Applications</w:t>
+            </w:r>
+          </w:p>
+        </w:tc>
+      </w:tr>
+      <w:tr>
+        <w:trPr>
+          <w:trHeight w:val="389"/>
+          <w:jc w:val="center"/>
+        </w:trPr>
+        <w:tc>
+          <w:tcPr>
+            <w:tcW w:w="421" w:type="dxa"/>
+            <w:vAlign w:val="center"/>
+          </w:tcPr>
+          <w:p>
+            <w:pPr>
+              <w:pStyle w:val="ae"/>
+              <w:jc w:val="center"/>
+              <w:rPr>
+                <w:b/>
+                <w:bCs/>
+              </w:rPr>
+            </w:pPr>
+            <w:r>
+              <w:rPr>
+                <w:b/>
+                <w:bCs/>
+              </w:rPr>
+              <w:t>1</w:t>
+            </w:r>
+          </w:p>
+        </w:tc>
+        <w:tc>
+          <w:tcPr>
+            <w:tcW w:w="1559" w:type="dxa"/>
+            <w:vAlign w:val="center"/>
+            <w:hideMark/>
+          </w:tcPr>
+          <w:p>
+            <w:pPr>
+              <w:pStyle w:val="ae"/>
+              <w:rPr>
+                <w:b/>
+                <w:bCs/>
+              </w:rPr>
+            </w:pPr>
+            <w:r>
+              <w:rPr>
+                <w:b/>
+                <w:bCs/>
+              </w:rPr>
+              <w:t>Tensile Strength</w:t>
+            </w:r>
+          </w:p>
+        </w:tc>
+        <w:tc>
+          <w:tcPr>
+            <w:tcW w:w="5210" w:type="dxa"/>
+            <w:vAlign w:val="center"/>
+            <w:hideMark/>
+          </w:tcPr>
+          <w:p>
+            <w:pPr>
+              <w:pStyle w:val="ae"/>
+            </w:pPr>
+            <w:r>
+              <w:t>Ability to withstand pulling force; used to evaluate structural strength requirements</w:t>
+            </w:r>
+          </w:p>
+        </w:tc>
+      </w:tr>
+      <w:tr>
+        <w:trPr>
+          <w:trHeight w:val="82"/>
+          <w:jc w:val="center"/>
+        </w:trPr>
+        <w:tc>
+          <w:tcPr>
+            <w:tcW w:w="421" w:type="dxa"/>
+            <w:vAlign w:val="center"/>
+          </w:tcPr>
+          <w:p>
+            <w:pPr>
+              <w:pStyle w:val="ae"/>
+              <w:jc w:val="center"/>
+              <w:rPr>
+                <w:b/>
+                <w:bCs/>
+              </w:rPr>
+            </w:pPr>
+            <w:r>
+              <w:rPr>
+                <w:b/>
+                <w:bCs/>
+              </w:rPr>
+              <w:t>2</w:t>
+            </w:r>
+          </w:p>
+        </w:tc>
+        <w:tc>
+          <w:tcPr>
+            <w:tcW w:w="1559" w:type="dxa"/>
+            <w:vAlign w:val="center"/>
+            <w:hideMark/>
+          </w:tcPr>
+          <w:p>
+            <w:pPr>
+              <w:pStyle w:val="ae"/>
+              <w:rPr>
+                <w:b/>
+                <w:bCs/>
+              </w:rPr>
+            </w:pPr>
+            <w:r>
+              <w:rPr>
+                <w:b/>
+                <w:bCs/>
+              </w:rPr>
+              <w:t>Yield Strength</w:t>
+            </w:r>
+          </w:p>
+        </w:tc>
+        <w:tc>
+          <w:tcPr>
+            <w:tcW w:w="5210" w:type="dxa"/>
+            <w:vAlign w:val="center"/>
+            <w:hideMark/>
+          </w:tcPr>
+          <w:p>
+            <w:pPr>
+              <w:pStyle w:val="ae"/>
+            </w:pPr>
+            <w:r>
+              <w:t>The limit between elastic and plastic deformation; determines if a material will “spring back”</w:t>
+            </w:r>
+          </w:p>
+        </w:tc>
+      </w:tr>
+      <w:tr>
+        <w:trPr>
+          <w:trHeight w:val="202"/>
+          <w:jc w:val="center"/>
+        </w:trPr>
+        <w:tc>
+          <w:tcPr>
+            <w:tcW w:w="421" w:type="dxa"/>
+            <w:vAlign w:val="center"/>
+          </w:tcPr>
+          <w:p>
+            <w:pPr>
+              <w:pStyle w:val="ae"/>
+              <w:jc w:val="center"/>
+              <w:rPr>
+                <w:b/>
+                <w:bCs/>
+              </w:rPr>
+            </w:pPr>
+            <w:r>
+              <w:rPr>
+                <w:b/>
+                <w:bCs/>
+              </w:rPr>
+              <w:t>3</w:t>
+            </w:r>
+          </w:p>
+        </w:tc>
+        <w:tc>
+          <w:tcPr>
+            <w:tcW w:w="1559" w:type="dxa"/>
+            <w:vAlign w:val="center"/>
+            <w:hideMark/>
+          </w:tcPr>
+          <w:p>
+            <w:pPr>
+              <w:pStyle w:val="ae"/>
+              <w:rPr>
+                <w:b/>
+                <w:bCs/>
+              </w:rPr>
+            </w:pPr>
+            <w:r>
+              <w:rPr>
+                <w:b/>
+                <w:bCs/>
+              </w:rPr>
+              <w:t>Hardness</w:t>
+            </w:r>
+          </w:p>
+        </w:tc>
+        <w:tc>
+          <w:tcPr>
+            <w:tcW w:w="5210" w:type="dxa"/>
+            <w:vAlign w:val="center"/>
+            <w:hideMark/>
+          </w:tcPr>
+          <w:p>
+            <w:pPr>
+              <w:pStyle w:val="ae"/>
+            </w:pPr>
+            <w:r>
+              <w:t>Resistance to indentation or scratching; indicates wear resistance</w:t>
+            </w:r>
+          </w:p>
+        </w:tc>
+      </w:tr>
+      <w:tr>
+        <w:trPr>
+          <w:trHeight w:val="249"/>
+          <w:jc w:val="center"/>
+        </w:trPr>
+        <w:tc>
+          <w:tcPr>
+            <w:tcW w:w="421" w:type="dxa"/>
+            <w:vAlign w:val="center"/>
+          </w:tcPr>
+          <w:p>
+            <w:pPr>
+              <w:pStyle w:val="ae"/>
+              <w:jc w:val="center"/>
+              <w:rPr>
+                <w:b/>
+                <w:bCs/>
+              </w:rPr>
+            </w:pPr>
+            <w:r>
+              <w:rPr>
+                <w:b/>
+                <w:bCs/>
+              </w:rPr>
+              <w:t>4</w:t>
+            </w:r>
+          </w:p>
+        </w:tc>
+        <w:tc>
+          <w:tcPr>
+            <w:tcW w:w="1559" w:type="dxa"/>
+            <w:vAlign w:val="center"/>
+            <w:hideMark/>
+          </w:tcPr>
+          <w:p>
+            <w:pPr>
+              <w:pStyle w:val="ae"/>
+              <w:rPr>
+                <w:b/>
+                <w:bCs/>
+              </w:rPr>
+            </w:pPr>
+            <w:r>
+              <w:rPr>
+                <w:b/>
+                <w:bCs/>
+              </w:rPr>
+              <w:t>Ductility / Plasticity</w:t>
+            </w:r>
+          </w:p>
+        </w:tc>
+        <w:tc>
+          <w:tcPr>
+            <w:tcW w:w="5210" w:type="dxa"/>
+            <w:vAlign w:val="center"/>
+            <w:hideMark/>
+          </w:tcPr>
+          <w:p>
+            <w:pPr>
+              <w:pStyle w:val="ae"/>
+            </w:pPr>
+            <w:r>
+              <w:t>Tendency to stretch without breaking; important for formed or stamped parts</w:t>
+            </w:r>
+          </w:p>
+        </w:tc>
+      </w:tr>
+      <w:tr>
+        <w:trPr>
+          <w:trHeight w:val="64"/>
+          <w:jc w:val="center"/>
+        </w:trPr>
+        <w:tc>
+          <w:tcPr>
+            <w:tcW w:w="421" w:type="dxa"/>
+            <w:vAlign w:val="center"/>
+          </w:tcPr>
+          <w:p>
+            <w:pPr>
+              <w:pStyle w:val="ae"/>
+              <w:jc w:val="center"/>
+              <w:rPr>
+                <w:b/>
+                <w:bCs/>
+              </w:rPr>
+            </w:pPr>
+            <w:r>
+              <w:rPr>
+                <w:b/>
+                <w:bCs/>
+              </w:rPr>
+              <w:t>5</w:t>
+            </w:r>
+          </w:p>
+        </w:tc>
+        <w:tc>
+          <w:tcPr>
+            <w:tcW w:w="1559" w:type="dxa"/>
+            <w:vAlign w:val="center"/>
+            <w:hideMark/>
+          </w:tcPr>
+          <w:p>
+            <w:pPr>
+              <w:pStyle w:val="ae"/>
+              <w:rPr>
+                <w:b/>
+                <w:bCs/>
+              </w:rPr>
+            </w:pPr>
+            <w:r>
+              <w:rPr>
+                <w:b/>
+                <w:bCs/>
+              </w:rPr>
+              <w:t>Density</w:t>
+            </w:r>
+          </w:p>
+        </w:tc>
+        <w:tc>
+          <w:tcPr>
+            <w:tcW w:w="5210" w:type="dxa"/>
+            <w:vAlign w:val="center"/>
+            <w:hideMark/>
+          </w:tcPr>
+          <w:p>
+            <w:pPr>
+              <w:pStyle w:val="ae"/>
+            </w:pPr>
+            <w:r>
+              <w:t>Mass-to-volume ratio; crucial for lightweight design</w:t>
+            </w:r>
+          </w:p>
+        </w:tc>
+      </w:tr>
+      <w:tr>
+        <w:trPr>
+          <w:trHeight w:val="145"/>
+          <w:jc w:val="center"/>
+        </w:trPr>
+        <w:tc>
+          <w:tcPr>
+            <w:tcW w:w="421" w:type="dxa"/>
+            <w:vAlign w:val="center"/>
+          </w:tcPr>
+          <w:p>
+            <w:pPr>
+              <w:pStyle w:val="ae"/>
+              <w:jc w:val="center"/>
+              <w:rPr>
+                <w:b/>
+                <w:bCs/>
+              </w:rPr>
+            </w:pPr>
+            <w:r>
+              <w:rPr>
+                <w:b/>
+                <w:bCs/>
+              </w:rPr>
+              <w:t>6</w:t>
+            </w:r>
+          </w:p>
+        </w:tc>
+        <w:tc>
+          <w:tcPr>
+            <w:tcW w:w="1559" w:type="dxa"/>
+            <w:vAlign w:val="center"/>
+            <w:hideMark/>
+          </w:tcPr>
+          <w:p>
+            <w:pPr>
+              <w:pStyle w:val="ae"/>
+              <w:rPr>
+                <w:b/>
+                <w:bCs/>
+              </w:rPr>
+            </w:pPr>
+            <w:r>
+              <w:rPr>
+                <w:b/>
+                <w:bCs/>
+              </w:rPr>
+              <w:t>Thermal Conductivity</w:t>
+            </w:r>
+          </w:p>
+        </w:tc>
+        <w:tc>
+          <w:tcPr>
+            <w:tcW w:w="5210" w:type="dxa"/>
+            <w:vAlign w:val="center"/>
+            <w:hideMark/>
+          </w:tcPr>
+          <w:p>
+            <w:pPr>
+              <w:pStyle w:val="ae"/>
+            </w:pPr>
+            <w:r>
+              <w:t>Rate of heat transfer; affects heat sinks and cookware materials</w:t>
+            </w:r>
+          </w:p>
+        </w:tc>
+      </w:tr>
+      <w:tr>
+        <w:trPr>
+          <w:trHeight w:val="123"/>
+          <w:jc w:val="center"/>
+        </w:trPr>
+        <w:tc>
+          <w:tcPr>
+            <w:tcW w:w="421" w:type="dxa"/>
+            <w:vAlign w:val="center"/>
+          </w:tcPr>
+          <w:p>
+            <w:pPr>
+              <w:pStyle w:val="ae"/>
+              <w:jc w:val="center"/>
+              <w:rPr>
+                <w:b/>
+                <w:bCs/>
+              </w:rPr>
+            </w:pPr>
+            <w:r>
+              <w:rPr>
+                <w:b/>
+                <w:bCs/>
+              </w:rPr>
+              <w:lastRenderedPageBreak/>
+              <w:t>7</w:t>
+            </w:r>
+          </w:p>
+        </w:tc>
+        <w:tc>
+          <w:tcPr>
+            <w:tcW w:w="1559" w:type="dxa"/>
+            <w:vAlign w:val="center"/>
+            <w:hideMark/>
+          </w:tcPr>
+          <w:p>
+            <w:pPr>
+              <w:pStyle w:val="ae"/>
+              <w:rPr>
+                <w:b/>
+                <w:bCs/>
+              </w:rPr>
+            </w:pPr>
+            <w:r>
+              <w:rPr>
+                <w:b/>
+                <w:bCs/>
+              </w:rPr>
+              <w:t>Electrical Conductivity</w:t>
+            </w:r>
+          </w:p>
+        </w:tc>
+        <w:tc>
+          <w:tcPr>
+            <w:tcW w:w="5210" w:type="dxa"/>
+            <w:vAlign w:val="center"/>
+            <w:hideMark/>
+          </w:tcPr>
+          <w:p>
+            <w:pPr>
+              <w:pStyle w:val="ae"/>
+            </w:pPr>
+            <w:r>
+              <w:t>Ability to conduct electricity; critical for electronics and wiring</w:t>
+            </w:r>
+          </w:p>
+        </w:tc>
+      </w:tr>
+      <w:tr>
+        <w:trPr>
+          <w:trHeight w:val="100"/>
+          <w:jc w:val="center"/>
+        </w:trPr>
+        <w:tc>
+          <w:tcPr>
+            <w:tcW w:w="421" w:type="dxa"/>
+            <w:vAlign w:val="center"/>
+          </w:tcPr>
+          <w:p>
+            <w:pPr>
+              <w:pStyle w:val="ae"/>
+              <w:jc w:val="center"/>
+              <w:rPr>
+                <w:b/>
+                <w:bCs/>
+              </w:rPr>
+            </w:pPr>
+            <w:r>
+              <w:rPr>
+                <w:b/>
+                <w:bCs/>
+              </w:rPr>
+              <w:t>8</w:t>
+            </w:r>
+          </w:p>
+        </w:tc>
+        <w:tc>
+          <w:tcPr>
+            <w:tcW w:w="1559" w:type="dxa"/>
+            <w:vAlign w:val="center"/>
+            <w:hideMark/>
+          </w:tcPr>
+          <w:p>
+            <w:pPr>
+              <w:pStyle w:val="ae"/>
+              <w:rPr>
+                <w:b/>
+                <w:bCs/>
+              </w:rPr>
+            </w:pPr>
+            <w:r>
+              <w:rPr>
+                <w:b/>
+                <w:bCs/>
+              </w:rPr>
+              <w:t>Corrosion Resistance</w:t>
+            </w:r>
+          </w:p>
+        </w:tc>
+        <w:tc>
+          <w:tcPr>
+            <w:tcW w:w="5210" w:type="dxa"/>
+            <w:vAlign w:val="center"/>
+            <w:hideMark/>
+          </w:tcPr>
+          <w:p>
+            <w:pPr>
+              <w:pStyle w:val="ae"/>
+            </w:pPr>
+            <w:r>
+              <w:t>Resistance to rust or chemical attack; essential for outdoor or humid environments</w:t>
+            </w:r>
+          </w:p>
+        </w:tc>
+      </w:tr>
+      <w:tr>
+        <w:trPr>
+          <w:trHeight w:val="64"/>
+          <w:jc w:val="center"/>
+        </w:trPr>
+        <w:tc>
+          <w:tcPr>
+            <w:tcW w:w="421" w:type="dxa"/>
+            <w:vAlign w:val="center"/>
+          </w:tcPr>
+          <w:p>
+            <w:pPr>
+              <w:pStyle w:val="ae"/>
+              <w:jc w:val="center"/>
+              <w:rPr>
+                <w:b/>
+                <w:bCs/>
+              </w:rPr>
+            </w:pPr>
+            <w:r>
+              <w:rPr>
+                <w:b/>
+                <w:bCs/>
+              </w:rPr>
+              <w:t>9</w:t>
+            </w:r>
+          </w:p>
+        </w:tc>
+        <w:tc>
+          <w:tcPr>
+            <w:tcW w:w="1559" w:type="dxa"/>
+            <w:vAlign w:val="center"/>
+            <w:hideMark/>
+          </w:tcPr>
+          <w:p>
+            <w:pPr>
+              <w:pStyle w:val="ae"/>
+              <w:rPr>
+                <w:b/>
+                <w:bCs/>
+              </w:rPr>
+            </w:pPr>
+            <w:r>
+              <w:rPr>
+                <w:b/>
+                <w:bCs/>
+              </w:rPr>
+              <w:t>Weldability</w:t>
+            </w:r>
+          </w:p>
+        </w:tc>
+        <w:tc>
+          <w:tcPr>
+            <w:tcW w:w="5210" w:type="dxa"/>
+            <w:vAlign w:val="center"/>
+            <w:hideMark/>
+          </w:tcPr>
+          <w:p>
+            <w:pPr>
+              <w:pStyle w:val="ae"/>
+            </w:pPr>
+            <w:r>
+              <w:t>Ease of joining by welding</w:t>
+            </w:r>
+          </w:p>
+        </w:tc>
+      </w:tr>
+      <w:tr>
+        <w:trPr>
+          <w:trHeight w:val="64"/>
+          <w:jc w:val="center"/>
+        </w:trPr>
+        <w:tc>
+          <w:tcPr>
+            <w:tcW w:w="421" w:type="dxa"/>
+            <w:vAlign w:val="center"/>
+          </w:tcPr>
+          <w:p>
+            <w:pPr>
+              <w:pStyle w:val="ae"/>
+              <w:jc w:val="center"/>
+              <w:rPr>
+                <w:b/>
+                <w:bCs/>
+              </w:rPr>
+            </w:pPr>
+            <w:r>
+              <w:rPr>
+                <w:b/>
+                <w:bCs/>
+              </w:rPr>
+              <w:t>10</w:t>
+            </w:r>
+          </w:p>
+        </w:tc>
+        <w:tc>
+          <w:tcPr>
+            <w:tcW w:w="1559" w:type="dxa"/>
+            <w:vAlign w:val="center"/>
+            <w:hideMark/>
+          </w:tcPr>
+          <w:p>
+            <w:pPr>
+              <w:pStyle w:val="ae"/>
+              <w:rPr>
+                <w:b/>
+                <w:bCs/>
+              </w:rPr>
+            </w:pPr>
+            <w:r>
+              <w:rPr>
+                <w:b/>
+                <w:bCs/>
+              </w:rPr>
+              <w:t>Machinability</w:t>
+            </w:r>
+          </w:p>
+        </w:tc>
+        <w:tc>
+          <w:tcPr>
+            <w:tcW w:w="5210" w:type="dxa"/>
+            <w:vAlign w:val="center"/>
+            <w:hideMark/>
+          </w:tcPr>
+          <w:p>
+            <w:pPr>
+              <w:pStyle w:val="ae"/>
+            </w:pPr>
+            <w:r>
+              <w:t>Suitability for milling, turning, stamping, forging, casting, etc.</w:t>
             </w:r>
           </w:p>
         </w:tc>
@@ -8584,317 +11899,901 @@
     <w:p>
       <w:pPr>
         <w:pStyle w:val="ae"/>
-      </w:pPr>
-    </w:p>
-    <w:p>
-      <w:pPr>
-        <w:pStyle w:val="ae"/>
-      </w:pPr>
-    </w:p>
-    <w:p>
-      <w:pPr>
-        <w:pStyle w:val="ae"/>
-      </w:pPr>
-    </w:p>
-    <w:p>
-      <w:pPr>
-        <w:pStyle w:val="ae"/>
-      </w:pPr>
-    </w:p>
-    <w:p>
-      <w:pPr>
-        <w:pStyle w:val="ae"/>
-      </w:pPr>
-    </w:p>
-    <w:p>
-      <w:pPr>
-        <w:pStyle w:val="ae"/>
-      </w:pPr>
-    </w:p>
-    <w:p>
-      <w:pPr>
-        <w:pStyle w:val="ae"/>
-      </w:pPr>
-    </w:p>
-    <w:p>
-      <w:pPr>
-        <w:pStyle w:val="ae"/>
-      </w:pPr>
-    </w:p>
-    <w:p>
-      <w:pPr>
-        <w:pStyle w:val="ae"/>
-      </w:pPr>
-    </w:p>
-    <w:p>
-      <w:pPr>
-        <w:pStyle w:val="ae"/>
-      </w:pPr>
-    </w:p>
-    <w:p>
-      <w:pPr>
-        <w:pStyle w:val="ae"/>
-      </w:pPr>
-    </w:p>
-    <w:p>
-      <w:pPr>
-        <w:pStyle w:val="ae"/>
-      </w:pPr>
-    </w:p>
-    <w:p>
-      <w:pPr>
-        <w:pStyle w:val="ae"/>
-      </w:pPr>
-    </w:p>
-    <w:p>
-      <w:pPr>
-        <w:pStyle w:val="ae"/>
-      </w:pPr>
-    </w:p>
-    <w:p>
-      <w:pPr>
-        <w:pStyle w:val="ae"/>
-      </w:pPr>
-    </w:p>
-    <w:p>
-      <w:pPr>
-        <w:pStyle w:val="ae"/>
-      </w:pPr>
-    </w:p>
-    <w:p>
-      <w:pPr>
-        <w:pStyle w:val="ae"/>
-      </w:pPr>
-    </w:p>
-    <w:p>
-      <w:pPr>
-        <w:pStyle w:val="ae"/>
-      </w:pPr>
-    </w:p>
-    <w:p>
-      <w:pPr>
-        <w:pStyle w:val="ae"/>
-      </w:pPr>
-    </w:p>
-    <w:p>
-      <w:pPr>
-        <w:pStyle w:val="ae"/>
-      </w:pPr>
-    </w:p>
-    <w:p>
-      <w:pPr>
-        <w:pStyle w:val="ae"/>
-      </w:pPr>
-    </w:p>
-    <w:p>
-      <w:pPr>
-        <w:pStyle w:val="ae"/>
-      </w:pPr>
-    </w:p>
-    <w:p>
-      <w:pPr>
-        <w:pStyle w:val="ae"/>
-      </w:pPr>
-    </w:p>
-    <w:p>
-      <w:pPr>
-        <w:pStyle w:val="ae"/>
-      </w:pPr>
-    </w:p>
-    <w:p>
-      <w:pPr>
-        <w:pStyle w:val="ae"/>
-      </w:pPr>
-    </w:p>
-    <w:p>
-      <w:pPr>
-        <w:pStyle w:val="ae"/>
-      </w:pPr>
-    </w:p>
-    <w:p>
-      <w:pPr>
-        <w:pStyle w:val="ae"/>
-      </w:pPr>
-    </w:p>
-    <w:p>
-      <w:pPr>
-        <w:pStyle w:val="ae"/>
-      </w:pPr>
-    </w:p>
-    <w:p>
-      <w:pPr>
-        <w:pStyle w:val="ae"/>
-      </w:pPr>
-    </w:p>
-    <w:p>
-      <w:pPr>
-        <w:pStyle w:val="ae"/>
-      </w:pPr>
-    </w:p>
-    <w:p>
-      <w:pPr>
-        <w:pStyle w:val="ae"/>
-      </w:pPr>
-    </w:p>
-    <w:p>
-      <w:pPr>
-        <w:pStyle w:val="ae"/>
-      </w:pPr>
-    </w:p>
-    <w:p>
-      <w:pPr>
-        <w:pStyle w:val="ae"/>
-      </w:pPr>
-    </w:p>
-    <w:p>
-      <w:pPr>
-        <w:pStyle w:val="ae"/>
-      </w:pPr>
-    </w:p>
-    <w:p>
-      <w:pPr>
-        <w:pStyle w:val="ae"/>
-      </w:pPr>
-    </w:p>
-    <w:p>
-      <w:pPr>
-        <w:pStyle w:val="ae"/>
-      </w:pPr>
-    </w:p>
-    <w:p>
-      <w:pPr>
-        <w:pStyle w:val="ae"/>
-      </w:pPr>
-    </w:p>
-    <w:p>
-      <w:pPr>
-        <w:pStyle w:val="ae"/>
-      </w:pPr>
-    </w:p>
-    <w:p>
-      <w:pPr>
-        <w:pStyle w:val="ae"/>
-      </w:pPr>
-    </w:p>
-    <w:p>
-      <w:pPr>
-        <w:pStyle w:val="ae"/>
-      </w:pPr>
-    </w:p>
-    <w:p>
-      <w:pPr>
-        <w:pStyle w:val="ae"/>
-      </w:pPr>
-    </w:p>
-    <w:p>
-      <w:pPr>
-        <w:pStyle w:val="ae"/>
-      </w:pPr>
-    </w:p>
-    <w:p>
-      <w:pPr>
-        <w:pStyle w:val="ae"/>
-      </w:pPr>
-    </w:p>
-    <w:p>
-      <w:pPr>
-        <w:pStyle w:val="ae"/>
-      </w:pPr>
-    </w:p>
-    <w:p>
-      <w:pPr>
-        <w:pStyle w:val="ae"/>
-      </w:pPr>
-    </w:p>
-    <w:p>
-      <w:pPr>
-        <w:pStyle w:val="ae"/>
-      </w:pPr>
-    </w:p>
-    <w:p>
-      <w:pPr>
-        <w:pStyle w:val="ae"/>
-      </w:pPr>
-    </w:p>
-    <w:p>
-      <w:pPr>
-        <w:pStyle w:val="ae"/>
-      </w:pPr>
-    </w:p>
-    <w:p>
-      <w:pPr>
-        <w:pStyle w:val="ae"/>
-      </w:pPr>
-    </w:p>
-    <w:p>
-      <w:pPr>
-        <w:pStyle w:val="ae"/>
-      </w:pPr>
-    </w:p>
-    <w:p>
-      <w:pPr>
-        <w:pStyle w:val="ae"/>
-      </w:pPr>
-    </w:p>
-    <w:p>
-      <w:pPr>
-        <w:pStyle w:val="ae"/>
-      </w:pPr>
-    </w:p>
-    <w:p>
-      <w:pPr>
-        <w:pStyle w:val="ae"/>
-      </w:pPr>
-    </w:p>
-    <w:p>
-      <w:pPr>
-        <w:pStyle w:val="ae"/>
-      </w:pPr>
-    </w:p>
-    <w:p>
-      <w:pPr>
-        <w:pStyle w:val="ae"/>
-      </w:pPr>
-    </w:p>
-    <w:p>
-      <w:pPr>
-        <w:pStyle w:val="ae"/>
-      </w:pPr>
-    </w:p>
-    <w:p>
-      <w:pPr>
-        <w:pStyle w:val="ae"/>
-      </w:pPr>
-    </w:p>
-    <w:p>
-      <w:pPr>
-        <w:pStyle w:val="ae"/>
-      </w:pPr>
-    </w:p>
-    <w:p>
-      <w:pPr>
-        <w:pStyle w:val="ae"/>
-      </w:pPr>
-    </w:p>
-    <w:p>
-      <w:pPr>
-        <w:pStyle w:val="ae"/>
-      </w:pPr>
-    </w:p>
-    <w:p>
-      <w:pPr>
-        <w:pStyle w:val="ae"/>
-      </w:pPr>
-    </w:p>
-    <w:p>
-      <w:pPr>
-        <w:pStyle w:val="ae"/>
-      </w:pPr>
-    </w:p>
-    <w:p>
-      <w:pPr>
-        <w:pStyle w:val="ae"/>
-      </w:pPr>
+        <w:jc w:val="center"/>
+        <w:rPr>
+          <w:b/>
+          <w:bCs/>
+        </w:rPr>
+      </w:pPr>
+      <w:r>
+        <w:rPr>
+          <w:b/>
+          <w:bCs/>
+        </w:rPr>
+        <w:t>Application Recommends</w:t>
+      </w:r>
+    </w:p>
+    <w:p>
+      <w:pPr>
+        <w:pStyle w:val="ae"/>
+      </w:pPr>
+    </w:p>
+    <w:tbl>
+      <w:tblPr>
+        <w:tblW w:w="6799" w:type="dxa"/>
+        <w:tblBorders>
+          <w:top w:val="single" w:sz="4" w:space="0" w:color="auto"/>
+          <w:left w:val="single" w:sz="4" w:space="0" w:color="auto"/>
+          <w:bottom w:val="single" w:sz="4" w:space="0" w:color="auto"/>
+          <w:right w:val="single" w:sz="4" w:space="0" w:color="auto"/>
+          <w:insideH w:val="single" w:sz="4" w:space="0" w:color="auto"/>
+          <w:insideV w:val="single" w:sz="4" w:space="0" w:color="auto"/>
+        </w:tblBorders>
+        <w:tblLook w:val="04A0" w:firstRow="1" w:lastRow="0" w:firstColumn="1" w:lastColumn="0" w:noHBand="0" w:noVBand="1"/>
+      </w:tblPr>
+      <w:tblGrid>
+        <w:gridCol w:w="1555"/>
+        <w:gridCol w:w="2835"/>
+        <w:gridCol w:w="2409"/>
+      </w:tblGrid>
+      <w:tr>
+        <w:trPr>
+          <w:trHeight w:val="319"/>
+        </w:trPr>
+        <w:tc>
+          <w:tcPr>
+            <w:tcW w:w="1555" w:type="dxa"/>
+            <w:vAlign w:val="center"/>
+            <w:hideMark/>
+          </w:tcPr>
+          <w:p>
+            <w:pPr>
+              <w:pStyle w:val="ae"/>
+              <w:jc w:val="center"/>
+              <w:rPr>
+                <w:b/>
+                <w:bCs/>
+                <w:color w:val="ED7D31" w:themeColor="accent2"/>
+              </w:rPr>
+            </w:pPr>
+            <w:r>
+              <w:rPr>
+                <w:b/>
+                <w:bCs/>
+                <w:color w:val="ED7D31" w:themeColor="accent2"/>
+              </w:rPr>
+              <w:t>Application Scenario</w:t>
+            </w:r>
+          </w:p>
+        </w:tc>
+        <w:tc>
+          <w:tcPr>
+            <w:tcW w:w="2835" w:type="dxa"/>
+            <w:vAlign w:val="center"/>
+            <w:hideMark/>
+          </w:tcPr>
+          <w:p>
+            <w:pPr>
+              <w:pStyle w:val="ae"/>
+              <w:jc w:val="center"/>
+              <w:rPr>
+                <w:b/>
+                <w:bCs/>
+                <w:color w:val="ED7D31" w:themeColor="accent2"/>
+              </w:rPr>
+            </w:pPr>
+            <w:r>
+              <w:rPr>
+                <w:b/>
+                <w:bCs/>
+                <w:color w:val="ED7D31" w:themeColor="accent2"/>
+              </w:rPr>
+              <w:t>Recommended Metal Materials</w:t>
+            </w:r>
+          </w:p>
+        </w:tc>
+        <w:tc>
+          <w:tcPr>
+            <w:tcW w:w="2409" w:type="dxa"/>
+            <w:vAlign w:val="center"/>
+            <w:hideMark/>
+          </w:tcPr>
+          <w:p>
+            <w:pPr>
+              <w:pStyle w:val="ae"/>
+              <w:jc w:val="center"/>
+              <w:rPr>
+                <w:b/>
+                <w:bCs/>
+                <w:color w:val="ED7D31" w:themeColor="accent2"/>
+              </w:rPr>
+            </w:pPr>
+            <w:r>
+              <w:rPr>
+                <w:b/>
+                <w:bCs/>
+                <w:color w:val="ED7D31" w:themeColor="accent2"/>
+              </w:rPr>
+              <w:t>Brief Reason</w:t>
+            </w:r>
+          </w:p>
+        </w:tc>
+      </w:tr>
+      <w:tr>
+        <w:trPr>
+          <w:trHeight w:val="226"/>
+        </w:trPr>
+        <w:tc>
+          <w:tcPr>
+            <w:tcW w:w="1555" w:type="dxa"/>
+            <w:vAlign w:val="center"/>
+            <w:hideMark/>
+          </w:tcPr>
+          <w:p>
+            <w:pPr>
+              <w:pStyle w:val="ae"/>
+              <w:jc w:val="center"/>
+            </w:pPr>
+            <w:r>
+              <w:t>Toy Structures</w:t>
+            </w:r>
+          </w:p>
+        </w:tc>
+        <w:tc>
+          <w:tcPr>
+            <w:tcW w:w="2835" w:type="dxa"/>
+            <w:vAlign w:val="center"/>
+            <w:hideMark/>
+          </w:tcPr>
+          <w:p>
+            <w:pPr>
+              <w:pStyle w:val="ae"/>
+            </w:pPr>
+            <w:r>
+              <w:t>Aluminum Alloy, Zinc Alloy</w:t>
+            </w:r>
+          </w:p>
+        </w:tc>
+        <w:tc>
+          <w:tcPr>
+            <w:tcW w:w="2409" w:type="dxa"/>
+            <w:vAlign w:val="center"/>
+            <w:hideMark/>
+          </w:tcPr>
+          <w:p>
+            <w:pPr>
+              <w:pStyle w:val="ae"/>
+            </w:pPr>
+            <w:r>
+              <w:t>Lightweight, easy to process, safe</w:t>
+            </w:r>
+          </w:p>
+        </w:tc>
+      </w:tr>
+      <w:tr>
+        <w:trPr>
+          <w:trHeight w:val="416"/>
+        </w:trPr>
+        <w:tc>
+          <w:tcPr>
+            <w:tcW w:w="1555" w:type="dxa"/>
+            <w:vAlign w:val="center"/>
+            <w:hideMark/>
+          </w:tcPr>
+          <w:p>
+            <w:pPr>
+              <w:pStyle w:val="ae"/>
+              <w:jc w:val="center"/>
+            </w:pPr>
+            <w:r>
+              <w:t>Mechanical Components</w:t>
+            </w:r>
+          </w:p>
+        </w:tc>
+        <w:tc>
+          <w:tcPr>
+            <w:tcW w:w="2835" w:type="dxa"/>
+            <w:vAlign w:val="center"/>
+            <w:hideMark/>
+          </w:tcPr>
+          <w:p>
+            <w:pPr>
+              <w:pStyle w:val="ae"/>
+            </w:pPr>
+            <w:r>
+              <w:t>Alloy Steel, Carbon Steel</w:t>
+            </w:r>
+          </w:p>
+        </w:tc>
+        <w:tc>
+          <w:tcPr>
+            <w:tcW w:w="2409" w:type="dxa"/>
+            <w:vAlign w:val="center"/>
+            <w:hideMark/>
+          </w:tcPr>
+          <w:p>
+            <w:pPr>
+              <w:pStyle w:val="ae"/>
+            </w:pPr>
+            <w:r>
+              <w:t>High strength, good machinability</w:t>
+            </w:r>
+          </w:p>
+        </w:tc>
+      </w:tr>
+      <w:tr>
+        <w:trPr>
+          <w:trHeight w:val="394"/>
+        </w:trPr>
+        <w:tc>
+          <w:tcPr>
+            <w:tcW w:w="1555" w:type="dxa"/>
+            <w:vAlign w:val="center"/>
+            <w:hideMark/>
+          </w:tcPr>
+          <w:p>
+            <w:pPr>
+              <w:pStyle w:val="ae"/>
+              <w:jc w:val="center"/>
+            </w:pPr>
+            <w:r>
+              <w:t>Corrosive Environments (e.g. seaside)</w:t>
+            </w:r>
+          </w:p>
+        </w:tc>
+        <w:tc>
+          <w:tcPr>
+            <w:tcW w:w="2835" w:type="dxa"/>
+            <w:vAlign w:val="center"/>
+            <w:hideMark/>
+          </w:tcPr>
+          <w:p>
+            <w:pPr>
+              <w:pStyle w:val="ae"/>
+            </w:pPr>
+            <w:r>
+              <w:t>Stainless Steel 316, Titanium Alloy</w:t>
+            </w:r>
+          </w:p>
+        </w:tc>
+        <w:tc>
+          <w:tcPr>
+            <w:tcW w:w="2409" w:type="dxa"/>
+            <w:vAlign w:val="center"/>
+            <w:hideMark/>
+          </w:tcPr>
+          <w:p>
+            <w:pPr>
+              <w:pStyle w:val="ae"/>
+            </w:pPr>
+            <w:r>
+              <w:t>Excellent corrosion resistance</w:t>
+            </w:r>
+          </w:p>
+        </w:tc>
+      </w:tr>
+      <w:tr>
+        <w:trPr>
+          <w:trHeight w:val="276"/>
+        </w:trPr>
+        <w:tc>
+          <w:tcPr>
+            <w:tcW w:w="1555" w:type="dxa"/>
+            <w:vAlign w:val="center"/>
+            <w:hideMark/>
+          </w:tcPr>
+          <w:p>
+            <w:pPr>
+              <w:pStyle w:val="ae"/>
+              <w:jc w:val="center"/>
+            </w:pPr>
+            <w:r>
+              <w:t>Laptop Housings</w:t>
+            </w:r>
+          </w:p>
+        </w:tc>
+        <w:tc>
+          <w:tcPr>
+            <w:tcW w:w="2835" w:type="dxa"/>
+            <w:vAlign w:val="center"/>
+            <w:hideMark/>
+          </w:tcPr>
+          <w:p>
+            <w:pPr>
+              <w:pStyle w:val="ae"/>
+            </w:pPr>
+            <w:r>
+              <w:t>Aluminum Alloy, Magnesium Alloy</w:t>
+            </w:r>
+          </w:p>
+        </w:tc>
+        <w:tc>
+          <w:tcPr>
+            <w:tcW w:w="2409" w:type="dxa"/>
+            <w:vAlign w:val="center"/>
+            <w:hideMark/>
+          </w:tcPr>
+          <w:p>
+            <w:pPr>
+              <w:pStyle w:val="ae"/>
+            </w:pPr>
+            <w:r>
+              <w:t>Lightweight, aesthetic, easy for CNC</w:t>
+            </w:r>
+          </w:p>
+        </w:tc>
+      </w:tr>
+      <w:tr>
+        <w:trPr>
+          <w:trHeight w:val="254"/>
+        </w:trPr>
+        <w:tc>
+          <w:tcPr>
+            <w:tcW w:w="1555" w:type="dxa"/>
+            <w:vAlign w:val="center"/>
+            <w:hideMark/>
+          </w:tcPr>
+          <w:p>
+            <w:pPr>
+              <w:pStyle w:val="ae"/>
+              <w:jc w:val="center"/>
+            </w:pPr>
+            <w:r>
+              <w:t>Electrical Connectors</w:t>
+            </w:r>
+          </w:p>
+        </w:tc>
+        <w:tc>
+          <w:tcPr>
+            <w:tcW w:w="2835" w:type="dxa"/>
+            <w:vAlign w:val="center"/>
+            <w:hideMark/>
+          </w:tcPr>
+          <w:p>
+            <w:pPr>
+              <w:pStyle w:val="ae"/>
+            </w:pPr>
+            <w:r>
+              <w:t>Copper, Copper Alloys</w:t>
+            </w:r>
+          </w:p>
+        </w:tc>
+        <w:tc>
+          <w:tcPr>
+            <w:tcW w:w="2409" w:type="dxa"/>
+            <w:vAlign w:val="center"/>
+            <w:hideMark/>
+          </w:tcPr>
+          <w:p>
+            <w:pPr>
+              <w:pStyle w:val="ae"/>
+            </w:pPr>
+            <w:r>
+              <w:t>Excellent conductivity, corrosion-resistant</w:t>
+            </w:r>
+          </w:p>
+        </w:tc>
+      </w:tr>
+      <w:tr>
+        <w:trPr>
+          <w:trHeight w:val="247"/>
+        </w:trPr>
+        <w:tc>
+          <w:tcPr>
+            <w:tcW w:w="1555" w:type="dxa"/>
+            <w:vAlign w:val="center"/>
+            <w:hideMark/>
+          </w:tcPr>
+          <w:p>
+            <w:pPr>
+              <w:pStyle w:val="ae"/>
+              <w:jc w:val="center"/>
+            </w:pPr>
+            <w:r>
+              <w:t>Precision Aerospace Parts</w:t>
+            </w:r>
+          </w:p>
+        </w:tc>
+        <w:tc>
+          <w:tcPr>
+            <w:tcW w:w="2835" w:type="dxa"/>
+            <w:vAlign w:val="center"/>
+            <w:hideMark/>
+          </w:tcPr>
+          <w:p>
+            <w:pPr>
+              <w:pStyle w:val="ae"/>
+            </w:pPr>
+            <w:r>
+              <w:t>Titanium Alloy, 7075 Aluminum</w:t>
+            </w:r>
+          </w:p>
+        </w:tc>
+        <w:tc>
+          <w:tcPr>
+            <w:tcW w:w="2409" w:type="dxa"/>
+            <w:vAlign w:val="center"/>
+            <w:hideMark/>
+          </w:tcPr>
+          <w:p>
+            <w:pPr>
+              <w:pStyle w:val="ae"/>
+            </w:pPr>
+            <w:r>
+              <w:t>High strength, lightweight</w:t>
+            </w:r>
+          </w:p>
+        </w:tc>
+      </w:tr>
+    </w:tbl>
+    <w:p>
+      <w:pPr>
+        <w:pStyle w:val="ae"/>
+      </w:pPr>
+    </w:p>
+    <w:p>
+      <w:pPr>
+        <w:pStyle w:val="ae"/>
+      </w:pPr>
+    </w:p>
+    <w:p>
+      <w:pPr>
+        <w:pStyle w:val="ae"/>
+        <w:spacing w:line="360" w:lineRule="auto"/>
+        <w:rPr>
+          <w:b/>
+          <w:bCs/>
+        </w:rPr>
+      </w:pPr>
+      <w:r>
+        <w:rPr>
+          <w:b/>
+          <w:bCs/>
+        </w:rPr>
+        <w:t>Tips: Material Selection Advice for Designers</w:t>
+      </w:r>
+    </w:p>
+    <w:p>
+      <w:pPr>
+        <w:pStyle w:val="ae"/>
+        <w:numPr>
+          <w:ilvl w:val="0"/>
+          <w:numId w:val="7"/>
+        </w:numPr>
+        <w:spacing w:line="360" w:lineRule="auto"/>
+        <w:ind w:left="567" w:hanging="207"/>
+      </w:pPr>
+      <w:r>
+        <w:t>Structure + Cost Priority: Use carbon steel or alloy steel.</w:t>
+      </w:r>
+    </w:p>
+    <w:p>
+      <w:pPr>
+        <w:pStyle w:val="ae"/>
+        <w:numPr>
+          <w:ilvl w:val="0"/>
+          <w:numId w:val="7"/>
+        </w:numPr>
+        <w:spacing w:line="360" w:lineRule="auto"/>
+        <w:ind w:left="567" w:hanging="207"/>
+      </w:pPr>
+      <w:r>
+        <w:t>Aesthetic + Corrosion Resistance: Choose stainless steel or anodized aluminum.</w:t>
+      </w:r>
+    </w:p>
+    <w:p>
+      <w:pPr>
+        <w:pStyle w:val="ae"/>
+        <w:numPr>
+          <w:ilvl w:val="0"/>
+          <w:numId w:val="7"/>
+        </w:numPr>
+        <w:spacing w:line="360" w:lineRule="auto"/>
+        <w:ind w:left="567" w:hanging="207"/>
+      </w:pPr>
+      <w:r>
+        <w:t>High Thermal/Electrical Conductivity: Copper is the top choice.</w:t>
+      </w:r>
+    </w:p>
+    <w:p>
+      <w:pPr>
+        <w:pStyle w:val="ae"/>
+        <w:numPr>
+          <w:ilvl w:val="0"/>
+          <w:numId w:val="7"/>
+        </w:numPr>
+        <w:spacing w:line="360" w:lineRule="auto"/>
+        <w:ind w:left="567" w:hanging="207"/>
+      </w:pPr>
+      <w:r>
+        <w:t>Lightweight + High Formability: Go for aluminum, magnesium, or zinc alloys.</w:t>
+      </w:r>
+    </w:p>
+    <w:p>
+      <w:pPr>
+        <w:pStyle w:val="ae"/>
+        <w:numPr>
+          <w:ilvl w:val="0"/>
+          <w:numId w:val="7"/>
+        </w:numPr>
+        <w:spacing w:line="360" w:lineRule="auto"/>
+        <w:ind w:left="567" w:hanging="207"/>
+      </w:pPr>
+      <w:r>
+        <w:t>Decorative Parts with Complex Surface Details: Use zinc alloy die-casting.</w:t>
+      </w:r>
+    </w:p>
+    <w:p>
+      <w:pPr>
+        <w:pStyle w:val="ae"/>
+        <w:numPr>
+          <w:ilvl w:val="0"/>
+          <w:numId w:val="7"/>
+        </w:numPr>
+        <w:spacing w:line="360" w:lineRule="auto"/>
+        <w:ind w:left="567" w:hanging="207"/>
+      </w:pPr>
+      <w:r>
+        <w:t>High-End / Medical-Grade Requirements: Opt</w:t>
+      </w:r>
+      <w:r>
+        <w:t>ion</w:t>
+      </w:r>
+      <w:r>
+        <w:t xml:space="preserve"> for titanium alloy.</w:t>
+      </w:r>
+    </w:p>
+    <w:p>
+      <w:pPr>
+        <w:pStyle w:val="ae"/>
+      </w:pPr>
+    </w:p>
+    <w:p>
+      <w:pPr>
+        <w:pStyle w:val="ae"/>
+      </w:pPr>
+    </w:p>
+    <w:p>
+      <w:pPr>
+        <w:pStyle w:val="ae"/>
+      </w:pPr>
+    </w:p>
+    <w:p>
+      <w:pPr>
+        <w:pStyle w:val="ae"/>
+      </w:pPr>
+    </w:p>
+    <w:p>
+      <w:pPr>
+        <w:pStyle w:val="ae"/>
+      </w:pPr>
+    </w:p>
+    <w:p>
+      <w:pPr>
+        <w:pStyle w:val="ae"/>
+      </w:pPr>
+    </w:p>
+    <w:p>
+      <w:pPr>
+        <w:pStyle w:val="ae"/>
+      </w:pPr>
+    </w:p>
+    <w:p>
+      <w:pPr>
+        <w:pStyle w:val="ae"/>
+      </w:pPr>
+    </w:p>
+    <w:p>
+      <w:pPr>
+        <w:pStyle w:val="ae"/>
+      </w:pPr>
+    </w:p>
+    <w:p>
+      <w:pPr>
+        <w:pStyle w:val="ae"/>
+      </w:pPr>
+    </w:p>
+    <w:p>
+      <w:pPr>
+        <w:pStyle w:val="ae"/>
+      </w:pPr>
+    </w:p>
+    <w:p>
+      <w:pPr>
+        <w:pStyle w:val="ae"/>
+      </w:pPr>
+    </w:p>
+    <w:p>
+      <w:pPr>
+        <w:pStyle w:val="ae"/>
+      </w:pPr>
+    </w:p>
+    <w:p>
+      <w:pPr>
+        <w:pStyle w:val="ae"/>
+      </w:pPr>
+    </w:p>
+    <w:p>
+      <w:pPr>
+        <w:pStyle w:val="ae"/>
+      </w:pPr>
+    </w:p>
+    <w:p>
+      <w:pPr>
+        <w:pStyle w:val="ae"/>
+      </w:pPr>
+    </w:p>
+    <w:p>
+      <w:pPr>
+        <w:pStyle w:val="ae"/>
+      </w:pPr>
+    </w:p>
+    <w:p>
+      <w:pPr>
+        <w:pStyle w:val="ae"/>
+      </w:pPr>
+    </w:p>
+    <w:p>
+      <w:pPr>
+        <w:pStyle w:val="ae"/>
+      </w:pPr>
+    </w:p>
+    <w:p>
+      <w:pPr>
+        <w:pStyle w:val="ae"/>
+      </w:pPr>
+    </w:p>
+    <w:p>
+      <w:pPr>
+        <w:pStyle w:val="ae"/>
+      </w:pPr>
+    </w:p>
+    <w:p>
+      <w:pPr>
+        <w:pStyle w:val="ae"/>
+      </w:pPr>
+    </w:p>
+    <w:p>
+      <w:pPr>
+        <w:pStyle w:val="ae"/>
+      </w:pPr>
+    </w:p>
+    <w:p>
+      <w:pPr>
+        <w:pStyle w:val="ae"/>
+      </w:pPr>
+    </w:p>
+    <w:p>
+      <w:pPr>
+        <w:pStyle w:val="ae"/>
+      </w:pPr>
+    </w:p>
+    <w:p>
+      <w:pPr>
+        <w:pStyle w:val="ae"/>
+      </w:pPr>
+    </w:p>
+    <w:p>
+      <w:pPr>
+        <w:pStyle w:val="ae"/>
+      </w:pPr>
+    </w:p>
+    <w:p>
+      <w:pPr>
+        <w:pStyle w:val="ae"/>
+      </w:pPr>
+    </w:p>
+    <w:p>
+      <w:pPr>
+        <w:pStyle w:val="ae"/>
+      </w:pPr>
+    </w:p>
+    <w:p>
+      <w:pPr>
+        <w:pStyle w:val="ae"/>
+      </w:pPr>
+    </w:p>
+    <w:p>
+      <w:pPr>
+        <w:pStyle w:val="ae"/>
+      </w:pPr>
+    </w:p>
+    <w:p>
+      <w:pPr>
+        <w:pStyle w:val="ae"/>
+      </w:pPr>
+    </w:p>
+    <w:p>
+      <w:pPr>
+        <w:pStyle w:val="ae"/>
+      </w:pPr>
+    </w:p>
+    <w:p>
+      <w:pPr>
+        <w:pStyle w:val="ae"/>
+      </w:pPr>
+    </w:p>
+    <w:p>
+      <w:pPr>
+        <w:pStyle w:val="ae"/>
+      </w:pPr>
+    </w:p>
+    <w:p>
+      <w:pPr>
+        <w:pStyle w:val="ae"/>
+      </w:pPr>
+    </w:p>
+    <w:p>
+      <w:pPr>
+        <w:pStyle w:val="ae"/>
+      </w:pPr>
+    </w:p>
+    <w:p>
+      <w:pPr>
+        <w:pStyle w:val="ae"/>
+      </w:pPr>
+    </w:p>
+    <w:p>
+      <w:pPr>
+        <w:pStyle w:val="ae"/>
+      </w:pPr>
+    </w:p>
+    <w:p>
+      <w:pPr>
+        <w:pStyle w:val="ae"/>
+      </w:pPr>
+    </w:p>
+    <w:p>
+      <w:pPr>
+        <w:pStyle w:val="ae"/>
+      </w:pPr>
+    </w:p>
+    <w:p>
+      <w:pPr>
+        <w:pStyle w:val="ae"/>
+      </w:pPr>
+    </w:p>
+    <w:p>
+      <w:pPr>
+        <w:pStyle w:val="ae"/>
+      </w:pPr>
+    </w:p>
+    <w:p>
+      <w:pPr>
+        <w:pStyle w:val="ae"/>
+      </w:pPr>
+    </w:p>
+    <w:p>
+      <w:pPr>
+        <w:pStyle w:val="ae"/>
+      </w:pPr>
+    </w:p>
+    <w:p>
+      <w:pPr>
+        <w:pStyle w:val="ae"/>
+      </w:pPr>
+    </w:p>
+    <w:p>
+      <w:pPr>
+        <w:pStyle w:val="ae"/>
+      </w:pPr>
+    </w:p>
+    <w:p>
+      <w:pPr>
+        <w:pStyle w:val="ae"/>
+      </w:pPr>
+    </w:p>
+    <w:p>
+      <w:pPr>
+        <w:pStyle w:val="ae"/>
+      </w:pPr>
+    </w:p>
+    <w:p>
+      <w:pPr>
+        <w:pStyle w:val="ae"/>
+      </w:pPr>
+    </w:p>
+    <w:p>
+      <w:pPr>
+        <w:pStyle w:val="ae"/>
+      </w:pPr>
+    </w:p>
+    <w:p>
+      <w:pPr>
+        <w:pStyle w:val="ae"/>
+      </w:pPr>
+    </w:p>
+    <w:p>
+      <w:pPr>
+        <w:pStyle w:val="ae"/>
+      </w:pPr>
+    </w:p>
+    <w:p>
+      <w:pPr>
+        <w:pStyle w:val="ae"/>
+      </w:pPr>
+    </w:p>
+    <w:p>
+      <w:pPr>
+        <w:pStyle w:val="ae"/>
+      </w:pPr>
+      <w:r>
+        <w:rPr>
+          <w:noProof/>
+        </w:rPr>
+        <mc:AlternateContent>
+          <mc:Choice Requires="wps">
+            <w:drawing>
+              <wp:anchor distT="45720" distB="45720" distL="114300" distR="114300" simplePos="0" relativeHeight="251662336" behindDoc="1" locked="0" layoutInCell="1" allowOverlap="1" wp14:anchorId="0CE703B0" wp14:editId="648FBCA7">
+                <wp:simplePos x="0" y="0"/>
+                <wp:positionH relativeFrom="column">
+                  <wp:posOffset>1785620</wp:posOffset>
+                </wp:positionH>
+                <wp:positionV relativeFrom="paragraph">
+                  <wp:posOffset>113030</wp:posOffset>
+                </wp:positionV>
+                <wp:extent cx="4968240" cy="2181860"/>
+                <wp:effectExtent l="0" t="0" r="0" b="0"/>
+                <wp:wrapNone/>
+                <wp:docPr id="1068344767" name="Text Box 2"/>
+                <wp:cNvGraphicFramePr>
+                  <a:graphicFrameLocks xmlns:a="http://schemas.openxmlformats.org/drawingml/2006/main"/>
+                </wp:cNvGraphicFramePr>
+                <a:graphic xmlns:a="http://schemas.openxmlformats.org/drawingml/2006/main">
+                  <a:graphicData uri="http://schemas.microsoft.com/office/word/2010/wordprocessingShape">
+                    <wps:wsp>
+                      <wps:cNvSpPr txBox="1">
+                        <a:spLocks noChangeArrowheads="1"/>
+                      </wps:cNvSpPr>
+                      <wps:spPr bwMode="auto">
+                        <a:xfrm>
+                          <a:off x="0" y="0"/>
+                          <a:ext cx="4968240" cy="2181860"/>
+                        </a:xfrm>
+                        <a:prstGeom prst="rect">
+                          <a:avLst/>
+                        </a:prstGeom>
+                        <a:noFill/>
+                        <a:ln w="9525">
+                          <a:noFill/>
+                          <a:miter lim="800000"/>
+                          <a:headEnd/>
+                          <a:tailEnd/>
+                        </a:ln>
+                      </wps:spPr>
+                      <wps:txbx>
+                        <w:txbxContent>
+                          <w:p/>
+                        </w:txbxContent>
+                      </wps:txbx>
+                      <wps:bodyPr rot="0" vert="horz" wrap="square" lIns="91440" tIns="45720" rIns="91440" bIns="45720" anchor="t" anchorCtr="0">
+                        <a:noAutofit/>
+                      </wps:bodyPr>
+                    </wps:wsp>
+                  </a:graphicData>
+                </a:graphic>
+                <wp14:sizeRelH relativeFrom="margin">
+                  <wp14:pctWidth>0</wp14:pctWidth>
+                </wp14:sizeRelH>
+                <wp14:sizeRelV relativeFrom="margin">
+                  <wp14:pctHeight>0</wp14:pctHeight>
+                </wp14:sizeRelV>
+              </wp:anchor>
+            </w:drawing>
+          </mc:Choice>
+          <mc:Fallback>
+            <w:pict>
+              <v:shape w14:anchorId="0CE703B0" id="Text Box 2" o:spid="_x0000_s1027" type="#_x0000_t202" style="position:absolute;margin-left:140.6pt;margin-top:8.9pt;width:391.2pt;height:171.8pt;z-index:-251654144;visibility:visible;mso-wrap-style:square;mso-width-percent:0;mso-height-percent:0;mso-wrap-distance-left:9pt;mso-wrap-distance-top:3.6pt;mso-wrap-distance-right:9pt;mso-wrap-distance-bottom:3.6pt;mso-position-horizontal:absolute;mso-position-horizontal-relative:text;mso-position-vertical:absolute;mso-position-vertical-relative:text;mso-width-percent:0;mso-height-percent:0;mso-width-relative:margin;mso-height-relative:margin;v-text-anchor:top" o:gfxdata="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" filled="f" stroked="f">
+                <v:textbox>
+                  <w:txbxContent>
+                    <w:p/>
+                  </w:txbxContent>
+                </v:textbox>
+              </v:shape>
+            </w:pict>
+          </mc:Fallback>
+        </mc:AlternateContent>
+      </w:r>
     </w:p>
     <w:p>
       <w:pPr>
@@ -9283,7 +13182,7 @@
     </w:p>
     <w:sectPr>
       <w:pgSz w:w="24480" w:h="15840" w:orient="landscape" w:code="3"/>
-      <w:pgMar w:top="720" w:right="720" w:bottom="720" w:left="720" w:header="720" w:footer="720" w:gutter="0"/>
+      <w:pgMar w:top="567" w:right="284" w:bottom="567" w:left="284" w:header="720" w:footer="720" w:gutter="0"/>
       <w:cols w:num="3" w:space="720"/>
       <w:docGrid w:linePitch="360"/>
     </w:sectPr>
@@ -9443,9 +13342,9 @@
     </w:lvl>
   </w:abstractNum>
   <w:abstractNum w:abstractNumId="1" w15:restartNumberingAfterBreak="0">
-    <w:nsid w:val="1E805878"/>
+    <w:nsid w:val="0E7260A9"/>
     <w:multiLevelType w:val="multilevel"/>
-    <w:tmpl w:val="63704144"/>
+    <w:tmpl w:val="D7F09F5A"/>
     <w:lvl w:ilvl="0">
       <w:start w:val="1"/>
       <w:numFmt w:val="bullet"/>
@@ -9592,9 +13491,9 @@
     </w:lvl>
   </w:abstractNum>
   <w:abstractNum w:abstractNumId="2" w15:restartNumberingAfterBreak="0">
-    <w:nsid w:val="3C431F61"/>
+    <w:nsid w:val="1E805878"/>
     <w:multiLevelType w:val="multilevel"/>
-    <w:tmpl w:val="E1A65336"/>
+    <w:tmpl w:val="63704144"/>
     <w:lvl w:ilvl="0">
       <w:start w:val="1"/>
       <w:numFmt w:val="bullet"/>
@@ -9741,9 +13640,9 @@
     </w:lvl>
   </w:abstractNum>
   <w:abstractNum w:abstractNumId="3" w15:restartNumberingAfterBreak="0">
-    <w:nsid w:val="45435C20"/>
+    <w:nsid w:val="3C431F61"/>
     <w:multiLevelType w:val="multilevel"/>
-    <w:tmpl w:val="2766FC6E"/>
+    <w:tmpl w:val="E1A65336"/>
     <w:lvl w:ilvl="0">
       <w:start w:val="1"/>
       <w:numFmt w:val="bullet"/>
@@ -9890,9 +13789,9 @@
     </w:lvl>
   </w:abstractNum>
   <w:abstractNum w:abstractNumId="4" w15:restartNumberingAfterBreak="0">
-    <w:nsid w:val="61D50450"/>
+    <w:nsid w:val="45435C20"/>
     <w:multiLevelType w:val="multilevel"/>
-    <w:tmpl w:val="58B2F7F0"/>
+    <w:tmpl w:val="2766FC6E"/>
     <w:lvl w:ilvl="0">
       <w:start w:val="1"/>
       <w:numFmt w:val="bullet"/>
@@ -10038,20 +13937,288 @@
       </w:rPr>
     </w:lvl>
   </w:abstractNum>
+  <w:abstractNum w:abstractNumId="5" w15:restartNumberingAfterBreak="0">
+    <w:nsid w:val="5A8558F5"/>
+    <w:multiLevelType w:val="hybridMultilevel"/>
+    <w:tmpl w:val="E4CAA66E"/>
+    <w:lvl w:ilvl="0" w:tplc="04090001">
+      <w:start w:val="1"/>
+      <w:numFmt w:val="bullet"/>
+      <w:lvlText w:val=""/>
+      <w:lvlJc w:val="left"/>
+      <w:pPr>
+        <w:ind w:left="720" w:hanging="360"/>
+      </w:pPr>
+      <w:rPr>
+        <w:rFonts w:ascii="Symbol" w:hAnsi="Symbol" w:hint="default"/>
+      </w:rPr>
+    </w:lvl>
+    <w:lvl w:ilvl="1" w:tplc="04090003" w:tentative="1">
+      <w:start w:val="1"/>
+      <w:numFmt w:val="bullet"/>
+      <w:lvlText w:val="o"/>
+      <w:lvlJc w:val="left"/>
+      <w:pPr>
+        <w:ind w:left="1440" w:hanging="360"/>
+      </w:pPr>
+      <w:rPr>
+        <w:rFonts w:ascii="Courier New" w:hAnsi="Courier New" w:cs="Courier New" w:hint="default"/>
+      </w:rPr>
+    </w:lvl>
+    <w:lvl w:ilvl="2" w:tplc="04090005" w:tentative="1">
+      <w:start w:val="1"/>
+      <w:numFmt w:val="bullet"/>
+      <w:lvlText w:val=""/>
+      <w:lvlJc w:val="left"/>
+      <w:pPr>
+        <w:ind w:left="2160" w:hanging="360"/>
+      </w:pPr>
+      <w:rPr>
+        <w:rFonts w:ascii="Wingdings" w:hAnsi="Wingdings" w:hint="default"/>
+      </w:rPr>
+    </w:lvl>
+    <w:lvl w:ilvl="3" w:tplc="04090001" w:tentative="1">
+      <w:start w:val="1"/>
+      <w:numFmt w:val="bullet"/>
+      <w:lvlText w:val=""/>
+      <w:lvlJc w:val="left"/>
+      <w:pPr>
+        <w:ind w:left="2880" w:hanging="360"/>
+      </w:pPr>
+      <w:rPr>
+        <w:rFonts w:ascii="Symbol" w:hAnsi="Symbol" w:hint="default"/>
+      </w:rPr>
+    </w:lvl>
+    <w:lvl w:ilvl="4" w:tplc="04090003" w:tentative="1">
+      <w:start w:val="1"/>
+      <w:numFmt w:val="bullet"/>
+      <w:lvlText w:val="o"/>
+      <w:lvlJc w:val="left"/>
+      <w:pPr>
+        <w:ind w:left="3600" w:hanging="360"/>
+      </w:pPr>
+      <w:rPr>
+        <w:rFonts w:ascii="Courier New" w:hAnsi="Courier New" w:cs="Courier New" w:hint="default"/>
+      </w:rPr>
+    </w:lvl>
+    <w:lvl w:ilvl="5" w:tplc="04090005" w:tentative="1">
+      <w:start w:val="1"/>
+      <w:numFmt w:val="bullet"/>
+      <w:lvlText w:val=""/>
+      <w:lvlJc w:val="left"/>
+      <w:pPr>
+        <w:ind w:left="4320" w:hanging="360"/>
+      </w:pPr>
+      <w:rPr>
+        <w:rFonts w:ascii="Wingdings" w:hAnsi="Wingdings" w:hint="default"/>
+      </w:rPr>
+    </w:lvl>
+    <w:lvl w:ilvl="6" w:tplc="04090001" w:tentative="1">
+      <w:start w:val="1"/>
+      <w:numFmt w:val="bullet"/>
+      <w:lvlText w:val=""/>
+      <w:lvlJc w:val="left"/>
+      <w:pPr>
+        <w:ind w:left="5040" w:hanging="360"/>
+      </w:pPr>
+      <w:rPr>
+        <w:rFonts w:ascii="Symbol" w:hAnsi="Symbol" w:hint="default"/>
+      </w:rPr>
+    </w:lvl>
+    <w:lvl w:ilvl="7" w:tplc="04090003" w:tentative="1">
+      <w:start w:val="1"/>
+      <w:numFmt w:val="bullet"/>
+      <w:lvlText w:val="o"/>
+      <w:lvlJc w:val="left"/>
+      <w:pPr>
+        <w:ind w:left="5760" w:hanging="360"/>
+      </w:pPr>
+      <w:rPr>
+        <w:rFonts w:ascii="Courier New" w:hAnsi="Courier New" w:cs="Courier New" w:hint="default"/>
+      </w:rPr>
+    </w:lvl>
+    <w:lvl w:ilvl="8" w:tplc="04090005" w:tentative="1">
+      <w:start w:val="1"/>
+      <w:numFmt w:val="bullet"/>
+      <w:lvlText w:val=""/>
+      <w:lvlJc w:val="left"/>
+      <w:pPr>
+        <w:ind w:left="6480" w:hanging="360"/>
+      </w:pPr>
+      <w:rPr>
+        <w:rFonts w:ascii="Wingdings" w:hAnsi="Wingdings" w:hint="default"/>
+      </w:rPr>
+    </w:lvl>
+  </w:abstractNum>
+  <w:abstractNum w:abstractNumId="6" w15:restartNumberingAfterBreak="0">
+    <w:nsid w:val="61D50450"/>
+    <w:multiLevelType w:val="multilevel"/>
+    <w:tmpl w:val="58B2F7F0"/>
+    <w:lvl w:ilvl="0">
+      <w:start w:val="1"/>
+      <w:numFmt w:val="bullet"/>
+      <w:lvlText w:val=""/>
+      <w:lvlJc w:val="left"/>
+      <w:pPr>
+        <w:tabs>
+          <w:tab w:val="num" w:pos="720"/>
+        </w:tabs>
+        <w:ind w:left="720" w:hanging="360"/>
+      </w:pPr>
+      <w:rPr>
+        <w:rFonts w:ascii="Symbol" w:hAnsi="Symbol" w:hint="default"/>
+        <w:sz w:val="20"/>
+      </w:rPr>
+    </w:lvl>
+    <w:lvl w:ilvl="1" w:tentative="1">
+      <w:start w:val="1"/>
+      <w:numFmt w:val="bullet"/>
+      <w:lvlText w:val="o"/>
+      <w:lvlJc w:val="left"/>
+      <w:pPr>
+        <w:tabs>
+          <w:tab w:val="num" w:pos="1440"/>
+        </w:tabs>
+        <w:ind w:left="1440" w:hanging="360"/>
+      </w:pPr>
+      <w:rPr>
+        <w:rFonts w:ascii="Courier New" w:hAnsi="Courier New" w:hint="default"/>
+        <w:sz w:val="20"/>
+      </w:rPr>
+    </w:lvl>
+    <w:lvl w:ilvl="2" w:tentative="1">
+      <w:start w:val="1"/>
+      <w:numFmt w:val="bullet"/>
+      <w:lvlText w:val=""/>
+      <w:lvlJc w:val="left"/>
+      <w:pPr>
+        <w:tabs>
+          <w:tab w:val="num" w:pos="2160"/>
+        </w:tabs>
+        <w:ind w:left="2160" w:hanging="360"/>
+      </w:pPr>
+      <w:rPr>
+        <w:rFonts w:ascii="Wingdings" w:hAnsi="Wingdings" w:hint="default"/>
+        <w:sz w:val="20"/>
+      </w:rPr>
+    </w:lvl>
+    <w:lvl w:ilvl="3" w:tentative="1">
+      <w:start w:val="1"/>
+      <w:numFmt w:val="bullet"/>
+      <w:lvlText w:val=""/>
+      <w:lvlJc w:val="left"/>
+      <w:pPr>
+        <w:tabs>
+          <w:tab w:val="num" w:pos="2880"/>
+        </w:tabs>
+        <w:ind w:left="2880" w:hanging="360"/>
+      </w:pPr>
+      <w:rPr>
+        <w:rFonts w:ascii="Wingdings" w:hAnsi="Wingdings" w:hint="default"/>
+        <w:sz w:val="20"/>
+      </w:rPr>
+    </w:lvl>
+    <w:lvl w:ilvl="4" w:tentative="1">
+      <w:start w:val="1"/>
+      <w:numFmt w:val="bullet"/>
+      <w:lvlText w:val=""/>
+      <w:lvlJc w:val="left"/>
+      <w:pPr>
+        <w:tabs>
+          <w:tab w:val="num" w:pos="3600"/>
+        </w:tabs>
+        <w:ind w:left="3600" w:hanging="360"/>
+      </w:pPr>
+      <w:rPr>
+        <w:rFonts w:ascii="Wingdings" w:hAnsi="Wingdings" w:hint="default"/>
+        <w:sz w:val="20"/>
+      </w:rPr>
+    </w:lvl>
+    <w:lvl w:ilvl="5" w:tentative="1">
+      <w:start w:val="1"/>
+      <w:numFmt w:val="bullet"/>
+      <w:lvlText w:val=""/>
+      <w:lvlJc w:val="left"/>
+      <w:pPr>
+        <w:tabs>
+          <w:tab w:val="num" w:pos="4320"/>
+        </w:tabs>
+        <w:ind w:left="4320" w:hanging="360"/>
+      </w:pPr>
+      <w:rPr>
+        <w:rFonts w:ascii="Wingdings" w:hAnsi="Wingdings" w:hint="default"/>
+        <w:sz w:val="20"/>
+      </w:rPr>
+    </w:lvl>
+    <w:lvl w:ilvl="6" w:tentative="1">
+      <w:start w:val="1"/>
+      <w:numFmt w:val="bullet"/>
+      <w:lvlText w:val=""/>
+      <w:lvlJc w:val="left"/>
+      <w:pPr>
+        <w:tabs>
+          <w:tab w:val="num" w:pos="5040"/>
+        </w:tabs>
+        <w:ind w:left="5040" w:hanging="360"/>
+      </w:pPr>
+      <w:rPr>
+        <w:rFonts w:ascii="Wingdings" w:hAnsi="Wingdings" w:hint="default"/>
+        <w:sz w:val="20"/>
+      </w:rPr>
+    </w:lvl>
+    <w:lvl w:ilvl="7" w:tentative="1">
+      <w:start w:val="1"/>
+      <w:numFmt w:val="bullet"/>
+      <w:lvlText w:val=""/>
+      <w:lvlJc w:val="left"/>
+      <w:pPr>
+        <w:tabs>
+          <w:tab w:val="num" w:pos="5760"/>
+        </w:tabs>
+        <w:ind w:left="5760" w:hanging="360"/>
+      </w:pPr>
+      <w:rPr>
+        <w:rFonts w:ascii="Wingdings" w:hAnsi="Wingdings" w:hint="default"/>
+        <w:sz w:val="20"/>
+      </w:rPr>
+    </w:lvl>
+    <w:lvl w:ilvl="8" w:tentative="1">
+      <w:start w:val="1"/>
+      <w:numFmt w:val="bullet"/>
+      <w:lvlText w:val=""/>
+      <w:lvlJc w:val="left"/>
+      <w:pPr>
+        <w:tabs>
+          <w:tab w:val="num" w:pos="6480"/>
+        </w:tabs>
+        <w:ind w:left="6480" w:hanging="360"/>
+      </w:pPr>
+      <w:rPr>
+        <w:rFonts w:ascii="Wingdings" w:hAnsi="Wingdings" w:hint="default"/>
+        <w:sz w:val="20"/>
+      </w:rPr>
+    </w:lvl>
+  </w:abstractNum>
   <w:num w:numId="1" w16cid:durableId="1193569264">
+    <w:abstractNumId w:val="3"/>
+  </w:num>
+  <w:num w:numId="2" w16cid:durableId="403912316">
     <w:abstractNumId w:val="2"/>
   </w:num>
-  <w:num w:numId="2" w16cid:durableId="403912316">
-    <w:abstractNumId w:val="1"/>
-  </w:num>
   <w:num w:numId="3" w16cid:durableId="874655510">
-    <w:abstractNumId w:val="4"/>
+    <w:abstractNumId w:val="6"/>
   </w:num>
   <w:num w:numId="4" w16cid:durableId="448822535">
     <w:abstractNumId w:val="0"/>
   </w:num>
   <w:num w:numId="5" w16cid:durableId="1787693904">
-    <w:abstractNumId w:val="3"/>
+    <w:abstractNumId w:val="4"/>
+  </w:num>
+  <w:num w:numId="6" w16cid:durableId="1684240882">
+    <w:abstractNumId w:val="1"/>
+  </w:num>
+  <w:num w:numId="7" w16cid:durableId="1430858032">
+    <w:abstractNumId w:val="5"/>
   </w:num>
 </w:numbering>
 </file>
@@ -10668,6 +14835,7 @@
   <w:style w:type="character" w:default="1" w:styleId="a0">
     <w:name w:val="Default Paragraph Font"/>
     <w:uiPriority w:val="1"/>
+    <w:semiHidden/>
     <w:unhideWhenUsed/>
   </w:style>
   <w:style w:type="table" w:default="1" w:styleId="a1">
@@ -10985,9 +15153,9 @@
     <w:name w:val="No Spacing"/>
     <w:uiPriority w:val="1"/>
     <w:qFormat/>
-    <w:rsid w:val="00CB2105"/>
+    <w:rsid w:val="00A86A5D"/>
     <w:pPr>
-      <w:spacing w:after="0" w:line="240" w:lineRule="auto"/>
+      <w:spacing w:after="0" w:line="220" w:lineRule="exact"/>
     </w:pPr>
     <w:rPr>
       <w:rFonts w:ascii="Times New Roman" w:hAnsi="Times New Roman"/>

--- a/Mechanical Note.docx
+++ b/Mechanical Note.docx
@@ -8,7 +8,13 @@
         <w:jc w:val="center"/>
       </w:pPr>
       <w:r>
-        <w:t>1. Mechanical Basic Structure</w:t>
+        <w:t>1. Mechanical Basic</w:t>
+      </w:r>
+      <w:r>
+        <w:rPr>
+          <w:rFonts w:hint="eastAsia"/>
+        </w:rPr>
+        <w:t>s</w:t>
       </w:r>
     </w:p>
     <w:p>
@@ -52,7 +58,6 @@
         <w:tc>
           <w:tcPr>
             <w:tcW w:w="1934" w:type="dxa"/>
-            <w:shd w:val="clear" w:color="auto" w:fill="ED7D31" w:themeFill="accent2"/>
             <w:vAlign w:val="center"/>
             <w:hideMark/>
           </w:tcPr>
@@ -63,12 +68,14 @@
               <w:rPr>
                 <w:b/>
                 <w:bCs/>
+                <w:color w:val="ED7D31" w:themeColor="accent2"/>
               </w:rPr>
             </w:pPr>
             <w:r>
               <w:rPr>
                 <w:b/>
                 <w:bCs/>
+                <w:color w:val="ED7D31" w:themeColor="accent2"/>
               </w:rPr>
               <w:t>Aspect</w:t>
             </w:r>
@@ -77,7 +84,6 @@
         <w:tc>
           <w:tcPr>
             <w:tcW w:w="2101" w:type="dxa"/>
-            <w:shd w:val="clear" w:color="auto" w:fill="ED7D31" w:themeFill="accent2"/>
             <w:vAlign w:val="center"/>
             <w:hideMark/>
           </w:tcPr>
@@ -88,12 +94,14 @@
               <w:rPr>
                 <w:b/>
                 <w:bCs/>
+                <w:color w:val="ED7D31" w:themeColor="accent2"/>
               </w:rPr>
             </w:pPr>
             <w:r>
               <w:rPr>
                 <w:b/>
                 <w:bCs/>
+                <w:color w:val="ED7D31" w:themeColor="accent2"/>
               </w:rPr>
               <w:t>Pipe</w:t>
             </w:r>
@@ -102,7 +110,6 @@
         <w:tc>
           <w:tcPr>
             <w:tcW w:w="2623" w:type="dxa"/>
-            <w:shd w:val="clear" w:color="auto" w:fill="ED7D31" w:themeFill="accent2"/>
             <w:vAlign w:val="center"/>
             <w:hideMark/>
           </w:tcPr>
@@ -113,12 +120,14 @@
               <w:rPr>
                 <w:b/>
                 <w:bCs/>
+                <w:color w:val="ED7D31" w:themeColor="accent2"/>
               </w:rPr>
             </w:pPr>
             <w:r>
               <w:rPr>
                 <w:b/>
                 <w:bCs/>
+                <w:color w:val="ED7D31" w:themeColor="accent2"/>
               </w:rPr>
               <w:t>Tube</w:t>
             </w:r>
@@ -132,15 +141,20 @@
         <w:tc>
           <w:tcPr>
             <w:tcW w:w="1934" w:type="dxa"/>
-            <w:shd w:val="clear" w:color="auto" w:fill="00B0F0"/>
-            <w:vAlign w:val="center"/>
-            <w:hideMark/>
-          </w:tcPr>
-          <w:p>
-            <w:pPr>
-              <w:pStyle w:val="ae"/>
-            </w:pPr>
-            <w:r>
+            <w:vAlign w:val="center"/>
+            <w:hideMark/>
+          </w:tcPr>
+          <w:p>
+            <w:pPr>
+              <w:pStyle w:val="ae"/>
+              <w:rPr>
+                <w:color w:val="92D050"/>
+              </w:rPr>
+            </w:pPr>
+            <w:r>
+              <w:rPr>
+                <w:color w:val="92D050"/>
+              </w:rPr>
               <w:t>Primary Purpose</w:t>
             </w:r>
           </w:p>
@@ -148,15 +162,20 @@
         <w:tc>
           <w:tcPr>
             <w:tcW w:w="2101" w:type="dxa"/>
-            <w:shd w:val="clear" w:color="auto" w:fill="00B0F0"/>
-            <w:vAlign w:val="center"/>
-            <w:hideMark/>
-          </w:tcPr>
-          <w:p>
-            <w:pPr>
-              <w:pStyle w:val="ae"/>
-            </w:pPr>
-            <w:r>
+            <w:vAlign w:val="center"/>
+            <w:hideMark/>
+          </w:tcPr>
+          <w:p>
+            <w:pPr>
+              <w:pStyle w:val="ae"/>
+              <w:rPr>
+                <w:color w:val="92D050"/>
+              </w:rPr>
+            </w:pPr>
+            <w:r>
+              <w:rPr>
+                <w:color w:val="92D050"/>
+              </w:rPr>
               <w:t>Transporting fluids or gases</w:t>
             </w:r>
           </w:p>
@@ -164,15 +183,20 @@
         <w:tc>
           <w:tcPr>
             <w:tcW w:w="2623" w:type="dxa"/>
-            <w:shd w:val="clear" w:color="auto" w:fill="00B0F0"/>
-            <w:vAlign w:val="center"/>
-            <w:hideMark/>
-          </w:tcPr>
-          <w:p>
-            <w:pPr>
-              <w:pStyle w:val="ae"/>
-            </w:pPr>
-            <w:r>
+            <w:vAlign w:val="center"/>
+            <w:hideMark/>
+          </w:tcPr>
+          <w:p>
+            <w:pPr>
+              <w:pStyle w:val="ae"/>
+              <w:rPr>
+                <w:color w:val="92D050"/>
+              </w:rPr>
+            </w:pPr>
+            <w:r>
+              <w:rPr>
+                <w:color w:val="92D050"/>
+              </w:rPr>
               <w:t>Structural applications and precision work</w:t>
             </w:r>
           </w:p>
@@ -185,15 +209,20 @@
         <w:tc>
           <w:tcPr>
             <w:tcW w:w="1934" w:type="dxa"/>
-            <w:shd w:val="clear" w:color="auto" w:fill="00B050"/>
-            <w:vAlign w:val="center"/>
-            <w:hideMark/>
-          </w:tcPr>
-          <w:p>
-            <w:pPr>
-              <w:pStyle w:val="ae"/>
-            </w:pPr>
-            <w:r>
+            <w:vAlign w:val="center"/>
+            <w:hideMark/>
+          </w:tcPr>
+          <w:p>
+            <w:pPr>
+              <w:pStyle w:val="ae"/>
+              <w:rPr>
+                <w:color w:val="4472C4" w:themeColor="accent1"/>
+              </w:rPr>
+            </w:pPr>
+            <w:r>
+              <w:rPr>
+                <w:color w:val="4472C4" w:themeColor="accent1"/>
+              </w:rPr>
               <w:t>Sizing</w:t>
             </w:r>
           </w:p>
@@ -201,15 +230,20 @@
         <w:tc>
           <w:tcPr>
             <w:tcW w:w="2101" w:type="dxa"/>
-            <w:shd w:val="clear" w:color="auto" w:fill="00B050"/>
-            <w:vAlign w:val="center"/>
-            <w:hideMark/>
-          </w:tcPr>
-          <w:p>
-            <w:pPr>
-              <w:pStyle w:val="ae"/>
-            </w:pPr>
-            <w:r>
+            <w:vAlign w:val="center"/>
+            <w:hideMark/>
+          </w:tcPr>
+          <w:p>
+            <w:pPr>
+              <w:pStyle w:val="ae"/>
+              <w:rPr>
+                <w:color w:val="4472C4" w:themeColor="accent1"/>
+              </w:rPr>
+            </w:pPr>
+            <w:r>
+              <w:rPr>
+                <w:color w:val="4472C4" w:themeColor="accent1"/>
+              </w:rPr>
               <w:t>Based on nominal diameter (NPS)</w:t>
             </w:r>
           </w:p>
@@ -217,15 +251,20 @@
         <w:tc>
           <w:tcPr>
             <w:tcW w:w="2623" w:type="dxa"/>
-            <w:shd w:val="clear" w:color="auto" w:fill="00B050"/>
-            <w:vAlign w:val="center"/>
-            <w:hideMark/>
-          </w:tcPr>
-          <w:p>
-            <w:pPr>
-              <w:pStyle w:val="ae"/>
-            </w:pPr>
-            <w:r>
+            <w:vAlign w:val="center"/>
+            <w:hideMark/>
+          </w:tcPr>
+          <w:p>
+            <w:pPr>
+              <w:pStyle w:val="ae"/>
+              <w:rPr>
+                <w:color w:val="4472C4" w:themeColor="accent1"/>
+              </w:rPr>
+            </w:pPr>
+            <w:r>
+              <w:rPr>
+                <w:color w:val="4472C4" w:themeColor="accent1"/>
+              </w:rPr>
               <w:t>Based on actual outside diameter (OD)</w:t>
             </w:r>
           </w:p>
@@ -238,15 +277,20 @@
         <w:tc>
           <w:tcPr>
             <w:tcW w:w="1934" w:type="dxa"/>
-            <w:shd w:val="clear" w:color="auto" w:fill="00B0F0"/>
-            <w:vAlign w:val="center"/>
-            <w:hideMark/>
-          </w:tcPr>
-          <w:p>
-            <w:pPr>
-              <w:pStyle w:val="ae"/>
-            </w:pPr>
-            <w:r>
+            <w:vAlign w:val="center"/>
+            <w:hideMark/>
+          </w:tcPr>
+          <w:p>
+            <w:pPr>
+              <w:pStyle w:val="ae"/>
+              <w:rPr>
+                <w:color w:val="92D050"/>
+              </w:rPr>
+            </w:pPr>
+            <w:r>
+              <w:rPr>
+                <w:color w:val="92D050"/>
+              </w:rPr>
               <w:t>Wall Thickness</w:t>
             </w:r>
           </w:p>
@@ -254,15 +298,20 @@
         <w:tc>
           <w:tcPr>
             <w:tcW w:w="2101" w:type="dxa"/>
-            <w:shd w:val="clear" w:color="auto" w:fill="00B0F0"/>
-            <w:vAlign w:val="center"/>
-            <w:hideMark/>
-          </w:tcPr>
-          <w:p>
-            <w:pPr>
-              <w:pStyle w:val="ae"/>
-            </w:pPr>
-            <w:r>
+            <w:vAlign w:val="center"/>
+            <w:hideMark/>
+          </w:tcPr>
+          <w:p>
+            <w:pPr>
+              <w:pStyle w:val="ae"/>
+              <w:rPr>
+                <w:color w:val="92D050"/>
+              </w:rPr>
+            </w:pPr>
+            <w:r>
+              <w:rPr>
+                <w:color w:val="92D050"/>
+              </w:rPr>
               <w:t>Specified by schedule (e.g., SCH 40)</w:t>
             </w:r>
           </w:p>
@@ -270,15 +319,20 @@
         <w:tc>
           <w:tcPr>
             <w:tcW w:w="2623" w:type="dxa"/>
-            <w:shd w:val="clear" w:color="auto" w:fill="00B0F0"/>
-            <w:vAlign w:val="center"/>
-            <w:hideMark/>
-          </w:tcPr>
-          <w:p>
-            <w:pPr>
-              <w:pStyle w:val="ae"/>
-            </w:pPr>
-            <w:r>
+            <w:vAlign w:val="center"/>
+            <w:hideMark/>
+          </w:tcPr>
+          <w:p>
+            <w:pPr>
+              <w:pStyle w:val="ae"/>
+              <w:rPr>
+                <w:color w:val="92D050"/>
+              </w:rPr>
+            </w:pPr>
+            <w:r>
+              <w:rPr>
+                <w:color w:val="92D050"/>
+              </w:rPr>
               <w:t>Specified by gauge or direct thickness</w:t>
             </w:r>
           </w:p>
@@ -291,15 +345,20 @@
         <w:tc>
           <w:tcPr>
             <w:tcW w:w="1934" w:type="dxa"/>
-            <w:shd w:val="clear" w:color="auto" w:fill="00B050"/>
-            <w:vAlign w:val="center"/>
-            <w:hideMark/>
-          </w:tcPr>
-          <w:p>
-            <w:pPr>
-              <w:pStyle w:val="ae"/>
-            </w:pPr>
-            <w:r>
+            <w:vAlign w:val="center"/>
+            <w:hideMark/>
+          </w:tcPr>
+          <w:p>
+            <w:pPr>
+              <w:pStyle w:val="ae"/>
+              <w:rPr>
+                <w:color w:val="4472C4" w:themeColor="accent1"/>
+              </w:rPr>
+            </w:pPr>
+            <w:r>
+              <w:rPr>
+                <w:color w:val="4472C4" w:themeColor="accent1"/>
+              </w:rPr>
               <w:t>Tolerance</w:t>
             </w:r>
           </w:p>
@@ -307,15 +366,20 @@
         <w:tc>
           <w:tcPr>
             <w:tcW w:w="2101" w:type="dxa"/>
-            <w:shd w:val="clear" w:color="auto" w:fill="00B050"/>
-            <w:vAlign w:val="center"/>
-            <w:hideMark/>
-          </w:tcPr>
-          <w:p>
-            <w:pPr>
-              <w:pStyle w:val="ae"/>
-            </w:pPr>
-            <w:r>
+            <w:vAlign w:val="center"/>
+            <w:hideMark/>
+          </w:tcPr>
+          <w:p>
+            <w:pPr>
+              <w:pStyle w:val="ae"/>
+              <w:rPr>
+                <w:color w:val="4472C4" w:themeColor="accent1"/>
+              </w:rPr>
+            </w:pPr>
+            <w:r>
+              <w:rPr>
+                <w:color w:val="4472C4" w:themeColor="accent1"/>
+              </w:rPr>
               <w:t>Looser tolerances</w:t>
             </w:r>
           </w:p>
@@ -323,15 +387,20 @@
         <w:tc>
           <w:tcPr>
             <w:tcW w:w="2623" w:type="dxa"/>
-            <w:shd w:val="clear" w:color="auto" w:fill="00B050"/>
-            <w:vAlign w:val="center"/>
-            <w:hideMark/>
-          </w:tcPr>
-          <w:p>
-            <w:pPr>
-              <w:pStyle w:val="ae"/>
-            </w:pPr>
-            <w:r>
+            <w:vAlign w:val="center"/>
+            <w:hideMark/>
+          </w:tcPr>
+          <w:p>
+            <w:pPr>
+              <w:pStyle w:val="ae"/>
+              <w:rPr>
+                <w:color w:val="4472C4" w:themeColor="accent1"/>
+              </w:rPr>
+            </w:pPr>
+            <w:r>
+              <w:rPr>
+                <w:color w:val="4472C4" w:themeColor="accent1"/>
+              </w:rPr>
               <w:t>Tighter tolerances for OD, ID, wall thickness</w:t>
             </w:r>
           </w:p>
@@ -344,15 +413,20 @@
         <w:tc>
           <w:tcPr>
             <w:tcW w:w="1934" w:type="dxa"/>
-            <w:shd w:val="clear" w:color="auto" w:fill="00B0F0"/>
-            <w:vAlign w:val="center"/>
-            <w:hideMark/>
-          </w:tcPr>
-          <w:p>
-            <w:pPr>
-              <w:pStyle w:val="ae"/>
-            </w:pPr>
-            <w:r>
+            <w:vAlign w:val="center"/>
+            <w:hideMark/>
+          </w:tcPr>
+          <w:p>
+            <w:pPr>
+              <w:pStyle w:val="ae"/>
+              <w:rPr>
+                <w:color w:val="92D050"/>
+              </w:rPr>
+            </w:pPr>
+            <w:r>
+              <w:rPr>
+                <w:color w:val="92D050"/>
+              </w:rPr>
               <w:t>Shape</w:t>
             </w:r>
           </w:p>
@@ -360,15 +434,20 @@
         <w:tc>
           <w:tcPr>
             <w:tcW w:w="2101" w:type="dxa"/>
-            <w:shd w:val="clear" w:color="auto" w:fill="00B0F0"/>
-            <w:vAlign w:val="center"/>
-            <w:hideMark/>
-          </w:tcPr>
-          <w:p>
-            <w:pPr>
-              <w:pStyle w:val="ae"/>
-            </w:pPr>
-            <w:r>
+            <w:vAlign w:val="center"/>
+            <w:hideMark/>
+          </w:tcPr>
+          <w:p>
+            <w:pPr>
+              <w:pStyle w:val="ae"/>
+              <w:rPr>
+                <w:color w:val="92D050"/>
+              </w:rPr>
+            </w:pPr>
+            <w:r>
+              <w:rPr>
+                <w:color w:val="92D050"/>
+              </w:rPr>
               <w:t>Mostly round</w:t>
             </w:r>
           </w:p>
@@ -376,15 +455,20 @@
         <w:tc>
           <w:tcPr>
             <w:tcW w:w="2623" w:type="dxa"/>
-            <w:shd w:val="clear" w:color="auto" w:fill="00B0F0"/>
-            <w:vAlign w:val="center"/>
-            <w:hideMark/>
-          </w:tcPr>
-          <w:p>
-            <w:pPr>
-              <w:pStyle w:val="ae"/>
-            </w:pPr>
-            <w:r>
+            <w:vAlign w:val="center"/>
+            <w:hideMark/>
+          </w:tcPr>
+          <w:p>
+            <w:pPr>
+              <w:pStyle w:val="ae"/>
+              <w:rPr>
+                <w:color w:val="92D050"/>
+              </w:rPr>
+            </w:pPr>
+            <w:r>
+              <w:rPr>
+                <w:color w:val="92D050"/>
+              </w:rPr>
               <w:t>Round, square, rectangular, oval, etc.</w:t>
             </w:r>
           </w:p>
@@ -397,15 +481,20 @@
         <w:tc>
           <w:tcPr>
             <w:tcW w:w="1934" w:type="dxa"/>
-            <w:shd w:val="clear" w:color="auto" w:fill="00B050"/>
-            <w:vAlign w:val="center"/>
-            <w:hideMark/>
-          </w:tcPr>
-          <w:p>
-            <w:pPr>
-              <w:pStyle w:val="ae"/>
-            </w:pPr>
-            <w:r>
+            <w:vAlign w:val="center"/>
+            <w:hideMark/>
+          </w:tcPr>
+          <w:p>
+            <w:pPr>
+              <w:pStyle w:val="ae"/>
+              <w:rPr>
+                <w:color w:val="4472C4" w:themeColor="accent1"/>
+              </w:rPr>
+            </w:pPr>
+            <w:r>
+              <w:rPr>
+                <w:color w:val="4472C4" w:themeColor="accent1"/>
+              </w:rPr>
               <w:t>Standardization</w:t>
             </w:r>
           </w:p>
@@ -413,15 +502,20 @@
         <w:tc>
           <w:tcPr>
             <w:tcW w:w="2101" w:type="dxa"/>
-            <w:shd w:val="clear" w:color="auto" w:fill="00B050"/>
-            <w:vAlign w:val="center"/>
-            <w:hideMark/>
-          </w:tcPr>
-          <w:p>
-            <w:pPr>
-              <w:pStyle w:val="ae"/>
-            </w:pPr>
-            <w:r>
+            <w:vAlign w:val="center"/>
+            <w:hideMark/>
+          </w:tcPr>
+          <w:p>
+            <w:pPr>
+              <w:pStyle w:val="ae"/>
+              <w:rPr>
+                <w:color w:val="4472C4" w:themeColor="accent1"/>
+              </w:rPr>
+            </w:pPr>
+            <w:r>
+              <w:rPr>
+                <w:color w:val="4472C4" w:themeColor="accent1"/>
+              </w:rPr>
               <w:t>ANSI/ASME B36.10M, B36.19M</w:t>
             </w:r>
           </w:p>
@@ -429,15 +523,20 @@
         <w:tc>
           <w:tcPr>
             <w:tcW w:w="2623" w:type="dxa"/>
-            <w:shd w:val="clear" w:color="auto" w:fill="00B050"/>
-            <w:vAlign w:val="center"/>
-            <w:hideMark/>
-          </w:tcPr>
-          <w:p>
-            <w:pPr>
-              <w:pStyle w:val="ae"/>
-            </w:pPr>
-            <w:r>
+            <w:vAlign w:val="center"/>
+            <w:hideMark/>
+          </w:tcPr>
+          <w:p>
+            <w:pPr>
+              <w:pStyle w:val="ae"/>
+              <w:rPr>
+                <w:color w:val="4472C4" w:themeColor="accent1"/>
+              </w:rPr>
+            </w:pPr>
+            <w:r>
+              <w:rPr>
+                <w:color w:val="4472C4" w:themeColor="accent1"/>
+              </w:rPr>
               <w:t>ASTM A269, A554, etc.</w:t>
             </w:r>
           </w:p>
@@ -448,6 +547,7 @@
       <w:pPr>
         <w:pStyle w:val="ae"/>
         <w:rPr>
+          <w:color w:val="4472C4" w:themeColor="accent1"/>
           <w:szCs w:val="18"/>
         </w:rPr>
       </w:pPr>
@@ -818,6 +918,7 @@
         </w:rPr>
         <w:t xml:space="preserve">SS Sanitary Tube </w:t>
       </w:r>
+      <w:proofErr w:type="gramStart"/>
       <w:r>
         <w:rPr>
           <w:rFonts w:hint="eastAsia"/>
@@ -839,6 +940,7 @@
         </w:rPr>
         <w:t xml:space="preserve">      (</w:t>
       </w:r>
+      <w:proofErr w:type="gramEnd"/>
       <w:r>
         <w:rPr>
           <w:rFonts w:asciiTheme="minorHAnsi" w:hAnsiTheme="minorHAnsi" w:cstheme="minorHAnsi"/>
@@ -1036,7 +1138,6 @@
         <w:tc>
           <w:tcPr>
             <w:tcW w:w="1129" w:type="dxa"/>
-            <w:shd w:val="clear" w:color="auto" w:fill="ED7D31" w:themeFill="accent2"/>
             <w:vAlign w:val="center"/>
             <w:hideMark/>
           </w:tcPr>
@@ -1047,12 +1148,14 @@
               <w:rPr>
                 <w:b/>
                 <w:bCs/>
+                <w:color w:val="ED7D31" w:themeColor="accent2"/>
               </w:rPr>
             </w:pPr>
             <w:r>
               <w:rPr>
                 <w:b/>
                 <w:bCs/>
+                <w:color w:val="ED7D31" w:themeColor="accent2"/>
               </w:rPr>
               <w:t>Feature</w:t>
             </w:r>
@@ -1061,7 +1164,6 @@
         <w:tc>
           <w:tcPr>
             <w:tcW w:w="1701" w:type="dxa"/>
-            <w:shd w:val="clear" w:color="auto" w:fill="ED7D31" w:themeFill="accent2"/>
             <w:vAlign w:val="center"/>
             <w:hideMark/>
           </w:tcPr>
@@ -1072,12 +1174,14 @@
               <w:rPr>
                 <w:b/>
                 <w:bCs/>
+                <w:color w:val="ED7D31" w:themeColor="accent2"/>
               </w:rPr>
             </w:pPr>
             <w:r>
               <w:rPr>
                 <w:b/>
                 <w:bCs/>
+                <w:color w:val="ED7D31" w:themeColor="accent2"/>
               </w:rPr>
               <w:t>Sheet Metal</w:t>
             </w:r>
@@ -1086,7 +1190,6 @@
         <w:tc>
           <w:tcPr>
             <w:tcW w:w="1985" w:type="dxa"/>
-            <w:shd w:val="clear" w:color="auto" w:fill="ED7D31" w:themeFill="accent2"/>
             <w:vAlign w:val="center"/>
             <w:hideMark/>
           </w:tcPr>
@@ -1097,12 +1200,14 @@
               <w:rPr>
                 <w:b/>
                 <w:bCs/>
+                <w:color w:val="ED7D31" w:themeColor="accent2"/>
               </w:rPr>
             </w:pPr>
             <w:r>
               <w:rPr>
                 <w:b/>
                 <w:bCs/>
+                <w:color w:val="ED7D31" w:themeColor="accent2"/>
               </w:rPr>
               <w:t>Plate</w:t>
             </w:r>
@@ -1111,7 +1216,6 @@
         <w:tc>
           <w:tcPr>
             <w:tcW w:w="2126" w:type="dxa"/>
-            <w:shd w:val="clear" w:color="auto" w:fill="ED7D31" w:themeFill="accent2"/>
             <w:vAlign w:val="center"/>
             <w:hideMark/>
           </w:tcPr>
@@ -1122,12 +1226,14 @@
               <w:rPr>
                 <w:b/>
                 <w:bCs/>
+                <w:color w:val="ED7D31" w:themeColor="accent2"/>
               </w:rPr>
             </w:pPr>
             <w:r>
               <w:rPr>
                 <w:b/>
                 <w:bCs/>
+                <w:color w:val="ED7D31" w:themeColor="accent2"/>
               </w:rPr>
               <w:t>Flat Bar</w:t>
             </w:r>
@@ -1141,7 +1247,6 @@
         <w:tc>
           <w:tcPr>
             <w:tcW w:w="1129" w:type="dxa"/>
-            <w:shd w:val="clear" w:color="auto" w:fill="00B0F0"/>
             <w:vAlign w:val="center"/>
             <w:hideMark/>
           </w:tcPr>
@@ -1151,12 +1256,14 @@
               <w:rPr>
                 <w:b/>
                 <w:bCs/>
+                <w:color w:val="92D050"/>
               </w:rPr>
             </w:pPr>
             <w:r>
               <w:rPr>
                 <w:b/>
                 <w:bCs/>
+                <w:color w:val="92D050"/>
               </w:rPr>
               <w:t>Definition</w:t>
             </w:r>
@@ -1165,15 +1272,20 @@
         <w:tc>
           <w:tcPr>
             <w:tcW w:w="1701" w:type="dxa"/>
-            <w:shd w:val="clear" w:color="auto" w:fill="00B0F0"/>
-            <w:vAlign w:val="center"/>
-            <w:hideMark/>
-          </w:tcPr>
-          <w:p>
-            <w:pPr>
-              <w:pStyle w:val="ae"/>
-            </w:pPr>
-            <w:r>
+            <w:vAlign w:val="center"/>
+            <w:hideMark/>
+          </w:tcPr>
+          <w:p>
+            <w:pPr>
+              <w:pStyle w:val="ae"/>
+              <w:rPr>
+                <w:color w:val="92D050"/>
+              </w:rPr>
+            </w:pPr>
+            <w:r>
+              <w:rPr>
+                <w:color w:val="92D050"/>
+              </w:rPr>
               <w:t>Thin, flat rolled metal</w:t>
             </w:r>
           </w:p>
@@ -1181,15 +1293,20 @@
         <w:tc>
           <w:tcPr>
             <w:tcW w:w="1985" w:type="dxa"/>
-            <w:shd w:val="clear" w:color="auto" w:fill="00B0F0"/>
-            <w:vAlign w:val="center"/>
-            <w:hideMark/>
-          </w:tcPr>
-          <w:p>
-            <w:pPr>
-              <w:pStyle w:val="ae"/>
-            </w:pPr>
-            <w:r>
+            <w:vAlign w:val="center"/>
+            <w:hideMark/>
+          </w:tcPr>
+          <w:p>
+            <w:pPr>
+              <w:pStyle w:val="ae"/>
+              <w:rPr>
+                <w:color w:val="92D050"/>
+              </w:rPr>
+            </w:pPr>
+            <w:r>
+              <w:rPr>
+                <w:color w:val="92D050"/>
+              </w:rPr>
               <w:t>Thick, flat rolled metal</w:t>
             </w:r>
           </w:p>
@@ -1197,15 +1314,20 @@
         <w:tc>
           <w:tcPr>
             <w:tcW w:w="2126" w:type="dxa"/>
-            <w:shd w:val="clear" w:color="auto" w:fill="00B0F0"/>
-            <w:vAlign w:val="center"/>
-            <w:hideMark/>
-          </w:tcPr>
-          <w:p>
-            <w:pPr>
-              <w:pStyle w:val="ae"/>
-            </w:pPr>
-            <w:r>
+            <w:vAlign w:val="center"/>
+            <w:hideMark/>
+          </w:tcPr>
+          <w:p>
+            <w:pPr>
+              <w:pStyle w:val="ae"/>
+              <w:rPr>
+                <w:color w:val="92D050"/>
+              </w:rPr>
+            </w:pPr>
+            <w:r>
+              <w:rPr>
+                <w:color w:val="92D050"/>
+              </w:rPr>
               <w:t>Long, rectangular section with set width and thickness</w:t>
             </w:r>
           </w:p>
@@ -1218,7 +1340,6 @@
         <w:tc>
           <w:tcPr>
             <w:tcW w:w="1129" w:type="dxa"/>
-            <w:shd w:val="clear" w:color="auto" w:fill="00B050"/>
             <w:vAlign w:val="center"/>
             <w:hideMark/>
           </w:tcPr>
@@ -1228,12 +1349,14 @@
               <w:rPr>
                 <w:b/>
                 <w:bCs/>
+                <w:color w:val="4472C4" w:themeColor="accent1"/>
               </w:rPr>
             </w:pPr>
             <w:r>
               <w:rPr>
                 <w:b/>
                 <w:bCs/>
+                <w:color w:val="4472C4" w:themeColor="accent1"/>
               </w:rPr>
               <w:t>Thickness</w:t>
             </w:r>
@@ -1242,15 +1365,20 @@
         <w:tc>
           <w:tcPr>
             <w:tcW w:w="1701" w:type="dxa"/>
-            <w:shd w:val="clear" w:color="auto" w:fill="00B050"/>
-            <w:vAlign w:val="center"/>
-            <w:hideMark/>
-          </w:tcPr>
-          <w:p>
-            <w:pPr>
-              <w:pStyle w:val="ae"/>
-            </w:pPr>
-            <w:r>
+            <w:vAlign w:val="center"/>
+            <w:hideMark/>
+          </w:tcPr>
+          <w:p>
+            <w:pPr>
+              <w:pStyle w:val="ae"/>
+              <w:rPr>
+                <w:color w:val="4472C4" w:themeColor="accent1"/>
+              </w:rPr>
+            </w:pPr>
+            <w:r>
+              <w:rPr>
+                <w:color w:val="4472C4" w:themeColor="accent1"/>
+              </w:rPr>
               <w:t>&lt; 3 mm (typically)</w:t>
             </w:r>
           </w:p>
@@ -1258,15 +1386,20 @@
         <w:tc>
           <w:tcPr>
             <w:tcW w:w="1985" w:type="dxa"/>
-            <w:shd w:val="clear" w:color="auto" w:fill="00B050"/>
-            <w:vAlign w:val="center"/>
-            <w:hideMark/>
-          </w:tcPr>
-          <w:p>
-            <w:pPr>
-              <w:pStyle w:val="ae"/>
-            </w:pPr>
-            <w:r>
+            <w:vAlign w:val="center"/>
+            <w:hideMark/>
+          </w:tcPr>
+          <w:p>
+            <w:pPr>
+              <w:pStyle w:val="ae"/>
+              <w:rPr>
+                <w:color w:val="4472C4" w:themeColor="accent1"/>
+              </w:rPr>
+            </w:pPr>
+            <w:r>
+              <w:rPr>
+                <w:color w:val="4472C4" w:themeColor="accent1"/>
+              </w:rPr>
               <w:t>≥ 3 mm (varies by standard, often 6+ mm)</w:t>
             </w:r>
           </w:p>
@@ -1274,15 +1407,20 @@
         <w:tc>
           <w:tcPr>
             <w:tcW w:w="2126" w:type="dxa"/>
-            <w:shd w:val="clear" w:color="auto" w:fill="00B050"/>
-            <w:vAlign w:val="center"/>
-            <w:hideMark/>
-          </w:tcPr>
-          <w:p>
-            <w:pPr>
-              <w:pStyle w:val="ae"/>
-            </w:pPr>
-            <w:r>
+            <w:vAlign w:val="center"/>
+            <w:hideMark/>
+          </w:tcPr>
+          <w:p>
+            <w:pPr>
+              <w:pStyle w:val="ae"/>
+              <w:rPr>
+                <w:color w:val="4472C4" w:themeColor="accent1"/>
+              </w:rPr>
+            </w:pPr>
+            <w:r>
+              <w:rPr>
+                <w:color w:val="4472C4" w:themeColor="accent1"/>
+              </w:rPr>
               <w:t>Varies, often 3–25 mm; defined cross-section</w:t>
             </w:r>
           </w:p>
@@ -1295,7 +1433,6 @@
         <w:tc>
           <w:tcPr>
             <w:tcW w:w="1129" w:type="dxa"/>
-            <w:shd w:val="clear" w:color="auto" w:fill="00B0F0"/>
             <w:vAlign w:val="center"/>
             <w:hideMark/>
           </w:tcPr>
@@ -1305,12 +1442,14 @@
               <w:rPr>
                 <w:b/>
                 <w:bCs/>
+                <w:color w:val="92D050"/>
               </w:rPr>
             </w:pPr>
             <w:r>
               <w:rPr>
                 <w:b/>
                 <w:bCs/>
+                <w:color w:val="92D050"/>
               </w:rPr>
               <w:t>Form</w:t>
             </w:r>
@@ -1319,15 +1458,20 @@
         <w:tc>
           <w:tcPr>
             <w:tcW w:w="1701" w:type="dxa"/>
-            <w:shd w:val="clear" w:color="auto" w:fill="00B0F0"/>
-            <w:vAlign w:val="center"/>
-            <w:hideMark/>
-          </w:tcPr>
-          <w:p>
-            <w:pPr>
-              <w:pStyle w:val="ae"/>
-            </w:pPr>
-            <w:r>
+            <w:vAlign w:val="center"/>
+            <w:hideMark/>
+          </w:tcPr>
+          <w:p>
+            <w:pPr>
+              <w:pStyle w:val="ae"/>
+              <w:rPr>
+                <w:color w:val="92D050"/>
+              </w:rPr>
+            </w:pPr>
+            <w:r>
+              <w:rPr>
+                <w:color w:val="92D050"/>
+              </w:rPr>
               <w:t>Supplied in sheets or coils</w:t>
             </w:r>
           </w:p>
@@ -1335,15 +1479,20 @@
         <w:tc>
           <w:tcPr>
             <w:tcW w:w="1985" w:type="dxa"/>
-            <w:shd w:val="clear" w:color="auto" w:fill="00B0F0"/>
-            <w:vAlign w:val="center"/>
-            <w:hideMark/>
-          </w:tcPr>
-          <w:p>
-            <w:pPr>
-              <w:pStyle w:val="ae"/>
-            </w:pPr>
-            <w:r>
+            <w:vAlign w:val="center"/>
+            <w:hideMark/>
+          </w:tcPr>
+          <w:p>
+            <w:pPr>
+              <w:pStyle w:val="ae"/>
+              <w:rPr>
+                <w:color w:val="92D050"/>
+              </w:rPr>
+            </w:pPr>
+            <w:r>
+              <w:rPr>
+                <w:color w:val="92D050"/>
+              </w:rPr>
               <w:t>Supplied in flat sheets or plates</w:t>
             </w:r>
           </w:p>
@@ -1351,15 +1500,20 @@
         <w:tc>
           <w:tcPr>
             <w:tcW w:w="2126" w:type="dxa"/>
-            <w:shd w:val="clear" w:color="auto" w:fill="00B0F0"/>
-            <w:vAlign w:val="center"/>
-            <w:hideMark/>
-          </w:tcPr>
-          <w:p>
-            <w:pPr>
-              <w:pStyle w:val="ae"/>
-            </w:pPr>
-            <w:r>
+            <w:vAlign w:val="center"/>
+            <w:hideMark/>
+          </w:tcPr>
+          <w:p>
+            <w:pPr>
+              <w:pStyle w:val="ae"/>
+              <w:rPr>
+                <w:color w:val="92D050"/>
+              </w:rPr>
+            </w:pPr>
+            <w:r>
+              <w:rPr>
+                <w:color w:val="92D050"/>
+              </w:rPr>
               <w:t>Supplied as bars (long strips)</w:t>
             </w:r>
           </w:p>
@@ -1372,7 +1526,6 @@
         <w:tc>
           <w:tcPr>
             <w:tcW w:w="1129" w:type="dxa"/>
-            <w:shd w:val="clear" w:color="auto" w:fill="00B050"/>
             <w:vAlign w:val="center"/>
             <w:hideMark/>
           </w:tcPr>
@@ -1382,12 +1535,14 @@
               <w:rPr>
                 <w:b/>
                 <w:bCs/>
+                <w:color w:val="4472C4" w:themeColor="accent1"/>
               </w:rPr>
             </w:pPr>
             <w:r>
               <w:rPr>
                 <w:b/>
                 <w:bCs/>
+                <w:color w:val="4472C4" w:themeColor="accent1"/>
               </w:rPr>
               <w:t>Common Shapes</w:t>
             </w:r>
@@ -1396,15 +1551,20 @@
         <w:tc>
           <w:tcPr>
             <w:tcW w:w="1701" w:type="dxa"/>
-            <w:shd w:val="clear" w:color="auto" w:fill="00B050"/>
-            <w:vAlign w:val="center"/>
-            <w:hideMark/>
-          </w:tcPr>
-          <w:p>
-            <w:pPr>
-              <w:pStyle w:val="ae"/>
-            </w:pPr>
-            <w:r>
+            <w:vAlign w:val="center"/>
+            <w:hideMark/>
+          </w:tcPr>
+          <w:p>
+            <w:pPr>
+              <w:pStyle w:val="ae"/>
+              <w:rPr>
+                <w:color w:val="4472C4" w:themeColor="accent1"/>
+              </w:rPr>
+            </w:pPr>
+            <w:r>
+              <w:rPr>
+                <w:color w:val="4472C4" w:themeColor="accent1"/>
+              </w:rPr>
               <w:t>Rectangular sheets or coils</w:t>
             </w:r>
           </w:p>
@@ -1412,15 +1572,20 @@
         <w:tc>
           <w:tcPr>
             <w:tcW w:w="1985" w:type="dxa"/>
-            <w:shd w:val="clear" w:color="auto" w:fill="00B050"/>
-            <w:vAlign w:val="center"/>
-            <w:hideMark/>
-          </w:tcPr>
-          <w:p>
-            <w:pPr>
-              <w:pStyle w:val="ae"/>
-            </w:pPr>
-            <w:r>
+            <w:vAlign w:val="center"/>
+            <w:hideMark/>
+          </w:tcPr>
+          <w:p>
+            <w:pPr>
+              <w:pStyle w:val="ae"/>
+              <w:rPr>
+                <w:color w:val="4472C4" w:themeColor="accent1"/>
+              </w:rPr>
+            </w:pPr>
+            <w:r>
+              <w:rPr>
+                <w:color w:val="4472C4" w:themeColor="accent1"/>
+              </w:rPr>
               <w:t>Rectangular sheets</w:t>
             </w:r>
           </w:p>
@@ -1428,15 +1593,20 @@
         <w:tc>
           <w:tcPr>
             <w:tcW w:w="2126" w:type="dxa"/>
-            <w:shd w:val="clear" w:color="auto" w:fill="00B050"/>
-            <w:vAlign w:val="center"/>
-            <w:hideMark/>
-          </w:tcPr>
-          <w:p>
-            <w:pPr>
-              <w:pStyle w:val="ae"/>
-            </w:pPr>
-            <w:r>
+            <w:vAlign w:val="center"/>
+            <w:hideMark/>
+          </w:tcPr>
+          <w:p>
+            <w:pPr>
+              <w:pStyle w:val="ae"/>
+              <w:rPr>
+                <w:color w:val="4472C4" w:themeColor="accent1"/>
+              </w:rPr>
+            </w:pPr>
+            <w:r>
+              <w:rPr>
+                <w:color w:val="4472C4" w:themeColor="accent1"/>
+              </w:rPr>
               <w:t>Rectangular cross-section (e.g., 25×3 mm)</w:t>
             </w:r>
           </w:p>
@@ -1449,7 +1619,6 @@
         <w:tc>
           <w:tcPr>
             <w:tcW w:w="1129" w:type="dxa"/>
-            <w:shd w:val="clear" w:color="auto" w:fill="00B0F0"/>
             <w:vAlign w:val="center"/>
             <w:hideMark/>
           </w:tcPr>
@@ -1459,12 +1628,14 @@
               <w:rPr>
                 <w:b/>
                 <w:bCs/>
+                <w:color w:val="92D050"/>
               </w:rPr>
             </w:pPr>
             <w:r>
               <w:rPr>
                 <w:b/>
                 <w:bCs/>
+                <w:color w:val="92D050"/>
               </w:rPr>
               <w:t>Use Case</w:t>
             </w:r>
@@ -1473,15 +1644,20 @@
         <w:tc>
           <w:tcPr>
             <w:tcW w:w="1701" w:type="dxa"/>
-            <w:shd w:val="clear" w:color="auto" w:fill="00B0F0"/>
-            <w:vAlign w:val="center"/>
-            <w:hideMark/>
-          </w:tcPr>
-          <w:p>
-            <w:pPr>
-              <w:pStyle w:val="ae"/>
-            </w:pPr>
-            <w:r>
+            <w:vAlign w:val="center"/>
+            <w:hideMark/>
+          </w:tcPr>
+          <w:p>
+            <w:pPr>
+              <w:pStyle w:val="ae"/>
+              <w:rPr>
+                <w:color w:val="92D050"/>
+              </w:rPr>
+            </w:pPr>
+            <w:r>
+              <w:rPr>
+                <w:color w:val="92D050"/>
+              </w:rPr>
               <w:t>Ductwork, panels, enclosures</w:t>
             </w:r>
           </w:p>
@@ -1489,15 +1665,20 @@
         <w:tc>
           <w:tcPr>
             <w:tcW w:w="1985" w:type="dxa"/>
-            <w:shd w:val="clear" w:color="auto" w:fill="00B0F0"/>
-            <w:vAlign w:val="center"/>
-            <w:hideMark/>
-          </w:tcPr>
-          <w:p>
-            <w:pPr>
-              <w:pStyle w:val="ae"/>
-            </w:pPr>
-            <w:r>
+            <w:vAlign w:val="center"/>
+            <w:hideMark/>
+          </w:tcPr>
+          <w:p>
+            <w:pPr>
+              <w:pStyle w:val="ae"/>
+              <w:rPr>
+                <w:color w:val="92D050"/>
+              </w:rPr>
+            </w:pPr>
+            <w:r>
+              <w:rPr>
+                <w:color w:val="92D050"/>
+              </w:rPr>
               <w:t>Heavy-duty parts, structural components</w:t>
             </w:r>
           </w:p>
@@ -1505,15 +1686,20 @@
         <w:tc>
           <w:tcPr>
             <w:tcW w:w="2126" w:type="dxa"/>
-            <w:shd w:val="clear" w:color="auto" w:fill="00B0F0"/>
-            <w:vAlign w:val="center"/>
-            <w:hideMark/>
-          </w:tcPr>
-          <w:p>
-            <w:pPr>
-              <w:pStyle w:val="ae"/>
-            </w:pPr>
-            <w:r>
+            <w:vAlign w:val="center"/>
+            <w:hideMark/>
+          </w:tcPr>
+          <w:p>
+            <w:pPr>
+              <w:pStyle w:val="ae"/>
+              <w:rPr>
+                <w:color w:val="92D050"/>
+              </w:rPr>
+            </w:pPr>
+            <w:r>
+              <w:rPr>
+                <w:color w:val="92D050"/>
+              </w:rPr>
               <w:t>Brackets, stiffeners, supports</w:t>
             </w:r>
           </w:p>
@@ -1526,7 +1712,6 @@
         <w:tc>
           <w:tcPr>
             <w:tcW w:w="1129" w:type="dxa"/>
-            <w:shd w:val="clear" w:color="auto" w:fill="00B050"/>
             <w:vAlign w:val="center"/>
             <w:hideMark/>
           </w:tcPr>
@@ -1536,12 +1721,14 @@
               <w:rPr>
                 <w:b/>
                 <w:bCs/>
+                <w:color w:val="4472C4" w:themeColor="accent1"/>
               </w:rPr>
             </w:pPr>
             <w:r>
               <w:rPr>
                 <w:b/>
                 <w:bCs/>
+                <w:color w:val="4472C4" w:themeColor="accent1"/>
               </w:rPr>
               <w:t>Processing</w:t>
             </w:r>
@@ -1550,15 +1737,20 @@
         <w:tc>
           <w:tcPr>
             <w:tcW w:w="1701" w:type="dxa"/>
-            <w:shd w:val="clear" w:color="auto" w:fill="00B050"/>
-            <w:vAlign w:val="center"/>
-            <w:hideMark/>
-          </w:tcPr>
-          <w:p>
-            <w:pPr>
-              <w:pStyle w:val="ae"/>
-            </w:pPr>
-            <w:r>
+            <w:vAlign w:val="center"/>
+            <w:hideMark/>
+          </w:tcPr>
+          <w:p>
+            <w:pPr>
+              <w:pStyle w:val="ae"/>
+              <w:rPr>
+                <w:color w:val="4472C4" w:themeColor="accent1"/>
+              </w:rPr>
+            </w:pPr>
+            <w:r>
+              <w:rPr>
+                <w:color w:val="4472C4" w:themeColor="accent1"/>
+              </w:rPr>
               <w:t>Often cut, bent, or stamped</w:t>
             </w:r>
           </w:p>
@@ -1566,15 +1758,20 @@
         <w:tc>
           <w:tcPr>
             <w:tcW w:w="1985" w:type="dxa"/>
-            <w:shd w:val="clear" w:color="auto" w:fill="00B050"/>
-            <w:vAlign w:val="center"/>
-            <w:hideMark/>
-          </w:tcPr>
-          <w:p>
-            <w:pPr>
-              <w:pStyle w:val="ae"/>
-            </w:pPr>
-            <w:r>
+            <w:vAlign w:val="center"/>
+            <w:hideMark/>
+          </w:tcPr>
+          <w:p>
+            <w:pPr>
+              <w:pStyle w:val="ae"/>
+              <w:rPr>
+                <w:color w:val="4472C4" w:themeColor="accent1"/>
+              </w:rPr>
+            </w:pPr>
+            <w:r>
+              <w:rPr>
+                <w:color w:val="4472C4" w:themeColor="accent1"/>
+              </w:rPr>
               <w:t>Machined, drilled, welded</w:t>
             </w:r>
           </w:p>
@@ -1582,15 +1779,20 @@
         <w:tc>
           <w:tcPr>
             <w:tcW w:w="2126" w:type="dxa"/>
-            <w:shd w:val="clear" w:color="auto" w:fill="00B050"/>
-            <w:vAlign w:val="center"/>
-            <w:hideMark/>
-          </w:tcPr>
-          <w:p>
-            <w:pPr>
-              <w:pStyle w:val="ae"/>
-            </w:pPr>
-            <w:r>
+            <w:vAlign w:val="center"/>
+            <w:hideMark/>
+          </w:tcPr>
+          <w:p>
+            <w:pPr>
+              <w:pStyle w:val="ae"/>
+              <w:rPr>
+                <w:color w:val="4472C4" w:themeColor="accent1"/>
+              </w:rPr>
+            </w:pPr>
+            <w:r>
+              <w:rPr>
+                <w:color w:val="4472C4" w:themeColor="accent1"/>
+              </w:rPr>
               <w:t>Cut, drilled, welded</w:t>
             </w:r>
           </w:p>
@@ -1629,19 +1831,55 @@
         <w:rPr>
           <w:rFonts w:cs="Times New Roman"/>
         </w:rPr>
-        <w:t xml:space="preserve">SS SHT 12 Gauges(Ga) (2B)      </w:t>
-      </w:r>
+        <w:t xml:space="preserve">SS SHT 12 </w:t>
+      </w:r>
+      <w:proofErr w:type="gramStart"/>
       <w:r>
         <w:rPr>
           <w:rFonts w:cs="Times New Roman"/>
         </w:rPr>
+        <w:t>Gauges(</w:t>
+      </w:r>
+      <w:proofErr w:type="gramEnd"/>
+      <w:r>
+        <w:rPr>
+          <w:rFonts w:cs="Times New Roman"/>
+        </w:rPr>
+        <w:t>Ga) (2</w:t>
+      </w:r>
+      <w:proofErr w:type="gramStart"/>
+      <w:r>
+        <w:rPr>
+          <w:rFonts w:cs="Times New Roman"/>
+        </w:rPr>
+        <w:t xml:space="preserve">B)   </w:t>
+      </w:r>
+      <w:proofErr w:type="gramEnd"/>
+      <w:r>
+        <w:rPr>
+          <w:rFonts w:cs="Times New Roman"/>
+        </w:rPr>
         <w:t xml:space="preserve">   </w:t>
       </w:r>
+      <w:proofErr w:type="gramStart"/>
       <w:r>
         <w:rPr>
           <w:rFonts w:cs="Times New Roman"/>
         </w:rPr>
-        <w:t>(2B is surface treatment)</w:t>
+        <w:t xml:space="preserve">   </w:t>
+      </w:r>
+      <w:r>
+        <w:rPr>
+          <w:rFonts w:cs="Times New Roman"/>
+        </w:rPr>
+        <w:t>(</w:t>
+      </w:r>
+      <w:proofErr w:type="gramEnd"/>
+      <w:r>
+        <w:rPr>
+          <w:rFonts w:cs="Times New Roman"/>
+        </w:rPr>
+        <w:t>2B is surface treatment)</w:t>
       </w:r>
     </w:p>
     <w:p>
@@ -1691,7 +1929,15 @@
           <w:rFonts w:cs="Times New Roman"/>
           <w:szCs w:val="18"/>
         </w:rPr>
-        <w:t xml:space="preserve"> x 10</w:t>
+        <w:t xml:space="preserve"> x </w:t>
+      </w:r>
+      <w:proofErr w:type="gramStart"/>
+      <w:r>
+        <w:rPr>
+          <w:rFonts w:cs="Times New Roman"/>
+          <w:szCs w:val="18"/>
+        </w:rPr>
+        <w:t>10</w:t>
       </w:r>
       <w:r>
         <w:rPr>
@@ -1705,34 +1951,58 @@
           <w:rFonts w:cs="Times New Roman"/>
           <w:szCs w:val="18"/>
         </w:rPr>
-        <w:t xml:space="preserve">                 </w:t>
-      </w:r>
+        <w:t xml:space="preserve">   </w:t>
+      </w:r>
+      <w:proofErr w:type="gramEnd"/>
       <w:r>
         <w:rPr>
           <w:rFonts w:cs="Times New Roman"/>
           <w:szCs w:val="18"/>
         </w:rPr>
-        <w:t xml:space="preserve">(Here is </w:t>
-      </w:r>
+        <w:t xml:space="preserve">           </w:t>
+      </w:r>
+      <w:proofErr w:type="gramStart"/>
       <w:r>
         <w:rPr>
           <w:rFonts w:cs="Times New Roman"/>
           <w:szCs w:val="18"/>
         </w:rPr>
-        <w:t xml:space="preserve">thickness x </w:t>
+        <w:t xml:space="preserve">   </w:t>
       </w:r>
       <w:r>
         <w:rPr>
           <w:rFonts w:cs="Times New Roman"/>
           <w:szCs w:val="18"/>
         </w:rPr>
-        <w:t>width x length</w:t>
-      </w:r>
+        <w:t>(</w:t>
+      </w:r>
+      <w:proofErr w:type="gramEnd"/>
       <w:r>
         <w:rPr>
           <w:rFonts w:cs="Times New Roman"/>
           <w:szCs w:val="18"/>
         </w:rPr>
+        <w:t xml:space="preserve">Here is </w:t>
+      </w:r>
+      <w:r>
+        <w:rPr>
+          <w:rFonts w:cs="Times New Roman"/>
+          <w:szCs w:val="18"/>
+        </w:rPr>
+        <w:t xml:space="preserve">thickness x </w:t>
+      </w:r>
+      <w:r>
+        <w:rPr>
+          <w:rFonts w:cs="Times New Roman"/>
+          <w:szCs w:val="18"/>
+        </w:rPr>
+        <w:t>width x length</w:t>
+      </w:r>
+      <w:r>
+        <w:rPr>
+          <w:rFonts w:cs="Times New Roman"/>
+          <w:szCs w:val="18"/>
+        </w:rPr>
         <w:t>, in general, SS Plate 3/8</w:t>
       </w:r>
       <w:r>
@@ -1803,7 +2073,15 @@
           <w:rFonts w:cs="Times New Roman"/>
           <w:szCs w:val="18"/>
         </w:rPr>
-        <w:t xml:space="preserve"> x 10</w:t>
+        <w:t xml:space="preserve"> x </w:t>
+      </w:r>
+      <w:proofErr w:type="gramStart"/>
+      <w:r>
+        <w:rPr>
+          <w:rFonts w:cs="Times New Roman"/>
+          <w:szCs w:val="18"/>
+        </w:rPr>
+        <w:t>10</w:t>
       </w:r>
       <w:r>
         <w:rPr>
@@ -1817,7 +2095,15 @@
           <w:rFonts w:cs="Times New Roman"/>
           <w:szCs w:val="18"/>
         </w:rPr>
-        <w:t xml:space="preserve">     (</w:t>
+        <w:t xml:space="preserve">   </w:t>
+      </w:r>
+      <w:proofErr w:type="gramEnd"/>
+      <w:r>
+        <w:rPr>
+          <w:rFonts w:cs="Times New Roman"/>
+          <w:szCs w:val="18"/>
+        </w:rPr>
+        <w:t xml:space="preserve">  (</w:t>
       </w:r>
       <w:r>
         <w:rPr>
@@ -1980,7 +2266,6 @@
         <w:tc>
           <w:tcPr>
             <w:tcW w:w="1271" w:type="dxa"/>
-            <w:shd w:val="clear" w:color="auto" w:fill="ED7D31" w:themeFill="accent2"/>
             <w:vAlign w:val="center"/>
             <w:hideMark/>
           </w:tcPr>
@@ -1992,12 +2277,14 @@
               <w:rPr>
                 <w:b/>
                 <w:bCs/>
+                <w:color w:val="92D050"/>
               </w:rPr>
             </w:pPr>
             <w:r>
               <w:rPr>
                 <w:b/>
                 <w:bCs/>
+                <w:color w:val="92D050"/>
               </w:rPr>
               <w:t>Term</w:t>
             </w:r>
@@ -2006,7 +2293,6 @@
         <w:tc>
           <w:tcPr>
             <w:tcW w:w="3544" w:type="dxa"/>
-            <w:shd w:val="clear" w:color="auto" w:fill="ED7D31" w:themeFill="accent2"/>
             <w:vAlign w:val="center"/>
             <w:hideMark/>
           </w:tcPr>
@@ -2018,12 +2304,14 @@
               <w:rPr>
                 <w:b/>
                 <w:bCs/>
+                <w:color w:val="92D050"/>
               </w:rPr>
             </w:pPr>
             <w:r>
               <w:rPr>
                 <w:b/>
                 <w:bCs/>
+                <w:color w:val="92D050"/>
               </w:rPr>
               <w:t>Description</w:t>
             </w:r>
@@ -2032,7 +2320,6 @@
         <w:tc>
           <w:tcPr>
             <w:tcW w:w="2126" w:type="dxa"/>
-            <w:shd w:val="clear" w:color="auto" w:fill="ED7D31" w:themeFill="accent2"/>
             <w:vAlign w:val="center"/>
             <w:hideMark/>
           </w:tcPr>
@@ -2044,12 +2331,14 @@
               <w:rPr>
                 <w:b/>
                 <w:bCs/>
+                <w:color w:val="92D050"/>
               </w:rPr>
             </w:pPr>
             <w:r>
               <w:rPr>
                 <w:b/>
                 <w:bCs/>
+                <w:color w:val="92D050"/>
               </w:rPr>
               <w:t>Typical Use Case</w:t>
             </w:r>
@@ -2063,7 +2352,6 @@
         <w:tc>
           <w:tcPr>
             <w:tcW w:w="1271" w:type="dxa"/>
-            <w:shd w:val="clear" w:color="auto" w:fill="00B0F0"/>
             <w:vAlign w:val="center"/>
             <w:hideMark/>
           </w:tcPr>
@@ -2071,8 +2359,14 @@
             <w:pPr>
               <w:pStyle w:val="ae"/>
               <w:spacing w:line="200" w:lineRule="exact"/>
-            </w:pPr>
-            <w:r>
+              <w:rPr>
+                <w:color w:val="92D050"/>
+              </w:rPr>
+            </w:pPr>
+            <w:r>
+              <w:rPr>
+                <w:color w:val="92D050"/>
+              </w:rPr>
               <w:t>Screw</w:t>
             </w:r>
           </w:p>
@@ -2080,7 +2374,6 @@
         <w:tc>
           <w:tcPr>
             <w:tcW w:w="3544" w:type="dxa"/>
-            <w:shd w:val="clear" w:color="auto" w:fill="00B0F0"/>
             <w:vAlign w:val="center"/>
             <w:hideMark/>
           </w:tcPr>
@@ -2088,8 +2381,14 @@
             <w:pPr>
               <w:pStyle w:val="ae"/>
               <w:spacing w:line="200" w:lineRule="exact"/>
-            </w:pPr>
-            <w:r>
+              <w:rPr>
+                <w:color w:val="92D050"/>
+              </w:rPr>
+            </w:pPr>
+            <w:r>
+              <w:rPr>
+                <w:color w:val="92D050"/>
+              </w:rPr>
               <w:t>A fastener with external threads that engages directly into a material (e.g., wood, plastic, metal). Often forms its own mating thread.</w:t>
             </w:r>
           </w:p>
@@ -2097,7 +2396,6 @@
         <w:tc>
           <w:tcPr>
             <w:tcW w:w="2126" w:type="dxa"/>
-            <w:shd w:val="clear" w:color="auto" w:fill="00B0F0"/>
             <w:vAlign w:val="center"/>
             <w:hideMark/>
           </w:tcPr>
@@ -2105,8 +2403,14 @@
             <w:pPr>
               <w:pStyle w:val="ae"/>
               <w:spacing w:line="200" w:lineRule="exact"/>
-            </w:pPr>
-            <w:r>
+              <w:rPr>
+                <w:color w:val="92D050"/>
+              </w:rPr>
+            </w:pPr>
+            <w:r>
+              <w:rPr>
+                <w:color w:val="92D050"/>
+              </w:rPr>
               <w:t>Fastening into tapped holes or soft material</w:t>
             </w:r>
           </w:p>
@@ -2119,7 +2423,6 @@
         <w:tc>
           <w:tcPr>
             <w:tcW w:w="1271" w:type="dxa"/>
-            <w:shd w:val="clear" w:color="auto" w:fill="00B050"/>
             <w:vAlign w:val="center"/>
             <w:hideMark/>
           </w:tcPr>
@@ -2127,8 +2430,14 @@
             <w:pPr>
               <w:pStyle w:val="ae"/>
               <w:spacing w:line="200" w:lineRule="exact"/>
-            </w:pPr>
-            <w:r>
+              <w:rPr>
+                <w:color w:val="4472C4" w:themeColor="accent1"/>
+              </w:rPr>
+            </w:pPr>
+            <w:r>
+              <w:rPr>
+                <w:color w:val="4472C4" w:themeColor="accent1"/>
+              </w:rPr>
               <w:t>Bolt</w:t>
             </w:r>
           </w:p>
@@ -2136,7 +2445,6 @@
         <w:tc>
           <w:tcPr>
             <w:tcW w:w="3544" w:type="dxa"/>
-            <w:shd w:val="clear" w:color="auto" w:fill="00B050"/>
             <w:vAlign w:val="center"/>
             <w:hideMark/>
           </w:tcPr>
@@ -2144,15 +2452,27 @@
             <w:pPr>
               <w:pStyle w:val="ae"/>
               <w:spacing w:line="200" w:lineRule="exact"/>
+              <w:rPr>
+                <w:color w:val="4472C4" w:themeColor="accent1"/>
+              </w:rPr>
             </w:pPr>
             <w:bookmarkStart w:id="1" w:name="OLE_LINK1"/>
             <w:r>
+              <w:rPr>
+                <w:color w:val="4472C4" w:themeColor="accent1"/>
+              </w:rPr>
               <w:t xml:space="preserve">A fastener with external threads designed to be used with a nut (or into a pre-tapped hole). </w:t>
             </w:r>
             <w:r>
+              <w:rPr>
+                <w:color w:val="4472C4" w:themeColor="accent1"/>
+              </w:rPr>
               <w:t>Typically,</w:t>
             </w:r>
             <w:r>
+              <w:rPr>
+                <w:color w:val="4472C4" w:themeColor="accent1"/>
+              </w:rPr>
               <w:t xml:space="preserve"> not self-tapping.</w:t>
             </w:r>
             <w:bookmarkEnd w:id="1"/>
@@ -2161,7 +2481,6 @@
         <w:tc>
           <w:tcPr>
             <w:tcW w:w="2126" w:type="dxa"/>
-            <w:shd w:val="clear" w:color="auto" w:fill="00B050"/>
             <w:vAlign w:val="center"/>
             <w:hideMark/>
           </w:tcPr>
@@ -2169,8 +2488,14 @@
             <w:pPr>
               <w:pStyle w:val="ae"/>
               <w:spacing w:line="200" w:lineRule="exact"/>
-            </w:pPr>
-            <w:r>
+              <w:rPr>
+                <w:color w:val="4472C4" w:themeColor="accent1"/>
+              </w:rPr>
+            </w:pPr>
+            <w:r>
+              <w:rPr>
+                <w:color w:val="4472C4" w:themeColor="accent1"/>
+              </w:rPr>
               <w:t>Clamping parts together with nut &amp; washer</w:t>
             </w:r>
           </w:p>
@@ -2183,7 +2508,6 @@
         <w:tc>
           <w:tcPr>
             <w:tcW w:w="1271" w:type="dxa"/>
-            <w:shd w:val="clear" w:color="auto" w:fill="00B0F0"/>
             <w:vAlign w:val="center"/>
             <w:hideMark/>
           </w:tcPr>
@@ -2191,8 +2515,14 @@
             <w:pPr>
               <w:pStyle w:val="ae"/>
               <w:spacing w:line="200" w:lineRule="exact"/>
-            </w:pPr>
-            <w:r>
+              <w:rPr>
+                <w:color w:val="92D050"/>
+              </w:rPr>
+            </w:pPr>
+            <w:r>
+              <w:rPr>
+                <w:color w:val="92D050"/>
+              </w:rPr>
               <w:t>Thread</w:t>
             </w:r>
           </w:p>
@@ -2200,7 +2530,6 @@
         <w:tc>
           <w:tcPr>
             <w:tcW w:w="3544" w:type="dxa"/>
-            <w:shd w:val="clear" w:color="auto" w:fill="00B0F0"/>
             <w:vAlign w:val="center"/>
             <w:hideMark/>
           </w:tcPr>
@@ -2208,8 +2537,14 @@
             <w:pPr>
               <w:pStyle w:val="ae"/>
               <w:spacing w:line="200" w:lineRule="exact"/>
-            </w:pPr>
-            <w:r>
+              <w:rPr>
+                <w:color w:val="92D050"/>
+              </w:rPr>
+            </w:pPr>
+            <w:r>
+              <w:rPr>
+                <w:color w:val="92D050"/>
+              </w:rPr>
               <w:t>The helical ridge on a screw/bolt or inside a nut/hole. Can be external (male) or internal (female).</w:t>
             </w:r>
           </w:p>
@@ -2217,7 +2552,6 @@
         <w:tc>
           <w:tcPr>
             <w:tcW w:w="2126" w:type="dxa"/>
-            <w:shd w:val="clear" w:color="auto" w:fill="00B0F0"/>
             <w:vAlign w:val="center"/>
             <w:hideMark/>
           </w:tcPr>
@@ -2225,8 +2559,14 @@
             <w:pPr>
               <w:pStyle w:val="ae"/>
               <w:spacing w:line="200" w:lineRule="exact"/>
-            </w:pPr>
-            <w:r>
+              <w:rPr>
+                <w:color w:val="92D050"/>
+              </w:rPr>
+            </w:pPr>
+            <w:r>
+              <w:rPr>
+                <w:color w:val="92D050"/>
+              </w:rPr>
               <w:t>Allows mating between components</w:t>
             </w:r>
           </w:p>
@@ -2239,7 +2579,6 @@
         <w:tc>
           <w:tcPr>
             <w:tcW w:w="1271" w:type="dxa"/>
-            <w:shd w:val="clear" w:color="auto" w:fill="00B050"/>
             <w:vAlign w:val="center"/>
             <w:hideMark/>
           </w:tcPr>
@@ -2247,13 +2586,20 @@
             <w:pPr>
               <w:pStyle w:val="ae"/>
               <w:spacing w:line="200" w:lineRule="exact"/>
-            </w:pPr>
-            <w:r>
+              <w:rPr>
+                <w:color w:val="4472C4" w:themeColor="accent1"/>
+              </w:rPr>
+            </w:pPr>
+            <w:r>
+              <w:rPr>
+                <w:color w:val="4472C4" w:themeColor="accent1"/>
+              </w:rPr>
               <w:t>Stud</w:t>
             </w:r>
             <w:r>
               <w:rPr>
                 <w:rFonts w:hint="eastAsia"/>
+                <w:color w:val="4472C4" w:themeColor="accent1"/>
               </w:rPr>
               <w:t xml:space="preserve"> </w:t>
             </w:r>
@@ -2262,10 +2608,14 @@
             <w:pPr>
               <w:pStyle w:val="ae"/>
               <w:spacing w:line="200" w:lineRule="exact"/>
+              <w:rPr>
+                <w:color w:val="4472C4" w:themeColor="accent1"/>
+              </w:rPr>
             </w:pPr>
             <w:r>
               <w:rPr>
                 <w:rFonts w:hint="eastAsia"/>
+                <w:color w:val="4472C4" w:themeColor="accent1"/>
               </w:rPr>
               <w:t>(Ready Rod)</w:t>
             </w:r>
@@ -2274,7 +2624,6 @@
         <w:tc>
           <w:tcPr>
             <w:tcW w:w="3544" w:type="dxa"/>
-            <w:shd w:val="clear" w:color="auto" w:fill="00B050"/>
             <w:vAlign w:val="center"/>
             <w:hideMark/>
           </w:tcPr>
@@ -2282,16 +2631,35 @@
             <w:pPr>
               <w:pStyle w:val="ae"/>
               <w:spacing w:line="200" w:lineRule="exact"/>
-            </w:pPr>
-            <w:r>
-              <w:t>A rod threaded on both ends (or sometimes fully). One end screws into a part; the other receives a nut. No head.</w:t>
+              <w:rPr>
+                <w:color w:val="4472C4" w:themeColor="accent1"/>
+              </w:rPr>
+            </w:pPr>
+            <w:r>
+              <w:rPr>
+                <w:color w:val="4472C4" w:themeColor="accent1"/>
+              </w:rPr>
+              <w:t xml:space="preserve">A rod threaded on both ends (or sometimes fully). One end </w:t>
+            </w:r>
+            <w:proofErr w:type="gramStart"/>
+            <w:r>
+              <w:rPr>
+                <w:color w:val="4472C4" w:themeColor="accent1"/>
+              </w:rPr>
+              <w:t>screws</w:t>
+            </w:r>
+            <w:proofErr w:type="gramEnd"/>
+            <w:r>
+              <w:rPr>
+                <w:color w:val="4472C4" w:themeColor="accent1"/>
+              </w:rPr>
+              <w:t xml:space="preserve"> into a part; the other receives a nut. No head.</w:t>
             </w:r>
           </w:p>
         </w:tc>
         <w:tc>
           <w:tcPr>
             <w:tcW w:w="2126" w:type="dxa"/>
-            <w:shd w:val="clear" w:color="auto" w:fill="00B050"/>
             <w:vAlign w:val="center"/>
             <w:hideMark/>
           </w:tcPr>
@@ -2299,8 +2667,14 @@
             <w:pPr>
               <w:pStyle w:val="ae"/>
               <w:spacing w:line="200" w:lineRule="exact"/>
-            </w:pPr>
-            <w:r>
+              <w:rPr>
+                <w:color w:val="4472C4" w:themeColor="accent1"/>
+              </w:rPr>
+            </w:pPr>
+            <w:r>
+              <w:rPr>
+                <w:color w:val="4472C4" w:themeColor="accent1"/>
+              </w:rPr>
               <w:t>Engine blocks, heavy equipment, flanged joints</w:t>
             </w:r>
           </w:p>
@@ -2401,18 +2775,32 @@
         <w:rPr>
           <w:rFonts w:hint="eastAsia"/>
         </w:rPr>
-        <w:t xml:space="preserve">5 </w:t>
-      </w:r>
+        <w:t>5</w:t>
+      </w:r>
+      <w:proofErr w:type="gramStart"/>
       <w:r>
         <w:rPr>
           <w:rFonts w:hint="eastAsia"/>
         </w:rPr>
-        <w:t xml:space="preserve">  (Completely Penetrate)</w:t>
+        <w:t xml:space="preserve"> </w:t>
       </w:r>
       <w:r>
         <w:rPr>
           <w:rFonts w:hint="eastAsia"/>
         </w:rPr>
+        <w:t xml:space="preserve">  (</w:t>
+      </w:r>
+      <w:proofErr w:type="gramEnd"/>
+      <w:r>
+        <w:rPr>
+          <w:rFonts w:hint="eastAsia"/>
+        </w:rPr>
+        <w:t>Completely Penetrate)</w:t>
+      </w:r>
+      <w:r>
+        <w:rPr>
+          <w:rFonts w:hint="eastAsia"/>
+        </w:rPr>
         <w:t xml:space="preserve">  </w:t>
       </w:r>
     </w:p>
@@ -2459,12 +2847,14 @@
         </w:rPr>
         <w:t>5</w:t>
       </w:r>
+      <w:proofErr w:type="gramStart"/>
       <w:r>
         <w:rPr>
           <w:rFonts w:asciiTheme="minorHAnsi" w:hAnsiTheme="minorHAnsi" w:cstheme="minorHAnsi"/>
         </w:rPr>
         <w:t>”</w:t>
       </w:r>
+      <w:proofErr w:type="gramEnd"/>
       <w:r>
         <w:rPr>
           <w:rFonts w:asciiTheme="minorHAnsi" w:hAnsiTheme="minorHAnsi" w:cstheme="minorHAnsi"/>
@@ -2524,6 +2914,7 @@
         </w:rPr>
         <w:sym w:font="Symbol" w:char="F0AF"/>
       </w:r>
+      <w:proofErr w:type="gramStart"/>
       <w:r>
         <w:rPr>
           <w:rFonts w:hint="eastAsia"/>
@@ -2540,7 +2931,14 @@
         <w:rPr>
           <w:rFonts w:hint="eastAsia"/>
         </w:rPr>
-        <w:t xml:space="preserve">   Hole</w:t>
+        <w:t xml:space="preserve">   </w:t>
+      </w:r>
+      <w:proofErr w:type="gramEnd"/>
+      <w:r>
+        <w:rPr>
+          <w:rFonts w:hint="eastAsia"/>
+        </w:rPr>
+        <w:t>Hole</w:t>
       </w:r>
       <w:r>
         <w:rPr>
@@ -2797,7 +3195,6 @@
         <w:tc>
           <w:tcPr>
             <w:tcW w:w="1129" w:type="dxa"/>
-            <w:shd w:val="clear" w:color="auto" w:fill="00B0F0"/>
             <w:vAlign w:val="center"/>
             <w:hideMark/>
           </w:tcPr>
@@ -2806,6 +3203,7 @@
               <w:pStyle w:val="ae"/>
               <w:rPr>
                 <w:rFonts w:cs="Times New Roman"/>
+                <w:color w:val="4472C4" w:themeColor="accent1"/>
                 <w:sz w:val="16"/>
                 <w:szCs w:val="16"/>
               </w:rPr>
@@ -2813,6 +3211,7 @@
             <w:r>
               <w:rPr>
                 <w:rFonts w:cs="Times New Roman"/>
+                <w:color w:val="4472C4" w:themeColor="accent1"/>
                 <w:sz w:val="16"/>
                 <w:szCs w:val="16"/>
               </w:rPr>
@@ -2823,7 +3222,6 @@
         <w:tc>
           <w:tcPr>
             <w:tcW w:w="1560" w:type="dxa"/>
-            <w:shd w:val="clear" w:color="auto" w:fill="00B0F0"/>
             <w:vAlign w:val="center"/>
             <w:hideMark/>
           </w:tcPr>
@@ -2832,6 +3230,7 @@
               <w:pStyle w:val="ae"/>
               <w:rPr>
                 <w:rFonts w:cs="Times New Roman"/>
+                <w:color w:val="4472C4" w:themeColor="accent1"/>
                 <w:sz w:val="16"/>
                 <w:szCs w:val="16"/>
               </w:rPr>
@@ -2839,6 +3238,7 @@
             <w:r>
               <w:rPr>
                 <w:rFonts w:cs="Times New Roman"/>
+                <w:color w:val="4472C4" w:themeColor="accent1"/>
                 <w:sz w:val="16"/>
                 <w:szCs w:val="16"/>
               </w:rPr>
@@ -2849,7 +3249,6 @@
         <w:tc>
           <w:tcPr>
             <w:tcW w:w="1275" w:type="dxa"/>
-            <w:shd w:val="clear" w:color="auto" w:fill="00B0F0"/>
             <w:vAlign w:val="center"/>
             <w:hideMark/>
           </w:tcPr>
@@ -2858,6 +3257,7 @@
               <w:pStyle w:val="ae"/>
               <w:rPr>
                 <w:rFonts w:cs="Times New Roman"/>
+                <w:color w:val="4472C4" w:themeColor="accent1"/>
                 <w:sz w:val="16"/>
                 <w:szCs w:val="16"/>
               </w:rPr>
@@ -2865,6 +3265,7 @@
             <w:r>
               <w:rPr>
                 <w:rFonts w:cs="Times New Roman"/>
+                <w:color w:val="4472C4" w:themeColor="accent1"/>
                 <w:sz w:val="16"/>
                 <w:szCs w:val="16"/>
               </w:rPr>
@@ -2875,7 +3276,6 @@
         <w:tc>
           <w:tcPr>
             <w:tcW w:w="1560" w:type="dxa"/>
-            <w:shd w:val="clear" w:color="auto" w:fill="00B0F0"/>
             <w:vAlign w:val="center"/>
             <w:hideMark/>
           </w:tcPr>
@@ -2884,6 +3284,7 @@
               <w:pStyle w:val="ae"/>
               <w:rPr>
                 <w:rFonts w:cs="Times New Roman"/>
+                <w:color w:val="4472C4" w:themeColor="accent1"/>
                 <w:sz w:val="16"/>
                 <w:szCs w:val="16"/>
               </w:rPr>
@@ -2891,6 +3292,7 @@
             <w:r>
               <w:rPr>
                 <w:rFonts w:cs="Times New Roman"/>
+                <w:color w:val="4472C4" w:themeColor="accent1"/>
                 <w:sz w:val="16"/>
                 <w:szCs w:val="16"/>
               </w:rPr>
@@ -2901,7 +3303,6 @@
         <w:tc>
           <w:tcPr>
             <w:tcW w:w="850" w:type="dxa"/>
-            <w:shd w:val="clear" w:color="auto" w:fill="00B0F0"/>
             <w:vAlign w:val="center"/>
             <w:hideMark/>
           </w:tcPr>
@@ -2911,6 +3312,7 @@
               <w:jc w:val="center"/>
               <w:rPr>
                 <w:rFonts w:cs="Times New Roman"/>
+                <w:color w:val="4472C4" w:themeColor="accent1"/>
                 <w:sz w:val="16"/>
                 <w:szCs w:val="16"/>
               </w:rPr>
@@ -2918,6 +3320,7 @@
             <w:r>
               <w:rPr>
                 <w:rFonts w:ascii="Segoe UI Emoji" w:hAnsi="Segoe UI Emoji" w:cs="Segoe UI Emoji"/>
+                <w:color w:val="4472C4" w:themeColor="accent1"/>
                 <w:sz w:val="16"/>
                 <w:szCs w:val="16"/>
               </w:rPr>
@@ -2928,7 +3331,6 @@
         <w:tc>
           <w:tcPr>
             <w:tcW w:w="1134" w:type="dxa"/>
-            <w:shd w:val="clear" w:color="auto" w:fill="00B0F0"/>
             <w:vAlign w:val="center"/>
             <w:hideMark/>
           </w:tcPr>
@@ -2938,6 +3340,7 @@
               <w:jc w:val="center"/>
               <w:rPr>
                 <w:rFonts w:cs="Times New Roman"/>
+                <w:color w:val="4472C4" w:themeColor="accent1"/>
                 <w:sz w:val="16"/>
                 <w:szCs w:val="16"/>
               </w:rPr>
@@ -2945,6 +3348,7 @@
             <w:r>
               <w:rPr>
                 <w:rFonts w:cs="Times New Roman"/>
+                <w:color w:val="4472C4" w:themeColor="accent1"/>
                 <w:sz w:val="16"/>
                 <w:szCs w:val="16"/>
               </w:rPr>
@@ -2960,7 +3364,6 @@
         <w:tc>
           <w:tcPr>
             <w:tcW w:w="1129" w:type="dxa"/>
-            <w:shd w:val="clear" w:color="auto" w:fill="00B0F0"/>
             <w:vAlign w:val="center"/>
             <w:hideMark/>
           </w:tcPr>
@@ -2969,6 +3372,7 @@
               <w:pStyle w:val="ae"/>
               <w:rPr>
                 <w:rFonts w:cs="Times New Roman"/>
+                <w:color w:val="4472C4" w:themeColor="accent1"/>
                 <w:sz w:val="16"/>
                 <w:szCs w:val="16"/>
               </w:rPr>
@@ -2976,6 +3380,7 @@
             <w:r>
               <w:rPr>
                 <w:rFonts w:cs="Times New Roman"/>
+                <w:color w:val="4472C4" w:themeColor="accent1"/>
                 <w:sz w:val="16"/>
                 <w:szCs w:val="16"/>
               </w:rPr>
@@ -2986,7 +3391,6 @@
         <w:tc>
           <w:tcPr>
             <w:tcW w:w="1560" w:type="dxa"/>
-            <w:shd w:val="clear" w:color="auto" w:fill="00B0F0"/>
             <w:vAlign w:val="center"/>
             <w:hideMark/>
           </w:tcPr>
@@ -2995,6 +3399,7 @@
               <w:pStyle w:val="ae"/>
               <w:rPr>
                 <w:rFonts w:cs="Times New Roman"/>
+                <w:color w:val="4472C4" w:themeColor="accent1"/>
                 <w:sz w:val="16"/>
                 <w:szCs w:val="16"/>
               </w:rPr>
@@ -3002,6 +3407,7 @@
             <w:r>
               <w:rPr>
                 <w:rFonts w:cs="Times New Roman"/>
+                <w:color w:val="4472C4" w:themeColor="accent1"/>
                 <w:sz w:val="16"/>
                 <w:szCs w:val="16"/>
               </w:rPr>
@@ -3012,7 +3418,6 @@
         <w:tc>
           <w:tcPr>
             <w:tcW w:w="1275" w:type="dxa"/>
-            <w:shd w:val="clear" w:color="auto" w:fill="00B0F0"/>
             <w:vAlign w:val="center"/>
             <w:hideMark/>
           </w:tcPr>
@@ -3021,6 +3426,7 @@
               <w:pStyle w:val="ae"/>
               <w:rPr>
                 <w:rFonts w:cs="Times New Roman"/>
+                <w:color w:val="4472C4" w:themeColor="accent1"/>
                 <w:sz w:val="16"/>
                 <w:szCs w:val="16"/>
               </w:rPr>
@@ -3028,6 +3434,7 @@
             <w:r>
               <w:rPr>
                 <w:rFonts w:cs="Times New Roman"/>
+                <w:color w:val="4472C4" w:themeColor="accent1"/>
                 <w:sz w:val="16"/>
                 <w:szCs w:val="16"/>
               </w:rPr>
@@ -3038,7 +3445,6 @@
         <w:tc>
           <w:tcPr>
             <w:tcW w:w="1560" w:type="dxa"/>
-            <w:shd w:val="clear" w:color="auto" w:fill="00B0F0"/>
             <w:vAlign w:val="center"/>
             <w:hideMark/>
           </w:tcPr>
@@ -3047,6 +3453,7 @@
               <w:pStyle w:val="ae"/>
               <w:rPr>
                 <w:rFonts w:cs="Times New Roman"/>
+                <w:color w:val="4472C4" w:themeColor="accent1"/>
                 <w:sz w:val="16"/>
                 <w:szCs w:val="16"/>
               </w:rPr>
@@ -3054,6 +3461,7 @@
             <w:r>
               <w:rPr>
                 <w:rFonts w:cs="Times New Roman"/>
+                <w:color w:val="4472C4" w:themeColor="accent1"/>
                 <w:sz w:val="16"/>
                 <w:szCs w:val="16"/>
               </w:rPr>
@@ -3064,7 +3472,6 @@
         <w:tc>
           <w:tcPr>
             <w:tcW w:w="850" w:type="dxa"/>
-            <w:shd w:val="clear" w:color="auto" w:fill="00B0F0"/>
             <w:vAlign w:val="center"/>
             <w:hideMark/>
           </w:tcPr>
@@ -3074,6 +3481,7 @@
               <w:jc w:val="center"/>
               <w:rPr>
                 <w:rFonts w:cs="Times New Roman"/>
+                <w:color w:val="4472C4" w:themeColor="accent1"/>
                 <w:sz w:val="16"/>
                 <w:szCs w:val="16"/>
               </w:rPr>
@@ -3081,6 +3489,7 @@
             <w:r>
               <w:rPr>
                 <w:rFonts w:ascii="Segoe UI Emoji" w:hAnsi="Segoe UI Emoji" w:cs="Segoe UI Emoji"/>
+                <w:color w:val="4472C4" w:themeColor="accent1"/>
                 <w:sz w:val="16"/>
                 <w:szCs w:val="16"/>
               </w:rPr>
@@ -3091,7 +3500,6 @@
         <w:tc>
           <w:tcPr>
             <w:tcW w:w="1134" w:type="dxa"/>
-            <w:shd w:val="clear" w:color="auto" w:fill="00B0F0"/>
             <w:vAlign w:val="center"/>
             <w:hideMark/>
           </w:tcPr>
@@ -3101,6 +3509,7 @@
               <w:jc w:val="center"/>
               <w:rPr>
                 <w:rFonts w:cs="Times New Roman"/>
+                <w:color w:val="4472C4" w:themeColor="accent1"/>
                 <w:sz w:val="16"/>
                 <w:szCs w:val="16"/>
               </w:rPr>
@@ -3108,6 +3517,7 @@
             <w:r>
               <w:rPr>
                 <w:rFonts w:cs="Times New Roman"/>
+                <w:color w:val="4472C4" w:themeColor="accent1"/>
                 <w:sz w:val="16"/>
                 <w:szCs w:val="16"/>
               </w:rPr>
@@ -3123,7 +3533,6 @@
         <w:tc>
           <w:tcPr>
             <w:tcW w:w="1129" w:type="dxa"/>
-            <w:shd w:val="clear" w:color="auto" w:fill="00B050"/>
             <w:vAlign w:val="center"/>
             <w:hideMark/>
           </w:tcPr>
@@ -3132,6 +3541,7 @@
               <w:pStyle w:val="ae"/>
               <w:rPr>
                 <w:rFonts w:cs="Times New Roman"/>
+                <w:color w:val="92D050"/>
                 <w:sz w:val="16"/>
                 <w:szCs w:val="16"/>
               </w:rPr>
@@ -3139,6 +3549,7 @@
             <w:r>
               <w:rPr>
                 <w:rFonts w:cs="Times New Roman"/>
+                <w:color w:val="92D050"/>
                 <w:sz w:val="16"/>
                 <w:szCs w:val="16"/>
               </w:rPr>
@@ -3147,6 +3558,7 @@
             <w:r>
               <w:rPr>
                 <w:rFonts w:cs="Times New Roman"/>
+                <w:color w:val="92D050"/>
                 <w:sz w:val="16"/>
                 <w:szCs w:val="16"/>
               </w:rPr>
@@ -3157,7 +3569,6 @@
         <w:tc>
           <w:tcPr>
             <w:tcW w:w="1560" w:type="dxa"/>
-            <w:shd w:val="clear" w:color="auto" w:fill="00B050"/>
             <w:vAlign w:val="center"/>
             <w:hideMark/>
           </w:tcPr>
@@ -3166,6 +3577,7 @@
               <w:pStyle w:val="ae"/>
               <w:rPr>
                 <w:rFonts w:cs="Times New Roman"/>
+                <w:color w:val="92D050"/>
                 <w:sz w:val="16"/>
                 <w:szCs w:val="16"/>
               </w:rPr>
@@ -3173,6 +3585,7 @@
             <w:r>
               <w:rPr>
                 <w:rFonts w:cs="Times New Roman"/>
+                <w:color w:val="92D050"/>
                 <w:sz w:val="16"/>
                 <w:szCs w:val="16"/>
               </w:rPr>
@@ -3183,7 +3596,6 @@
         <w:tc>
           <w:tcPr>
             <w:tcW w:w="1275" w:type="dxa"/>
-            <w:shd w:val="clear" w:color="auto" w:fill="00B050"/>
             <w:vAlign w:val="center"/>
             <w:hideMark/>
           </w:tcPr>
@@ -3192,6 +3604,7 @@
               <w:pStyle w:val="ae"/>
               <w:rPr>
                 <w:rFonts w:cs="Times New Roman"/>
+                <w:color w:val="92D050"/>
                 <w:sz w:val="16"/>
                 <w:szCs w:val="16"/>
               </w:rPr>
@@ -3199,6 +3612,7 @@
             <w:r>
               <w:rPr>
                 <w:rFonts w:cs="Times New Roman"/>
+                <w:color w:val="92D050"/>
                 <w:sz w:val="16"/>
                 <w:szCs w:val="16"/>
               </w:rPr>
@@ -3209,7 +3623,6 @@
         <w:tc>
           <w:tcPr>
             <w:tcW w:w="1560" w:type="dxa"/>
-            <w:shd w:val="clear" w:color="auto" w:fill="00B050"/>
             <w:vAlign w:val="center"/>
             <w:hideMark/>
           </w:tcPr>
@@ -3218,6 +3631,7 @@
               <w:pStyle w:val="ae"/>
               <w:rPr>
                 <w:rFonts w:cs="Times New Roman"/>
+                <w:color w:val="92D050"/>
                 <w:sz w:val="16"/>
                 <w:szCs w:val="16"/>
               </w:rPr>
@@ -3225,6 +3639,7 @@
             <w:r>
               <w:rPr>
                 <w:rFonts w:cs="Times New Roman"/>
+                <w:color w:val="92D050"/>
                 <w:sz w:val="16"/>
                 <w:szCs w:val="16"/>
               </w:rPr>
@@ -3235,7 +3650,6 @@
         <w:tc>
           <w:tcPr>
             <w:tcW w:w="850" w:type="dxa"/>
-            <w:shd w:val="clear" w:color="auto" w:fill="00B050"/>
             <w:vAlign w:val="center"/>
             <w:hideMark/>
           </w:tcPr>
@@ -3245,6 +3659,7 @@
               <w:jc w:val="center"/>
               <w:rPr>
                 <w:rFonts w:cs="Times New Roman"/>
+                <w:color w:val="92D050"/>
                 <w:sz w:val="16"/>
                 <w:szCs w:val="16"/>
               </w:rPr>
@@ -3252,6 +3667,7 @@
             <w:r>
               <w:rPr>
                 <w:rFonts w:ascii="Segoe UI Emoji" w:hAnsi="Segoe UI Emoji" w:cs="Segoe UI Emoji"/>
+                <w:color w:val="92D050"/>
                 <w:sz w:val="16"/>
                 <w:szCs w:val="16"/>
               </w:rPr>
@@ -3262,7 +3678,6 @@
         <w:tc>
           <w:tcPr>
             <w:tcW w:w="1134" w:type="dxa"/>
-            <w:shd w:val="clear" w:color="auto" w:fill="00B050"/>
             <w:vAlign w:val="center"/>
             <w:hideMark/>
           </w:tcPr>
@@ -3272,6 +3687,7 @@
               <w:jc w:val="center"/>
               <w:rPr>
                 <w:rFonts w:cs="Times New Roman"/>
+                <w:color w:val="92D050"/>
                 <w:sz w:val="16"/>
                 <w:szCs w:val="16"/>
               </w:rPr>
@@ -3279,6 +3695,7 @@
             <w:r>
               <w:rPr>
                 <w:rFonts w:cs="Times New Roman"/>
+                <w:color w:val="92D050"/>
                 <w:sz w:val="16"/>
                 <w:szCs w:val="16"/>
               </w:rPr>
@@ -3294,7 +3711,6 @@
         <w:tc>
           <w:tcPr>
             <w:tcW w:w="1129" w:type="dxa"/>
-            <w:shd w:val="clear" w:color="auto" w:fill="00B050"/>
             <w:vAlign w:val="center"/>
             <w:hideMark/>
           </w:tcPr>
@@ -3303,6 +3719,7 @@
               <w:pStyle w:val="ae"/>
               <w:rPr>
                 <w:rFonts w:cs="Times New Roman"/>
+                <w:color w:val="92D050"/>
                 <w:sz w:val="16"/>
                 <w:szCs w:val="16"/>
               </w:rPr>
@@ -3310,6 +3727,7 @@
             <w:r>
               <w:rPr>
                 <w:rFonts w:cs="Times New Roman"/>
+                <w:color w:val="92D050"/>
                 <w:sz w:val="16"/>
                 <w:szCs w:val="16"/>
               </w:rPr>
@@ -3318,6 +3736,7 @@
             <w:r>
               <w:rPr>
                 <w:rFonts w:cs="Times New Roman"/>
+                <w:color w:val="92D050"/>
                 <w:sz w:val="16"/>
                 <w:szCs w:val="16"/>
               </w:rPr>
@@ -3328,7 +3747,6 @@
         <w:tc>
           <w:tcPr>
             <w:tcW w:w="1560" w:type="dxa"/>
-            <w:shd w:val="clear" w:color="auto" w:fill="00B050"/>
             <w:vAlign w:val="center"/>
             <w:hideMark/>
           </w:tcPr>
@@ -3337,6 +3755,7 @@
               <w:pStyle w:val="ae"/>
               <w:rPr>
                 <w:rFonts w:cs="Times New Roman"/>
+                <w:color w:val="92D050"/>
                 <w:sz w:val="16"/>
                 <w:szCs w:val="16"/>
               </w:rPr>
@@ -3344,6 +3763,7 @@
             <w:r>
               <w:rPr>
                 <w:rFonts w:cs="Times New Roman"/>
+                <w:color w:val="92D050"/>
                 <w:sz w:val="16"/>
                 <w:szCs w:val="16"/>
               </w:rPr>
@@ -3354,7 +3774,6 @@
         <w:tc>
           <w:tcPr>
             <w:tcW w:w="1275" w:type="dxa"/>
-            <w:shd w:val="clear" w:color="auto" w:fill="00B050"/>
             <w:vAlign w:val="center"/>
             <w:hideMark/>
           </w:tcPr>
@@ -3363,6 +3782,7 @@
               <w:pStyle w:val="ae"/>
               <w:rPr>
                 <w:rFonts w:cs="Times New Roman"/>
+                <w:color w:val="92D050"/>
                 <w:sz w:val="16"/>
                 <w:szCs w:val="16"/>
               </w:rPr>
@@ -3370,6 +3790,7 @@
             <w:r>
               <w:rPr>
                 <w:rFonts w:cs="Times New Roman"/>
+                <w:color w:val="92D050"/>
                 <w:sz w:val="16"/>
                 <w:szCs w:val="16"/>
               </w:rPr>
@@ -3380,7 +3801,6 @@
         <w:tc>
           <w:tcPr>
             <w:tcW w:w="1560" w:type="dxa"/>
-            <w:shd w:val="clear" w:color="auto" w:fill="00B050"/>
             <w:vAlign w:val="center"/>
             <w:hideMark/>
           </w:tcPr>
@@ -3389,6 +3809,7 @@
               <w:pStyle w:val="ae"/>
               <w:rPr>
                 <w:rFonts w:cs="Times New Roman"/>
+                <w:color w:val="92D050"/>
                 <w:sz w:val="16"/>
                 <w:szCs w:val="16"/>
               </w:rPr>
@@ -3396,6 +3817,7 @@
             <w:r>
               <w:rPr>
                 <w:rFonts w:cs="Times New Roman"/>
+                <w:color w:val="92D050"/>
                 <w:sz w:val="16"/>
                 <w:szCs w:val="16"/>
               </w:rPr>
@@ -3406,7 +3828,6 @@
         <w:tc>
           <w:tcPr>
             <w:tcW w:w="850" w:type="dxa"/>
-            <w:shd w:val="clear" w:color="auto" w:fill="00B050"/>
             <w:vAlign w:val="center"/>
             <w:hideMark/>
           </w:tcPr>
@@ -3416,6 +3837,7 @@
               <w:jc w:val="center"/>
               <w:rPr>
                 <w:rFonts w:cs="Times New Roman"/>
+                <w:color w:val="92D050"/>
                 <w:sz w:val="16"/>
                 <w:szCs w:val="16"/>
               </w:rPr>
@@ -3423,6 +3845,7 @@
             <w:r>
               <w:rPr>
                 <w:rFonts w:ascii="Segoe UI Emoji" w:hAnsi="Segoe UI Emoji" w:cs="Segoe UI Emoji"/>
+                <w:color w:val="92D050"/>
                 <w:sz w:val="16"/>
                 <w:szCs w:val="16"/>
               </w:rPr>
@@ -3433,7 +3856,6 @@
         <w:tc>
           <w:tcPr>
             <w:tcW w:w="1134" w:type="dxa"/>
-            <w:shd w:val="clear" w:color="auto" w:fill="00B050"/>
             <w:vAlign w:val="center"/>
             <w:hideMark/>
           </w:tcPr>
@@ -3443,6 +3865,7 @@
               <w:jc w:val="center"/>
               <w:rPr>
                 <w:rFonts w:cs="Times New Roman"/>
+                <w:color w:val="92D050"/>
                 <w:sz w:val="16"/>
                 <w:szCs w:val="16"/>
               </w:rPr>
@@ -3450,6 +3873,7 @@
             <w:r>
               <w:rPr>
                 <w:rFonts w:cs="Times New Roman"/>
+                <w:color w:val="92D050"/>
                 <w:sz w:val="16"/>
                 <w:szCs w:val="16"/>
               </w:rPr>
@@ -3465,7 +3889,6 @@
         <w:tc>
           <w:tcPr>
             <w:tcW w:w="1129" w:type="dxa"/>
-            <w:shd w:val="clear" w:color="auto" w:fill="00B050"/>
             <w:vAlign w:val="center"/>
             <w:hideMark/>
           </w:tcPr>
@@ -3474,6 +3897,7 @@
               <w:pStyle w:val="ae"/>
               <w:rPr>
                 <w:rFonts w:cs="Times New Roman"/>
+                <w:color w:val="92D050"/>
                 <w:sz w:val="16"/>
                 <w:szCs w:val="16"/>
               </w:rPr>
@@ -3481,6 +3905,7 @@
             <w:r>
               <w:rPr>
                 <w:rFonts w:cs="Times New Roman"/>
+                <w:color w:val="92D050"/>
                 <w:sz w:val="16"/>
                 <w:szCs w:val="16"/>
               </w:rPr>
@@ -3491,7 +3916,6 @@
         <w:tc>
           <w:tcPr>
             <w:tcW w:w="1560" w:type="dxa"/>
-            <w:shd w:val="clear" w:color="auto" w:fill="00B050"/>
             <w:vAlign w:val="center"/>
             <w:hideMark/>
           </w:tcPr>
@@ -3500,6 +3924,7 @@
               <w:pStyle w:val="ae"/>
               <w:rPr>
                 <w:rFonts w:cs="Times New Roman"/>
+                <w:color w:val="92D050"/>
                 <w:sz w:val="16"/>
                 <w:szCs w:val="16"/>
               </w:rPr>
@@ -3507,6 +3932,7 @@
             <w:r>
               <w:rPr>
                 <w:rFonts w:cs="Times New Roman"/>
+                <w:color w:val="92D050"/>
                 <w:sz w:val="16"/>
                 <w:szCs w:val="16"/>
               </w:rPr>
@@ -3517,7 +3943,6 @@
         <w:tc>
           <w:tcPr>
             <w:tcW w:w="1275" w:type="dxa"/>
-            <w:shd w:val="clear" w:color="auto" w:fill="00B050"/>
             <w:vAlign w:val="center"/>
             <w:hideMark/>
           </w:tcPr>
@@ -3526,6 +3951,7 @@
               <w:pStyle w:val="ae"/>
               <w:rPr>
                 <w:rFonts w:cs="Times New Roman"/>
+                <w:color w:val="92D050"/>
                 <w:sz w:val="16"/>
                 <w:szCs w:val="16"/>
               </w:rPr>
@@ -3533,6 +3959,7 @@
             <w:r>
               <w:rPr>
                 <w:rFonts w:cs="Times New Roman"/>
+                <w:color w:val="92D050"/>
                 <w:sz w:val="16"/>
                 <w:szCs w:val="16"/>
               </w:rPr>
@@ -3543,7 +3970,6 @@
         <w:tc>
           <w:tcPr>
             <w:tcW w:w="1560" w:type="dxa"/>
-            <w:shd w:val="clear" w:color="auto" w:fill="00B050"/>
             <w:vAlign w:val="center"/>
             <w:hideMark/>
           </w:tcPr>
@@ -3552,6 +3978,7 @@
               <w:pStyle w:val="ae"/>
               <w:rPr>
                 <w:rFonts w:cs="Times New Roman"/>
+                <w:color w:val="92D050"/>
                 <w:sz w:val="16"/>
                 <w:szCs w:val="16"/>
               </w:rPr>
@@ -3559,6 +3986,7 @@
             <w:r>
               <w:rPr>
                 <w:rFonts w:cs="Times New Roman"/>
+                <w:color w:val="92D050"/>
                 <w:sz w:val="16"/>
                 <w:szCs w:val="16"/>
               </w:rPr>
@@ -3569,7 +3997,6 @@
         <w:tc>
           <w:tcPr>
             <w:tcW w:w="850" w:type="dxa"/>
-            <w:shd w:val="clear" w:color="auto" w:fill="00B050"/>
             <w:vAlign w:val="center"/>
             <w:hideMark/>
           </w:tcPr>
@@ -3579,6 +4006,7 @@
               <w:jc w:val="center"/>
               <w:rPr>
                 <w:rFonts w:cs="Times New Roman"/>
+                <w:color w:val="92D050"/>
                 <w:sz w:val="16"/>
                 <w:szCs w:val="16"/>
               </w:rPr>
@@ -3586,6 +4014,7 @@
             <w:r>
               <w:rPr>
                 <w:rFonts w:ascii="Segoe UI Emoji" w:hAnsi="Segoe UI Emoji" w:cs="Segoe UI Emoji"/>
+                <w:color w:val="92D050"/>
                 <w:sz w:val="16"/>
                 <w:szCs w:val="16"/>
               </w:rPr>
@@ -3596,7 +4025,6 @@
         <w:tc>
           <w:tcPr>
             <w:tcW w:w="1134" w:type="dxa"/>
-            <w:shd w:val="clear" w:color="auto" w:fill="00B050"/>
             <w:vAlign w:val="center"/>
             <w:hideMark/>
           </w:tcPr>
@@ -3606,6 +4034,7 @@
               <w:jc w:val="center"/>
               <w:rPr>
                 <w:rFonts w:cs="Times New Roman"/>
+                <w:color w:val="92D050"/>
                 <w:sz w:val="16"/>
                 <w:szCs w:val="16"/>
               </w:rPr>
@@ -3613,6 +4042,7 @@
             <w:r>
               <w:rPr>
                 <w:rFonts w:cs="Times New Roman"/>
+                <w:color w:val="92D050"/>
                 <w:sz w:val="16"/>
                 <w:szCs w:val="16"/>
               </w:rPr>
@@ -3628,7 +4058,6 @@
         <w:tc>
           <w:tcPr>
             <w:tcW w:w="1129" w:type="dxa"/>
-            <w:shd w:val="clear" w:color="auto" w:fill="7B7B7B" w:themeFill="accent3" w:themeFillShade="BF"/>
             <w:vAlign w:val="center"/>
             <w:hideMark/>
           </w:tcPr>
@@ -3654,7 +4083,6 @@
         <w:tc>
           <w:tcPr>
             <w:tcW w:w="1560" w:type="dxa"/>
-            <w:shd w:val="clear" w:color="auto" w:fill="7B7B7B" w:themeFill="accent3" w:themeFillShade="BF"/>
             <w:vAlign w:val="center"/>
             <w:hideMark/>
           </w:tcPr>
@@ -3680,7 +4108,6 @@
         <w:tc>
           <w:tcPr>
             <w:tcW w:w="1275" w:type="dxa"/>
-            <w:shd w:val="clear" w:color="auto" w:fill="7B7B7B" w:themeFill="accent3" w:themeFillShade="BF"/>
             <w:vAlign w:val="center"/>
             <w:hideMark/>
           </w:tcPr>
@@ -3706,7 +4133,6 @@
         <w:tc>
           <w:tcPr>
             <w:tcW w:w="1560" w:type="dxa"/>
-            <w:shd w:val="clear" w:color="auto" w:fill="7B7B7B" w:themeFill="accent3" w:themeFillShade="BF"/>
             <w:vAlign w:val="center"/>
             <w:hideMark/>
           </w:tcPr>
@@ -3732,7 +4158,6 @@
         <w:tc>
           <w:tcPr>
             <w:tcW w:w="850" w:type="dxa"/>
-            <w:shd w:val="clear" w:color="auto" w:fill="7B7B7B" w:themeFill="accent3" w:themeFillShade="BF"/>
             <w:vAlign w:val="center"/>
             <w:hideMark/>
           </w:tcPr>
@@ -3759,7 +4184,6 @@
         <w:tc>
           <w:tcPr>
             <w:tcW w:w="1134" w:type="dxa"/>
-            <w:shd w:val="clear" w:color="auto" w:fill="7B7B7B" w:themeFill="accent3" w:themeFillShade="BF"/>
             <w:vAlign w:val="center"/>
             <w:hideMark/>
           </w:tcPr>
@@ -3791,7 +4215,6 @@
         <w:tc>
           <w:tcPr>
             <w:tcW w:w="1129" w:type="dxa"/>
-            <w:shd w:val="clear" w:color="auto" w:fill="FFFF00"/>
             <w:vAlign w:val="center"/>
             <w:hideMark/>
           </w:tcPr>
@@ -3800,6 +4223,7 @@
               <w:pStyle w:val="ae"/>
               <w:rPr>
                 <w:rFonts w:cs="Times New Roman"/>
+                <w:color w:val="FFC000"/>
                 <w:sz w:val="16"/>
                 <w:szCs w:val="16"/>
               </w:rPr>
@@ -3807,6 +4231,7 @@
             <w:r>
               <w:rPr>
                 <w:rFonts w:cs="Times New Roman"/>
+                <w:color w:val="FFC000"/>
                 <w:sz w:val="16"/>
                 <w:szCs w:val="16"/>
               </w:rPr>
@@ -3817,7 +4242,6 @@
         <w:tc>
           <w:tcPr>
             <w:tcW w:w="1560" w:type="dxa"/>
-            <w:shd w:val="clear" w:color="auto" w:fill="FFFF00"/>
             <w:vAlign w:val="center"/>
             <w:hideMark/>
           </w:tcPr>
@@ -3826,6 +4250,7 @@
               <w:pStyle w:val="ae"/>
               <w:rPr>
                 <w:rFonts w:cs="Times New Roman"/>
+                <w:color w:val="FFC000"/>
                 <w:sz w:val="16"/>
                 <w:szCs w:val="16"/>
               </w:rPr>
@@ -3833,6 +4258,7 @@
             <w:r>
               <w:rPr>
                 <w:rFonts w:cs="Times New Roman"/>
+                <w:color w:val="FFC000"/>
                 <w:sz w:val="16"/>
                 <w:szCs w:val="16"/>
               </w:rPr>
@@ -3843,7 +4269,6 @@
         <w:tc>
           <w:tcPr>
             <w:tcW w:w="1275" w:type="dxa"/>
-            <w:shd w:val="clear" w:color="auto" w:fill="FFFF00"/>
             <w:vAlign w:val="center"/>
             <w:hideMark/>
           </w:tcPr>
@@ -3852,6 +4277,7 @@
               <w:pStyle w:val="ae"/>
               <w:rPr>
                 <w:rFonts w:cs="Times New Roman"/>
+                <w:color w:val="FFC000"/>
                 <w:sz w:val="16"/>
                 <w:szCs w:val="16"/>
               </w:rPr>
@@ -3859,6 +4285,7 @@
             <w:r>
               <w:rPr>
                 <w:rFonts w:cs="Times New Roman"/>
+                <w:color w:val="FFC000"/>
                 <w:sz w:val="16"/>
                 <w:szCs w:val="16"/>
               </w:rPr>
@@ -3869,7 +4296,6 @@
         <w:tc>
           <w:tcPr>
             <w:tcW w:w="1560" w:type="dxa"/>
-            <w:shd w:val="clear" w:color="auto" w:fill="FFFF00"/>
             <w:vAlign w:val="center"/>
             <w:hideMark/>
           </w:tcPr>
@@ -3878,6 +4304,7 @@
               <w:pStyle w:val="ae"/>
               <w:rPr>
                 <w:rFonts w:cs="Times New Roman"/>
+                <w:color w:val="FFC000"/>
                 <w:sz w:val="16"/>
                 <w:szCs w:val="16"/>
               </w:rPr>
@@ -3885,6 +4312,7 @@
             <w:r>
               <w:rPr>
                 <w:rFonts w:cs="Times New Roman"/>
+                <w:color w:val="FFC000"/>
                 <w:sz w:val="16"/>
                 <w:szCs w:val="16"/>
               </w:rPr>
@@ -3895,7 +4323,6 @@
         <w:tc>
           <w:tcPr>
             <w:tcW w:w="850" w:type="dxa"/>
-            <w:shd w:val="clear" w:color="auto" w:fill="FFFF00"/>
             <w:vAlign w:val="center"/>
             <w:hideMark/>
           </w:tcPr>
@@ -3905,6 +4332,7 @@
               <w:jc w:val="center"/>
               <w:rPr>
                 <w:rFonts w:cs="Times New Roman"/>
+                <w:color w:val="FFC000"/>
                 <w:sz w:val="16"/>
                 <w:szCs w:val="16"/>
               </w:rPr>
@@ -3912,6 +4340,7 @@
             <w:r>
               <w:rPr>
                 <w:rFonts w:ascii="Segoe UI Emoji" w:hAnsi="Segoe UI Emoji" w:cs="Segoe UI Emoji"/>
+                <w:color w:val="FFC000"/>
                 <w:sz w:val="16"/>
                 <w:szCs w:val="16"/>
               </w:rPr>
@@ -3922,7 +4351,6 @@
         <w:tc>
           <w:tcPr>
             <w:tcW w:w="1134" w:type="dxa"/>
-            <w:shd w:val="clear" w:color="auto" w:fill="FFFF00"/>
             <w:vAlign w:val="center"/>
             <w:hideMark/>
           </w:tcPr>
@@ -3932,6 +4360,7 @@
               <w:jc w:val="center"/>
               <w:rPr>
                 <w:rFonts w:cs="Times New Roman"/>
+                <w:color w:val="FFC000"/>
                 <w:sz w:val="16"/>
                 <w:szCs w:val="16"/>
               </w:rPr>
@@ -3939,6 +4368,7 @@
             <w:r>
               <w:rPr>
                 <w:rFonts w:cs="Times New Roman"/>
+                <w:color w:val="FFC000"/>
                 <w:sz w:val="16"/>
                 <w:szCs w:val="16"/>
               </w:rPr>
@@ -3954,7 +4384,6 @@
         <w:tc>
           <w:tcPr>
             <w:tcW w:w="1129" w:type="dxa"/>
-            <w:shd w:val="clear" w:color="auto" w:fill="FFFF00"/>
             <w:vAlign w:val="center"/>
             <w:hideMark/>
           </w:tcPr>
@@ -3963,6 +4392,7 @@
               <w:pStyle w:val="ae"/>
               <w:rPr>
                 <w:rFonts w:cs="Times New Roman"/>
+                <w:color w:val="FFC000"/>
                 <w:sz w:val="16"/>
                 <w:szCs w:val="16"/>
               </w:rPr>
@@ -3970,6 +4400,7 @@
             <w:r>
               <w:rPr>
                 <w:rFonts w:cs="Times New Roman"/>
+                <w:color w:val="FFC000"/>
                 <w:sz w:val="16"/>
                 <w:szCs w:val="16"/>
               </w:rPr>
@@ -3980,7 +4411,6 @@
         <w:tc>
           <w:tcPr>
             <w:tcW w:w="1560" w:type="dxa"/>
-            <w:shd w:val="clear" w:color="auto" w:fill="FFFF00"/>
             <w:vAlign w:val="center"/>
             <w:hideMark/>
           </w:tcPr>
@@ -3989,6 +4419,7 @@
               <w:pStyle w:val="ae"/>
               <w:rPr>
                 <w:rFonts w:cs="Times New Roman"/>
+                <w:color w:val="FFC000"/>
                 <w:sz w:val="16"/>
                 <w:szCs w:val="16"/>
               </w:rPr>
@@ -3996,6 +4427,7 @@
             <w:r>
               <w:rPr>
                 <w:rFonts w:cs="Times New Roman"/>
+                <w:color w:val="FFC000"/>
                 <w:sz w:val="16"/>
                 <w:szCs w:val="16"/>
               </w:rPr>
@@ -4006,7 +4438,6 @@
         <w:tc>
           <w:tcPr>
             <w:tcW w:w="1275" w:type="dxa"/>
-            <w:shd w:val="clear" w:color="auto" w:fill="FFFF00"/>
             <w:vAlign w:val="center"/>
             <w:hideMark/>
           </w:tcPr>
@@ -4015,6 +4446,7 @@
               <w:pStyle w:val="ae"/>
               <w:rPr>
                 <w:rFonts w:cs="Times New Roman"/>
+                <w:color w:val="FFC000"/>
                 <w:sz w:val="16"/>
                 <w:szCs w:val="16"/>
               </w:rPr>
@@ -4022,6 +4454,7 @@
             <w:r>
               <w:rPr>
                 <w:rFonts w:cs="Times New Roman"/>
+                <w:color w:val="FFC000"/>
                 <w:sz w:val="16"/>
                 <w:szCs w:val="16"/>
               </w:rPr>
@@ -4032,7 +4465,6 @@
         <w:tc>
           <w:tcPr>
             <w:tcW w:w="1560" w:type="dxa"/>
-            <w:shd w:val="clear" w:color="auto" w:fill="FFFF00"/>
             <w:vAlign w:val="center"/>
             <w:hideMark/>
           </w:tcPr>
@@ -4041,6 +4473,7 @@
               <w:pStyle w:val="ae"/>
               <w:rPr>
                 <w:rFonts w:cs="Times New Roman"/>
+                <w:color w:val="FFC000"/>
                 <w:sz w:val="16"/>
                 <w:szCs w:val="16"/>
               </w:rPr>
@@ -4048,6 +4481,7 @@
             <w:r>
               <w:rPr>
                 <w:rFonts w:cs="Times New Roman"/>
+                <w:color w:val="FFC000"/>
                 <w:sz w:val="16"/>
                 <w:szCs w:val="16"/>
               </w:rPr>
@@ -4058,7 +4492,6 @@
         <w:tc>
           <w:tcPr>
             <w:tcW w:w="850" w:type="dxa"/>
-            <w:shd w:val="clear" w:color="auto" w:fill="FFFF00"/>
             <w:vAlign w:val="center"/>
             <w:hideMark/>
           </w:tcPr>
@@ -4068,6 +4501,7 @@
               <w:jc w:val="center"/>
               <w:rPr>
                 <w:rFonts w:cs="Times New Roman"/>
+                <w:color w:val="FFC000"/>
                 <w:sz w:val="16"/>
                 <w:szCs w:val="16"/>
               </w:rPr>
@@ -4075,6 +4509,7 @@
             <w:r>
               <w:rPr>
                 <w:rFonts w:ascii="Segoe UI Emoji" w:hAnsi="Segoe UI Emoji" w:cs="Segoe UI Emoji"/>
+                <w:color w:val="FFC000"/>
                 <w:sz w:val="16"/>
                 <w:szCs w:val="16"/>
               </w:rPr>
@@ -4085,7 +4520,6 @@
         <w:tc>
           <w:tcPr>
             <w:tcW w:w="1134" w:type="dxa"/>
-            <w:shd w:val="clear" w:color="auto" w:fill="FFFF00"/>
             <w:vAlign w:val="center"/>
             <w:hideMark/>
           </w:tcPr>
@@ -4095,6 +4529,7 @@
               <w:jc w:val="center"/>
               <w:rPr>
                 <w:rFonts w:cs="Times New Roman"/>
+                <w:color w:val="FFC000"/>
                 <w:sz w:val="16"/>
                 <w:szCs w:val="16"/>
               </w:rPr>
@@ -4102,6 +4537,7 @@
             <w:r>
               <w:rPr>
                 <w:rFonts w:cs="Times New Roman"/>
+                <w:color w:val="FFC000"/>
                 <w:sz w:val="16"/>
                 <w:szCs w:val="16"/>
               </w:rPr>
@@ -4139,21 +4575,49 @@
         <w:rPr>
           <w:rFonts w:cs="Times New Roman"/>
         </w:rPr>
-        <w:t>NPT → Tapered pipe thread, 1/2 inch nominal size, 14 threads per inch</w:t>
-      </w:r>
-    </w:p>
-    <w:p>
-      <w:pPr>
-        <w:pStyle w:val="ae"/>
+        <w:t xml:space="preserve">NPT → Tapered pipe thread, </w:t>
+      </w:r>
+      <w:proofErr w:type="gramStart"/>
+      <w:r>
         <w:rPr>
           <w:rFonts w:cs="Times New Roman"/>
         </w:rPr>
-      </w:pPr>
+        <w:t>1/2 inch</w:t>
+      </w:r>
+      <w:proofErr w:type="gramEnd"/>
       <w:r>
         <w:rPr>
           <w:rFonts w:cs="Times New Roman"/>
         </w:rPr>
-        <w:t>3/4"-10 UNC → Coarse threaded bolt, 3/4 inch diameter, 10 TPI</w:t>
+        <w:t xml:space="preserve"> nominal size, 14 threads per inch</w:t>
+      </w:r>
+    </w:p>
+    <w:p>
+      <w:pPr>
+        <w:pStyle w:val="ae"/>
+        <w:rPr>
+          <w:rFonts w:cs="Times New Roman"/>
+        </w:rPr>
+      </w:pPr>
+      <w:r>
+        <w:rPr>
+          <w:rFonts w:cs="Times New Roman"/>
+        </w:rPr>
+        <w:t xml:space="preserve">3/4"-10 UNC → Coarse threaded bolt, </w:t>
+      </w:r>
+      <w:proofErr w:type="gramStart"/>
+      <w:r>
+        <w:rPr>
+          <w:rFonts w:cs="Times New Roman"/>
+        </w:rPr>
+        <w:t>3/4 inch</w:t>
+      </w:r>
+      <w:proofErr w:type="gramEnd"/>
+      <w:r>
+        <w:rPr>
+          <w:rFonts w:cs="Times New Roman"/>
+        </w:rPr>
+        <w:t xml:space="preserve"> diameter, 10 TPI</w:t>
       </w:r>
     </w:p>
     <w:p>
@@ -4196,6 +4660,248 @@
         </w:rPr>
         <w:t>NPS → Straight pipe thread, 1 inch nominal size</w:t>
       </w:r>
+    </w:p>
+    <w:p>
+      <w:pPr>
+        <w:pStyle w:val="ae"/>
+      </w:pPr>
+    </w:p>
+    <w:p>
+      <w:pPr>
+        <w:pStyle w:val="ae"/>
+        <w:spacing w:line="360" w:lineRule="auto"/>
+        <w:rPr>
+          <w:rFonts w:cs="Times New Roman"/>
+        </w:rPr>
+      </w:pPr>
+      <w:r>
+        <w:rPr>
+          <w:rFonts w:cs="Times New Roman"/>
+        </w:rPr>
+        <w:t>板子的厚度</w:t>
+      </w:r>
+      <w:r>
+        <w:rPr>
+          <w:rFonts w:cs="Times New Roman"/>
+        </w:rPr>
+        <w:t xml:space="preserve"> = 1~1.5</w:t>
+      </w:r>
+      <w:r>
+        <w:rPr>
+          <w:rFonts w:cs="Times New Roman"/>
+        </w:rPr>
+        <w:t>螺纹孔的直径</w:t>
+      </w:r>
+    </w:p>
+    <w:p>
+      <w:pPr>
+        <w:pStyle w:val="ae"/>
+        <w:spacing w:line="360" w:lineRule="auto"/>
+        <w:rPr>
+          <w:rFonts w:cs="Times New Roman"/>
+        </w:rPr>
+      </w:pPr>
+      <m:oMathPara>
+        <m:oMathParaPr>
+          <m:jc m:val="left"/>
+        </m:oMathParaPr>
+        <m:oMath>
+          <m:sSub>
+            <m:sSubPr>
+              <m:ctrlPr>
+                <w:rPr>
+                  <w:rFonts w:ascii="Cambria Math" w:hAnsi="Cambria Math" w:cs="Times New Roman"/>
+                </w:rPr>
+              </m:ctrlPr>
+            </m:sSubPr>
+            <m:e>
+              <m:r>
+                <w:rPr>
+                  <w:rFonts w:ascii="Cambria Math" w:hAnsi="Cambria Math" w:cs="Times New Roman"/>
+                </w:rPr>
+                <m:t>L</m:t>
+              </m:r>
+            </m:e>
+            <m:sub>
+              <m:r>
+                <w:rPr>
+                  <w:rFonts w:ascii="Cambria Math" w:hAnsi="Cambria Math" w:cs="Times New Roman"/>
+                </w:rPr>
+                <m:t>e</m:t>
+              </m:r>
+            </m:sub>
+          </m:sSub>
+          <m:r>
+            <m:rPr>
+              <m:sty m:val="p"/>
+            </m:rPr>
+            <w:rPr>
+              <w:rFonts w:ascii="Cambria Math" w:hAnsi="Cambria Math" w:cs="Times New Roman"/>
+            </w:rPr>
+            <m:t>≈1.5~2</m:t>
+          </m:r>
+          <m:r>
+            <w:rPr>
+              <w:rFonts w:ascii="Cambria Math" w:hAnsi="Cambria Math" w:cs="Times New Roman"/>
+            </w:rPr>
+            <m:t>d</m:t>
+          </m:r>
+          <m:r>
+            <m:rPr>
+              <m:sty m:val="p"/>
+            </m:rPr>
+            <w:rPr>
+              <w:rFonts w:ascii="Cambria Math" w:hAnsi="Cambria Math" w:cs="Times New Roman"/>
+            </w:rPr>
+            <m:t xml:space="preserve">  </m:t>
+          </m:r>
+          <m:d>
+            <m:dPr>
+              <m:ctrlPr>
+                <w:rPr>
+                  <w:rFonts w:ascii="Cambria Math" w:hAnsi="Cambria Math" w:cs="Times New Roman"/>
+                </w:rPr>
+              </m:ctrlPr>
+            </m:dPr>
+            <m:e>
+              <m:sSub>
+                <m:sSubPr>
+                  <m:ctrlPr>
+                    <w:rPr>
+                      <w:rFonts w:ascii="Cambria Math" w:hAnsi="Cambria Math" w:cs="Times New Roman"/>
+                    </w:rPr>
+                  </m:ctrlPr>
+                </m:sSubPr>
+                <m:e>
+                  <m:r>
+                    <w:rPr>
+                      <w:rFonts w:ascii="Cambria Math" w:hAnsi="Cambria Math" w:cs="Times New Roman"/>
+                    </w:rPr>
+                    <m:t>L</m:t>
+                  </m:r>
+                </m:e>
+                <m:sub>
+                  <m:r>
+                    <w:rPr>
+                      <w:rFonts w:ascii="Cambria Math" w:hAnsi="Cambria Math" w:cs="Times New Roman"/>
+                    </w:rPr>
+                    <m:t>e</m:t>
+                  </m:r>
+                </m:sub>
+              </m:sSub>
+              <m:r>
+                <m:rPr>
+                  <m:sty m:val="p"/>
+                </m:rPr>
+                <w:rPr>
+                  <w:rFonts w:ascii="Cambria Math" w:hAnsi="Cambria Math" w:cs="Times New Roman"/>
+                </w:rPr>
+                <m:t xml:space="preserve">​ </m:t>
+              </m:r>
+              <m:r>
+                <m:rPr>
+                  <m:sty m:val="p"/>
+                </m:rPr>
+                <w:rPr>
+                  <w:rFonts w:ascii="Cambria Math" w:hAnsi="Cambria Math" w:cs="Times New Roman"/>
+                </w:rPr>
+                <m:t>是有效螺纹长度</m:t>
+              </m:r>
+              <m:r>
+                <m:rPr>
+                  <m:sty m:val="p"/>
+                </m:rPr>
+                <w:rPr>
+                  <w:rFonts w:ascii="Cambria Math" w:hAnsi="Cambria Math" w:cs="Times New Roman"/>
+                </w:rPr>
+                <m:t xml:space="preserve">, </m:t>
+              </m:r>
+              <m:r>
+                <m:rPr>
+                  <m:sty m:val="p"/>
+                </m:rPr>
+                <w:rPr>
+                  <w:rFonts w:ascii="Cambria Math" w:hAnsi="Cambria Math" w:cs="Times New Roman"/>
+                </w:rPr>
+                <m:t>啮合深度</m:t>
+              </m:r>
+            </m:e>
+          </m:d>
+          <m:r>
+            <m:rPr>
+              <m:sty m:val="p"/>
+            </m:rPr>
+            <w:rPr>
+              <w:rFonts w:ascii="Cambria Math" w:hAnsi="Cambria Math" w:cs="Times New Roman"/>
+            </w:rPr>
+            <m:t xml:space="preserve"> d</m:t>
+          </m:r>
+          <m:r>
+            <m:rPr>
+              <m:sty m:val="p"/>
+            </m:rPr>
+            <w:rPr>
+              <w:rFonts w:ascii="Cambria Math" w:hAnsi="Cambria Math" w:cs="Times New Roman"/>
+            </w:rPr>
+            <m:t>为螺纹公称直径</m:t>
+          </m:r>
+        </m:oMath>
+      </m:oMathPara>
+    </w:p>
+    <w:p>
+      <w:pPr>
+        <w:pStyle w:val="ae"/>
+      </w:pPr>
+    </w:p>
+    <w:p>
+      <w:pPr>
+        <w:pStyle w:val="ae"/>
+      </w:pPr>
+    </w:p>
+    <w:p>
+      <w:pPr>
+        <w:pStyle w:val="ae"/>
+      </w:pPr>
+    </w:p>
+    <w:p>
+      <w:pPr>
+        <w:pStyle w:val="ae"/>
+      </w:pPr>
+    </w:p>
+    <w:p>
+      <w:pPr>
+        <w:pStyle w:val="ae"/>
+      </w:pPr>
+    </w:p>
+    <w:p>
+      <w:pPr>
+        <w:pStyle w:val="ae"/>
+      </w:pPr>
+    </w:p>
+    <w:p>
+      <w:pPr>
+        <w:pStyle w:val="ae"/>
+      </w:pPr>
+    </w:p>
+    <w:p>
+      <w:pPr>
+        <w:pStyle w:val="ae"/>
+      </w:pPr>
+    </w:p>
+    <w:p>
+      <w:pPr>
+        <w:pStyle w:val="ae"/>
+      </w:pPr>
+    </w:p>
+    <w:p>
+      <w:pPr>
+        <w:pStyle w:val="ae"/>
+      </w:pPr>
+    </w:p>
+    <w:p>
+      <w:pPr>
+        <w:pStyle w:val="ae"/>
+      </w:pPr>
     </w:p>
     <w:p>
       <w:pPr>
@@ -4267,6 +4973,429 @@
       <w:pPr>
         <w:pStyle w:val="ae"/>
       </w:pPr>
+      <w:r>
+        <w:rPr>
+          <w:noProof/>
+        </w:rPr>
+        <w:drawing>
+          <wp:anchor distT="0" distB="0" distL="114300" distR="114300" simplePos="0" relativeHeight="251663360" behindDoc="1" locked="0" layoutInCell="1" allowOverlap="1" wp14:anchorId="66BE608C" wp14:editId="3239404D">
+            <wp:simplePos x="0" y="0"/>
+            <wp:positionH relativeFrom="margin">
+              <wp:posOffset>10611707</wp:posOffset>
+            </wp:positionH>
+            <wp:positionV relativeFrom="paragraph">
+              <wp:posOffset>75964</wp:posOffset>
+            </wp:positionV>
+            <wp:extent cx="3927010" cy="4274288"/>
+            <wp:effectExtent l="0" t="0" r="0" b="0"/>
+            <wp:wrapNone/>
+            <wp:docPr id="1595200151" name="Picture 3"/>
+            <wp:cNvGraphicFramePr>
+              <a:graphicFrameLocks xmlns:a="http://schemas.openxmlformats.org/drawingml/2006/main" noChangeAspect="1"/>
+            </wp:cNvGraphicFramePr>
+            <a:graphic xmlns:a="http://schemas.openxmlformats.org/drawingml/2006/main">
+              <a:graphicData uri="http://schemas.openxmlformats.org/drawingml/2006/picture">
+                <pic:pic xmlns:pic="http://schemas.openxmlformats.org/drawingml/2006/picture">
+                  <pic:nvPicPr>
+                    <pic:cNvPr id="0" name="Picture 2"/>
+                    <pic:cNvPicPr>
+                      <a:picLocks noChangeAspect="1" noChangeArrowheads="1"/>
+                    </pic:cNvPicPr>
+                  </pic:nvPicPr>
+                  <pic:blipFill>
+                    <a:blip r:embed="rId6">
+                      <a:extLst>
+                        <a:ext uri="{28A0092B-C50C-407E-A947-70E740481C1C}">
+                          <a14:useLocalDpi xmlns:a14="http://schemas.microsoft.com/office/drawing/2010/main" val="0"/>
+                        </a:ext>
+                      </a:extLst>
+                    </a:blip>
+                    <a:srcRect/>
+                    <a:stretch>
+                      <a:fillRect/>
+                    </a:stretch>
+                  </pic:blipFill>
+                  <pic:spPr bwMode="auto">
+                    <a:xfrm>
+                      <a:off x="0" y="0"/>
+                      <a:ext cx="3929055" cy="4276514"/>
+                    </a:xfrm>
+                    <a:prstGeom prst="rect">
+                      <a:avLst/>
+                    </a:prstGeom>
+                    <a:noFill/>
+                  </pic:spPr>
+                </pic:pic>
+              </a:graphicData>
+            </a:graphic>
+            <wp14:sizeRelH relativeFrom="margin">
+              <wp14:pctWidth>0</wp14:pctWidth>
+            </wp14:sizeRelH>
+            <wp14:sizeRelV relativeFrom="margin">
+              <wp14:pctHeight>0</wp14:pctHeight>
+            </wp14:sizeRelV>
+          </wp:anchor>
+        </w:drawing>
+      </w:r>
+    </w:p>
+    <w:p>
+      <w:pPr>
+        <w:pStyle w:val="ae"/>
+      </w:pPr>
+    </w:p>
+    <w:p>
+      <w:pPr>
+        <w:pStyle w:val="ae"/>
+      </w:pPr>
+    </w:p>
+    <w:p>
+      <w:pPr>
+        <w:pStyle w:val="ae"/>
+      </w:pPr>
+    </w:p>
+    <w:p>
+      <w:pPr>
+        <w:pStyle w:val="ae"/>
+      </w:pPr>
+    </w:p>
+    <w:p>
+      <w:pPr>
+        <w:pStyle w:val="ae"/>
+      </w:pPr>
+    </w:p>
+    <w:p>
+      <w:pPr>
+        <w:pStyle w:val="ae"/>
+      </w:pPr>
+    </w:p>
+    <w:p>
+      <w:pPr>
+        <w:pStyle w:val="ae"/>
+      </w:pPr>
+    </w:p>
+    <w:p>
+      <w:pPr>
+        <w:pStyle w:val="ae"/>
+      </w:pPr>
+    </w:p>
+    <w:p>
+      <w:pPr>
+        <w:pStyle w:val="ae"/>
+      </w:pPr>
+    </w:p>
+    <w:p>
+      <w:pPr>
+        <w:pStyle w:val="ae"/>
+      </w:pPr>
+    </w:p>
+    <w:p>
+      <w:pPr>
+        <w:pStyle w:val="ae"/>
+      </w:pPr>
+    </w:p>
+    <w:p>
+      <w:pPr>
+        <w:pStyle w:val="ae"/>
+      </w:pPr>
+    </w:p>
+    <w:p>
+      <w:pPr>
+        <w:pStyle w:val="ae"/>
+      </w:pPr>
+    </w:p>
+    <w:p>
+      <w:pPr>
+        <w:pStyle w:val="ae"/>
+      </w:pPr>
+    </w:p>
+    <w:p>
+      <w:pPr>
+        <w:pStyle w:val="ae"/>
+      </w:pPr>
+    </w:p>
+    <w:p>
+      <w:pPr>
+        <w:pStyle w:val="ae"/>
+      </w:pPr>
+    </w:p>
+    <w:p>
+      <w:pPr>
+        <w:pStyle w:val="ae"/>
+      </w:pPr>
+    </w:p>
+    <w:p>
+      <w:pPr>
+        <w:pStyle w:val="ae"/>
+      </w:pPr>
+    </w:p>
+    <w:p>
+      <w:pPr>
+        <w:pStyle w:val="ae"/>
+      </w:pPr>
+    </w:p>
+    <w:p>
+      <w:pPr>
+        <w:pStyle w:val="ae"/>
+      </w:pPr>
+    </w:p>
+    <w:p>
+      <w:pPr>
+        <w:pStyle w:val="ae"/>
+      </w:pPr>
+    </w:p>
+    <w:p>
+      <w:pPr>
+        <w:pStyle w:val="ae"/>
+      </w:pPr>
+    </w:p>
+    <w:p>
+      <w:pPr>
+        <w:pStyle w:val="ae"/>
+      </w:pPr>
+    </w:p>
+    <w:p>
+      <w:pPr>
+        <w:pStyle w:val="ae"/>
+      </w:pPr>
+    </w:p>
+    <w:p>
+      <w:pPr>
+        <w:pStyle w:val="ae"/>
+      </w:pPr>
+    </w:p>
+    <w:p>
+      <w:pPr>
+        <w:pStyle w:val="ae"/>
+      </w:pPr>
+    </w:p>
+    <w:p>
+      <w:pPr>
+        <w:pStyle w:val="ae"/>
+      </w:pPr>
+    </w:p>
+    <w:p>
+      <w:pPr>
+        <w:pStyle w:val="ae"/>
+      </w:pPr>
+    </w:p>
+    <w:p>
+      <w:pPr>
+        <w:pStyle w:val="ae"/>
+      </w:pPr>
+    </w:p>
+    <w:p>
+      <w:pPr>
+        <w:pStyle w:val="ae"/>
+      </w:pPr>
+    </w:p>
+    <w:p>
+      <w:pPr>
+        <w:pStyle w:val="ae"/>
+      </w:pPr>
+      <w:r>
+        <w:rPr>
+          <w:noProof/>
+        </w:rPr>
+        <w:drawing>
+          <wp:anchor distT="0" distB="0" distL="114300" distR="114300" simplePos="0" relativeHeight="251664384" behindDoc="1" locked="0" layoutInCell="1" allowOverlap="1" wp14:anchorId="060A263D" wp14:editId="17C62905">
+            <wp:simplePos x="0" y="0"/>
+            <wp:positionH relativeFrom="column">
+              <wp:posOffset>185007</wp:posOffset>
+            </wp:positionH>
+            <wp:positionV relativeFrom="paragraph">
+              <wp:posOffset>30184</wp:posOffset>
+            </wp:positionV>
+            <wp:extent cx="3926840" cy="4215177"/>
+            <wp:effectExtent l="0" t="0" r="0" b="0"/>
+            <wp:wrapNone/>
+            <wp:docPr id="1825687330" name="Picture 4"/>
+            <wp:cNvGraphicFramePr>
+              <a:graphicFrameLocks xmlns:a="http://schemas.openxmlformats.org/drawingml/2006/main" noChangeAspect="1"/>
+            </wp:cNvGraphicFramePr>
+            <a:graphic xmlns:a="http://schemas.openxmlformats.org/drawingml/2006/main">
+              <a:graphicData uri="http://schemas.openxmlformats.org/drawingml/2006/picture">
+                <pic:pic xmlns:pic="http://schemas.openxmlformats.org/drawingml/2006/picture">
+                  <pic:nvPicPr>
+                    <pic:cNvPr id="0" name="Picture 3"/>
+                    <pic:cNvPicPr>
+                      <a:picLocks noChangeAspect="1" noChangeArrowheads="1"/>
+                    </pic:cNvPicPr>
+                  </pic:nvPicPr>
+                  <pic:blipFill>
+                    <a:blip r:embed="rId7">
+                      <a:extLst>
+                        <a:ext uri="{28A0092B-C50C-407E-A947-70E740481C1C}">
+                          <a14:useLocalDpi xmlns:a14="http://schemas.microsoft.com/office/drawing/2010/main" val="0"/>
+                        </a:ext>
+                      </a:extLst>
+                    </a:blip>
+                    <a:srcRect/>
+                    <a:stretch>
+                      <a:fillRect/>
+                    </a:stretch>
+                  </pic:blipFill>
+                  <pic:spPr bwMode="auto">
+                    <a:xfrm>
+                      <a:off x="0" y="0"/>
+                      <a:ext cx="3928396" cy="4216847"/>
+                    </a:xfrm>
+                    <a:prstGeom prst="rect">
+                      <a:avLst/>
+                    </a:prstGeom>
+                    <a:noFill/>
+                  </pic:spPr>
+                </pic:pic>
+              </a:graphicData>
+            </a:graphic>
+            <wp14:sizeRelH relativeFrom="margin">
+              <wp14:pctWidth>0</wp14:pctWidth>
+            </wp14:sizeRelH>
+            <wp14:sizeRelV relativeFrom="margin">
+              <wp14:pctHeight>0</wp14:pctHeight>
+            </wp14:sizeRelV>
+          </wp:anchor>
+        </w:drawing>
+      </w:r>
+    </w:p>
+    <w:p>
+      <w:pPr>
+        <w:pStyle w:val="ae"/>
+      </w:pPr>
+    </w:p>
+    <w:p>
+      <w:pPr>
+        <w:pStyle w:val="ae"/>
+      </w:pPr>
+    </w:p>
+    <w:p>
+      <w:pPr>
+        <w:pStyle w:val="ae"/>
+      </w:pPr>
+    </w:p>
+    <w:p>
+      <w:pPr>
+        <w:pStyle w:val="ae"/>
+      </w:pPr>
+    </w:p>
+    <w:p>
+      <w:pPr>
+        <w:pStyle w:val="ae"/>
+      </w:pPr>
+    </w:p>
+    <w:p>
+      <w:pPr>
+        <w:pStyle w:val="ae"/>
+      </w:pPr>
+    </w:p>
+    <w:p>
+      <w:pPr>
+        <w:pStyle w:val="ae"/>
+      </w:pPr>
+    </w:p>
+    <w:p>
+      <w:pPr>
+        <w:pStyle w:val="ae"/>
+      </w:pPr>
+    </w:p>
+    <w:p>
+      <w:pPr>
+        <w:pStyle w:val="ae"/>
+      </w:pPr>
+    </w:p>
+    <w:p>
+      <w:pPr>
+        <w:pStyle w:val="ae"/>
+      </w:pPr>
+    </w:p>
+    <w:p>
+      <w:pPr>
+        <w:pStyle w:val="ae"/>
+      </w:pPr>
+    </w:p>
+    <w:p>
+      <w:pPr>
+        <w:pStyle w:val="ae"/>
+      </w:pPr>
+    </w:p>
+    <w:p>
+      <w:pPr>
+        <w:pStyle w:val="ae"/>
+      </w:pPr>
+    </w:p>
+    <w:p>
+      <w:pPr>
+        <w:pStyle w:val="ae"/>
+      </w:pPr>
+    </w:p>
+    <w:p>
+      <w:pPr>
+        <w:pStyle w:val="ae"/>
+      </w:pPr>
+    </w:p>
+    <w:p>
+      <w:pPr>
+        <w:pStyle w:val="ae"/>
+      </w:pPr>
+    </w:p>
+    <w:p>
+      <w:pPr>
+        <w:pStyle w:val="ae"/>
+      </w:pPr>
+    </w:p>
+    <w:p>
+      <w:pPr>
+        <w:pStyle w:val="ae"/>
+      </w:pPr>
+    </w:p>
+    <w:p>
+      <w:pPr>
+        <w:pStyle w:val="ae"/>
+      </w:pPr>
+    </w:p>
+    <w:p>
+      <w:pPr>
+        <w:pStyle w:val="ae"/>
+      </w:pPr>
+    </w:p>
+    <w:p>
+      <w:pPr>
+        <w:pStyle w:val="ae"/>
+      </w:pPr>
+    </w:p>
+    <w:p>
+      <w:pPr>
+        <w:pStyle w:val="ae"/>
+      </w:pPr>
+    </w:p>
+    <w:p>
+      <w:pPr>
+        <w:pStyle w:val="ae"/>
+      </w:pPr>
+    </w:p>
+    <w:p>
+      <w:pPr>
+        <w:pStyle w:val="ae"/>
+      </w:pPr>
+    </w:p>
+    <w:p>
+      <w:pPr>
+        <w:pStyle w:val="ae"/>
+      </w:pPr>
+    </w:p>
+    <w:p>
+      <w:pPr>
+        <w:pStyle w:val="ae"/>
+      </w:pPr>
+    </w:p>
+    <w:p>
+      <w:pPr>
+        <w:pStyle w:val="ae"/>
+      </w:pPr>
+    </w:p>
+    <w:p>
+      <w:pPr>
+        <w:pStyle w:val="ae"/>
+      </w:pPr>
     </w:p>
     <w:p>
       <w:pPr>
@@ -4302,6 +5431,658 @@
         </w:rPr>
         <w:t xml:space="preserve"> Location Tolerance</w:t>
       </w:r>
+    </w:p>
+    <w:p>
+      <w:pPr>
+        <w:pStyle w:val="ae"/>
+      </w:pPr>
+      <w:r>
+        <w:rPr>
+          <w:noProof/>
+        </w:rPr>
+        <w:drawing>
+          <wp:anchor distT="0" distB="0" distL="114300" distR="114300" simplePos="0" relativeHeight="251665408" behindDoc="1" locked="0" layoutInCell="1" allowOverlap="1" wp14:anchorId="5C1DB559" wp14:editId="52C51A18">
+            <wp:simplePos x="0" y="0"/>
+            <wp:positionH relativeFrom="margin">
+              <wp:posOffset>149269</wp:posOffset>
+            </wp:positionH>
+            <wp:positionV relativeFrom="paragraph">
+              <wp:posOffset>82092</wp:posOffset>
+            </wp:positionV>
+            <wp:extent cx="3902149" cy="4298717"/>
+            <wp:effectExtent l="0" t="0" r="3175" b="6985"/>
+            <wp:wrapNone/>
+            <wp:docPr id="2008022930" name="Picture 6"/>
+            <wp:cNvGraphicFramePr>
+              <a:graphicFrameLocks xmlns:a="http://schemas.openxmlformats.org/drawingml/2006/main" noChangeAspect="1"/>
+            </wp:cNvGraphicFramePr>
+            <a:graphic xmlns:a="http://schemas.openxmlformats.org/drawingml/2006/main">
+              <a:graphicData uri="http://schemas.openxmlformats.org/drawingml/2006/picture">
+                <pic:pic xmlns:pic="http://schemas.openxmlformats.org/drawingml/2006/picture">
+                  <pic:nvPicPr>
+                    <pic:cNvPr id="0" name="Picture 5"/>
+                    <pic:cNvPicPr>
+                      <a:picLocks noChangeAspect="1" noChangeArrowheads="1"/>
+                    </pic:cNvPicPr>
+                  </pic:nvPicPr>
+                  <pic:blipFill>
+                    <a:blip r:embed="rId8">
+                      <a:extLst>
+                        <a:ext uri="{28A0092B-C50C-407E-A947-70E740481C1C}">
+                          <a14:useLocalDpi xmlns:a14="http://schemas.microsoft.com/office/drawing/2010/main" val="0"/>
+                        </a:ext>
+                      </a:extLst>
+                    </a:blip>
+                    <a:srcRect/>
+                    <a:stretch>
+                      <a:fillRect/>
+                    </a:stretch>
+                  </pic:blipFill>
+                  <pic:spPr bwMode="auto">
+                    <a:xfrm>
+                      <a:off x="0" y="0"/>
+                      <a:ext cx="3905562" cy="4302476"/>
+                    </a:xfrm>
+                    <a:prstGeom prst="rect">
+                      <a:avLst/>
+                    </a:prstGeom>
+                    <a:noFill/>
+                  </pic:spPr>
+                </pic:pic>
+              </a:graphicData>
+            </a:graphic>
+            <wp14:sizeRelH relativeFrom="margin">
+              <wp14:pctWidth>0</wp14:pctWidth>
+            </wp14:sizeRelH>
+            <wp14:sizeRelV relativeFrom="margin">
+              <wp14:pctHeight>0</wp14:pctHeight>
+            </wp14:sizeRelV>
+          </wp:anchor>
+        </w:drawing>
+      </w:r>
+    </w:p>
+    <w:p>
+      <w:pPr>
+        <w:pStyle w:val="ae"/>
+      </w:pPr>
+    </w:p>
+    <w:p>
+      <w:pPr>
+        <w:pStyle w:val="ae"/>
+      </w:pPr>
+    </w:p>
+    <w:p>
+      <w:pPr>
+        <w:pStyle w:val="ae"/>
+      </w:pPr>
+    </w:p>
+    <w:p>
+      <w:pPr>
+        <w:pStyle w:val="ae"/>
+      </w:pPr>
+    </w:p>
+    <w:p>
+      <w:pPr>
+        <w:pStyle w:val="ae"/>
+      </w:pPr>
+    </w:p>
+    <w:p>
+      <w:pPr>
+        <w:pStyle w:val="ae"/>
+      </w:pPr>
+    </w:p>
+    <w:p>
+      <w:pPr>
+        <w:pStyle w:val="ae"/>
+      </w:pPr>
+    </w:p>
+    <w:p>
+      <w:pPr>
+        <w:pStyle w:val="ae"/>
+      </w:pPr>
+    </w:p>
+    <w:p>
+      <w:pPr>
+        <w:pStyle w:val="ae"/>
+      </w:pPr>
+    </w:p>
+    <w:p>
+      <w:pPr>
+        <w:pStyle w:val="ae"/>
+      </w:pPr>
+    </w:p>
+    <w:p>
+      <w:pPr>
+        <w:pStyle w:val="ae"/>
+      </w:pPr>
+    </w:p>
+    <w:p>
+      <w:pPr>
+        <w:pStyle w:val="ae"/>
+      </w:pPr>
+    </w:p>
+    <w:p>
+      <w:pPr>
+        <w:pStyle w:val="ae"/>
+      </w:pPr>
+    </w:p>
+    <w:p>
+      <w:pPr>
+        <w:pStyle w:val="ae"/>
+      </w:pPr>
+    </w:p>
+    <w:p>
+      <w:pPr>
+        <w:pStyle w:val="ae"/>
+      </w:pPr>
+    </w:p>
+    <w:p>
+      <w:pPr>
+        <w:pStyle w:val="ae"/>
+      </w:pPr>
+    </w:p>
+    <w:p>
+      <w:pPr>
+        <w:pStyle w:val="ae"/>
+      </w:pPr>
+    </w:p>
+    <w:p>
+      <w:pPr>
+        <w:pStyle w:val="ae"/>
+      </w:pPr>
+    </w:p>
+    <w:p>
+      <w:pPr>
+        <w:pStyle w:val="ae"/>
+      </w:pPr>
+    </w:p>
+    <w:p>
+      <w:pPr>
+        <w:pStyle w:val="ae"/>
+      </w:pPr>
+    </w:p>
+    <w:p>
+      <w:pPr>
+        <w:pStyle w:val="ae"/>
+      </w:pPr>
+    </w:p>
+    <w:p>
+      <w:pPr>
+        <w:pStyle w:val="ae"/>
+      </w:pPr>
+    </w:p>
+    <w:p>
+      <w:pPr>
+        <w:pStyle w:val="ae"/>
+      </w:pPr>
+    </w:p>
+    <w:p>
+      <w:pPr>
+        <w:pStyle w:val="ae"/>
+      </w:pPr>
+    </w:p>
+    <w:p>
+      <w:pPr>
+        <w:pStyle w:val="ae"/>
+      </w:pPr>
+    </w:p>
+    <w:p>
+      <w:pPr>
+        <w:pStyle w:val="ae"/>
+      </w:pPr>
+    </w:p>
+    <w:p>
+      <w:pPr>
+        <w:pStyle w:val="ae"/>
+      </w:pPr>
+    </w:p>
+    <w:p>
+      <w:pPr>
+        <w:pStyle w:val="ae"/>
+      </w:pPr>
+    </w:p>
+    <w:p>
+      <w:pPr>
+        <w:pStyle w:val="ae"/>
+      </w:pPr>
+    </w:p>
+    <w:p>
+      <w:pPr>
+        <w:pStyle w:val="ae"/>
+      </w:pPr>
+    </w:p>
+    <w:p>
+      <w:pPr>
+        <w:pStyle w:val="ae"/>
+      </w:pPr>
+      <w:r>
+        <w:rPr>
+          <w:noProof/>
+        </w:rPr>
+        <w:drawing>
+          <wp:anchor distT="0" distB="0" distL="114300" distR="114300" simplePos="0" relativeHeight="251666432" behindDoc="1" locked="0" layoutInCell="1" allowOverlap="1" wp14:anchorId="4BAFA8F1" wp14:editId="70C9F7E0">
+            <wp:simplePos x="0" y="0"/>
+            <wp:positionH relativeFrom="margin">
+              <wp:posOffset>145663</wp:posOffset>
+            </wp:positionH>
+            <wp:positionV relativeFrom="paragraph">
+              <wp:posOffset>58503</wp:posOffset>
+            </wp:positionV>
+            <wp:extent cx="3904653" cy="4405022"/>
+            <wp:effectExtent l="0" t="0" r="635" b="0"/>
+            <wp:wrapNone/>
+            <wp:docPr id="1867500674" name="Picture 7"/>
+            <wp:cNvGraphicFramePr>
+              <a:graphicFrameLocks xmlns:a="http://schemas.openxmlformats.org/drawingml/2006/main" noChangeAspect="1"/>
+            </wp:cNvGraphicFramePr>
+            <a:graphic xmlns:a="http://schemas.openxmlformats.org/drawingml/2006/main">
+              <a:graphicData uri="http://schemas.openxmlformats.org/drawingml/2006/picture">
+                <pic:pic xmlns:pic="http://schemas.openxmlformats.org/drawingml/2006/picture">
+                  <pic:nvPicPr>
+                    <pic:cNvPr id="0" name="Picture 6"/>
+                    <pic:cNvPicPr>
+                      <a:picLocks noChangeAspect="1" noChangeArrowheads="1"/>
+                    </pic:cNvPicPr>
+                  </pic:nvPicPr>
+                  <pic:blipFill>
+                    <a:blip r:embed="rId9">
+                      <a:extLst>
+                        <a:ext uri="{28A0092B-C50C-407E-A947-70E740481C1C}">
+                          <a14:useLocalDpi xmlns:a14="http://schemas.microsoft.com/office/drawing/2010/main" val="0"/>
+                        </a:ext>
+                      </a:extLst>
+                    </a:blip>
+                    <a:srcRect/>
+                    <a:stretch>
+                      <a:fillRect/>
+                    </a:stretch>
+                  </pic:blipFill>
+                  <pic:spPr bwMode="auto">
+                    <a:xfrm>
+                      <a:off x="0" y="0"/>
+                      <a:ext cx="3907099" cy="4407781"/>
+                    </a:xfrm>
+                    <a:prstGeom prst="rect">
+                      <a:avLst/>
+                    </a:prstGeom>
+                    <a:noFill/>
+                  </pic:spPr>
+                </pic:pic>
+              </a:graphicData>
+            </a:graphic>
+            <wp14:sizeRelH relativeFrom="margin">
+              <wp14:pctWidth>0</wp14:pctWidth>
+            </wp14:sizeRelH>
+            <wp14:sizeRelV relativeFrom="margin">
+              <wp14:pctHeight>0</wp14:pctHeight>
+            </wp14:sizeRelV>
+          </wp:anchor>
+        </w:drawing>
+      </w:r>
+    </w:p>
+    <w:p>
+      <w:pPr>
+        <w:pStyle w:val="ae"/>
+      </w:pPr>
+    </w:p>
+    <w:p>
+      <w:pPr>
+        <w:pStyle w:val="ae"/>
+      </w:pPr>
+    </w:p>
+    <w:p>
+      <w:pPr>
+        <w:pStyle w:val="ae"/>
+      </w:pPr>
+    </w:p>
+    <w:p>
+      <w:pPr>
+        <w:pStyle w:val="ae"/>
+      </w:pPr>
+    </w:p>
+    <w:p>
+      <w:pPr>
+        <w:pStyle w:val="ae"/>
+      </w:pPr>
+    </w:p>
+    <w:p>
+      <w:pPr>
+        <w:pStyle w:val="ae"/>
+      </w:pPr>
+    </w:p>
+    <w:p>
+      <w:pPr>
+        <w:pStyle w:val="ae"/>
+      </w:pPr>
+    </w:p>
+    <w:p>
+      <w:pPr>
+        <w:pStyle w:val="ae"/>
+      </w:pPr>
+    </w:p>
+    <w:p>
+      <w:pPr>
+        <w:pStyle w:val="ae"/>
+      </w:pPr>
+    </w:p>
+    <w:p>
+      <w:pPr>
+        <w:pStyle w:val="ae"/>
+      </w:pPr>
+    </w:p>
+    <w:p>
+      <w:pPr>
+        <w:pStyle w:val="ae"/>
+      </w:pPr>
+    </w:p>
+    <w:p>
+      <w:pPr>
+        <w:pStyle w:val="ae"/>
+      </w:pPr>
+    </w:p>
+    <w:p>
+      <w:pPr>
+        <w:pStyle w:val="ae"/>
+      </w:pPr>
+    </w:p>
+    <w:p>
+      <w:pPr>
+        <w:pStyle w:val="ae"/>
+      </w:pPr>
+    </w:p>
+    <w:p>
+      <w:pPr>
+        <w:pStyle w:val="ae"/>
+      </w:pPr>
+    </w:p>
+    <w:p>
+      <w:pPr>
+        <w:pStyle w:val="ae"/>
+      </w:pPr>
+    </w:p>
+    <w:p>
+      <w:pPr>
+        <w:pStyle w:val="ae"/>
+      </w:pPr>
+    </w:p>
+    <w:p>
+      <w:pPr>
+        <w:pStyle w:val="ae"/>
+      </w:pPr>
+    </w:p>
+    <w:p>
+      <w:pPr>
+        <w:pStyle w:val="ae"/>
+      </w:pPr>
+    </w:p>
+    <w:p>
+      <w:pPr>
+        <w:pStyle w:val="ae"/>
+      </w:pPr>
+    </w:p>
+    <w:p>
+      <w:pPr>
+        <w:pStyle w:val="ae"/>
+      </w:pPr>
+    </w:p>
+    <w:p>
+      <w:pPr>
+        <w:pStyle w:val="ae"/>
+      </w:pPr>
+    </w:p>
+    <w:p>
+      <w:pPr>
+        <w:pStyle w:val="ae"/>
+      </w:pPr>
+    </w:p>
+    <w:p>
+      <w:pPr>
+        <w:pStyle w:val="ae"/>
+      </w:pPr>
+    </w:p>
+    <w:p>
+      <w:pPr>
+        <w:pStyle w:val="ae"/>
+      </w:pPr>
+    </w:p>
+    <w:p>
+      <w:pPr>
+        <w:pStyle w:val="ae"/>
+      </w:pPr>
+    </w:p>
+    <w:p>
+      <w:pPr>
+        <w:pStyle w:val="ae"/>
+      </w:pPr>
+    </w:p>
+    <w:p>
+      <w:pPr>
+        <w:pStyle w:val="ae"/>
+      </w:pPr>
+    </w:p>
+    <w:p>
+      <w:pPr>
+        <w:pStyle w:val="ae"/>
+      </w:pPr>
+    </w:p>
+    <w:p>
+      <w:pPr>
+        <w:pStyle w:val="ae"/>
+      </w:pPr>
+    </w:p>
+    <w:p>
+      <w:pPr>
+        <w:pStyle w:val="ae"/>
+      </w:pPr>
+    </w:p>
+    <w:p>
+      <w:pPr>
+        <w:pStyle w:val="ae"/>
+      </w:pPr>
+    </w:p>
+    <w:p>
+      <w:pPr>
+        <w:pStyle w:val="ae"/>
+      </w:pPr>
+    </w:p>
+    <w:p>
+      <w:pPr>
+        <w:pStyle w:val="ae"/>
+      </w:pPr>
+    </w:p>
+    <w:p>
+      <w:pPr>
+        <w:pStyle w:val="ae"/>
+      </w:pPr>
+      <w:r>
+        <w:rPr>
+          <w:noProof/>
+        </w:rPr>
+        <w:drawing>
+          <wp:anchor distT="0" distB="0" distL="114300" distR="114300" simplePos="0" relativeHeight="251667456" behindDoc="1" locked="0" layoutInCell="1" allowOverlap="1" wp14:anchorId="2C5E7047" wp14:editId="5D6BF04F">
+            <wp:simplePos x="0" y="0"/>
+            <wp:positionH relativeFrom="column">
+              <wp:posOffset>100330</wp:posOffset>
+            </wp:positionH>
+            <wp:positionV relativeFrom="paragraph">
+              <wp:posOffset>60021</wp:posOffset>
+            </wp:positionV>
+            <wp:extent cx="3853815" cy="4444365"/>
+            <wp:effectExtent l="0" t="0" r="0" b="0"/>
+            <wp:wrapNone/>
+            <wp:docPr id="944022174" name="Picture 8"/>
+            <wp:cNvGraphicFramePr>
+              <a:graphicFrameLocks xmlns:a="http://schemas.openxmlformats.org/drawingml/2006/main" noChangeAspect="1"/>
+            </wp:cNvGraphicFramePr>
+            <a:graphic xmlns:a="http://schemas.openxmlformats.org/drawingml/2006/main">
+              <a:graphicData uri="http://schemas.openxmlformats.org/drawingml/2006/picture">
+                <pic:pic xmlns:pic="http://schemas.openxmlformats.org/drawingml/2006/picture">
+                  <pic:nvPicPr>
+                    <pic:cNvPr id="0" name="Picture 7"/>
+                    <pic:cNvPicPr>
+                      <a:picLocks noChangeAspect="1" noChangeArrowheads="1"/>
+                    </pic:cNvPicPr>
+                  </pic:nvPicPr>
+                  <pic:blipFill>
+                    <a:blip r:embed="rId10">
+                      <a:extLst>
+                        <a:ext uri="{28A0092B-C50C-407E-A947-70E740481C1C}">
+                          <a14:useLocalDpi xmlns:a14="http://schemas.microsoft.com/office/drawing/2010/main" val="0"/>
+                        </a:ext>
+                      </a:extLst>
+                    </a:blip>
+                    <a:srcRect/>
+                    <a:stretch>
+                      <a:fillRect/>
+                    </a:stretch>
+                  </pic:blipFill>
+                  <pic:spPr bwMode="auto">
+                    <a:xfrm>
+                      <a:off x="0" y="0"/>
+                      <a:ext cx="3853815" cy="4444365"/>
+                    </a:xfrm>
+                    <a:prstGeom prst="rect">
+                      <a:avLst/>
+                    </a:prstGeom>
+                    <a:noFill/>
+                  </pic:spPr>
+                </pic:pic>
+              </a:graphicData>
+            </a:graphic>
+            <wp14:sizeRelH relativeFrom="margin">
+              <wp14:pctWidth>0</wp14:pctWidth>
+            </wp14:sizeRelH>
+            <wp14:sizeRelV relativeFrom="margin">
+              <wp14:pctHeight>0</wp14:pctHeight>
+            </wp14:sizeRelV>
+          </wp:anchor>
+        </w:drawing>
+      </w:r>
+    </w:p>
+    <w:p>
+      <w:pPr>
+        <w:pStyle w:val="ae"/>
+      </w:pPr>
+    </w:p>
+    <w:p>
+      <w:pPr>
+        <w:pStyle w:val="ae"/>
+      </w:pPr>
+    </w:p>
+    <w:p>
+      <w:pPr>
+        <w:pStyle w:val="ae"/>
+      </w:pPr>
+    </w:p>
+    <w:p>
+      <w:pPr>
+        <w:pStyle w:val="ae"/>
+      </w:pPr>
+    </w:p>
+    <w:p>
+      <w:pPr>
+        <w:pStyle w:val="ae"/>
+      </w:pPr>
+    </w:p>
+    <w:p>
+      <w:pPr>
+        <w:pStyle w:val="ae"/>
+      </w:pPr>
+    </w:p>
+    <w:p>
+      <w:pPr>
+        <w:pStyle w:val="ae"/>
+      </w:pPr>
+    </w:p>
+    <w:p>
+      <w:pPr>
+        <w:pStyle w:val="ae"/>
+      </w:pPr>
+    </w:p>
+    <w:p>
+      <w:pPr>
+        <w:pStyle w:val="ae"/>
+      </w:pPr>
+    </w:p>
+    <w:p>
+      <w:pPr>
+        <w:pStyle w:val="ae"/>
+      </w:pPr>
+    </w:p>
+    <w:p>
+      <w:pPr>
+        <w:pStyle w:val="ae"/>
+      </w:pPr>
+    </w:p>
+    <w:p>
+      <w:pPr>
+        <w:pStyle w:val="ae"/>
+      </w:pPr>
+    </w:p>
+    <w:p>
+      <w:pPr>
+        <w:pStyle w:val="ae"/>
+      </w:pPr>
+    </w:p>
+    <w:p>
+      <w:pPr>
+        <w:pStyle w:val="ae"/>
+      </w:pPr>
+    </w:p>
+    <w:p>
+      <w:pPr>
+        <w:pStyle w:val="ae"/>
+      </w:pPr>
+    </w:p>
+    <w:p>
+      <w:pPr>
+        <w:pStyle w:val="ae"/>
+      </w:pPr>
+    </w:p>
+    <w:p>
+      <w:pPr>
+        <w:pStyle w:val="ae"/>
+      </w:pPr>
+    </w:p>
+    <w:p>
+      <w:pPr>
+        <w:pStyle w:val="ae"/>
+      </w:pPr>
+    </w:p>
+    <w:p>
+      <w:pPr>
+        <w:pStyle w:val="ae"/>
+      </w:pPr>
+    </w:p>
+    <w:p>
+      <w:pPr>
+        <w:pStyle w:val="ae"/>
+      </w:pPr>
+    </w:p>
+    <w:p>
+      <w:pPr>
+        <w:pStyle w:val="ae"/>
+      </w:pPr>
+    </w:p>
+    <w:p>
+      <w:pPr>
+        <w:pStyle w:val="ae"/>
+      </w:pPr>
+    </w:p>
+    <w:p>
+      <w:pPr>
+        <w:pStyle w:val="ae"/>
+      </w:pPr>
+    </w:p>
+    <w:p>
+      <w:pPr>
+        <w:pStyle w:val="ae"/>
+      </w:pPr>
+    </w:p>
+    <w:p>
+      <w:pPr>
+        <w:pStyle w:val="ae"/>
+      </w:pPr>
     </w:p>
     <w:p>
       <w:pPr>
@@ -4362,61 +6143,15 @@
           <w:sz w:val="20"/>
           <w:szCs w:val="20"/>
         </w:rPr>
-        <w:t>5 Shaft &amp; Bore</w:t>
-      </w:r>
-    </w:p>
-    <w:p>
-      <w:pPr>
-        <w:pStyle w:val="ae"/>
-      </w:pPr>
-    </w:p>
-    <w:p>
-      <w:pPr>
-        <w:pStyle w:val="ae"/>
-      </w:pPr>
-    </w:p>
-    <w:p>
-      <w:pPr>
-        <w:spacing w:line="360" w:lineRule="auto"/>
-        <w:rPr>
-          <w:sz w:val="20"/>
-          <w:szCs w:val="20"/>
-        </w:rPr>
-      </w:pPr>
+        <w:t>5</w:t>
+      </w:r>
       <w:r>
         <w:rPr>
           <w:rFonts w:hint="eastAsia"/>
           <w:sz w:val="20"/>
           <w:szCs w:val="20"/>
         </w:rPr>
-        <w:t>6 Weldment</w:t>
-      </w:r>
-    </w:p>
-    <w:p>
-      <w:pPr>
-        <w:pStyle w:val="ae"/>
-      </w:pPr>
-    </w:p>
-    <w:p>
-      <w:pPr>
-        <w:pStyle w:val="ae"/>
-      </w:pPr>
-    </w:p>
-    <w:p>
-      <w:pPr>
-        <w:spacing w:line="360" w:lineRule="auto"/>
-        <w:rPr>
-          <w:sz w:val="20"/>
-          <w:szCs w:val="20"/>
-        </w:rPr>
-      </w:pPr>
-      <w:r>
-        <w:rPr>
-          <w:rFonts w:hint="eastAsia"/>
-          <w:sz w:val="20"/>
-          <w:szCs w:val="20"/>
-        </w:rPr>
-        <w:t>7 Pump &amp; Motor</w:t>
+        <w:t xml:space="preserve"> Pump &amp; Motor</w:t>
       </w:r>
     </w:p>
     <w:p>
@@ -4428,6 +6163,28 @@
           <w:bCs/>
         </w:rPr>
       </w:pPr>
+      <w:r>
+        <w:rPr>
+          <w:b/>
+          <w:bCs/>
+        </w:rPr>
+        <w:t xml:space="preserve">   </w:t>
+      </w:r>
+      <w:r>
+        <w:rPr>
+          <w:rFonts w:hint="eastAsia"/>
+          <w:b/>
+          <w:bCs/>
+        </w:rPr>
+        <w:t>5</w:t>
+      </w:r>
+      <w:r>
+        <w:rPr>
+          <w:b/>
+          <w:bCs/>
+        </w:rPr>
+        <w:t xml:space="preserve">.1 </w:t>
+      </w:r>
       <w:r>
         <w:rPr>
           <w:rFonts w:hint="eastAsia"/>
@@ -4586,7 +6343,16 @@
               <w:rPr>
                 <w:rFonts w:hint="eastAsia"/>
               </w:rPr>
-              <w:t>full water inside</w:t>
+              <w:t>f</w:t>
+            </w:r>
+            <w:r>
+              <w:t>i</w:t>
+            </w:r>
+            <w:r>
+              <w:rPr>
+                <w:rFonts w:hint="eastAsia"/>
+              </w:rPr>
+              <w:t>ll water inside</w:t>
             </w:r>
           </w:p>
         </w:tc>
@@ -4739,13 +6505,24 @@
               <w:pStyle w:val="ae"/>
             </w:pPr>
             <w:r>
-              <w:t xml:space="preserve">Motor operates underwater </w:t>
+              <w:t xml:space="preserve">Motor operates </w:t>
+            </w:r>
+            <w:proofErr w:type="gramStart"/>
+            <w:r>
+              <w:t xml:space="preserve">underwater </w:t>
             </w:r>
             <w:r>
               <w:rPr>
                 <w:rFonts w:hint="eastAsia"/>
               </w:rPr>
-              <w:t xml:space="preserve">, </w:t>
+              <w:t>,</w:t>
+            </w:r>
+            <w:proofErr w:type="gramEnd"/>
+            <w:r>
+              <w:rPr>
+                <w:rFonts w:hint="eastAsia"/>
+              </w:rPr>
+              <w:t xml:space="preserve"> </w:t>
             </w:r>
             <w:r>
               <w:t>used in wells, ponds</w:t>
@@ -4813,6 +6590,7 @@
     <w:p>
       <w:pPr>
         <w:pStyle w:val="ae"/>
+        <w:ind w:firstLine="720"/>
       </w:pPr>
       <w:r>
         <w:rPr>
@@ -4834,22 +6612,1051 @@
     <w:p>
       <w:pPr>
         <w:pStyle w:val="ae"/>
-      </w:pPr>
-    </w:p>
-    <w:p>
-      <w:pPr>
-        <w:pStyle w:val="ae"/>
-      </w:pPr>
-    </w:p>
-    <w:p>
-      <w:pPr>
-        <w:pStyle w:val="ae"/>
-      </w:pPr>
-    </w:p>
-    <w:p>
-      <w:pPr>
-        <w:pStyle w:val="ae"/>
-      </w:pPr>
+        <w:spacing w:line="360" w:lineRule="auto"/>
+        <w:rPr>
+          <w:b/>
+          <w:bCs/>
+        </w:rPr>
+      </w:pPr>
+      <w:r>
+        <w:t xml:space="preserve">   </w:t>
+      </w:r>
+      <w:r>
+        <w:rPr>
+          <w:rFonts w:hint="eastAsia"/>
+          <w:b/>
+          <w:bCs/>
+        </w:rPr>
+        <w:t>5</w:t>
+      </w:r>
+      <w:r>
+        <w:rPr>
+          <w:b/>
+          <w:bCs/>
+        </w:rPr>
+        <w:t>.2 Calculating the Motor’s Power</w:t>
+      </w:r>
+    </w:p>
+    <w:p>
+      <w:pPr>
+        <w:pStyle w:val="ae"/>
+        <w:numPr>
+          <w:ilvl w:val="0"/>
+          <w:numId w:val="8"/>
+        </w:numPr>
+        <w:ind w:hanging="153"/>
+      </w:pPr>
+      <w:r>
+        <w:t>Total Head (pump height)</w:t>
+      </w:r>
+    </w:p>
+    <w:p>
+      <w:pPr>
+        <w:pStyle w:val="ae"/>
+        <w:numPr>
+          <w:ilvl w:val="0"/>
+          <w:numId w:val="8"/>
+        </w:numPr>
+        <w:ind w:hanging="153"/>
+      </w:pPr>
+      <w:r>
+        <w:t>Flow Rate (e.g. L/min)</w:t>
+      </w:r>
+    </w:p>
+    <w:p>
+      <w:pPr>
+        <w:pStyle w:val="ae"/>
+        <w:numPr>
+          <w:ilvl w:val="0"/>
+          <w:numId w:val="8"/>
+        </w:numPr>
+        <w:ind w:hanging="153"/>
+      </w:pPr>
+      <w:r>
+        <w:t>Power Suppl Type (e.g. 220V AC)</w:t>
+      </w:r>
+    </w:p>
+    <w:p>
+      <w:pPr>
+        <w:pStyle w:val="ae"/>
+        <w:numPr>
+          <w:ilvl w:val="0"/>
+          <w:numId w:val="8"/>
+        </w:numPr>
+        <w:ind w:hanging="153"/>
+      </w:pPr>
+      <w:r>
+        <w:t>Application Scenario (</w:t>
+      </w:r>
+      <w:r>
+        <w:t>Irrigation,</w:t>
+      </w:r>
+      <w:r>
+        <w:t xml:space="preserve"> drawing water from a well, etc.</w:t>
+      </w:r>
+      <w:r>
+        <w:t>)</w:t>
+      </w:r>
+    </w:p>
+    <w:p>
+      <w:pPr>
+        <w:pStyle w:val="ae"/>
+      </w:pPr>
+    </w:p>
+    <w:p>
+      <w:pPr>
+        <w:pStyle w:val="ae"/>
+        <w:spacing w:line="360" w:lineRule="auto"/>
+      </w:pPr>
+      <m:oMathPara>
+        <m:oMathParaPr>
+          <m:jc m:val="center"/>
+        </m:oMathParaPr>
+        <m:oMath>
+          <m:r>
+            <w:rPr>
+              <w:rFonts w:ascii="Cambria Math" w:hAnsi="Cambria Math"/>
+            </w:rPr>
+            <m:t xml:space="preserve">P= </m:t>
+          </m:r>
+          <m:f>
+            <m:fPr>
+              <m:ctrlPr>
+                <w:rPr>
+                  <w:rFonts w:ascii="Cambria Math" w:hAnsi="Cambria Math"/>
+                  <w:i/>
+                </w:rPr>
+              </m:ctrlPr>
+            </m:fPr>
+            <m:num>
+              <m:r>
+                <w:rPr>
+                  <w:rFonts w:ascii="Cambria Math" w:hAnsi="Cambria Math"/>
+                </w:rPr>
+                <m:t>ρghQ</m:t>
+              </m:r>
+            </m:num>
+            <m:den>
+              <m:r>
+                <w:rPr>
+                  <w:rFonts w:ascii="Cambria Math" w:hAnsi="Cambria Math"/>
+                </w:rPr>
+                <m:t>η</m:t>
+              </m:r>
+            </m:den>
+          </m:f>
+          <m:r>
+            <w:rPr>
+              <w:rFonts w:ascii="Cambria Math" w:hAnsi="Cambria Math"/>
+            </w:rPr>
+            <m:t xml:space="preserve">   (h=</m:t>
+          </m:r>
+          <m:sSub>
+            <m:sSubPr>
+              <m:ctrlPr>
+                <w:rPr>
+                  <w:rFonts w:ascii="Cambria Math" w:hAnsi="Cambria Math"/>
+                  <w:i/>
+                </w:rPr>
+              </m:ctrlPr>
+            </m:sSubPr>
+            <m:e>
+              <m:r>
+                <w:rPr>
+                  <w:rFonts w:ascii="Cambria Math" w:hAnsi="Cambria Math"/>
+                </w:rPr>
+                <m:t>H</m:t>
+              </m:r>
+            </m:e>
+            <m:sub>
+              <m:r>
+                <w:rPr>
+                  <w:rFonts w:ascii="Cambria Math" w:hAnsi="Cambria Math"/>
+                </w:rPr>
+                <m:t>actual</m:t>
+              </m:r>
+            </m:sub>
+          </m:sSub>
+          <m:r>
+            <w:rPr>
+              <w:rFonts w:ascii="Cambria Math" w:hAnsi="Cambria Math"/>
+            </w:rPr>
+            <m:t>+</m:t>
+          </m:r>
+          <m:sSub>
+            <m:sSubPr>
+              <m:ctrlPr>
+                <w:rPr>
+                  <w:rFonts w:ascii="Cambria Math" w:hAnsi="Cambria Math"/>
+                  <w:i/>
+                </w:rPr>
+              </m:ctrlPr>
+            </m:sSubPr>
+            <m:e>
+              <m:r>
+                <w:rPr>
+                  <w:rFonts w:ascii="Cambria Math" w:hAnsi="Cambria Math"/>
+                </w:rPr>
+                <m:t>H</m:t>
+              </m:r>
+            </m:e>
+            <m:sub>
+              <m:r>
+                <w:rPr>
+                  <w:rFonts w:ascii="Cambria Math" w:hAnsi="Cambria Math"/>
+                </w:rPr>
+                <m:t>loss</m:t>
+              </m:r>
+            </m:sub>
+          </m:sSub>
+          <m:r>
+            <w:rPr>
+              <w:rFonts w:ascii="Cambria Math" w:hAnsi="Cambria Math"/>
+            </w:rPr>
+            <m:t xml:space="preserve">;   </m:t>
+          </m:r>
+          <m:sSub>
+            <m:sSubPr>
+              <m:ctrlPr>
+                <w:rPr>
+                  <w:rFonts w:ascii="Cambria Math" w:hAnsi="Cambria Math"/>
+                  <w:i/>
+                </w:rPr>
+              </m:ctrlPr>
+            </m:sSubPr>
+            <m:e>
+              <m:r>
+                <w:rPr>
+                  <w:rFonts w:ascii="Cambria Math" w:hAnsi="Cambria Math"/>
+                </w:rPr>
+                <m:t>H</m:t>
+              </m:r>
+            </m:e>
+            <m:sub>
+              <m:r>
+                <w:rPr>
+                  <w:rFonts w:ascii="Cambria Math" w:hAnsi="Cambria Math"/>
+                </w:rPr>
+                <m:t>loss</m:t>
+              </m:r>
+            </m:sub>
+          </m:sSub>
+          <m:r>
+            <w:rPr>
+              <w:rFonts w:ascii="Cambria Math" w:hAnsi="Cambria Math"/>
+            </w:rPr>
+            <m:t>=0.3~0.5∙</m:t>
+          </m:r>
+          <m:sSub>
+            <m:sSubPr>
+              <m:ctrlPr>
+                <w:rPr>
+                  <w:rFonts w:ascii="Cambria Math" w:hAnsi="Cambria Math"/>
+                  <w:i/>
+                </w:rPr>
+              </m:ctrlPr>
+            </m:sSubPr>
+            <m:e>
+              <m:r>
+                <w:rPr>
+                  <w:rFonts w:ascii="Cambria Math" w:hAnsi="Cambria Math"/>
+                </w:rPr>
+                <m:t>H</m:t>
+              </m:r>
+            </m:e>
+            <m:sub>
+              <m:r>
+                <w:rPr>
+                  <w:rFonts w:ascii="Cambria Math" w:hAnsi="Cambria Math"/>
+                </w:rPr>
+                <m:t>actual</m:t>
+              </m:r>
+            </m:sub>
+          </m:sSub>
+          <m:r>
+            <w:rPr>
+              <w:rFonts w:ascii="Cambria Math" w:hAnsi="Cambria Math"/>
+            </w:rPr>
+            <m:t>)</m:t>
+          </m:r>
+        </m:oMath>
+      </m:oMathPara>
+    </w:p>
+    <w:p>
+      <w:pPr>
+        <w:pStyle w:val="ae"/>
+        <w:spacing w:line="360" w:lineRule="auto"/>
+      </w:pPr>
+    </w:p>
+    <w:p>
+      <w:pPr>
+        <w:pStyle w:val="ae"/>
+        <w:spacing w:line="360" w:lineRule="auto"/>
+      </w:pPr>
+    </w:p>
+    <w:p>
+      <w:pPr>
+        <w:pStyle w:val="ae"/>
+        <w:spacing w:line="360" w:lineRule="auto"/>
+      </w:pPr>
+    </w:p>
+    <w:p>
+      <w:pPr>
+        <w:pStyle w:val="ae"/>
+        <w:spacing w:line="360" w:lineRule="auto"/>
+        <w:rPr>
+          <w:b/>
+          <w:bCs/>
+        </w:rPr>
+      </w:pPr>
+      <w:r>
+        <w:rPr>
+          <w:b/>
+          <w:bCs/>
+        </w:rPr>
+        <w:t xml:space="preserve">  </w:t>
+      </w:r>
+      <w:r>
+        <w:rPr>
+          <w:rFonts w:hint="eastAsia"/>
+          <w:b/>
+          <w:bCs/>
+        </w:rPr>
+        <w:t>5</w:t>
+      </w:r>
+      <w:r>
+        <w:rPr>
+          <w:b/>
+          <w:bCs/>
+        </w:rPr>
+        <w:t xml:space="preserve">.3 How to Choose </w:t>
+      </w:r>
+      <w:r>
+        <w:rPr>
+          <w:b/>
+          <w:bCs/>
+        </w:rPr>
+        <w:t>the</w:t>
+      </w:r>
+      <w:r>
+        <w:rPr>
+          <w:b/>
+          <w:bCs/>
+        </w:rPr>
+        <w:t xml:space="preserve"> Type of Pump</w:t>
+      </w:r>
+    </w:p>
+    <w:tbl>
+      <w:tblPr>
+        <w:tblW w:w="6516" w:type="dxa"/>
+        <w:jc w:val="center"/>
+        <w:tblBorders>
+          <w:top w:val="single" w:sz="4" w:space="0" w:color="auto"/>
+          <w:left w:val="single" w:sz="4" w:space="0" w:color="auto"/>
+          <w:bottom w:val="single" w:sz="4" w:space="0" w:color="auto"/>
+          <w:right w:val="single" w:sz="4" w:space="0" w:color="auto"/>
+          <w:insideH w:val="single" w:sz="4" w:space="0" w:color="auto"/>
+          <w:insideV w:val="single" w:sz="4" w:space="0" w:color="auto"/>
+        </w:tblBorders>
+        <w:tblLook w:val="04A0" w:firstRow="1" w:lastRow="0" w:firstColumn="1" w:lastColumn="0" w:noHBand="0" w:noVBand="1"/>
+      </w:tblPr>
+      <w:tblGrid>
+        <w:gridCol w:w="306"/>
+        <w:gridCol w:w="1532"/>
+        <w:gridCol w:w="2835"/>
+        <w:gridCol w:w="1843"/>
+      </w:tblGrid>
+      <w:tr>
+        <w:trPr>
+          <w:trHeight w:val="153"/>
+          <w:jc w:val="center"/>
+        </w:trPr>
+        <w:tc>
+          <w:tcPr>
+            <w:tcW w:w="1838" w:type="dxa"/>
+            <w:gridSpan w:val="2"/>
+          </w:tcPr>
+          <w:p>
+            <w:pPr>
+              <w:pStyle w:val="ae"/>
+              <w:jc w:val="center"/>
+              <w:rPr>
+                <w:b/>
+                <w:bCs/>
+              </w:rPr>
+            </w:pPr>
+            <w:r>
+              <w:rPr>
+                <w:b/>
+                <w:bCs/>
+              </w:rPr>
+              <w:t>Step</w:t>
+            </w:r>
+          </w:p>
+        </w:tc>
+        <w:tc>
+          <w:tcPr>
+            <w:tcW w:w="2835" w:type="dxa"/>
+            <w:vAlign w:val="center"/>
+            <w:hideMark/>
+          </w:tcPr>
+          <w:p>
+            <w:pPr>
+              <w:pStyle w:val="ae"/>
+              <w:jc w:val="center"/>
+              <w:rPr>
+                <w:b/>
+                <w:bCs/>
+              </w:rPr>
+            </w:pPr>
+            <w:r>
+              <w:rPr>
+                <w:b/>
+                <w:bCs/>
+              </w:rPr>
+              <w:t>Description</w:t>
+            </w:r>
+          </w:p>
+        </w:tc>
+        <w:tc>
+          <w:tcPr>
+            <w:tcW w:w="1843" w:type="dxa"/>
+            <w:vAlign w:val="center"/>
+            <w:hideMark/>
+          </w:tcPr>
+          <w:p>
+            <w:pPr>
+              <w:pStyle w:val="ae"/>
+              <w:jc w:val="center"/>
+              <w:rPr>
+                <w:b/>
+                <w:bCs/>
+              </w:rPr>
+            </w:pPr>
+            <w:r>
+              <w:rPr>
+                <w:b/>
+                <w:bCs/>
+              </w:rPr>
+              <w:t>Example</w:t>
+            </w:r>
+          </w:p>
+        </w:tc>
+      </w:tr>
+      <w:tr>
+        <w:trPr>
+          <w:trHeight w:val="341"/>
+          <w:jc w:val="center"/>
+        </w:trPr>
+        <w:tc>
+          <w:tcPr>
+            <w:tcW w:w="306" w:type="dxa"/>
+            <w:vAlign w:val="center"/>
+          </w:tcPr>
+          <w:p>
+            <w:pPr>
+              <w:pStyle w:val="ae"/>
+              <w:jc w:val="center"/>
+            </w:pPr>
+            <w:r>
+              <w:t>1</w:t>
+            </w:r>
+          </w:p>
+        </w:tc>
+        <w:tc>
+          <w:tcPr>
+            <w:tcW w:w="1532" w:type="dxa"/>
+            <w:vAlign w:val="center"/>
+            <w:hideMark/>
+          </w:tcPr>
+          <w:p>
+            <w:pPr>
+              <w:pStyle w:val="ae"/>
+            </w:pPr>
+            <w:r>
+              <w:t>Define the Application</w:t>
+            </w:r>
+          </w:p>
+        </w:tc>
+        <w:tc>
+          <w:tcPr>
+            <w:tcW w:w="2835" w:type="dxa"/>
+            <w:vAlign w:val="center"/>
+            <w:hideMark/>
+          </w:tcPr>
+          <w:p>
+            <w:pPr>
+              <w:pStyle w:val="ae"/>
+            </w:pPr>
+            <w:r>
+              <w:t>Pumping, irrigation, water supply, cooling, sewage, circulation?</w:t>
+            </w:r>
+          </w:p>
+        </w:tc>
+        <w:tc>
+          <w:tcPr>
+            <w:tcW w:w="1843" w:type="dxa"/>
+            <w:vAlign w:val="center"/>
+            <w:hideMark/>
+          </w:tcPr>
+          <w:p>
+            <w:pPr>
+              <w:pStyle w:val="ae"/>
+            </w:pPr>
+            <w:r>
+              <w:t>Example: Irrigation for an orchard</w:t>
+            </w:r>
+          </w:p>
+        </w:tc>
+      </w:tr>
+      <w:tr>
+        <w:trPr>
+          <w:trHeight w:val="56"/>
+          <w:jc w:val="center"/>
+        </w:trPr>
+        <w:tc>
+          <w:tcPr>
+            <w:tcW w:w="306" w:type="dxa"/>
+            <w:vAlign w:val="center"/>
+          </w:tcPr>
+          <w:p>
+            <w:pPr>
+              <w:pStyle w:val="ae"/>
+              <w:jc w:val="center"/>
+            </w:pPr>
+            <w:r>
+              <w:t>2</w:t>
+            </w:r>
+          </w:p>
+        </w:tc>
+        <w:tc>
+          <w:tcPr>
+            <w:tcW w:w="1532" w:type="dxa"/>
+            <w:vAlign w:val="center"/>
+            <w:hideMark/>
+          </w:tcPr>
+          <w:p>
+            <w:pPr>
+              <w:pStyle w:val="ae"/>
+            </w:pPr>
+            <w:r>
+              <w:t>Determine Basic Parameters</w:t>
+            </w:r>
+          </w:p>
+        </w:tc>
+        <w:tc>
+          <w:tcPr>
+            <w:tcW w:w="2835" w:type="dxa"/>
+            <w:vAlign w:val="center"/>
+            <w:hideMark/>
+          </w:tcPr>
+          <w:p>
+            <w:pPr>
+              <w:pStyle w:val="ae"/>
+            </w:pPr>
+            <w:r>
+              <w:t>- Head H (meters) - Flow Rate Q (L/min or m³/h) - Fluid Type</w:t>
+            </w:r>
+          </w:p>
+        </w:tc>
+        <w:tc>
+          <w:tcPr>
+            <w:tcW w:w="1843" w:type="dxa"/>
+            <w:vAlign w:val="center"/>
+            <w:hideMark/>
+          </w:tcPr>
+          <w:p>
+            <w:pPr>
+              <w:pStyle w:val="ae"/>
+            </w:pPr>
+            <w:r>
+              <w:t>Need to pump water up to 8 meters, 3 m³/h flow, clean water</w:t>
+            </w:r>
+          </w:p>
+        </w:tc>
+      </w:tr>
+      <w:tr>
+        <w:trPr>
+          <w:trHeight w:val="693"/>
+          <w:jc w:val="center"/>
+        </w:trPr>
+        <w:tc>
+          <w:tcPr>
+            <w:tcW w:w="306" w:type="dxa"/>
+            <w:vAlign w:val="center"/>
+          </w:tcPr>
+          <w:p>
+            <w:pPr>
+              <w:pStyle w:val="ae"/>
+              <w:jc w:val="center"/>
+            </w:pPr>
+            <w:r>
+              <w:t>3</w:t>
+            </w:r>
+          </w:p>
+        </w:tc>
+        <w:tc>
+          <w:tcPr>
+            <w:tcW w:w="1532" w:type="dxa"/>
+            <w:vAlign w:val="center"/>
+            <w:hideMark/>
+          </w:tcPr>
+          <w:p>
+            <w:pPr>
+              <w:pStyle w:val="ae"/>
+            </w:pPr>
+            <w:r>
+              <w:t>Choose Installation Type</w:t>
+            </w:r>
+          </w:p>
+        </w:tc>
+        <w:tc>
+          <w:tcPr>
+            <w:tcW w:w="2835" w:type="dxa"/>
+            <w:vAlign w:val="center"/>
+            <w:hideMark/>
+          </w:tcPr>
+          <w:p>
+            <w:pPr>
+              <w:pStyle w:val="ae"/>
+            </w:pPr>
+            <w:r>
+              <w:t>- Surface pump / submersible pump / horizontal pump - Self-priming required?</w:t>
+            </w:r>
+          </w:p>
+        </w:tc>
+        <w:tc>
+          <w:tcPr>
+            <w:tcW w:w="1843" w:type="dxa"/>
+            <w:vAlign w:val="center"/>
+            <w:hideMark/>
+          </w:tcPr>
+          <w:p>
+            <w:pPr>
+              <w:pStyle w:val="ae"/>
+            </w:pPr>
+            <w:r>
+              <w:t>Surface self-priming pump, drawing from a pond</w:t>
+            </w:r>
+          </w:p>
+        </w:tc>
+      </w:tr>
+      <w:tr>
+        <w:trPr>
+          <w:trHeight w:val="417"/>
+          <w:jc w:val="center"/>
+        </w:trPr>
+        <w:tc>
+          <w:tcPr>
+            <w:tcW w:w="306" w:type="dxa"/>
+            <w:vAlign w:val="center"/>
+          </w:tcPr>
+          <w:p>
+            <w:pPr>
+              <w:pStyle w:val="ae"/>
+              <w:jc w:val="center"/>
+            </w:pPr>
+            <w:r>
+              <w:t>4</w:t>
+            </w:r>
+          </w:p>
+        </w:tc>
+        <w:tc>
+          <w:tcPr>
+            <w:tcW w:w="1532" w:type="dxa"/>
+            <w:vAlign w:val="center"/>
+            <w:hideMark/>
+          </w:tcPr>
+          <w:p>
+            <w:pPr>
+              <w:pStyle w:val="ae"/>
+            </w:pPr>
+            <w:r>
+              <w:t>Power Supply</w:t>
+            </w:r>
+          </w:p>
+        </w:tc>
+        <w:tc>
+          <w:tcPr>
+            <w:tcW w:w="2835" w:type="dxa"/>
+            <w:vAlign w:val="center"/>
+            <w:hideMark/>
+          </w:tcPr>
+          <w:p>
+            <w:pPr>
+              <w:pStyle w:val="ae"/>
+            </w:pPr>
+            <w:r>
+              <w:t>220V single-phase? 380V three-phase? 12V/24V DC?</w:t>
+            </w:r>
+          </w:p>
+        </w:tc>
+        <w:tc>
+          <w:tcPr>
+            <w:tcW w:w="1843" w:type="dxa"/>
+            <w:vAlign w:val="center"/>
+            <w:hideMark/>
+          </w:tcPr>
+          <w:p>
+            <w:pPr>
+              <w:pStyle w:val="ae"/>
+            </w:pPr>
+            <w:r>
+              <w:t>220V household AC available</w:t>
+            </w:r>
+          </w:p>
+        </w:tc>
+      </w:tr>
+      <w:tr>
+        <w:trPr>
+          <w:trHeight w:val="343"/>
+          <w:jc w:val="center"/>
+        </w:trPr>
+        <w:tc>
+          <w:tcPr>
+            <w:tcW w:w="306" w:type="dxa"/>
+            <w:vAlign w:val="center"/>
+          </w:tcPr>
+          <w:p>
+            <w:pPr>
+              <w:pStyle w:val="ae"/>
+              <w:jc w:val="center"/>
+            </w:pPr>
+            <w:r>
+              <w:t>5</w:t>
+            </w:r>
+          </w:p>
+        </w:tc>
+        <w:tc>
+          <w:tcPr>
+            <w:tcW w:w="1532" w:type="dxa"/>
+            <w:vAlign w:val="center"/>
+            <w:hideMark/>
+          </w:tcPr>
+          <w:p>
+            <w:pPr>
+              <w:pStyle w:val="ae"/>
+            </w:pPr>
+            <w:r>
+              <w:t>Match Pump Model</w:t>
+            </w:r>
+          </w:p>
+        </w:tc>
+        <w:tc>
+          <w:tcPr>
+            <w:tcW w:w="2835" w:type="dxa"/>
+            <w:vAlign w:val="center"/>
+            <w:hideMark/>
+          </w:tcPr>
+          <w:p>
+            <w:pPr>
+              <w:pStyle w:val="ae"/>
+            </w:pPr>
+            <w:r>
+              <w:t>Select model using manufacturer’s catalog (or estimate using empirical formulas)</w:t>
+            </w:r>
+          </w:p>
+        </w:tc>
+        <w:tc>
+          <w:tcPr>
+            <w:tcW w:w="1843" w:type="dxa"/>
+            <w:vAlign w:val="center"/>
+            <w:hideMark/>
+          </w:tcPr>
+          <w:p>
+            <w:pPr>
+              <w:pStyle w:val="ae"/>
+            </w:pPr>
+            <w:r>
+              <w:t>Match model: JET100, ISG, QB series, etc.</w:t>
+            </w:r>
+          </w:p>
+        </w:tc>
+      </w:tr>
+    </w:tbl>
+    <w:p>
+      <w:pPr>
+        <w:pStyle w:val="ae"/>
+      </w:pPr>
+      <w:r>
+        <w:tab/>
+      </w:r>
+    </w:p>
+    <w:p>
+      <w:pPr>
+        <w:pStyle w:val="ae"/>
+      </w:pPr>
+    </w:p>
+    <w:p>
+      <w:pPr>
+        <w:pStyle w:val="ae"/>
+      </w:pPr>
+    </w:p>
+    <w:tbl>
+      <w:tblPr>
+        <w:tblW w:w="4390" w:type="dxa"/>
+        <w:jc w:val="center"/>
+        <w:tblBorders>
+          <w:top w:val="single" w:sz="4" w:space="0" w:color="auto"/>
+          <w:left w:val="single" w:sz="4" w:space="0" w:color="auto"/>
+          <w:bottom w:val="single" w:sz="4" w:space="0" w:color="auto"/>
+          <w:right w:val="single" w:sz="4" w:space="0" w:color="auto"/>
+          <w:insideH w:val="single" w:sz="4" w:space="0" w:color="auto"/>
+          <w:insideV w:val="single" w:sz="4" w:space="0" w:color="auto"/>
+        </w:tblBorders>
+        <w:tblLook w:val="04A0" w:firstRow="1" w:lastRow="0" w:firstColumn="1" w:lastColumn="0" w:noHBand="0" w:noVBand="1"/>
+      </w:tblPr>
+      <w:tblGrid>
+        <w:gridCol w:w="1980"/>
+        <w:gridCol w:w="2410"/>
+      </w:tblGrid>
+      <w:tr>
+        <w:trPr>
+          <w:trHeight w:val="117"/>
+          <w:jc w:val="center"/>
+        </w:trPr>
+        <w:tc>
+          <w:tcPr>
+            <w:tcW w:w="1980" w:type="dxa"/>
+            <w:vAlign w:val="center"/>
+            <w:hideMark/>
+          </w:tcPr>
+          <w:p>
+            <w:pPr>
+              <w:pStyle w:val="ae"/>
+              <w:jc w:val="center"/>
+              <w:rPr>
+                <w:b/>
+                <w:bCs/>
+              </w:rPr>
+            </w:pPr>
+            <w:r>
+              <w:rPr>
+                <w:b/>
+                <w:bCs/>
+              </w:rPr>
+              <w:t>Scenario</w:t>
+            </w:r>
+          </w:p>
+        </w:tc>
+        <w:tc>
+          <w:tcPr>
+            <w:tcW w:w="2410" w:type="dxa"/>
+            <w:vAlign w:val="center"/>
+            <w:hideMark/>
+          </w:tcPr>
+          <w:p>
+            <w:pPr>
+              <w:pStyle w:val="ae"/>
+              <w:jc w:val="center"/>
+              <w:rPr>
+                <w:b/>
+                <w:bCs/>
+              </w:rPr>
+            </w:pPr>
+            <w:r>
+              <w:rPr>
+                <w:b/>
+                <w:bCs/>
+              </w:rPr>
+              <w:t>Recommended Pump Type</w:t>
+            </w:r>
+          </w:p>
+        </w:tc>
+      </w:tr>
+      <w:tr>
+        <w:trPr>
+          <w:trHeight w:val="176"/>
+          <w:jc w:val="center"/>
+        </w:trPr>
+        <w:tc>
+          <w:tcPr>
+            <w:tcW w:w="1980" w:type="dxa"/>
+            <w:vAlign w:val="center"/>
+            <w:hideMark/>
+          </w:tcPr>
+          <w:p>
+            <w:pPr>
+              <w:pStyle w:val="ae"/>
+            </w:pPr>
+            <w:r>
+              <w:t>Need to draw water from a low source</w:t>
+            </w:r>
+          </w:p>
+        </w:tc>
+        <w:tc>
+          <w:tcPr>
+            <w:tcW w:w="2410" w:type="dxa"/>
+            <w:vAlign w:val="center"/>
+            <w:hideMark/>
+          </w:tcPr>
+          <w:p>
+            <w:pPr>
+              <w:pStyle w:val="ae"/>
+            </w:pPr>
+            <w:r>
+              <w:t>Self-priming pump (e.g., JET, WZB series)</w:t>
+            </w:r>
+          </w:p>
+        </w:tc>
+      </w:tr>
+      <w:tr>
+        <w:trPr>
+          <w:trHeight w:val="56"/>
+          <w:jc w:val="center"/>
+        </w:trPr>
+        <w:tc>
+          <w:tcPr>
+            <w:tcW w:w="1980" w:type="dxa"/>
+            <w:vAlign w:val="center"/>
+            <w:hideMark/>
+          </w:tcPr>
+          <w:p>
+            <w:pPr>
+              <w:pStyle w:val="ae"/>
+            </w:pPr>
+            <w:r>
+              <w:t>Need to pump water far and high</w:t>
+            </w:r>
+          </w:p>
+        </w:tc>
+        <w:tc>
+          <w:tcPr>
+            <w:tcW w:w="2410" w:type="dxa"/>
+            <w:vAlign w:val="center"/>
+            <w:hideMark/>
+          </w:tcPr>
+          <w:p>
+            <w:pPr>
+              <w:pStyle w:val="ae"/>
+            </w:pPr>
+            <w:r>
+              <w:t>Multistage centrifugal pump</w:t>
+            </w:r>
+          </w:p>
+        </w:tc>
+      </w:tr>
+      <w:tr>
+        <w:trPr>
+          <w:trHeight w:val="58"/>
+          <w:jc w:val="center"/>
+        </w:trPr>
+        <w:tc>
+          <w:tcPr>
+            <w:tcW w:w="1980" w:type="dxa"/>
+            <w:vAlign w:val="center"/>
+            <w:hideMark/>
+          </w:tcPr>
+          <w:p>
+            <w:pPr>
+              <w:pStyle w:val="ae"/>
+            </w:pPr>
+            <w:r>
+              <w:t>Pump needs to work underwater</w:t>
+            </w:r>
+          </w:p>
+        </w:tc>
+        <w:tc>
+          <w:tcPr>
+            <w:tcW w:w="2410" w:type="dxa"/>
+            <w:vAlign w:val="center"/>
+            <w:hideMark/>
+          </w:tcPr>
+          <w:p>
+            <w:pPr>
+              <w:pStyle w:val="ae"/>
+            </w:pPr>
+            <w:r>
+              <w:t>Submersible pump (e.g., QDX, QY series)</w:t>
+            </w:r>
+          </w:p>
+        </w:tc>
+      </w:tr>
+      <w:tr>
+        <w:trPr>
+          <w:trHeight w:val="56"/>
+          <w:jc w:val="center"/>
+        </w:trPr>
+        <w:tc>
+          <w:tcPr>
+            <w:tcW w:w="1980" w:type="dxa"/>
+            <w:vAlign w:val="center"/>
+            <w:hideMark/>
+          </w:tcPr>
+          <w:p>
+            <w:pPr>
+              <w:pStyle w:val="ae"/>
+            </w:pPr>
+            <w:r>
+              <w:t>Water contains particles or sludge</w:t>
+            </w:r>
+          </w:p>
+        </w:tc>
+        <w:tc>
+          <w:tcPr>
+            <w:tcW w:w="2410" w:type="dxa"/>
+            <w:vAlign w:val="center"/>
+            <w:hideMark/>
+          </w:tcPr>
+          <w:p>
+            <w:pPr>
+              <w:pStyle w:val="ae"/>
+            </w:pPr>
+            <w:r>
+              <w:t>Sewage pump / slurry pump</w:t>
+            </w:r>
+          </w:p>
+        </w:tc>
+      </w:tr>
+      <w:tr>
+        <w:trPr>
+          <w:trHeight w:val="238"/>
+          <w:jc w:val="center"/>
+        </w:trPr>
+        <w:tc>
+          <w:tcPr>
+            <w:tcW w:w="1980" w:type="dxa"/>
+            <w:vAlign w:val="center"/>
+            <w:hideMark/>
+          </w:tcPr>
+          <w:p>
+            <w:pPr>
+              <w:pStyle w:val="ae"/>
+            </w:pPr>
+            <w:r>
+              <w:t>Small-scale irrigation or dispensers</w:t>
+            </w:r>
+          </w:p>
+        </w:tc>
+        <w:tc>
+          <w:tcPr>
+            <w:tcW w:w="2410" w:type="dxa"/>
+            <w:vAlign w:val="center"/>
+            <w:hideMark/>
+          </w:tcPr>
+          <w:p>
+            <w:pPr>
+              <w:pStyle w:val="ae"/>
+            </w:pPr>
+            <w:r>
+              <w:t>Mini DC pump (12V / 24V)</w:t>
+            </w:r>
+          </w:p>
+        </w:tc>
+      </w:tr>
+    </w:tbl>
+    <w:p>
+      <w:pPr>
+        <w:pStyle w:val="ae"/>
+      </w:pPr>
+    </w:p>
+    <w:p>
+      <w:pPr>
+        <w:pStyle w:val="ae"/>
+      </w:pPr>
+      <w:r>
+        <w:t>The motor choosing is based on the Pump type.</w:t>
+      </w:r>
     </w:p>
     <w:p>
       <w:pPr>
@@ -4890,14 +7697,7 @@
           <w:sz w:val="20"/>
           <w:szCs w:val="20"/>
         </w:rPr>
-        <w:t xml:space="preserve">8 Gear, </w:t>
-      </w:r>
-      <w:r>
-        <w:rPr>
-          <w:sz w:val="20"/>
-          <w:szCs w:val="20"/>
-        </w:rPr>
-        <w:t>Sprocket</w:t>
+        <w:t>6</w:t>
       </w:r>
       <w:r>
         <w:rPr>
@@ -4905,64 +7705,487 @@
           <w:sz w:val="20"/>
           <w:szCs w:val="20"/>
         </w:rPr>
-        <w:t>, &amp; Bear</w:t>
-      </w:r>
-    </w:p>
-    <w:p>
-      <w:pPr>
-        <w:pStyle w:val="ae"/>
-      </w:pPr>
-    </w:p>
-    <w:p>
-      <w:pPr>
-        <w:pStyle w:val="ae"/>
-      </w:pPr>
-    </w:p>
-    <w:p>
-      <w:pPr>
-        <w:pStyle w:val="ae"/>
-      </w:pPr>
-    </w:p>
-    <w:p>
-      <w:pPr>
-        <w:pStyle w:val="ae"/>
-      </w:pPr>
-    </w:p>
-    <w:p>
-      <w:pPr>
-        <w:pStyle w:val="ae"/>
-      </w:pPr>
-    </w:p>
-    <w:p>
-      <w:pPr>
-        <w:pStyle w:val="ae"/>
-      </w:pPr>
-    </w:p>
-    <w:p>
-      <w:pPr>
-        <w:pStyle w:val="ae"/>
-      </w:pPr>
-    </w:p>
-    <w:p>
-      <w:pPr>
-        <w:pStyle w:val="ae"/>
-      </w:pPr>
-    </w:p>
-    <w:p>
-      <w:pPr>
-        <w:spacing w:line="360" w:lineRule="auto"/>
+        <w:t xml:space="preserve"> Gear, </w:t>
+      </w:r>
+      <w:r>
         <w:rPr>
           <w:sz w:val="20"/>
           <w:szCs w:val="20"/>
         </w:rPr>
-      </w:pPr>
+        <w:t>Sprocket</w:t>
+      </w:r>
       <w:r>
         <w:rPr>
           <w:rFonts w:hint="eastAsia"/>
           <w:sz w:val="20"/>
           <w:szCs w:val="20"/>
         </w:rPr>
-        <w:t>9 Plastic Material</w:t>
+        <w:t>, &amp; Bear</w:t>
+      </w:r>
+    </w:p>
+    <w:p>
+      <w:pPr>
+        <w:pStyle w:val="ae"/>
+      </w:pPr>
+      <w:r>
+        <w:rPr>
+          <w:rFonts w:hint="eastAsia"/>
+        </w:rPr>
+        <w:t>Choosing the Sprocket is based on the allowed torque, and transmission ratio.</w:t>
+      </w:r>
+    </w:p>
+    <w:p>
+      <w:pPr>
+        <w:pStyle w:val="ae"/>
+        <w:spacing w:line="240" w:lineRule="auto"/>
+      </w:pPr>
+    </w:p>
+    <w:p>
+      <w:pPr>
+        <w:pStyle w:val="ae"/>
+        <w:spacing w:line="360" w:lineRule="auto"/>
+      </w:pPr>
+      <w:r>
+        <w:rPr>
+          <w:rFonts w:hint="eastAsia"/>
+        </w:rPr>
+        <w:t>The torque of sprocket is:</w:t>
+      </w:r>
+    </w:p>
+    <w:p>
+      <w:pPr>
+        <w:pStyle w:val="ae"/>
+        <w:spacing w:line="360" w:lineRule="auto"/>
+        <w:rPr>
+          <w:i/>
+          <w:sz w:val="22"/>
+          <w:szCs w:val="22"/>
+        </w:rPr>
+      </w:pPr>
+      <m:oMathPara>
+        <m:oMathParaPr>
+          <m:jc m:val="center"/>
+        </m:oMathParaPr>
+        <m:oMath>
+          <m:r>
+            <w:rPr>
+              <w:rFonts w:ascii="Cambria Math" w:hAnsi="Cambria Math"/>
+              <w:sz w:val="22"/>
+              <w:szCs w:val="22"/>
+            </w:rPr>
+            <m:t>P=T∙ω,  ω=</m:t>
+          </m:r>
+          <m:f>
+            <m:fPr>
+              <m:ctrlPr>
+                <w:rPr>
+                  <w:rFonts w:ascii="Cambria Math" w:hAnsi="Cambria Math"/>
+                  <w:i/>
+                  <w:sz w:val="22"/>
+                  <w:szCs w:val="22"/>
+                </w:rPr>
+              </m:ctrlPr>
+            </m:fPr>
+            <m:num>
+              <m:r>
+                <w:rPr>
+                  <w:rFonts w:ascii="Cambria Math" w:hAnsi="Cambria Math"/>
+                  <w:sz w:val="22"/>
+                  <w:szCs w:val="22"/>
+                </w:rPr>
+                <m:t>2πn</m:t>
+              </m:r>
+            </m:num>
+            <m:den>
+              <m:r>
+                <w:rPr>
+                  <w:rFonts w:ascii="Cambria Math" w:hAnsi="Cambria Math"/>
+                  <w:sz w:val="22"/>
+                  <w:szCs w:val="22"/>
+                </w:rPr>
+                <m:t>60</m:t>
+              </m:r>
+            </m:den>
+          </m:f>
+          <m:r>
+            <w:rPr>
+              <w:rFonts w:ascii="Cambria Math" w:hAnsi="Cambria Math"/>
+              <w:sz w:val="22"/>
+              <w:szCs w:val="22"/>
+            </w:rPr>
+            <m:t xml:space="preserve"> ≈ (n is rmp)</m:t>
+          </m:r>
+        </m:oMath>
+      </m:oMathPara>
+    </w:p>
+    <w:p>
+      <w:pPr>
+        <w:pStyle w:val="ae"/>
+        <w:spacing w:line="360" w:lineRule="auto"/>
+        <w:rPr>
+          <w:sz w:val="22"/>
+          <w:szCs w:val="22"/>
+        </w:rPr>
+      </w:pPr>
+      <m:oMathPara>
+        <m:oMathParaPr>
+          <m:jc m:val="center"/>
+        </m:oMathParaPr>
+        <m:oMath>
+          <m:sSub>
+            <m:sSubPr>
+              <m:ctrlPr>
+                <w:rPr>
+                  <w:rFonts w:ascii="Cambria Math" w:hAnsi="Cambria Math"/>
+                  <w:i/>
+                  <w:sz w:val="22"/>
+                  <w:szCs w:val="22"/>
+                </w:rPr>
+              </m:ctrlPr>
+            </m:sSubPr>
+            <m:e>
+              <m:r>
+                <w:rPr>
+                  <w:rFonts w:ascii="Cambria Math" w:hAnsi="Cambria Math"/>
+                  <w:sz w:val="22"/>
+                  <w:szCs w:val="22"/>
+                </w:rPr>
+                <m:t>T</m:t>
+              </m:r>
+            </m:e>
+            <m:sub>
+              <m:r>
+                <w:rPr>
+                  <w:rFonts w:ascii="Cambria Math" w:hAnsi="Cambria Math"/>
+                  <w:sz w:val="22"/>
+                  <w:szCs w:val="22"/>
+                </w:rPr>
+                <m:t>real</m:t>
+              </m:r>
+            </m:sub>
+          </m:sSub>
+          <m:r>
+            <w:rPr>
+              <w:rFonts w:ascii="Cambria Math" w:hAnsi="Cambria Math"/>
+              <w:sz w:val="22"/>
+              <w:szCs w:val="22"/>
+            </w:rPr>
+            <m:t>=</m:t>
+          </m:r>
+          <m:sSub>
+            <m:sSubPr>
+              <m:ctrlPr>
+                <w:rPr>
+                  <w:rFonts w:ascii="Cambria Math" w:hAnsi="Cambria Math"/>
+                  <w:i/>
+                  <w:sz w:val="22"/>
+                  <w:szCs w:val="22"/>
+                </w:rPr>
+              </m:ctrlPr>
+            </m:sSubPr>
+            <m:e>
+              <m:r>
+                <w:rPr>
+                  <w:rFonts w:ascii="Cambria Math" w:hAnsi="Cambria Math"/>
+                  <w:sz w:val="22"/>
+                  <w:szCs w:val="22"/>
+                </w:rPr>
+                <m:t>K</m:t>
+              </m:r>
+            </m:e>
+            <m:sub>
+              <m:r>
+                <w:rPr>
+                  <w:rFonts w:ascii="Cambria Math" w:hAnsi="Cambria Math"/>
+                  <w:sz w:val="22"/>
+                  <w:szCs w:val="22"/>
+                </w:rPr>
+                <m:t>s</m:t>
+              </m:r>
+            </m:sub>
+          </m:sSub>
+          <m:r>
+            <w:rPr>
+              <w:rFonts w:ascii="Cambria Math" w:hAnsi="Cambria Math"/>
+              <w:sz w:val="22"/>
+              <w:szCs w:val="22"/>
+            </w:rPr>
+            <m:t>∙T  (</m:t>
+          </m:r>
+          <m:sSub>
+            <m:sSubPr>
+              <m:ctrlPr>
+                <w:rPr>
+                  <w:rFonts w:ascii="Cambria Math" w:hAnsi="Cambria Math"/>
+                  <w:i/>
+                  <w:sz w:val="22"/>
+                  <w:szCs w:val="22"/>
+                </w:rPr>
+              </m:ctrlPr>
+            </m:sSubPr>
+            <m:e>
+              <m:r>
+                <w:rPr>
+                  <w:rFonts w:ascii="Cambria Math" w:hAnsi="Cambria Math"/>
+                  <w:sz w:val="22"/>
+                  <w:szCs w:val="22"/>
+                </w:rPr>
+                <m:t>K</m:t>
+              </m:r>
+            </m:e>
+            <m:sub>
+              <m:r>
+                <w:rPr>
+                  <w:rFonts w:ascii="Cambria Math" w:hAnsi="Cambria Math"/>
+                  <w:sz w:val="22"/>
+                  <w:szCs w:val="22"/>
+                </w:rPr>
+                <m:t>s</m:t>
+              </m:r>
+            </m:sub>
+          </m:sSub>
+          <m:r>
+            <w:rPr>
+              <w:rFonts w:ascii="Cambria Math" w:hAnsi="Cambria Math"/>
+              <w:sz w:val="22"/>
+              <w:szCs w:val="22"/>
+            </w:rPr>
+            <m:t xml:space="preserve"> is the service factor)</m:t>
+          </m:r>
+        </m:oMath>
+      </m:oMathPara>
+    </w:p>
+    <w:p>
+      <w:pPr>
+        <w:pStyle w:val="ae"/>
+        <w:spacing w:line="360" w:lineRule="auto"/>
+        <w:rPr>
+          <w:sz w:val="22"/>
+          <w:szCs w:val="22"/>
+        </w:rPr>
+      </w:pPr>
+      <m:oMathPara>
+        <m:oMathParaPr>
+          <m:jc m:val="center"/>
+        </m:oMathParaPr>
+        <m:oMath>
+          <m:sSub>
+            <m:sSubPr>
+              <m:ctrlPr>
+                <w:rPr>
+                  <w:rFonts w:ascii="Cambria Math" w:hAnsi="Cambria Math"/>
+                  <w:i/>
+                  <w:sz w:val="22"/>
+                  <w:szCs w:val="22"/>
+                </w:rPr>
+              </m:ctrlPr>
+            </m:sSubPr>
+            <m:e>
+              <m:r>
+                <w:rPr>
+                  <w:rFonts w:ascii="Cambria Math" w:hAnsi="Cambria Math"/>
+                  <w:sz w:val="22"/>
+                  <w:szCs w:val="22"/>
+                </w:rPr>
+                <m:t>T</m:t>
+              </m:r>
+            </m:e>
+            <m:sub>
+              <m:r>
+                <w:rPr>
+                  <w:rFonts w:ascii="Cambria Math" w:hAnsi="Cambria Math"/>
+                  <w:sz w:val="22"/>
+                  <w:szCs w:val="22"/>
+                </w:rPr>
+                <m:t>real</m:t>
+              </m:r>
+            </m:sub>
+          </m:sSub>
+          <m:r>
+            <w:rPr>
+              <w:rFonts w:ascii="Cambria Math" w:hAnsi="Cambria Math"/>
+              <w:sz w:val="22"/>
+              <w:szCs w:val="22"/>
+            </w:rPr>
+            <m:t>≤</m:t>
+          </m:r>
+          <m:sSub>
+            <m:sSubPr>
+              <m:ctrlPr>
+                <w:rPr>
+                  <w:rFonts w:ascii="Cambria Math" w:hAnsi="Cambria Math"/>
+                  <w:i/>
+                  <w:sz w:val="22"/>
+                  <w:szCs w:val="22"/>
+                </w:rPr>
+              </m:ctrlPr>
+            </m:sSubPr>
+            <m:e>
+              <m:r>
+                <w:rPr>
+                  <w:rFonts w:ascii="Cambria Math" w:hAnsi="Cambria Math"/>
+                  <w:sz w:val="22"/>
+                  <w:szCs w:val="22"/>
+                </w:rPr>
+                <m:t>T</m:t>
+              </m:r>
+            </m:e>
+            <m:sub>
+              <m:r>
+                <m:rPr>
+                  <m:sty m:val="p"/>
+                </m:rPr>
+                <w:rPr>
+                  <w:rFonts w:ascii="Cambria Math" w:hAnsi="Cambria Math"/>
+                  <w:sz w:val="22"/>
+                  <w:szCs w:val="22"/>
+                </w:rPr>
+                <m:t>max⁡</m:t>
+              </m:r>
+              <m:r>
+                <w:rPr>
+                  <w:rFonts w:ascii="Cambria Math" w:hAnsi="Cambria Math"/>
+                  <w:sz w:val="22"/>
+                  <w:szCs w:val="22"/>
+                </w:rPr>
+                <m:t>_allow</m:t>
+              </m:r>
+            </m:sub>
+          </m:sSub>
+        </m:oMath>
+      </m:oMathPara>
+    </w:p>
+    <w:p>
+      <w:pPr>
+        <w:pStyle w:val="ae"/>
+      </w:pPr>
+      <w:r>
+        <w:t>小链轮推荐齿数：</w:t>
+      </w:r>
+    </w:p>
+    <w:p>
+      <w:pPr>
+        <w:pStyle w:val="ae"/>
+        <w:ind w:firstLine="720"/>
+      </w:pPr>
+      <w:r>
+        <w:t>工业场合推荐：</w:t>
+      </w:r>
+      <w:r>
+        <w:t xml:space="preserve">≥ 17 </w:t>
+      </w:r>
+      <w:r>
+        <w:t>齿</w:t>
+      </w:r>
+    </w:p>
+    <w:p>
+      <w:pPr>
+        <w:pStyle w:val="ae"/>
+        <w:ind w:firstLine="720"/>
+      </w:pPr>
+      <w:r>
+        <w:t>尽量不要</w:t>
+      </w:r>
+      <w:r>
+        <w:t xml:space="preserve"> &lt; 13 </w:t>
+      </w:r>
+      <w:r>
+        <w:t>齿，避免弯曲疲劳过大</w:t>
+      </w:r>
+    </w:p>
+    <w:p>
+      <w:pPr>
+        <w:pStyle w:val="ae"/>
+      </w:pPr>
+    </w:p>
+    <w:p>
+      <w:pPr>
+        <w:pStyle w:val="ae"/>
+      </w:pPr>
+    </w:p>
+    <w:p>
+      <w:pPr>
+        <w:pStyle w:val="ae"/>
+      </w:pPr>
+    </w:p>
+    <w:p>
+      <w:pPr>
+        <w:pStyle w:val="ae"/>
+      </w:pPr>
+    </w:p>
+    <w:p>
+      <w:pPr>
+        <w:pStyle w:val="ae"/>
+      </w:pPr>
+    </w:p>
+    <w:p>
+      <w:pPr>
+        <w:pStyle w:val="ae"/>
+      </w:pPr>
+    </w:p>
+    <w:p>
+      <w:pPr>
+        <w:pStyle w:val="ae"/>
+      </w:pPr>
+    </w:p>
+    <w:p>
+      <w:pPr>
+        <w:pStyle w:val="ae"/>
+      </w:pPr>
+    </w:p>
+    <w:p>
+      <w:pPr>
+        <w:pStyle w:val="ae"/>
+      </w:pPr>
+    </w:p>
+    <w:p>
+      <w:pPr>
+        <w:pStyle w:val="ae"/>
+      </w:pPr>
+    </w:p>
+    <w:p>
+      <w:pPr>
+        <w:pStyle w:val="ae"/>
+      </w:pPr>
+    </w:p>
+    <w:p>
+      <w:pPr>
+        <w:pStyle w:val="ae"/>
+      </w:pPr>
+    </w:p>
+    <w:p>
+      <w:pPr>
+        <w:pStyle w:val="ae"/>
+      </w:pPr>
+    </w:p>
+    <w:p>
+      <w:pPr>
+        <w:pStyle w:val="ae"/>
+      </w:pPr>
+    </w:p>
+    <w:p>
+      <w:pPr>
+        <w:spacing w:line="360" w:lineRule="auto"/>
+        <w:rPr>
+          <w:sz w:val="20"/>
+          <w:szCs w:val="20"/>
+        </w:rPr>
+      </w:pPr>
+      <w:r>
+        <w:rPr>
+          <w:rFonts w:hint="eastAsia"/>
+          <w:sz w:val="20"/>
+          <w:szCs w:val="20"/>
+        </w:rPr>
+        <w:t>7</w:t>
+      </w:r>
+      <w:r>
+        <w:rPr>
+          <w:rFonts w:hint="eastAsia"/>
+          <w:sz w:val="20"/>
+          <w:szCs w:val="20"/>
+        </w:rPr>
+        <w:t xml:space="preserve"> Plastic Material</w:t>
       </w:r>
     </w:p>
     <w:p>
@@ -4988,15 +8211,15 @@
         <mc:AlternateContent>
           <mc:Choice Requires="wps">
             <w:drawing>
-              <wp:anchor distT="45720" distB="45720" distL="114300" distR="114300" simplePos="0" relativeHeight="251660288" behindDoc="1" locked="0" layoutInCell="1" allowOverlap="1" wp14:anchorId="63E4FA8E" wp14:editId="4CA403FC">
+              <wp:anchor distT="45720" distB="45720" distL="114300" distR="114300" simplePos="0" relativeHeight="251660288" behindDoc="1" locked="0" layoutInCell="1" allowOverlap="1" wp14:anchorId="63E4FA8E" wp14:editId="0A6C18B1">
                 <wp:simplePos x="0" y="0"/>
                 <wp:positionH relativeFrom="column">
-                  <wp:align>left</wp:align>
+                  <wp:posOffset>-4445</wp:posOffset>
                 </wp:positionH>
                 <wp:positionV relativeFrom="paragraph">
-                  <wp:posOffset>37208</wp:posOffset>
+                  <wp:posOffset>31419</wp:posOffset>
                 </wp:positionV>
-                <wp:extent cx="4728475" cy="4503761"/>
+                <wp:extent cx="4728210" cy="4382135"/>
                 <wp:effectExtent l="0" t="0" r="0" b="0"/>
                 <wp:wrapNone/>
                 <wp:docPr id="217" name="文本框 2"/>
@@ -5012,7 +8235,7 @@
                       <wps:spPr bwMode="auto">
                         <a:xfrm>
                           <a:off x="0" y="0"/>
-                          <a:ext cx="4728475" cy="4503761"/>
+                          <a:ext cx="4728210" cy="4382135"/>
                         </a:xfrm>
                         <a:prstGeom prst="rect">
                           <a:avLst/>
@@ -5919,7 +9142,7 @@
                 <v:stroke joinstyle="miter"/>
                 <v:path gradientshapeok="t" o:connecttype="rect"/>
               </v:shapetype>
-              <v:shape id="文本框 2" o:spid="_x0000_s1026" type="#_x0000_t202" style="position:absolute;margin-left:0;margin-top:2.95pt;width:372.3pt;height:354.65pt;z-index:-251656192;visibility:visible;mso-wrap-style:square;mso-width-percent:0;mso-height-percent:0;mso-wrap-distance-left:9pt;mso-wrap-distance-top:3.6pt;mso-wrap-distance-right:9pt;mso-wrap-distance-bottom:3.6pt;mso-position-horizontal:left;mso-position-horizontal-relative:text;mso-position-vertical:absolute;mso-position-vertical-relative:text;mso-width-percent:0;mso-height-percent:0;mso-width-relative:margin;mso-height-relative:margin;v-text-anchor:top" o:gfxdata="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" filled="f" stroked="f">
+              <v:shape id="文本框 2" o:spid="_x0000_s1026" type="#_x0000_t202" style="position:absolute;margin-left:-.35pt;margin-top:2.45pt;width:372.3pt;height:345.05pt;z-index:-251656192;visibility:visible;mso-wrap-style:square;mso-width-percent:0;mso-height-percent:0;mso-wrap-distance-left:9pt;mso-wrap-distance-top:3.6pt;mso-wrap-distance-right:9pt;mso-wrap-distance-bottom:3.6pt;mso-position-horizontal:absolute;mso-position-horizontal-relative:text;mso-position-vertical:absolute;mso-position-vertical-relative:text;mso-width-percent:0;mso-height-percent:0;mso-width-relative:margin;mso-height-relative:margin;v-text-anchor:top" o:gfxdata="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" filled="f" stroked="f">
                 <v:textbox>
                   <w:txbxContent>
                     <w:tbl>
@@ -6957,31 +10180,6 @@
     <w:p>
       <w:pPr>
         <w:pStyle w:val="ae"/>
-      </w:pPr>
-    </w:p>
-    <w:p>
-      <w:pPr>
-        <w:pStyle w:val="ae"/>
-      </w:pPr>
-    </w:p>
-    <w:p>
-      <w:pPr>
-        <w:pStyle w:val="ae"/>
-      </w:pPr>
-    </w:p>
-    <w:p>
-      <w:pPr>
-        <w:pStyle w:val="ae"/>
-      </w:pPr>
-    </w:p>
-    <w:p>
-      <w:pPr>
-        <w:pStyle w:val="ae"/>
-      </w:pPr>
-    </w:p>
-    <w:p>
-      <w:pPr>
-        <w:pStyle w:val="ae"/>
         <w:spacing w:line="360" w:lineRule="auto"/>
         <w:rPr>
           <w:b/>
@@ -6993,12 +10191,28 @@
           <w:b/>
           <w:bCs/>
         </w:rPr>
-        <w:t>Choosing Plastic Material From Various Aspect</w:t>
+        <w:t xml:space="preserve">Choosing Plastic Material </w:t>
+      </w:r>
+      <w:proofErr w:type="gramStart"/>
+      <w:r>
+        <w:rPr>
+          <w:b/>
+          <w:bCs/>
+        </w:rPr>
+        <w:t>From</w:t>
+      </w:r>
+      <w:proofErr w:type="gramEnd"/>
+      <w:r>
+        <w:rPr>
+          <w:b/>
+          <w:bCs/>
+        </w:rPr>
+        <w:t xml:space="preserve"> Various Aspect</w:t>
       </w:r>
     </w:p>
     <w:tbl>
       <w:tblPr>
-        <w:tblW w:w="7190" w:type="dxa"/>
+        <w:tblW w:w="6941" w:type="dxa"/>
         <w:jc w:val="center"/>
         <w:tblBorders>
           <w:top w:val="single" w:sz="4" w:space="0" w:color="auto"/>
@@ -7014,7 +10228,7 @@
         <w:gridCol w:w="306"/>
         <w:gridCol w:w="1390"/>
         <w:gridCol w:w="2835"/>
-        <w:gridCol w:w="2659"/>
+        <w:gridCol w:w="2410"/>
       </w:tblGrid>
       <w:tr>
         <w:trPr>
@@ -7074,7 +10288,7 @@
         </w:tc>
         <w:tc>
           <w:tcPr>
-            <w:tcW w:w="2659" w:type="dxa"/>
+            <w:tcW w:w="2410" w:type="dxa"/>
             <w:vAlign w:val="center"/>
             <w:hideMark/>
           </w:tcPr>
@@ -7178,7 +10392,7 @@
         </w:tc>
         <w:tc>
           <w:tcPr>
-            <w:tcW w:w="2659" w:type="dxa"/>
+            <w:tcW w:w="2410" w:type="dxa"/>
             <w:vAlign w:val="center"/>
             <w:hideMark/>
           </w:tcPr>
@@ -7277,7 +10491,7 @@
         </w:tc>
         <w:tc>
           <w:tcPr>
-            <w:tcW w:w="2659" w:type="dxa"/>
+            <w:tcW w:w="2410" w:type="dxa"/>
             <w:vAlign w:val="center"/>
             <w:hideMark/>
           </w:tcPr>
@@ -7376,7 +10590,7 @@
         </w:tc>
         <w:tc>
           <w:tcPr>
-            <w:tcW w:w="2659" w:type="dxa"/>
+            <w:tcW w:w="2410" w:type="dxa"/>
             <w:vAlign w:val="center"/>
             <w:hideMark/>
           </w:tcPr>
@@ -7475,7 +10689,7 @@
         </w:tc>
         <w:tc>
           <w:tcPr>
-            <w:tcW w:w="2659" w:type="dxa"/>
+            <w:tcW w:w="2410" w:type="dxa"/>
             <w:vAlign w:val="center"/>
             <w:hideMark/>
           </w:tcPr>
@@ -7574,7 +10788,7 @@
         </w:tc>
         <w:tc>
           <w:tcPr>
-            <w:tcW w:w="2659" w:type="dxa"/>
+            <w:tcW w:w="2410" w:type="dxa"/>
             <w:vAlign w:val="center"/>
             <w:hideMark/>
           </w:tcPr>
@@ -7673,7 +10887,7 @@
         </w:tc>
         <w:tc>
           <w:tcPr>
-            <w:tcW w:w="2659" w:type="dxa"/>
+            <w:tcW w:w="2410" w:type="dxa"/>
             <w:vAlign w:val="center"/>
             <w:hideMark/>
           </w:tcPr>
@@ -7772,7 +10986,7 @@
         </w:tc>
         <w:tc>
           <w:tcPr>
-            <w:tcW w:w="2659" w:type="dxa"/>
+            <w:tcW w:w="2410" w:type="dxa"/>
             <w:vAlign w:val="center"/>
             <w:hideMark/>
           </w:tcPr>
@@ -7871,7 +11085,7 @@
         </w:tc>
         <w:tc>
           <w:tcPr>
-            <w:tcW w:w="2659" w:type="dxa"/>
+            <w:tcW w:w="2410" w:type="dxa"/>
             <w:vAlign w:val="center"/>
             <w:hideMark/>
           </w:tcPr>
@@ -7892,6 +11106,66 @@
         </w:tc>
       </w:tr>
     </w:tbl>
+    <w:p>
+      <w:pPr>
+        <w:pStyle w:val="ae"/>
+      </w:pPr>
+    </w:p>
+    <w:p>
+      <w:pPr>
+        <w:pStyle w:val="ae"/>
+      </w:pPr>
+    </w:p>
+    <w:p>
+      <w:pPr>
+        <w:pStyle w:val="ae"/>
+      </w:pPr>
+    </w:p>
+    <w:p>
+      <w:pPr>
+        <w:pStyle w:val="ae"/>
+      </w:pPr>
+    </w:p>
+    <w:p>
+      <w:pPr>
+        <w:pStyle w:val="ae"/>
+      </w:pPr>
+    </w:p>
+    <w:p>
+      <w:pPr>
+        <w:pStyle w:val="ae"/>
+      </w:pPr>
+    </w:p>
+    <w:p>
+      <w:pPr>
+        <w:pStyle w:val="ae"/>
+      </w:pPr>
+    </w:p>
+    <w:p>
+      <w:pPr>
+        <w:pStyle w:val="ae"/>
+      </w:pPr>
+    </w:p>
+    <w:p>
+      <w:pPr>
+        <w:pStyle w:val="ae"/>
+      </w:pPr>
+    </w:p>
+    <w:p>
+      <w:pPr>
+        <w:pStyle w:val="ae"/>
+      </w:pPr>
+    </w:p>
+    <w:p>
+      <w:pPr>
+        <w:pStyle w:val="ae"/>
+      </w:pPr>
+    </w:p>
+    <w:p>
+      <w:pPr>
+        <w:pStyle w:val="ae"/>
+      </w:pPr>
+    </w:p>
     <w:p>
       <w:pPr>
         <w:pStyle w:val="ae"/>
@@ -8445,11 +11719,6 @@
     <w:p>
       <w:pPr>
         <w:pStyle w:val="ae"/>
-      </w:pPr>
-    </w:p>
-    <w:p>
-      <w:pPr>
-        <w:pStyle w:val="ae"/>
         <w:spacing w:line="360" w:lineRule="auto"/>
         <w:rPr>
           <w:b/>
@@ -9031,61 +12300,6 @@
     <w:p>
       <w:pPr>
         <w:pStyle w:val="ae"/>
-      </w:pPr>
-    </w:p>
-    <w:p>
-      <w:pPr>
-        <w:pStyle w:val="ae"/>
-      </w:pPr>
-    </w:p>
-    <w:p>
-      <w:pPr>
-        <w:pStyle w:val="ae"/>
-      </w:pPr>
-    </w:p>
-    <w:p>
-      <w:pPr>
-        <w:pStyle w:val="ae"/>
-      </w:pPr>
-    </w:p>
-    <w:p>
-      <w:pPr>
-        <w:pStyle w:val="ae"/>
-      </w:pPr>
-    </w:p>
-    <w:p>
-      <w:pPr>
-        <w:pStyle w:val="ae"/>
-      </w:pPr>
-    </w:p>
-    <w:p>
-      <w:pPr>
-        <w:pStyle w:val="ae"/>
-      </w:pPr>
-    </w:p>
-    <w:p>
-      <w:pPr>
-        <w:pStyle w:val="ae"/>
-      </w:pPr>
-    </w:p>
-    <w:p>
-      <w:pPr>
-        <w:pStyle w:val="ae"/>
-      </w:pPr>
-    </w:p>
-    <w:p>
-      <w:pPr>
-        <w:pStyle w:val="ae"/>
-      </w:pPr>
-    </w:p>
-    <w:p>
-      <w:pPr>
-        <w:pStyle w:val="ae"/>
-      </w:pPr>
-    </w:p>
-    <w:p>
-      <w:pPr>
-        <w:pStyle w:val="ae"/>
         <w:rPr>
           <w:b/>
           <w:bCs/>
@@ -9141,21 +12355,67 @@
     <w:p>
       <w:pPr>
         <w:pStyle w:val="ae"/>
+      </w:pPr>
+      <w:r>
         <w:rPr>
           <w:b/>
           <w:bCs/>
           <w:color w:val="00B050"/>
         </w:rPr>
-      </w:pPr>
-    </w:p>
-    <w:p>
-      <w:pPr>
-        <w:pStyle w:val="ae"/>
+        <w:t>Step 1:</w:t>
+      </w:r>
+      <w:r>
+        <w:t xml:space="preserve"> Create the Master Prototype</w:t>
+      </w:r>
+    </w:p>
+    <w:p>
+      <w:pPr>
+        <w:pStyle w:val="ae"/>
+      </w:pPr>
+      <w:r>
+        <w:t>Use sculpting clay (e.g., oil-based clay or epoxy putty) or print the master model using a high-detail SLA 3D printer.</w:t>
+      </w:r>
+    </w:p>
+    <w:p>
+      <w:pPr>
+        <w:pStyle w:val="ae"/>
+      </w:pPr>
+    </w:p>
+    <w:p>
+      <w:pPr>
+        <w:pStyle w:val="ae"/>
+      </w:pPr>
+      <w:r>
         <w:rPr>
           <w:b/>
           <w:bCs/>
           <w:color w:val="00B050"/>
         </w:rPr>
+        <w:t>Step 2:</w:t>
+      </w:r>
+      <w:r>
+        <w:t xml:space="preserve"> Make the Silicone Mold</w:t>
+      </w:r>
+    </w:p>
+    <w:p>
+      <w:pPr>
+        <w:pStyle w:val="ae"/>
+      </w:pPr>
+      <w:r>
+        <w:t>Encapsulate the master with two-part RTV silicone (room-temperature vulcanizing silicone).</w:t>
+      </w:r>
+    </w:p>
+    <w:p>
+      <w:pPr>
+        <w:pStyle w:val="ae"/>
+      </w:pPr>
+      <w:r>
+        <w:t>Vacuum degas to remove air bubbles. Once cured, cut open the mold and remove the master.</w:t>
+      </w:r>
+    </w:p>
+    <w:p>
+      <w:pPr>
+        <w:pStyle w:val="ae"/>
       </w:pPr>
     </w:p>
     <w:p>
@@ -9168,18 +12428,61 @@
           <w:bCs/>
           <w:color w:val="00B050"/>
         </w:rPr>
-        <w:t>Step 1:</w:t>
-      </w:r>
-      <w:r>
-        <w:t xml:space="preserve"> Create the Master Prototype</w:t>
-      </w:r>
-    </w:p>
-    <w:p>
-      <w:pPr>
-        <w:pStyle w:val="ae"/>
-      </w:pPr>
-      <w:r>
-        <w:t>Use sculpting clay (e.g., oil-based clay or epoxy putty) or print the master model using a high-detail SLA 3D printer.</w:t>
+        <w:t>Step 3:</w:t>
+      </w:r>
+      <w:r>
+        <w:t xml:space="preserve"> Resin Casting (Pouring PU Resin)</w:t>
+      </w:r>
+    </w:p>
+    <w:p>
+      <w:pPr>
+        <w:pStyle w:val="ae"/>
+      </w:pPr>
+      <w:r>
+        <w:t>Mix PU resin parts A and B (e.g., Smooth-On series) and pour into the mold.</w:t>
+      </w:r>
+    </w:p>
+    <w:p>
+      <w:pPr>
+        <w:pStyle w:val="ae"/>
+      </w:pPr>
+      <w:r>
+        <w:t>The resin cures quickly (within 3 to 10 minutes).</w:t>
+      </w:r>
+    </w:p>
+    <w:p>
+      <w:pPr>
+        <w:pStyle w:val="ae"/>
+      </w:pPr>
+      <w:r>
+        <w:rPr>
+          <w:rFonts w:hint="eastAsia"/>
+        </w:rPr>
+        <w:t xml:space="preserve">Demold </w:t>
+      </w:r>
+      <w:r>
+        <w:rPr>
+          <w:rFonts w:hint="eastAsia"/>
+        </w:rPr>
+        <w:t>→</w:t>
+      </w:r>
+      <w:r>
+        <w:rPr>
+          <w:rFonts w:hint="eastAsia"/>
+        </w:rPr>
+        <w:t xml:space="preserve"> Trim </w:t>
+      </w:r>
+      <w:r>
+        <w:rPr>
+          <w:rFonts w:hint="eastAsia"/>
+        </w:rPr>
+        <w:t>→</w:t>
+      </w:r>
+      <w:r>
+        <w:rPr>
+          <w:rFonts w:hint="eastAsia"/>
+        </w:rPr>
+        <w:t xml:space="preserve"> Sand the part.</w:t>
       </w:r>
     </w:p>
     <w:p>
@@ -9197,115 +12500,6 @@
           <w:bCs/>
           <w:color w:val="00B050"/>
         </w:rPr>
-        <w:t>Step 2:</w:t>
-      </w:r>
-      <w:r>
-        <w:t xml:space="preserve"> Make the Silicone Mold</w:t>
-      </w:r>
-    </w:p>
-    <w:p>
-      <w:pPr>
-        <w:pStyle w:val="ae"/>
-      </w:pPr>
-      <w:r>
-        <w:t>Encapsulate the master with two-part RTV silicone (room-temperature vulcanizing silicone).</w:t>
-      </w:r>
-    </w:p>
-    <w:p>
-      <w:pPr>
-        <w:pStyle w:val="ae"/>
-      </w:pPr>
-      <w:r>
-        <w:t>Vacuum degas to remove air bubbles. Once cured, cut open the mold and remove the master.</w:t>
-      </w:r>
-    </w:p>
-    <w:p>
-      <w:pPr>
-        <w:pStyle w:val="ae"/>
-      </w:pPr>
-    </w:p>
-    <w:p>
-      <w:pPr>
-        <w:pStyle w:val="ae"/>
-      </w:pPr>
-      <w:r>
-        <w:rPr>
-          <w:b/>
-          <w:bCs/>
-          <w:color w:val="00B050"/>
-        </w:rPr>
-        <w:t>Step 3:</w:t>
-      </w:r>
-      <w:r>
-        <w:t xml:space="preserve"> Resin Casting (Pouring PU Resin)</w:t>
-      </w:r>
-    </w:p>
-    <w:p>
-      <w:pPr>
-        <w:pStyle w:val="ae"/>
-      </w:pPr>
-      <w:r>
-        <w:t>Mix PU resin parts A and B (e.g., Smooth-On series) and pour into the mold.</w:t>
-      </w:r>
-    </w:p>
-    <w:p>
-      <w:pPr>
-        <w:pStyle w:val="ae"/>
-      </w:pPr>
-      <w:r>
-        <w:t>The resin cures quickly (within 3 to 10 minutes).</w:t>
-      </w:r>
-    </w:p>
-    <w:p>
-      <w:pPr>
-        <w:pStyle w:val="ae"/>
-      </w:pPr>
-      <w:r>
-        <w:rPr>
-          <w:rFonts w:hint="eastAsia"/>
-        </w:rPr>
-        <w:t xml:space="preserve">Demold </w:t>
-      </w:r>
-      <w:r>
-        <w:rPr>
-          <w:rFonts w:hint="eastAsia"/>
-        </w:rPr>
-        <w:t>→</w:t>
-      </w:r>
-      <w:r>
-        <w:rPr>
-          <w:rFonts w:hint="eastAsia"/>
-        </w:rPr>
-        <w:t xml:space="preserve"> Trim </w:t>
-      </w:r>
-      <w:r>
-        <w:rPr>
-          <w:rFonts w:hint="eastAsia"/>
-        </w:rPr>
-        <w:t>→</w:t>
-      </w:r>
-      <w:r>
-        <w:rPr>
-          <w:rFonts w:hint="eastAsia"/>
-        </w:rPr>
-        <w:t xml:space="preserve"> Sand the part.</w:t>
-      </w:r>
-    </w:p>
-    <w:p>
-      <w:pPr>
-        <w:pStyle w:val="ae"/>
-      </w:pPr>
-    </w:p>
-    <w:p>
-      <w:pPr>
-        <w:pStyle w:val="ae"/>
-      </w:pPr>
-      <w:r>
-        <w:rPr>
-          <w:b/>
-          <w:bCs/>
-          <w:color w:val="00B050"/>
-        </w:rPr>
         <w:t>Step 4:</w:t>
       </w:r>
       <w:r>
@@ -9335,11 +12529,6 @@
       <w:r>
         <w:t>Finally, apply a topcoat for protection.</w:t>
       </w:r>
-    </w:p>
-    <w:p>
-      <w:pPr>
-        <w:pStyle w:val="ae"/>
-      </w:pPr>
     </w:p>
     <w:p>
       <w:pPr>
@@ -9401,8 +12590,13 @@
         <w:t xml:space="preserve"> </w:t>
       </w:r>
       <w:r>
-        <w:t>Create a Digital Model (e.g., using ZBrush</w:t>
-      </w:r>
+        <w:t xml:space="preserve">Create a Digital Model (e.g., using </w:t>
+      </w:r>
+      <w:proofErr w:type="spellStart"/>
+      <w:r>
+        <w:t>ZBrush</w:t>
+      </w:r>
+      <w:proofErr w:type="spellEnd"/>
       <w:r>
         <w:t>, Blender</w:t>
       </w:r>
@@ -9481,6 +12675,11 @@
       <w:pPr>
         <w:pStyle w:val="ae"/>
       </w:pPr>
+    </w:p>
+    <w:p>
+      <w:pPr>
+        <w:pStyle w:val="ae"/>
+      </w:pPr>
       <w:r>
         <w:rPr>
           <w:b/>
@@ -9531,6 +12730,34 @@
       <w:pPr>
         <w:pStyle w:val="ae"/>
       </w:pPr>
+    </w:p>
+    <w:p>
+      <w:pPr>
+        <w:pStyle w:val="ae"/>
+        <w:spacing w:line="180" w:lineRule="exact"/>
+        <w:rPr>
+          <w:sz w:val="16"/>
+          <w:szCs w:val="16"/>
+        </w:rPr>
+      </w:pPr>
+    </w:p>
+    <w:p>
+      <w:pPr>
+        <w:pStyle w:val="ae"/>
+        <w:spacing w:line="360" w:lineRule="auto"/>
+        <w:rPr>
+          <w:b/>
+          <w:bCs/>
+        </w:rPr>
+      </w:pPr>
+      <w:r>
+        <w:rPr>
+          <w:rFonts w:hint="eastAsia"/>
+          <w:b/>
+          <w:bCs/>
+        </w:rPr>
+        <w:t>The Comparison of PU &amp; PVC for Figure Production</w:t>
+      </w:r>
     </w:p>
     <w:tbl>
       <w:tblPr>
@@ -10060,59 +13287,6 @@
     <w:p>
       <w:pPr>
         <w:pStyle w:val="ae"/>
-        <w:rPr>
-          <w:lang w:val="en-CA"/>
-        </w:rPr>
-      </w:pPr>
-    </w:p>
-    <w:p>
-      <w:pPr>
-        <w:pStyle w:val="ae"/>
-      </w:pPr>
-    </w:p>
-    <w:p>
-      <w:pPr>
-        <w:pStyle w:val="ae"/>
-      </w:pPr>
-    </w:p>
-    <w:p>
-      <w:pPr>
-        <w:pStyle w:val="ae"/>
-      </w:pPr>
-    </w:p>
-    <w:p>
-      <w:pPr>
-        <w:pStyle w:val="ae"/>
-      </w:pPr>
-    </w:p>
-    <w:p>
-      <w:pPr>
-        <w:pStyle w:val="ae"/>
-      </w:pPr>
-    </w:p>
-    <w:p>
-      <w:pPr>
-        <w:pStyle w:val="ae"/>
-      </w:pPr>
-    </w:p>
-    <w:p>
-      <w:pPr>
-        <w:pStyle w:val="ae"/>
-      </w:pPr>
-    </w:p>
-    <w:p>
-      <w:pPr>
-        <w:pStyle w:val="ae"/>
-      </w:pPr>
-    </w:p>
-    <w:p>
-      <w:pPr>
-        <w:pStyle w:val="ae"/>
-      </w:pPr>
-    </w:p>
-    <w:p>
-      <w:pPr>
-        <w:pStyle w:val="ae"/>
       </w:pPr>
     </w:p>
     <w:p>
@@ -10135,10 +13309,11 @@
       </w:pPr>
       <w:r>
         <w:rPr>
+          <w:rFonts w:hint="eastAsia"/>
           <w:sz w:val="20"/>
           <w:szCs w:val="20"/>
         </w:rPr>
-        <w:t>10</w:t>
+        <w:t>8</w:t>
       </w:r>
       <w:r>
         <w:rPr>
@@ -10978,11 +14153,19 @@
                 <w:color w:val="00B050"/>
               </w:rPr>
             </w:pPr>
+            <w:proofErr w:type="spellStart"/>
             <w:r>
               <w:rPr>
                 <w:color w:val="00B050"/>
               </w:rPr>
-              <w:t>Zamak 3, etc.</w:t>
+              <w:t>Zamak</w:t>
+            </w:r>
+            <w:proofErr w:type="spellEnd"/>
+            <w:r>
+              <w:rPr>
+                <w:color w:val="00B050"/>
+              </w:rPr>
+              <w:t xml:space="preserve"> 3, etc.</w:t>
             </w:r>
           </w:p>
         </w:tc>
@@ -11031,6 +14214,61 @@
         </w:tc>
       </w:tr>
     </w:tbl>
+    <w:p>
+      <w:pPr>
+        <w:pStyle w:val="ae"/>
+      </w:pPr>
+    </w:p>
+    <w:p>
+      <w:pPr>
+        <w:pStyle w:val="ae"/>
+      </w:pPr>
+    </w:p>
+    <w:p>
+      <w:pPr>
+        <w:pStyle w:val="ae"/>
+      </w:pPr>
+    </w:p>
+    <w:p>
+      <w:pPr>
+        <w:pStyle w:val="ae"/>
+      </w:pPr>
+    </w:p>
+    <w:p>
+      <w:pPr>
+        <w:pStyle w:val="ae"/>
+      </w:pPr>
+    </w:p>
+    <w:p>
+      <w:pPr>
+        <w:pStyle w:val="ae"/>
+      </w:pPr>
+    </w:p>
+    <w:p>
+      <w:pPr>
+        <w:pStyle w:val="ae"/>
+      </w:pPr>
+    </w:p>
+    <w:p>
+      <w:pPr>
+        <w:pStyle w:val="ae"/>
+      </w:pPr>
+    </w:p>
+    <w:p>
+      <w:pPr>
+        <w:pStyle w:val="ae"/>
+      </w:pPr>
+    </w:p>
+    <w:p>
+      <w:pPr>
+        <w:pStyle w:val="ae"/>
+      </w:pPr>
+    </w:p>
+    <w:p>
+      <w:pPr>
+        <w:pStyle w:val="ae"/>
+      </w:pPr>
+    </w:p>
     <w:p>
       <w:pPr>
         <w:pStyle w:val="ae"/>
@@ -11560,7 +14798,6 @@
                 <w:b/>
                 <w:bCs/>
               </w:rPr>
-              <w:lastRenderedPageBreak/>
               <w:t>7</w:t>
             </w:r>
           </w:p>
@@ -11806,86 +15043,6 @@
         </w:tc>
       </w:tr>
     </w:tbl>
-    <w:p>
-      <w:pPr>
-        <w:pStyle w:val="ae"/>
-      </w:pPr>
-    </w:p>
-    <w:p>
-      <w:pPr>
-        <w:pStyle w:val="ae"/>
-      </w:pPr>
-    </w:p>
-    <w:p>
-      <w:pPr>
-        <w:pStyle w:val="ae"/>
-      </w:pPr>
-    </w:p>
-    <w:p>
-      <w:pPr>
-        <w:pStyle w:val="ae"/>
-      </w:pPr>
-    </w:p>
-    <w:p>
-      <w:pPr>
-        <w:pStyle w:val="ae"/>
-      </w:pPr>
-    </w:p>
-    <w:p>
-      <w:pPr>
-        <w:pStyle w:val="ae"/>
-      </w:pPr>
-    </w:p>
-    <w:p>
-      <w:pPr>
-        <w:pStyle w:val="ae"/>
-      </w:pPr>
-    </w:p>
-    <w:p>
-      <w:pPr>
-        <w:pStyle w:val="ae"/>
-      </w:pPr>
-    </w:p>
-    <w:p>
-      <w:pPr>
-        <w:pStyle w:val="ae"/>
-      </w:pPr>
-    </w:p>
-    <w:p>
-      <w:pPr>
-        <w:pStyle w:val="ae"/>
-      </w:pPr>
-    </w:p>
-    <w:p>
-      <w:pPr>
-        <w:pStyle w:val="ae"/>
-      </w:pPr>
-    </w:p>
-    <w:p>
-      <w:pPr>
-        <w:pStyle w:val="ae"/>
-      </w:pPr>
-    </w:p>
-    <w:p>
-      <w:pPr>
-        <w:pStyle w:val="ae"/>
-      </w:pPr>
-    </w:p>
-    <w:p>
-      <w:pPr>
-        <w:pStyle w:val="ae"/>
-      </w:pPr>
-    </w:p>
-    <w:p>
-      <w:pPr>
-        <w:pStyle w:val="ae"/>
-      </w:pPr>
-    </w:p>
-    <w:p>
-      <w:pPr>
-        <w:pStyle w:val="ae"/>
-      </w:pPr>
-    </w:p>
     <w:p>
       <w:pPr>
         <w:pStyle w:val="ae"/>
@@ -12925,265 +16082,10 @@
         <w:pStyle w:val="ae"/>
       </w:pPr>
     </w:p>
-    <w:p>
-      <w:pPr>
-        <w:pStyle w:val="ae"/>
-      </w:pPr>
-    </w:p>
-    <w:p>
-      <w:pPr>
-        <w:pStyle w:val="ae"/>
-      </w:pPr>
-    </w:p>
-    <w:p>
-      <w:pPr>
-        <w:pStyle w:val="ae"/>
-      </w:pPr>
-    </w:p>
-    <w:p>
-      <w:pPr>
-        <w:pStyle w:val="ae"/>
-      </w:pPr>
-    </w:p>
-    <w:p>
-      <w:pPr>
-        <w:pStyle w:val="ae"/>
-      </w:pPr>
-    </w:p>
-    <w:p>
-      <w:pPr>
-        <w:pStyle w:val="ae"/>
-      </w:pPr>
-    </w:p>
-    <w:p>
-      <w:pPr>
-        <w:pStyle w:val="ae"/>
-      </w:pPr>
-    </w:p>
-    <w:p>
-      <w:pPr>
-        <w:pStyle w:val="ae"/>
-      </w:pPr>
-    </w:p>
-    <w:p>
-      <w:pPr>
-        <w:pStyle w:val="ae"/>
-      </w:pPr>
-    </w:p>
-    <w:p>
-      <w:pPr>
-        <w:pStyle w:val="ae"/>
-      </w:pPr>
-    </w:p>
-    <w:p>
-      <w:pPr>
-        <w:pStyle w:val="ae"/>
-      </w:pPr>
-    </w:p>
-    <w:p>
-      <w:pPr>
-        <w:pStyle w:val="ae"/>
-      </w:pPr>
-    </w:p>
-    <w:p>
-      <w:pPr>
-        <w:pStyle w:val="ae"/>
-      </w:pPr>
-    </w:p>
-    <w:p>
-      <w:pPr>
-        <w:pStyle w:val="ae"/>
-      </w:pPr>
-    </w:p>
-    <w:p>
-      <w:pPr>
-        <w:pStyle w:val="ae"/>
-      </w:pPr>
-    </w:p>
-    <w:p>
-      <w:pPr>
-        <w:pStyle w:val="ae"/>
-      </w:pPr>
-    </w:p>
-    <w:p>
-      <w:pPr>
-        <w:pStyle w:val="ae"/>
-      </w:pPr>
-    </w:p>
-    <w:p>
-      <w:pPr>
-        <w:pStyle w:val="ae"/>
-      </w:pPr>
-    </w:p>
-    <w:p>
-      <w:pPr>
-        <w:pStyle w:val="ae"/>
-      </w:pPr>
-    </w:p>
-    <w:p>
-      <w:pPr>
-        <w:pStyle w:val="ae"/>
-      </w:pPr>
-    </w:p>
-    <w:p>
-      <w:pPr>
-        <w:pStyle w:val="ae"/>
-      </w:pPr>
-    </w:p>
-    <w:p>
-      <w:pPr>
-        <w:pStyle w:val="ae"/>
-      </w:pPr>
-    </w:p>
-    <w:p>
-      <w:pPr>
-        <w:pStyle w:val="ae"/>
-      </w:pPr>
-    </w:p>
-    <w:p>
-      <w:pPr>
-        <w:pStyle w:val="ae"/>
-      </w:pPr>
-    </w:p>
-    <w:p>
-      <w:pPr>
-        <w:pStyle w:val="ae"/>
-      </w:pPr>
-    </w:p>
-    <w:p>
-      <w:pPr>
-        <w:pStyle w:val="ae"/>
-      </w:pPr>
-    </w:p>
-    <w:p>
-      <w:pPr>
-        <w:pStyle w:val="ae"/>
-      </w:pPr>
-    </w:p>
-    <w:p>
-      <w:pPr>
-        <w:pStyle w:val="ae"/>
-      </w:pPr>
-    </w:p>
-    <w:p>
-      <w:pPr>
-        <w:pStyle w:val="ae"/>
-      </w:pPr>
-    </w:p>
-    <w:p>
-      <w:pPr>
-        <w:pStyle w:val="ae"/>
-      </w:pPr>
-    </w:p>
-    <w:p>
-      <w:pPr>
-        <w:pStyle w:val="ae"/>
-      </w:pPr>
-    </w:p>
-    <w:p>
-      <w:pPr>
-        <w:pStyle w:val="ae"/>
-      </w:pPr>
-    </w:p>
-    <w:p>
-      <w:pPr>
-        <w:pStyle w:val="ae"/>
-      </w:pPr>
-    </w:p>
-    <w:p>
-      <w:pPr>
-        <w:pStyle w:val="ae"/>
-      </w:pPr>
-    </w:p>
-    <w:p>
-      <w:pPr>
-        <w:pStyle w:val="ae"/>
-      </w:pPr>
-    </w:p>
-    <w:p>
-      <w:pPr>
-        <w:pStyle w:val="ae"/>
-      </w:pPr>
-    </w:p>
-    <w:p>
-      <w:pPr>
-        <w:pStyle w:val="ae"/>
-      </w:pPr>
-    </w:p>
-    <w:p>
-      <w:pPr>
-        <w:pStyle w:val="ae"/>
-      </w:pPr>
-    </w:p>
-    <w:p>
-      <w:pPr>
-        <w:pStyle w:val="ae"/>
-      </w:pPr>
-    </w:p>
-    <w:p>
-      <w:pPr>
-        <w:pStyle w:val="ae"/>
-      </w:pPr>
-    </w:p>
-    <w:p>
-      <w:pPr>
-        <w:pStyle w:val="ae"/>
-      </w:pPr>
-    </w:p>
-    <w:p>
-      <w:pPr>
-        <w:pStyle w:val="ae"/>
-      </w:pPr>
-    </w:p>
-    <w:p>
-      <w:pPr>
-        <w:pStyle w:val="ae"/>
-      </w:pPr>
-    </w:p>
-    <w:p>
-      <w:pPr>
-        <w:pStyle w:val="ae"/>
-      </w:pPr>
-    </w:p>
-    <w:p>
-      <w:pPr>
-        <w:pStyle w:val="ae"/>
-      </w:pPr>
-    </w:p>
-    <w:p>
-      <w:pPr>
-        <w:pStyle w:val="ae"/>
-      </w:pPr>
-    </w:p>
-    <w:p>
-      <w:pPr>
-        <w:pStyle w:val="ae"/>
-      </w:pPr>
-    </w:p>
-    <w:p>
-      <w:pPr>
-        <w:pStyle w:val="ae"/>
-      </w:pPr>
-    </w:p>
-    <w:p>
-      <w:pPr>
-        <w:pStyle w:val="ae"/>
-      </w:pPr>
-    </w:p>
-    <w:p>
-      <w:pPr>
-        <w:pStyle w:val="ae"/>
-      </w:pPr>
-    </w:p>
-    <w:p>
-      <w:pPr>
-        <w:pStyle w:val="ae"/>
-      </w:pPr>
-    </w:p>
     <w:sectPr>
       <w:pgSz w:w="24480" w:h="15840" w:orient="landscape" w:code="3"/>
       <w:pgMar w:top="567" w:right="284" w:bottom="567" w:left="284" w:header="720" w:footer="720" w:gutter="0"/>
-      <w:cols w:num="3" w:space="720"/>
+      <w:cols w:num="3" w:sep="1" w:space="720"/>
       <w:docGrid w:linePitch="360"/>
     </w:sectPr>
   </w:body>
@@ -13640,9 +16542,9 @@
     </w:lvl>
   </w:abstractNum>
   <w:abstractNum w:abstractNumId="3" w15:restartNumberingAfterBreak="0">
-    <w:nsid w:val="3C431F61"/>
+    <w:nsid w:val="3A064039"/>
     <w:multiLevelType w:val="multilevel"/>
-    <w:tmpl w:val="E1A65336"/>
+    <w:tmpl w:val="174290AE"/>
     <w:lvl w:ilvl="0">
       <w:start w:val="1"/>
       <w:numFmt w:val="bullet"/>
@@ -13789,9 +16691,9 @@
     </w:lvl>
   </w:abstractNum>
   <w:abstractNum w:abstractNumId="4" w15:restartNumberingAfterBreak="0">
-    <w:nsid w:val="45435C20"/>
+    <w:nsid w:val="3C431F61"/>
     <w:multiLevelType w:val="multilevel"/>
-    <w:tmpl w:val="2766FC6E"/>
+    <w:tmpl w:val="E1A65336"/>
     <w:lvl w:ilvl="0">
       <w:start w:val="1"/>
       <w:numFmt w:val="bullet"/>
@@ -13938,122 +16840,9 @@
     </w:lvl>
   </w:abstractNum>
   <w:abstractNum w:abstractNumId="5" w15:restartNumberingAfterBreak="0">
-    <w:nsid w:val="5A8558F5"/>
-    <w:multiLevelType w:val="hybridMultilevel"/>
-    <w:tmpl w:val="E4CAA66E"/>
-    <w:lvl w:ilvl="0" w:tplc="04090001">
-      <w:start w:val="1"/>
-      <w:numFmt w:val="bullet"/>
-      <w:lvlText w:val=""/>
-      <w:lvlJc w:val="left"/>
-      <w:pPr>
-        <w:ind w:left="720" w:hanging="360"/>
-      </w:pPr>
-      <w:rPr>
-        <w:rFonts w:ascii="Symbol" w:hAnsi="Symbol" w:hint="default"/>
-      </w:rPr>
-    </w:lvl>
-    <w:lvl w:ilvl="1" w:tplc="04090003" w:tentative="1">
-      <w:start w:val="1"/>
-      <w:numFmt w:val="bullet"/>
-      <w:lvlText w:val="o"/>
-      <w:lvlJc w:val="left"/>
-      <w:pPr>
-        <w:ind w:left="1440" w:hanging="360"/>
-      </w:pPr>
-      <w:rPr>
-        <w:rFonts w:ascii="Courier New" w:hAnsi="Courier New" w:cs="Courier New" w:hint="default"/>
-      </w:rPr>
-    </w:lvl>
-    <w:lvl w:ilvl="2" w:tplc="04090005" w:tentative="1">
-      <w:start w:val="1"/>
-      <w:numFmt w:val="bullet"/>
-      <w:lvlText w:val=""/>
-      <w:lvlJc w:val="left"/>
-      <w:pPr>
-        <w:ind w:left="2160" w:hanging="360"/>
-      </w:pPr>
-      <w:rPr>
-        <w:rFonts w:ascii="Wingdings" w:hAnsi="Wingdings" w:hint="default"/>
-      </w:rPr>
-    </w:lvl>
-    <w:lvl w:ilvl="3" w:tplc="04090001" w:tentative="1">
-      <w:start w:val="1"/>
-      <w:numFmt w:val="bullet"/>
-      <w:lvlText w:val=""/>
-      <w:lvlJc w:val="left"/>
-      <w:pPr>
-        <w:ind w:left="2880" w:hanging="360"/>
-      </w:pPr>
-      <w:rPr>
-        <w:rFonts w:ascii="Symbol" w:hAnsi="Symbol" w:hint="default"/>
-      </w:rPr>
-    </w:lvl>
-    <w:lvl w:ilvl="4" w:tplc="04090003" w:tentative="1">
-      <w:start w:val="1"/>
-      <w:numFmt w:val="bullet"/>
-      <w:lvlText w:val="o"/>
-      <w:lvlJc w:val="left"/>
-      <w:pPr>
-        <w:ind w:left="3600" w:hanging="360"/>
-      </w:pPr>
-      <w:rPr>
-        <w:rFonts w:ascii="Courier New" w:hAnsi="Courier New" w:cs="Courier New" w:hint="default"/>
-      </w:rPr>
-    </w:lvl>
-    <w:lvl w:ilvl="5" w:tplc="04090005" w:tentative="1">
-      <w:start w:val="1"/>
-      <w:numFmt w:val="bullet"/>
-      <w:lvlText w:val=""/>
-      <w:lvlJc w:val="left"/>
-      <w:pPr>
-        <w:ind w:left="4320" w:hanging="360"/>
-      </w:pPr>
-      <w:rPr>
-        <w:rFonts w:ascii="Wingdings" w:hAnsi="Wingdings" w:hint="default"/>
-      </w:rPr>
-    </w:lvl>
-    <w:lvl w:ilvl="6" w:tplc="04090001" w:tentative="1">
-      <w:start w:val="1"/>
-      <w:numFmt w:val="bullet"/>
-      <w:lvlText w:val=""/>
-      <w:lvlJc w:val="left"/>
-      <w:pPr>
-        <w:ind w:left="5040" w:hanging="360"/>
-      </w:pPr>
-      <w:rPr>
-        <w:rFonts w:ascii="Symbol" w:hAnsi="Symbol" w:hint="default"/>
-      </w:rPr>
-    </w:lvl>
-    <w:lvl w:ilvl="7" w:tplc="04090003" w:tentative="1">
-      <w:start w:val="1"/>
-      <w:numFmt w:val="bullet"/>
-      <w:lvlText w:val="o"/>
-      <w:lvlJc w:val="left"/>
-      <w:pPr>
-        <w:ind w:left="5760" w:hanging="360"/>
-      </w:pPr>
-      <w:rPr>
-        <w:rFonts w:ascii="Courier New" w:hAnsi="Courier New" w:cs="Courier New" w:hint="default"/>
-      </w:rPr>
-    </w:lvl>
-    <w:lvl w:ilvl="8" w:tplc="04090005" w:tentative="1">
-      <w:start w:val="1"/>
-      <w:numFmt w:val="bullet"/>
-      <w:lvlText w:val=""/>
-      <w:lvlJc w:val="left"/>
-      <w:pPr>
-        <w:ind w:left="6480" w:hanging="360"/>
-      </w:pPr>
-      <w:rPr>
-        <w:rFonts w:ascii="Wingdings" w:hAnsi="Wingdings" w:hint="default"/>
-      </w:rPr>
-    </w:lvl>
-  </w:abstractNum>
-  <w:abstractNum w:abstractNumId="6" w15:restartNumberingAfterBreak="0">
-    <w:nsid w:val="61D50450"/>
+    <w:nsid w:val="45435C20"/>
     <w:multiLevelType w:val="multilevel"/>
-    <w:tmpl w:val="58B2F7F0"/>
+    <w:tmpl w:val="2766FC6E"/>
     <w:lvl w:ilvl="0">
       <w:start w:val="1"/>
       <w:numFmt w:val="bullet"/>
@@ -14199,26 +16988,407 @@
       </w:rPr>
     </w:lvl>
   </w:abstractNum>
+  <w:abstractNum w:abstractNumId="6" w15:restartNumberingAfterBreak="0">
+    <w:nsid w:val="57047469"/>
+    <w:multiLevelType w:val="hybridMultilevel"/>
+    <w:tmpl w:val="6EC4D444"/>
+    <w:lvl w:ilvl="0" w:tplc="04090001">
+      <w:start w:val="1"/>
+      <w:numFmt w:val="bullet"/>
+      <w:lvlText w:val=""/>
+      <w:lvlJc w:val="left"/>
+      <w:pPr>
+        <w:ind w:left="720" w:hanging="360"/>
+      </w:pPr>
+      <w:rPr>
+        <w:rFonts w:ascii="Symbol" w:hAnsi="Symbol" w:hint="default"/>
+      </w:rPr>
+    </w:lvl>
+    <w:lvl w:ilvl="1" w:tplc="04090003" w:tentative="1">
+      <w:start w:val="1"/>
+      <w:numFmt w:val="bullet"/>
+      <w:lvlText w:val="o"/>
+      <w:lvlJc w:val="left"/>
+      <w:pPr>
+        <w:ind w:left="1440" w:hanging="360"/>
+      </w:pPr>
+      <w:rPr>
+        <w:rFonts w:ascii="Courier New" w:hAnsi="Courier New" w:cs="Courier New" w:hint="default"/>
+      </w:rPr>
+    </w:lvl>
+    <w:lvl w:ilvl="2" w:tplc="04090005" w:tentative="1">
+      <w:start w:val="1"/>
+      <w:numFmt w:val="bullet"/>
+      <w:lvlText w:val=""/>
+      <w:lvlJc w:val="left"/>
+      <w:pPr>
+        <w:ind w:left="2160" w:hanging="360"/>
+      </w:pPr>
+      <w:rPr>
+        <w:rFonts w:ascii="Wingdings" w:hAnsi="Wingdings" w:hint="default"/>
+      </w:rPr>
+    </w:lvl>
+    <w:lvl w:ilvl="3" w:tplc="04090001" w:tentative="1">
+      <w:start w:val="1"/>
+      <w:numFmt w:val="bullet"/>
+      <w:lvlText w:val=""/>
+      <w:lvlJc w:val="left"/>
+      <w:pPr>
+        <w:ind w:left="2880" w:hanging="360"/>
+      </w:pPr>
+      <w:rPr>
+        <w:rFonts w:ascii="Symbol" w:hAnsi="Symbol" w:hint="default"/>
+      </w:rPr>
+    </w:lvl>
+    <w:lvl w:ilvl="4" w:tplc="04090003" w:tentative="1">
+      <w:start w:val="1"/>
+      <w:numFmt w:val="bullet"/>
+      <w:lvlText w:val="o"/>
+      <w:lvlJc w:val="left"/>
+      <w:pPr>
+        <w:ind w:left="3600" w:hanging="360"/>
+      </w:pPr>
+      <w:rPr>
+        <w:rFonts w:ascii="Courier New" w:hAnsi="Courier New" w:cs="Courier New" w:hint="default"/>
+      </w:rPr>
+    </w:lvl>
+    <w:lvl w:ilvl="5" w:tplc="04090005" w:tentative="1">
+      <w:start w:val="1"/>
+      <w:numFmt w:val="bullet"/>
+      <w:lvlText w:val=""/>
+      <w:lvlJc w:val="left"/>
+      <w:pPr>
+        <w:ind w:left="4320" w:hanging="360"/>
+      </w:pPr>
+      <w:rPr>
+        <w:rFonts w:ascii="Wingdings" w:hAnsi="Wingdings" w:hint="default"/>
+      </w:rPr>
+    </w:lvl>
+    <w:lvl w:ilvl="6" w:tplc="04090001" w:tentative="1">
+      <w:start w:val="1"/>
+      <w:numFmt w:val="bullet"/>
+      <w:lvlText w:val=""/>
+      <w:lvlJc w:val="left"/>
+      <w:pPr>
+        <w:ind w:left="5040" w:hanging="360"/>
+      </w:pPr>
+      <w:rPr>
+        <w:rFonts w:ascii="Symbol" w:hAnsi="Symbol" w:hint="default"/>
+      </w:rPr>
+    </w:lvl>
+    <w:lvl w:ilvl="7" w:tplc="04090003" w:tentative="1">
+      <w:start w:val="1"/>
+      <w:numFmt w:val="bullet"/>
+      <w:lvlText w:val="o"/>
+      <w:lvlJc w:val="left"/>
+      <w:pPr>
+        <w:ind w:left="5760" w:hanging="360"/>
+      </w:pPr>
+      <w:rPr>
+        <w:rFonts w:ascii="Courier New" w:hAnsi="Courier New" w:cs="Courier New" w:hint="default"/>
+      </w:rPr>
+    </w:lvl>
+    <w:lvl w:ilvl="8" w:tplc="04090005" w:tentative="1">
+      <w:start w:val="1"/>
+      <w:numFmt w:val="bullet"/>
+      <w:lvlText w:val=""/>
+      <w:lvlJc w:val="left"/>
+      <w:pPr>
+        <w:ind w:left="6480" w:hanging="360"/>
+      </w:pPr>
+      <w:rPr>
+        <w:rFonts w:ascii="Wingdings" w:hAnsi="Wingdings" w:hint="default"/>
+      </w:rPr>
+    </w:lvl>
+  </w:abstractNum>
+  <w:abstractNum w:abstractNumId="7" w15:restartNumberingAfterBreak="0">
+    <w:nsid w:val="5A8558F5"/>
+    <w:multiLevelType w:val="hybridMultilevel"/>
+    <w:tmpl w:val="E4CAA66E"/>
+    <w:lvl w:ilvl="0" w:tplc="04090001">
+      <w:start w:val="1"/>
+      <w:numFmt w:val="bullet"/>
+      <w:lvlText w:val=""/>
+      <w:lvlJc w:val="left"/>
+      <w:pPr>
+        <w:ind w:left="720" w:hanging="360"/>
+      </w:pPr>
+      <w:rPr>
+        <w:rFonts w:ascii="Symbol" w:hAnsi="Symbol" w:hint="default"/>
+      </w:rPr>
+    </w:lvl>
+    <w:lvl w:ilvl="1" w:tplc="04090003" w:tentative="1">
+      <w:start w:val="1"/>
+      <w:numFmt w:val="bullet"/>
+      <w:lvlText w:val="o"/>
+      <w:lvlJc w:val="left"/>
+      <w:pPr>
+        <w:ind w:left="1440" w:hanging="360"/>
+      </w:pPr>
+      <w:rPr>
+        <w:rFonts w:ascii="Courier New" w:hAnsi="Courier New" w:cs="Courier New" w:hint="default"/>
+      </w:rPr>
+    </w:lvl>
+    <w:lvl w:ilvl="2" w:tplc="04090005" w:tentative="1">
+      <w:start w:val="1"/>
+      <w:numFmt w:val="bullet"/>
+      <w:lvlText w:val=""/>
+      <w:lvlJc w:val="left"/>
+      <w:pPr>
+        <w:ind w:left="2160" w:hanging="360"/>
+      </w:pPr>
+      <w:rPr>
+        <w:rFonts w:ascii="Wingdings" w:hAnsi="Wingdings" w:hint="default"/>
+      </w:rPr>
+    </w:lvl>
+    <w:lvl w:ilvl="3" w:tplc="04090001" w:tentative="1">
+      <w:start w:val="1"/>
+      <w:numFmt w:val="bullet"/>
+      <w:lvlText w:val=""/>
+      <w:lvlJc w:val="left"/>
+      <w:pPr>
+        <w:ind w:left="2880" w:hanging="360"/>
+      </w:pPr>
+      <w:rPr>
+        <w:rFonts w:ascii="Symbol" w:hAnsi="Symbol" w:hint="default"/>
+      </w:rPr>
+    </w:lvl>
+    <w:lvl w:ilvl="4" w:tplc="04090003" w:tentative="1">
+      <w:start w:val="1"/>
+      <w:numFmt w:val="bullet"/>
+      <w:lvlText w:val="o"/>
+      <w:lvlJc w:val="left"/>
+      <w:pPr>
+        <w:ind w:left="3600" w:hanging="360"/>
+      </w:pPr>
+      <w:rPr>
+        <w:rFonts w:ascii="Courier New" w:hAnsi="Courier New" w:cs="Courier New" w:hint="default"/>
+      </w:rPr>
+    </w:lvl>
+    <w:lvl w:ilvl="5" w:tplc="04090005" w:tentative="1">
+      <w:start w:val="1"/>
+      <w:numFmt w:val="bullet"/>
+      <w:lvlText w:val=""/>
+      <w:lvlJc w:val="left"/>
+      <w:pPr>
+        <w:ind w:left="4320" w:hanging="360"/>
+      </w:pPr>
+      <w:rPr>
+        <w:rFonts w:ascii="Wingdings" w:hAnsi="Wingdings" w:hint="default"/>
+      </w:rPr>
+    </w:lvl>
+    <w:lvl w:ilvl="6" w:tplc="04090001" w:tentative="1">
+      <w:start w:val="1"/>
+      <w:numFmt w:val="bullet"/>
+      <w:lvlText w:val=""/>
+      <w:lvlJc w:val="left"/>
+      <w:pPr>
+        <w:ind w:left="5040" w:hanging="360"/>
+      </w:pPr>
+      <w:rPr>
+        <w:rFonts w:ascii="Symbol" w:hAnsi="Symbol" w:hint="default"/>
+      </w:rPr>
+    </w:lvl>
+    <w:lvl w:ilvl="7" w:tplc="04090003" w:tentative="1">
+      <w:start w:val="1"/>
+      <w:numFmt w:val="bullet"/>
+      <w:lvlText w:val="o"/>
+      <w:lvlJc w:val="left"/>
+      <w:pPr>
+        <w:ind w:left="5760" w:hanging="360"/>
+      </w:pPr>
+      <w:rPr>
+        <w:rFonts w:ascii="Courier New" w:hAnsi="Courier New" w:cs="Courier New" w:hint="default"/>
+      </w:rPr>
+    </w:lvl>
+    <w:lvl w:ilvl="8" w:tplc="04090005" w:tentative="1">
+      <w:start w:val="1"/>
+      <w:numFmt w:val="bullet"/>
+      <w:lvlText w:val=""/>
+      <w:lvlJc w:val="left"/>
+      <w:pPr>
+        <w:ind w:left="6480" w:hanging="360"/>
+      </w:pPr>
+      <w:rPr>
+        <w:rFonts w:ascii="Wingdings" w:hAnsi="Wingdings" w:hint="default"/>
+      </w:rPr>
+    </w:lvl>
+  </w:abstractNum>
+  <w:abstractNum w:abstractNumId="8" w15:restartNumberingAfterBreak="0">
+    <w:nsid w:val="61D50450"/>
+    <w:multiLevelType w:val="multilevel"/>
+    <w:tmpl w:val="58B2F7F0"/>
+    <w:lvl w:ilvl="0">
+      <w:start w:val="1"/>
+      <w:numFmt w:val="bullet"/>
+      <w:lvlText w:val=""/>
+      <w:lvlJc w:val="left"/>
+      <w:pPr>
+        <w:tabs>
+          <w:tab w:val="num" w:pos="720"/>
+        </w:tabs>
+        <w:ind w:left="720" w:hanging="360"/>
+      </w:pPr>
+      <w:rPr>
+        <w:rFonts w:ascii="Symbol" w:hAnsi="Symbol" w:hint="default"/>
+        <w:sz w:val="20"/>
+      </w:rPr>
+    </w:lvl>
+    <w:lvl w:ilvl="1" w:tentative="1">
+      <w:start w:val="1"/>
+      <w:numFmt w:val="bullet"/>
+      <w:lvlText w:val="o"/>
+      <w:lvlJc w:val="left"/>
+      <w:pPr>
+        <w:tabs>
+          <w:tab w:val="num" w:pos="1440"/>
+        </w:tabs>
+        <w:ind w:left="1440" w:hanging="360"/>
+      </w:pPr>
+      <w:rPr>
+        <w:rFonts w:ascii="Courier New" w:hAnsi="Courier New" w:hint="default"/>
+        <w:sz w:val="20"/>
+      </w:rPr>
+    </w:lvl>
+    <w:lvl w:ilvl="2" w:tentative="1">
+      <w:start w:val="1"/>
+      <w:numFmt w:val="bullet"/>
+      <w:lvlText w:val=""/>
+      <w:lvlJc w:val="left"/>
+      <w:pPr>
+        <w:tabs>
+          <w:tab w:val="num" w:pos="2160"/>
+        </w:tabs>
+        <w:ind w:left="2160" w:hanging="360"/>
+      </w:pPr>
+      <w:rPr>
+        <w:rFonts w:ascii="Wingdings" w:hAnsi="Wingdings" w:hint="default"/>
+        <w:sz w:val="20"/>
+      </w:rPr>
+    </w:lvl>
+    <w:lvl w:ilvl="3" w:tentative="1">
+      <w:start w:val="1"/>
+      <w:numFmt w:val="bullet"/>
+      <w:lvlText w:val=""/>
+      <w:lvlJc w:val="left"/>
+      <w:pPr>
+        <w:tabs>
+          <w:tab w:val="num" w:pos="2880"/>
+        </w:tabs>
+        <w:ind w:left="2880" w:hanging="360"/>
+      </w:pPr>
+      <w:rPr>
+        <w:rFonts w:ascii="Wingdings" w:hAnsi="Wingdings" w:hint="default"/>
+        <w:sz w:val="20"/>
+      </w:rPr>
+    </w:lvl>
+    <w:lvl w:ilvl="4" w:tentative="1">
+      <w:start w:val="1"/>
+      <w:numFmt w:val="bullet"/>
+      <w:lvlText w:val=""/>
+      <w:lvlJc w:val="left"/>
+      <w:pPr>
+        <w:tabs>
+          <w:tab w:val="num" w:pos="3600"/>
+        </w:tabs>
+        <w:ind w:left="3600" w:hanging="360"/>
+      </w:pPr>
+      <w:rPr>
+        <w:rFonts w:ascii="Wingdings" w:hAnsi="Wingdings" w:hint="default"/>
+        <w:sz w:val="20"/>
+      </w:rPr>
+    </w:lvl>
+    <w:lvl w:ilvl="5" w:tentative="1">
+      <w:start w:val="1"/>
+      <w:numFmt w:val="bullet"/>
+      <w:lvlText w:val=""/>
+      <w:lvlJc w:val="left"/>
+      <w:pPr>
+        <w:tabs>
+          <w:tab w:val="num" w:pos="4320"/>
+        </w:tabs>
+        <w:ind w:left="4320" w:hanging="360"/>
+      </w:pPr>
+      <w:rPr>
+        <w:rFonts w:ascii="Wingdings" w:hAnsi="Wingdings" w:hint="default"/>
+        <w:sz w:val="20"/>
+      </w:rPr>
+    </w:lvl>
+    <w:lvl w:ilvl="6" w:tentative="1">
+      <w:start w:val="1"/>
+      <w:numFmt w:val="bullet"/>
+      <w:lvlText w:val=""/>
+      <w:lvlJc w:val="left"/>
+      <w:pPr>
+        <w:tabs>
+          <w:tab w:val="num" w:pos="5040"/>
+        </w:tabs>
+        <w:ind w:left="5040" w:hanging="360"/>
+      </w:pPr>
+      <w:rPr>
+        <w:rFonts w:ascii="Wingdings" w:hAnsi="Wingdings" w:hint="default"/>
+        <w:sz w:val="20"/>
+      </w:rPr>
+    </w:lvl>
+    <w:lvl w:ilvl="7" w:tentative="1">
+      <w:start w:val="1"/>
+      <w:numFmt w:val="bullet"/>
+      <w:lvlText w:val=""/>
+      <w:lvlJc w:val="left"/>
+      <w:pPr>
+        <w:tabs>
+          <w:tab w:val="num" w:pos="5760"/>
+        </w:tabs>
+        <w:ind w:left="5760" w:hanging="360"/>
+      </w:pPr>
+      <w:rPr>
+        <w:rFonts w:ascii="Wingdings" w:hAnsi="Wingdings" w:hint="default"/>
+        <w:sz w:val="20"/>
+      </w:rPr>
+    </w:lvl>
+    <w:lvl w:ilvl="8" w:tentative="1">
+      <w:start w:val="1"/>
+      <w:numFmt w:val="bullet"/>
+      <w:lvlText w:val=""/>
+      <w:lvlJc w:val="left"/>
+      <w:pPr>
+        <w:tabs>
+          <w:tab w:val="num" w:pos="6480"/>
+        </w:tabs>
+        <w:ind w:left="6480" w:hanging="360"/>
+      </w:pPr>
+      <w:rPr>
+        <w:rFonts w:ascii="Wingdings" w:hAnsi="Wingdings" w:hint="default"/>
+        <w:sz w:val="20"/>
+      </w:rPr>
+    </w:lvl>
+  </w:abstractNum>
   <w:num w:numId="1" w16cid:durableId="1193569264">
-    <w:abstractNumId w:val="3"/>
+    <w:abstractNumId w:val="4"/>
   </w:num>
   <w:num w:numId="2" w16cid:durableId="403912316">
     <w:abstractNumId w:val="2"/>
   </w:num>
   <w:num w:numId="3" w16cid:durableId="874655510">
-    <w:abstractNumId w:val="6"/>
+    <w:abstractNumId w:val="8"/>
   </w:num>
   <w:num w:numId="4" w16cid:durableId="448822535">
     <w:abstractNumId w:val="0"/>
   </w:num>
   <w:num w:numId="5" w16cid:durableId="1787693904">
-    <w:abstractNumId w:val="4"/>
+    <w:abstractNumId w:val="5"/>
   </w:num>
   <w:num w:numId="6" w16cid:durableId="1684240882">
     <w:abstractNumId w:val="1"/>
   </w:num>
   <w:num w:numId="7" w16cid:durableId="1430858032">
-    <w:abstractNumId w:val="5"/>
+    <w:abstractNumId w:val="7"/>
+  </w:num>
+  <w:num w:numId="8" w16cid:durableId="740908046">
+    <w:abstractNumId w:val="6"/>
+  </w:num>
+  <w:num w:numId="9" w16cid:durableId="1667241835">
+    <w:abstractNumId w:val="3"/>
   </w:num>
 </w:numbering>
 </file>
@@ -15162,6 +18332,16 @@
       <w:sz w:val="18"/>
     </w:rPr>
   </w:style>
+  <w:style w:type="character" w:styleId="af">
+    <w:name w:val="Placeholder Text"/>
+    <w:basedOn w:val="a0"/>
+    <w:uiPriority w:val="99"/>
+    <w:semiHidden/>
+    <w:rsid w:val="00A37424"/>
+    <w:rPr>
+      <w:color w:val="666666"/>
+    </w:rPr>
+  </w:style>
 </w:styles>
 </file>
 

--- a/Mechanical Note.docx
+++ b/Mechanical Note.docx
@@ -148,12 +148,12 @@
             <w:pPr>
               <w:pStyle w:val="ae"/>
               <w:rPr>
-                <w:color w:val="5B9BD5" w:themeColor="accent5"/>
-              </w:rPr>
-            </w:pPr>
-            <w:r>
-              <w:rPr>
-                <w:color w:val="5B9BD5" w:themeColor="accent5"/>
+                <w:color w:val="4472C4" w:themeColor="accent1"/>
+              </w:rPr>
+            </w:pPr>
+            <w:r>
+              <w:rPr>
+                <w:color w:val="4472C4" w:themeColor="accent1"/>
               </w:rPr>
               <w:t>Primary Purpose</w:t>
             </w:r>
@@ -169,12 +169,12 @@
             <w:pPr>
               <w:pStyle w:val="ae"/>
               <w:rPr>
-                <w:color w:val="5B9BD5" w:themeColor="accent5"/>
-              </w:rPr>
-            </w:pPr>
-            <w:r>
-              <w:rPr>
-                <w:color w:val="5B9BD5" w:themeColor="accent5"/>
+                <w:color w:val="4472C4" w:themeColor="accent1"/>
+              </w:rPr>
+            </w:pPr>
+            <w:r>
+              <w:rPr>
+                <w:color w:val="4472C4" w:themeColor="accent1"/>
               </w:rPr>
               <w:t>Transporting fluids or gases</w:t>
             </w:r>
@@ -190,12 +190,12 @@
             <w:pPr>
               <w:pStyle w:val="ae"/>
               <w:rPr>
-                <w:color w:val="5B9BD5" w:themeColor="accent5"/>
-              </w:rPr>
-            </w:pPr>
-            <w:r>
-              <w:rPr>
-                <w:color w:val="5B9BD5" w:themeColor="accent5"/>
+                <w:color w:val="4472C4" w:themeColor="accent1"/>
+              </w:rPr>
+            </w:pPr>
+            <w:r>
+              <w:rPr>
+                <w:color w:val="4472C4" w:themeColor="accent1"/>
               </w:rPr>
               <w:t>Structural applications and precision work</w:t>
             </w:r>
@@ -216,12 +216,12 @@
             <w:pPr>
               <w:pStyle w:val="ae"/>
               <w:rPr>
-                <w:color w:val="92D050"/>
-              </w:rPr>
-            </w:pPr>
-            <w:r>
-              <w:rPr>
-                <w:color w:val="92D050"/>
+                <w:color w:val="00B050"/>
+              </w:rPr>
+            </w:pPr>
+            <w:r>
+              <w:rPr>
+                <w:color w:val="00B050"/>
               </w:rPr>
               <w:t>Sizing</w:t>
             </w:r>
@@ -237,12 +237,12 @@
             <w:pPr>
               <w:pStyle w:val="ae"/>
               <w:rPr>
-                <w:color w:val="92D050"/>
-              </w:rPr>
-            </w:pPr>
-            <w:r>
-              <w:rPr>
-                <w:color w:val="92D050"/>
+                <w:color w:val="00B050"/>
+              </w:rPr>
+            </w:pPr>
+            <w:r>
+              <w:rPr>
+                <w:color w:val="00B050"/>
               </w:rPr>
               <w:t>Based on nominal diameter (NPS)</w:t>
             </w:r>
@@ -258,12 +258,12 @@
             <w:pPr>
               <w:pStyle w:val="ae"/>
               <w:rPr>
-                <w:color w:val="92D050"/>
-              </w:rPr>
-            </w:pPr>
-            <w:r>
-              <w:rPr>
-                <w:color w:val="92D050"/>
+                <w:color w:val="00B050"/>
+              </w:rPr>
+            </w:pPr>
+            <w:r>
+              <w:rPr>
+                <w:color w:val="00B050"/>
               </w:rPr>
               <w:t>Based on actual outside diameter (OD)</w:t>
             </w:r>
@@ -284,12 +284,12 @@
             <w:pPr>
               <w:pStyle w:val="ae"/>
               <w:rPr>
-                <w:color w:val="5B9BD5" w:themeColor="accent5"/>
-              </w:rPr>
-            </w:pPr>
-            <w:r>
-              <w:rPr>
-                <w:color w:val="5B9BD5" w:themeColor="accent5"/>
+                <w:color w:val="4472C4" w:themeColor="accent1"/>
+              </w:rPr>
+            </w:pPr>
+            <w:r>
+              <w:rPr>
+                <w:color w:val="4472C4" w:themeColor="accent1"/>
               </w:rPr>
               <w:t>Wall Thickness</w:t>
             </w:r>
@@ -305,12 +305,12 @@
             <w:pPr>
               <w:pStyle w:val="ae"/>
               <w:rPr>
-                <w:color w:val="5B9BD5" w:themeColor="accent5"/>
-              </w:rPr>
-            </w:pPr>
-            <w:r>
-              <w:rPr>
-                <w:color w:val="5B9BD5" w:themeColor="accent5"/>
+                <w:color w:val="4472C4" w:themeColor="accent1"/>
+              </w:rPr>
+            </w:pPr>
+            <w:r>
+              <w:rPr>
+                <w:color w:val="4472C4" w:themeColor="accent1"/>
               </w:rPr>
               <w:t>Specified by schedule (e.g., SCH 40)</w:t>
             </w:r>
@@ -326,12 +326,12 @@
             <w:pPr>
               <w:pStyle w:val="ae"/>
               <w:rPr>
-                <w:color w:val="5B9BD5" w:themeColor="accent5"/>
-              </w:rPr>
-            </w:pPr>
-            <w:r>
-              <w:rPr>
-                <w:color w:val="5B9BD5" w:themeColor="accent5"/>
+                <w:color w:val="4472C4" w:themeColor="accent1"/>
+              </w:rPr>
+            </w:pPr>
+            <w:r>
+              <w:rPr>
+                <w:color w:val="4472C4" w:themeColor="accent1"/>
               </w:rPr>
               <w:t>Specified by gauge or direct thickness</w:t>
             </w:r>
@@ -352,12 +352,12 @@
             <w:pPr>
               <w:pStyle w:val="ae"/>
               <w:rPr>
-                <w:color w:val="92D050"/>
-              </w:rPr>
-            </w:pPr>
-            <w:r>
-              <w:rPr>
-                <w:color w:val="92D050"/>
+                <w:color w:val="00B050"/>
+              </w:rPr>
+            </w:pPr>
+            <w:r>
+              <w:rPr>
+                <w:color w:val="00B050"/>
               </w:rPr>
               <w:t>Tolerance</w:t>
             </w:r>
@@ -373,12 +373,12 @@
             <w:pPr>
               <w:pStyle w:val="ae"/>
               <w:rPr>
-                <w:color w:val="92D050"/>
-              </w:rPr>
-            </w:pPr>
-            <w:r>
-              <w:rPr>
-                <w:color w:val="92D050"/>
+                <w:color w:val="00B050"/>
+              </w:rPr>
+            </w:pPr>
+            <w:r>
+              <w:rPr>
+                <w:color w:val="00B050"/>
               </w:rPr>
               <w:t>Looser tolerances</w:t>
             </w:r>
@@ -394,12 +394,12 @@
             <w:pPr>
               <w:pStyle w:val="ae"/>
               <w:rPr>
-                <w:color w:val="92D050"/>
-              </w:rPr>
-            </w:pPr>
-            <w:r>
-              <w:rPr>
-                <w:color w:val="92D050"/>
+                <w:color w:val="00B050"/>
+              </w:rPr>
+            </w:pPr>
+            <w:r>
+              <w:rPr>
+                <w:color w:val="00B050"/>
               </w:rPr>
               <w:t>Tighter tolerances for OD, ID, wall thickness</w:t>
             </w:r>
@@ -420,12 +420,12 @@
             <w:pPr>
               <w:pStyle w:val="ae"/>
               <w:rPr>
-                <w:color w:val="5B9BD5" w:themeColor="accent5"/>
-              </w:rPr>
-            </w:pPr>
-            <w:r>
-              <w:rPr>
-                <w:color w:val="5B9BD5" w:themeColor="accent5"/>
+                <w:color w:val="4472C4" w:themeColor="accent1"/>
+              </w:rPr>
+            </w:pPr>
+            <w:r>
+              <w:rPr>
+                <w:color w:val="4472C4" w:themeColor="accent1"/>
               </w:rPr>
               <w:t>Shape</w:t>
             </w:r>
@@ -441,12 +441,12 @@
             <w:pPr>
               <w:pStyle w:val="ae"/>
               <w:rPr>
-                <w:color w:val="5B9BD5" w:themeColor="accent5"/>
-              </w:rPr>
-            </w:pPr>
-            <w:r>
-              <w:rPr>
-                <w:color w:val="5B9BD5" w:themeColor="accent5"/>
+                <w:color w:val="4472C4" w:themeColor="accent1"/>
+              </w:rPr>
+            </w:pPr>
+            <w:r>
+              <w:rPr>
+                <w:color w:val="4472C4" w:themeColor="accent1"/>
               </w:rPr>
               <w:t>Mostly round</w:t>
             </w:r>
@@ -462,12 +462,12 @@
             <w:pPr>
               <w:pStyle w:val="ae"/>
               <w:rPr>
-                <w:color w:val="5B9BD5" w:themeColor="accent5"/>
-              </w:rPr>
-            </w:pPr>
-            <w:r>
-              <w:rPr>
-                <w:color w:val="5B9BD5" w:themeColor="accent5"/>
+                <w:color w:val="4472C4" w:themeColor="accent1"/>
+              </w:rPr>
+            </w:pPr>
+            <w:r>
+              <w:rPr>
+                <w:color w:val="4472C4" w:themeColor="accent1"/>
               </w:rPr>
               <w:t>Round, square, rectangular, oval, etc.</w:t>
             </w:r>
@@ -488,12 +488,12 @@
             <w:pPr>
               <w:pStyle w:val="ae"/>
               <w:rPr>
-                <w:color w:val="92D050"/>
-              </w:rPr>
-            </w:pPr>
-            <w:r>
-              <w:rPr>
-                <w:color w:val="92D050"/>
+                <w:color w:val="00B050"/>
+              </w:rPr>
+            </w:pPr>
+            <w:r>
+              <w:rPr>
+                <w:color w:val="00B050"/>
               </w:rPr>
               <w:t>Standardization</w:t>
             </w:r>
@@ -509,12 +509,12 @@
             <w:pPr>
               <w:pStyle w:val="ae"/>
               <w:rPr>
-                <w:color w:val="92D050"/>
-              </w:rPr>
-            </w:pPr>
-            <w:r>
-              <w:rPr>
-                <w:color w:val="92D050"/>
+                <w:color w:val="00B050"/>
+              </w:rPr>
+            </w:pPr>
+            <w:r>
+              <w:rPr>
+                <w:color w:val="00B050"/>
               </w:rPr>
               <w:t>ANSI/ASME B36.10M, B36.19M</w:t>
             </w:r>
@@ -530,12 +530,12 @@
             <w:pPr>
               <w:pStyle w:val="ae"/>
               <w:rPr>
-                <w:color w:val="92D050"/>
-              </w:rPr>
-            </w:pPr>
-            <w:r>
-              <w:rPr>
-                <w:color w:val="92D050"/>
+                <w:color w:val="00B050"/>
+              </w:rPr>
+            </w:pPr>
+            <w:r>
+              <w:rPr>
+                <w:color w:val="00B050"/>
               </w:rPr>
               <w:t>ASTM A269, A554, etc.</w:t>
             </w:r>
@@ -723,14 +723,14 @@
           <w:rFonts w:hint="eastAsia"/>
           <w:szCs w:val="18"/>
         </w:rPr>
-        <w:t>，</w:t>
+        <w:t xml:space="preserve">, </w:t>
       </w:r>
       <w:r>
         <w:rPr>
           <w:rFonts w:hint="eastAsia"/>
           <w:szCs w:val="18"/>
         </w:rPr>
-        <w:t xml:space="preserve"> precision, or aesthetic needs.</w:t>
+        <w:t>precision, or aesthetic needs.</w:t>
       </w:r>
     </w:p>
     <w:p>
@@ -765,7 +765,21 @@
         <w:rPr>
           <w:szCs w:val="18"/>
         </w:rPr>
-        <w:t>Structural applications or need tight dimensional control.</w:t>
+        <w:t xml:space="preserve">Structural </w:t>
+      </w:r>
+      <w:proofErr w:type="gramStart"/>
+      <w:r>
+        <w:rPr>
+          <w:szCs w:val="18"/>
+        </w:rPr>
+        <w:t>applications or</w:t>
+      </w:r>
+      <w:proofErr w:type="gramEnd"/>
+      <w:r>
+        <w:rPr>
+          <w:szCs w:val="18"/>
+        </w:rPr>
+        <w:t xml:space="preserve"> need tight dimensional control.</w:t>
       </w:r>
     </w:p>
     <w:p>
@@ -853,32 +867,57 @@
           <w:szCs w:val="18"/>
         </w:rPr>
       </w:pPr>
+      <w:proofErr w:type="gramStart"/>
       <w:r>
         <w:rPr>
           <w:rFonts w:hint="eastAsia"/>
           <w:szCs w:val="18"/>
         </w:rPr>
-        <w:t>Description both of them in BOM:</w:t>
-      </w:r>
-    </w:p>
-    <w:p>
-      <w:pPr>
-        <w:pStyle w:val="ae"/>
-        <w:ind w:firstLine="180"/>
-      </w:pPr>
+        <w:t>Description</w:t>
+      </w:r>
+      <w:proofErr w:type="gramEnd"/>
       <w:r>
         <w:rPr>
           <w:rFonts w:hint="eastAsia"/>
           <w:szCs w:val="18"/>
         </w:rPr>
-        <w:t xml:space="preserve">SS Pipe </w:t>
-      </w:r>
-      <w:bookmarkStart w:id="0" w:name="_Hlk202425787"/>
+        <w:t xml:space="preserve"> </w:t>
+      </w:r>
+      <w:proofErr w:type="gramStart"/>
       <w:r>
         <w:rPr>
           <w:rFonts w:hint="eastAsia"/>
           <w:szCs w:val="18"/>
         </w:rPr>
+        <w:t>both of them</w:t>
+      </w:r>
+      <w:proofErr w:type="gramEnd"/>
+      <w:r>
+        <w:rPr>
+          <w:rFonts w:hint="eastAsia"/>
+          <w:szCs w:val="18"/>
+        </w:rPr>
+        <w:t xml:space="preserve"> in BOM:</w:t>
+      </w:r>
+    </w:p>
+    <w:p>
+      <w:pPr>
+        <w:pStyle w:val="ae"/>
+        <w:ind w:firstLine="180"/>
+      </w:pPr>
+      <w:r>
+        <w:rPr>
+          <w:rFonts w:hint="eastAsia"/>
+          <w:szCs w:val="18"/>
+        </w:rPr>
+        <w:t xml:space="preserve">SS Pipe </w:t>
+      </w:r>
+      <w:bookmarkStart w:id="0" w:name="_Hlk202425787"/>
+      <w:r>
+        <w:rPr>
+          <w:rFonts w:hint="eastAsia"/>
+          <w:szCs w:val="18"/>
+        </w:rPr>
         <w:t>3</w:t>
       </w:r>
       <w:r>
@@ -908,6 +947,7 @@
         <w:pStyle w:val="ae"/>
         <w:ind w:firstLine="180"/>
         <w:rPr>
+          <w:rFonts w:cs="Times New Roman"/>
           <w:szCs w:val="18"/>
         </w:rPr>
       </w:pPr>
@@ -937,36 +977,36 @@
           <w:rFonts w:asciiTheme="minorHAnsi" w:hAnsiTheme="minorHAnsi" w:cstheme="minorHAnsi" w:hint="eastAsia"/>
           <w:szCs w:val="18"/>
         </w:rPr>
-        <w:t xml:space="preserve">      (</w:t>
+        <w:t xml:space="preserve">     </w:t>
+      </w:r>
+      <w:r>
+        <w:rPr>
+          <w:rFonts w:cs="Times New Roman"/>
+          <w:szCs w:val="18"/>
+        </w:rPr>
+        <w:t xml:space="preserve"> (</w:t>
       </w:r>
       <w:proofErr w:type="gramEnd"/>
       <w:r>
         <w:rPr>
-          <w:rFonts w:asciiTheme="minorHAnsi" w:hAnsiTheme="minorHAnsi" w:cstheme="minorHAnsi"/>
+          <w:rFonts w:cs="Times New Roman"/>
           <w:szCs w:val="18"/>
         </w:rPr>
         <w:t xml:space="preserve">Sanitary is </w:t>
       </w:r>
       <w:r>
         <w:rPr>
-          <w:rFonts w:asciiTheme="minorHAnsi" w:hAnsiTheme="minorHAnsi" w:cstheme="minorHAnsi"/>
+          <w:rFonts w:cs="Times New Roman"/>
           <w:szCs w:val="18"/>
         </w:rPr>
         <w:t xml:space="preserve">only based </w:t>
       </w:r>
       <w:r>
         <w:rPr>
-          <w:rFonts w:asciiTheme="minorHAnsi" w:hAnsiTheme="minorHAnsi" w:cstheme="minorHAnsi"/>
+          <w:rFonts w:cs="Times New Roman"/>
           <w:szCs w:val="18"/>
         </w:rPr>
-        <w:t>on requirement</w:t>
-      </w:r>
-      <w:r>
-        <w:rPr>
-          <w:rFonts w:asciiTheme="minorHAnsi" w:hAnsiTheme="minorHAnsi" w:cstheme="minorHAnsi" w:hint="eastAsia"/>
-          <w:szCs w:val="18"/>
-        </w:rPr>
-        <w:t>)</w:t>
+        <w:t>on requirement)</w:t>
       </w:r>
     </w:p>
     <w:p>
@@ -1255,14 +1295,14 @@
               <w:rPr>
                 <w:b/>
                 <w:bCs/>
-                <w:color w:val="5B9BD5" w:themeColor="accent5"/>
-              </w:rPr>
-            </w:pPr>
-            <w:r>
-              <w:rPr>
-                <w:b/>
-                <w:bCs/>
-                <w:color w:val="5B9BD5" w:themeColor="accent5"/>
+                <w:color w:val="4472C4" w:themeColor="accent1"/>
+              </w:rPr>
+            </w:pPr>
+            <w:r>
+              <w:rPr>
+                <w:b/>
+                <w:bCs/>
+                <w:color w:val="4472C4" w:themeColor="accent1"/>
               </w:rPr>
               <w:t>Definition</w:t>
             </w:r>
@@ -1278,12 +1318,12 @@
             <w:pPr>
               <w:pStyle w:val="ae"/>
               <w:rPr>
-                <w:color w:val="5B9BD5" w:themeColor="accent5"/>
-              </w:rPr>
-            </w:pPr>
-            <w:r>
-              <w:rPr>
-                <w:color w:val="5B9BD5" w:themeColor="accent5"/>
+                <w:color w:val="4472C4" w:themeColor="accent1"/>
+              </w:rPr>
+            </w:pPr>
+            <w:r>
+              <w:rPr>
+                <w:color w:val="4472C4" w:themeColor="accent1"/>
               </w:rPr>
               <w:t>Thin, flat rolled metal</w:t>
             </w:r>
@@ -1299,12 +1339,12 @@
             <w:pPr>
               <w:pStyle w:val="ae"/>
               <w:rPr>
-                <w:color w:val="5B9BD5" w:themeColor="accent5"/>
-              </w:rPr>
-            </w:pPr>
-            <w:r>
-              <w:rPr>
-                <w:color w:val="5B9BD5" w:themeColor="accent5"/>
+                <w:color w:val="4472C4" w:themeColor="accent1"/>
+              </w:rPr>
+            </w:pPr>
+            <w:r>
+              <w:rPr>
+                <w:color w:val="4472C4" w:themeColor="accent1"/>
               </w:rPr>
               <w:t>Thick, flat rolled metal</w:t>
             </w:r>
@@ -1320,12 +1360,12 @@
             <w:pPr>
               <w:pStyle w:val="ae"/>
               <w:rPr>
-                <w:color w:val="5B9BD5" w:themeColor="accent5"/>
-              </w:rPr>
-            </w:pPr>
-            <w:r>
-              <w:rPr>
-                <w:color w:val="5B9BD5" w:themeColor="accent5"/>
+                <w:color w:val="4472C4" w:themeColor="accent1"/>
+              </w:rPr>
+            </w:pPr>
+            <w:r>
+              <w:rPr>
+                <w:color w:val="4472C4" w:themeColor="accent1"/>
               </w:rPr>
               <w:t>Long, rectangular section with set width and thickness</w:t>
             </w:r>
@@ -1348,14 +1388,14 @@
               <w:rPr>
                 <w:b/>
                 <w:bCs/>
-                <w:color w:val="92D050"/>
-              </w:rPr>
-            </w:pPr>
-            <w:r>
-              <w:rPr>
-                <w:b/>
-                <w:bCs/>
-                <w:color w:val="92D050"/>
+                <w:color w:val="00B050"/>
+              </w:rPr>
+            </w:pPr>
+            <w:r>
+              <w:rPr>
+                <w:b/>
+                <w:bCs/>
+                <w:color w:val="00B050"/>
               </w:rPr>
               <w:t>Thickness</w:t>
             </w:r>
@@ -1371,12 +1411,12 @@
             <w:pPr>
               <w:pStyle w:val="ae"/>
               <w:rPr>
-                <w:color w:val="92D050"/>
-              </w:rPr>
-            </w:pPr>
-            <w:r>
-              <w:rPr>
-                <w:color w:val="92D050"/>
+                <w:color w:val="00B050"/>
+              </w:rPr>
+            </w:pPr>
+            <w:r>
+              <w:rPr>
+                <w:color w:val="00B050"/>
               </w:rPr>
               <w:t>&lt; 3 mm (typically)</w:t>
             </w:r>
@@ -1392,12 +1432,12 @@
             <w:pPr>
               <w:pStyle w:val="ae"/>
               <w:rPr>
-                <w:color w:val="92D050"/>
-              </w:rPr>
-            </w:pPr>
-            <w:r>
-              <w:rPr>
-                <w:color w:val="92D050"/>
+                <w:color w:val="00B050"/>
+              </w:rPr>
+            </w:pPr>
+            <w:r>
+              <w:rPr>
+                <w:color w:val="00B050"/>
               </w:rPr>
               <w:t>≥ 3 mm (varies by standard, often 6+ mm)</w:t>
             </w:r>
@@ -1413,12 +1453,12 @@
             <w:pPr>
               <w:pStyle w:val="ae"/>
               <w:rPr>
-                <w:color w:val="92D050"/>
-              </w:rPr>
-            </w:pPr>
-            <w:r>
-              <w:rPr>
-                <w:color w:val="92D050"/>
+                <w:color w:val="00B050"/>
+              </w:rPr>
+            </w:pPr>
+            <w:r>
+              <w:rPr>
+                <w:color w:val="00B050"/>
               </w:rPr>
               <w:t>Varies, often 3–25 mm; defined cross-section</w:t>
             </w:r>
@@ -1441,14 +1481,14 @@
               <w:rPr>
                 <w:b/>
                 <w:bCs/>
-                <w:color w:val="5B9BD5" w:themeColor="accent5"/>
-              </w:rPr>
-            </w:pPr>
-            <w:r>
-              <w:rPr>
-                <w:b/>
-                <w:bCs/>
-                <w:color w:val="5B9BD5" w:themeColor="accent5"/>
+                <w:color w:val="4472C4" w:themeColor="accent1"/>
+              </w:rPr>
+            </w:pPr>
+            <w:r>
+              <w:rPr>
+                <w:b/>
+                <w:bCs/>
+                <w:color w:val="4472C4" w:themeColor="accent1"/>
               </w:rPr>
               <w:t>Form</w:t>
             </w:r>
@@ -1464,12 +1504,12 @@
             <w:pPr>
               <w:pStyle w:val="ae"/>
               <w:rPr>
-                <w:color w:val="5B9BD5" w:themeColor="accent5"/>
-              </w:rPr>
-            </w:pPr>
-            <w:r>
-              <w:rPr>
-                <w:color w:val="5B9BD5" w:themeColor="accent5"/>
+                <w:color w:val="4472C4" w:themeColor="accent1"/>
+              </w:rPr>
+            </w:pPr>
+            <w:r>
+              <w:rPr>
+                <w:color w:val="4472C4" w:themeColor="accent1"/>
               </w:rPr>
               <w:t>Supplied in sheets or coils</w:t>
             </w:r>
@@ -1485,12 +1525,12 @@
             <w:pPr>
               <w:pStyle w:val="ae"/>
               <w:rPr>
-                <w:color w:val="5B9BD5" w:themeColor="accent5"/>
-              </w:rPr>
-            </w:pPr>
-            <w:r>
-              <w:rPr>
-                <w:color w:val="5B9BD5" w:themeColor="accent5"/>
+                <w:color w:val="4472C4" w:themeColor="accent1"/>
+              </w:rPr>
+            </w:pPr>
+            <w:r>
+              <w:rPr>
+                <w:color w:val="4472C4" w:themeColor="accent1"/>
               </w:rPr>
               <w:t>Supplied in flat sheets or plates</w:t>
             </w:r>
@@ -1506,12 +1546,12 @@
             <w:pPr>
               <w:pStyle w:val="ae"/>
               <w:rPr>
-                <w:color w:val="5B9BD5" w:themeColor="accent5"/>
-              </w:rPr>
-            </w:pPr>
-            <w:r>
-              <w:rPr>
-                <w:color w:val="5B9BD5" w:themeColor="accent5"/>
+                <w:color w:val="4472C4" w:themeColor="accent1"/>
+              </w:rPr>
+            </w:pPr>
+            <w:r>
+              <w:rPr>
+                <w:color w:val="4472C4" w:themeColor="accent1"/>
               </w:rPr>
               <w:t>Supplied as bars (long strips)</w:t>
             </w:r>
@@ -1534,14 +1574,14 @@
               <w:rPr>
                 <w:b/>
                 <w:bCs/>
-                <w:color w:val="92D050"/>
-              </w:rPr>
-            </w:pPr>
-            <w:r>
-              <w:rPr>
-                <w:b/>
-                <w:bCs/>
-                <w:color w:val="92D050"/>
+                <w:color w:val="00B050"/>
+              </w:rPr>
+            </w:pPr>
+            <w:r>
+              <w:rPr>
+                <w:b/>
+                <w:bCs/>
+                <w:color w:val="00B050"/>
               </w:rPr>
               <w:t>Common Shapes</w:t>
             </w:r>
@@ -1557,12 +1597,12 @@
             <w:pPr>
               <w:pStyle w:val="ae"/>
               <w:rPr>
-                <w:color w:val="92D050"/>
-              </w:rPr>
-            </w:pPr>
-            <w:r>
-              <w:rPr>
-                <w:color w:val="92D050"/>
+                <w:color w:val="00B050"/>
+              </w:rPr>
+            </w:pPr>
+            <w:r>
+              <w:rPr>
+                <w:color w:val="00B050"/>
               </w:rPr>
               <w:t>Rectangular sheets or coils</w:t>
             </w:r>
@@ -1578,12 +1618,12 @@
             <w:pPr>
               <w:pStyle w:val="ae"/>
               <w:rPr>
-                <w:color w:val="92D050"/>
-              </w:rPr>
-            </w:pPr>
-            <w:r>
-              <w:rPr>
-                <w:color w:val="92D050"/>
+                <w:color w:val="00B050"/>
+              </w:rPr>
+            </w:pPr>
+            <w:r>
+              <w:rPr>
+                <w:color w:val="00B050"/>
               </w:rPr>
               <w:t>Rectangular sheets</w:t>
             </w:r>
@@ -1599,14 +1639,28 @@
             <w:pPr>
               <w:pStyle w:val="ae"/>
               <w:rPr>
-                <w:color w:val="92D050"/>
-              </w:rPr>
-            </w:pPr>
-            <w:r>
-              <w:rPr>
-                <w:color w:val="92D050"/>
-              </w:rPr>
-              <w:t>Rectangular cross-section (e.g., 25×3 mm)</w:t>
+                <w:color w:val="00B050"/>
+              </w:rPr>
+            </w:pPr>
+            <w:r>
+              <w:rPr>
+                <w:color w:val="00B050"/>
+              </w:rPr>
+              <w:t xml:space="preserve">Rectangular cross-section (e.g., </w:t>
+            </w:r>
+            <w:proofErr w:type="gramStart"/>
+            <w:r>
+              <w:rPr>
+                <w:color w:val="00B050"/>
+              </w:rPr>
+              <w:t>25×3</w:t>
+            </w:r>
+            <w:proofErr w:type="gramEnd"/>
+            <w:r>
+              <w:rPr>
+                <w:color w:val="00B050"/>
+              </w:rPr>
+              <w:t xml:space="preserve"> mm)</w:t>
             </w:r>
           </w:p>
         </w:tc>
@@ -1627,14 +1681,14 @@
               <w:rPr>
                 <w:b/>
                 <w:bCs/>
-                <w:color w:val="5B9BD5" w:themeColor="accent5"/>
-              </w:rPr>
-            </w:pPr>
-            <w:r>
-              <w:rPr>
-                <w:b/>
-                <w:bCs/>
-                <w:color w:val="5B9BD5" w:themeColor="accent5"/>
+                <w:color w:val="4472C4" w:themeColor="accent1"/>
+              </w:rPr>
+            </w:pPr>
+            <w:r>
+              <w:rPr>
+                <w:b/>
+                <w:bCs/>
+                <w:color w:val="4472C4" w:themeColor="accent1"/>
               </w:rPr>
               <w:t>Use Case</w:t>
             </w:r>
@@ -1650,12 +1704,12 @@
             <w:pPr>
               <w:pStyle w:val="ae"/>
               <w:rPr>
-                <w:color w:val="5B9BD5" w:themeColor="accent5"/>
-              </w:rPr>
-            </w:pPr>
-            <w:r>
-              <w:rPr>
-                <w:color w:val="5B9BD5" w:themeColor="accent5"/>
+                <w:color w:val="4472C4" w:themeColor="accent1"/>
+              </w:rPr>
+            </w:pPr>
+            <w:r>
+              <w:rPr>
+                <w:color w:val="4472C4" w:themeColor="accent1"/>
               </w:rPr>
               <w:t>Ductwork, panels, enclosures</w:t>
             </w:r>
@@ -1671,12 +1725,12 @@
             <w:pPr>
               <w:pStyle w:val="ae"/>
               <w:rPr>
-                <w:color w:val="5B9BD5" w:themeColor="accent5"/>
-              </w:rPr>
-            </w:pPr>
-            <w:r>
-              <w:rPr>
-                <w:color w:val="5B9BD5" w:themeColor="accent5"/>
+                <w:color w:val="4472C4" w:themeColor="accent1"/>
+              </w:rPr>
+            </w:pPr>
+            <w:r>
+              <w:rPr>
+                <w:color w:val="4472C4" w:themeColor="accent1"/>
               </w:rPr>
               <w:t>Heavy-duty parts, structural components</w:t>
             </w:r>
@@ -1692,12 +1746,12 @@
             <w:pPr>
               <w:pStyle w:val="ae"/>
               <w:rPr>
-                <w:color w:val="5B9BD5" w:themeColor="accent5"/>
-              </w:rPr>
-            </w:pPr>
-            <w:r>
-              <w:rPr>
-                <w:color w:val="5B9BD5" w:themeColor="accent5"/>
+                <w:color w:val="4472C4" w:themeColor="accent1"/>
+              </w:rPr>
+            </w:pPr>
+            <w:r>
+              <w:rPr>
+                <w:color w:val="4472C4" w:themeColor="accent1"/>
               </w:rPr>
               <w:t>Brackets, stiffeners, supports</w:t>
             </w:r>
@@ -1720,14 +1774,14 @@
               <w:rPr>
                 <w:b/>
                 <w:bCs/>
-                <w:color w:val="92D050"/>
-              </w:rPr>
-            </w:pPr>
-            <w:r>
-              <w:rPr>
-                <w:b/>
-                <w:bCs/>
-                <w:color w:val="92D050"/>
+                <w:color w:val="00B050"/>
+              </w:rPr>
+            </w:pPr>
+            <w:r>
+              <w:rPr>
+                <w:b/>
+                <w:bCs/>
+                <w:color w:val="00B050"/>
               </w:rPr>
               <w:t>Processing</w:t>
             </w:r>
@@ -1743,12 +1797,12 @@
             <w:pPr>
               <w:pStyle w:val="ae"/>
               <w:rPr>
-                <w:color w:val="92D050"/>
-              </w:rPr>
-            </w:pPr>
-            <w:r>
-              <w:rPr>
-                <w:color w:val="92D050"/>
+                <w:color w:val="00B050"/>
+              </w:rPr>
+            </w:pPr>
+            <w:r>
+              <w:rPr>
+                <w:color w:val="00B050"/>
               </w:rPr>
               <w:t>Often cut, bent, or stamped</w:t>
             </w:r>
@@ -1764,12 +1818,12 @@
             <w:pPr>
               <w:pStyle w:val="ae"/>
               <w:rPr>
-                <w:color w:val="92D050"/>
-              </w:rPr>
-            </w:pPr>
-            <w:r>
-              <w:rPr>
-                <w:color w:val="92D050"/>
+                <w:color w:val="00B050"/>
+              </w:rPr>
+            </w:pPr>
+            <w:r>
+              <w:rPr>
+                <w:color w:val="00B050"/>
               </w:rPr>
               <w:t>Machined, drilled, welded</w:t>
             </w:r>
@@ -1785,12 +1839,12 @@
             <w:pPr>
               <w:pStyle w:val="ae"/>
               <w:rPr>
-                <w:color w:val="92D050"/>
-              </w:rPr>
-            </w:pPr>
-            <w:r>
-              <w:rPr>
-                <w:color w:val="92D050"/>
+                <w:color w:val="00B050"/>
+              </w:rPr>
+            </w:pPr>
+            <w:r>
+              <w:rPr>
+                <w:color w:val="00B050"/>
               </w:rPr>
               <w:t>Cut, drilled, welded</w:t>
             </w:r>
@@ -2359,12 +2413,12 @@
               <w:pStyle w:val="ae"/>
               <w:spacing w:line="200" w:lineRule="exact"/>
               <w:rPr>
-                <w:color w:val="5B9BD5" w:themeColor="accent5"/>
-              </w:rPr>
-            </w:pPr>
-            <w:r>
-              <w:rPr>
-                <w:color w:val="5B9BD5" w:themeColor="accent5"/>
+                <w:color w:val="4472C4" w:themeColor="accent1"/>
+              </w:rPr>
+            </w:pPr>
+            <w:r>
+              <w:rPr>
+                <w:color w:val="4472C4" w:themeColor="accent1"/>
               </w:rPr>
               <w:t>Screw</w:t>
             </w:r>
@@ -2381,12 +2435,12 @@
               <w:pStyle w:val="ae"/>
               <w:spacing w:line="200" w:lineRule="exact"/>
               <w:rPr>
-                <w:color w:val="5B9BD5" w:themeColor="accent5"/>
-              </w:rPr>
-            </w:pPr>
-            <w:r>
-              <w:rPr>
-                <w:color w:val="5B9BD5" w:themeColor="accent5"/>
+                <w:color w:val="4472C4" w:themeColor="accent1"/>
+              </w:rPr>
+            </w:pPr>
+            <w:r>
+              <w:rPr>
+                <w:color w:val="4472C4" w:themeColor="accent1"/>
               </w:rPr>
               <w:t>A fastener with external threads that engages directly into a material (e.g., wood, plastic, metal). Often forms its own mating thread.</w:t>
             </w:r>
@@ -2403,12 +2457,12 @@
               <w:pStyle w:val="ae"/>
               <w:spacing w:line="200" w:lineRule="exact"/>
               <w:rPr>
-                <w:color w:val="5B9BD5" w:themeColor="accent5"/>
-              </w:rPr>
-            </w:pPr>
-            <w:r>
-              <w:rPr>
-                <w:color w:val="5B9BD5" w:themeColor="accent5"/>
+                <w:color w:val="4472C4" w:themeColor="accent1"/>
+              </w:rPr>
+            </w:pPr>
+            <w:r>
+              <w:rPr>
+                <w:color w:val="4472C4" w:themeColor="accent1"/>
               </w:rPr>
               <w:t>Fastening into tapped holes or soft material</w:t>
             </w:r>
@@ -2430,12 +2484,12 @@
               <w:pStyle w:val="ae"/>
               <w:spacing w:line="200" w:lineRule="exact"/>
               <w:rPr>
-                <w:color w:val="92D050"/>
-              </w:rPr>
-            </w:pPr>
-            <w:r>
-              <w:rPr>
-                <w:color w:val="92D050"/>
+                <w:color w:val="00B050"/>
+              </w:rPr>
+            </w:pPr>
+            <w:r>
+              <w:rPr>
+                <w:color w:val="00B050"/>
               </w:rPr>
               <w:t>Bolt</w:t>
             </w:r>
@@ -2452,25 +2506,25 @@
               <w:pStyle w:val="ae"/>
               <w:spacing w:line="200" w:lineRule="exact"/>
               <w:rPr>
-                <w:color w:val="92D050"/>
+                <w:color w:val="00B050"/>
               </w:rPr>
             </w:pPr>
             <w:bookmarkStart w:id="1" w:name="OLE_LINK1"/>
             <w:r>
               <w:rPr>
-                <w:color w:val="92D050"/>
+                <w:color w:val="00B050"/>
               </w:rPr>
               <w:t xml:space="preserve">A fastener with external threads designed to be used with a nut (or into a pre-tapped hole). </w:t>
             </w:r>
             <w:r>
               <w:rPr>
-                <w:color w:val="92D050"/>
+                <w:color w:val="00B050"/>
               </w:rPr>
               <w:t>Typically,</w:t>
             </w:r>
             <w:r>
               <w:rPr>
-                <w:color w:val="92D050"/>
+                <w:color w:val="00B050"/>
               </w:rPr>
               <w:t xml:space="preserve"> not self-tapping.</w:t>
             </w:r>
@@ -2488,12 +2542,12 @@
               <w:pStyle w:val="ae"/>
               <w:spacing w:line="200" w:lineRule="exact"/>
               <w:rPr>
-                <w:color w:val="92D050"/>
-              </w:rPr>
-            </w:pPr>
-            <w:r>
-              <w:rPr>
-                <w:color w:val="92D050"/>
+                <w:color w:val="00B050"/>
+              </w:rPr>
+            </w:pPr>
+            <w:r>
+              <w:rPr>
+                <w:color w:val="00B050"/>
               </w:rPr>
               <w:t>Clamping parts together with nut &amp; washer</w:t>
             </w:r>
@@ -2515,12 +2569,12 @@
               <w:pStyle w:val="ae"/>
               <w:spacing w:line="200" w:lineRule="exact"/>
               <w:rPr>
-                <w:color w:val="5B9BD5" w:themeColor="accent5"/>
-              </w:rPr>
-            </w:pPr>
-            <w:r>
-              <w:rPr>
-                <w:color w:val="5B9BD5" w:themeColor="accent5"/>
+                <w:color w:val="4472C4" w:themeColor="accent1"/>
+              </w:rPr>
+            </w:pPr>
+            <w:r>
+              <w:rPr>
+                <w:color w:val="4472C4" w:themeColor="accent1"/>
               </w:rPr>
               <w:t>Thread</w:t>
             </w:r>
@@ -2537,12 +2591,12 @@
               <w:pStyle w:val="ae"/>
               <w:spacing w:line="200" w:lineRule="exact"/>
               <w:rPr>
-                <w:color w:val="5B9BD5" w:themeColor="accent5"/>
-              </w:rPr>
-            </w:pPr>
-            <w:r>
-              <w:rPr>
-                <w:color w:val="5B9BD5" w:themeColor="accent5"/>
+                <w:color w:val="4472C4" w:themeColor="accent1"/>
+              </w:rPr>
+            </w:pPr>
+            <w:r>
+              <w:rPr>
+                <w:color w:val="4472C4" w:themeColor="accent1"/>
               </w:rPr>
               <w:t>The helical ridge on a screw/bolt or inside a nut/hole. Can be external (male) or internal (female).</w:t>
             </w:r>
@@ -2559,12 +2613,12 @@
               <w:pStyle w:val="ae"/>
               <w:spacing w:line="200" w:lineRule="exact"/>
               <w:rPr>
-                <w:color w:val="5B9BD5" w:themeColor="accent5"/>
-              </w:rPr>
-            </w:pPr>
-            <w:r>
-              <w:rPr>
-                <w:color w:val="5B9BD5" w:themeColor="accent5"/>
+                <w:color w:val="4472C4" w:themeColor="accent1"/>
+              </w:rPr>
+            </w:pPr>
+            <w:r>
+              <w:rPr>
+                <w:color w:val="4472C4" w:themeColor="accent1"/>
               </w:rPr>
               <w:t>Allows mating between components</w:t>
             </w:r>
@@ -2586,19 +2640,19 @@
               <w:pStyle w:val="ae"/>
               <w:spacing w:line="200" w:lineRule="exact"/>
               <w:rPr>
-                <w:color w:val="92D050"/>
-              </w:rPr>
-            </w:pPr>
-            <w:r>
-              <w:rPr>
-                <w:color w:val="92D050"/>
+                <w:color w:val="00B050"/>
+              </w:rPr>
+            </w:pPr>
+            <w:r>
+              <w:rPr>
+                <w:color w:val="00B050"/>
               </w:rPr>
               <w:t>Stud</w:t>
             </w:r>
             <w:r>
               <w:rPr>
                 <w:rFonts w:hint="eastAsia"/>
-                <w:color w:val="92D050"/>
+                <w:color w:val="00B050"/>
               </w:rPr>
               <w:t xml:space="preserve"> </w:t>
             </w:r>
@@ -2608,13 +2662,13 @@
               <w:pStyle w:val="ae"/>
               <w:spacing w:line="200" w:lineRule="exact"/>
               <w:rPr>
-                <w:color w:val="92D050"/>
+                <w:color w:val="00B050"/>
               </w:rPr>
             </w:pPr>
             <w:r>
               <w:rPr>
                 <w:rFonts w:hint="eastAsia"/>
-                <w:color w:val="92D050"/>
+                <w:color w:val="00B050"/>
               </w:rPr>
               <w:t>(Ready Rod)</w:t>
             </w:r>
@@ -2631,26 +2685,26 @@
               <w:pStyle w:val="ae"/>
               <w:spacing w:line="200" w:lineRule="exact"/>
               <w:rPr>
-                <w:color w:val="92D050"/>
-              </w:rPr>
-            </w:pPr>
-            <w:r>
-              <w:rPr>
-                <w:color w:val="92D050"/>
+                <w:color w:val="00B050"/>
+              </w:rPr>
+            </w:pPr>
+            <w:r>
+              <w:rPr>
+                <w:color w:val="00B050"/>
               </w:rPr>
               <w:t xml:space="preserve">A rod threaded on both ends (or sometimes fully). One end </w:t>
             </w:r>
             <w:proofErr w:type="gramStart"/>
             <w:r>
               <w:rPr>
-                <w:color w:val="92D050"/>
+                <w:color w:val="00B050"/>
               </w:rPr>
               <w:t>screws</w:t>
             </w:r>
             <w:proofErr w:type="gramEnd"/>
             <w:r>
               <w:rPr>
-                <w:color w:val="92D050"/>
+                <w:color w:val="00B050"/>
               </w:rPr>
               <w:t xml:space="preserve"> into a part; the other receives a nut. No head.</w:t>
             </w:r>
@@ -2667,12 +2721,12 @@
               <w:pStyle w:val="ae"/>
               <w:spacing w:line="200" w:lineRule="exact"/>
               <w:rPr>
-                <w:color w:val="92D050"/>
-              </w:rPr>
-            </w:pPr>
-            <w:r>
-              <w:rPr>
-                <w:color w:val="92D050"/>
+                <w:color w:val="00B050"/>
+              </w:rPr>
+            </w:pPr>
+            <w:r>
+              <w:rPr>
+                <w:color w:val="00B050"/>
               </w:rPr>
               <w:t>Engine blocks, heavy equipment, flanged joints</w:t>
             </w:r>
@@ -7512,8 +7566,13 @@
             <w:pPr>
               <w:pStyle w:val="ae"/>
             </w:pPr>
-            <w:r>
-              <w:t>Pump needs to work underwater</w:t>
+            <w:proofErr w:type="gramStart"/>
+            <w:r>
+              <w:t>Pump needs</w:t>
+            </w:r>
+            <w:proofErr w:type="gramEnd"/>
+            <w:r>
+              <w:t xml:space="preserve"> to work underwater</w:t>
             </w:r>
           </w:p>
         </w:tc>
@@ -7615,8 +7674,13 @@
       <w:pPr>
         <w:pStyle w:val="ae"/>
       </w:pPr>
-      <w:r>
-        <w:t>The motor choosing is based on the Pump type.</w:t>
+      <w:proofErr w:type="gramStart"/>
+      <w:r>
+        <w:t>The motor</w:t>
+      </w:r>
+      <w:proofErr w:type="gramEnd"/>
+      <w:r>
+        <w:t xml:space="preserve"> choosing is based on the Pump type.</w:t>
       </w:r>
     </w:p>
     <w:p>
@@ -10709,7 +10773,21 @@
               <w:rPr>
                 <w:color w:val="00B0F0"/>
               </w:rPr>
-              <w:t>Need for plating, painting, or etching</w:t>
+              <w:t xml:space="preserve">Need for plating, </w:t>
+            </w:r>
+            <w:proofErr w:type="gramStart"/>
+            <w:r>
+              <w:rPr>
+                <w:color w:val="00B0F0"/>
+              </w:rPr>
+              <w:t>painting, or</w:t>
+            </w:r>
+            <w:proofErr w:type="gramEnd"/>
+            <w:r>
+              <w:rPr>
+                <w:color w:val="00B0F0"/>
+              </w:rPr>
+              <w:t xml:space="preserve"> etching</w:t>
             </w:r>
           </w:p>
         </w:tc>
@@ -11269,17 +11347,11 @@
     <w:p>
       <w:pPr>
         <w:pStyle w:val="ae"/>
-        <w:rPr>
-          <w:rFonts w:hint="eastAsia"/>
-        </w:rPr>
-      </w:pPr>
-    </w:p>
-    <w:p>
-      <w:pPr>
-        <w:pStyle w:val="ae"/>
-        <w:rPr>
-          <w:rFonts w:hint="eastAsia"/>
-        </w:rPr>
+      </w:pPr>
+    </w:p>
+    <w:p>
+      <w:pPr>
+        <w:pStyle w:val="ae"/>
       </w:pPr>
     </w:p>
     <w:p>
@@ -12079,7 +12151,23 @@
                 <w:rFonts w:hint="eastAsia"/>
                 <w:color w:val="00B0F0"/>
               </w:rPr>
-              <w:t>Small-batch casted figure parts</w:t>
+              <w:t xml:space="preserve">Small-batch </w:t>
+            </w:r>
+            <w:proofErr w:type="gramStart"/>
+            <w:r>
+              <w:rPr>
+                <w:rFonts w:hint="eastAsia"/>
+                <w:color w:val="00B0F0"/>
+              </w:rPr>
+              <w:t>casted</w:t>
+            </w:r>
+            <w:proofErr w:type="gramEnd"/>
+            <w:r>
+              <w:rPr>
+                <w:rFonts w:hint="eastAsia"/>
+                <w:color w:val="00B0F0"/>
+              </w:rPr>
+              <w:t xml:space="preserve"> figure parts</w:t>
             </w:r>
           </w:p>
         </w:tc>
@@ -12520,8 +12608,13 @@
       <w:pPr>
         <w:pStyle w:val="ae"/>
       </w:pPr>
-      <w:r>
-        <w:t>Vacuum degas to remove air bubbles. Once cured, cut open the mold and remove the master.</w:t>
+      <w:proofErr w:type="gramStart"/>
+      <w:r>
+        <w:t>Vacuum</w:t>
+      </w:r>
+      <w:proofErr w:type="gramEnd"/>
+      <w:r>
+        <w:t xml:space="preserve"> degas to remove air bubbles. Once cured, cut open the mold and remove the master.</w:t>
       </w:r>
     </w:p>
     <w:p>
@@ -12773,7 +12866,12 @@
         <w:t>PVC pellets (with added plasticizers for softness) are preheated and injected into the mold under high pressure.</w:t>
       </w:r>
       <w:r>
-        <w:br/>
+        <w:rPr>
+          <w:rFonts w:hint="eastAsia"/>
+        </w:rPr>
+        <w:t xml:space="preserve"> </w:t>
+      </w:r>
+      <w:r>
         <w:t>After cooling, the parts are demolded → Basic shaping is complete.</w:t>
       </w:r>
     </w:p>
@@ -12790,9 +12888,11 @@
     <w:p>
       <w:pPr>
         <w:pStyle w:val="ae"/>
-        <w:rPr>
-          <w:rFonts w:hint="eastAsia"/>
-        </w:rPr>
+      </w:pPr>
+    </w:p>
+    <w:p>
+      <w:pPr>
+        <w:pStyle w:val="ae"/>
       </w:pPr>
     </w:p>
     <w:p>

--- a/Mechanical Note.docx
+++ b/Mechanical Note.docx
@@ -16477,6 +16477,19 @@
     <w:p>
       <w:pPr>
         <w:pStyle w:val="ae"/>
+        <w:rPr>
+          <w:rFonts w:hint="eastAsia"/>
+        </w:rPr>
+      </w:pPr>
+    </w:p>
+    <w:p>
+      <w:pPr>
+        <w:pStyle w:val="ae"/>
+      </w:pPr>
+    </w:p>
+    <w:p>
+      <w:pPr>
+        <w:pStyle w:val="ae"/>
       </w:pPr>
     </w:p>
     <w:p>

--- a/Mechanical Note.docx
+++ b/Mechanical Note.docx
@@ -16034,452 +16034,1851 @@
     </w:p>
     <w:p>
       <w:pPr>
-        <w:pStyle w:val="ae"/>
-      </w:pPr>
-    </w:p>
-    <w:p>
-      <w:pPr>
-        <w:pStyle w:val="ae"/>
-      </w:pPr>
-    </w:p>
-    <w:p>
-      <w:pPr>
-        <w:pStyle w:val="ae"/>
-      </w:pPr>
-    </w:p>
-    <w:p>
-      <w:pPr>
-        <w:pStyle w:val="ae"/>
-      </w:pPr>
-    </w:p>
-    <w:p>
-      <w:pPr>
-        <w:pStyle w:val="ae"/>
-      </w:pPr>
-    </w:p>
-    <w:p>
-      <w:pPr>
-        <w:pStyle w:val="ae"/>
-      </w:pPr>
-    </w:p>
-    <w:p>
-      <w:pPr>
-        <w:pStyle w:val="ae"/>
-      </w:pPr>
-    </w:p>
-    <w:p>
-      <w:pPr>
-        <w:pStyle w:val="ae"/>
-      </w:pPr>
-    </w:p>
-    <w:p>
-      <w:pPr>
-        <w:pStyle w:val="ae"/>
-      </w:pPr>
-    </w:p>
-    <w:p>
-      <w:pPr>
-        <w:pStyle w:val="ae"/>
-      </w:pPr>
-    </w:p>
-    <w:p>
-      <w:pPr>
-        <w:pStyle w:val="ae"/>
-      </w:pPr>
-    </w:p>
-    <w:p>
-      <w:pPr>
-        <w:pStyle w:val="ae"/>
-      </w:pPr>
-    </w:p>
-    <w:p>
-      <w:pPr>
-        <w:pStyle w:val="ae"/>
-      </w:pPr>
-    </w:p>
-    <w:p>
-      <w:pPr>
-        <w:pStyle w:val="ae"/>
-      </w:pPr>
-    </w:p>
-    <w:p>
-      <w:pPr>
-        <w:pStyle w:val="ae"/>
-      </w:pPr>
-    </w:p>
-    <w:p>
-      <w:pPr>
-        <w:pStyle w:val="ae"/>
-      </w:pPr>
-    </w:p>
-    <w:p>
-      <w:pPr>
-        <w:pStyle w:val="ae"/>
-      </w:pPr>
-    </w:p>
-    <w:p>
-      <w:pPr>
-        <w:pStyle w:val="ae"/>
-      </w:pPr>
-    </w:p>
-    <w:p>
-      <w:pPr>
-        <w:pStyle w:val="ae"/>
-      </w:pPr>
-    </w:p>
-    <w:p>
-      <w:pPr>
-        <w:pStyle w:val="ae"/>
-      </w:pPr>
-    </w:p>
-    <w:p>
-      <w:pPr>
-        <w:pStyle w:val="ae"/>
-      </w:pPr>
-    </w:p>
-    <w:p>
-      <w:pPr>
-        <w:pStyle w:val="ae"/>
-      </w:pPr>
-    </w:p>
-    <w:p>
-      <w:pPr>
-        <w:pStyle w:val="ae"/>
-      </w:pPr>
-    </w:p>
-    <w:p>
-      <w:pPr>
-        <w:pStyle w:val="ae"/>
-      </w:pPr>
-    </w:p>
-    <w:p>
-      <w:pPr>
-        <w:pStyle w:val="ae"/>
-      </w:pPr>
-    </w:p>
-    <w:p>
-      <w:pPr>
-        <w:pStyle w:val="ae"/>
-      </w:pPr>
-    </w:p>
-    <w:p>
-      <w:pPr>
-        <w:pStyle w:val="ae"/>
-      </w:pPr>
-    </w:p>
-    <w:p>
-      <w:pPr>
-        <w:pStyle w:val="ae"/>
-      </w:pPr>
-    </w:p>
-    <w:p>
-      <w:pPr>
-        <w:pStyle w:val="ae"/>
-      </w:pPr>
-    </w:p>
-    <w:p>
-      <w:pPr>
-        <w:pStyle w:val="ae"/>
-      </w:pPr>
-    </w:p>
-    <w:p>
-      <w:pPr>
-        <w:pStyle w:val="ae"/>
-      </w:pPr>
-    </w:p>
-    <w:p>
-      <w:pPr>
-        <w:pStyle w:val="ae"/>
-      </w:pPr>
-    </w:p>
-    <w:p>
-      <w:pPr>
-        <w:pStyle w:val="ae"/>
-      </w:pPr>
-    </w:p>
-    <w:p>
-      <w:pPr>
-        <w:pStyle w:val="ae"/>
-      </w:pPr>
-    </w:p>
-    <w:p>
-      <w:pPr>
-        <w:pStyle w:val="ae"/>
-      </w:pPr>
-    </w:p>
-    <w:p>
-      <w:pPr>
-        <w:pStyle w:val="ae"/>
-      </w:pPr>
-    </w:p>
-    <w:p>
-      <w:pPr>
-        <w:pStyle w:val="ae"/>
-      </w:pPr>
-    </w:p>
-    <w:p>
-      <w:pPr>
-        <w:pStyle w:val="ae"/>
-      </w:pPr>
-    </w:p>
-    <w:p>
-      <w:pPr>
-        <w:pStyle w:val="ae"/>
-      </w:pPr>
-    </w:p>
-    <w:p>
-      <w:pPr>
-        <w:pStyle w:val="ae"/>
-      </w:pPr>
-    </w:p>
-    <w:p>
-      <w:pPr>
-        <w:pStyle w:val="ae"/>
-      </w:pPr>
-    </w:p>
-    <w:p>
-      <w:pPr>
-        <w:pStyle w:val="ae"/>
-      </w:pPr>
-    </w:p>
-    <w:p>
-      <w:pPr>
-        <w:pStyle w:val="ae"/>
-      </w:pPr>
-    </w:p>
-    <w:p>
-      <w:pPr>
-        <w:pStyle w:val="ae"/>
-      </w:pPr>
-    </w:p>
-    <w:p>
-      <w:pPr>
-        <w:pStyle w:val="ae"/>
-      </w:pPr>
-    </w:p>
-    <w:p>
-      <w:pPr>
-        <w:pStyle w:val="ae"/>
-      </w:pPr>
-    </w:p>
-    <w:p>
-      <w:pPr>
-        <w:pStyle w:val="ae"/>
-      </w:pPr>
-    </w:p>
-    <w:p>
-      <w:pPr>
-        <w:pStyle w:val="ae"/>
-      </w:pPr>
-    </w:p>
-    <w:p>
-      <w:pPr>
-        <w:pStyle w:val="ae"/>
-      </w:pPr>
-    </w:p>
-    <w:p>
-      <w:pPr>
-        <w:pStyle w:val="ae"/>
-      </w:pPr>
-    </w:p>
-    <w:p>
-      <w:pPr>
-        <w:pStyle w:val="ae"/>
-      </w:pPr>
-      <w:r>
-        <w:rPr>
-          <w:noProof/>
-        </w:rPr>
-        <mc:AlternateContent>
-          <mc:Choice Requires="wps">
-            <w:drawing>
-              <wp:anchor distT="45720" distB="45720" distL="114300" distR="114300" simplePos="0" relativeHeight="251662336" behindDoc="1" locked="0" layoutInCell="1" allowOverlap="1" wp14:anchorId="0CE703B0" wp14:editId="648FBCA7">
-                <wp:simplePos x="0" y="0"/>
-                <wp:positionH relativeFrom="column">
-                  <wp:posOffset>1785620</wp:posOffset>
-                </wp:positionH>
-                <wp:positionV relativeFrom="paragraph">
-                  <wp:posOffset>113030</wp:posOffset>
-                </wp:positionV>
-                <wp:extent cx="4968240" cy="2181860"/>
-                <wp:effectExtent l="0" t="0" r="0" b="0"/>
-                <wp:wrapNone/>
-                <wp:docPr id="1068344767" name="Text Box 2"/>
-                <wp:cNvGraphicFramePr>
-                  <a:graphicFrameLocks xmlns:a="http://schemas.openxmlformats.org/drawingml/2006/main"/>
-                </wp:cNvGraphicFramePr>
-                <a:graphic xmlns:a="http://schemas.openxmlformats.org/drawingml/2006/main">
-                  <a:graphicData uri="http://schemas.microsoft.com/office/word/2010/wordprocessingShape">
-                    <wps:wsp>
-                      <wps:cNvSpPr txBox="1">
-                        <a:spLocks noChangeArrowheads="1"/>
-                      </wps:cNvSpPr>
-                      <wps:spPr bwMode="auto">
-                        <a:xfrm>
-                          <a:off x="0" y="0"/>
-                          <a:ext cx="4968240" cy="2181860"/>
-                        </a:xfrm>
-                        <a:prstGeom prst="rect">
-                          <a:avLst/>
-                        </a:prstGeom>
-                        <a:noFill/>
-                        <a:ln w="9525">
-                          <a:noFill/>
-                          <a:miter lim="800000"/>
-                          <a:headEnd/>
-                          <a:tailEnd/>
-                        </a:ln>
-                      </wps:spPr>
-                      <wps:txbx>
-                        <w:txbxContent>
-                          <w:p/>
-                        </w:txbxContent>
-                      </wps:txbx>
-                      <wps:bodyPr rot="0" vert="horz" wrap="square" lIns="91440" tIns="45720" rIns="91440" bIns="45720" anchor="t" anchorCtr="0">
-                        <a:noAutofit/>
-                      </wps:bodyPr>
-                    </wps:wsp>
-                  </a:graphicData>
-                </a:graphic>
-                <wp14:sizeRelH relativeFrom="margin">
-                  <wp14:pctWidth>0</wp14:pctWidth>
-                </wp14:sizeRelH>
-                <wp14:sizeRelV relativeFrom="margin">
-                  <wp14:pctHeight>0</wp14:pctHeight>
-                </wp14:sizeRelV>
-              </wp:anchor>
-            </w:drawing>
-          </mc:Choice>
-          <mc:Fallback>
-            <w:pict>
-              <v:shape w14:anchorId="0CE703B0" id="Text Box 2" o:spid="_x0000_s1027" type="#_x0000_t202" style="position:absolute;margin-left:140.6pt;margin-top:8.9pt;width:391.2pt;height:171.8pt;z-index:-251654144;visibility:visible;mso-wrap-style:square;mso-width-percent:0;mso-height-percent:0;mso-wrap-distance-left:9pt;mso-wrap-distance-top:3.6pt;mso-wrap-distance-right:9pt;mso-wrap-distance-bottom:3.6pt;mso-position-horizontal:absolute;mso-position-horizontal-relative:text;mso-position-vertical:absolute;mso-position-vertical-relative:text;mso-width-percent:0;mso-height-percent:0;mso-width-relative:margin;mso-height-relative:margin;v-text-anchor:top" o:gfxdata="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" filled="f" stroked="f">
-                <v:textbox>
-                  <w:txbxContent>
-                    <w:p/>
-                  </w:txbxContent>
-                </v:textbox>
-              </v:shape>
-            </w:pict>
-          </mc:Fallback>
-        </mc:AlternateContent>
-      </w:r>
-    </w:p>
-    <w:p>
-      <w:pPr>
-        <w:pStyle w:val="ae"/>
-      </w:pPr>
-    </w:p>
-    <w:p>
-      <w:pPr>
-        <w:pStyle w:val="ae"/>
-      </w:pPr>
-    </w:p>
-    <w:p>
-      <w:pPr>
-        <w:pStyle w:val="ae"/>
-      </w:pPr>
-    </w:p>
-    <w:p>
-      <w:pPr>
-        <w:pStyle w:val="ae"/>
-      </w:pPr>
-    </w:p>
-    <w:p>
-      <w:pPr>
-        <w:pStyle w:val="ae"/>
-      </w:pPr>
-    </w:p>
-    <w:p>
-      <w:pPr>
-        <w:pStyle w:val="ae"/>
-      </w:pPr>
-    </w:p>
-    <w:p>
-      <w:pPr>
-        <w:pStyle w:val="ae"/>
-      </w:pPr>
-    </w:p>
-    <w:p>
-      <w:pPr>
-        <w:pStyle w:val="ae"/>
-      </w:pPr>
-    </w:p>
-    <w:p>
-      <w:pPr>
-        <w:pStyle w:val="ae"/>
-      </w:pPr>
-    </w:p>
-    <w:p>
-      <w:pPr>
-        <w:pStyle w:val="ae"/>
-      </w:pPr>
-    </w:p>
-    <w:p>
-      <w:pPr>
-        <w:pStyle w:val="ae"/>
-      </w:pPr>
-    </w:p>
-    <w:p>
-      <w:pPr>
-        <w:pStyle w:val="ae"/>
-      </w:pPr>
-    </w:p>
-    <w:p>
-      <w:pPr>
-        <w:pStyle w:val="ae"/>
-      </w:pPr>
-    </w:p>
-    <w:p>
-      <w:pPr>
-        <w:pStyle w:val="ae"/>
-      </w:pPr>
-    </w:p>
-    <w:p>
-      <w:pPr>
-        <w:pStyle w:val="ae"/>
-      </w:pPr>
-    </w:p>
-    <w:p>
-      <w:pPr>
-        <w:pStyle w:val="ae"/>
-      </w:pPr>
-    </w:p>
-    <w:p>
-      <w:pPr>
-        <w:pStyle w:val="ae"/>
-      </w:pPr>
-    </w:p>
-    <w:p>
-      <w:pPr>
-        <w:pStyle w:val="ae"/>
-      </w:pPr>
-    </w:p>
-    <w:p>
-      <w:pPr>
-        <w:pStyle w:val="ae"/>
-      </w:pPr>
-    </w:p>
-    <w:p>
-      <w:pPr>
-        <w:pStyle w:val="ae"/>
-      </w:pPr>
-    </w:p>
-    <w:p>
-      <w:pPr>
-        <w:pStyle w:val="ae"/>
-      </w:pPr>
-    </w:p>
-    <w:p>
-      <w:pPr>
-        <w:pStyle w:val="ae"/>
-      </w:pPr>
-    </w:p>
-    <w:p>
-      <w:pPr>
-        <w:pStyle w:val="ae"/>
+        <w:spacing w:line="360" w:lineRule="auto"/>
+        <w:rPr>
+          <w:sz w:val="20"/>
+          <w:szCs w:val="20"/>
+        </w:rPr>
+      </w:pPr>
+      <w:r>
         <w:rPr>
           <w:rFonts w:hint="eastAsia"/>
-        </w:rPr>
+          <w:sz w:val="20"/>
+          <w:szCs w:val="20"/>
+        </w:rPr>
+        <w:t>9 Bearing</w:t>
+      </w:r>
+    </w:p>
+    <w:p>
+      <w:pPr>
+        <w:pStyle w:val="ae"/>
+        <w:spacing w:line="360" w:lineRule="auto"/>
+        <w:rPr>
+          <w:b/>
+          <w:bCs/>
+        </w:rPr>
+      </w:pPr>
+      <w:r>
+        <w:rPr>
+          <w:rFonts w:hint="eastAsia"/>
+          <w:b/>
+          <w:bCs/>
+        </w:rPr>
+        <w:t>①</w:t>
+      </w:r>
+      <w:r>
+        <w:rPr>
+          <w:rFonts w:hint="eastAsia"/>
+          <w:b/>
+          <w:bCs/>
+        </w:rPr>
+        <w:t xml:space="preserve"> </w:t>
+      </w:r>
+      <w:r>
+        <w:rPr>
+          <w:rFonts w:hint="eastAsia"/>
+          <w:b/>
+          <w:bCs/>
+        </w:rPr>
+        <w:t>常见的轴承</w:t>
+      </w:r>
+    </w:p>
+    <w:p>
+      <w:pPr>
+        <w:pStyle w:val="ae"/>
+        <w:spacing w:line="276" w:lineRule="auto"/>
+        <w:rPr>
+          <w:color w:val="00B050"/>
+        </w:rPr>
+      </w:pPr>
+      <w:r>
+        <w:rPr>
+          <w:rFonts w:hint="eastAsia"/>
+          <w:color w:val="00B050"/>
+        </w:rPr>
+        <w:t xml:space="preserve">(1) </w:t>
+      </w:r>
+      <w:r>
+        <w:rPr>
+          <w:color w:val="00B050"/>
+        </w:rPr>
+        <w:t>深沟球轴承（最常用）</w:t>
+      </w:r>
+    </w:p>
+    <w:p>
+      <w:pPr>
+        <w:pStyle w:val="ae"/>
+        <w:ind w:left="440"/>
+      </w:pPr>
+      <w:r>
+        <w:t>特点：</w:t>
+      </w:r>
+    </w:p>
+    <w:p>
+      <w:pPr>
+        <w:pStyle w:val="ae"/>
+        <w:numPr>
+          <w:ilvl w:val="0"/>
+          <w:numId w:val="18"/>
+        </w:numPr>
+        <w:ind w:hanging="14"/>
+      </w:pPr>
+      <w:r>
+        <w:t>能承受径向载荷，也能承受一定的双向轴向载荷；转速高，摩擦小，价格低。</w:t>
+      </w:r>
+    </w:p>
+    <w:p>
+      <w:pPr>
+        <w:pStyle w:val="ae"/>
+        <w:numPr>
+          <w:ilvl w:val="0"/>
+          <w:numId w:val="18"/>
+        </w:numPr>
+        <w:ind w:hanging="14"/>
+      </w:pPr>
+      <w:r>
+        <w:t>适用场景：电机、家电、汽车轮毂、玩具传动轴。</w:t>
+      </w:r>
+    </w:p>
+    <w:p>
+      <w:pPr>
+        <w:pStyle w:val="ae"/>
+        <w:numPr>
+          <w:ilvl w:val="0"/>
+          <w:numId w:val="18"/>
+        </w:numPr>
+        <w:ind w:hanging="14"/>
+      </w:pPr>
+      <w:r>
+        <w:t>不适合：重载、冲击载荷大。</w:t>
+      </w:r>
+    </w:p>
+    <w:p>
+      <w:pPr>
+        <w:pStyle w:val="ae"/>
+      </w:pPr>
+    </w:p>
+    <w:p>
+      <w:pPr>
+        <w:pStyle w:val="ae"/>
+      </w:pPr>
+    </w:p>
+    <w:p>
+      <w:pPr>
+        <w:pStyle w:val="ae"/>
+      </w:pPr>
+    </w:p>
+    <w:p>
+      <w:pPr>
+        <w:pStyle w:val="ae"/>
+      </w:pPr>
+    </w:p>
+    <w:p>
+      <w:pPr>
+        <w:pStyle w:val="ae"/>
+        <w:spacing w:line="276" w:lineRule="auto"/>
+        <w:rPr>
+          <w:color w:val="00B050"/>
+        </w:rPr>
+      </w:pPr>
+      <w:r>
+        <w:rPr>
+          <w:rFonts w:hint="eastAsia"/>
+          <w:color w:val="00B050"/>
+        </w:rPr>
+        <w:t xml:space="preserve">(2) </w:t>
+      </w:r>
+      <w:proofErr w:type="gramStart"/>
+      <w:r>
+        <w:rPr>
+          <w:color w:val="00B050"/>
+        </w:rPr>
+        <w:t>角接触</w:t>
+      </w:r>
+      <w:proofErr w:type="gramEnd"/>
+      <w:r>
+        <w:rPr>
+          <w:color w:val="00B050"/>
+        </w:rPr>
+        <w:t>球轴承</w:t>
+      </w:r>
+    </w:p>
+    <w:p>
+      <w:pPr>
+        <w:pStyle w:val="ae"/>
+        <w:ind w:firstLine="426"/>
+      </w:pPr>
+      <w:r>
+        <w:t>特点：</w:t>
+      </w:r>
+    </w:p>
+    <w:p>
+      <w:pPr>
+        <w:pStyle w:val="ae"/>
+        <w:numPr>
+          <w:ilvl w:val="0"/>
+          <w:numId w:val="18"/>
+        </w:numPr>
+        <w:ind w:hanging="14"/>
+      </w:pPr>
+      <w:r>
+        <w:t>能同时承受径向和单向较大轴向载荷；适合高速。</w:t>
+      </w:r>
+    </w:p>
+    <w:p>
+      <w:pPr>
+        <w:pStyle w:val="ae"/>
+        <w:numPr>
+          <w:ilvl w:val="0"/>
+          <w:numId w:val="18"/>
+        </w:numPr>
+        <w:ind w:hanging="14"/>
+      </w:pPr>
+      <w:r>
+        <w:t>成对使用：常见有</w:t>
+      </w:r>
+      <w:r>
+        <w:t xml:space="preserve"> O </w:t>
+      </w:r>
+      <w:r>
+        <w:t>形（面对面）、</w:t>
+      </w:r>
+      <w:r>
+        <w:t xml:space="preserve">X </w:t>
+      </w:r>
+      <w:r>
+        <w:t>形（背对背）、并列排列。</w:t>
+      </w:r>
+    </w:p>
+    <w:p>
+      <w:pPr>
+        <w:pStyle w:val="ae"/>
+        <w:numPr>
+          <w:ilvl w:val="0"/>
+          <w:numId w:val="18"/>
+        </w:numPr>
+        <w:ind w:hanging="14"/>
+      </w:pPr>
+      <w:r>
+        <w:t>适用场景：机床主轴、高速泵、航空电机。</w:t>
+      </w:r>
+    </w:p>
+    <w:p>
+      <w:pPr>
+        <w:pStyle w:val="ae"/>
+      </w:pPr>
+    </w:p>
+    <w:p>
+      <w:pPr>
+        <w:pStyle w:val="ae"/>
+      </w:pPr>
+    </w:p>
+    <w:p>
+      <w:pPr>
+        <w:pStyle w:val="ae"/>
+        <w:spacing w:line="276" w:lineRule="auto"/>
+        <w:rPr>
+          <w:color w:val="00B050"/>
+        </w:rPr>
+      </w:pPr>
+      <w:r>
+        <w:rPr>
+          <w:rFonts w:hint="eastAsia"/>
+          <w:color w:val="00B050"/>
+        </w:rPr>
+        <w:t xml:space="preserve">(3) </w:t>
+      </w:r>
+      <w:r>
+        <w:rPr>
+          <w:color w:val="00B050"/>
+        </w:rPr>
+        <w:t>调心球轴承</w:t>
+      </w:r>
+    </w:p>
+    <w:p>
+      <w:pPr>
+        <w:pStyle w:val="ae"/>
+        <w:ind w:firstLine="426"/>
+      </w:pPr>
+      <w:r>
+        <w:t>特点：</w:t>
+      </w:r>
+    </w:p>
+    <w:p>
+      <w:pPr>
+        <w:pStyle w:val="ae"/>
+        <w:numPr>
+          <w:ilvl w:val="0"/>
+          <w:numId w:val="18"/>
+        </w:numPr>
+        <w:ind w:hanging="14"/>
+      </w:pPr>
+      <w:r>
+        <w:t>外圈滚道是球面，自动调心，能补偿安装误差或轴的挠曲。</w:t>
+      </w:r>
+    </w:p>
+    <w:p>
+      <w:pPr>
+        <w:pStyle w:val="ae"/>
+        <w:numPr>
+          <w:ilvl w:val="0"/>
+          <w:numId w:val="18"/>
+        </w:numPr>
+        <w:ind w:hanging="14"/>
+      </w:pPr>
+      <w:r>
+        <w:t>适用场景：长轴、安装精度不高的设备（风机、农业机械）。</w:t>
+      </w:r>
+    </w:p>
+    <w:p>
+      <w:pPr>
+        <w:pStyle w:val="ae"/>
+        <w:numPr>
+          <w:ilvl w:val="0"/>
+          <w:numId w:val="18"/>
+        </w:numPr>
+        <w:ind w:hanging="14"/>
+      </w:pPr>
+      <w:r>
+        <w:t>缺点：承载能力不如滚子轴承。</w:t>
+      </w:r>
+    </w:p>
+    <w:p>
+      <w:pPr>
+        <w:pStyle w:val="ae"/>
+      </w:pPr>
+    </w:p>
+    <w:p>
+      <w:pPr>
+        <w:pStyle w:val="ae"/>
+      </w:pPr>
+    </w:p>
+    <w:p>
+      <w:pPr>
+        <w:pStyle w:val="ae"/>
+        <w:spacing w:line="276" w:lineRule="auto"/>
+        <w:rPr>
+          <w:color w:val="00B050"/>
+        </w:rPr>
+      </w:pPr>
+      <w:r>
+        <w:rPr>
+          <w:rFonts w:hint="eastAsia"/>
+          <w:color w:val="00B050"/>
+        </w:rPr>
+        <w:t xml:space="preserve">(4) </w:t>
+      </w:r>
+      <w:r>
+        <w:rPr>
+          <w:color w:val="00B050"/>
+        </w:rPr>
+        <w:t>圆柱滚子轴承</w:t>
+      </w:r>
+    </w:p>
+    <w:p>
+      <w:pPr>
+        <w:pStyle w:val="ae"/>
+        <w:ind w:firstLine="426"/>
+      </w:pPr>
+      <w:r>
+        <w:t>特点：</w:t>
+      </w:r>
+    </w:p>
+    <w:p>
+      <w:pPr>
+        <w:pStyle w:val="ae"/>
+        <w:numPr>
+          <w:ilvl w:val="0"/>
+          <w:numId w:val="18"/>
+        </w:numPr>
+        <w:ind w:hanging="14"/>
+      </w:pPr>
+      <w:r>
+        <w:t>承受较大的径向载荷，刚性好，适合中高速。</w:t>
+      </w:r>
+    </w:p>
+    <w:p>
+      <w:pPr>
+        <w:pStyle w:val="ae"/>
+        <w:numPr>
+          <w:ilvl w:val="0"/>
+          <w:numId w:val="18"/>
+        </w:numPr>
+        <w:ind w:hanging="14"/>
+      </w:pPr>
+      <w:r>
+        <w:t>适用场景：电机主轴、减速机。</w:t>
+      </w:r>
+    </w:p>
+    <w:p>
+      <w:pPr>
+        <w:pStyle w:val="ae"/>
+        <w:numPr>
+          <w:ilvl w:val="0"/>
+          <w:numId w:val="18"/>
+        </w:numPr>
+        <w:ind w:hanging="14"/>
+      </w:pPr>
+      <w:r>
+        <w:t>缺点：不能承受大的轴向载荷（有的设计允许少量）。</w:t>
+      </w:r>
+    </w:p>
+    <w:p>
+      <w:pPr>
+        <w:pStyle w:val="ae"/>
+      </w:pPr>
+    </w:p>
+    <w:p>
+      <w:pPr>
+        <w:pStyle w:val="ae"/>
+      </w:pPr>
+    </w:p>
+    <w:p>
+      <w:pPr>
+        <w:pStyle w:val="ae"/>
+        <w:spacing w:line="276" w:lineRule="auto"/>
+        <w:rPr>
+          <w:color w:val="00B050"/>
+        </w:rPr>
+      </w:pPr>
+      <w:r>
+        <w:rPr>
+          <w:rFonts w:hint="eastAsia"/>
+          <w:color w:val="00B050"/>
+        </w:rPr>
+        <w:t xml:space="preserve">(5) </w:t>
+      </w:r>
+      <w:r>
+        <w:rPr>
+          <w:color w:val="00B050"/>
+        </w:rPr>
+        <w:t>圆锥滚子轴承</w:t>
+      </w:r>
+    </w:p>
+    <w:p>
+      <w:pPr>
+        <w:pStyle w:val="ae"/>
+        <w:ind w:firstLine="426"/>
+      </w:pPr>
+      <w:r>
+        <w:t>特点：</w:t>
+      </w:r>
+    </w:p>
+    <w:p>
+      <w:pPr>
+        <w:pStyle w:val="ae"/>
+        <w:numPr>
+          <w:ilvl w:val="0"/>
+          <w:numId w:val="18"/>
+        </w:numPr>
+        <w:ind w:hanging="14"/>
+      </w:pPr>
+      <w:r>
+        <w:t>能承受径向和单向轴向载荷，常成对使用。</w:t>
+      </w:r>
+    </w:p>
+    <w:p>
+      <w:pPr>
+        <w:pStyle w:val="ae"/>
+        <w:numPr>
+          <w:ilvl w:val="0"/>
+          <w:numId w:val="18"/>
+        </w:numPr>
+        <w:ind w:hanging="14"/>
+      </w:pPr>
+      <w:r>
+        <w:t>适用场景：汽车车轮、齿轮箱、工程机械。</w:t>
+      </w:r>
+    </w:p>
+    <w:p>
+      <w:pPr>
+        <w:pStyle w:val="ae"/>
+        <w:numPr>
+          <w:ilvl w:val="0"/>
+          <w:numId w:val="18"/>
+        </w:numPr>
+        <w:ind w:hanging="14"/>
+      </w:pPr>
+      <w:r>
+        <w:t>优点：承载能力大。</w:t>
+      </w:r>
+    </w:p>
+    <w:p>
+      <w:pPr>
+        <w:pStyle w:val="ae"/>
+      </w:pPr>
+    </w:p>
+    <w:p>
+      <w:pPr>
+        <w:pStyle w:val="ae"/>
+      </w:pPr>
+    </w:p>
+    <w:p>
+      <w:pPr>
+        <w:pStyle w:val="ae"/>
+        <w:spacing w:line="276" w:lineRule="auto"/>
+        <w:rPr>
+          <w:color w:val="00B050"/>
+        </w:rPr>
+      </w:pPr>
+      <w:r>
+        <w:rPr>
+          <w:rFonts w:hint="eastAsia"/>
+          <w:color w:val="00B050"/>
+        </w:rPr>
+        <w:t xml:space="preserve">(6) </w:t>
+      </w:r>
+      <w:r>
+        <w:rPr>
+          <w:color w:val="00B050"/>
+        </w:rPr>
+        <w:t>调心滚子轴承（承载力最强）</w:t>
+      </w:r>
+    </w:p>
+    <w:p>
+      <w:pPr>
+        <w:pStyle w:val="ae"/>
+        <w:ind w:firstLine="426"/>
+      </w:pPr>
+      <w:r>
+        <w:t>特点：</w:t>
+      </w:r>
+    </w:p>
+    <w:p>
+      <w:pPr>
+        <w:pStyle w:val="ae"/>
+        <w:numPr>
+          <w:ilvl w:val="0"/>
+          <w:numId w:val="18"/>
+        </w:numPr>
+        <w:ind w:hanging="14"/>
+      </w:pPr>
+      <w:r>
+        <w:t>承受径向和双向轴向载荷，自动调心，承载力很大。</w:t>
+      </w:r>
+    </w:p>
+    <w:p>
+      <w:pPr>
+        <w:pStyle w:val="ae"/>
+        <w:numPr>
+          <w:ilvl w:val="0"/>
+          <w:numId w:val="18"/>
+        </w:numPr>
+        <w:ind w:hanging="14"/>
+      </w:pPr>
+      <w:r>
+        <w:t>适用场景：矿山机械、轧钢机、大型减速机。</w:t>
+      </w:r>
+    </w:p>
+    <w:p>
+      <w:pPr>
+        <w:pStyle w:val="ae"/>
+        <w:numPr>
+          <w:ilvl w:val="0"/>
+          <w:numId w:val="18"/>
+        </w:numPr>
+        <w:ind w:hanging="14"/>
+      </w:pPr>
+      <w:r>
+        <w:t>缺点：转速不高，体积大。</w:t>
+      </w:r>
+    </w:p>
+    <w:p>
+      <w:pPr>
+        <w:pStyle w:val="ae"/>
+      </w:pPr>
+    </w:p>
+    <w:p>
+      <w:pPr>
+        <w:pStyle w:val="ae"/>
+      </w:pPr>
+    </w:p>
+    <w:p>
+      <w:pPr>
+        <w:pStyle w:val="ae"/>
+        <w:spacing w:line="276" w:lineRule="auto"/>
+        <w:rPr>
+          <w:color w:val="00B050"/>
+        </w:rPr>
+      </w:pPr>
+      <w:r>
+        <w:rPr>
+          <w:rFonts w:hint="eastAsia"/>
+          <w:color w:val="00B050"/>
+        </w:rPr>
+        <w:t xml:space="preserve">(7) </w:t>
+      </w:r>
+      <w:r>
+        <w:rPr>
+          <w:color w:val="00B050"/>
+        </w:rPr>
+        <w:t>推力球轴承</w:t>
+      </w:r>
+      <w:r>
+        <w:rPr>
+          <w:color w:val="00B050"/>
+        </w:rPr>
+        <w:t xml:space="preserve"> / </w:t>
+      </w:r>
+      <w:r>
+        <w:rPr>
+          <w:color w:val="00B050"/>
+        </w:rPr>
+        <w:t>推力滚子轴承</w:t>
+      </w:r>
+    </w:p>
+    <w:p>
+      <w:pPr>
+        <w:pStyle w:val="ae"/>
+        <w:ind w:firstLine="426"/>
+      </w:pPr>
+      <w:r>
+        <w:t>特点：</w:t>
+      </w:r>
+    </w:p>
+    <w:p>
+      <w:pPr>
+        <w:pStyle w:val="ae"/>
+        <w:numPr>
+          <w:ilvl w:val="0"/>
+          <w:numId w:val="18"/>
+        </w:numPr>
+        <w:ind w:hanging="14"/>
+      </w:pPr>
+      <w:r>
+        <w:t>推力球轴承：承受单向轴向载荷，适合低速。</w:t>
+      </w:r>
+    </w:p>
+    <w:p>
+      <w:pPr>
+        <w:pStyle w:val="ae"/>
+        <w:numPr>
+          <w:ilvl w:val="0"/>
+          <w:numId w:val="18"/>
+        </w:numPr>
+        <w:ind w:hanging="14"/>
+      </w:pPr>
+      <w:r>
+        <w:t>推力滚子轴承：承载能力大，能承受单向轴向载荷。</w:t>
+      </w:r>
+    </w:p>
+    <w:p>
+      <w:pPr>
+        <w:pStyle w:val="ae"/>
+        <w:numPr>
+          <w:ilvl w:val="0"/>
+          <w:numId w:val="18"/>
+        </w:numPr>
+        <w:ind w:hanging="14"/>
+      </w:pPr>
+      <w:r>
+        <w:t>适用场景：立式水泵、机床丝杠、转盘。</w:t>
+      </w:r>
+    </w:p>
+    <w:p>
+      <w:pPr>
+        <w:pStyle w:val="ae"/>
+      </w:pPr>
+    </w:p>
+    <w:p>
+      <w:pPr>
+        <w:pStyle w:val="ae"/>
+      </w:pPr>
+    </w:p>
+    <w:p>
+      <w:pPr>
+        <w:pStyle w:val="ae"/>
+        <w:spacing w:line="276" w:lineRule="auto"/>
+        <w:rPr>
+          <w:color w:val="00B050"/>
+        </w:rPr>
+      </w:pPr>
+      <w:r>
+        <w:rPr>
+          <w:rFonts w:hint="eastAsia"/>
+          <w:color w:val="00B050"/>
+        </w:rPr>
+        <w:t xml:space="preserve">(8) </w:t>
+      </w:r>
+      <w:r>
+        <w:rPr>
+          <w:color w:val="00B050"/>
+        </w:rPr>
+        <w:t>滑动轴承（含含油轴承、动压</w:t>
+      </w:r>
+      <w:r>
+        <w:rPr>
+          <w:color w:val="00B050"/>
+        </w:rPr>
+        <w:t>/</w:t>
+      </w:r>
+      <w:r>
+        <w:rPr>
+          <w:color w:val="00B050"/>
+        </w:rPr>
+        <w:t>静压轴承）</w:t>
+      </w:r>
+    </w:p>
+    <w:p>
+      <w:pPr>
+        <w:pStyle w:val="ae"/>
+        <w:ind w:firstLine="426"/>
+      </w:pPr>
+      <w:r>
+        <w:t>特点：</w:t>
+      </w:r>
+    </w:p>
+    <w:p>
+      <w:pPr>
+        <w:pStyle w:val="ae"/>
+        <w:numPr>
+          <w:ilvl w:val="0"/>
+          <w:numId w:val="18"/>
+        </w:numPr>
+        <w:ind w:hanging="14"/>
+      </w:pPr>
+      <w:r>
+        <w:t>摩擦为流体摩擦，噪音低，适合低速重载或高速高精度。</w:t>
+      </w:r>
+    </w:p>
+    <w:p>
+      <w:pPr>
+        <w:pStyle w:val="ae"/>
+        <w:numPr>
+          <w:ilvl w:val="0"/>
+          <w:numId w:val="18"/>
+        </w:numPr>
+        <w:ind w:hanging="14"/>
+      </w:pPr>
+      <w:r>
+        <w:t>适用场景：汽轮机主轴、精密机床、发动机连杆大头。</w:t>
+      </w:r>
+    </w:p>
+    <w:p>
+      <w:pPr>
+        <w:pStyle w:val="ae"/>
+      </w:pPr>
+    </w:p>
+    <w:p>
+      <w:pPr>
+        <w:pStyle w:val="ae"/>
+        <w:rPr>
+          <w:rFonts w:hint="eastAsia"/>
+        </w:rPr>
+      </w:pPr>
+    </w:p>
+    <w:p>
+      <w:pPr>
+        <w:pStyle w:val="ae"/>
+        <w:rPr>
+          <w:b/>
+          <w:bCs/>
+        </w:rPr>
+      </w:pPr>
+      <w:r>
+        <w:rPr>
+          <w:rFonts w:hint="eastAsia"/>
+          <w:b/>
+          <w:bCs/>
+        </w:rPr>
+        <w:t>②</w:t>
+      </w:r>
+      <w:r>
+        <w:rPr>
+          <w:rFonts w:hint="eastAsia"/>
+          <w:b/>
+          <w:bCs/>
+        </w:rPr>
+        <w:t xml:space="preserve"> </w:t>
+      </w:r>
+      <w:r>
+        <w:rPr>
+          <w:b/>
+          <w:bCs/>
+        </w:rPr>
+        <w:t>选型对照表</w:t>
+      </w:r>
+    </w:p>
+    <w:p>
+      <w:pPr>
+        <w:pStyle w:val="ae"/>
+      </w:pPr>
+    </w:p>
+    <w:tbl>
+      <w:tblPr>
+        <w:tblW w:w="0" w:type="auto"/>
+        <w:jc w:val="center"/>
+        <w:tblCellSpacing w:w="15" w:type="dxa"/>
+        <w:tblBorders>
+          <w:top w:val="single" w:sz="4" w:space="0" w:color="auto"/>
+          <w:left w:val="single" w:sz="4" w:space="0" w:color="auto"/>
+          <w:bottom w:val="single" w:sz="4" w:space="0" w:color="auto"/>
+          <w:right w:val="single" w:sz="4" w:space="0" w:color="auto"/>
+          <w:insideH w:val="single" w:sz="4" w:space="0" w:color="auto"/>
+          <w:insideV w:val="single" w:sz="4" w:space="0" w:color="auto"/>
+        </w:tblBorders>
+        <w:tblCellMar>
+          <w:top w:w="15" w:type="dxa"/>
+          <w:left w:w="15" w:type="dxa"/>
+          <w:bottom w:w="15" w:type="dxa"/>
+          <w:right w:w="15" w:type="dxa"/>
+        </w:tblCellMar>
+        <w:tblLook w:val="04A0" w:firstRow="1" w:lastRow="0" w:firstColumn="1" w:lastColumn="0" w:noHBand="0" w:noVBand="1"/>
+      </w:tblPr>
+      <w:tblGrid>
+        <w:gridCol w:w="1856"/>
+        <w:gridCol w:w="3416"/>
+        <w:gridCol w:w="1355"/>
+      </w:tblGrid>
+      <w:tr>
+        <w:trPr>
+          <w:tblHeader/>
+          <w:tblCellSpacing w:w="15" w:type="dxa"/>
+          <w:jc w:val="center"/>
+        </w:trPr>
+        <w:tc>
+          <w:tcPr>
+            <w:tcW w:w="0" w:type="auto"/>
+            <w:vAlign w:val="center"/>
+            <w:hideMark/>
+          </w:tcPr>
+          <w:p>
+            <w:pPr>
+              <w:pStyle w:val="ae"/>
+              <w:rPr>
+                <w:b/>
+                <w:bCs/>
+              </w:rPr>
+            </w:pPr>
+            <w:r>
+              <w:rPr>
+                <w:b/>
+                <w:bCs/>
+              </w:rPr>
+              <w:t>使用条件</w:t>
+            </w:r>
+          </w:p>
+        </w:tc>
+        <w:tc>
+          <w:tcPr>
+            <w:tcW w:w="0" w:type="auto"/>
+            <w:vAlign w:val="center"/>
+            <w:hideMark/>
+          </w:tcPr>
+          <w:p>
+            <w:pPr>
+              <w:pStyle w:val="ae"/>
+              <w:rPr>
+                <w:b/>
+                <w:bCs/>
+              </w:rPr>
+            </w:pPr>
+            <w:r>
+              <w:rPr>
+                <w:b/>
+                <w:bCs/>
+              </w:rPr>
+              <w:t>推荐轴承</w:t>
+            </w:r>
+          </w:p>
+        </w:tc>
+        <w:tc>
+          <w:tcPr>
+            <w:tcW w:w="0" w:type="auto"/>
+            <w:vAlign w:val="center"/>
+            <w:hideMark/>
+          </w:tcPr>
+          <w:p>
+            <w:pPr>
+              <w:pStyle w:val="ae"/>
+              <w:rPr>
+                <w:b/>
+                <w:bCs/>
+              </w:rPr>
+            </w:pPr>
+            <w:r>
+              <w:rPr>
+                <w:b/>
+                <w:bCs/>
+              </w:rPr>
+              <w:t>特点</w:t>
+            </w:r>
+          </w:p>
+        </w:tc>
+      </w:tr>
+      <w:tr>
+        <w:trPr>
+          <w:tblCellSpacing w:w="15" w:type="dxa"/>
+          <w:jc w:val="center"/>
+        </w:trPr>
+        <w:tc>
+          <w:tcPr>
+            <w:tcW w:w="0" w:type="auto"/>
+            <w:vAlign w:val="center"/>
+            <w:hideMark/>
+          </w:tcPr>
+          <w:p>
+            <w:pPr>
+              <w:pStyle w:val="ae"/>
+            </w:pPr>
+            <w:r>
+              <w:t>高速</w:t>
+            </w:r>
+            <w:r>
+              <w:t xml:space="preserve"> + </w:t>
+            </w:r>
+            <w:r>
+              <w:t>轻载</w:t>
+            </w:r>
+          </w:p>
+        </w:tc>
+        <w:tc>
+          <w:tcPr>
+            <w:tcW w:w="0" w:type="auto"/>
+            <w:vAlign w:val="center"/>
+            <w:hideMark/>
+          </w:tcPr>
+          <w:p>
+            <w:pPr>
+              <w:pStyle w:val="ae"/>
+            </w:pPr>
+            <w:r>
+              <w:t>深沟球轴承、</w:t>
+            </w:r>
+            <w:proofErr w:type="gramStart"/>
+            <w:r>
+              <w:t>角接触</w:t>
+            </w:r>
+            <w:proofErr w:type="gramEnd"/>
+            <w:r>
+              <w:t>球轴承</w:t>
+            </w:r>
+          </w:p>
+        </w:tc>
+        <w:tc>
+          <w:tcPr>
+            <w:tcW w:w="0" w:type="auto"/>
+            <w:vAlign w:val="center"/>
+            <w:hideMark/>
+          </w:tcPr>
+          <w:p>
+            <w:pPr>
+              <w:pStyle w:val="ae"/>
+            </w:pPr>
+            <w:r>
+              <w:t>摩擦小，发热少</w:t>
+            </w:r>
+          </w:p>
+        </w:tc>
+      </w:tr>
+      <w:tr>
+        <w:trPr>
+          <w:tblCellSpacing w:w="15" w:type="dxa"/>
+          <w:jc w:val="center"/>
+        </w:trPr>
+        <w:tc>
+          <w:tcPr>
+            <w:tcW w:w="0" w:type="auto"/>
+            <w:vAlign w:val="center"/>
+            <w:hideMark/>
+          </w:tcPr>
+          <w:p>
+            <w:pPr>
+              <w:pStyle w:val="ae"/>
+            </w:pPr>
+            <w:r>
+              <w:t>中速</w:t>
+            </w:r>
+            <w:r>
+              <w:t xml:space="preserve"> + </w:t>
+            </w:r>
+            <w:r>
+              <w:t>中载</w:t>
+            </w:r>
+          </w:p>
+        </w:tc>
+        <w:tc>
+          <w:tcPr>
+            <w:tcW w:w="0" w:type="auto"/>
+            <w:vAlign w:val="center"/>
+            <w:hideMark/>
+          </w:tcPr>
+          <w:p>
+            <w:pPr>
+              <w:pStyle w:val="ae"/>
+            </w:pPr>
+            <w:r>
+              <w:t>圆柱滚子轴承</w:t>
+            </w:r>
+          </w:p>
+        </w:tc>
+        <w:tc>
+          <w:tcPr>
+            <w:tcW w:w="0" w:type="auto"/>
+            <w:vAlign w:val="center"/>
+            <w:hideMark/>
+          </w:tcPr>
+          <w:p>
+            <w:pPr>
+              <w:pStyle w:val="ae"/>
+            </w:pPr>
+            <w:r>
+              <w:t>刚性好</w:t>
+            </w:r>
+          </w:p>
+        </w:tc>
+      </w:tr>
+      <w:tr>
+        <w:trPr>
+          <w:tblCellSpacing w:w="15" w:type="dxa"/>
+          <w:jc w:val="center"/>
+        </w:trPr>
+        <w:tc>
+          <w:tcPr>
+            <w:tcW w:w="0" w:type="auto"/>
+            <w:vAlign w:val="center"/>
+            <w:hideMark/>
+          </w:tcPr>
+          <w:p>
+            <w:pPr>
+              <w:pStyle w:val="ae"/>
+            </w:pPr>
+            <w:r>
+              <w:t>低速</w:t>
+            </w:r>
+            <w:r>
+              <w:t xml:space="preserve"> + </w:t>
+            </w:r>
+            <w:r>
+              <w:t>重载</w:t>
+            </w:r>
+          </w:p>
+        </w:tc>
+        <w:tc>
+          <w:tcPr>
+            <w:tcW w:w="0" w:type="auto"/>
+            <w:vAlign w:val="center"/>
+            <w:hideMark/>
+          </w:tcPr>
+          <w:p>
+            <w:pPr>
+              <w:pStyle w:val="ae"/>
+            </w:pPr>
+            <w:r>
+              <w:t>调心滚子轴承、圆锥滚子轴承</w:t>
+            </w:r>
+          </w:p>
+        </w:tc>
+        <w:tc>
+          <w:tcPr>
+            <w:tcW w:w="0" w:type="auto"/>
+            <w:vAlign w:val="center"/>
+            <w:hideMark/>
+          </w:tcPr>
+          <w:p>
+            <w:pPr>
+              <w:pStyle w:val="ae"/>
+            </w:pPr>
+            <w:r>
+              <w:t>承载力强</w:t>
+            </w:r>
+          </w:p>
+        </w:tc>
+      </w:tr>
+      <w:tr>
+        <w:trPr>
+          <w:tblCellSpacing w:w="15" w:type="dxa"/>
+          <w:jc w:val="center"/>
+        </w:trPr>
+        <w:tc>
+          <w:tcPr>
+            <w:tcW w:w="0" w:type="auto"/>
+            <w:vAlign w:val="center"/>
+            <w:hideMark/>
+          </w:tcPr>
+          <w:p>
+            <w:pPr>
+              <w:pStyle w:val="ae"/>
+            </w:pPr>
+            <w:r>
+              <w:t>只承受轴向载荷</w:t>
+            </w:r>
+          </w:p>
+        </w:tc>
+        <w:tc>
+          <w:tcPr>
+            <w:tcW w:w="0" w:type="auto"/>
+            <w:vAlign w:val="center"/>
+            <w:hideMark/>
+          </w:tcPr>
+          <w:p>
+            <w:pPr>
+              <w:pStyle w:val="ae"/>
+            </w:pPr>
+            <w:r>
+              <w:t>推力球</w:t>
+            </w:r>
+            <w:r>
+              <w:t>/</w:t>
+            </w:r>
+            <w:r>
+              <w:t>滚子轴承</w:t>
+            </w:r>
+          </w:p>
+        </w:tc>
+        <w:tc>
+          <w:tcPr>
+            <w:tcW w:w="0" w:type="auto"/>
+            <w:vAlign w:val="center"/>
+            <w:hideMark/>
+          </w:tcPr>
+          <w:p>
+            <w:pPr>
+              <w:pStyle w:val="ae"/>
+            </w:pPr>
+            <w:r>
+              <w:t>单向或双向承载</w:t>
+            </w:r>
+          </w:p>
+        </w:tc>
+      </w:tr>
+      <w:tr>
+        <w:trPr>
+          <w:tblCellSpacing w:w="15" w:type="dxa"/>
+          <w:jc w:val="center"/>
+        </w:trPr>
+        <w:tc>
+          <w:tcPr>
+            <w:tcW w:w="0" w:type="auto"/>
+            <w:vAlign w:val="center"/>
+            <w:hideMark/>
+          </w:tcPr>
+          <w:p>
+            <w:pPr>
+              <w:pStyle w:val="ae"/>
+            </w:pPr>
+            <w:r>
+              <w:t>安装误差大</w:t>
+            </w:r>
+            <w:r>
+              <w:t xml:space="preserve"> / </w:t>
+            </w:r>
+            <w:proofErr w:type="gramStart"/>
+            <w:r>
+              <w:t>轴会弯曲</w:t>
+            </w:r>
+            <w:proofErr w:type="gramEnd"/>
+          </w:p>
+        </w:tc>
+        <w:tc>
+          <w:tcPr>
+            <w:tcW w:w="0" w:type="auto"/>
+            <w:vAlign w:val="center"/>
+            <w:hideMark/>
+          </w:tcPr>
+          <w:p>
+            <w:pPr>
+              <w:pStyle w:val="ae"/>
+            </w:pPr>
+            <w:r>
+              <w:t>调心球</w:t>
+            </w:r>
+            <w:r>
+              <w:t>/</w:t>
+            </w:r>
+            <w:r>
+              <w:t>调心滚子轴承</w:t>
+            </w:r>
+          </w:p>
+        </w:tc>
+        <w:tc>
+          <w:tcPr>
+            <w:tcW w:w="0" w:type="auto"/>
+            <w:vAlign w:val="center"/>
+            <w:hideMark/>
+          </w:tcPr>
+          <w:p>
+            <w:pPr>
+              <w:pStyle w:val="ae"/>
+            </w:pPr>
+            <w:r>
+              <w:t>自动调心</w:t>
+            </w:r>
+          </w:p>
+        </w:tc>
+      </w:tr>
+      <w:tr>
+        <w:trPr>
+          <w:tblCellSpacing w:w="15" w:type="dxa"/>
+          <w:jc w:val="center"/>
+        </w:trPr>
+        <w:tc>
+          <w:tcPr>
+            <w:tcW w:w="0" w:type="auto"/>
+            <w:vAlign w:val="center"/>
+            <w:hideMark/>
+          </w:tcPr>
+          <w:p>
+            <w:pPr>
+              <w:pStyle w:val="ae"/>
+            </w:pPr>
+            <w:r>
+              <w:t>高精度</w:t>
+            </w:r>
+            <w:r>
+              <w:t xml:space="preserve"> / </w:t>
+            </w:r>
+            <w:r>
+              <w:t>高速主轴</w:t>
+            </w:r>
+          </w:p>
+        </w:tc>
+        <w:tc>
+          <w:tcPr>
+            <w:tcW w:w="0" w:type="auto"/>
+            <w:vAlign w:val="center"/>
+            <w:hideMark/>
+          </w:tcPr>
+          <w:p>
+            <w:pPr>
+              <w:pStyle w:val="ae"/>
+            </w:pPr>
+            <w:proofErr w:type="gramStart"/>
+            <w:r>
+              <w:t>角接触</w:t>
+            </w:r>
+            <w:proofErr w:type="gramEnd"/>
+            <w:r>
+              <w:t>球轴承（成对使用）</w:t>
+            </w:r>
+            <w:r>
+              <w:t xml:space="preserve">/ </w:t>
+            </w:r>
+            <w:r>
+              <w:t>动压滑动轴承</w:t>
+            </w:r>
+          </w:p>
+        </w:tc>
+        <w:tc>
+          <w:tcPr>
+            <w:tcW w:w="0" w:type="auto"/>
+            <w:vAlign w:val="center"/>
+            <w:hideMark/>
+          </w:tcPr>
+          <w:p>
+            <w:pPr>
+              <w:pStyle w:val="ae"/>
+            </w:pPr>
+            <w:r>
+              <w:t>精度高，刚性强</w:t>
+            </w:r>
+          </w:p>
+        </w:tc>
+      </w:tr>
+      <w:tr>
+        <w:trPr>
+          <w:tblCellSpacing w:w="15" w:type="dxa"/>
+          <w:jc w:val="center"/>
+        </w:trPr>
+        <w:tc>
+          <w:tcPr>
+            <w:tcW w:w="0" w:type="auto"/>
+            <w:vAlign w:val="center"/>
+            <w:hideMark/>
+          </w:tcPr>
+          <w:p>
+            <w:pPr>
+              <w:pStyle w:val="ae"/>
+            </w:pPr>
+            <w:r>
+              <w:t>灰尘</w:t>
+            </w:r>
+            <w:r>
+              <w:t>/</w:t>
+            </w:r>
+            <w:r>
+              <w:t>脏污环境</w:t>
+            </w:r>
+          </w:p>
+        </w:tc>
+        <w:tc>
+          <w:tcPr>
+            <w:tcW w:w="0" w:type="auto"/>
+            <w:vAlign w:val="center"/>
+            <w:hideMark/>
+          </w:tcPr>
+          <w:p>
+            <w:pPr>
+              <w:pStyle w:val="ae"/>
+            </w:pPr>
+            <w:r>
+              <w:t>封闭式深沟球轴承</w:t>
+            </w:r>
+          </w:p>
+        </w:tc>
+        <w:tc>
+          <w:tcPr>
+            <w:tcW w:w="0" w:type="auto"/>
+            <w:vAlign w:val="center"/>
+            <w:hideMark/>
+          </w:tcPr>
+          <w:p>
+            <w:pPr>
+              <w:pStyle w:val="ae"/>
+            </w:pPr>
+            <w:r>
+              <w:t>免维护</w:t>
+            </w:r>
+          </w:p>
+        </w:tc>
+      </w:tr>
+      <w:tr>
+        <w:trPr>
+          <w:tblCellSpacing w:w="15" w:type="dxa"/>
+          <w:jc w:val="center"/>
+        </w:trPr>
+        <w:tc>
+          <w:tcPr>
+            <w:tcW w:w="0" w:type="auto"/>
+            <w:vAlign w:val="center"/>
+            <w:hideMark/>
+          </w:tcPr>
+          <w:p>
+            <w:pPr>
+              <w:pStyle w:val="ae"/>
+            </w:pPr>
+            <w:r>
+              <w:t>静</w:t>
+            </w:r>
+            <w:proofErr w:type="gramStart"/>
+            <w:r>
+              <w:t>音要求</w:t>
+            </w:r>
+            <w:proofErr w:type="gramEnd"/>
+            <w:r>
+              <w:t>高</w:t>
+            </w:r>
+          </w:p>
+        </w:tc>
+        <w:tc>
+          <w:tcPr>
+            <w:tcW w:w="0" w:type="auto"/>
+            <w:vAlign w:val="center"/>
+            <w:hideMark/>
+          </w:tcPr>
+          <w:p>
+            <w:pPr>
+              <w:pStyle w:val="ae"/>
+            </w:pPr>
+            <w:r>
+              <w:t>滑动轴承、深沟球轴承</w:t>
+            </w:r>
+          </w:p>
+        </w:tc>
+        <w:tc>
+          <w:tcPr>
+            <w:tcW w:w="0" w:type="auto"/>
+            <w:vAlign w:val="center"/>
+            <w:hideMark/>
+          </w:tcPr>
+          <w:p>
+            <w:pPr>
+              <w:pStyle w:val="ae"/>
+            </w:pPr>
+            <w:r>
+              <w:t>运转平稳</w:t>
+            </w:r>
+          </w:p>
+        </w:tc>
+      </w:tr>
+    </w:tbl>
+    <w:p>
+      <w:pPr>
+        <w:pStyle w:val="ae"/>
+        <w:rPr>
+          <w:rFonts w:hint="eastAsia"/>
+        </w:rPr>
+      </w:pPr>
+    </w:p>
+    <w:p>
+      <w:pPr>
+        <w:pStyle w:val="ae"/>
+      </w:pPr>
+    </w:p>
+    <w:p>
+      <w:pPr>
+        <w:pStyle w:val="ae"/>
+        <w:spacing w:line="360" w:lineRule="auto"/>
+        <w:rPr>
+          <w:b/>
+          <w:bCs/>
+        </w:rPr>
+      </w:pPr>
+      <w:r>
+        <w:rPr>
+          <w:rFonts w:hint="eastAsia"/>
+          <w:b/>
+          <w:bCs/>
+        </w:rPr>
+        <w:t>③</w:t>
+      </w:r>
+      <w:r>
+        <w:rPr>
+          <w:rFonts w:hint="eastAsia"/>
+          <w:b/>
+          <w:bCs/>
+        </w:rPr>
+        <w:t xml:space="preserve"> </w:t>
+      </w:r>
+      <w:r>
+        <w:rPr>
+          <w:b/>
+          <w:bCs/>
+        </w:rPr>
+        <w:t>在实际设计时</w:t>
+      </w:r>
+      <w:r>
+        <w:rPr>
+          <w:rFonts w:hint="eastAsia"/>
+          <w:b/>
+          <w:bCs/>
+        </w:rPr>
+        <w:t xml:space="preserve">, </w:t>
+      </w:r>
+      <w:r>
+        <w:rPr>
+          <w:b/>
+          <w:bCs/>
+        </w:rPr>
+        <w:t>通常根据以下几个因素选择轴承</w:t>
+      </w:r>
+    </w:p>
+    <w:p>
+      <w:pPr>
+        <w:pStyle w:val="ae"/>
+        <w:ind w:firstLineChars="315" w:firstLine="567"/>
+        <w:rPr>
+          <w:b/>
+          <w:bCs/>
+          <w:color w:val="5B9BD5" w:themeColor="accent5"/>
+        </w:rPr>
+      </w:pPr>
+      <w:r>
+        <w:rPr>
+          <w:b/>
+          <w:bCs/>
+          <w:color w:val="5B9BD5" w:themeColor="accent5"/>
+        </w:rPr>
+        <w:t>载荷方向</w:t>
+      </w:r>
+    </w:p>
+    <w:p>
+      <w:pPr>
+        <w:pStyle w:val="ae"/>
+        <w:numPr>
+          <w:ilvl w:val="0"/>
+          <w:numId w:val="18"/>
+        </w:numPr>
+        <w:ind w:left="426" w:firstLineChars="464" w:firstLine="835"/>
+      </w:pPr>
+      <w:r>
+        <w:t>径向载荷（轴垂直方向的力）</w:t>
+      </w:r>
+    </w:p>
+    <w:p>
+      <w:pPr>
+        <w:pStyle w:val="ae"/>
+        <w:numPr>
+          <w:ilvl w:val="0"/>
+          <w:numId w:val="18"/>
+        </w:numPr>
+        <w:ind w:left="426" w:firstLineChars="464" w:firstLine="835"/>
+      </w:pPr>
+      <w:r>
+        <w:t>轴向载荷（沿轴方向的力）</w:t>
+      </w:r>
+    </w:p>
+    <w:p>
+      <w:pPr>
+        <w:pStyle w:val="ae"/>
+        <w:numPr>
+          <w:ilvl w:val="0"/>
+          <w:numId w:val="18"/>
+        </w:numPr>
+        <w:ind w:left="426" w:firstLineChars="464" w:firstLine="835"/>
+      </w:pPr>
+      <w:r>
+        <w:t>复合载荷</w:t>
+      </w:r>
+    </w:p>
+    <w:p>
+      <w:pPr>
+        <w:pStyle w:val="ae"/>
+        <w:ind w:firstLineChars="315" w:firstLine="567"/>
+      </w:pPr>
+    </w:p>
+    <w:p>
+      <w:pPr>
+        <w:pStyle w:val="ae"/>
+        <w:ind w:firstLineChars="315" w:firstLine="567"/>
+        <w:rPr>
+          <w:b/>
+          <w:bCs/>
+          <w:color w:val="5B9BD5" w:themeColor="accent5"/>
+        </w:rPr>
+      </w:pPr>
+      <w:r>
+        <w:rPr>
+          <w:b/>
+          <w:bCs/>
+          <w:color w:val="5B9BD5" w:themeColor="accent5"/>
+        </w:rPr>
+        <w:t>转速</w:t>
+      </w:r>
+    </w:p>
+    <w:p>
+      <w:pPr>
+        <w:pStyle w:val="ae"/>
+        <w:numPr>
+          <w:ilvl w:val="0"/>
+          <w:numId w:val="18"/>
+        </w:numPr>
+        <w:ind w:firstLineChars="464" w:firstLine="835"/>
+      </w:pPr>
+      <w:r>
+        <w:t>高速</w:t>
+      </w:r>
+      <w:r>
+        <w:t xml:space="preserve"> → </w:t>
+      </w:r>
+      <w:r>
+        <w:t>要求摩擦小、发热少。</w:t>
+      </w:r>
+    </w:p>
+    <w:p>
+      <w:pPr>
+        <w:pStyle w:val="ae"/>
+        <w:numPr>
+          <w:ilvl w:val="0"/>
+          <w:numId w:val="18"/>
+        </w:numPr>
+        <w:ind w:firstLineChars="464" w:firstLine="835"/>
+      </w:pPr>
+      <w:r>
+        <w:t>低速</w:t>
+      </w:r>
+      <w:r>
+        <w:t>/</w:t>
+      </w:r>
+      <w:r>
+        <w:t>重载</w:t>
+      </w:r>
+      <w:r>
+        <w:t xml:space="preserve"> → </w:t>
+      </w:r>
+      <w:r>
+        <w:t>要求承载能力大。</w:t>
+      </w:r>
+    </w:p>
+    <w:p>
+      <w:pPr>
+        <w:pStyle w:val="ae"/>
+        <w:ind w:firstLineChars="315" w:firstLine="567"/>
+      </w:pPr>
+    </w:p>
+    <w:p>
+      <w:pPr>
+        <w:pStyle w:val="ae"/>
+        <w:ind w:firstLineChars="315" w:firstLine="567"/>
+        <w:rPr>
+          <w:b/>
+          <w:bCs/>
+          <w:color w:val="5B9BD5" w:themeColor="accent5"/>
+        </w:rPr>
+      </w:pPr>
+      <w:r>
+        <w:rPr>
+          <w:b/>
+          <w:bCs/>
+          <w:color w:val="5B9BD5" w:themeColor="accent5"/>
+        </w:rPr>
+        <w:t>精度要求</w:t>
+      </w:r>
+    </w:p>
+    <w:p>
+      <w:pPr>
+        <w:pStyle w:val="ae"/>
+        <w:numPr>
+          <w:ilvl w:val="0"/>
+          <w:numId w:val="18"/>
+        </w:numPr>
+        <w:ind w:firstLineChars="464" w:firstLine="835"/>
+      </w:pPr>
+      <w:r>
+        <w:t>高精度机械（机床主轴、仪器）</w:t>
+      </w:r>
+      <w:r>
+        <w:t xml:space="preserve"> vs </w:t>
+      </w:r>
+      <w:r>
+        <w:t>普通传动。</w:t>
+      </w:r>
+    </w:p>
+    <w:p>
+      <w:pPr>
+        <w:pStyle w:val="ae"/>
+        <w:ind w:firstLineChars="315" w:firstLine="567"/>
+      </w:pPr>
+    </w:p>
+    <w:p>
+      <w:pPr>
+        <w:pStyle w:val="ae"/>
+        <w:ind w:firstLineChars="315" w:firstLine="567"/>
+        <w:rPr>
+          <w:b/>
+          <w:bCs/>
+          <w:color w:val="5B9BD5" w:themeColor="accent5"/>
+        </w:rPr>
+      </w:pPr>
+      <w:r>
+        <w:rPr>
+          <w:b/>
+          <w:bCs/>
+          <w:color w:val="5B9BD5" w:themeColor="accent5"/>
+        </w:rPr>
+        <w:t>安装空间</w:t>
+      </w:r>
+    </w:p>
+    <w:p>
+      <w:pPr>
+        <w:pStyle w:val="ae"/>
+        <w:numPr>
+          <w:ilvl w:val="0"/>
+          <w:numId w:val="18"/>
+        </w:numPr>
+        <w:ind w:firstLineChars="464" w:firstLine="835"/>
+      </w:pPr>
+      <w:r>
+        <w:t>轴向空间受限</w:t>
+      </w:r>
+      <w:r>
+        <w:t xml:space="preserve"> vs </w:t>
+      </w:r>
+      <w:r>
+        <w:t>径向空间受限。</w:t>
+      </w:r>
+    </w:p>
+    <w:p>
+      <w:pPr>
+        <w:pStyle w:val="ae"/>
+        <w:ind w:firstLineChars="315" w:firstLine="567"/>
+      </w:pPr>
+    </w:p>
+    <w:p>
+      <w:pPr>
+        <w:pStyle w:val="ae"/>
+        <w:ind w:firstLineChars="315" w:firstLine="567"/>
+        <w:rPr>
+          <w:b/>
+          <w:bCs/>
+          <w:color w:val="5B9BD5" w:themeColor="accent5"/>
+        </w:rPr>
+      </w:pPr>
+      <w:r>
+        <w:rPr>
+          <w:b/>
+          <w:bCs/>
+          <w:color w:val="5B9BD5" w:themeColor="accent5"/>
+        </w:rPr>
+        <w:t>使用环境</w:t>
+      </w:r>
+    </w:p>
+    <w:p>
+      <w:pPr>
+        <w:pStyle w:val="ae"/>
+        <w:numPr>
+          <w:ilvl w:val="0"/>
+          <w:numId w:val="18"/>
+        </w:numPr>
+        <w:ind w:firstLineChars="464" w:firstLine="835"/>
+      </w:pPr>
+      <w:r>
+        <w:t>高温、低温、腐蚀、冲击、灰尘多、水环境等</w:t>
+      </w:r>
+    </w:p>
+    <w:p>
+      <w:pPr>
+        <w:pStyle w:val="ae"/>
+      </w:pPr>
+    </w:p>
+    <w:p>
+      <w:pPr>
+        <w:pStyle w:val="ae"/>
+      </w:pPr>
+    </w:p>
+    <w:p>
+      <w:pPr>
+        <w:pStyle w:val="ae"/>
+      </w:pPr>
+    </w:p>
+    <w:p>
+      <w:pPr>
+        <w:pStyle w:val="ae"/>
+      </w:pPr>
+    </w:p>
+    <w:p>
+      <w:pPr>
+        <w:pStyle w:val="ae"/>
+      </w:pPr>
+    </w:p>
+    <w:p>
+      <w:pPr>
+        <w:pStyle w:val="ae"/>
+      </w:pPr>
+    </w:p>
+    <w:p>
+      <w:pPr>
+        <w:pStyle w:val="ae"/>
+      </w:pPr>
+    </w:p>
+    <w:p>
+      <w:pPr>
+        <w:pStyle w:val="ae"/>
+      </w:pPr>
+    </w:p>
+    <w:p>
+      <w:pPr>
+        <w:pStyle w:val="ae"/>
+      </w:pPr>
+    </w:p>
+    <w:p>
+      <w:pPr>
+        <w:pStyle w:val="ae"/>
+      </w:pPr>
+    </w:p>
+    <w:p>
+      <w:pPr>
+        <w:pStyle w:val="ae"/>
+      </w:pPr>
+    </w:p>
+    <w:p>
+      <w:pPr>
+        <w:pStyle w:val="ae"/>
+      </w:pPr>
+    </w:p>
+    <w:p>
+      <w:pPr>
+        <w:pStyle w:val="ae"/>
+      </w:pPr>
+    </w:p>
+    <w:p>
+      <w:pPr>
+        <w:pStyle w:val="ae"/>
+      </w:pPr>
+    </w:p>
+    <w:p>
+      <w:pPr>
+        <w:pStyle w:val="ae"/>
+      </w:pPr>
+    </w:p>
+    <w:p>
+      <w:pPr>
+        <w:pStyle w:val="ae"/>
+      </w:pPr>
+    </w:p>
+    <w:p>
+      <w:pPr>
+        <w:pStyle w:val="ae"/>
+      </w:pPr>
+    </w:p>
+    <w:p>
+      <w:pPr>
+        <w:pStyle w:val="ae"/>
+      </w:pPr>
+    </w:p>
+    <w:p>
+      <w:pPr>
+        <w:pStyle w:val="ae"/>
+      </w:pPr>
+    </w:p>
+    <w:p>
+      <w:pPr>
+        <w:pStyle w:val="ae"/>
+      </w:pPr>
+    </w:p>
+    <w:p>
+      <w:pPr>
+        <w:pStyle w:val="ae"/>
+      </w:pPr>
+    </w:p>
+    <w:p>
+      <w:pPr>
+        <w:pStyle w:val="ae"/>
+      </w:pPr>
+    </w:p>
+    <w:p>
+      <w:pPr>
+        <w:pStyle w:val="ae"/>
+      </w:pPr>
+    </w:p>
+    <w:p>
+      <w:pPr>
+        <w:pStyle w:val="ae"/>
+      </w:pPr>
+    </w:p>
+    <w:p>
+      <w:pPr>
+        <w:pStyle w:val="ae"/>
+      </w:pPr>
+    </w:p>
+    <w:p>
+      <w:pPr>
+        <w:pStyle w:val="ae"/>
+      </w:pPr>
+    </w:p>
+    <w:p>
+      <w:pPr>
+        <w:pStyle w:val="ae"/>
+      </w:pPr>
+    </w:p>
+    <w:p>
+      <w:pPr>
+        <w:pStyle w:val="ae"/>
+      </w:pPr>
+    </w:p>
+    <w:p>
+      <w:pPr>
+        <w:pStyle w:val="ae"/>
+      </w:pPr>
+    </w:p>
+    <w:p>
+      <w:pPr>
+        <w:pStyle w:val="ae"/>
+      </w:pPr>
+    </w:p>
+    <w:p>
+      <w:pPr>
+        <w:pStyle w:val="ae"/>
+      </w:pPr>
+    </w:p>
+    <w:p>
+      <w:pPr>
+        <w:pStyle w:val="ae"/>
+      </w:pPr>
+    </w:p>
+    <w:p>
+      <w:pPr>
+        <w:pStyle w:val="ae"/>
+      </w:pPr>
+    </w:p>
+    <w:p>
+      <w:pPr>
+        <w:pStyle w:val="ae"/>
+      </w:pPr>
+    </w:p>
+    <w:p>
+      <w:pPr>
+        <w:pStyle w:val="ae"/>
       </w:pPr>
     </w:p>
     <w:p>
@@ -16520,9 +17919,9 @@
 <file path=word/numbering.xml><?xml version="1.0" encoding="utf-8"?>
 <w:numbering xmlns:wpc="http://schemas.microsoft.com/office/word/2010/wordprocessingCanvas" xmlns:cx="http://schemas.microsoft.com/office/drawing/2014/chartex" xmlns:cx1="http://schemas.microsoft.com/office/drawing/2015/9/8/chartex" xmlns:cx2="http://schemas.microsoft.com/office/drawing/2015/10/21/chartex" xmlns:cx3="http://schemas.microsoft.com/office/drawing/2016/5/9/chartex" xmlns:cx4="http://schemas.microsoft.com/office/drawing/2016/5/10/chartex" xmlns:cx5="http://schemas.microsoft.com/office/drawing/2016/5/11/chartex" xmlns:cx6="http://schemas.microsoft.com/office/drawing/2016/5/12/chartex" xmlns:cx7="http://schemas.microsoft.com/office/drawing/2016/5/13/chartex" xmlns:cx8="http://schemas.microsoft.com/office/drawing/2016/5/14/chartex" xmlns:mc="http://schemas.openxmlformats.org/markup-compatibility/2006" xmlns:aink="http://schemas.microsoft.com/office/drawing/2016/ink" xmlns:am3d="http://schemas.microsoft.com/office/drawing/2017/model3d" xmlns:o="urn:schemas-microsoft-com:office:office" xmlns:oel="http://schemas.microsoft.com/office/2019/extlst" xmlns:r="http://schemas.openxmlformats.org/officeDocument/2006/relationships" xmlns:m="http://schemas.openxmlformats.org/officeDocument/2006/math" xmlns:v="urn:schemas-microsoft-com:vml" xmlns:wp14="http://schemas.microsoft.com/office/word/2010/wordprocessingDrawing" xmlns:wp="http://schemas.openxmlformats.org/drawingml/2006/wordprocessingDrawing" xmlns:w10="urn:schemas-microsoft-com:office:word" xmlns:w="http://schemas.openxmlformats.org/wordprocessingml/2006/main" xmlns:w14="http://schemas.microsoft.com/office/word/2010/wordml" xmlns:w15="http://schemas.microsoft.com/office/word/2012/wordml" xmlns:w16cex="http://schemas.microsoft.com/office/word/2018/wordml/cex" xmlns:w16cid="http://schemas.microsoft.com/office/word/2016/wordml/cid" xmlns:w16="http://schemas.microsoft.com/office/word/2018/wordml" xmlns:w16du="http://schemas.microsoft.com/office/word/2023/wordml/word16du" xmlns:w16sdtdh="http://schemas.microsoft.com/office/word/2020/wordml/sdtdatahash" xmlns:w16sdtfl="http://schemas.microsoft.com/office/word/2024/wordml/sdtformatlock" xmlns:w16se="http://schemas.microsoft.com/office/word/2015/wordml/symex" xmlns:wpg="http://schemas.microsoft.com/office/word/2010/wordprocessingGroup" xmlns:wpi="http://schemas.microsoft.com/office/word/2010/wordprocessingInk" xmlns:wne="http://schemas.microsoft.com/office/word/2006/wordml" xmlns:wps="http://schemas.microsoft.com/office/word/2010/wordprocessingShape" mc:Ignorable="w14 w15 w16se w16cid w16 w16cex w16sdtdh w16sdtfl w16du wp14">
   <w:abstractNum w:abstractNumId="0" w15:restartNumberingAfterBreak="0">
-    <w:nsid w:val="091E7AC1"/>
+    <w:nsid w:val="08141417"/>
     <w:multiLevelType w:val="multilevel"/>
-    <w:tmpl w:val="41DACAF8"/>
+    <w:tmpl w:val="E7125408"/>
     <w:lvl w:ilvl="0">
       <w:start w:val="1"/>
       <w:numFmt w:val="bullet"/>
@@ -16669,9 +18068,9 @@
     </w:lvl>
   </w:abstractNum>
   <w:abstractNum w:abstractNumId="1" w15:restartNumberingAfterBreak="0">
-    <w:nsid w:val="0E7260A9"/>
+    <w:nsid w:val="091E7AC1"/>
     <w:multiLevelType w:val="multilevel"/>
-    <w:tmpl w:val="D7F09F5A"/>
+    <w:tmpl w:val="41DACAF8"/>
     <w:lvl w:ilvl="0">
       <w:start w:val="1"/>
       <w:numFmt w:val="bullet"/>
@@ -16818,9 +18217,9 @@
     </w:lvl>
   </w:abstractNum>
   <w:abstractNum w:abstractNumId="2" w15:restartNumberingAfterBreak="0">
-    <w:nsid w:val="1E805878"/>
+    <w:nsid w:val="0E7260A9"/>
     <w:multiLevelType w:val="multilevel"/>
-    <w:tmpl w:val="63704144"/>
+    <w:tmpl w:val="D7F09F5A"/>
     <w:lvl w:ilvl="0">
       <w:start w:val="1"/>
       <w:numFmt w:val="bullet"/>
@@ -16967,9 +18366,9 @@
     </w:lvl>
   </w:abstractNum>
   <w:abstractNum w:abstractNumId="3" w15:restartNumberingAfterBreak="0">
-    <w:nsid w:val="3A064039"/>
+    <w:nsid w:val="1E805878"/>
     <w:multiLevelType w:val="multilevel"/>
-    <w:tmpl w:val="174290AE"/>
+    <w:tmpl w:val="63704144"/>
     <w:lvl w:ilvl="0">
       <w:start w:val="1"/>
       <w:numFmt w:val="bullet"/>
@@ -17116,9 +18515,124 @@
     </w:lvl>
   </w:abstractNum>
   <w:abstractNum w:abstractNumId="4" w15:restartNumberingAfterBreak="0">
-    <w:nsid w:val="3C431F61"/>
+    <w:nsid w:val="1EBB1A77"/>
+    <w:multiLevelType w:val="hybridMultilevel"/>
+    <w:tmpl w:val="4EE04152"/>
+    <w:lvl w:ilvl="0" w:tplc="8E106518">
+      <w:start w:val="1"/>
+      <w:numFmt w:val="bullet"/>
+      <w:lvlText w:val=""/>
+      <w:lvlJc w:val="left"/>
+      <w:pPr>
+        <w:ind w:left="440" w:hanging="440"/>
+      </w:pPr>
+      <w:rPr>
+        <w:rFonts w:ascii="Wingdings" w:hAnsi="Wingdings" w:hint="default"/>
+        <w:sz w:val="13"/>
+        <w:szCs w:val="13"/>
+      </w:rPr>
+    </w:lvl>
+    <w:lvl w:ilvl="1" w:tplc="04090003" w:tentative="1">
+      <w:start w:val="1"/>
+      <w:numFmt w:val="bullet"/>
+      <w:lvlText w:val=""/>
+      <w:lvlJc w:val="left"/>
+      <w:pPr>
+        <w:ind w:left="880" w:hanging="440"/>
+      </w:pPr>
+      <w:rPr>
+        <w:rFonts w:ascii="Wingdings" w:hAnsi="Wingdings" w:hint="default"/>
+      </w:rPr>
+    </w:lvl>
+    <w:lvl w:ilvl="2" w:tplc="04090005" w:tentative="1">
+      <w:start w:val="1"/>
+      <w:numFmt w:val="bullet"/>
+      <w:lvlText w:val=""/>
+      <w:lvlJc w:val="left"/>
+      <w:pPr>
+        <w:ind w:left="1320" w:hanging="440"/>
+      </w:pPr>
+      <w:rPr>
+        <w:rFonts w:ascii="Wingdings" w:hAnsi="Wingdings" w:hint="default"/>
+      </w:rPr>
+    </w:lvl>
+    <w:lvl w:ilvl="3" w:tplc="04090001" w:tentative="1">
+      <w:start w:val="1"/>
+      <w:numFmt w:val="bullet"/>
+      <w:lvlText w:val=""/>
+      <w:lvlJc w:val="left"/>
+      <w:pPr>
+        <w:ind w:left="1760" w:hanging="440"/>
+      </w:pPr>
+      <w:rPr>
+        <w:rFonts w:ascii="Wingdings" w:hAnsi="Wingdings" w:hint="default"/>
+      </w:rPr>
+    </w:lvl>
+    <w:lvl w:ilvl="4" w:tplc="04090003" w:tentative="1">
+      <w:start w:val="1"/>
+      <w:numFmt w:val="bullet"/>
+      <w:lvlText w:val=""/>
+      <w:lvlJc w:val="left"/>
+      <w:pPr>
+        <w:ind w:left="2200" w:hanging="440"/>
+      </w:pPr>
+      <w:rPr>
+        <w:rFonts w:ascii="Wingdings" w:hAnsi="Wingdings" w:hint="default"/>
+      </w:rPr>
+    </w:lvl>
+    <w:lvl w:ilvl="5" w:tplc="04090005" w:tentative="1">
+      <w:start w:val="1"/>
+      <w:numFmt w:val="bullet"/>
+      <w:lvlText w:val=""/>
+      <w:lvlJc w:val="left"/>
+      <w:pPr>
+        <w:ind w:left="2640" w:hanging="440"/>
+      </w:pPr>
+      <w:rPr>
+        <w:rFonts w:ascii="Wingdings" w:hAnsi="Wingdings" w:hint="default"/>
+      </w:rPr>
+    </w:lvl>
+    <w:lvl w:ilvl="6" w:tplc="04090001" w:tentative="1">
+      <w:start w:val="1"/>
+      <w:numFmt w:val="bullet"/>
+      <w:lvlText w:val=""/>
+      <w:lvlJc w:val="left"/>
+      <w:pPr>
+        <w:ind w:left="3080" w:hanging="440"/>
+      </w:pPr>
+      <w:rPr>
+        <w:rFonts w:ascii="Wingdings" w:hAnsi="Wingdings" w:hint="default"/>
+      </w:rPr>
+    </w:lvl>
+    <w:lvl w:ilvl="7" w:tplc="04090003" w:tentative="1">
+      <w:start w:val="1"/>
+      <w:numFmt w:val="bullet"/>
+      <w:lvlText w:val=""/>
+      <w:lvlJc w:val="left"/>
+      <w:pPr>
+        <w:ind w:left="3520" w:hanging="440"/>
+      </w:pPr>
+      <w:rPr>
+        <w:rFonts w:ascii="Wingdings" w:hAnsi="Wingdings" w:hint="default"/>
+      </w:rPr>
+    </w:lvl>
+    <w:lvl w:ilvl="8" w:tplc="04090005" w:tentative="1">
+      <w:start w:val="1"/>
+      <w:numFmt w:val="bullet"/>
+      <w:lvlText w:val=""/>
+      <w:lvlJc w:val="left"/>
+      <w:pPr>
+        <w:ind w:left="3960" w:hanging="440"/>
+      </w:pPr>
+      <w:rPr>
+        <w:rFonts w:ascii="Wingdings" w:hAnsi="Wingdings" w:hint="default"/>
+      </w:rPr>
+    </w:lvl>
+  </w:abstractNum>
+  <w:abstractNum w:abstractNumId="5" w15:restartNumberingAfterBreak="0">
+    <w:nsid w:val="2B301D6F"/>
     <w:multiLevelType w:val="multilevel"/>
-    <w:tmpl w:val="E1A65336"/>
+    <w:tmpl w:val="A0DA7828"/>
     <w:lvl w:ilvl="0">
       <w:start w:val="1"/>
       <w:numFmt w:val="bullet"/>
@@ -17264,10 +18778,125 @@
       </w:rPr>
     </w:lvl>
   </w:abstractNum>
-  <w:abstractNum w:abstractNumId="5" w15:restartNumberingAfterBreak="0">
-    <w:nsid w:val="45435C20"/>
+  <w:abstractNum w:abstractNumId="6" w15:restartNumberingAfterBreak="0">
+    <w:nsid w:val="2CB716C7"/>
+    <w:multiLevelType w:val="hybridMultilevel"/>
+    <w:tmpl w:val="128034AC"/>
+    <w:lvl w:ilvl="0" w:tplc="8E106518">
+      <w:start w:val="1"/>
+      <w:numFmt w:val="bullet"/>
+      <w:lvlText w:val=""/>
+      <w:lvlJc w:val="left"/>
+      <w:pPr>
+        <w:ind w:left="440" w:hanging="440"/>
+      </w:pPr>
+      <w:rPr>
+        <w:rFonts w:ascii="Wingdings" w:hAnsi="Wingdings" w:hint="default"/>
+        <w:sz w:val="13"/>
+        <w:szCs w:val="13"/>
+      </w:rPr>
+    </w:lvl>
+    <w:lvl w:ilvl="1" w:tplc="04090003" w:tentative="1">
+      <w:start w:val="1"/>
+      <w:numFmt w:val="bullet"/>
+      <w:lvlText w:val=""/>
+      <w:lvlJc w:val="left"/>
+      <w:pPr>
+        <w:ind w:left="880" w:hanging="440"/>
+      </w:pPr>
+      <w:rPr>
+        <w:rFonts w:ascii="Wingdings" w:hAnsi="Wingdings" w:hint="default"/>
+      </w:rPr>
+    </w:lvl>
+    <w:lvl w:ilvl="2" w:tplc="04090005" w:tentative="1">
+      <w:start w:val="1"/>
+      <w:numFmt w:val="bullet"/>
+      <w:lvlText w:val=""/>
+      <w:lvlJc w:val="left"/>
+      <w:pPr>
+        <w:ind w:left="1320" w:hanging="440"/>
+      </w:pPr>
+      <w:rPr>
+        <w:rFonts w:ascii="Wingdings" w:hAnsi="Wingdings" w:hint="default"/>
+      </w:rPr>
+    </w:lvl>
+    <w:lvl w:ilvl="3" w:tplc="04090001" w:tentative="1">
+      <w:start w:val="1"/>
+      <w:numFmt w:val="bullet"/>
+      <w:lvlText w:val=""/>
+      <w:lvlJc w:val="left"/>
+      <w:pPr>
+        <w:ind w:left="1760" w:hanging="440"/>
+      </w:pPr>
+      <w:rPr>
+        <w:rFonts w:ascii="Wingdings" w:hAnsi="Wingdings" w:hint="default"/>
+      </w:rPr>
+    </w:lvl>
+    <w:lvl w:ilvl="4" w:tplc="04090003" w:tentative="1">
+      <w:start w:val="1"/>
+      <w:numFmt w:val="bullet"/>
+      <w:lvlText w:val=""/>
+      <w:lvlJc w:val="left"/>
+      <w:pPr>
+        <w:ind w:left="2200" w:hanging="440"/>
+      </w:pPr>
+      <w:rPr>
+        <w:rFonts w:ascii="Wingdings" w:hAnsi="Wingdings" w:hint="default"/>
+      </w:rPr>
+    </w:lvl>
+    <w:lvl w:ilvl="5" w:tplc="04090005" w:tentative="1">
+      <w:start w:val="1"/>
+      <w:numFmt w:val="bullet"/>
+      <w:lvlText w:val=""/>
+      <w:lvlJc w:val="left"/>
+      <w:pPr>
+        <w:ind w:left="2640" w:hanging="440"/>
+      </w:pPr>
+      <w:rPr>
+        <w:rFonts w:ascii="Wingdings" w:hAnsi="Wingdings" w:hint="default"/>
+      </w:rPr>
+    </w:lvl>
+    <w:lvl w:ilvl="6" w:tplc="04090001" w:tentative="1">
+      <w:start w:val="1"/>
+      <w:numFmt w:val="bullet"/>
+      <w:lvlText w:val=""/>
+      <w:lvlJc w:val="left"/>
+      <w:pPr>
+        <w:ind w:left="3080" w:hanging="440"/>
+      </w:pPr>
+      <w:rPr>
+        <w:rFonts w:ascii="Wingdings" w:hAnsi="Wingdings" w:hint="default"/>
+      </w:rPr>
+    </w:lvl>
+    <w:lvl w:ilvl="7" w:tplc="04090003" w:tentative="1">
+      <w:start w:val="1"/>
+      <w:numFmt w:val="bullet"/>
+      <w:lvlText w:val=""/>
+      <w:lvlJc w:val="left"/>
+      <w:pPr>
+        <w:ind w:left="3520" w:hanging="440"/>
+      </w:pPr>
+      <w:rPr>
+        <w:rFonts w:ascii="Wingdings" w:hAnsi="Wingdings" w:hint="default"/>
+      </w:rPr>
+    </w:lvl>
+    <w:lvl w:ilvl="8" w:tplc="04090005" w:tentative="1">
+      <w:start w:val="1"/>
+      <w:numFmt w:val="bullet"/>
+      <w:lvlText w:val=""/>
+      <w:lvlJc w:val="left"/>
+      <w:pPr>
+        <w:ind w:left="3960" w:hanging="440"/>
+      </w:pPr>
+      <w:rPr>
+        <w:rFonts w:ascii="Wingdings" w:hAnsi="Wingdings" w:hint="default"/>
+      </w:rPr>
+    </w:lvl>
+  </w:abstractNum>
+  <w:abstractNum w:abstractNumId="7" w15:restartNumberingAfterBreak="0">
+    <w:nsid w:val="338D5C97"/>
     <w:multiLevelType w:val="multilevel"/>
-    <w:tmpl w:val="2766FC6E"/>
+    <w:tmpl w:val="A664F2B2"/>
     <w:lvl w:ilvl="0">
       <w:start w:val="1"/>
       <w:numFmt w:val="bullet"/>
@@ -17413,236 +19042,10 @@
       </w:rPr>
     </w:lvl>
   </w:abstractNum>
-  <w:abstractNum w:abstractNumId="6" w15:restartNumberingAfterBreak="0">
-    <w:nsid w:val="57047469"/>
-    <w:multiLevelType w:val="hybridMultilevel"/>
-    <w:tmpl w:val="6EC4D444"/>
-    <w:lvl w:ilvl="0" w:tplc="04090001">
-      <w:start w:val="1"/>
-      <w:numFmt w:val="bullet"/>
-      <w:lvlText w:val=""/>
-      <w:lvlJc w:val="left"/>
-      <w:pPr>
-        <w:ind w:left="720" w:hanging="360"/>
-      </w:pPr>
-      <w:rPr>
-        <w:rFonts w:ascii="Symbol" w:hAnsi="Symbol" w:hint="default"/>
-      </w:rPr>
-    </w:lvl>
-    <w:lvl w:ilvl="1" w:tplc="04090003" w:tentative="1">
-      <w:start w:val="1"/>
-      <w:numFmt w:val="bullet"/>
-      <w:lvlText w:val="o"/>
-      <w:lvlJc w:val="left"/>
-      <w:pPr>
-        <w:ind w:left="1440" w:hanging="360"/>
-      </w:pPr>
-      <w:rPr>
-        <w:rFonts w:ascii="Courier New" w:hAnsi="Courier New" w:cs="Courier New" w:hint="default"/>
-      </w:rPr>
-    </w:lvl>
-    <w:lvl w:ilvl="2" w:tplc="04090005" w:tentative="1">
-      <w:start w:val="1"/>
-      <w:numFmt w:val="bullet"/>
-      <w:lvlText w:val=""/>
-      <w:lvlJc w:val="left"/>
-      <w:pPr>
-        <w:ind w:left="2160" w:hanging="360"/>
-      </w:pPr>
-      <w:rPr>
-        <w:rFonts w:ascii="Wingdings" w:hAnsi="Wingdings" w:hint="default"/>
-      </w:rPr>
-    </w:lvl>
-    <w:lvl w:ilvl="3" w:tplc="04090001" w:tentative="1">
-      <w:start w:val="1"/>
-      <w:numFmt w:val="bullet"/>
-      <w:lvlText w:val=""/>
-      <w:lvlJc w:val="left"/>
-      <w:pPr>
-        <w:ind w:left="2880" w:hanging="360"/>
-      </w:pPr>
-      <w:rPr>
-        <w:rFonts w:ascii="Symbol" w:hAnsi="Symbol" w:hint="default"/>
-      </w:rPr>
-    </w:lvl>
-    <w:lvl w:ilvl="4" w:tplc="04090003" w:tentative="1">
-      <w:start w:val="1"/>
-      <w:numFmt w:val="bullet"/>
-      <w:lvlText w:val="o"/>
-      <w:lvlJc w:val="left"/>
-      <w:pPr>
-        <w:ind w:left="3600" w:hanging="360"/>
-      </w:pPr>
-      <w:rPr>
-        <w:rFonts w:ascii="Courier New" w:hAnsi="Courier New" w:cs="Courier New" w:hint="default"/>
-      </w:rPr>
-    </w:lvl>
-    <w:lvl w:ilvl="5" w:tplc="04090005" w:tentative="1">
-      <w:start w:val="1"/>
-      <w:numFmt w:val="bullet"/>
-      <w:lvlText w:val=""/>
-      <w:lvlJc w:val="left"/>
-      <w:pPr>
-        <w:ind w:left="4320" w:hanging="360"/>
-      </w:pPr>
-      <w:rPr>
-        <w:rFonts w:ascii="Wingdings" w:hAnsi="Wingdings" w:hint="default"/>
-      </w:rPr>
-    </w:lvl>
-    <w:lvl w:ilvl="6" w:tplc="04090001" w:tentative="1">
-      <w:start w:val="1"/>
-      <w:numFmt w:val="bullet"/>
-      <w:lvlText w:val=""/>
-      <w:lvlJc w:val="left"/>
-      <w:pPr>
-        <w:ind w:left="5040" w:hanging="360"/>
-      </w:pPr>
-      <w:rPr>
-        <w:rFonts w:ascii="Symbol" w:hAnsi="Symbol" w:hint="default"/>
-      </w:rPr>
-    </w:lvl>
-    <w:lvl w:ilvl="7" w:tplc="04090003" w:tentative="1">
-      <w:start w:val="1"/>
-      <w:numFmt w:val="bullet"/>
-      <w:lvlText w:val="o"/>
-      <w:lvlJc w:val="left"/>
-      <w:pPr>
-        <w:ind w:left="5760" w:hanging="360"/>
-      </w:pPr>
-      <w:rPr>
-        <w:rFonts w:ascii="Courier New" w:hAnsi="Courier New" w:cs="Courier New" w:hint="default"/>
-      </w:rPr>
-    </w:lvl>
-    <w:lvl w:ilvl="8" w:tplc="04090005" w:tentative="1">
-      <w:start w:val="1"/>
-      <w:numFmt w:val="bullet"/>
-      <w:lvlText w:val=""/>
-      <w:lvlJc w:val="left"/>
-      <w:pPr>
-        <w:ind w:left="6480" w:hanging="360"/>
-      </w:pPr>
-      <w:rPr>
-        <w:rFonts w:ascii="Wingdings" w:hAnsi="Wingdings" w:hint="default"/>
-      </w:rPr>
-    </w:lvl>
-  </w:abstractNum>
-  <w:abstractNum w:abstractNumId="7" w15:restartNumberingAfterBreak="0">
-    <w:nsid w:val="5A8558F5"/>
-    <w:multiLevelType w:val="hybridMultilevel"/>
-    <w:tmpl w:val="E4CAA66E"/>
-    <w:lvl w:ilvl="0" w:tplc="04090001">
-      <w:start w:val="1"/>
-      <w:numFmt w:val="bullet"/>
-      <w:lvlText w:val=""/>
-      <w:lvlJc w:val="left"/>
-      <w:pPr>
-        <w:ind w:left="720" w:hanging="360"/>
-      </w:pPr>
-      <w:rPr>
-        <w:rFonts w:ascii="Symbol" w:hAnsi="Symbol" w:hint="default"/>
-      </w:rPr>
-    </w:lvl>
-    <w:lvl w:ilvl="1" w:tplc="04090003" w:tentative="1">
-      <w:start w:val="1"/>
-      <w:numFmt w:val="bullet"/>
-      <w:lvlText w:val="o"/>
-      <w:lvlJc w:val="left"/>
-      <w:pPr>
-        <w:ind w:left="1440" w:hanging="360"/>
-      </w:pPr>
-      <w:rPr>
-        <w:rFonts w:ascii="Courier New" w:hAnsi="Courier New" w:cs="Courier New" w:hint="default"/>
-      </w:rPr>
-    </w:lvl>
-    <w:lvl w:ilvl="2" w:tplc="04090005" w:tentative="1">
-      <w:start w:val="1"/>
-      <w:numFmt w:val="bullet"/>
-      <w:lvlText w:val=""/>
-      <w:lvlJc w:val="left"/>
-      <w:pPr>
-        <w:ind w:left="2160" w:hanging="360"/>
-      </w:pPr>
-      <w:rPr>
-        <w:rFonts w:ascii="Wingdings" w:hAnsi="Wingdings" w:hint="default"/>
-      </w:rPr>
-    </w:lvl>
-    <w:lvl w:ilvl="3" w:tplc="04090001" w:tentative="1">
-      <w:start w:val="1"/>
-      <w:numFmt w:val="bullet"/>
-      <w:lvlText w:val=""/>
-      <w:lvlJc w:val="left"/>
-      <w:pPr>
-        <w:ind w:left="2880" w:hanging="360"/>
-      </w:pPr>
-      <w:rPr>
-        <w:rFonts w:ascii="Symbol" w:hAnsi="Symbol" w:hint="default"/>
-      </w:rPr>
-    </w:lvl>
-    <w:lvl w:ilvl="4" w:tplc="04090003" w:tentative="1">
-      <w:start w:val="1"/>
-      <w:numFmt w:val="bullet"/>
-      <w:lvlText w:val="o"/>
-      <w:lvlJc w:val="left"/>
-      <w:pPr>
-        <w:ind w:left="3600" w:hanging="360"/>
-      </w:pPr>
-      <w:rPr>
-        <w:rFonts w:ascii="Courier New" w:hAnsi="Courier New" w:cs="Courier New" w:hint="default"/>
-      </w:rPr>
-    </w:lvl>
-    <w:lvl w:ilvl="5" w:tplc="04090005" w:tentative="1">
-      <w:start w:val="1"/>
-      <w:numFmt w:val="bullet"/>
-      <w:lvlText w:val=""/>
-      <w:lvlJc w:val="left"/>
-      <w:pPr>
-        <w:ind w:left="4320" w:hanging="360"/>
-      </w:pPr>
-      <w:rPr>
-        <w:rFonts w:ascii="Wingdings" w:hAnsi="Wingdings" w:hint="default"/>
-      </w:rPr>
-    </w:lvl>
-    <w:lvl w:ilvl="6" w:tplc="04090001" w:tentative="1">
-      <w:start w:val="1"/>
-      <w:numFmt w:val="bullet"/>
-      <w:lvlText w:val=""/>
-      <w:lvlJc w:val="left"/>
-      <w:pPr>
-        <w:ind w:left="5040" w:hanging="360"/>
-      </w:pPr>
-      <w:rPr>
-        <w:rFonts w:ascii="Symbol" w:hAnsi="Symbol" w:hint="default"/>
-      </w:rPr>
-    </w:lvl>
-    <w:lvl w:ilvl="7" w:tplc="04090003" w:tentative="1">
-      <w:start w:val="1"/>
-      <w:numFmt w:val="bullet"/>
-      <w:lvlText w:val="o"/>
-      <w:lvlJc w:val="left"/>
-      <w:pPr>
-        <w:ind w:left="5760" w:hanging="360"/>
-      </w:pPr>
-      <w:rPr>
-        <w:rFonts w:ascii="Courier New" w:hAnsi="Courier New" w:cs="Courier New" w:hint="default"/>
-      </w:rPr>
-    </w:lvl>
-    <w:lvl w:ilvl="8" w:tplc="04090005" w:tentative="1">
-      <w:start w:val="1"/>
-      <w:numFmt w:val="bullet"/>
-      <w:lvlText w:val=""/>
-      <w:lvlJc w:val="left"/>
-      <w:pPr>
-        <w:ind w:left="6480" w:hanging="360"/>
-      </w:pPr>
-      <w:rPr>
-        <w:rFonts w:ascii="Wingdings" w:hAnsi="Wingdings" w:hint="default"/>
-      </w:rPr>
-    </w:lvl>
-  </w:abstractNum>
   <w:abstractNum w:abstractNumId="8" w15:restartNumberingAfterBreak="0">
-    <w:nsid w:val="61D50450"/>
+    <w:nsid w:val="34FF4B6A"/>
     <w:multiLevelType w:val="multilevel"/>
-    <w:tmpl w:val="58B2F7F0"/>
+    <w:tmpl w:val="C054019A"/>
     <w:lvl w:ilvl="0">
       <w:start w:val="1"/>
       <w:numFmt w:val="bullet"/>
@@ -17788,32 +19191,1836 @@
       </w:rPr>
     </w:lvl>
   </w:abstractNum>
+  <w:abstractNum w:abstractNumId="9" w15:restartNumberingAfterBreak="0">
+    <w:nsid w:val="3A064039"/>
+    <w:multiLevelType w:val="multilevel"/>
+    <w:tmpl w:val="174290AE"/>
+    <w:lvl w:ilvl="0">
+      <w:start w:val="1"/>
+      <w:numFmt w:val="bullet"/>
+      <w:lvlText w:val=""/>
+      <w:lvlJc w:val="left"/>
+      <w:pPr>
+        <w:tabs>
+          <w:tab w:val="num" w:pos="720"/>
+        </w:tabs>
+        <w:ind w:left="720" w:hanging="360"/>
+      </w:pPr>
+      <w:rPr>
+        <w:rFonts w:ascii="Symbol" w:hAnsi="Symbol" w:hint="default"/>
+        <w:sz w:val="20"/>
+      </w:rPr>
+    </w:lvl>
+    <w:lvl w:ilvl="1" w:tentative="1">
+      <w:start w:val="1"/>
+      <w:numFmt w:val="bullet"/>
+      <w:lvlText w:val="o"/>
+      <w:lvlJc w:val="left"/>
+      <w:pPr>
+        <w:tabs>
+          <w:tab w:val="num" w:pos="1440"/>
+        </w:tabs>
+        <w:ind w:left="1440" w:hanging="360"/>
+      </w:pPr>
+      <w:rPr>
+        <w:rFonts w:ascii="Courier New" w:hAnsi="Courier New" w:hint="default"/>
+        <w:sz w:val="20"/>
+      </w:rPr>
+    </w:lvl>
+    <w:lvl w:ilvl="2" w:tentative="1">
+      <w:start w:val="1"/>
+      <w:numFmt w:val="bullet"/>
+      <w:lvlText w:val=""/>
+      <w:lvlJc w:val="left"/>
+      <w:pPr>
+        <w:tabs>
+          <w:tab w:val="num" w:pos="2160"/>
+        </w:tabs>
+        <w:ind w:left="2160" w:hanging="360"/>
+      </w:pPr>
+      <w:rPr>
+        <w:rFonts w:ascii="Wingdings" w:hAnsi="Wingdings" w:hint="default"/>
+        <w:sz w:val="20"/>
+      </w:rPr>
+    </w:lvl>
+    <w:lvl w:ilvl="3" w:tentative="1">
+      <w:start w:val="1"/>
+      <w:numFmt w:val="bullet"/>
+      <w:lvlText w:val=""/>
+      <w:lvlJc w:val="left"/>
+      <w:pPr>
+        <w:tabs>
+          <w:tab w:val="num" w:pos="2880"/>
+        </w:tabs>
+        <w:ind w:left="2880" w:hanging="360"/>
+      </w:pPr>
+      <w:rPr>
+        <w:rFonts w:ascii="Wingdings" w:hAnsi="Wingdings" w:hint="default"/>
+        <w:sz w:val="20"/>
+      </w:rPr>
+    </w:lvl>
+    <w:lvl w:ilvl="4" w:tentative="1">
+      <w:start w:val="1"/>
+      <w:numFmt w:val="bullet"/>
+      <w:lvlText w:val=""/>
+      <w:lvlJc w:val="left"/>
+      <w:pPr>
+        <w:tabs>
+          <w:tab w:val="num" w:pos="3600"/>
+        </w:tabs>
+        <w:ind w:left="3600" w:hanging="360"/>
+      </w:pPr>
+      <w:rPr>
+        <w:rFonts w:ascii="Wingdings" w:hAnsi="Wingdings" w:hint="default"/>
+        <w:sz w:val="20"/>
+      </w:rPr>
+    </w:lvl>
+    <w:lvl w:ilvl="5" w:tentative="1">
+      <w:start w:val="1"/>
+      <w:numFmt w:val="bullet"/>
+      <w:lvlText w:val=""/>
+      <w:lvlJc w:val="left"/>
+      <w:pPr>
+        <w:tabs>
+          <w:tab w:val="num" w:pos="4320"/>
+        </w:tabs>
+        <w:ind w:left="4320" w:hanging="360"/>
+      </w:pPr>
+      <w:rPr>
+        <w:rFonts w:ascii="Wingdings" w:hAnsi="Wingdings" w:hint="default"/>
+        <w:sz w:val="20"/>
+      </w:rPr>
+    </w:lvl>
+    <w:lvl w:ilvl="6" w:tentative="1">
+      <w:start w:val="1"/>
+      <w:numFmt w:val="bullet"/>
+      <w:lvlText w:val=""/>
+      <w:lvlJc w:val="left"/>
+      <w:pPr>
+        <w:tabs>
+          <w:tab w:val="num" w:pos="5040"/>
+        </w:tabs>
+        <w:ind w:left="5040" w:hanging="360"/>
+      </w:pPr>
+      <w:rPr>
+        <w:rFonts w:ascii="Wingdings" w:hAnsi="Wingdings" w:hint="default"/>
+        <w:sz w:val="20"/>
+      </w:rPr>
+    </w:lvl>
+    <w:lvl w:ilvl="7" w:tentative="1">
+      <w:start w:val="1"/>
+      <w:numFmt w:val="bullet"/>
+      <w:lvlText w:val=""/>
+      <w:lvlJc w:val="left"/>
+      <w:pPr>
+        <w:tabs>
+          <w:tab w:val="num" w:pos="5760"/>
+        </w:tabs>
+        <w:ind w:left="5760" w:hanging="360"/>
+      </w:pPr>
+      <w:rPr>
+        <w:rFonts w:ascii="Wingdings" w:hAnsi="Wingdings" w:hint="default"/>
+        <w:sz w:val="20"/>
+      </w:rPr>
+    </w:lvl>
+    <w:lvl w:ilvl="8" w:tentative="1">
+      <w:start w:val="1"/>
+      <w:numFmt w:val="bullet"/>
+      <w:lvlText w:val=""/>
+      <w:lvlJc w:val="left"/>
+      <w:pPr>
+        <w:tabs>
+          <w:tab w:val="num" w:pos="6480"/>
+        </w:tabs>
+        <w:ind w:left="6480" w:hanging="360"/>
+      </w:pPr>
+      <w:rPr>
+        <w:rFonts w:ascii="Wingdings" w:hAnsi="Wingdings" w:hint="default"/>
+        <w:sz w:val="20"/>
+      </w:rPr>
+    </w:lvl>
+  </w:abstractNum>
+  <w:abstractNum w:abstractNumId="10" w15:restartNumberingAfterBreak="0">
+    <w:nsid w:val="3A2D063B"/>
+    <w:multiLevelType w:val="multilevel"/>
+    <w:tmpl w:val="6B7867C0"/>
+    <w:lvl w:ilvl="0">
+      <w:start w:val="1"/>
+      <w:numFmt w:val="bullet"/>
+      <w:lvlText w:val=""/>
+      <w:lvlJc w:val="left"/>
+      <w:pPr>
+        <w:tabs>
+          <w:tab w:val="num" w:pos="720"/>
+        </w:tabs>
+        <w:ind w:left="720" w:hanging="360"/>
+      </w:pPr>
+      <w:rPr>
+        <w:rFonts w:ascii="Symbol" w:hAnsi="Symbol" w:hint="default"/>
+        <w:sz w:val="20"/>
+      </w:rPr>
+    </w:lvl>
+    <w:lvl w:ilvl="1" w:tentative="1">
+      <w:start w:val="1"/>
+      <w:numFmt w:val="bullet"/>
+      <w:lvlText w:val="o"/>
+      <w:lvlJc w:val="left"/>
+      <w:pPr>
+        <w:tabs>
+          <w:tab w:val="num" w:pos="1440"/>
+        </w:tabs>
+        <w:ind w:left="1440" w:hanging="360"/>
+      </w:pPr>
+      <w:rPr>
+        <w:rFonts w:ascii="Courier New" w:hAnsi="Courier New" w:hint="default"/>
+        <w:sz w:val="20"/>
+      </w:rPr>
+    </w:lvl>
+    <w:lvl w:ilvl="2" w:tentative="1">
+      <w:start w:val="1"/>
+      <w:numFmt w:val="bullet"/>
+      <w:lvlText w:val=""/>
+      <w:lvlJc w:val="left"/>
+      <w:pPr>
+        <w:tabs>
+          <w:tab w:val="num" w:pos="2160"/>
+        </w:tabs>
+        <w:ind w:left="2160" w:hanging="360"/>
+      </w:pPr>
+      <w:rPr>
+        <w:rFonts w:ascii="Wingdings" w:hAnsi="Wingdings" w:hint="default"/>
+        <w:sz w:val="20"/>
+      </w:rPr>
+    </w:lvl>
+    <w:lvl w:ilvl="3" w:tentative="1">
+      <w:start w:val="1"/>
+      <w:numFmt w:val="bullet"/>
+      <w:lvlText w:val=""/>
+      <w:lvlJc w:val="left"/>
+      <w:pPr>
+        <w:tabs>
+          <w:tab w:val="num" w:pos="2880"/>
+        </w:tabs>
+        <w:ind w:left="2880" w:hanging="360"/>
+      </w:pPr>
+      <w:rPr>
+        <w:rFonts w:ascii="Wingdings" w:hAnsi="Wingdings" w:hint="default"/>
+        <w:sz w:val="20"/>
+      </w:rPr>
+    </w:lvl>
+    <w:lvl w:ilvl="4" w:tentative="1">
+      <w:start w:val="1"/>
+      <w:numFmt w:val="bullet"/>
+      <w:lvlText w:val=""/>
+      <w:lvlJc w:val="left"/>
+      <w:pPr>
+        <w:tabs>
+          <w:tab w:val="num" w:pos="3600"/>
+        </w:tabs>
+        <w:ind w:left="3600" w:hanging="360"/>
+      </w:pPr>
+      <w:rPr>
+        <w:rFonts w:ascii="Wingdings" w:hAnsi="Wingdings" w:hint="default"/>
+        <w:sz w:val="20"/>
+      </w:rPr>
+    </w:lvl>
+    <w:lvl w:ilvl="5" w:tentative="1">
+      <w:start w:val="1"/>
+      <w:numFmt w:val="bullet"/>
+      <w:lvlText w:val=""/>
+      <w:lvlJc w:val="left"/>
+      <w:pPr>
+        <w:tabs>
+          <w:tab w:val="num" w:pos="4320"/>
+        </w:tabs>
+        <w:ind w:left="4320" w:hanging="360"/>
+      </w:pPr>
+      <w:rPr>
+        <w:rFonts w:ascii="Wingdings" w:hAnsi="Wingdings" w:hint="default"/>
+        <w:sz w:val="20"/>
+      </w:rPr>
+    </w:lvl>
+    <w:lvl w:ilvl="6" w:tentative="1">
+      <w:start w:val="1"/>
+      <w:numFmt w:val="bullet"/>
+      <w:lvlText w:val=""/>
+      <w:lvlJc w:val="left"/>
+      <w:pPr>
+        <w:tabs>
+          <w:tab w:val="num" w:pos="5040"/>
+        </w:tabs>
+        <w:ind w:left="5040" w:hanging="360"/>
+      </w:pPr>
+      <w:rPr>
+        <w:rFonts w:ascii="Wingdings" w:hAnsi="Wingdings" w:hint="default"/>
+        <w:sz w:val="20"/>
+      </w:rPr>
+    </w:lvl>
+    <w:lvl w:ilvl="7" w:tentative="1">
+      <w:start w:val="1"/>
+      <w:numFmt w:val="bullet"/>
+      <w:lvlText w:val=""/>
+      <w:lvlJc w:val="left"/>
+      <w:pPr>
+        <w:tabs>
+          <w:tab w:val="num" w:pos="5760"/>
+        </w:tabs>
+        <w:ind w:left="5760" w:hanging="360"/>
+      </w:pPr>
+      <w:rPr>
+        <w:rFonts w:ascii="Wingdings" w:hAnsi="Wingdings" w:hint="default"/>
+        <w:sz w:val="20"/>
+      </w:rPr>
+    </w:lvl>
+    <w:lvl w:ilvl="8" w:tentative="1">
+      <w:start w:val="1"/>
+      <w:numFmt w:val="bullet"/>
+      <w:lvlText w:val=""/>
+      <w:lvlJc w:val="left"/>
+      <w:pPr>
+        <w:tabs>
+          <w:tab w:val="num" w:pos="6480"/>
+        </w:tabs>
+        <w:ind w:left="6480" w:hanging="360"/>
+      </w:pPr>
+      <w:rPr>
+        <w:rFonts w:ascii="Wingdings" w:hAnsi="Wingdings" w:hint="default"/>
+        <w:sz w:val="20"/>
+      </w:rPr>
+    </w:lvl>
+  </w:abstractNum>
+  <w:abstractNum w:abstractNumId="11" w15:restartNumberingAfterBreak="0">
+    <w:nsid w:val="3C431F61"/>
+    <w:multiLevelType w:val="multilevel"/>
+    <w:tmpl w:val="E1A65336"/>
+    <w:lvl w:ilvl="0">
+      <w:start w:val="1"/>
+      <w:numFmt w:val="bullet"/>
+      <w:lvlText w:val=""/>
+      <w:lvlJc w:val="left"/>
+      <w:pPr>
+        <w:tabs>
+          <w:tab w:val="num" w:pos="720"/>
+        </w:tabs>
+        <w:ind w:left="720" w:hanging="360"/>
+      </w:pPr>
+      <w:rPr>
+        <w:rFonts w:ascii="Symbol" w:hAnsi="Symbol" w:hint="default"/>
+        <w:sz w:val="20"/>
+      </w:rPr>
+    </w:lvl>
+    <w:lvl w:ilvl="1" w:tentative="1">
+      <w:start w:val="1"/>
+      <w:numFmt w:val="bullet"/>
+      <w:lvlText w:val="o"/>
+      <w:lvlJc w:val="left"/>
+      <w:pPr>
+        <w:tabs>
+          <w:tab w:val="num" w:pos="1440"/>
+        </w:tabs>
+        <w:ind w:left="1440" w:hanging="360"/>
+      </w:pPr>
+      <w:rPr>
+        <w:rFonts w:ascii="Courier New" w:hAnsi="Courier New" w:hint="default"/>
+        <w:sz w:val="20"/>
+      </w:rPr>
+    </w:lvl>
+    <w:lvl w:ilvl="2" w:tentative="1">
+      <w:start w:val="1"/>
+      <w:numFmt w:val="bullet"/>
+      <w:lvlText w:val=""/>
+      <w:lvlJc w:val="left"/>
+      <w:pPr>
+        <w:tabs>
+          <w:tab w:val="num" w:pos="2160"/>
+        </w:tabs>
+        <w:ind w:left="2160" w:hanging="360"/>
+      </w:pPr>
+      <w:rPr>
+        <w:rFonts w:ascii="Wingdings" w:hAnsi="Wingdings" w:hint="default"/>
+        <w:sz w:val="20"/>
+      </w:rPr>
+    </w:lvl>
+    <w:lvl w:ilvl="3" w:tentative="1">
+      <w:start w:val="1"/>
+      <w:numFmt w:val="bullet"/>
+      <w:lvlText w:val=""/>
+      <w:lvlJc w:val="left"/>
+      <w:pPr>
+        <w:tabs>
+          <w:tab w:val="num" w:pos="2880"/>
+        </w:tabs>
+        <w:ind w:left="2880" w:hanging="360"/>
+      </w:pPr>
+      <w:rPr>
+        <w:rFonts w:ascii="Wingdings" w:hAnsi="Wingdings" w:hint="default"/>
+        <w:sz w:val="20"/>
+      </w:rPr>
+    </w:lvl>
+    <w:lvl w:ilvl="4" w:tentative="1">
+      <w:start w:val="1"/>
+      <w:numFmt w:val="bullet"/>
+      <w:lvlText w:val=""/>
+      <w:lvlJc w:val="left"/>
+      <w:pPr>
+        <w:tabs>
+          <w:tab w:val="num" w:pos="3600"/>
+        </w:tabs>
+        <w:ind w:left="3600" w:hanging="360"/>
+      </w:pPr>
+      <w:rPr>
+        <w:rFonts w:ascii="Wingdings" w:hAnsi="Wingdings" w:hint="default"/>
+        <w:sz w:val="20"/>
+      </w:rPr>
+    </w:lvl>
+    <w:lvl w:ilvl="5" w:tentative="1">
+      <w:start w:val="1"/>
+      <w:numFmt w:val="bullet"/>
+      <w:lvlText w:val=""/>
+      <w:lvlJc w:val="left"/>
+      <w:pPr>
+        <w:tabs>
+          <w:tab w:val="num" w:pos="4320"/>
+        </w:tabs>
+        <w:ind w:left="4320" w:hanging="360"/>
+      </w:pPr>
+      <w:rPr>
+        <w:rFonts w:ascii="Wingdings" w:hAnsi="Wingdings" w:hint="default"/>
+        <w:sz w:val="20"/>
+      </w:rPr>
+    </w:lvl>
+    <w:lvl w:ilvl="6" w:tentative="1">
+      <w:start w:val="1"/>
+      <w:numFmt w:val="bullet"/>
+      <w:lvlText w:val=""/>
+      <w:lvlJc w:val="left"/>
+      <w:pPr>
+        <w:tabs>
+          <w:tab w:val="num" w:pos="5040"/>
+        </w:tabs>
+        <w:ind w:left="5040" w:hanging="360"/>
+      </w:pPr>
+      <w:rPr>
+        <w:rFonts w:ascii="Wingdings" w:hAnsi="Wingdings" w:hint="default"/>
+        <w:sz w:val="20"/>
+      </w:rPr>
+    </w:lvl>
+    <w:lvl w:ilvl="7" w:tentative="1">
+      <w:start w:val="1"/>
+      <w:numFmt w:val="bullet"/>
+      <w:lvlText w:val=""/>
+      <w:lvlJc w:val="left"/>
+      <w:pPr>
+        <w:tabs>
+          <w:tab w:val="num" w:pos="5760"/>
+        </w:tabs>
+        <w:ind w:left="5760" w:hanging="360"/>
+      </w:pPr>
+      <w:rPr>
+        <w:rFonts w:ascii="Wingdings" w:hAnsi="Wingdings" w:hint="default"/>
+        <w:sz w:val="20"/>
+      </w:rPr>
+    </w:lvl>
+    <w:lvl w:ilvl="8" w:tentative="1">
+      <w:start w:val="1"/>
+      <w:numFmt w:val="bullet"/>
+      <w:lvlText w:val=""/>
+      <w:lvlJc w:val="left"/>
+      <w:pPr>
+        <w:tabs>
+          <w:tab w:val="num" w:pos="6480"/>
+        </w:tabs>
+        <w:ind w:left="6480" w:hanging="360"/>
+      </w:pPr>
+      <w:rPr>
+        <w:rFonts w:ascii="Wingdings" w:hAnsi="Wingdings" w:hint="default"/>
+        <w:sz w:val="20"/>
+      </w:rPr>
+    </w:lvl>
+  </w:abstractNum>
+  <w:abstractNum w:abstractNumId="12" w15:restartNumberingAfterBreak="0">
+    <w:nsid w:val="3CDB6902"/>
+    <w:multiLevelType w:val="multilevel"/>
+    <w:tmpl w:val="9FBC7CA6"/>
+    <w:lvl w:ilvl="0">
+      <w:start w:val="1"/>
+      <w:numFmt w:val="bullet"/>
+      <w:lvlText w:val=""/>
+      <w:lvlJc w:val="left"/>
+      <w:pPr>
+        <w:tabs>
+          <w:tab w:val="num" w:pos="720"/>
+        </w:tabs>
+        <w:ind w:left="720" w:hanging="360"/>
+      </w:pPr>
+      <w:rPr>
+        <w:rFonts w:ascii="Symbol" w:hAnsi="Symbol" w:hint="default"/>
+        <w:sz w:val="20"/>
+      </w:rPr>
+    </w:lvl>
+    <w:lvl w:ilvl="1" w:tentative="1">
+      <w:start w:val="1"/>
+      <w:numFmt w:val="bullet"/>
+      <w:lvlText w:val="o"/>
+      <w:lvlJc w:val="left"/>
+      <w:pPr>
+        <w:tabs>
+          <w:tab w:val="num" w:pos="1440"/>
+        </w:tabs>
+        <w:ind w:left="1440" w:hanging="360"/>
+      </w:pPr>
+      <w:rPr>
+        <w:rFonts w:ascii="Courier New" w:hAnsi="Courier New" w:hint="default"/>
+        <w:sz w:val="20"/>
+      </w:rPr>
+    </w:lvl>
+    <w:lvl w:ilvl="2" w:tentative="1">
+      <w:start w:val="1"/>
+      <w:numFmt w:val="bullet"/>
+      <w:lvlText w:val=""/>
+      <w:lvlJc w:val="left"/>
+      <w:pPr>
+        <w:tabs>
+          <w:tab w:val="num" w:pos="2160"/>
+        </w:tabs>
+        <w:ind w:left="2160" w:hanging="360"/>
+      </w:pPr>
+      <w:rPr>
+        <w:rFonts w:ascii="Wingdings" w:hAnsi="Wingdings" w:hint="default"/>
+        <w:sz w:val="20"/>
+      </w:rPr>
+    </w:lvl>
+    <w:lvl w:ilvl="3" w:tentative="1">
+      <w:start w:val="1"/>
+      <w:numFmt w:val="bullet"/>
+      <w:lvlText w:val=""/>
+      <w:lvlJc w:val="left"/>
+      <w:pPr>
+        <w:tabs>
+          <w:tab w:val="num" w:pos="2880"/>
+        </w:tabs>
+        <w:ind w:left="2880" w:hanging="360"/>
+      </w:pPr>
+      <w:rPr>
+        <w:rFonts w:ascii="Wingdings" w:hAnsi="Wingdings" w:hint="default"/>
+        <w:sz w:val="20"/>
+      </w:rPr>
+    </w:lvl>
+    <w:lvl w:ilvl="4" w:tentative="1">
+      <w:start w:val="1"/>
+      <w:numFmt w:val="bullet"/>
+      <w:lvlText w:val=""/>
+      <w:lvlJc w:val="left"/>
+      <w:pPr>
+        <w:tabs>
+          <w:tab w:val="num" w:pos="3600"/>
+        </w:tabs>
+        <w:ind w:left="3600" w:hanging="360"/>
+      </w:pPr>
+      <w:rPr>
+        <w:rFonts w:ascii="Wingdings" w:hAnsi="Wingdings" w:hint="default"/>
+        <w:sz w:val="20"/>
+      </w:rPr>
+    </w:lvl>
+    <w:lvl w:ilvl="5" w:tentative="1">
+      <w:start w:val="1"/>
+      <w:numFmt w:val="bullet"/>
+      <w:lvlText w:val=""/>
+      <w:lvlJc w:val="left"/>
+      <w:pPr>
+        <w:tabs>
+          <w:tab w:val="num" w:pos="4320"/>
+        </w:tabs>
+        <w:ind w:left="4320" w:hanging="360"/>
+      </w:pPr>
+      <w:rPr>
+        <w:rFonts w:ascii="Wingdings" w:hAnsi="Wingdings" w:hint="default"/>
+        <w:sz w:val="20"/>
+      </w:rPr>
+    </w:lvl>
+    <w:lvl w:ilvl="6" w:tentative="1">
+      <w:start w:val="1"/>
+      <w:numFmt w:val="bullet"/>
+      <w:lvlText w:val=""/>
+      <w:lvlJc w:val="left"/>
+      <w:pPr>
+        <w:tabs>
+          <w:tab w:val="num" w:pos="5040"/>
+        </w:tabs>
+        <w:ind w:left="5040" w:hanging="360"/>
+      </w:pPr>
+      <w:rPr>
+        <w:rFonts w:ascii="Wingdings" w:hAnsi="Wingdings" w:hint="default"/>
+        <w:sz w:val="20"/>
+      </w:rPr>
+    </w:lvl>
+    <w:lvl w:ilvl="7" w:tentative="1">
+      <w:start w:val="1"/>
+      <w:numFmt w:val="bullet"/>
+      <w:lvlText w:val=""/>
+      <w:lvlJc w:val="left"/>
+      <w:pPr>
+        <w:tabs>
+          <w:tab w:val="num" w:pos="5760"/>
+        </w:tabs>
+        <w:ind w:left="5760" w:hanging="360"/>
+      </w:pPr>
+      <w:rPr>
+        <w:rFonts w:ascii="Wingdings" w:hAnsi="Wingdings" w:hint="default"/>
+        <w:sz w:val="20"/>
+      </w:rPr>
+    </w:lvl>
+    <w:lvl w:ilvl="8" w:tentative="1">
+      <w:start w:val="1"/>
+      <w:numFmt w:val="bullet"/>
+      <w:lvlText w:val=""/>
+      <w:lvlJc w:val="left"/>
+      <w:pPr>
+        <w:tabs>
+          <w:tab w:val="num" w:pos="6480"/>
+        </w:tabs>
+        <w:ind w:left="6480" w:hanging="360"/>
+      </w:pPr>
+      <w:rPr>
+        <w:rFonts w:ascii="Wingdings" w:hAnsi="Wingdings" w:hint="default"/>
+        <w:sz w:val="20"/>
+      </w:rPr>
+    </w:lvl>
+  </w:abstractNum>
+  <w:abstractNum w:abstractNumId="13" w15:restartNumberingAfterBreak="0">
+    <w:nsid w:val="411A39C0"/>
+    <w:multiLevelType w:val="multilevel"/>
+    <w:tmpl w:val="8CFAC626"/>
+    <w:lvl w:ilvl="0">
+      <w:start w:val="1"/>
+      <w:numFmt w:val="decimal"/>
+      <w:lvlText w:val="%1."/>
+      <w:lvlJc w:val="left"/>
+      <w:pPr>
+        <w:tabs>
+          <w:tab w:val="num" w:pos="720"/>
+        </w:tabs>
+        <w:ind w:left="720" w:hanging="360"/>
+      </w:pPr>
+    </w:lvl>
+    <w:lvl w:ilvl="1">
+      <w:start w:val="1"/>
+      <w:numFmt w:val="bullet"/>
+      <w:lvlText w:val="o"/>
+      <w:lvlJc w:val="left"/>
+      <w:pPr>
+        <w:tabs>
+          <w:tab w:val="num" w:pos="1440"/>
+        </w:tabs>
+        <w:ind w:left="1440" w:hanging="360"/>
+      </w:pPr>
+      <w:rPr>
+        <w:rFonts w:ascii="Courier New" w:hAnsi="Courier New" w:hint="default"/>
+        <w:sz w:val="20"/>
+      </w:rPr>
+    </w:lvl>
+    <w:lvl w:ilvl="2" w:tentative="1">
+      <w:start w:val="1"/>
+      <w:numFmt w:val="decimal"/>
+      <w:lvlText w:val="%3."/>
+      <w:lvlJc w:val="left"/>
+      <w:pPr>
+        <w:tabs>
+          <w:tab w:val="num" w:pos="2160"/>
+        </w:tabs>
+        <w:ind w:left="2160" w:hanging="360"/>
+      </w:pPr>
+    </w:lvl>
+    <w:lvl w:ilvl="3" w:tentative="1">
+      <w:start w:val="1"/>
+      <w:numFmt w:val="decimal"/>
+      <w:lvlText w:val="%4."/>
+      <w:lvlJc w:val="left"/>
+      <w:pPr>
+        <w:tabs>
+          <w:tab w:val="num" w:pos="2880"/>
+        </w:tabs>
+        <w:ind w:left="2880" w:hanging="360"/>
+      </w:pPr>
+    </w:lvl>
+    <w:lvl w:ilvl="4" w:tentative="1">
+      <w:start w:val="1"/>
+      <w:numFmt w:val="decimal"/>
+      <w:lvlText w:val="%5."/>
+      <w:lvlJc w:val="left"/>
+      <w:pPr>
+        <w:tabs>
+          <w:tab w:val="num" w:pos="3600"/>
+        </w:tabs>
+        <w:ind w:left="3600" w:hanging="360"/>
+      </w:pPr>
+    </w:lvl>
+    <w:lvl w:ilvl="5" w:tentative="1">
+      <w:start w:val="1"/>
+      <w:numFmt w:val="decimal"/>
+      <w:lvlText w:val="%6."/>
+      <w:lvlJc w:val="left"/>
+      <w:pPr>
+        <w:tabs>
+          <w:tab w:val="num" w:pos="4320"/>
+        </w:tabs>
+        <w:ind w:left="4320" w:hanging="360"/>
+      </w:pPr>
+    </w:lvl>
+    <w:lvl w:ilvl="6" w:tentative="1">
+      <w:start w:val="1"/>
+      <w:numFmt w:val="decimal"/>
+      <w:lvlText w:val="%7."/>
+      <w:lvlJc w:val="left"/>
+      <w:pPr>
+        <w:tabs>
+          <w:tab w:val="num" w:pos="5040"/>
+        </w:tabs>
+        <w:ind w:left="5040" w:hanging="360"/>
+      </w:pPr>
+    </w:lvl>
+    <w:lvl w:ilvl="7" w:tentative="1">
+      <w:start w:val="1"/>
+      <w:numFmt w:val="decimal"/>
+      <w:lvlText w:val="%8."/>
+      <w:lvlJc w:val="left"/>
+      <w:pPr>
+        <w:tabs>
+          <w:tab w:val="num" w:pos="5760"/>
+        </w:tabs>
+        <w:ind w:left="5760" w:hanging="360"/>
+      </w:pPr>
+    </w:lvl>
+    <w:lvl w:ilvl="8" w:tentative="1">
+      <w:start w:val="1"/>
+      <w:numFmt w:val="decimal"/>
+      <w:lvlText w:val="%9."/>
+      <w:lvlJc w:val="left"/>
+      <w:pPr>
+        <w:tabs>
+          <w:tab w:val="num" w:pos="6480"/>
+        </w:tabs>
+        <w:ind w:left="6480" w:hanging="360"/>
+      </w:pPr>
+    </w:lvl>
+  </w:abstractNum>
+  <w:abstractNum w:abstractNumId="14" w15:restartNumberingAfterBreak="0">
+    <w:nsid w:val="45435C20"/>
+    <w:multiLevelType w:val="multilevel"/>
+    <w:tmpl w:val="2766FC6E"/>
+    <w:lvl w:ilvl="0">
+      <w:start w:val="1"/>
+      <w:numFmt w:val="bullet"/>
+      <w:lvlText w:val=""/>
+      <w:lvlJc w:val="left"/>
+      <w:pPr>
+        <w:tabs>
+          <w:tab w:val="num" w:pos="720"/>
+        </w:tabs>
+        <w:ind w:left="720" w:hanging="360"/>
+      </w:pPr>
+      <w:rPr>
+        <w:rFonts w:ascii="Symbol" w:hAnsi="Symbol" w:hint="default"/>
+        <w:sz w:val="20"/>
+      </w:rPr>
+    </w:lvl>
+    <w:lvl w:ilvl="1" w:tentative="1">
+      <w:start w:val="1"/>
+      <w:numFmt w:val="bullet"/>
+      <w:lvlText w:val="o"/>
+      <w:lvlJc w:val="left"/>
+      <w:pPr>
+        <w:tabs>
+          <w:tab w:val="num" w:pos="1440"/>
+        </w:tabs>
+        <w:ind w:left="1440" w:hanging="360"/>
+      </w:pPr>
+      <w:rPr>
+        <w:rFonts w:ascii="Courier New" w:hAnsi="Courier New" w:hint="default"/>
+        <w:sz w:val="20"/>
+      </w:rPr>
+    </w:lvl>
+    <w:lvl w:ilvl="2" w:tentative="1">
+      <w:start w:val="1"/>
+      <w:numFmt w:val="bullet"/>
+      <w:lvlText w:val=""/>
+      <w:lvlJc w:val="left"/>
+      <w:pPr>
+        <w:tabs>
+          <w:tab w:val="num" w:pos="2160"/>
+        </w:tabs>
+        <w:ind w:left="2160" w:hanging="360"/>
+      </w:pPr>
+      <w:rPr>
+        <w:rFonts w:ascii="Wingdings" w:hAnsi="Wingdings" w:hint="default"/>
+        <w:sz w:val="20"/>
+      </w:rPr>
+    </w:lvl>
+    <w:lvl w:ilvl="3" w:tentative="1">
+      <w:start w:val="1"/>
+      <w:numFmt w:val="bullet"/>
+      <w:lvlText w:val=""/>
+      <w:lvlJc w:val="left"/>
+      <w:pPr>
+        <w:tabs>
+          <w:tab w:val="num" w:pos="2880"/>
+        </w:tabs>
+        <w:ind w:left="2880" w:hanging="360"/>
+      </w:pPr>
+      <w:rPr>
+        <w:rFonts w:ascii="Wingdings" w:hAnsi="Wingdings" w:hint="default"/>
+        <w:sz w:val="20"/>
+      </w:rPr>
+    </w:lvl>
+    <w:lvl w:ilvl="4" w:tentative="1">
+      <w:start w:val="1"/>
+      <w:numFmt w:val="bullet"/>
+      <w:lvlText w:val=""/>
+      <w:lvlJc w:val="left"/>
+      <w:pPr>
+        <w:tabs>
+          <w:tab w:val="num" w:pos="3600"/>
+        </w:tabs>
+        <w:ind w:left="3600" w:hanging="360"/>
+      </w:pPr>
+      <w:rPr>
+        <w:rFonts w:ascii="Wingdings" w:hAnsi="Wingdings" w:hint="default"/>
+        <w:sz w:val="20"/>
+      </w:rPr>
+    </w:lvl>
+    <w:lvl w:ilvl="5" w:tentative="1">
+      <w:start w:val="1"/>
+      <w:numFmt w:val="bullet"/>
+      <w:lvlText w:val=""/>
+      <w:lvlJc w:val="left"/>
+      <w:pPr>
+        <w:tabs>
+          <w:tab w:val="num" w:pos="4320"/>
+        </w:tabs>
+        <w:ind w:left="4320" w:hanging="360"/>
+      </w:pPr>
+      <w:rPr>
+        <w:rFonts w:ascii="Wingdings" w:hAnsi="Wingdings" w:hint="default"/>
+        <w:sz w:val="20"/>
+      </w:rPr>
+    </w:lvl>
+    <w:lvl w:ilvl="6" w:tentative="1">
+      <w:start w:val="1"/>
+      <w:numFmt w:val="bullet"/>
+      <w:lvlText w:val=""/>
+      <w:lvlJc w:val="left"/>
+      <w:pPr>
+        <w:tabs>
+          <w:tab w:val="num" w:pos="5040"/>
+        </w:tabs>
+        <w:ind w:left="5040" w:hanging="360"/>
+      </w:pPr>
+      <w:rPr>
+        <w:rFonts w:ascii="Wingdings" w:hAnsi="Wingdings" w:hint="default"/>
+        <w:sz w:val="20"/>
+      </w:rPr>
+    </w:lvl>
+    <w:lvl w:ilvl="7" w:tentative="1">
+      <w:start w:val="1"/>
+      <w:numFmt w:val="bullet"/>
+      <w:lvlText w:val=""/>
+      <w:lvlJc w:val="left"/>
+      <w:pPr>
+        <w:tabs>
+          <w:tab w:val="num" w:pos="5760"/>
+        </w:tabs>
+        <w:ind w:left="5760" w:hanging="360"/>
+      </w:pPr>
+      <w:rPr>
+        <w:rFonts w:ascii="Wingdings" w:hAnsi="Wingdings" w:hint="default"/>
+        <w:sz w:val="20"/>
+      </w:rPr>
+    </w:lvl>
+    <w:lvl w:ilvl="8" w:tentative="1">
+      <w:start w:val="1"/>
+      <w:numFmt w:val="bullet"/>
+      <w:lvlText w:val=""/>
+      <w:lvlJc w:val="left"/>
+      <w:pPr>
+        <w:tabs>
+          <w:tab w:val="num" w:pos="6480"/>
+        </w:tabs>
+        <w:ind w:left="6480" w:hanging="360"/>
+      </w:pPr>
+      <w:rPr>
+        <w:rFonts w:ascii="Wingdings" w:hAnsi="Wingdings" w:hint="default"/>
+        <w:sz w:val="20"/>
+      </w:rPr>
+    </w:lvl>
+  </w:abstractNum>
+  <w:abstractNum w:abstractNumId="15" w15:restartNumberingAfterBreak="0">
+    <w:nsid w:val="460329D3"/>
+    <w:multiLevelType w:val="multilevel"/>
+    <w:tmpl w:val="754ECE3E"/>
+    <w:lvl w:ilvl="0">
+      <w:start w:val="1"/>
+      <w:numFmt w:val="bullet"/>
+      <w:lvlText w:val=""/>
+      <w:lvlJc w:val="left"/>
+      <w:pPr>
+        <w:tabs>
+          <w:tab w:val="num" w:pos="720"/>
+        </w:tabs>
+        <w:ind w:left="720" w:hanging="360"/>
+      </w:pPr>
+      <w:rPr>
+        <w:rFonts w:ascii="Symbol" w:hAnsi="Symbol" w:hint="default"/>
+        <w:sz w:val="20"/>
+      </w:rPr>
+    </w:lvl>
+    <w:lvl w:ilvl="1" w:tentative="1">
+      <w:start w:val="1"/>
+      <w:numFmt w:val="bullet"/>
+      <w:lvlText w:val="o"/>
+      <w:lvlJc w:val="left"/>
+      <w:pPr>
+        <w:tabs>
+          <w:tab w:val="num" w:pos="1440"/>
+        </w:tabs>
+        <w:ind w:left="1440" w:hanging="360"/>
+      </w:pPr>
+      <w:rPr>
+        <w:rFonts w:ascii="Courier New" w:hAnsi="Courier New" w:hint="default"/>
+        <w:sz w:val="20"/>
+      </w:rPr>
+    </w:lvl>
+    <w:lvl w:ilvl="2" w:tentative="1">
+      <w:start w:val="1"/>
+      <w:numFmt w:val="bullet"/>
+      <w:lvlText w:val=""/>
+      <w:lvlJc w:val="left"/>
+      <w:pPr>
+        <w:tabs>
+          <w:tab w:val="num" w:pos="2160"/>
+        </w:tabs>
+        <w:ind w:left="2160" w:hanging="360"/>
+      </w:pPr>
+      <w:rPr>
+        <w:rFonts w:ascii="Wingdings" w:hAnsi="Wingdings" w:hint="default"/>
+        <w:sz w:val="20"/>
+      </w:rPr>
+    </w:lvl>
+    <w:lvl w:ilvl="3" w:tentative="1">
+      <w:start w:val="1"/>
+      <w:numFmt w:val="bullet"/>
+      <w:lvlText w:val=""/>
+      <w:lvlJc w:val="left"/>
+      <w:pPr>
+        <w:tabs>
+          <w:tab w:val="num" w:pos="2880"/>
+        </w:tabs>
+        <w:ind w:left="2880" w:hanging="360"/>
+      </w:pPr>
+      <w:rPr>
+        <w:rFonts w:ascii="Wingdings" w:hAnsi="Wingdings" w:hint="default"/>
+        <w:sz w:val="20"/>
+      </w:rPr>
+    </w:lvl>
+    <w:lvl w:ilvl="4" w:tentative="1">
+      <w:start w:val="1"/>
+      <w:numFmt w:val="bullet"/>
+      <w:lvlText w:val=""/>
+      <w:lvlJc w:val="left"/>
+      <w:pPr>
+        <w:tabs>
+          <w:tab w:val="num" w:pos="3600"/>
+        </w:tabs>
+        <w:ind w:left="3600" w:hanging="360"/>
+      </w:pPr>
+      <w:rPr>
+        <w:rFonts w:ascii="Wingdings" w:hAnsi="Wingdings" w:hint="default"/>
+        <w:sz w:val="20"/>
+      </w:rPr>
+    </w:lvl>
+    <w:lvl w:ilvl="5" w:tentative="1">
+      <w:start w:val="1"/>
+      <w:numFmt w:val="bullet"/>
+      <w:lvlText w:val=""/>
+      <w:lvlJc w:val="left"/>
+      <w:pPr>
+        <w:tabs>
+          <w:tab w:val="num" w:pos="4320"/>
+        </w:tabs>
+        <w:ind w:left="4320" w:hanging="360"/>
+      </w:pPr>
+      <w:rPr>
+        <w:rFonts w:ascii="Wingdings" w:hAnsi="Wingdings" w:hint="default"/>
+        <w:sz w:val="20"/>
+      </w:rPr>
+    </w:lvl>
+    <w:lvl w:ilvl="6" w:tentative="1">
+      <w:start w:val="1"/>
+      <w:numFmt w:val="bullet"/>
+      <w:lvlText w:val=""/>
+      <w:lvlJc w:val="left"/>
+      <w:pPr>
+        <w:tabs>
+          <w:tab w:val="num" w:pos="5040"/>
+        </w:tabs>
+        <w:ind w:left="5040" w:hanging="360"/>
+      </w:pPr>
+      <w:rPr>
+        <w:rFonts w:ascii="Wingdings" w:hAnsi="Wingdings" w:hint="default"/>
+        <w:sz w:val="20"/>
+      </w:rPr>
+    </w:lvl>
+    <w:lvl w:ilvl="7" w:tentative="1">
+      <w:start w:val="1"/>
+      <w:numFmt w:val="bullet"/>
+      <w:lvlText w:val=""/>
+      <w:lvlJc w:val="left"/>
+      <w:pPr>
+        <w:tabs>
+          <w:tab w:val="num" w:pos="5760"/>
+        </w:tabs>
+        <w:ind w:left="5760" w:hanging="360"/>
+      </w:pPr>
+      <w:rPr>
+        <w:rFonts w:ascii="Wingdings" w:hAnsi="Wingdings" w:hint="default"/>
+        <w:sz w:val="20"/>
+      </w:rPr>
+    </w:lvl>
+    <w:lvl w:ilvl="8" w:tentative="1">
+      <w:start w:val="1"/>
+      <w:numFmt w:val="bullet"/>
+      <w:lvlText w:val=""/>
+      <w:lvlJc w:val="left"/>
+      <w:pPr>
+        <w:tabs>
+          <w:tab w:val="num" w:pos="6480"/>
+        </w:tabs>
+        <w:ind w:left="6480" w:hanging="360"/>
+      </w:pPr>
+      <w:rPr>
+        <w:rFonts w:ascii="Wingdings" w:hAnsi="Wingdings" w:hint="default"/>
+        <w:sz w:val="20"/>
+      </w:rPr>
+    </w:lvl>
+  </w:abstractNum>
+  <w:abstractNum w:abstractNumId="16" w15:restartNumberingAfterBreak="0">
+    <w:nsid w:val="53B17BDA"/>
+    <w:multiLevelType w:val="multilevel"/>
+    <w:tmpl w:val="7988BC48"/>
+    <w:lvl w:ilvl="0">
+      <w:start w:val="1"/>
+      <w:numFmt w:val="bullet"/>
+      <w:lvlText w:val=""/>
+      <w:lvlJc w:val="left"/>
+      <w:pPr>
+        <w:tabs>
+          <w:tab w:val="num" w:pos="720"/>
+        </w:tabs>
+        <w:ind w:left="720" w:hanging="360"/>
+      </w:pPr>
+      <w:rPr>
+        <w:rFonts w:ascii="Symbol" w:hAnsi="Symbol" w:hint="default"/>
+        <w:sz w:val="20"/>
+      </w:rPr>
+    </w:lvl>
+    <w:lvl w:ilvl="1" w:tentative="1">
+      <w:start w:val="1"/>
+      <w:numFmt w:val="bullet"/>
+      <w:lvlText w:val="o"/>
+      <w:lvlJc w:val="left"/>
+      <w:pPr>
+        <w:tabs>
+          <w:tab w:val="num" w:pos="1440"/>
+        </w:tabs>
+        <w:ind w:left="1440" w:hanging="360"/>
+      </w:pPr>
+      <w:rPr>
+        <w:rFonts w:ascii="Courier New" w:hAnsi="Courier New" w:hint="default"/>
+        <w:sz w:val="20"/>
+      </w:rPr>
+    </w:lvl>
+    <w:lvl w:ilvl="2" w:tentative="1">
+      <w:start w:val="1"/>
+      <w:numFmt w:val="bullet"/>
+      <w:lvlText w:val=""/>
+      <w:lvlJc w:val="left"/>
+      <w:pPr>
+        <w:tabs>
+          <w:tab w:val="num" w:pos="2160"/>
+        </w:tabs>
+        <w:ind w:left="2160" w:hanging="360"/>
+      </w:pPr>
+      <w:rPr>
+        <w:rFonts w:ascii="Wingdings" w:hAnsi="Wingdings" w:hint="default"/>
+        <w:sz w:val="20"/>
+      </w:rPr>
+    </w:lvl>
+    <w:lvl w:ilvl="3" w:tentative="1">
+      <w:start w:val="1"/>
+      <w:numFmt w:val="bullet"/>
+      <w:lvlText w:val=""/>
+      <w:lvlJc w:val="left"/>
+      <w:pPr>
+        <w:tabs>
+          <w:tab w:val="num" w:pos="2880"/>
+        </w:tabs>
+        <w:ind w:left="2880" w:hanging="360"/>
+      </w:pPr>
+      <w:rPr>
+        <w:rFonts w:ascii="Wingdings" w:hAnsi="Wingdings" w:hint="default"/>
+        <w:sz w:val="20"/>
+      </w:rPr>
+    </w:lvl>
+    <w:lvl w:ilvl="4" w:tentative="1">
+      <w:start w:val="1"/>
+      <w:numFmt w:val="bullet"/>
+      <w:lvlText w:val=""/>
+      <w:lvlJc w:val="left"/>
+      <w:pPr>
+        <w:tabs>
+          <w:tab w:val="num" w:pos="3600"/>
+        </w:tabs>
+        <w:ind w:left="3600" w:hanging="360"/>
+      </w:pPr>
+      <w:rPr>
+        <w:rFonts w:ascii="Wingdings" w:hAnsi="Wingdings" w:hint="default"/>
+        <w:sz w:val="20"/>
+      </w:rPr>
+    </w:lvl>
+    <w:lvl w:ilvl="5" w:tentative="1">
+      <w:start w:val="1"/>
+      <w:numFmt w:val="bullet"/>
+      <w:lvlText w:val=""/>
+      <w:lvlJc w:val="left"/>
+      <w:pPr>
+        <w:tabs>
+          <w:tab w:val="num" w:pos="4320"/>
+        </w:tabs>
+        <w:ind w:left="4320" w:hanging="360"/>
+      </w:pPr>
+      <w:rPr>
+        <w:rFonts w:ascii="Wingdings" w:hAnsi="Wingdings" w:hint="default"/>
+        <w:sz w:val="20"/>
+      </w:rPr>
+    </w:lvl>
+    <w:lvl w:ilvl="6" w:tentative="1">
+      <w:start w:val="1"/>
+      <w:numFmt w:val="bullet"/>
+      <w:lvlText w:val=""/>
+      <w:lvlJc w:val="left"/>
+      <w:pPr>
+        <w:tabs>
+          <w:tab w:val="num" w:pos="5040"/>
+        </w:tabs>
+        <w:ind w:left="5040" w:hanging="360"/>
+      </w:pPr>
+      <w:rPr>
+        <w:rFonts w:ascii="Wingdings" w:hAnsi="Wingdings" w:hint="default"/>
+        <w:sz w:val="20"/>
+      </w:rPr>
+    </w:lvl>
+    <w:lvl w:ilvl="7" w:tentative="1">
+      <w:start w:val="1"/>
+      <w:numFmt w:val="bullet"/>
+      <w:lvlText w:val=""/>
+      <w:lvlJc w:val="left"/>
+      <w:pPr>
+        <w:tabs>
+          <w:tab w:val="num" w:pos="5760"/>
+        </w:tabs>
+        <w:ind w:left="5760" w:hanging="360"/>
+      </w:pPr>
+      <w:rPr>
+        <w:rFonts w:ascii="Wingdings" w:hAnsi="Wingdings" w:hint="default"/>
+        <w:sz w:val="20"/>
+      </w:rPr>
+    </w:lvl>
+    <w:lvl w:ilvl="8" w:tentative="1">
+      <w:start w:val="1"/>
+      <w:numFmt w:val="bullet"/>
+      <w:lvlText w:val=""/>
+      <w:lvlJc w:val="left"/>
+      <w:pPr>
+        <w:tabs>
+          <w:tab w:val="num" w:pos="6480"/>
+        </w:tabs>
+        <w:ind w:left="6480" w:hanging="360"/>
+      </w:pPr>
+      <w:rPr>
+        <w:rFonts w:ascii="Wingdings" w:hAnsi="Wingdings" w:hint="default"/>
+        <w:sz w:val="20"/>
+      </w:rPr>
+    </w:lvl>
+  </w:abstractNum>
+  <w:abstractNum w:abstractNumId="17" w15:restartNumberingAfterBreak="0">
+    <w:nsid w:val="57047469"/>
+    <w:multiLevelType w:val="hybridMultilevel"/>
+    <w:tmpl w:val="6EC4D444"/>
+    <w:lvl w:ilvl="0" w:tplc="04090001">
+      <w:start w:val="1"/>
+      <w:numFmt w:val="bullet"/>
+      <w:lvlText w:val=""/>
+      <w:lvlJc w:val="left"/>
+      <w:pPr>
+        <w:ind w:left="720" w:hanging="360"/>
+      </w:pPr>
+      <w:rPr>
+        <w:rFonts w:ascii="Symbol" w:hAnsi="Symbol" w:hint="default"/>
+      </w:rPr>
+    </w:lvl>
+    <w:lvl w:ilvl="1" w:tplc="04090003" w:tentative="1">
+      <w:start w:val="1"/>
+      <w:numFmt w:val="bullet"/>
+      <w:lvlText w:val="o"/>
+      <w:lvlJc w:val="left"/>
+      <w:pPr>
+        <w:ind w:left="1440" w:hanging="360"/>
+      </w:pPr>
+      <w:rPr>
+        <w:rFonts w:ascii="Courier New" w:hAnsi="Courier New" w:cs="Courier New" w:hint="default"/>
+      </w:rPr>
+    </w:lvl>
+    <w:lvl w:ilvl="2" w:tplc="04090005" w:tentative="1">
+      <w:start w:val="1"/>
+      <w:numFmt w:val="bullet"/>
+      <w:lvlText w:val=""/>
+      <w:lvlJc w:val="left"/>
+      <w:pPr>
+        <w:ind w:left="2160" w:hanging="360"/>
+      </w:pPr>
+      <w:rPr>
+        <w:rFonts w:ascii="Wingdings" w:hAnsi="Wingdings" w:hint="default"/>
+      </w:rPr>
+    </w:lvl>
+    <w:lvl w:ilvl="3" w:tplc="04090001" w:tentative="1">
+      <w:start w:val="1"/>
+      <w:numFmt w:val="bullet"/>
+      <w:lvlText w:val=""/>
+      <w:lvlJc w:val="left"/>
+      <w:pPr>
+        <w:ind w:left="2880" w:hanging="360"/>
+      </w:pPr>
+      <w:rPr>
+        <w:rFonts w:ascii="Symbol" w:hAnsi="Symbol" w:hint="default"/>
+      </w:rPr>
+    </w:lvl>
+    <w:lvl w:ilvl="4" w:tplc="04090003" w:tentative="1">
+      <w:start w:val="1"/>
+      <w:numFmt w:val="bullet"/>
+      <w:lvlText w:val="o"/>
+      <w:lvlJc w:val="left"/>
+      <w:pPr>
+        <w:ind w:left="3600" w:hanging="360"/>
+      </w:pPr>
+      <w:rPr>
+        <w:rFonts w:ascii="Courier New" w:hAnsi="Courier New" w:cs="Courier New" w:hint="default"/>
+      </w:rPr>
+    </w:lvl>
+    <w:lvl w:ilvl="5" w:tplc="04090005" w:tentative="1">
+      <w:start w:val="1"/>
+      <w:numFmt w:val="bullet"/>
+      <w:lvlText w:val=""/>
+      <w:lvlJc w:val="left"/>
+      <w:pPr>
+        <w:ind w:left="4320" w:hanging="360"/>
+      </w:pPr>
+      <w:rPr>
+        <w:rFonts w:ascii="Wingdings" w:hAnsi="Wingdings" w:hint="default"/>
+      </w:rPr>
+    </w:lvl>
+    <w:lvl w:ilvl="6" w:tplc="04090001" w:tentative="1">
+      <w:start w:val="1"/>
+      <w:numFmt w:val="bullet"/>
+      <w:lvlText w:val=""/>
+      <w:lvlJc w:val="left"/>
+      <w:pPr>
+        <w:ind w:left="5040" w:hanging="360"/>
+      </w:pPr>
+      <w:rPr>
+        <w:rFonts w:ascii="Symbol" w:hAnsi="Symbol" w:hint="default"/>
+      </w:rPr>
+    </w:lvl>
+    <w:lvl w:ilvl="7" w:tplc="04090003" w:tentative="1">
+      <w:start w:val="1"/>
+      <w:numFmt w:val="bullet"/>
+      <w:lvlText w:val="o"/>
+      <w:lvlJc w:val="left"/>
+      <w:pPr>
+        <w:ind w:left="5760" w:hanging="360"/>
+      </w:pPr>
+      <w:rPr>
+        <w:rFonts w:ascii="Courier New" w:hAnsi="Courier New" w:cs="Courier New" w:hint="default"/>
+      </w:rPr>
+    </w:lvl>
+    <w:lvl w:ilvl="8" w:tplc="04090005" w:tentative="1">
+      <w:start w:val="1"/>
+      <w:numFmt w:val="bullet"/>
+      <w:lvlText w:val=""/>
+      <w:lvlJc w:val="left"/>
+      <w:pPr>
+        <w:ind w:left="6480" w:hanging="360"/>
+      </w:pPr>
+      <w:rPr>
+        <w:rFonts w:ascii="Wingdings" w:hAnsi="Wingdings" w:hint="default"/>
+      </w:rPr>
+    </w:lvl>
+  </w:abstractNum>
+  <w:abstractNum w:abstractNumId="18" w15:restartNumberingAfterBreak="0">
+    <w:nsid w:val="5A8558F5"/>
+    <w:multiLevelType w:val="hybridMultilevel"/>
+    <w:tmpl w:val="E4CAA66E"/>
+    <w:lvl w:ilvl="0" w:tplc="04090001">
+      <w:start w:val="1"/>
+      <w:numFmt w:val="bullet"/>
+      <w:lvlText w:val=""/>
+      <w:lvlJc w:val="left"/>
+      <w:pPr>
+        <w:ind w:left="720" w:hanging="360"/>
+      </w:pPr>
+      <w:rPr>
+        <w:rFonts w:ascii="Symbol" w:hAnsi="Symbol" w:hint="default"/>
+      </w:rPr>
+    </w:lvl>
+    <w:lvl w:ilvl="1" w:tplc="04090003" w:tentative="1">
+      <w:start w:val="1"/>
+      <w:numFmt w:val="bullet"/>
+      <w:lvlText w:val="o"/>
+      <w:lvlJc w:val="left"/>
+      <w:pPr>
+        <w:ind w:left="1440" w:hanging="360"/>
+      </w:pPr>
+      <w:rPr>
+        <w:rFonts w:ascii="Courier New" w:hAnsi="Courier New" w:cs="Courier New" w:hint="default"/>
+      </w:rPr>
+    </w:lvl>
+    <w:lvl w:ilvl="2" w:tplc="04090005" w:tentative="1">
+      <w:start w:val="1"/>
+      <w:numFmt w:val="bullet"/>
+      <w:lvlText w:val=""/>
+      <w:lvlJc w:val="left"/>
+      <w:pPr>
+        <w:ind w:left="2160" w:hanging="360"/>
+      </w:pPr>
+      <w:rPr>
+        <w:rFonts w:ascii="Wingdings" w:hAnsi="Wingdings" w:hint="default"/>
+      </w:rPr>
+    </w:lvl>
+    <w:lvl w:ilvl="3" w:tplc="04090001" w:tentative="1">
+      <w:start w:val="1"/>
+      <w:numFmt w:val="bullet"/>
+      <w:lvlText w:val=""/>
+      <w:lvlJc w:val="left"/>
+      <w:pPr>
+        <w:ind w:left="2880" w:hanging="360"/>
+      </w:pPr>
+      <w:rPr>
+        <w:rFonts w:ascii="Symbol" w:hAnsi="Symbol" w:hint="default"/>
+      </w:rPr>
+    </w:lvl>
+    <w:lvl w:ilvl="4" w:tplc="04090003" w:tentative="1">
+      <w:start w:val="1"/>
+      <w:numFmt w:val="bullet"/>
+      <w:lvlText w:val="o"/>
+      <w:lvlJc w:val="left"/>
+      <w:pPr>
+        <w:ind w:left="3600" w:hanging="360"/>
+      </w:pPr>
+      <w:rPr>
+        <w:rFonts w:ascii="Courier New" w:hAnsi="Courier New" w:cs="Courier New" w:hint="default"/>
+      </w:rPr>
+    </w:lvl>
+    <w:lvl w:ilvl="5" w:tplc="04090005" w:tentative="1">
+      <w:start w:val="1"/>
+      <w:numFmt w:val="bullet"/>
+      <w:lvlText w:val=""/>
+      <w:lvlJc w:val="left"/>
+      <w:pPr>
+        <w:ind w:left="4320" w:hanging="360"/>
+      </w:pPr>
+      <w:rPr>
+        <w:rFonts w:ascii="Wingdings" w:hAnsi="Wingdings" w:hint="default"/>
+      </w:rPr>
+    </w:lvl>
+    <w:lvl w:ilvl="6" w:tplc="04090001" w:tentative="1">
+      <w:start w:val="1"/>
+      <w:numFmt w:val="bullet"/>
+      <w:lvlText w:val=""/>
+      <w:lvlJc w:val="left"/>
+      <w:pPr>
+        <w:ind w:left="5040" w:hanging="360"/>
+      </w:pPr>
+      <w:rPr>
+        <w:rFonts w:ascii="Symbol" w:hAnsi="Symbol" w:hint="default"/>
+      </w:rPr>
+    </w:lvl>
+    <w:lvl w:ilvl="7" w:tplc="04090003" w:tentative="1">
+      <w:start w:val="1"/>
+      <w:numFmt w:val="bullet"/>
+      <w:lvlText w:val="o"/>
+      <w:lvlJc w:val="left"/>
+      <w:pPr>
+        <w:ind w:left="5760" w:hanging="360"/>
+      </w:pPr>
+      <w:rPr>
+        <w:rFonts w:ascii="Courier New" w:hAnsi="Courier New" w:cs="Courier New" w:hint="default"/>
+      </w:rPr>
+    </w:lvl>
+    <w:lvl w:ilvl="8" w:tplc="04090005" w:tentative="1">
+      <w:start w:val="1"/>
+      <w:numFmt w:val="bullet"/>
+      <w:lvlText w:val=""/>
+      <w:lvlJc w:val="left"/>
+      <w:pPr>
+        <w:ind w:left="6480" w:hanging="360"/>
+      </w:pPr>
+      <w:rPr>
+        <w:rFonts w:ascii="Wingdings" w:hAnsi="Wingdings" w:hint="default"/>
+      </w:rPr>
+    </w:lvl>
+  </w:abstractNum>
+  <w:abstractNum w:abstractNumId="19" w15:restartNumberingAfterBreak="0">
+    <w:nsid w:val="61D50450"/>
+    <w:multiLevelType w:val="multilevel"/>
+    <w:tmpl w:val="58B2F7F0"/>
+    <w:lvl w:ilvl="0">
+      <w:start w:val="1"/>
+      <w:numFmt w:val="bullet"/>
+      <w:lvlText w:val=""/>
+      <w:lvlJc w:val="left"/>
+      <w:pPr>
+        <w:tabs>
+          <w:tab w:val="num" w:pos="720"/>
+        </w:tabs>
+        <w:ind w:left="720" w:hanging="360"/>
+      </w:pPr>
+      <w:rPr>
+        <w:rFonts w:ascii="Symbol" w:hAnsi="Symbol" w:hint="default"/>
+        <w:sz w:val="20"/>
+      </w:rPr>
+    </w:lvl>
+    <w:lvl w:ilvl="1" w:tentative="1">
+      <w:start w:val="1"/>
+      <w:numFmt w:val="bullet"/>
+      <w:lvlText w:val="o"/>
+      <w:lvlJc w:val="left"/>
+      <w:pPr>
+        <w:tabs>
+          <w:tab w:val="num" w:pos="1440"/>
+        </w:tabs>
+        <w:ind w:left="1440" w:hanging="360"/>
+      </w:pPr>
+      <w:rPr>
+        <w:rFonts w:ascii="Courier New" w:hAnsi="Courier New" w:hint="default"/>
+        <w:sz w:val="20"/>
+      </w:rPr>
+    </w:lvl>
+    <w:lvl w:ilvl="2" w:tentative="1">
+      <w:start w:val="1"/>
+      <w:numFmt w:val="bullet"/>
+      <w:lvlText w:val=""/>
+      <w:lvlJc w:val="left"/>
+      <w:pPr>
+        <w:tabs>
+          <w:tab w:val="num" w:pos="2160"/>
+        </w:tabs>
+        <w:ind w:left="2160" w:hanging="360"/>
+      </w:pPr>
+      <w:rPr>
+        <w:rFonts w:ascii="Wingdings" w:hAnsi="Wingdings" w:hint="default"/>
+        <w:sz w:val="20"/>
+      </w:rPr>
+    </w:lvl>
+    <w:lvl w:ilvl="3" w:tentative="1">
+      <w:start w:val="1"/>
+      <w:numFmt w:val="bullet"/>
+      <w:lvlText w:val=""/>
+      <w:lvlJc w:val="left"/>
+      <w:pPr>
+        <w:tabs>
+          <w:tab w:val="num" w:pos="2880"/>
+        </w:tabs>
+        <w:ind w:left="2880" w:hanging="360"/>
+      </w:pPr>
+      <w:rPr>
+        <w:rFonts w:ascii="Wingdings" w:hAnsi="Wingdings" w:hint="default"/>
+        <w:sz w:val="20"/>
+      </w:rPr>
+    </w:lvl>
+    <w:lvl w:ilvl="4" w:tentative="1">
+      <w:start w:val="1"/>
+      <w:numFmt w:val="bullet"/>
+      <w:lvlText w:val=""/>
+      <w:lvlJc w:val="left"/>
+      <w:pPr>
+        <w:tabs>
+          <w:tab w:val="num" w:pos="3600"/>
+        </w:tabs>
+        <w:ind w:left="3600" w:hanging="360"/>
+      </w:pPr>
+      <w:rPr>
+        <w:rFonts w:ascii="Wingdings" w:hAnsi="Wingdings" w:hint="default"/>
+        <w:sz w:val="20"/>
+      </w:rPr>
+    </w:lvl>
+    <w:lvl w:ilvl="5" w:tentative="1">
+      <w:start w:val="1"/>
+      <w:numFmt w:val="bullet"/>
+      <w:lvlText w:val=""/>
+      <w:lvlJc w:val="left"/>
+      <w:pPr>
+        <w:tabs>
+          <w:tab w:val="num" w:pos="4320"/>
+        </w:tabs>
+        <w:ind w:left="4320" w:hanging="360"/>
+      </w:pPr>
+      <w:rPr>
+        <w:rFonts w:ascii="Wingdings" w:hAnsi="Wingdings" w:hint="default"/>
+        <w:sz w:val="20"/>
+      </w:rPr>
+    </w:lvl>
+    <w:lvl w:ilvl="6" w:tentative="1">
+      <w:start w:val="1"/>
+      <w:numFmt w:val="bullet"/>
+      <w:lvlText w:val=""/>
+      <w:lvlJc w:val="left"/>
+      <w:pPr>
+        <w:tabs>
+          <w:tab w:val="num" w:pos="5040"/>
+        </w:tabs>
+        <w:ind w:left="5040" w:hanging="360"/>
+      </w:pPr>
+      <w:rPr>
+        <w:rFonts w:ascii="Wingdings" w:hAnsi="Wingdings" w:hint="default"/>
+        <w:sz w:val="20"/>
+      </w:rPr>
+    </w:lvl>
+    <w:lvl w:ilvl="7" w:tentative="1">
+      <w:start w:val="1"/>
+      <w:numFmt w:val="bullet"/>
+      <w:lvlText w:val=""/>
+      <w:lvlJc w:val="left"/>
+      <w:pPr>
+        <w:tabs>
+          <w:tab w:val="num" w:pos="5760"/>
+        </w:tabs>
+        <w:ind w:left="5760" w:hanging="360"/>
+      </w:pPr>
+      <w:rPr>
+        <w:rFonts w:ascii="Wingdings" w:hAnsi="Wingdings" w:hint="default"/>
+        <w:sz w:val="20"/>
+      </w:rPr>
+    </w:lvl>
+    <w:lvl w:ilvl="8" w:tentative="1">
+      <w:start w:val="1"/>
+      <w:numFmt w:val="bullet"/>
+      <w:lvlText w:val=""/>
+      <w:lvlJc w:val="left"/>
+      <w:pPr>
+        <w:tabs>
+          <w:tab w:val="num" w:pos="6480"/>
+        </w:tabs>
+        <w:ind w:left="6480" w:hanging="360"/>
+      </w:pPr>
+      <w:rPr>
+        <w:rFonts w:ascii="Wingdings" w:hAnsi="Wingdings" w:hint="default"/>
+        <w:sz w:val="20"/>
+      </w:rPr>
+    </w:lvl>
+  </w:abstractNum>
+  <w:abstractNum w:abstractNumId="20" w15:restartNumberingAfterBreak="0">
+    <w:nsid w:val="6EB315C5"/>
+    <w:multiLevelType w:val="hybridMultilevel"/>
+    <w:tmpl w:val="BC0EFB7C"/>
+    <w:lvl w:ilvl="0" w:tplc="8E106518">
+      <w:start w:val="1"/>
+      <w:numFmt w:val="bullet"/>
+      <w:lvlText w:val=""/>
+      <w:lvlJc w:val="left"/>
+      <w:pPr>
+        <w:ind w:left="440" w:hanging="440"/>
+      </w:pPr>
+      <w:rPr>
+        <w:rFonts w:ascii="Wingdings" w:hAnsi="Wingdings" w:hint="default"/>
+        <w:sz w:val="13"/>
+        <w:szCs w:val="13"/>
+      </w:rPr>
+    </w:lvl>
+    <w:lvl w:ilvl="1" w:tplc="04090003" w:tentative="1">
+      <w:start w:val="1"/>
+      <w:numFmt w:val="bullet"/>
+      <w:lvlText w:val=""/>
+      <w:lvlJc w:val="left"/>
+      <w:pPr>
+        <w:ind w:left="880" w:hanging="440"/>
+      </w:pPr>
+      <w:rPr>
+        <w:rFonts w:ascii="Wingdings" w:hAnsi="Wingdings" w:hint="default"/>
+      </w:rPr>
+    </w:lvl>
+    <w:lvl w:ilvl="2" w:tplc="04090005" w:tentative="1">
+      <w:start w:val="1"/>
+      <w:numFmt w:val="bullet"/>
+      <w:lvlText w:val=""/>
+      <w:lvlJc w:val="left"/>
+      <w:pPr>
+        <w:ind w:left="1320" w:hanging="440"/>
+      </w:pPr>
+      <w:rPr>
+        <w:rFonts w:ascii="Wingdings" w:hAnsi="Wingdings" w:hint="default"/>
+      </w:rPr>
+    </w:lvl>
+    <w:lvl w:ilvl="3" w:tplc="04090001" w:tentative="1">
+      <w:start w:val="1"/>
+      <w:numFmt w:val="bullet"/>
+      <w:lvlText w:val=""/>
+      <w:lvlJc w:val="left"/>
+      <w:pPr>
+        <w:ind w:left="1760" w:hanging="440"/>
+      </w:pPr>
+      <w:rPr>
+        <w:rFonts w:ascii="Wingdings" w:hAnsi="Wingdings" w:hint="default"/>
+      </w:rPr>
+    </w:lvl>
+    <w:lvl w:ilvl="4" w:tplc="04090003" w:tentative="1">
+      <w:start w:val="1"/>
+      <w:numFmt w:val="bullet"/>
+      <w:lvlText w:val=""/>
+      <w:lvlJc w:val="left"/>
+      <w:pPr>
+        <w:ind w:left="2200" w:hanging="440"/>
+      </w:pPr>
+      <w:rPr>
+        <w:rFonts w:ascii="Wingdings" w:hAnsi="Wingdings" w:hint="default"/>
+      </w:rPr>
+    </w:lvl>
+    <w:lvl w:ilvl="5" w:tplc="04090005" w:tentative="1">
+      <w:start w:val="1"/>
+      <w:numFmt w:val="bullet"/>
+      <w:lvlText w:val=""/>
+      <w:lvlJc w:val="left"/>
+      <w:pPr>
+        <w:ind w:left="2640" w:hanging="440"/>
+      </w:pPr>
+      <w:rPr>
+        <w:rFonts w:ascii="Wingdings" w:hAnsi="Wingdings" w:hint="default"/>
+      </w:rPr>
+    </w:lvl>
+    <w:lvl w:ilvl="6" w:tplc="04090001" w:tentative="1">
+      <w:start w:val="1"/>
+      <w:numFmt w:val="bullet"/>
+      <w:lvlText w:val=""/>
+      <w:lvlJc w:val="left"/>
+      <w:pPr>
+        <w:ind w:left="3080" w:hanging="440"/>
+      </w:pPr>
+      <w:rPr>
+        <w:rFonts w:ascii="Wingdings" w:hAnsi="Wingdings" w:hint="default"/>
+      </w:rPr>
+    </w:lvl>
+    <w:lvl w:ilvl="7" w:tplc="04090003" w:tentative="1">
+      <w:start w:val="1"/>
+      <w:numFmt w:val="bullet"/>
+      <w:lvlText w:val=""/>
+      <w:lvlJc w:val="left"/>
+      <w:pPr>
+        <w:ind w:left="3520" w:hanging="440"/>
+      </w:pPr>
+      <w:rPr>
+        <w:rFonts w:ascii="Wingdings" w:hAnsi="Wingdings" w:hint="default"/>
+      </w:rPr>
+    </w:lvl>
+    <w:lvl w:ilvl="8" w:tplc="04090005" w:tentative="1">
+      <w:start w:val="1"/>
+      <w:numFmt w:val="bullet"/>
+      <w:lvlText w:val=""/>
+      <w:lvlJc w:val="left"/>
+      <w:pPr>
+        <w:ind w:left="3960" w:hanging="440"/>
+      </w:pPr>
+      <w:rPr>
+        <w:rFonts w:ascii="Wingdings" w:hAnsi="Wingdings" w:hint="default"/>
+      </w:rPr>
+    </w:lvl>
+  </w:abstractNum>
+  <w:abstractNum w:abstractNumId="21" w15:restartNumberingAfterBreak="0">
+    <w:nsid w:val="77A95970"/>
+    <w:multiLevelType w:val="hybridMultilevel"/>
+    <w:tmpl w:val="ED22C792"/>
+    <w:lvl w:ilvl="0" w:tplc="8E106518">
+      <w:start w:val="1"/>
+      <w:numFmt w:val="bullet"/>
+      <w:lvlText w:val=""/>
+      <w:lvlJc w:val="left"/>
+      <w:pPr>
+        <w:ind w:left="440" w:hanging="440"/>
+      </w:pPr>
+      <w:rPr>
+        <w:rFonts w:ascii="Wingdings" w:hAnsi="Wingdings" w:hint="default"/>
+        <w:sz w:val="13"/>
+        <w:szCs w:val="13"/>
+      </w:rPr>
+    </w:lvl>
+    <w:lvl w:ilvl="1" w:tplc="04090003" w:tentative="1">
+      <w:start w:val="1"/>
+      <w:numFmt w:val="bullet"/>
+      <w:lvlText w:val=""/>
+      <w:lvlJc w:val="left"/>
+      <w:pPr>
+        <w:ind w:left="880" w:hanging="440"/>
+      </w:pPr>
+      <w:rPr>
+        <w:rFonts w:ascii="Wingdings" w:hAnsi="Wingdings" w:hint="default"/>
+      </w:rPr>
+    </w:lvl>
+    <w:lvl w:ilvl="2" w:tplc="04090005" w:tentative="1">
+      <w:start w:val="1"/>
+      <w:numFmt w:val="bullet"/>
+      <w:lvlText w:val=""/>
+      <w:lvlJc w:val="left"/>
+      <w:pPr>
+        <w:ind w:left="1320" w:hanging="440"/>
+      </w:pPr>
+      <w:rPr>
+        <w:rFonts w:ascii="Wingdings" w:hAnsi="Wingdings" w:hint="default"/>
+      </w:rPr>
+    </w:lvl>
+    <w:lvl w:ilvl="3" w:tplc="04090001" w:tentative="1">
+      <w:start w:val="1"/>
+      <w:numFmt w:val="bullet"/>
+      <w:lvlText w:val=""/>
+      <w:lvlJc w:val="left"/>
+      <w:pPr>
+        <w:ind w:left="1760" w:hanging="440"/>
+      </w:pPr>
+      <w:rPr>
+        <w:rFonts w:ascii="Wingdings" w:hAnsi="Wingdings" w:hint="default"/>
+      </w:rPr>
+    </w:lvl>
+    <w:lvl w:ilvl="4" w:tplc="04090003" w:tentative="1">
+      <w:start w:val="1"/>
+      <w:numFmt w:val="bullet"/>
+      <w:lvlText w:val=""/>
+      <w:lvlJc w:val="left"/>
+      <w:pPr>
+        <w:ind w:left="2200" w:hanging="440"/>
+      </w:pPr>
+      <w:rPr>
+        <w:rFonts w:ascii="Wingdings" w:hAnsi="Wingdings" w:hint="default"/>
+      </w:rPr>
+    </w:lvl>
+    <w:lvl w:ilvl="5" w:tplc="04090005" w:tentative="1">
+      <w:start w:val="1"/>
+      <w:numFmt w:val="bullet"/>
+      <w:lvlText w:val=""/>
+      <w:lvlJc w:val="left"/>
+      <w:pPr>
+        <w:ind w:left="2640" w:hanging="440"/>
+      </w:pPr>
+      <w:rPr>
+        <w:rFonts w:ascii="Wingdings" w:hAnsi="Wingdings" w:hint="default"/>
+      </w:rPr>
+    </w:lvl>
+    <w:lvl w:ilvl="6" w:tplc="04090001" w:tentative="1">
+      <w:start w:val="1"/>
+      <w:numFmt w:val="bullet"/>
+      <w:lvlText w:val=""/>
+      <w:lvlJc w:val="left"/>
+      <w:pPr>
+        <w:ind w:left="3080" w:hanging="440"/>
+      </w:pPr>
+      <w:rPr>
+        <w:rFonts w:ascii="Wingdings" w:hAnsi="Wingdings" w:hint="default"/>
+      </w:rPr>
+    </w:lvl>
+    <w:lvl w:ilvl="7" w:tplc="04090003" w:tentative="1">
+      <w:start w:val="1"/>
+      <w:numFmt w:val="bullet"/>
+      <w:lvlText w:val=""/>
+      <w:lvlJc w:val="left"/>
+      <w:pPr>
+        <w:ind w:left="3520" w:hanging="440"/>
+      </w:pPr>
+      <w:rPr>
+        <w:rFonts w:ascii="Wingdings" w:hAnsi="Wingdings" w:hint="default"/>
+      </w:rPr>
+    </w:lvl>
+    <w:lvl w:ilvl="8" w:tplc="04090005" w:tentative="1">
+      <w:start w:val="1"/>
+      <w:numFmt w:val="bullet"/>
+      <w:lvlText w:val=""/>
+      <w:lvlJc w:val="left"/>
+      <w:pPr>
+        <w:ind w:left="3960" w:hanging="440"/>
+      </w:pPr>
+      <w:rPr>
+        <w:rFonts w:ascii="Wingdings" w:hAnsi="Wingdings" w:hint="default"/>
+      </w:rPr>
+    </w:lvl>
+  </w:abstractNum>
   <w:num w:numId="1" w16cid:durableId="1193569264">
-    <w:abstractNumId w:val="4"/>
+    <w:abstractNumId w:val="11"/>
   </w:num>
   <w:num w:numId="2" w16cid:durableId="403912316">
+    <w:abstractNumId w:val="3"/>
+  </w:num>
+  <w:num w:numId="3" w16cid:durableId="874655510">
+    <w:abstractNumId w:val="19"/>
+  </w:num>
+  <w:num w:numId="4" w16cid:durableId="448822535">
+    <w:abstractNumId w:val="1"/>
+  </w:num>
+  <w:num w:numId="5" w16cid:durableId="1787693904">
+    <w:abstractNumId w:val="14"/>
+  </w:num>
+  <w:num w:numId="6" w16cid:durableId="1684240882">
     <w:abstractNumId w:val="2"/>
   </w:num>
-  <w:num w:numId="3" w16cid:durableId="874655510">
+  <w:num w:numId="7" w16cid:durableId="1430858032">
+    <w:abstractNumId w:val="18"/>
+  </w:num>
+  <w:num w:numId="8" w16cid:durableId="740908046">
+    <w:abstractNumId w:val="17"/>
+  </w:num>
+  <w:num w:numId="9" w16cid:durableId="1667241835">
+    <w:abstractNumId w:val="9"/>
+  </w:num>
+  <w:num w:numId="10" w16cid:durableId="1324311533">
+    <w:abstractNumId w:val="15"/>
+  </w:num>
+  <w:num w:numId="11" w16cid:durableId="1711035345">
+    <w:abstractNumId w:val="16"/>
+  </w:num>
+  <w:num w:numId="12" w16cid:durableId="334234254">
+    <w:abstractNumId w:val="7"/>
+  </w:num>
+  <w:num w:numId="13" w16cid:durableId="1338994152">
+    <w:abstractNumId w:val="10"/>
+  </w:num>
+  <w:num w:numId="14" w16cid:durableId="1825243887">
     <w:abstractNumId w:val="8"/>
   </w:num>
-  <w:num w:numId="4" w16cid:durableId="448822535">
+  <w:num w:numId="15" w16cid:durableId="2088569754">
+    <w:abstractNumId w:val="5"/>
+  </w:num>
+  <w:num w:numId="16" w16cid:durableId="1209217817">
+    <w:abstractNumId w:val="12"/>
+  </w:num>
+  <w:num w:numId="17" w16cid:durableId="293415547">
     <w:abstractNumId w:val="0"/>
   </w:num>
-  <w:num w:numId="5" w16cid:durableId="1787693904">
-    <w:abstractNumId w:val="5"/>
+  <w:num w:numId="18" w16cid:durableId="2088837704">
+    <w:abstractNumId w:val="20"/>
   </w:num>
-  <w:num w:numId="6" w16cid:durableId="1684240882">
-    <w:abstractNumId w:val="1"/>
+  <w:num w:numId="19" w16cid:durableId="647513479">
+    <w:abstractNumId w:val="13"/>
   </w:num>
-  <w:num w:numId="7" w16cid:durableId="1430858032">
-    <w:abstractNumId w:val="7"/>
+  <w:num w:numId="20" w16cid:durableId="309140717">
+    <w:abstractNumId w:val="21"/>
   </w:num>
-  <w:num w:numId="8" w16cid:durableId="740908046">
+  <w:num w:numId="21" w16cid:durableId="2017154147">
     <w:abstractNumId w:val="6"/>
   </w:num>
-  <w:num w:numId="9" w16cid:durableId="1667241835">
-    <w:abstractNumId w:val="3"/>
+  <w:num w:numId="22" w16cid:durableId="1376353425">
+    <w:abstractNumId w:val="4"/>
   </w:num>
 </w:numbering>
 </file>

--- a/Mechanical Note.docx
+++ b/Mechanical Note.docx
@@ -21339,17 +21339,11 @@
     <w:p>
       <w:pPr>
         <w:pStyle w:val="ae"/>
-        <w:rPr>
-          <w:rFonts w:hint="eastAsia"/>
-        </w:rPr>
-      </w:pPr>
-    </w:p>
-    <w:p>
-      <w:pPr>
-        <w:pStyle w:val="ae"/>
-        <w:rPr>
-          <w:rFonts w:hint="eastAsia"/>
-        </w:rPr>
+      </w:pPr>
+    </w:p>
+    <w:p>
+      <w:pPr>
+        <w:pStyle w:val="ae"/>
       </w:pPr>
     </w:p>
     <w:p>
@@ -22337,7 +22331,7 @@
         <w:spacing w:line="240" w:lineRule="auto"/>
         <w:ind w:left="1276" w:hanging="850"/>
         <w:rPr>
-          <w:rFonts w:asciiTheme="minorEastAsia" w:hAnsiTheme="minorEastAsia"/>
+          <w:rFonts w:asciiTheme="minorEastAsia" w:hAnsiTheme="minorEastAsia" w:hint="eastAsia"/>
           <w:b/>
           <w:bCs/>
         </w:rPr>
@@ -23188,9 +23182,6 @@
     <w:p>
       <w:pPr>
         <w:pStyle w:val="ae"/>
-        <w:rPr>
-          <w:rFonts w:hint="eastAsia"/>
-        </w:rPr>
       </w:pPr>
     </w:p>
     <w:p>
@@ -24560,22 +24551,27 @@
     <w:p>
       <w:pPr>
         <w:pStyle w:val="ae"/>
-        <w:rPr>
-          <w:rFonts w:hint="eastAsia"/>
-        </w:rPr>
       </w:pPr>
     </w:p>
     <w:p>
       <w:pPr>
         <w:pStyle w:val="ae"/>
         <w:spacing w:line="360" w:lineRule="auto"/>
+        <w:rPr>
+          <w:b/>
+          <w:bCs/>
+          <w:color w:val="4472C4" w:themeColor="accent1"/>
+        </w:rPr>
+      </w:pPr>
+      <w:r>
         <w:rPr>
           <w:rFonts w:hint="eastAsia"/>
           <w:b/>
           <w:bCs/>
           <w:color w:val="4472C4" w:themeColor="accent1"/>
         </w:rPr>
-      </w:pPr>
+        <w:t xml:space="preserve">5 </w:t>
+      </w:r>
       <w:r>
         <w:rPr>
           <w:rFonts w:hint="eastAsia"/>
@@ -24583,7 +24579,15 @@
           <w:bCs/>
           <w:color w:val="4472C4" w:themeColor="accent1"/>
         </w:rPr>
-        <w:t xml:space="preserve">5 </w:t>
+        <w:t xml:space="preserve">Example of design </w:t>
+      </w:r>
+      <w:r>
+        <w:rPr>
+          <w:b/>
+          <w:bCs/>
+          <w:color w:val="4472C4" w:themeColor="accent1"/>
+        </w:rPr>
+        <w:t>sprocket</w:t>
       </w:r>
       <w:r>
         <w:rPr>
@@ -24592,23 +24596,6 @@
           <w:bCs/>
           <w:color w:val="4472C4" w:themeColor="accent1"/>
         </w:rPr>
-        <w:t xml:space="preserve">Example of design </w:t>
-      </w:r>
-      <w:r>
-        <w:rPr>
-          <w:b/>
-          <w:bCs/>
-          <w:color w:val="4472C4" w:themeColor="accent1"/>
-        </w:rPr>
-        <w:t>sprocket</w:t>
-      </w:r>
-      <w:r>
-        <w:rPr>
-          <w:rFonts w:hint="eastAsia"/>
-          <w:b/>
-          <w:bCs/>
-          <w:color w:val="4472C4" w:themeColor="accent1"/>
-        </w:rPr>
         <w:t xml:space="preserve"> and chain</w:t>
       </w:r>
     </w:p>
@@ -24616,7 +24603,6 @@
       <w:pPr>
         <w:pStyle w:val="ae"/>
         <w:rPr>
-          <w:rFonts w:hint="eastAsia"/>
           <w:b/>
           <w:bCs/>
         </w:rPr>
@@ -24763,9 +24749,6 @@
     <w:p>
       <w:pPr>
         <w:pStyle w:val="ae"/>
-        <w:rPr>
-          <w:rFonts w:hint="eastAsia"/>
-        </w:rPr>
       </w:pPr>
       <w:r>
         <w:t>问题</w:t>
@@ -24828,9 +24811,6 @@
       <w:pPr>
         <w:pStyle w:val="ae"/>
         <w:ind w:firstLine="426"/>
-        <w:rPr>
-          <w:rFonts w:hint="eastAsia"/>
-        </w:rPr>
       </w:pPr>
       <w:r>
         <w:t>查</w:t>
@@ -26083,143 +26063,3839 @@
     </w:p>
     <w:p>
       <w:pPr>
-        <w:pStyle w:val="ae"/>
-      </w:pPr>
-    </w:p>
-    <w:p>
-      <w:pPr>
-        <w:pStyle w:val="ae"/>
-      </w:pPr>
-    </w:p>
-    <w:p>
-      <w:pPr>
-        <w:pStyle w:val="ae"/>
-      </w:pPr>
-    </w:p>
-    <w:p>
-      <w:pPr>
-        <w:pStyle w:val="ae"/>
-      </w:pPr>
-    </w:p>
-    <w:p>
-      <w:pPr>
-        <w:pStyle w:val="ae"/>
-      </w:pPr>
-    </w:p>
-    <w:p>
-      <w:pPr>
-        <w:pStyle w:val="ae"/>
-      </w:pPr>
-    </w:p>
-    <w:p>
-      <w:pPr>
-        <w:pStyle w:val="ae"/>
-      </w:pPr>
-    </w:p>
-    <w:p>
-      <w:pPr>
-        <w:pStyle w:val="ae"/>
-      </w:pPr>
-    </w:p>
-    <w:p>
-      <w:pPr>
-        <w:pStyle w:val="ae"/>
-      </w:pPr>
-    </w:p>
-    <w:p>
-      <w:pPr>
-        <w:pStyle w:val="ae"/>
-      </w:pPr>
-    </w:p>
-    <w:p>
-      <w:pPr>
-        <w:pStyle w:val="ae"/>
-      </w:pPr>
-    </w:p>
-    <w:p>
-      <w:pPr>
-        <w:pStyle w:val="ae"/>
-      </w:pPr>
-    </w:p>
-    <w:p>
-      <w:pPr>
-        <w:pStyle w:val="ae"/>
-      </w:pPr>
-    </w:p>
-    <w:p>
-      <w:pPr>
-        <w:pStyle w:val="ae"/>
-      </w:pPr>
-    </w:p>
-    <w:p>
-      <w:pPr>
-        <w:pStyle w:val="ae"/>
-      </w:pPr>
-    </w:p>
-    <w:p>
-      <w:pPr>
-        <w:pStyle w:val="ae"/>
-      </w:pPr>
-    </w:p>
-    <w:p>
-      <w:pPr>
-        <w:pStyle w:val="ae"/>
-      </w:pPr>
-    </w:p>
-    <w:p>
-      <w:pPr>
-        <w:pStyle w:val="ae"/>
-      </w:pPr>
-    </w:p>
-    <w:p>
-      <w:pPr>
-        <w:pStyle w:val="ae"/>
-      </w:pPr>
-    </w:p>
-    <w:p>
-      <w:pPr>
-        <w:pStyle w:val="ae"/>
-      </w:pPr>
-    </w:p>
-    <w:p>
-      <w:pPr>
-        <w:pStyle w:val="ae"/>
-      </w:pPr>
-    </w:p>
-    <w:p>
-      <w:pPr>
-        <w:pStyle w:val="ae"/>
-      </w:pPr>
-    </w:p>
-    <w:p>
-      <w:pPr>
-        <w:pStyle w:val="ae"/>
-      </w:pPr>
-    </w:p>
-    <w:p>
-      <w:pPr>
-        <w:pStyle w:val="ae"/>
-      </w:pPr>
-    </w:p>
-    <w:p>
-      <w:pPr>
-        <w:pStyle w:val="ae"/>
-      </w:pPr>
-    </w:p>
-    <w:p>
-      <w:pPr>
-        <w:pStyle w:val="ae"/>
-      </w:pPr>
-    </w:p>
-    <w:p>
-      <w:pPr>
-        <w:pStyle w:val="ae"/>
-      </w:pPr>
-    </w:p>
-    <w:p>
-      <w:pPr>
-        <w:pStyle w:val="ae"/>
-      </w:pPr>
+        <w:spacing w:line="360" w:lineRule="auto"/>
+        <w:rPr>
+          <w:rFonts w:hint="eastAsia"/>
+          <w:sz w:val="20"/>
+          <w:szCs w:val="20"/>
+        </w:rPr>
+      </w:pPr>
+      <w:r>
+        <w:rPr>
+          <w:rFonts w:hint="eastAsia"/>
+          <w:sz w:val="20"/>
+          <w:szCs w:val="20"/>
+        </w:rPr>
+        <w:t>12 Bore and Shaft Calculation</w:t>
+      </w:r>
+    </w:p>
+    <w:p>
+      <w:pPr>
+        <w:pStyle w:val="ae"/>
+        <w:spacing w:line="360" w:lineRule="auto"/>
+        <w:rPr>
+          <w:b/>
+          <w:bCs/>
+          <w:color w:val="4472C4" w:themeColor="accent1"/>
+        </w:rPr>
+      </w:pPr>
+      <w:r>
+        <w:rPr>
+          <w:rFonts w:hint="eastAsia"/>
+          <w:b/>
+          <w:bCs/>
+          <w:color w:val="4472C4" w:themeColor="accent1"/>
+        </w:rPr>
+        <w:t>1 Shaft</w:t>
+      </w:r>
+    </w:p>
+    <w:p>
+      <w:pPr>
+        <w:pStyle w:val="ae"/>
+        <w:spacing w:line="240" w:lineRule="auto"/>
+        <w:rPr>
+          <w:b/>
+          <w:bCs/>
+        </w:rPr>
+      </w:pPr>
+      <w:r>
+        <w:rPr>
+          <w:rFonts w:hint="eastAsia"/>
+          <w:b/>
+          <w:bCs/>
+        </w:rPr>
+        <w:t xml:space="preserve">For </w:t>
+      </w:r>
+      <w:r>
+        <w:rPr>
+          <w:rFonts w:hint="eastAsia"/>
+          <w:b/>
+          <w:bCs/>
+        </w:rPr>
+        <w:t xml:space="preserve">304 Stain Steel </w:t>
+      </w:r>
+      <w:r>
+        <w:rPr>
+          <w:b/>
+          <w:bCs/>
+        </w:rPr>
+        <w:t>屈服强度</w:t>
+      </w:r>
+      <m:oMath>
+        <m:r>
+          <m:rPr>
+            <m:sty m:val="bi"/>
+          </m:rPr>
+          <w:rPr>
+            <w:rFonts w:ascii="Cambria Math" w:hAnsi="Cambria Math"/>
+          </w:rPr>
+          <m:t xml:space="preserve">: </m:t>
+        </m:r>
+        <m:sSub>
+          <m:sSubPr>
+            <m:ctrlPr>
+              <w:rPr>
+                <w:rFonts w:ascii="Cambria Math" w:hAnsi="Cambria Math"/>
+                <w:b/>
+                <w:bCs/>
+                <w:i/>
+              </w:rPr>
+            </m:ctrlPr>
+          </m:sSubPr>
+          <m:e>
+            <m:r>
+              <m:rPr>
+                <m:sty m:val="bi"/>
+              </m:rPr>
+              <w:rPr>
+                <w:rFonts w:ascii="Cambria Math" w:hAnsi="Cambria Math"/>
+              </w:rPr>
+              <m:t>σ</m:t>
+            </m:r>
+          </m:e>
+          <m:sub>
+            <m:r>
+              <m:rPr>
+                <m:sty m:val="bi"/>
+              </m:rPr>
+              <w:rPr>
+                <w:rFonts w:ascii="Cambria Math" w:hAnsi="Cambria Math"/>
+              </w:rPr>
+              <m:t>y</m:t>
+            </m:r>
+          </m:sub>
+        </m:sSub>
+        <m:r>
+          <m:rPr>
+            <m:sty m:val="bi"/>
+          </m:rPr>
+          <w:rPr>
+            <w:rFonts w:ascii="Cambria Math" w:hAnsi="Cambria Math"/>
+          </w:rPr>
+          <m:t>=26977 psi</m:t>
+        </m:r>
+      </m:oMath>
+      <w:r>
+        <w:rPr>
+          <w:rFonts w:hint="eastAsia"/>
+          <w:b/>
+          <w:bCs/>
+        </w:rPr>
+        <w:t xml:space="preserve"> </w:t>
+      </w:r>
+    </w:p>
+    <w:p>
+      <w:pPr>
+        <w:pStyle w:val="ae"/>
+        <w:spacing w:line="360" w:lineRule="auto"/>
+        <w:rPr>
+          <w:b/>
+        </w:rPr>
+      </w:pPr>
+      <m:oMathPara>
+        <m:oMath>
+          <m:sSub>
+            <m:sSubPr>
+              <m:ctrlPr>
+                <w:rPr>
+                  <w:rFonts w:ascii="Cambria Math" w:hAnsi="Cambria Math"/>
+                  <w:i/>
+                  <w:sz w:val="20"/>
+                  <w:szCs w:val="20"/>
+                </w:rPr>
+              </m:ctrlPr>
+            </m:sSubPr>
+            <m:e>
+              <m:r>
+                <m:rPr>
+                  <m:sty m:val="bi"/>
+                </m:rPr>
+                <w:rPr>
+                  <w:rFonts w:ascii="Cambria Math" w:hAnsi="Cambria Math"/>
+                  <w:sz w:val="20"/>
+                  <w:szCs w:val="20"/>
+                </w:rPr>
+                <m:t xml:space="preserve">Allow Torque: </m:t>
+              </m:r>
+              <m:r>
+                <w:rPr>
+                  <w:rFonts w:ascii="Cambria Math" w:hAnsi="Cambria Math"/>
+                  <w:sz w:val="20"/>
+                  <w:szCs w:val="20"/>
+                </w:rPr>
+                <m:t>T</m:t>
+              </m:r>
+            </m:e>
+            <m:sub>
+              <m:r>
+                <w:rPr>
+                  <w:rFonts w:ascii="Cambria Math" w:hAnsi="Cambria Math"/>
+                  <w:sz w:val="20"/>
+                  <w:szCs w:val="20"/>
+                </w:rPr>
+                <m:t>allow</m:t>
+              </m:r>
+            </m:sub>
+          </m:sSub>
+          <m:r>
+            <w:rPr>
+              <w:rFonts w:ascii="Cambria Math" w:hAnsi="Cambria Math"/>
+              <w:sz w:val="20"/>
+              <w:szCs w:val="20"/>
+            </w:rPr>
+            <m:t>=</m:t>
+          </m:r>
+          <m:sSub>
+            <m:sSubPr>
+              <m:ctrlPr>
+                <w:rPr>
+                  <w:rFonts w:ascii="Cambria Math" w:hAnsi="Cambria Math"/>
+                  <w:i/>
+                  <w:sz w:val="20"/>
+                  <w:szCs w:val="20"/>
+                </w:rPr>
+              </m:ctrlPr>
+            </m:sSubPr>
+            <m:e>
+              <m:r>
+                <w:rPr>
+                  <w:rFonts w:ascii="Cambria Math" w:hAnsi="Cambria Math"/>
+                  <w:sz w:val="20"/>
+                  <w:szCs w:val="20"/>
+                </w:rPr>
+                <m:t>τ</m:t>
+              </m:r>
+            </m:e>
+            <m:sub>
+              <m:r>
+                <w:rPr>
+                  <w:rFonts w:ascii="Cambria Math" w:hAnsi="Cambria Math"/>
+                  <w:sz w:val="20"/>
+                  <w:szCs w:val="20"/>
+                </w:rPr>
+                <m:t>allow</m:t>
+              </m:r>
+            </m:sub>
+          </m:sSub>
+          <m:f>
+            <m:fPr>
+              <m:ctrlPr>
+                <w:rPr>
+                  <w:rFonts w:ascii="Cambria Math" w:hAnsi="Cambria Math"/>
+                  <w:i/>
+                  <w:sz w:val="20"/>
+                  <w:szCs w:val="20"/>
+                </w:rPr>
+              </m:ctrlPr>
+            </m:fPr>
+            <m:num>
+              <m:r>
+                <w:rPr>
+                  <w:rFonts w:ascii="Cambria Math" w:hAnsi="Cambria Math"/>
+                  <w:sz w:val="20"/>
+                  <w:szCs w:val="20"/>
+                </w:rPr>
+                <m:t>J</m:t>
+              </m:r>
+            </m:num>
+            <m:den>
+              <m:r>
+                <w:rPr>
+                  <w:rFonts w:ascii="Cambria Math" w:hAnsi="Cambria Math"/>
+                  <w:sz w:val="20"/>
+                  <w:szCs w:val="20"/>
+                </w:rPr>
+                <m:t>r</m:t>
+              </m:r>
+            </m:den>
+          </m:f>
+        </m:oMath>
+      </m:oMathPara>
+    </w:p>
+    <w:p>
+      <w:pPr>
+        <w:pStyle w:val="ae"/>
+        <w:spacing w:line="360" w:lineRule="auto"/>
+        <w:rPr>
+          <w:rFonts w:hint="eastAsia"/>
+          <w:i/>
+          <w:sz w:val="20"/>
+          <w:szCs w:val="20"/>
+        </w:rPr>
+      </w:pPr>
+      <m:oMathPara>
+        <m:oMath>
+          <m:sSub>
+            <m:sSubPr>
+              <m:ctrlPr>
+                <w:rPr>
+                  <w:rFonts w:ascii="Cambria Math" w:hAnsi="Cambria Math"/>
+                  <w:i/>
+                  <w:sz w:val="20"/>
+                  <w:szCs w:val="20"/>
+                </w:rPr>
+              </m:ctrlPr>
+            </m:sSubPr>
+            <m:e>
+              <m:r>
+                <w:rPr>
+                  <w:rFonts w:ascii="Cambria Math" w:hAnsi="Cambria Math" w:hint="eastAsia"/>
+                  <w:sz w:val="20"/>
+                  <w:szCs w:val="20"/>
+                </w:rPr>
+                <m:t>T</m:t>
+              </m:r>
+            </m:e>
+            <m:sub>
+              <m:r>
+                <w:rPr>
+                  <w:rFonts w:ascii="Cambria Math" w:hAnsi="Cambria Math"/>
+                  <w:sz w:val="20"/>
+                  <w:szCs w:val="20"/>
+                </w:rPr>
+                <m:t>allow</m:t>
+              </m:r>
+            </m:sub>
+          </m:sSub>
+          <m:r>
+            <w:rPr>
+              <w:rFonts w:ascii="Cambria Math" w:hAnsi="Cambria Math"/>
+              <w:sz w:val="20"/>
+              <w:szCs w:val="20"/>
+            </w:rPr>
+            <m:t>=</m:t>
+          </m:r>
+          <m:sSub>
+            <m:sSubPr>
+              <m:ctrlPr>
+                <w:rPr>
+                  <w:rFonts w:ascii="Cambria Math" w:hAnsi="Cambria Math"/>
+                  <w:i/>
+                  <w:sz w:val="20"/>
+                  <w:szCs w:val="20"/>
+                </w:rPr>
+              </m:ctrlPr>
+            </m:sSubPr>
+            <m:e>
+              <m:r>
+                <w:rPr>
+                  <w:rFonts w:ascii="Cambria Math" w:hAnsi="Cambria Math"/>
+                  <w:sz w:val="20"/>
+                  <w:szCs w:val="20"/>
+                </w:rPr>
+                <m:t>τ</m:t>
+              </m:r>
+            </m:e>
+            <m:sub>
+              <m:r>
+                <w:rPr>
+                  <w:rFonts w:ascii="Cambria Math" w:hAnsi="Cambria Math"/>
+                  <w:sz w:val="20"/>
+                  <w:szCs w:val="20"/>
+                </w:rPr>
+                <m:t>allow</m:t>
+              </m:r>
+            </m:sub>
+          </m:sSub>
+          <m:d>
+            <m:dPr>
+              <m:ctrlPr>
+                <w:rPr>
+                  <w:rFonts w:ascii="Cambria Math" w:hAnsi="Cambria Math"/>
+                  <w:i/>
+                  <w:sz w:val="20"/>
+                  <w:szCs w:val="20"/>
+                </w:rPr>
+              </m:ctrlPr>
+            </m:dPr>
+            <m:e>
+              <m:f>
+                <m:fPr>
+                  <m:ctrlPr>
+                    <w:rPr>
+                      <w:rFonts w:ascii="Cambria Math" w:hAnsi="Cambria Math"/>
+                      <w:i/>
+                      <w:sz w:val="20"/>
+                      <w:szCs w:val="20"/>
+                    </w:rPr>
+                  </m:ctrlPr>
+                </m:fPr>
+                <m:num>
+                  <m:r>
+                    <w:rPr>
+                      <w:rFonts w:ascii="Cambria Math" w:hAnsi="Cambria Math"/>
+                      <w:sz w:val="20"/>
+                      <w:szCs w:val="20"/>
+                    </w:rPr>
+                    <m:t>π</m:t>
+                  </m:r>
+                  <m:sSup>
+                    <m:sSupPr>
+                      <m:ctrlPr>
+                        <w:rPr>
+                          <w:rFonts w:ascii="Cambria Math" w:hAnsi="Cambria Math"/>
+                          <w:i/>
+                          <w:sz w:val="20"/>
+                          <w:szCs w:val="20"/>
+                        </w:rPr>
+                      </m:ctrlPr>
+                    </m:sSupPr>
+                    <m:e>
+                      <m:r>
+                        <w:rPr>
+                          <w:rFonts w:ascii="Cambria Math" w:hAnsi="Cambria Math"/>
+                          <w:sz w:val="20"/>
+                          <w:szCs w:val="20"/>
+                        </w:rPr>
+                        <m:t>d</m:t>
+                      </m:r>
+                    </m:e>
+                    <m:sup>
+                      <m:r>
+                        <w:rPr>
+                          <w:rFonts w:ascii="Cambria Math" w:hAnsi="Cambria Math"/>
+                          <w:sz w:val="20"/>
+                          <w:szCs w:val="20"/>
+                        </w:rPr>
+                        <m:t>3</m:t>
+                      </m:r>
+                    </m:sup>
+                  </m:sSup>
+                </m:num>
+                <m:den>
+                  <m:r>
+                    <w:rPr>
+                      <w:rFonts w:ascii="Cambria Math" w:hAnsi="Cambria Math"/>
+                      <w:sz w:val="20"/>
+                      <w:szCs w:val="20"/>
+                    </w:rPr>
+                    <m:t>16</m:t>
+                  </m:r>
+                </m:den>
+              </m:f>
+            </m:e>
+          </m:d>
+          <m:r>
+            <w:rPr>
+              <w:rFonts w:ascii="Cambria Math" w:hAnsi="Cambria Math"/>
+              <w:sz w:val="20"/>
+              <w:szCs w:val="20"/>
+            </w:rPr>
+            <m:t xml:space="preserve">  or  </m:t>
+          </m:r>
+          <m:sSub>
+            <m:sSubPr>
+              <m:ctrlPr>
+                <w:rPr>
+                  <w:rFonts w:ascii="Cambria Math" w:hAnsi="Cambria Math"/>
+                  <w:i/>
+                  <w:sz w:val="20"/>
+                  <w:szCs w:val="20"/>
+                </w:rPr>
+              </m:ctrlPr>
+            </m:sSubPr>
+            <m:e>
+              <m:r>
+                <w:rPr>
+                  <w:rFonts w:ascii="Cambria Math" w:hAnsi="Cambria Math"/>
+                  <w:sz w:val="20"/>
+                  <w:szCs w:val="20"/>
+                </w:rPr>
+                <m:t>T</m:t>
+              </m:r>
+            </m:e>
+            <m:sub>
+              <m:r>
+                <w:rPr>
+                  <w:rFonts w:ascii="Cambria Math" w:hAnsi="Cambria Math"/>
+                  <w:sz w:val="20"/>
+                  <w:szCs w:val="20"/>
+                </w:rPr>
+                <m:t>allow</m:t>
+              </m:r>
+            </m:sub>
+          </m:sSub>
+          <m:r>
+            <w:rPr>
+              <w:rFonts w:ascii="Cambria Math" w:hAnsi="Cambria Math"/>
+              <w:sz w:val="20"/>
+              <w:szCs w:val="20"/>
+            </w:rPr>
+            <m:t>=</m:t>
+          </m:r>
+          <m:sSub>
+            <m:sSubPr>
+              <m:ctrlPr>
+                <w:rPr>
+                  <w:rFonts w:ascii="Cambria Math" w:hAnsi="Cambria Math"/>
+                  <w:i/>
+                  <w:sz w:val="20"/>
+                  <w:szCs w:val="20"/>
+                </w:rPr>
+              </m:ctrlPr>
+            </m:sSubPr>
+            <m:e>
+              <m:r>
+                <w:rPr>
+                  <w:rFonts w:ascii="Cambria Math" w:hAnsi="Cambria Math"/>
+                  <w:sz w:val="20"/>
+                  <w:szCs w:val="20"/>
+                </w:rPr>
+                <m:t>τ</m:t>
+              </m:r>
+            </m:e>
+            <m:sub>
+              <m:r>
+                <w:rPr>
+                  <w:rFonts w:ascii="Cambria Math" w:hAnsi="Cambria Math"/>
+                  <w:sz w:val="20"/>
+                  <w:szCs w:val="20"/>
+                </w:rPr>
+                <m:t>allow</m:t>
+              </m:r>
+            </m:sub>
+          </m:sSub>
+          <m:d>
+            <m:dPr>
+              <m:begChr m:val="["/>
+              <m:endChr m:val="]"/>
+              <m:ctrlPr>
+                <w:rPr>
+                  <w:rFonts w:ascii="Cambria Math" w:hAnsi="Cambria Math"/>
+                  <w:i/>
+                  <w:sz w:val="20"/>
+                  <w:szCs w:val="20"/>
+                </w:rPr>
+              </m:ctrlPr>
+            </m:dPr>
+            <m:e>
+              <m:f>
+                <m:fPr>
+                  <m:ctrlPr>
+                    <w:rPr>
+                      <w:rFonts w:ascii="Cambria Math" w:hAnsi="Cambria Math"/>
+                      <w:i/>
+                      <w:sz w:val="20"/>
+                      <w:szCs w:val="20"/>
+                    </w:rPr>
+                  </m:ctrlPr>
+                </m:fPr>
+                <m:num>
+                  <m:r>
+                    <w:rPr>
+                      <w:rFonts w:ascii="Cambria Math" w:hAnsi="Cambria Math"/>
+                      <w:sz w:val="20"/>
+                      <w:szCs w:val="20"/>
+                    </w:rPr>
+                    <m:t>π</m:t>
+                  </m:r>
+                  <m:d>
+                    <m:dPr>
+                      <m:ctrlPr>
+                        <w:rPr>
+                          <w:rFonts w:ascii="Cambria Math" w:hAnsi="Cambria Math"/>
+                          <w:i/>
+                          <w:sz w:val="20"/>
+                          <w:szCs w:val="20"/>
+                        </w:rPr>
+                      </m:ctrlPr>
+                    </m:dPr>
+                    <m:e>
+                      <m:sSubSup>
+                        <m:sSubSupPr>
+                          <m:ctrlPr>
+                            <w:rPr>
+                              <w:rFonts w:ascii="Cambria Math" w:hAnsi="Cambria Math"/>
+                              <w:i/>
+                              <w:sz w:val="20"/>
+                              <w:szCs w:val="20"/>
+                            </w:rPr>
+                          </m:ctrlPr>
+                        </m:sSubSupPr>
+                        <m:e>
+                          <m:r>
+                            <w:rPr>
+                              <w:rFonts w:ascii="Cambria Math" w:hAnsi="Cambria Math"/>
+                              <w:sz w:val="20"/>
+                              <w:szCs w:val="20"/>
+                            </w:rPr>
+                            <m:t>D</m:t>
+                          </m:r>
+                        </m:e>
+                        <m:sub>
+                          <m:r>
+                            <w:rPr>
+                              <w:rFonts w:ascii="Cambria Math" w:hAnsi="Cambria Math"/>
+                              <w:sz w:val="20"/>
+                              <w:szCs w:val="20"/>
+                            </w:rPr>
+                            <m:t>o</m:t>
+                          </m:r>
+                        </m:sub>
+                        <m:sup>
+                          <m:r>
+                            <w:rPr>
+                              <w:rFonts w:ascii="Cambria Math" w:hAnsi="Cambria Math"/>
+                              <w:sz w:val="20"/>
+                              <w:szCs w:val="20"/>
+                            </w:rPr>
+                            <m:t>4</m:t>
+                          </m:r>
+                        </m:sup>
+                      </m:sSubSup>
+                      <m:r>
+                        <w:rPr>
+                          <w:rFonts w:ascii="Cambria Math" w:hAnsi="Cambria Math"/>
+                          <w:sz w:val="20"/>
+                          <w:szCs w:val="20"/>
+                        </w:rPr>
+                        <m:t>-</m:t>
+                      </m:r>
+                      <m:sSubSup>
+                        <m:sSubSupPr>
+                          <m:ctrlPr>
+                            <w:rPr>
+                              <w:rFonts w:ascii="Cambria Math" w:hAnsi="Cambria Math"/>
+                              <w:i/>
+                              <w:sz w:val="20"/>
+                              <w:szCs w:val="20"/>
+                            </w:rPr>
+                          </m:ctrlPr>
+                        </m:sSubSupPr>
+                        <m:e>
+                          <m:r>
+                            <w:rPr>
+                              <w:rFonts w:ascii="Cambria Math" w:hAnsi="Cambria Math"/>
+                              <w:sz w:val="20"/>
+                              <w:szCs w:val="20"/>
+                            </w:rPr>
+                            <m:t>D</m:t>
+                          </m:r>
+                        </m:e>
+                        <m:sub>
+                          <m:r>
+                            <w:rPr>
+                              <w:rFonts w:ascii="Cambria Math" w:hAnsi="Cambria Math"/>
+                              <w:sz w:val="20"/>
+                              <w:szCs w:val="20"/>
+                            </w:rPr>
+                            <m:t>i</m:t>
+                          </m:r>
+                        </m:sub>
+                        <m:sup>
+                          <m:r>
+                            <w:rPr>
+                              <w:rFonts w:ascii="Cambria Math" w:hAnsi="Cambria Math"/>
+                              <w:sz w:val="20"/>
+                              <w:szCs w:val="20"/>
+                            </w:rPr>
+                            <m:t>4</m:t>
+                          </m:r>
+                        </m:sup>
+                      </m:sSubSup>
+                    </m:e>
+                  </m:d>
+                </m:num>
+                <m:den>
+                  <m:r>
+                    <w:rPr>
+                      <w:rFonts w:ascii="Cambria Math" w:hAnsi="Cambria Math"/>
+                      <w:sz w:val="20"/>
+                      <w:szCs w:val="20"/>
+                    </w:rPr>
+                    <m:t>16</m:t>
+                  </m:r>
+                  <m:sSub>
+                    <m:sSubPr>
+                      <m:ctrlPr>
+                        <w:rPr>
+                          <w:rFonts w:ascii="Cambria Math" w:hAnsi="Cambria Math"/>
+                          <w:i/>
+                          <w:sz w:val="20"/>
+                          <w:szCs w:val="20"/>
+                        </w:rPr>
+                      </m:ctrlPr>
+                    </m:sSubPr>
+                    <m:e>
+                      <m:r>
+                        <w:rPr>
+                          <w:rFonts w:ascii="Cambria Math" w:hAnsi="Cambria Math"/>
+                          <w:sz w:val="20"/>
+                          <w:szCs w:val="20"/>
+                        </w:rPr>
+                        <m:t>D</m:t>
+                      </m:r>
+                    </m:e>
+                    <m:sub>
+                      <m:r>
+                        <w:rPr>
+                          <w:rFonts w:ascii="Cambria Math" w:hAnsi="Cambria Math"/>
+                          <w:sz w:val="20"/>
+                          <w:szCs w:val="20"/>
+                        </w:rPr>
+                        <m:t>o</m:t>
+                      </m:r>
+                    </m:sub>
+                  </m:sSub>
+                </m:den>
+              </m:f>
+            </m:e>
+          </m:d>
+          <m:r>
+            <w:rPr>
+              <w:rFonts w:ascii="Cambria Math" w:hAnsi="Cambria Math"/>
+              <w:sz w:val="20"/>
+              <w:szCs w:val="20"/>
+            </w:rPr>
+            <m:t xml:space="preserve"> </m:t>
+          </m:r>
+          <m:r>
+            <w:rPr>
+              <w:rFonts w:ascii="Cambria Math" w:hAnsi="Cambria Math"/>
+              <w:sz w:val="20"/>
+              <w:szCs w:val="20"/>
+            </w:rPr>
+            <m:t xml:space="preserve"> (</m:t>
+          </m:r>
+          <m:r>
+            <w:rPr>
+              <w:rFonts w:ascii="Cambria Math" w:hAnsi="Cambria Math" w:hint="eastAsia"/>
+              <w:sz w:val="20"/>
+              <w:szCs w:val="20"/>
+            </w:rPr>
+            <m:t>圆环</m:t>
+          </m:r>
+          <m:r>
+            <w:rPr>
+              <w:rFonts w:ascii="Cambria Math" w:hAnsi="Cambria Math"/>
+              <w:sz w:val="20"/>
+              <w:szCs w:val="20"/>
+            </w:rPr>
+            <m:t>)</m:t>
+          </m:r>
+        </m:oMath>
+      </m:oMathPara>
+    </w:p>
+    <w:p>
+      <w:pPr>
+        <w:pStyle w:val="ae"/>
+        <w:spacing w:line="276" w:lineRule="auto"/>
+        <w:rPr>
+          <w:i/>
+          <w:sz w:val="20"/>
+          <w:szCs w:val="20"/>
+        </w:rPr>
+      </w:pPr>
+      <m:oMathPara>
+        <m:oMath>
+          <m:sSub>
+            <m:sSubPr>
+              <m:ctrlPr>
+                <w:rPr>
+                  <w:rFonts w:ascii="Cambria Math" w:hAnsi="Cambria Math"/>
+                  <w:i/>
+                  <w:sz w:val="20"/>
+                  <w:szCs w:val="20"/>
+                </w:rPr>
+              </m:ctrlPr>
+            </m:sSubPr>
+            <m:e>
+              <m:r>
+                <w:rPr>
+                  <w:rFonts w:ascii="Cambria Math" w:hAnsi="Cambria Math"/>
+                  <w:sz w:val="20"/>
+                  <w:szCs w:val="20"/>
+                </w:rPr>
+                <m:t>τ</m:t>
+              </m:r>
+            </m:e>
+            <m:sub>
+              <m:r>
+                <w:rPr>
+                  <w:rFonts w:ascii="Cambria Math" w:hAnsi="Cambria Math"/>
+                  <w:sz w:val="20"/>
+                  <w:szCs w:val="20"/>
+                </w:rPr>
+                <m:t>allow</m:t>
+              </m:r>
+            </m:sub>
+          </m:sSub>
+          <m:r>
+            <w:rPr>
+              <w:rFonts w:ascii="Cambria Math" w:hAnsi="Cambria Math"/>
+              <w:sz w:val="20"/>
+              <w:szCs w:val="20"/>
+            </w:rPr>
+            <m:t>=</m:t>
+          </m:r>
+          <m:f>
+            <m:fPr>
+              <m:ctrlPr>
+                <w:rPr>
+                  <w:rFonts w:ascii="Cambria Math" w:hAnsi="Cambria Math"/>
+                  <w:i/>
+                  <w:sz w:val="20"/>
+                  <w:szCs w:val="20"/>
+                </w:rPr>
+              </m:ctrlPr>
+            </m:fPr>
+            <m:num>
+              <m:sSub>
+                <m:sSubPr>
+                  <m:ctrlPr>
+                    <w:rPr>
+                      <w:rFonts w:ascii="Cambria Math" w:hAnsi="Cambria Math"/>
+                      <w:i/>
+                      <w:sz w:val="20"/>
+                      <w:szCs w:val="20"/>
+                    </w:rPr>
+                  </m:ctrlPr>
+                </m:sSubPr>
+                <m:e>
+                  <m:r>
+                    <w:rPr>
+                      <w:rFonts w:ascii="Cambria Math" w:hAnsi="Cambria Math"/>
+                      <w:sz w:val="20"/>
+                      <w:szCs w:val="20"/>
+                    </w:rPr>
+                    <m:t>τ</m:t>
+                  </m:r>
+                </m:e>
+                <m:sub>
+                  <m:r>
+                    <w:rPr>
+                      <w:rFonts w:ascii="Cambria Math" w:hAnsi="Cambria Math" w:hint="eastAsia"/>
+                      <w:sz w:val="20"/>
+                      <w:szCs w:val="20"/>
+                    </w:rPr>
+                    <m:t>yield</m:t>
+                  </m:r>
+                </m:sub>
+              </m:sSub>
+            </m:num>
+            <m:den>
+              <m:r>
+                <w:rPr>
+                  <w:rFonts w:ascii="Cambria Math" w:hAnsi="Cambria Math" w:hint="eastAsia"/>
+                  <w:sz w:val="20"/>
+                  <w:szCs w:val="20"/>
+                </w:rPr>
+                <m:t>n</m:t>
+              </m:r>
+            </m:den>
+          </m:f>
+          <m:r>
+            <w:rPr>
+              <w:rFonts w:ascii="Cambria Math" w:hAnsi="Cambria Math"/>
+              <w:sz w:val="20"/>
+              <w:szCs w:val="20"/>
+            </w:rPr>
+            <m:t xml:space="preserve"> and </m:t>
+          </m:r>
+          <m:r>
+            <w:rPr>
+              <w:rFonts w:ascii="Cambria Math" w:hAnsi="Cambria Math"/>
+              <w:sz w:val="20"/>
+              <w:szCs w:val="20"/>
+            </w:rPr>
+            <m:t xml:space="preserve"> </m:t>
+          </m:r>
+          <m:sSub>
+            <m:sSubPr>
+              <m:ctrlPr>
+                <w:rPr>
+                  <w:rFonts w:ascii="Cambria Math" w:hAnsi="Cambria Math"/>
+                  <w:i/>
+                  <w:sz w:val="20"/>
+                  <w:szCs w:val="20"/>
+                </w:rPr>
+              </m:ctrlPr>
+            </m:sSubPr>
+            <m:e>
+              <m:r>
+                <w:rPr>
+                  <w:rFonts w:ascii="Cambria Math" w:hAnsi="Cambria Math"/>
+                  <w:sz w:val="20"/>
+                  <w:szCs w:val="20"/>
+                </w:rPr>
+                <m:t>τ</m:t>
+              </m:r>
+            </m:e>
+            <m:sub>
+              <m:r>
+                <w:rPr>
+                  <w:rFonts w:ascii="Cambria Math" w:hAnsi="Cambria Math"/>
+                  <w:sz w:val="20"/>
+                  <w:szCs w:val="20"/>
+                </w:rPr>
+                <m:t>yield</m:t>
+              </m:r>
+            </m:sub>
+          </m:sSub>
+          <m:r>
+            <w:rPr>
+              <w:rFonts w:ascii="Cambria Math" w:hAnsi="Cambria Math"/>
+              <w:sz w:val="20"/>
+              <w:szCs w:val="20"/>
+            </w:rPr>
+            <m:t>=</m:t>
+          </m:r>
+          <m:f>
+            <m:fPr>
+              <m:ctrlPr>
+                <w:rPr>
+                  <w:rFonts w:ascii="Cambria Math" w:hAnsi="Cambria Math"/>
+                  <w:i/>
+                  <w:sz w:val="20"/>
+                  <w:szCs w:val="20"/>
+                </w:rPr>
+              </m:ctrlPr>
+            </m:fPr>
+            <m:num>
+              <m:sSub>
+                <m:sSubPr>
+                  <m:ctrlPr>
+                    <w:rPr>
+                      <w:rFonts w:ascii="Cambria Math" w:hAnsi="Cambria Math"/>
+                      <w:i/>
+                      <w:sz w:val="20"/>
+                      <w:szCs w:val="20"/>
+                    </w:rPr>
+                  </m:ctrlPr>
+                </m:sSubPr>
+                <m:e>
+                  <m:r>
+                    <w:rPr>
+                      <w:rFonts w:ascii="Cambria Math" w:hAnsi="Cambria Math"/>
+                      <w:sz w:val="20"/>
+                      <w:szCs w:val="20"/>
+                    </w:rPr>
+                    <m:t>σ</m:t>
+                  </m:r>
+                </m:e>
+                <m:sub>
+                  <m:r>
+                    <w:rPr>
+                      <w:rFonts w:ascii="Cambria Math" w:hAnsi="Cambria Math" w:hint="eastAsia"/>
+                      <w:sz w:val="20"/>
+                      <w:szCs w:val="20"/>
+                    </w:rPr>
+                    <m:t>y</m:t>
+                  </m:r>
+                </m:sub>
+              </m:sSub>
+            </m:num>
+            <m:den>
+              <m:r>
+                <w:rPr>
+                  <w:rFonts w:ascii="Cambria Math" w:hAnsi="Cambria Math"/>
+                  <w:sz w:val="20"/>
+                  <w:szCs w:val="20"/>
+                </w:rPr>
+                <m:t>2</m:t>
+              </m:r>
+            </m:den>
+          </m:f>
+          <m:r>
+            <w:rPr>
+              <w:rFonts w:ascii="Cambria Math" w:hAnsi="Cambria Math"/>
+              <w:sz w:val="20"/>
+              <w:szCs w:val="20"/>
+            </w:rPr>
+            <m:t xml:space="preserve"> or </m:t>
+          </m:r>
+          <m:r>
+            <w:rPr>
+              <w:rFonts w:ascii="Cambria Math" w:hAnsi="Cambria Math"/>
+              <w:sz w:val="20"/>
+              <w:szCs w:val="20"/>
+            </w:rPr>
+            <m:t xml:space="preserve"> </m:t>
+          </m:r>
+          <m:sSub>
+            <m:sSubPr>
+              <m:ctrlPr>
+                <w:rPr>
+                  <w:rFonts w:ascii="Cambria Math" w:hAnsi="Cambria Math"/>
+                  <w:i/>
+                  <w:sz w:val="20"/>
+                  <w:szCs w:val="20"/>
+                </w:rPr>
+              </m:ctrlPr>
+            </m:sSubPr>
+            <m:e>
+              <m:r>
+                <w:rPr>
+                  <w:rFonts w:ascii="Cambria Math" w:hAnsi="Cambria Math"/>
+                  <w:sz w:val="20"/>
+                  <w:szCs w:val="20"/>
+                </w:rPr>
+                <m:t>τ</m:t>
+              </m:r>
+            </m:e>
+            <m:sub>
+              <m:r>
+                <w:rPr>
+                  <w:rFonts w:ascii="Cambria Math" w:hAnsi="Cambria Math"/>
+                  <w:sz w:val="20"/>
+                  <w:szCs w:val="20"/>
+                </w:rPr>
+                <m:t>yield</m:t>
+              </m:r>
+            </m:sub>
+          </m:sSub>
+          <m:r>
+            <w:rPr>
+              <w:rFonts w:ascii="Cambria Math" w:hAnsi="Cambria Math"/>
+              <w:sz w:val="20"/>
+              <w:szCs w:val="20"/>
+            </w:rPr>
+            <m:t>=</m:t>
+          </m:r>
+          <m:f>
+            <m:fPr>
+              <m:ctrlPr>
+                <w:rPr>
+                  <w:rFonts w:ascii="Cambria Math" w:hAnsi="Cambria Math"/>
+                  <w:i/>
+                  <w:sz w:val="20"/>
+                  <w:szCs w:val="20"/>
+                </w:rPr>
+              </m:ctrlPr>
+            </m:fPr>
+            <m:num>
+              <m:sSub>
+                <m:sSubPr>
+                  <m:ctrlPr>
+                    <w:rPr>
+                      <w:rFonts w:ascii="Cambria Math" w:hAnsi="Cambria Math"/>
+                      <w:i/>
+                      <w:sz w:val="20"/>
+                      <w:szCs w:val="20"/>
+                    </w:rPr>
+                  </m:ctrlPr>
+                </m:sSubPr>
+                <m:e>
+                  <m:r>
+                    <w:rPr>
+                      <w:rFonts w:ascii="Cambria Math" w:hAnsi="Cambria Math"/>
+                      <w:sz w:val="20"/>
+                      <w:szCs w:val="20"/>
+                    </w:rPr>
+                    <m:t>σ</m:t>
+                  </m:r>
+                </m:e>
+                <m:sub>
+                  <m:r>
+                    <w:rPr>
+                      <w:rFonts w:ascii="Cambria Math" w:hAnsi="Cambria Math" w:hint="eastAsia"/>
+                      <w:sz w:val="20"/>
+                      <w:szCs w:val="20"/>
+                    </w:rPr>
+                    <m:t>y</m:t>
+                  </m:r>
+                </m:sub>
+              </m:sSub>
+            </m:num>
+            <m:den>
+              <m:rad>
+                <m:radPr>
+                  <m:degHide m:val="1"/>
+                  <m:ctrlPr>
+                    <w:rPr>
+                      <w:rFonts w:ascii="Cambria Math" w:hAnsi="Cambria Math"/>
+                      <w:i/>
+                      <w:sz w:val="20"/>
+                      <w:szCs w:val="20"/>
+                    </w:rPr>
+                  </m:ctrlPr>
+                </m:radPr>
+                <m:deg/>
+                <m:e>
+                  <m:r>
+                    <w:rPr>
+                      <w:rFonts w:ascii="Cambria Math" w:hAnsi="Cambria Math"/>
+                      <w:sz w:val="20"/>
+                      <w:szCs w:val="20"/>
+                    </w:rPr>
+                    <m:t>3</m:t>
+                  </m:r>
+                </m:e>
+              </m:rad>
+            </m:den>
+          </m:f>
+          <m:r>
+            <w:rPr>
+              <w:rFonts w:ascii="Cambria Math" w:hAnsi="Cambria Math"/>
+              <w:sz w:val="20"/>
+              <w:szCs w:val="20"/>
+            </w:rPr>
+            <m:t xml:space="preserve">  (n is </m:t>
+          </m:r>
+          <m:r>
+            <w:rPr>
+              <w:rFonts w:ascii="Cambria Math" w:hAnsi="Cambria Math"/>
+              <w:sz w:val="20"/>
+              <w:szCs w:val="20"/>
+            </w:rPr>
+            <m:t xml:space="preserve">designing </m:t>
+          </m:r>
+          <m:r>
+            <w:rPr>
+              <w:rFonts w:ascii="Cambria Math" w:hAnsi="Cambria Math"/>
+              <w:sz w:val="20"/>
+              <w:szCs w:val="20"/>
+            </w:rPr>
+            <m:t>safety coefficient)</m:t>
+          </m:r>
+        </m:oMath>
+      </m:oMathPara>
+    </w:p>
+    <w:p>
+      <w:pPr>
+        <w:pStyle w:val="ae"/>
+        <w:ind w:firstLineChars="250" w:firstLine="450"/>
+        <w:rPr>
+          <w:rFonts w:hint="eastAsia"/>
+        </w:rPr>
+      </w:pPr>
+      <w:r>
+        <w:rPr>
+          <w:rFonts w:hint="eastAsia"/>
+        </w:rPr>
+        <w:t>Here: n (safety coefficient) is for designing</w:t>
+      </w:r>
+      <w:r>
+        <w:rPr>
+          <w:rFonts w:hint="eastAsia"/>
+        </w:rPr>
+        <w:t>, given by designer.</w:t>
+      </w:r>
+      <w:r>
+        <w:rPr>
+          <w:rFonts w:hint="eastAsia"/>
+        </w:rPr>
+        <w:t xml:space="preserve">   </w:t>
+      </w:r>
+    </w:p>
+    <w:p>
+      <w:pPr>
+        <w:pStyle w:val="ae"/>
+      </w:pPr>
+    </w:p>
+    <w:p>
+      <w:pPr>
+        <w:pStyle w:val="ae"/>
+        <w:spacing w:line="276" w:lineRule="auto"/>
+      </w:pPr>
+    </w:p>
+    <w:p>
+      <w:pPr>
+        <w:pStyle w:val="ae"/>
+        <w:spacing w:line="276" w:lineRule="auto"/>
+        <w:rPr>
+          <w:sz w:val="20"/>
+          <w:szCs w:val="20"/>
+        </w:rPr>
+      </w:pPr>
+      <w:r>
+        <w:rPr>
+          <w:rFonts w:hint="eastAsia"/>
+        </w:rPr>
+        <w:t>中间弯曲矩</w:t>
+      </w:r>
+      <w:r>
+        <w:rPr>
+          <w:rFonts w:hint="eastAsia"/>
+        </w:rPr>
+        <w:t xml:space="preserve">: </w:t>
+      </w:r>
+    </w:p>
+    <w:p>
+      <w:pPr>
+        <w:pStyle w:val="ae"/>
+        <w:spacing w:line="276" w:lineRule="auto"/>
+        <w:rPr>
+          <w:rFonts w:hint="eastAsia"/>
+        </w:rPr>
+      </w:pPr>
+      <m:oMathPara>
+        <m:oMath>
+          <m:r>
+            <m:rPr>
+              <m:sty m:val="bi"/>
+            </m:rPr>
+            <w:rPr>
+              <w:rFonts w:ascii="Cambria Math" w:hAnsi="Cambria Math"/>
+              <w:sz w:val="20"/>
+              <w:szCs w:val="20"/>
+            </w:rPr>
+            <m:t>M</m:t>
+          </m:r>
+          <m:r>
+            <w:rPr>
+              <w:rFonts w:ascii="Cambria Math" w:hAnsi="Cambria Math"/>
+              <w:sz w:val="20"/>
+              <w:szCs w:val="20"/>
+            </w:rPr>
+            <m:t>=</m:t>
+          </m:r>
+          <m:f>
+            <m:fPr>
+              <m:ctrlPr>
+                <w:rPr>
+                  <w:rFonts w:ascii="Cambria Math" w:hAnsi="Cambria Math"/>
+                  <w:i/>
+                  <w:sz w:val="20"/>
+                  <w:szCs w:val="20"/>
+                </w:rPr>
+              </m:ctrlPr>
+            </m:fPr>
+            <m:num>
+              <m:r>
+                <m:rPr>
+                  <m:sty m:val="bi"/>
+                </m:rPr>
+                <w:rPr>
+                  <w:rFonts w:ascii="Cambria Math" w:hAnsi="Cambria Math"/>
+                  <w:sz w:val="20"/>
+                  <w:szCs w:val="20"/>
+                </w:rPr>
+                <m:t>PL</m:t>
+              </m:r>
+            </m:num>
+            <m:den>
+              <m:r>
+                <m:rPr>
+                  <m:sty m:val="bi"/>
+                </m:rPr>
+                <w:rPr>
+                  <w:rFonts w:ascii="Cambria Math" w:hAnsi="Cambria Math"/>
+                  <w:sz w:val="20"/>
+                  <w:szCs w:val="20"/>
+                </w:rPr>
+                <m:t>4</m:t>
+              </m:r>
+            </m:den>
+          </m:f>
+        </m:oMath>
+      </m:oMathPara>
+    </w:p>
+    <w:p>
+      <w:pPr>
+        <w:pStyle w:val="ae"/>
+        <w:rPr>
+          <w:rFonts w:hint="eastAsia"/>
+        </w:rPr>
+      </w:pPr>
+      <w:r>
+        <w:rPr>
+          <w:rFonts w:hint="eastAsia"/>
+        </w:rPr>
+        <w:t>跨中最大绕度</w:t>
+      </w:r>
+      <w:r>
+        <w:rPr>
+          <w:rFonts w:hint="eastAsia"/>
+        </w:rPr>
+        <w:t xml:space="preserve">: </w:t>
+      </w:r>
+    </w:p>
+    <w:p>
+      <w:pPr>
+        <w:pStyle w:val="ae"/>
+        <w:spacing w:line="276" w:lineRule="auto"/>
+      </w:pPr>
+      <m:oMathPara>
+        <m:oMath>
+          <m:sSub>
+            <m:sSubPr>
+              <m:ctrlPr>
+                <w:rPr>
+                  <w:rFonts w:ascii="Cambria Math" w:hAnsi="Cambria Math"/>
+                  <w:b/>
+                  <w:bCs/>
+                  <w:i/>
+                  <w:sz w:val="20"/>
+                  <w:szCs w:val="20"/>
+                </w:rPr>
+              </m:ctrlPr>
+            </m:sSubPr>
+            <m:e>
+              <m:r>
+                <m:rPr>
+                  <m:sty m:val="bi"/>
+                </m:rPr>
+                <w:rPr>
+                  <w:rFonts w:ascii="Cambria Math" w:hAnsi="Cambria Math"/>
+                  <w:sz w:val="20"/>
+                  <w:szCs w:val="20"/>
+                </w:rPr>
+                <m:t>δ</m:t>
+              </m:r>
+            </m:e>
+            <m:sub>
+              <m:r>
+                <m:rPr>
+                  <m:sty m:val="bi"/>
+                </m:rPr>
+                <w:rPr>
+                  <w:rFonts w:ascii="Cambria Math" w:hAnsi="Cambria Math"/>
+                  <w:sz w:val="20"/>
+                  <w:szCs w:val="20"/>
+                </w:rPr>
+                <m:t>max</m:t>
+              </m:r>
+            </m:sub>
+          </m:sSub>
+          <m:r>
+            <w:rPr>
+              <w:rFonts w:ascii="Cambria Math" w:hAnsi="Cambria Math"/>
+              <w:sz w:val="20"/>
+              <w:szCs w:val="20"/>
+            </w:rPr>
+            <m:t>=</m:t>
+          </m:r>
+          <m:f>
+            <m:fPr>
+              <m:ctrlPr>
+                <w:rPr>
+                  <w:rFonts w:ascii="Cambria Math" w:hAnsi="Cambria Math"/>
+                  <w:i/>
+                  <w:sz w:val="20"/>
+                  <w:szCs w:val="20"/>
+                </w:rPr>
+              </m:ctrlPr>
+            </m:fPr>
+            <m:num>
+              <m:r>
+                <m:rPr>
+                  <m:sty m:val="bi"/>
+                </m:rPr>
+                <w:rPr>
+                  <w:rFonts w:ascii="Cambria Math" w:hAnsi="Cambria Math"/>
+                  <w:sz w:val="20"/>
+                  <w:szCs w:val="20"/>
+                </w:rPr>
+                <m:t>P</m:t>
+              </m:r>
+              <m:sSup>
+                <m:sSupPr>
+                  <m:ctrlPr>
+                    <w:rPr>
+                      <w:rFonts w:ascii="Cambria Math" w:hAnsi="Cambria Math"/>
+                      <w:b/>
+                      <w:bCs/>
+                      <w:i/>
+                      <w:sz w:val="20"/>
+                      <w:szCs w:val="20"/>
+                    </w:rPr>
+                  </m:ctrlPr>
+                </m:sSupPr>
+                <m:e>
+                  <m:r>
+                    <m:rPr>
+                      <m:sty m:val="bi"/>
+                    </m:rPr>
+                    <w:rPr>
+                      <w:rFonts w:ascii="Cambria Math" w:hAnsi="Cambria Math"/>
+                      <w:sz w:val="20"/>
+                      <w:szCs w:val="20"/>
+                    </w:rPr>
+                    <m:t>L</m:t>
+                  </m:r>
+                </m:e>
+                <m:sup>
+                  <m:r>
+                    <m:rPr>
+                      <m:sty m:val="bi"/>
+                    </m:rPr>
+                    <w:rPr>
+                      <w:rFonts w:ascii="Cambria Math" w:hAnsi="Cambria Math"/>
+                      <w:sz w:val="20"/>
+                      <w:szCs w:val="20"/>
+                    </w:rPr>
+                    <m:t>3</m:t>
+                  </m:r>
+                </m:sup>
+              </m:sSup>
+            </m:num>
+            <m:den>
+              <m:r>
+                <m:rPr>
+                  <m:sty m:val="bi"/>
+                </m:rPr>
+                <w:rPr>
+                  <w:rFonts w:ascii="Cambria Math" w:hAnsi="Cambria Math"/>
+                  <w:sz w:val="20"/>
+                  <w:szCs w:val="20"/>
+                </w:rPr>
+                <m:t>4</m:t>
+              </m:r>
+              <m:r>
+                <m:rPr>
+                  <m:sty m:val="bi"/>
+                </m:rPr>
+                <w:rPr>
+                  <w:rFonts w:ascii="Cambria Math" w:hAnsi="Cambria Math"/>
+                  <w:sz w:val="20"/>
+                  <w:szCs w:val="20"/>
+                </w:rPr>
+                <m:t>8</m:t>
+              </m:r>
+              <m:r>
+                <m:rPr>
+                  <m:sty m:val="bi"/>
+                </m:rPr>
+                <w:rPr>
+                  <w:rFonts w:ascii="Cambria Math" w:hAnsi="Cambria Math"/>
+                  <w:sz w:val="20"/>
+                  <w:szCs w:val="20"/>
+                </w:rPr>
+                <m:t>EI</m:t>
+              </m:r>
+            </m:den>
+          </m:f>
+          <m:r>
+            <w:rPr>
+              <w:rFonts w:ascii="Cambria Math" w:hAnsi="Cambria Math"/>
+              <w:sz w:val="20"/>
+              <w:szCs w:val="20"/>
+            </w:rPr>
+            <m:t xml:space="preserve">    </m:t>
+          </m:r>
+          <m:r>
+            <w:rPr>
+              <w:rFonts w:ascii="Cambria Math" w:hAnsi="Cambria Math"/>
+              <w:sz w:val="20"/>
+              <w:szCs w:val="20"/>
+            </w:rPr>
+            <m:t xml:space="preserve">(I= </m:t>
+          </m:r>
+          <m:f>
+            <m:fPr>
+              <m:ctrlPr>
+                <w:rPr>
+                  <w:rFonts w:ascii="Cambria Math" w:hAnsi="Cambria Math"/>
+                  <w:i/>
+                  <w:sz w:val="20"/>
+                  <w:szCs w:val="20"/>
+                </w:rPr>
+              </m:ctrlPr>
+            </m:fPr>
+            <m:num>
+              <m:r>
+                <w:rPr>
+                  <w:rFonts w:ascii="Cambria Math" w:hAnsi="Cambria Math"/>
+                  <w:sz w:val="20"/>
+                  <w:szCs w:val="20"/>
+                </w:rPr>
+                <m:t>π</m:t>
+              </m:r>
+              <m:sSup>
+                <m:sSupPr>
+                  <m:ctrlPr>
+                    <w:rPr>
+                      <w:rFonts w:ascii="Cambria Math" w:hAnsi="Cambria Math"/>
+                      <w:i/>
+                      <w:sz w:val="20"/>
+                      <w:szCs w:val="20"/>
+                    </w:rPr>
+                  </m:ctrlPr>
+                </m:sSupPr>
+                <m:e>
+                  <m:r>
+                    <w:rPr>
+                      <w:rFonts w:ascii="Cambria Math" w:hAnsi="Cambria Math"/>
+                      <w:sz w:val="20"/>
+                      <w:szCs w:val="20"/>
+                    </w:rPr>
+                    <m:t>d</m:t>
+                  </m:r>
+                </m:e>
+                <m:sup>
+                  <m:r>
+                    <w:rPr>
+                      <w:rFonts w:ascii="Cambria Math" w:hAnsi="Cambria Math"/>
+                      <w:sz w:val="20"/>
+                      <w:szCs w:val="20"/>
+                    </w:rPr>
+                    <m:t>4</m:t>
+                  </m:r>
+                </m:sup>
+              </m:sSup>
+            </m:num>
+            <m:den>
+              <m:r>
+                <w:rPr>
+                  <w:rFonts w:ascii="Cambria Math" w:hAnsi="Cambria Math"/>
+                  <w:sz w:val="20"/>
+                  <w:szCs w:val="20"/>
+                </w:rPr>
+                <m:t>64</m:t>
+              </m:r>
+            </m:den>
+          </m:f>
+          <m:r>
+            <w:rPr>
+              <w:rFonts w:ascii="Cambria Math" w:hAnsi="Cambria Math"/>
+              <w:sz w:val="20"/>
+              <w:szCs w:val="20"/>
+            </w:rPr>
+            <m:t xml:space="preserve"> </m:t>
+          </m:r>
+          <m:d>
+            <m:dPr>
+              <m:ctrlPr>
+                <w:rPr>
+                  <w:rFonts w:ascii="Cambria Math" w:hAnsi="Cambria Math"/>
+                  <w:i/>
+                  <w:sz w:val="20"/>
+                  <w:szCs w:val="20"/>
+                </w:rPr>
+              </m:ctrlPr>
+            </m:dPr>
+            <m:e>
+              <m:r>
+                <w:rPr>
+                  <w:rFonts w:ascii="Cambria Math" w:hAnsi="Cambria Math" w:hint="eastAsia"/>
+                  <w:sz w:val="20"/>
+                  <w:szCs w:val="20"/>
+                </w:rPr>
+                <m:t>转动惯量</m:t>
+              </m:r>
+            </m:e>
+          </m:d>
+          <m:r>
+            <w:rPr>
+              <w:rFonts w:ascii="Cambria Math" w:hAnsi="Cambria Math"/>
+              <w:sz w:val="20"/>
+              <w:szCs w:val="20"/>
+            </w:rPr>
+            <m:t>)</m:t>
+          </m:r>
+          <m:r>
+            <w:rPr>
+              <w:rFonts w:ascii="Cambria Math" w:hAnsi="Cambria Math"/>
+              <w:sz w:val="20"/>
+              <w:szCs w:val="20"/>
+            </w:rPr>
+            <m:t xml:space="preserve">    </m:t>
+          </m:r>
+          <m:r>
+            <w:rPr>
+              <w:rFonts w:ascii="Cambria Math" w:hAnsi="Cambria Math"/>
+              <w:sz w:val="20"/>
+              <w:szCs w:val="20"/>
+            </w:rPr>
+            <m:t>(</m:t>
+          </m:r>
+          <m:r>
+            <w:rPr>
+              <w:rFonts w:ascii="Cambria Math" w:hAnsi="Cambria Math"/>
+              <w:sz w:val="20"/>
+              <w:szCs w:val="20"/>
+            </w:rPr>
+            <m:t>E≈28000ksi</m:t>
+          </m:r>
+          <m:r>
+            <w:rPr>
+              <w:rFonts w:ascii="Cambria Math" w:hAnsi="Cambria Math"/>
+              <w:sz w:val="20"/>
+              <w:szCs w:val="20"/>
+            </w:rPr>
+            <m:t>)</m:t>
+          </m:r>
+          <m:r>
+            <w:rPr>
+              <w:rFonts w:ascii="Cambria Math" w:hAnsi="Cambria Math"/>
+              <w:sz w:val="20"/>
+              <w:szCs w:val="20"/>
+            </w:rPr>
+            <m:t xml:space="preserve">   (0.1~0.3mm is ok)</m:t>
+          </m:r>
+        </m:oMath>
+      </m:oMathPara>
+    </w:p>
+    <w:p>
+      <w:pPr>
+        <w:pStyle w:val="ae"/>
+      </w:pPr>
+    </w:p>
+    <w:p>
+      <w:pPr>
+        <w:pStyle w:val="ae"/>
+        <w:rPr>
+          <w:rFonts w:hint="eastAsia"/>
+        </w:rPr>
+      </w:pPr>
+      <w:r>
+        <w:rPr>
+          <w:rFonts w:hint="eastAsia"/>
+        </w:rPr>
+        <w:t>轴扭转角度</w:t>
+      </w:r>
+      <w:r>
+        <w:rPr>
+          <w:rFonts w:hint="eastAsia"/>
+        </w:rPr>
+        <w:t>:</w:t>
+      </w:r>
+    </w:p>
+    <w:p>
+      <w:pPr>
+        <w:pStyle w:val="ae"/>
+        <w:spacing w:line="360" w:lineRule="auto"/>
+      </w:pPr>
+      <m:oMathPara>
+        <m:oMath>
+          <m:r>
+            <m:rPr>
+              <m:sty m:val="bi"/>
+            </m:rPr>
+            <w:rPr>
+              <w:rFonts w:ascii="Cambria Math" w:hAnsi="Cambria Math"/>
+              <w:sz w:val="20"/>
+              <w:szCs w:val="20"/>
+            </w:rPr>
+            <m:t>θ</m:t>
+          </m:r>
+          <m:r>
+            <w:rPr>
+              <w:rFonts w:ascii="Cambria Math" w:hAnsi="Cambria Math"/>
+              <w:sz w:val="20"/>
+              <w:szCs w:val="20"/>
+            </w:rPr>
+            <m:t>=</m:t>
+          </m:r>
+          <m:f>
+            <m:fPr>
+              <m:ctrlPr>
+                <w:rPr>
+                  <w:rFonts w:ascii="Cambria Math" w:hAnsi="Cambria Math"/>
+                  <w:i/>
+                  <w:sz w:val="20"/>
+                  <w:szCs w:val="20"/>
+                </w:rPr>
+              </m:ctrlPr>
+            </m:fPr>
+            <m:num>
+              <m:r>
+                <m:rPr>
+                  <m:sty m:val="bi"/>
+                </m:rPr>
+                <w:rPr>
+                  <w:rFonts w:ascii="Cambria Math" w:hAnsi="Cambria Math"/>
+                  <w:sz w:val="20"/>
+                  <w:szCs w:val="20"/>
+                </w:rPr>
+                <m:t>T</m:t>
+              </m:r>
+              <m:r>
+                <m:rPr>
+                  <m:sty m:val="bi"/>
+                </m:rPr>
+                <w:rPr>
+                  <w:rFonts w:ascii="Cambria Math" w:hAnsi="Cambria Math"/>
+                  <w:sz w:val="20"/>
+                  <w:szCs w:val="20"/>
+                </w:rPr>
+                <m:t>L</m:t>
+              </m:r>
+            </m:num>
+            <m:den>
+              <m:r>
+                <m:rPr>
+                  <m:sty m:val="bi"/>
+                </m:rPr>
+                <w:rPr>
+                  <w:rFonts w:ascii="Cambria Math" w:hAnsi="Cambria Math"/>
+                  <w:sz w:val="20"/>
+                  <w:szCs w:val="20"/>
+                </w:rPr>
+                <m:t>GJ</m:t>
+              </m:r>
+            </m:den>
+          </m:f>
+          <m:r>
+            <w:rPr>
+              <w:rFonts w:ascii="Cambria Math" w:hAnsi="Cambria Math"/>
+              <w:sz w:val="20"/>
+              <w:szCs w:val="20"/>
+            </w:rPr>
+            <m:t xml:space="preserve">    </m:t>
+          </m:r>
+          <m:r>
+            <w:rPr>
+              <w:rFonts w:ascii="Cambria Math" w:hAnsi="Cambria Math"/>
+              <w:sz w:val="20"/>
+              <w:szCs w:val="20"/>
+            </w:rPr>
+            <m:t>(</m:t>
+          </m:r>
+          <m:r>
+            <w:rPr>
+              <w:rFonts w:ascii="Cambria Math" w:hAnsi="Cambria Math"/>
+              <w:sz w:val="20"/>
+              <w:szCs w:val="20"/>
+            </w:rPr>
+            <m:t xml:space="preserve"> J=</m:t>
+          </m:r>
+          <m:f>
+            <m:fPr>
+              <m:ctrlPr>
+                <w:rPr>
+                  <w:rFonts w:ascii="Cambria Math" w:hAnsi="Cambria Math"/>
+                  <w:i/>
+                  <w:sz w:val="20"/>
+                  <w:szCs w:val="20"/>
+                </w:rPr>
+              </m:ctrlPr>
+            </m:fPr>
+            <m:num>
+              <m:r>
+                <w:rPr>
+                  <w:rFonts w:ascii="Cambria Math" w:hAnsi="Cambria Math"/>
+                  <w:sz w:val="20"/>
+                  <w:szCs w:val="20"/>
+                </w:rPr>
+                <m:t>π</m:t>
+              </m:r>
+              <m:sSup>
+                <m:sSupPr>
+                  <m:ctrlPr>
+                    <w:rPr>
+                      <w:rFonts w:ascii="Cambria Math" w:hAnsi="Cambria Math"/>
+                      <w:i/>
+                      <w:sz w:val="20"/>
+                      <w:szCs w:val="20"/>
+                    </w:rPr>
+                  </m:ctrlPr>
+                </m:sSupPr>
+                <m:e>
+                  <m:r>
+                    <w:rPr>
+                      <w:rFonts w:ascii="Cambria Math" w:hAnsi="Cambria Math"/>
+                      <w:sz w:val="20"/>
+                      <w:szCs w:val="20"/>
+                    </w:rPr>
+                    <m:t>d</m:t>
+                  </m:r>
+                </m:e>
+                <m:sup>
+                  <m:r>
+                    <w:rPr>
+                      <w:rFonts w:ascii="Cambria Math" w:hAnsi="Cambria Math"/>
+                      <w:sz w:val="20"/>
+                      <w:szCs w:val="20"/>
+                    </w:rPr>
+                    <m:t>4</m:t>
+                  </m:r>
+                </m:sup>
+              </m:sSup>
+            </m:num>
+            <m:den>
+              <m:r>
+                <w:rPr>
+                  <w:rFonts w:ascii="Cambria Math" w:hAnsi="Cambria Math"/>
+                  <w:sz w:val="20"/>
+                  <w:szCs w:val="20"/>
+                </w:rPr>
+                <m:t>32</m:t>
+              </m:r>
+            </m:den>
+          </m:f>
+          <m:r>
+            <w:rPr>
+              <w:rFonts w:ascii="Cambria Math" w:hAnsi="Cambria Math"/>
+              <w:sz w:val="20"/>
+              <w:szCs w:val="20"/>
+            </w:rPr>
+            <m:t>)</m:t>
+          </m:r>
+          <m:r>
+            <w:rPr>
+              <w:rFonts w:ascii="Cambria Math" w:hAnsi="Cambria Math"/>
+              <w:sz w:val="20"/>
+              <w:szCs w:val="20"/>
+            </w:rPr>
+            <m:t xml:space="preserve">     </m:t>
+          </m:r>
+          <m:r>
+            <w:rPr>
+              <w:rFonts w:ascii="Cambria Math" w:hAnsi="Cambria Math"/>
+              <w:sz w:val="20"/>
+              <w:szCs w:val="20"/>
+            </w:rPr>
+            <m:t>(</m:t>
+          </m:r>
+          <m:r>
+            <w:rPr>
+              <w:rFonts w:ascii="Cambria Math" w:hAnsi="Cambria Math"/>
+              <w:sz w:val="20"/>
+              <w:szCs w:val="20"/>
+            </w:rPr>
+            <m:t>For 304 SS, G≈11.2×</m:t>
+          </m:r>
+          <m:sSup>
+            <m:sSupPr>
+              <m:ctrlPr>
+                <w:rPr>
+                  <w:rFonts w:ascii="Cambria Math" w:hAnsi="Cambria Math"/>
+                  <w:i/>
+                  <w:sz w:val="20"/>
+                  <w:szCs w:val="20"/>
+                </w:rPr>
+              </m:ctrlPr>
+            </m:sSupPr>
+            <m:e>
+              <m:r>
+                <w:rPr>
+                  <w:rFonts w:ascii="Cambria Math" w:hAnsi="Cambria Math"/>
+                  <w:sz w:val="20"/>
+                  <w:szCs w:val="20"/>
+                </w:rPr>
+                <m:t>10</m:t>
+              </m:r>
+            </m:e>
+            <m:sup>
+              <m:r>
+                <w:rPr>
+                  <w:rFonts w:ascii="Cambria Math" w:hAnsi="Cambria Math"/>
+                  <w:sz w:val="20"/>
+                  <w:szCs w:val="20"/>
+                </w:rPr>
+                <m:t>6</m:t>
+              </m:r>
+            </m:sup>
+          </m:sSup>
+          <m:r>
+            <w:rPr>
+              <w:rFonts w:ascii="Cambria Math" w:hAnsi="Cambria Math"/>
+              <w:sz w:val="20"/>
+              <w:szCs w:val="20"/>
+            </w:rPr>
+            <m:t xml:space="preserve"> psi</m:t>
+          </m:r>
+          <m:r>
+            <w:rPr>
+              <w:rFonts w:ascii="Cambria Math" w:hAnsi="Cambria Math"/>
+              <w:sz w:val="20"/>
+              <w:szCs w:val="20"/>
+            </w:rPr>
+            <m:t>)</m:t>
+          </m:r>
+          <m:r>
+            <w:rPr>
+              <w:rFonts w:ascii="Cambria Math" w:hAnsi="Cambria Math"/>
+              <w:sz w:val="20"/>
+              <w:szCs w:val="20"/>
+            </w:rPr>
+            <m:t xml:space="preserve">  </m:t>
+          </m:r>
+        </m:oMath>
+      </m:oMathPara>
+    </w:p>
+    <w:p>
+      <w:pPr>
+        <w:pStyle w:val="ae"/>
+        <w:spacing w:line="360" w:lineRule="auto"/>
+        <w:rPr>
+          <w:sz w:val="20"/>
+          <w:szCs w:val="20"/>
+        </w:rPr>
+      </w:pPr>
+      <w:r>
+        <w:rPr>
+          <w:rFonts w:hint="eastAsia"/>
+        </w:rPr>
+        <w:t>弯曲正应力</w:t>
+      </w:r>
+      <w:r>
+        <w:rPr>
+          <w:rFonts w:hint="eastAsia"/>
+        </w:rPr>
+        <w:t xml:space="preserve">:  </w:t>
+      </w:r>
+      <m:oMath>
+        <m:sSub>
+          <m:sSubPr>
+            <m:ctrlPr>
+              <w:rPr>
+                <w:rFonts w:ascii="Cambria Math" w:hAnsi="Cambria Math"/>
+                <w:b/>
+                <w:bCs/>
+                <w:i/>
+                <w:sz w:val="20"/>
+                <w:szCs w:val="20"/>
+              </w:rPr>
+            </m:ctrlPr>
+          </m:sSubPr>
+          <m:e>
+            <m:r>
+              <m:rPr>
+                <m:sty m:val="bi"/>
+              </m:rPr>
+              <w:rPr>
+                <w:rFonts w:ascii="Cambria Math" w:hAnsi="Cambria Math"/>
+                <w:sz w:val="20"/>
+                <w:szCs w:val="20"/>
+              </w:rPr>
+              <m:t>σ</m:t>
+            </m:r>
+          </m:e>
+          <m:sub>
+            <m:r>
+              <m:rPr>
+                <m:sty m:val="bi"/>
+              </m:rPr>
+              <w:rPr>
+                <w:rFonts w:ascii="Cambria Math" w:hAnsi="Cambria Math"/>
+                <w:sz w:val="20"/>
+                <w:szCs w:val="20"/>
+              </w:rPr>
+              <m:t>b</m:t>
+            </m:r>
+          </m:sub>
+        </m:sSub>
+        <m:r>
+          <w:rPr>
+            <w:rFonts w:ascii="Cambria Math" w:hAnsi="Cambria Math"/>
+            <w:sz w:val="20"/>
+            <w:szCs w:val="20"/>
+          </w:rPr>
+          <m:t>=</m:t>
+        </m:r>
+        <m:f>
+          <m:fPr>
+            <m:ctrlPr>
+              <w:rPr>
+                <w:rFonts w:ascii="Cambria Math" w:hAnsi="Cambria Math"/>
+                <w:i/>
+                <w:sz w:val="20"/>
+                <w:szCs w:val="20"/>
+              </w:rPr>
+            </m:ctrlPr>
+          </m:fPr>
+          <m:num>
+            <m:r>
+              <m:rPr>
+                <m:sty m:val="bi"/>
+              </m:rPr>
+              <w:rPr>
+                <w:rFonts w:ascii="Cambria Math" w:hAnsi="Cambria Math"/>
+                <w:sz w:val="20"/>
+                <w:szCs w:val="20"/>
+              </w:rPr>
+              <m:t>32</m:t>
+            </m:r>
+            <m:r>
+              <m:rPr>
+                <m:sty m:val="bi"/>
+              </m:rPr>
+              <w:rPr>
+                <w:rFonts w:ascii="Cambria Math" w:hAnsi="Cambria Math"/>
+                <w:sz w:val="20"/>
+                <w:szCs w:val="20"/>
+              </w:rPr>
+              <m:t>M</m:t>
+            </m:r>
+          </m:num>
+          <m:den>
+            <m:r>
+              <m:rPr>
+                <m:sty m:val="bi"/>
+              </m:rPr>
+              <w:rPr>
+                <w:rFonts w:ascii="Cambria Math" w:hAnsi="Cambria Math"/>
+                <w:sz w:val="20"/>
+                <w:szCs w:val="20"/>
+              </w:rPr>
+              <m:t>π</m:t>
+            </m:r>
+            <m:sSup>
+              <m:sSupPr>
+                <m:ctrlPr>
+                  <w:rPr>
+                    <w:rFonts w:ascii="Cambria Math" w:hAnsi="Cambria Math"/>
+                    <w:b/>
+                    <w:bCs/>
+                    <w:i/>
+                    <w:sz w:val="20"/>
+                    <w:szCs w:val="20"/>
+                  </w:rPr>
+                </m:ctrlPr>
+              </m:sSupPr>
+              <m:e>
+                <m:r>
+                  <m:rPr>
+                    <m:sty m:val="bi"/>
+                  </m:rPr>
+                  <w:rPr>
+                    <w:rFonts w:ascii="Cambria Math" w:hAnsi="Cambria Math"/>
+                    <w:sz w:val="20"/>
+                    <w:szCs w:val="20"/>
+                  </w:rPr>
+                  <m:t>d</m:t>
+                </m:r>
+              </m:e>
+              <m:sup>
+                <m:r>
+                  <m:rPr>
+                    <m:sty m:val="bi"/>
+                  </m:rPr>
+                  <w:rPr>
+                    <w:rFonts w:ascii="Cambria Math" w:hAnsi="Cambria Math"/>
+                    <w:sz w:val="20"/>
+                    <w:szCs w:val="20"/>
+                  </w:rPr>
+                  <m:t>3</m:t>
+                </m:r>
+              </m:sup>
+            </m:sSup>
+          </m:den>
+        </m:f>
+      </m:oMath>
+      <w:r>
+        <w:rPr>
+          <w:rFonts w:hint="eastAsia"/>
+          <w:sz w:val="20"/>
+          <w:szCs w:val="20"/>
+        </w:rPr>
+        <w:t xml:space="preserve">     and      </w:t>
+      </w:r>
+      <w:r>
+        <w:rPr>
+          <w:rFonts w:hint="eastAsia"/>
+          <w:sz w:val="20"/>
+          <w:szCs w:val="20"/>
+        </w:rPr>
+        <w:t>扭转剪应力</w:t>
+      </w:r>
+      <w:r>
+        <w:rPr>
+          <w:rFonts w:hint="eastAsia"/>
+          <w:sz w:val="20"/>
+          <w:szCs w:val="20"/>
+        </w:rPr>
+        <w:t xml:space="preserve">:  </w:t>
+      </w:r>
+      <m:oMath>
+        <m:sSub>
+          <m:sSubPr>
+            <m:ctrlPr>
+              <w:rPr>
+                <w:rFonts w:ascii="Cambria Math" w:hAnsi="Cambria Math"/>
+                <w:b/>
+                <w:bCs/>
+                <w:i/>
+                <w:sz w:val="20"/>
+                <w:szCs w:val="20"/>
+              </w:rPr>
+            </m:ctrlPr>
+          </m:sSubPr>
+          <m:e>
+            <m:r>
+              <m:rPr>
+                <m:sty m:val="bi"/>
+              </m:rPr>
+              <w:rPr>
+                <w:rFonts w:ascii="Cambria Math" w:hAnsi="Cambria Math"/>
+                <w:sz w:val="20"/>
+                <w:szCs w:val="20"/>
+              </w:rPr>
+              <m:t>τ</m:t>
+            </m:r>
+          </m:e>
+          <m:sub>
+            <m:r>
+              <m:rPr>
+                <m:sty m:val="bi"/>
+              </m:rPr>
+              <w:rPr>
+                <w:rFonts w:ascii="Cambria Math" w:hAnsi="Cambria Math"/>
+                <w:sz w:val="20"/>
+                <w:szCs w:val="20"/>
+              </w:rPr>
+              <m:t>t</m:t>
+            </m:r>
+          </m:sub>
+        </m:sSub>
+        <m:r>
+          <w:rPr>
+            <w:rFonts w:ascii="Cambria Math" w:hAnsi="Cambria Math"/>
+            <w:sz w:val="20"/>
+            <w:szCs w:val="20"/>
+          </w:rPr>
+          <m:t>=</m:t>
+        </m:r>
+        <m:f>
+          <m:fPr>
+            <m:ctrlPr>
+              <w:rPr>
+                <w:rFonts w:ascii="Cambria Math" w:hAnsi="Cambria Math"/>
+                <w:i/>
+                <w:sz w:val="20"/>
+                <w:szCs w:val="20"/>
+              </w:rPr>
+            </m:ctrlPr>
+          </m:fPr>
+          <m:num>
+            <m:r>
+              <m:rPr>
+                <m:sty m:val="bi"/>
+              </m:rPr>
+              <w:rPr>
+                <w:rFonts w:ascii="Cambria Math" w:hAnsi="Cambria Math"/>
+                <w:sz w:val="20"/>
+                <w:szCs w:val="20"/>
+              </w:rPr>
+              <m:t>16</m:t>
+            </m:r>
+            <m:r>
+              <m:rPr>
+                <m:sty m:val="bi"/>
+              </m:rPr>
+              <w:rPr>
+                <w:rFonts w:ascii="Cambria Math" w:hAnsi="Cambria Math"/>
+                <w:sz w:val="20"/>
+                <w:szCs w:val="20"/>
+              </w:rPr>
+              <m:t>T</m:t>
+            </m:r>
+          </m:num>
+          <m:den>
+            <m:r>
+              <m:rPr>
+                <m:sty m:val="bi"/>
+              </m:rPr>
+              <w:rPr>
+                <w:rFonts w:ascii="Cambria Math" w:hAnsi="Cambria Math"/>
+                <w:sz w:val="20"/>
+                <w:szCs w:val="20"/>
+              </w:rPr>
+              <m:t>π</m:t>
+            </m:r>
+            <m:sSup>
+              <m:sSupPr>
+                <m:ctrlPr>
+                  <w:rPr>
+                    <w:rFonts w:ascii="Cambria Math" w:hAnsi="Cambria Math"/>
+                    <w:b/>
+                    <w:bCs/>
+                    <w:i/>
+                    <w:sz w:val="20"/>
+                    <w:szCs w:val="20"/>
+                  </w:rPr>
+                </m:ctrlPr>
+              </m:sSupPr>
+              <m:e>
+                <m:r>
+                  <m:rPr>
+                    <m:sty m:val="bi"/>
+                  </m:rPr>
+                  <w:rPr>
+                    <w:rFonts w:ascii="Cambria Math" w:hAnsi="Cambria Math"/>
+                    <w:sz w:val="20"/>
+                    <w:szCs w:val="20"/>
+                  </w:rPr>
+                  <m:t>d</m:t>
+                </m:r>
+              </m:e>
+              <m:sup>
+                <m:r>
+                  <m:rPr>
+                    <m:sty m:val="bi"/>
+                  </m:rPr>
+                  <w:rPr>
+                    <w:rFonts w:ascii="Cambria Math" w:hAnsi="Cambria Math"/>
+                    <w:sz w:val="20"/>
+                    <w:szCs w:val="20"/>
+                  </w:rPr>
+                  <m:t>3</m:t>
+                </m:r>
+              </m:sup>
+            </m:sSup>
+          </m:den>
+        </m:f>
+      </m:oMath>
+      <w:r>
+        <w:rPr>
+          <w:rFonts w:hint="eastAsia"/>
+          <w:sz w:val="20"/>
+          <w:szCs w:val="20"/>
+        </w:rPr>
+        <w:t xml:space="preserve">  </w:t>
+      </w:r>
+    </w:p>
+    <w:p>
+      <w:pPr>
+        <w:pStyle w:val="ae"/>
+        <w:spacing w:line="360" w:lineRule="auto"/>
+        <w:rPr>
+          <w:sz w:val="20"/>
+          <w:szCs w:val="20"/>
+        </w:rPr>
+      </w:pPr>
+      <w:r>
+        <w:rPr>
+          <w:rFonts w:hint="eastAsia"/>
+          <w:sz w:val="20"/>
+          <w:szCs w:val="20"/>
+        </w:rPr>
+        <w:t>Safety Coefficient (for checking):</w:t>
+      </w:r>
+    </w:p>
+    <w:p>
+      <w:pPr>
+        <w:pStyle w:val="ae"/>
+        <w:spacing w:line="360" w:lineRule="auto"/>
+        <w:rPr>
+          <w:rFonts w:hint="eastAsia"/>
+        </w:rPr>
+      </w:pPr>
+      <m:oMathPara>
+        <m:oMath>
+          <m:sSub>
+            <m:sSubPr>
+              <m:ctrlPr>
+                <w:rPr>
+                  <w:rFonts w:ascii="Cambria Math" w:hAnsi="Cambria Math"/>
+                  <w:b/>
+                  <w:bCs/>
+                  <w:i/>
+                  <w:sz w:val="20"/>
+                  <w:szCs w:val="20"/>
+                </w:rPr>
+              </m:ctrlPr>
+            </m:sSubPr>
+            <m:e>
+              <m:r>
+                <m:rPr>
+                  <m:sty m:val="bi"/>
+                </m:rPr>
+                <w:rPr>
+                  <w:rFonts w:ascii="Cambria Math" w:hAnsi="Cambria Math"/>
+                  <w:sz w:val="20"/>
+                  <w:szCs w:val="20"/>
+                </w:rPr>
+                <m:t>σ</m:t>
+              </m:r>
+            </m:e>
+            <m:sub>
+              <m:r>
+                <m:rPr>
+                  <m:sty m:val="bi"/>
+                </m:rPr>
+                <w:rPr>
+                  <w:rFonts w:ascii="Cambria Math" w:hAnsi="Cambria Math"/>
+                  <w:sz w:val="20"/>
+                  <w:szCs w:val="20"/>
+                </w:rPr>
+                <m:t>eq</m:t>
+              </m:r>
+            </m:sub>
+          </m:sSub>
+          <m:r>
+            <w:rPr>
+              <w:rFonts w:ascii="Cambria Math" w:hAnsi="Cambria Math"/>
+              <w:sz w:val="20"/>
+              <w:szCs w:val="20"/>
+            </w:rPr>
+            <m:t>=</m:t>
+          </m:r>
+          <m:rad>
+            <m:radPr>
+              <m:degHide m:val="1"/>
+              <m:ctrlPr>
+                <w:rPr>
+                  <w:rFonts w:ascii="Cambria Math" w:hAnsi="Cambria Math"/>
+                  <w:i/>
+                  <w:sz w:val="20"/>
+                  <w:szCs w:val="20"/>
+                </w:rPr>
+              </m:ctrlPr>
+            </m:radPr>
+            <m:deg/>
+            <m:e>
+              <m:sSubSup>
+                <m:sSubSupPr>
+                  <m:ctrlPr>
+                    <w:rPr>
+                      <w:rFonts w:ascii="Cambria Math" w:hAnsi="Cambria Math"/>
+                      <w:i/>
+                      <w:sz w:val="20"/>
+                      <w:szCs w:val="20"/>
+                    </w:rPr>
+                  </m:ctrlPr>
+                </m:sSubSupPr>
+                <m:e>
+                  <m:r>
+                    <w:rPr>
+                      <w:rFonts w:ascii="Cambria Math" w:hAnsi="Cambria Math"/>
+                      <w:sz w:val="20"/>
+                      <w:szCs w:val="20"/>
+                    </w:rPr>
+                    <m:t>σ</m:t>
+                  </m:r>
+                </m:e>
+                <m:sub>
+                  <m:r>
+                    <w:rPr>
+                      <w:rFonts w:ascii="Cambria Math" w:hAnsi="Cambria Math"/>
+                      <w:sz w:val="20"/>
+                      <w:szCs w:val="20"/>
+                    </w:rPr>
+                    <m:t>b</m:t>
+                  </m:r>
+                </m:sub>
+                <m:sup>
+                  <m:r>
+                    <w:rPr>
+                      <w:rFonts w:ascii="Cambria Math" w:hAnsi="Cambria Math"/>
+                      <w:sz w:val="20"/>
+                      <w:szCs w:val="20"/>
+                    </w:rPr>
+                    <m:t>2</m:t>
+                  </m:r>
+                </m:sup>
+              </m:sSubSup>
+              <m:r>
+                <w:rPr>
+                  <w:rFonts w:ascii="Cambria Math" w:hAnsi="Cambria Math"/>
+                  <w:sz w:val="20"/>
+                  <w:szCs w:val="20"/>
+                </w:rPr>
+                <m:t>+</m:t>
+              </m:r>
+              <m:sSubSup>
+                <m:sSubSupPr>
+                  <m:ctrlPr>
+                    <w:rPr>
+                      <w:rFonts w:ascii="Cambria Math" w:hAnsi="Cambria Math"/>
+                      <w:i/>
+                      <w:sz w:val="20"/>
+                      <w:szCs w:val="20"/>
+                    </w:rPr>
+                  </m:ctrlPr>
+                </m:sSubSupPr>
+                <m:e>
+                  <m:r>
+                    <w:rPr>
+                      <w:rFonts w:ascii="Cambria Math" w:hAnsi="Cambria Math"/>
+                      <w:sz w:val="20"/>
+                      <w:szCs w:val="20"/>
+                    </w:rPr>
+                    <m:t>3τ</m:t>
+                  </m:r>
+                </m:e>
+                <m:sub>
+                  <m:r>
+                    <w:rPr>
+                      <w:rFonts w:ascii="Cambria Math" w:hAnsi="Cambria Math"/>
+                      <w:sz w:val="20"/>
+                      <w:szCs w:val="20"/>
+                    </w:rPr>
+                    <m:t>t</m:t>
+                  </m:r>
+                </m:sub>
+                <m:sup>
+                  <m:r>
+                    <w:rPr>
+                      <w:rFonts w:ascii="Cambria Math" w:hAnsi="Cambria Math"/>
+                      <w:sz w:val="20"/>
+                      <w:szCs w:val="20"/>
+                    </w:rPr>
+                    <m:t>2</m:t>
+                  </m:r>
+                </m:sup>
+              </m:sSubSup>
+            </m:e>
+          </m:rad>
+          <m:r>
+            <m:rPr>
+              <m:sty m:val="bi"/>
+            </m:rPr>
+            <w:rPr>
+              <w:rFonts w:ascii="Cambria Math" w:hAnsi="Cambria Math"/>
+              <w:sz w:val="20"/>
+              <w:szCs w:val="20"/>
+            </w:rPr>
+            <m:t xml:space="preserve">    ⟹   </m:t>
+          </m:r>
+          <m:r>
+            <m:rPr>
+              <m:sty m:val="bi"/>
+            </m:rPr>
+            <w:rPr>
+              <w:rFonts w:ascii="Cambria Math" w:hAnsi="Cambria Math"/>
+              <w:sz w:val="20"/>
+              <w:szCs w:val="20"/>
+            </w:rPr>
+            <m:t xml:space="preserve"> n=</m:t>
+          </m:r>
+          <m:f>
+            <m:fPr>
+              <m:ctrlPr>
+                <w:rPr>
+                  <w:rFonts w:ascii="Cambria Math" w:hAnsi="Cambria Math"/>
+                  <w:b/>
+                  <w:bCs/>
+                  <w:i/>
+                  <w:sz w:val="20"/>
+                  <w:szCs w:val="20"/>
+                </w:rPr>
+              </m:ctrlPr>
+            </m:fPr>
+            <m:num>
+              <m:sSub>
+                <m:sSubPr>
+                  <m:ctrlPr>
+                    <w:rPr>
+                      <w:rFonts w:ascii="Cambria Math" w:hAnsi="Cambria Math"/>
+                      <w:b/>
+                      <w:bCs/>
+                      <w:i/>
+                      <w:sz w:val="20"/>
+                      <w:szCs w:val="20"/>
+                    </w:rPr>
+                  </m:ctrlPr>
+                </m:sSubPr>
+                <m:e>
+                  <m:r>
+                    <m:rPr>
+                      <m:sty m:val="bi"/>
+                    </m:rPr>
+                    <w:rPr>
+                      <w:rFonts w:ascii="Cambria Math" w:hAnsi="Cambria Math"/>
+                      <w:sz w:val="20"/>
+                      <w:szCs w:val="20"/>
+                    </w:rPr>
+                    <m:t>σ</m:t>
+                  </m:r>
+                </m:e>
+                <m:sub>
+                  <m:r>
+                    <m:rPr>
+                      <m:sty m:val="bi"/>
+                    </m:rPr>
+                    <w:rPr>
+                      <w:rFonts w:ascii="Cambria Math" w:hAnsi="Cambria Math"/>
+                      <w:sz w:val="20"/>
+                      <w:szCs w:val="20"/>
+                    </w:rPr>
+                    <m:t>y</m:t>
+                  </m:r>
+                </m:sub>
+              </m:sSub>
+            </m:num>
+            <m:den>
+              <m:sSub>
+                <m:sSubPr>
+                  <m:ctrlPr>
+                    <w:rPr>
+                      <w:rFonts w:ascii="Cambria Math" w:hAnsi="Cambria Math"/>
+                      <w:b/>
+                      <w:bCs/>
+                      <w:i/>
+                      <w:sz w:val="20"/>
+                      <w:szCs w:val="20"/>
+                    </w:rPr>
+                  </m:ctrlPr>
+                </m:sSubPr>
+                <m:e>
+                  <m:r>
+                    <m:rPr>
+                      <m:sty m:val="bi"/>
+                    </m:rPr>
+                    <w:rPr>
+                      <w:rFonts w:ascii="Cambria Math" w:hAnsi="Cambria Math"/>
+                      <w:sz w:val="20"/>
+                      <w:szCs w:val="20"/>
+                    </w:rPr>
+                    <m:t>σ</m:t>
+                  </m:r>
+                </m:e>
+                <m:sub>
+                  <m:r>
+                    <m:rPr>
+                      <m:sty m:val="bi"/>
+                    </m:rPr>
+                    <w:rPr>
+                      <w:rFonts w:ascii="Cambria Math" w:hAnsi="Cambria Math"/>
+                      <w:sz w:val="20"/>
+                      <w:szCs w:val="20"/>
+                    </w:rPr>
+                    <m:t>eq</m:t>
+                  </m:r>
+                </m:sub>
+              </m:sSub>
+            </m:den>
+          </m:f>
+          <m:r>
+            <w:rPr>
+              <w:rFonts w:ascii="Cambria Math" w:hAnsi="Cambria Math"/>
+              <w:sz w:val="20"/>
+              <w:szCs w:val="20"/>
+            </w:rPr>
+            <m:t xml:space="preserve">  </m:t>
+          </m:r>
+          <m:d>
+            <m:dPr>
+              <m:ctrlPr>
+                <w:rPr>
+                  <w:rFonts w:ascii="Cambria Math" w:hAnsi="Cambria Math"/>
+                  <w:i/>
+                  <w:sz w:val="20"/>
+                  <w:szCs w:val="20"/>
+                </w:rPr>
+              </m:ctrlPr>
+            </m:dPr>
+            <m:e>
+              <m:r>
+                <w:rPr>
+                  <w:rFonts w:ascii="Cambria Math" w:hAnsi="Cambria Math"/>
+                  <w:sz w:val="20"/>
+                  <w:szCs w:val="20"/>
+                </w:rPr>
+                <m:t>for checking</m:t>
+              </m:r>
+            </m:e>
+          </m:d>
+          <m:r>
+            <w:rPr>
+              <w:rFonts w:ascii="Cambria Math" w:hAnsi="Cambria Math"/>
+              <w:sz w:val="20"/>
+              <w:szCs w:val="20"/>
+            </w:rPr>
+            <m:t>&gt;n (for designing)</m:t>
+          </m:r>
+        </m:oMath>
+      </m:oMathPara>
+    </w:p>
+    <w:p>
+      <w:pPr>
+        <w:pStyle w:val="ae"/>
+      </w:pPr>
+    </w:p>
+    <w:p>
+      <w:pPr>
+        <w:pStyle w:val="ae"/>
+      </w:pPr>
+    </w:p>
+    <w:p>
+      <w:pPr>
+        <w:pStyle w:val="ae"/>
+      </w:pPr>
+    </w:p>
+    <w:p>
+      <w:pPr>
+        <w:pStyle w:val="ae"/>
+      </w:pPr>
+    </w:p>
+    <w:p>
+      <w:pPr>
+        <w:pStyle w:val="ae"/>
+        <w:spacing w:line="360" w:lineRule="auto"/>
+        <w:rPr>
+          <w:rFonts w:hint="eastAsia"/>
+        </w:rPr>
+      </w:pPr>
+      <w:r>
+        <w:rPr>
+          <w:rFonts w:hint="eastAsia"/>
+          <w:b/>
+          <w:bCs/>
+          <w:color w:val="4472C4" w:themeColor="accent1"/>
+        </w:rPr>
+        <w:t xml:space="preserve">2 Key </w:t>
+      </w:r>
+      <w:r>
+        <w:rPr>
+          <w:b/>
+          <w:bCs/>
+          <w:color w:val="4472C4" w:themeColor="accent1"/>
+        </w:rPr>
+        <w:t>Strength</w:t>
+      </w:r>
+    </w:p>
+    <w:p>
+      <w:pPr>
+        <w:pStyle w:val="ae"/>
+        <w:spacing w:line="276" w:lineRule="auto"/>
+        <w:rPr>
+          <w:rFonts w:hint="eastAsia"/>
+          <w:b/>
+          <w:bCs/>
+        </w:rPr>
+      </w:pPr>
+      <w:r>
+        <w:rPr>
+          <w:rFonts w:hint="eastAsia"/>
+          <w:b/>
+          <w:bCs/>
+        </w:rPr>
+        <w:t xml:space="preserve">For 304 Stain Steel, </w:t>
+      </w:r>
+      <w:r>
+        <w:rPr>
+          <w:rFonts w:hint="eastAsia"/>
+          <w:b/>
+          <w:bCs/>
+        </w:rPr>
+        <w:t xml:space="preserve"> </w:t>
+      </w:r>
+      <w:r>
+        <w:rPr>
+          <w:rFonts w:hint="eastAsia"/>
+          <w:b/>
+          <w:bCs/>
+        </w:rPr>
+        <w:t>抗拉强度</w:t>
+      </w:r>
+      <m:oMath>
+        <m:r>
+          <m:rPr>
+            <m:sty m:val="bi"/>
+          </m:rPr>
+          <w:rPr>
+            <w:rFonts w:ascii="Cambria Math" w:hAnsi="Cambria Math"/>
+          </w:rPr>
+          <m:t xml:space="preserve">: </m:t>
+        </m:r>
+        <m:sSub>
+          <m:sSubPr>
+            <m:ctrlPr>
+              <w:rPr>
+                <w:rFonts w:ascii="Cambria Math" w:hAnsi="Cambria Math"/>
+                <w:b/>
+                <w:bCs/>
+                <w:i/>
+              </w:rPr>
+            </m:ctrlPr>
+          </m:sSubPr>
+          <m:e>
+            <m:r>
+              <m:rPr>
+                <m:sty m:val="bi"/>
+              </m:rPr>
+              <w:rPr>
+                <w:rFonts w:ascii="Cambria Math" w:hAnsi="Cambria Math"/>
+              </w:rPr>
+              <m:t>S</m:t>
+            </m:r>
+          </m:e>
+          <m:sub>
+            <m:r>
+              <m:rPr>
+                <m:sty m:val="bi"/>
+              </m:rPr>
+              <w:rPr>
+                <w:rFonts w:ascii="Cambria Math" w:hAnsi="Cambria Math"/>
+              </w:rPr>
+              <m:t>ut</m:t>
+            </m:r>
+          </m:sub>
+        </m:sSub>
+        <m:r>
+          <m:rPr>
+            <m:sty m:val="bi"/>
+          </m:rPr>
+          <w:rPr>
+            <w:rFonts w:ascii="Cambria Math" w:hAnsi="Cambria Math"/>
+          </w:rPr>
+          <m:t>=73~90 ksi</m:t>
+        </m:r>
+      </m:oMath>
+      <w:r>
+        <w:rPr>
+          <w:rFonts w:hint="eastAsia"/>
+          <w:b/>
+          <w:bCs/>
+        </w:rPr>
+        <w:t xml:space="preserve">    </w:t>
+      </w:r>
+      <w:r>
+        <w:rPr>
+          <w:b/>
+          <w:bCs/>
+        </w:rPr>
+        <w:t>屈服强度</w:t>
+      </w:r>
+      <m:oMath>
+        <m:r>
+          <m:rPr>
+            <m:sty m:val="bi"/>
+          </m:rPr>
+          <w:rPr>
+            <w:rFonts w:ascii="Cambria Math" w:hAnsi="Cambria Math"/>
+          </w:rPr>
+          <m:t xml:space="preserve">: </m:t>
+        </m:r>
+        <m:sSub>
+          <m:sSubPr>
+            <m:ctrlPr>
+              <w:rPr>
+                <w:rFonts w:ascii="Cambria Math" w:hAnsi="Cambria Math"/>
+                <w:b/>
+                <w:bCs/>
+                <w:i/>
+              </w:rPr>
+            </m:ctrlPr>
+          </m:sSubPr>
+          <m:e>
+            <m:r>
+              <m:rPr>
+                <m:sty m:val="bi"/>
+              </m:rPr>
+              <w:rPr>
+                <w:rFonts w:ascii="Cambria Math" w:hAnsi="Cambria Math"/>
+              </w:rPr>
+              <m:t>σ</m:t>
+            </m:r>
+          </m:e>
+          <m:sub>
+            <m:r>
+              <m:rPr>
+                <m:sty m:val="bi"/>
+              </m:rPr>
+              <w:rPr>
+                <w:rFonts w:ascii="Cambria Math" w:hAnsi="Cambria Math"/>
+              </w:rPr>
+              <m:t>y</m:t>
+            </m:r>
+          </m:sub>
+        </m:sSub>
+        <m:r>
+          <m:rPr>
+            <m:sty m:val="bi"/>
+          </m:rPr>
+          <w:rPr>
+            <w:rFonts w:ascii="Cambria Math" w:hAnsi="Cambria Math"/>
+          </w:rPr>
+          <m:t>=26977 psi</m:t>
+        </m:r>
+      </m:oMath>
+    </w:p>
+    <w:p>
+      <w:pPr>
+        <w:pStyle w:val="ae"/>
+      </w:pPr>
+    </w:p>
+    <w:p>
+      <w:pPr>
+        <w:pStyle w:val="ae"/>
+        <w:rPr>
+          <w:rFonts w:hint="eastAsia"/>
+        </w:rPr>
+      </w:pPr>
+      <w:r>
+        <w:rPr>
+          <w:rFonts w:hint="eastAsia"/>
+        </w:rPr>
+        <w:t>Allowing Shear Stress:</w:t>
+      </w:r>
+    </w:p>
+    <w:p>
+      <w:pPr>
+        <w:pStyle w:val="ae"/>
+        <w:spacing w:line="360" w:lineRule="auto"/>
+        <w:rPr>
+          <w:sz w:val="20"/>
+          <w:szCs w:val="20"/>
+        </w:rPr>
+      </w:pPr>
+      <m:oMathPara>
+        <m:oMath>
+          <m:sSub>
+            <m:sSubPr>
+              <m:ctrlPr>
+                <w:rPr>
+                  <w:rFonts w:ascii="Cambria Math" w:hAnsi="Cambria Math"/>
+                  <w:b/>
+                  <w:i/>
+                  <w:sz w:val="20"/>
+                  <w:szCs w:val="20"/>
+                </w:rPr>
+              </m:ctrlPr>
+            </m:sSubPr>
+            <m:e>
+              <m:r>
+                <m:rPr>
+                  <m:sty m:val="bi"/>
+                </m:rPr>
+                <w:rPr>
+                  <w:rFonts w:ascii="Cambria Math" w:hAnsi="Cambria Math"/>
+                  <w:sz w:val="20"/>
+                  <w:szCs w:val="20"/>
+                </w:rPr>
+                <m:t>τ</m:t>
+              </m:r>
+            </m:e>
+            <m:sub>
+              <m:r>
+                <m:rPr>
+                  <m:sty m:val="bi"/>
+                </m:rPr>
+                <w:rPr>
+                  <w:rFonts w:ascii="Cambria Math" w:hAnsi="Cambria Math"/>
+                  <w:sz w:val="20"/>
+                  <w:szCs w:val="20"/>
+                </w:rPr>
+                <m:t>allow</m:t>
+              </m:r>
+            </m:sub>
+          </m:sSub>
+          <m:r>
+            <m:rPr>
+              <m:sty m:val="bi"/>
+            </m:rPr>
+            <w:rPr>
+              <w:rFonts w:ascii="Cambria Math" w:hAnsi="Cambria Math"/>
+              <w:sz w:val="20"/>
+              <w:szCs w:val="20"/>
+            </w:rPr>
+            <m:t>=</m:t>
+          </m:r>
+          <m:r>
+            <m:rPr>
+              <m:sty m:val="bi"/>
+            </m:rPr>
+            <w:rPr>
+              <w:rFonts w:ascii="Cambria Math" w:hAnsi="Cambria Math"/>
+              <w:sz w:val="20"/>
+              <w:szCs w:val="20"/>
+            </w:rPr>
+            <m:t>min</m:t>
+          </m:r>
+          <m:d>
+            <m:dPr>
+              <m:ctrlPr>
+                <w:rPr>
+                  <w:rFonts w:ascii="Cambria Math" w:hAnsi="Cambria Math"/>
+                  <w:b/>
+                  <w:i/>
+                  <w:sz w:val="20"/>
+                  <w:szCs w:val="20"/>
+                </w:rPr>
+              </m:ctrlPr>
+            </m:dPr>
+            <m:e>
+              <m:f>
+                <m:fPr>
+                  <m:ctrlPr>
+                    <w:rPr>
+                      <w:rFonts w:ascii="Cambria Math" w:hAnsi="Cambria Math"/>
+                      <w:b/>
+                      <w:i/>
+                      <w:sz w:val="20"/>
+                      <w:szCs w:val="20"/>
+                    </w:rPr>
+                  </m:ctrlPr>
+                </m:fPr>
+                <m:num>
+                  <m:sSub>
+                    <m:sSubPr>
+                      <m:ctrlPr>
+                        <w:rPr>
+                          <w:rFonts w:ascii="Cambria Math" w:hAnsi="Cambria Math"/>
+                          <w:b/>
+                          <w:i/>
+                          <w:sz w:val="20"/>
+                          <w:szCs w:val="20"/>
+                        </w:rPr>
+                      </m:ctrlPr>
+                    </m:sSubPr>
+                    <m:e>
+                      <m:r>
+                        <m:rPr>
+                          <m:sty m:val="bi"/>
+                        </m:rPr>
+                        <w:rPr>
+                          <w:rFonts w:ascii="Cambria Math" w:hAnsi="Cambria Math"/>
+                          <w:sz w:val="20"/>
+                          <w:szCs w:val="20"/>
+                        </w:rPr>
+                        <m:t>0.5σ</m:t>
+                      </m:r>
+                    </m:e>
+                    <m:sub>
+                      <m:r>
+                        <m:rPr>
+                          <m:sty m:val="bi"/>
+                        </m:rPr>
+                        <w:rPr>
+                          <w:rFonts w:ascii="Cambria Math" w:hAnsi="Cambria Math"/>
+                          <w:sz w:val="20"/>
+                          <w:szCs w:val="20"/>
+                        </w:rPr>
+                        <m:t>y</m:t>
+                      </m:r>
+                    </m:sub>
+                  </m:sSub>
+                </m:num>
+                <m:den>
+                  <m:r>
+                    <m:rPr>
+                      <m:sty m:val="bi"/>
+                    </m:rPr>
+                    <w:rPr>
+                      <w:rFonts w:ascii="Cambria Math" w:hAnsi="Cambria Math"/>
+                      <w:sz w:val="20"/>
+                      <w:szCs w:val="20"/>
+                    </w:rPr>
+                    <m:t>n</m:t>
+                  </m:r>
+                </m:den>
+              </m:f>
+              <m:r>
+                <m:rPr>
+                  <m:sty m:val="bi"/>
+                </m:rPr>
+                <w:rPr>
+                  <w:rFonts w:ascii="Cambria Math" w:hAnsi="Cambria Math"/>
+                  <w:sz w:val="20"/>
+                  <w:szCs w:val="20"/>
+                </w:rPr>
+                <m:t xml:space="preserve">, </m:t>
+              </m:r>
+              <m:f>
+                <m:fPr>
+                  <m:ctrlPr>
+                    <w:rPr>
+                      <w:rFonts w:ascii="Cambria Math" w:hAnsi="Cambria Math"/>
+                      <w:b/>
+                      <w:i/>
+                      <w:sz w:val="20"/>
+                      <w:szCs w:val="20"/>
+                    </w:rPr>
+                  </m:ctrlPr>
+                </m:fPr>
+                <m:num>
+                  <m:sSub>
+                    <m:sSubPr>
+                      <m:ctrlPr>
+                        <w:rPr>
+                          <w:rFonts w:ascii="Cambria Math" w:hAnsi="Cambria Math"/>
+                          <w:b/>
+                          <w:i/>
+                          <w:sz w:val="20"/>
+                          <w:szCs w:val="20"/>
+                        </w:rPr>
+                      </m:ctrlPr>
+                    </m:sSubPr>
+                    <m:e>
+                      <m:r>
+                        <m:rPr>
+                          <m:sty m:val="bi"/>
+                        </m:rPr>
+                        <w:rPr>
+                          <w:rFonts w:ascii="Cambria Math" w:hAnsi="Cambria Math"/>
+                          <w:sz w:val="20"/>
+                          <w:szCs w:val="20"/>
+                        </w:rPr>
+                        <m:t>0.</m:t>
+                      </m:r>
+                      <m:r>
+                        <m:rPr>
+                          <m:sty m:val="bi"/>
+                        </m:rPr>
+                        <w:rPr>
+                          <w:rFonts w:ascii="Cambria Math" w:hAnsi="Cambria Math"/>
+                          <w:sz w:val="20"/>
+                          <w:szCs w:val="20"/>
+                        </w:rPr>
+                        <m:t>3</m:t>
+                      </m:r>
+                      <m:r>
+                        <m:rPr>
+                          <m:sty m:val="bi"/>
+                        </m:rPr>
+                        <w:rPr>
+                          <w:rFonts w:ascii="Cambria Math" w:hAnsi="Cambria Math"/>
+                          <w:sz w:val="20"/>
+                          <w:szCs w:val="20"/>
+                        </w:rPr>
+                        <m:t>S</m:t>
+                      </m:r>
+                    </m:e>
+                    <m:sub>
+                      <m:r>
+                        <m:rPr>
+                          <m:sty m:val="bi"/>
+                        </m:rPr>
+                        <w:rPr>
+                          <w:rFonts w:ascii="Cambria Math" w:hAnsi="Cambria Math"/>
+                          <w:sz w:val="20"/>
+                          <w:szCs w:val="20"/>
+                        </w:rPr>
+                        <m:t>ut</m:t>
+                      </m:r>
+                    </m:sub>
+                  </m:sSub>
+                </m:num>
+                <m:den>
+                  <m:r>
+                    <m:rPr>
+                      <m:sty m:val="bi"/>
+                    </m:rPr>
+                    <w:rPr>
+                      <w:rFonts w:ascii="Cambria Math" w:hAnsi="Cambria Math"/>
+                      <w:sz w:val="20"/>
+                      <w:szCs w:val="20"/>
+                    </w:rPr>
+                    <m:t>n</m:t>
+                  </m:r>
+                </m:den>
+              </m:f>
+            </m:e>
+          </m:d>
+          <m:r>
+            <m:rPr>
+              <m:sty m:val="bi"/>
+            </m:rPr>
+            <w:rPr>
+              <w:rFonts w:ascii="Cambria Math" w:hAnsi="Cambria Math"/>
+              <w:sz w:val="20"/>
+              <w:szCs w:val="20"/>
+            </w:rPr>
+            <m:t xml:space="preserve"> </m:t>
+          </m:r>
+        </m:oMath>
+      </m:oMathPara>
+    </w:p>
+    <w:p>
+      <w:pPr>
+        <w:pStyle w:val="ae"/>
+      </w:pPr>
+    </w:p>
+    <w:p>
+      <w:pPr>
+        <w:pStyle w:val="ae"/>
+        <w:rPr>
+          <w:rFonts w:hint="eastAsia"/>
+        </w:rPr>
+      </w:pPr>
+      <w:r>
+        <w:rPr>
+          <w:rFonts w:hint="eastAsia"/>
+        </w:rPr>
+        <w:t xml:space="preserve">Allowing </w:t>
+      </w:r>
+      <w:r>
+        <w:rPr>
+          <w:rFonts w:hint="eastAsia"/>
+        </w:rPr>
+        <w:t>Compress</w:t>
+      </w:r>
+      <w:r>
+        <w:rPr>
+          <w:rFonts w:hint="eastAsia"/>
+        </w:rPr>
+        <w:t xml:space="preserve"> Stress:</w:t>
+      </w:r>
+    </w:p>
+    <w:p>
+      <w:pPr>
+        <w:pStyle w:val="ae"/>
+        <w:spacing w:line="360" w:lineRule="auto"/>
+        <w:rPr>
+          <w:sz w:val="20"/>
+          <w:szCs w:val="20"/>
+        </w:rPr>
+      </w:pPr>
+      <m:oMathPara>
+        <m:oMath>
+          <m:sSub>
+            <m:sSubPr>
+              <m:ctrlPr>
+                <w:rPr>
+                  <w:rFonts w:ascii="Cambria Math" w:hAnsi="Cambria Math"/>
+                  <w:b/>
+                  <w:i/>
+                  <w:sz w:val="20"/>
+                  <w:szCs w:val="20"/>
+                </w:rPr>
+              </m:ctrlPr>
+            </m:sSubPr>
+            <m:e>
+              <m:r>
+                <m:rPr>
+                  <m:sty m:val="bi"/>
+                </m:rPr>
+                <w:rPr>
+                  <w:rFonts w:ascii="Cambria Math" w:hAnsi="Cambria Math"/>
+                  <w:sz w:val="20"/>
+                  <w:szCs w:val="20"/>
+                </w:rPr>
+                <m:t>σ</m:t>
+              </m:r>
+            </m:e>
+            <m:sub>
+              <m:r>
+                <m:rPr>
+                  <m:sty m:val="bi"/>
+                </m:rPr>
+                <w:rPr>
+                  <w:rFonts w:ascii="Cambria Math" w:hAnsi="Cambria Math"/>
+                  <w:sz w:val="20"/>
+                  <w:szCs w:val="20"/>
+                </w:rPr>
+                <m:t xml:space="preserve">c,  </m:t>
+              </m:r>
+              <m:r>
+                <m:rPr>
+                  <m:sty m:val="bi"/>
+                </m:rPr>
+                <w:rPr>
+                  <w:rFonts w:ascii="Cambria Math" w:hAnsi="Cambria Math"/>
+                  <w:sz w:val="20"/>
+                  <w:szCs w:val="20"/>
+                </w:rPr>
+                <m:t>allow</m:t>
+              </m:r>
+            </m:sub>
+          </m:sSub>
+          <m:r>
+            <m:rPr>
+              <m:sty m:val="bi"/>
+            </m:rPr>
+            <w:rPr>
+              <w:rFonts w:ascii="Cambria Math" w:hAnsi="Cambria Math"/>
+              <w:sz w:val="20"/>
+              <w:szCs w:val="20"/>
+            </w:rPr>
+            <m:t>=</m:t>
+          </m:r>
+          <m:r>
+            <m:rPr>
+              <m:sty m:val="bi"/>
+            </m:rPr>
+            <w:rPr>
+              <w:rFonts w:ascii="Cambria Math" w:hAnsi="Cambria Math"/>
+              <w:sz w:val="20"/>
+              <w:szCs w:val="20"/>
+            </w:rPr>
+            <m:t>min</m:t>
+          </m:r>
+          <m:d>
+            <m:dPr>
+              <m:ctrlPr>
+                <w:rPr>
+                  <w:rFonts w:ascii="Cambria Math" w:hAnsi="Cambria Math"/>
+                  <w:b/>
+                  <w:i/>
+                  <w:sz w:val="20"/>
+                  <w:szCs w:val="20"/>
+                </w:rPr>
+              </m:ctrlPr>
+            </m:dPr>
+            <m:e>
+              <m:f>
+                <m:fPr>
+                  <m:ctrlPr>
+                    <w:rPr>
+                      <w:rFonts w:ascii="Cambria Math" w:hAnsi="Cambria Math"/>
+                      <w:b/>
+                      <w:i/>
+                      <w:sz w:val="20"/>
+                      <w:szCs w:val="20"/>
+                    </w:rPr>
+                  </m:ctrlPr>
+                </m:fPr>
+                <m:num>
+                  <m:sSub>
+                    <m:sSubPr>
+                      <m:ctrlPr>
+                        <w:rPr>
+                          <w:rFonts w:ascii="Cambria Math" w:hAnsi="Cambria Math"/>
+                          <w:b/>
+                          <w:i/>
+                          <w:sz w:val="20"/>
+                          <w:szCs w:val="20"/>
+                        </w:rPr>
+                      </m:ctrlPr>
+                    </m:sSubPr>
+                    <m:e>
+                      <m:r>
+                        <m:rPr>
+                          <m:sty m:val="bi"/>
+                        </m:rPr>
+                        <w:rPr>
+                          <w:rFonts w:ascii="Cambria Math" w:hAnsi="Cambria Math"/>
+                          <w:sz w:val="20"/>
+                          <w:szCs w:val="20"/>
+                        </w:rPr>
+                        <m:t>0.</m:t>
+                      </m:r>
+                      <m:r>
+                        <m:rPr>
+                          <m:sty m:val="bi"/>
+                        </m:rPr>
+                        <w:rPr>
+                          <w:rFonts w:ascii="Cambria Math" w:hAnsi="Cambria Math"/>
+                          <w:sz w:val="20"/>
+                          <w:szCs w:val="20"/>
+                        </w:rPr>
+                        <m:t>9</m:t>
+                      </m:r>
+                      <m:r>
+                        <m:rPr>
+                          <m:sty m:val="bi"/>
+                        </m:rPr>
+                        <w:rPr>
+                          <w:rFonts w:ascii="Cambria Math" w:hAnsi="Cambria Math"/>
+                          <w:sz w:val="20"/>
+                          <w:szCs w:val="20"/>
+                        </w:rPr>
+                        <m:t>σ</m:t>
+                      </m:r>
+                    </m:e>
+                    <m:sub>
+                      <m:r>
+                        <m:rPr>
+                          <m:sty m:val="bi"/>
+                        </m:rPr>
+                        <w:rPr>
+                          <w:rFonts w:ascii="Cambria Math" w:hAnsi="Cambria Math"/>
+                          <w:sz w:val="20"/>
+                          <w:szCs w:val="20"/>
+                        </w:rPr>
+                        <m:t>y</m:t>
+                      </m:r>
+                    </m:sub>
+                  </m:sSub>
+                </m:num>
+                <m:den>
+                  <m:r>
+                    <m:rPr>
+                      <m:sty m:val="bi"/>
+                    </m:rPr>
+                    <w:rPr>
+                      <w:rFonts w:ascii="Cambria Math" w:hAnsi="Cambria Math"/>
+                      <w:sz w:val="20"/>
+                      <w:szCs w:val="20"/>
+                    </w:rPr>
+                    <m:t>n</m:t>
+                  </m:r>
+                </m:den>
+              </m:f>
+              <m:r>
+                <m:rPr>
+                  <m:sty m:val="bi"/>
+                </m:rPr>
+                <w:rPr>
+                  <w:rFonts w:ascii="Cambria Math" w:hAnsi="Cambria Math"/>
+                  <w:sz w:val="20"/>
+                  <w:szCs w:val="20"/>
+                </w:rPr>
+                <m:t xml:space="preserve">, </m:t>
+              </m:r>
+              <m:f>
+                <m:fPr>
+                  <m:ctrlPr>
+                    <w:rPr>
+                      <w:rFonts w:ascii="Cambria Math" w:hAnsi="Cambria Math"/>
+                      <w:b/>
+                      <w:i/>
+                      <w:sz w:val="20"/>
+                      <w:szCs w:val="20"/>
+                    </w:rPr>
+                  </m:ctrlPr>
+                </m:fPr>
+                <m:num>
+                  <m:sSub>
+                    <m:sSubPr>
+                      <m:ctrlPr>
+                        <w:rPr>
+                          <w:rFonts w:ascii="Cambria Math" w:hAnsi="Cambria Math"/>
+                          <w:b/>
+                          <w:i/>
+                          <w:sz w:val="20"/>
+                          <w:szCs w:val="20"/>
+                        </w:rPr>
+                      </m:ctrlPr>
+                    </m:sSubPr>
+                    <m:e>
+                      <m:r>
+                        <m:rPr>
+                          <m:sty m:val="bi"/>
+                        </m:rPr>
+                        <w:rPr>
+                          <w:rFonts w:ascii="Cambria Math" w:hAnsi="Cambria Math"/>
+                          <w:sz w:val="20"/>
+                          <w:szCs w:val="20"/>
+                        </w:rPr>
+                        <m:t>0.</m:t>
+                      </m:r>
+                      <m:r>
+                        <m:rPr>
+                          <m:sty m:val="bi"/>
+                        </m:rPr>
+                        <w:rPr>
+                          <w:rFonts w:ascii="Cambria Math" w:hAnsi="Cambria Math"/>
+                          <w:sz w:val="20"/>
+                          <w:szCs w:val="20"/>
+                        </w:rPr>
+                        <m:t>6</m:t>
+                      </m:r>
+                      <m:r>
+                        <m:rPr>
+                          <m:sty m:val="bi"/>
+                        </m:rPr>
+                        <w:rPr>
+                          <w:rFonts w:ascii="Cambria Math" w:hAnsi="Cambria Math"/>
+                          <w:sz w:val="20"/>
+                          <w:szCs w:val="20"/>
+                        </w:rPr>
+                        <m:t>S</m:t>
+                      </m:r>
+                    </m:e>
+                    <m:sub>
+                      <m:r>
+                        <m:rPr>
+                          <m:sty m:val="bi"/>
+                        </m:rPr>
+                        <w:rPr>
+                          <w:rFonts w:ascii="Cambria Math" w:hAnsi="Cambria Math"/>
+                          <w:sz w:val="20"/>
+                          <w:szCs w:val="20"/>
+                        </w:rPr>
+                        <m:t>ut</m:t>
+                      </m:r>
+                    </m:sub>
+                  </m:sSub>
+                </m:num>
+                <m:den>
+                  <m:r>
+                    <m:rPr>
+                      <m:sty m:val="bi"/>
+                    </m:rPr>
+                    <w:rPr>
+                      <w:rFonts w:ascii="Cambria Math" w:hAnsi="Cambria Math"/>
+                      <w:sz w:val="20"/>
+                      <w:szCs w:val="20"/>
+                    </w:rPr>
+                    <m:t>n</m:t>
+                  </m:r>
+                </m:den>
+              </m:f>
+            </m:e>
+          </m:d>
+          <m:r>
+            <m:rPr>
+              <m:sty m:val="bi"/>
+            </m:rPr>
+            <w:rPr>
+              <w:rFonts w:ascii="Cambria Math" w:hAnsi="Cambria Math"/>
+              <w:sz w:val="20"/>
+              <w:szCs w:val="20"/>
+            </w:rPr>
+            <m:t xml:space="preserve"> </m:t>
+          </m:r>
+        </m:oMath>
+      </m:oMathPara>
+    </w:p>
+    <w:p>
+      <w:pPr>
+        <w:pStyle w:val="ae"/>
+      </w:pPr>
+    </w:p>
+    <w:p>
+      <w:pPr>
+        <w:pStyle w:val="ae"/>
+      </w:pPr>
+    </w:p>
+    <w:p>
+      <w:pPr>
+        <w:pStyle w:val="ae"/>
+        <w:rPr>
+          <w:rFonts w:hint="eastAsia"/>
+        </w:rPr>
+      </w:pPr>
+      <w:r>
+        <w:rPr>
+          <w:rFonts w:hint="eastAsia"/>
+        </w:rPr>
+        <w:t>Checking the Strength of Key:</w:t>
+      </w:r>
+    </w:p>
+    <w:p>
+      <w:pPr>
+        <w:pStyle w:val="ae"/>
+        <w:spacing w:line="360" w:lineRule="auto"/>
+      </w:pPr>
+      <m:oMathPara>
+        <m:oMath>
+          <m:r>
+            <m:rPr>
+              <m:sty m:val="bi"/>
+            </m:rPr>
+            <w:rPr>
+              <w:rFonts w:ascii="Cambria Math" w:hAnsi="Cambria Math"/>
+              <w:sz w:val="20"/>
+              <w:szCs w:val="20"/>
+            </w:rPr>
+            <m:t>Shear Stress:  τ</m:t>
+          </m:r>
+          <m:r>
+            <w:rPr>
+              <w:rFonts w:ascii="Cambria Math" w:hAnsi="Cambria Math"/>
+              <w:sz w:val="20"/>
+              <w:szCs w:val="20"/>
+            </w:rPr>
+            <m:t>=</m:t>
+          </m:r>
+          <m:f>
+            <m:fPr>
+              <m:ctrlPr>
+                <w:rPr>
+                  <w:rFonts w:ascii="Cambria Math" w:hAnsi="Cambria Math"/>
+                  <w:i/>
+                  <w:sz w:val="20"/>
+                  <w:szCs w:val="20"/>
+                </w:rPr>
+              </m:ctrlPr>
+            </m:fPr>
+            <m:num>
+              <m:r>
+                <m:rPr>
+                  <m:sty m:val="bi"/>
+                </m:rPr>
+                <w:rPr>
+                  <w:rFonts w:ascii="Cambria Math" w:hAnsi="Cambria Math"/>
+                  <w:sz w:val="20"/>
+                  <w:szCs w:val="20"/>
+                </w:rPr>
+                <m:t>2</m:t>
+              </m:r>
+              <m:r>
+                <m:rPr>
+                  <m:sty m:val="bi"/>
+                </m:rPr>
+                <w:rPr>
+                  <w:rFonts w:ascii="Cambria Math" w:hAnsi="Cambria Math"/>
+                  <w:sz w:val="20"/>
+                  <w:szCs w:val="20"/>
+                </w:rPr>
+                <m:t>T</m:t>
+              </m:r>
+            </m:num>
+            <m:den>
+              <m:r>
+                <m:rPr>
+                  <m:sty m:val="bi"/>
+                </m:rPr>
+                <w:rPr>
+                  <w:rFonts w:ascii="Cambria Math" w:hAnsi="Cambria Math"/>
+                  <w:sz w:val="20"/>
+                  <w:szCs w:val="20"/>
+                </w:rPr>
+                <m:t>dlb</m:t>
+              </m:r>
+            </m:den>
+          </m:f>
+          <m:r>
+            <w:rPr>
+              <w:rFonts w:ascii="Cambria Math" w:hAnsi="Cambria Math"/>
+              <w:sz w:val="20"/>
+              <w:szCs w:val="20"/>
+            </w:rPr>
+            <m:t>≤</m:t>
+          </m:r>
+          <m:sSub>
+            <m:sSubPr>
+              <m:ctrlPr>
+                <w:rPr>
+                  <w:rFonts w:ascii="Cambria Math" w:hAnsi="Cambria Math"/>
+                  <w:b/>
+                  <w:i/>
+                  <w:sz w:val="20"/>
+                  <w:szCs w:val="20"/>
+                </w:rPr>
+              </m:ctrlPr>
+            </m:sSubPr>
+            <m:e>
+              <m:r>
+                <m:rPr>
+                  <m:sty m:val="bi"/>
+                </m:rPr>
+                <w:rPr>
+                  <w:rFonts w:ascii="Cambria Math" w:hAnsi="Cambria Math"/>
+                  <w:sz w:val="20"/>
+                  <w:szCs w:val="20"/>
+                </w:rPr>
+                <m:t>τ</m:t>
+              </m:r>
+            </m:e>
+            <m:sub>
+              <m:r>
+                <m:rPr>
+                  <m:sty m:val="bi"/>
+                </m:rPr>
+                <w:rPr>
+                  <w:rFonts w:ascii="Cambria Math" w:hAnsi="Cambria Math"/>
+                  <w:sz w:val="20"/>
+                  <w:szCs w:val="20"/>
+                </w:rPr>
+                <m:t>allow</m:t>
+              </m:r>
+            </m:sub>
+          </m:sSub>
+        </m:oMath>
+      </m:oMathPara>
+    </w:p>
+    <w:p>
+      <w:pPr>
+        <w:pStyle w:val="ae"/>
+        <w:spacing w:line="276" w:lineRule="auto"/>
+      </w:pPr>
+      <m:oMathPara>
+        <m:oMath>
+          <m:r>
+            <m:rPr>
+              <m:sty m:val="bi"/>
+            </m:rPr>
+            <w:rPr>
+              <w:rFonts w:ascii="Cambria Math" w:hAnsi="Cambria Math"/>
+              <w:sz w:val="20"/>
+              <w:szCs w:val="20"/>
+            </w:rPr>
+            <m:t>Compress</m:t>
+          </m:r>
+          <m:r>
+            <m:rPr>
+              <m:sty m:val="bi"/>
+            </m:rPr>
+            <w:rPr>
+              <w:rFonts w:ascii="Cambria Math" w:hAnsi="Cambria Math"/>
+              <w:sz w:val="20"/>
+              <w:szCs w:val="20"/>
+            </w:rPr>
+            <m:t xml:space="preserve"> Stress:  </m:t>
+          </m:r>
+          <m:sSub>
+            <m:sSubPr>
+              <m:ctrlPr>
+                <w:rPr>
+                  <w:rFonts w:ascii="Cambria Math" w:hAnsi="Cambria Math"/>
+                  <w:b/>
+                  <w:bCs/>
+                  <w:i/>
+                  <w:sz w:val="20"/>
+                  <w:szCs w:val="20"/>
+                </w:rPr>
+              </m:ctrlPr>
+            </m:sSubPr>
+            <m:e>
+              <m:r>
+                <m:rPr>
+                  <m:sty m:val="bi"/>
+                </m:rPr>
+                <w:rPr>
+                  <w:rFonts w:ascii="Cambria Math" w:hAnsi="Cambria Math"/>
+                  <w:sz w:val="20"/>
+                  <w:szCs w:val="20"/>
+                </w:rPr>
+                <m:t>σ</m:t>
+              </m:r>
+            </m:e>
+            <m:sub>
+              <m:r>
+                <m:rPr>
+                  <m:sty m:val="bi"/>
+                </m:rPr>
+                <w:rPr>
+                  <w:rFonts w:ascii="Cambria Math" w:hAnsi="Cambria Math"/>
+                  <w:sz w:val="20"/>
+                  <w:szCs w:val="20"/>
+                </w:rPr>
+                <m:t>c</m:t>
+              </m:r>
+            </m:sub>
+          </m:sSub>
+          <m:r>
+            <w:rPr>
+              <w:rFonts w:ascii="Cambria Math" w:hAnsi="Cambria Math"/>
+              <w:sz w:val="20"/>
+              <w:szCs w:val="20"/>
+            </w:rPr>
+            <m:t>=</m:t>
+          </m:r>
+          <m:f>
+            <m:fPr>
+              <m:ctrlPr>
+                <w:rPr>
+                  <w:rFonts w:ascii="Cambria Math" w:hAnsi="Cambria Math"/>
+                  <w:i/>
+                  <w:sz w:val="20"/>
+                  <w:szCs w:val="20"/>
+                </w:rPr>
+              </m:ctrlPr>
+            </m:fPr>
+            <m:num>
+              <m:r>
+                <m:rPr>
+                  <m:sty m:val="bi"/>
+                </m:rPr>
+                <w:rPr>
+                  <w:rFonts w:ascii="Cambria Math" w:hAnsi="Cambria Math"/>
+                  <w:sz w:val="20"/>
+                  <w:szCs w:val="20"/>
+                </w:rPr>
+                <m:t>4</m:t>
+              </m:r>
+              <m:r>
+                <m:rPr>
+                  <m:sty m:val="bi"/>
+                </m:rPr>
+                <w:rPr>
+                  <w:rFonts w:ascii="Cambria Math" w:hAnsi="Cambria Math"/>
+                  <w:sz w:val="20"/>
+                  <w:szCs w:val="20"/>
+                </w:rPr>
+                <m:t>T</m:t>
+              </m:r>
+            </m:num>
+            <m:den>
+              <m:r>
+                <m:rPr>
+                  <m:sty m:val="bi"/>
+                </m:rPr>
+                <w:rPr>
+                  <w:rFonts w:ascii="Cambria Math" w:hAnsi="Cambria Math"/>
+                  <w:sz w:val="20"/>
+                  <w:szCs w:val="20"/>
+                </w:rPr>
+                <m:t>dlb</m:t>
+              </m:r>
+            </m:den>
+          </m:f>
+          <m:r>
+            <w:rPr>
+              <w:rFonts w:ascii="Cambria Math" w:hAnsi="Cambria Math"/>
+              <w:sz w:val="20"/>
+              <w:szCs w:val="20"/>
+            </w:rPr>
+            <m:t>≤</m:t>
+          </m:r>
+          <m:sSub>
+            <m:sSubPr>
+              <m:ctrlPr>
+                <w:rPr>
+                  <w:rFonts w:ascii="Cambria Math" w:hAnsi="Cambria Math"/>
+                  <w:b/>
+                  <w:i/>
+                  <w:sz w:val="20"/>
+                  <w:szCs w:val="20"/>
+                </w:rPr>
+              </m:ctrlPr>
+            </m:sSubPr>
+            <m:e>
+              <m:r>
+                <m:rPr>
+                  <m:sty m:val="bi"/>
+                </m:rPr>
+                <w:rPr>
+                  <w:rFonts w:ascii="Cambria Math" w:hAnsi="Cambria Math"/>
+                  <w:sz w:val="20"/>
+                  <w:szCs w:val="20"/>
+                </w:rPr>
+                <m:t>σ</m:t>
+              </m:r>
+            </m:e>
+            <m:sub>
+              <m:r>
+                <m:rPr>
+                  <m:sty m:val="bi"/>
+                </m:rPr>
+                <w:rPr>
+                  <w:rFonts w:ascii="Cambria Math" w:hAnsi="Cambria Math"/>
+                  <w:sz w:val="20"/>
+                  <w:szCs w:val="20"/>
+                </w:rPr>
+                <m:t>c,</m:t>
+              </m:r>
+              <m:r>
+                <m:rPr>
+                  <m:sty m:val="bi"/>
+                </m:rPr>
+                <w:rPr>
+                  <w:rFonts w:ascii="Cambria Math" w:hAnsi="Cambria Math"/>
+                  <w:sz w:val="20"/>
+                  <w:szCs w:val="20"/>
+                </w:rPr>
+                <m:t>allow</m:t>
+              </m:r>
+            </m:sub>
+          </m:sSub>
+        </m:oMath>
+      </m:oMathPara>
+    </w:p>
+    <w:p>
+      <w:pPr>
+        <w:pStyle w:val="ae"/>
+        <w:rPr>
+          <w:rFonts w:hint="eastAsia"/>
+        </w:rPr>
+      </w:pPr>
+      <w:r>
+        <w:rPr>
+          <w:rFonts w:hint="eastAsia"/>
+        </w:rPr>
+        <w:t>Here is:</w:t>
+      </w:r>
+    </w:p>
+    <w:p>
+      <w:pPr>
+        <w:pStyle w:val="ae"/>
+        <w:ind w:leftChars="300" w:left="720"/>
+        <w:rPr>
+          <w:rFonts w:cs="Times New Roman"/>
+        </w:rPr>
+      </w:pPr>
+      <w:r>
+        <w:rPr>
+          <w:rFonts w:cs="Times New Roman"/>
+        </w:rPr>
+        <w:t>T</w:t>
+      </w:r>
+      <w:r>
+        <w:rPr>
+          <w:rFonts w:cs="Times New Roman" w:hint="eastAsia"/>
+        </w:rPr>
+        <w:t xml:space="preserve">: </w:t>
+      </w:r>
+      <w:r>
+        <w:rPr>
+          <w:rFonts w:cs="Times New Roman" w:hint="eastAsia"/>
+        </w:rPr>
+        <w:t>轴</w:t>
+      </w:r>
+      <w:r>
+        <w:rPr>
+          <w:rFonts w:cs="Times New Roman"/>
+        </w:rPr>
+        <w:t>传递</w:t>
+      </w:r>
+      <w:r>
+        <w:rPr>
+          <w:rFonts w:cs="Times New Roman" w:hint="eastAsia"/>
+        </w:rPr>
+        <w:t>的</w:t>
+      </w:r>
+      <w:r>
+        <w:rPr>
+          <w:rFonts w:cs="Times New Roman"/>
+        </w:rPr>
+        <w:t>扭矩</w:t>
+      </w:r>
+    </w:p>
+    <w:p>
+      <w:pPr>
+        <w:pStyle w:val="ae"/>
+        <w:ind w:leftChars="300" w:left="720"/>
+        <w:rPr>
+          <w:rFonts w:cs="Times New Roman"/>
+        </w:rPr>
+      </w:pPr>
+      <w:r>
+        <w:rPr>
+          <w:rFonts w:cs="Times New Roman" w:hint="eastAsia"/>
+        </w:rPr>
+        <w:t xml:space="preserve">d: </w:t>
+      </w:r>
+      <w:r>
+        <w:rPr>
+          <w:rFonts w:cs="Times New Roman"/>
+        </w:rPr>
+        <w:t>轴径</w:t>
+      </w:r>
+    </w:p>
+    <w:p>
+      <w:pPr>
+        <w:pStyle w:val="ae"/>
+        <w:ind w:leftChars="300" w:left="720"/>
+        <w:rPr>
+          <w:rFonts w:cs="Times New Roman"/>
+        </w:rPr>
+      </w:pPr>
+      <w:r>
+        <w:rPr>
+          <w:rFonts w:cs="Times New Roman" w:hint="eastAsia"/>
+        </w:rPr>
+        <w:t xml:space="preserve">l:  </w:t>
+      </w:r>
+      <w:r>
+        <w:rPr>
+          <w:rFonts w:cs="Times New Roman"/>
+        </w:rPr>
+        <w:t>键有效工作长度</w:t>
+      </w:r>
+    </w:p>
+    <w:p>
+      <w:pPr>
+        <w:pStyle w:val="ae"/>
+        <w:ind w:leftChars="300" w:left="720"/>
+        <w:rPr>
+          <w:rFonts w:cs="Times New Roman"/>
+        </w:rPr>
+      </w:pPr>
+      <w:r>
+        <w:rPr>
+          <w:rFonts w:cs="Times New Roman"/>
+        </w:rPr>
+        <w:t>h</w:t>
+      </w:r>
+      <w:r>
+        <w:rPr>
+          <w:rFonts w:cs="Times New Roman" w:hint="eastAsia"/>
+        </w:rPr>
+        <w:t xml:space="preserve">: </w:t>
+      </w:r>
+      <w:r>
+        <w:rPr>
+          <w:rFonts w:cs="Times New Roman"/>
+        </w:rPr>
+        <w:t>键高度</w:t>
+      </w:r>
+    </w:p>
+    <w:p>
+      <w:pPr>
+        <w:pStyle w:val="ae"/>
+        <w:ind w:leftChars="300" w:left="720"/>
+        <w:rPr>
+          <w:rFonts w:cs="Times New Roman"/>
+        </w:rPr>
+      </w:pPr>
+      <w:r>
+        <w:rPr>
+          <w:rFonts w:cs="Times New Roman"/>
+        </w:rPr>
+        <w:t>b</w:t>
+      </w:r>
+      <w:r>
+        <w:rPr>
+          <w:rFonts w:cs="Times New Roman" w:hint="eastAsia"/>
+        </w:rPr>
+        <w:t xml:space="preserve">: </w:t>
+      </w:r>
+      <w:r>
+        <w:rPr>
+          <w:rFonts w:cs="Times New Roman"/>
+        </w:rPr>
+        <w:t>键宽度</w:t>
+      </w:r>
     </w:p>
     <w:p>
       <w:pPr>
@@ -35493,7 +39169,6 @@
   <w:style w:type="character" w:default="1" w:styleId="a0">
     <w:name w:val="Default Paragraph Font"/>
     <w:uiPriority w:val="1"/>
-    <w:semiHidden/>
     <w:unhideWhenUsed/>
   </w:style>
   <w:style w:type="table" w:default="1" w:styleId="a1">

--- a/Mechanical Note.docx
+++ b/Mechanical Note.docx
@@ -6605,7 +6605,109 @@
             <w:rPr>
               <w:rFonts w:ascii="Cambria Math" w:hAnsi="Cambria Math"/>
             </w:rPr>
-            <m:t xml:space="preserve">;   </m:t>
+            <m:t xml:space="preserve"> + </m:t>
+          </m:r>
+          <m:sSub>
+            <m:sSubPr>
+              <m:ctrlPr>
+                <w:rPr>
+                  <w:rFonts w:ascii="Cambria Math" w:hAnsi="Cambria Math"/>
+                  <w:i/>
+                </w:rPr>
+              </m:ctrlPr>
+            </m:sSubPr>
+            <m:e>
+              <m:r>
+                <w:rPr>
+                  <w:rFonts w:ascii="Cambria Math" w:hAnsi="Cambria Math" w:hint="eastAsia"/>
+                </w:rPr>
+                <m:t>H</m:t>
+              </m:r>
+            </m:e>
+            <m:sub>
+              <m:r>
+                <w:rPr>
+                  <w:rFonts w:ascii="Cambria Math" w:hAnsi="Cambria Math"/>
+                </w:rPr>
+                <m:t>p</m:t>
+              </m:r>
+            </m:sub>
+          </m:sSub>
+          <m:r>
+            <w:rPr>
+              <w:rFonts w:ascii="Cambria Math" w:hAnsi="Cambria Math"/>
+            </w:rPr>
+            <m:t xml:space="preserve">; </m:t>
+          </m:r>
+          <m:sSub>
+            <m:sSubPr>
+              <m:ctrlPr>
+                <w:rPr>
+                  <w:rFonts w:ascii="Cambria Math" w:hAnsi="Cambria Math"/>
+                  <w:i/>
+                </w:rPr>
+              </m:ctrlPr>
+            </m:sSubPr>
+            <m:e>
+              <m:r>
+                <w:rPr>
+                  <w:rFonts w:ascii="Cambria Math" w:hAnsi="Cambria Math"/>
+                </w:rPr>
+                <m:t>P</m:t>
+              </m:r>
+            </m:e>
+            <m:sub>
+              <m:r>
+                <w:rPr>
+                  <w:rFonts w:ascii="Cambria Math" w:hAnsi="Cambria Math" w:hint="eastAsia"/>
+                </w:rPr>
+                <m:t>出口压力</m:t>
+              </m:r>
+            </m:sub>
+          </m:sSub>
+          <m:r>
+            <w:rPr>
+              <w:rFonts w:ascii="Cambria Math" w:hAnsi="Cambria Math"/>
+            </w:rPr>
+            <m:t>=ρ</m:t>
+          </m:r>
+          <m:r>
+            <w:rPr>
+              <w:rFonts w:ascii="Cambria Math" w:hAnsi="Cambria Math" w:hint="eastAsia"/>
+            </w:rPr>
+            <m:t>g</m:t>
+          </m:r>
+          <m:sSub>
+            <m:sSubPr>
+              <m:ctrlPr>
+                <w:rPr>
+                  <w:rFonts w:ascii="Cambria Math" w:hAnsi="Cambria Math"/>
+                  <w:i/>
+                </w:rPr>
+              </m:ctrlPr>
+            </m:sSubPr>
+            <m:e>
+              <m:r>
+                <w:rPr>
+                  <w:rFonts w:ascii="Cambria Math" w:hAnsi="Cambria Math"/>
+                </w:rPr>
+                <m:t>H</m:t>
+              </m:r>
+            </m:e>
+            <m:sub>
+              <m:r>
+                <w:rPr>
+                  <w:rFonts w:ascii="Cambria Math" w:hAnsi="Cambria Math"/>
+                </w:rPr>
+                <m:t>p</m:t>
+              </m:r>
+            </m:sub>
+          </m:sSub>
+          <m:r>
+            <w:rPr>
+              <w:rFonts w:ascii="Cambria Math" w:hAnsi="Cambria Math"/>
+            </w:rPr>
+            <m:t xml:space="preserve">  </m:t>
           </m:r>
           <m:sSub>
             <m:sSubPr>
@@ -20747,6 +20849,9 @@
         <w:pStyle w:val="ae"/>
         <w:spacing w:line="360" w:lineRule="auto"/>
         <w:ind w:left="360"/>
+        <w:rPr>
+          <w:i/>
+        </w:rPr>
       </w:pPr>
       <w:r>
         <w:t>传动比</w:t>
@@ -20865,13 +20970,113 @@
             </m:sSub>
           </m:den>
         </m:f>
+        <m:r>
+          <w:rPr>
+            <w:rFonts w:ascii="Cambria Math" w:hAnsi="Cambria Math"/>
+            <w:sz w:val="22"/>
+            <w:szCs w:val="22"/>
+          </w:rPr>
+          <m:t>=</m:t>
+        </m:r>
+        <m:f>
+          <m:fPr>
+            <m:ctrlPr>
+              <w:rPr>
+                <w:rFonts w:ascii="Cambria Math" w:hAnsi="Cambria Math"/>
+                <w:bCs/>
+                <w:i/>
+                <w:sz w:val="22"/>
+                <w:szCs w:val="22"/>
+              </w:rPr>
+            </m:ctrlPr>
+          </m:fPr>
+          <m:num>
+            <m:sSub>
+              <m:sSubPr>
+                <m:ctrlPr>
+                  <w:rPr>
+                    <w:rFonts w:ascii="Cambria Math" w:hAnsi="Cambria Math"/>
+                    <w:bCs/>
+                    <w:i/>
+                    <w:sz w:val="22"/>
+                    <w:szCs w:val="22"/>
+                  </w:rPr>
+                </m:ctrlPr>
+              </m:sSubPr>
+              <m:e>
+                <m:r>
+                  <w:rPr>
+                    <w:rFonts w:ascii="Cambria Math" w:hAnsi="Cambria Math"/>
+                    <w:sz w:val="22"/>
+                    <w:szCs w:val="22"/>
+                  </w:rPr>
+                  <m:t>T</m:t>
+                </m:r>
+              </m:e>
+              <m:sub>
+                <m:r>
+                  <w:rPr>
+                    <w:rFonts w:ascii="Cambria Math" w:hAnsi="Cambria Math"/>
+                    <w:sz w:val="22"/>
+                    <w:szCs w:val="22"/>
+                  </w:rPr>
+                  <m:t>2</m:t>
+                </m:r>
+              </m:sub>
+            </m:sSub>
+          </m:num>
+          <m:den>
+            <m:sSub>
+              <m:sSubPr>
+                <m:ctrlPr>
+                  <w:rPr>
+                    <w:rFonts w:ascii="Cambria Math" w:hAnsi="Cambria Math"/>
+                    <w:bCs/>
+                    <w:i/>
+                    <w:sz w:val="22"/>
+                    <w:szCs w:val="22"/>
+                  </w:rPr>
+                </m:ctrlPr>
+              </m:sSubPr>
+              <m:e>
+                <m:r>
+                  <w:rPr>
+                    <w:rFonts w:ascii="Cambria Math" w:hAnsi="Cambria Math"/>
+                    <w:sz w:val="22"/>
+                    <w:szCs w:val="22"/>
+                  </w:rPr>
+                  <m:t>T</m:t>
+                </m:r>
+              </m:e>
+              <m:sub>
+                <m:r>
+                  <w:rPr>
+                    <w:rFonts w:ascii="Cambria Math" w:hAnsi="Cambria Math"/>
+                    <w:sz w:val="22"/>
+                    <w:szCs w:val="22"/>
+                  </w:rPr>
+                  <m:t>1</m:t>
+                </m:r>
+              </m:sub>
+            </m:sSub>
+          </m:den>
+        </m:f>
+        <m:r>
+          <w:rPr>
+            <w:rFonts w:ascii="Cambria Math" w:hAnsi="Cambria Math"/>
+            <w:sz w:val="22"/>
+            <w:szCs w:val="22"/>
+          </w:rPr>
+          <m:t xml:space="preserve">  (T is torque)</m:t>
+        </m:r>
       </m:oMath>
-    </w:p>
-    <w:p>
-      <w:pPr>
-        <w:pStyle w:val="ae"/>
-        <w:ind w:left="1440"/>
-      </w:pPr>
+      <w:r>
+        <w:rPr>
+          <w:rFonts w:hint="eastAsia"/>
+          <w:i/>
+        </w:rPr>
+        <w:t xml:space="preserve"> </w:t>
+      </w:r>
       <w:r>
         <w:t>一般</w:t>
       </w:r>
@@ -20895,12 +21100,320 @@
     <w:p>
       <w:pPr>
         <w:pStyle w:val="ae"/>
-      </w:pPr>
-    </w:p>
-    <w:p>
-      <w:pPr>
-        <w:pStyle w:val="ae"/>
-      </w:pPr>
+        <w:spacing w:line="276" w:lineRule="auto"/>
+        <w:rPr>
+          <w:i/>
+        </w:rPr>
+      </w:pPr>
+      <m:oMathPara>
+        <m:oMath>
+          <m:r>
+            <w:rPr>
+              <w:rFonts w:ascii="Cambria Math" w:hAnsi="Cambria Math"/>
+              <w:sz w:val="22"/>
+              <w:szCs w:val="22"/>
+            </w:rPr>
+            <m:t xml:space="preserve">F= </m:t>
+          </m:r>
+          <m:f>
+            <m:fPr>
+              <m:ctrlPr>
+                <w:rPr>
+                  <w:rFonts w:ascii="Cambria Math" w:hAnsi="Cambria Math"/>
+                  <w:bCs/>
+                  <w:i/>
+                  <w:sz w:val="22"/>
+                  <w:szCs w:val="22"/>
+                </w:rPr>
+              </m:ctrlPr>
+            </m:fPr>
+            <m:num>
+              <m:r>
+                <w:rPr>
+                  <w:rFonts w:ascii="Cambria Math" w:hAnsi="Cambria Math"/>
+                  <w:sz w:val="22"/>
+                  <w:szCs w:val="22"/>
+                </w:rPr>
+                <m:t>P</m:t>
+              </m:r>
+            </m:num>
+            <m:den>
+              <m:r>
+                <w:rPr>
+                  <w:rFonts w:ascii="Cambria Math" w:hAnsi="Cambria Math"/>
+                  <w:sz w:val="22"/>
+                  <w:szCs w:val="22"/>
+                </w:rPr>
+                <m:t>v</m:t>
+              </m:r>
+            </m:den>
+          </m:f>
+          <m:r>
+            <w:rPr>
+              <w:rFonts w:ascii="Cambria Math" w:hAnsi="Cambria Math"/>
+              <w:sz w:val="22"/>
+              <w:szCs w:val="22"/>
+            </w:rPr>
+            <m:t>=</m:t>
+          </m:r>
+          <m:sSub>
+            <m:sSubPr>
+              <m:ctrlPr>
+                <w:rPr>
+                  <w:rFonts w:ascii="Cambria Math" w:hAnsi="Cambria Math"/>
+                  <w:i/>
+                  <w:sz w:val="22"/>
+                  <w:szCs w:val="22"/>
+                </w:rPr>
+              </m:ctrlPr>
+            </m:sSubPr>
+            <m:e>
+              <m:r>
+                <w:rPr>
+                  <w:rFonts w:ascii="Cambria Math" w:hAnsi="Cambria Math"/>
+                  <w:sz w:val="22"/>
+                  <w:szCs w:val="22"/>
+                </w:rPr>
+                <m:t>F</m:t>
+              </m:r>
+            </m:e>
+            <m:sub>
+              <m:r>
+                <w:rPr>
+                  <w:rFonts w:ascii="Cambria Math" w:hAnsi="Cambria Math" w:hint="eastAsia"/>
+                  <w:sz w:val="22"/>
+                  <w:szCs w:val="22"/>
+                </w:rPr>
+                <m:t>t</m:t>
+              </m:r>
+              <m:r>
+                <w:rPr>
+                  <w:rFonts w:ascii="Cambria Math" w:hAnsi="Cambria Math"/>
+                  <w:sz w:val="22"/>
+                  <w:szCs w:val="22"/>
+                </w:rPr>
+                <m:t xml:space="preserve">ight </m:t>
+              </m:r>
+              <m:r>
+                <w:rPr>
+                  <w:rFonts w:ascii="Cambria Math" w:hAnsi="Cambria Math" w:hint="eastAsia"/>
+                  <w:sz w:val="22"/>
+                  <w:szCs w:val="22"/>
+                </w:rPr>
+                <m:t>side</m:t>
+              </m:r>
+            </m:sub>
+          </m:sSub>
+          <m:r>
+            <w:rPr>
+              <w:rFonts w:ascii="Cambria Math" w:hAnsi="Cambria Math"/>
+              <w:sz w:val="22"/>
+              <w:szCs w:val="22"/>
+            </w:rPr>
+            <m:t>-</m:t>
+          </m:r>
+          <m:sSub>
+            <m:sSubPr>
+              <m:ctrlPr>
+                <w:rPr>
+                  <w:rFonts w:ascii="Cambria Math" w:hAnsi="Cambria Math"/>
+                  <w:i/>
+                  <w:sz w:val="22"/>
+                  <w:szCs w:val="22"/>
+                </w:rPr>
+              </m:ctrlPr>
+            </m:sSubPr>
+            <m:e>
+              <m:r>
+                <w:rPr>
+                  <w:rFonts w:ascii="Cambria Math" w:hAnsi="Cambria Math"/>
+                  <w:sz w:val="22"/>
+                  <w:szCs w:val="22"/>
+                </w:rPr>
+                <m:t>F</m:t>
+              </m:r>
+            </m:e>
+            <m:sub>
+              <m:r>
+                <w:rPr>
+                  <w:rFonts w:ascii="Cambria Math" w:hAnsi="Cambria Math"/>
+                  <w:sz w:val="22"/>
+                  <w:szCs w:val="22"/>
+                </w:rPr>
+                <m:t xml:space="preserve">slack </m:t>
+              </m:r>
+              <m:r>
+                <w:rPr>
+                  <w:rFonts w:ascii="Cambria Math" w:hAnsi="Cambria Math" w:hint="eastAsia"/>
+                  <w:sz w:val="22"/>
+                  <w:szCs w:val="22"/>
+                </w:rPr>
+                <m:t>side</m:t>
+              </m:r>
+            </m:sub>
+          </m:sSub>
+          <m:r>
+            <w:rPr>
+              <w:rFonts w:ascii="Cambria Math" w:hAnsi="Cambria Math"/>
+              <w:sz w:val="22"/>
+              <w:szCs w:val="22"/>
+            </w:rPr>
+            <m:t xml:space="preserve">   </m:t>
+          </m:r>
+          <m:d>
+            <m:dPr>
+              <m:ctrlPr>
+                <w:rPr>
+                  <w:rFonts w:ascii="Cambria Math" w:hAnsi="Cambria Math"/>
+                  <w:bCs/>
+                  <w:i/>
+                  <w:sz w:val="22"/>
+                  <w:szCs w:val="22"/>
+                </w:rPr>
+              </m:ctrlPr>
+            </m:dPr>
+            <m:e>
+              <m:r>
+                <w:rPr>
+                  <w:rFonts w:ascii="Cambria Math" w:hAnsi="Cambria Math" w:hint="eastAsia"/>
+                  <w:sz w:val="22"/>
+                  <w:szCs w:val="22"/>
+                </w:rPr>
+                <m:t>v</m:t>
+              </m:r>
+              <m:r>
+                <w:rPr>
+                  <w:rFonts w:ascii="Cambria Math" w:hAnsi="Cambria Math"/>
+                  <w:sz w:val="22"/>
+                  <w:szCs w:val="22"/>
+                </w:rPr>
+                <m:t xml:space="preserve"> is chain speed</m:t>
+              </m:r>
+            </m:e>
+          </m:d>
+          <m:r>
+            <w:rPr>
+              <w:rFonts w:ascii="Cambria Math" w:hAnsi="Cambria Math"/>
+              <w:sz w:val="22"/>
+              <w:szCs w:val="22"/>
+            </w:rPr>
+            <m:t xml:space="preserve"> </m:t>
+          </m:r>
+        </m:oMath>
+      </m:oMathPara>
+    </w:p>
+    <w:p>
+      <w:pPr>
+        <w:pStyle w:val="ae"/>
+        <w:spacing w:line="276" w:lineRule="auto"/>
+      </w:pPr>
+      <w:r>
+        <w:tab/>
+      </w:r>
+      <w:r>
+        <w:tab/>
+      </w:r>
+      <m:oMath>
+        <m:r>
+          <w:rPr>
+            <w:rFonts w:ascii="Cambria Math" w:hAnsi="Cambria Math"/>
+            <w:sz w:val="22"/>
+            <w:szCs w:val="22"/>
+          </w:rPr>
+          <m:t xml:space="preserve">k= </m:t>
+        </m:r>
+        <m:f>
+          <m:fPr>
+            <m:ctrlPr>
+              <w:rPr>
+                <w:rFonts w:ascii="Cambria Math" w:hAnsi="Cambria Math"/>
+                <w:bCs/>
+                <w:i/>
+                <w:sz w:val="22"/>
+                <w:szCs w:val="22"/>
+              </w:rPr>
+            </m:ctrlPr>
+          </m:fPr>
+          <m:num>
+            <m:sSub>
+              <m:sSubPr>
+                <m:ctrlPr>
+                  <w:rPr>
+                    <w:rFonts w:ascii="Cambria Math" w:hAnsi="Cambria Math"/>
+                    <w:bCs/>
+                    <w:i/>
+                    <w:sz w:val="22"/>
+                    <w:szCs w:val="22"/>
+                  </w:rPr>
+                </m:ctrlPr>
+              </m:sSubPr>
+              <m:e>
+                <m:r>
+                  <w:rPr>
+                    <w:rFonts w:ascii="Cambria Math" w:hAnsi="Cambria Math"/>
+                    <w:sz w:val="22"/>
+                    <w:szCs w:val="22"/>
+                  </w:rPr>
+                  <m:t>F</m:t>
+                </m:r>
+              </m:e>
+              <m:sub>
+                <m:r>
+                  <w:rPr>
+                    <w:rFonts w:ascii="Cambria Math" w:hAnsi="Cambria Math"/>
+                    <w:sz w:val="22"/>
+                    <w:szCs w:val="22"/>
+                  </w:rPr>
+                  <m:t>slack</m:t>
+                </m:r>
+              </m:sub>
+            </m:sSub>
+          </m:num>
+          <m:den>
+            <m:sSub>
+              <m:sSubPr>
+                <m:ctrlPr>
+                  <w:rPr>
+                    <w:rFonts w:ascii="Cambria Math" w:hAnsi="Cambria Math"/>
+                    <w:bCs/>
+                    <w:i/>
+                    <w:sz w:val="22"/>
+                    <w:szCs w:val="22"/>
+                  </w:rPr>
+                </m:ctrlPr>
+              </m:sSubPr>
+              <m:e>
+                <m:r>
+                  <w:rPr>
+                    <w:rFonts w:ascii="Cambria Math" w:hAnsi="Cambria Math"/>
+                    <w:sz w:val="22"/>
+                    <w:szCs w:val="22"/>
+                  </w:rPr>
+                  <m:t>F</m:t>
+                </m:r>
+              </m:e>
+              <m:sub>
+                <m:r>
+                  <w:rPr>
+                    <w:rFonts w:ascii="Cambria Math" w:hAnsi="Cambria Math"/>
+                    <w:sz w:val="22"/>
+                    <w:szCs w:val="22"/>
+                  </w:rPr>
+                  <m:t>tight</m:t>
+                </m:r>
+              </m:sub>
+            </m:sSub>
+          </m:den>
+        </m:f>
+        <m:r>
+          <w:rPr>
+            <w:rFonts w:ascii="Cambria Math" w:hAnsi="Cambria Math"/>
+            <w:sz w:val="22"/>
+            <w:szCs w:val="22"/>
+          </w:rPr>
+          <m:t xml:space="preserve">≈0.1~0.3  </m:t>
+        </m:r>
+      </m:oMath>
     </w:p>
     <w:p>
       <w:pPr>
@@ -21305,11 +21818,6 @@
       <w:r>
         <w:t>。</w:t>
       </w:r>
-    </w:p>
-    <w:p>
-      <w:pPr>
-        <w:pStyle w:val="ae"/>
-      </w:pPr>
     </w:p>
     <w:p>
       <w:pPr>
@@ -21468,7 +21976,22 @@
             </m:r>
           </m:den>
         </m:f>
+        <m:r>
+          <w:rPr>
+            <w:rFonts w:ascii="Cambria Math" w:hAnsi="Cambria Math"/>
+            <w:sz w:val="24"/>
+          </w:rPr>
+          <m:t xml:space="preserve"> </m:t>
+        </m:r>
       </m:oMath>
+      <w:r>
+        <w:rPr>
+          <w:rFonts w:hint="eastAsia"/>
+          <w:bCs/>
+          <w:sz w:val="24"/>
+        </w:rPr>
+        <w:t xml:space="preserve">    </w:t>
+      </w:r>
     </w:p>
     <w:p>
       <w:pPr>
@@ -24556,6 +25079,11 @@
     <w:p>
       <w:pPr>
         <w:pStyle w:val="ae"/>
+      </w:pPr>
+    </w:p>
+    <w:p>
+      <w:pPr>
+        <w:pStyle w:val="ae"/>
         <w:spacing w:line="360" w:lineRule="auto"/>
         <w:rPr>
           <w:b/>
@@ -26058,14 +26586,8 @@
     </w:p>
     <w:p>
       <w:pPr>
-        <w:pStyle w:val="ae"/>
-      </w:pPr>
-    </w:p>
-    <w:p>
-      <w:pPr>
         <w:spacing w:line="360" w:lineRule="auto"/>
         <w:rPr>
-          <w:rFonts w:hint="eastAsia"/>
           <w:sz w:val="20"/>
           <w:szCs w:val="20"/>
         </w:rPr>
@@ -26327,7 +26849,6 @@
         <w:pStyle w:val="ae"/>
         <w:spacing w:line="360" w:lineRule="auto"/>
         <w:rPr>
-          <w:rFonts w:hint="eastAsia"/>
           <w:i/>
           <w:sz w:val="20"/>
           <w:szCs w:val="20"/>
@@ -26757,15 +27278,7 @@
               <w:sz w:val="20"/>
               <w:szCs w:val="20"/>
             </w:rPr>
-            <m:t xml:space="preserve"> </m:t>
-          </m:r>
-          <m:r>
-            <w:rPr>
-              <w:rFonts w:ascii="Cambria Math" w:hAnsi="Cambria Math"/>
-              <w:sz w:val="20"/>
-              <w:szCs w:val="20"/>
-            </w:rPr>
-            <m:t xml:space="preserve"> (</m:t>
+            <m:t xml:space="preserve">  (</m:t>
           </m:r>
           <m:r>
             <w:rPr>
@@ -26900,15 +27413,7 @@
               <w:sz w:val="20"/>
               <w:szCs w:val="20"/>
             </w:rPr>
-            <m:t xml:space="preserve"> and </m:t>
-          </m:r>
-          <m:r>
-            <w:rPr>
-              <w:rFonts w:ascii="Cambria Math" w:hAnsi="Cambria Math"/>
-              <w:sz w:val="20"/>
-              <w:szCs w:val="20"/>
-            </w:rPr>
-            <m:t xml:space="preserve"> </m:t>
+            <m:t xml:space="preserve"> and  </m:t>
           </m:r>
           <m:sSub>
             <m:sSubPr>
@@ -27012,15 +27517,7 @@
               <w:sz w:val="20"/>
               <w:szCs w:val="20"/>
             </w:rPr>
-            <m:t xml:space="preserve"> or </m:t>
-          </m:r>
-          <m:r>
-            <w:rPr>
-              <w:rFonts w:ascii="Cambria Math" w:hAnsi="Cambria Math"/>
-              <w:sz w:val="20"/>
-              <w:szCs w:val="20"/>
-            </w:rPr>
-            <m:t xml:space="preserve"> </m:t>
+            <m:t xml:space="preserve"> or  </m:t>
           </m:r>
           <m:sSub>
             <m:sSubPr>
@@ -27140,23 +27637,7 @@
               <w:sz w:val="20"/>
               <w:szCs w:val="20"/>
             </w:rPr>
-            <m:t xml:space="preserve">  (n is </m:t>
-          </m:r>
-          <m:r>
-            <w:rPr>
-              <w:rFonts w:ascii="Cambria Math" w:hAnsi="Cambria Math"/>
-              <w:sz w:val="20"/>
-              <w:szCs w:val="20"/>
-            </w:rPr>
-            <m:t xml:space="preserve">designing </m:t>
-          </m:r>
-          <m:r>
-            <w:rPr>
-              <w:rFonts w:ascii="Cambria Math" w:hAnsi="Cambria Math"/>
-              <w:sz w:val="20"/>
-              <w:szCs w:val="20"/>
-            </w:rPr>
-            <m:t>safety coefficient)</m:t>
+            <m:t xml:space="preserve">  (n is designing safety coefficient)</m:t>
           </m:r>
         </m:oMath>
       </m:oMathPara>
@@ -27165,9 +27646,6 @@
       <w:pPr>
         <w:pStyle w:val="ae"/>
         <w:ind w:firstLineChars="250" w:firstLine="450"/>
-        <w:rPr>
-          <w:rFonts w:hint="eastAsia"/>
-        </w:rPr>
       </w:pPr>
       <w:r>
         <w:rPr>
@@ -27225,9 +27703,6 @@
       <w:pPr>
         <w:pStyle w:val="ae"/>
         <w:spacing w:line="276" w:lineRule="auto"/>
-        <w:rPr>
-          <w:rFonts w:hint="eastAsia"/>
-        </w:rPr>
       </w:pPr>
       <m:oMathPara>
         <m:oMath>
@@ -27294,9 +27769,6 @@
     <w:p>
       <w:pPr>
         <w:pStyle w:val="ae"/>
-        <w:rPr>
-          <w:rFonts w:hint="eastAsia"/>
-        </w:rPr>
       </w:pPr>
       <w:r>
         <w:rPr>
@@ -27440,18 +27912,7 @@
                   <w:sz w:val="20"/>
                   <w:szCs w:val="20"/>
                 </w:rPr>
-                <m:t>4</m:t>
-              </m:r>
-              <m:r>
-                <m:rPr>
-                  <m:sty m:val="bi"/>
-                </m:rPr>
-                <w:rPr>
-                  <w:rFonts w:ascii="Cambria Math" w:hAnsi="Cambria Math"/>
-                  <w:sz w:val="20"/>
-                  <w:szCs w:val="20"/>
-                </w:rPr>
-                <m:t>8</m:t>
+                <m:t>48</m:t>
               </m:r>
               <m:r>
                 <m:rPr>
@@ -27472,15 +27933,7 @@
               <w:sz w:val="20"/>
               <w:szCs w:val="20"/>
             </w:rPr>
-            <m:t xml:space="preserve">    </m:t>
-          </m:r>
-          <m:r>
-            <w:rPr>
-              <w:rFonts w:ascii="Cambria Math" w:hAnsi="Cambria Math"/>
-              <w:sz w:val="20"/>
-              <w:szCs w:val="20"/>
-            </w:rPr>
-            <m:t xml:space="preserve">(I= </m:t>
+            <m:t xml:space="preserve">    (I= </m:t>
           </m:r>
           <m:f>
             <m:fPr>
@@ -27582,47 +28035,7 @@
               <w:sz w:val="20"/>
               <w:szCs w:val="20"/>
             </w:rPr>
-            <m:t>)</m:t>
-          </m:r>
-          <m:r>
-            <w:rPr>
-              <w:rFonts w:ascii="Cambria Math" w:hAnsi="Cambria Math"/>
-              <w:sz w:val="20"/>
-              <w:szCs w:val="20"/>
-            </w:rPr>
-            <m:t xml:space="preserve">    </m:t>
-          </m:r>
-          <m:r>
-            <w:rPr>
-              <w:rFonts w:ascii="Cambria Math" w:hAnsi="Cambria Math"/>
-              <w:sz w:val="20"/>
-              <w:szCs w:val="20"/>
-            </w:rPr>
-            <m:t>(</m:t>
-          </m:r>
-          <m:r>
-            <w:rPr>
-              <w:rFonts w:ascii="Cambria Math" w:hAnsi="Cambria Math"/>
-              <w:sz w:val="20"/>
-              <w:szCs w:val="20"/>
-            </w:rPr>
-            <m:t>E≈28000ksi</m:t>
-          </m:r>
-          <m:r>
-            <w:rPr>
-              <w:rFonts w:ascii="Cambria Math" w:hAnsi="Cambria Math"/>
-              <w:sz w:val="20"/>
-              <w:szCs w:val="20"/>
-            </w:rPr>
-            <m:t>)</m:t>
-          </m:r>
-          <m:r>
-            <w:rPr>
-              <w:rFonts w:ascii="Cambria Math" w:hAnsi="Cambria Math"/>
-              <w:sz w:val="20"/>
-              <w:szCs w:val="20"/>
-            </w:rPr>
-            <m:t xml:space="preserve">   (0.1~0.3mm is ok)</m:t>
+            <m:t>)    (E≈28000ksi)   (0.1~0.3mm is ok)</m:t>
           </m:r>
         </m:oMath>
       </m:oMathPara>
@@ -27635,9 +28048,6 @@
     <w:p>
       <w:pPr>
         <w:pStyle w:val="ae"/>
-        <w:rPr>
-          <w:rFonts w:hint="eastAsia"/>
-        </w:rPr>
       </w:pPr>
       <w:r>
         <w:rPr>
@@ -27699,18 +28109,7 @@
                   <w:sz w:val="20"/>
                   <w:szCs w:val="20"/>
                 </w:rPr>
-                <m:t>T</m:t>
-              </m:r>
-              <m:r>
-                <m:rPr>
-                  <m:sty m:val="bi"/>
-                </m:rPr>
-                <w:rPr>
-                  <w:rFonts w:ascii="Cambria Math" w:hAnsi="Cambria Math"/>
-                  <w:sz w:val="20"/>
-                  <w:szCs w:val="20"/>
-                </w:rPr>
-                <m:t>L</m:t>
+                <m:t>TL</m:t>
               </m:r>
             </m:num>
             <m:den>
@@ -27733,23 +28132,7 @@
               <w:sz w:val="20"/>
               <w:szCs w:val="20"/>
             </w:rPr>
-            <m:t xml:space="preserve">    </m:t>
-          </m:r>
-          <m:r>
-            <w:rPr>
-              <w:rFonts w:ascii="Cambria Math" w:hAnsi="Cambria Math"/>
-              <w:sz w:val="20"/>
-              <w:szCs w:val="20"/>
-            </w:rPr>
-            <m:t>(</m:t>
-          </m:r>
-          <m:r>
-            <w:rPr>
-              <w:rFonts w:ascii="Cambria Math" w:hAnsi="Cambria Math"/>
-              <w:sz w:val="20"/>
-              <w:szCs w:val="20"/>
-            </w:rPr>
-            <m:t xml:space="preserve"> J=</m:t>
+            <m:t xml:space="preserve">    ( J=</m:t>
           </m:r>
           <m:f>
             <m:fPr>
@@ -27821,31 +28204,7 @@
               <w:sz w:val="20"/>
               <w:szCs w:val="20"/>
             </w:rPr>
-            <m:t>)</m:t>
-          </m:r>
-          <m:r>
-            <w:rPr>
-              <w:rFonts w:ascii="Cambria Math" w:hAnsi="Cambria Math"/>
-              <w:sz w:val="20"/>
-              <w:szCs w:val="20"/>
-            </w:rPr>
-            <m:t xml:space="preserve">     </m:t>
-          </m:r>
-          <m:r>
-            <w:rPr>
-              <w:rFonts w:ascii="Cambria Math" w:hAnsi="Cambria Math"/>
-              <w:sz w:val="20"/>
-              <w:szCs w:val="20"/>
-            </w:rPr>
-            <m:t>(</m:t>
-          </m:r>
-          <m:r>
-            <w:rPr>
-              <w:rFonts w:ascii="Cambria Math" w:hAnsi="Cambria Math"/>
-              <w:sz w:val="20"/>
-              <w:szCs w:val="20"/>
-            </w:rPr>
-            <m:t>For 304 SS, G≈11.2×</m:t>
+            <m:t>)     (For 304 SS, G≈11.2×</m:t>
           </m:r>
           <m:sSup>
             <m:sSupPr>
@@ -27885,23 +28244,7 @@
               <w:sz w:val="20"/>
               <w:szCs w:val="20"/>
             </w:rPr>
-            <m:t xml:space="preserve"> psi</m:t>
-          </m:r>
-          <m:r>
-            <w:rPr>
-              <w:rFonts w:ascii="Cambria Math" w:hAnsi="Cambria Math"/>
-              <w:sz w:val="20"/>
-              <w:szCs w:val="20"/>
-            </w:rPr>
-            <m:t>)</m:t>
-          </m:r>
-          <m:r>
-            <w:rPr>
-              <w:rFonts w:ascii="Cambria Math" w:hAnsi="Cambria Math"/>
-              <w:sz w:val="20"/>
-              <w:szCs w:val="20"/>
-            </w:rPr>
-            <m:t xml:space="preserve">  </m:t>
+            <m:t xml:space="preserve"> psi)  </m:t>
           </m:r>
         </m:oMath>
       </m:oMathPara>
@@ -28260,9 +28603,6 @@
       <w:pPr>
         <w:pStyle w:val="ae"/>
         <w:spacing w:line="360" w:lineRule="auto"/>
-        <w:rPr>
-          <w:rFonts w:hint="eastAsia"/>
-        </w:rPr>
       </w:pPr>
       <m:oMathPara>
         <m:oMath>
@@ -28431,18 +28771,7 @@
               <w:sz w:val="20"/>
               <w:szCs w:val="20"/>
             </w:rPr>
-            <m:t xml:space="preserve">    ⟹   </m:t>
-          </m:r>
-          <m:r>
-            <m:rPr>
-              <m:sty m:val="bi"/>
-            </m:rPr>
-            <w:rPr>
-              <w:rFonts w:ascii="Cambria Math" w:hAnsi="Cambria Math"/>
-              <w:sz w:val="20"/>
-              <w:szCs w:val="20"/>
-            </w:rPr>
-            <m:t xml:space="preserve"> n=</m:t>
+            <m:t xml:space="preserve">    ⟹    n=</m:t>
           </m:r>
           <m:f>
             <m:fPr>
@@ -28607,9 +28936,6 @@
       <w:pPr>
         <w:pStyle w:val="ae"/>
         <w:spacing w:line="360" w:lineRule="auto"/>
-        <w:rPr>
-          <w:rFonts w:hint="eastAsia"/>
-        </w:rPr>
       </w:pPr>
       <w:r>
         <w:rPr>
@@ -28634,7 +28960,6 @@
         <w:pStyle w:val="ae"/>
         <w:spacing w:line="276" w:lineRule="auto"/>
         <w:rPr>
-          <w:rFonts w:hint="eastAsia"/>
           <w:b/>
           <w:bCs/>
         </w:rPr>
@@ -28795,9 +29120,6 @@
     <w:p>
       <w:pPr>
         <w:pStyle w:val="ae"/>
-        <w:rPr>
-          <w:rFonts w:hint="eastAsia"/>
-        </w:rPr>
       </w:pPr>
       <w:r>
         <w:rPr>
@@ -28865,18 +29187,7 @@
               <w:sz w:val="20"/>
               <w:szCs w:val="20"/>
             </w:rPr>
-            <m:t>=</m:t>
-          </m:r>
-          <m:r>
-            <m:rPr>
-              <m:sty m:val="bi"/>
-            </m:rPr>
-            <w:rPr>
-              <w:rFonts w:ascii="Cambria Math" w:hAnsi="Cambria Math"/>
-              <w:sz w:val="20"/>
-              <w:szCs w:val="20"/>
-            </w:rPr>
-            <m:t>min</m:t>
+            <m:t>=min</m:t>
           </m:r>
           <m:d>
             <m:dPr>
@@ -28926,328 +29237,7 @@
                           <w:sz w:val="20"/>
                           <w:szCs w:val="20"/>
                         </w:rPr>
-                        <m:t>0.5σ</m:t>
-                      </m:r>
-                    </m:e>
-                    <m:sub>
-                      <m:r>
-                        <m:rPr>
-                          <m:sty m:val="bi"/>
-                        </m:rPr>
-                        <w:rPr>
-                          <w:rFonts w:ascii="Cambria Math" w:hAnsi="Cambria Math"/>
-                          <w:sz w:val="20"/>
-                          <w:szCs w:val="20"/>
-                        </w:rPr>
-                        <m:t>y</m:t>
-                      </m:r>
-                    </m:sub>
-                  </m:sSub>
-                </m:num>
-                <m:den>
-                  <m:r>
-                    <m:rPr>
-                      <m:sty m:val="bi"/>
-                    </m:rPr>
-                    <w:rPr>
-                      <w:rFonts w:ascii="Cambria Math" w:hAnsi="Cambria Math"/>
-                      <w:sz w:val="20"/>
-                      <w:szCs w:val="20"/>
-                    </w:rPr>
-                    <m:t>n</m:t>
-                  </m:r>
-                </m:den>
-              </m:f>
-              <m:r>
-                <m:rPr>
-                  <m:sty m:val="bi"/>
-                </m:rPr>
-                <w:rPr>
-                  <w:rFonts w:ascii="Cambria Math" w:hAnsi="Cambria Math"/>
-                  <w:sz w:val="20"/>
-                  <w:szCs w:val="20"/>
-                </w:rPr>
-                <m:t xml:space="preserve">, </m:t>
-              </m:r>
-              <m:f>
-                <m:fPr>
-                  <m:ctrlPr>
-                    <w:rPr>
-                      <w:rFonts w:ascii="Cambria Math" w:hAnsi="Cambria Math"/>
-                      <w:b/>
-                      <w:i/>
-                      <w:sz w:val="20"/>
-                      <w:szCs w:val="20"/>
-                    </w:rPr>
-                  </m:ctrlPr>
-                </m:fPr>
-                <m:num>
-                  <m:sSub>
-                    <m:sSubPr>
-                      <m:ctrlPr>
-                        <w:rPr>
-                          <w:rFonts w:ascii="Cambria Math" w:hAnsi="Cambria Math"/>
-                          <w:b/>
-                          <w:i/>
-                          <w:sz w:val="20"/>
-                          <w:szCs w:val="20"/>
-                        </w:rPr>
-                      </m:ctrlPr>
-                    </m:sSubPr>
-                    <m:e>
-                      <m:r>
-                        <m:rPr>
-                          <m:sty m:val="bi"/>
-                        </m:rPr>
-                        <w:rPr>
-                          <w:rFonts w:ascii="Cambria Math" w:hAnsi="Cambria Math"/>
-                          <w:sz w:val="20"/>
-                          <w:szCs w:val="20"/>
-                        </w:rPr>
-                        <m:t>0.</m:t>
-                      </m:r>
-                      <m:r>
-                        <m:rPr>
-                          <m:sty m:val="bi"/>
-                        </m:rPr>
-                        <w:rPr>
-                          <w:rFonts w:ascii="Cambria Math" w:hAnsi="Cambria Math"/>
-                          <w:sz w:val="20"/>
-                          <w:szCs w:val="20"/>
-                        </w:rPr>
-                        <m:t>3</m:t>
-                      </m:r>
-                      <m:r>
-                        <m:rPr>
-                          <m:sty m:val="bi"/>
-                        </m:rPr>
-                        <w:rPr>
-                          <w:rFonts w:ascii="Cambria Math" w:hAnsi="Cambria Math"/>
-                          <w:sz w:val="20"/>
-                          <w:szCs w:val="20"/>
-                        </w:rPr>
-                        <m:t>S</m:t>
-                      </m:r>
-                    </m:e>
-                    <m:sub>
-                      <m:r>
-                        <m:rPr>
-                          <m:sty m:val="bi"/>
-                        </m:rPr>
-                        <w:rPr>
-                          <w:rFonts w:ascii="Cambria Math" w:hAnsi="Cambria Math"/>
-                          <w:sz w:val="20"/>
-                          <w:szCs w:val="20"/>
-                        </w:rPr>
-                        <m:t>ut</m:t>
-                      </m:r>
-                    </m:sub>
-                  </m:sSub>
-                </m:num>
-                <m:den>
-                  <m:r>
-                    <m:rPr>
-                      <m:sty m:val="bi"/>
-                    </m:rPr>
-                    <w:rPr>
-                      <w:rFonts w:ascii="Cambria Math" w:hAnsi="Cambria Math"/>
-                      <w:sz w:val="20"/>
-                      <w:szCs w:val="20"/>
-                    </w:rPr>
-                    <m:t>n</m:t>
-                  </m:r>
-                </m:den>
-              </m:f>
-            </m:e>
-          </m:d>
-          <m:r>
-            <m:rPr>
-              <m:sty m:val="bi"/>
-            </m:rPr>
-            <w:rPr>
-              <w:rFonts w:ascii="Cambria Math" w:hAnsi="Cambria Math"/>
-              <w:sz w:val="20"/>
-              <w:szCs w:val="20"/>
-            </w:rPr>
-            <m:t xml:space="preserve"> </m:t>
-          </m:r>
-        </m:oMath>
-      </m:oMathPara>
-    </w:p>
-    <w:p>
-      <w:pPr>
-        <w:pStyle w:val="ae"/>
-      </w:pPr>
-    </w:p>
-    <w:p>
-      <w:pPr>
-        <w:pStyle w:val="ae"/>
-        <w:rPr>
-          <w:rFonts w:hint="eastAsia"/>
-        </w:rPr>
-      </w:pPr>
-      <w:r>
-        <w:rPr>
-          <w:rFonts w:hint="eastAsia"/>
-        </w:rPr>
-        <w:t xml:space="preserve">Allowing </w:t>
-      </w:r>
-      <w:r>
-        <w:rPr>
-          <w:rFonts w:hint="eastAsia"/>
-        </w:rPr>
-        <w:t>Compress</w:t>
-      </w:r>
-      <w:r>
-        <w:rPr>
-          <w:rFonts w:hint="eastAsia"/>
-        </w:rPr>
-        <w:t xml:space="preserve"> Stress:</w:t>
-      </w:r>
-    </w:p>
-    <w:p>
-      <w:pPr>
-        <w:pStyle w:val="ae"/>
-        <w:spacing w:line="360" w:lineRule="auto"/>
-        <w:rPr>
-          <w:sz w:val="20"/>
-          <w:szCs w:val="20"/>
-        </w:rPr>
-      </w:pPr>
-      <m:oMathPara>
-        <m:oMath>
-          <m:sSub>
-            <m:sSubPr>
-              <m:ctrlPr>
-                <w:rPr>
-                  <w:rFonts w:ascii="Cambria Math" w:hAnsi="Cambria Math"/>
-                  <w:b/>
-                  <w:i/>
-                  <w:sz w:val="20"/>
-                  <w:szCs w:val="20"/>
-                </w:rPr>
-              </m:ctrlPr>
-            </m:sSubPr>
-            <m:e>
-              <m:r>
-                <m:rPr>
-                  <m:sty m:val="bi"/>
-                </m:rPr>
-                <w:rPr>
-                  <w:rFonts w:ascii="Cambria Math" w:hAnsi="Cambria Math"/>
-                  <w:sz w:val="20"/>
-                  <w:szCs w:val="20"/>
-                </w:rPr>
-                <m:t>σ</m:t>
-              </m:r>
-            </m:e>
-            <m:sub>
-              <m:r>
-                <m:rPr>
-                  <m:sty m:val="bi"/>
-                </m:rPr>
-                <w:rPr>
-                  <w:rFonts w:ascii="Cambria Math" w:hAnsi="Cambria Math"/>
-                  <w:sz w:val="20"/>
-                  <w:szCs w:val="20"/>
-                </w:rPr>
-                <m:t xml:space="preserve">c,  </m:t>
-              </m:r>
-              <m:r>
-                <m:rPr>
-                  <m:sty m:val="bi"/>
-                </m:rPr>
-                <w:rPr>
-                  <w:rFonts w:ascii="Cambria Math" w:hAnsi="Cambria Math"/>
-                  <w:sz w:val="20"/>
-                  <w:szCs w:val="20"/>
-                </w:rPr>
-                <m:t>allow</m:t>
-              </m:r>
-            </m:sub>
-          </m:sSub>
-          <m:r>
-            <m:rPr>
-              <m:sty m:val="bi"/>
-            </m:rPr>
-            <w:rPr>
-              <w:rFonts w:ascii="Cambria Math" w:hAnsi="Cambria Math"/>
-              <w:sz w:val="20"/>
-              <w:szCs w:val="20"/>
-            </w:rPr>
-            <m:t>=</m:t>
-          </m:r>
-          <m:r>
-            <m:rPr>
-              <m:sty m:val="bi"/>
-            </m:rPr>
-            <w:rPr>
-              <w:rFonts w:ascii="Cambria Math" w:hAnsi="Cambria Math"/>
-              <w:sz w:val="20"/>
-              <w:szCs w:val="20"/>
-            </w:rPr>
-            <m:t>min</m:t>
-          </m:r>
-          <m:d>
-            <m:dPr>
-              <m:ctrlPr>
-                <w:rPr>
-                  <w:rFonts w:ascii="Cambria Math" w:hAnsi="Cambria Math"/>
-                  <w:b/>
-                  <w:i/>
-                  <w:sz w:val="20"/>
-                  <w:szCs w:val="20"/>
-                </w:rPr>
-              </m:ctrlPr>
-            </m:dPr>
-            <m:e>
-              <m:f>
-                <m:fPr>
-                  <m:ctrlPr>
-                    <w:rPr>
-                      <w:rFonts w:ascii="Cambria Math" w:hAnsi="Cambria Math"/>
-                      <w:b/>
-                      <w:i/>
-                      <w:sz w:val="20"/>
-                      <w:szCs w:val="20"/>
-                    </w:rPr>
-                  </m:ctrlPr>
-                </m:fPr>
-                <m:num>
-                  <m:sSub>
-                    <m:sSubPr>
-                      <m:ctrlPr>
-                        <w:rPr>
-                          <w:rFonts w:ascii="Cambria Math" w:hAnsi="Cambria Math"/>
-                          <w:b/>
-                          <w:i/>
-                          <w:sz w:val="20"/>
-                          <w:szCs w:val="20"/>
-                        </w:rPr>
-                      </m:ctrlPr>
-                    </m:sSubPr>
-                    <m:e>
-                      <m:r>
-                        <m:rPr>
-                          <m:sty m:val="bi"/>
-                        </m:rPr>
-                        <w:rPr>
-                          <w:rFonts w:ascii="Cambria Math" w:hAnsi="Cambria Math"/>
-                          <w:sz w:val="20"/>
-                          <w:szCs w:val="20"/>
-                        </w:rPr>
-                        <m:t>0.</m:t>
-                      </m:r>
-                      <m:r>
-                        <m:rPr>
-                          <m:sty m:val="bi"/>
-                        </m:rPr>
-                        <w:rPr>
-                          <w:rFonts w:ascii="Cambria Math" w:hAnsi="Cambria Math"/>
-                          <w:sz w:val="20"/>
-                          <w:szCs w:val="20"/>
-                        </w:rPr>
-                        <m:t>9</m:t>
+                        <m:t>0.5</m:t>
                       </m:r>
                       <m:r>
                         <m:rPr>
@@ -29336,18 +29326,7 @@
                           <w:sz w:val="20"/>
                           <w:szCs w:val="20"/>
                         </w:rPr>
-                        <m:t>0.</m:t>
-                      </m:r>
-                      <m:r>
-                        <m:rPr>
-                          <m:sty m:val="bi"/>
-                        </m:rPr>
-                        <w:rPr>
-                          <w:rFonts w:ascii="Cambria Math" w:hAnsi="Cambria Math"/>
-                          <w:sz w:val="20"/>
-                          <w:szCs w:val="20"/>
-                        </w:rPr>
-                        <m:t>6</m:t>
+                        <m:t>0.3</m:t>
                       </m:r>
                       <m:r>
                         <m:rPr>
@@ -29415,13 +29394,283 @@
       <w:pPr>
         <w:pStyle w:val="ae"/>
       </w:pPr>
-    </w:p>
-    <w:p>
-      <w:pPr>
-        <w:pStyle w:val="ae"/>
+      <w:r>
         <w:rPr>
           <w:rFonts w:hint="eastAsia"/>
         </w:rPr>
+        <w:t>Allowing Compress Stress:</w:t>
+      </w:r>
+    </w:p>
+    <w:p>
+      <w:pPr>
+        <w:pStyle w:val="ae"/>
+        <w:spacing w:line="360" w:lineRule="auto"/>
+        <w:rPr>
+          <w:sz w:val="20"/>
+          <w:szCs w:val="20"/>
+        </w:rPr>
+      </w:pPr>
+      <m:oMathPara>
+        <m:oMath>
+          <m:sSub>
+            <m:sSubPr>
+              <m:ctrlPr>
+                <w:rPr>
+                  <w:rFonts w:ascii="Cambria Math" w:hAnsi="Cambria Math"/>
+                  <w:b/>
+                  <w:i/>
+                  <w:sz w:val="20"/>
+                  <w:szCs w:val="20"/>
+                </w:rPr>
+              </m:ctrlPr>
+            </m:sSubPr>
+            <m:e>
+              <m:r>
+                <m:rPr>
+                  <m:sty m:val="bi"/>
+                </m:rPr>
+                <w:rPr>
+                  <w:rFonts w:ascii="Cambria Math" w:hAnsi="Cambria Math"/>
+                  <w:sz w:val="20"/>
+                  <w:szCs w:val="20"/>
+                </w:rPr>
+                <m:t>σ</m:t>
+              </m:r>
+            </m:e>
+            <m:sub>
+              <m:r>
+                <m:rPr>
+                  <m:sty m:val="bi"/>
+                </m:rPr>
+                <w:rPr>
+                  <w:rFonts w:ascii="Cambria Math" w:hAnsi="Cambria Math"/>
+                  <w:sz w:val="20"/>
+                  <w:szCs w:val="20"/>
+                </w:rPr>
+                <m:t>c,  allow</m:t>
+              </m:r>
+            </m:sub>
+          </m:sSub>
+          <m:r>
+            <m:rPr>
+              <m:sty m:val="bi"/>
+            </m:rPr>
+            <w:rPr>
+              <w:rFonts w:ascii="Cambria Math" w:hAnsi="Cambria Math"/>
+              <w:sz w:val="20"/>
+              <w:szCs w:val="20"/>
+            </w:rPr>
+            <m:t>=min</m:t>
+          </m:r>
+          <m:d>
+            <m:dPr>
+              <m:ctrlPr>
+                <w:rPr>
+                  <w:rFonts w:ascii="Cambria Math" w:hAnsi="Cambria Math"/>
+                  <w:b/>
+                  <w:i/>
+                  <w:sz w:val="20"/>
+                  <w:szCs w:val="20"/>
+                </w:rPr>
+              </m:ctrlPr>
+            </m:dPr>
+            <m:e>
+              <m:f>
+                <m:fPr>
+                  <m:ctrlPr>
+                    <w:rPr>
+                      <w:rFonts w:ascii="Cambria Math" w:hAnsi="Cambria Math"/>
+                      <w:b/>
+                      <w:i/>
+                      <w:sz w:val="20"/>
+                      <w:szCs w:val="20"/>
+                    </w:rPr>
+                  </m:ctrlPr>
+                </m:fPr>
+                <m:num>
+                  <m:sSub>
+                    <m:sSubPr>
+                      <m:ctrlPr>
+                        <w:rPr>
+                          <w:rFonts w:ascii="Cambria Math" w:hAnsi="Cambria Math"/>
+                          <w:b/>
+                          <w:i/>
+                          <w:sz w:val="20"/>
+                          <w:szCs w:val="20"/>
+                        </w:rPr>
+                      </m:ctrlPr>
+                    </m:sSubPr>
+                    <m:e>
+                      <m:r>
+                        <m:rPr>
+                          <m:sty m:val="bi"/>
+                        </m:rPr>
+                        <w:rPr>
+                          <w:rFonts w:ascii="Cambria Math" w:hAnsi="Cambria Math"/>
+                          <w:sz w:val="20"/>
+                          <w:szCs w:val="20"/>
+                        </w:rPr>
+                        <m:t>0.9</m:t>
+                      </m:r>
+                      <m:r>
+                        <m:rPr>
+                          <m:sty m:val="bi"/>
+                        </m:rPr>
+                        <w:rPr>
+                          <w:rFonts w:ascii="Cambria Math" w:hAnsi="Cambria Math"/>
+                          <w:sz w:val="20"/>
+                          <w:szCs w:val="20"/>
+                        </w:rPr>
+                        <m:t>σ</m:t>
+                      </m:r>
+                    </m:e>
+                    <m:sub>
+                      <m:r>
+                        <m:rPr>
+                          <m:sty m:val="bi"/>
+                        </m:rPr>
+                        <w:rPr>
+                          <w:rFonts w:ascii="Cambria Math" w:hAnsi="Cambria Math"/>
+                          <w:sz w:val="20"/>
+                          <w:szCs w:val="20"/>
+                        </w:rPr>
+                        <m:t>y</m:t>
+                      </m:r>
+                    </m:sub>
+                  </m:sSub>
+                </m:num>
+                <m:den>
+                  <m:r>
+                    <m:rPr>
+                      <m:sty m:val="bi"/>
+                    </m:rPr>
+                    <w:rPr>
+                      <w:rFonts w:ascii="Cambria Math" w:hAnsi="Cambria Math"/>
+                      <w:sz w:val="20"/>
+                      <w:szCs w:val="20"/>
+                    </w:rPr>
+                    <m:t>n</m:t>
+                  </m:r>
+                </m:den>
+              </m:f>
+              <m:r>
+                <m:rPr>
+                  <m:sty m:val="bi"/>
+                </m:rPr>
+                <w:rPr>
+                  <w:rFonts w:ascii="Cambria Math" w:hAnsi="Cambria Math"/>
+                  <w:sz w:val="20"/>
+                  <w:szCs w:val="20"/>
+                </w:rPr>
+                <m:t xml:space="preserve">, </m:t>
+              </m:r>
+              <m:f>
+                <m:fPr>
+                  <m:ctrlPr>
+                    <w:rPr>
+                      <w:rFonts w:ascii="Cambria Math" w:hAnsi="Cambria Math"/>
+                      <w:b/>
+                      <w:i/>
+                      <w:sz w:val="20"/>
+                      <w:szCs w:val="20"/>
+                    </w:rPr>
+                  </m:ctrlPr>
+                </m:fPr>
+                <m:num>
+                  <m:sSub>
+                    <m:sSubPr>
+                      <m:ctrlPr>
+                        <w:rPr>
+                          <w:rFonts w:ascii="Cambria Math" w:hAnsi="Cambria Math"/>
+                          <w:b/>
+                          <w:i/>
+                          <w:sz w:val="20"/>
+                          <w:szCs w:val="20"/>
+                        </w:rPr>
+                      </m:ctrlPr>
+                    </m:sSubPr>
+                    <m:e>
+                      <m:r>
+                        <m:rPr>
+                          <m:sty m:val="bi"/>
+                        </m:rPr>
+                        <w:rPr>
+                          <w:rFonts w:ascii="Cambria Math" w:hAnsi="Cambria Math"/>
+                          <w:sz w:val="20"/>
+                          <w:szCs w:val="20"/>
+                        </w:rPr>
+                        <m:t>0.6</m:t>
+                      </m:r>
+                      <m:r>
+                        <m:rPr>
+                          <m:sty m:val="bi"/>
+                        </m:rPr>
+                        <w:rPr>
+                          <w:rFonts w:ascii="Cambria Math" w:hAnsi="Cambria Math"/>
+                          <w:sz w:val="20"/>
+                          <w:szCs w:val="20"/>
+                        </w:rPr>
+                        <m:t>S</m:t>
+                      </m:r>
+                    </m:e>
+                    <m:sub>
+                      <m:r>
+                        <m:rPr>
+                          <m:sty m:val="bi"/>
+                        </m:rPr>
+                        <w:rPr>
+                          <w:rFonts w:ascii="Cambria Math" w:hAnsi="Cambria Math"/>
+                          <w:sz w:val="20"/>
+                          <w:szCs w:val="20"/>
+                        </w:rPr>
+                        <m:t>ut</m:t>
+                      </m:r>
+                    </m:sub>
+                  </m:sSub>
+                </m:num>
+                <m:den>
+                  <m:r>
+                    <m:rPr>
+                      <m:sty m:val="bi"/>
+                    </m:rPr>
+                    <w:rPr>
+                      <w:rFonts w:ascii="Cambria Math" w:hAnsi="Cambria Math"/>
+                      <w:sz w:val="20"/>
+                      <w:szCs w:val="20"/>
+                    </w:rPr>
+                    <m:t>n</m:t>
+                  </m:r>
+                </m:den>
+              </m:f>
+            </m:e>
+          </m:d>
+          <m:r>
+            <m:rPr>
+              <m:sty m:val="bi"/>
+            </m:rPr>
+            <w:rPr>
+              <w:rFonts w:ascii="Cambria Math" w:hAnsi="Cambria Math"/>
+              <w:sz w:val="20"/>
+              <w:szCs w:val="20"/>
+            </w:rPr>
+            <m:t xml:space="preserve"> </m:t>
+          </m:r>
+        </m:oMath>
+      </m:oMathPara>
+    </w:p>
+    <w:p>
+      <w:pPr>
+        <w:pStyle w:val="ae"/>
+      </w:pPr>
+    </w:p>
+    <w:p>
+      <w:pPr>
+        <w:pStyle w:val="ae"/>
+      </w:pPr>
+    </w:p>
+    <w:p>
+      <w:pPr>
+        <w:pStyle w:val="ae"/>
       </w:pPr>
       <w:r>
         <w:rPr>
@@ -29571,18 +29820,7 @@
               <w:sz w:val="20"/>
               <w:szCs w:val="20"/>
             </w:rPr>
-            <m:t>Compress</m:t>
-          </m:r>
-          <m:r>
-            <m:rPr>
-              <m:sty m:val="bi"/>
-            </m:rPr>
-            <w:rPr>
-              <w:rFonts w:ascii="Cambria Math" w:hAnsi="Cambria Math"/>
-              <w:sz w:val="20"/>
-              <w:szCs w:val="20"/>
-            </w:rPr>
-            <m:t xml:space="preserve"> Stress:  </m:t>
+            <m:t xml:space="preserve">Compress Stress:  </m:t>
           </m:r>
           <m:sSub>
             <m:sSubPr>
@@ -29724,18 +29962,7 @@
                   <w:sz w:val="20"/>
                   <w:szCs w:val="20"/>
                 </w:rPr>
-                <m:t>c,</m:t>
-              </m:r>
-              <m:r>
-                <m:rPr>
-                  <m:sty m:val="bi"/>
-                </m:rPr>
-                <w:rPr>
-                  <w:rFonts w:ascii="Cambria Math" w:hAnsi="Cambria Math"/>
-                  <w:sz w:val="20"/>
-                  <w:szCs w:val="20"/>
-                </w:rPr>
-                <m:t>allow</m:t>
+                <m:t>c,allow</m:t>
               </m:r>
             </m:sub>
           </m:sSub>
@@ -29745,407 +29972,2441 @@
     <w:p>
       <w:pPr>
         <w:pStyle w:val="ae"/>
+      </w:pPr>
+      <w:r>
         <w:rPr>
           <w:rFonts w:hint="eastAsia"/>
         </w:rPr>
+        <w:t>Here is:</w:t>
+      </w:r>
+    </w:p>
+    <w:p>
+      <w:pPr>
+        <w:pStyle w:val="ae"/>
+        <w:ind w:leftChars="300" w:left="720"/>
+        <w:rPr>
+          <w:rFonts w:cs="Times New Roman"/>
+        </w:rPr>
+      </w:pPr>
+      <w:r>
+        <w:rPr>
+          <w:rFonts w:cs="Times New Roman"/>
+        </w:rPr>
+        <w:t>T</w:t>
+      </w:r>
+      <w:r>
+        <w:rPr>
+          <w:rFonts w:cs="Times New Roman" w:hint="eastAsia"/>
+        </w:rPr>
+        <w:t xml:space="preserve">: </w:t>
+      </w:r>
+      <w:r>
+        <w:rPr>
+          <w:rFonts w:cs="Times New Roman" w:hint="eastAsia"/>
+        </w:rPr>
+        <w:t>轴</w:t>
+      </w:r>
+      <w:r>
+        <w:rPr>
+          <w:rFonts w:cs="Times New Roman"/>
+        </w:rPr>
+        <w:t>传递</w:t>
+      </w:r>
+      <w:r>
+        <w:rPr>
+          <w:rFonts w:cs="Times New Roman" w:hint="eastAsia"/>
+        </w:rPr>
+        <w:t>的</w:t>
+      </w:r>
+      <w:r>
+        <w:rPr>
+          <w:rFonts w:cs="Times New Roman"/>
+        </w:rPr>
+        <w:t>扭矩</w:t>
+      </w:r>
+    </w:p>
+    <w:p>
+      <w:pPr>
+        <w:pStyle w:val="ae"/>
+        <w:ind w:leftChars="300" w:left="720"/>
+        <w:rPr>
+          <w:rFonts w:cs="Times New Roman"/>
+        </w:rPr>
+      </w:pPr>
+      <w:r>
+        <w:rPr>
+          <w:rFonts w:cs="Times New Roman" w:hint="eastAsia"/>
+        </w:rPr>
+        <w:t xml:space="preserve">d: </w:t>
+      </w:r>
+      <w:r>
+        <w:rPr>
+          <w:rFonts w:cs="Times New Roman"/>
+        </w:rPr>
+        <w:t>轴径</w:t>
+      </w:r>
+    </w:p>
+    <w:p>
+      <w:pPr>
+        <w:pStyle w:val="ae"/>
+        <w:ind w:leftChars="300" w:left="720"/>
+        <w:rPr>
+          <w:rFonts w:cs="Times New Roman"/>
+        </w:rPr>
+      </w:pPr>
+      <w:r>
+        <w:rPr>
+          <w:rFonts w:cs="Times New Roman" w:hint="eastAsia"/>
+        </w:rPr>
+        <w:t xml:space="preserve">l:  </w:t>
+      </w:r>
+      <w:r>
+        <w:rPr>
+          <w:rFonts w:cs="Times New Roman"/>
+        </w:rPr>
+        <w:t>键有效工作长度</w:t>
+      </w:r>
+    </w:p>
+    <w:p>
+      <w:pPr>
+        <w:pStyle w:val="ae"/>
+        <w:ind w:leftChars="300" w:left="720"/>
+        <w:rPr>
+          <w:rFonts w:cs="Times New Roman"/>
+        </w:rPr>
+      </w:pPr>
+      <w:r>
+        <w:rPr>
+          <w:rFonts w:cs="Times New Roman"/>
+        </w:rPr>
+        <w:t>h</w:t>
+      </w:r>
+      <w:r>
+        <w:rPr>
+          <w:rFonts w:cs="Times New Roman" w:hint="eastAsia"/>
+        </w:rPr>
+        <w:t xml:space="preserve">: </w:t>
+      </w:r>
+      <w:r>
+        <w:rPr>
+          <w:rFonts w:cs="Times New Roman"/>
+        </w:rPr>
+        <w:t>键高度</w:t>
+      </w:r>
+    </w:p>
+    <w:p>
+      <w:pPr>
+        <w:pStyle w:val="ae"/>
+        <w:ind w:leftChars="300" w:left="720"/>
+        <w:rPr>
+          <w:rFonts w:cs="Times New Roman"/>
+        </w:rPr>
+      </w:pPr>
+      <w:r>
+        <w:rPr>
+          <w:rFonts w:cs="Times New Roman"/>
+        </w:rPr>
+        <w:t>b</w:t>
+      </w:r>
+      <w:r>
+        <w:rPr>
+          <w:rFonts w:cs="Times New Roman" w:hint="eastAsia"/>
+        </w:rPr>
+        <w:t xml:space="preserve">: </w:t>
+      </w:r>
+      <w:r>
+        <w:rPr>
+          <w:rFonts w:cs="Times New Roman"/>
+        </w:rPr>
+        <w:t>键宽度</w:t>
+      </w:r>
+    </w:p>
+    <w:p>
+      <w:pPr>
+        <w:pStyle w:val="ae"/>
+      </w:pPr>
+    </w:p>
+    <w:p>
+      <w:pPr>
+        <w:pStyle w:val="ae"/>
+      </w:pPr>
+    </w:p>
+    <w:p>
+      <w:pPr>
+        <w:spacing w:line="360" w:lineRule="auto"/>
+        <w:rPr>
+          <w:sz w:val="20"/>
+          <w:szCs w:val="20"/>
+        </w:rPr>
       </w:pPr>
       <w:r>
         <w:rPr>
           <w:rFonts w:hint="eastAsia"/>
-        </w:rPr>
-        <w:t>Here is:</w:t>
-      </w:r>
-    </w:p>
-    <w:p>
-      <w:pPr>
-        <w:pStyle w:val="ae"/>
-        <w:ind w:leftChars="300" w:left="720"/>
-        <w:rPr>
-          <w:rFonts w:cs="Times New Roman"/>
-        </w:rPr>
-      </w:pPr>
-      <w:r>
-        <w:rPr>
-          <w:rFonts w:cs="Times New Roman"/>
-        </w:rPr>
-        <w:t>T</w:t>
-      </w:r>
-      <w:r>
-        <w:rPr>
-          <w:rFonts w:cs="Times New Roman" w:hint="eastAsia"/>
-        </w:rPr>
-        <w:t xml:space="preserve">: </w:t>
-      </w:r>
-      <w:r>
-        <w:rPr>
-          <w:rFonts w:cs="Times New Roman" w:hint="eastAsia"/>
-        </w:rPr>
-        <w:t>轴</w:t>
-      </w:r>
-      <w:r>
-        <w:rPr>
-          <w:rFonts w:cs="Times New Roman"/>
-        </w:rPr>
-        <w:t>传递</w:t>
-      </w:r>
-      <w:r>
-        <w:rPr>
-          <w:rFonts w:cs="Times New Roman" w:hint="eastAsia"/>
-        </w:rPr>
-        <w:t>的</w:t>
-      </w:r>
-      <w:r>
-        <w:rPr>
-          <w:rFonts w:cs="Times New Roman"/>
-        </w:rPr>
-        <w:t>扭矩</w:t>
-      </w:r>
-    </w:p>
-    <w:p>
-      <w:pPr>
-        <w:pStyle w:val="ae"/>
-        <w:ind w:leftChars="300" w:left="720"/>
-        <w:rPr>
-          <w:rFonts w:cs="Times New Roman"/>
-        </w:rPr>
-      </w:pPr>
-      <w:r>
-        <w:rPr>
-          <w:rFonts w:cs="Times New Roman" w:hint="eastAsia"/>
-        </w:rPr>
-        <w:t xml:space="preserve">d: </w:t>
-      </w:r>
-      <w:r>
-        <w:rPr>
-          <w:rFonts w:cs="Times New Roman"/>
-        </w:rPr>
-        <w:t>轴径</w:t>
-      </w:r>
-    </w:p>
-    <w:p>
-      <w:pPr>
-        <w:pStyle w:val="ae"/>
-        <w:ind w:leftChars="300" w:left="720"/>
-        <w:rPr>
-          <w:rFonts w:cs="Times New Roman"/>
-        </w:rPr>
-      </w:pPr>
-      <w:r>
-        <w:rPr>
-          <w:rFonts w:cs="Times New Roman" w:hint="eastAsia"/>
-        </w:rPr>
-        <w:t xml:space="preserve">l:  </w:t>
-      </w:r>
-      <w:r>
-        <w:rPr>
-          <w:rFonts w:cs="Times New Roman"/>
-        </w:rPr>
-        <w:t>键有效工作长度</w:t>
-      </w:r>
-    </w:p>
-    <w:p>
-      <w:pPr>
-        <w:pStyle w:val="ae"/>
-        <w:ind w:leftChars="300" w:left="720"/>
-        <w:rPr>
-          <w:rFonts w:cs="Times New Roman"/>
-        </w:rPr>
-      </w:pPr>
-      <w:r>
-        <w:rPr>
-          <w:rFonts w:cs="Times New Roman"/>
-        </w:rPr>
-        <w:t>h</w:t>
-      </w:r>
-      <w:r>
-        <w:rPr>
-          <w:rFonts w:cs="Times New Roman" w:hint="eastAsia"/>
-        </w:rPr>
-        <w:t xml:space="preserve">: </w:t>
-      </w:r>
-      <w:r>
-        <w:rPr>
-          <w:rFonts w:cs="Times New Roman"/>
-        </w:rPr>
-        <w:t>键高度</w:t>
-      </w:r>
-    </w:p>
-    <w:p>
-      <w:pPr>
-        <w:pStyle w:val="ae"/>
-        <w:ind w:leftChars="300" w:left="720"/>
-        <w:rPr>
-          <w:rFonts w:cs="Times New Roman"/>
-        </w:rPr>
-      </w:pPr>
-      <w:r>
-        <w:rPr>
-          <w:rFonts w:cs="Times New Roman"/>
-        </w:rPr>
-        <w:t>b</w:t>
-      </w:r>
-      <w:r>
-        <w:rPr>
-          <w:rFonts w:cs="Times New Roman" w:hint="eastAsia"/>
-        </w:rPr>
-        <w:t xml:space="preserve">: </w:t>
-      </w:r>
-      <w:r>
-        <w:rPr>
-          <w:rFonts w:cs="Times New Roman"/>
-        </w:rPr>
-        <w:t>键宽度</w:t>
-      </w:r>
-    </w:p>
-    <w:p>
-      <w:pPr>
-        <w:pStyle w:val="ae"/>
-      </w:pPr>
-    </w:p>
-    <w:p>
-      <w:pPr>
-        <w:pStyle w:val="ae"/>
-      </w:pPr>
-    </w:p>
-    <w:p>
-      <w:pPr>
-        <w:pStyle w:val="ae"/>
-      </w:pPr>
-    </w:p>
-    <w:p>
-      <w:pPr>
-        <w:pStyle w:val="ae"/>
-      </w:pPr>
-    </w:p>
-    <w:p>
-      <w:pPr>
-        <w:pStyle w:val="ae"/>
-      </w:pPr>
-    </w:p>
-    <w:p>
-      <w:pPr>
-        <w:pStyle w:val="ae"/>
-      </w:pPr>
-    </w:p>
-    <w:p>
-      <w:pPr>
-        <w:pStyle w:val="ae"/>
-      </w:pPr>
-    </w:p>
-    <w:p>
-      <w:pPr>
-        <w:pStyle w:val="ae"/>
-      </w:pPr>
-    </w:p>
-    <w:p>
-      <w:pPr>
-        <w:pStyle w:val="ae"/>
-      </w:pPr>
-    </w:p>
-    <w:p>
-      <w:pPr>
-        <w:pStyle w:val="ae"/>
-      </w:pPr>
-    </w:p>
-    <w:p>
-      <w:pPr>
-        <w:pStyle w:val="ae"/>
-      </w:pPr>
-    </w:p>
-    <w:p>
-      <w:pPr>
-        <w:pStyle w:val="ae"/>
-      </w:pPr>
-    </w:p>
-    <w:p>
-      <w:pPr>
-        <w:pStyle w:val="ae"/>
-      </w:pPr>
-    </w:p>
-    <w:p>
-      <w:pPr>
-        <w:pStyle w:val="ae"/>
-      </w:pPr>
-    </w:p>
-    <w:p>
-      <w:pPr>
-        <w:pStyle w:val="ae"/>
-      </w:pPr>
-    </w:p>
-    <w:p>
-      <w:pPr>
-        <w:pStyle w:val="ae"/>
-      </w:pPr>
-    </w:p>
-    <w:p>
-      <w:pPr>
-        <w:pStyle w:val="ae"/>
-      </w:pPr>
-    </w:p>
-    <w:p>
-      <w:pPr>
-        <w:pStyle w:val="ae"/>
-      </w:pPr>
-    </w:p>
-    <w:p>
-      <w:pPr>
-        <w:pStyle w:val="ae"/>
-      </w:pPr>
-    </w:p>
-    <w:p>
-      <w:pPr>
-        <w:pStyle w:val="ae"/>
-      </w:pPr>
-    </w:p>
-    <w:p>
-      <w:pPr>
-        <w:pStyle w:val="ae"/>
-      </w:pPr>
-    </w:p>
-    <w:p>
-      <w:pPr>
-        <w:pStyle w:val="ae"/>
-      </w:pPr>
-    </w:p>
-    <w:p>
-      <w:pPr>
-        <w:pStyle w:val="ae"/>
-      </w:pPr>
-    </w:p>
-    <w:p>
-      <w:pPr>
-        <w:pStyle w:val="ae"/>
-      </w:pPr>
-    </w:p>
-    <w:p>
-      <w:pPr>
-        <w:pStyle w:val="ae"/>
-      </w:pPr>
-    </w:p>
-    <w:p>
-      <w:pPr>
-        <w:pStyle w:val="ae"/>
-      </w:pPr>
-    </w:p>
-    <w:p>
-      <w:pPr>
-        <w:pStyle w:val="ae"/>
-      </w:pPr>
-    </w:p>
-    <w:p>
-      <w:pPr>
-        <w:pStyle w:val="ae"/>
-      </w:pPr>
-    </w:p>
-    <w:p>
-      <w:pPr>
-        <w:pStyle w:val="ae"/>
-      </w:pPr>
-    </w:p>
-    <w:p>
-      <w:pPr>
-        <w:pStyle w:val="ae"/>
-      </w:pPr>
-    </w:p>
-    <w:p>
-      <w:pPr>
-        <w:pStyle w:val="ae"/>
-      </w:pPr>
-    </w:p>
-    <w:p>
-      <w:pPr>
-        <w:pStyle w:val="ae"/>
-      </w:pPr>
-    </w:p>
-    <w:p>
-      <w:pPr>
-        <w:pStyle w:val="ae"/>
-      </w:pPr>
-    </w:p>
-    <w:p>
-      <w:pPr>
-        <w:pStyle w:val="ae"/>
-      </w:pPr>
-    </w:p>
-    <w:p>
-      <w:pPr>
-        <w:pStyle w:val="ae"/>
-      </w:pPr>
-    </w:p>
-    <w:p>
-      <w:pPr>
-        <w:pStyle w:val="ae"/>
-      </w:pPr>
-    </w:p>
-    <w:p>
-      <w:pPr>
-        <w:pStyle w:val="ae"/>
-      </w:pPr>
-    </w:p>
-    <w:p>
-      <w:pPr>
-        <w:pStyle w:val="ae"/>
-      </w:pPr>
-    </w:p>
-    <w:p>
-      <w:pPr>
-        <w:pStyle w:val="ae"/>
-      </w:pPr>
-    </w:p>
-    <w:p>
-      <w:pPr>
-        <w:pStyle w:val="ae"/>
-      </w:pPr>
-    </w:p>
-    <w:p>
-      <w:pPr>
-        <w:pStyle w:val="ae"/>
-      </w:pPr>
-    </w:p>
-    <w:p>
-      <w:pPr>
-        <w:pStyle w:val="ae"/>
-      </w:pPr>
-    </w:p>
-    <w:p>
-      <w:pPr>
-        <w:pStyle w:val="ae"/>
-      </w:pPr>
-    </w:p>
-    <w:p>
-      <w:pPr>
-        <w:pStyle w:val="ae"/>
-      </w:pPr>
-    </w:p>
-    <w:p>
-      <w:pPr>
-        <w:pStyle w:val="ae"/>
-      </w:pPr>
-    </w:p>
-    <w:p>
-      <w:pPr>
-        <w:pStyle w:val="ae"/>
-      </w:pPr>
-    </w:p>
-    <w:p>
-      <w:pPr>
-        <w:pStyle w:val="ae"/>
-      </w:pPr>
-    </w:p>
-    <w:p>
-      <w:pPr>
-        <w:pStyle w:val="ae"/>
-      </w:pPr>
-    </w:p>
-    <w:p>
-      <w:pPr>
-        <w:pStyle w:val="ae"/>
-      </w:pPr>
-    </w:p>
-    <w:p>
-      <w:pPr>
-        <w:pStyle w:val="ae"/>
-      </w:pPr>
+          <w:sz w:val="20"/>
+          <w:szCs w:val="20"/>
+        </w:rPr>
+        <w:t>13 Motor Calculation Based on Torque</w:t>
+      </w:r>
+    </w:p>
+    <w:p>
+      <w:pPr>
+        <w:pStyle w:val="ae"/>
+        <w:spacing w:line="480" w:lineRule="auto"/>
+        <w:rPr>
+          <w:i/>
+          <w:iCs/>
+          <w:color w:val="0070C0"/>
+        </w:rPr>
+      </w:pPr>
+      <w:r>
+        <w:rPr>
+          <w:rFonts w:hint="eastAsia"/>
+          <w:i/>
+          <w:iCs/>
+          <w:color w:val="0070C0"/>
+        </w:rPr>
+        <w:t>Hypothesis Scenario</w:t>
+      </w:r>
+      <w:r>
+        <w:rPr>
+          <w:rFonts w:hint="eastAsia"/>
+          <w:i/>
+          <w:iCs/>
+          <w:color w:val="0070C0"/>
+        </w:rPr>
+        <w:t>: Motor drives the roller.</w:t>
+      </w:r>
+    </w:p>
+    <w:p>
+      <w:pPr>
+        <w:pStyle w:val="ae"/>
+        <w:spacing w:line="276" w:lineRule="auto"/>
+      </w:pPr>
+      <w:r>
+        <w:rPr>
+          <w:rFonts w:hint="eastAsia"/>
+        </w:rPr>
+        <w:t xml:space="preserve">1 Step: Rotational Inertia </w:t>
+      </w:r>
+    </w:p>
+    <w:p>
+      <w:pPr>
+        <w:pStyle w:val="ae"/>
+        <w:spacing w:line="360" w:lineRule="auto"/>
+        <w:rPr>
+          <w:sz w:val="22"/>
+          <w:szCs w:val="22"/>
+        </w:rPr>
+      </w:pPr>
+      <m:oMathPara>
+        <m:oMath>
+          <m:sSub>
+            <m:sSubPr>
+              <m:ctrlPr>
+                <w:rPr>
+                  <w:rFonts w:ascii="Cambria Math" w:hAnsi="Cambria Math"/>
+                  <w:i/>
+                  <w:sz w:val="22"/>
+                  <w:szCs w:val="22"/>
+                </w:rPr>
+              </m:ctrlPr>
+            </m:sSubPr>
+            <m:e>
+              <m:r>
+                <w:rPr>
+                  <w:rFonts w:ascii="Cambria Math" w:hAnsi="Cambria Math"/>
+                  <w:sz w:val="22"/>
+                  <w:szCs w:val="22"/>
+                </w:rPr>
+                <m:t>J</m:t>
+              </m:r>
+            </m:e>
+            <m:sub>
+              <m:r>
+                <w:rPr>
+                  <w:rFonts w:ascii="Cambria Math" w:hAnsi="Cambria Math"/>
+                  <w:sz w:val="22"/>
+                  <w:szCs w:val="22"/>
+                </w:rPr>
+                <m:t>eq_motor</m:t>
+              </m:r>
+            </m:sub>
+          </m:sSub>
+          <m:r>
+            <w:rPr>
+              <w:rFonts w:ascii="Cambria Math" w:hAnsi="Cambria Math"/>
+              <w:sz w:val="22"/>
+              <w:szCs w:val="22"/>
+            </w:rPr>
+            <m:t xml:space="preserve">= </m:t>
+          </m:r>
+          <m:f>
+            <m:fPr>
+              <m:ctrlPr>
+                <w:rPr>
+                  <w:rFonts w:ascii="Cambria Math" w:hAnsi="Cambria Math"/>
+                  <w:i/>
+                  <w:sz w:val="22"/>
+                  <w:szCs w:val="22"/>
+                </w:rPr>
+              </m:ctrlPr>
+            </m:fPr>
+            <m:num>
+              <m:sSub>
+                <m:sSubPr>
+                  <m:ctrlPr>
+                    <w:rPr>
+                      <w:rFonts w:ascii="Cambria Math" w:hAnsi="Cambria Math"/>
+                      <w:i/>
+                      <w:sz w:val="22"/>
+                      <w:szCs w:val="22"/>
+                    </w:rPr>
+                  </m:ctrlPr>
+                </m:sSubPr>
+                <m:e>
+                  <m:r>
+                    <w:rPr>
+                      <w:rFonts w:ascii="Cambria Math" w:hAnsi="Cambria Math"/>
+                      <w:sz w:val="22"/>
+                      <w:szCs w:val="22"/>
+                    </w:rPr>
+                    <m:t>J</m:t>
+                  </m:r>
+                </m:e>
+                <m:sub>
+                  <m:r>
+                    <w:rPr>
+                      <w:rFonts w:ascii="Cambria Math" w:hAnsi="Cambria Math"/>
+                      <w:sz w:val="22"/>
+                      <w:szCs w:val="22"/>
+                    </w:rPr>
+                    <m:t>load</m:t>
+                  </m:r>
+                </m:sub>
+              </m:sSub>
+            </m:num>
+            <m:den>
+              <m:sSup>
+                <m:sSupPr>
+                  <m:ctrlPr>
+                    <w:rPr>
+                      <w:rFonts w:ascii="Cambria Math" w:hAnsi="Cambria Math"/>
+                      <w:i/>
+                      <w:sz w:val="22"/>
+                      <w:szCs w:val="22"/>
+                    </w:rPr>
+                  </m:ctrlPr>
+                </m:sSupPr>
+                <m:e>
+                  <m:r>
+                    <w:rPr>
+                      <w:rFonts w:ascii="Cambria Math" w:hAnsi="Cambria Math"/>
+                      <w:sz w:val="22"/>
+                      <w:szCs w:val="22"/>
+                    </w:rPr>
+                    <m:t>i</m:t>
+                  </m:r>
+                </m:e>
+                <m:sup>
+                  <m:r>
+                    <w:rPr>
+                      <w:rFonts w:ascii="Cambria Math" w:hAnsi="Cambria Math"/>
+                      <w:sz w:val="22"/>
+                      <w:szCs w:val="22"/>
+                    </w:rPr>
+                    <m:t>2</m:t>
+                  </m:r>
+                </m:sup>
+              </m:sSup>
+            </m:den>
+          </m:f>
+          <m:r>
+            <w:rPr>
+              <w:rFonts w:ascii="Cambria Math" w:hAnsi="Cambria Math"/>
+              <w:sz w:val="22"/>
+              <w:szCs w:val="22"/>
+            </w:rPr>
+            <m:t>+</m:t>
+          </m:r>
+          <m:sSub>
+            <m:sSubPr>
+              <m:ctrlPr>
+                <w:rPr>
+                  <w:rFonts w:ascii="Cambria Math" w:hAnsi="Cambria Math"/>
+                  <w:i/>
+                  <w:sz w:val="22"/>
+                  <w:szCs w:val="22"/>
+                </w:rPr>
+              </m:ctrlPr>
+            </m:sSubPr>
+            <m:e>
+              <m:r>
+                <w:rPr>
+                  <w:rFonts w:ascii="Cambria Math" w:hAnsi="Cambria Math"/>
+                  <w:sz w:val="22"/>
+                  <w:szCs w:val="22"/>
+                </w:rPr>
+                <m:t>J</m:t>
+              </m:r>
+            </m:e>
+            <m:sub>
+              <m:r>
+                <w:rPr>
+                  <w:rFonts w:ascii="Cambria Math" w:hAnsi="Cambria Math"/>
+                  <w:sz w:val="22"/>
+                  <w:szCs w:val="22"/>
+                </w:rPr>
+                <m:t>coupling</m:t>
+              </m:r>
+            </m:sub>
+          </m:sSub>
+          <m:r>
+            <w:rPr>
+              <w:rFonts w:ascii="Cambria Math" w:hAnsi="Cambria Math"/>
+              <w:sz w:val="22"/>
+              <w:szCs w:val="22"/>
+            </w:rPr>
+            <m:t xml:space="preserve">+ </m:t>
+          </m:r>
+          <m:f>
+            <m:fPr>
+              <m:ctrlPr>
+                <w:rPr>
+                  <w:rFonts w:ascii="Cambria Math" w:hAnsi="Cambria Math"/>
+                  <w:i/>
+                  <w:sz w:val="22"/>
+                  <w:szCs w:val="22"/>
+                </w:rPr>
+              </m:ctrlPr>
+            </m:fPr>
+            <m:num>
+              <m:sSub>
+                <m:sSubPr>
+                  <m:ctrlPr>
+                    <w:rPr>
+                      <w:rFonts w:ascii="Cambria Math" w:hAnsi="Cambria Math"/>
+                      <w:i/>
+                      <w:sz w:val="22"/>
+                      <w:szCs w:val="22"/>
+                    </w:rPr>
+                  </m:ctrlPr>
+                </m:sSubPr>
+                <m:e>
+                  <m:r>
+                    <w:rPr>
+                      <w:rFonts w:ascii="Cambria Math" w:hAnsi="Cambria Math"/>
+                      <w:sz w:val="22"/>
+                      <w:szCs w:val="22"/>
+                    </w:rPr>
+                    <m:t>J</m:t>
+                  </m:r>
+                </m:e>
+                <m:sub>
+                  <m:r>
+                    <w:rPr>
+                      <w:rFonts w:ascii="Cambria Math" w:hAnsi="Cambria Math"/>
+                      <w:sz w:val="22"/>
+                      <w:szCs w:val="22"/>
+                    </w:rPr>
+                    <m:t>gear</m:t>
+                  </m:r>
+                  <m:r>
+                    <w:rPr>
+                      <w:rFonts w:ascii="Cambria Math" w:hAnsi="Cambria Math" w:cs="Cambria Math"/>
+                      <w:sz w:val="22"/>
+                      <w:szCs w:val="22"/>
+                    </w:rPr>
+                    <m:t>_out</m:t>
+                  </m:r>
+                </m:sub>
+              </m:sSub>
+            </m:num>
+            <m:den>
+              <m:sSup>
+                <m:sSupPr>
+                  <m:ctrlPr>
+                    <w:rPr>
+                      <w:rFonts w:ascii="Cambria Math" w:hAnsi="Cambria Math"/>
+                      <w:i/>
+                      <w:sz w:val="22"/>
+                      <w:szCs w:val="22"/>
+                    </w:rPr>
+                  </m:ctrlPr>
+                </m:sSupPr>
+                <m:e>
+                  <m:r>
+                    <w:rPr>
+                      <w:rFonts w:ascii="Cambria Math" w:hAnsi="Cambria Math"/>
+                      <w:sz w:val="22"/>
+                      <w:szCs w:val="22"/>
+                    </w:rPr>
+                    <m:t>i</m:t>
+                  </m:r>
+                </m:e>
+                <m:sup>
+                  <m:r>
+                    <w:rPr>
+                      <w:rFonts w:ascii="Cambria Math" w:hAnsi="Cambria Math"/>
+                      <w:sz w:val="22"/>
+                      <w:szCs w:val="22"/>
+                    </w:rPr>
+                    <m:t>2</m:t>
+                  </m:r>
+                </m:sup>
+              </m:sSup>
+            </m:den>
+          </m:f>
+          <m:r>
+            <w:rPr>
+              <w:rFonts w:ascii="Cambria Math" w:hAnsi="Cambria Math"/>
+              <w:sz w:val="22"/>
+              <w:szCs w:val="22"/>
+            </w:rPr>
+            <m:t>+</m:t>
+          </m:r>
+          <m:sSub>
+            <m:sSubPr>
+              <m:ctrlPr>
+                <w:rPr>
+                  <w:rFonts w:ascii="Cambria Math" w:hAnsi="Cambria Math"/>
+                  <w:i/>
+                  <w:sz w:val="22"/>
+                  <w:szCs w:val="22"/>
+                </w:rPr>
+              </m:ctrlPr>
+            </m:sSubPr>
+            <m:e>
+              <m:r>
+                <w:rPr>
+                  <w:rFonts w:ascii="Cambria Math" w:hAnsi="Cambria Math"/>
+                  <w:sz w:val="22"/>
+                  <w:szCs w:val="22"/>
+                </w:rPr>
+                <m:t>J</m:t>
+              </m:r>
+            </m:e>
+            <m:sub>
+              <m:r>
+                <w:rPr>
+                  <w:rFonts w:ascii="Cambria Math" w:hAnsi="Cambria Math"/>
+                  <w:sz w:val="22"/>
+                  <w:szCs w:val="22"/>
+                </w:rPr>
+                <m:t>motor_rotor</m:t>
+              </m:r>
+            </m:sub>
+          </m:sSub>
+          <m:r>
+            <w:rPr>
+              <w:rFonts w:ascii="Cambria Math" w:hAnsi="Cambria Math"/>
+              <w:sz w:val="22"/>
+              <w:szCs w:val="22"/>
+            </w:rPr>
+            <m:t xml:space="preserve"> </m:t>
+          </m:r>
+        </m:oMath>
+      </m:oMathPara>
+    </w:p>
+    <w:p>
+      <w:pPr>
+        <w:pStyle w:val="ae"/>
+        <w:spacing w:line="360" w:lineRule="auto"/>
+        <w:rPr>
+          <w:sz w:val="22"/>
+          <w:szCs w:val="22"/>
+        </w:rPr>
+      </w:pPr>
+      <m:oMath>
+        <m:sSub>
+          <m:sSubPr>
+            <m:ctrlPr>
+              <w:rPr>
+                <w:rFonts w:ascii="Cambria Math" w:hAnsi="Cambria Math"/>
+                <w:i/>
+                <w:sz w:val="22"/>
+                <w:szCs w:val="22"/>
+              </w:rPr>
+            </m:ctrlPr>
+          </m:sSubPr>
+          <m:e>
+            <m:r>
+              <w:rPr>
+                <w:rFonts w:ascii="Cambria Math" w:hAnsi="Cambria Math"/>
+                <w:sz w:val="22"/>
+                <w:szCs w:val="22"/>
+              </w:rPr>
+              <m:t>J</m:t>
+            </m:r>
+          </m:e>
+          <m:sub>
+            <m:r>
+              <w:rPr>
+                <w:rFonts w:ascii="Cambria Math" w:hAnsi="Cambria Math"/>
+                <w:sz w:val="22"/>
+                <w:szCs w:val="22"/>
+              </w:rPr>
+              <m:t>coupling</m:t>
+            </m:r>
+          </m:sub>
+        </m:sSub>
+        <m:r>
+          <w:rPr>
+            <w:rFonts w:ascii="Cambria Math" w:hAnsi="Cambria Math"/>
+            <w:sz w:val="22"/>
+            <w:szCs w:val="22"/>
+          </w:rPr>
+          <m:t xml:space="preserve"> is connection between motor and gear box</m:t>
+        </m:r>
+      </m:oMath>
+      <w:r>
+        <w:rPr>
+          <w:rFonts w:hint="eastAsia"/>
+          <w:sz w:val="22"/>
+          <w:szCs w:val="22"/>
+        </w:rPr>
+        <w:t xml:space="preserve"> </w:t>
+      </w:r>
+    </w:p>
+    <w:p>
+      <w:pPr>
+        <w:pStyle w:val="ae"/>
+        <w:spacing w:line="360" w:lineRule="auto"/>
+        <w:rPr>
+          <w:sz w:val="22"/>
+          <w:szCs w:val="22"/>
+        </w:rPr>
+      </w:pPr>
+      <m:oMath>
+        <m:sSub>
+          <m:sSubPr>
+            <m:ctrlPr>
+              <w:rPr>
+                <w:rFonts w:ascii="Cambria Math" w:hAnsi="Cambria Math"/>
+                <w:i/>
+                <w:sz w:val="22"/>
+                <w:szCs w:val="22"/>
+              </w:rPr>
+            </m:ctrlPr>
+          </m:sSubPr>
+          <m:e>
+            <m:r>
+              <w:rPr>
+                <w:rFonts w:ascii="Cambria Math" w:hAnsi="Cambria Math"/>
+                <w:sz w:val="22"/>
+                <w:szCs w:val="22"/>
+              </w:rPr>
+              <m:t>J</m:t>
+            </m:r>
+          </m:e>
+          <m:sub>
+            <m:r>
+              <w:rPr>
+                <w:rFonts w:ascii="Cambria Math" w:hAnsi="Cambria Math"/>
+                <w:sz w:val="22"/>
+                <w:szCs w:val="22"/>
+              </w:rPr>
+              <m:t>gear_out</m:t>
+            </m:r>
+          </m:sub>
+        </m:sSub>
+        <m:r>
+          <w:rPr>
+            <w:rFonts w:ascii="Cambria Math" w:hAnsi="Cambria Math"/>
+            <w:sz w:val="22"/>
+            <w:szCs w:val="22"/>
+          </w:rPr>
+          <m:t xml:space="preserve"> is output shaft of gear box</m:t>
+        </m:r>
+      </m:oMath>
+      <w:r>
+        <w:rPr>
+          <w:rFonts w:hint="eastAsia"/>
+          <w:sz w:val="22"/>
+          <w:szCs w:val="22"/>
+        </w:rPr>
+        <w:t xml:space="preserve"> </w:t>
+      </w:r>
+    </w:p>
+    <w:p>
+      <w:pPr>
+        <w:pStyle w:val="ae"/>
+        <w:spacing w:line="360" w:lineRule="auto"/>
+        <w:rPr>
+          <w:sz w:val="22"/>
+          <w:szCs w:val="22"/>
+        </w:rPr>
+      </w:pPr>
+      <m:oMath>
+        <m:r>
+          <w:rPr>
+            <w:rFonts w:ascii="Cambria Math" w:hAnsi="Cambria Math"/>
+            <w:sz w:val="22"/>
+            <w:szCs w:val="22"/>
+          </w:rPr>
+          <m:t xml:space="preserve">Reduction Ratio: i= </m:t>
+        </m:r>
+        <m:f>
+          <m:fPr>
+            <m:ctrlPr>
+              <w:rPr>
+                <w:rFonts w:ascii="Cambria Math" w:hAnsi="Cambria Math"/>
+                <w:i/>
+                <w:sz w:val="22"/>
+                <w:szCs w:val="22"/>
+              </w:rPr>
+            </m:ctrlPr>
+          </m:fPr>
+          <m:num>
+            <m:sSub>
+              <m:sSubPr>
+                <m:ctrlPr>
+                  <w:rPr>
+                    <w:rFonts w:ascii="Cambria Math" w:hAnsi="Cambria Math"/>
+                    <w:i/>
+                    <w:sz w:val="22"/>
+                    <w:szCs w:val="22"/>
+                  </w:rPr>
+                </m:ctrlPr>
+              </m:sSubPr>
+              <m:e>
+                <m:r>
+                  <w:rPr>
+                    <w:rFonts w:ascii="Cambria Math" w:hAnsi="Cambria Math"/>
+                    <w:sz w:val="22"/>
+                    <w:szCs w:val="22"/>
+                  </w:rPr>
+                  <m:t>ω</m:t>
+                </m:r>
+              </m:e>
+              <m:sub>
+                <m:r>
+                  <w:rPr>
+                    <w:rFonts w:ascii="Cambria Math" w:hAnsi="Cambria Math"/>
+                    <w:sz w:val="22"/>
+                    <w:szCs w:val="22"/>
+                  </w:rPr>
+                  <m:t>motor</m:t>
+                </m:r>
+              </m:sub>
+            </m:sSub>
+          </m:num>
+          <m:den>
+            <m:sSub>
+              <m:sSubPr>
+                <m:ctrlPr>
+                  <w:rPr>
+                    <w:rFonts w:ascii="Cambria Math" w:hAnsi="Cambria Math"/>
+                    <w:i/>
+                    <w:sz w:val="22"/>
+                    <w:szCs w:val="22"/>
+                  </w:rPr>
+                </m:ctrlPr>
+              </m:sSubPr>
+              <m:e>
+                <m:r>
+                  <w:rPr>
+                    <w:rFonts w:ascii="Cambria Math" w:hAnsi="Cambria Math"/>
+                    <w:sz w:val="22"/>
+                    <w:szCs w:val="22"/>
+                  </w:rPr>
+                  <m:t>ω</m:t>
+                </m:r>
+              </m:e>
+              <m:sub>
+                <m:r>
+                  <w:rPr>
+                    <w:rFonts w:ascii="Cambria Math" w:hAnsi="Cambria Math"/>
+                    <w:sz w:val="22"/>
+                    <w:szCs w:val="22"/>
+                  </w:rPr>
+                  <m:t>load</m:t>
+                </m:r>
+              </m:sub>
+            </m:sSub>
+          </m:den>
+        </m:f>
+        <m:r>
+          <w:rPr>
+            <w:rFonts w:ascii="Cambria Math" w:hAnsi="Cambria Math"/>
+            <w:sz w:val="22"/>
+            <w:szCs w:val="22"/>
+          </w:rPr>
+          <m:t xml:space="preserve"> </m:t>
+        </m:r>
+      </m:oMath>
+      <w:r>
+        <w:rPr>
+          <w:rFonts w:hint="eastAsia"/>
+          <w:sz w:val="22"/>
+          <w:szCs w:val="22"/>
+        </w:rPr>
+        <w:t xml:space="preserve"> </w:t>
+      </w:r>
+    </w:p>
+    <w:p>
+      <w:pPr>
+        <w:pStyle w:val="ae"/>
+      </w:pPr>
+    </w:p>
+    <w:p>
+      <w:pPr>
+        <w:pStyle w:val="ae"/>
+      </w:pPr>
+    </w:p>
+    <w:p>
+      <w:pPr>
+        <w:pStyle w:val="ae"/>
+        <w:spacing w:line="276" w:lineRule="auto"/>
+      </w:pPr>
+      <w:r>
+        <w:rPr>
+          <w:rFonts w:hint="eastAsia"/>
+        </w:rPr>
+        <w:t xml:space="preserve">2 Step: </w:t>
+      </w:r>
+      <w:r>
+        <w:rPr>
+          <w:rFonts w:hint="eastAsia"/>
+        </w:rPr>
+        <w:t>Angle Speed and Acceleration</w:t>
+      </w:r>
+      <w:r>
+        <w:rPr>
+          <w:rFonts w:hint="eastAsia"/>
+        </w:rPr>
+        <w:t xml:space="preserve"> </w:t>
+      </w:r>
+    </w:p>
+    <w:p>
+      <w:pPr>
+        <w:pStyle w:val="ae"/>
+        <w:spacing w:line="360" w:lineRule="auto"/>
+        <w:rPr>
+          <w:sz w:val="22"/>
+          <w:szCs w:val="22"/>
+        </w:rPr>
+      </w:pPr>
+      <m:oMathPara>
+        <m:oMath>
+          <m:r>
+            <w:rPr>
+              <w:rFonts w:ascii="Cambria Math" w:hAnsi="Cambria Math"/>
+              <w:sz w:val="22"/>
+              <w:szCs w:val="22"/>
+            </w:rPr>
+            <m:t>α=</m:t>
+          </m:r>
+          <m:f>
+            <m:fPr>
+              <m:ctrlPr>
+                <w:rPr>
+                  <w:rFonts w:ascii="Cambria Math" w:hAnsi="Cambria Math"/>
+                  <w:i/>
+                  <w:sz w:val="22"/>
+                  <w:szCs w:val="22"/>
+                </w:rPr>
+              </m:ctrlPr>
+            </m:fPr>
+            <m:num>
+              <m:r>
+                <w:rPr>
+                  <w:rFonts w:ascii="Cambria Math" w:hAnsi="Cambria Math"/>
+                  <w:sz w:val="22"/>
+                  <w:szCs w:val="22"/>
+                </w:rPr>
+                <m:t>dω</m:t>
+              </m:r>
+            </m:num>
+            <m:den>
+              <m:r>
+                <w:rPr>
+                  <w:rFonts w:ascii="Cambria Math" w:hAnsi="Cambria Math"/>
+                  <w:sz w:val="22"/>
+                  <w:szCs w:val="22"/>
+                </w:rPr>
+                <m:t>dt</m:t>
+              </m:r>
+            </m:den>
+          </m:f>
+          <m:r>
+            <w:rPr>
+              <w:rFonts w:ascii="Cambria Math" w:hAnsi="Cambria Math"/>
+              <w:sz w:val="22"/>
+              <w:szCs w:val="22"/>
+            </w:rPr>
+            <m:t xml:space="preserve">    dt≈</m:t>
+          </m:r>
+          <m:r>
+            <w:rPr>
+              <w:rFonts w:ascii="Cambria Math" w:hAnsi="Cambria Math" w:hint="eastAsia"/>
+              <w:sz w:val="22"/>
+              <w:szCs w:val="22"/>
+            </w:rPr>
+            <m:t>所需的稳定时间</m:t>
+          </m:r>
+        </m:oMath>
+      </m:oMathPara>
+    </w:p>
+    <w:p>
+      <w:pPr>
+        <w:pStyle w:val="ae"/>
+      </w:pPr>
+    </w:p>
+    <w:p>
+      <w:pPr>
+        <w:pStyle w:val="ae"/>
+        <w:spacing w:line="276" w:lineRule="auto"/>
+      </w:pPr>
+      <w:r>
+        <w:rPr>
+          <w:rFonts w:hint="eastAsia"/>
+        </w:rPr>
+        <w:t xml:space="preserve">3 Step: Torque of Acceleration </w:t>
+      </w:r>
+    </w:p>
+    <w:p>
+      <w:pPr>
+        <w:pStyle w:val="ae"/>
+        <w:spacing w:line="360" w:lineRule="auto"/>
+        <w:rPr>
+          <w:sz w:val="22"/>
+          <w:szCs w:val="22"/>
+        </w:rPr>
+      </w:pPr>
+      <m:oMathPara>
+        <m:oMath>
+          <m:sSub>
+            <m:sSubPr>
+              <m:ctrlPr>
+                <w:rPr>
+                  <w:rFonts w:ascii="Cambria Math" w:hAnsi="Cambria Math"/>
+                  <w:i/>
+                  <w:sz w:val="22"/>
+                  <w:szCs w:val="22"/>
+                </w:rPr>
+              </m:ctrlPr>
+            </m:sSubPr>
+            <m:e>
+              <m:r>
+                <w:rPr>
+                  <w:rFonts w:ascii="Cambria Math" w:hAnsi="Cambria Math"/>
+                  <w:sz w:val="22"/>
+                  <w:szCs w:val="22"/>
+                </w:rPr>
+                <m:t>T</m:t>
+              </m:r>
+            </m:e>
+            <m:sub>
+              <m:r>
+                <w:rPr>
+                  <w:rFonts w:ascii="Cambria Math" w:hAnsi="Cambria Math"/>
+                  <w:sz w:val="22"/>
+                  <w:szCs w:val="22"/>
+                </w:rPr>
+                <m:t>acc</m:t>
+              </m:r>
+            </m:sub>
+          </m:sSub>
+          <m:r>
+            <w:rPr>
+              <w:rFonts w:ascii="Cambria Math" w:hAnsi="Cambria Math"/>
+              <w:sz w:val="22"/>
+              <w:szCs w:val="22"/>
+            </w:rPr>
+            <m:t>=</m:t>
+          </m:r>
+          <m:sSub>
+            <m:sSubPr>
+              <m:ctrlPr>
+                <w:rPr>
+                  <w:rFonts w:ascii="Cambria Math" w:hAnsi="Cambria Math"/>
+                  <w:i/>
+                  <w:sz w:val="22"/>
+                  <w:szCs w:val="22"/>
+                </w:rPr>
+              </m:ctrlPr>
+            </m:sSubPr>
+            <m:e>
+              <m:r>
+                <w:rPr>
+                  <w:rFonts w:ascii="Cambria Math" w:hAnsi="Cambria Math"/>
+                  <w:sz w:val="22"/>
+                  <w:szCs w:val="22"/>
+                </w:rPr>
+                <m:t>J</m:t>
+              </m:r>
+            </m:e>
+            <m:sub>
+              <m:r>
+                <w:rPr>
+                  <w:rFonts w:ascii="Cambria Math" w:hAnsi="Cambria Math"/>
+                  <w:sz w:val="22"/>
+                  <w:szCs w:val="22"/>
+                </w:rPr>
+                <m:t>eq</m:t>
+              </m:r>
+              <m:r>
+                <w:rPr>
+                  <w:rFonts w:ascii="Cambria Math" w:hAnsi="Cambria Math" w:cs="Cambria Math"/>
+                  <w:sz w:val="22"/>
+                  <w:szCs w:val="22"/>
+                </w:rPr>
+                <m:t>_motor</m:t>
+              </m:r>
+            </m:sub>
+          </m:sSub>
+          <m:r>
+            <w:rPr>
+              <w:rFonts w:ascii="Cambria Math" w:hAnsi="Cambria Math"/>
+              <w:sz w:val="22"/>
+              <w:szCs w:val="22"/>
+            </w:rPr>
+            <m:t>∙</m:t>
+          </m:r>
+          <m:sSub>
+            <m:sSubPr>
+              <m:ctrlPr>
+                <w:rPr>
+                  <w:rFonts w:ascii="Cambria Math" w:hAnsi="Cambria Math"/>
+                  <w:i/>
+                  <w:sz w:val="22"/>
+                  <w:szCs w:val="22"/>
+                </w:rPr>
+              </m:ctrlPr>
+            </m:sSubPr>
+            <m:e>
+              <m:r>
+                <w:rPr>
+                  <w:rFonts w:ascii="Cambria Math" w:hAnsi="Cambria Math"/>
+                  <w:sz w:val="22"/>
+                  <w:szCs w:val="22"/>
+                </w:rPr>
+                <m:t>α</m:t>
+              </m:r>
+            </m:e>
+            <m:sub>
+              <m:r>
+                <w:rPr>
+                  <w:rFonts w:ascii="Cambria Math" w:hAnsi="Cambria Math"/>
+                  <w:sz w:val="22"/>
+                  <w:szCs w:val="22"/>
+                </w:rPr>
+                <m:t>motor</m:t>
+              </m:r>
+            </m:sub>
+          </m:sSub>
+          <m:r>
+            <w:rPr>
+              <w:rFonts w:ascii="Cambria Math" w:hAnsi="Cambria Math"/>
+              <w:sz w:val="22"/>
+              <w:szCs w:val="22"/>
+            </w:rPr>
+            <m:t xml:space="preserve">  (Note: </m:t>
+          </m:r>
+          <m:sSub>
+            <m:sSubPr>
+              <m:ctrlPr>
+                <w:rPr>
+                  <w:rFonts w:ascii="Cambria Math" w:hAnsi="Cambria Math"/>
+                  <w:i/>
+                  <w:sz w:val="22"/>
+                  <w:szCs w:val="22"/>
+                </w:rPr>
+              </m:ctrlPr>
+            </m:sSubPr>
+            <m:e>
+              <m:r>
+                <w:rPr>
+                  <w:rFonts w:ascii="Cambria Math" w:hAnsi="Cambria Math"/>
+                  <w:sz w:val="22"/>
+                  <w:szCs w:val="22"/>
+                </w:rPr>
+                <m:t>α</m:t>
+              </m:r>
+            </m:e>
+            <m:sub>
+              <m:r>
+                <w:rPr>
+                  <w:rFonts w:ascii="Cambria Math" w:hAnsi="Cambria Math"/>
+                  <w:sz w:val="22"/>
+                  <w:szCs w:val="22"/>
+                </w:rPr>
+                <m:t>motor</m:t>
+              </m:r>
+            </m:sub>
+          </m:sSub>
+          <m:r>
+            <w:rPr>
+              <w:rFonts w:ascii="Cambria Math" w:hAnsi="Cambria Math"/>
+              <w:sz w:val="22"/>
+              <w:szCs w:val="22"/>
+            </w:rPr>
+            <m:t>=</m:t>
+          </m:r>
+          <m:sSub>
+            <m:sSubPr>
+              <m:ctrlPr>
+                <w:rPr>
+                  <w:rFonts w:ascii="Cambria Math" w:hAnsi="Cambria Math"/>
+                  <w:i/>
+                  <w:sz w:val="22"/>
+                  <w:szCs w:val="22"/>
+                </w:rPr>
+              </m:ctrlPr>
+            </m:sSubPr>
+            <m:e>
+              <m:r>
+                <w:rPr>
+                  <w:rFonts w:ascii="Cambria Math" w:hAnsi="Cambria Math"/>
+                  <w:sz w:val="22"/>
+                  <w:szCs w:val="22"/>
+                </w:rPr>
+                <m:t>α</m:t>
+              </m:r>
+            </m:e>
+            <m:sub>
+              <m:r>
+                <w:rPr>
+                  <w:rFonts w:ascii="Cambria Math" w:hAnsi="Cambria Math"/>
+                  <w:sz w:val="22"/>
+                  <w:szCs w:val="22"/>
+                </w:rPr>
+                <m:t>load</m:t>
+              </m:r>
+            </m:sub>
+          </m:sSub>
+          <m:r>
+            <w:rPr>
+              <w:rFonts w:ascii="Cambria Math" w:hAnsi="Cambria Math"/>
+              <w:sz w:val="22"/>
+              <w:szCs w:val="22"/>
+            </w:rPr>
+            <m:t xml:space="preserve">∙i)   </m:t>
+          </m:r>
+        </m:oMath>
+      </m:oMathPara>
+    </w:p>
+    <w:p>
+      <w:pPr>
+        <w:pStyle w:val="ae"/>
+      </w:pPr>
+    </w:p>
+    <w:p>
+      <w:pPr>
+        <w:pStyle w:val="ae"/>
+      </w:pPr>
+    </w:p>
+    <w:p>
+      <w:pPr>
+        <w:pStyle w:val="ae"/>
+        <w:spacing w:line="276" w:lineRule="auto"/>
+      </w:pPr>
+      <w:r>
+        <w:rPr>
+          <w:rFonts w:hint="eastAsia"/>
+        </w:rPr>
+        <w:t xml:space="preserve">4 Step: Torque of Stability </w:t>
+      </w:r>
+    </w:p>
+    <w:p>
+      <w:pPr>
+        <w:pStyle w:val="ae"/>
+        <w:spacing w:line="360" w:lineRule="auto"/>
+        <w:rPr>
+          <w:sz w:val="22"/>
+          <w:szCs w:val="22"/>
+        </w:rPr>
+      </w:pPr>
+      <m:oMathPara>
+        <m:oMath>
+          <m:sSub>
+            <m:sSubPr>
+              <m:ctrlPr>
+                <w:rPr>
+                  <w:rFonts w:ascii="Cambria Math" w:hAnsi="Cambria Math"/>
+                  <w:i/>
+                  <w:sz w:val="22"/>
+                  <w:szCs w:val="22"/>
+                </w:rPr>
+              </m:ctrlPr>
+            </m:sSubPr>
+            <m:e>
+              <m:r>
+                <w:rPr>
+                  <w:rFonts w:ascii="Cambria Math" w:hAnsi="Cambria Math"/>
+                  <w:sz w:val="22"/>
+                  <w:szCs w:val="22"/>
+                </w:rPr>
+                <m:t>T</m:t>
+              </m:r>
+            </m:e>
+            <m:sub>
+              <m:r>
+                <w:rPr>
+                  <w:rFonts w:ascii="Cambria Math" w:hAnsi="Cambria Math"/>
+                  <w:sz w:val="22"/>
+                  <w:szCs w:val="22"/>
+                </w:rPr>
+                <m:t>run motor</m:t>
+              </m:r>
+            </m:sub>
+          </m:sSub>
+          <m:r>
+            <w:rPr>
+              <w:rFonts w:ascii="Cambria Math" w:hAnsi="Cambria Math"/>
+              <w:sz w:val="22"/>
+              <w:szCs w:val="22"/>
+            </w:rPr>
+            <m:t>=</m:t>
+          </m:r>
+          <m:f>
+            <m:fPr>
+              <m:ctrlPr>
+                <w:rPr>
+                  <w:rFonts w:ascii="Cambria Math" w:hAnsi="Cambria Math"/>
+                  <w:i/>
+                  <w:sz w:val="22"/>
+                  <w:szCs w:val="22"/>
+                </w:rPr>
+              </m:ctrlPr>
+            </m:fPr>
+            <m:num>
+              <m:sSub>
+                <m:sSubPr>
+                  <m:ctrlPr>
+                    <w:rPr>
+                      <w:rFonts w:ascii="Cambria Math" w:hAnsi="Cambria Math"/>
+                      <w:i/>
+                      <w:sz w:val="22"/>
+                      <w:szCs w:val="22"/>
+                    </w:rPr>
+                  </m:ctrlPr>
+                </m:sSubPr>
+                <m:e>
+                  <m:r>
+                    <w:rPr>
+                      <w:rFonts w:ascii="Cambria Math" w:hAnsi="Cambria Math"/>
+                      <w:sz w:val="22"/>
+                      <w:szCs w:val="22"/>
+                    </w:rPr>
+                    <m:t>T</m:t>
+                  </m:r>
+                </m:e>
+                <m:sub>
+                  <m:r>
+                    <w:rPr>
+                      <w:rFonts w:ascii="Cambria Math" w:hAnsi="Cambria Math"/>
+                      <w:sz w:val="22"/>
+                      <w:szCs w:val="22"/>
+                    </w:rPr>
+                    <m:t>run load</m:t>
+                  </m:r>
+                </m:sub>
+              </m:sSub>
+            </m:num>
+            <m:den>
+              <m:sSub>
+                <m:sSubPr>
+                  <m:ctrlPr>
+                    <w:rPr>
+                      <w:rFonts w:ascii="Cambria Math" w:hAnsi="Cambria Math"/>
+                      <w:i/>
+                      <w:sz w:val="22"/>
+                      <w:szCs w:val="22"/>
+                    </w:rPr>
+                  </m:ctrlPr>
+                </m:sSubPr>
+                <m:e>
+                  <m:r>
+                    <w:rPr>
+                      <w:rFonts w:ascii="Cambria Math" w:hAnsi="Cambria Math"/>
+                      <w:sz w:val="22"/>
+                      <w:szCs w:val="22"/>
+                    </w:rPr>
+                    <m:t>η</m:t>
+                  </m:r>
+                </m:e>
+                <m:sub>
+                  <m:r>
+                    <w:rPr>
+                      <w:rFonts w:ascii="Cambria Math" w:hAnsi="Cambria Math"/>
+                      <w:sz w:val="22"/>
+                      <w:szCs w:val="22"/>
+                    </w:rPr>
+                    <m:t>tot</m:t>
+                  </m:r>
+                </m:sub>
+              </m:sSub>
+              <m:r>
+                <w:rPr>
+                  <w:rFonts w:ascii="Cambria Math" w:hAnsi="Cambria Math"/>
+                  <w:sz w:val="22"/>
+                  <w:szCs w:val="22"/>
+                </w:rPr>
+                <m:t>i</m:t>
+              </m:r>
+            </m:den>
+          </m:f>
+          <m:r>
+            <w:rPr>
+              <w:rFonts w:ascii="Cambria Math" w:hAnsi="Cambria Math"/>
+              <w:sz w:val="22"/>
+              <w:szCs w:val="22"/>
+            </w:rPr>
+            <m:t>=</m:t>
+          </m:r>
+          <m:f>
+            <m:fPr>
+              <m:ctrlPr>
+                <w:rPr>
+                  <w:rFonts w:ascii="Cambria Math" w:hAnsi="Cambria Math"/>
+                  <w:i/>
+                  <w:sz w:val="22"/>
+                  <w:szCs w:val="22"/>
+                </w:rPr>
+              </m:ctrlPr>
+            </m:fPr>
+            <m:num>
+              <m:sSub>
+                <m:sSubPr>
+                  <m:ctrlPr>
+                    <w:rPr>
+                      <w:rFonts w:ascii="Cambria Math" w:hAnsi="Cambria Math"/>
+                      <w:i/>
+                      <w:sz w:val="22"/>
+                      <w:szCs w:val="22"/>
+                    </w:rPr>
+                  </m:ctrlPr>
+                </m:sSubPr>
+                <m:e>
+                  <m:r>
+                    <w:rPr>
+                      <w:rFonts w:ascii="Cambria Math" w:hAnsi="Cambria Math"/>
+                      <w:sz w:val="22"/>
+                      <w:szCs w:val="22"/>
+                    </w:rPr>
+                    <m:t>T</m:t>
+                  </m:r>
+                </m:e>
+                <m:sub>
+                  <m:r>
+                    <w:rPr>
+                      <w:rFonts w:ascii="Cambria Math" w:hAnsi="Cambria Math"/>
+                      <w:sz w:val="22"/>
+                      <w:szCs w:val="22"/>
+                    </w:rPr>
+                    <m:t>proc</m:t>
+                  </m:r>
+                </m:sub>
+              </m:sSub>
+              <m:r>
+                <w:rPr>
+                  <w:rFonts w:ascii="Cambria Math" w:hAnsi="Cambria Math"/>
+                  <w:sz w:val="22"/>
+                  <w:szCs w:val="22"/>
+                </w:rPr>
+                <m:t>+</m:t>
+              </m:r>
+              <m:sSub>
+                <m:sSubPr>
+                  <m:ctrlPr>
+                    <w:rPr>
+                      <w:rFonts w:ascii="Cambria Math" w:hAnsi="Cambria Math"/>
+                      <w:i/>
+                      <w:sz w:val="22"/>
+                      <w:szCs w:val="22"/>
+                    </w:rPr>
+                  </m:ctrlPr>
+                </m:sSubPr>
+                <m:e>
+                  <m:r>
+                    <w:rPr>
+                      <w:rFonts w:ascii="Cambria Math" w:hAnsi="Cambria Math"/>
+                      <w:sz w:val="22"/>
+                      <w:szCs w:val="22"/>
+                    </w:rPr>
+                    <m:t>T</m:t>
+                  </m:r>
+                </m:e>
+                <m:sub>
+                  <m:r>
+                    <w:rPr>
+                      <w:rFonts w:ascii="Cambria Math" w:hAnsi="Cambria Math"/>
+                      <w:sz w:val="22"/>
+                      <w:szCs w:val="22"/>
+                    </w:rPr>
+                    <m:t>fric</m:t>
+                  </m:r>
+                </m:sub>
+              </m:sSub>
+            </m:num>
+            <m:den>
+              <m:sSub>
+                <m:sSubPr>
+                  <m:ctrlPr>
+                    <w:rPr>
+                      <w:rFonts w:ascii="Cambria Math" w:hAnsi="Cambria Math"/>
+                      <w:i/>
+                      <w:sz w:val="22"/>
+                      <w:szCs w:val="22"/>
+                    </w:rPr>
+                  </m:ctrlPr>
+                </m:sSubPr>
+                <m:e>
+                  <m:r>
+                    <w:rPr>
+                      <w:rFonts w:ascii="Cambria Math" w:hAnsi="Cambria Math"/>
+                      <w:sz w:val="22"/>
+                      <w:szCs w:val="22"/>
+                    </w:rPr>
+                    <m:t>η</m:t>
+                  </m:r>
+                </m:e>
+                <m:sub>
+                  <m:r>
+                    <w:rPr>
+                      <w:rFonts w:ascii="Cambria Math" w:hAnsi="Cambria Math"/>
+                      <w:sz w:val="22"/>
+                      <w:szCs w:val="22"/>
+                    </w:rPr>
+                    <m:t>tot</m:t>
+                  </m:r>
+                </m:sub>
+              </m:sSub>
+              <m:r>
+                <w:rPr>
+                  <w:rFonts w:ascii="Cambria Math" w:hAnsi="Cambria Math"/>
+                  <w:sz w:val="22"/>
+                  <w:szCs w:val="22"/>
+                </w:rPr>
+                <m:t>i</m:t>
+              </m:r>
+            </m:den>
+          </m:f>
+          <m:r>
+            <w:rPr>
+              <w:rFonts w:ascii="Cambria Math" w:hAnsi="Cambria Math"/>
+              <w:sz w:val="22"/>
+              <w:szCs w:val="22"/>
+            </w:rPr>
+            <m:t xml:space="preserve">    </m:t>
+          </m:r>
+        </m:oMath>
+      </m:oMathPara>
+    </w:p>
+    <w:p>
+      <w:pPr>
+        <w:pStyle w:val="ae"/>
+        <w:spacing w:line="360" w:lineRule="auto"/>
+        <w:jc w:val="center"/>
+        <w:rPr>
+          <w:sz w:val="22"/>
+          <w:szCs w:val="22"/>
+        </w:rPr>
+      </w:pPr>
+      <m:oMathPara>
+        <m:oMath>
+          <m:sSub>
+            <m:sSubPr>
+              <m:ctrlPr>
+                <w:rPr>
+                  <w:rFonts w:ascii="Cambria Math" w:hAnsi="Cambria Math"/>
+                  <w:i/>
+                  <w:sz w:val="22"/>
+                  <w:szCs w:val="22"/>
+                </w:rPr>
+              </m:ctrlPr>
+            </m:sSubPr>
+            <m:e>
+              <m:r>
+                <w:rPr>
+                  <w:rFonts w:ascii="Cambria Math" w:hAnsi="Cambria Math"/>
+                  <w:sz w:val="22"/>
+                  <w:szCs w:val="22"/>
+                </w:rPr>
+                <m:t>T</m:t>
+              </m:r>
+            </m:e>
+            <m:sub>
+              <m:r>
+                <w:rPr>
+                  <w:rFonts w:ascii="Cambria Math" w:hAnsi="Cambria Math"/>
+                  <w:sz w:val="22"/>
+                  <w:szCs w:val="22"/>
+                </w:rPr>
+                <m:t>proc</m:t>
+              </m:r>
+            </m:sub>
+          </m:sSub>
+          <m:r>
+            <w:rPr>
+              <w:rFonts w:ascii="Cambria Math" w:hAnsi="Cambria Math"/>
+              <w:sz w:val="22"/>
+              <w:szCs w:val="22"/>
+            </w:rPr>
+            <m:t xml:space="preserve"> is caused by products and working.</m:t>
+          </m:r>
+        </m:oMath>
+      </m:oMathPara>
+    </w:p>
+    <w:p>
+      <w:pPr>
+        <w:pStyle w:val="ae"/>
+      </w:pPr>
+    </w:p>
+    <w:p>
+      <w:pPr>
+        <w:pStyle w:val="ae"/>
+      </w:pPr>
+    </w:p>
+    <w:p>
+      <w:pPr>
+        <w:pStyle w:val="ae"/>
+        <w:spacing w:line="276" w:lineRule="auto"/>
+      </w:pPr>
+      <w:r>
+        <w:rPr>
+          <w:rFonts w:hint="eastAsia"/>
+        </w:rPr>
+        <w:t>4 Step: Peak Torque and Power</w:t>
+      </w:r>
+    </w:p>
+    <w:p>
+      <w:pPr>
+        <w:pStyle w:val="ae"/>
+        <w:spacing w:line="360" w:lineRule="auto"/>
+      </w:pPr>
+      <m:oMathPara>
+        <m:oMath>
+          <m:sSub>
+            <m:sSubPr>
+              <m:ctrlPr>
+                <w:rPr>
+                  <w:rFonts w:ascii="Cambria Math" w:hAnsi="Cambria Math"/>
+                  <w:i/>
+                  <w:sz w:val="22"/>
+                  <w:szCs w:val="22"/>
+                </w:rPr>
+              </m:ctrlPr>
+            </m:sSubPr>
+            <m:e>
+              <m:r>
+                <w:rPr>
+                  <w:rFonts w:ascii="Cambria Math" w:hAnsi="Cambria Math"/>
+                  <w:sz w:val="22"/>
+                  <w:szCs w:val="22"/>
+                </w:rPr>
+                <m:t>T</m:t>
+              </m:r>
+            </m:e>
+            <m:sub>
+              <m:r>
+                <w:rPr>
+                  <w:rFonts w:ascii="Cambria Math" w:hAnsi="Cambria Math"/>
+                  <w:sz w:val="22"/>
+                  <w:szCs w:val="22"/>
+                </w:rPr>
+                <m:t>peak motor</m:t>
+              </m:r>
+            </m:sub>
+          </m:sSub>
+          <m:r>
+            <w:rPr>
+              <w:rFonts w:ascii="Cambria Math" w:hAnsi="Cambria Math"/>
+              <w:sz w:val="22"/>
+              <w:szCs w:val="22"/>
+            </w:rPr>
+            <m:t>=</m:t>
+          </m:r>
+          <m:sSub>
+            <m:sSubPr>
+              <m:ctrlPr>
+                <w:rPr>
+                  <w:rFonts w:ascii="Cambria Math" w:hAnsi="Cambria Math"/>
+                  <w:i/>
+                  <w:sz w:val="22"/>
+                  <w:szCs w:val="22"/>
+                </w:rPr>
+              </m:ctrlPr>
+            </m:sSubPr>
+            <m:e>
+              <m:r>
+                <w:rPr>
+                  <w:rFonts w:ascii="Cambria Math" w:hAnsi="Cambria Math"/>
+                  <w:sz w:val="22"/>
+                  <w:szCs w:val="22"/>
+                </w:rPr>
+                <m:t>T</m:t>
+              </m:r>
+            </m:e>
+            <m:sub>
+              <m:r>
+                <w:rPr>
+                  <w:rFonts w:ascii="Cambria Math" w:hAnsi="Cambria Math"/>
+                  <w:sz w:val="22"/>
+                  <w:szCs w:val="22"/>
+                </w:rPr>
+                <m:t>acc,  motor</m:t>
+              </m:r>
+            </m:sub>
+          </m:sSub>
+          <m:r>
+            <w:rPr>
+              <w:rFonts w:ascii="Cambria Math" w:hAnsi="Cambria Math"/>
+              <w:sz w:val="22"/>
+              <w:szCs w:val="22"/>
+            </w:rPr>
+            <m:t>+</m:t>
+          </m:r>
+          <m:sSub>
+            <m:sSubPr>
+              <m:ctrlPr>
+                <w:rPr>
+                  <w:rFonts w:ascii="Cambria Math" w:hAnsi="Cambria Math"/>
+                  <w:i/>
+                  <w:sz w:val="22"/>
+                  <w:szCs w:val="22"/>
+                </w:rPr>
+              </m:ctrlPr>
+            </m:sSubPr>
+            <m:e>
+              <m:r>
+                <w:rPr>
+                  <w:rFonts w:ascii="Cambria Math" w:hAnsi="Cambria Math"/>
+                  <w:sz w:val="22"/>
+                  <w:szCs w:val="22"/>
+                </w:rPr>
+                <m:t>T</m:t>
+              </m:r>
+            </m:e>
+            <m:sub>
+              <m:r>
+                <w:rPr>
+                  <w:rFonts w:ascii="Cambria Math" w:hAnsi="Cambria Math"/>
+                  <w:sz w:val="22"/>
+                  <w:szCs w:val="22"/>
+                </w:rPr>
+                <m:t>run,motor</m:t>
+              </m:r>
+            </m:sub>
+          </m:sSub>
+        </m:oMath>
+      </m:oMathPara>
+    </w:p>
+    <w:p>
+      <w:pPr>
+        <w:pStyle w:val="ae"/>
+        <w:spacing w:line="360" w:lineRule="auto"/>
+      </w:pPr>
+      <m:oMathPara>
+        <m:oMath>
+          <m:sSub>
+            <m:sSubPr>
+              <m:ctrlPr>
+                <w:rPr>
+                  <w:rFonts w:ascii="Cambria Math" w:hAnsi="Cambria Math"/>
+                  <w:i/>
+                  <w:sz w:val="22"/>
+                  <w:szCs w:val="22"/>
+                </w:rPr>
+              </m:ctrlPr>
+            </m:sSubPr>
+            <m:e>
+              <m:r>
+                <w:rPr>
+                  <w:rFonts w:ascii="Cambria Math" w:hAnsi="Cambria Math"/>
+                  <w:sz w:val="22"/>
+                  <w:szCs w:val="22"/>
+                </w:rPr>
+                <m:t>P</m:t>
+              </m:r>
+            </m:e>
+            <m:sub>
+              <m:r>
+                <w:rPr>
+                  <w:rFonts w:ascii="Cambria Math" w:hAnsi="Cambria Math"/>
+                  <w:sz w:val="22"/>
+                  <w:szCs w:val="22"/>
+                </w:rPr>
+                <m:t>peak_motor</m:t>
+              </m:r>
+            </m:sub>
+          </m:sSub>
+          <m:r>
+            <w:rPr>
+              <w:rFonts w:ascii="Cambria Math" w:hAnsi="Cambria Math"/>
+              <w:sz w:val="22"/>
+              <w:szCs w:val="22"/>
+            </w:rPr>
+            <m:t>=</m:t>
+          </m:r>
+          <m:sSub>
+            <m:sSubPr>
+              <m:ctrlPr>
+                <w:rPr>
+                  <w:rFonts w:ascii="Cambria Math" w:hAnsi="Cambria Math"/>
+                  <w:i/>
+                  <w:sz w:val="22"/>
+                  <w:szCs w:val="22"/>
+                </w:rPr>
+              </m:ctrlPr>
+            </m:sSubPr>
+            <m:e>
+              <m:r>
+                <w:rPr>
+                  <w:rFonts w:ascii="Cambria Math" w:hAnsi="Cambria Math"/>
+                  <w:sz w:val="22"/>
+                  <w:szCs w:val="22"/>
+                </w:rPr>
+                <m:t>T</m:t>
+              </m:r>
+            </m:e>
+            <m:sub>
+              <m:r>
+                <w:rPr>
+                  <w:rFonts w:ascii="Cambria Math" w:hAnsi="Cambria Math"/>
+                  <w:sz w:val="22"/>
+                  <w:szCs w:val="22"/>
+                </w:rPr>
+                <m:t>peak motor</m:t>
+              </m:r>
+            </m:sub>
+          </m:sSub>
+          <m:r>
+            <w:rPr>
+              <w:rFonts w:ascii="Cambria Math" w:hAnsi="Cambria Math"/>
+              <w:sz w:val="22"/>
+              <w:szCs w:val="22"/>
+            </w:rPr>
+            <m:t>∙</m:t>
+          </m:r>
+          <m:sSub>
+            <m:sSubPr>
+              <m:ctrlPr>
+                <w:rPr>
+                  <w:rFonts w:ascii="Cambria Math" w:hAnsi="Cambria Math"/>
+                  <w:i/>
+                  <w:sz w:val="22"/>
+                  <w:szCs w:val="22"/>
+                </w:rPr>
+              </m:ctrlPr>
+            </m:sSubPr>
+            <m:e>
+              <m:r>
+                <w:rPr>
+                  <w:rFonts w:ascii="Cambria Math" w:hAnsi="Cambria Math"/>
+                  <w:sz w:val="22"/>
+                  <w:szCs w:val="22"/>
+                </w:rPr>
+                <m:t>ω</m:t>
+              </m:r>
+            </m:e>
+            <m:sub>
+              <m:r>
+                <w:rPr>
+                  <w:rFonts w:ascii="Cambria Math" w:hAnsi="Cambria Math"/>
+                  <w:sz w:val="22"/>
+                  <w:szCs w:val="22"/>
+                </w:rPr>
+                <m:t>motor</m:t>
+              </m:r>
+            </m:sub>
+          </m:sSub>
+        </m:oMath>
+      </m:oMathPara>
+    </w:p>
+    <w:p>
+      <w:pPr>
+        <w:pStyle w:val="ae"/>
+      </w:pPr>
+    </w:p>
+    <w:p>
+      <w:pPr>
+        <w:pStyle w:val="ae"/>
+      </w:pPr>
+      <w:r>
+        <w:rPr>
+          <w:rFonts w:hint="eastAsia"/>
+        </w:rPr>
+        <w:t>Finally, to find out the Power, Rotational Speed, and Peak Torque based on R</w:t>
+      </w:r>
+      <w:r>
+        <w:t>eduction</w:t>
+      </w:r>
+      <w:r>
+        <w:rPr>
+          <w:rFonts w:hint="eastAsia"/>
+        </w:rPr>
+        <w:t xml:space="preserve"> Gear Box </w:t>
+      </w:r>
+    </w:p>
+    <w:p>
+      <w:pPr>
+        <w:pStyle w:val="ae"/>
+      </w:pPr>
+    </w:p>
+    <w:p>
+      <w:pPr>
+        <w:pStyle w:val="ae"/>
+      </w:pPr>
+      <w:r>
+        <w:rPr>
+          <w:rFonts w:hint="eastAsia"/>
+        </w:rPr>
+        <w:t xml:space="preserve">Using </w:t>
+      </w:r>
+      <w:r>
+        <w:t>Lagrange</w:t>
+      </w:r>
+      <w:r>
+        <w:rPr>
+          <w:rFonts w:hint="eastAsia"/>
+        </w:rPr>
+        <w:t xml:space="preserve"> Method to solve:</w:t>
+      </w:r>
+    </w:p>
+    <w:p>
+      <w:pPr>
+        <w:pStyle w:val="ae"/>
+        <w:spacing w:line="276" w:lineRule="auto"/>
+        <w:rPr>
+          <w:sz w:val="22"/>
+          <w:szCs w:val="22"/>
+        </w:rPr>
+      </w:pPr>
+      <m:oMathPara>
+        <m:oMath>
+          <m:r>
+            <w:rPr>
+              <w:rFonts w:ascii="Cambria Math" w:hAnsi="Cambria Math"/>
+              <w:sz w:val="22"/>
+              <w:szCs w:val="22"/>
+            </w:rPr>
+            <m:t>L</m:t>
+          </m:r>
+          <m:r>
+            <w:rPr>
+              <w:rFonts w:ascii="Cambria Math" w:hAnsi="Cambria Math"/>
+              <w:sz w:val="22"/>
+              <w:szCs w:val="22"/>
+            </w:rPr>
+            <m:t>=T-V</m:t>
+          </m:r>
+          <m:r>
+            <w:rPr>
+              <w:rFonts w:ascii="Cambria Math" w:hAnsi="Cambria Math"/>
+              <w:sz w:val="22"/>
+              <w:szCs w:val="22"/>
+            </w:rPr>
+            <m:t xml:space="preserve">      </m:t>
+          </m:r>
+        </m:oMath>
+      </m:oMathPara>
+    </w:p>
+    <w:p>
+      <w:pPr>
+        <w:pStyle w:val="ae"/>
+        <w:spacing w:line="276" w:lineRule="auto"/>
+        <w:rPr>
+          <w:sz w:val="22"/>
+          <w:szCs w:val="22"/>
+        </w:rPr>
+      </w:pPr>
+      <m:oMathPara>
+        <m:oMath>
+          <m:r>
+            <w:rPr>
+              <w:rFonts w:ascii="Cambria Math" w:hAnsi="Cambria Math"/>
+              <w:sz w:val="22"/>
+              <w:szCs w:val="22"/>
+            </w:rPr>
+            <m:t xml:space="preserve">(T includes </m:t>
+          </m:r>
+          <m:f>
+            <m:fPr>
+              <m:ctrlPr>
+                <w:rPr>
+                  <w:rFonts w:ascii="Cambria Math" w:hAnsi="Cambria Math"/>
+                  <w:i/>
+                  <w:sz w:val="22"/>
+                  <w:szCs w:val="22"/>
+                </w:rPr>
+              </m:ctrlPr>
+            </m:fPr>
+            <m:num>
+              <m:r>
+                <w:rPr>
+                  <w:rFonts w:ascii="Cambria Math" w:hAnsi="Cambria Math"/>
+                  <w:sz w:val="22"/>
+                  <w:szCs w:val="22"/>
+                </w:rPr>
+                <m:t>1</m:t>
+              </m:r>
+            </m:num>
+            <m:den>
+              <m:r>
+                <w:rPr>
+                  <w:rFonts w:ascii="Cambria Math" w:hAnsi="Cambria Math"/>
+                  <w:sz w:val="22"/>
+                  <w:szCs w:val="22"/>
+                </w:rPr>
+                <m:t>2</m:t>
+              </m:r>
+            </m:den>
+          </m:f>
+          <m:r>
+            <w:rPr>
+              <w:rFonts w:ascii="Cambria Math" w:hAnsi="Cambria Math"/>
+              <w:sz w:val="22"/>
+              <w:szCs w:val="22"/>
+            </w:rPr>
+            <m:t>m</m:t>
+          </m:r>
+          <m:sSup>
+            <m:sSupPr>
+              <m:ctrlPr>
+                <w:rPr>
+                  <w:rFonts w:ascii="Cambria Math" w:hAnsi="Cambria Math"/>
+                  <w:i/>
+                  <w:sz w:val="22"/>
+                  <w:szCs w:val="22"/>
+                </w:rPr>
+              </m:ctrlPr>
+            </m:sSupPr>
+            <m:e>
+              <m:r>
+                <w:rPr>
+                  <w:rFonts w:ascii="Cambria Math" w:hAnsi="Cambria Math"/>
+                  <w:sz w:val="22"/>
+                  <w:szCs w:val="22"/>
+                </w:rPr>
+                <m:t>v</m:t>
+              </m:r>
+            </m:e>
+            <m:sup>
+              <m:r>
+                <w:rPr>
+                  <w:rFonts w:ascii="Cambria Math" w:hAnsi="Cambria Math"/>
+                  <w:sz w:val="22"/>
+                  <w:szCs w:val="22"/>
+                </w:rPr>
+                <m:t>2</m:t>
+              </m:r>
+            </m:sup>
+          </m:sSup>
+          <m:r>
+            <w:rPr>
+              <w:rFonts w:ascii="Cambria Math" w:hAnsi="Cambria Math"/>
+              <w:sz w:val="22"/>
+              <w:szCs w:val="22"/>
+            </w:rPr>
+            <m:t xml:space="preserve">, </m:t>
+          </m:r>
+          <m:f>
+            <m:fPr>
+              <m:ctrlPr>
+                <w:rPr>
+                  <w:rFonts w:ascii="Cambria Math" w:hAnsi="Cambria Math"/>
+                  <w:i/>
+                  <w:sz w:val="22"/>
+                  <w:szCs w:val="22"/>
+                </w:rPr>
+              </m:ctrlPr>
+            </m:fPr>
+            <m:num>
+              <m:r>
+                <w:rPr>
+                  <w:rFonts w:ascii="Cambria Math" w:hAnsi="Cambria Math"/>
+                  <w:sz w:val="22"/>
+                  <w:szCs w:val="22"/>
+                </w:rPr>
+                <m:t>1</m:t>
+              </m:r>
+            </m:num>
+            <m:den>
+              <m:r>
+                <w:rPr>
+                  <w:rFonts w:ascii="Cambria Math" w:hAnsi="Cambria Math"/>
+                  <w:sz w:val="22"/>
+                  <w:szCs w:val="22"/>
+                </w:rPr>
+                <m:t>2</m:t>
+              </m:r>
+            </m:den>
+          </m:f>
+          <m:r>
+            <w:rPr>
+              <w:rFonts w:ascii="Cambria Math" w:hAnsi="Cambria Math"/>
+              <w:sz w:val="22"/>
+              <w:szCs w:val="22"/>
+            </w:rPr>
+            <m:t>J</m:t>
+          </m:r>
+          <m:sSup>
+            <m:sSupPr>
+              <m:ctrlPr>
+                <w:rPr>
+                  <w:rFonts w:ascii="Cambria Math" w:hAnsi="Cambria Math"/>
+                  <w:i/>
+                  <w:sz w:val="22"/>
+                  <w:szCs w:val="22"/>
+                </w:rPr>
+              </m:ctrlPr>
+            </m:sSupPr>
+            <m:e>
+              <m:r>
+                <w:rPr>
+                  <w:rFonts w:ascii="Cambria Math" w:hAnsi="Cambria Math"/>
+                  <w:sz w:val="22"/>
+                  <w:szCs w:val="22"/>
+                </w:rPr>
+                <m:t>ω</m:t>
+              </m:r>
+            </m:e>
+            <m:sup>
+              <m:r>
+                <w:rPr>
+                  <w:rFonts w:ascii="Cambria Math" w:hAnsi="Cambria Math"/>
+                  <w:sz w:val="22"/>
+                  <w:szCs w:val="22"/>
+                </w:rPr>
+                <m:t>2</m:t>
+              </m:r>
+            </m:sup>
+          </m:sSup>
+          <m:r>
+            <w:rPr>
+              <w:rFonts w:ascii="Cambria Math" w:hAnsi="Cambria Math"/>
+              <w:sz w:val="22"/>
+              <w:szCs w:val="22"/>
+            </w:rPr>
+            <m:t>,…</m:t>
+          </m:r>
+          <m:r>
+            <w:rPr>
+              <w:rFonts w:ascii="Cambria Math" w:hAnsi="Cambria Math"/>
+              <w:sz w:val="22"/>
+              <w:szCs w:val="22"/>
+            </w:rPr>
+            <m:t>;</m:t>
+          </m:r>
+          <m:r>
+            <w:rPr>
+              <w:rFonts w:ascii="Cambria Math" w:hAnsi="Cambria Math"/>
+              <w:sz w:val="22"/>
+              <w:szCs w:val="22"/>
+            </w:rPr>
+            <m:t xml:space="preserve">and </m:t>
+          </m:r>
+          <m:r>
+            <w:rPr>
+              <w:rFonts w:ascii="Cambria Math" w:hAnsi="Cambria Math"/>
+              <w:sz w:val="22"/>
+              <w:szCs w:val="22"/>
+            </w:rPr>
+            <m:t>V includes mgh</m:t>
+          </m:r>
+          <m:r>
+            <w:rPr>
+              <w:rFonts w:ascii="Cambria Math" w:hAnsi="Cambria Math"/>
+              <w:sz w:val="22"/>
+              <w:szCs w:val="22"/>
+            </w:rPr>
+            <m:t>,…</m:t>
+          </m:r>
+          <m:r>
+            <w:rPr>
+              <w:rFonts w:ascii="Cambria Math" w:hAnsi="Cambria Math"/>
+              <w:sz w:val="22"/>
+              <w:szCs w:val="22"/>
+            </w:rPr>
+            <m:t>)</m:t>
+          </m:r>
+        </m:oMath>
+      </m:oMathPara>
+    </w:p>
+    <w:p>
+      <w:pPr>
+        <w:pStyle w:val="ae"/>
+        <w:spacing w:line="276" w:lineRule="auto"/>
+        <w:rPr>
+          <w:rFonts w:hint="eastAsia"/>
+          <w:sz w:val="22"/>
+          <w:szCs w:val="22"/>
+        </w:rPr>
+      </w:pPr>
+    </w:p>
+    <w:p>
+      <w:pPr>
+        <w:pStyle w:val="ae"/>
+        <w:spacing w:line="276" w:lineRule="auto"/>
+        <w:rPr>
+          <w:rFonts w:hint="eastAsia"/>
+        </w:rPr>
+      </w:pPr>
+      <m:oMathPara>
+        <m:oMath>
+          <m:f>
+            <m:fPr>
+              <m:ctrlPr>
+                <w:rPr>
+                  <w:rFonts w:ascii="Cambria Math" w:hAnsi="Cambria Math"/>
+                  <w:i/>
+                  <w:sz w:val="22"/>
+                  <w:szCs w:val="22"/>
+                </w:rPr>
+              </m:ctrlPr>
+            </m:fPr>
+            <m:num>
+              <m:r>
+                <w:rPr>
+                  <w:rFonts w:ascii="Cambria Math" w:hAnsi="Cambria Math"/>
+                  <w:szCs w:val="22"/>
+                </w:rPr>
+                <m:t>d</m:t>
+              </m:r>
+            </m:num>
+            <m:den>
+              <m:r>
+                <w:rPr>
+                  <w:rFonts w:ascii="Cambria Math" w:hAnsi="Cambria Math"/>
+                  <w:szCs w:val="22"/>
+                </w:rPr>
+                <m:t>d</m:t>
+              </m:r>
+              <m:r>
+                <w:rPr>
+                  <w:rFonts w:ascii="Cambria Math" w:hAnsi="Cambria Math"/>
+                  <w:szCs w:val="22"/>
+                </w:rPr>
+                <m:t>t</m:t>
+              </m:r>
+            </m:den>
+          </m:f>
+          <m:d>
+            <m:dPr>
+              <m:ctrlPr>
+                <w:rPr>
+                  <w:rFonts w:ascii="Cambria Math" w:hAnsi="Cambria Math"/>
+                  <w:i/>
+                  <w:sz w:val="22"/>
+                  <w:szCs w:val="22"/>
+                </w:rPr>
+              </m:ctrlPr>
+            </m:dPr>
+            <m:e>
+              <m:f>
+                <m:fPr>
+                  <m:ctrlPr>
+                    <w:rPr>
+                      <w:rFonts w:ascii="Cambria Math" w:hAnsi="Cambria Math"/>
+                      <w:i/>
+                      <w:sz w:val="22"/>
+                      <w:szCs w:val="22"/>
+                    </w:rPr>
+                  </m:ctrlPr>
+                </m:fPr>
+                <m:num>
+                  <m:r>
+                    <w:rPr>
+                      <w:rFonts w:ascii="Cambria Math" w:hAnsi="Cambria Math"/>
+                      <w:szCs w:val="22"/>
+                    </w:rPr>
+                    <m:t>∂</m:t>
+                  </m:r>
+                  <m:r>
+                    <w:rPr>
+                      <w:rFonts w:ascii="Cambria Math" w:hAnsi="Cambria Math"/>
+                      <w:sz w:val="22"/>
+                      <w:szCs w:val="22"/>
+                    </w:rPr>
+                    <m:t>L</m:t>
+                  </m:r>
+                </m:num>
+                <m:den>
+                  <m:r>
+                    <w:rPr>
+                      <w:rFonts w:ascii="Cambria Math" w:hAnsi="Cambria Math"/>
+                      <w:szCs w:val="22"/>
+                    </w:rPr>
+                    <m:t>∂</m:t>
+                  </m:r>
+                  <m:acc>
+                    <m:accPr>
+                      <m:chr m:val="̇"/>
+                      <m:ctrlPr>
+                        <w:rPr>
+                          <w:rFonts w:ascii="Cambria Math" w:hAnsi="Cambria Math"/>
+                          <w:i/>
+                          <w:szCs w:val="22"/>
+                        </w:rPr>
+                      </m:ctrlPr>
+                    </m:accPr>
+                    <m:e>
+                      <m:sSub>
+                        <m:sSubPr>
+                          <m:ctrlPr>
+                            <w:rPr>
+                              <w:rFonts w:ascii="Cambria Math" w:hAnsi="Cambria Math"/>
+                              <w:i/>
+                              <w:szCs w:val="22"/>
+                            </w:rPr>
+                          </m:ctrlPr>
+                        </m:sSubPr>
+                        <m:e>
+                          <m:r>
+                            <w:rPr>
+                              <w:rFonts w:ascii="Cambria Math" w:hAnsi="Cambria Math"/>
+                              <w:szCs w:val="22"/>
+                            </w:rPr>
+                            <m:t>q</m:t>
+                          </m:r>
+                        </m:e>
+                        <m:sub>
+                          <m:r>
+                            <w:rPr>
+                              <w:rFonts w:ascii="Cambria Math" w:hAnsi="Cambria Math"/>
+                              <w:szCs w:val="22"/>
+                            </w:rPr>
+                            <m:t>j</m:t>
+                          </m:r>
+                        </m:sub>
+                      </m:sSub>
+                    </m:e>
+                  </m:acc>
+                </m:den>
+              </m:f>
+            </m:e>
+          </m:d>
+          <m:r>
+            <w:rPr>
+              <w:rFonts w:ascii="Cambria Math" w:hAnsi="Cambria Math"/>
+              <w:sz w:val="22"/>
+              <w:szCs w:val="22"/>
+            </w:rPr>
+            <m:t>=</m:t>
+          </m:r>
+          <m:r>
+            <w:rPr>
+              <w:rFonts w:ascii="Cambria Math" w:hAnsi="Cambria Math"/>
+              <w:sz w:val="22"/>
+              <w:szCs w:val="22"/>
+            </w:rPr>
+            <m:t xml:space="preserve"> </m:t>
+          </m:r>
+          <m:f>
+            <m:fPr>
+              <m:ctrlPr>
+                <w:rPr>
+                  <w:rFonts w:ascii="Cambria Math" w:hAnsi="Cambria Math"/>
+                  <w:i/>
+                  <w:sz w:val="22"/>
+                  <w:szCs w:val="22"/>
+                </w:rPr>
+              </m:ctrlPr>
+            </m:fPr>
+            <m:num>
+              <m:r>
+                <w:rPr>
+                  <w:rFonts w:ascii="Cambria Math" w:hAnsi="Cambria Math"/>
+                  <w:szCs w:val="22"/>
+                </w:rPr>
+                <m:t>∂</m:t>
+              </m:r>
+              <m:r>
+                <w:rPr>
+                  <w:rFonts w:ascii="Cambria Math" w:hAnsi="Cambria Math"/>
+                  <w:sz w:val="22"/>
+                  <w:szCs w:val="22"/>
+                </w:rPr>
+                <m:t>L</m:t>
+              </m:r>
+            </m:num>
+            <m:den>
+              <m:r>
+                <w:rPr>
+                  <w:rFonts w:ascii="Cambria Math" w:hAnsi="Cambria Math"/>
+                  <w:szCs w:val="22"/>
+                </w:rPr>
+                <m:t>∂</m:t>
+              </m:r>
+              <m:sSub>
+                <m:sSubPr>
+                  <m:ctrlPr>
+                    <w:rPr>
+                      <w:rFonts w:ascii="Cambria Math" w:hAnsi="Cambria Math"/>
+                      <w:i/>
+                      <w:szCs w:val="22"/>
+                    </w:rPr>
+                  </m:ctrlPr>
+                </m:sSubPr>
+                <m:e>
+                  <m:r>
+                    <w:rPr>
+                      <w:rFonts w:ascii="Cambria Math" w:hAnsi="Cambria Math"/>
+                      <w:szCs w:val="22"/>
+                    </w:rPr>
+                    <m:t>q</m:t>
+                  </m:r>
+                </m:e>
+                <m:sub>
+                  <m:r>
+                    <w:rPr>
+                      <w:rFonts w:ascii="Cambria Math" w:hAnsi="Cambria Math"/>
+                      <w:szCs w:val="22"/>
+                    </w:rPr>
+                    <m:t>j</m:t>
+                  </m:r>
+                </m:sub>
+              </m:sSub>
+            </m:den>
+          </m:f>
+          <m:r>
+            <w:rPr>
+              <w:rFonts w:ascii="Cambria Math" w:hAnsi="Cambria Math"/>
+              <w:sz w:val="22"/>
+              <w:szCs w:val="22"/>
+            </w:rPr>
+            <m:t>+</m:t>
+          </m:r>
+          <m:sSub>
+            <m:sSubPr>
+              <m:ctrlPr>
+                <w:rPr>
+                  <w:rFonts w:ascii="Cambria Math" w:hAnsi="Cambria Math"/>
+                  <w:i/>
+                  <w:sz w:val="22"/>
+                  <w:szCs w:val="22"/>
+                </w:rPr>
+              </m:ctrlPr>
+            </m:sSubPr>
+            <m:e>
+              <m:r>
+                <w:rPr>
+                  <w:rFonts w:ascii="Cambria Math" w:hAnsi="Cambria Math"/>
+                  <w:sz w:val="22"/>
+                  <w:szCs w:val="22"/>
+                </w:rPr>
+                <m:t>Q</m:t>
+              </m:r>
+            </m:e>
+            <m:sub>
+              <m:r>
+                <w:rPr>
+                  <w:rFonts w:ascii="Cambria Math" w:hAnsi="Cambria Math"/>
+                  <w:sz w:val="22"/>
+                  <w:szCs w:val="22"/>
+                </w:rPr>
+                <m:t>j</m:t>
+              </m:r>
+            </m:sub>
+          </m:sSub>
+          <m:r>
+            <w:rPr>
+              <w:rFonts w:ascii="Cambria Math" w:hAnsi="Cambria Math"/>
+              <w:sz w:val="22"/>
+              <w:szCs w:val="22"/>
+            </w:rPr>
+            <m:t xml:space="preserve">   here </m:t>
+          </m:r>
+          <m:r>
+            <w:rPr>
+              <w:rFonts w:ascii="Cambria Math" w:hAnsi="Cambria Math"/>
+              <w:sz w:val="22"/>
+              <w:szCs w:val="22"/>
+            </w:rPr>
+            <m:t xml:space="preserve"> </m:t>
+          </m:r>
+          <m:sSub>
+            <m:sSubPr>
+              <m:ctrlPr>
+                <w:rPr>
+                  <w:rFonts w:ascii="Cambria Math" w:hAnsi="Cambria Math"/>
+                  <w:i/>
+                  <w:sz w:val="22"/>
+                  <w:szCs w:val="22"/>
+                </w:rPr>
+              </m:ctrlPr>
+            </m:sSubPr>
+            <m:e>
+              <m:r>
+                <w:rPr>
+                  <w:rFonts w:ascii="Cambria Math" w:hAnsi="Cambria Math"/>
+                  <w:sz w:val="22"/>
+                  <w:szCs w:val="22"/>
+                </w:rPr>
+                <m:t>Q</m:t>
+              </m:r>
+            </m:e>
+            <m:sub>
+              <m:r>
+                <w:rPr>
+                  <w:rFonts w:ascii="Cambria Math" w:hAnsi="Cambria Math"/>
+                  <w:sz w:val="22"/>
+                  <w:szCs w:val="22"/>
+                </w:rPr>
+                <m:t>j</m:t>
+              </m:r>
+            </m:sub>
+          </m:sSub>
+          <m:r>
+            <w:rPr>
+              <w:rFonts w:ascii="Cambria Math" w:hAnsi="Cambria Math"/>
+              <w:sz w:val="22"/>
+              <w:szCs w:val="22"/>
+            </w:rPr>
+            <m:t>=τ+</m:t>
+          </m:r>
+          <m:sSub>
+            <m:sSubPr>
+              <m:ctrlPr>
+                <w:rPr>
+                  <w:rFonts w:ascii="Cambria Math" w:hAnsi="Cambria Math"/>
+                  <w:i/>
+                  <w:sz w:val="22"/>
+                  <w:szCs w:val="22"/>
+                </w:rPr>
+              </m:ctrlPr>
+            </m:sSubPr>
+            <m:e>
+              <m:r>
+                <w:rPr>
+                  <w:rFonts w:ascii="Cambria Math" w:hAnsi="Cambria Math"/>
+                  <w:sz w:val="22"/>
+                  <w:szCs w:val="22"/>
+                </w:rPr>
+                <m:t>τ</m:t>
+              </m:r>
+            </m:e>
+            <m:sub>
+              <m:r>
+                <w:rPr>
+                  <w:rFonts w:ascii="Cambria Math" w:hAnsi="Cambria Math"/>
+                  <w:sz w:val="22"/>
+                  <w:szCs w:val="22"/>
+                </w:rPr>
+                <m:t>loss</m:t>
+              </m:r>
+            </m:sub>
+          </m:sSub>
+          <m:r>
+            <w:rPr>
+              <w:rFonts w:ascii="Cambria Math" w:hAnsi="Cambria Math"/>
+              <w:sz w:val="22"/>
+              <w:szCs w:val="22"/>
+            </w:rPr>
+            <m:t>+…</m:t>
+          </m:r>
+          <m:r>
+            <w:rPr>
+              <w:rFonts w:ascii="Cambria Math" w:hAnsi="Cambria Math"/>
+              <w:sz w:val="22"/>
+              <w:szCs w:val="22"/>
+            </w:rPr>
+            <m:t xml:space="preserve"> </m:t>
+          </m:r>
+        </m:oMath>
+      </m:oMathPara>
     </w:p>
     <w:p>
       <w:pPr>

--- a/Mechanical Note.docx
+++ b/Mechanical Note.docx
@@ -30151,30 +30151,40 @@
     <w:p>
       <w:pPr>
         <w:pStyle w:val="ae"/>
-        <w:spacing w:line="480" w:lineRule="auto"/>
-        <w:rPr>
-          <w:i/>
-          <w:iCs/>
-          <w:color w:val="0070C0"/>
-        </w:rPr>
-      </w:pPr>
-      <w:r>
+        <w:spacing w:line="360" w:lineRule="auto"/>
         <w:rPr>
           <w:rFonts w:hint="eastAsia"/>
-          <w:i/>
-          <w:iCs/>
-          <w:color w:val="0070C0"/>
+          <w:b/>
+          <w:bCs/>
+          <w:color w:val="4472C4" w:themeColor="accent1"/>
+        </w:rPr>
+      </w:pPr>
+      <w:r>
+        <w:rPr>
+          <w:rFonts w:hint="eastAsia"/>
+          <w:b/>
+          <w:bCs/>
+          <w:color w:val="4472C4" w:themeColor="accent1"/>
         </w:rPr>
         <w:t>Hypothesis Scenario</w:t>
       </w:r>
       <w:r>
         <w:rPr>
           <w:rFonts w:hint="eastAsia"/>
-          <w:i/>
-          <w:iCs/>
-          <w:color w:val="0070C0"/>
-        </w:rPr>
-        <w:t>: Motor drives the roller.</w:t>
+          <w:b/>
+          <w:bCs/>
+          <w:color w:val="4472C4" w:themeColor="accent1"/>
+        </w:rPr>
+        <w:t>: Motor drives the roller</w:t>
+      </w:r>
+      <w:r>
+        <w:rPr>
+          <w:rFonts w:hint="eastAsia"/>
+          <w:b/>
+          <w:bCs/>
+          <w:color w:val="4472C4" w:themeColor="accent1"/>
+        </w:rPr>
+        <w:t xml:space="preserve"> with Gear Box</w:t>
       </w:r>
     </w:p>
     <w:p>
@@ -31782,23 +31792,7 @@
               <w:sz w:val="22"/>
               <w:szCs w:val="22"/>
             </w:rPr>
-            <m:t>L</m:t>
-          </m:r>
-          <m:r>
-            <w:rPr>
-              <w:rFonts w:ascii="Cambria Math" w:hAnsi="Cambria Math"/>
-              <w:sz w:val="22"/>
-              <w:szCs w:val="22"/>
-            </w:rPr>
-            <m:t>=T-V</m:t>
-          </m:r>
-          <m:r>
-            <w:rPr>
-              <w:rFonts w:ascii="Cambria Math" w:hAnsi="Cambria Math"/>
-              <w:sz w:val="22"/>
-              <w:szCs w:val="22"/>
-            </w:rPr>
-            <m:t xml:space="preserve">      </m:t>
+            <m:t xml:space="preserve">L=T-V      </m:t>
           </m:r>
         </m:oMath>
       </m:oMathPara>
@@ -31980,47 +31974,7 @@
               <w:sz w:val="22"/>
               <w:szCs w:val="22"/>
             </w:rPr>
-            <m:t>,…</m:t>
-          </m:r>
-          <m:r>
-            <w:rPr>
-              <w:rFonts w:ascii="Cambria Math" w:hAnsi="Cambria Math"/>
-              <w:sz w:val="22"/>
-              <w:szCs w:val="22"/>
-            </w:rPr>
-            <m:t>;</m:t>
-          </m:r>
-          <m:r>
-            <w:rPr>
-              <w:rFonts w:ascii="Cambria Math" w:hAnsi="Cambria Math"/>
-              <w:sz w:val="22"/>
-              <w:szCs w:val="22"/>
-            </w:rPr>
-            <m:t xml:space="preserve">and </m:t>
-          </m:r>
-          <m:r>
-            <w:rPr>
-              <w:rFonts w:ascii="Cambria Math" w:hAnsi="Cambria Math"/>
-              <w:sz w:val="22"/>
-              <w:szCs w:val="22"/>
-            </w:rPr>
-            <m:t>V includes mgh</m:t>
-          </m:r>
-          <m:r>
-            <w:rPr>
-              <w:rFonts w:ascii="Cambria Math" w:hAnsi="Cambria Math"/>
-              <w:sz w:val="22"/>
-              <w:szCs w:val="22"/>
-            </w:rPr>
-            <m:t>,…</m:t>
-          </m:r>
-          <m:r>
-            <w:rPr>
-              <w:rFonts w:ascii="Cambria Math" w:hAnsi="Cambria Math"/>
-              <w:sz w:val="22"/>
-              <w:szCs w:val="22"/>
-            </w:rPr>
-            <m:t>)</m:t>
+            <m:t>,…;and V includes mgh,…)</m:t>
           </m:r>
         </m:oMath>
       </m:oMathPara>
@@ -32030,7 +31984,6 @@
         <w:pStyle w:val="ae"/>
         <w:spacing w:line="276" w:lineRule="auto"/>
         <w:rPr>
-          <w:rFonts w:hint="eastAsia"/>
           <w:sz w:val="22"/>
           <w:szCs w:val="22"/>
         </w:rPr>
@@ -32040,9 +31993,6 @@
       <w:pPr>
         <w:pStyle w:val="ae"/>
         <w:spacing w:line="276" w:lineRule="auto"/>
-        <w:rPr>
-          <w:rFonts w:hint="eastAsia"/>
-        </w:rPr>
       </w:pPr>
       <m:oMathPara>
         <m:oMath>
@@ -32072,14 +32022,7 @@
                   <w:rFonts w:ascii="Cambria Math" w:hAnsi="Cambria Math"/>
                   <w:szCs w:val="22"/>
                 </w:rPr>
-                <m:t>d</m:t>
-              </m:r>
-              <m:r>
-                <w:rPr>
-                  <w:rFonts w:ascii="Cambria Math" w:hAnsi="Cambria Math"/>
-                  <w:szCs w:val="22"/>
-                </w:rPr>
-                <m:t>t</m:t>
+                <m:t>dt</m:t>
               </m:r>
             </m:den>
           </m:f>
@@ -32184,15 +32127,7 @@
               <w:sz w:val="22"/>
               <w:szCs w:val="22"/>
             </w:rPr>
-            <m:t>=</m:t>
-          </m:r>
-          <m:r>
-            <w:rPr>
-              <w:rFonts w:ascii="Cambria Math" w:hAnsi="Cambria Math"/>
-              <w:sz w:val="22"/>
-              <w:szCs w:val="22"/>
-            </w:rPr>
-            <m:t xml:space="preserve"> </m:t>
+            <m:t xml:space="preserve">= </m:t>
           </m:r>
           <m:f>
             <m:fPr>
@@ -32307,7 +32242,7 @@
               <w:sz w:val="22"/>
               <w:szCs w:val="22"/>
             </w:rPr>
-            <m:t xml:space="preserve">   here </m:t>
+            <m:t xml:space="preserve">   </m:t>
           </m:r>
           <m:r>
             <w:rPr>
@@ -32315,7 +32250,15 @@
               <w:sz w:val="22"/>
               <w:szCs w:val="22"/>
             </w:rPr>
-            <m:t xml:space="preserve"> </m:t>
+            <m:t xml:space="preserve">(Spiral Freezer, </m:t>
+          </m:r>
+          <m:r>
+            <w:rPr>
+              <w:rFonts w:ascii="Cambria Math" w:hAnsi="Cambria Math"/>
+              <w:sz w:val="22"/>
+              <w:szCs w:val="22"/>
+            </w:rPr>
+            <m:t xml:space="preserve">here  </m:t>
           </m:r>
           <m:sSub>
             <m:sSubPr>
@@ -32403,7 +32346,7 @@
               <w:sz w:val="22"/>
               <w:szCs w:val="22"/>
             </w:rPr>
-            <m:t xml:space="preserve"> </m:t>
+            <m:t>)</m:t>
           </m:r>
         </m:oMath>
       </m:oMathPara>
@@ -41430,6 +41373,7 @@
   <w:style w:type="character" w:default="1" w:styleId="a0">
     <w:name w:val="Default Paragraph Font"/>
     <w:uiPriority w:val="1"/>
+    <w:semiHidden/>
     <w:unhideWhenUsed/>
   </w:style>
   <w:style w:type="table" w:default="1" w:styleId="a1">

--- a/Mechanical Note.docx
+++ b/Mechanical Note.docx
@@ -6434,7 +6434,7 @@
         <w:pStyle w:val="ae"/>
         <w:numPr>
           <w:ilvl w:val="0"/>
-          <w:numId w:val="8"/>
+          <w:numId w:val="2"/>
         </w:numPr>
         <w:ind w:hanging="153"/>
       </w:pPr>
@@ -6447,7 +6447,7 @@
         <w:pStyle w:val="ae"/>
         <w:numPr>
           <w:ilvl w:val="0"/>
-          <w:numId w:val="8"/>
+          <w:numId w:val="2"/>
         </w:numPr>
         <w:ind w:hanging="153"/>
       </w:pPr>
@@ -6460,7 +6460,7 @@
         <w:pStyle w:val="ae"/>
         <w:numPr>
           <w:ilvl w:val="0"/>
-          <w:numId w:val="8"/>
+          <w:numId w:val="2"/>
         </w:numPr>
         <w:ind w:hanging="153"/>
       </w:pPr>
@@ -6473,7 +6473,7 @@
         <w:pStyle w:val="ae"/>
         <w:numPr>
           <w:ilvl w:val="0"/>
-          <w:numId w:val="8"/>
+          <w:numId w:val="2"/>
         </w:numPr>
         <w:ind w:hanging="153"/>
       </w:pPr>
@@ -15732,7 +15732,7 @@
         <w:pStyle w:val="ae"/>
         <w:numPr>
           <w:ilvl w:val="0"/>
-          <w:numId w:val="7"/>
+          <w:numId w:val="1"/>
         </w:numPr>
         <w:spacing w:line="360" w:lineRule="auto"/>
         <w:ind w:left="567" w:hanging="207"/>
@@ -15746,7 +15746,7 @@
         <w:pStyle w:val="ae"/>
         <w:numPr>
           <w:ilvl w:val="0"/>
-          <w:numId w:val="7"/>
+          <w:numId w:val="1"/>
         </w:numPr>
         <w:spacing w:line="360" w:lineRule="auto"/>
         <w:ind w:left="567" w:hanging="207"/>
@@ -15760,7 +15760,7 @@
         <w:pStyle w:val="ae"/>
         <w:numPr>
           <w:ilvl w:val="0"/>
-          <w:numId w:val="7"/>
+          <w:numId w:val="1"/>
         </w:numPr>
         <w:spacing w:line="360" w:lineRule="auto"/>
         <w:ind w:left="567" w:hanging="207"/>
@@ -15774,7 +15774,7 @@
         <w:pStyle w:val="ae"/>
         <w:numPr>
           <w:ilvl w:val="0"/>
-          <w:numId w:val="7"/>
+          <w:numId w:val="1"/>
         </w:numPr>
         <w:spacing w:line="360" w:lineRule="auto"/>
         <w:ind w:left="567" w:hanging="207"/>
@@ -15788,7 +15788,7 @@
         <w:pStyle w:val="ae"/>
         <w:numPr>
           <w:ilvl w:val="0"/>
-          <w:numId w:val="7"/>
+          <w:numId w:val="1"/>
         </w:numPr>
         <w:spacing w:line="360" w:lineRule="auto"/>
         <w:ind w:left="567" w:hanging="207"/>
@@ -15802,7 +15802,7 @@
         <w:pStyle w:val="ae"/>
         <w:numPr>
           <w:ilvl w:val="0"/>
-          <w:numId w:val="7"/>
+          <w:numId w:val="1"/>
         </w:numPr>
         <w:spacing w:line="360" w:lineRule="auto"/>
         <w:ind w:left="567" w:hanging="207"/>
@@ -15924,7 +15924,7 @@
         <w:pStyle w:val="ae"/>
         <w:numPr>
           <w:ilvl w:val="0"/>
-          <w:numId w:val="18"/>
+          <w:numId w:val="3"/>
         </w:numPr>
         <w:ind w:hanging="14"/>
       </w:pPr>
@@ -15937,7 +15937,7 @@
         <w:pStyle w:val="ae"/>
         <w:numPr>
           <w:ilvl w:val="0"/>
-          <w:numId w:val="18"/>
+          <w:numId w:val="3"/>
         </w:numPr>
         <w:ind w:hanging="14"/>
       </w:pPr>
@@ -15950,7 +15950,7 @@
         <w:pStyle w:val="ae"/>
         <w:numPr>
           <w:ilvl w:val="0"/>
-          <w:numId w:val="18"/>
+          <w:numId w:val="3"/>
         </w:numPr>
         <w:ind w:hanging="14"/>
       </w:pPr>
@@ -16014,7 +16014,7 @@
         <w:pStyle w:val="ae"/>
         <w:numPr>
           <w:ilvl w:val="0"/>
-          <w:numId w:val="18"/>
+          <w:numId w:val="3"/>
         </w:numPr>
         <w:ind w:hanging="14"/>
       </w:pPr>
@@ -16027,7 +16027,7 @@
         <w:pStyle w:val="ae"/>
         <w:numPr>
           <w:ilvl w:val="0"/>
-          <w:numId w:val="18"/>
+          <w:numId w:val="3"/>
         </w:numPr>
         <w:ind w:hanging="14"/>
       </w:pPr>
@@ -16052,7 +16052,7 @@
         <w:pStyle w:val="ae"/>
         <w:numPr>
           <w:ilvl w:val="0"/>
-          <w:numId w:val="18"/>
+          <w:numId w:val="3"/>
         </w:numPr>
         <w:ind w:hanging="14"/>
       </w:pPr>
@@ -16106,7 +16106,7 @@
         <w:pStyle w:val="ae"/>
         <w:numPr>
           <w:ilvl w:val="0"/>
-          <w:numId w:val="18"/>
+          <w:numId w:val="3"/>
         </w:numPr>
         <w:ind w:hanging="14"/>
       </w:pPr>
@@ -16119,7 +16119,7 @@
         <w:pStyle w:val="ae"/>
         <w:numPr>
           <w:ilvl w:val="0"/>
-          <w:numId w:val="18"/>
+          <w:numId w:val="3"/>
         </w:numPr>
         <w:ind w:hanging="14"/>
       </w:pPr>
@@ -16132,7 +16132,7 @@
         <w:pStyle w:val="ae"/>
         <w:numPr>
           <w:ilvl w:val="0"/>
-          <w:numId w:val="18"/>
+          <w:numId w:val="3"/>
         </w:numPr>
         <w:ind w:hanging="14"/>
       </w:pPr>
@@ -16186,7 +16186,7 @@
         <w:pStyle w:val="ae"/>
         <w:numPr>
           <w:ilvl w:val="0"/>
-          <w:numId w:val="18"/>
+          <w:numId w:val="3"/>
         </w:numPr>
         <w:ind w:hanging="14"/>
       </w:pPr>
@@ -16199,7 +16199,7 @@
         <w:pStyle w:val="ae"/>
         <w:numPr>
           <w:ilvl w:val="0"/>
-          <w:numId w:val="18"/>
+          <w:numId w:val="3"/>
         </w:numPr>
         <w:ind w:hanging="14"/>
       </w:pPr>
@@ -16212,7 +16212,7 @@
         <w:pStyle w:val="ae"/>
         <w:numPr>
           <w:ilvl w:val="0"/>
-          <w:numId w:val="18"/>
+          <w:numId w:val="3"/>
         </w:numPr>
         <w:ind w:hanging="14"/>
       </w:pPr>
@@ -16266,7 +16266,7 @@
         <w:pStyle w:val="ae"/>
         <w:numPr>
           <w:ilvl w:val="0"/>
-          <w:numId w:val="18"/>
+          <w:numId w:val="3"/>
         </w:numPr>
         <w:ind w:hanging="14"/>
       </w:pPr>
@@ -16279,7 +16279,7 @@
         <w:pStyle w:val="ae"/>
         <w:numPr>
           <w:ilvl w:val="0"/>
-          <w:numId w:val="18"/>
+          <w:numId w:val="3"/>
         </w:numPr>
         <w:ind w:hanging="14"/>
       </w:pPr>
@@ -16292,7 +16292,7 @@
         <w:pStyle w:val="ae"/>
         <w:numPr>
           <w:ilvl w:val="0"/>
-          <w:numId w:val="18"/>
+          <w:numId w:val="3"/>
         </w:numPr>
         <w:ind w:hanging="14"/>
       </w:pPr>
@@ -16346,7 +16346,7 @@
         <w:pStyle w:val="ae"/>
         <w:numPr>
           <w:ilvl w:val="0"/>
-          <w:numId w:val="18"/>
+          <w:numId w:val="3"/>
         </w:numPr>
         <w:ind w:hanging="14"/>
       </w:pPr>
@@ -16359,7 +16359,7 @@
         <w:pStyle w:val="ae"/>
         <w:numPr>
           <w:ilvl w:val="0"/>
-          <w:numId w:val="18"/>
+          <w:numId w:val="3"/>
         </w:numPr>
         <w:ind w:hanging="14"/>
       </w:pPr>
@@ -16372,7 +16372,7 @@
         <w:pStyle w:val="ae"/>
         <w:numPr>
           <w:ilvl w:val="0"/>
-          <w:numId w:val="18"/>
+          <w:numId w:val="3"/>
         </w:numPr>
         <w:ind w:hanging="14"/>
       </w:pPr>
@@ -16438,7 +16438,7 @@
         <w:pStyle w:val="ae"/>
         <w:numPr>
           <w:ilvl w:val="0"/>
-          <w:numId w:val="18"/>
+          <w:numId w:val="3"/>
         </w:numPr>
         <w:ind w:hanging="14"/>
       </w:pPr>
@@ -16451,7 +16451,7 @@
         <w:pStyle w:val="ae"/>
         <w:numPr>
           <w:ilvl w:val="0"/>
-          <w:numId w:val="18"/>
+          <w:numId w:val="3"/>
         </w:numPr>
         <w:ind w:hanging="14"/>
       </w:pPr>
@@ -16464,7 +16464,7 @@
         <w:pStyle w:val="ae"/>
         <w:numPr>
           <w:ilvl w:val="0"/>
-          <w:numId w:val="18"/>
+          <w:numId w:val="3"/>
         </w:numPr>
         <w:ind w:hanging="14"/>
       </w:pPr>
@@ -16530,7 +16530,7 @@
         <w:pStyle w:val="ae"/>
         <w:numPr>
           <w:ilvl w:val="0"/>
-          <w:numId w:val="18"/>
+          <w:numId w:val="3"/>
         </w:numPr>
         <w:ind w:hanging="14"/>
       </w:pPr>
@@ -16543,7 +16543,7 @@
         <w:pStyle w:val="ae"/>
         <w:numPr>
           <w:ilvl w:val="0"/>
-          <w:numId w:val="18"/>
+          <w:numId w:val="3"/>
         </w:numPr>
         <w:ind w:hanging="14"/>
       </w:pPr>
@@ -17245,7 +17245,7 @@
         <w:pStyle w:val="ae"/>
         <w:numPr>
           <w:ilvl w:val="0"/>
-          <w:numId w:val="18"/>
+          <w:numId w:val="3"/>
         </w:numPr>
         <w:ind w:left="426" w:firstLineChars="464" w:firstLine="835"/>
       </w:pPr>
@@ -17258,7 +17258,7 @@
         <w:pStyle w:val="ae"/>
         <w:numPr>
           <w:ilvl w:val="0"/>
-          <w:numId w:val="18"/>
+          <w:numId w:val="3"/>
         </w:numPr>
         <w:ind w:left="426" w:firstLineChars="464" w:firstLine="835"/>
       </w:pPr>
@@ -17271,7 +17271,7 @@
         <w:pStyle w:val="ae"/>
         <w:numPr>
           <w:ilvl w:val="0"/>
-          <w:numId w:val="18"/>
+          <w:numId w:val="3"/>
         </w:numPr>
         <w:ind w:left="426" w:firstLineChars="464" w:firstLine="835"/>
       </w:pPr>
@@ -17309,7 +17309,7 @@
         <w:pStyle w:val="ae"/>
         <w:numPr>
           <w:ilvl w:val="0"/>
-          <w:numId w:val="18"/>
+          <w:numId w:val="3"/>
         </w:numPr>
         <w:ind w:firstLineChars="464" w:firstLine="835"/>
       </w:pPr>
@@ -17328,7 +17328,7 @@
         <w:pStyle w:val="ae"/>
         <w:numPr>
           <w:ilvl w:val="0"/>
-          <w:numId w:val="18"/>
+          <w:numId w:val="3"/>
         </w:numPr>
         <w:ind w:firstLineChars="464" w:firstLine="835"/>
       </w:pPr>
@@ -17378,7 +17378,7 @@
         <w:pStyle w:val="ae"/>
         <w:numPr>
           <w:ilvl w:val="0"/>
-          <w:numId w:val="18"/>
+          <w:numId w:val="3"/>
         </w:numPr>
         <w:ind w:firstLineChars="464" w:firstLine="835"/>
       </w:pPr>
@@ -17422,7 +17422,7 @@
         <w:pStyle w:val="ae"/>
         <w:numPr>
           <w:ilvl w:val="0"/>
-          <w:numId w:val="18"/>
+          <w:numId w:val="3"/>
         </w:numPr>
         <w:ind w:firstLineChars="464" w:firstLine="835"/>
       </w:pPr>
@@ -17466,7 +17466,7 @@
         <w:pStyle w:val="ae"/>
         <w:numPr>
           <w:ilvl w:val="0"/>
-          <w:numId w:val="18"/>
+          <w:numId w:val="3"/>
         </w:numPr>
         <w:ind w:firstLineChars="464" w:firstLine="835"/>
       </w:pPr>
@@ -18919,7 +18919,7 @@
         <w:pStyle w:val="ae"/>
         <w:numPr>
           <w:ilvl w:val="0"/>
-          <w:numId w:val="23"/>
+          <w:numId w:val="4"/>
         </w:numPr>
         <w:rPr>
           <w:rFonts w:asciiTheme="minorEastAsia" w:hAnsiTheme="minorEastAsia" w:hint="eastAsia"/>
@@ -18939,7 +18939,7 @@
         <w:pStyle w:val="ae"/>
         <w:numPr>
           <w:ilvl w:val="0"/>
-          <w:numId w:val="26"/>
+          <w:numId w:val="5"/>
         </w:numPr>
         <w:ind w:left="993" w:hanging="261"/>
         <w:rPr>
@@ -18958,7 +18958,7 @@
         <w:pStyle w:val="ae"/>
         <w:numPr>
           <w:ilvl w:val="0"/>
-          <w:numId w:val="26"/>
+          <w:numId w:val="5"/>
         </w:numPr>
         <w:ind w:left="993" w:hanging="261"/>
         <w:rPr>
@@ -18977,7 +18977,7 @@
         <w:pStyle w:val="ae"/>
         <w:numPr>
           <w:ilvl w:val="0"/>
-          <w:numId w:val="26"/>
+          <w:numId w:val="5"/>
         </w:numPr>
         <w:ind w:left="993" w:hanging="261"/>
         <w:rPr>
@@ -19005,7 +19005,7 @@
         <w:pStyle w:val="ae"/>
         <w:numPr>
           <w:ilvl w:val="0"/>
-          <w:numId w:val="23"/>
+          <w:numId w:val="4"/>
         </w:numPr>
         <w:rPr>
           <w:rFonts w:asciiTheme="minorEastAsia" w:hAnsiTheme="minorEastAsia" w:hint="eastAsia"/>
@@ -19025,7 +19025,7 @@
         <w:pStyle w:val="ae"/>
         <w:numPr>
           <w:ilvl w:val="0"/>
-          <w:numId w:val="26"/>
+          <w:numId w:val="5"/>
         </w:numPr>
         <w:ind w:left="993" w:hanging="261"/>
         <w:rPr>
@@ -19044,7 +19044,7 @@
         <w:pStyle w:val="ae"/>
         <w:numPr>
           <w:ilvl w:val="0"/>
-          <w:numId w:val="26"/>
+          <w:numId w:val="5"/>
         </w:numPr>
         <w:ind w:left="993" w:hanging="261"/>
         <w:rPr>
@@ -19063,7 +19063,7 @@
         <w:pStyle w:val="ae"/>
         <w:numPr>
           <w:ilvl w:val="0"/>
-          <w:numId w:val="26"/>
+          <w:numId w:val="5"/>
         </w:numPr>
         <w:ind w:left="993" w:hanging="261"/>
         <w:rPr>
@@ -19091,7 +19091,7 @@
         <w:pStyle w:val="ae"/>
         <w:numPr>
           <w:ilvl w:val="0"/>
-          <w:numId w:val="23"/>
+          <w:numId w:val="4"/>
         </w:numPr>
         <w:rPr>
           <w:rFonts w:asciiTheme="minorEastAsia" w:hAnsiTheme="minorEastAsia" w:hint="eastAsia"/>
@@ -19111,7 +19111,7 @@
         <w:pStyle w:val="ae"/>
         <w:numPr>
           <w:ilvl w:val="0"/>
-          <w:numId w:val="26"/>
+          <w:numId w:val="5"/>
         </w:numPr>
         <w:ind w:left="993" w:hanging="261"/>
         <w:rPr>
@@ -19130,7 +19130,7 @@
         <w:pStyle w:val="ae"/>
         <w:numPr>
           <w:ilvl w:val="0"/>
-          <w:numId w:val="26"/>
+          <w:numId w:val="5"/>
         </w:numPr>
         <w:ind w:left="993" w:hanging="261"/>
         <w:rPr>
@@ -19158,7 +19158,7 @@
         <w:pStyle w:val="ae"/>
         <w:numPr>
           <w:ilvl w:val="0"/>
-          <w:numId w:val="23"/>
+          <w:numId w:val="4"/>
         </w:numPr>
         <w:rPr>
           <w:rFonts w:asciiTheme="minorEastAsia" w:hAnsiTheme="minorEastAsia" w:hint="eastAsia"/>
@@ -19178,7 +19178,7 @@
         <w:pStyle w:val="ae"/>
         <w:numPr>
           <w:ilvl w:val="0"/>
-          <w:numId w:val="26"/>
+          <w:numId w:val="5"/>
         </w:numPr>
         <w:ind w:left="993" w:hanging="261"/>
         <w:rPr>
@@ -19197,7 +19197,7 @@
         <w:pStyle w:val="ae"/>
         <w:numPr>
           <w:ilvl w:val="0"/>
-          <w:numId w:val="26"/>
+          <w:numId w:val="5"/>
         </w:numPr>
         <w:ind w:left="993" w:hanging="261"/>
         <w:rPr>
@@ -19216,7 +19216,7 @@
         <w:pStyle w:val="ae"/>
         <w:numPr>
           <w:ilvl w:val="0"/>
-          <w:numId w:val="26"/>
+          <w:numId w:val="5"/>
         </w:numPr>
         <w:ind w:left="993" w:hanging="261"/>
         <w:rPr>
@@ -19934,7 +19934,7 @@
         <w:pStyle w:val="ae"/>
         <w:numPr>
           <w:ilvl w:val="0"/>
-          <w:numId w:val="26"/>
+          <w:numId w:val="5"/>
         </w:numPr>
         <w:ind w:left="993" w:hanging="261"/>
         <w:rPr>
@@ -19953,7 +19953,7 @@
         <w:pStyle w:val="ae"/>
         <w:numPr>
           <w:ilvl w:val="0"/>
-          <w:numId w:val="26"/>
+          <w:numId w:val="5"/>
         </w:numPr>
         <w:ind w:left="993" w:hanging="261"/>
         <w:rPr>
@@ -19972,7 +19972,7 @@
         <w:pStyle w:val="ae"/>
         <w:numPr>
           <w:ilvl w:val="0"/>
-          <w:numId w:val="26"/>
+          <w:numId w:val="5"/>
         </w:numPr>
         <w:ind w:left="993" w:hanging="261"/>
         <w:rPr>
@@ -20029,7 +20029,7 @@
         <w:pStyle w:val="ae"/>
         <w:numPr>
           <w:ilvl w:val="0"/>
-          <w:numId w:val="26"/>
+          <w:numId w:val="5"/>
         </w:numPr>
         <w:ind w:left="993" w:hanging="261"/>
         <w:rPr>
@@ -20048,7 +20048,7 @@
         <w:pStyle w:val="ae"/>
         <w:numPr>
           <w:ilvl w:val="0"/>
-          <w:numId w:val="26"/>
+          <w:numId w:val="5"/>
         </w:numPr>
         <w:ind w:left="993" w:hanging="261"/>
         <w:rPr>
@@ -20067,7 +20067,7 @@
         <w:pStyle w:val="ae"/>
         <w:numPr>
           <w:ilvl w:val="0"/>
-          <w:numId w:val="26"/>
+          <w:numId w:val="5"/>
         </w:numPr>
         <w:ind w:left="993" w:hanging="261"/>
         <w:rPr>
@@ -20138,7 +20138,7 @@
         <w:pStyle w:val="ae"/>
         <w:numPr>
           <w:ilvl w:val="0"/>
-          <w:numId w:val="26"/>
+          <w:numId w:val="5"/>
         </w:numPr>
         <w:ind w:left="993" w:hanging="261"/>
         <w:rPr>
@@ -20157,7 +20157,7 @@
         <w:pStyle w:val="ae"/>
         <w:numPr>
           <w:ilvl w:val="0"/>
-          <w:numId w:val="26"/>
+          <w:numId w:val="5"/>
         </w:numPr>
         <w:ind w:left="993" w:hanging="261"/>
         <w:rPr>
@@ -20393,7 +20393,7 @@
         <w:pStyle w:val="ae"/>
         <w:numPr>
           <w:ilvl w:val="0"/>
-          <w:numId w:val="31"/>
+          <w:numId w:val="8"/>
         </w:numPr>
       </w:pPr>
       <w:r>
@@ -20425,7 +20425,7 @@
         <w:pStyle w:val="ae"/>
         <w:numPr>
           <w:ilvl w:val="0"/>
-          <w:numId w:val="31"/>
+          <w:numId w:val="8"/>
         </w:numPr>
       </w:pPr>
       <w:r>
@@ -20463,7 +20463,7 @@
         <w:pStyle w:val="ae"/>
         <w:numPr>
           <w:ilvl w:val="0"/>
-          <w:numId w:val="31"/>
+          <w:numId w:val="8"/>
         </w:numPr>
       </w:pPr>
       <w:r>
@@ -20489,7 +20489,7 @@
         <w:pStyle w:val="ae"/>
         <w:numPr>
           <w:ilvl w:val="0"/>
-          <w:numId w:val="31"/>
+          <w:numId w:val="8"/>
         </w:numPr>
       </w:pPr>
       <w:r>
@@ -20515,7 +20515,7 @@
         <w:pStyle w:val="ae"/>
         <w:numPr>
           <w:ilvl w:val="0"/>
-          <w:numId w:val="31"/>
+          <w:numId w:val="8"/>
         </w:numPr>
       </w:pPr>
       <w:r>
@@ -20634,7 +20634,7 @@
         <w:pStyle w:val="ae"/>
         <w:numPr>
           <w:ilvl w:val="0"/>
-          <w:numId w:val="35"/>
+          <w:numId w:val="10"/>
         </w:numPr>
         <w:ind w:left="851" w:hanging="142"/>
       </w:pPr>
@@ -20647,7 +20647,7 @@
         <w:pStyle w:val="ae"/>
         <w:numPr>
           <w:ilvl w:val="0"/>
-          <w:numId w:val="35"/>
+          <w:numId w:val="10"/>
         </w:numPr>
         <w:ind w:left="851" w:hanging="142"/>
       </w:pPr>
@@ -20660,7 +20660,7 @@
         <w:pStyle w:val="ae"/>
         <w:numPr>
           <w:ilvl w:val="0"/>
-          <w:numId w:val="36"/>
+          <w:numId w:val="11"/>
         </w:numPr>
       </w:pPr>
       <w:r>
@@ -20676,7 +20676,7 @@
         <w:pStyle w:val="ae"/>
         <w:numPr>
           <w:ilvl w:val="0"/>
-          <w:numId w:val="35"/>
+          <w:numId w:val="10"/>
         </w:numPr>
         <w:ind w:left="851" w:hanging="142"/>
       </w:pPr>
@@ -20689,7 +20689,7 @@
         <w:pStyle w:val="ae"/>
         <w:numPr>
           <w:ilvl w:val="0"/>
-          <w:numId w:val="35"/>
+          <w:numId w:val="10"/>
         </w:numPr>
         <w:ind w:left="851" w:hanging="142"/>
       </w:pPr>
@@ -20702,7 +20702,7 @@
         <w:pStyle w:val="ae"/>
         <w:numPr>
           <w:ilvl w:val="0"/>
-          <w:numId w:val="35"/>
+          <w:numId w:val="10"/>
         </w:numPr>
         <w:ind w:left="851" w:hanging="142"/>
       </w:pPr>
@@ -20715,7 +20715,7 @@
         <w:pStyle w:val="ae"/>
         <w:numPr>
           <w:ilvl w:val="0"/>
-          <w:numId w:val="36"/>
+          <w:numId w:val="11"/>
         </w:numPr>
       </w:pPr>
       <w:r>
@@ -20731,7 +20731,7 @@
         <w:pStyle w:val="ae"/>
         <w:numPr>
           <w:ilvl w:val="0"/>
-          <w:numId w:val="35"/>
+          <w:numId w:val="10"/>
         </w:numPr>
         <w:ind w:left="851" w:hanging="142"/>
       </w:pPr>
@@ -20744,7 +20744,7 @@
         <w:pStyle w:val="ae"/>
         <w:numPr>
           <w:ilvl w:val="0"/>
-          <w:numId w:val="35"/>
+          <w:numId w:val="10"/>
         </w:numPr>
         <w:ind w:left="851" w:hanging="142"/>
       </w:pPr>
@@ -20757,7 +20757,7 @@
         <w:pStyle w:val="ae"/>
         <w:numPr>
           <w:ilvl w:val="0"/>
-          <w:numId w:val="35"/>
+          <w:numId w:val="10"/>
         </w:numPr>
         <w:ind w:left="851" w:hanging="142"/>
       </w:pPr>
@@ -20791,7 +20791,7 @@
         <w:pStyle w:val="ae"/>
         <w:numPr>
           <w:ilvl w:val="0"/>
-          <w:numId w:val="37"/>
+          <w:numId w:val="12"/>
         </w:numPr>
       </w:pPr>
       <w:r>
@@ -20817,7 +20817,7 @@
         <w:pStyle w:val="ae"/>
         <w:numPr>
           <w:ilvl w:val="0"/>
-          <w:numId w:val="37"/>
+          <w:numId w:val="12"/>
         </w:numPr>
       </w:pPr>
       <w:r>
@@ -21496,7 +21496,7 @@
         <w:pStyle w:val="ae"/>
         <w:numPr>
           <w:ilvl w:val="0"/>
-          <w:numId w:val="32"/>
+          <w:numId w:val="9"/>
         </w:numPr>
         <w:tabs>
           <w:tab w:val="clear" w:pos="720"/>
@@ -21534,7 +21534,7 @@
         <w:pStyle w:val="ae"/>
         <w:numPr>
           <w:ilvl w:val="0"/>
-          <w:numId w:val="32"/>
+          <w:numId w:val="9"/>
         </w:numPr>
         <w:tabs>
           <w:tab w:val="clear" w:pos="720"/>
@@ -21570,7 +21570,7 @@
         <w:pStyle w:val="ae"/>
         <w:numPr>
           <w:ilvl w:val="0"/>
-          <w:numId w:val="32"/>
+          <w:numId w:val="9"/>
         </w:numPr>
         <w:tabs>
           <w:tab w:val="clear" w:pos="720"/>
@@ -21645,7 +21645,7 @@
         <w:pStyle w:val="ae"/>
         <w:numPr>
           <w:ilvl w:val="0"/>
-          <w:numId w:val="35"/>
+          <w:numId w:val="10"/>
         </w:numPr>
         <w:ind w:left="851" w:hanging="142"/>
       </w:pPr>
@@ -21670,7 +21670,7 @@
         <w:pStyle w:val="ae"/>
         <w:numPr>
           <w:ilvl w:val="0"/>
-          <w:numId w:val="35"/>
+          <w:numId w:val="10"/>
         </w:numPr>
         <w:ind w:left="851" w:hanging="142"/>
       </w:pPr>
@@ -21740,7 +21740,7 @@
         <w:pStyle w:val="ae"/>
         <w:numPr>
           <w:ilvl w:val="0"/>
-          <w:numId w:val="35"/>
+          <w:numId w:val="10"/>
         </w:numPr>
         <w:ind w:left="851" w:hanging="142"/>
       </w:pPr>
@@ -21768,7 +21768,7 @@
         <w:pStyle w:val="ae"/>
         <w:numPr>
           <w:ilvl w:val="0"/>
-          <w:numId w:val="35"/>
+          <w:numId w:val="10"/>
         </w:numPr>
         <w:ind w:left="851" w:hanging="142"/>
       </w:pPr>
@@ -21787,7 +21787,7 @@
         <w:pStyle w:val="ae"/>
         <w:numPr>
           <w:ilvl w:val="0"/>
-          <w:numId w:val="35"/>
+          <w:numId w:val="10"/>
         </w:numPr>
         <w:ind w:left="851" w:hanging="142"/>
       </w:pPr>
@@ -21998,7 +21998,7 @@
         <w:pStyle w:val="ae"/>
         <w:numPr>
           <w:ilvl w:val="0"/>
-          <w:numId w:val="38"/>
+          <w:numId w:val="13"/>
         </w:numPr>
       </w:pPr>
       <w:r>
@@ -22016,7 +22016,7 @@
         <w:pStyle w:val="ae"/>
         <w:numPr>
           <w:ilvl w:val="0"/>
-          <w:numId w:val="38"/>
+          <w:numId w:val="13"/>
         </w:numPr>
       </w:pPr>
       <w:r>
@@ -22034,7 +22034,7 @@
         <w:pStyle w:val="ae"/>
         <w:numPr>
           <w:ilvl w:val="0"/>
-          <w:numId w:val="38"/>
+          <w:numId w:val="13"/>
         </w:numPr>
       </w:pPr>
       <w:r>
@@ -22927,7 +22927,7 @@
         <w:pStyle w:val="ae"/>
         <w:numPr>
           <w:ilvl w:val="0"/>
-          <w:numId w:val="39"/>
+          <w:numId w:val="14"/>
         </w:numPr>
       </w:pPr>
       <w:r>
@@ -22945,7 +22945,7 @@
         <w:pStyle w:val="ae"/>
         <w:numPr>
           <w:ilvl w:val="0"/>
-          <w:numId w:val="39"/>
+          <w:numId w:val="14"/>
         </w:numPr>
       </w:pPr>
       <w:r>
@@ -22960,7 +22960,7 @@
         <w:pStyle w:val="ae"/>
         <w:numPr>
           <w:ilvl w:val="0"/>
-          <w:numId w:val="39"/>
+          <w:numId w:val="14"/>
         </w:numPr>
       </w:pPr>
       <w:r>
@@ -22975,7 +22975,7 @@
         <w:pStyle w:val="ae"/>
         <w:numPr>
           <w:ilvl w:val="0"/>
-          <w:numId w:val="39"/>
+          <w:numId w:val="14"/>
         </w:numPr>
       </w:pPr>
       <w:r>
@@ -23066,7 +23066,7 @@
         <w:pStyle w:val="ae"/>
         <w:numPr>
           <w:ilvl w:val="0"/>
-          <w:numId w:val="40"/>
+          <w:numId w:val="15"/>
         </w:numPr>
       </w:pPr>
       <w:r>
@@ -23085,7 +23085,7 @@
         <w:pStyle w:val="ae"/>
         <w:numPr>
           <w:ilvl w:val="0"/>
-          <w:numId w:val="40"/>
+          <w:numId w:val="15"/>
         </w:numPr>
       </w:pPr>
       <w:r>
@@ -23104,7 +23104,7 @@
         <w:pStyle w:val="ae"/>
         <w:numPr>
           <w:ilvl w:val="0"/>
-          <w:numId w:val="40"/>
+          <w:numId w:val="15"/>
         </w:numPr>
       </w:pPr>
       <w:r>
@@ -23222,7 +23222,7 @@
         <w:pStyle w:val="ae"/>
         <w:numPr>
           <w:ilvl w:val="0"/>
-          <w:numId w:val="41"/>
+          <w:numId w:val="16"/>
         </w:numPr>
       </w:pPr>
       <w:r>
@@ -23247,7 +23247,7 @@
         <w:pStyle w:val="ae"/>
         <w:numPr>
           <w:ilvl w:val="0"/>
-          <w:numId w:val="41"/>
+          <w:numId w:val="16"/>
         </w:numPr>
       </w:pPr>
       <w:r>
@@ -23272,7 +23272,7 @@
         <w:pStyle w:val="ae"/>
         <w:numPr>
           <w:ilvl w:val="0"/>
-          <w:numId w:val="41"/>
+          <w:numId w:val="16"/>
         </w:numPr>
         <w:spacing w:line="276" w:lineRule="auto"/>
       </w:pPr>
@@ -23385,7 +23385,7 @@
         <w:pStyle w:val="ae"/>
         <w:numPr>
           <w:ilvl w:val="0"/>
-          <w:numId w:val="42"/>
+          <w:numId w:val="17"/>
         </w:numPr>
       </w:pPr>
       <w:r>
@@ -23404,7 +23404,7 @@
         <w:pStyle w:val="ae"/>
         <w:numPr>
           <w:ilvl w:val="0"/>
-          <w:numId w:val="42"/>
+          <w:numId w:val="17"/>
         </w:numPr>
       </w:pPr>
       <w:r>
@@ -23423,7 +23423,7 @@
         <w:pStyle w:val="ae"/>
         <w:numPr>
           <w:ilvl w:val="0"/>
-          <w:numId w:val="42"/>
+          <w:numId w:val="17"/>
         </w:numPr>
       </w:pPr>
       <w:r>
@@ -23491,7 +23491,7 @@
         <w:pStyle w:val="ae"/>
         <w:numPr>
           <w:ilvl w:val="0"/>
-          <w:numId w:val="43"/>
+          <w:numId w:val="18"/>
         </w:numPr>
       </w:pPr>
       <w:r>
@@ -23503,7 +23503,7 @@
         <w:pStyle w:val="ae"/>
         <w:numPr>
           <w:ilvl w:val="0"/>
-          <w:numId w:val="43"/>
+          <w:numId w:val="18"/>
         </w:numPr>
       </w:pPr>
       <w:r>
@@ -23515,7 +23515,7 @@
         <w:pStyle w:val="ae"/>
         <w:numPr>
           <w:ilvl w:val="0"/>
-          <w:numId w:val="43"/>
+          <w:numId w:val="18"/>
         </w:numPr>
       </w:pPr>
       <w:r>
@@ -23564,7 +23564,7 @@
         <w:pStyle w:val="ae"/>
         <w:numPr>
           <w:ilvl w:val="0"/>
-          <w:numId w:val="44"/>
+          <w:numId w:val="19"/>
         </w:numPr>
       </w:pPr>
       <w:r>
@@ -23598,7 +23598,7 @@
         <w:pStyle w:val="ae"/>
         <w:numPr>
           <w:ilvl w:val="0"/>
-          <w:numId w:val="44"/>
+          <w:numId w:val="19"/>
         </w:numPr>
       </w:pPr>
       <w:r>
@@ -23620,7 +23620,7 @@
         <w:pStyle w:val="ae"/>
         <w:numPr>
           <w:ilvl w:val="0"/>
-          <w:numId w:val="44"/>
+          <w:numId w:val="19"/>
         </w:numPr>
       </w:pPr>
       <w:r>
@@ -23642,7 +23642,7 @@
         <w:pStyle w:val="ae"/>
         <w:numPr>
           <w:ilvl w:val="0"/>
-          <w:numId w:val="44"/>
+          <w:numId w:val="19"/>
         </w:numPr>
         <w:spacing w:line="360" w:lineRule="auto"/>
       </w:pPr>
@@ -23811,7 +23811,7 @@
         <w:pStyle w:val="ae"/>
         <w:numPr>
           <w:ilvl w:val="1"/>
-          <w:numId w:val="46"/>
+          <w:numId w:val="20"/>
         </w:numPr>
       </w:pPr>
       <w:r>
@@ -23823,7 +23823,7 @@
         <w:pStyle w:val="ae"/>
         <w:numPr>
           <w:ilvl w:val="1"/>
-          <w:numId w:val="46"/>
+          <w:numId w:val="20"/>
         </w:numPr>
       </w:pPr>
       <w:r>
@@ -23835,7 +23835,7 @@
         <w:pStyle w:val="ae"/>
         <w:numPr>
           <w:ilvl w:val="1"/>
-          <w:numId w:val="46"/>
+          <w:numId w:val="20"/>
         </w:numPr>
       </w:pPr>
       <w:r>
@@ -23952,7 +23952,7 @@
         <w:pStyle w:val="ae"/>
         <w:numPr>
           <w:ilvl w:val="1"/>
-          <w:numId w:val="46"/>
+          <w:numId w:val="20"/>
         </w:numPr>
       </w:pPr>
       <w:r>
@@ -23964,7 +23964,7 @@
         <w:pStyle w:val="ae"/>
         <w:numPr>
           <w:ilvl w:val="1"/>
-          <w:numId w:val="46"/>
+          <w:numId w:val="20"/>
         </w:numPr>
       </w:pPr>
       <w:r>
@@ -23976,7 +23976,7 @@
         <w:pStyle w:val="ae"/>
         <w:numPr>
           <w:ilvl w:val="1"/>
-          <w:numId w:val="46"/>
+          <w:numId w:val="20"/>
         </w:numPr>
       </w:pPr>
       <w:r>
@@ -24078,7 +24078,7 @@
         <w:pStyle w:val="ae"/>
         <w:numPr>
           <w:ilvl w:val="1"/>
-          <w:numId w:val="46"/>
+          <w:numId w:val="20"/>
         </w:numPr>
       </w:pPr>
       <w:r>
@@ -24090,7 +24090,7 @@
         <w:pStyle w:val="ae"/>
         <w:numPr>
           <w:ilvl w:val="1"/>
-          <w:numId w:val="46"/>
+          <w:numId w:val="20"/>
         </w:numPr>
       </w:pPr>
       <w:r>
@@ -24102,7 +24102,7 @@
         <w:pStyle w:val="ae"/>
         <w:numPr>
           <w:ilvl w:val="1"/>
-          <w:numId w:val="46"/>
+          <w:numId w:val="20"/>
         </w:numPr>
       </w:pPr>
       <w:r>
@@ -24182,7 +24182,7 @@
         <w:pStyle w:val="ae"/>
         <w:numPr>
           <w:ilvl w:val="1"/>
-          <w:numId w:val="46"/>
+          <w:numId w:val="20"/>
         </w:numPr>
       </w:pPr>
       <w:r>
@@ -24200,7 +24200,7 @@
         <w:pStyle w:val="ae"/>
         <w:numPr>
           <w:ilvl w:val="1"/>
-          <w:numId w:val="46"/>
+          <w:numId w:val="20"/>
         </w:numPr>
       </w:pPr>
       <w:r>
@@ -24218,7 +24218,7 @@
         <w:pStyle w:val="ae"/>
         <w:numPr>
           <w:ilvl w:val="1"/>
-          <w:numId w:val="46"/>
+          <w:numId w:val="20"/>
         </w:numPr>
       </w:pPr>
       <w:r>
@@ -24510,7 +24510,7 @@
         <w:pStyle w:val="ae"/>
         <w:numPr>
           <w:ilvl w:val="0"/>
-          <w:numId w:val="29"/>
+          <w:numId w:val="6"/>
         </w:numPr>
       </w:pPr>
       <w:r>
@@ -24538,7 +24538,7 @@
         <w:pStyle w:val="ae"/>
         <w:numPr>
           <w:ilvl w:val="0"/>
-          <w:numId w:val="29"/>
+          <w:numId w:val="6"/>
         </w:numPr>
       </w:pPr>
       <w:r>
@@ -24560,7 +24560,7 @@
         <w:pStyle w:val="ae"/>
         <w:numPr>
           <w:ilvl w:val="0"/>
-          <w:numId w:val="29"/>
+          <w:numId w:val="6"/>
         </w:numPr>
       </w:pPr>
       <w:r>
@@ -24615,7 +24615,7 @@
         <w:pStyle w:val="ae"/>
         <w:numPr>
           <w:ilvl w:val="0"/>
-          <w:numId w:val="30"/>
+          <w:numId w:val="7"/>
         </w:numPr>
       </w:pPr>
       <w:r>
@@ -24637,7 +24637,7 @@
         <w:pStyle w:val="ae"/>
         <w:numPr>
           <w:ilvl w:val="0"/>
-          <w:numId w:val="30"/>
+          <w:numId w:val="7"/>
         </w:numPr>
       </w:pPr>
       <w:r>
@@ -24659,7 +24659,7 @@
         <w:pStyle w:val="ae"/>
         <w:numPr>
           <w:ilvl w:val="0"/>
-          <w:numId w:val="30"/>
+          <w:numId w:val="7"/>
         </w:numPr>
       </w:pPr>
       <w:r>
@@ -24681,7 +24681,7 @@
         <w:pStyle w:val="ae"/>
         <w:numPr>
           <w:ilvl w:val="0"/>
-          <w:numId w:val="30"/>
+          <w:numId w:val="7"/>
         </w:numPr>
       </w:pPr>
       <w:r>
@@ -24970,7 +24970,7 @@
         <w:pStyle w:val="ae"/>
         <w:numPr>
           <w:ilvl w:val="0"/>
-          <w:numId w:val="51"/>
+          <w:numId w:val="21"/>
         </w:numPr>
         <w:tabs>
           <w:tab w:val="clear" w:pos="720"/>
@@ -25002,7 +25002,7 @@
         <w:pStyle w:val="ae"/>
         <w:numPr>
           <w:ilvl w:val="0"/>
-          <w:numId w:val="51"/>
+          <w:numId w:val="21"/>
         </w:numPr>
         <w:tabs>
           <w:tab w:val="clear" w:pos="720"/>
@@ -25034,7 +25034,7 @@
         <w:pStyle w:val="ae"/>
         <w:numPr>
           <w:ilvl w:val="0"/>
-          <w:numId w:val="51"/>
+          <w:numId w:val="21"/>
         </w:numPr>
         <w:tabs>
           <w:tab w:val="clear" w:pos="720"/>
@@ -25171,7 +25171,7 @@
         <w:pStyle w:val="ae"/>
         <w:numPr>
           <w:ilvl w:val="0"/>
-          <w:numId w:val="52"/>
+          <w:numId w:val="22"/>
         </w:numPr>
       </w:pPr>
       <w:r>
@@ -25190,7 +25190,7 @@
         <w:pStyle w:val="ae"/>
         <w:numPr>
           <w:ilvl w:val="0"/>
-          <w:numId w:val="52"/>
+          <w:numId w:val="22"/>
         </w:numPr>
       </w:pPr>
       <w:r>
@@ -25209,7 +25209,7 @@
         <w:pStyle w:val="ae"/>
         <w:numPr>
           <w:ilvl w:val="0"/>
-          <w:numId w:val="52"/>
+          <w:numId w:val="22"/>
         </w:numPr>
       </w:pPr>
       <w:r>
@@ -25228,7 +25228,7 @@
         <w:pStyle w:val="ae"/>
         <w:numPr>
           <w:ilvl w:val="0"/>
-          <w:numId w:val="52"/>
+          <w:numId w:val="22"/>
         </w:numPr>
       </w:pPr>
       <w:r>
@@ -25264,7 +25264,7 @@
         <w:pStyle w:val="ae"/>
         <w:numPr>
           <w:ilvl w:val="0"/>
-          <w:numId w:val="52"/>
+          <w:numId w:val="22"/>
         </w:numPr>
       </w:pPr>
       <w:r>
@@ -25370,7 +25370,7 @@
         <w:pStyle w:val="ae"/>
         <w:numPr>
           <w:ilvl w:val="0"/>
-          <w:numId w:val="53"/>
+          <w:numId w:val="23"/>
         </w:numPr>
         <w:ind w:firstLine="426"/>
       </w:pPr>
@@ -25410,7 +25410,7 @@
         <w:pStyle w:val="ae"/>
         <w:numPr>
           <w:ilvl w:val="0"/>
-          <w:numId w:val="53"/>
+          <w:numId w:val="23"/>
         </w:numPr>
         <w:ind w:firstLine="426"/>
       </w:pPr>
@@ -25438,7 +25438,7 @@
         <w:pStyle w:val="ae"/>
         <w:numPr>
           <w:ilvl w:val="0"/>
-          <w:numId w:val="53"/>
+          <w:numId w:val="23"/>
         </w:numPr>
         <w:ind w:firstLine="426"/>
       </w:pPr>
@@ -25532,7 +25532,7 @@
         <w:pStyle w:val="ae"/>
         <w:numPr>
           <w:ilvl w:val="0"/>
-          <w:numId w:val="54"/>
+          <w:numId w:val="24"/>
         </w:numPr>
         <w:tabs>
           <w:tab w:val="clear" w:pos="720"/>
@@ -25552,7 +25552,7 @@
         <w:pStyle w:val="ae"/>
         <w:numPr>
           <w:ilvl w:val="0"/>
-          <w:numId w:val="54"/>
+          <w:numId w:val="24"/>
         </w:numPr>
         <w:tabs>
           <w:tab w:val="clear" w:pos="720"/>
@@ -25581,7 +25581,7 @@
         <w:pStyle w:val="ae"/>
         <w:numPr>
           <w:ilvl w:val="0"/>
-          <w:numId w:val="54"/>
+          <w:numId w:val="24"/>
         </w:numPr>
         <w:tabs>
           <w:tab w:val="clear" w:pos="720"/>
@@ -25778,7 +25778,7 @@
         <w:pStyle w:val="ae"/>
         <w:numPr>
           <w:ilvl w:val="0"/>
-          <w:numId w:val="54"/>
+          <w:numId w:val="24"/>
         </w:numPr>
         <w:ind w:firstLine="426"/>
       </w:pPr>
@@ -25797,7 +25797,7 @@
         <w:pStyle w:val="ae"/>
         <w:numPr>
           <w:ilvl w:val="0"/>
-          <w:numId w:val="54"/>
+          <w:numId w:val="24"/>
         </w:numPr>
         <w:ind w:firstLine="426"/>
       </w:pPr>
@@ -25813,7 +25813,7 @@
         <w:pStyle w:val="ae"/>
         <w:numPr>
           <w:ilvl w:val="0"/>
-          <w:numId w:val="54"/>
+          <w:numId w:val="24"/>
         </w:numPr>
         <w:ind w:firstLine="426"/>
       </w:pPr>
@@ -25920,7 +25920,7 @@
         <w:pStyle w:val="ae"/>
         <w:numPr>
           <w:ilvl w:val="0"/>
-          <w:numId w:val="56"/>
+          <w:numId w:val="25"/>
         </w:numPr>
         <w:ind w:firstLine="414"/>
       </w:pPr>
@@ -25933,7 +25933,7 @@
         <w:pStyle w:val="ae"/>
         <w:numPr>
           <w:ilvl w:val="0"/>
-          <w:numId w:val="56"/>
+          <w:numId w:val="25"/>
         </w:numPr>
         <w:ind w:firstLine="414"/>
       </w:pPr>
@@ -25946,7 +25946,7 @@
         <w:pStyle w:val="ae"/>
         <w:numPr>
           <w:ilvl w:val="0"/>
-          <w:numId w:val="56"/>
+          <w:numId w:val="25"/>
         </w:numPr>
         <w:ind w:firstLine="414"/>
       </w:pPr>
@@ -26315,7 +26315,7 @@
         <w:pStyle w:val="ae"/>
         <w:numPr>
           <w:ilvl w:val="0"/>
-          <w:numId w:val="57"/>
+          <w:numId w:val="26"/>
         </w:numPr>
       </w:pPr>
       <w:r>
@@ -26333,7 +26333,7 @@
         <w:pStyle w:val="ae"/>
         <w:numPr>
           <w:ilvl w:val="0"/>
-          <w:numId w:val="57"/>
+          <w:numId w:val="26"/>
         </w:numPr>
       </w:pPr>
       <w:r>
@@ -26386,7 +26386,7 @@
         <w:pStyle w:val="ae"/>
         <w:numPr>
           <w:ilvl w:val="0"/>
-          <w:numId w:val="58"/>
+          <w:numId w:val="27"/>
         </w:numPr>
       </w:pPr>
       <w:r>
@@ -26411,7 +26411,7 @@
         <w:pStyle w:val="ae"/>
         <w:numPr>
           <w:ilvl w:val="0"/>
-          <w:numId w:val="58"/>
+          <w:numId w:val="27"/>
         </w:numPr>
       </w:pPr>
       <w:r>
@@ -26439,7 +26439,7 @@
         <w:pStyle w:val="ae"/>
         <w:numPr>
           <w:ilvl w:val="0"/>
-          <w:numId w:val="58"/>
+          <w:numId w:val="27"/>
         </w:numPr>
       </w:pPr>
       <w:r>
@@ -26467,7 +26467,7 @@
         <w:pStyle w:val="ae"/>
         <w:numPr>
           <w:ilvl w:val="0"/>
-          <w:numId w:val="58"/>
+          <w:numId w:val="27"/>
         </w:numPr>
       </w:pPr>
       <w:r>
@@ -26489,7 +26489,7 @@
         <w:pStyle w:val="ae"/>
         <w:numPr>
           <w:ilvl w:val="0"/>
-          <w:numId w:val="58"/>
+          <w:numId w:val="27"/>
         </w:numPr>
         <w:spacing w:line="360" w:lineRule="auto"/>
       </w:pPr>
@@ -30153,12 +30153,20 @@
         <w:pStyle w:val="ae"/>
         <w:spacing w:line="360" w:lineRule="auto"/>
         <w:rPr>
+          <w:b/>
+          <w:bCs/>
+          <w:color w:val="4472C4" w:themeColor="accent1"/>
+        </w:rPr>
+      </w:pPr>
+      <w:r>
+        <w:rPr>
           <w:rFonts w:hint="eastAsia"/>
           <w:b/>
           <w:bCs/>
           <w:color w:val="4472C4" w:themeColor="accent1"/>
         </w:rPr>
-      </w:pPr>
+        <w:t xml:space="preserve">1 </w:t>
+      </w:r>
       <w:r>
         <w:rPr>
           <w:rFonts w:hint="eastAsia"/>
@@ -32242,23 +32250,7 @@
               <w:sz w:val="22"/>
               <w:szCs w:val="22"/>
             </w:rPr>
-            <m:t xml:space="preserve">   </m:t>
-          </m:r>
-          <m:r>
-            <w:rPr>
-              <w:rFonts w:ascii="Cambria Math" w:hAnsi="Cambria Math"/>
-              <w:sz w:val="22"/>
-              <w:szCs w:val="22"/>
-            </w:rPr>
-            <m:t xml:space="preserve">(Spiral Freezer, </m:t>
-          </m:r>
-          <m:r>
-            <w:rPr>
-              <w:rFonts w:ascii="Cambria Math" w:hAnsi="Cambria Math"/>
-              <w:sz w:val="22"/>
-              <w:szCs w:val="22"/>
-            </w:rPr>
-            <m:t xml:space="preserve">here  </m:t>
+            <m:t xml:space="preserve">   (Spiral Freezer, here  </m:t>
           </m:r>
           <m:sSub>
             <m:sSubPr>
@@ -32338,15 +32330,262 @@
               <w:sz w:val="22"/>
               <w:szCs w:val="22"/>
             </w:rPr>
-            <m:t>+…</m:t>
+            <m:t>+…)</m:t>
           </m:r>
+        </m:oMath>
+      </m:oMathPara>
+    </w:p>
+    <w:p>
+      <w:pPr>
+        <w:pStyle w:val="ae"/>
+      </w:pPr>
+    </w:p>
+    <w:p>
+      <w:pPr>
+        <w:pStyle w:val="ae"/>
+      </w:pPr>
+    </w:p>
+    <w:p>
+      <w:pPr>
+        <w:pStyle w:val="ae"/>
+        <w:spacing w:line="360" w:lineRule="auto"/>
+        <w:rPr>
+          <w:b/>
+          <w:bCs/>
+          <w:color w:val="4472C4" w:themeColor="accent1"/>
+        </w:rPr>
+      </w:pPr>
+      <w:r>
+        <w:rPr>
+          <w:rFonts w:hint="eastAsia"/>
+          <w:b/>
+          <w:bCs/>
+          <w:color w:val="4472C4" w:themeColor="accent1"/>
+        </w:rPr>
+        <w:t>2 Slipping Phenomenon</w:t>
+      </w:r>
+    </w:p>
+    <w:p>
+      <w:pPr>
+        <w:pStyle w:val="ae"/>
+        <w:spacing w:line="360" w:lineRule="auto"/>
+        <w:rPr>
+          <w:i/>
+        </w:rPr>
+      </w:pPr>
+      <m:oMathPara>
+        <m:oMath>
+          <m:sSub>
+            <m:sSubPr>
+              <m:ctrlPr>
+                <w:rPr>
+                  <w:rFonts w:ascii="Cambria Math" w:hAnsi="Cambria Math"/>
+                  <w:i/>
+                </w:rPr>
+              </m:ctrlPr>
+            </m:sSubPr>
+            <m:e>
+              <m:r>
+                <w:rPr>
+                  <w:rFonts w:ascii="Cambria Math" w:hAnsi="Cambria Math"/>
+                </w:rPr>
+                <m:t>f</m:t>
+              </m:r>
+            </m:e>
+            <m:sub>
+              <m:r>
+                <w:rPr>
+                  <w:rFonts w:ascii="Cambria Math" w:hAnsi="Cambria Math"/>
+                </w:rPr>
+                <m:t>static, max</m:t>
+              </m:r>
+            </m:sub>
+          </m:sSub>
           <m:r>
             <w:rPr>
               <w:rFonts w:ascii="Cambria Math" w:hAnsi="Cambria Math"/>
-              <w:sz w:val="22"/>
-              <w:szCs w:val="22"/>
             </w:rPr>
-            <m:t>)</m:t>
+            <m:t>=</m:t>
+          </m:r>
+          <w:bookmarkStart w:id="2" w:name="OLE_LINK2"/>
+          <m:sSub>
+            <m:sSubPr>
+              <m:ctrlPr>
+                <w:rPr>
+                  <w:rFonts w:ascii="Cambria Math" w:hAnsi="Cambria Math"/>
+                  <w:i/>
+                </w:rPr>
+              </m:ctrlPr>
+            </m:sSubPr>
+            <m:e>
+              <m:r>
+                <w:rPr>
+                  <w:rFonts w:ascii="Cambria Math" w:hAnsi="Cambria Math" w:hint="eastAsia"/>
+                </w:rPr>
+                <m:t>F</m:t>
+              </m:r>
+            </m:e>
+            <m:sub>
+              <m:r>
+                <w:rPr>
+                  <w:rFonts w:ascii="Cambria Math" w:hAnsi="Cambria Math"/>
+                </w:rPr>
+                <m:t>in</m:t>
+              </m:r>
+            </m:sub>
+          </m:sSub>
+          <w:bookmarkEnd w:id="2"/>
+          <m:r>
+            <w:rPr>
+              <w:rFonts w:ascii="Cambria Math" w:hAnsi="Cambria Math"/>
+            </w:rPr>
+            <m:t>∙</m:t>
+          </m:r>
+          <m:d>
+            <m:dPr>
+              <m:ctrlPr>
+                <w:rPr>
+                  <w:rFonts w:ascii="Cambria Math" w:hAnsi="Cambria Math"/>
+                  <w:i/>
+                </w:rPr>
+              </m:ctrlPr>
+            </m:dPr>
+            <m:e>
+              <m:sSup>
+                <m:sSupPr>
+                  <m:ctrlPr>
+                    <w:rPr>
+                      <w:rFonts w:ascii="Cambria Math" w:hAnsi="Cambria Math"/>
+                      <w:i/>
+                    </w:rPr>
+                  </m:ctrlPr>
+                </m:sSupPr>
+                <m:e>
+                  <m:r>
+                    <w:rPr>
+                      <w:rFonts w:ascii="Cambria Math" w:hAnsi="Cambria Math"/>
+                    </w:rPr>
+                    <m:t>e</m:t>
+                  </m:r>
+                </m:e>
+                <m:sup>
+                  <m:r>
+                    <w:rPr>
+                      <w:rFonts w:ascii="Cambria Math" w:hAnsi="Cambria Math"/>
+                    </w:rPr>
+                    <m:t>μθ</m:t>
+                  </m:r>
+                </m:sup>
+              </m:sSup>
+              <m:r>
+                <w:rPr>
+                  <w:rFonts w:ascii="Cambria Math" w:hAnsi="Cambria Math"/>
+                </w:rPr>
+                <m:t>-1</m:t>
+              </m:r>
+            </m:e>
+          </m:d>
+          <m:r>
+            <w:rPr>
+              <w:rFonts w:ascii="Cambria Math" w:hAnsi="Cambria Math"/>
+            </w:rPr>
+            <m:t xml:space="preserve">,  </m:t>
+          </m:r>
+          <m:sSub>
+            <m:sSubPr>
+              <m:ctrlPr>
+                <w:rPr>
+                  <w:rFonts w:ascii="Cambria Math" w:hAnsi="Cambria Math"/>
+                  <w:i/>
+                </w:rPr>
+              </m:ctrlPr>
+            </m:sSubPr>
+            <m:e>
+              <m:r>
+                <w:rPr>
+                  <w:rFonts w:ascii="Cambria Math" w:hAnsi="Cambria Math"/>
+                </w:rPr>
+                <m:t>F</m:t>
+              </m:r>
+            </m:e>
+            <m:sub>
+              <m:r>
+                <w:rPr>
+                  <w:rFonts w:ascii="Cambria Math" w:hAnsi="Cambria Math"/>
+                </w:rPr>
+                <m:t>load</m:t>
+              </m:r>
+            </m:sub>
+          </m:sSub>
+          <m:r>
+            <w:rPr>
+              <w:rFonts w:ascii="Cambria Math" w:hAnsi="Cambria Math"/>
+            </w:rPr>
+            <m:t>&lt;</m:t>
+          </m:r>
+          <m:sSub>
+            <m:sSubPr>
+              <m:ctrlPr>
+                <w:rPr>
+                  <w:rFonts w:ascii="Cambria Math" w:hAnsi="Cambria Math"/>
+                  <w:i/>
+                </w:rPr>
+              </m:ctrlPr>
+            </m:sSubPr>
+            <m:e>
+              <m:r>
+                <w:rPr>
+                  <w:rFonts w:ascii="Cambria Math" w:hAnsi="Cambria Math"/>
+                </w:rPr>
+                <m:t>f</m:t>
+              </m:r>
+            </m:e>
+            <m:sub>
+              <m:r>
+                <w:rPr>
+                  <w:rFonts w:ascii="Cambria Math" w:hAnsi="Cambria Math"/>
+                </w:rPr>
+                <m:t>static, max</m:t>
+              </m:r>
+            </m:sub>
+          </m:sSub>
+          <m:r>
+            <w:rPr>
+              <w:rFonts w:ascii="Cambria Math" w:hAnsi="Cambria Math"/>
+            </w:rPr>
+            <m:t>+</m:t>
+          </m:r>
+          <m:sSub>
+            <m:sSubPr>
+              <m:ctrlPr>
+                <w:rPr>
+                  <w:rFonts w:ascii="Cambria Math" w:hAnsi="Cambria Math"/>
+                  <w:i/>
+                </w:rPr>
+              </m:ctrlPr>
+            </m:sSubPr>
+            <m:e>
+              <m:r>
+                <w:rPr>
+                  <w:rFonts w:ascii="Cambria Math" w:hAnsi="Cambria Math" w:hint="eastAsia"/>
+                </w:rPr>
+                <m:t>F</m:t>
+              </m:r>
+            </m:e>
+            <m:sub>
+              <m:r>
+                <w:rPr>
+                  <w:rFonts w:ascii="Cambria Math" w:hAnsi="Cambria Math"/>
+                </w:rPr>
+                <m:t>in</m:t>
+              </m:r>
+            </m:sub>
+          </m:sSub>
+          <m:r>
+            <w:rPr>
+              <w:rFonts w:ascii="Cambria Math" w:hAnsi="Cambria Math"/>
+            </w:rPr>
+            <m:t xml:space="preserve">  (no slipping)</m:t>
           </m:r>
         </m:oMath>
       </m:oMathPara>
@@ -32354,37 +32593,32 @@
     <w:p>
       <w:pPr>
         <w:pStyle w:val="ae"/>
-      </w:pPr>
-    </w:p>
-    <w:p>
-      <w:pPr>
-        <w:pStyle w:val="ae"/>
-      </w:pPr>
-    </w:p>
-    <w:p>
-      <w:pPr>
-        <w:pStyle w:val="ae"/>
-      </w:pPr>
-    </w:p>
-    <w:p>
-      <w:pPr>
-        <w:pStyle w:val="ae"/>
-      </w:pPr>
-    </w:p>
-    <w:p>
-      <w:pPr>
-        <w:pStyle w:val="ae"/>
-      </w:pPr>
-    </w:p>
-    <w:p>
-      <w:pPr>
-        <w:pStyle w:val="ae"/>
-      </w:pPr>
-    </w:p>
-    <w:p>
-      <w:pPr>
-        <w:pStyle w:val="ae"/>
-      </w:pPr>
+        <w:spacing w:line="360" w:lineRule="auto"/>
+        <w:rPr>
+          <w:i/>
+        </w:rPr>
+      </w:pPr>
+      <m:oMathPara>
+        <m:oMath>
+          <m:r>
+            <w:rPr>
+              <w:rFonts w:ascii="Cambria Math" w:hAnsi="Cambria Math"/>
+            </w:rPr>
+            <m:t>θ=2πn;   n is number of turning</m:t>
+          </m:r>
+        </m:oMath>
+      </m:oMathPara>
+    </w:p>
+    <w:p>
+      <w:pPr>
+        <w:pStyle w:val="ae"/>
+      </w:pPr>
+      <w:r>
+        <w:rPr>
+          <w:rFonts w:hint="eastAsia"/>
+        </w:rPr>
+        <w:t xml:space="preserve">   For Freezer Drum, T, torque driven belt, &lt; static friction between belt and drum </w:t>
+      </w:r>
     </w:p>
     <w:p>
       <w:pPr>
@@ -33035,9 +33269,9 @@
     </w:lvl>
   </w:abstractNum>
   <w:abstractNum w:abstractNumId="4" w15:restartNumberingAfterBreak="0">
-    <w:nsid w:val="08141417"/>
+    <w:nsid w:val="11593B10"/>
     <w:multiLevelType w:val="multilevel"/>
-    <w:tmpl w:val="E7125408"/>
+    <w:tmpl w:val="2776274A"/>
     <w:lvl w:ilvl="0">
       <w:start w:val="1"/>
       <w:numFmt w:val="bullet"/>
@@ -33184,9 +33418,9 @@
     </w:lvl>
   </w:abstractNum>
   <w:abstractNum w:abstractNumId="5" w15:restartNumberingAfterBreak="0">
-    <w:nsid w:val="091E7AC1"/>
+    <w:nsid w:val="2759475E"/>
     <w:multiLevelType w:val="multilevel"/>
-    <w:tmpl w:val="41DACAF8"/>
+    <w:tmpl w:val="523A1046"/>
     <w:lvl w:ilvl="0">
       <w:start w:val="1"/>
       <w:numFmt w:val="bullet"/>
@@ -33333,9 +33567,9 @@
     </w:lvl>
   </w:abstractNum>
   <w:abstractNum w:abstractNumId="6" w15:restartNumberingAfterBreak="0">
-    <w:nsid w:val="0E7260A9"/>
+    <w:nsid w:val="316A7BF2"/>
     <w:multiLevelType w:val="multilevel"/>
-    <w:tmpl w:val="D7F09F5A"/>
+    <w:tmpl w:val="8B049E88"/>
     <w:lvl w:ilvl="0">
       <w:start w:val="1"/>
       <w:numFmt w:val="bullet"/>
@@ -33482,122 +33716,9 @@
     </w:lvl>
   </w:abstractNum>
   <w:abstractNum w:abstractNumId="7" w15:restartNumberingAfterBreak="0">
-    <w:nsid w:val="109E1E9D"/>
-    <w:multiLevelType w:val="hybridMultilevel"/>
-    <w:tmpl w:val="582CEC40"/>
-    <w:lvl w:ilvl="0" w:tplc="04090001">
-      <w:start w:val="1"/>
-      <w:numFmt w:val="bullet"/>
-      <w:lvlText w:val=""/>
-      <w:lvlJc w:val="left"/>
-      <w:pPr>
-        <w:ind w:left="1800" w:hanging="360"/>
-      </w:pPr>
-      <w:rPr>
-        <w:rFonts w:ascii="Symbol" w:hAnsi="Symbol" w:hint="default"/>
-      </w:rPr>
-    </w:lvl>
-    <w:lvl w:ilvl="1" w:tplc="04090003" w:tentative="1">
-      <w:start w:val="1"/>
-      <w:numFmt w:val="bullet"/>
-      <w:lvlText w:val="o"/>
-      <w:lvlJc w:val="left"/>
-      <w:pPr>
-        <w:ind w:left="2520" w:hanging="360"/>
-      </w:pPr>
-      <w:rPr>
-        <w:rFonts w:ascii="Courier New" w:hAnsi="Courier New" w:cs="Courier New" w:hint="default"/>
-      </w:rPr>
-    </w:lvl>
-    <w:lvl w:ilvl="2" w:tplc="04090005" w:tentative="1">
-      <w:start w:val="1"/>
-      <w:numFmt w:val="bullet"/>
-      <w:lvlText w:val=""/>
-      <w:lvlJc w:val="left"/>
-      <w:pPr>
-        <w:ind w:left="3240" w:hanging="360"/>
-      </w:pPr>
-      <w:rPr>
-        <w:rFonts w:ascii="Wingdings" w:hAnsi="Wingdings" w:hint="default"/>
-      </w:rPr>
-    </w:lvl>
-    <w:lvl w:ilvl="3" w:tplc="04090001" w:tentative="1">
-      <w:start w:val="1"/>
-      <w:numFmt w:val="bullet"/>
-      <w:lvlText w:val=""/>
-      <w:lvlJc w:val="left"/>
-      <w:pPr>
-        <w:ind w:left="3960" w:hanging="360"/>
-      </w:pPr>
-      <w:rPr>
-        <w:rFonts w:ascii="Symbol" w:hAnsi="Symbol" w:hint="default"/>
-      </w:rPr>
-    </w:lvl>
-    <w:lvl w:ilvl="4" w:tplc="04090003" w:tentative="1">
-      <w:start w:val="1"/>
-      <w:numFmt w:val="bullet"/>
-      <w:lvlText w:val="o"/>
-      <w:lvlJc w:val="left"/>
-      <w:pPr>
-        <w:ind w:left="4680" w:hanging="360"/>
-      </w:pPr>
-      <w:rPr>
-        <w:rFonts w:ascii="Courier New" w:hAnsi="Courier New" w:cs="Courier New" w:hint="default"/>
-      </w:rPr>
-    </w:lvl>
-    <w:lvl w:ilvl="5" w:tplc="04090005" w:tentative="1">
-      <w:start w:val="1"/>
-      <w:numFmt w:val="bullet"/>
-      <w:lvlText w:val=""/>
-      <w:lvlJc w:val="left"/>
-      <w:pPr>
-        <w:ind w:left="5400" w:hanging="360"/>
-      </w:pPr>
-      <w:rPr>
-        <w:rFonts w:ascii="Wingdings" w:hAnsi="Wingdings" w:hint="default"/>
-      </w:rPr>
-    </w:lvl>
-    <w:lvl w:ilvl="6" w:tplc="04090001" w:tentative="1">
-      <w:start w:val="1"/>
-      <w:numFmt w:val="bullet"/>
-      <w:lvlText w:val=""/>
-      <w:lvlJc w:val="left"/>
-      <w:pPr>
-        <w:ind w:left="6120" w:hanging="360"/>
-      </w:pPr>
-      <w:rPr>
-        <w:rFonts w:ascii="Symbol" w:hAnsi="Symbol" w:hint="default"/>
-      </w:rPr>
-    </w:lvl>
-    <w:lvl w:ilvl="7" w:tplc="04090003" w:tentative="1">
-      <w:start w:val="1"/>
-      <w:numFmt w:val="bullet"/>
-      <w:lvlText w:val="o"/>
-      <w:lvlJc w:val="left"/>
-      <w:pPr>
-        <w:ind w:left="6840" w:hanging="360"/>
-      </w:pPr>
-      <w:rPr>
-        <w:rFonts w:ascii="Courier New" w:hAnsi="Courier New" w:cs="Courier New" w:hint="default"/>
-      </w:rPr>
-    </w:lvl>
-    <w:lvl w:ilvl="8" w:tplc="04090005" w:tentative="1">
-      <w:start w:val="1"/>
-      <w:numFmt w:val="bullet"/>
-      <w:lvlText w:val=""/>
-      <w:lvlJc w:val="left"/>
-      <w:pPr>
-        <w:ind w:left="7560" w:hanging="360"/>
-      </w:pPr>
-      <w:rPr>
-        <w:rFonts w:ascii="Wingdings" w:hAnsi="Wingdings" w:hint="default"/>
-      </w:rPr>
-    </w:lvl>
-  </w:abstractNum>
-  <w:abstractNum w:abstractNumId="8" w15:restartNumberingAfterBreak="0">
-    <w:nsid w:val="11593B10"/>
+    <w:nsid w:val="39C27B65"/>
     <w:multiLevelType w:val="multilevel"/>
-    <w:tmpl w:val="2776274A"/>
+    <w:tmpl w:val="54F2263E"/>
     <w:lvl w:ilvl="0">
       <w:start w:val="1"/>
       <w:numFmt w:val="bullet"/>
@@ -33743,10 +33864,155 @@
       </w:rPr>
     </w:lvl>
   </w:abstractNum>
+  <w:abstractNum w:abstractNumId="8" w15:restartNumberingAfterBreak="0">
+    <w:nsid w:val="3B735B73"/>
+    <w:multiLevelType w:val="multilevel"/>
+    <w:tmpl w:val="4992D5B6"/>
+    <w:lvl w:ilvl="0">
+      <w:start w:val="1"/>
+      <w:numFmt w:val="bullet"/>
+      <w:lvlText w:val=""/>
+      <w:lvlJc w:val="left"/>
+      <w:pPr>
+        <w:tabs>
+          <w:tab w:val="num" w:pos="720"/>
+        </w:tabs>
+        <w:ind w:left="720" w:hanging="360"/>
+      </w:pPr>
+      <w:rPr>
+        <w:rFonts w:ascii="Symbol" w:hAnsi="Symbol" w:hint="default"/>
+        <w:sz w:val="20"/>
+      </w:rPr>
+    </w:lvl>
+    <w:lvl w:ilvl="1">
+      <w:start w:val="1"/>
+      <w:numFmt w:val="bullet"/>
+      <w:lvlText w:val=""/>
+      <w:lvlJc w:val="left"/>
+      <w:pPr>
+        <w:ind w:left="1440" w:hanging="360"/>
+      </w:pPr>
+      <w:rPr>
+        <w:rFonts w:ascii="Symbol" w:hAnsi="Symbol" w:hint="default"/>
+      </w:rPr>
+    </w:lvl>
+    <w:lvl w:ilvl="2" w:tentative="1">
+      <w:start w:val="1"/>
+      <w:numFmt w:val="bullet"/>
+      <w:lvlText w:val=""/>
+      <w:lvlJc w:val="left"/>
+      <w:pPr>
+        <w:tabs>
+          <w:tab w:val="num" w:pos="2160"/>
+        </w:tabs>
+        <w:ind w:left="2160" w:hanging="360"/>
+      </w:pPr>
+      <w:rPr>
+        <w:rFonts w:ascii="Wingdings" w:hAnsi="Wingdings" w:hint="default"/>
+        <w:sz w:val="20"/>
+      </w:rPr>
+    </w:lvl>
+    <w:lvl w:ilvl="3" w:tentative="1">
+      <w:start w:val="1"/>
+      <w:numFmt w:val="bullet"/>
+      <w:lvlText w:val=""/>
+      <w:lvlJc w:val="left"/>
+      <w:pPr>
+        <w:tabs>
+          <w:tab w:val="num" w:pos="2880"/>
+        </w:tabs>
+        <w:ind w:left="2880" w:hanging="360"/>
+      </w:pPr>
+      <w:rPr>
+        <w:rFonts w:ascii="Wingdings" w:hAnsi="Wingdings" w:hint="default"/>
+        <w:sz w:val="20"/>
+      </w:rPr>
+    </w:lvl>
+    <w:lvl w:ilvl="4" w:tentative="1">
+      <w:start w:val="1"/>
+      <w:numFmt w:val="bullet"/>
+      <w:lvlText w:val=""/>
+      <w:lvlJc w:val="left"/>
+      <w:pPr>
+        <w:tabs>
+          <w:tab w:val="num" w:pos="3600"/>
+        </w:tabs>
+        <w:ind w:left="3600" w:hanging="360"/>
+      </w:pPr>
+      <w:rPr>
+        <w:rFonts w:ascii="Wingdings" w:hAnsi="Wingdings" w:hint="default"/>
+        <w:sz w:val="20"/>
+      </w:rPr>
+    </w:lvl>
+    <w:lvl w:ilvl="5" w:tentative="1">
+      <w:start w:val="1"/>
+      <w:numFmt w:val="bullet"/>
+      <w:lvlText w:val=""/>
+      <w:lvlJc w:val="left"/>
+      <w:pPr>
+        <w:tabs>
+          <w:tab w:val="num" w:pos="4320"/>
+        </w:tabs>
+        <w:ind w:left="4320" w:hanging="360"/>
+      </w:pPr>
+      <w:rPr>
+        <w:rFonts w:ascii="Wingdings" w:hAnsi="Wingdings" w:hint="default"/>
+        <w:sz w:val="20"/>
+      </w:rPr>
+    </w:lvl>
+    <w:lvl w:ilvl="6" w:tentative="1">
+      <w:start w:val="1"/>
+      <w:numFmt w:val="bullet"/>
+      <w:lvlText w:val=""/>
+      <w:lvlJc w:val="left"/>
+      <w:pPr>
+        <w:tabs>
+          <w:tab w:val="num" w:pos="5040"/>
+        </w:tabs>
+        <w:ind w:left="5040" w:hanging="360"/>
+      </w:pPr>
+      <w:rPr>
+        <w:rFonts w:ascii="Wingdings" w:hAnsi="Wingdings" w:hint="default"/>
+        <w:sz w:val="20"/>
+      </w:rPr>
+    </w:lvl>
+    <w:lvl w:ilvl="7" w:tentative="1">
+      <w:start w:val="1"/>
+      <w:numFmt w:val="bullet"/>
+      <w:lvlText w:val=""/>
+      <w:lvlJc w:val="left"/>
+      <w:pPr>
+        <w:tabs>
+          <w:tab w:val="num" w:pos="5760"/>
+        </w:tabs>
+        <w:ind w:left="5760" w:hanging="360"/>
+      </w:pPr>
+      <w:rPr>
+        <w:rFonts w:ascii="Wingdings" w:hAnsi="Wingdings" w:hint="default"/>
+        <w:sz w:val="20"/>
+      </w:rPr>
+    </w:lvl>
+    <w:lvl w:ilvl="8" w:tentative="1">
+      <w:start w:val="1"/>
+      <w:numFmt w:val="bullet"/>
+      <w:lvlText w:val=""/>
+      <w:lvlJc w:val="left"/>
+      <w:pPr>
+        <w:tabs>
+          <w:tab w:val="num" w:pos="6480"/>
+        </w:tabs>
+        <w:ind w:left="6480" w:hanging="360"/>
+      </w:pPr>
+      <w:rPr>
+        <w:rFonts w:ascii="Wingdings" w:hAnsi="Wingdings" w:hint="default"/>
+        <w:sz w:val="20"/>
+      </w:rPr>
+    </w:lvl>
+  </w:abstractNum>
   <w:abstractNum w:abstractNumId="9" w15:restartNumberingAfterBreak="0">
-    <w:nsid w:val="1E805878"/>
+    <w:nsid w:val="3D9A02B8"/>
     <w:multiLevelType w:val="multilevel"/>
-    <w:tmpl w:val="63704144"/>
+    <w:tmpl w:val="2FCABCB2"/>
     <w:lvl w:ilvl="0">
       <w:start w:val="1"/>
       <w:numFmt w:val="bullet"/>
@@ -33893,9 +34159,1359 @@
     </w:lvl>
   </w:abstractNum>
   <w:abstractNum w:abstractNumId="10" w15:restartNumberingAfterBreak="0">
-    <w:nsid w:val="1EBB1A77"/>
+    <w:nsid w:val="4274254C"/>
+    <w:multiLevelType w:val="multilevel"/>
+    <w:tmpl w:val="2FCABCB2"/>
+    <w:lvl w:ilvl="0">
+      <w:start w:val="1"/>
+      <w:numFmt w:val="bullet"/>
+      <w:lvlText w:val=""/>
+      <w:lvlJc w:val="left"/>
+      <w:pPr>
+        <w:tabs>
+          <w:tab w:val="num" w:pos="720"/>
+        </w:tabs>
+        <w:ind w:left="720" w:hanging="360"/>
+      </w:pPr>
+      <w:rPr>
+        <w:rFonts w:ascii="Symbol" w:hAnsi="Symbol" w:hint="default"/>
+        <w:sz w:val="20"/>
+      </w:rPr>
+    </w:lvl>
+    <w:lvl w:ilvl="1" w:tentative="1">
+      <w:start w:val="1"/>
+      <w:numFmt w:val="bullet"/>
+      <w:lvlText w:val="o"/>
+      <w:lvlJc w:val="left"/>
+      <w:pPr>
+        <w:tabs>
+          <w:tab w:val="num" w:pos="1440"/>
+        </w:tabs>
+        <w:ind w:left="1440" w:hanging="360"/>
+      </w:pPr>
+      <w:rPr>
+        <w:rFonts w:ascii="Courier New" w:hAnsi="Courier New" w:hint="default"/>
+        <w:sz w:val="20"/>
+      </w:rPr>
+    </w:lvl>
+    <w:lvl w:ilvl="2" w:tentative="1">
+      <w:start w:val="1"/>
+      <w:numFmt w:val="bullet"/>
+      <w:lvlText w:val=""/>
+      <w:lvlJc w:val="left"/>
+      <w:pPr>
+        <w:tabs>
+          <w:tab w:val="num" w:pos="2160"/>
+        </w:tabs>
+        <w:ind w:left="2160" w:hanging="360"/>
+      </w:pPr>
+      <w:rPr>
+        <w:rFonts w:ascii="Wingdings" w:hAnsi="Wingdings" w:hint="default"/>
+        <w:sz w:val="20"/>
+      </w:rPr>
+    </w:lvl>
+    <w:lvl w:ilvl="3" w:tentative="1">
+      <w:start w:val="1"/>
+      <w:numFmt w:val="bullet"/>
+      <w:lvlText w:val=""/>
+      <w:lvlJc w:val="left"/>
+      <w:pPr>
+        <w:tabs>
+          <w:tab w:val="num" w:pos="2880"/>
+        </w:tabs>
+        <w:ind w:left="2880" w:hanging="360"/>
+      </w:pPr>
+      <w:rPr>
+        <w:rFonts w:ascii="Wingdings" w:hAnsi="Wingdings" w:hint="default"/>
+        <w:sz w:val="20"/>
+      </w:rPr>
+    </w:lvl>
+    <w:lvl w:ilvl="4" w:tentative="1">
+      <w:start w:val="1"/>
+      <w:numFmt w:val="bullet"/>
+      <w:lvlText w:val=""/>
+      <w:lvlJc w:val="left"/>
+      <w:pPr>
+        <w:tabs>
+          <w:tab w:val="num" w:pos="3600"/>
+        </w:tabs>
+        <w:ind w:left="3600" w:hanging="360"/>
+      </w:pPr>
+      <w:rPr>
+        <w:rFonts w:ascii="Wingdings" w:hAnsi="Wingdings" w:hint="default"/>
+        <w:sz w:val="20"/>
+      </w:rPr>
+    </w:lvl>
+    <w:lvl w:ilvl="5" w:tentative="1">
+      <w:start w:val="1"/>
+      <w:numFmt w:val="bullet"/>
+      <w:lvlText w:val=""/>
+      <w:lvlJc w:val="left"/>
+      <w:pPr>
+        <w:tabs>
+          <w:tab w:val="num" w:pos="4320"/>
+        </w:tabs>
+        <w:ind w:left="4320" w:hanging="360"/>
+      </w:pPr>
+      <w:rPr>
+        <w:rFonts w:ascii="Wingdings" w:hAnsi="Wingdings" w:hint="default"/>
+        <w:sz w:val="20"/>
+      </w:rPr>
+    </w:lvl>
+    <w:lvl w:ilvl="6" w:tentative="1">
+      <w:start w:val="1"/>
+      <w:numFmt w:val="bullet"/>
+      <w:lvlText w:val=""/>
+      <w:lvlJc w:val="left"/>
+      <w:pPr>
+        <w:tabs>
+          <w:tab w:val="num" w:pos="5040"/>
+        </w:tabs>
+        <w:ind w:left="5040" w:hanging="360"/>
+      </w:pPr>
+      <w:rPr>
+        <w:rFonts w:ascii="Wingdings" w:hAnsi="Wingdings" w:hint="default"/>
+        <w:sz w:val="20"/>
+      </w:rPr>
+    </w:lvl>
+    <w:lvl w:ilvl="7" w:tentative="1">
+      <w:start w:val="1"/>
+      <w:numFmt w:val="bullet"/>
+      <w:lvlText w:val=""/>
+      <w:lvlJc w:val="left"/>
+      <w:pPr>
+        <w:tabs>
+          <w:tab w:val="num" w:pos="5760"/>
+        </w:tabs>
+        <w:ind w:left="5760" w:hanging="360"/>
+      </w:pPr>
+      <w:rPr>
+        <w:rFonts w:ascii="Wingdings" w:hAnsi="Wingdings" w:hint="default"/>
+        <w:sz w:val="20"/>
+      </w:rPr>
+    </w:lvl>
+    <w:lvl w:ilvl="8" w:tentative="1">
+      <w:start w:val="1"/>
+      <w:numFmt w:val="bullet"/>
+      <w:lvlText w:val=""/>
+      <w:lvlJc w:val="left"/>
+      <w:pPr>
+        <w:tabs>
+          <w:tab w:val="num" w:pos="6480"/>
+        </w:tabs>
+        <w:ind w:left="6480" w:hanging="360"/>
+      </w:pPr>
+      <w:rPr>
+        <w:rFonts w:ascii="Wingdings" w:hAnsi="Wingdings" w:hint="default"/>
+        <w:sz w:val="20"/>
+      </w:rPr>
+    </w:lvl>
+  </w:abstractNum>
+  <w:abstractNum w:abstractNumId="11" w15:restartNumberingAfterBreak="0">
+    <w:nsid w:val="4730326D"/>
+    <w:multiLevelType w:val="multilevel"/>
+    <w:tmpl w:val="2FCABCB2"/>
+    <w:lvl w:ilvl="0">
+      <w:start w:val="1"/>
+      <w:numFmt w:val="bullet"/>
+      <w:lvlText w:val=""/>
+      <w:lvlJc w:val="left"/>
+      <w:pPr>
+        <w:tabs>
+          <w:tab w:val="num" w:pos="720"/>
+        </w:tabs>
+        <w:ind w:left="720" w:hanging="360"/>
+      </w:pPr>
+      <w:rPr>
+        <w:rFonts w:ascii="Symbol" w:hAnsi="Symbol" w:hint="default"/>
+        <w:sz w:val="20"/>
+      </w:rPr>
+    </w:lvl>
+    <w:lvl w:ilvl="1" w:tentative="1">
+      <w:start w:val="1"/>
+      <w:numFmt w:val="bullet"/>
+      <w:lvlText w:val="o"/>
+      <w:lvlJc w:val="left"/>
+      <w:pPr>
+        <w:tabs>
+          <w:tab w:val="num" w:pos="1440"/>
+        </w:tabs>
+        <w:ind w:left="1440" w:hanging="360"/>
+      </w:pPr>
+      <w:rPr>
+        <w:rFonts w:ascii="Courier New" w:hAnsi="Courier New" w:hint="default"/>
+        <w:sz w:val="20"/>
+      </w:rPr>
+    </w:lvl>
+    <w:lvl w:ilvl="2" w:tentative="1">
+      <w:start w:val="1"/>
+      <w:numFmt w:val="bullet"/>
+      <w:lvlText w:val=""/>
+      <w:lvlJc w:val="left"/>
+      <w:pPr>
+        <w:tabs>
+          <w:tab w:val="num" w:pos="2160"/>
+        </w:tabs>
+        <w:ind w:left="2160" w:hanging="360"/>
+      </w:pPr>
+      <w:rPr>
+        <w:rFonts w:ascii="Wingdings" w:hAnsi="Wingdings" w:hint="default"/>
+        <w:sz w:val="20"/>
+      </w:rPr>
+    </w:lvl>
+    <w:lvl w:ilvl="3" w:tentative="1">
+      <w:start w:val="1"/>
+      <w:numFmt w:val="bullet"/>
+      <w:lvlText w:val=""/>
+      <w:lvlJc w:val="left"/>
+      <w:pPr>
+        <w:tabs>
+          <w:tab w:val="num" w:pos="2880"/>
+        </w:tabs>
+        <w:ind w:left="2880" w:hanging="360"/>
+      </w:pPr>
+      <w:rPr>
+        <w:rFonts w:ascii="Wingdings" w:hAnsi="Wingdings" w:hint="default"/>
+        <w:sz w:val="20"/>
+      </w:rPr>
+    </w:lvl>
+    <w:lvl w:ilvl="4" w:tentative="1">
+      <w:start w:val="1"/>
+      <w:numFmt w:val="bullet"/>
+      <w:lvlText w:val=""/>
+      <w:lvlJc w:val="left"/>
+      <w:pPr>
+        <w:tabs>
+          <w:tab w:val="num" w:pos="3600"/>
+        </w:tabs>
+        <w:ind w:left="3600" w:hanging="360"/>
+      </w:pPr>
+      <w:rPr>
+        <w:rFonts w:ascii="Wingdings" w:hAnsi="Wingdings" w:hint="default"/>
+        <w:sz w:val="20"/>
+      </w:rPr>
+    </w:lvl>
+    <w:lvl w:ilvl="5" w:tentative="1">
+      <w:start w:val="1"/>
+      <w:numFmt w:val="bullet"/>
+      <w:lvlText w:val=""/>
+      <w:lvlJc w:val="left"/>
+      <w:pPr>
+        <w:tabs>
+          <w:tab w:val="num" w:pos="4320"/>
+        </w:tabs>
+        <w:ind w:left="4320" w:hanging="360"/>
+      </w:pPr>
+      <w:rPr>
+        <w:rFonts w:ascii="Wingdings" w:hAnsi="Wingdings" w:hint="default"/>
+        <w:sz w:val="20"/>
+      </w:rPr>
+    </w:lvl>
+    <w:lvl w:ilvl="6" w:tentative="1">
+      <w:start w:val="1"/>
+      <w:numFmt w:val="bullet"/>
+      <w:lvlText w:val=""/>
+      <w:lvlJc w:val="left"/>
+      <w:pPr>
+        <w:tabs>
+          <w:tab w:val="num" w:pos="5040"/>
+        </w:tabs>
+        <w:ind w:left="5040" w:hanging="360"/>
+      </w:pPr>
+      <w:rPr>
+        <w:rFonts w:ascii="Wingdings" w:hAnsi="Wingdings" w:hint="default"/>
+        <w:sz w:val="20"/>
+      </w:rPr>
+    </w:lvl>
+    <w:lvl w:ilvl="7" w:tentative="1">
+      <w:start w:val="1"/>
+      <w:numFmt w:val="bullet"/>
+      <w:lvlText w:val=""/>
+      <w:lvlJc w:val="left"/>
+      <w:pPr>
+        <w:tabs>
+          <w:tab w:val="num" w:pos="5760"/>
+        </w:tabs>
+        <w:ind w:left="5760" w:hanging="360"/>
+      </w:pPr>
+      <w:rPr>
+        <w:rFonts w:ascii="Wingdings" w:hAnsi="Wingdings" w:hint="default"/>
+        <w:sz w:val="20"/>
+      </w:rPr>
+    </w:lvl>
+    <w:lvl w:ilvl="8" w:tentative="1">
+      <w:start w:val="1"/>
+      <w:numFmt w:val="bullet"/>
+      <w:lvlText w:val=""/>
+      <w:lvlJc w:val="left"/>
+      <w:pPr>
+        <w:tabs>
+          <w:tab w:val="num" w:pos="6480"/>
+        </w:tabs>
+        <w:ind w:left="6480" w:hanging="360"/>
+      </w:pPr>
+      <w:rPr>
+        <w:rFonts w:ascii="Wingdings" w:hAnsi="Wingdings" w:hint="default"/>
+        <w:sz w:val="20"/>
+      </w:rPr>
+    </w:lvl>
+  </w:abstractNum>
+  <w:abstractNum w:abstractNumId="12" w15:restartNumberingAfterBreak="0">
+    <w:nsid w:val="4DF8620A"/>
+    <w:multiLevelType w:val="multilevel"/>
+    <w:tmpl w:val="B6906B3C"/>
+    <w:lvl w:ilvl="0">
+      <w:start w:val="1"/>
+      <w:numFmt w:val="bullet"/>
+      <w:lvlText w:val=""/>
+      <w:lvlJc w:val="left"/>
+      <w:pPr>
+        <w:tabs>
+          <w:tab w:val="num" w:pos="720"/>
+        </w:tabs>
+        <w:ind w:left="720" w:hanging="360"/>
+      </w:pPr>
+      <w:rPr>
+        <w:rFonts w:ascii="Symbol" w:hAnsi="Symbol" w:hint="default"/>
+        <w:sz w:val="20"/>
+      </w:rPr>
+    </w:lvl>
+    <w:lvl w:ilvl="1" w:tentative="1">
+      <w:start w:val="1"/>
+      <w:numFmt w:val="bullet"/>
+      <w:lvlText w:val="o"/>
+      <w:lvlJc w:val="left"/>
+      <w:pPr>
+        <w:tabs>
+          <w:tab w:val="num" w:pos="1440"/>
+        </w:tabs>
+        <w:ind w:left="1440" w:hanging="360"/>
+      </w:pPr>
+      <w:rPr>
+        <w:rFonts w:ascii="Courier New" w:hAnsi="Courier New" w:hint="default"/>
+        <w:sz w:val="20"/>
+      </w:rPr>
+    </w:lvl>
+    <w:lvl w:ilvl="2" w:tentative="1">
+      <w:start w:val="1"/>
+      <w:numFmt w:val="bullet"/>
+      <w:lvlText w:val=""/>
+      <w:lvlJc w:val="left"/>
+      <w:pPr>
+        <w:tabs>
+          <w:tab w:val="num" w:pos="2160"/>
+        </w:tabs>
+        <w:ind w:left="2160" w:hanging="360"/>
+      </w:pPr>
+      <w:rPr>
+        <w:rFonts w:ascii="Wingdings" w:hAnsi="Wingdings" w:hint="default"/>
+        <w:sz w:val="20"/>
+      </w:rPr>
+    </w:lvl>
+    <w:lvl w:ilvl="3" w:tentative="1">
+      <w:start w:val="1"/>
+      <w:numFmt w:val="bullet"/>
+      <w:lvlText w:val=""/>
+      <w:lvlJc w:val="left"/>
+      <w:pPr>
+        <w:tabs>
+          <w:tab w:val="num" w:pos="2880"/>
+        </w:tabs>
+        <w:ind w:left="2880" w:hanging="360"/>
+      </w:pPr>
+      <w:rPr>
+        <w:rFonts w:ascii="Wingdings" w:hAnsi="Wingdings" w:hint="default"/>
+        <w:sz w:val="20"/>
+      </w:rPr>
+    </w:lvl>
+    <w:lvl w:ilvl="4" w:tentative="1">
+      <w:start w:val="1"/>
+      <w:numFmt w:val="bullet"/>
+      <w:lvlText w:val=""/>
+      <w:lvlJc w:val="left"/>
+      <w:pPr>
+        <w:tabs>
+          <w:tab w:val="num" w:pos="3600"/>
+        </w:tabs>
+        <w:ind w:left="3600" w:hanging="360"/>
+      </w:pPr>
+      <w:rPr>
+        <w:rFonts w:ascii="Wingdings" w:hAnsi="Wingdings" w:hint="default"/>
+        <w:sz w:val="20"/>
+      </w:rPr>
+    </w:lvl>
+    <w:lvl w:ilvl="5" w:tentative="1">
+      <w:start w:val="1"/>
+      <w:numFmt w:val="bullet"/>
+      <w:lvlText w:val=""/>
+      <w:lvlJc w:val="left"/>
+      <w:pPr>
+        <w:tabs>
+          <w:tab w:val="num" w:pos="4320"/>
+        </w:tabs>
+        <w:ind w:left="4320" w:hanging="360"/>
+      </w:pPr>
+      <w:rPr>
+        <w:rFonts w:ascii="Wingdings" w:hAnsi="Wingdings" w:hint="default"/>
+        <w:sz w:val="20"/>
+      </w:rPr>
+    </w:lvl>
+    <w:lvl w:ilvl="6" w:tentative="1">
+      <w:start w:val="1"/>
+      <w:numFmt w:val="bullet"/>
+      <w:lvlText w:val=""/>
+      <w:lvlJc w:val="left"/>
+      <w:pPr>
+        <w:tabs>
+          <w:tab w:val="num" w:pos="5040"/>
+        </w:tabs>
+        <w:ind w:left="5040" w:hanging="360"/>
+      </w:pPr>
+      <w:rPr>
+        <w:rFonts w:ascii="Wingdings" w:hAnsi="Wingdings" w:hint="default"/>
+        <w:sz w:val="20"/>
+      </w:rPr>
+    </w:lvl>
+    <w:lvl w:ilvl="7" w:tentative="1">
+      <w:start w:val="1"/>
+      <w:numFmt w:val="bullet"/>
+      <w:lvlText w:val=""/>
+      <w:lvlJc w:val="left"/>
+      <w:pPr>
+        <w:tabs>
+          <w:tab w:val="num" w:pos="5760"/>
+        </w:tabs>
+        <w:ind w:left="5760" w:hanging="360"/>
+      </w:pPr>
+      <w:rPr>
+        <w:rFonts w:ascii="Wingdings" w:hAnsi="Wingdings" w:hint="default"/>
+        <w:sz w:val="20"/>
+      </w:rPr>
+    </w:lvl>
+    <w:lvl w:ilvl="8" w:tentative="1">
+      <w:start w:val="1"/>
+      <w:numFmt w:val="bullet"/>
+      <w:lvlText w:val=""/>
+      <w:lvlJc w:val="left"/>
+      <w:pPr>
+        <w:tabs>
+          <w:tab w:val="num" w:pos="6480"/>
+        </w:tabs>
+        <w:ind w:left="6480" w:hanging="360"/>
+      </w:pPr>
+      <w:rPr>
+        <w:rFonts w:ascii="Wingdings" w:hAnsi="Wingdings" w:hint="default"/>
+        <w:sz w:val="20"/>
+      </w:rPr>
+    </w:lvl>
+  </w:abstractNum>
+  <w:abstractNum w:abstractNumId="13" w15:restartNumberingAfterBreak="0">
+    <w:nsid w:val="50BE57A5"/>
+    <w:multiLevelType w:val="multilevel"/>
+    <w:tmpl w:val="2FCABCB2"/>
+    <w:lvl w:ilvl="0">
+      <w:start w:val="1"/>
+      <w:numFmt w:val="bullet"/>
+      <w:lvlText w:val=""/>
+      <w:lvlJc w:val="left"/>
+      <w:pPr>
+        <w:tabs>
+          <w:tab w:val="num" w:pos="720"/>
+        </w:tabs>
+        <w:ind w:left="720" w:hanging="360"/>
+      </w:pPr>
+      <w:rPr>
+        <w:rFonts w:ascii="Symbol" w:hAnsi="Symbol" w:hint="default"/>
+        <w:sz w:val="20"/>
+      </w:rPr>
+    </w:lvl>
+    <w:lvl w:ilvl="1">
+      <w:start w:val="1"/>
+      <w:numFmt w:val="bullet"/>
+      <w:lvlText w:val="o"/>
+      <w:lvlJc w:val="left"/>
+      <w:pPr>
+        <w:tabs>
+          <w:tab w:val="num" w:pos="1440"/>
+        </w:tabs>
+        <w:ind w:left="1440" w:hanging="360"/>
+      </w:pPr>
+      <w:rPr>
+        <w:rFonts w:ascii="Courier New" w:hAnsi="Courier New" w:hint="default"/>
+        <w:sz w:val="20"/>
+      </w:rPr>
+    </w:lvl>
+    <w:lvl w:ilvl="2" w:tentative="1">
+      <w:start w:val="1"/>
+      <w:numFmt w:val="bullet"/>
+      <w:lvlText w:val=""/>
+      <w:lvlJc w:val="left"/>
+      <w:pPr>
+        <w:tabs>
+          <w:tab w:val="num" w:pos="2160"/>
+        </w:tabs>
+        <w:ind w:left="2160" w:hanging="360"/>
+      </w:pPr>
+      <w:rPr>
+        <w:rFonts w:ascii="Wingdings" w:hAnsi="Wingdings" w:hint="default"/>
+        <w:sz w:val="20"/>
+      </w:rPr>
+    </w:lvl>
+    <w:lvl w:ilvl="3" w:tentative="1">
+      <w:start w:val="1"/>
+      <w:numFmt w:val="bullet"/>
+      <w:lvlText w:val=""/>
+      <w:lvlJc w:val="left"/>
+      <w:pPr>
+        <w:tabs>
+          <w:tab w:val="num" w:pos="2880"/>
+        </w:tabs>
+        <w:ind w:left="2880" w:hanging="360"/>
+      </w:pPr>
+      <w:rPr>
+        <w:rFonts w:ascii="Wingdings" w:hAnsi="Wingdings" w:hint="default"/>
+        <w:sz w:val="20"/>
+      </w:rPr>
+    </w:lvl>
+    <w:lvl w:ilvl="4" w:tentative="1">
+      <w:start w:val="1"/>
+      <w:numFmt w:val="bullet"/>
+      <w:lvlText w:val=""/>
+      <w:lvlJc w:val="left"/>
+      <w:pPr>
+        <w:tabs>
+          <w:tab w:val="num" w:pos="3600"/>
+        </w:tabs>
+        <w:ind w:left="3600" w:hanging="360"/>
+      </w:pPr>
+      <w:rPr>
+        <w:rFonts w:ascii="Wingdings" w:hAnsi="Wingdings" w:hint="default"/>
+        <w:sz w:val="20"/>
+      </w:rPr>
+    </w:lvl>
+    <w:lvl w:ilvl="5" w:tentative="1">
+      <w:start w:val="1"/>
+      <w:numFmt w:val="bullet"/>
+      <w:lvlText w:val=""/>
+      <w:lvlJc w:val="left"/>
+      <w:pPr>
+        <w:tabs>
+          <w:tab w:val="num" w:pos="4320"/>
+        </w:tabs>
+        <w:ind w:left="4320" w:hanging="360"/>
+      </w:pPr>
+      <w:rPr>
+        <w:rFonts w:ascii="Wingdings" w:hAnsi="Wingdings" w:hint="default"/>
+        <w:sz w:val="20"/>
+      </w:rPr>
+    </w:lvl>
+    <w:lvl w:ilvl="6" w:tentative="1">
+      <w:start w:val="1"/>
+      <w:numFmt w:val="bullet"/>
+      <w:lvlText w:val=""/>
+      <w:lvlJc w:val="left"/>
+      <w:pPr>
+        <w:tabs>
+          <w:tab w:val="num" w:pos="5040"/>
+        </w:tabs>
+        <w:ind w:left="5040" w:hanging="360"/>
+      </w:pPr>
+      <w:rPr>
+        <w:rFonts w:ascii="Wingdings" w:hAnsi="Wingdings" w:hint="default"/>
+        <w:sz w:val="20"/>
+      </w:rPr>
+    </w:lvl>
+    <w:lvl w:ilvl="7" w:tentative="1">
+      <w:start w:val="1"/>
+      <w:numFmt w:val="bullet"/>
+      <w:lvlText w:val=""/>
+      <w:lvlJc w:val="left"/>
+      <w:pPr>
+        <w:tabs>
+          <w:tab w:val="num" w:pos="5760"/>
+        </w:tabs>
+        <w:ind w:left="5760" w:hanging="360"/>
+      </w:pPr>
+      <w:rPr>
+        <w:rFonts w:ascii="Wingdings" w:hAnsi="Wingdings" w:hint="default"/>
+        <w:sz w:val="20"/>
+      </w:rPr>
+    </w:lvl>
+    <w:lvl w:ilvl="8" w:tentative="1">
+      <w:start w:val="1"/>
+      <w:numFmt w:val="bullet"/>
+      <w:lvlText w:val=""/>
+      <w:lvlJc w:val="left"/>
+      <w:pPr>
+        <w:tabs>
+          <w:tab w:val="num" w:pos="6480"/>
+        </w:tabs>
+        <w:ind w:left="6480" w:hanging="360"/>
+      </w:pPr>
+      <w:rPr>
+        <w:rFonts w:ascii="Wingdings" w:hAnsi="Wingdings" w:hint="default"/>
+        <w:sz w:val="20"/>
+      </w:rPr>
+    </w:lvl>
+  </w:abstractNum>
+  <w:abstractNum w:abstractNumId="14" w15:restartNumberingAfterBreak="0">
+    <w:nsid w:val="541D361F"/>
+    <w:multiLevelType w:val="multilevel"/>
+    <w:tmpl w:val="2FCABCB2"/>
+    <w:lvl w:ilvl="0">
+      <w:start w:val="1"/>
+      <w:numFmt w:val="bullet"/>
+      <w:lvlText w:val=""/>
+      <w:lvlJc w:val="left"/>
+      <w:pPr>
+        <w:tabs>
+          <w:tab w:val="num" w:pos="720"/>
+        </w:tabs>
+        <w:ind w:left="720" w:hanging="360"/>
+      </w:pPr>
+      <w:rPr>
+        <w:rFonts w:ascii="Symbol" w:hAnsi="Symbol" w:hint="default"/>
+        <w:sz w:val="20"/>
+      </w:rPr>
+    </w:lvl>
+    <w:lvl w:ilvl="1" w:tentative="1">
+      <w:start w:val="1"/>
+      <w:numFmt w:val="bullet"/>
+      <w:lvlText w:val="o"/>
+      <w:lvlJc w:val="left"/>
+      <w:pPr>
+        <w:tabs>
+          <w:tab w:val="num" w:pos="1440"/>
+        </w:tabs>
+        <w:ind w:left="1440" w:hanging="360"/>
+      </w:pPr>
+      <w:rPr>
+        <w:rFonts w:ascii="Courier New" w:hAnsi="Courier New" w:hint="default"/>
+        <w:sz w:val="20"/>
+      </w:rPr>
+    </w:lvl>
+    <w:lvl w:ilvl="2" w:tentative="1">
+      <w:start w:val="1"/>
+      <w:numFmt w:val="bullet"/>
+      <w:lvlText w:val=""/>
+      <w:lvlJc w:val="left"/>
+      <w:pPr>
+        <w:tabs>
+          <w:tab w:val="num" w:pos="2160"/>
+        </w:tabs>
+        <w:ind w:left="2160" w:hanging="360"/>
+      </w:pPr>
+      <w:rPr>
+        <w:rFonts w:ascii="Wingdings" w:hAnsi="Wingdings" w:hint="default"/>
+        <w:sz w:val="20"/>
+      </w:rPr>
+    </w:lvl>
+    <w:lvl w:ilvl="3" w:tentative="1">
+      <w:start w:val="1"/>
+      <w:numFmt w:val="bullet"/>
+      <w:lvlText w:val=""/>
+      <w:lvlJc w:val="left"/>
+      <w:pPr>
+        <w:tabs>
+          <w:tab w:val="num" w:pos="2880"/>
+        </w:tabs>
+        <w:ind w:left="2880" w:hanging="360"/>
+      </w:pPr>
+      <w:rPr>
+        <w:rFonts w:ascii="Wingdings" w:hAnsi="Wingdings" w:hint="default"/>
+        <w:sz w:val="20"/>
+      </w:rPr>
+    </w:lvl>
+    <w:lvl w:ilvl="4" w:tentative="1">
+      <w:start w:val="1"/>
+      <w:numFmt w:val="bullet"/>
+      <w:lvlText w:val=""/>
+      <w:lvlJc w:val="left"/>
+      <w:pPr>
+        <w:tabs>
+          <w:tab w:val="num" w:pos="3600"/>
+        </w:tabs>
+        <w:ind w:left="3600" w:hanging="360"/>
+      </w:pPr>
+      <w:rPr>
+        <w:rFonts w:ascii="Wingdings" w:hAnsi="Wingdings" w:hint="default"/>
+        <w:sz w:val="20"/>
+      </w:rPr>
+    </w:lvl>
+    <w:lvl w:ilvl="5" w:tentative="1">
+      <w:start w:val="1"/>
+      <w:numFmt w:val="bullet"/>
+      <w:lvlText w:val=""/>
+      <w:lvlJc w:val="left"/>
+      <w:pPr>
+        <w:tabs>
+          <w:tab w:val="num" w:pos="4320"/>
+        </w:tabs>
+        <w:ind w:left="4320" w:hanging="360"/>
+      </w:pPr>
+      <w:rPr>
+        <w:rFonts w:ascii="Wingdings" w:hAnsi="Wingdings" w:hint="default"/>
+        <w:sz w:val="20"/>
+      </w:rPr>
+    </w:lvl>
+    <w:lvl w:ilvl="6" w:tentative="1">
+      <w:start w:val="1"/>
+      <w:numFmt w:val="bullet"/>
+      <w:lvlText w:val=""/>
+      <w:lvlJc w:val="left"/>
+      <w:pPr>
+        <w:tabs>
+          <w:tab w:val="num" w:pos="5040"/>
+        </w:tabs>
+        <w:ind w:left="5040" w:hanging="360"/>
+      </w:pPr>
+      <w:rPr>
+        <w:rFonts w:ascii="Wingdings" w:hAnsi="Wingdings" w:hint="default"/>
+        <w:sz w:val="20"/>
+      </w:rPr>
+    </w:lvl>
+    <w:lvl w:ilvl="7" w:tentative="1">
+      <w:start w:val="1"/>
+      <w:numFmt w:val="bullet"/>
+      <w:lvlText w:val=""/>
+      <w:lvlJc w:val="left"/>
+      <w:pPr>
+        <w:tabs>
+          <w:tab w:val="num" w:pos="5760"/>
+        </w:tabs>
+        <w:ind w:left="5760" w:hanging="360"/>
+      </w:pPr>
+      <w:rPr>
+        <w:rFonts w:ascii="Wingdings" w:hAnsi="Wingdings" w:hint="default"/>
+        <w:sz w:val="20"/>
+      </w:rPr>
+    </w:lvl>
+    <w:lvl w:ilvl="8" w:tentative="1">
+      <w:start w:val="1"/>
+      <w:numFmt w:val="bullet"/>
+      <w:lvlText w:val=""/>
+      <w:lvlJc w:val="left"/>
+      <w:pPr>
+        <w:tabs>
+          <w:tab w:val="num" w:pos="6480"/>
+        </w:tabs>
+        <w:ind w:left="6480" w:hanging="360"/>
+      </w:pPr>
+      <w:rPr>
+        <w:rFonts w:ascii="Wingdings" w:hAnsi="Wingdings" w:hint="default"/>
+        <w:sz w:val="20"/>
+      </w:rPr>
+    </w:lvl>
+  </w:abstractNum>
+  <w:abstractNum w:abstractNumId="15" w15:restartNumberingAfterBreak="0">
+    <w:nsid w:val="57047469"/>
     <w:multiLevelType w:val="hybridMultilevel"/>
-    <w:tmpl w:val="4EE04152"/>
+    <w:tmpl w:val="6EC4D444"/>
+    <w:lvl w:ilvl="0" w:tplc="04090001">
+      <w:start w:val="1"/>
+      <w:numFmt w:val="bullet"/>
+      <w:lvlText w:val=""/>
+      <w:lvlJc w:val="left"/>
+      <w:pPr>
+        <w:ind w:left="720" w:hanging="360"/>
+      </w:pPr>
+      <w:rPr>
+        <w:rFonts w:ascii="Symbol" w:hAnsi="Symbol" w:hint="default"/>
+      </w:rPr>
+    </w:lvl>
+    <w:lvl w:ilvl="1" w:tplc="04090003" w:tentative="1">
+      <w:start w:val="1"/>
+      <w:numFmt w:val="bullet"/>
+      <w:lvlText w:val="o"/>
+      <w:lvlJc w:val="left"/>
+      <w:pPr>
+        <w:ind w:left="1440" w:hanging="360"/>
+      </w:pPr>
+      <w:rPr>
+        <w:rFonts w:ascii="Courier New" w:hAnsi="Courier New" w:cs="Courier New" w:hint="default"/>
+      </w:rPr>
+    </w:lvl>
+    <w:lvl w:ilvl="2" w:tplc="04090005" w:tentative="1">
+      <w:start w:val="1"/>
+      <w:numFmt w:val="bullet"/>
+      <w:lvlText w:val=""/>
+      <w:lvlJc w:val="left"/>
+      <w:pPr>
+        <w:ind w:left="2160" w:hanging="360"/>
+      </w:pPr>
+      <w:rPr>
+        <w:rFonts w:ascii="Wingdings" w:hAnsi="Wingdings" w:hint="default"/>
+      </w:rPr>
+    </w:lvl>
+    <w:lvl w:ilvl="3" w:tplc="04090001" w:tentative="1">
+      <w:start w:val="1"/>
+      <w:numFmt w:val="bullet"/>
+      <w:lvlText w:val=""/>
+      <w:lvlJc w:val="left"/>
+      <w:pPr>
+        <w:ind w:left="2880" w:hanging="360"/>
+      </w:pPr>
+      <w:rPr>
+        <w:rFonts w:ascii="Symbol" w:hAnsi="Symbol" w:hint="default"/>
+      </w:rPr>
+    </w:lvl>
+    <w:lvl w:ilvl="4" w:tplc="04090003" w:tentative="1">
+      <w:start w:val="1"/>
+      <w:numFmt w:val="bullet"/>
+      <w:lvlText w:val="o"/>
+      <w:lvlJc w:val="left"/>
+      <w:pPr>
+        <w:ind w:left="3600" w:hanging="360"/>
+      </w:pPr>
+      <w:rPr>
+        <w:rFonts w:ascii="Courier New" w:hAnsi="Courier New" w:cs="Courier New" w:hint="default"/>
+      </w:rPr>
+    </w:lvl>
+    <w:lvl w:ilvl="5" w:tplc="04090005" w:tentative="1">
+      <w:start w:val="1"/>
+      <w:numFmt w:val="bullet"/>
+      <w:lvlText w:val=""/>
+      <w:lvlJc w:val="left"/>
+      <w:pPr>
+        <w:ind w:left="4320" w:hanging="360"/>
+      </w:pPr>
+      <w:rPr>
+        <w:rFonts w:ascii="Wingdings" w:hAnsi="Wingdings" w:hint="default"/>
+      </w:rPr>
+    </w:lvl>
+    <w:lvl w:ilvl="6" w:tplc="04090001" w:tentative="1">
+      <w:start w:val="1"/>
+      <w:numFmt w:val="bullet"/>
+      <w:lvlText w:val=""/>
+      <w:lvlJc w:val="left"/>
+      <w:pPr>
+        <w:ind w:left="5040" w:hanging="360"/>
+      </w:pPr>
+      <w:rPr>
+        <w:rFonts w:ascii="Symbol" w:hAnsi="Symbol" w:hint="default"/>
+      </w:rPr>
+    </w:lvl>
+    <w:lvl w:ilvl="7" w:tplc="04090003" w:tentative="1">
+      <w:start w:val="1"/>
+      <w:numFmt w:val="bullet"/>
+      <w:lvlText w:val="o"/>
+      <w:lvlJc w:val="left"/>
+      <w:pPr>
+        <w:ind w:left="5760" w:hanging="360"/>
+      </w:pPr>
+      <w:rPr>
+        <w:rFonts w:ascii="Courier New" w:hAnsi="Courier New" w:cs="Courier New" w:hint="default"/>
+      </w:rPr>
+    </w:lvl>
+    <w:lvl w:ilvl="8" w:tplc="04090005" w:tentative="1">
+      <w:start w:val="1"/>
+      <w:numFmt w:val="bullet"/>
+      <w:lvlText w:val=""/>
+      <w:lvlJc w:val="left"/>
+      <w:pPr>
+        <w:ind w:left="6480" w:hanging="360"/>
+      </w:pPr>
+      <w:rPr>
+        <w:rFonts w:ascii="Wingdings" w:hAnsi="Wingdings" w:hint="default"/>
+      </w:rPr>
+    </w:lvl>
+  </w:abstractNum>
+  <w:abstractNum w:abstractNumId="16" w15:restartNumberingAfterBreak="0">
+    <w:nsid w:val="59816073"/>
+    <w:multiLevelType w:val="multilevel"/>
+    <w:tmpl w:val="2FCABCB2"/>
+    <w:lvl w:ilvl="0">
+      <w:start w:val="1"/>
+      <w:numFmt w:val="bullet"/>
+      <w:lvlText w:val=""/>
+      <w:lvlJc w:val="left"/>
+      <w:pPr>
+        <w:tabs>
+          <w:tab w:val="num" w:pos="720"/>
+        </w:tabs>
+        <w:ind w:left="720" w:hanging="360"/>
+      </w:pPr>
+      <w:rPr>
+        <w:rFonts w:ascii="Symbol" w:hAnsi="Symbol" w:hint="default"/>
+        <w:sz w:val="20"/>
+      </w:rPr>
+    </w:lvl>
+    <w:lvl w:ilvl="1" w:tentative="1">
+      <w:start w:val="1"/>
+      <w:numFmt w:val="bullet"/>
+      <w:lvlText w:val="o"/>
+      <w:lvlJc w:val="left"/>
+      <w:pPr>
+        <w:tabs>
+          <w:tab w:val="num" w:pos="1440"/>
+        </w:tabs>
+        <w:ind w:left="1440" w:hanging="360"/>
+      </w:pPr>
+      <w:rPr>
+        <w:rFonts w:ascii="Courier New" w:hAnsi="Courier New" w:hint="default"/>
+        <w:sz w:val="20"/>
+      </w:rPr>
+    </w:lvl>
+    <w:lvl w:ilvl="2" w:tentative="1">
+      <w:start w:val="1"/>
+      <w:numFmt w:val="bullet"/>
+      <w:lvlText w:val=""/>
+      <w:lvlJc w:val="left"/>
+      <w:pPr>
+        <w:tabs>
+          <w:tab w:val="num" w:pos="2160"/>
+        </w:tabs>
+        <w:ind w:left="2160" w:hanging="360"/>
+      </w:pPr>
+      <w:rPr>
+        <w:rFonts w:ascii="Wingdings" w:hAnsi="Wingdings" w:hint="default"/>
+        <w:sz w:val="20"/>
+      </w:rPr>
+    </w:lvl>
+    <w:lvl w:ilvl="3" w:tentative="1">
+      <w:start w:val="1"/>
+      <w:numFmt w:val="bullet"/>
+      <w:lvlText w:val=""/>
+      <w:lvlJc w:val="left"/>
+      <w:pPr>
+        <w:tabs>
+          <w:tab w:val="num" w:pos="2880"/>
+        </w:tabs>
+        <w:ind w:left="2880" w:hanging="360"/>
+      </w:pPr>
+      <w:rPr>
+        <w:rFonts w:ascii="Wingdings" w:hAnsi="Wingdings" w:hint="default"/>
+        <w:sz w:val="20"/>
+      </w:rPr>
+    </w:lvl>
+    <w:lvl w:ilvl="4" w:tentative="1">
+      <w:start w:val="1"/>
+      <w:numFmt w:val="bullet"/>
+      <w:lvlText w:val=""/>
+      <w:lvlJc w:val="left"/>
+      <w:pPr>
+        <w:tabs>
+          <w:tab w:val="num" w:pos="3600"/>
+        </w:tabs>
+        <w:ind w:left="3600" w:hanging="360"/>
+      </w:pPr>
+      <w:rPr>
+        <w:rFonts w:ascii="Wingdings" w:hAnsi="Wingdings" w:hint="default"/>
+        <w:sz w:val="20"/>
+      </w:rPr>
+    </w:lvl>
+    <w:lvl w:ilvl="5" w:tentative="1">
+      <w:start w:val="1"/>
+      <w:numFmt w:val="bullet"/>
+      <w:lvlText w:val=""/>
+      <w:lvlJc w:val="left"/>
+      <w:pPr>
+        <w:tabs>
+          <w:tab w:val="num" w:pos="4320"/>
+        </w:tabs>
+        <w:ind w:left="4320" w:hanging="360"/>
+      </w:pPr>
+      <w:rPr>
+        <w:rFonts w:ascii="Wingdings" w:hAnsi="Wingdings" w:hint="default"/>
+        <w:sz w:val="20"/>
+      </w:rPr>
+    </w:lvl>
+    <w:lvl w:ilvl="6" w:tentative="1">
+      <w:start w:val="1"/>
+      <w:numFmt w:val="bullet"/>
+      <w:lvlText w:val=""/>
+      <w:lvlJc w:val="left"/>
+      <w:pPr>
+        <w:tabs>
+          <w:tab w:val="num" w:pos="5040"/>
+        </w:tabs>
+        <w:ind w:left="5040" w:hanging="360"/>
+      </w:pPr>
+      <w:rPr>
+        <w:rFonts w:ascii="Wingdings" w:hAnsi="Wingdings" w:hint="default"/>
+        <w:sz w:val="20"/>
+      </w:rPr>
+    </w:lvl>
+    <w:lvl w:ilvl="7" w:tentative="1">
+      <w:start w:val="1"/>
+      <w:numFmt w:val="bullet"/>
+      <w:lvlText w:val=""/>
+      <w:lvlJc w:val="left"/>
+      <w:pPr>
+        <w:tabs>
+          <w:tab w:val="num" w:pos="5760"/>
+        </w:tabs>
+        <w:ind w:left="5760" w:hanging="360"/>
+      </w:pPr>
+      <w:rPr>
+        <w:rFonts w:ascii="Wingdings" w:hAnsi="Wingdings" w:hint="default"/>
+        <w:sz w:val="20"/>
+      </w:rPr>
+    </w:lvl>
+    <w:lvl w:ilvl="8" w:tentative="1">
+      <w:start w:val="1"/>
+      <w:numFmt w:val="bullet"/>
+      <w:lvlText w:val=""/>
+      <w:lvlJc w:val="left"/>
+      <w:pPr>
+        <w:tabs>
+          <w:tab w:val="num" w:pos="6480"/>
+        </w:tabs>
+        <w:ind w:left="6480" w:hanging="360"/>
+      </w:pPr>
+      <w:rPr>
+        <w:rFonts w:ascii="Wingdings" w:hAnsi="Wingdings" w:hint="default"/>
+        <w:sz w:val="20"/>
+      </w:rPr>
+    </w:lvl>
+  </w:abstractNum>
+  <w:abstractNum w:abstractNumId="17" w15:restartNumberingAfterBreak="0">
+    <w:nsid w:val="5A8558F5"/>
+    <w:multiLevelType w:val="hybridMultilevel"/>
+    <w:tmpl w:val="E4CAA66E"/>
+    <w:lvl w:ilvl="0" w:tplc="04090001">
+      <w:start w:val="1"/>
+      <w:numFmt w:val="bullet"/>
+      <w:lvlText w:val=""/>
+      <w:lvlJc w:val="left"/>
+      <w:pPr>
+        <w:ind w:left="720" w:hanging="360"/>
+      </w:pPr>
+      <w:rPr>
+        <w:rFonts w:ascii="Symbol" w:hAnsi="Symbol" w:hint="default"/>
+      </w:rPr>
+    </w:lvl>
+    <w:lvl w:ilvl="1" w:tplc="04090003" w:tentative="1">
+      <w:start w:val="1"/>
+      <w:numFmt w:val="bullet"/>
+      <w:lvlText w:val="o"/>
+      <w:lvlJc w:val="left"/>
+      <w:pPr>
+        <w:ind w:left="1440" w:hanging="360"/>
+      </w:pPr>
+      <w:rPr>
+        <w:rFonts w:ascii="Courier New" w:hAnsi="Courier New" w:cs="Courier New" w:hint="default"/>
+      </w:rPr>
+    </w:lvl>
+    <w:lvl w:ilvl="2" w:tplc="04090005" w:tentative="1">
+      <w:start w:val="1"/>
+      <w:numFmt w:val="bullet"/>
+      <w:lvlText w:val=""/>
+      <w:lvlJc w:val="left"/>
+      <w:pPr>
+        <w:ind w:left="2160" w:hanging="360"/>
+      </w:pPr>
+      <w:rPr>
+        <w:rFonts w:ascii="Wingdings" w:hAnsi="Wingdings" w:hint="default"/>
+      </w:rPr>
+    </w:lvl>
+    <w:lvl w:ilvl="3" w:tplc="04090001" w:tentative="1">
+      <w:start w:val="1"/>
+      <w:numFmt w:val="bullet"/>
+      <w:lvlText w:val=""/>
+      <w:lvlJc w:val="left"/>
+      <w:pPr>
+        <w:ind w:left="2880" w:hanging="360"/>
+      </w:pPr>
+      <w:rPr>
+        <w:rFonts w:ascii="Symbol" w:hAnsi="Symbol" w:hint="default"/>
+      </w:rPr>
+    </w:lvl>
+    <w:lvl w:ilvl="4" w:tplc="04090003" w:tentative="1">
+      <w:start w:val="1"/>
+      <w:numFmt w:val="bullet"/>
+      <w:lvlText w:val="o"/>
+      <w:lvlJc w:val="left"/>
+      <w:pPr>
+        <w:ind w:left="3600" w:hanging="360"/>
+      </w:pPr>
+      <w:rPr>
+        <w:rFonts w:ascii="Courier New" w:hAnsi="Courier New" w:cs="Courier New" w:hint="default"/>
+      </w:rPr>
+    </w:lvl>
+    <w:lvl w:ilvl="5" w:tplc="04090005" w:tentative="1">
+      <w:start w:val="1"/>
+      <w:numFmt w:val="bullet"/>
+      <w:lvlText w:val=""/>
+      <w:lvlJc w:val="left"/>
+      <w:pPr>
+        <w:ind w:left="4320" w:hanging="360"/>
+      </w:pPr>
+      <w:rPr>
+        <w:rFonts w:ascii="Wingdings" w:hAnsi="Wingdings" w:hint="default"/>
+      </w:rPr>
+    </w:lvl>
+    <w:lvl w:ilvl="6" w:tplc="04090001" w:tentative="1">
+      <w:start w:val="1"/>
+      <w:numFmt w:val="bullet"/>
+      <w:lvlText w:val=""/>
+      <w:lvlJc w:val="left"/>
+      <w:pPr>
+        <w:ind w:left="5040" w:hanging="360"/>
+      </w:pPr>
+      <w:rPr>
+        <w:rFonts w:ascii="Symbol" w:hAnsi="Symbol" w:hint="default"/>
+      </w:rPr>
+    </w:lvl>
+    <w:lvl w:ilvl="7" w:tplc="04090003" w:tentative="1">
+      <w:start w:val="1"/>
+      <w:numFmt w:val="bullet"/>
+      <w:lvlText w:val="o"/>
+      <w:lvlJc w:val="left"/>
+      <w:pPr>
+        <w:ind w:left="5760" w:hanging="360"/>
+      </w:pPr>
+      <w:rPr>
+        <w:rFonts w:ascii="Courier New" w:hAnsi="Courier New" w:cs="Courier New" w:hint="default"/>
+      </w:rPr>
+    </w:lvl>
+    <w:lvl w:ilvl="8" w:tplc="04090005" w:tentative="1">
+      <w:start w:val="1"/>
+      <w:numFmt w:val="bullet"/>
+      <w:lvlText w:val=""/>
+      <w:lvlJc w:val="left"/>
+      <w:pPr>
+        <w:ind w:left="6480" w:hanging="360"/>
+      </w:pPr>
+      <w:rPr>
+        <w:rFonts w:ascii="Wingdings" w:hAnsi="Wingdings" w:hint="default"/>
+      </w:rPr>
+    </w:lvl>
+  </w:abstractNum>
+  <w:abstractNum w:abstractNumId="18" w15:restartNumberingAfterBreak="0">
+    <w:nsid w:val="666D4154"/>
+    <w:multiLevelType w:val="hybridMultilevel"/>
+    <w:tmpl w:val="E8D82CB6"/>
+    <w:lvl w:ilvl="0" w:tplc="04090001">
+      <w:start w:val="1"/>
+      <w:numFmt w:val="bullet"/>
+      <w:lvlText w:val=""/>
+      <w:lvlJc w:val="left"/>
+      <w:pPr>
+        <w:ind w:left="1800" w:hanging="360"/>
+      </w:pPr>
+      <w:rPr>
+        <w:rFonts w:ascii="Symbol" w:hAnsi="Symbol" w:hint="default"/>
+      </w:rPr>
+    </w:lvl>
+    <w:lvl w:ilvl="1" w:tplc="04090003" w:tentative="1">
+      <w:start w:val="1"/>
+      <w:numFmt w:val="bullet"/>
+      <w:lvlText w:val="o"/>
+      <w:lvlJc w:val="left"/>
+      <w:pPr>
+        <w:ind w:left="2520" w:hanging="360"/>
+      </w:pPr>
+      <w:rPr>
+        <w:rFonts w:ascii="Courier New" w:hAnsi="Courier New" w:cs="Courier New" w:hint="default"/>
+      </w:rPr>
+    </w:lvl>
+    <w:lvl w:ilvl="2" w:tplc="04090005" w:tentative="1">
+      <w:start w:val="1"/>
+      <w:numFmt w:val="bullet"/>
+      <w:lvlText w:val=""/>
+      <w:lvlJc w:val="left"/>
+      <w:pPr>
+        <w:ind w:left="3240" w:hanging="360"/>
+      </w:pPr>
+      <w:rPr>
+        <w:rFonts w:ascii="Wingdings" w:hAnsi="Wingdings" w:hint="default"/>
+      </w:rPr>
+    </w:lvl>
+    <w:lvl w:ilvl="3" w:tplc="04090001" w:tentative="1">
+      <w:start w:val="1"/>
+      <w:numFmt w:val="bullet"/>
+      <w:lvlText w:val=""/>
+      <w:lvlJc w:val="left"/>
+      <w:pPr>
+        <w:ind w:left="3960" w:hanging="360"/>
+      </w:pPr>
+      <w:rPr>
+        <w:rFonts w:ascii="Symbol" w:hAnsi="Symbol" w:hint="default"/>
+      </w:rPr>
+    </w:lvl>
+    <w:lvl w:ilvl="4" w:tplc="04090003" w:tentative="1">
+      <w:start w:val="1"/>
+      <w:numFmt w:val="bullet"/>
+      <w:lvlText w:val="o"/>
+      <w:lvlJc w:val="left"/>
+      <w:pPr>
+        <w:ind w:left="4680" w:hanging="360"/>
+      </w:pPr>
+      <w:rPr>
+        <w:rFonts w:ascii="Courier New" w:hAnsi="Courier New" w:cs="Courier New" w:hint="default"/>
+      </w:rPr>
+    </w:lvl>
+    <w:lvl w:ilvl="5" w:tplc="04090005" w:tentative="1">
+      <w:start w:val="1"/>
+      <w:numFmt w:val="bullet"/>
+      <w:lvlText w:val=""/>
+      <w:lvlJc w:val="left"/>
+      <w:pPr>
+        <w:ind w:left="5400" w:hanging="360"/>
+      </w:pPr>
+      <w:rPr>
+        <w:rFonts w:ascii="Wingdings" w:hAnsi="Wingdings" w:hint="default"/>
+      </w:rPr>
+    </w:lvl>
+    <w:lvl w:ilvl="6" w:tplc="04090001" w:tentative="1">
+      <w:start w:val="1"/>
+      <w:numFmt w:val="bullet"/>
+      <w:lvlText w:val=""/>
+      <w:lvlJc w:val="left"/>
+      <w:pPr>
+        <w:ind w:left="6120" w:hanging="360"/>
+      </w:pPr>
+      <w:rPr>
+        <w:rFonts w:ascii="Symbol" w:hAnsi="Symbol" w:hint="default"/>
+      </w:rPr>
+    </w:lvl>
+    <w:lvl w:ilvl="7" w:tplc="04090003" w:tentative="1">
+      <w:start w:val="1"/>
+      <w:numFmt w:val="bullet"/>
+      <w:lvlText w:val="o"/>
+      <w:lvlJc w:val="left"/>
+      <w:pPr>
+        <w:ind w:left="6840" w:hanging="360"/>
+      </w:pPr>
+      <w:rPr>
+        <w:rFonts w:ascii="Courier New" w:hAnsi="Courier New" w:cs="Courier New" w:hint="default"/>
+      </w:rPr>
+    </w:lvl>
+    <w:lvl w:ilvl="8" w:tplc="04090005" w:tentative="1">
+      <w:start w:val="1"/>
+      <w:numFmt w:val="bullet"/>
+      <w:lvlText w:val=""/>
+      <w:lvlJc w:val="left"/>
+      <w:pPr>
+        <w:ind w:left="7560" w:hanging="360"/>
+      </w:pPr>
+      <w:rPr>
+        <w:rFonts w:ascii="Wingdings" w:hAnsi="Wingdings" w:hint="default"/>
+      </w:rPr>
+    </w:lvl>
+  </w:abstractNum>
+  <w:abstractNum w:abstractNumId="19" w15:restartNumberingAfterBreak="0">
+    <w:nsid w:val="6DFE7C18"/>
+    <w:multiLevelType w:val="multilevel"/>
+    <w:tmpl w:val="0262B3A2"/>
+    <w:lvl w:ilvl="0">
+      <w:start w:val="1"/>
+      <w:numFmt w:val="decimal"/>
+      <w:lvlText w:val="%1."/>
+      <w:lvlJc w:val="left"/>
+      <w:pPr>
+        <w:tabs>
+          <w:tab w:val="num" w:pos="720"/>
+        </w:tabs>
+        <w:ind w:left="720" w:hanging="360"/>
+      </w:pPr>
+    </w:lvl>
+    <w:lvl w:ilvl="1">
+      <w:start w:val="1"/>
+      <w:numFmt w:val="bullet"/>
+      <w:lvlText w:val="o"/>
+      <w:lvlJc w:val="left"/>
+      <w:pPr>
+        <w:tabs>
+          <w:tab w:val="num" w:pos="1440"/>
+        </w:tabs>
+        <w:ind w:left="1440" w:hanging="360"/>
+      </w:pPr>
+      <w:rPr>
+        <w:rFonts w:ascii="Courier New" w:hAnsi="Courier New" w:hint="default"/>
+        <w:sz w:val="20"/>
+      </w:rPr>
+    </w:lvl>
+    <w:lvl w:ilvl="2" w:tentative="1">
+      <w:start w:val="1"/>
+      <w:numFmt w:val="decimal"/>
+      <w:lvlText w:val="%3."/>
+      <w:lvlJc w:val="left"/>
+      <w:pPr>
+        <w:tabs>
+          <w:tab w:val="num" w:pos="2160"/>
+        </w:tabs>
+        <w:ind w:left="2160" w:hanging="360"/>
+      </w:pPr>
+    </w:lvl>
+    <w:lvl w:ilvl="3" w:tentative="1">
+      <w:start w:val="1"/>
+      <w:numFmt w:val="decimal"/>
+      <w:lvlText w:val="%4."/>
+      <w:lvlJc w:val="left"/>
+      <w:pPr>
+        <w:tabs>
+          <w:tab w:val="num" w:pos="2880"/>
+        </w:tabs>
+        <w:ind w:left="2880" w:hanging="360"/>
+      </w:pPr>
+    </w:lvl>
+    <w:lvl w:ilvl="4" w:tentative="1">
+      <w:start w:val="1"/>
+      <w:numFmt w:val="decimal"/>
+      <w:lvlText w:val="%5."/>
+      <w:lvlJc w:val="left"/>
+      <w:pPr>
+        <w:tabs>
+          <w:tab w:val="num" w:pos="3600"/>
+        </w:tabs>
+        <w:ind w:left="3600" w:hanging="360"/>
+      </w:pPr>
+    </w:lvl>
+    <w:lvl w:ilvl="5" w:tentative="1">
+      <w:start w:val="1"/>
+      <w:numFmt w:val="decimal"/>
+      <w:lvlText w:val="%6."/>
+      <w:lvlJc w:val="left"/>
+      <w:pPr>
+        <w:tabs>
+          <w:tab w:val="num" w:pos="4320"/>
+        </w:tabs>
+        <w:ind w:left="4320" w:hanging="360"/>
+      </w:pPr>
+    </w:lvl>
+    <w:lvl w:ilvl="6" w:tentative="1">
+      <w:start w:val="1"/>
+      <w:numFmt w:val="decimal"/>
+      <w:lvlText w:val="%7."/>
+      <w:lvlJc w:val="left"/>
+      <w:pPr>
+        <w:tabs>
+          <w:tab w:val="num" w:pos="5040"/>
+        </w:tabs>
+        <w:ind w:left="5040" w:hanging="360"/>
+      </w:pPr>
+    </w:lvl>
+    <w:lvl w:ilvl="7" w:tentative="1">
+      <w:start w:val="1"/>
+      <w:numFmt w:val="decimal"/>
+      <w:lvlText w:val="%8."/>
+      <w:lvlJc w:val="left"/>
+      <w:pPr>
+        <w:tabs>
+          <w:tab w:val="num" w:pos="5760"/>
+        </w:tabs>
+        <w:ind w:left="5760" w:hanging="360"/>
+      </w:pPr>
+    </w:lvl>
+    <w:lvl w:ilvl="8" w:tentative="1">
+      <w:start w:val="1"/>
+      <w:numFmt w:val="decimal"/>
+      <w:lvlText w:val="%9."/>
+      <w:lvlJc w:val="left"/>
+      <w:pPr>
+        <w:tabs>
+          <w:tab w:val="num" w:pos="6480"/>
+        </w:tabs>
+        <w:ind w:left="6480" w:hanging="360"/>
+      </w:pPr>
+    </w:lvl>
+  </w:abstractNum>
+  <w:abstractNum w:abstractNumId="20" w15:restartNumberingAfterBreak="0">
+    <w:nsid w:val="6EB315C5"/>
+    <w:multiLevelType w:val="hybridMultilevel"/>
+    <w:tmpl w:val="BC0EFB7C"/>
     <w:lvl w:ilvl="0" w:tplc="8E106518">
       <w:start w:val="1"/>
       <w:numFmt w:val="bullet"/>
@@ -34007,123 +35623,10 @@
       </w:rPr>
     </w:lvl>
   </w:abstractNum>
-  <w:abstractNum w:abstractNumId="11" w15:restartNumberingAfterBreak="0">
-    <w:nsid w:val="232872FE"/>
-    <w:multiLevelType w:val="hybridMultilevel"/>
-    <w:tmpl w:val="992236AA"/>
-    <w:lvl w:ilvl="0" w:tplc="04090001">
-      <w:start w:val="1"/>
-      <w:numFmt w:val="bullet"/>
-      <w:lvlText w:val=""/>
-      <w:lvlJc w:val="left"/>
-      <w:pPr>
-        <w:ind w:left="1800" w:hanging="360"/>
-      </w:pPr>
-      <w:rPr>
-        <w:rFonts w:ascii="Symbol" w:hAnsi="Symbol" w:hint="default"/>
-      </w:rPr>
-    </w:lvl>
-    <w:lvl w:ilvl="1" w:tplc="04090003" w:tentative="1">
-      <w:start w:val="1"/>
-      <w:numFmt w:val="bullet"/>
-      <w:lvlText w:val="o"/>
-      <w:lvlJc w:val="left"/>
-      <w:pPr>
-        <w:ind w:left="2520" w:hanging="360"/>
-      </w:pPr>
-      <w:rPr>
-        <w:rFonts w:ascii="Courier New" w:hAnsi="Courier New" w:cs="Courier New" w:hint="default"/>
-      </w:rPr>
-    </w:lvl>
-    <w:lvl w:ilvl="2" w:tplc="04090005" w:tentative="1">
-      <w:start w:val="1"/>
-      <w:numFmt w:val="bullet"/>
-      <w:lvlText w:val=""/>
-      <w:lvlJc w:val="left"/>
-      <w:pPr>
-        <w:ind w:left="3240" w:hanging="360"/>
-      </w:pPr>
-      <w:rPr>
-        <w:rFonts w:ascii="Wingdings" w:hAnsi="Wingdings" w:hint="default"/>
-      </w:rPr>
-    </w:lvl>
-    <w:lvl w:ilvl="3" w:tplc="04090001" w:tentative="1">
-      <w:start w:val="1"/>
-      <w:numFmt w:val="bullet"/>
-      <w:lvlText w:val=""/>
-      <w:lvlJc w:val="left"/>
-      <w:pPr>
-        <w:ind w:left="3960" w:hanging="360"/>
-      </w:pPr>
-      <w:rPr>
-        <w:rFonts w:ascii="Symbol" w:hAnsi="Symbol" w:hint="default"/>
-      </w:rPr>
-    </w:lvl>
-    <w:lvl w:ilvl="4" w:tplc="04090003" w:tentative="1">
-      <w:start w:val="1"/>
-      <w:numFmt w:val="bullet"/>
-      <w:lvlText w:val="o"/>
-      <w:lvlJc w:val="left"/>
-      <w:pPr>
-        <w:ind w:left="4680" w:hanging="360"/>
-      </w:pPr>
-      <w:rPr>
-        <w:rFonts w:ascii="Courier New" w:hAnsi="Courier New" w:cs="Courier New" w:hint="default"/>
-      </w:rPr>
-    </w:lvl>
-    <w:lvl w:ilvl="5" w:tplc="04090005" w:tentative="1">
-      <w:start w:val="1"/>
-      <w:numFmt w:val="bullet"/>
-      <w:lvlText w:val=""/>
-      <w:lvlJc w:val="left"/>
-      <w:pPr>
-        <w:ind w:left="5400" w:hanging="360"/>
-      </w:pPr>
-      <w:rPr>
-        <w:rFonts w:ascii="Wingdings" w:hAnsi="Wingdings" w:hint="default"/>
-      </w:rPr>
-    </w:lvl>
-    <w:lvl w:ilvl="6" w:tplc="04090001" w:tentative="1">
-      <w:start w:val="1"/>
-      <w:numFmt w:val="bullet"/>
-      <w:lvlText w:val=""/>
-      <w:lvlJc w:val="left"/>
-      <w:pPr>
-        <w:ind w:left="6120" w:hanging="360"/>
-      </w:pPr>
-      <w:rPr>
-        <w:rFonts w:ascii="Symbol" w:hAnsi="Symbol" w:hint="default"/>
-      </w:rPr>
-    </w:lvl>
-    <w:lvl w:ilvl="7" w:tplc="04090003" w:tentative="1">
-      <w:start w:val="1"/>
-      <w:numFmt w:val="bullet"/>
-      <w:lvlText w:val="o"/>
-      <w:lvlJc w:val="left"/>
-      <w:pPr>
-        <w:ind w:left="6840" w:hanging="360"/>
-      </w:pPr>
-      <w:rPr>
-        <w:rFonts w:ascii="Courier New" w:hAnsi="Courier New" w:cs="Courier New" w:hint="default"/>
-      </w:rPr>
-    </w:lvl>
-    <w:lvl w:ilvl="8" w:tplc="04090005" w:tentative="1">
-      <w:start w:val="1"/>
-      <w:numFmt w:val="bullet"/>
-      <w:lvlText w:val=""/>
-      <w:lvlJc w:val="left"/>
-      <w:pPr>
-        <w:ind w:left="7560" w:hanging="360"/>
-      </w:pPr>
-      <w:rPr>
-        <w:rFonts w:ascii="Wingdings" w:hAnsi="Wingdings" w:hint="default"/>
-      </w:rPr>
-    </w:lvl>
-  </w:abstractNum>
-  <w:abstractNum w:abstractNumId="12" w15:restartNumberingAfterBreak="0">
-    <w:nsid w:val="233D0F54"/>
+  <w:abstractNum w:abstractNumId="21" w15:restartNumberingAfterBreak="0">
+    <w:nsid w:val="6F031CD2"/>
     <w:multiLevelType w:val="multilevel"/>
-    <w:tmpl w:val="8558EF54"/>
+    <w:tmpl w:val="CD92131C"/>
     <w:lvl w:ilvl="0">
       <w:start w:val="1"/>
       <w:numFmt w:val="bullet"/>
@@ -34269,10 +35772,10 @@
       </w:rPr>
     </w:lvl>
   </w:abstractNum>
-  <w:abstractNum w:abstractNumId="13" w15:restartNumberingAfterBreak="0">
-    <w:nsid w:val="2759475E"/>
+  <w:abstractNum w:abstractNumId="22" w15:restartNumberingAfterBreak="0">
+    <w:nsid w:val="71657DE0"/>
     <w:multiLevelType w:val="multilevel"/>
-    <w:tmpl w:val="523A1046"/>
+    <w:tmpl w:val="2FCABCB2"/>
     <w:lvl w:ilvl="0">
       <w:start w:val="1"/>
       <w:numFmt w:val="bullet"/>
@@ -34418,10 +35921,10 @@
       </w:rPr>
     </w:lvl>
   </w:abstractNum>
-  <w:abstractNum w:abstractNumId="14" w15:restartNumberingAfterBreak="0">
-    <w:nsid w:val="2B301D6F"/>
+  <w:abstractNum w:abstractNumId="23" w15:restartNumberingAfterBreak="0">
+    <w:nsid w:val="72DB09A5"/>
     <w:multiLevelType w:val="multilevel"/>
-    <w:tmpl w:val="A0DA7828"/>
+    <w:tmpl w:val="2FCABCB2"/>
     <w:lvl w:ilvl="0">
       <w:start w:val="1"/>
       <w:numFmt w:val="bullet"/>
@@ -34567,125 +36070,10 @@
       </w:rPr>
     </w:lvl>
   </w:abstractNum>
-  <w:abstractNum w:abstractNumId="15" w15:restartNumberingAfterBreak="0">
-    <w:nsid w:val="2CB716C7"/>
-    <w:multiLevelType w:val="hybridMultilevel"/>
-    <w:tmpl w:val="128034AC"/>
-    <w:lvl w:ilvl="0" w:tplc="8E106518">
-      <w:start w:val="1"/>
-      <w:numFmt w:val="bullet"/>
-      <w:lvlText w:val=""/>
-      <w:lvlJc w:val="left"/>
-      <w:pPr>
-        <w:ind w:left="440" w:hanging="440"/>
-      </w:pPr>
-      <w:rPr>
-        <w:rFonts w:ascii="Wingdings" w:hAnsi="Wingdings" w:hint="default"/>
-        <w:sz w:val="13"/>
-        <w:szCs w:val="13"/>
-      </w:rPr>
-    </w:lvl>
-    <w:lvl w:ilvl="1" w:tplc="04090003" w:tentative="1">
-      <w:start w:val="1"/>
-      <w:numFmt w:val="bullet"/>
-      <w:lvlText w:val=""/>
-      <w:lvlJc w:val="left"/>
-      <w:pPr>
-        <w:ind w:left="880" w:hanging="440"/>
-      </w:pPr>
-      <w:rPr>
-        <w:rFonts w:ascii="Wingdings" w:hAnsi="Wingdings" w:hint="default"/>
-      </w:rPr>
-    </w:lvl>
-    <w:lvl w:ilvl="2" w:tplc="04090005" w:tentative="1">
-      <w:start w:val="1"/>
-      <w:numFmt w:val="bullet"/>
-      <w:lvlText w:val=""/>
-      <w:lvlJc w:val="left"/>
-      <w:pPr>
-        <w:ind w:left="1320" w:hanging="440"/>
-      </w:pPr>
-      <w:rPr>
-        <w:rFonts w:ascii="Wingdings" w:hAnsi="Wingdings" w:hint="default"/>
-      </w:rPr>
-    </w:lvl>
-    <w:lvl w:ilvl="3" w:tplc="04090001" w:tentative="1">
-      <w:start w:val="1"/>
-      <w:numFmt w:val="bullet"/>
-      <w:lvlText w:val=""/>
-      <w:lvlJc w:val="left"/>
-      <w:pPr>
-        <w:ind w:left="1760" w:hanging="440"/>
-      </w:pPr>
-      <w:rPr>
-        <w:rFonts w:ascii="Wingdings" w:hAnsi="Wingdings" w:hint="default"/>
-      </w:rPr>
-    </w:lvl>
-    <w:lvl w:ilvl="4" w:tplc="04090003" w:tentative="1">
-      <w:start w:val="1"/>
-      <w:numFmt w:val="bullet"/>
-      <w:lvlText w:val=""/>
-      <w:lvlJc w:val="left"/>
-      <w:pPr>
-        <w:ind w:left="2200" w:hanging="440"/>
-      </w:pPr>
-      <w:rPr>
-        <w:rFonts w:ascii="Wingdings" w:hAnsi="Wingdings" w:hint="default"/>
-      </w:rPr>
-    </w:lvl>
-    <w:lvl w:ilvl="5" w:tplc="04090005" w:tentative="1">
-      <w:start w:val="1"/>
-      <w:numFmt w:val="bullet"/>
-      <w:lvlText w:val=""/>
-      <w:lvlJc w:val="left"/>
-      <w:pPr>
-        <w:ind w:left="2640" w:hanging="440"/>
-      </w:pPr>
-      <w:rPr>
-        <w:rFonts w:ascii="Wingdings" w:hAnsi="Wingdings" w:hint="default"/>
-      </w:rPr>
-    </w:lvl>
-    <w:lvl w:ilvl="6" w:tplc="04090001" w:tentative="1">
-      <w:start w:val="1"/>
-      <w:numFmt w:val="bullet"/>
-      <w:lvlText w:val=""/>
-      <w:lvlJc w:val="left"/>
-      <w:pPr>
-        <w:ind w:left="3080" w:hanging="440"/>
-      </w:pPr>
-      <w:rPr>
-        <w:rFonts w:ascii="Wingdings" w:hAnsi="Wingdings" w:hint="default"/>
-      </w:rPr>
-    </w:lvl>
-    <w:lvl w:ilvl="7" w:tplc="04090003" w:tentative="1">
-      <w:start w:val="1"/>
-      <w:numFmt w:val="bullet"/>
-      <w:lvlText w:val=""/>
-      <w:lvlJc w:val="left"/>
-      <w:pPr>
-        <w:ind w:left="3520" w:hanging="440"/>
-      </w:pPr>
-      <w:rPr>
-        <w:rFonts w:ascii="Wingdings" w:hAnsi="Wingdings" w:hint="default"/>
-      </w:rPr>
-    </w:lvl>
-    <w:lvl w:ilvl="8" w:tplc="04090005" w:tentative="1">
-      <w:start w:val="1"/>
-      <w:numFmt w:val="bullet"/>
-      <w:lvlText w:val=""/>
-      <w:lvlJc w:val="left"/>
-      <w:pPr>
-        <w:ind w:left="3960" w:hanging="440"/>
-      </w:pPr>
-      <w:rPr>
-        <w:rFonts w:ascii="Wingdings" w:hAnsi="Wingdings" w:hint="default"/>
-      </w:rPr>
-    </w:lvl>
-  </w:abstractNum>
-  <w:abstractNum w:abstractNumId="16" w15:restartNumberingAfterBreak="0">
-    <w:nsid w:val="316A7BF2"/>
+  <w:abstractNum w:abstractNumId="24" w15:restartNumberingAfterBreak="0">
+    <w:nsid w:val="7748492C"/>
     <w:multiLevelType w:val="multilevel"/>
-    <w:tmpl w:val="8B049E88"/>
+    <w:tmpl w:val="2FCABCB2"/>
     <w:lvl w:ilvl="0">
       <w:start w:val="1"/>
       <w:numFmt w:val="bullet"/>
@@ -34831,10 +36219,10 @@
       </w:rPr>
     </w:lvl>
   </w:abstractNum>
-  <w:abstractNum w:abstractNumId="17" w15:restartNumberingAfterBreak="0">
-    <w:nsid w:val="338D5C97"/>
+  <w:abstractNum w:abstractNumId="25" w15:restartNumberingAfterBreak="0">
+    <w:nsid w:val="79A339D9"/>
     <w:multiLevelType w:val="multilevel"/>
-    <w:tmpl w:val="A664F2B2"/>
+    <w:tmpl w:val="2FCABCB2"/>
     <w:lvl w:ilvl="0">
       <w:start w:val="1"/>
       <w:numFmt w:val="bullet"/>
@@ -34980,3110 +36368,17 @@
       </w:rPr>
     </w:lvl>
   </w:abstractNum>
-  <w:abstractNum w:abstractNumId="18" w15:restartNumberingAfterBreak="0">
-    <w:nsid w:val="34D04CC2"/>
-    <w:multiLevelType w:val="multilevel"/>
-    <w:tmpl w:val="2FCABCB2"/>
-    <w:lvl w:ilvl="0">
-      <w:start w:val="1"/>
-      <w:numFmt w:val="bullet"/>
-      <w:lvlText w:val=""/>
-      <w:lvlJc w:val="left"/>
-      <w:pPr>
-        <w:tabs>
-          <w:tab w:val="num" w:pos="720"/>
-        </w:tabs>
-        <w:ind w:left="720" w:hanging="360"/>
-      </w:pPr>
-      <w:rPr>
-        <w:rFonts w:ascii="Symbol" w:hAnsi="Symbol" w:hint="default"/>
-        <w:sz w:val="20"/>
-      </w:rPr>
-    </w:lvl>
-    <w:lvl w:ilvl="1">
-      <w:start w:val="1"/>
-      <w:numFmt w:val="bullet"/>
-      <w:lvlText w:val="o"/>
-      <w:lvlJc w:val="left"/>
-      <w:pPr>
-        <w:tabs>
-          <w:tab w:val="num" w:pos="1440"/>
-        </w:tabs>
-        <w:ind w:left="1440" w:hanging="360"/>
-      </w:pPr>
-      <w:rPr>
-        <w:rFonts w:ascii="Courier New" w:hAnsi="Courier New" w:hint="default"/>
-        <w:sz w:val="20"/>
-      </w:rPr>
-    </w:lvl>
-    <w:lvl w:ilvl="2" w:tentative="1">
-      <w:start w:val="1"/>
-      <w:numFmt w:val="bullet"/>
-      <w:lvlText w:val=""/>
-      <w:lvlJc w:val="left"/>
-      <w:pPr>
-        <w:tabs>
-          <w:tab w:val="num" w:pos="2160"/>
-        </w:tabs>
-        <w:ind w:left="2160" w:hanging="360"/>
-      </w:pPr>
-      <w:rPr>
-        <w:rFonts w:ascii="Wingdings" w:hAnsi="Wingdings" w:hint="default"/>
-        <w:sz w:val="20"/>
-      </w:rPr>
-    </w:lvl>
-    <w:lvl w:ilvl="3" w:tentative="1">
-      <w:start w:val="1"/>
-      <w:numFmt w:val="bullet"/>
-      <w:lvlText w:val=""/>
-      <w:lvlJc w:val="left"/>
-      <w:pPr>
-        <w:tabs>
-          <w:tab w:val="num" w:pos="2880"/>
-        </w:tabs>
-        <w:ind w:left="2880" w:hanging="360"/>
-      </w:pPr>
-      <w:rPr>
-        <w:rFonts w:ascii="Wingdings" w:hAnsi="Wingdings" w:hint="default"/>
-        <w:sz w:val="20"/>
-      </w:rPr>
-    </w:lvl>
-    <w:lvl w:ilvl="4" w:tentative="1">
-      <w:start w:val="1"/>
-      <w:numFmt w:val="bullet"/>
-      <w:lvlText w:val=""/>
-      <w:lvlJc w:val="left"/>
-      <w:pPr>
-        <w:tabs>
-          <w:tab w:val="num" w:pos="3600"/>
-        </w:tabs>
-        <w:ind w:left="3600" w:hanging="360"/>
-      </w:pPr>
-      <w:rPr>
-        <w:rFonts w:ascii="Wingdings" w:hAnsi="Wingdings" w:hint="default"/>
-        <w:sz w:val="20"/>
-      </w:rPr>
-    </w:lvl>
-    <w:lvl w:ilvl="5" w:tentative="1">
-      <w:start w:val="1"/>
-      <w:numFmt w:val="bullet"/>
-      <w:lvlText w:val=""/>
-      <w:lvlJc w:val="left"/>
-      <w:pPr>
-        <w:tabs>
-          <w:tab w:val="num" w:pos="4320"/>
-        </w:tabs>
-        <w:ind w:left="4320" w:hanging="360"/>
-      </w:pPr>
-      <w:rPr>
-        <w:rFonts w:ascii="Wingdings" w:hAnsi="Wingdings" w:hint="default"/>
-        <w:sz w:val="20"/>
-      </w:rPr>
-    </w:lvl>
-    <w:lvl w:ilvl="6" w:tentative="1">
-      <w:start w:val="1"/>
-      <w:numFmt w:val="bullet"/>
-      <w:lvlText w:val=""/>
-      <w:lvlJc w:val="left"/>
-      <w:pPr>
-        <w:tabs>
-          <w:tab w:val="num" w:pos="5040"/>
-        </w:tabs>
-        <w:ind w:left="5040" w:hanging="360"/>
-      </w:pPr>
-      <w:rPr>
-        <w:rFonts w:ascii="Wingdings" w:hAnsi="Wingdings" w:hint="default"/>
-        <w:sz w:val="20"/>
-      </w:rPr>
-    </w:lvl>
-    <w:lvl w:ilvl="7" w:tentative="1">
-      <w:start w:val="1"/>
-      <w:numFmt w:val="bullet"/>
-      <w:lvlText w:val=""/>
-      <w:lvlJc w:val="left"/>
-      <w:pPr>
-        <w:tabs>
-          <w:tab w:val="num" w:pos="5760"/>
-        </w:tabs>
-        <w:ind w:left="5760" w:hanging="360"/>
-      </w:pPr>
-      <w:rPr>
-        <w:rFonts w:ascii="Wingdings" w:hAnsi="Wingdings" w:hint="default"/>
-        <w:sz w:val="20"/>
-      </w:rPr>
-    </w:lvl>
-    <w:lvl w:ilvl="8" w:tentative="1">
-      <w:start w:val="1"/>
-      <w:numFmt w:val="bullet"/>
-      <w:lvlText w:val=""/>
-      <w:lvlJc w:val="left"/>
-      <w:pPr>
-        <w:tabs>
-          <w:tab w:val="num" w:pos="6480"/>
-        </w:tabs>
-        <w:ind w:left="6480" w:hanging="360"/>
-      </w:pPr>
-      <w:rPr>
-        <w:rFonts w:ascii="Wingdings" w:hAnsi="Wingdings" w:hint="default"/>
-        <w:sz w:val="20"/>
-      </w:rPr>
-    </w:lvl>
-  </w:abstractNum>
-  <w:abstractNum w:abstractNumId="19" w15:restartNumberingAfterBreak="0">
-    <w:nsid w:val="34FF4B6A"/>
-    <w:multiLevelType w:val="multilevel"/>
-    <w:tmpl w:val="C054019A"/>
-    <w:lvl w:ilvl="0">
-      <w:start w:val="1"/>
-      <w:numFmt w:val="bullet"/>
-      <w:lvlText w:val=""/>
-      <w:lvlJc w:val="left"/>
-      <w:pPr>
-        <w:tabs>
-          <w:tab w:val="num" w:pos="720"/>
-        </w:tabs>
-        <w:ind w:left="720" w:hanging="360"/>
-      </w:pPr>
-      <w:rPr>
-        <w:rFonts w:ascii="Symbol" w:hAnsi="Symbol" w:hint="default"/>
-        <w:sz w:val="20"/>
-      </w:rPr>
-    </w:lvl>
-    <w:lvl w:ilvl="1" w:tentative="1">
-      <w:start w:val="1"/>
-      <w:numFmt w:val="bullet"/>
-      <w:lvlText w:val="o"/>
-      <w:lvlJc w:val="left"/>
-      <w:pPr>
-        <w:tabs>
-          <w:tab w:val="num" w:pos="1440"/>
-        </w:tabs>
-        <w:ind w:left="1440" w:hanging="360"/>
-      </w:pPr>
-      <w:rPr>
-        <w:rFonts w:ascii="Courier New" w:hAnsi="Courier New" w:hint="default"/>
-        <w:sz w:val="20"/>
-      </w:rPr>
-    </w:lvl>
-    <w:lvl w:ilvl="2" w:tentative="1">
-      <w:start w:val="1"/>
-      <w:numFmt w:val="bullet"/>
-      <w:lvlText w:val=""/>
-      <w:lvlJc w:val="left"/>
-      <w:pPr>
-        <w:tabs>
-          <w:tab w:val="num" w:pos="2160"/>
-        </w:tabs>
-        <w:ind w:left="2160" w:hanging="360"/>
-      </w:pPr>
-      <w:rPr>
-        <w:rFonts w:ascii="Wingdings" w:hAnsi="Wingdings" w:hint="default"/>
-        <w:sz w:val="20"/>
-      </w:rPr>
-    </w:lvl>
-    <w:lvl w:ilvl="3" w:tentative="1">
-      <w:start w:val="1"/>
-      <w:numFmt w:val="bullet"/>
-      <w:lvlText w:val=""/>
-      <w:lvlJc w:val="left"/>
-      <w:pPr>
-        <w:tabs>
-          <w:tab w:val="num" w:pos="2880"/>
-        </w:tabs>
-        <w:ind w:left="2880" w:hanging="360"/>
-      </w:pPr>
-      <w:rPr>
-        <w:rFonts w:ascii="Wingdings" w:hAnsi="Wingdings" w:hint="default"/>
-        <w:sz w:val="20"/>
-      </w:rPr>
-    </w:lvl>
-    <w:lvl w:ilvl="4" w:tentative="1">
-      <w:start w:val="1"/>
-      <w:numFmt w:val="bullet"/>
-      <w:lvlText w:val=""/>
-      <w:lvlJc w:val="left"/>
-      <w:pPr>
-        <w:tabs>
-          <w:tab w:val="num" w:pos="3600"/>
-        </w:tabs>
-        <w:ind w:left="3600" w:hanging="360"/>
-      </w:pPr>
-      <w:rPr>
-        <w:rFonts w:ascii="Wingdings" w:hAnsi="Wingdings" w:hint="default"/>
-        <w:sz w:val="20"/>
-      </w:rPr>
-    </w:lvl>
-    <w:lvl w:ilvl="5" w:tentative="1">
-      <w:start w:val="1"/>
-      <w:numFmt w:val="bullet"/>
-      <w:lvlText w:val=""/>
-      <w:lvlJc w:val="left"/>
-      <w:pPr>
-        <w:tabs>
-          <w:tab w:val="num" w:pos="4320"/>
-        </w:tabs>
-        <w:ind w:left="4320" w:hanging="360"/>
-      </w:pPr>
-      <w:rPr>
-        <w:rFonts w:ascii="Wingdings" w:hAnsi="Wingdings" w:hint="default"/>
-        <w:sz w:val="20"/>
-      </w:rPr>
-    </w:lvl>
-    <w:lvl w:ilvl="6" w:tentative="1">
-      <w:start w:val="1"/>
-      <w:numFmt w:val="bullet"/>
-      <w:lvlText w:val=""/>
-      <w:lvlJc w:val="left"/>
-      <w:pPr>
-        <w:tabs>
-          <w:tab w:val="num" w:pos="5040"/>
-        </w:tabs>
-        <w:ind w:left="5040" w:hanging="360"/>
-      </w:pPr>
-      <w:rPr>
-        <w:rFonts w:ascii="Wingdings" w:hAnsi="Wingdings" w:hint="default"/>
-        <w:sz w:val="20"/>
-      </w:rPr>
-    </w:lvl>
-    <w:lvl w:ilvl="7" w:tentative="1">
-      <w:start w:val="1"/>
-      <w:numFmt w:val="bullet"/>
-      <w:lvlText w:val=""/>
-      <w:lvlJc w:val="left"/>
-      <w:pPr>
-        <w:tabs>
-          <w:tab w:val="num" w:pos="5760"/>
-        </w:tabs>
-        <w:ind w:left="5760" w:hanging="360"/>
-      </w:pPr>
-      <w:rPr>
-        <w:rFonts w:ascii="Wingdings" w:hAnsi="Wingdings" w:hint="default"/>
-        <w:sz w:val="20"/>
-      </w:rPr>
-    </w:lvl>
-    <w:lvl w:ilvl="8" w:tentative="1">
-      <w:start w:val="1"/>
-      <w:numFmt w:val="bullet"/>
-      <w:lvlText w:val=""/>
-      <w:lvlJc w:val="left"/>
-      <w:pPr>
-        <w:tabs>
-          <w:tab w:val="num" w:pos="6480"/>
-        </w:tabs>
-        <w:ind w:left="6480" w:hanging="360"/>
-      </w:pPr>
-      <w:rPr>
-        <w:rFonts w:ascii="Wingdings" w:hAnsi="Wingdings" w:hint="default"/>
-        <w:sz w:val="20"/>
-      </w:rPr>
-    </w:lvl>
-  </w:abstractNum>
-  <w:abstractNum w:abstractNumId="20" w15:restartNumberingAfterBreak="0">
-    <w:nsid w:val="39C27B65"/>
-    <w:multiLevelType w:val="multilevel"/>
-    <w:tmpl w:val="54F2263E"/>
-    <w:lvl w:ilvl="0">
-      <w:start w:val="1"/>
-      <w:numFmt w:val="bullet"/>
-      <w:lvlText w:val=""/>
-      <w:lvlJc w:val="left"/>
-      <w:pPr>
-        <w:tabs>
-          <w:tab w:val="num" w:pos="720"/>
-        </w:tabs>
-        <w:ind w:left="720" w:hanging="360"/>
-      </w:pPr>
-      <w:rPr>
-        <w:rFonts w:ascii="Symbol" w:hAnsi="Symbol" w:hint="default"/>
-        <w:sz w:val="20"/>
-      </w:rPr>
-    </w:lvl>
-    <w:lvl w:ilvl="1" w:tentative="1">
-      <w:start w:val="1"/>
-      <w:numFmt w:val="bullet"/>
-      <w:lvlText w:val="o"/>
-      <w:lvlJc w:val="left"/>
-      <w:pPr>
-        <w:tabs>
-          <w:tab w:val="num" w:pos="1440"/>
-        </w:tabs>
-        <w:ind w:left="1440" w:hanging="360"/>
-      </w:pPr>
-      <w:rPr>
-        <w:rFonts w:ascii="Courier New" w:hAnsi="Courier New" w:hint="default"/>
-        <w:sz w:val="20"/>
-      </w:rPr>
-    </w:lvl>
-    <w:lvl w:ilvl="2" w:tentative="1">
-      <w:start w:val="1"/>
-      <w:numFmt w:val="bullet"/>
-      <w:lvlText w:val=""/>
-      <w:lvlJc w:val="left"/>
-      <w:pPr>
-        <w:tabs>
-          <w:tab w:val="num" w:pos="2160"/>
-        </w:tabs>
-        <w:ind w:left="2160" w:hanging="360"/>
-      </w:pPr>
-      <w:rPr>
-        <w:rFonts w:ascii="Wingdings" w:hAnsi="Wingdings" w:hint="default"/>
-        <w:sz w:val="20"/>
-      </w:rPr>
-    </w:lvl>
-    <w:lvl w:ilvl="3" w:tentative="1">
-      <w:start w:val="1"/>
-      <w:numFmt w:val="bullet"/>
-      <w:lvlText w:val=""/>
-      <w:lvlJc w:val="left"/>
-      <w:pPr>
-        <w:tabs>
-          <w:tab w:val="num" w:pos="2880"/>
-        </w:tabs>
-        <w:ind w:left="2880" w:hanging="360"/>
-      </w:pPr>
-      <w:rPr>
-        <w:rFonts w:ascii="Wingdings" w:hAnsi="Wingdings" w:hint="default"/>
-        <w:sz w:val="20"/>
-      </w:rPr>
-    </w:lvl>
-    <w:lvl w:ilvl="4" w:tentative="1">
-      <w:start w:val="1"/>
-      <w:numFmt w:val="bullet"/>
-      <w:lvlText w:val=""/>
-      <w:lvlJc w:val="left"/>
-      <w:pPr>
-        <w:tabs>
-          <w:tab w:val="num" w:pos="3600"/>
-        </w:tabs>
-        <w:ind w:left="3600" w:hanging="360"/>
-      </w:pPr>
-      <w:rPr>
-        <w:rFonts w:ascii="Wingdings" w:hAnsi="Wingdings" w:hint="default"/>
-        <w:sz w:val="20"/>
-      </w:rPr>
-    </w:lvl>
-    <w:lvl w:ilvl="5" w:tentative="1">
-      <w:start w:val="1"/>
-      <w:numFmt w:val="bullet"/>
-      <w:lvlText w:val=""/>
-      <w:lvlJc w:val="left"/>
-      <w:pPr>
-        <w:tabs>
-          <w:tab w:val="num" w:pos="4320"/>
-        </w:tabs>
-        <w:ind w:left="4320" w:hanging="360"/>
-      </w:pPr>
-      <w:rPr>
-        <w:rFonts w:ascii="Wingdings" w:hAnsi="Wingdings" w:hint="default"/>
-        <w:sz w:val="20"/>
-      </w:rPr>
-    </w:lvl>
-    <w:lvl w:ilvl="6" w:tentative="1">
-      <w:start w:val="1"/>
-      <w:numFmt w:val="bullet"/>
-      <w:lvlText w:val=""/>
-      <w:lvlJc w:val="left"/>
-      <w:pPr>
-        <w:tabs>
-          <w:tab w:val="num" w:pos="5040"/>
-        </w:tabs>
-        <w:ind w:left="5040" w:hanging="360"/>
-      </w:pPr>
-      <w:rPr>
-        <w:rFonts w:ascii="Wingdings" w:hAnsi="Wingdings" w:hint="default"/>
-        <w:sz w:val="20"/>
-      </w:rPr>
-    </w:lvl>
-    <w:lvl w:ilvl="7" w:tentative="1">
-      <w:start w:val="1"/>
-      <w:numFmt w:val="bullet"/>
-      <w:lvlText w:val=""/>
-      <w:lvlJc w:val="left"/>
-      <w:pPr>
-        <w:tabs>
-          <w:tab w:val="num" w:pos="5760"/>
-        </w:tabs>
-        <w:ind w:left="5760" w:hanging="360"/>
-      </w:pPr>
-      <w:rPr>
-        <w:rFonts w:ascii="Wingdings" w:hAnsi="Wingdings" w:hint="default"/>
-        <w:sz w:val="20"/>
-      </w:rPr>
-    </w:lvl>
-    <w:lvl w:ilvl="8" w:tentative="1">
-      <w:start w:val="1"/>
-      <w:numFmt w:val="bullet"/>
-      <w:lvlText w:val=""/>
-      <w:lvlJc w:val="left"/>
-      <w:pPr>
-        <w:tabs>
-          <w:tab w:val="num" w:pos="6480"/>
-        </w:tabs>
-        <w:ind w:left="6480" w:hanging="360"/>
-      </w:pPr>
-      <w:rPr>
-        <w:rFonts w:ascii="Wingdings" w:hAnsi="Wingdings" w:hint="default"/>
-        <w:sz w:val="20"/>
-      </w:rPr>
-    </w:lvl>
-  </w:abstractNum>
-  <w:abstractNum w:abstractNumId="21" w15:restartNumberingAfterBreak="0">
-    <w:nsid w:val="3A064039"/>
-    <w:multiLevelType w:val="multilevel"/>
-    <w:tmpl w:val="174290AE"/>
-    <w:lvl w:ilvl="0">
-      <w:start w:val="1"/>
-      <w:numFmt w:val="bullet"/>
-      <w:lvlText w:val=""/>
-      <w:lvlJc w:val="left"/>
-      <w:pPr>
-        <w:tabs>
-          <w:tab w:val="num" w:pos="720"/>
-        </w:tabs>
-        <w:ind w:left="720" w:hanging="360"/>
-      </w:pPr>
-      <w:rPr>
-        <w:rFonts w:ascii="Symbol" w:hAnsi="Symbol" w:hint="default"/>
-        <w:sz w:val="20"/>
-      </w:rPr>
-    </w:lvl>
-    <w:lvl w:ilvl="1" w:tentative="1">
-      <w:start w:val="1"/>
-      <w:numFmt w:val="bullet"/>
-      <w:lvlText w:val="o"/>
-      <w:lvlJc w:val="left"/>
-      <w:pPr>
-        <w:tabs>
-          <w:tab w:val="num" w:pos="1440"/>
-        </w:tabs>
-        <w:ind w:left="1440" w:hanging="360"/>
-      </w:pPr>
-      <w:rPr>
-        <w:rFonts w:ascii="Courier New" w:hAnsi="Courier New" w:hint="default"/>
-        <w:sz w:val="20"/>
-      </w:rPr>
-    </w:lvl>
-    <w:lvl w:ilvl="2" w:tentative="1">
-      <w:start w:val="1"/>
-      <w:numFmt w:val="bullet"/>
-      <w:lvlText w:val=""/>
-      <w:lvlJc w:val="left"/>
-      <w:pPr>
-        <w:tabs>
-          <w:tab w:val="num" w:pos="2160"/>
-        </w:tabs>
-        <w:ind w:left="2160" w:hanging="360"/>
-      </w:pPr>
-      <w:rPr>
-        <w:rFonts w:ascii="Wingdings" w:hAnsi="Wingdings" w:hint="default"/>
-        <w:sz w:val="20"/>
-      </w:rPr>
-    </w:lvl>
-    <w:lvl w:ilvl="3" w:tentative="1">
-      <w:start w:val="1"/>
-      <w:numFmt w:val="bullet"/>
-      <w:lvlText w:val=""/>
-      <w:lvlJc w:val="left"/>
-      <w:pPr>
-        <w:tabs>
-          <w:tab w:val="num" w:pos="2880"/>
-        </w:tabs>
-        <w:ind w:left="2880" w:hanging="360"/>
-      </w:pPr>
-      <w:rPr>
-        <w:rFonts w:ascii="Wingdings" w:hAnsi="Wingdings" w:hint="default"/>
-        <w:sz w:val="20"/>
-      </w:rPr>
-    </w:lvl>
-    <w:lvl w:ilvl="4" w:tentative="1">
-      <w:start w:val="1"/>
-      <w:numFmt w:val="bullet"/>
-      <w:lvlText w:val=""/>
-      <w:lvlJc w:val="left"/>
-      <w:pPr>
-        <w:tabs>
-          <w:tab w:val="num" w:pos="3600"/>
-        </w:tabs>
-        <w:ind w:left="3600" w:hanging="360"/>
-      </w:pPr>
-      <w:rPr>
-        <w:rFonts w:ascii="Wingdings" w:hAnsi="Wingdings" w:hint="default"/>
-        <w:sz w:val="20"/>
-      </w:rPr>
-    </w:lvl>
-    <w:lvl w:ilvl="5" w:tentative="1">
-      <w:start w:val="1"/>
-      <w:numFmt w:val="bullet"/>
-      <w:lvlText w:val=""/>
-      <w:lvlJc w:val="left"/>
-      <w:pPr>
-        <w:tabs>
-          <w:tab w:val="num" w:pos="4320"/>
-        </w:tabs>
-        <w:ind w:left="4320" w:hanging="360"/>
-      </w:pPr>
-      <w:rPr>
-        <w:rFonts w:ascii="Wingdings" w:hAnsi="Wingdings" w:hint="default"/>
-        <w:sz w:val="20"/>
-      </w:rPr>
-    </w:lvl>
-    <w:lvl w:ilvl="6" w:tentative="1">
-      <w:start w:val="1"/>
-      <w:numFmt w:val="bullet"/>
-      <w:lvlText w:val=""/>
-      <w:lvlJc w:val="left"/>
-      <w:pPr>
-        <w:tabs>
-          <w:tab w:val="num" w:pos="5040"/>
-        </w:tabs>
-        <w:ind w:left="5040" w:hanging="360"/>
-      </w:pPr>
-      <w:rPr>
-        <w:rFonts w:ascii="Wingdings" w:hAnsi="Wingdings" w:hint="default"/>
-        <w:sz w:val="20"/>
-      </w:rPr>
-    </w:lvl>
-    <w:lvl w:ilvl="7" w:tentative="1">
-      <w:start w:val="1"/>
-      <w:numFmt w:val="bullet"/>
-      <w:lvlText w:val=""/>
-      <w:lvlJc w:val="left"/>
-      <w:pPr>
-        <w:tabs>
-          <w:tab w:val="num" w:pos="5760"/>
-        </w:tabs>
-        <w:ind w:left="5760" w:hanging="360"/>
-      </w:pPr>
-      <w:rPr>
-        <w:rFonts w:ascii="Wingdings" w:hAnsi="Wingdings" w:hint="default"/>
-        <w:sz w:val="20"/>
-      </w:rPr>
-    </w:lvl>
-    <w:lvl w:ilvl="8" w:tentative="1">
-      <w:start w:val="1"/>
-      <w:numFmt w:val="bullet"/>
-      <w:lvlText w:val=""/>
-      <w:lvlJc w:val="left"/>
-      <w:pPr>
-        <w:tabs>
-          <w:tab w:val="num" w:pos="6480"/>
-        </w:tabs>
-        <w:ind w:left="6480" w:hanging="360"/>
-      </w:pPr>
-      <w:rPr>
-        <w:rFonts w:ascii="Wingdings" w:hAnsi="Wingdings" w:hint="default"/>
-        <w:sz w:val="20"/>
-      </w:rPr>
-    </w:lvl>
-  </w:abstractNum>
-  <w:abstractNum w:abstractNumId="22" w15:restartNumberingAfterBreak="0">
-    <w:nsid w:val="3A2D063B"/>
-    <w:multiLevelType w:val="multilevel"/>
-    <w:tmpl w:val="6B7867C0"/>
-    <w:lvl w:ilvl="0">
-      <w:start w:val="1"/>
-      <w:numFmt w:val="bullet"/>
-      <w:lvlText w:val=""/>
-      <w:lvlJc w:val="left"/>
-      <w:pPr>
-        <w:tabs>
-          <w:tab w:val="num" w:pos="720"/>
-        </w:tabs>
-        <w:ind w:left="720" w:hanging="360"/>
-      </w:pPr>
-      <w:rPr>
-        <w:rFonts w:ascii="Symbol" w:hAnsi="Symbol" w:hint="default"/>
-        <w:sz w:val="20"/>
-      </w:rPr>
-    </w:lvl>
-    <w:lvl w:ilvl="1" w:tentative="1">
-      <w:start w:val="1"/>
-      <w:numFmt w:val="bullet"/>
-      <w:lvlText w:val="o"/>
-      <w:lvlJc w:val="left"/>
-      <w:pPr>
-        <w:tabs>
-          <w:tab w:val="num" w:pos="1440"/>
-        </w:tabs>
-        <w:ind w:left="1440" w:hanging="360"/>
-      </w:pPr>
-      <w:rPr>
-        <w:rFonts w:ascii="Courier New" w:hAnsi="Courier New" w:hint="default"/>
-        <w:sz w:val="20"/>
-      </w:rPr>
-    </w:lvl>
-    <w:lvl w:ilvl="2" w:tentative="1">
-      <w:start w:val="1"/>
-      <w:numFmt w:val="bullet"/>
-      <w:lvlText w:val=""/>
-      <w:lvlJc w:val="left"/>
-      <w:pPr>
-        <w:tabs>
-          <w:tab w:val="num" w:pos="2160"/>
-        </w:tabs>
-        <w:ind w:left="2160" w:hanging="360"/>
-      </w:pPr>
-      <w:rPr>
-        <w:rFonts w:ascii="Wingdings" w:hAnsi="Wingdings" w:hint="default"/>
-        <w:sz w:val="20"/>
-      </w:rPr>
-    </w:lvl>
-    <w:lvl w:ilvl="3" w:tentative="1">
-      <w:start w:val="1"/>
-      <w:numFmt w:val="bullet"/>
-      <w:lvlText w:val=""/>
-      <w:lvlJc w:val="left"/>
-      <w:pPr>
-        <w:tabs>
-          <w:tab w:val="num" w:pos="2880"/>
-        </w:tabs>
-        <w:ind w:left="2880" w:hanging="360"/>
-      </w:pPr>
-      <w:rPr>
-        <w:rFonts w:ascii="Wingdings" w:hAnsi="Wingdings" w:hint="default"/>
-        <w:sz w:val="20"/>
-      </w:rPr>
-    </w:lvl>
-    <w:lvl w:ilvl="4" w:tentative="1">
-      <w:start w:val="1"/>
-      <w:numFmt w:val="bullet"/>
-      <w:lvlText w:val=""/>
-      <w:lvlJc w:val="left"/>
-      <w:pPr>
-        <w:tabs>
-          <w:tab w:val="num" w:pos="3600"/>
-        </w:tabs>
-        <w:ind w:left="3600" w:hanging="360"/>
-      </w:pPr>
-      <w:rPr>
-        <w:rFonts w:ascii="Wingdings" w:hAnsi="Wingdings" w:hint="default"/>
-        <w:sz w:val="20"/>
-      </w:rPr>
-    </w:lvl>
-    <w:lvl w:ilvl="5" w:tentative="1">
-      <w:start w:val="1"/>
-      <w:numFmt w:val="bullet"/>
-      <w:lvlText w:val=""/>
-      <w:lvlJc w:val="left"/>
-      <w:pPr>
-        <w:tabs>
-          <w:tab w:val="num" w:pos="4320"/>
-        </w:tabs>
-        <w:ind w:left="4320" w:hanging="360"/>
-      </w:pPr>
-      <w:rPr>
-        <w:rFonts w:ascii="Wingdings" w:hAnsi="Wingdings" w:hint="default"/>
-        <w:sz w:val="20"/>
-      </w:rPr>
-    </w:lvl>
-    <w:lvl w:ilvl="6" w:tentative="1">
-      <w:start w:val="1"/>
-      <w:numFmt w:val="bullet"/>
-      <w:lvlText w:val=""/>
-      <w:lvlJc w:val="left"/>
-      <w:pPr>
-        <w:tabs>
-          <w:tab w:val="num" w:pos="5040"/>
-        </w:tabs>
-        <w:ind w:left="5040" w:hanging="360"/>
-      </w:pPr>
-      <w:rPr>
-        <w:rFonts w:ascii="Wingdings" w:hAnsi="Wingdings" w:hint="default"/>
-        <w:sz w:val="20"/>
-      </w:rPr>
-    </w:lvl>
-    <w:lvl w:ilvl="7" w:tentative="1">
-      <w:start w:val="1"/>
-      <w:numFmt w:val="bullet"/>
-      <w:lvlText w:val=""/>
-      <w:lvlJc w:val="left"/>
-      <w:pPr>
-        <w:tabs>
-          <w:tab w:val="num" w:pos="5760"/>
-        </w:tabs>
-        <w:ind w:left="5760" w:hanging="360"/>
-      </w:pPr>
-      <w:rPr>
-        <w:rFonts w:ascii="Wingdings" w:hAnsi="Wingdings" w:hint="default"/>
-        <w:sz w:val="20"/>
-      </w:rPr>
-    </w:lvl>
-    <w:lvl w:ilvl="8" w:tentative="1">
-      <w:start w:val="1"/>
-      <w:numFmt w:val="bullet"/>
-      <w:lvlText w:val=""/>
-      <w:lvlJc w:val="left"/>
-      <w:pPr>
-        <w:tabs>
-          <w:tab w:val="num" w:pos="6480"/>
-        </w:tabs>
-        <w:ind w:left="6480" w:hanging="360"/>
-      </w:pPr>
-      <w:rPr>
-        <w:rFonts w:ascii="Wingdings" w:hAnsi="Wingdings" w:hint="default"/>
-        <w:sz w:val="20"/>
-      </w:rPr>
-    </w:lvl>
-  </w:abstractNum>
-  <w:abstractNum w:abstractNumId="23" w15:restartNumberingAfterBreak="0">
-    <w:nsid w:val="3B735B73"/>
-    <w:multiLevelType w:val="multilevel"/>
-    <w:tmpl w:val="4992D5B6"/>
-    <w:lvl w:ilvl="0">
-      <w:start w:val="1"/>
-      <w:numFmt w:val="bullet"/>
-      <w:lvlText w:val=""/>
-      <w:lvlJc w:val="left"/>
-      <w:pPr>
-        <w:tabs>
-          <w:tab w:val="num" w:pos="720"/>
-        </w:tabs>
-        <w:ind w:left="720" w:hanging="360"/>
-      </w:pPr>
-      <w:rPr>
-        <w:rFonts w:ascii="Symbol" w:hAnsi="Symbol" w:hint="default"/>
-        <w:sz w:val="20"/>
-      </w:rPr>
-    </w:lvl>
-    <w:lvl w:ilvl="1">
-      <w:start w:val="1"/>
-      <w:numFmt w:val="bullet"/>
-      <w:lvlText w:val=""/>
-      <w:lvlJc w:val="left"/>
-      <w:pPr>
-        <w:ind w:left="1440" w:hanging="360"/>
-      </w:pPr>
-      <w:rPr>
-        <w:rFonts w:ascii="Symbol" w:hAnsi="Symbol" w:hint="default"/>
-      </w:rPr>
-    </w:lvl>
-    <w:lvl w:ilvl="2" w:tentative="1">
-      <w:start w:val="1"/>
-      <w:numFmt w:val="bullet"/>
-      <w:lvlText w:val=""/>
-      <w:lvlJc w:val="left"/>
-      <w:pPr>
-        <w:tabs>
-          <w:tab w:val="num" w:pos="2160"/>
-        </w:tabs>
-        <w:ind w:left="2160" w:hanging="360"/>
-      </w:pPr>
-      <w:rPr>
-        <w:rFonts w:ascii="Wingdings" w:hAnsi="Wingdings" w:hint="default"/>
-        <w:sz w:val="20"/>
-      </w:rPr>
-    </w:lvl>
-    <w:lvl w:ilvl="3" w:tentative="1">
-      <w:start w:val="1"/>
-      <w:numFmt w:val="bullet"/>
-      <w:lvlText w:val=""/>
-      <w:lvlJc w:val="left"/>
-      <w:pPr>
-        <w:tabs>
-          <w:tab w:val="num" w:pos="2880"/>
-        </w:tabs>
-        <w:ind w:left="2880" w:hanging="360"/>
-      </w:pPr>
-      <w:rPr>
-        <w:rFonts w:ascii="Wingdings" w:hAnsi="Wingdings" w:hint="default"/>
-        <w:sz w:val="20"/>
-      </w:rPr>
-    </w:lvl>
-    <w:lvl w:ilvl="4" w:tentative="1">
-      <w:start w:val="1"/>
-      <w:numFmt w:val="bullet"/>
-      <w:lvlText w:val=""/>
-      <w:lvlJc w:val="left"/>
-      <w:pPr>
-        <w:tabs>
-          <w:tab w:val="num" w:pos="3600"/>
-        </w:tabs>
-        <w:ind w:left="3600" w:hanging="360"/>
-      </w:pPr>
-      <w:rPr>
-        <w:rFonts w:ascii="Wingdings" w:hAnsi="Wingdings" w:hint="default"/>
-        <w:sz w:val="20"/>
-      </w:rPr>
-    </w:lvl>
-    <w:lvl w:ilvl="5" w:tentative="1">
-      <w:start w:val="1"/>
-      <w:numFmt w:val="bullet"/>
-      <w:lvlText w:val=""/>
-      <w:lvlJc w:val="left"/>
-      <w:pPr>
-        <w:tabs>
-          <w:tab w:val="num" w:pos="4320"/>
-        </w:tabs>
-        <w:ind w:left="4320" w:hanging="360"/>
-      </w:pPr>
-      <w:rPr>
-        <w:rFonts w:ascii="Wingdings" w:hAnsi="Wingdings" w:hint="default"/>
-        <w:sz w:val="20"/>
-      </w:rPr>
-    </w:lvl>
-    <w:lvl w:ilvl="6" w:tentative="1">
-      <w:start w:val="1"/>
-      <w:numFmt w:val="bullet"/>
-      <w:lvlText w:val=""/>
-      <w:lvlJc w:val="left"/>
-      <w:pPr>
-        <w:tabs>
-          <w:tab w:val="num" w:pos="5040"/>
-        </w:tabs>
-        <w:ind w:left="5040" w:hanging="360"/>
-      </w:pPr>
-      <w:rPr>
-        <w:rFonts w:ascii="Wingdings" w:hAnsi="Wingdings" w:hint="default"/>
-        <w:sz w:val="20"/>
-      </w:rPr>
-    </w:lvl>
-    <w:lvl w:ilvl="7" w:tentative="1">
-      <w:start w:val="1"/>
-      <w:numFmt w:val="bullet"/>
-      <w:lvlText w:val=""/>
-      <w:lvlJc w:val="left"/>
-      <w:pPr>
-        <w:tabs>
-          <w:tab w:val="num" w:pos="5760"/>
-        </w:tabs>
-        <w:ind w:left="5760" w:hanging="360"/>
-      </w:pPr>
-      <w:rPr>
-        <w:rFonts w:ascii="Wingdings" w:hAnsi="Wingdings" w:hint="default"/>
-        <w:sz w:val="20"/>
-      </w:rPr>
-    </w:lvl>
-    <w:lvl w:ilvl="8" w:tentative="1">
-      <w:start w:val="1"/>
-      <w:numFmt w:val="bullet"/>
-      <w:lvlText w:val=""/>
-      <w:lvlJc w:val="left"/>
-      <w:pPr>
-        <w:tabs>
-          <w:tab w:val="num" w:pos="6480"/>
-        </w:tabs>
-        <w:ind w:left="6480" w:hanging="360"/>
-      </w:pPr>
-      <w:rPr>
-        <w:rFonts w:ascii="Wingdings" w:hAnsi="Wingdings" w:hint="default"/>
-        <w:sz w:val="20"/>
-      </w:rPr>
-    </w:lvl>
-  </w:abstractNum>
-  <w:abstractNum w:abstractNumId="24" w15:restartNumberingAfterBreak="0">
-    <w:nsid w:val="3C431F61"/>
-    <w:multiLevelType w:val="multilevel"/>
-    <w:tmpl w:val="E1A65336"/>
-    <w:lvl w:ilvl="0">
-      <w:start w:val="1"/>
-      <w:numFmt w:val="bullet"/>
-      <w:lvlText w:val=""/>
-      <w:lvlJc w:val="left"/>
-      <w:pPr>
-        <w:tabs>
-          <w:tab w:val="num" w:pos="720"/>
-        </w:tabs>
-        <w:ind w:left="720" w:hanging="360"/>
-      </w:pPr>
-      <w:rPr>
-        <w:rFonts w:ascii="Symbol" w:hAnsi="Symbol" w:hint="default"/>
-        <w:sz w:val="20"/>
-      </w:rPr>
-    </w:lvl>
-    <w:lvl w:ilvl="1" w:tentative="1">
-      <w:start w:val="1"/>
-      <w:numFmt w:val="bullet"/>
-      <w:lvlText w:val="o"/>
-      <w:lvlJc w:val="left"/>
-      <w:pPr>
-        <w:tabs>
-          <w:tab w:val="num" w:pos="1440"/>
-        </w:tabs>
-        <w:ind w:left="1440" w:hanging="360"/>
-      </w:pPr>
-      <w:rPr>
-        <w:rFonts w:ascii="Courier New" w:hAnsi="Courier New" w:hint="default"/>
-        <w:sz w:val="20"/>
-      </w:rPr>
-    </w:lvl>
-    <w:lvl w:ilvl="2" w:tentative="1">
-      <w:start w:val="1"/>
-      <w:numFmt w:val="bullet"/>
-      <w:lvlText w:val=""/>
-      <w:lvlJc w:val="left"/>
-      <w:pPr>
-        <w:tabs>
-          <w:tab w:val="num" w:pos="2160"/>
-        </w:tabs>
-        <w:ind w:left="2160" w:hanging="360"/>
-      </w:pPr>
-      <w:rPr>
-        <w:rFonts w:ascii="Wingdings" w:hAnsi="Wingdings" w:hint="default"/>
-        <w:sz w:val="20"/>
-      </w:rPr>
-    </w:lvl>
-    <w:lvl w:ilvl="3" w:tentative="1">
-      <w:start w:val="1"/>
-      <w:numFmt w:val="bullet"/>
-      <w:lvlText w:val=""/>
-      <w:lvlJc w:val="left"/>
-      <w:pPr>
-        <w:tabs>
-          <w:tab w:val="num" w:pos="2880"/>
-        </w:tabs>
-        <w:ind w:left="2880" w:hanging="360"/>
-      </w:pPr>
-      <w:rPr>
-        <w:rFonts w:ascii="Wingdings" w:hAnsi="Wingdings" w:hint="default"/>
-        <w:sz w:val="20"/>
-      </w:rPr>
-    </w:lvl>
-    <w:lvl w:ilvl="4" w:tentative="1">
-      <w:start w:val="1"/>
-      <w:numFmt w:val="bullet"/>
-      <w:lvlText w:val=""/>
-      <w:lvlJc w:val="left"/>
-      <w:pPr>
-        <w:tabs>
-          <w:tab w:val="num" w:pos="3600"/>
-        </w:tabs>
-        <w:ind w:left="3600" w:hanging="360"/>
-      </w:pPr>
-      <w:rPr>
-        <w:rFonts w:ascii="Wingdings" w:hAnsi="Wingdings" w:hint="default"/>
-        <w:sz w:val="20"/>
-      </w:rPr>
-    </w:lvl>
-    <w:lvl w:ilvl="5" w:tentative="1">
-      <w:start w:val="1"/>
-      <w:numFmt w:val="bullet"/>
-      <w:lvlText w:val=""/>
-      <w:lvlJc w:val="left"/>
-      <w:pPr>
-        <w:tabs>
-          <w:tab w:val="num" w:pos="4320"/>
-        </w:tabs>
-        <w:ind w:left="4320" w:hanging="360"/>
-      </w:pPr>
-      <w:rPr>
-        <w:rFonts w:ascii="Wingdings" w:hAnsi="Wingdings" w:hint="default"/>
-        <w:sz w:val="20"/>
-      </w:rPr>
-    </w:lvl>
-    <w:lvl w:ilvl="6" w:tentative="1">
-      <w:start w:val="1"/>
-      <w:numFmt w:val="bullet"/>
-      <w:lvlText w:val=""/>
-      <w:lvlJc w:val="left"/>
-      <w:pPr>
-        <w:tabs>
-          <w:tab w:val="num" w:pos="5040"/>
-        </w:tabs>
-        <w:ind w:left="5040" w:hanging="360"/>
-      </w:pPr>
-      <w:rPr>
-        <w:rFonts w:ascii="Wingdings" w:hAnsi="Wingdings" w:hint="default"/>
-        <w:sz w:val="20"/>
-      </w:rPr>
-    </w:lvl>
-    <w:lvl w:ilvl="7" w:tentative="1">
-      <w:start w:val="1"/>
-      <w:numFmt w:val="bullet"/>
-      <w:lvlText w:val=""/>
-      <w:lvlJc w:val="left"/>
-      <w:pPr>
-        <w:tabs>
-          <w:tab w:val="num" w:pos="5760"/>
-        </w:tabs>
-        <w:ind w:left="5760" w:hanging="360"/>
-      </w:pPr>
-      <w:rPr>
-        <w:rFonts w:ascii="Wingdings" w:hAnsi="Wingdings" w:hint="default"/>
-        <w:sz w:val="20"/>
-      </w:rPr>
-    </w:lvl>
-    <w:lvl w:ilvl="8" w:tentative="1">
-      <w:start w:val="1"/>
-      <w:numFmt w:val="bullet"/>
-      <w:lvlText w:val=""/>
-      <w:lvlJc w:val="left"/>
-      <w:pPr>
-        <w:tabs>
-          <w:tab w:val="num" w:pos="6480"/>
-        </w:tabs>
-        <w:ind w:left="6480" w:hanging="360"/>
-      </w:pPr>
-      <w:rPr>
-        <w:rFonts w:ascii="Wingdings" w:hAnsi="Wingdings" w:hint="default"/>
-        <w:sz w:val="20"/>
-      </w:rPr>
-    </w:lvl>
-  </w:abstractNum>
-  <w:abstractNum w:abstractNumId="25" w15:restartNumberingAfterBreak="0">
-    <w:nsid w:val="3CDB6902"/>
-    <w:multiLevelType w:val="multilevel"/>
-    <w:tmpl w:val="9FBC7CA6"/>
-    <w:lvl w:ilvl="0">
-      <w:start w:val="1"/>
-      <w:numFmt w:val="bullet"/>
-      <w:lvlText w:val=""/>
-      <w:lvlJc w:val="left"/>
-      <w:pPr>
-        <w:tabs>
-          <w:tab w:val="num" w:pos="720"/>
-        </w:tabs>
-        <w:ind w:left="720" w:hanging="360"/>
-      </w:pPr>
-      <w:rPr>
-        <w:rFonts w:ascii="Symbol" w:hAnsi="Symbol" w:hint="default"/>
-        <w:sz w:val="20"/>
-      </w:rPr>
-    </w:lvl>
-    <w:lvl w:ilvl="1" w:tentative="1">
-      <w:start w:val="1"/>
-      <w:numFmt w:val="bullet"/>
-      <w:lvlText w:val="o"/>
-      <w:lvlJc w:val="left"/>
-      <w:pPr>
-        <w:tabs>
-          <w:tab w:val="num" w:pos="1440"/>
-        </w:tabs>
-        <w:ind w:left="1440" w:hanging="360"/>
-      </w:pPr>
-      <w:rPr>
-        <w:rFonts w:ascii="Courier New" w:hAnsi="Courier New" w:hint="default"/>
-        <w:sz w:val="20"/>
-      </w:rPr>
-    </w:lvl>
-    <w:lvl w:ilvl="2" w:tentative="1">
-      <w:start w:val="1"/>
-      <w:numFmt w:val="bullet"/>
-      <w:lvlText w:val=""/>
-      <w:lvlJc w:val="left"/>
-      <w:pPr>
-        <w:tabs>
-          <w:tab w:val="num" w:pos="2160"/>
-        </w:tabs>
-        <w:ind w:left="2160" w:hanging="360"/>
-      </w:pPr>
-      <w:rPr>
-        <w:rFonts w:ascii="Wingdings" w:hAnsi="Wingdings" w:hint="default"/>
-        <w:sz w:val="20"/>
-      </w:rPr>
-    </w:lvl>
-    <w:lvl w:ilvl="3" w:tentative="1">
-      <w:start w:val="1"/>
-      <w:numFmt w:val="bullet"/>
-      <w:lvlText w:val=""/>
-      <w:lvlJc w:val="left"/>
-      <w:pPr>
-        <w:tabs>
-          <w:tab w:val="num" w:pos="2880"/>
-        </w:tabs>
-        <w:ind w:left="2880" w:hanging="360"/>
-      </w:pPr>
-      <w:rPr>
-        <w:rFonts w:ascii="Wingdings" w:hAnsi="Wingdings" w:hint="default"/>
-        <w:sz w:val="20"/>
-      </w:rPr>
-    </w:lvl>
-    <w:lvl w:ilvl="4" w:tentative="1">
-      <w:start w:val="1"/>
-      <w:numFmt w:val="bullet"/>
-      <w:lvlText w:val=""/>
-      <w:lvlJc w:val="left"/>
-      <w:pPr>
-        <w:tabs>
-          <w:tab w:val="num" w:pos="3600"/>
-        </w:tabs>
-        <w:ind w:left="3600" w:hanging="360"/>
-      </w:pPr>
-      <w:rPr>
-        <w:rFonts w:ascii="Wingdings" w:hAnsi="Wingdings" w:hint="default"/>
-        <w:sz w:val="20"/>
-      </w:rPr>
-    </w:lvl>
-    <w:lvl w:ilvl="5" w:tentative="1">
-      <w:start w:val="1"/>
-      <w:numFmt w:val="bullet"/>
-      <w:lvlText w:val=""/>
-      <w:lvlJc w:val="left"/>
-      <w:pPr>
-        <w:tabs>
-          <w:tab w:val="num" w:pos="4320"/>
-        </w:tabs>
-        <w:ind w:left="4320" w:hanging="360"/>
-      </w:pPr>
-      <w:rPr>
-        <w:rFonts w:ascii="Wingdings" w:hAnsi="Wingdings" w:hint="default"/>
-        <w:sz w:val="20"/>
-      </w:rPr>
-    </w:lvl>
-    <w:lvl w:ilvl="6" w:tentative="1">
-      <w:start w:val="1"/>
-      <w:numFmt w:val="bullet"/>
-      <w:lvlText w:val=""/>
-      <w:lvlJc w:val="left"/>
-      <w:pPr>
-        <w:tabs>
-          <w:tab w:val="num" w:pos="5040"/>
-        </w:tabs>
-        <w:ind w:left="5040" w:hanging="360"/>
-      </w:pPr>
-      <w:rPr>
-        <w:rFonts w:ascii="Wingdings" w:hAnsi="Wingdings" w:hint="default"/>
-        <w:sz w:val="20"/>
-      </w:rPr>
-    </w:lvl>
-    <w:lvl w:ilvl="7" w:tentative="1">
-      <w:start w:val="1"/>
-      <w:numFmt w:val="bullet"/>
-      <w:lvlText w:val=""/>
-      <w:lvlJc w:val="left"/>
-      <w:pPr>
-        <w:tabs>
-          <w:tab w:val="num" w:pos="5760"/>
-        </w:tabs>
-        <w:ind w:left="5760" w:hanging="360"/>
-      </w:pPr>
-      <w:rPr>
-        <w:rFonts w:ascii="Wingdings" w:hAnsi="Wingdings" w:hint="default"/>
-        <w:sz w:val="20"/>
-      </w:rPr>
-    </w:lvl>
-    <w:lvl w:ilvl="8" w:tentative="1">
-      <w:start w:val="1"/>
-      <w:numFmt w:val="bullet"/>
-      <w:lvlText w:val=""/>
-      <w:lvlJc w:val="left"/>
-      <w:pPr>
-        <w:tabs>
-          <w:tab w:val="num" w:pos="6480"/>
-        </w:tabs>
-        <w:ind w:left="6480" w:hanging="360"/>
-      </w:pPr>
-      <w:rPr>
-        <w:rFonts w:ascii="Wingdings" w:hAnsi="Wingdings" w:hint="default"/>
-        <w:sz w:val="20"/>
-      </w:rPr>
-    </w:lvl>
-  </w:abstractNum>
   <w:abstractNum w:abstractNumId="26" w15:restartNumberingAfterBreak="0">
-    <w:nsid w:val="3D9A02B8"/>
-    <w:multiLevelType w:val="multilevel"/>
-    <w:tmpl w:val="2FCABCB2"/>
-    <w:lvl w:ilvl="0">
-      <w:start w:val="1"/>
-      <w:numFmt w:val="bullet"/>
-      <w:lvlText w:val=""/>
-      <w:lvlJc w:val="left"/>
-      <w:pPr>
-        <w:tabs>
-          <w:tab w:val="num" w:pos="720"/>
-        </w:tabs>
-        <w:ind w:left="720" w:hanging="360"/>
-      </w:pPr>
-      <w:rPr>
-        <w:rFonts w:ascii="Symbol" w:hAnsi="Symbol" w:hint="default"/>
-        <w:sz w:val="20"/>
-      </w:rPr>
-    </w:lvl>
-    <w:lvl w:ilvl="1" w:tentative="1">
-      <w:start w:val="1"/>
-      <w:numFmt w:val="bullet"/>
-      <w:lvlText w:val="o"/>
-      <w:lvlJc w:val="left"/>
-      <w:pPr>
-        <w:tabs>
-          <w:tab w:val="num" w:pos="1440"/>
-        </w:tabs>
-        <w:ind w:left="1440" w:hanging="360"/>
-      </w:pPr>
-      <w:rPr>
-        <w:rFonts w:ascii="Courier New" w:hAnsi="Courier New" w:hint="default"/>
-        <w:sz w:val="20"/>
-      </w:rPr>
-    </w:lvl>
-    <w:lvl w:ilvl="2" w:tentative="1">
-      <w:start w:val="1"/>
-      <w:numFmt w:val="bullet"/>
-      <w:lvlText w:val=""/>
-      <w:lvlJc w:val="left"/>
-      <w:pPr>
-        <w:tabs>
-          <w:tab w:val="num" w:pos="2160"/>
-        </w:tabs>
-        <w:ind w:left="2160" w:hanging="360"/>
-      </w:pPr>
-      <w:rPr>
-        <w:rFonts w:ascii="Wingdings" w:hAnsi="Wingdings" w:hint="default"/>
-        <w:sz w:val="20"/>
-      </w:rPr>
-    </w:lvl>
-    <w:lvl w:ilvl="3" w:tentative="1">
-      <w:start w:val="1"/>
-      <w:numFmt w:val="bullet"/>
-      <w:lvlText w:val=""/>
-      <w:lvlJc w:val="left"/>
-      <w:pPr>
-        <w:tabs>
-          <w:tab w:val="num" w:pos="2880"/>
-        </w:tabs>
-        <w:ind w:left="2880" w:hanging="360"/>
-      </w:pPr>
-      <w:rPr>
-        <w:rFonts w:ascii="Wingdings" w:hAnsi="Wingdings" w:hint="default"/>
-        <w:sz w:val="20"/>
-      </w:rPr>
-    </w:lvl>
-    <w:lvl w:ilvl="4" w:tentative="1">
-      <w:start w:val="1"/>
-      <w:numFmt w:val="bullet"/>
-      <w:lvlText w:val=""/>
-      <w:lvlJc w:val="left"/>
-      <w:pPr>
-        <w:tabs>
-          <w:tab w:val="num" w:pos="3600"/>
-        </w:tabs>
-        <w:ind w:left="3600" w:hanging="360"/>
-      </w:pPr>
-      <w:rPr>
-        <w:rFonts w:ascii="Wingdings" w:hAnsi="Wingdings" w:hint="default"/>
-        <w:sz w:val="20"/>
-      </w:rPr>
-    </w:lvl>
-    <w:lvl w:ilvl="5" w:tentative="1">
-      <w:start w:val="1"/>
-      <w:numFmt w:val="bullet"/>
-      <w:lvlText w:val=""/>
-      <w:lvlJc w:val="left"/>
-      <w:pPr>
-        <w:tabs>
-          <w:tab w:val="num" w:pos="4320"/>
-        </w:tabs>
-        <w:ind w:left="4320" w:hanging="360"/>
-      </w:pPr>
-      <w:rPr>
-        <w:rFonts w:ascii="Wingdings" w:hAnsi="Wingdings" w:hint="default"/>
-        <w:sz w:val="20"/>
-      </w:rPr>
-    </w:lvl>
-    <w:lvl w:ilvl="6" w:tentative="1">
-      <w:start w:val="1"/>
-      <w:numFmt w:val="bullet"/>
-      <w:lvlText w:val=""/>
-      <w:lvlJc w:val="left"/>
-      <w:pPr>
-        <w:tabs>
-          <w:tab w:val="num" w:pos="5040"/>
-        </w:tabs>
-        <w:ind w:left="5040" w:hanging="360"/>
-      </w:pPr>
-      <w:rPr>
-        <w:rFonts w:ascii="Wingdings" w:hAnsi="Wingdings" w:hint="default"/>
-        <w:sz w:val="20"/>
-      </w:rPr>
-    </w:lvl>
-    <w:lvl w:ilvl="7" w:tentative="1">
-      <w:start w:val="1"/>
-      <w:numFmt w:val="bullet"/>
-      <w:lvlText w:val=""/>
-      <w:lvlJc w:val="left"/>
-      <w:pPr>
-        <w:tabs>
-          <w:tab w:val="num" w:pos="5760"/>
-        </w:tabs>
-        <w:ind w:left="5760" w:hanging="360"/>
-      </w:pPr>
-      <w:rPr>
-        <w:rFonts w:ascii="Wingdings" w:hAnsi="Wingdings" w:hint="default"/>
-        <w:sz w:val="20"/>
-      </w:rPr>
-    </w:lvl>
-    <w:lvl w:ilvl="8" w:tentative="1">
-      <w:start w:val="1"/>
-      <w:numFmt w:val="bullet"/>
-      <w:lvlText w:val=""/>
-      <w:lvlJc w:val="left"/>
-      <w:pPr>
-        <w:tabs>
-          <w:tab w:val="num" w:pos="6480"/>
-        </w:tabs>
-        <w:ind w:left="6480" w:hanging="360"/>
-      </w:pPr>
-      <w:rPr>
-        <w:rFonts w:ascii="Wingdings" w:hAnsi="Wingdings" w:hint="default"/>
-        <w:sz w:val="20"/>
-      </w:rPr>
-    </w:lvl>
-  </w:abstractNum>
-  <w:abstractNum w:abstractNumId="27" w15:restartNumberingAfterBreak="0">
-    <w:nsid w:val="40FB13D6"/>
-    <w:multiLevelType w:val="multilevel"/>
-    <w:tmpl w:val="4490BDF0"/>
-    <w:lvl w:ilvl="0">
-      <w:start w:val="1"/>
-      <w:numFmt w:val="bullet"/>
-      <w:lvlText w:val=""/>
-      <w:lvlJc w:val="left"/>
-      <w:pPr>
-        <w:tabs>
-          <w:tab w:val="num" w:pos="720"/>
-        </w:tabs>
-        <w:ind w:left="720" w:hanging="360"/>
-      </w:pPr>
-      <w:rPr>
-        <w:rFonts w:ascii="Symbol" w:hAnsi="Symbol" w:hint="default"/>
-        <w:sz w:val="20"/>
-      </w:rPr>
-    </w:lvl>
-    <w:lvl w:ilvl="1" w:tentative="1">
-      <w:start w:val="1"/>
-      <w:numFmt w:val="bullet"/>
-      <w:lvlText w:val="o"/>
-      <w:lvlJc w:val="left"/>
-      <w:pPr>
-        <w:tabs>
-          <w:tab w:val="num" w:pos="1440"/>
-        </w:tabs>
-        <w:ind w:left="1440" w:hanging="360"/>
-      </w:pPr>
-      <w:rPr>
-        <w:rFonts w:ascii="Courier New" w:hAnsi="Courier New" w:hint="default"/>
-        <w:sz w:val="20"/>
-      </w:rPr>
-    </w:lvl>
-    <w:lvl w:ilvl="2" w:tentative="1">
-      <w:start w:val="1"/>
-      <w:numFmt w:val="bullet"/>
-      <w:lvlText w:val=""/>
-      <w:lvlJc w:val="left"/>
-      <w:pPr>
-        <w:tabs>
-          <w:tab w:val="num" w:pos="2160"/>
-        </w:tabs>
-        <w:ind w:left="2160" w:hanging="360"/>
-      </w:pPr>
-      <w:rPr>
-        <w:rFonts w:ascii="Wingdings" w:hAnsi="Wingdings" w:hint="default"/>
-        <w:sz w:val="20"/>
-      </w:rPr>
-    </w:lvl>
-    <w:lvl w:ilvl="3" w:tentative="1">
-      <w:start w:val="1"/>
-      <w:numFmt w:val="bullet"/>
-      <w:lvlText w:val=""/>
-      <w:lvlJc w:val="left"/>
-      <w:pPr>
-        <w:tabs>
-          <w:tab w:val="num" w:pos="2880"/>
-        </w:tabs>
-        <w:ind w:left="2880" w:hanging="360"/>
-      </w:pPr>
-      <w:rPr>
-        <w:rFonts w:ascii="Wingdings" w:hAnsi="Wingdings" w:hint="default"/>
-        <w:sz w:val="20"/>
-      </w:rPr>
-    </w:lvl>
-    <w:lvl w:ilvl="4" w:tentative="1">
-      <w:start w:val="1"/>
-      <w:numFmt w:val="bullet"/>
-      <w:lvlText w:val=""/>
-      <w:lvlJc w:val="left"/>
-      <w:pPr>
-        <w:tabs>
-          <w:tab w:val="num" w:pos="3600"/>
-        </w:tabs>
-        <w:ind w:left="3600" w:hanging="360"/>
-      </w:pPr>
-      <w:rPr>
-        <w:rFonts w:ascii="Wingdings" w:hAnsi="Wingdings" w:hint="default"/>
-        <w:sz w:val="20"/>
-      </w:rPr>
-    </w:lvl>
-    <w:lvl w:ilvl="5" w:tentative="1">
-      <w:start w:val="1"/>
-      <w:numFmt w:val="bullet"/>
-      <w:lvlText w:val=""/>
-      <w:lvlJc w:val="left"/>
-      <w:pPr>
-        <w:tabs>
-          <w:tab w:val="num" w:pos="4320"/>
-        </w:tabs>
-        <w:ind w:left="4320" w:hanging="360"/>
-      </w:pPr>
-      <w:rPr>
-        <w:rFonts w:ascii="Wingdings" w:hAnsi="Wingdings" w:hint="default"/>
-        <w:sz w:val="20"/>
-      </w:rPr>
-    </w:lvl>
-    <w:lvl w:ilvl="6" w:tentative="1">
-      <w:start w:val="1"/>
-      <w:numFmt w:val="bullet"/>
-      <w:lvlText w:val=""/>
-      <w:lvlJc w:val="left"/>
-      <w:pPr>
-        <w:tabs>
-          <w:tab w:val="num" w:pos="5040"/>
-        </w:tabs>
-        <w:ind w:left="5040" w:hanging="360"/>
-      </w:pPr>
-      <w:rPr>
-        <w:rFonts w:ascii="Wingdings" w:hAnsi="Wingdings" w:hint="default"/>
-        <w:sz w:val="20"/>
-      </w:rPr>
-    </w:lvl>
-    <w:lvl w:ilvl="7" w:tentative="1">
-      <w:start w:val="1"/>
-      <w:numFmt w:val="bullet"/>
-      <w:lvlText w:val=""/>
-      <w:lvlJc w:val="left"/>
-      <w:pPr>
-        <w:tabs>
-          <w:tab w:val="num" w:pos="5760"/>
-        </w:tabs>
-        <w:ind w:left="5760" w:hanging="360"/>
-      </w:pPr>
-      <w:rPr>
-        <w:rFonts w:ascii="Wingdings" w:hAnsi="Wingdings" w:hint="default"/>
-        <w:sz w:val="20"/>
-      </w:rPr>
-    </w:lvl>
-    <w:lvl w:ilvl="8" w:tentative="1">
-      <w:start w:val="1"/>
-      <w:numFmt w:val="bullet"/>
-      <w:lvlText w:val=""/>
-      <w:lvlJc w:val="left"/>
-      <w:pPr>
-        <w:tabs>
-          <w:tab w:val="num" w:pos="6480"/>
-        </w:tabs>
-        <w:ind w:left="6480" w:hanging="360"/>
-      </w:pPr>
-      <w:rPr>
-        <w:rFonts w:ascii="Wingdings" w:hAnsi="Wingdings" w:hint="default"/>
-        <w:sz w:val="20"/>
-      </w:rPr>
-    </w:lvl>
-  </w:abstractNum>
-  <w:abstractNum w:abstractNumId="28" w15:restartNumberingAfterBreak="0">
-    <w:nsid w:val="411A39C0"/>
-    <w:multiLevelType w:val="multilevel"/>
-    <w:tmpl w:val="8CFAC626"/>
-    <w:lvl w:ilvl="0">
-      <w:start w:val="1"/>
-      <w:numFmt w:val="decimal"/>
-      <w:lvlText w:val="%1."/>
-      <w:lvlJc w:val="left"/>
-      <w:pPr>
-        <w:tabs>
-          <w:tab w:val="num" w:pos="720"/>
-        </w:tabs>
-        <w:ind w:left="720" w:hanging="360"/>
-      </w:pPr>
-    </w:lvl>
-    <w:lvl w:ilvl="1">
-      <w:start w:val="1"/>
-      <w:numFmt w:val="bullet"/>
-      <w:lvlText w:val="o"/>
-      <w:lvlJc w:val="left"/>
-      <w:pPr>
-        <w:tabs>
-          <w:tab w:val="num" w:pos="1440"/>
-        </w:tabs>
-        <w:ind w:left="1440" w:hanging="360"/>
-      </w:pPr>
-      <w:rPr>
-        <w:rFonts w:ascii="Courier New" w:hAnsi="Courier New" w:hint="default"/>
-        <w:sz w:val="20"/>
-      </w:rPr>
-    </w:lvl>
-    <w:lvl w:ilvl="2" w:tentative="1">
-      <w:start w:val="1"/>
-      <w:numFmt w:val="decimal"/>
-      <w:lvlText w:val="%3."/>
-      <w:lvlJc w:val="left"/>
-      <w:pPr>
-        <w:tabs>
-          <w:tab w:val="num" w:pos="2160"/>
-        </w:tabs>
-        <w:ind w:left="2160" w:hanging="360"/>
-      </w:pPr>
-    </w:lvl>
-    <w:lvl w:ilvl="3" w:tentative="1">
-      <w:start w:val="1"/>
-      <w:numFmt w:val="decimal"/>
-      <w:lvlText w:val="%4."/>
-      <w:lvlJc w:val="left"/>
-      <w:pPr>
-        <w:tabs>
-          <w:tab w:val="num" w:pos="2880"/>
-        </w:tabs>
-        <w:ind w:left="2880" w:hanging="360"/>
-      </w:pPr>
-    </w:lvl>
-    <w:lvl w:ilvl="4" w:tentative="1">
-      <w:start w:val="1"/>
-      <w:numFmt w:val="decimal"/>
-      <w:lvlText w:val="%5."/>
-      <w:lvlJc w:val="left"/>
-      <w:pPr>
-        <w:tabs>
-          <w:tab w:val="num" w:pos="3600"/>
-        </w:tabs>
-        <w:ind w:left="3600" w:hanging="360"/>
-      </w:pPr>
-    </w:lvl>
-    <w:lvl w:ilvl="5" w:tentative="1">
-      <w:start w:val="1"/>
-      <w:numFmt w:val="decimal"/>
-      <w:lvlText w:val="%6."/>
-      <w:lvlJc w:val="left"/>
-      <w:pPr>
-        <w:tabs>
-          <w:tab w:val="num" w:pos="4320"/>
-        </w:tabs>
-        <w:ind w:left="4320" w:hanging="360"/>
-      </w:pPr>
-    </w:lvl>
-    <w:lvl w:ilvl="6" w:tentative="1">
-      <w:start w:val="1"/>
-      <w:numFmt w:val="decimal"/>
-      <w:lvlText w:val="%7."/>
-      <w:lvlJc w:val="left"/>
-      <w:pPr>
-        <w:tabs>
-          <w:tab w:val="num" w:pos="5040"/>
-        </w:tabs>
-        <w:ind w:left="5040" w:hanging="360"/>
-      </w:pPr>
-    </w:lvl>
-    <w:lvl w:ilvl="7" w:tentative="1">
-      <w:start w:val="1"/>
-      <w:numFmt w:val="decimal"/>
-      <w:lvlText w:val="%8."/>
-      <w:lvlJc w:val="left"/>
-      <w:pPr>
-        <w:tabs>
-          <w:tab w:val="num" w:pos="5760"/>
-        </w:tabs>
-        <w:ind w:left="5760" w:hanging="360"/>
-      </w:pPr>
-    </w:lvl>
-    <w:lvl w:ilvl="8" w:tentative="1">
-      <w:start w:val="1"/>
-      <w:numFmt w:val="decimal"/>
-      <w:lvlText w:val="%9."/>
-      <w:lvlJc w:val="left"/>
-      <w:pPr>
-        <w:tabs>
-          <w:tab w:val="num" w:pos="6480"/>
-        </w:tabs>
-        <w:ind w:left="6480" w:hanging="360"/>
-      </w:pPr>
-    </w:lvl>
-  </w:abstractNum>
-  <w:abstractNum w:abstractNumId="29" w15:restartNumberingAfterBreak="0">
-    <w:nsid w:val="4274254C"/>
-    <w:multiLevelType w:val="multilevel"/>
-    <w:tmpl w:val="2FCABCB2"/>
-    <w:lvl w:ilvl="0">
-      <w:start w:val="1"/>
-      <w:numFmt w:val="bullet"/>
-      <w:lvlText w:val=""/>
-      <w:lvlJc w:val="left"/>
-      <w:pPr>
-        <w:tabs>
-          <w:tab w:val="num" w:pos="720"/>
-        </w:tabs>
-        <w:ind w:left="720" w:hanging="360"/>
-      </w:pPr>
-      <w:rPr>
-        <w:rFonts w:ascii="Symbol" w:hAnsi="Symbol" w:hint="default"/>
-        <w:sz w:val="20"/>
-      </w:rPr>
-    </w:lvl>
-    <w:lvl w:ilvl="1" w:tentative="1">
-      <w:start w:val="1"/>
-      <w:numFmt w:val="bullet"/>
-      <w:lvlText w:val="o"/>
-      <w:lvlJc w:val="left"/>
-      <w:pPr>
-        <w:tabs>
-          <w:tab w:val="num" w:pos="1440"/>
-        </w:tabs>
-        <w:ind w:left="1440" w:hanging="360"/>
-      </w:pPr>
-      <w:rPr>
-        <w:rFonts w:ascii="Courier New" w:hAnsi="Courier New" w:hint="default"/>
-        <w:sz w:val="20"/>
-      </w:rPr>
-    </w:lvl>
-    <w:lvl w:ilvl="2" w:tentative="1">
-      <w:start w:val="1"/>
-      <w:numFmt w:val="bullet"/>
-      <w:lvlText w:val=""/>
-      <w:lvlJc w:val="left"/>
-      <w:pPr>
-        <w:tabs>
-          <w:tab w:val="num" w:pos="2160"/>
-        </w:tabs>
-        <w:ind w:left="2160" w:hanging="360"/>
-      </w:pPr>
-      <w:rPr>
-        <w:rFonts w:ascii="Wingdings" w:hAnsi="Wingdings" w:hint="default"/>
-        <w:sz w:val="20"/>
-      </w:rPr>
-    </w:lvl>
-    <w:lvl w:ilvl="3" w:tentative="1">
-      <w:start w:val="1"/>
-      <w:numFmt w:val="bullet"/>
-      <w:lvlText w:val=""/>
-      <w:lvlJc w:val="left"/>
-      <w:pPr>
-        <w:tabs>
-          <w:tab w:val="num" w:pos="2880"/>
-        </w:tabs>
-        <w:ind w:left="2880" w:hanging="360"/>
-      </w:pPr>
-      <w:rPr>
-        <w:rFonts w:ascii="Wingdings" w:hAnsi="Wingdings" w:hint="default"/>
-        <w:sz w:val="20"/>
-      </w:rPr>
-    </w:lvl>
-    <w:lvl w:ilvl="4" w:tentative="1">
-      <w:start w:val="1"/>
-      <w:numFmt w:val="bullet"/>
-      <w:lvlText w:val=""/>
-      <w:lvlJc w:val="left"/>
-      <w:pPr>
-        <w:tabs>
-          <w:tab w:val="num" w:pos="3600"/>
-        </w:tabs>
-        <w:ind w:left="3600" w:hanging="360"/>
-      </w:pPr>
-      <w:rPr>
-        <w:rFonts w:ascii="Wingdings" w:hAnsi="Wingdings" w:hint="default"/>
-        <w:sz w:val="20"/>
-      </w:rPr>
-    </w:lvl>
-    <w:lvl w:ilvl="5" w:tentative="1">
-      <w:start w:val="1"/>
-      <w:numFmt w:val="bullet"/>
-      <w:lvlText w:val=""/>
-      <w:lvlJc w:val="left"/>
-      <w:pPr>
-        <w:tabs>
-          <w:tab w:val="num" w:pos="4320"/>
-        </w:tabs>
-        <w:ind w:left="4320" w:hanging="360"/>
-      </w:pPr>
-      <w:rPr>
-        <w:rFonts w:ascii="Wingdings" w:hAnsi="Wingdings" w:hint="default"/>
-        <w:sz w:val="20"/>
-      </w:rPr>
-    </w:lvl>
-    <w:lvl w:ilvl="6" w:tentative="1">
-      <w:start w:val="1"/>
-      <w:numFmt w:val="bullet"/>
-      <w:lvlText w:val=""/>
-      <w:lvlJc w:val="left"/>
-      <w:pPr>
-        <w:tabs>
-          <w:tab w:val="num" w:pos="5040"/>
-        </w:tabs>
-        <w:ind w:left="5040" w:hanging="360"/>
-      </w:pPr>
-      <w:rPr>
-        <w:rFonts w:ascii="Wingdings" w:hAnsi="Wingdings" w:hint="default"/>
-        <w:sz w:val="20"/>
-      </w:rPr>
-    </w:lvl>
-    <w:lvl w:ilvl="7" w:tentative="1">
-      <w:start w:val="1"/>
-      <w:numFmt w:val="bullet"/>
-      <w:lvlText w:val=""/>
-      <w:lvlJc w:val="left"/>
-      <w:pPr>
-        <w:tabs>
-          <w:tab w:val="num" w:pos="5760"/>
-        </w:tabs>
-        <w:ind w:left="5760" w:hanging="360"/>
-      </w:pPr>
-      <w:rPr>
-        <w:rFonts w:ascii="Wingdings" w:hAnsi="Wingdings" w:hint="default"/>
-        <w:sz w:val="20"/>
-      </w:rPr>
-    </w:lvl>
-    <w:lvl w:ilvl="8" w:tentative="1">
-      <w:start w:val="1"/>
-      <w:numFmt w:val="bullet"/>
-      <w:lvlText w:val=""/>
-      <w:lvlJc w:val="left"/>
-      <w:pPr>
-        <w:tabs>
-          <w:tab w:val="num" w:pos="6480"/>
-        </w:tabs>
-        <w:ind w:left="6480" w:hanging="360"/>
-      </w:pPr>
-      <w:rPr>
-        <w:rFonts w:ascii="Wingdings" w:hAnsi="Wingdings" w:hint="default"/>
-        <w:sz w:val="20"/>
-      </w:rPr>
-    </w:lvl>
-  </w:abstractNum>
-  <w:abstractNum w:abstractNumId="30" w15:restartNumberingAfterBreak="0">
-    <w:nsid w:val="45435C20"/>
-    <w:multiLevelType w:val="multilevel"/>
-    <w:tmpl w:val="2766FC6E"/>
-    <w:lvl w:ilvl="0">
-      <w:start w:val="1"/>
-      <w:numFmt w:val="bullet"/>
-      <w:lvlText w:val=""/>
-      <w:lvlJc w:val="left"/>
-      <w:pPr>
-        <w:tabs>
-          <w:tab w:val="num" w:pos="720"/>
-        </w:tabs>
-        <w:ind w:left="720" w:hanging="360"/>
-      </w:pPr>
-      <w:rPr>
-        <w:rFonts w:ascii="Symbol" w:hAnsi="Symbol" w:hint="default"/>
-        <w:sz w:val="20"/>
-      </w:rPr>
-    </w:lvl>
-    <w:lvl w:ilvl="1" w:tentative="1">
-      <w:start w:val="1"/>
-      <w:numFmt w:val="bullet"/>
-      <w:lvlText w:val="o"/>
-      <w:lvlJc w:val="left"/>
-      <w:pPr>
-        <w:tabs>
-          <w:tab w:val="num" w:pos="1440"/>
-        </w:tabs>
-        <w:ind w:left="1440" w:hanging="360"/>
-      </w:pPr>
-      <w:rPr>
-        <w:rFonts w:ascii="Courier New" w:hAnsi="Courier New" w:hint="default"/>
-        <w:sz w:val="20"/>
-      </w:rPr>
-    </w:lvl>
-    <w:lvl w:ilvl="2" w:tentative="1">
-      <w:start w:val="1"/>
-      <w:numFmt w:val="bullet"/>
-      <w:lvlText w:val=""/>
-      <w:lvlJc w:val="left"/>
-      <w:pPr>
-        <w:tabs>
-          <w:tab w:val="num" w:pos="2160"/>
-        </w:tabs>
-        <w:ind w:left="2160" w:hanging="360"/>
-      </w:pPr>
-      <w:rPr>
-        <w:rFonts w:ascii="Wingdings" w:hAnsi="Wingdings" w:hint="default"/>
-        <w:sz w:val="20"/>
-      </w:rPr>
-    </w:lvl>
-    <w:lvl w:ilvl="3" w:tentative="1">
-      <w:start w:val="1"/>
-      <w:numFmt w:val="bullet"/>
-      <w:lvlText w:val=""/>
-      <w:lvlJc w:val="left"/>
-      <w:pPr>
-        <w:tabs>
-          <w:tab w:val="num" w:pos="2880"/>
-        </w:tabs>
-        <w:ind w:left="2880" w:hanging="360"/>
-      </w:pPr>
-      <w:rPr>
-        <w:rFonts w:ascii="Wingdings" w:hAnsi="Wingdings" w:hint="default"/>
-        <w:sz w:val="20"/>
-      </w:rPr>
-    </w:lvl>
-    <w:lvl w:ilvl="4" w:tentative="1">
-      <w:start w:val="1"/>
-      <w:numFmt w:val="bullet"/>
-      <w:lvlText w:val=""/>
-      <w:lvlJc w:val="left"/>
-      <w:pPr>
-        <w:tabs>
-          <w:tab w:val="num" w:pos="3600"/>
-        </w:tabs>
-        <w:ind w:left="3600" w:hanging="360"/>
-      </w:pPr>
-      <w:rPr>
-        <w:rFonts w:ascii="Wingdings" w:hAnsi="Wingdings" w:hint="default"/>
-        <w:sz w:val="20"/>
-      </w:rPr>
-    </w:lvl>
-    <w:lvl w:ilvl="5" w:tentative="1">
-      <w:start w:val="1"/>
-      <w:numFmt w:val="bullet"/>
-      <w:lvlText w:val=""/>
-      <w:lvlJc w:val="left"/>
-      <w:pPr>
-        <w:tabs>
-          <w:tab w:val="num" w:pos="4320"/>
-        </w:tabs>
-        <w:ind w:left="4320" w:hanging="360"/>
-      </w:pPr>
-      <w:rPr>
-        <w:rFonts w:ascii="Wingdings" w:hAnsi="Wingdings" w:hint="default"/>
-        <w:sz w:val="20"/>
-      </w:rPr>
-    </w:lvl>
-    <w:lvl w:ilvl="6" w:tentative="1">
-      <w:start w:val="1"/>
-      <w:numFmt w:val="bullet"/>
-      <w:lvlText w:val=""/>
-      <w:lvlJc w:val="left"/>
-      <w:pPr>
-        <w:tabs>
-          <w:tab w:val="num" w:pos="5040"/>
-        </w:tabs>
-        <w:ind w:left="5040" w:hanging="360"/>
-      </w:pPr>
-      <w:rPr>
-        <w:rFonts w:ascii="Wingdings" w:hAnsi="Wingdings" w:hint="default"/>
-        <w:sz w:val="20"/>
-      </w:rPr>
-    </w:lvl>
-    <w:lvl w:ilvl="7" w:tentative="1">
-      <w:start w:val="1"/>
-      <w:numFmt w:val="bullet"/>
-      <w:lvlText w:val=""/>
-      <w:lvlJc w:val="left"/>
-      <w:pPr>
-        <w:tabs>
-          <w:tab w:val="num" w:pos="5760"/>
-        </w:tabs>
-        <w:ind w:left="5760" w:hanging="360"/>
-      </w:pPr>
-      <w:rPr>
-        <w:rFonts w:ascii="Wingdings" w:hAnsi="Wingdings" w:hint="default"/>
-        <w:sz w:val="20"/>
-      </w:rPr>
-    </w:lvl>
-    <w:lvl w:ilvl="8" w:tentative="1">
-      <w:start w:val="1"/>
-      <w:numFmt w:val="bullet"/>
-      <w:lvlText w:val=""/>
-      <w:lvlJc w:val="left"/>
-      <w:pPr>
-        <w:tabs>
-          <w:tab w:val="num" w:pos="6480"/>
-        </w:tabs>
-        <w:ind w:left="6480" w:hanging="360"/>
-      </w:pPr>
-      <w:rPr>
-        <w:rFonts w:ascii="Wingdings" w:hAnsi="Wingdings" w:hint="default"/>
-        <w:sz w:val="20"/>
-      </w:rPr>
-    </w:lvl>
-  </w:abstractNum>
-  <w:abstractNum w:abstractNumId="31" w15:restartNumberingAfterBreak="0">
-    <w:nsid w:val="460329D3"/>
-    <w:multiLevelType w:val="multilevel"/>
-    <w:tmpl w:val="754ECE3E"/>
-    <w:lvl w:ilvl="0">
-      <w:start w:val="1"/>
-      <w:numFmt w:val="bullet"/>
-      <w:lvlText w:val=""/>
-      <w:lvlJc w:val="left"/>
-      <w:pPr>
-        <w:tabs>
-          <w:tab w:val="num" w:pos="720"/>
-        </w:tabs>
-        <w:ind w:left="720" w:hanging="360"/>
-      </w:pPr>
-      <w:rPr>
-        <w:rFonts w:ascii="Symbol" w:hAnsi="Symbol" w:hint="default"/>
-        <w:sz w:val="20"/>
-      </w:rPr>
-    </w:lvl>
-    <w:lvl w:ilvl="1" w:tentative="1">
-      <w:start w:val="1"/>
-      <w:numFmt w:val="bullet"/>
-      <w:lvlText w:val="o"/>
-      <w:lvlJc w:val="left"/>
-      <w:pPr>
-        <w:tabs>
-          <w:tab w:val="num" w:pos="1440"/>
-        </w:tabs>
-        <w:ind w:left="1440" w:hanging="360"/>
-      </w:pPr>
-      <w:rPr>
-        <w:rFonts w:ascii="Courier New" w:hAnsi="Courier New" w:hint="default"/>
-        <w:sz w:val="20"/>
-      </w:rPr>
-    </w:lvl>
-    <w:lvl w:ilvl="2" w:tentative="1">
-      <w:start w:val="1"/>
-      <w:numFmt w:val="bullet"/>
-      <w:lvlText w:val=""/>
-      <w:lvlJc w:val="left"/>
-      <w:pPr>
-        <w:tabs>
-          <w:tab w:val="num" w:pos="2160"/>
-        </w:tabs>
-        <w:ind w:left="2160" w:hanging="360"/>
-      </w:pPr>
-      <w:rPr>
-        <w:rFonts w:ascii="Wingdings" w:hAnsi="Wingdings" w:hint="default"/>
-        <w:sz w:val="20"/>
-      </w:rPr>
-    </w:lvl>
-    <w:lvl w:ilvl="3" w:tentative="1">
-      <w:start w:val="1"/>
-      <w:numFmt w:val="bullet"/>
-      <w:lvlText w:val=""/>
-      <w:lvlJc w:val="left"/>
-      <w:pPr>
-        <w:tabs>
-          <w:tab w:val="num" w:pos="2880"/>
-        </w:tabs>
-        <w:ind w:left="2880" w:hanging="360"/>
-      </w:pPr>
-      <w:rPr>
-        <w:rFonts w:ascii="Wingdings" w:hAnsi="Wingdings" w:hint="default"/>
-        <w:sz w:val="20"/>
-      </w:rPr>
-    </w:lvl>
-    <w:lvl w:ilvl="4" w:tentative="1">
-      <w:start w:val="1"/>
-      <w:numFmt w:val="bullet"/>
-      <w:lvlText w:val=""/>
-      <w:lvlJc w:val="left"/>
-      <w:pPr>
-        <w:tabs>
-          <w:tab w:val="num" w:pos="3600"/>
-        </w:tabs>
-        <w:ind w:left="3600" w:hanging="360"/>
-      </w:pPr>
-      <w:rPr>
-        <w:rFonts w:ascii="Wingdings" w:hAnsi="Wingdings" w:hint="default"/>
-        <w:sz w:val="20"/>
-      </w:rPr>
-    </w:lvl>
-    <w:lvl w:ilvl="5" w:tentative="1">
-      <w:start w:val="1"/>
-      <w:numFmt w:val="bullet"/>
-      <w:lvlText w:val=""/>
-      <w:lvlJc w:val="left"/>
-      <w:pPr>
-        <w:tabs>
-          <w:tab w:val="num" w:pos="4320"/>
-        </w:tabs>
-        <w:ind w:left="4320" w:hanging="360"/>
-      </w:pPr>
-      <w:rPr>
-        <w:rFonts w:ascii="Wingdings" w:hAnsi="Wingdings" w:hint="default"/>
-        <w:sz w:val="20"/>
-      </w:rPr>
-    </w:lvl>
-    <w:lvl w:ilvl="6" w:tentative="1">
-      <w:start w:val="1"/>
-      <w:numFmt w:val="bullet"/>
-      <w:lvlText w:val=""/>
-      <w:lvlJc w:val="left"/>
-      <w:pPr>
-        <w:tabs>
-          <w:tab w:val="num" w:pos="5040"/>
-        </w:tabs>
-        <w:ind w:left="5040" w:hanging="360"/>
-      </w:pPr>
-      <w:rPr>
-        <w:rFonts w:ascii="Wingdings" w:hAnsi="Wingdings" w:hint="default"/>
-        <w:sz w:val="20"/>
-      </w:rPr>
-    </w:lvl>
-    <w:lvl w:ilvl="7" w:tentative="1">
-      <w:start w:val="1"/>
-      <w:numFmt w:val="bullet"/>
-      <w:lvlText w:val=""/>
-      <w:lvlJc w:val="left"/>
-      <w:pPr>
-        <w:tabs>
-          <w:tab w:val="num" w:pos="5760"/>
-        </w:tabs>
-        <w:ind w:left="5760" w:hanging="360"/>
-      </w:pPr>
-      <w:rPr>
-        <w:rFonts w:ascii="Wingdings" w:hAnsi="Wingdings" w:hint="default"/>
-        <w:sz w:val="20"/>
-      </w:rPr>
-    </w:lvl>
-    <w:lvl w:ilvl="8" w:tentative="1">
-      <w:start w:val="1"/>
-      <w:numFmt w:val="bullet"/>
-      <w:lvlText w:val=""/>
-      <w:lvlJc w:val="left"/>
-      <w:pPr>
-        <w:tabs>
-          <w:tab w:val="num" w:pos="6480"/>
-        </w:tabs>
-        <w:ind w:left="6480" w:hanging="360"/>
-      </w:pPr>
-      <w:rPr>
-        <w:rFonts w:ascii="Wingdings" w:hAnsi="Wingdings" w:hint="default"/>
-        <w:sz w:val="20"/>
-      </w:rPr>
-    </w:lvl>
-  </w:abstractNum>
-  <w:abstractNum w:abstractNumId="32" w15:restartNumberingAfterBreak="0">
-    <w:nsid w:val="4730326D"/>
-    <w:multiLevelType w:val="multilevel"/>
-    <w:tmpl w:val="2FCABCB2"/>
-    <w:lvl w:ilvl="0">
-      <w:start w:val="1"/>
-      <w:numFmt w:val="bullet"/>
-      <w:lvlText w:val=""/>
-      <w:lvlJc w:val="left"/>
-      <w:pPr>
-        <w:tabs>
-          <w:tab w:val="num" w:pos="720"/>
-        </w:tabs>
-        <w:ind w:left="720" w:hanging="360"/>
-      </w:pPr>
-      <w:rPr>
-        <w:rFonts w:ascii="Symbol" w:hAnsi="Symbol" w:hint="default"/>
-        <w:sz w:val="20"/>
-      </w:rPr>
-    </w:lvl>
-    <w:lvl w:ilvl="1" w:tentative="1">
-      <w:start w:val="1"/>
-      <w:numFmt w:val="bullet"/>
-      <w:lvlText w:val="o"/>
-      <w:lvlJc w:val="left"/>
-      <w:pPr>
-        <w:tabs>
-          <w:tab w:val="num" w:pos="1440"/>
-        </w:tabs>
-        <w:ind w:left="1440" w:hanging="360"/>
-      </w:pPr>
-      <w:rPr>
-        <w:rFonts w:ascii="Courier New" w:hAnsi="Courier New" w:hint="default"/>
-        <w:sz w:val="20"/>
-      </w:rPr>
-    </w:lvl>
-    <w:lvl w:ilvl="2" w:tentative="1">
-      <w:start w:val="1"/>
-      <w:numFmt w:val="bullet"/>
-      <w:lvlText w:val=""/>
-      <w:lvlJc w:val="left"/>
-      <w:pPr>
-        <w:tabs>
-          <w:tab w:val="num" w:pos="2160"/>
-        </w:tabs>
-        <w:ind w:left="2160" w:hanging="360"/>
-      </w:pPr>
-      <w:rPr>
-        <w:rFonts w:ascii="Wingdings" w:hAnsi="Wingdings" w:hint="default"/>
-        <w:sz w:val="20"/>
-      </w:rPr>
-    </w:lvl>
-    <w:lvl w:ilvl="3" w:tentative="1">
-      <w:start w:val="1"/>
-      <w:numFmt w:val="bullet"/>
-      <w:lvlText w:val=""/>
-      <w:lvlJc w:val="left"/>
-      <w:pPr>
-        <w:tabs>
-          <w:tab w:val="num" w:pos="2880"/>
-        </w:tabs>
-        <w:ind w:left="2880" w:hanging="360"/>
-      </w:pPr>
-      <w:rPr>
-        <w:rFonts w:ascii="Wingdings" w:hAnsi="Wingdings" w:hint="default"/>
-        <w:sz w:val="20"/>
-      </w:rPr>
-    </w:lvl>
-    <w:lvl w:ilvl="4" w:tentative="1">
-      <w:start w:val="1"/>
-      <w:numFmt w:val="bullet"/>
-      <w:lvlText w:val=""/>
-      <w:lvlJc w:val="left"/>
-      <w:pPr>
-        <w:tabs>
-          <w:tab w:val="num" w:pos="3600"/>
-        </w:tabs>
-        <w:ind w:left="3600" w:hanging="360"/>
-      </w:pPr>
-      <w:rPr>
-        <w:rFonts w:ascii="Wingdings" w:hAnsi="Wingdings" w:hint="default"/>
-        <w:sz w:val="20"/>
-      </w:rPr>
-    </w:lvl>
-    <w:lvl w:ilvl="5" w:tentative="1">
-      <w:start w:val="1"/>
-      <w:numFmt w:val="bullet"/>
-      <w:lvlText w:val=""/>
-      <w:lvlJc w:val="left"/>
-      <w:pPr>
-        <w:tabs>
-          <w:tab w:val="num" w:pos="4320"/>
-        </w:tabs>
-        <w:ind w:left="4320" w:hanging="360"/>
-      </w:pPr>
-      <w:rPr>
-        <w:rFonts w:ascii="Wingdings" w:hAnsi="Wingdings" w:hint="default"/>
-        <w:sz w:val="20"/>
-      </w:rPr>
-    </w:lvl>
-    <w:lvl w:ilvl="6" w:tentative="1">
-      <w:start w:val="1"/>
-      <w:numFmt w:val="bullet"/>
-      <w:lvlText w:val=""/>
-      <w:lvlJc w:val="left"/>
-      <w:pPr>
-        <w:tabs>
-          <w:tab w:val="num" w:pos="5040"/>
-        </w:tabs>
-        <w:ind w:left="5040" w:hanging="360"/>
-      </w:pPr>
-      <w:rPr>
-        <w:rFonts w:ascii="Wingdings" w:hAnsi="Wingdings" w:hint="default"/>
-        <w:sz w:val="20"/>
-      </w:rPr>
-    </w:lvl>
-    <w:lvl w:ilvl="7" w:tentative="1">
-      <w:start w:val="1"/>
-      <w:numFmt w:val="bullet"/>
-      <w:lvlText w:val=""/>
-      <w:lvlJc w:val="left"/>
-      <w:pPr>
-        <w:tabs>
-          <w:tab w:val="num" w:pos="5760"/>
-        </w:tabs>
-        <w:ind w:left="5760" w:hanging="360"/>
-      </w:pPr>
-      <w:rPr>
-        <w:rFonts w:ascii="Wingdings" w:hAnsi="Wingdings" w:hint="default"/>
-        <w:sz w:val="20"/>
-      </w:rPr>
-    </w:lvl>
-    <w:lvl w:ilvl="8" w:tentative="1">
-      <w:start w:val="1"/>
-      <w:numFmt w:val="bullet"/>
-      <w:lvlText w:val=""/>
-      <w:lvlJc w:val="left"/>
-      <w:pPr>
-        <w:tabs>
-          <w:tab w:val="num" w:pos="6480"/>
-        </w:tabs>
-        <w:ind w:left="6480" w:hanging="360"/>
-      </w:pPr>
-      <w:rPr>
-        <w:rFonts w:ascii="Wingdings" w:hAnsi="Wingdings" w:hint="default"/>
-        <w:sz w:val="20"/>
-      </w:rPr>
-    </w:lvl>
-  </w:abstractNum>
-  <w:abstractNum w:abstractNumId="33" w15:restartNumberingAfterBreak="0">
-    <w:nsid w:val="49E106D8"/>
-    <w:multiLevelType w:val="multilevel"/>
-    <w:tmpl w:val="2FCABCB2"/>
-    <w:lvl w:ilvl="0">
-      <w:start w:val="1"/>
-      <w:numFmt w:val="bullet"/>
-      <w:lvlText w:val=""/>
-      <w:lvlJc w:val="left"/>
-      <w:pPr>
-        <w:tabs>
-          <w:tab w:val="num" w:pos="720"/>
-        </w:tabs>
-        <w:ind w:left="720" w:hanging="360"/>
-      </w:pPr>
-      <w:rPr>
-        <w:rFonts w:ascii="Symbol" w:hAnsi="Symbol" w:hint="default"/>
-        <w:sz w:val="20"/>
-      </w:rPr>
-    </w:lvl>
-    <w:lvl w:ilvl="1">
-      <w:start w:val="1"/>
-      <w:numFmt w:val="bullet"/>
-      <w:lvlText w:val="o"/>
-      <w:lvlJc w:val="left"/>
-      <w:pPr>
-        <w:tabs>
-          <w:tab w:val="num" w:pos="1440"/>
-        </w:tabs>
-        <w:ind w:left="1440" w:hanging="360"/>
-      </w:pPr>
-      <w:rPr>
-        <w:rFonts w:ascii="Courier New" w:hAnsi="Courier New" w:hint="default"/>
-        <w:sz w:val="20"/>
-      </w:rPr>
-    </w:lvl>
-    <w:lvl w:ilvl="2" w:tentative="1">
-      <w:start w:val="1"/>
-      <w:numFmt w:val="bullet"/>
-      <w:lvlText w:val=""/>
-      <w:lvlJc w:val="left"/>
-      <w:pPr>
-        <w:tabs>
-          <w:tab w:val="num" w:pos="2160"/>
-        </w:tabs>
-        <w:ind w:left="2160" w:hanging="360"/>
-      </w:pPr>
-      <w:rPr>
-        <w:rFonts w:ascii="Wingdings" w:hAnsi="Wingdings" w:hint="default"/>
-        <w:sz w:val="20"/>
-      </w:rPr>
-    </w:lvl>
-    <w:lvl w:ilvl="3" w:tentative="1">
-      <w:start w:val="1"/>
-      <w:numFmt w:val="bullet"/>
-      <w:lvlText w:val=""/>
-      <w:lvlJc w:val="left"/>
-      <w:pPr>
-        <w:tabs>
-          <w:tab w:val="num" w:pos="2880"/>
-        </w:tabs>
-        <w:ind w:left="2880" w:hanging="360"/>
-      </w:pPr>
-      <w:rPr>
-        <w:rFonts w:ascii="Wingdings" w:hAnsi="Wingdings" w:hint="default"/>
-        <w:sz w:val="20"/>
-      </w:rPr>
-    </w:lvl>
-    <w:lvl w:ilvl="4" w:tentative="1">
-      <w:start w:val="1"/>
-      <w:numFmt w:val="bullet"/>
-      <w:lvlText w:val=""/>
-      <w:lvlJc w:val="left"/>
-      <w:pPr>
-        <w:tabs>
-          <w:tab w:val="num" w:pos="3600"/>
-        </w:tabs>
-        <w:ind w:left="3600" w:hanging="360"/>
-      </w:pPr>
-      <w:rPr>
-        <w:rFonts w:ascii="Wingdings" w:hAnsi="Wingdings" w:hint="default"/>
-        <w:sz w:val="20"/>
-      </w:rPr>
-    </w:lvl>
-    <w:lvl w:ilvl="5" w:tentative="1">
-      <w:start w:val="1"/>
-      <w:numFmt w:val="bullet"/>
-      <w:lvlText w:val=""/>
-      <w:lvlJc w:val="left"/>
-      <w:pPr>
-        <w:tabs>
-          <w:tab w:val="num" w:pos="4320"/>
-        </w:tabs>
-        <w:ind w:left="4320" w:hanging="360"/>
-      </w:pPr>
-      <w:rPr>
-        <w:rFonts w:ascii="Wingdings" w:hAnsi="Wingdings" w:hint="default"/>
-        <w:sz w:val="20"/>
-      </w:rPr>
-    </w:lvl>
-    <w:lvl w:ilvl="6" w:tentative="1">
-      <w:start w:val="1"/>
-      <w:numFmt w:val="bullet"/>
-      <w:lvlText w:val=""/>
-      <w:lvlJc w:val="left"/>
-      <w:pPr>
-        <w:tabs>
-          <w:tab w:val="num" w:pos="5040"/>
-        </w:tabs>
-        <w:ind w:left="5040" w:hanging="360"/>
-      </w:pPr>
-      <w:rPr>
-        <w:rFonts w:ascii="Wingdings" w:hAnsi="Wingdings" w:hint="default"/>
-        <w:sz w:val="20"/>
-      </w:rPr>
-    </w:lvl>
-    <w:lvl w:ilvl="7" w:tentative="1">
-      <w:start w:val="1"/>
-      <w:numFmt w:val="bullet"/>
-      <w:lvlText w:val=""/>
-      <w:lvlJc w:val="left"/>
-      <w:pPr>
-        <w:tabs>
-          <w:tab w:val="num" w:pos="5760"/>
-        </w:tabs>
-        <w:ind w:left="5760" w:hanging="360"/>
-      </w:pPr>
-      <w:rPr>
-        <w:rFonts w:ascii="Wingdings" w:hAnsi="Wingdings" w:hint="default"/>
-        <w:sz w:val="20"/>
-      </w:rPr>
-    </w:lvl>
-    <w:lvl w:ilvl="8" w:tentative="1">
-      <w:start w:val="1"/>
-      <w:numFmt w:val="bullet"/>
-      <w:lvlText w:val=""/>
-      <w:lvlJc w:val="left"/>
-      <w:pPr>
-        <w:tabs>
-          <w:tab w:val="num" w:pos="6480"/>
-        </w:tabs>
-        <w:ind w:left="6480" w:hanging="360"/>
-      </w:pPr>
-      <w:rPr>
-        <w:rFonts w:ascii="Wingdings" w:hAnsi="Wingdings" w:hint="default"/>
-        <w:sz w:val="20"/>
-      </w:rPr>
-    </w:lvl>
-  </w:abstractNum>
-  <w:abstractNum w:abstractNumId="34" w15:restartNumberingAfterBreak="0">
-    <w:nsid w:val="4DF8620A"/>
-    <w:multiLevelType w:val="multilevel"/>
-    <w:tmpl w:val="B6906B3C"/>
-    <w:lvl w:ilvl="0">
-      <w:start w:val="1"/>
-      <w:numFmt w:val="bullet"/>
-      <w:lvlText w:val=""/>
-      <w:lvlJc w:val="left"/>
-      <w:pPr>
-        <w:tabs>
-          <w:tab w:val="num" w:pos="720"/>
-        </w:tabs>
-        <w:ind w:left="720" w:hanging="360"/>
-      </w:pPr>
-      <w:rPr>
-        <w:rFonts w:ascii="Symbol" w:hAnsi="Symbol" w:hint="default"/>
-        <w:sz w:val="20"/>
-      </w:rPr>
-    </w:lvl>
-    <w:lvl w:ilvl="1" w:tentative="1">
-      <w:start w:val="1"/>
-      <w:numFmt w:val="bullet"/>
-      <w:lvlText w:val="o"/>
-      <w:lvlJc w:val="left"/>
-      <w:pPr>
-        <w:tabs>
-          <w:tab w:val="num" w:pos="1440"/>
-        </w:tabs>
-        <w:ind w:left="1440" w:hanging="360"/>
-      </w:pPr>
-      <w:rPr>
-        <w:rFonts w:ascii="Courier New" w:hAnsi="Courier New" w:hint="default"/>
-        <w:sz w:val="20"/>
-      </w:rPr>
-    </w:lvl>
-    <w:lvl w:ilvl="2" w:tentative="1">
-      <w:start w:val="1"/>
-      <w:numFmt w:val="bullet"/>
-      <w:lvlText w:val=""/>
-      <w:lvlJc w:val="left"/>
-      <w:pPr>
-        <w:tabs>
-          <w:tab w:val="num" w:pos="2160"/>
-        </w:tabs>
-        <w:ind w:left="2160" w:hanging="360"/>
-      </w:pPr>
-      <w:rPr>
-        <w:rFonts w:ascii="Wingdings" w:hAnsi="Wingdings" w:hint="default"/>
-        <w:sz w:val="20"/>
-      </w:rPr>
-    </w:lvl>
-    <w:lvl w:ilvl="3" w:tentative="1">
-      <w:start w:val="1"/>
-      <w:numFmt w:val="bullet"/>
-      <w:lvlText w:val=""/>
-      <w:lvlJc w:val="left"/>
-      <w:pPr>
-        <w:tabs>
-          <w:tab w:val="num" w:pos="2880"/>
-        </w:tabs>
-        <w:ind w:left="2880" w:hanging="360"/>
-      </w:pPr>
-      <w:rPr>
-        <w:rFonts w:ascii="Wingdings" w:hAnsi="Wingdings" w:hint="default"/>
-        <w:sz w:val="20"/>
-      </w:rPr>
-    </w:lvl>
-    <w:lvl w:ilvl="4" w:tentative="1">
-      <w:start w:val="1"/>
-      <w:numFmt w:val="bullet"/>
-      <w:lvlText w:val=""/>
-      <w:lvlJc w:val="left"/>
-      <w:pPr>
-        <w:tabs>
-          <w:tab w:val="num" w:pos="3600"/>
-        </w:tabs>
-        <w:ind w:left="3600" w:hanging="360"/>
-      </w:pPr>
-      <w:rPr>
-        <w:rFonts w:ascii="Wingdings" w:hAnsi="Wingdings" w:hint="default"/>
-        <w:sz w:val="20"/>
-      </w:rPr>
-    </w:lvl>
-    <w:lvl w:ilvl="5" w:tentative="1">
-      <w:start w:val="1"/>
-      <w:numFmt w:val="bullet"/>
-      <w:lvlText w:val=""/>
-      <w:lvlJc w:val="left"/>
-      <w:pPr>
-        <w:tabs>
-          <w:tab w:val="num" w:pos="4320"/>
-        </w:tabs>
-        <w:ind w:left="4320" w:hanging="360"/>
-      </w:pPr>
-      <w:rPr>
-        <w:rFonts w:ascii="Wingdings" w:hAnsi="Wingdings" w:hint="default"/>
-        <w:sz w:val="20"/>
-      </w:rPr>
-    </w:lvl>
-    <w:lvl w:ilvl="6" w:tentative="1">
-      <w:start w:val="1"/>
-      <w:numFmt w:val="bullet"/>
-      <w:lvlText w:val=""/>
-      <w:lvlJc w:val="left"/>
-      <w:pPr>
-        <w:tabs>
-          <w:tab w:val="num" w:pos="5040"/>
-        </w:tabs>
-        <w:ind w:left="5040" w:hanging="360"/>
-      </w:pPr>
-      <w:rPr>
-        <w:rFonts w:ascii="Wingdings" w:hAnsi="Wingdings" w:hint="default"/>
-        <w:sz w:val="20"/>
-      </w:rPr>
-    </w:lvl>
-    <w:lvl w:ilvl="7" w:tentative="1">
-      <w:start w:val="1"/>
-      <w:numFmt w:val="bullet"/>
-      <w:lvlText w:val=""/>
-      <w:lvlJc w:val="left"/>
-      <w:pPr>
-        <w:tabs>
-          <w:tab w:val="num" w:pos="5760"/>
-        </w:tabs>
-        <w:ind w:left="5760" w:hanging="360"/>
-      </w:pPr>
-      <w:rPr>
-        <w:rFonts w:ascii="Wingdings" w:hAnsi="Wingdings" w:hint="default"/>
-        <w:sz w:val="20"/>
-      </w:rPr>
-    </w:lvl>
-    <w:lvl w:ilvl="8" w:tentative="1">
-      <w:start w:val="1"/>
-      <w:numFmt w:val="bullet"/>
-      <w:lvlText w:val=""/>
-      <w:lvlJc w:val="left"/>
-      <w:pPr>
-        <w:tabs>
-          <w:tab w:val="num" w:pos="6480"/>
-        </w:tabs>
-        <w:ind w:left="6480" w:hanging="360"/>
-      </w:pPr>
-      <w:rPr>
-        <w:rFonts w:ascii="Wingdings" w:hAnsi="Wingdings" w:hint="default"/>
-        <w:sz w:val="20"/>
-      </w:rPr>
-    </w:lvl>
-  </w:abstractNum>
-  <w:abstractNum w:abstractNumId="35" w15:restartNumberingAfterBreak="0">
-    <w:nsid w:val="4FF40505"/>
-    <w:multiLevelType w:val="multilevel"/>
-    <w:tmpl w:val="2FCABCB2"/>
-    <w:lvl w:ilvl="0">
-      <w:start w:val="1"/>
-      <w:numFmt w:val="bullet"/>
-      <w:lvlText w:val=""/>
-      <w:lvlJc w:val="left"/>
-      <w:pPr>
-        <w:tabs>
-          <w:tab w:val="num" w:pos="720"/>
-        </w:tabs>
-        <w:ind w:left="720" w:hanging="360"/>
-      </w:pPr>
-      <w:rPr>
-        <w:rFonts w:ascii="Symbol" w:hAnsi="Symbol" w:hint="default"/>
-        <w:sz w:val="20"/>
-      </w:rPr>
-    </w:lvl>
-    <w:lvl w:ilvl="1">
-      <w:start w:val="1"/>
-      <w:numFmt w:val="bullet"/>
-      <w:lvlText w:val="o"/>
-      <w:lvlJc w:val="left"/>
-      <w:pPr>
-        <w:tabs>
-          <w:tab w:val="num" w:pos="1440"/>
-        </w:tabs>
-        <w:ind w:left="1440" w:hanging="360"/>
-      </w:pPr>
-      <w:rPr>
-        <w:rFonts w:ascii="Courier New" w:hAnsi="Courier New" w:hint="default"/>
-        <w:sz w:val="20"/>
-      </w:rPr>
-    </w:lvl>
-    <w:lvl w:ilvl="2" w:tentative="1">
-      <w:start w:val="1"/>
-      <w:numFmt w:val="bullet"/>
-      <w:lvlText w:val=""/>
-      <w:lvlJc w:val="left"/>
-      <w:pPr>
-        <w:tabs>
-          <w:tab w:val="num" w:pos="2160"/>
-        </w:tabs>
-        <w:ind w:left="2160" w:hanging="360"/>
-      </w:pPr>
-      <w:rPr>
-        <w:rFonts w:ascii="Wingdings" w:hAnsi="Wingdings" w:hint="default"/>
-        <w:sz w:val="20"/>
-      </w:rPr>
-    </w:lvl>
-    <w:lvl w:ilvl="3" w:tentative="1">
-      <w:start w:val="1"/>
-      <w:numFmt w:val="bullet"/>
-      <w:lvlText w:val=""/>
-      <w:lvlJc w:val="left"/>
-      <w:pPr>
-        <w:tabs>
-          <w:tab w:val="num" w:pos="2880"/>
-        </w:tabs>
-        <w:ind w:left="2880" w:hanging="360"/>
-      </w:pPr>
-      <w:rPr>
-        <w:rFonts w:ascii="Wingdings" w:hAnsi="Wingdings" w:hint="default"/>
-        <w:sz w:val="20"/>
-      </w:rPr>
-    </w:lvl>
-    <w:lvl w:ilvl="4" w:tentative="1">
-      <w:start w:val="1"/>
-      <w:numFmt w:val="bullet"/>
-      <w:lvlText w:val=""/>
-      <w:lvlJc w:val="left"/>
-      <w:pPr>
-        <w:tabs>
-          <w:tab w:val="num" w:pos="3600"/>
-        </w:tabs>
-        <w:ind w:left="3600" w:hanging="360"/>
-      </w:pPr>
-      <w:rPr>
-        <w:rFonts w:ascii="Wingdings" w:hAnsi="Wingdings" w:hint="default"/>
-        <w:sz w:val="20"/>
-      </w:rPr>
-    </w:lvl>
-    <w:lvl w:ilvl="5" w:tentative="1">
-      <w:start w:val="1"/>
-      <w:numFmt w:val="bullet"/>
-      <w:lvlText w:val=""/>
-      <w:lvlJc w:val="left"/>
-      <w:pPr>
-        <w:tabs>
-          <w:tab w:val="num" w:pos="4320"/>
-        </w:tabs>
-        <w:ind w:left="4320" w:hanging="360"/>
-      </w:pPr>
-      <w:rPr>
-        <w:rFonts w:ascii="Wingdings" w:hAnsi="Wingdings" w:hint="default"/>
-        <w:sz w:val="20"/>
-      </w:rPr>
-    </w:lvl>
-    <w:lvl w:ilvl="6" w:tentative="1">
-      <w:start w:val="1"/>
-      <w:numFmt w:val="bullet"/>
-      <w:lvlText w:val=""/>
-      <w:lvlJc w:val="left"/>
-      <w:pPr>
-        <w:tabs>
-          <w:tab w:val="num" w:pos="5040"/>
-        </w:tabs>
-        <w:ind w:left="5040" w:hanging="360"/>
-      </w:pPr>
-      <w:rPr>
-        <w:rFonts w:ascii="Wingdings" w:hAnsi="Wingdings" w:hint="default"/>
-        <w:sz w:val="20"/>
-      </w:rPr>
-    </w:lvl>
-    <w:lvl w:ilvl="7" w:tentative="1">
-      <w:start w:val="1"/>
-      <w:numFmt w:val="bullet"/>
-      <w:lvlText w:val=""/>
-      <w:lvlJc w:val="left"/>
-      <w:pPr>
-        <w:tabs>
-          <w:tab w:val="num" w:pos="5760"/>
-        </w:tabs>
-        <w:ind w:left="5760" w:hanging="360"/>
-      </w:pPr>
-      <w:rPr>
-        <w:rFonts w:ascii="Wingdings" w:hAnsi="Wingdings" w:hint="default"/>
-        <w:sz w:val="20"/>
-      </w:rPr>
-    </w:lvl>
-    <w:lvl w:ilvl="8" w:tentative="1">
-      <w:start w:val="1"/>
-      <w:numFmt w:val="bullet"/>
-      <w:lvlText w:val=""/>
-      <w:lvlJc w:val="left"/>
-      <w:pPr>
-        <w:tabs>
-          <w:tab w:val="num" w:pos="6480"/>
-        </w:tabs>
-        <w:ind w:left="6480" w:hanging="360"/>
-      </w:pPr>
-      <w:rPr>
-        <w:rFonts w:ascii="Wingdings" w:hAnsi="Wingdings" w:hint="default"/>
-        <w:sz w:val="20"/>
-      </w:rPr>
-    </w:lvl>
-  </w:abstractNum>
-  <w:abstractNum w:abstractNumId="36" w15:restartNumberingAfterBreak="0">
-    <w:nsid w:val="50BE57A5"/>
-    <w:multiLevelType w:val="multilevel"/>
-    <w:tmpl w:val="2FCABCB2"/>
-    <w:lvl w:ilvl="0">
-      <w:start w:val="1"/>
-      <w:numFmt w:val="bullet"/>
-      <w:lvlText w:val=""/>
-      <w:lvlJc w:val="left"/>
-      <w:pPr>
-        <w:tabs>
-          <w:tab w:val="num" w:pos="720"/>
-        </w:tabs>
-        <w:ind w:left="720" w:hanging="360"/>
-      </w:pPr>
-      <w:rPr>
-        <w:rFonts w:ascii="Symbol" w:hAnsi="Symbol" w:hint="default"/>
-        <w:sz w:val="20"/>
-      </w:rPr>
-    </w:lvl>
-    <w:lvl w:ilvl="1">
-      <w:start w:val="1"/>
-      <w:numFmt w:val="bullet"/>
-      <w:lvlText w:val="o"/>
-      <w:lvlJc w:val="left"/>
-      <w:pPr>
-        <w:tabs>
-          <w:tab w:val="num" w:pos="1440"/>
-        </w:tabs>
-        <w:ind w:left="1440" w:hanging="360"/>
-      </w:pPr>
-      <w:rPr>
-        <w:rFonts w:ascii="Courier New" w:hAnsi="Courier New" w:hint="default"/>
-        <w:sz w:val="20"/>
-      </w:rPr>
-    </w:lvl>
-    <w:lvl w:ilvl="2" w:tentative="1">
-      <w:start w:val="1"/>
-      <w:numFmt w:val="bullet"/>
-      <w:lvlText w:val=""/>
-      <w:lvlJc w:val="left"/>
-      <w:pPr>
-        <w:tabs>
-          <w:tab w:val="num" w:pos="2160"/>
-        </w:tabs>
-        <w:ind w:left="2160" w:hanging="360"/>
-      </w:pPr>
-      <w:rPr>
-        <w:rFonts w:ascii="Wingdings" w:hAnsi="Wingdings" w:hint="default"/>
-        <w:sz w:val="20"/>
-      </w:rPr>
-    </w:lvl>
-    <w:lvl w:ilvl="3" w:tentative="1">
-      <w:start w:val="1"/>
-      <w:numFmt w:val="bullet"/>
-      <w:lvlText w:val=""/>
-      <w:lvlJc w:val="left"/>
-      <w:pPr>
-        <w:tabs>
-          <w:tab w:val="num" w:pos="2880"/>
-        </w:tabs>
-        <w:ind w:left="2880" w:hanging="360"/>
-      </w:pPr>
-      <w:rPr>
-        <w:rFonts w:ascii="Wingdings" w:hAnsi="Wingdings" w:hint="default"/>
-        <w:sz w:val="20"/>
-      </w:rPr>
-    </w:lvl>
-    <w:lvl w:ilvl="4" w:tentative="1">
-      <w:start w:val="1"/>
-      <w:numFmt w:val="bullet"/>
-      <w:lvlText w:val=""/>
-      <w:lvlJc w:val="left"/>
-      <w:pPr>
-        <w:tabs>
-          <w:tab w:val="num" w:pos="3600"/>
-        </w:tabs>
-        <w:ind w:left="3600" w:hanging="360"/>
-      </w:pPr>
-      <w:rPr>
-        <w:rFonts w:ascii="Wingdings" w:hAnsi="Wingdings" w:hint="default"/>
-        <w:sz w:val="20"/>
-      </w:rPr>
-    </w:lvl>
-    <w:lvl w:ilvl="5" w:tentative="1">
-      <w:start w:val="1"/>
-      <w:numFmt w:val="bullet"/>
-      <w:lvlText w:val=""/>
-      <w:lvlJc w:val="left"/>
-      <w:pPr>
-        <w:tabs>
-          <w:tab w:val="num" w:pos="4320"/>
-        </w:tabs>
-        <w:ind w:left="4320" w:hanging="360"/>
-      </w:pPr>
-      <w:rPr>
-        <w:rFonts w:ascii="Wingdings" w:hAnsi="Wingdings" w:hint="default"/>
-        <w:sz w:val="20"/>
-      </w:rPr>
-    </w:lvl>
-    <w:lvl w:ilvl="6" w:tentative="1">
-      <w:start w:val="1"/>
-      <w:numFmt w:val="bullet"/>
-      <w:lvlText w:val=""/>
-      <w:lvlJc w:val="left"/>
-      <w:pPr>
-        <w:tabs>
-          <w:tab w:val="num" w:pos="5040"/>
-        </w:tabs>
-        <w:ind w:left="5040" w:hanging="360"/>
-      </w:pPr>
-      <w:rPr>
-        <w:rFonts w:ascii="Wingdings" w:hAnsi="Wingdings" w:hint="default"/>
-        <w:sz w:val="20"/>
-      </w:rPr>
-    </w:lvl>
-    <w:lvl w:ilvl="7" w:tentative="1">
-      <w:start w:val="1"/>
-      <w:numFmt w:val="bullet"/>
-      <w:lvlText w:val=""/>
-      <w:lvlJc w:val="left"/>
-      <w:pPr>
-        <w:tabs>
-          <w:tab w:val="num" w:pos="5760"/>
-        </w:tabs>
-        <w:ind w:left="5760" w:hanging="360"/>
-      </w:pPr>
-      <w:rPr>
-        <w:rFonts w:ascii="Wingdings" w:hAnsi="Wingdings" w:hint="default"/>
-        <w:sz w:val="20"/>
-      </w:rPr>
-    </w:lvl>
-    <w:lvl w:ilvl="8" w:tentative="1">
-      <w:start w:val="1"/>
-      <w:numFmt w:val="bullet"/>
-      <w:lvlText w:val=""/>
-      <w:lvlJc w:val="left"/>
-      <w:pPr>
-        <w:tabs>
-          <w:tab w:val="num" w:pos="6480"/>
-        </w:tabs>
-        <w:ind w:left="6480" w:hanging="360"/>
-      </w:pPr>
-      <w:rPr>
-        <w:rFonts w:ascii="Wingdings" w:hAnsi="Wingdings" w:hint="default"/>
-        <w:sz w:val="20"/>
-      </w:rPr>
-    </w:lvl>
-  </w:abstractNum>
-  <w:abstractNum w:abstractNumId="37" w15:restartNumberingAfterBreak="0">
-    <w:nsid w:val="53B17BDA"/>
-    <w:multiLevelType w:val="multilevel"/>
-    <w:tmpl w:val="7988BC48"/>
-    <w:lvl w:ilvl="0">
-      <w:start w:val="1"/>
-      <w:numFmt w:val="bullet"/>
-      <w:lvlText w:val=""/>
-      <w:lvlJc w:val="left"/>
-      <w:pPr>
-        <w:tabs>
-          <w:tab w:val="num" w:pos="720"/>
-        </w:tabs>
-        <w:ind w:left="720" w:hanging="360"/>
-      </w:pPr>
-      <w:rPr>
-        <w:rFonts w:ascii="Symbol" w:hAnsi="Symbol" w:hint="default"/>
-        <w:sz w:val="20"/>
-      </w:rPr>
-    </w:lvl>
-    <w:lvl w:ilvl="1" w:tentative="1">
-      <w:start w:val="1"/>
-      <w:numFmt w:val="bullet"/>
-      <w:lvlText w:val="o"/>
-      <w:lvlJc w:val="left"/>
-      <w:pPr>
-        <w:tabs>
-          <w:tab w:val="num" w:pos="1440"/>
-        </w:tabs>
-        <w:ind w:left="1440" w:hanging="360"/>
-      </w:pPr>
-      <w:rPr>
-        <w:rFonts w:ascii="Courier New" w:hAnsi="Courier New" w:hint="default"/>
-        <w:sz w:val="20"/>
-      </w:rPr>
-    </w:lvl>
-    <w:lvl w:ilvl="2" w:tentative="1">
-      <w:start w:val="1"/>
-      <w:numFmt w:val="bullet"/>
-      <w:lvlText w:val=""/>
-      <w:lvlJc w:val="left"/>
-      <w:pPr>
-        <w:tabs>
-          <w:tab w:val="num" w:pos="2160"/>
-        </w:tabs>
-        <w:ind w:left="2160" w:hanging="360"/>
-      </w:pPr>
-      <w:rPr>
-        <w:rFonts w:ascii="Wingdings" w:hAnsi="Wingdings" w:hint="default"/>
-        <w:sz w:val="20"/>
-      </w:rPr>
-    </w:lvl>
-    <w:lvl w:ilvl="3" w:tentative="1">
-      <w:start w:val="1"/>
-      <w:numFmt w:val="bullet"/>
-      <w:lvlText w:val=""/>
-      <w:lvlJc w:val="left"/>
-      <w:pPr>
-        <w:tabs>
-          <w:tab w:val="num" w:pos="2880"/>
-        </w:tabs>
-        <w:ind w:left="2880" w:hanging="360"/>
-      </w:pPr>
-      <w:rPr>
-        <w:rFonts w:ascii="Wingdings" w:hAnsi="Wingdings" w:hint="default"/>
-        <w:sz w:val="20"/>
-      </w:rPr>
-    </w:lvl>
-    <w:lvl w:ilvl="4" w:tentative="1">
-      <w:start w:val="1"/>
-      <w:numFmt w:val="bullet"/>
-      <w:lvlText w:val=""/>
-      <w:lvlJc w:val="left"/>
-      <w:pPr>
-        <w:tabs>
-          <w:tab w:val="num" w:pos="3600"/>
-        </w:tabs>
-        <w:ind w:left="3600" w:hanging="360"/>
-      </w:pPr>
-      <w:rPr>
-        <w:rFonts w:ascii="Wingdings" w:hAnsi="Wingdings" w:hint="default"/>
-        <w:sz w:val="20"/>
-      </w:rPr>
-    </w:lvl>
-    <w:lvl w:ilvl="5" w:tentative="1">
-      <w:start w:val="1"/>
-      <w:numFmt w:val="bullet"/>
-      <w:lvlText w:val=""/>
-      <w:lvlJc w:val="left"/>
-      <w:pPr>
-        <w:tabs>
-          <w:tab w:val="num" w:pos="4320"/>
-        </w:tabs>
-        <w:ind w:left="4320" w:hanging="360"/>
-      </w:pPr>
-      <w:rPr>
-        <w:rFonts w:ascii="Wingdings" w:hAnsi="Wingdings" w:hint="default"/>
-        <w:sz w:val="20"/>
-      </w:rPr>
-    </w:lvl>
-    <w:lvl w:ilvl="6" w:tentative="1">
-      <w:start w:val="1"/>
-      <w:numFmt w:val="bullet"/>
-      <w:lvlText w:val=""/>
-      <w:lvlJc w:val="left"/>
-      <w:pPr>
-        <w:tabs>
-          <w:tab w:val="num" w:pos="5040"/>
-        </w:tabs>
-        <w:ind w:left="5040" w:hanging="360"/>
-      </w:pPr>
-      <w:rPr>
-        <w:rFonts w:ascii="Wingdings" w:hAnsi="Wingdings" w:hint="default"/>
-        <w:sz w:val="20"/>
-      </w:rPr>
-    </w:lvl>
-    <w:lvl w:ilvl="7" w:tentative="1">
-      <w:start w:val="1"/>
-      <w:numFmt w:val="bullet"/>
-      <w:lvlText w:val=""/>
-      <w:lvlJc w:val="left"/>
-      <w:pPr>
-        <w:tabs>
-          <w:tab w:val="num" w:pos="5760"/>
-        </w:tabs>
-        <w:ind w:left="5760" w:hanging="360"/>
-      </w:pPr>
-      <w:rPr>
-        <w:rFonts w:ascii="Wingdings" w:hAnsi="Wingdings" w:hint="default"/>
-        <w:sz w:val="20"/>
-      </w:rPr>
-    </w:lvl>
-    <w:lvl w:ilvl="8" w:tentative="1">
-      <w:start w:val="1"/>
-      <w:numFmt w:val="bullet"/>
-      <w:lvlText w:val=""/>
-      <w:lvlJc w:val="left"/>
-      <w:pPr>
-        <w:tabs>
-          <w:tab w:val="num" w:pos="6480"/>
-        </w:tabs>
-        <w:ind w:left="6480" w:hanging="360"/>
-      </w:pPr>
-      <w:rPr>
-        <w:rFonts w:ascii="Wingdings" w:hAnsi="Wingdings" w:hint="default"/>
-        <w:sz w:val="20"/>
-      </w:rPr>
-    </w:lvl>
-  </w:abstractNum>
-  <w:abstractNum w:abstractNumId="38" w15:restartNumberingAfterBreak="0">
-    <w:nsid w:val="541D361F"/>
-    <w:multiLevelType w:val="multilevel"/>
-    <w:tmpl w:val="2FCABCB2"/>
-    <w:lvl w:ilvl="0">
-      <w:start w:val="1"/>
-      <w:numFmt w:val="bullet"/>
-      <w:lvlText w:val=""/>
-      <w:lvlJc w:val="left"/>
-      <w:pPr>
-        <w:tabs>
-          <w:tab w:val="num" w:pos="720"/>
-        </w:tabs>
-        <w:ind w:left="720" w:hanging="360"/>
-      </w:pPr>
-      <w:rPr>
-        <w:rFonts w:ascii="Symbol" w:hAnsi="Symbol" w:hint="default"/>
-        <w:sz w:val="20"/>
-      </w:rPr>
-    </w:lvl>
-    <w:lvl w:ilvl="1" w:tentative="1">
-      <w:start w:val="1"/>
-      <w:numFmt w:val="bullet"/>
-      <w:lvlText w:val="o"/>
-      <w:lvlJc w:val="left"/>
-      <w:pPr>
-        <w:tabs>
-          <w:tab w:val="num" w:pos="1440"/>
-        </w:tabs>
-        <w:ind w:left="1440" w:hanging="360"/>
-      </w:pPr>
-      <w:rPr>
-        <w:rFonts w:ascii="Courier New" w:hAnsi="Courier New" w:hint="default"/>
-        <w:sz w:val="20"/>
-      </w:rPr>
-    </w:lvl>
-    <w:lvl w:ilvl="2" w:tentative="1">
-      <w:start w:val="1"/>
-      <w:numFmt w:val="bullet"/>
-      <w:lvlText w:val=""/>
-      <w:lvlJc w:val="left"/>
-      <w:pPr>
-        <w:tabs>
-          <w:tab w:val="num" w:pos="2160"/>
-        </w:tabs>
-        <w:ind w:left="2160" w:hanging="360"/>
-      </w:pPr>
-      <w:rPr>
-        <w:rFonts w:ascii="Wingdings" w:hAnsi="Wingdings" w:hint="default"/>
-        <w:sz w:val="20"/>
-      </w:rPr>
-    </w:lvl>
-    <w:lvl w:ilvl="3" w:tentative="1">
-      <w:start w:val="1"/>
-      <w:numFmt w:val="bullet"/>
-      <w:lvlText w:val=""/>
-      <w:lvlJc w:val="left"/>
-      <w:pPr>
-        <w:tabs>
-          <w:tab w:val="num" w:pos="2880"/>
-        </w:tabs>
-        <w:ind w:left="2880" w:hanging="360"/>
-      </w:pPr>
-      <w:rPr>
-        <w:rFonts w:ascii="Wingdings" w:hAnsi="Wingdings" w:hint="default"/>
-        <w:sz w:val="20"/>
-      </w:rPr>
-    </w:lvl>
-    <w:lvl w:ilvl="4" w:tentative="1">
-      <w:start w:val="1"/>
-      <w:numFmt w:val="bullet"/>
-      <w:lvlText w:val=""/>
-      <w:lvlJc w:val="left"/>
-      <w:pPr>
-        <w:tabs>
-          <w:tab w:val="num" w:pos="3600"/>
-        </w:tabs>
-        <w:ind w:left="3600" w:hanging="360"/>
-      </w:pPr>
-      <w:rPr>
-        <w:rFonts w:ascii="Wingdings" w:hAnsi="Wingdings" w:hint="default"/>
-        <w:sz w:val="20"/>
-      </w:rPr>
-    </w:lvl>
-    <w:lvl w:ilvl="5" w:tentative="1">
-      <w:start w:val="1"/>
-      <w:numFmt w:val="bullet"/>
-      <w:lvlText w:val=""/>
-      <w:lvlJc w:val="left"/>
-      <w:pPr>
-        <w:tabs>
-          <w:tab w:val="num" w:pos="4320"/>
-        </w:tabs>
-        <w:ind w:left="4320" w:hanging="360"/>
-      </w:pPr>
-      <w:rPr>
-        <w:rFonts w:ascii="Wingdings" w:hAnsi="Wingdings" w:hint="default"/>
-        <w:sz w:val="20"/>
-      </w:rPr>
-    </w:lvl>
-    <w:lvl w:ilvl="6" w:tentative="1">
-      <w:start w:val="1"/>
-      <w:numFmt w:val="bullet"/>
-      <w:lvlText w:val=""/>
-      <w:lvlJc w:val="left"/>
-      <w:pPr>
-        <w:tabs>
-          <w:tab w:val="num" w:pos="5040"/>
-        </w:tabs>
-        <w:ind w:left="5040" w:hanging="360"/>
-      </w:pPr>
-      <w:rPr>
-        <w:rFonts w:ascii="Wingdings" w:hAnsi="Wingdings" w:hint="default"/>
-        <w:sz w:val="20"/>
-      </w:rPr>
-    </w:lvl>
-    <w:lvl w:ilvl="7" w:tentative="1">
-      <w:start w:val="1"/>
-      <w:numFmt w:val="bullet"/>
-      <w:lvlText w:val=""/>
-      <w:lvlJc w:val="left"/>
-      <w:pPr>
-        <w:tabs>
-          <w:tab w:val="num" w:pos="5760"/>
-        </w:tabs>
-        <w:ind w:left="5760" w:hanging="360"/>
-      </w:pPr>
-      <w:rPr>
-        <w:rFonts w:ascii="Wingdings" w:hAnsi="Wingdings" w:hint="default"/>
-        <w:sz w:val="20"/>
-      </w:rPr>
-    </w:lvl>
-    <w:lvl w:ilvl="8" w:tentative="1">
-      <w:start w:val="1"/>
-      <w:numFmt w:val="bullet"/>
-      <w:lvlText w:val=""/>
-      <w:lvlJc w:val="left"/>
-      <w:pPr>
-        <w:tabs>
-          <w:tab w:val="num" w:pos="6480"/>
-        </w:tabs>
-        <w:ind w:left="6480" w:hanging="360"/>
-      </w:pPr>
-      <w:rPr>
-        <w:rFonts w:ascii="Wingdings" w:hAnsi="Wingdings" w:hint="default"/>
-        <w:sz w:val="20"/>
-      </w:rPr>
-    </w:lvl>
-  </w:abstractNum>
-  <w:abstractNum w:abstractNumId="39" w15:restartNumberingAfterBreak="0">
-    <w:nsid w:val="57047469"/>
+    <w:nsid w:val="7A5D1A90"/>
     <w:multiLevelType w:val="hybridMultilevel"/>
-    <w:tmpl w:val="6EC4D444"/>
+    <w:tmpl w:val="62F2541E"/>
     <w:lvl w:ilvl="0" w:tplc="04090001">
       <w:start w:val="1"/>
       <w:numFmt w:val="bullet"/>
       <w:lvlText w:val=""/>
       <w:lvlJc w:val="left"/>
       <w:pPr>
-        <w:ind w:left="720" w:hanging="360"/>
+        <w:ind w:left="1800" w:hanging="360"/>
       </w:pPr>
       <w:rPr>
         <w:rFonts w:ascii="Symbol" w:hAnsi="Symbol" w:hint="default"/>
@@ -38095,7 +36390,7 @@
       <w:lvlText w:val="o"/>
       <w:lvlJc w:val="left"/>
       <w:pPr>
-        <w:ind w:left="1440" w:hanging="360"/>
+        <w:ind w:left="2520" w:hanging="360"/>
       </w:pPr>
       <w:rPr>
         <w:rFonts w:ascii="Courier New" w:hAnsi="Courier New" w:cs="Courier New" w:hint="default"/>
@@ -38107,7 +36402,7 @@
       <w:lvlText w:val=""/>
       <w:lvlJc w:val="left"/>
       <w:pPr>
-        <w:ind w:left="2160" w:hanging="360"/>
+        <w:ind w:left="3240" w:hanging="360"/>
       </w:pPr>
       <w:rPr>
         <w:rFonts w:ascii="Wingdings" w:hAnsi="Wingdings" w:hint="default"/>
@@ -38119,7 +36414,7 @@
       <w:lvlText w:val=""/>
       <w:lvlJc w:val="left"/>
       <w:pPr>
-        <w:ind w:left="2880" w:hanging="360"/>
+        <w:ind w:left="3960" w:hanging="360"/>
       </w:pPr>
       <w:rPr>
         <w:rFonts w:ascii="Symbol" w:hAnsi="Symbol" w:hint="default"/>
@@ -38131,7 +36426,7 @@
       <w:lvlText w:val="o"/>
       <w:lvlJc w:val="left"/>
       <w:pPr>
-        <w:ind w:left="3600" w:hanging="360"/>
+        <w:ind w:left="4680" w:hanging="360"/>
       </w:pPr>
       <w:rPr>
         <w:rFonts w:ascii="Courier New" w:hAnsi="Courier New" w:cs="Courier New" w:hint="default"/>
@@ -38143,7 +36438,7 @@
       <w:lvlText w:val=""/>
       <w:lvlJc w:val="left"/>
       <w:pPr>
-        <w:ind w:left="4320" w:hanging="360"/>
+        <w:ind w:left="5400" w:hanging="360"/>
       </w:pPr>
       <w:rPr>
         <w:rFonts w:ascii="Wingdings" w:hAnsi="Wingdings" w:hint="default"/>
@@ -38155,7 +36450,7 @@
       <w:lvlText w:val=""/>
       <w:lvlJc w:val="left"/>
       <w:pPr>
-        <w:ind w:left="5040" w:hanging="360"/>
+        <w:ind w:left="6120" w:hanging="360"/>
       </w:pPr>
       <w:rPr>
         <w:rFonts w:ascii="Symbol" w:hAnsi="Symbol" w:hint="default"/>
@@ -38167,7 +36462,7 @@
       <w:lvlText w:val="o"/>
       <w:lvlJc w:val="left"/>
       <w:pPr>
-        <w:ind w:left="5760" w:hanging="360"/>
+        <w:ind w:left="6840" w:hanging="360"/>
       </w:pPr>
       <w:rPr>
         <w:rFonts w:ascii="Courier New" w:hAnsi="Courier New" w:cs="Courier New" w:hint="default"/>
@@ -38179,2585 +36474,95 @@
       <w:lvlText w:val=""/>
       <w:lvlJc w:val="left"/>
       <w:pPr>
-        <w:ind w:left="6480" w:hanging="360"/>
+        <w:ind w:left="7560" w:hanging="360"/>
       </w:pPr>
       <w:rPr>
         <w:rFonts w:ascii="Wingdings" w:hAnsi="Wingdings" w:hint="default"/>
       </w:rPr>
     </w:lvl>
   </w:abstractNum>
-  <w:abstractNum w:abstractNumId="40" w15:restartNumberingAfterBreak="0">
-    <w:nsid w:val="59816073"/>
-    <w:multiLevelType w:val="multilevel"/>
-    <w:tmpl w:val="2FCABCB2"/>
-    <w:lvl w:ilvl="0">
-      <w:start w:val="1"/>
-      <w:numFmt w:val="bullet"/>
-      <w:lvlText w:val=""/>
-      <w:lvlJc w:val="left"/>
-      <w:pPr>
-        <w:tabs>
-          <w:tab w:val="num" w:pos="720"/>
-        </w:tabs>
-        <w:ind w:left="720" w:hanging="360"/>
-      </w:pPr>
-      <w:rPr>
-        <w:rFonts w:ascii="Symbol" w:hAnsi="Symbol" w:hint="default"/>
-        <w:sz w:val="20"/>
-      </w:rPr>
-    </w:lvl>
-    <w:lvl w:ilvl="1" w:tentative="1">
-      <w:start w:val="1"/>
-      <w:numFmt w:val="bullet"/>
-      <w:lvlText w:val="o"/>
-      <w:lvlJc w:val="left"/>
-      <w:pPr>
-        <w:tabs>
-          <w:tab w:val="num" w:pos="1440"/>
-        </w:tabs>
-        <w:ind w:left="1440" w:hanging="360"/>
-      </w:pPr>
-      <w:rPr>
-        <w:rFonts w:ascii="Courier New" w:hAnsi="Courier New" w:hint="default"/>
-        <w:sz w:val="20"/>
-      </w:rPr>
-    </w:lvl>
-    <w:lvl w:ilvl="2" w:tentative="1">
-      <w:start w:val="1"/>
-      <w:numFmt w:val="bullet"/>
-      <w:lvlText w:val=""/>
-      <w:lvlJc w:val="left"/>
-      <w:pPr>
-        <w:tabs>
-          <w:tab w:val="num" w:pos="2160"/>
-        </w:tabs>
-        <w:ind w:left="2160" w:hanging="360"/>
-      </w:pPr>
-      <w:rPr>
-        <w:rFonts w:ascii="Wingdings" w:hAnsi="Wingdings" w:hint="default"/>
-        <w:sz w:val="20"/>
-      </w:rPr>
-    </w:lvl>
-    <w:lvl w:ilvl="3" w:tentative="1">
-      <w:start w:val="1"/>
-      <w:numFmt w:val="bullet"/>
-      <w:lvlText w:val=""/>
-      <w:lvlJc w:val="left"/>
-      <w:pPr>
-        <w:tabs>
-          <w:tab w:val="num" w:pos="2880"/>
-        </w:tabs>
-        <w:ind w:left="2880" w:hanging="360"/>
-      </w:pPr>
-      <w:rPr>
-        <w:rFonts w:ascii="Wingdings" w:hAnsi="Wingdings" w:hint="default"/>
-        <w:sz w:val="20"/>
-      </w:rPr>
-    </w:lvl>
-    <w:lvl w:ilvl="4" w:tentative="1">
-      <w:start w:val="1"/>
-      <w:numFmt w:val="bullet"/>
-      <w:lvlText w:val=""/>
-      <w:lvlJc w:val="left"/>
-      <w:pPr>
-        <w:tabs>
-          <w:tab w:val="num" w:pos="3600"/>
-        </w:tabs>
-        <w:ind w:left="3600" w:hanging="360"/>
-      </w:pPr>
-      <w:rPr>
-        <w:rFonts w:ascii="Wingdings" w:hAnsi="Wingdings" w:hint="default"/>
-        <w:sz w:val="20"/>
-      </w:rPr>
-    </w:lvl>
-    <w:lvl w:ilvl="5" w:tentative="1">
-      <w:start w:val="1"/>
-      <w:numFmt w:val="bullet"/>
-      <w:lvlText w:val=""/>
-      <w:lvlJc w:val="left"/>
-      <w:pPr>
-        <w:tabs>
-          <w:tab w:val="num" w:pos="4320"/>
-        </w:tabs>
-        <w:ind w:left="4320" w:hanging="360"/>
-      </w:pPr>
-      <w:rPr>
-        <w:rFonts w:ascii="Wingdings" w:hAnsi="Wingdings" w:hint="default"/>
-        <w:sz w:val="20"/>
-      </w:rPr>
-    </w:lvl>
-    <w:lvl w:ilvl="6" w:tentative="1">
-      <w:start w:val="1"/>
-      <w:numFmt w:val="bullet"/>
-      <w:lvlText w:val=""/>
-      <w:lvlJc w:val="left"/>
-      <w:pPr>
-        <w:tabs>
-          <w:tab w:val="num" w:pos="5040"/>
-        </w:tabs>
-        <w:ind w:left="5040" w:hanging="360"/>
-      </w:pPr>
-      <w:rPr>
-        <w:rFonts w:ascii="Wingdings" w:hAnsi="Wingdings" w:hint="default"/>
-        <w:sz w:val="20"/>
-      </w:rPr>
-    </w:lvl>
-    <w:lvl w:ilvl="7" w:tentative="1">
-      <w:start w:val="1"/>
-      <w:numFmt w:val="bullet"/>
-      <w:lvlText w:val=""/>
-      <w:lvlJc w:val="left"/>
-      <w:pPr>
-        <w:tabs>
-          <w:tab w:val="num" w:pos="5760"/>
-        </w:tabs>
-        <w:ind w:left="5760" w:hanging="360"/>
-      </w:pPr>
-      <w:rPr>
-        <w:rFonts w:ascii="Wingdings" w:hAnsi="Wingdings" w:hint="default"/>
-        <w:sz w:val="20"/>
-      </w:rPr>
-    </w:lvl>
-    <w:lvl w:ilvl="8" w:tentative="1">
-      <w:start w:val="1"/>
-      <w:numFmt w:val="bullet"/>
-      <w:lvlText w:val=""/>
-      <w:lvlJc w:val="left"/>
-      <w:pPr>
-        <w:tabs>
-          <w:tab w:val="num" w:pos="6480"/>
-        </w:tabs>
-        <w:ind w:left="6480" w:hanging="360"/>
-      </w:pPr>
-      <w:rPr>
-        <w:rFonts w:ascii="Wingdings" w:hAnsi="Wingdings" w:hint="default"/>
-        <w:sz w:val="20"/>
-      </w:rPr>
-    </w:lvl>
-  </w:abstractNum>
-  <w:abstractNum w:abstractNumId="41" w15:restartNumberingAfterBreak="0">
-    <w:nsid w:val="59D34F18"/>
-    <w:multiLevelType w:val="multilevel"/>
-    <w:tmpl w:val="2FCABCB2"/>
-    <w:lvl w:ilvl="0">
-      <w:start w:val="1"/>
-      <w:numFmt w:val="bullet"/>
-      <w:lvlText w:val=""/>
-      <w:lvlJc w:val="left"/>
-      <w:pPr>
-        <w:tabs>
-          <w:tab w:val="num" w:pos="720"/>
-        </w:tabs>
-        <w:ind w:left="720" w:hanging="360"/>
-      </w:pPr>
-      <w:rPr>
-        <w:rFonts w:ascii="Symbol" w:hAnsi="Symbol" w:hint="default"/>
-        <w:sz w:val="20"/>
-      </w:rPr>
-    </w:lvl>
-    <w:lvl w:ilvl="1">
-      <w:start w:val="1"/>
-      <w:numFmt w:val="bullet"/>
-      <w:lvlText w:val="o"/>
-      <w:lvlJc w:val="left"/>
-      <w:pPr>
-        <w:tabs>
-          <w:tab w:val="num" w:pos="1440"/>
-        </w:tabs>
-        <w:ind w:left="1440" w:hanging="360"/>
-      </w:pPr>
-      <w:rPr>
-        <w:rFonts w:ascii="Courier New" w:hAnsi="Courier New" w:hint="default"/>
-        <w:sz w:val="20"/>
-      </w:rPr>
-    </w:lvl>
-    <w:lvl w:ilvl="2" w:tentative="1">
-      <w:start w:val="1"/>
-      <w:numFmt w:val="bullet"/>
-      <w:lvlText w:val=""/>
-      <w:lvlJc w:val="left"/>
-      <w:pPr>
-        <w:tabs>
-          <w:tab w:val="num" w:pos="2160"/>
-        </w:tabs>
-        <w:ind w:left="2160" w:hanging="360"/>
-      </w:pPr>
-      <w:rPr>
-        <w:rFonts w:ascii="Wingdings" w:hAnsi="Wingdings" w:hint="default"/>
-        <w:sz w:val="20"/>
-      </w:rPr>
-    </w:lvl>
-    <w:lvl w:ilvl="3" w:tentative="1">
-      <w:start w:val="1"/>
-      <w:numFmt w:val="bullet"/>
-      <w:lvlText w:val=""/>
-      <w:lvlJc w:val="left"/>
-      <w:pPr>
-        <w:tabs>
-          <w:tab w:val="num" w:pos="2880"/>
-        </w:tabs>
-        <w:ind w:left="2880" w:hanging="360"/>
-      </w:pPr>
-      <w:rPr>
-        <w:rFonts w:ascii="Wingdings" w:hAnsi="Wingdings" w:hint="default"/>
-        <w:sz w:val="20"/>
-      </w:rPr>
-    </w:lvl>
-    <w:lvl w:ilvl="4" w:tentative="1">
-      <w:start w:val="1"/>
-      <w:numFmt w:val="bullet"/>
-      <w:lvlText w:val=""/>
-      <w:lvlJc w:val="left"/>
-      <w:pPr>
-        <w:tabs>
-          <w:tab w:val="num" w:pos="3600"/>
-        </w:tabs>
-        <w:ind w:left="3600" w:hanging="360"/>
-      </w:pPr>
-      <w:rPr>
-        <w:rFonts w:ascii="Wingdings" w:hAnsi="Wingdings" w:hint="default"/>
-        <w:sz w:val="20"/>
-      </w:rPr>
-    </w:lvl>
-    <w:lvl w:ilvl="5" w:tentative="1">
-      <w:start w:val="1"/>
-      <w:numFmt w:val="bullet"/>
-      <w:lvlText w:val=""/>
-      <w:lvlJc w:val="left"/>
-      <w:pPr>
-        <w:tabs>
-          <w:tab w:val="num" w:pos="4320"/>
-        </w:tabs>
-        <w:ind w:left="4320" w:hanging="360"/>
-      </w:pPr>
-      <w:rPr>
-        <w:rFonts w:ascii="Wingdings" w:hAnsi="Wingdings" w:hint="default"/>
-        <w:sz w:val="20"/>
-      </w:rPr>
-    </w:lvl>
-    <w:lvl w:ilvl="6" w:tentative="1">
-      <w:start w:val="1"/>
-      <w:numFmt w:val="bullet"/>
-      <w:lvlText w:val=""/>
-      <w:lvlJc w:val="left"/>
-      <w:pPr>
-        <w:tabs>
-          <w:tab w:val="num" w:pos="5040"/>
-        </w:tabs>
-        <w:ind w:left="5040" w:hanging="360"/>
-      </w:pPr>
-      <w:rPr>
-        <w:rFonts w:ascii="Wingdings" w:hAnsi="Wingdings" w:hint="default"/>
-        <w:sz w:val="20"/>
-      </w:rPr>
-    </w:lvl>
-    <w:lvl w:ilvl="7" w:tentative="1">
-      <w:start w:val="1"/>
-      <w:numFmt w:val="bullet"/>
-      <w:lvlText w:val=""/>
-      <w:lvlJc w:val="left"/>
-      <w:pPr>
-        <w:tabs>
-          <w:tab w:val="num" w:pos="5760"/>
-        </w:tabs>
-        <w:ind w:left="5760" w:hanging="360"/>
-      </w:pPr>
-      <w:rPr>
-        <w:rFonts w:ascii="Wingdings" w:hAnsi="Wingdings" w:hint="default"/>
-        <w:sz w:val="20"/>
-      </w:rPr>
-    </w:lvl>
-    <w:lvl w:ilvl="8" w:tentative="1">
-      <w:start w:val="1"/>
-      <w:numFmt w:val="bullet"/>
-      <w:lvlText w:val=""/>
-      <w:lvlJc w:val="left"/>
-      <w:pPr>
-        <w:tabs>
-          <w:tab w:val="num" w:pos="6480"/>
-        </w:tabs>
-        <w:ind w:left="6480" w:hanging="360"/>
-      </w:pPr>
-      <w:rPr>
-        <w:rFonts w:ascii="Wingdings" w:hAnsi="Wingdings" w:hint="default"/>
-        <w:sz w:val="20"/>
-      </w:rPr>
-    </w:lvl>
-  </w:abstractNum>
-  <w:abstractNum w:abstractNumId="42" w15:restartNumberingAfterBreak="0">
-    <w:nsid w:val="5A8558F5"/>
-    <w:multiLevelType w:val="hybridMultilevel"/>
-    <w:tmpl w:val="E4CAA66E"/>
-    <w:lvl w:ilvl="0" w:tplc="04090001">
-      <w:start w:val="1"/>
-      <w:numFmt w:val="bullet"/>
-      <w:lvlText w:val=""/>
-      <w:lvlJc w:val="left"/>
-      <w:pPr>
-        <w:ind w:left="720" w:hanging="360"/>
-      </w:pPr>
-      <w:rPr>
-        <w:rFonts w:ascii="Symbol" w:hAnsi="Symbol" w:hint="default"/>
-      </w:rPr>
-    </w:lvl>
-    <w:lvl w:ilvl="1" w:tplc="04090003" w:tentative="1">
-      <w:start w:val="1"/>
-      <w:numFmt w:val="bullet"/>
-      <w:lvlText w:val="o"/>
-      <w:lvlJc w:val="left"/>
-      <w:pPr>
-        <w:ind w:left="1440" w:hanging="360"/>
-      </w:pPr>
-      <w:rPr>
-        <w:rFonts w:ascii="Courier New" w:hAnsi="Courier New" w:cs="Courier New" w:hint="default"/>
-      </w:rPr>
-    </w:lvl>
-    <w:lvl w:ilvl="2" w:tplc="04090005" w:tentative="1">
-      <w:start w:val="1"/>
-      <w:numFmt w:val="bullet"/>
-      <w:lvlText w:val=""/>
-      <w:lvlJc w:val="left"/>
-      <w:pPr>
-        <w:ind w:left="2160" w:hanging="360"/>
-      </w:pPr>
-      <w:rPr>
-        <w:rFonts w:ascii="Wingdings" w:hAnsi="Wingdings" w:hint="default"/>
-      </w:rPr>
-    </w:lvl>
-    <w:lvl w:ilvl="3" w:tplc="04090001" w:tentative="1">
-      <w:start w:val="1"/>
-      <w:numFmt w:val="bullet"/>
-      <w:lvlText w:val=""/>
-      <w:lvlJc w:val="left"/>
-      <w:pPr>
-        <w:ind w:left="2880" w:hanging="360"/>
-      </w:pPr>
-      <w:rPr>
-        <w:rFonts w:ascii="Symbol" w:hAnsi="Symbol" w:hint="default"/>
-      </w:rPr>
-    </w:lvl>
-    <w:lvl w:ilvl="4" w:tplc="04090003" w:tentative="1">
-      <w:start w:val="1"/>
-      <w:numFmt w:val="bullet"/>
-      <w:lvlText w:val="o"/>
-      <w:lvlJc w:val="left"/>
-      <w:pPr>
-        <w:ind w:left="3600" w:hanging="360"/>
-      </w:pPr>
-      <w:rPr>
-        <w:rFonts w:ascii="Courier New" w:hAnsi="Courier New" w:cs="Courier New" w:hint="default"/>
-      </w:rPr>
-    </w:lvl>
-    <w:lvl w:ilvl="5" w:tplc="04090005" w:tentative="1">
-      <w:start w:val="1"/>
-      <w:numFmt w:val="bullet"/>
-      <w:lvlText w:val=""/>
-      <w:lvlJc w:val="left"/>
-      <w:pPr>
-        <w:ind w:left="4320" w:hanging="360"/>
-      </w:pPr>
-      <w:rPr>
-        <w:rFonts w:ascii="Wingdings" w:hAnsi="Wingdings" w:hint="default"/>
-      </w:rPr>
-    </w:lvl>
-    <w:lvl w:ilvl="6" w:tplc="04090001" w:tentative="1">
-      <w:start w:val="1"/>
-      <w:numFmt w:val="bullet"/>
-      <w:lvlText w:val=""/>
-      <w:lvlJc w:val="left"/>
-      <w:pPr>
-        <w:ind w:left="5040" w:hanging="360"/>
-      </w:pPr>
-      <w:rPr>
-        <w:rFonts w:ascii="Symbol" w:hAnsi="Symbol" w:hint="default"/>
-      </w:rPr>
-    </w:lvl>
-    <w:lvl w:ilvl="7" w:tplc="04090003" w:tentative="1">
-      <w:start w:val="1"/>
-      <w:numFmt w:val="bullet"/>
-      <w:lvlText w:val="o"/>
-      <w:lvlJc w:val="left"/>
-      <w:pPr>
-        <w:ind w:left="5760" w:hanging="360"/>
-      </w:pPr>
-      <w:rPr>
-        <w:rFonts w:ascii="Courier New" w:hAnsi="Courier New" w:cs="Courier New" w:hint="default"/>
-      </w:rPr>
-    </w:lvl>
-    <w:lvl w:ilvl="8" w:tplc="04090005" w:tentative="1">
-      <w:start w:val="1"/>
-      <w:numFmt w:val="bullet"/>
-      <w:lvlText w:val=""/>
-      <w:lvlJc w:val="left"/>
-      <w:pPr>
-        <w:ind w:left="6480" w:hanging="360"/>
-      </w:pPr>
-      <w:rPr>
-        <w:rFonts w:ascii="Wingdings" w:hAnsi="Wingdings" w:hint="default"/>
-      </w:rPr>
-    </w:lvl>
-  </w:abstractNum>
-  <w:abstractNum w:abstractNumId="43" w15:restartNumberingAfterBreak="0">
-    <w:nsid w:val="5E0C4728"/>
-    <w:multiLevelType w:val="hybridMultilevel"/>
-    <w:tmpl w:val="2B34B498"/>
-    <w:lvl w:ilvl="0" w:tplc="04090001">
-      <w:start w:val="1"/>
-      <w:numFmt w:val="bullet"/>
-      <w:lvlText w:val=""/>
-      <w:lvlJc w:val="left"/>
-      <w:pPr>
-        <w:ind w:left="1800" w:hanging="360"/>
-      </w:pPr>
-      <w:rPr>
-        <w:rFonts w:ascii="Symbol" w:hAnsi="Symbol" w:hint="default"/>
-      </w:rPr>
-    </w:lvl>
-    <w:lvl w:ilvl="1" w:tplc="04090003" w:tentative="1">
-      <w:start w:val="1"/>
-      <w:numFmt w:val="bullet"/>
-      <w:lvlText w:val="o"/>
-      <w:lvlJc w:val="left"/>
-      <w:pPr>
-        <w:ind w:left="2520" w:hanging="360"/>
-      </w:pPr>
-      <w:rPr>
-        <w:rFonts w:ascii="Courier New" w:hAnsi="Courier New" w:cs="Courier New" w:hint="default"/>
-      </w:rPr>
-    </w:lvl>
-    <w:lvl w:ilvl="2" w:tplc="04090005" w:tentative="1">
-      <w:start w:val="1"/>
-      <w:numFmt w:val="bullet"/>
-      <w:lvlText w:val=""/>
-      <w:lvlJc w:val="left"/>
-      <w:pPr>
-        <w:ind w:left="3240" w:hanging="360"/>
-      </w:pPr>
-      <w:rPr>
-        <w:rFonts w:ascii="Wingdings" w:hAnsi="Wingdings" w:hint="default"/>
-      </w:rPr>
-    </w:lvl>
-    <w:lvl w:ilvl="3" w:tplc="04090001" w:tentative="1">
-      <w:start w:val="1"/>
-      <w:numFmt w:val="bullet"/>
-      <w:lvlText w:val=""/>
-      <w:lvlJc w:val="left"/>
-      <w:pPr>
-        <w:ind w:left="3960" w:hanging="360"/>
-      </w:pPr>
-      <w:rPr>
-        <w:rFonts w:ascii="Symbol" w:hAnsi="Symbol" w:hint="default"/>
-      </w:rPr>
-    </w:lvl>
-    <w:lvl w:ilvl="4" w:tplc="04090003" w:tentative="1">
-      <w:start w:val="1"/>
-      <w:numFmt w:val="bullet"/>
-      <w:lvlText w:val="o"/>
-      <w:lvlJc w:val="left"/>
-      <w:pPr>
-        <w:ind w:left="4680" w:hanging="360"/>
-      </w:pPr>
-      <w:rPr>
-        <w:rFonts w:ascii="Courier New" w:hAnsi="Courier New" w:cs="Courier New" w:hint="default"/>
-      </w:rPr>
-    </w:lvl>
-    <w:lvl w:ilvl="5" w:tplc="04090005" w:tentative="1">
-      <w:start w:val="1"/>
-      <w:numFmt w:val="bullet"/>
-      <w:lvlText w:val=""/>
-      <w:lvlJc w:val="left"/>
-      <w:pPr>
-        <w:ind w:left="5400" w:hanging="360"/>
-      </w:pPr>
-      <w:rPr>
-        <w:rFonts w:ascii="Wingdings" w:hAnsi="Wingdings" w:hint="default"/>
-      </w:rPr>
-    </w:lvl>
-    <w:lvl w:ilvl="6" w:tplc="04090001" w:tentative="1">
-      <w:start w:val="1"/>
-      <w:numFmt w:val="bullet"/>
-      <w:lvlText w:val=""/>
-      <w:lvlJc w:val="left"/>
-      <w:pPr>
-        <w:ind w:left="6120" w:hanging="360"/>
-      </w:pPr>
-      <w:rPr>
-        <w:rFonts w:ascii="Symbol" w:hAnsi="Symbol" w:hint="default"/>
-      </w:rPr>
-    </w:lvl>
-    <w:lvl w:ilvl="7" w:tplc="04090003" w:tentative="1">
-      <w:start w:val="1"/>
-      <w:numFmt w:val="bullet"/>
-      <w:lvlText w:val="o"/>
-      <w:lvlJc w:val="left"/>
-      <w:pPr>
-        <w:ind w:left="6840" w:hanging="360"/>
-      </w:pPr>
-      <w:rPr>
-        <w:rFonts w:ascii="Courier New" w:hAnsi="Courier New" w:cs="Courier New" w:hint="default"/>
-      </w:rPr>
-    </w:lvl>
-    <w:lvl w:ilvl="8" w:tplc="04090005" w:tentative="1">
-      <w:start w:val="1"/>
-      <w:numFmt w:val="bullet"/>
-      <w:lvlText w:val=""/>
-      <w:lvlJc w:val="left"/>
-      <w:pPr>
-        <w:ind w:left="7560" w:hanging="360"/>
-      </w:pPr>
-      <w:rPr>
-        <w:rFonts w:ascii="Wingdings" w:hAnsi="Wingdings" w:hint="default"/>
-      </w:rPr>
-    </w:lvl>
-  </w:abstractNum>
-  <w:abstractNum w:abstractNumId="44" w15:restartNumberingAfterBreak="0">
-    <w:nsid w:val="5F8A0751"/>
-    <w:multiLevelType w:val="multilevel"/>
-    <w:tmpl w:val="FB3E12F6"/>
-    <w:lvl w:ilvl="0">
-      <w:start w:val="1"/>
-      <w:numFmt w:val="bullet"/>
-      <w:lvlText w:val=""/>
-      <w:lvlJc w:val="left"/>
-      <w:pPr>
-        <w:tabs>
-          <w:tab w:val="num" w:pos="720"/>
-        </w:tabs>
-        <w:ind w:left="720" w:hanging="360"/>
-      </w:pPr>
-      <w:rPr>
-        <w:rFonts w:ascii="Symbol" w:hAnsi="Symbol" w:hint="default"/>
-        <w:sz w:val="20"/>
-      </w:rPr>
-    </w:lvl>
-    <w:lvl w:ilvl="1">
-      <w:start w:val="1"/>
-      <w:numFmt w:val="bullet"/>
-      <w:lvlText w:val=""/>
-      <w:lvlJc w:val="left"/>
-      <w:pPr>
-        <w:ind w:left="1800" w:hanging="360"/>
-      </w:pPr>
-      <w:rPr>
-        <w:rFonts w:ascii="Symbol" w:hAnsi="Symbol" w:hint="default"/>
-      </w:rPr>
-    </w:lvl>
-    <w:lvl w:ilvl="2" w:tentative="1">
-      <w:start w:val="1"/>
-      <w:numFmt w:val="bullet"/>
-      <w:lvlText w:val=""/>
-      <w:lvlJc w:val="left"/>
-      <w:pPr>
-        <w:tabs>
-          <w:tab w:val="num" w:pos="2160"/>
-        </w:tabs>
-        <w:ind w:left="2160" w:hanging="360"/>
-      </w:pPr>
-      <w:rPr>
-        <w:rFonts w:ascii="Wingdings" w:hAnsi="Wingdings" w:hint="default"/>
-        <w:sz w:val="20"/>
-      </w:rPr>
-    </w:lvl>
-    <w:lvl w:ilvl="3" w:tentative="1">
-      <w:start w:val="1"/>
-      <w:numFmt w:val="bullet"/>
-      <w:lvlText w:val=""/>
-      <w:lvlJc w:val="left"/>
-      <w:pPr>
-        <w:tabs>
-          <w:tab w:val="num" w:pos="2880"/>
-        </w:tabs>
-        <w:ind w:left="2880" w:hanging="360"/>
-      </w:pPr>
-      <w:rPr>
-        <w:rFonts w:ascii="Wingdings" w:hAnsi="Wingdings" w:hint="default"/>
-        <w:sz w:val="20"/>
-      </w:rPr>
-    </w:lvl>
-    <w:lvl w:ilvl="4" w:tentative="1">
-      <w:start w:val="1"/>
-      <w:numFmt w:val="bullet"/>
-      <w:lvlText w:val=""/>
-      <w:lvlJc w:val="left"/>
-      <w:pPr>
-        <w:tabs>
-          <w:tab w:val="num" w:pos="3600"/>
-        </w:tabs>
-        <w:ind w:left="3600" w:hanging="360"/>
-      </w:pPr>
-      <w:rPr>
-        <w:rFonts w:ascii="Wingdings" w:hAnsi="Wingdings" w:hint="default"/>
-        <w:sz w:val="20"/>
-      </w:rPr>
-    </w:lvl>
-    <w:lvl w:ilvl="5" w:tentative="1">
-      <w:start w:val="1"/>
-      <w:numFmt w:val="bullet"/>
-      <w:lvlText w:val=""/>
-      <w:lvlJc w:val="left"/>
-      <w:pPr>
-        <w:tabs>
-          <w:tab w:val="num" w:pos="4320"/>
-        </w:tabs>
-        <w:ind w:left="4320" w:hanging="360"/>
-      </w:pPr>
-      <w:rPr>
-        <w:rFonts w:ascii="Wingdings" w:hAnsi="Wingdings" w:hint="default"/>
-        <w:sz w:val="20"/>
-      </w:rPr>
-    </w:lvl>
-    <w:lvl w:ilvl="6" w:tentative="1">
-      <w:start w:val="1"/>
-      <w:numFmt w:val="bullet"/>
-      <w:lvlText w:val=""/>
-      <w:lvlJc w:val="left"/>
-      <w:pPr>
-        <w:tabs>
-          <w:tab w:val="num" w:pos="5040"/>
-        </w:tabs>
-        <w:ind w:left="5040" w:hanging="360"/>
-      </w:pPr>
-      <w:rPr>
-        <w:rFonts w:ascii="Wingdings" w:hAnsi="Wingdings" w:hint="default"/>
-        <w:sz w:val="20"/>
-      </w:rPr>
-    </w:lvl>
-    <w:lvl w:ilvl="7" w:tentative="1">
-      <w:start w:val="1"/>
-      <w:numFmt w:val="bullet"/>
-      <w:lvlText w:val=""/>
-      <w:lvlJc w:val="left"/>
-      <w:pPr>
-        <w:tabs>
-          <w:tab w:val="num" w:pos="5760"/>
-        </w:tabs>
-        <w:ind w:left="5760" w:hanging="360"/>
-      </w:pPr>
-      <w:rPr>
-        <w:rFonts w:ascii="Wingdings" w:hAnsi="Wingdings" w:hint="default"/>
-        <w:sz w:val="20"/>
-      </w:rPr>
-    </w:lvl>
-    <w:lvl w:ilvl="8" w:tentative="1">
-      <w:start w:val="1"/>
-      <w:numFmt w:val="bullet"/>
-      <w:lvlText w:val=""/>
-      <w:lvlJc w:val="left"/>
-      <w:pPr>
-        <w:tabs>
-          <w:tab w:val="num" w:pos="6480"/>
-        </w:tabs>
-        <w:ind w:left="6480" w:hanging="360"/>
-      </w:pPr>
-      <w:rPr>
-        <w:rFonts w:ascii="Wingdings" w:hAnsi="Wingdings" w:hint="default"/>
-        <w:sz w:val="20"/>
-      </w:rPr>
-    </w:lvl>
-  </w:abstractNum>
-  <w:abstractNum w:abstractNumId="45" w15:restartNumberingAfterBreak="0">
-    <w:nsid w:val="61D50450"/>
-    <w:multiLevelType w:val="multilevel"/>
-    <w:tmpl w:val="58B2F7F0"/>
-    <w:lvl w:ilvl="0">
-      <w:start w:val="1"/>
-      <w:numFmt w:val="bullet"/>
-      <w:lvlText w:val=""/>
-      <w:lvlJc w:val="left"/>
-      <w:pPr>
-        <w:tabs>
-          <w:tab w:val="num" w:pos="720"/>
-        </w:tabs>
-        <w:ind w:left="720" w:hanging="360"/>
-      </w:pPr>
-      <w:rPr>
-        <w:rFonts w:ascii="Symbol" w:hAnsi="Symbol" w:hint="default"/>
-        <w:sz w:val="20"/>
-      </w:rPr>
-    </w:lvl>
-    <w:lvl w:ilvl="1" w:tentative="1">
-      <w:start w:val="1"/>
-      <w:numFmt w:val="bullet"/>
-      <w:lvlText w:val="o"/>
-      <w:lvlJc w:val="left"/>
-      <w:pPr>
-        <w:tabs>
-          <w:tab w:val="num" w:pos="1440"/>
-        </w:tabs>
-        <w:ind w:left="1440" w:hanging="360"/>
-      </w:pPr>
-      <w:rPr>
-        <w:rFonts w:ascii="Courier New" w:hAnsi="Courier New" w:hint="default"/>
-        <w:sz w:val="20"/>
-      </w:rPr>
-    </w:lvl>
-    <w:lvl w:ilvl="2" w:tentative="1">
-      <w:start w:val="1"/>
-      <w:numFmt w:val="bullet"/>
-      <w:lvlText w:val=""/>
-      <w:lvlJc w:val="left"/>
-      <w:pPr>
-        <w:tabs>
-          <w:tab w:val="num" w:pos="2160"/>
-        </w:tabs>
-        <w:ind w:left="2160" w:hanging="360"/>
-      </w:pPr>
-      <w:rPr>
-        <w:rFonts w:ascii="Wingdings" w:hAnsi="Wingdings" w:hint="default"/>
-        <w:sz w:val="20"/>
-      </w:rPr>
-    </w:lvl>
-    <w:lvl w:ilvl="3" w:tentative="1">
-      <w:start w:val="1"/>
-      <w:numFmt w:val="bullet"/>
-      <w:lvlText w:val=""/>
-      <w:lvlJc w:val="left"/>
-      <w:pPr>
-        <w:tabs>
-          <w:tab w:val="num" w:pos="2880"/>
-        </w:tabs>
-        <w:ind w:left="2880" w:hanging="360"/>
-      </w:pPr>
-      <w:rPr>
-        <w:rFonts w:ascii="Wingdings" w:hAnsi="Wingdings" w:hint="default"/>
-        <w:sz w:val="20"/>
-      </w:rPr>
-    </w:lvl>
-    <w:lvl w:ilvl="4" w:tentative="1">
-      <w:start w:val="1"/>
-      <w:numFmt w:val="bullet"/>
-      <w:lvlText w:val=""/>
-      <w:lvlJc w:val="left"/>
-      <w:pPr>
-        <w:tabs>
-          <w:tab w:val="num" w:pos="3600"/>
-        </w:tabs>
-        <w:ind w:left="3600" w:hanging="360"/>
-      </w:pPr>
-      <w:rPr>
-        <w:rFonts w:ascii="Wingdings" w:hAnsi="Wingdings" w:hint="default"/>
-        <w:sz w:val="20"/>
-      </w:rPr>
-    </w:lvl>
-    <w:lvl w:ilvl="5" w:tentative="1">
-      <w:start w:val="1"/>
-      <w:numFmt w:val="bullet"/>
-      <w:lvlText w:val=""/>
-      <w:lvlJc w:val="left"/>
-      <w:pPr>
-        <w:tabs>
-          <w:tab w:val="num" w:pos="4320"/>
-        </w:tabs>
-        <w:ind w:left="4320" w:hanging="360"/>
-      </w:pPr>
-      <w:rPr>
-        <w:rFonts w:ascii="Wingdings" w:hAnsi="Wingdings" w:hint="default"/>
-        <w:sz w:val="20"/>
-      </w:rPr>
-    </w:lvl>
-    <w:lvl w:ilvl="6" w:tentative="1">
-      <w:start w:val="1"/>
-      <w:numFmt w:val="bullet"/>
-      <w:lvlText w:val=""/>
-      <w:lvlJc w:val="left"/>
-      <w:pPr>
-        <w:tabs>
-          <w:tab w:val="num" w:pos="5040"/>
-        </w:tabs>
-        <w:ind w:left="5040" w:hanging="360"/>
-      </w:pPr>
-      <w:rPr>
-        <w:rFonts w:ascii="Wingdings" w:hAnsi="Wingdings" w:hint="default"/>
-        <w:sz w:val="20"/>
-      </w:rPr>
-    </w:lvl>
-    <w:lvl w:ilvl="7" w:tentative="1">
-      <w:start w:val="1"/>
-      <w:numFmt w:val="bullet"/>
-      <w:lvlText w:val=""/>
-      <w:lvlJc w:val="left"/>
-      <w:pPr>
-        <w:tabs>
-          <w:tab w:val="num" w:pos="5760"/>
-        </w:tabs>
-        <w:ind w:left="5760" w:hanging="360"/>
-      </w:pPr>
-      <w:rPr>
-        <w:rFonts w:ascii="Wingdings" w:hAnsi="Wingdings" w:hint="default"/>
-        <w:sz w:val="20"/>
-      </w:rPr>
-    </w:lvl>
-    <w:lvl w:ilvl="8" w:tentative="1">
-      <w:start w:val="1"/>
-      <w:numFmt w:val="bullet"/>
-      <w:lvlText w:val=""/>
-      <w:lvlJc w:val="left"/>
-      <w:pPr>
-        <w:tabs>
-          <w:tab w:val="num" w:pos="6480"/>
-        </w:tabs>
-        <w:ind w:left="6480" w:hanging="360"/>
-      </w:pPr>
-      <w:rPr>
-        <w:rFonts w:ascii="Wingdings" w:hAnsi="Wingdings" w:hint="default"/>
-        <w:sz w:val="20"/>
-      </w:rPr>
-    </w:lvl>
-  </w:abstractNum>
-  <w:abstractNum w:abstractNumId="46" w15:restartNumberingAfterBreak="0">
-    <w:nsid w:val="664B1AA9"/>
-    <w:multiLevelType w:val="multilevel"/>
-    <w:tmpl w:val="FB3E12F6"/>
-    <w:lvl w:ilvl="0">
-      <w:start w:val="1"/>
-      <w:numFmt w:val="bullet"/>
-      <w:lvlText w:val=""/>
-      <w:lvlJc w:val="left"/>
-      <w:pPr>
-        <w:tabs>
-          <w:tab w:val="num" w:pos="720"/>
-        </w:tabs>
-        <w:ind w:left="720" w:hanging="360"/>
-      </w:pPr>
-      <w:rPr>
-        <w:rFonts w:ascii="Symbol" w:hAnsi="Symbol" w:hint="default"/>
-        <w:sz w:val="20"/>
-      </w:rPr>
-    </w:lvl>
-    <w:lvl w:ilvl="1">
-      <w:start w:val="1"/>
-      <w:numFmt w:val="bullet"/>
-      <w:lvlText w:val=""/>
-      <w:lvlJc w:val="left"/>
-      <w:pPr>
-        <w:ind w:left="1800" w:hanging="360"/>
-      </w:pPr>
-      <w:rPr>
-        <w:rFonts w:ascii="Symbol" w:hAnsi="Symbol" w:hint="default"/>
-      </w:rPr>
-    </w:lvl>
-    <w:lvl w:ilvl="2" w:tentative="1">
-      <w:start w:val="1"/>
-      <w:numFmt w:val="bullet"/>
-      <w:lvlText w:val=""/>
-      <w:lvlJc w:val="left"/>
-      <w:pPr>
-        <w:tabs>
-          <w:tab w:val="num" w:pos="2160"/>
-        </w:tabs>
-        <w:ind w:left="2160" w:hanging="360"/>
-      </w:pPr>
-      <w:rPr>
-        <w:rFonts w:ascii="Wingdings" w:hAnsi="Wingdings" w:hint="default"/>
-        <w:sz w:val="20"/>
-      </w:rPr>
-    </w:lvl>
-    <w:lvl w:ilvl="3" w:tentative="1">
-      <w:start w:val="1"/>
-      <w:numFmt w:val="bullet"/>
-      <w:lvlText w:val=""/>
-      <w:lvlJc w:val="left"/>
-      <w:pPr>
-        <w:tabs>
-          <w:tab w:val="num" w:pos="2880"/>
-        </w:tabs>
-        <w:ind w:left="2880" w:hanging="360"/>
-      </w:pPr>
-      <w:rPr>
-        <w:rFonts w:ascii="Wingdings" w:hAnsi="Wingdings" w:hint="default"/>
-        <w:sz w:val="20"/>
-      </w:rPr>
-    </w:lvl>
-    <w:lvl w:ilvl="4" w:tentative="1">
-      <w:start w:val="1"/>
-      <w:numFmt w:val="bullet"/>
-      <w:lvlText w:val=""/>
-      <w:lvlJc w:val="left"/>
-      <w:pPr>
-        <w:tabs>
-          <w:tab w:val="num" w:pos="3600"/>
-        </w:tabs>
-        <w:ind w:left="3600" w:hanging="360"/>
-      </w:pPr>
-      <w:rPr>
-        <w:rFonts w:ascii="Wingdings" w:hAnsi="Wingdings" w:hint="default"/>
-        <w:sz w:val="20"/>
-      </w:rPr>
-    </w:lvl>
-    <w:lvl w:ilvl="5" w:tentative="1">
-      <w:start w:val="1"/>
-      <w:numFmt w:val="bullet"/>
-      <w:lvlText w:val=""/>
-      <w:lvlJc w:val="left"/>
-      <w:pPr>
-        <w:tabs>
-          <w:tab w:val="num" w:pos="4320"/>
-        </w:tabs>
-        <w:ind w:left="4320" w:hanging="360"/>
-      </w:pPr>
-      <w:rPr>
-        <w:rFonts w:ascii="Wingdings" w:hAnsi="Wingdings" w:hint="default"/>
-        <w:sz w:val="20"/>
-      </w:rPr>
-    </w:lvl>
-    <w:lvl w:ilvl="6" w:tentative="1">
-      <w:start w:val="1"/>
-      <w:numFmt w:val="bullet"/>
-      <w:lvlText w:val=""/>
-      <w:lvlJc w:val="left"/>
-      <w:pPr>
-        <w:tabs>
-          <w:tab w:val="num" w:pos="5040"/>
-        </w:tabs>
-        <w:ind w:left="5040" w:hanging="360"/>
-      </w:pPr>
-      <w:rPr>
-        <w:rFonts w:ascii="Wingdings" w:hAnsi="Wingdings" w:hint="default"/>
-        <w:sz w:val="20"/>
-      </w:rPr>
-    </w:lvl>
-    <w:lvl w:ilvl="7" w:tentative="1">
-      <w:start w:val="1"/>
-      <w:numFmt w:val="bullet"/>
-      <w:lvlText w:val=""/>
-      <w:lvlJc w:val="left"/>
-      <w:pPr>
-        <w:tabs>
-          <w:tab w:val="num" w:pos="5760"/>
-        </w:tabs>
-        <w:ind w:left="5760" w:hanging="360"/>
-      </w:pPr>
-      <w:rPr>
-        <w:rFonts w:ascii="Wingdings" w:hAnsi="Wingdings" w:hint="default"/>
-        <w:sz w:val="20"/>
-      </w:rPr>
-    </w:lvl>
-    <w:lvl w:ilvl="8" w:tentative="1">
-      <w:start w:val="1"/>
-      <w:numFmt w:val="bullet"/>
-      <w:lvlText w:val=""/>
-      <w:lvlJc w:val="left"/>
-      <w:pPr>
-        <w:tabs>
-          <w:tab w:val="num" w:pos="6480"/>
-        </w:tabs>
-        <w:ind w:left="6480" w:hanging="360"/>
-      </w:pPr>
-      <w:rPr>
-        <w:rFonts w:ascii="Wingdings" w:hAnsi="Wingdings" w:hint="default"/>
-        <w:sz w:val="20"/>
-      </w:rPr>
-    </w:lvl>
-  </w:abstractNum>
-  <w:abstractNum w:abstractNumId="47" w15:restartNumberingAfterBreak="0">
-    <w:nsid w:val="666D4154"/>
-    <w:multiLevelType w:val="hybridMultilevel"/>
-    <w:tmpl w:val="E8D82CB6"/>
-    <w:lvl w:ilvl="0" w:tplc="04090001">
-      <w:start w:val="1"/>
-      <w:numFmt w:val="bullet"/>
-      <w:lvlText w:val=""/>
-      <w:lvlJc w:val="left"/>
-      <w:pPr>
-        <w:ind w:left="1800" w:hanging="360"/>
-      </w:pPr>
-      <w:rPr>
-        <w:rFonts w:ascii="Symbol" w:hAnsi="Symbol" w:hint="default"/>
-      </w:rPr>
-    </w:lvl>
-    <w:lvl w:ilvl="1" w:tplc="04090003" w:tentative="1">
-      <w:start w:val="1"/>
-      <w:numFmt w:val="bullet"/>
-      <w:lvlText w:val="o"/>
-      <w:lvlJc w:val="left"/>
-      <w:pPr>
-        <w:ind w:left="2520" w:hanging="360"/>
-      </w:pPr>
-      <w:rPr>
-        <w:rFonts w:ascii="Courier New" w:hAnsi="Courier New" w:cs="Courier New" w:hint="default"/>
-      </w:rPr>
-    </w:lvl>
-    <w:lvl w:ilvl="2" w:tplc="04090005" w:tentative="1">
-      <w:start w:val="1"/>
-      <w:numFmt w:val="bullet"/>
-      <w:lvlText w:val=""/>
-      <w:lvlJc w:val="left"/>
-      <w:pPr>
-        <w:ind w:left="3240" w:hanging="360"/>
-      </w:pPr>
-      <w:rPr>
-        <w:rFonts w:ascii="Wingdings" w:hAnsi="Wingdings" w:hint="default"/>
-      </w:rPr>
-    </w:lvl>
-    <w:lvl w:ilvl="3" w:tplc="04090001" w:tentative="1">
-      <w:start w:val="1"/>
-      <w:numFmt w:val="bullet"/>
-      <w:lvlText w:val=""/>
-      <w:lvlJc w:val="left"/>
-      <w:pPr>
-        <w:ind w:left="3960" w:hanging="360"/>
-      </w:pPr>
-      <w:rPr>
-        <w:rFonts w:ascii="Symbol" w:hAnsi="Symbol" w:hint="default"/>
-      </w:rPr>
-    </w:lvl>
-    <w:lvl w:ilvl="4" w:tplc="04090003" w:tentative="1">
-      <w:start w:val="1"/>
-      <w:numFmt w:val="bullet"/>
-      <w:lvlText w:val="o"/>
-      <w:lvlJc w:val="left"/>
-      <w:pPr>
-        <w:ind w:left="4680" w:hanging="360"/>
-      </w:pPr>
-      <w:rPr>
-        <w:rFonts w:ascii="Courier New" w:hAnsi="Courier New" w:cs="Courier New" w:hint="default"/>
-      </w:rPr>
-    </w:lvl>
-    <w:lvl w:ilvl="5" w:tplc="04090005" w:tentative="1">
-      <w:start w:val="1"/>
-      <w:numFmt w:val="bullet"/>
-      <w:lvlText w:val=""/>
-      <w:lvlJc w:val="left"/>
-      <w:pPr>
-        <w:ind w:left="5400" w:hanging="360"/>
-      </w:pPr>
-      <w:rPr>
-        <w:rFonts w:ascii="Wingdings" w:hAnsi="Wingdings" w:hint="default"/>
-      </w:rPr>
-    </w:lvl>
-    <w:lvl w:ilvl="6" w:tplc="04090001" w:tentative="1">
-      <w:start w:val="1"/>
-      <w:numFmt w:val="bullet"/>
-      <w:lvlText w:val=""/>
-      <w:lvlJc w:val="left"/>
-      <w:pPr>
-        <w:ind w:left="6120" w:hanging="360"/>
-      </w:pPr>
-      <w:rPr>
-        <w:rFonts w:ascii="Symbol" w:hAnsi="Symbol" w:hint="default"/>
-      </w:rPr>
-    </w:lvl>
-    <w:lvl w:ilvl="7" w:tplc="04090003" w:tentative="1">
-      <w:start w:val="1"/>
-      <w:numFmt w:val="bullet"/>
-      <w:lvlText w:val="o"/>
-      <w:lvlJc w:val="left"/>
-      <w:pPr>
-        <w:ind w:left="6840" w:hanging="360"/>
-      </w:pPr>
-      <w:rPr>
-        <w:rFonts w:ascii="Courier New" w:hAnsi="Courier New" w:cs="Courier New" w:hint="default"/>
-      </w:rPr>
-    </w:lvl>
-    <w:lvl w:ilvl="8" w:tplc="04090005" w:tentative="1">
-      <w:start w:val="1"/>
-      <w:numFmt w:val="bullet"/>
-      <w:lvlText w:val=""/>
-      <w:lvlJc w:val="left"/>
-      <w:pPr>
-        <w:ind w:left="7560" w:hanging="360"/>
-      </w:pPr>
-      <w:rPr>
-        <w:rFonts w:ascii="Wingdings" w:hAnsi="Wingdings" w:hint="default"/>
-      </w:rPr>
-    </w:lvl>
-  </w:abstractNum>
-  <w:abstractNum w:abstractNumId="48" w15:restartNumberingAfterBreak="0">
-    <w:nsid w:val="67963B80"/>
-    <w:multiLevelType w:val="multilevel"/>
-    <w:tmpl w:val="DE284138"/>
-    <w:lvl w:ilvl="0">
-      <w:start w:val="1"/>
-      <w:numFmt w:val="decimal"/>
-      <w:lvlText w:val="%1."/>
-      <w:lvlJc w:val="left"/>
-      <w:pPr>
-        <w:tabs>
-          <w:tab w:val="num" w:pos="720"/>
-        </w:tabs>
-        <w:ind w:left="720" w:hanging="360"/>
-      </w:pPr>
-    </w:lvl>
-    <w:lvl w:ilvl="1">
-      <w:start w:val="1"/>
-      <w:numFmt w:val="bullet"/>
-      <w:lvlText w:val="o"/>
-      <w:lvlJc w:val="left"/>
-      <w:pPr>
-        <w:tabs>
-          <w:tab w:val="num" w:pos="1440"/>
-        </w:tabs>
-        <w:ind w:left="1440" w:hanging="360"/>
-      </w:pPr>
-      <w:rPr>
-        <w:rFonts w:ascii="Courier New" w:hAnsi="Courier New" w:hint="default"/>
-        <w:sz w:val="20"/>
-      </w:rPr>
-    </w:lvl>
-    <w:lvl w:ilvl="2" w:tentative="1">
-      <w:start w:val="1"/>
-      <w:numFmt w:val="decimal"/>
-      <w:lvlText w:val="%3."/>
-      <w:lvlJc w:val="left"/>
-      <w:pPr>
-        <w:tabs>
-          <w:tab w:val="num" w:pos="2160"/>
-        </w:tabs>
-        <w:ind w:left="2160" w:hanging="360"/>
-      </w:pPr>
-    </w:lvl>
-    <w:lvl w:ilvl="3" w:tentative="1">
-      <w:start w:val="1"/>
-      <w:numFmt w:val="decimal"/>
-      <w:lvlText w:val="%4."/>
-      <w:lvlJc w:val="left"/>
-      <w:pPr>
-        <w:tabs>
-          <w:tab w:val="num" w:pos="2880"/>
-        </w:tabs>
-        <w:ind w:left="2880" w:hanging="360"/>
-      </w:pPr>
-    </w:lvl>
-    <w:lvl w:ilvl="4" w:tentative="1">
-      <w:start w:val="1"/>
-      <w:numFmt w:val="decimal"/>
-      <w:lvlText w:val="%5."/>
-      <w:lvlJc w:val="left"/>
-      <w:pPr>
-        <w:tabs>
-          <w:tab w:val="num" w:pos="3600"/>
-        </w:tabs>
-        <w:ind w:left="3600" w:hanging="360"/>
-      </w:pPr>
-    </w:lvl>
-    <w:lvl w:ilvl="5" w:tentative="1">
-      <w:start w:val="1"/>
-      <w:numFmt w:val="decimal"/>
-      <w:lvlText w:val="%6."/>
-      <w:lvlJc w:val="left"/>
-      <w:pPr>
-        <w:tabs>
-          <w:tab w:val="num" w:pos="4320"/>
-        </w:tabs>
-        <w:ind w:left="4320" w:hanging="360"/>
-      </w:pPr>
-    </w:lvl>
-    <w:lvl w:ilvl="6" w:tentative="1">
-      <w:start w:val="1"/>
-      <w:numFmt w:val="decimal"/>
-      <w:lvlText w:val="%7."/>
-      <w:lvlJc w:val="left"/>
-      <w:pPr>
-        <w:tabs>
-          <w:tab w:val="num" w:pos="5040"/>
-        </w:tabs>
-        <w:ind w:left="5040" w:hanging="360"/>
-      </w:pPr>
-    </w:lvl>
-    <w:lvl w:ilvl="7" w:tentative="1">
-      <w:start w:val="1"/>
-      <w:numFmt w:val="decimal"/>
-      <w:lvlText w:val="%8."/>
-      <w:lvlJc w:val="left"/>
-      <w:pPr>
-        <w:tabs>
-          <w:tab w:val="num" w:pos="5760"/>
-        </w:tabs>
-        <w:ind w:left="5760" w:hanging="360"/>
-      </w:pPr>
-    </w:lvl>
-    <w:lvl w:ilvl="8" w:tentative="1">
-      <w:start w:val="1"/>
-      <w:numFmt w:val="decimal"/>
-      <w:lvlText w:val="%9."/>
-      <w:lvlJc w:val="left"/>
-      <w:pPr>
-        <w:tabs>
-          <w:tab w:val="num" w:pos="6480"/>
-        </w:tabs>
-        <w:ind w:left="6480" w:hanging="360"/>
-      </w:pPr>
-    </w:lvl>
-  </w:abstractNum>
-  <w:abstractNum w:abstractNumId="49" w15:restartNumberingAfterBreak="0">
-    <w:nsid w:val="6DFE7C18"/>
-    <w:multiLevelType w:val="multilevel"/>
-    <w:tmpl w:val="0262B3A2"/>
-    <w:lvl w:ilvl="0">
-      <w:start w:val="1"/>
-      <w:numFmt w:val="decimal"/>
-      <w:lvlText w:val="%1."/>
-      <w:lvlJc w:val="left"/>
-      <w:pPr>
-        <w:tabs>
-          <w:tab w:val="num" w:pos="720"/>
-        </w:tabs>
-        <w:ind w:left="720" w:hanging="360"/>
-      </w:pPr>
-    </w:lvl>
-    <w:lvl w:ilvl="1">
-      <w:start w:val="1"/>
-      <w:numFmt w:val="bullet"/>
-      <w:lvlText w:val="o"/>
-      <w:lvlJc w:val="left"/>
-      <w:pPr>
-        <w:tabs>
-          <w:tab w:val="num" w:pos="1440"/>
-        </w:tabs>
-        <w:ind w:left="1440" w:hanging="360"/>
-      </w:pPr>
-      <w:rPr>
-        <w:rFonts w:ascii="Courier New" w:hAnsi="Courier New" w:hint="default"/>
-        <w:sz w:val="20"/>
-      </w:rPr>
-    </w:lvl>
-    <w:lvl w:ilvl="2" w:tentative="1">
-      <w:start w:val="1"/>
-      <w:numFmt w:val="decimal"/>
-      <w:lvlText w:val="%3."/>
-      <w:lvlJc w:val="left"/>
-      <w:pPr>
-        <w:tabs>
-          <w:tab w:val="num" w:pos="2160"/>
-        </w:tabs>
-        <w:ind w:left="2160" w:hanging="360"/>
-      </w:pPr>
-    </w:lvl>
-    <w:lvl w:ilvl="3" w:tentative="1">
-      <w:start w:val="1"/>
-      <w:numFmt w:val="decimal"/>
-      <w:lvlText w:val="%4."/>
-      <w:lvlJc w:val="left"/>
-      <w:pPr>
-        <w:tabs>
-          <w:tab w:val="num" w:pos="2880"/>
-        </w:tabs>
-        <w:ind w:left="2880" w:hanging="360"/>
-      </w:pPr>
-    </w:lvl>
-    <w:lvl w:ilvl="4" w:tentative="1">
-      <w:start w:val="1"/>
-      <w:numFmt w:val="decimal"/>
-      <w:lvlText w:val="%5."/>
-      <w:lvlJc w:val="left"/>
-      <w:pPr>
-        <w:tabs>
-          <w:tab w:val="num" w:pos="3600"/>
-        </w:tabs>
-        <w:ind w:left="3600" w:hanging="360"/>
-      </w:pPr>
-    </w:lvl>
-    <w:lvl w:ilvl="5" w:tentative="1">
-      <w:start w:val="1"/>
-      <w:numFmt w:val="decimal"/>
-      <w:lvlText w:val="%6."/>
-      <w:lvlJc w:val="left"/>
-      <w:pPr>
-        <w:tabs>
-          <w:tab w:val="num" w:pos="4320"/>
-        </w:tabs>
-        <w:ind w:left="4320" w:hanging="360"/>
-      </w:pPr>
-    </w:lvl>
-    <w:lvl w:ilvl="6" w:tentative="1">
-      <w:start w:val="1"/>
-      <w:numFmt w:val="decimal"/>
-      <w:lvlText w:val="%7."/>
-      <w:lvlJc w:val="left"/>
-      <w:pPr>
-        <w:tabs>
-          <w:tab w:val="num" w:pos="5040"/>
-        </w:tabs>
-        <w:ind w:left="5040" w:hanging="360"/>
-      </w:pPr>
-    </w:lvl>
-    <w:lvl w:ilvl="7" w:tentative="1">
-      <w:start w:val="1"/>
-      <w:numFmt w:val="decimal"/>
-      <w:lvlText w:val="%8."/>
-      <w:lvlJc w:val="left"/>
-      <w:pPr>
-        <w:tabs>
-          <w:tab w:val="num" w:pos="5760"/>
-        </w:tabs>
-        <w:ind w:left="5760" w:hanging="360"/>
-      </w:pPr>
-    </w:lvl>
-    <w:lvl w:ilvl="8" w:tentative="1">
-      <w:start w:val="1"/>
-      <w:numFmt w:val="decimal"/>
-      <w:lvlText w:val="%9."/>
-      <w:lvlJc w:val="left"/>
-      <w:pPr>
-        <w:tabs>
-          <w:tab w:val="num" w:pos="6480"/>
-        </w:tabs>
-        <w:ind w:left="6480" w:hanging="360"/>
-      </w:pPr>
-    </w:lvl>
-  </w:abstractNum>
-  <w:abstractNum w:abstractNumId="50" w15:restartNumberingAfterBreak="0">
-    <w:nsid w:val="6EB315C5"/>
-    <w:multiLevelType w:val="hybridMultilevel"/>
-    <w:tmpl w:val="BC0EFB7C"/>
-    <w:lvl w:ilvl="0" w:tplc="8E106518">
-      <w:start w:val="1"/>
-      <w:numFmt w:val="bullet"/>
-      <w:lvlText w:val=""/>
-      <w:lvlJc w:val="left"/>
-      <w:pPr>
-        <w:ind w:left="440" w:hanging="440"/>
-      </w:pPr>
-      <w:rPr>
-        <w:rFonts w:ascii="Wingdings" w:hAnsi="Wingdings" w:hint="default"/>
-        <w:sz w:val="13"/>
-        <w:szCs w:val="13"/>
-      </w:rPr>
-    </w:lvl>
-    <w:lvl w:ilvl="1" w:tplc="04090003" w:tentative="1">
-      <w:start w:val="1"/>
-      <w:numFmt w:val="bullet"/>
-      <w:lvlText w:val=""/>
-      <w:lvlJc w:val="left"/>
-      <w:pPr>
-        <w:ind w:left="880" w:hanging="440"/>
-      </w:pPr>
-      <w:rPr>
-        <w:rFonts w:ascii="Wingdings" w:hAnsi="Wingdings" w:hint="default"/>
-      </w:rPr>
-    </w:lvl>
-    <w:lvl w:ilvl="2" w:tplc="04090005" w:tentative="1">
-      <w:start w:val="1"/>
-      <w:numFmt w:val="bullet"/>
-      <w:lvlText w:val=""/>
-      <w:lvlJc w:val="left"/>
-      <w:pPr>
-        <w:ind w:left="1320" w:hanging="440"/>
-      </w:pPr>
-      <w:rPr>
-        <w:rFonts w:ascii="Wingdings" w:hAnsi="Wingdings" w:hint="default"/>
-      </w:rPr>
-    </w:lvl>
-    <w:lvl w:ilvl="3" w:tplc="04090001" w:tentative="1">
-      <w:start w:val="1"/>
-      <w:numFmt w:val="bullet"/>
-      <w:lvlText w:val=""/>
-      <w:lvlJc w:val="left"/>
-      <w:pPr>
-        <w:ind w:left="1760" w:hanging="440"/>
-      </w:pPr>
-      <w:rPr>
-        <w:rFonts w:ascii="Wingdings" w:hAnsi="Wingdings" w:hint="default"/>
-      </w:rPr>
-    </w:lvl>
-    <w:lvl w:ilvl="4" w:tplc="04090003" w:tentative="1">
-      <w:start w:val="1"/>
-      <w:numFmt w:val="bullet"/>
-      <w:lvlText w:val=""/>
-      <w:lvlJc w:val="left"/>
-      <w:pPr>
-        <w:ind w:left="2200" w:hanging="440"/>
-      </w:pPr>
-      <w:rPr>
-        <w:rFonts w:ascii="Wingdings" w:hAnsi="Wingdings" w:hint="default"/>
-      </w:rPr>
-    </w:lvl>
-    <w:lvl w:ilvl="5" w:tplc="04090005" w:tentative="1">
-      <w:start w:val="1"/>
-      <w:numFmt w:val="bullet"/>
-      <w:lvlText w:val=""/>
-      <w:lvlJc w:val="left"/>
-      <w:pPr>
-        <w:ind w:left="2640" w:hanging="440"/>
-      </w:pPr>
-      <w:rPr>
-        <w:rFonts w:ascii="Wingdings" w:hAnsi="Wingdings" w:hint="default"/>
-      </w:rPr>
-    </w:lvl>
-    <w:lvl w:ilvl="6" w:tplc="04090001" w:tentative="1">
-      <w:start w:val="1"/>
-      <w:numFmt w:val="bullet"/>
-      <w:lvlText w:val=""/>
-      <w:lvlJc w:val="left"/>
-      <w:pPr>
-        <w:ind w:left="3080" w:hanging="440"/>
-      </w:pPr>
-      <w:rPr>
-        <w:rFonts w:ascii="Wingdings" w:hAnsi="Wingdings" w:hint="default"/>
-      </w:rPr>
-    </w:lvl>
-    <w:lvl w:ilvl="7" w:tplc="04090003" w:tentative="1">
-      <w:start w:val="1"/>
-      <w:numFmt w:val="bullet"/>
-      <w:lvlText w:val=""/>
-      <w:lvlJc w:val="left"/>
-      <w:pPr>
-        <w:ind w:left="3520" w:hanging="440"/>
-      </w:pPr>
-      <w:rPr>
-        <w:rFonts w:ascii="Wingdings" w:hAnsi="Wingdings" w:hint="default"/>
-      </w:rPr>
-    </w:lvl>
-    <w:lvl w:ilvl="8" w:tplc="04090005" w:tentative="1">
-      <w:start w:val="1"/>
-      <w:numFmt w:val="bullet"/>
-      <w:lvlText w:val=""/>
-      <w:lvlJc w:val="left"/>
-      <w:pPr>
-        <w:ind w:left="3960" w:hanging="440"/>
-      </w:pPr>
-      <w:rPr>
-        <w:rFonts w:ascii="Wingdings" w:hAnsi="Wingdings" w:hint="default"/>
-      </w:rPr>
-    </w:lvl>
-  </w:abstractNum>
-  <w:abstractNum w:abstractNumId="51" w15:restartNumberingAfterBreak="0">
-    <w:nsid w:val="6F031CD2"/>
-    <w:multiLevelType w:val="multilevel"/>
-    <w:tmpl w:val="CD92131C"/>
-    <w:lvl w:ilvl="0">
-      <w:start w:val="1"/>
-      <w:numFmt w:val="bullet"/>
-      <w:lvlText w:val=""/>
-      <w:lvlJc w:val="left"/>
-      <w:pPr>
-        <w:tabs>
-          <w:tab w:val="num" w:pos="720"/>
-        </w:tabs>
-        <w:ind w:left="720" w:hanging="360"/>
-      </w:pPr>
-      <w:rPr>
-        <w:rFonts w:ascii="Symbol" w:hAnsi="Symbol" w:hint="default"/>
-        <w:sz w:val="20"/>
-      </w:rPr>
-    </w:lvl>
-    <w:lvl w:ilvl="1" w:tentative="1">
-      <w:start w:val="1"/>
-      <w:numFmt w:val="bullet"/>
-      <w:lvlText w:val="o"/>
-      <w:lvlJc w:val="left"/>
-      <w:pPr>
-        <w:tabs>
-          <w:tab w:val="num" w:pos="1440"/>
-        </w:tabs>
-        <w:ind w:left="1440" w:hanging="360"/>
-      </w:pPr>
-      <w:rPr>
-        <w:rFonts w:ascii="Courier New" w:hAnsi="Courier New" w:hint="default"/>
-        <w:sz w:val="20"/>
-      </w:rPr>
-    </w:lvl>
-    <w:lvl w:ilvl="2" w:tentative="1">
-      <w:start w:val="1"/>
-      <w:numFmt w:val="bullet"/>
-      <w:lvlText w:val=""/>
-      <w:lvlJc w:val="left"/>
-      <w:pPr>
-        <w:tabs>
-          <w:tab w:val="num" w:pos="2160"/>
-        </w:tabs>
-        <w:ind w:left="2160" w:hanging="360"/>
-      </w:pPr>
-      <w:rPr>
-        <w:rFonts w:ascii="Wingdings" w:hAnsi="Wingdings" w:hint="default"/>
-        <w:sz w:val="20"/>
-      </w:rPr>
-    </w:lvl>
-    <w:lvl w:ilvl="3" w:tentative="1">
-      <w:start w:val="1"/>
-      <w:numFmt w:val="bullet"/>
-      <w:lvlText w:val=""/>
-      <w:lvlJc w:val="left"/>
-      <w:pPr>
-        <w:tabs>
-          <w:tab w:val="num" w:pos="2880"/>
-        </w:tabs>
-        <w:ind w:left="2880" w:hanging="360"/>
-      </w:pPr>
-      <w:rPr>
-        <w:rFonts w:ascii="Wingdings" w:hAnsi="Wingdings" w:hint="default"/>
-        <w:sz w:val="20"/>
-      </w:rPr>
-    </w:lvl>
-    <w:lvl w:ilvl="4" w:tentative="1">
-      <w:start w:val="1"/>
-      <w:numFmt w:val="bullet"/>
-      <w:lvlText w:val=""/>
-      <w:lvlJc w:val="left"/>
-      <w:pPr>
-        <w:tabs>
-          <w:tab w:val="num" w:pos="3600"/>
-        </w:tabs>
-        <w:ind w:left="3600" w:hanging="360"/>
-      </w:pPr>
-      <w:rPr>
-        <w:rFonts w:ascii="Wingdings" w:hAnsi="Wingdings" w:hint="default"/>
-        <w:sz w:val="20"/>
-      </w:rPr>
-    </w:lvl>
-    <w:lvl w:ilvl="5" w:tentative="1">
-      <w:start w:val="1"/>
-      <w:numFmt w:val="bullet"/>
-      <w:lvlText w:val=""/>
-      <w:lvlJc w:val="left"/>
-      <w:pPr>
-        <w:tabs>
-          <w:tab w:val="num" w:pos="4320"/>
-        </w:tabs>
-        <w:ind w:left="4320" w:hanging="360"/>
-      </w:pPr>
-      <w:rPr>
-        <w:rFonts w:ascii="Wingdings" w:hAnsi="Wingdings" w:hint="default"/>
-        <w:sz w:val="20"/>
-      </w:rPr>
-    </w:lvl>
-    <w:lvl w:ilvl="6" w:tentative="1">
-      <w:start w:val="1"/>
-      <w:numFmt w:val="bullet"/>
-      <w:lvlText w:val=""/>
-      <w:lvlJc w:val="left"/>
-      <w:pPr>
-        <w:tabs>
-          <w:tab w:val="num" w:pos="5040"/>
-        </w:tabs>
-        <w:ind w:left="5040" w:hanging="360"/>
-      </w:pPr>
-      <w:rPr>
-        <w:rFonts w:ascii="Wingdings" w:hAnsi="Wingdings" w:hint="default"/>
-        <w:sz w:val="20"/>
-      </w:rPr>
-    </w:lvl>
-    <w:lvl w:ilvl="7" w:tentative="1">
-      <w:start w:val="1"/>
-      <w:numFmt w:val="bullet"/>
-      <w:lvlText w:val=""/>
-      <w:lvlJc w:val="left"/>
-      <w:pPr>
-        <w:tabs>
-          <w:tab w:val="num" w:pos="5760"/>
-        </w:tabs>
-        <w:ind w:left="5760" w:hanging="360"/>
-      </w:pPr>
-      <w:rPr>
-        <w:rFonts w:ascii="Wingdings" w:hAnsi="Wingdings" w:hint="default"/>
-        <w:sz w:val="20"/>
-      </w:rPr>
-    </w:lvl>
-    <w:lvl w:ilvl="8" w:tentative="1">
-      <w:start w:val="1"/>
-      <w:numFmt w:val="bullet"/>
-      <w:lvlText w:val=""/>
-      <w:lvlJc w:val="left"/>
-      <w:pPr>
-        <w:tabs>
-          <w:tab w:val="num" w:pos="6480"/>
-        </w:tabs>
-        <w:ind w:left="6480" w:hanging="360"/>
-      </w:pPr>
-      <w:rPr>
-        <w:rFonts w:ascii="Wingdings" w:hAnsi="Wingdings" w:hint="default"/>
-        <w:sz w:val="20"/>
-      </w:rPr>
-    </w:lvl>
-  </w:abstractNum>
-  <w:abstractNum w:abstractNumId="52" w15:restartNumberingAfterBreak="0">
-    <w:nsid w:val="71657DE0"/>
-    <w:multiLevelType w:val="multilevel"/>
-    <w:tmpl w:val="2FCABCB2"/>
-    <w:lvl w:ilvl="0">
-      <w:start w:val="1"/>
-      <w:numFmt w:val="bullet"/>
-      <w:lvlText w:val=""/>
-      <w:lvlJc w:val="left"/>
-      <w:pPr>
-        <w:tabs>
-          <w:tab w:val="num" w:pos="720"/>
-        </w:tabs>
-        <w:ind w:left="720" w:hanging="360"/>
-      </w:pPr>
-      <w:rPr>
-        <w:rFonts w:ascii="Symbol" w:hAnsi="Symbol" w:hint="default"/>
-        <w:sz w:val="20"/>
-      </w:rPr>
-    </w:lvl>
-    <w:lvl w:ilvl="1" w:tentative="1">
-      <w:start w:val="1"/>
-      <w:numFmt w:val="bullet"/>
-      <w:lvlText w:val="o"/>
-      <w:lvlJc w:val="left"/>
-      <w:pPr>
-        <w:tabs>
-          <w:tab w:val="num" w:pos="1440"/>
-        </w:tabs>
-        <w:ind w:left="1440" w:hanging="360"/>
-      </w:pPr>
-      <w:rPr>
-        <w:rFonts w:ascii="Courier New" w:hAnsi="Courier New" w:hint="default"/>
-        <w:sz w:val="20"/>
-      </w:rPr>
-    </w:lvl>
-    <w:lvl w:ilvl="2" w:tentative="1">
-      <w:start w:val="1"/>
-      <w:numFmt w:val="bullet"/>
-      <w:lvlText w:val=""/>
-      <w:lvlJc w:val="left"/>
-      <w:pPr>
-        <w:tabs>
-          <w:tab w:val="num" w:pos="2160"/>
-        </w:tabs>
-        <w:ind w:left="2160" w:hanging="360"/>
-      </w:pPr>
-      <w:rPr>
-        <w:rFonts w:ascii="Wingdings" w:hAnsi="Wingdings" w:hint="default"/>
-        <w:sz w:val="20"/>
-      </w:rPr>
-    </w:lvl>
-    <w:lvl w:ilvl="3" w:tentative="1">
-      <w:start w:val="1"/>
-      <w:numFmt w:val="bullet"/>
-      <w:lvlText w:val=""/>
-      <w:lvlJc w:val="left"/>
-      <w:pPr>
-        <w:tabs>
-          <w:tab w:val="num" w:pos="2880"/>
-        </w:tabs>
-        <w:ind w:left="2880" w:hanging="360"/>
-      </w:pPr>
-      <w:rPr>
-        <w:rFonts w:ascii="Wingdings" w:hAnsi="Wingdings" w:hint="default"/>
-        <w:sz w:val="20"/>
-      </w:rPr>
-    </w:lvl>
-    <w:lvl w:ilvl="4" w:tentative="1">
-      <w:start w:val="1"/>
-      <w:numFmt w:val="bullet"/>
-      <w:lvlText w:val=""/>
-      <w:lvlJc w:val="left"/>
-      <w:pPr>
-        <w:tabs>
-          <w:tab w:val="num" w:pos="3600"/>
-        </w:tabs>
-        <w:ind w:left="3600" w:hanging="360"/>
-      </w:pPr>
-      <w:rPr>
-        <w:rFonts w:ascii="Wingdings" w:hAnsi="Wingdings" w:hint="default"/>
-        <w:sz w:val="20"/>
-      </w:rPr>
-    </w:lvl>
-    <w:lvl w:ilvl="5" w:tentative="1">
-      <w:start w:val="1"/>
-      <w:numFmt w:val="bullet"/>
-      <w:lvlText w:val=""/>
-      <w:lvlJc w:val="left"/>
-      <w:pPr>
-        <w:tabs>
-          <w:tab w:val="num" w:pos="4320"/>
-        </w:tabs>
-        <w:ind w:left="4320" w:hanging="360"/>
-      </w:pPr>
-      <w:rPr>
-        <w:rFonts w:ascii="Wingdings" w:hAnsi="Wingdings" w:hint="default"/>
-        <w:sz w:val="20"/>
-      </w:rPr>
-    </w:lvl>
-    <w:lvl w:ilvl="6" w:tentative="1">
-      <w:start w:val="1"/>
-      <w:numFmt w:val="bullet"/>
-      <w:lvlText w:val=""/>
-      <w:lvlJc w:val="left"/>
-      <w:pPr>
-        <w:tabs>
-          <w:tab w:val="num" w:pos="5040"/>
-        </w:tabs>
-        <w:ind w:left="5040" w:hanging="360"/>
-      </w:pPr>
-      <w:rPr>
-        <w:rFonts w:ascii="Wingdings" w:hAnsi="Wingdings" w:hint="default"/>
-        <w:sz w:val="20"/>
-      </w:rPr>
-    </w:lvl>
-    <w:lvl w:ilvl="7" w:tentative="1">
-      <w:start w:val="1"/>
-      <w:numFmt w:val="bullet"/>
-      <w:lvlText w:val=""/>
-      <w:lvlJc w:val="left"/>
-      <w:pPr>
-        <w:tabs>
-          <w:tab w:val="num" w:pos="5760"/>
-        </w:tabs>
-        <w:ind w:left="5760" w:hanging="360"/>
-      </w:pPr>
-      <w:rPr>
-        <w:rFonts w:ascii="Wingdings" w:hAnsi="Wingdings" w:hint="default"/>
-        <w:sz w:val="20"/>
-      </w:rPr>
-    </w:lvl>
-    <w:lvl w:ilvl="8" w:tentative="1">
-      <w:start w:val="1"/>
-      <w:numFmt w:val="bullet"/>
-      <w:lvlText w:val=""/>
-      <w:lvlJc w:val="left"/>
-      <w:pPr>
-        <w:tabs>
-          <w:tab w:val="num" w:pos="6480"/>
-        </w:tabs>
-        <w:ind w:left="6480" w:hanging="360"/>
-      </w:pPr>
-      <w:rPr>
-        <w:rFonts w:ascii="Wingdings" w:hAnsi="Wingdings" w:hint="default"/>
-        <w:sz w:val="20"/>
-      </w:rPr>
-    </w:lvl>
-  </w:abstractNum>
-  <w:abstractNum w:abstractNumId="53" w15:restartNumberingAfterBreak="0">
-    <w:nsid w:val="72DB09A5"/>
-    <w:multiLevelType w:val="multilevel"/>
-    <w:tmpl w:val="2FCABCB2"/>
-    <w:lvl w:ilvl="0">
-      <w:start w:val="1"/>
-      <w:numFmt w:val="bullet"/>
-      <w:lvlText w:val=""/>
-      <w:lvlJc w:val="left"/>
-      <w:pPr>
-        <w:tabs>
-          <w:tab w:val="num" w:pos="720"/>
-        </w:tabs>
-        <w:ind w:left="720" w:hanging="360"/>
-      </w:pPr>
-      <w:rPr>
-        <w:rFonts w:ascii="Symbol" w:hAnsi="Symbol" w:hint="default"/>
-        <w:sz w:val="20"/>
-      </w:rPr>
-    </w:lvl>
-    <w:lvl w:ilvl="1" w:tentative="1">
-      <w:start w:val="1"/>
-      <w:numFmt w:val="bullet"/>
-      <w:lvlText w:val="o"/>
-      <w:lvlJc w:val="left"/>
-      <w:pPr>
-        <w:tabs>
-          <w:tab w:val="num" w:pos="1440"/>
-        </w:tabs>
-        <w:ind w:left="1440" w:hanging="360"/>
-      </w:pPr>
-      <w:rPr>
-        <w:rFonts w:ascii="Courier New" w:hAnsi="Courier New" w:hint="default"/>
-        <w:sz w:val="20"/>
-      </w:rPr>
-    </w:lvl>
-    <w:lvl w:ilvl="2" w:tentative="1">
-      <w:start w:val="1"/>
-      <w:numFmt w:val="bullet"/>
-      <w:lvlText w:val=""/>
-      <w:lvlJc w:val="left"/>
-      <w:pPr>
-        <w:tabs>
-          <w:tab w:val="num" w:pos="2160"/>
-        </w:tabs>
-        <w:ind w:left="2160" w:hanging="360"/>
-      </w:pPr>
-      <w:rPr>
-        <w:rFonts w:ascii="Wingdings" w:hAnsi="Wingdings" w:hint="default"/>
-        <w:sz w:val="20"/>
-      </w:rPr>
-    </w:lvl>
-    <w:lvl w:ilvl="3" w:tentative="1">
-      <w:start w:val="1"/>
-      <w:numFmt w:val="bullet"/>
-      <w:lvlText w:val=""/>
-      <w:lvlJc w:val="left"/>
-      <w:pPr>
-        <w:tabs>
-          <w:tab w:val="num" w:pos="2880"/>
-        </w:tabs>
-        <w:ind w:left="2880" w:hanging="360"/>
-      </w:pPr>
-      <w:rPr>
-        <w:rFonts w:ascii="Wingdings" w:hAnsi="Wingdings" w:hint="default"/>
-        <w:sz w:val="20"/>
-      </w:rPr>
-    </w:lvl>
-    <w:lvl w:ilvl="4" w:tentative="1">
-      <w:start w:val="1"/>
-      <w:numFmt w:val="bullet"/>
-      <w:lvlText w:val=""/>
-      <w:lvlJc w:val="left"/>
-      <w:pPr>
-        <w:tabs>
-          <w:tab w:val="num" w:pos="3600"/>
-        </w:tabs>
-        <w:ind w:left="3600" w:hanging="360"/>
-      </w:pPr>
-      <w:rPr>
-        <w:rFonts w:ascii="Wingdings" w:hAnsi="Wingdings" w:hint="default"/>
-        <w:sz w:val="20"/>
-      </w:rPr>
-    </w:lvl>
-    <w:lvl w:ilvl="5" w:tentative="1">
-      <w:start w:val="1"/>
-      <w:numFmt w:val="bullet"/>
-      <w:lvlText w:val=""/>
-      <w:lvlJc w:val="left"/>
-      <w:pPr>
-        <w:tabs>
-          <w:tab w:val="num" w:pos="4320"/>
-        </w:tabs>
-        <w:ind w:left="4320" w:hanging="360"/>
-      </w:pPr>
-      <w:rPr>
-        <w:rFonts w:ascii="Wingdings" w:hAnsi="Wingdings" w:hint="default"/>
-        <w:sz w:val="20"/>
-      </w:rPr>
-    </w:lvl>
-    <w:lvl w:ilvl="6" w:tentative="1">
-      <w:start w:val="1"/>
-      <w:numFmt w:val="bullet"/>
-      <w:lvlText w:val=""/>
-      <w:lvlJc w:val="left"/>
-      <w:pPr>
-        <w:tabs>
-          <w:tab w:val="num" w:pos="5040"/>
-        </w:tabs>
-        <w:ind w:left="5040" w:hanging="360"/>
-      </w:pPr>
-      <w:rPr>
-        <w:rFonts w:ascii="Wingdings" w:hAnsi="Wingdings" w:hint="default"/>
-        <w:sz w:val="20"/>
-      </w:rPr>
-    </w:lvl>
-    <w:lvl w:ilvl="7" w:tentative="1">
-      <w:start w:val="1"/>
-      <w:numFmt w:val="bullet"/>
-      <w:lvlText w:val=""/>
-      <w:lvlJc w:val="left"/>
-      <w:pPr>
-        <w:tabs>
-          <w:tab w:val="num" w:pos="5760"/>
-        </w:tabs>
-        <w:ind w:left="5760" w:hanging="360"/>
-      </w:pPr>
-      <w:rPr>
-        <w:rFonts w:ascii="Wingdings" w:hAnsi="Wingdings" w:hint="default"/>
-        <w:sz w:val="20"/>
-      </w:rPr>
-    </w:lvl>
-    <w:lvl w:ilvl="8" w:tentative="1">
-      <w:start w:val="1"/>
-      <w:numFmt w:val="bullet"/>
-      <w:lvlText w:val=""/>
-      <w:lvlJc w:val="left"/>
-      <w:pPr>
-        <w:tabs>
-          <w:tab w:val="num" w:pos="6480"/>
-        </w:tabs>
-        <w:ind w:left="6480" w:hanging="360"/>
-      </w:pPr>
-      <w:rPr>
-        <w:rFonts w:ascii="Wingdings" w:hAnsi="Wingdings" w:hint="default"/>
-        <w:sz w:val="20"/>
-      </w:rPr>
-    </w:lvl>
-  </w:abstractNum>
-  <w:abstractNum w:abstractNumId="54" w15:restartNumberingAfterBreak="0">
-    <w:nsid w:val="7748492C"/>
-    <w:multiLevelType w:val="multilevel"/>
-    <w:tmpl w:val="2FCABCB2"/>
-    <w:lvl w:ilvl="0">
-      <w:start w:val="1"/>
-      <w:numFmt w:val="bullet"/>
-      <w:lvlText w:val=""/>
-      <w:lvlJc w:val="left"/>
-      <w:pPr>
-        <w:tabs>
-          <w:tab w:val="num" w:pos="720"/>
-        </w:tabs>
-        <w:ind w:left="720" w:hanging="360"/>
-      </w:pPr>
-      <w:rPr>
-        <w:rFonts w:ascii="Symbol" w:hAnsi="Symbol" w:hint="default"/>
-        <w:sz w:val="20"/>
-      </w:rPr>
-    </w:lvl>
-    <w:lvl w:ilvl="1" w:tentative="1">
-      <w:start w:val="1"/>
-      <w:numFmt w:val="bullet"/>
-      <w:lvlText w:val="o"/>
-      <w:lvlJc w:val="left"/>
-      <w:pPr>
-        <w:tabs>
-          <w:tab w:val="num" w:pos="1440"/>
-        </w:tabs>
-        <w:ind w:left="1440" w:hanging="360"/>
-      </w:pPr>
-      <w:rPr>
-        <w:rFonts w:ascii="Courier New" w:hAnsi="Courier New" w:hint="default"/>
-        <w:sz w:val="20"/>
-      </w:rPr>
-    </w:lvl>
-    <w:lvl w:ilvl="2" w:tentative="1">
-      <w:start w:val="1"/>
-      <w:numFmt w:val="bullet"/>
-      <w:lvlText w:val=""/>
-      <w:lvlJc w:val="left"/>
-      <w:pPr>
-        <w:tabs>
-          <w:tab w:val="num" w:pos="2160"/>
-        </w:tabs>
-        <w:ind w:left="2160" w:hanging="360"/>
-      </w:pPr>
-      <w:rPr>
-        <w:rFonts w:ascii="Wingdings" w:hAnsi="Wingdings" w:hint="default"/>
-        <w:sz w:val="20"/>
-      </w:rPr>
-    </w:lvl>
-    <w:lvl w:ilvl="3" w:tentative="1">
-      <w:start w:val="1"/>
-      <w:numFmt w:val="bullet"/>
-      <w:lvlText w:val=""/>
-      <w:lvlJc w:val="left"/>
-      <w:pPr>
-        <w:tabs>
-          <w:tab w:val="num" w:pos="2880"/>
-        </w:tabs>
-        <w:ind w:left="2880" w:hanging="360"/>
-      </w:pPr>
-      <w:rPr>
-        <w:rFonts w:ascii="Wingdings" w:hAnsi="Wingdings" w:hint="default"/>
-        <w:sz w:val="20"/>
-      </w:rPr>
-    </w:lvl>
-    <w:lvl w:ilvl="4" w:tentative="1">
-      <w:start w:val="1"/>
-      <w:numFmt w:val="bullet"/>
-      <w:lvlText w:val=""/>
-      <w:lvlJc w:val="left"/>
-      <w:pPr>
-        <w:tabs>
-          <w:tab w:val="num" w:pos="3600"/>
-        </w:tabs>
-        <w:ind w:left="3600" w:hanging="360"/>
-      </w:pPr>
-      <w:rPr>
-        <w:rFonts w:ascii="Wingdings" w:hAnsi="Wingdings" w:hint="default"/>
-        <w:sz w:val="20"/>
-      </w:rPr>
-    </w:lvl>
-    <w:lvl w:ilvl="5" w:tentative="1">
-      <w:start w:val="1"/>
-      <w:numFmt w:val="bullet"/>
-      <w:lvlText w:val=""/>
-      <w:lvlJc w:val="left"/>
-      <w:pPr>
-        <w:tabs>
-          <w:tab w:val="num" w:pos="4320"/>
-        </w:tabs>
-        <w:ind w:left="4320" w:hanging="360"/>
-      </w:pPr>
-      <w:rPr>
-        <w:rFonts w:ascii="Wingdings" w:hAnsi="Wingdings" w:hint="default"/>
-        <w:sz w:val="20"/>
-      </w:rPr>
-    </w:lvl>
-    <w:lvl w:ilvl="6" w:tentative="1">
-      <w:start w:val="1"/>
-      <w:numFmt w:val="bullet"/>
-      <w:lvlText w:val=""/>
-      <w:lvlJc w:val="left"/>
-      <w:pPr>
-        <w:tabs>
-          <w:tab w:val="num" w:pos="5040"/>
-        </w:tabs>
-        <w:ind w:left="5040" w:hanging="360"/>
-      </w:pPr>
-      <w:rPr>
-        <w:rFonts w:ascii="Wingdings" w:hAnsi="Wingdings" w:hint="default"/>
-        <w:sz w:val="20"/>
-      </w:rPr>
-    </w:lvl>
-    <w:lvl w:ilvl="7" w:tentative="1">
-      <w:start w:val="1"/>
-      <w:numFmt w:val="bullet"/>
-      <w:lvlText w:val=""/>
-      <w:lvlJc w:val="left"/>
-      <w:pPr>
-        <w:tabs>
-          <w:tab w:val="num" w:pos="5760"/>
-        </w:tabs>
-        <w:ind w:left="5760" w:hanging="360"/>
-      </w:pPr>
-      <w:rPr>
-        <w:rFonts w:ascii="Wingdings" w:hAnsi="Wingdings" w:hint="default"/>
-        <w:sz w:val="20"/>
-      </w:rPr>
-    </w:lvl>
-    <w:lvl w:ilvl="8" w:tentative="1">
-      <w:start w:val="1"/>
-      <w:numFmt w:val="bullet"/>
-      <w:lvlText w:val=""/>
-      <w:lvlJc w:val="left"/>
-      <w:pPr>
-        <w:tabs>
-          <w:tab w:val="num" w:pos="6480"/>
-        </w:tabs>
-        <w:ind w:left="6480" w:hanging="360"/>
-      </w:pPr>
-      <w:rPr>
-        <w:rFonts w:ascii="Wingdings" w:hAnsi="Wingdings" w:hint="default"/>
-        <w:sz w:val="20"/>
-      </w:rPr>
-    </w:lvl>
-  </w:abstractNum>
-  <w:abstractNum w:abstractNumId="55" w15:restartNumberingAfterBreak="0">
-    <w:nsid w:val="77A95970"/>
-    <w:multiLevelType w:val="hybridMultilevel"/>
-    <w:tmpl w:val="ED22C792"/>
-    <w:lvl w:ilvl="0" w:tplc="8E106518">
-      <w:start w:val="1"/>
-      <w:numFmt w:val="bullet"/>
-      <w:lvlText w:val=""/>
-      <w:lvlJc w:val="left"/>
-      <w:pPr>
-        <w:ind w:left="440" w:hanging="440"/>
-      </w:pPr>
-      <w:rPr>
-        <w:rFonts w:ascii="Wingdings" w:hAnsi="Wingdings" w:hint="default"/>
-        <w:sz w:val="13"/>
-        <w:szCs w:val="13"/>
-      </w:rPr>
-    </w:lvl>
-    <w:lvl w:ilvl="1" w:tplc="04090003" w:tentative="1">
-      <w:start w:val="1"/>
-      <w:numFmt w:val="bullet"/>
-      <w:lvlText w:val=""/>
-      <w:lvlJc w:val="left"/>
-      <w:pPr>
-        <w:ind w:left="880" w:hanging="440"/>
-      </w:pPr>
-      <w:rPr>
-        <w:rFonts w:ascii="Wingdings" w:hAnsi="Wingdings" w:hint="default"/>
-      </w:rPr>
-    </w:lvl>
-    <w:lvl w:ilvl="2" w:tplc="04090005" w:tentative="1">
-      <w:start w:val="1"/>
-      <w:numFmt w:val="bullet"/>
-      <w:lvlText w:val=""/>
-      <w:lvlJc w:val="left"/>
-      <w:pPr>
-        <w:ind w:left="1320" w:hanging="440"/>
-      </w:pPr>
-      <w:rPr>
-        <w:rFonts w:ascii="Wingdings" w:hAnsi="Wingdings" w:hint="default"/>
-      </w:rPr>
-    </w:lvl>
-    <w:lvl w:ilvl="3" w:tplc="04090001" w:tentative="1">
-      <w:start w:val="1"/>
-      <w:numFmt w:val="bullet"/>
-      <w:lvlText w:val=""/>
-      <w:lvlJc w:val="left"/>
-      <w:pPr>
-        <w:ind w:left="1760" w:hanging="440"/>
-      </w:pPr>
-      <w:rPr>
-        <w:rFonts w:ascii="Wingdings" w:hAnsi="Wingdings" w:hint="default"/>
-      </w:rPr>
-    </w:lvl>
-    <w:lvl w:ilvl="4" w:tplc="04090003" w:tentative="1">
-      <w:start w:val="1"/>
-      <w:numFmt w:val="bullet"/>
-      <w:lvlText w:val=""/>
-      <w:lvlJc w:val="left"/>
-      <w:pPr>
-        <w:ind w:left="2200" w:hanging="440"/>
-      </w:pPr>
-      <w:rPr>
-        <w:rFonts w:ascii="Wingdings" w:hAnsi="Wingdings" w:hint="default"/>
-      </w:rPr>
-    </w:lvl>
-    <w:lvl w:ilvl="5" w:tplc="04090005" w:tentative="1">
-      <w:start w:val="1"/>
-      <w:numFmt w:val="bullet"/>
-      <w:lvlText w:val=""/>
-      <w:lvlJc w:val="left"/>
-      <w:pPr>
-        <w:ind w:left="2640" w:hanging="440"/>
-      </w:pPr>
-      <w:rPr>
-        <w:rFonts w:ascii="Wingdings" w:hAnsi="Wingdings" w:hint="default"/>
-      </w:rPr>
-    </w:lvl>
-    <w:lvl w:ilvl="6" w:tplc="04090001" w:tentative="1">
-      <w:start w:val="1"/>
-      <w:numFmt w:val="bullet"/>
-      <w:lvlText w:val=""/>
-      <w:lvlJc w:val="left"/>
-      <w:pPr>
-        <w:ind w:left="3080" w:hanging="440"/>
-      </w:pPr>
-      <w:rPr>
-        <w:rFonts w:ascii="Wingdings" w:hAnsi="Wingdings" w:hint="default"/>
-      </w:rPr>
-    </w:lvl>
-    <w:lvl w:ilvl="7" w:tplc="04090003" w:tentative="1">
-      <w:start w:val="1"/>
-      <w:numFmt w:val="bullet"/>
-      <w:lvlText w:val=""/>
-      <w:lvlJc w:val="left"/>
-      <w:pPr>
-        <w:ind w:left="3520" w:hanging="440"/>
-      </w:pPr>
-      <w:rPr>
-        <w:rFonts w:ascii="Wingdings" w:hAnsi="Wingdings" w:hint="default"/>
-      </w:rPr>
-    </w:lvl>
-    <w:lvl w:ilvl="8" w:tplc="04090005" w:tentative="1">
-      <w:start w:val="1"/>
-      <w:numFmt w:val="bullet"/>
-      <w:lvlText w:val=""/>
-      <w:lvlJc w:val="left"/>
-      <w:pPr>
-        <w:ind w:left="3960" w:hanging="440"/>
-      </w:pPr>
-      <w:rPr>
-        <w:rFonts w:ascii="Wingdings" w:hAnsi="Wingdings" w:hint="default"/>
-      </w:rPr>
-    </w:lvl>
-  </w:abstractNum>
-  <w:abstractNum w:abstractNumId="56" w15:restartNumberingAfterBreak="0">
-    <w:nsid w:val="79A339D9"/>
-    <w:multiLevelType w:val="multilevel"/>
-    <w:tmpl w:val="2FCABCB2"/>
-    <w:lvl w:ilvl="0">
-      <w:start w:val="1"/>
-      <w:numFmt w:val="bullet"/>
-      <w:lvlText w:val=""/>
-      <w:lvlJc w:val="left"/>
-      <w:pPr>
-        <w:tabs>
-          <w:tab w:val="num" w:pos="720"/>
-        </w:tabs>
-        <w:ind w:left="720" w:hanging="360"/>
-      </w:pPr>
-      <w:rPr>
-        <w:rFonts w:ascii="Symbol" w:hAnsi="Symbol" w:hint="default"/>
-        <w:sz w:val="20"/>
-      </w:rPr>
-    </w:lvl>
-    <w:lvl w:ilvl="1" w:tentative="1">
-      <w:start w:val="1"/>
-      <w:numFmt w:val="bullet"/>
-      <w:lvlText w:val="o"/>
-      <w:lvlJc w:val="left"/>
-      <w:pPr>
-        <w:tabs>
-          <w:tab w:val="num" w:pos="1440"/>
-        </w:tabs>
-        <w:ind w:left="1440" w:hanging="360"/>
-      </w:pPr>
-      <w:rPr>
-        <w:rFonts w:ascii="Courier New" w:hAnsi="Courier New" w:hint="default"/>
-        <w:sz w:val="20"/>
-      </w:rPr>
-    </w:lvl>
-    <w:lvl w:ilvl="2" w:tentative="1">
-      <w:start w:val="1"/>
-      <w:numFmt w:val="bullet"/>
-      <w:lvlText w:val=""/>
-      <w:lvlJc w:val="left"/>
-      <w:pPr>
-        <w:tabs>
-          <w:tab w:val="num" w:pos="2160"/>
-        </w:tabs>
-        <w:ind w:left="2160" w:hanging="360"/>
-      </w:pPr>
-      <w:rPr>
-        <w:rFonts w:ascii="Wingdings" w:hAnsi="Wingdings" w:hint="default"/>
-        <w:sz w:val="20"/>
-      </w:rPr>
-    </w:lvl>
-    <w:lvl w:ilvl="3" w:tentative="1">
-      <w:start w:val="1"/>
-      <w:numFmt w:val="bullet"/>
-      <w:lvlText w:val=""/>
-      <w:lvlJc w:val="left"/>
-      <w:pPr>
-        <w:tabs>
-          <w:tab w:val="num" w:pos="2880"/>
-        </w:tabs>
-        <w:ind w:left="2880" w:hanging="360"/>
-      </w:pPr>
-      <w:rPr>
-        <w:rFonts w:ascii="Wingdings" w:hAnsi="Wingdings" w:hint="default"/>
-        <w:sz w:val="20"/>
-      </w:rPr>
-    </w:lvl>
-    <w:lvl w:ilvl="4" w:tentative="1">
-      <w:start w:val="1"/>
-      <w:numFmt w:val="bullet"/>
-      <w:lvlText w:val=""/>
-      <w:lvlJc w:val="left"/>
-      <w:pPr>
-        <w:tabs>
-          <w:tab w:val="num" w:pos="3600"/>
-        </w:tabs>
-        <w:ind w:left="3600" w:hanging="360"/>
-      </w:pPr>
-      <w:rPr>
-        <w:rFonts w:ascii="Wingdings" w:hAnsi="Wingdings" w:hint="default"/>
-        <w:sz w:val="20"/>
-      </w:rPr>
-    </w:lvl>
-    <w:lvl w:ilvl="5" w:tentative="1">
-      <w:start w:val="1"/>
-      <w:numFmt w:val="bullet"/>
-      <w:lvlText w:val=""/>
-      <w:lvlJc w:val="left"/>
-      <w:pPr>
-        <w:tabs>
-          <w:tab w:val="num" w:pos="4320"/>
-        </w:tabs>
-        <w:ind w:left="4320" w:hanging="360"/>
-      </w:pPr>
-      <w:rPr>
-        <w:rFonts w:ascii="Wingdings" w:hAnsi="Wingdings" w:hint="default"/>
-        <w:sz w:val="20"/>
-      </w:rPr>
-    </w:lvl>
-    <w:lvl w:ilvl="6" w:tentative="1">
-      <w:start w:val="1"/>
-      <w:numFmt w:val="bullet"/>
-      <w:lvlText w:val=""/>
-      <w:lvlJc w:val="left"/>
-      <w:pPr>
-        <w:tabs>
-          <w:tab w:val="num" w:pos="5040"/>
-        </w:tabs>
-        <w:ind w:left="5040" w:hanging="360"/>
-      </w:pPr>
-      <w:rPr>
-        <w:rFonts w:ascii="Wingdings" w:hAnsi="Wingdings" w:hint="default"/>
-        <w:sz w:val="20"/>
-      </w:rPr>
-    </w:lvl>
-    <w:lvl w:ilvl="7" w:tentative="1">
-      <w:start w:val="1"/>
-      <w:numFmt w:val="bullet"/>
-      <w:lvlText w:val=""/>
-      <w:lvlJc w:val="left"/>
-      <w:pPr>
-        <w:tabs>
-          <w:tab w:val="num" w:pos="5760"/>
-        </w:tabs>
-        <w:ind w:left="5760" w:hanging="360"/>
-      </w:pPr>
-      <w:rPr>
-        <w:rFonts w:ascii="Wingdings" w:hAnsi="Wingdings" w:hint="default"/>
-        <w:sz w:val="20"/>
-      </w:rPr>
-    </w:lvl>
-    <w:lvl w:ilvl="8" w:tentative="1">
-      <w:start w:val="1"/>
-      <w:numFmt w:val="bullet"/>
-      <w:lvlText w:val=""/>
-      <w:lvlJc w:val="left"/>
-      <w:pPr>
-        <w:tabs>
-          <w:tab w:val="num" w:pos="6480"/>
-        </w:tabs>
-        <w:ind w:left="6480" w:hanging="360"/>
-      </w:pPr>
-      <w:rPr>
-        <w:rFonts w:ascii="Wingdings" w:hAnsi="Wingdings" w:hint="default"/>
-        <w:sz w:val="20"/>
-      </w:rPr>
-    </w:lvl>
-  </w:abstractNum>
-  <w:abstractNum w:abstractNumId="57" w15:restartNumberingAfterBreak="0">
-    <w:nsid w:val="7A5D1A90"/>
-    <w:multiLevelType w:val="hybridMultilevel"/>
-    <w:tmpl w:val="62F2541E"/>
-    <w:lvl w:ilvl="0" w:tplc="04090001">
-      <w:start w:val="1"/>
-      <w:numFmt w:val="bullet"/>
-      <w:lvlText w:val=""/>
-      <w:lvlJc w:val="left"/>
-      <w:pPr>
-        <w:ind w:left="1800" w:hanging="360"/>
-      </w:pPr>
-      <w:rPr>
-        <w:rFonts w:ascii="Symbol" w:hAnsi="Symbol" w:hint="default"/>
-      </w:rPr>
-    </w:lvl>
-    <w:lvl w:ilvl="1" w:tplc="04090003" w:tentative="1">
-      <w:start w:val="1"/>
-      <w:numFmt w:val="bullet"/>
-      <w:lvlText w:val="o"/>
-      <w:lvlJc w:val="left"/>
-      <w:pPr>
-        <w:ind w:left="2520" w:hanging="360"/>
-      </w:pPr>
-      <w:rPr>
-        <w:rFonts w:ascii="Courier New" w:hAnsi="Courier New" w:cs="Courier New" w:hint="default"/>
-      </w:rPr>
-    </w:lvl>
-    <w:lvl w:ilvl="2" w:tplc="04090005" w:tentative="1">
-      <w:start w:val="1"/>
-      <w:numFmt w:val="bullet"/>
-      <w:lvlText w:val=""/>
-      <w:lvlJc w:val="left"/>
-      <w:pPr>
-        <w:ind w:left="3240" w:hanging="360"/>
-      </w:pPr>
-      <w:rPr>
-        <w:rFonts w:ascii="Wingdings" w:hAnsi="Wingdings" w:hint="default"/>
-      </w:rPr>
-    </w:lvl>
-    <w:lvl w:ilvl="3" w:tplc="04090001" w:tentative="1">
-      <w:start w:val="1"/>
-      <w:numFmt w:val="bullet"/>
-      <w:lvlText w:val=""/>
-      <w:lvlJc w:val="left"/>
-      <w:pPr>
-        <w:ind w:left="3960" w:hanging="360"/>
-      </w:pPr>
-      <w:rPr>
-        <w:rFonts w:ascii="Symbol" w:hAnsi="Symbol" w:hint="default"/>
-      </w:rPr>
-    </w:lvl>
-    <w:lvl w:ilvl="4" w:tplc="04090003" w:tentative="1">
-      <w:start w:val="1"/>
-      <w:numFmt w:val="bullet"/>
-      <w:lvlText w:val="o"/>
-      <w:lvlJc w:val="left"/>
-      <w:pPr>
-        <w:ind w:left="4680" w:hanging="360"/>
-      </w:pPr>
-      <w:rPr>
-        <w:rFonts w:ascii="Courier New" w:hAnsi="Courier New" w:cs="Courier New" w:hint="default"/>
-      </w:rPr>
-    </w:lvl>
-    <w:lvl w:ilvl="5" w:tplc="04090005" w:tentative="1">
-      <w:start w:val="1"/>
-      <w:numFmt w:val="bullet"/>
-      <w:lvlText w:val=""/>
-      <w:lvlJc w:val="left"/>
-      <w:pPr>
-        <w:ind w:left="5400" w:hanging="360"/>
-      </w:pPr>
-      <w:rPr>
-        <w:rFonts w:ascii="Wingdings" w:hAnsi="Wingdings" w:hint="default"/>
-      </w:rPr>
-    </w:lvl>
-    <w:lvl w:ilvl="6" w:tplc="04090001" w:tentative="1">
-      <w:start w:val="1"/>
-      <w:numFmt w:val="bullet"/>
-      <w:lvlText w:val=""/>
-      <w:lvlJc w:val="left"/>
-      <w:pPr>
-        <w:ind w:left="6120" w:hanging="360"/>
-      </w:pPr>
-      <w:rPr>
-        <w:rFonts w:ascii="Symbol" w:hAnsi="Symbol" w:hint="default"/>
-      </w:rPr>
-    </w:lvl>
-    <w:lvl w:ilvl="7" w:tplc="04090003" w:tentative="1">
-      <w:start w:val="1"/>
-      <w:numFmt w:val="bullet"/>
-      <w:lvlText w:val="o"/>
-      <w:lvlJc w:val="left"/>
-      <w:pPr>
-        <w:ind w:left="6840" w:hanging="360"/>
-      </w:pPr>
-      <w:rPr>
-        <w:rFonts w:ascii="Courier New" w:hAnsi="Courier New" w:cs="Courier New" w:hint="default"/>
-      </w:rPr>
-    </w:lvl>
-    <w:lvl w:ilvl="8" w:tplc="04090005" w:tentative="1">
-      <w:start w:val="1"/>
-      <w:numFmt w:val="bullet"/>
-      <w:lvlText w:val=""/>
-      <w:lvlJc w:val="left"/>
-      <w:pPr>
-        <w:ind w:left="7560" w:hanging="360"/>
-      </w:pPr>
-      <w:rPr>
-        <w:rFonts w:ascii="Wingdings" w:hAnsi="Wingdings" w:hint="default"/>
-      </w:rPr>
-    </w:lvl>
-  </w:abstractNum>
-  <w:num w:numId="1" w16cid:durableId="1193569264">
+  <w:num w:numId="1" w16cid:durableId="1430858032">
+    <w:abstractNumId w:val="17"/>
+  </w:num>
+  <w:num w:numId="2" w16cid:durableId="740908046">
+    <w:abstractNumId w:val="15"/>
+  </w:num>
+  <w:num w:numId="3" w16cid:durableId="2088837704">
+    <w:abstractNumId w:val="20"/>
+  </w:num>
+  <w:num w:numId="4" w16cid:durableId="50351072">
+    <w:abstractNumId w:val="19"/>
+  </w:num>
+  <w:num w:numId="5" w16cid:durableId="1682509376">
+    <w:abstractNumId w:val="18"/>
+  </w:num>
+  <w:num w:numId="6" w16cid:durableId="1609195516">
+    <w:abstractNumId w:val="4"/>
+  </w:num>
+  <w:num w:numId="7" w16cid:durableId="1350912954">
+    <w:abstractNumId w:val="21"/>
+  </w:num>
+  <w:num w:numId="8" w16cid:durableId="631709265">
+    <w:abstractNumId w:val="12"/>
+  </w:num>
+  <w:num w:numId="9" w16cid:durableId="1055853715">
+    <w:abstractNumId w:val="13"/>
+  </w:num>
+  <w:num w:numId="10" w16cid:durableId="1178276854">
+    <w:abstractNumId w:val="26"/>
+  </w:num>
+  <w:num w:numId="11" w16cid:durableId="694233393">
+    <w:abstractNumId w:val="0"/>
+  </w:num>
+  <w:num w:numId="12" w16cid:durableId="2133471141">
+    <w:abstractNumId w:val="25"/>
+  </w:num>
+  <w:num w:numId="13" w16cid:durableId="1623803943">
+    <w:abstractNumId w:val="3"/>
+  </w:num>
+  <w:num w:numId="14" w16cid:durableId="1053428678">
+    <w:abstractNumId w:val="22"/>
+  </w:num>
+  <w:num w:numId="15" w16cid:durableId="913272016">
+    <w:abstractNumId w:val="23"/>
+  </w:num>
+  <w:num w:numId="16" w16cid:durableId="225997958">
+    <w:abstractNumId w:val="9"/>
+  </w:num>
+  <w:num w:numId="17" w16cid:durableId="374424623">
+    <w:abstractNumId w:val="10"/>
+  </w:num>
+  <w:num w:numId="18" w16cid:durableId="2142577136">
+    <w:abstractNumId w:val="14"/>
+  </w:num>
+  <w:num w:numId="19" w16cid:durableId="1605652561">
+    <w:abstractNumId w:val="16"/>
+  </w:num>
+  <w:num w:numId="20" w16cid:durableId="534581052">
+    <w:abstractNumId w:val="8"/>
+  </w:num>
+  <w:num w:numId="21" w16cid:durableId="1673408874">
+    <w:abstractNumId w:val="1"/>
+  </w:num>
+  <w:num w:numId="22" w16cid:durableId="1582375629">
+    <w:abstractNumId w:val="2"/>
+  </w:num>
+  <w:num w:numId="23" w16cid:durableId="1470320759">
     <w:abstractNumId w:val="24"/>
   </w:num>
-  <w:num w:numId="2" w16cid:durableId="403912316">
-    <w:abstractNumId w:val="9"/>
+  <w:num w:numId="24" w16cid:durableId="849564086">
+    <w:abstractNumId w:val="11"/>
   </w:num>
-  <w:num w:numId="3" w16cid:durableId="874655510">
-    <w:abstractNumId w:val="45"/>
+  <w:num w:numId="25" w16cid:durableId="855311927">
+    <w:abstractNumId w:val="7"/>
   </w:num>
-  <w:num w:numId="4" w16cid:durableId="448822535">
+  <w:num w:numId="26" w16cid:durableId="911701595">
+    <w:abstractNumId w:val="6"/>
+  </w:num>
+  <w:num w:numId="27" w16cid:durableId="1170487053">
     <w:abstractNumId w:val="5"/>
   </w:num>
-  <w:num w:numId="5" w16cid:durableId="1787693904">
-    <w:abstractNumId w:val="30"/>
-  </w:num>
-  <w:num w:numId="6" w16cid:durableId="1684240882">
-    <w:abstractNumId w:val="6"/>
-  </w:num>
-  <w:num w:numId="7" w16cid:durableId="1430858032">
-    <w:abstractNumId w:val="42"/>
-  </w:num>
-  <w:num w:numId="8" w16cid:durableId="740908046">
-    <w:abstractNumId w:val="39"/>
-  </w:num>
-  <w:num w:numId="9" w16cid:durableId="1667241835">
-    <w:abstractNumId w:val="21"/>
-  </w:num>
-  <w:num w:numId="10" w16cid:durableId="1324311533">
-    <w:abstractNumId w:val="31"/>
-  </w:num>
-  <w:num w:numId="11" w16cid:durableId="1711035345">
-    <w:abstractNumId w:val="37"/>
-  </w:num>
-  <w:num w:numId="12" w16cid:durableId="334234254">
-    <w:abstractNumId w:val="17"/>
-  </w:num>
-  <w:num w:numId="13" w16cid:durableId="1338994152">
-    <w:abstractNumId w:val="22"/>
-  </w:num>
-  <w:num w:numId="14" w16cid:durableId="1825243887">
-    <w:abstractNumId w:val="19"/>
-  </w:num>
-  <w:num w:numId="15" w16cid:durableId="2088569754">
-    <w:abstractNumId w:val="14"/>
-  </w:num>
-  <w:num w:numId="16" w16cid:durableId="1209217817">
-    <w:abstractNumId w:val="25"/>
-  </w:num>
-  <w:num w:numId="17" w16cid:durableId="293415547">
-    <w:abstractNumId w:val="4"/>
-  </w:num>
-  <w:num w:numId="18" w16cid:durableId="2088837704">
-    <w:abstractNumId w:val="50"/>
-  </w:num>
-  <w:num w:numId="19" w16cid:durableId="647513479">
-    <w:abstractNumId w:val="28"/>
-  </w:num>
-  <w:num w:numId="20" w16cid:durableId="309140717">
-    <w:abstractNumId w:val="55"/>
-  </w:num>
-  <w:num w:numId="21" w16cid:durableId="2017154147">
-    <w:abstractNumId w:val="15"/>
-  </w:num>
-  <w:num w:numId="22" w16cid:durableId="1376353425">
-    <w:abstractNumId w:val="10"/>
-  </w:num>
-  <w:num w:numId="23" w16cid:durableId="50351072">
-    <w:abstractNumId w:val="49"/>
-  </w:num>
-  <w:num w:numId="24" w16cid:durableId="1175532998">
-    <w:abstractNumId w:val="11"/>
-  </w:num>
-  <w:num w:numId="25" w16cid:durableId="2108845475">
-    <w:abstractNumId w:val="43"/>
-  </w:num>
-  <w:num w:numId="26" w16cid:durableId="1682509376">
-    <w:abstractNumId w:val="47"/>
-  </w:num>
-  <w:num w:numId="27" w16cid:durableId="1895771092">
-    <w:abstractNumId w:val="7"/>
-  </w:num>
-  <w:num w:numId="28" w16cid:durableId="1035547515">
-    <w:abstractNumId w:val="48"/>
-  </w:num>
-  <w:num w:numId="29" w16cid:durableId="1609195516">
-    <w:abstractNumId w:val="8"/>
-  </w:num>
-  <w:num w:numId="30" w16cid:durableId="1350912954">
-    <w:abstractNumId w:val="51"/>
-  </w:num>
-  <w:num w:numId="31" w16cid:durableId="631709265">
-    <w:abstractNumId w:val="34"/>
-  </w:num>
-  <w:num w:numId="32" w16cid:durableId="1055853715">
-    <w:abstractNumId w:val="36"/>
-  </w:num>
-  <w:num w:numId="33" w16cid:durableId="382874595">
-    <w:abstractNumId w:val="12"/>
-  </w:num>
-  <w:num w:numId="34" w16cid:durableId="192113795">
-    <w:abstractNumId w:val="27"/>
-  </w:num>
-  <w:num w:numId="35" w16cid:durableId="1178276854">
-    <w:abstractNumId w:val="57"/>
-  </w:num>
-  <w:num w:numId="36" w16cid:durableId="694233393">
-    <w:abstractNumId w:val="0"/>
-  </w:num>
-  <w:num w:numId="37" w16cid:durableId="2133471141">
-    <w:abstractNumId w:val="56"/>
-  </w:num>
-  <w:num w:numId="38" w16cid:durableId="1623803943">
-    <w:abstractNumId w:val="3"/>
-  </w:num>
-  <w:num w:numId="39" w16cid:durableId="1053428678">
-    <w:abstractNumId w:val="52"/>
-  </w:num>
-  <w:num w:numId="40" w16cid:durableId="913272016">
-    <w:abstractNumId w:val="53"/>
-  </w:num>
-  <w:num w:numId="41" w16cid:durableId="225997958">
-    <w:abstractNumId w:val="26"/>
-  </w:num>
-  <w:num w:numId="42" w16cid:durableId="374424623">
-    <w:abstractNumId w:val="29"/>
-  </w:num>
-  <w:num w:numId="43" w16cid:durableId="2142577136">
-    <w:abstractNumId w:val="38"/>
-  </w:num>
-  <w:num w:numId="44" w16cid:durableId="1605652561">
-    <w:abstractNumId w:val="40"/>
-  </w:num>
-  <w:num w:numId="45" w16cid:durableId="1122656003">
-    <w:abstractNumId w:val="35"/>
-  </w:num>
-  <w:num w:numId="46" w16cid:durableId="534581052">
-    <w:abstractNumId w:val="23"/>
-  </w:num>
-  <w:num w:numId="47" w16cid:durableId="957762389">
-    <w:abstractNumId w:val="33"/>
-  </w:num>
-  <w:num w:numId="48" w16cid:durableId="39476692">
-    <w:abstractNumId w:val="41"/>
-  </w:num>
-  <w:num w:numId="49" w16cid:durableId="1444183024">
-    <w:abstractNumId w:val="44"/>
-  </w:num>
-  <w:num w:numId="50" w16cid:durableId="82070965">
-    <w:abstractNumId w:val="18"/>
-  </w:num>
-  <w:num w:numId="51" w16cid:durableId="1673408874">
-    <w:abstractNumId w:val="1"/>
-  </w:num>
-  <w:num w:numId="52" w16cid:durableId="1582375629">
-    <w:abstractNumId w:val="2"/>
-  </w:num>
-  <w:num w:numId="53" w16cid:durableId="1470320759">
-    <w:abstractNumId w:val="54"/>
-  </w:num>
-  <w:num w:numId="54" w16cid:durableId="849564086">
-    <w:abstractNumId w:val="32"/>
-  </w:num>
-  <w:num w:numId="55" w16cid:durableId="2035225833">
-    <w:abstractNumId w:val="46"/>
-  </w:num>
-  <w:num w:numId="56" w16cid:durableId="855311927">
-    <w:abstractNumId w:val="20"/>
-  </w:num>
-  <w:num w:numId="57" w16cid:durableId="911701595">
-    <w:abstractNumId w:val="16"/>
-  </w:num>
-  <w:num w:numId="58" w16cid:durableId="1170487053">
-    <w:abstractNumId w:val="13"/>
-  </w:num>
+  <w:numIdMacAtCleanup w:val="27"/>
 </w:numbering>
 </file>
 
